--- a/docs/Rustamov Temur C00280204 Final Report.docx
+++ b/docs/Rustamov Temur C00280204 Final Report.docx
@@ -98,7 +98,7 @@
           <w:noProof/>
           <w14:ligatures w14:val="standardContextual"/>
         </w:rPr>
-        <w:pict w14:anchorId="4F3BDCDD">
+        <w:pict w14:anchorId="02FA5579">
           <v:rect id="_x0000_i1026" alt="" style="width:468pt;height:.05pt;mso-width-percent:0;mso-height-percent:0;mso-width-percent:0;mso-height-percent:0" o:hralign="center" o:hrstd="t" o:hr="t"/>
         </w:pict>
       </w:r>
@@ -156,7 +156,7 @@
           <w:noProof/>
           <w14:ligatures w14:val="standardContextual"/>
         </w:rPr>
-        <w:pict w14:anchorId="37C1B221">
+        <w:pict w14:anchorId="2DF09391">
           <v:rect id="_x0000_i1025" alt="" style="width:468pt;height:.05pt;mso-width-percent:0;mso-height-percent:0;mso-width-percent:0;mso-height-percent:0" o:hralign="center" o:hrstd="t" o:hr="t"/>
         </w:pict>
       </w:r>
@@ -168,6 +168,19 @@
         <w:rPr>
           <w:rFonts w:ascii="Times New Roman" w:hAnsi="Times New Roman" w:cs="Times New Roman"/>
           <w:color w:val="435365"/>
+        </w:rPr>
+      </w:pPr>
+    </w:p>
+    <w:p>
+      <w:pPr>
+        <w:pStyle w:val="BodyText"/>
+      </w:pPr>
+    </w:p>
+    <w:p>
+      <w:pPr>
+        <w:pStyle w:val="BodyText"/>
+        <w:rPr>
+          <w:rFonts w:ascii="Times New Roman" w:hAnsi="Times New Roman" w:cs="Times New Roman"/>
         </w:rPr>
       </w:pPr>
     </w:p>
@@ -439,15 +452,17 @@
         </w:p>
         <w:p>
           <w:pPr>
-            <w:pStyle w:val="TOC2"/>
+            <w:pStyle w:val="TOC1"/>
             <w:tabs>
-              <w:tab w:val="left" w:pos="720"/>
+              <w:tab w:val="left" w:pos="480"/>
               <w:tab w:val="right" w:leader="dot" w:pos="9350"/>
             </w:tabs>
-            <w:spacing w:line="276" w:lineRule="auto"/>
-            <w:ind w:left="0"/>
             <w:rPr>
-              <w:rFonts w:eastAsiaTheme="minorEastAsia"/>
+              <w:rFonts w:eastAsiaTheme="minorEastAsia" w:cstheme="minorBidi"/>
+              <w:b w:val="0"/>
+              <w:bCs w:val="0"/>
+              <w:i w:val="0"/>
+              <w:iCs w:val="0"/>
               <w:noProof/>
               <w:kern w:val="2"/>
               <w14:ligatures w14:val="standardContextual"/>
@@ -462,26 +477,130 @@
           <w:r>
             <w:fldChar w:fldCharType="separate"/>
           </w:r>
-          <w:hyperlink w:anchor="_Toc221911009" w:history="1">
+          <w:hyperlink w:anchor="_Toc223388854" w:history="1">
             <w:r>
               <w:rPr>
                 <w:rStyle w:val="Hyperlink"/>
+                <w:rFonts w:ascii="Times New Roman" w:hAnsi="Times New Roman"/>
                 <w:noProof/>
               </w:rPr>
-              <w:t>1</w:t>
+              <w:t>1.</w:t>
             </w:r>
             <w:r>
               <w:rPr>
-                <w:rFonts w:eastAsiaTheme="minorEastAsia"/>
+                <w:rFonts w:eastAsiaTheme="minorEastAsia" w:cstheme="minorBidi"/>
+                <w:b w:val="0"/>
+                <w:bCs w:val="0"/>
+                <w:i w:val="0"/>
+                <w:iCs w:val="0"/>
                 <w:noProof/>
                 <w:kern w:val="2"/>
                 <w14:ligatures w14:val="standardContextual"/>
               </w:rPr>
-              <w:t xml:space="preserve"> </w:t>
+              <w:tab/>
             </w:r>
             <w:r>
               <w:rPr>
                 <w:rStyle w:val="Hyperlink"/>
+                <w:rFonts w:ascii="Times New Roman" w:hAnsi="Times New Roman"/>
+                <w:noProof/>
+              </w:rPr>
+              <w:t>Abstract</w:t>
+            </w:r>
+            <w:r>
+              <w:rPr>
+                <w:noProof/>
+                <w:webHidden/>
+              </w:rPr>
+              <w:tab/>
+            </w:r>
+            <w:r>
+              <w:rPr>
+                <w:noProof/>
+                <w:webHidden/>
+              </w:rPr>
+              <w:fldChar w:fldCharType="begin"/>
+            </w:r>
+            <w:r>
+              <w:rPr>
+                <w:noProof/>
+                <w:webHidden/>
+              </w:rPr>
+              <w:instrText xml:space="preserve"> PAGEREF _Toc223388854 \h </w:instrText>
+            </w:r>
+            <w:r>
+              <w:rPr>
+                <w:noProof/>
+                <w:webHidden/>
+              </w:rPr>
+            </w:r>
+            <w:r>
+              <w:rPr>
+                <w:noProof/>
+                <w:webHidden/>
+              </w:rPr>
+              <w:fldChar w:fldCharType="separate"/>
+            </w:r>
+            <w:r>
+              <w:rPr>
+                <w:noProof/>
+                <w:webHidden/>
+              </w:rPr>
+              <w:t>3</w:t>
+            </w:r>
+            <w:r>
+              <w:rPr>
+                <w:noProof/>
+                <w:webHidden/>
+              </w:rPr>
+              <w:fldChar w:fldCharType="end"/>
+            </w:r>
+          </w:hyperlink>
+        </w:p>
+        <w:p>
+          <w:pPr>
+            <w:pStyle w:val="TOC1"/>
+            <w:tabs>
+              <w:tab w:val="left" w:pos="480"/>
+              <w:tab w:val="right" w:leader="dot" w:pos="9350"/>
+            </w:tabs>
+            <w:rPr>
+              <w:rFonts w:eastAsiaTheme="minorEastAsia" w:cstheme="minorBidi"/>
+              <w:b w:val="0"/>
+              <w:bCs w:val="0"/>
+              <w:i w:val="0"/>
+              <w:iCs w:val="0"/>
+              <w:noProof/>
+              <w:kern w:val="2"/>
+              <w14:ligatures w14:val="standardContextual"/>
+            </w:rPr>
+          </w:pPr>
+          <w:hyperlink w:anchor="_Toc223388855" w:history="1">
+            <w:r>
+              <w:rPr>
+                <w:rStyle w:val="Hyperlink"/>
+                <w:rFonts w:ascii="Times New Roman" w:hAnsi="Times New Roman"/>
+                <w:noProof/>
+              </w:rPr>
+              <w:t>2.</w:t>
+            </w:r>
+            <w:r>
+              <w:rPr>
+                <w:rFonts w:eastAsiaTheme="minorEastAsia" w:cstheme="minorBidi"/>
+                <w:b w:val="0"/>
+                <w:bCs w:val="0"/>
+                <w:i w:val="0"/>
+                <w:iCs w:val="0"/>
+                <w:noProof/>
+                <w:kern w:val="2"/>
+                <w14:ligatures w14:val="standardContextual"/>
+              </w:rPr>
+              <w:tab/>
+            </w:r>
+            <w:r>
+              <w:rPr>
+                <w:rStyle w:val="Hyperlink"/>
+                <w:rFonts w:ascii="Times New Roman" w:hAnsi="Times New Roman"/>
                 <w:noProof/>
               </w:rPr>
               <w:t>Introduction</w:t>
@@ -505,7 +624,83 @@
                 <w:noProof/>
                 <w:webHidden/>
               </w:rPr>
-              <w:instrText xml:space="preserve"> PAGEREF _Toc221911009 \h </w:instrText>
+              <w:instrText xml:space="preserve"> PAGEREF _Toc223388855 \h </w:instrText>
+            </w:r>
+            <w:r>
+              <w:rPr>
+                <w:noProof/>
+                <w:webHidden/>
+              </w:rPr>
+            </w:r>
+            <w:r>
+              <w:rPr>
+                <w:noProof/>
+                <w:webHidden/>
+              </w:rPr>
+              <w:fldChar w:fldCharType="separate"/>
+            </w:r>
+            <w:r>
+              <w:rPr>
+                <w:noProof/>
+                <w:webHidden/>
+              </w:rPr>
+              <w:t>3</w:t>
+            </w:r>
+            <w:r>
+              <w:rPr>
+                <w:noProof/>
+                <w:webHidden/>
+              </w:rPr>
+              <w:fldChar w:fldCharType="end"/>
+            </w:r>
+          </w:hyperlink>
+        </w:p>
+        <w:p>
+          <w:pPr>
+            <w:pStyle w:val="TOC1"/>
+            <w:tabs>
+              <w:tab w:val="right" w:leader="dot" w:pos="9350"/>
+            </w:tabs>
+            <w:rPr>
+              <w:rFonts w:eastAsiaTheme="minorEastAsia" w:cstheme="minorBidi"/>
+              <w:b w:val="0"/>
+              <w:bCs w:val="0"/>
+              <w:i w:val="0"/>
+              <w:iCs w:val="0"/>
+              <w:noProof/>
+              <w:kern w:val="2"/>
+              <w14:ligatures w14:val="standardContextual"/>
+            </w:rPr>
+          </w:pPr>
+          <w:hyperlink w:anchor="_Toc223388856" w:history="1">
+            <w:r>
+              <w:rPr>
+                <w:rStyle w:val="Hyperlink"/>
+                <w:rFonts w:ascii="Times New Roman" w:hAnsi="Times New Roman"/>
+                <w:noProof/>
+              </w:rPr>
+              <w:t>13 Reference List</w:t>
+            </w:r>
+            <w:r>
+              <w:rPr>
+                <w:noProof/>
+                <w:webHidden/>
+              </w:rPr>
+              <w:tab/>
+            </w:r>
+            <w:r>
+              <w:rPr>
+                <w:noProof/>
+                <w:webHidden/>
+              </w:rPr>
+              <w:fldChar w:fldCharType="begin"/>
+            </w:r>
+            <w:r>
+              <w:rPr>
+                <w:noProof/>
+                <w:webHidden/>
+              </w:rPr>
+              <w:instrText xml:space="preserve"> PAGEREF _Toc223388856 \h </w:instrText>
             </w:r>
             <w:r>
               <w:rPr>
@@ -538,43 +733,29 @@
         </w:p>
         <w:p>
           <w:pPr>
-            <w:pStyle w:val="TOC2"/>
+            <w:pStyle w:val="TOC1"/>
             <w:tabs>
-              <w:tab w:val="left" w:pos="720"/>
               <w:tab w:val="right" w:leader="dot" w:pos="9350"/>
             </w:tabs>
-            <w:spacing w:line="276" w:lineRule="auto"/>
-            <w:ind w:left="0"/>
             <w:rPr>
-              <w:rFonts w:eastAsiaTheme="minorEastAsia"/>
+              <w:rFonts w:eastAsiaTheme="minorEastAsia" w:cstheme="minorBidi"/>
+              <w:b w:val="0"/>
+              <w:bCs w:val="0"/>
+              <w:i w:val="0"/>
+              <w:iCs w:val="0"/>
               <w:noProof/>
               <w:kern w:val="2"/>
               <w14:ligatures w14:val="standardContextual"/>
             </w:rPr>
           </w:pPr>
-          <w:hyperlink w:anchor="_Toc221911013" w:history="1">
+          <w:hyperlink w:anchor="_Toc223388857" w:history="1">
             <w:r>
               <w:rPr>
                 <w:rStyle w:val="Hyperlink"/>
+                <w:rFonts w:ascii="Times New Roman" w:hAnsi="Times New Roman"/>
                 <w:noProof/>
               </w:rPr>
-              <w:t>2</w:t>
-            </w:r>
-            <w:r>
-              <w:rPr>
-                <w:rFonts w:eastAsiaTheme="minorEastAsia"/>
-                <w:noProof/>
-                <w:kern w:val="2"/>
-                <w14:ligatures w14:val="standardContextual"/>
-              </w:rPr>
-              <w:t xml:space="preserve"> </w:t>
-            </w:r>
-            <w:r>
-              <w:rPr>
-                <w:rStyle w:val="Hyperlink"/>
-                <w:noProof/>
-              </w:rPr>
-              <w:t>Project Goal</w:t>
+              <w:t>14 Appendix</w:t>
             </w:r>
             <w:r>
               <w:rPr>
@@ -595,171 +776,7 @@
                 <w:noProof/>
                 <w:webHidden/>
               </w:rPr>
-              <w:instrText xml:space="preserve"> PAGEREF _Toc221911013 \h </w:instrText>
-            </w:r>
-            <w:r>
-              <w:rPr>
-                <w:noProof/>
-                <w:webHidden/>
-              </w:rPr>
-            </w:r>
-            <w:r>
-              <w:rPr>
-                <w:noProof/>
-                <w:webHidden/>
-              </w:rPr>
-              <w:fldChar w:fldCharType="separate"/>
-            </w:r>
-            <w:r>
-              <w:rPr>
-                <w:noProof/>
-                <w:webHidden/>
-              </w:rPr>
-              <w:t>5</w:t>
-            </w:r>
-            <w:r>
-              <w:rPr>
-                <w:noProof/>
-                <w:webHidden/>
-              </w:rPr>
-              <w:fldChar w:fldCharType="end"/>
-            </w:r>
-          </w:hyperlink>
-        </w:p>
-        <w:p>
-          <w:pPr>
-            <w:pStyle w:val="TOC2"/>
-            <w:tabs>
-              <w:tab w:val="left" w:pos="720"/>
-              <w:tab w:val="right" w:leader="dot" w:pos="9350"/>
-            </w:tabs>
-            <w:spacing w:line="276" w:lineRule="auto"/>
-            <w:ind w:left="0"/>
-            <w:rPr>
-              <w:rFonts w:eastAsiaTheme="minorEastAsia"/>
-              <w:noProof/>
-              <w:kern w:val="2"/>
-              <w14:ligatures w14:val="standardContextual"/>
-            </w:rPr>
-          </w:pPr>
-          <w:hyperlink w:anchor="_Toc221911014" w:history="1">
-            <w:r>
-              <w:rPr>
-                <w:rStyle w:val="Hyperlink"/>
-                <w:noProof/>
-              </w:rPr>
-              <w:t>3 User Groups</w:t>
-            </w:r>
-            <w:r>
-              <w:rPr>
-                <w:noProof/>
-                <w:webHidden/>
-              </w:rPr>
-              <w:tab/>
-            </w:r>
-            <w:r>
-              <w:rPr>
-                <w:noProof/>
-                <w:webHidden/>
-              </w:rPr>
-              <w:fldChar w:fldCharType="begin"/>
-            </w:r>
-            <w:r>
-              <w:rPr>
-                <w:noProof/>
-                <w:webHidden/>
-              </w:rPr>
-              <w:instrText xml:space="preserve"> PAGEREF _Toc221911014 \h </w:instrText>
-            </w:r>
-            <w:r>
-              <w:rPr>
-                <w:noProof/>
-                <w:webHidden/>
-              </w:rPr>
-            </w:r>
-            <w:r>
-              <w:rPr>
-                <w:noProof/>
-                <w:webHidden/>
-              </w:rPr>
-              <w:fldChar w:fldCharType="separate"/>
-            </w:r>
-            <w:r>
-              <w:rPr>
-                <w:noProof/>
-                <w:webHidden/>
-              </w:rPr>
-              <w:t>5</w:t>
-            </w:r>
-            <w:r>
-              <w:rPr>
-                <w:noProof/>
-                <w:webHidden/>
-              </w:rPr>
-              <w:fldChar w:fldCharType="end"/>
-            </w:r>
-          </w:hyperlink>
-        </w:p>
-        <w:p>
-          <w:pPr>
-            <w:pStyle w:val="TOC2"/>
-            <w:tabs>
-              <w:tab w:val="left" w:pos="720"/>
-              <w:tab w:val="right" w:leader="dot" w:pos="9350"/>
-            </w:tabs>
-            <w:spacing w:line="276" w:lineRule="auto"/>
-            <w:ind w:left="0"/>
-            <w:rPr>
-              <w:rFonts w:eastAsiaTheme="minorEastAsia"/>
-              <w:noProof/>
-              <w:kern w:val="2"/>
-              <w14:ligatures w14:val="standardContextual"/>
-            </w:rPr>
-          </w:pPr>
-          <w:hyperlink w:anchor="_Toc221911015" w:history="1">
-            <w:r>
-              <w:rPr>
-                <w:rStyle w:val="Hyperlink"/>
-                <w:noProof/>
-              </w:rPr>
-              <w:t>4</w:t>
-            </w:r>
-            <w:r>
-              <w:rPr>
-                <w:rFonts w:eastAsiaTheme="minorEastAsia"/>
-                <w:noProof/>
-                <w:kern w:val="2"/>
-                <w14:ligatures w14:val="standardContextual"/>
-              </w:rPr>
-              <w:t xml:space="preserve"> </w:t>
-            </w:r>
-            <w:r>
-              <w:rPr>
-                <w:rStyle w:val="Hyperlink"/>
-                <w:noProof/>
-              </w:rPr>
-              <w:t>Functional Requirements</w:t>
-            </w:r>
-            <w:r>
-              <w:rPr>
-                <w:noProof/>
-                <w:webHidden/>
-              </w:rPr>
-              <w:tab/>
-            </w:r>
-            <w:r>
-              <w:rPr>
-                <w:noProof/>
-                <w:webHidden/>
-              </w:rPr>
-              <w:fldChar w:fldCharType="begin"/>
-            </w:r>
-            <w:r>
-              <w:rPr>
-                <w:noProof/>
-                <w:webHidden/>
-              </w:rPr>
-              <w:instrText xml:space="preserve"> PAGEREF _Toc221911015 \h </w:instrText>
+              <w:instrText xml:space="preserve"> PAGEREF _Toc223388857 \h </w:instrText>
             </w:r>
             <w:r>
               <w:rPr>
@@ -792,1154 +809,6 @@
         </w:p>
         <w:p>
           <w:pPr>
-            <w:pStyle w:val="TOC2"/>
-            <w:tabs>
-              <w:tab w:val="left" w:pos="720"/>
-              <w:tab w:val="right" w:leader="dot" w:pos="9350"/>
-            </w:tabs>
-            <w:spacing w:line="276" w:lineRule="auto"/>
-            <w:ind w:left="0"/>
-            <w:rPr>
-              <w:rFonts w:eastAsiaTheme="minorEastAsia"/>
-              <w:noProof/>
-              <w:kern w:val="2"/>
-              <w14:ligatures w14:val="standardContextual"/>
-            </w:rPr>
-          </w:pPr>
-          <w:hyperlink w:anchor="_Toc221911016" w:history="1">
-            <w:r>
-              <w:rPr>
-                <w:rStyle w:val="Hyperlink"/>
-                <w:noProof/>
-              </w:rPr>
-              <w:t>5</w:t>
-            </w:r>
-            <w:r>
-              <w:rPr>
-                <w:rFonts w:eastAsiaTheme="minorEastAsia"/>
-                <w:noProof/>
-                <w:kern w:val="2"/>
-                <w14:ligatures w14:val="standardContextual"/>
-              </w:rPr>
-              <w:t xml:space="preserve"> </w:t>
-            </w:r>
-            <w:r>
-              <w:rPr>
-                <w:rStyle w:val="Hyperlink"/>
-                <w:noProof/>
-              </w:rPr>
-              <w:t>Non-Functional Requiremen</w:t>
-            </w:r>
-            <w:r>
-              <w:rPr>
-                <w:rStyle w:val="Hyperlink"/>
-                <w:noProof/>
-              </w:rPr>
-              <w:t>t</w:t>
-            </w:r>
-            <w:r>
-              <w:rPr>
-                <w:rStyle w:val="Hyperlink"/>
-                <w:noProof/>
-              </w:rPr>
-              <w:t>s</w:t>
-            </w:r>
-            <w:r>
-              <w:rPr>
-                <w:noProof/>
-                <w:webHidden/>
-              </w:rPr>
-              <w:tab/>
-            </w:r>
-            <w:r>
-              <w:rPr>
-                <w:noProof/>
-                <w:webHidden/>
-              </w:rPr>
-              <w:fldChar w:fldCharType="begin"/>
-            </w:r>
-            <w:r>
-              <w:rPr>
-                <w:noProof/>
-                <w:webHidden/>
-              </w:rPr>
-              <w:instrText xml:space="preserve"> PAGEREF _Toc221911016 \h </w:instrText>
-            </w:r>
-            <w:r>
-              <w:rPr>
-                <w:noProof/>
-                <w:webHidden/>
-              </w:rPr>
-            </w:r>
-            <w:r>
-              <w:rPr>
-                <w:noProof/>
-                <w:webHidden/>
-              </w:rPr>
-              <w:fldChar w:fldCharType="separate"/>
-            </w:r>
-            <w:r>
-              <w:rPr>
-                <w:noProof/>
-                <w:webHidden/>
-              </w:rPr>
-              <w:t>6</w:t>
-            </w:r>
-            <w:r>
-              <w:rPr>
-                <w:noProof/>
-                <w:webHidden/>
-              </w:rPr>
-              <w:fldChar w:fldCharType="end"/>
-            </w:r>
-          </w:hyperlink>
-        </w:p>
-        <w:p>
-          <w:pPr>
-            <w:pStyle w:val="TOC1"/>
-            <w:tabs>
-              <w:tab w:val="right" w:leader="dot" w:pos="9350"/>
-            </w:tabs>
-            <w:spacing w:line="276" w:lineRule="auto"/>
-            <w:rPr>
-              <w:rFonts w:ascii="Times New Roman" w:eastAsiaTheme="minorEastAsia" w:hAnsi="Times New Roman"/>
-              <w:b w:val="0"/>
-              <w:bCs w:val="0"/>
-              <w:i w:val="0"/>
-              <w:iCs w:val="0"/>
-              <w:noProof/>
-              <w:kern w:val="2"/>
-              <w14:ligatures w14:val="standardContextual"/>
-            </w:rPr>
-          </w:pPr>
-          <w:hyperlink w:anchor="_Toc221911017" w:history="1">
-            <w:r>
-              <w:rPr>
-                <w:rStyle w:val="Hyperlink"/>
-                <w:rFonts w:ascii="Times New Roman" w:hAnsi="Times New Roman"/>
-                <w:b w:val="0"/>
-                <w:bCs w:val="0"/>
-                <w:i w:val="0"/>
-                <w:iCs w:val="0"/>
-                <w:noProof/>
-              </w:rPr>
-              <w:t>6 Use Case</w:t>
-            </w:r>
-            <w:r>
-              <w:rPr>
-                <w:rFonts w:ascii="Times New Roman" w:hAnsi="Times New Roman"/>
-                <w:b w:val="0"/>
-                <w:bCs w:val="0"/>
-                <w:i w:val="0"/>
-                <w:iCs w:val="0"/>
-                <w:noProof/>
-                <w:webHidden/>
-              </w:rPr>
-              <w:tab/>
-            </w:r>
-            <w:r>
-              <w:rPr>
-                <w:rFonts w:ascii="Times New Roman" w:hAnsi="Times New Roman"/>
-                <w:b w:val="0"/>
-                <w:bCs w:val="0"/>
-                <w:i w:val="0"/>
-                <w:iCs w:val="0"/>
-                <w:noProof/>
-                <w:webHidden/>
-              </w:rPr>
-              <w:fldChar w:fldCharType="begin"/>
-            </w:r>
-            <w:r>
-              <w:rPr>
-                <w:rFonts w:ascii="Times New Roman" w:hAnsi="Times New Roman"/>
-                <w:b w:val="0"/>
-                <w:bCs w:val="0"/>
-                <w:i w:val="0"/>
-                <w:iCs w:val="0"/>
-                <w:noProof/>
-                <w:webHidden/>
-              </w:rPr>
-              <w:instrText xml:space="preserve"> PAGEREF _Toc221911017 \h </w:instrText>
-            </w:r>
-            <w:r>
-              <w:rPr>
-                <w:rFonts w:ascii="Times New Roman" w:hAnsi="Times New Roman"/>
-                <w:b w:val="0"/>
-                <w:bCs w:val="0"/>
-                <w:i w:val="0"/>
-                <w:iCs w:val="0"/>
-                <w:noProof/>
-                <w:webHidden/>
-              </w:rPr>
-            </w:r>
-            <w:r>
-              <w:rPr>
-                <w:rFonts w:ascii="Times New Roman" w:hAnsi="Times New Roman"/>
-                <w:b w:val="0"/>
-                <w:bCs w:val="0"/>
-                <w:i w:val="0"/>
-                <w:iCs w:val="0"/>
-                <w:noProof/>
-                <w:webHidden/>
-              </w:rPr>
-              <w:fldChar w:fldCharType="separate"/>
-            </w:r>
-            <w:r>
-              <w:rPr>
-                <w:rFonts w:ascii="Times New Roman" w:hAnsi="Times New Roman"/>
-                <w:b w:val="0"/>
-                <w:bCs w:val="0"/>
-                <w:i w:val="0"/>
-                <w:iCs w:val="0"/>
-                <w:noProof/>
-                <w:webHidden/>
-              </w:rPr>
-              <w:t>8</w:t>
-            </w:r>
-            <w:r>
-              <w:rPr>
-                <w:rFonts w:ascii="Times New Roman" w:hAnsi="Times New Roman"/>
-                <w:b w:val="0"/>
-                <w:bCs w:val="0"/>
-                <w:i w:val="0"/>
-                <w:iCs w:val="0"/>
-                <w:noProof/>
-                <w:webHidden/>
-              </w:rPr>
-              <w:fldChar w:fldCharType="end"/>
-            </w:r>
-          </w:hyperlink>
-        </w:p>
-        <w:p>
-          <w:pPr>
-            <w:pStyle w:val="TOC1"/>
-            <w:tabs>
-              <w:tab w:val="right" w:leader="dot" w:pos="9350"/>
-            </w:tabs>
-            <w:spacing w:line="276" w:lineRule="auto"/>
-            <w:rPr>
-              <w:rFonts w:ascii="Times New Roman" w:eastAsiaTheme="minorEastAsia" w:hAnsi="Times New Roman"/>
-              <w:b w:val="0"/>
-              <w:bCs w:val="0"/>
-              <w:i w:val="0"/>
-              <w:iCs w:val="0"/>
-              <w:noProof/>
-              <w:kern w:val="2"/>
-              <w14:ligatures w14:val="standardContextual"/>
-            </w:rPr>
-          </w:pPr>
-          <w:hyperlink w:anchor="_Toc221911026" w:history="1">
-            <w:r>
-              <w:rPr>
-                <w:rStyle w:val="Hyperlink"/>
-                <w:rFonts w:ascii="Times New Roman" w:hAnsi="Times New Roman"/>
-                <w:b w:val="0"/>
-                <w:bCs w:val="0"/>
-                <w:i w:val="0"/>
-                <w:iCs w:val="0"/>
-                <w:noProof/>
-              </w:rPr>
-              <w:t>7 Business Model Canvas</w:t>
-            </w:r>
-            <w:r>
-              <w:rPr>
-                <w:rFonts w:ascii="Times New Roman" w:hAnsi="Times New Roman"/>
-                <w:b w:val="0"/>
-                <w:bCs w:val="0"/>
-                <w:i w:val="0"/>
-                <w:iCs w:val="0"/>
-                <w:noProof/>
-                <w:webHidden/>
-              </w:rPr>
-              <w:tab/>
-            </w:r>
-            <w:r>
-              <w:rPr>
-                <w:rFonts w:ascii="Times New Roman" w:hAnsi="Times New Roman"/>
-                <w:b w:val="0"/>
-                <w:bCs w:val="0"/>
-                <w:i w:val="0"/>
-                <w:iCs w:val="0"/>
-                <w:noProof/>
-                <w:webHidden/>
-              </w:rPr>
-              <w:fldChar w:fldCharType="begin"/>
-            </w:r>
-            <w:r>
-              <w:rPr>
-                <w:rFonts w:ascii="Times New Roman" w:hAnsi="Times New Roman"/>
-                <w:b w:val="0"/>
-                <w:bCs w:val="0"/>
-                <w:i w:val="0"/>
-                <w:iCs w:val="0"/>
-                <w:noProof/>
-                <w:webHidden/>
-              </w:rPr>
-              <w:instrText xml:space="preserve"> PAGEREF _Toc221911026 \h </w:instrText>
-            </w:r>
-            <w:r>
-              <w:rPr>
-                <w:rFonts w:ascii="Times New Roman" w:hAnsi="Times New Roman"/>
-                <w:b w:val="0"/>
-                <w:bCs w:val="0"/>
-                <w:i w:val="0"/>
-                <w:iCs w:val="0"/>
-                <w:noProof/>
-                <w:webHidden/>
-              </w:rPr>
-            </w:r>
-            <w:r>
-              <w:rPr>
-                <w:rFonts w:ascii="Times New Roman" w:hAnsi="Times New Roman"/>
-                <w:b w:val="0"/>
-                <w:bCs w:val="0"/>
-                <w:i w:val="0"/>
-                <w:iCs w:val="0"/>
-                <w:noProof/>
-                <w:webHidden/>
-              </w:rPr>
-              <w:fldChar w:fldCharType="separate"/>
-            </w:r>
-            <w:r>
-              <w:rPr>
-                <w:rFonts w:ascii="Times New Roman" w:hAnsi="Times New Roman"/>
-                <w:b w:val="0"/>
-                <w:bCs w:val="0"/>
-                <w:i w:val="0"/>
-                <w:iCs w:val="0"/>
-                <w:noProof/>
-                <w:webHidden/>
-              </w:rPr>
-              <w:t>11</w:t>
-            </w:r>
-            <w:r>
-              <w:rPr>
-                <w:rFonts w:ascii="Times New Roman" w:hAnsi="Times New Roman"/>
-                <w:b w:val="0"/>
-                <w:bCs w:val="0"/>
-                <w:i w:val="0"/>
-                <w:iCs w:val="0"/>
-                <w:noProof/>
-                <w:webHidden/>
-              </w:rPr>
-              <w:fldChar w:fldCharType="end"/>
-            </w:r>
-          </w:hyperlink>
-        </w:p>
-        <w:p>
-          <w:pPr>
-            <w:pStyle w:val="TOC1"/>
-            <w:tabs>
-              <w:tab w:val="right" w:leader="dot" w:pos="9350"/>
-            </w:tabs>
-            <w:spacing w:line="276" w:lineRule="auto"/>
-            <w:rPr>
-              <w:rFonts w:ascii="Times New Roman" w:eastAsiaTheme="minorEastAsia" w:hAnsi="Times New Roman"/>
-              <w:b w:val="0"/>
-              <w:bCs w:val="0"/>
-              <w:i w:val="0"/>
-              <w:iCs w:val="0"/>
-              <w:noProof/>
-              <w:kern w:val="2"/>
-              <w14:ligatures w14:val="standardContextual"/>
-            </w:rPr>
-          </w:pPr>
-          <w:hyperlink w:anchor="_Toc221911036" w:history="1">
-            <w:r>
-              <w:rPr>
-                <w:rStyle w:val="Hyperlink"/>
-                <w:rFonts w:ascii="Times New Roman" w:hAnsi="Times New Roman"/>
-                <w:b w:val="0"/>
-                <w:bCs w:val="0"/>
-                <w:i w:val="0"/>
-                <w:iCs w:val="0"/>
-                <w:noProof/>
-              </w:rPr>
-              <w:t>8 Possible Risks</w:t>
-            </w:r>
-            <w:r>
-              <w:rPr>
-                <w:rFonts w:ascii="Times New Roman" w:hAnsi="Times New Roman"/>
-                <w:b w:val="0"/>
-                <w:bCs w:val="0"/>
-                <w:i w:val="0"/>
-                <w:iCs w:val="0"/>
-                <w:noProof/>
-                <w:webHidden/>
-              </w:rPr>
-              <w:tab/>
-            </w:r>
-            <w:r>
-              <w:rPr>
-                <w:rFonts w:ascii="Times New Roman" w:hAnsi="Times New Roman"/>
-                <w:b w:val="0"/>
-                <w:bCs w:val="0"/>
-                <w:i w:val="0"/>
-                <w:iCs w:val="0"/>
-                <w:noProof/>
-                <w:webHidden/>
-              </w:rPr>
-              <w:fldChar w:fldCharType="begin"/>
-            </w:r>
-            <w:r>
-              <w:rPr>
-                <w:rFonts w:ascii="Times New Roman" w:hAnsi="Times New Roman"/>
-                <w:b w:val="0"/>
-                <w:bCs w:val="0"/>
-                <w:i w:val="0"/>
-                <w:iCs w:val="0"/>
-                <w:noProof/>
-                <w:webHidden/>
-              </w:rPr>
-              <w:instrText xml:space="preserve"> PAGEREF _Toc221911036 \h </w:instrText>
-            </w:r>
-            <w:r>
-              <w:rPr>
-                <w:rFonts w:ascii="Times New Roman" w:hAnsi="Times New Roman"/>
-                <w:b w:val="0"/>
-                <w:bCs w:val="0"/>
-                <w:i w:val="0"/>
-                <w:iCs w:val="0"/>
-                <w:noProof/>
-                <w:webHidden/>
-              </w:rPr>
-            </w:r>
-            <w:r>
-              <w:rPr>
-                <w:rFonts w:ascii="Times New Roman" w:hAnsi="Times New Roman"/>
-                <w:b w:val="0"/>
-                <w:bCs w:val="0"/>
-                <w:i w:val="0"/>
-                <w:iCs w:val="0"/>
-                <w:noProof/>
-                <w:webHidden/>
-              </w:rPr>
-              <w:fldChar w:fldCharType="separate"/>
-            </w:r>
-            <w:r>
-              <w:rPr>
-                <w:rFonts w:ascii="Times New Roman" w:hAnsi="Times New Roman"/>
-                <w:b w:val="0"/>
-                <w:bCs w:val="0"/>
-                <w:i w:val="0"/>
-                <w:iCs w:val="0"/>
-                <w:noProof/>
-                <w:webHidden/>
-              </w:rPr>
-              <w:t>12</w:t>
-            </w:r>
-            <w:r>
-              <w:rPr>
-                <w:rFonts w:ascii="Times New Roman" w:hAnsi="Times New Roman"/>
-                <w:b w:val="0"/>
-                <w:bCs w:val="0"/>
-                <w:i w:val="0"/>
-                <w:iCs w:val="0"/>
-                <w:noProof/>
-                <w:webHidden/>
-              </w:rPr>
-              <w:fldChar w:fldCharType="end"/>
-            </w:r>
-          </w:hyperlink>
-        </w:p>
-        <w:p>
-          <w:pPr>
-            <w:pStyle w:val="TOC1"/>
-            <w:tabs>
-              <w:tab w:val="right" w:leader="dot" w:pos="9350"/>
-            </w:tabs>
-            <w:spacing w:line="276" w:lineRule="auto"/>
-            <w:rPr>
-              <w:rFonts w:ascii="Times New Roman" w:eastAsiaTheme="minorEastAsia" w:hAnsi="Times New Roman"/>
-              <w:b w:val="0"/>
-              <w:bCs w:val="0"/>
-              <w:i w:val="0"/>
-              <w:iCs w:val="0"/>
-              <w:noProof/>
-              <w:kern w:val="2"/>
-              <w14:ligatures w14:val="standardContextual"/>
-            </w:rPr>
-          </w:pPr>
-          <w:hyperlink w:anchor="_Toc221911037" w:history="1">
-            <w:r>
-              <w:rPr>
-                <w:rStyle w:val="Hyperlink"/>
-                <w:rFonts w:ascii="Times New Roman" w:hAnsi="Times New Roman"/>
-                <w:b w:val="0"/>
-                <w:bCs w:val="0"/>
-                <w:i w:val="0"/>
-                <w:iCs w:val="0"/>
-                <w:noProof/>
-              </w:rPr>
-              <w:t>9 Technologies</w:t>
-            </w:r>
-            <w:r>
-              <w:rPr>
-                <w:rFonts w:ascii="Times New Roman" w:hAnsi="Times New Roman"/>
-                <w:b w:val="0"/>
-                <w:bCs w:val="0"/>
-                <w:i w:val="0"/>
-                <w:iCs w:val="0"/>
-                <w:noProof/>
-                <w:webHidden/>
-              </w:rPr>
-              <w:tab/>
-            </w:r>
-            <w:r>
-              <w:rPr>
-                <w:rFonts w:ascii="Times New Roman" w:hAnsi="Times New Roman"/>
-                <w:b w:val="0"/>
-                <w:bCs w:val="0"/>
-                <w:i w:val="0"/>
-                <w:iCs w:val="0"/>
-                <w:noProof/>
-                <w:webHidden/>
-              </w:rPr>
-              <w:fldChar w:fldCharType="begin"/>
-            </w:r>
-            <w:r>
-              <w:rPr>
-                <w:rFonts w:ascii="Times New Roman" w:hAnsi="Times New Roman"/>
-                <w:b w:val="0"/>
-                <w:bCs w:val="0"/>
-                <w:i w:val="0"/>
-                <w:iCs w:val="0"/>
-                <w:noProof/>
-                <w:webHidden/>
-              </w:rPr>
-              <w:instrText xml:space="preserve"> PAGEREF _Toc221911037 \h </w:instrText>
-            </w:r>
-            <w:r>
-              <w:rPr>
-                <w:rFonts w:ascii="Times New Roman" w:hAnsi="Times New Roman"/>
-                <w:b w:val="0"/>
-                <w:bCs w:val="0"/>
-                <w:i w:val="0"/>
-                <w:iCs w:val="0"/>
-                <w:noProof/>
-                <w:webHidden/>
-              </w:rPr>
-            </w:r>
-            <w:r>
-              <w:rPr>
-                <w:rFonts w:ascii="Times New Roman" w:hAnsi="Times New Roman"/>
-                <w:b w:val="0"/>
-                <w:bCs w:val="0"/>
-                <w:i w:val="0"/>
-                <w:iCs w:val="0"/>
-                <w:noProof/>
-                <w:webHidden/>
-              </w:rPr>
-              <w:fldChar w:fldCharType="separate"/>
-            </w:r>
-            <w:r>
-              <w:rPr>
-                <w:rFonts w:ascii="Times New Roman" w:hAnsi="Times New Roman"/>
-                <w:b w:val="0"/>
-                <w:bCs w:val="0"/>
-                <w:i w:val="0"/>
-                <w:iCs w:val="0"/>
-                <w:noProof/>
-                <w:webHidden/>
-              </w:rPr>
-              <w:t>13</w:t>
-            </w:r>
-            <w:r>
-              <w:rPr>
-                <w:rFonts w:ascii="Times New Roman" w:hAnsi="Times New Roman"/>
-                <w:b w:val="0"/>
-                <w:bCs w:val="0"/>
-                <w:i w:val="0"/>
-                <w:iCs w:val="0"/>
-                <w:noProof/>
-                <w:webHidden/>
-              </w:rPr>
-              <w:fldChar w:fldCharType="end"/>
-            </w:r>
-          </w:hyperlink>
-        </w:p>
-        <w:p>
-          <w:pPr>
-            <w:pStyle w:val="TOC1"/>
-            <w:tabs>
-              <w:tab w:val="right" w:leader="dot" w:pos="9350"/>
-            </w:tabs>
-            <w:spacing w:line="276" w:lineRule="auto"/>
-            <w:rPr>
-              <w:rFonts w:ascii="Times New Roman" w:eastAsiaTheme="minorEastAsia" w:hAnsi="Times New Roman"/>
-              <w:b w:val="0"/>
-              <w:bCs w:val="0"/>
-              <w:i w:val="0"/>
-              <w:iCs w:val="0"/>
-              <w:noProof/>
-              <w:kern w:val="2"/>
-              <w14:ligatures w14:val="standardContextual"/>
-            </w:rPr>
-          </w:pPr>
-          <w:hyperlink w:anchor="_Toc221911038" w:history="1">
-            <w:r>
-              <w:rPr>
-                <w:rStyle w:val="Hyperlink"/>
-                <w:rFonts w:ascii="Times New Roman" w:hAnsi="Times New Roman"/>
-                <w:b w:val="0"/>
-                <w:bCs w:val="0"/>
-                <w:i w:val="0"/>
-                <w:iCs w:val="0"/>
-                <w:noProof/>
-              </w:rPr>
-              <w:t>10 Success Metrics</w:t>
-            </w:r>
-            <w:r>
-              <w:rPr>
-                <w:rFonts w:ascii="Times New Roman" w:hAnsi="Times New Roman"/>
-                <w:b w:val="0"/>
-                <w:bCs w:val="0"/>
-                <w:i w:val="0"/>
-                <w:iCs w:val="0"/>
-                <w:noProof/>
-                <w:webHidden/>
-              </w:rPr>
-              <w:tab/>
-            </w:r>
-            <w:r>
-              <w:rPr>
-                <w:rFonts w:ascii="Times New Roman" w:hAnsi="Times New Roman"/>
-                <w:b w:val="0"/>
-                <w:bCs w:val="0"/>
-                <w:i w:val="0"/>
-                <w:iCs w:val="0"/>
-                <w:noProof/>
-                <w:webHidden/>
-              </w:rPr>
-              <w:fldChar w:fldCharType="begin"/>
-            </w:r>
-            <w:r>
-              <w:rPr>
-                <w:rFonts w:ascii="Times New Roman" w:hAnsi="Times New Roman"/>
-                <w:b w:val="0"/>
-                <w:bCs w:val="0"/>
-                <w:i w:val="0"/>
-                <w:iCs w:val="0"/>
-                <w:noProof/>
-                <w:webHidden/>
-              </w:rPr>
-              <w:instrText xml:space="preserve"> PAGEREF _Toc221911038 \h </w:instrText>
-            </w:r>
-            <w:r>
-              <w:rPr>
-                <w:rFonts w:ascii="Times New Roman" w:hAnsi="Times New Roman"/>
-                <w:b w:val="0"/>
-                <w:bCs w:val="0"/>
-                <w:i w:val="0"/>
-                <w:iCs w:val="0"/>
-                <w:noProof/>
-                <w:webHidden/>
-              </w:rPr>
-            </w:r>
-            <w:r>
-              <w:rPr>
-                <w:rFonts w:ascii="Times New Roman" w:hAnsi="Times New Roman"/>
-                <w:b w:val="0"/>
-                <w:bCs w:val="0"/>
-                <w:i w:val="0"/>
-                <w:iCs w:val="0"/>
-                <w:noProof/>
-                <w:webHidden/>
-              </w:rPr>
-              <w:fldChar w:fldCharType="separate"/>
-            </w:r>
-            <w:r>
-              <w:rPr>
-                <w:rFonts w:ascii="Times New Roman" w:hAnsi="Times New Roman"/>
-                <w:b w:val="0"/>
-                <w:bCs w:val="0"/>
-                <w:i w:val="0"/>
-                <w:iCs w:val="0"/>
-                <w:noProof/>
-                <w:webHidden/>
-              </w:rPr>
-              <w:t>13</w:t>
-            </w:r>
-            <w:r>
-              <w:rPr>
-                <w:rFonts w:ascii="Times New Roman" w:hAnsi="Times New Roman"/>
-                <w:b w:val="0"/>
-                <w:bCs w:val="0"/>
-                <w:i w:val="0"/>
-                <w:iCs w:val="0"/>
-                <w:noProof/>
-                <w:webHidden/>
-              </w:rPr>
-              <w:fldChar w:fldCharType="end"/>
-            </w:r>
-          </w:hyperlink>
-        </w:p>
-        <w:p>
-          <w:pPr>
-            <w:pStyle w:val="TOC1"/>
-            <w:tabs>
-              <w:tab w:val="right" w:leader="dot" w:pos="9350"/>
-            </w:tabs>
-            <w:spacing w:line="276" w:lineRule="auto"/>
-            <w:rPr>
-              <w:rFonts w:ascii="Times New Roman" w:eastAsiaTheme="minorEastAsia" w:hAnsi="Times New Roman"/>
-              <w:b w:val="0"/>
-              <w:bCs w:val="0"/>
-              <w:i w:val="0"/>
-              <w:iCs w:val="0"/>
-              <w:noProof/>
-              <w:kern w:val="2"/>
-              <w14:ligatures w14:val="standardContextual"/>
-            </w:rPr>
-          </w:pPr>
-          <w:hyperlink w:anchor="_Toc221911041" w:history="1">
-            <w:r>
-              <w:rPr>
-                <w:rStyle w:val="Hyperlink"/>
-                <w:rFonts w:ascii="Times New Roman" w:hAnsi="Times New Roman"/>
-                <w:b w:val="0"/>
-                <w:bCs w:val="0"/>
-                <w:i w:val="0"/>
-                <w:iCs w:val="0"/>
-                <w:noProof/>
-              </w:rPr>
-              <w:t>11 Timeline</w:t>
-            </w:r>
-            <w:r>
-              <w:rPr>
-                <w:rFonts w:ascii="Times New Roman" w:hAnsi="Times New Roman"/>
-                <w:b w:val="0"/>
-                <w:bCs w:val="0"/>
-                <w:i w:val="0"/>
-                <w:iCs w:val="0"/>
-                <w:noProof/>
-                <w:webHidden/>
-              </w:rPr>
-              <w:tab/>
-            </w:r>
-            <w:r>
-              <w:rPr>
-                <w:rFonts w:ascii="Times New Roman" w:hAnsi="Times New Roman"/>
-                <w:b w:val="0"/>
-                <w:bCs w:val="0"/>
-                <w:i w:val="0"/>
-                <w:iCs w:val="0"/>
-                <w:noProof/>
-                <w:webHidden/>
-              </w:rPr>
-              <w:fldChar w:fldCharType="begin"/>
-            </w:r>
-            <w:r>
-              <w:rPr>
-                <w:rFonts w:ascii="Times New Roman" w:hAnsi="Times New Roman"/>
-                <w:b w:val="0"/>
-                <w:bCs w:val="0"/>
-                <w:i w:val="0"/>
-                <w:iCs w:val="0"/>
-                <w:noProof/>
-                <w:webHidden/>
-              </w:rPr>
-              <w:instrText xml:space="preserve"> PAGEREF _Toc221911041 \h </w:instrText>
-            </w:r>
-            <w:r>
-              <w:rPr>
-                <w:rFonts w:ascii="Times New Roman" w:hAnsi="Times New Roman"/>
-                <w:b w:val="0"/>
-                <w:bCs w:val="0"/>
-                <w:i w:val="0"/>
-                <w:iCs w:val="0"/>
-                <w:noProof/>
-                <w:webHidden/>
-              </w:rPr>
-            </w:r>
-            <w:r>
-              <w:rPr>
-                <w:rFonts w:ascii="Times New Roman" w:hAnsi="Times New Roman"/>
-                <w:b w:val="0"/>
-                <w:bCs w:val="0"/>
-                <w:i w:val="0"/>
-                <w:iCs w:val="0"/>
-                <w:noProof/>
-                <w:webHidden/>
-              </w:rPr>
-              <w:fldChar w:fldCharType="separate"/>
-            </w:r>
-            <w:r>
-              <w:rPr>
-                <w:rFonts w:ascii="Times New Roman" w:hAnsi="Times New Roman"/>
-                <w:b w:val="0"/>
-                <w:bCs w:val="0"/>
-                <w:i w:val="0"/>
-                <w:iCs w:val="0"/>
-                <w:noProof/>
-                <w:webHidden/>
-              </w:rPr>
-              <w:t>15</w:t>
-            </w:r>
-            <w:r>
-              <w:rPr>
-                <w:rFonts w:ascii="Times New Roman" w:hAnsi="Times New Roman"/>
-                <w:b w:val="0"/>
-                <w:bCs w:val="0"/>
-                <w:i w:val="0"/>
-                <w:iCs w:val="0"/>
-                <w:noProof/>
-                <w:webHidden/>
-              </w:rPr>
-              <w:fldChar w:fldCharType="end"/>
-            </w:r>
-          </w:hyperlink>
-        </w:p>
-        <w:p>
-          <w:pPr>
-            <w:pStyle w:val="TOC1"/>
-            <w:tabs>
-              <w:tab w:val="right" w:leader="dot" w:pos="9350"/>
-            </w:tabs>
-            <w:spacing w:line="276" w:lineRule="auto"/>
-            <w:rPr>
-              <w:rFonts w:ascii="Times New Roman" w:eastAsiaTheme="minorEastAsia" w:hAnsi="Times New Roman"/>
-              <w:b w:val="0"/>
-              <w:bCs w:val="0"/>
-              <w:i w:val="0"/>
-              <w:iCs w:val="0"/>
-              <w:noProof/>
-              <w:kern w:val="2"/>
-              <w14:ligatures w14:val="standardContextual"/>
-            </w:rPr>
-          </w:pPr>
-          <w:hyperlink w:anchor="_Toc221911043" w:history="1">
-            <w:r>
-              <w:rPr>
-                <w:rStyle w:val="Hyperlink"/>
-                <w:rFonts w:ascii="Times New Roman" w:hAnsi="Times New Roman"/>
-                <w:b w:val="0"/>
-                <w:bCs w:val="0"/>
-                <w:i w:val="0"/>
-                <w:iCs w:val="0"/>
-                <w:noProof/>
-              </w:rPr>
-              <w:t>12 Inspiration</w:t>
-            </w:r>
-            <w:r>
-              <w:rPr>
-                <w:rFonts w:ascii="Times New Roman" w:hAnsi="Times New Roman"/>
-                <w:b w:val="0"/>
-                <w:bCs w:val="0"/>
-                <w:i w:val="0"/>
-                <w:iCs w:val="0"/>
-                <w:noProof/>
-                <w:webHidden/>
-              </w:rPr>
-              <w:tab/>
-            </w:r>
-            <w:r>
-              <w:rPr>
-                <w:rFonts w:ascii="Times New Roman" w:hAnsi="Times New Roman"/>
-                <w:b w:val="0"/>
-                <w:bCs w:val="0"/>
-                <w:i w:val="0"/>
-                <w:iCs w:val="0"/>
-                <w:noProof/>
-                <w:webHidden/>
-              </w:rPr>
-              <w:fldChar w:fldCharType="begin"/>
-            </w:r>
-            <w:r>
-              <w:rPr>
-                <w:rFonts w:ascii="Times New Roman" w:hAnsi="Times New Roman"/>
-                <w:b w:val="0"/>
-                <w:bCs w:val="0"/>
-                <w:i w:val="0"/>
-                <w:iCs w:val="0"/>
-                <w:noProof/>
-                <w:webHidden/>
-              </w:rPr>
-              <w:instrText xml:space="preserve"> PAGEREF _Toc221911043 \h </w:instrText>
-            </w:r>
-            <w:r>
-              <w:rPr>
-                <w:rFonts w:ascii="Times New Roman" w:hAnsi="Times New Roman"/>
-                <w:b w:val="0"/>
-                <w:bCs w:val="0"/>
-                <w:i w:val="0"/>
-                <w:iCs w:val="0"/>
-                <w:noProof/>
-                <w:webHidden/>
-              </w:rPr>
-            </w:r>
-            <w:r>
-              <w:rPr>
-                <w:rFonts w:ascii="Times New Roman" w:hAnsi="Times New Roman"/>
-                <w:b w:val="0"/>
-                <w:bCs w:val="0"/>
-                <w:i w:val="0"/>
-                <w:iCs w:val="0"/>
-                <w:noProof/>
-                <w:webHidden/>
-              </w:rPr>
-              <w:fldChar w:fldCharType="separate"/>
-            </w:r>
-            <w:r>
-              <w:rPr>
-                <w:rFonts w:ascii="Times New Roman" w:hAnsi="Times New Roman"/>
-                <w:b w:val="0"/>
-                <w:bCs w:val="0"/>
-                <w:i w:val="0"/>
-                <w:iCs w:val="0"/>
-                <w:noProof/>
-                <w:webHidden/>
-              </w:rPr>
-              <w:t>15</w:t>
-            </w:r>
-            <w:r>
-              <w:rPr>
-                <w:rFonts w:ascii="Times New Roman" w:hAnsi="Times New Roman"/>
-                <w:b w:val="0"/>
-                <w:bCs w:val="0"/>
-                <w:i w:val="0"/>
-                <w:iCs w:val="0"/>
-                <w:noProof/>
-                <w:webHidden/>
-              </w:rPr>
-              <w:fldChar w:fldCharType="end"/>
-            </w:r>
-          </w:hyperlink>
-        </w:p>
-        <w:p>
-          <w:pPr>
-            <w:pStyle w:val="TOC1"/>
-            <w:tabs>
-              <w:tab w:val="right" w:leader="dot" w:pos="9350"/>
-            </w:tabs>
-            <w:spacing w:line="276" w:lineRule="auto"/>
-            <w:rPr>
-              <w:rFonts w:ascii="Times New Roman" w:eastAsiaTheme="minorEastAsia" w:hAnsi="Times New Roman"/>
-              <w:b w:val="0"/>
-              <w:bCs w:val="0"/>
-              <w:i w:val="0"/>
-              <w:iCs w:val="0"/>
-              <w:noProof/>
-              <w:kern w:val="2"/>
-              <w14:ligatures w14:val="standardContextual"/>
-            </w:rPr>
-          </w:pPr>
-          <w:hyperlink w:anchor="_Toc221911044" w:history="1">
-            <w:r>
-              <w:rPr>
-                <w:rStyle w:val="Hyperlink"/>
-                <w:rFonts w:ascii="Times New Roman" w:hAnsi="Times New Roman"/>
-                <w:b w:val="0"/>
-                <w:bCs w:val="0"/>
-                <w:i w:val="0"/>
-                <w:iCs w:val="0"/>
-                <w:noProof/>
-              </w:rPr>
-              <w:t>13 Reference List</w:t>
-            </w:r>
-            <w:r>
-              <w:rPr>
-                <w:rFonts w:ascii="Times New Roman" w:hAnsi="Times New Roman"/>
-                <w:b w:val="0"/>
-                <w:bCs w:val="0"/>
-                <w:i w:val="0"/>
-                <w:iCs w:val="0"/>
-                <w:noProof/>
-                <w:webHidden/>
-              </w:rPr>
-              <w:tab/>
-            </w:r>
-            <w:r>
-              <w:rPr>
-                <w:rFonts w:ascii="Times New Roman" w:hAnsi="Times New Roman"/>
-                <w:b w:val="0"/>
-                <w:bCs w:val="0"/>
-                <w:i w:val="0"/>
-                <w:iCs w:val="0"/>
-                <w:noProof/>
-                <w:webHidden/>
-              </w:rPr>
-              <w:fldChar w:fldCharType="begin"/>
-            </w:r>
-            <w:r>
-              <w:rPr>
-                <w:rFonts w:ascii="Times New Roman" w:hAnsi="Times New Roman"/>
-                <w:b w:val="0"/>
-                <w:bCs w:val="0"/>
-                <w:i w:val="0"/>
-                <w:iCs w:val="0"/>
-                <w:noProof/>
-                <w:webHidden/>
-              </w:rPr>
-              <w:instrText xml:space="preserve"> PAGEREF _Toc221911044 \h </w:instrText>
-            </w:r>
-            <w:r>
-              <w:rPr>
-                <w:rFonts w:ascii="Times New Roman" w:hAnsi="Times New Roman"/>
-                <w:b w:val="0"/>
-                <w:bCs w:val="0"/>
-                <w:i w:val="0"/>
-                <w:iCs w:val="0"/>
-                <w:noProof/>
-                <w:webHidden/>
-              </w:rPr>
-            </w:r>
-            <w:r>
-              <w:rPr>
-                <w:rFonts w:ascii="Times New Roman" w:hAnsi="Times New Roman"/>
-                <w:b w:val="0"/>
-                <w:bCs w:val="0"/>
-                <w:i w:val="0"/>
-                <w:iCs w:val="0"/>
-                <w:noProof/>
-                <w:webHidden/>
-              </w:rPr>
-              <w:fldChar w:fldCharType="separate"/>
-            </w:r>
-            <w:r>
-              <w:rPr>
-                <w:rFonts w:ascii="Times New Roman" w:hAnsi="Times New Roman"/>
-                <w:b w:val="0"/>
-                <w:bCs w:val="0"/>
-                <w:i w:val="0"/>
-                <w:iCs w:val="0"/>
-                <w:noProof/>
-                <w:webHidden/>
-              </w:rPr>
-              <w:t>16</w:t>
-            </w:r>
-            <w:r>
-              <w:rPr>
-                <w:rFonts w:ascii="Times New Roman" w:hAnsi="Times New Roman"/>
-                <w:b w:val="0"/>
-                <w:bCs w:val="0"/>
-                <w:i w:val="0"/>
-                <w:iCs w:val="0"/>
-                <w:noProof/>
-                <w:webHidden/>
-              </w:rPr>
-              <w:fldChar w:fldCharType="end"/>
-            </w:r>
-          </w:hyperlink>
-        </w:p>
-        <w:p>
-          <w:pPr>
-            <w:pStyle w:val="TOC1"/>
-            <w:tabs>
-              <w:tab w:val="right" w:leader="dot" w:pos="9350"/>
-            </w:tabs>
-            <w:spacing w:line="276" w:lineRule="auto"/>
-            <w:rPr>
-              <w:rFonts w:ascii="Times New Roman" w:eastAsiaTheme="minorEastAsia" w:hAnsi="Times New Roman"/>
-              <w:b w:val="0"/>
-              <w:bCs w:val="0"/>
-              <w:i w:val="0"/>
-              <w:iCs w:val="0"/>
-              <w:noProof/>
-              <w:kern w:val="2"/>
-              <w14:ligatures w14:val="standardContextual"/>
-            </w:rPr>
-          </w:pPr>
-          <w:hyperlink w:anchor="_Toc221911045" w:history="1">
-            <w:r>
-              <w:rPr>
-                <w:rStyle w:val="Hyperlink"/>
-                <w:rFonts w:ascii="Times New Roman" w:hAnsi="Times New Roman"/>
-                <w:b w:val="0"/>
-                <w:bCs w:val="0"/>
-                <w:i w:val="0"/>
-                <w:iCs w:val="0"/>
-                <w:noProof/>
-              </w:rPr>
-              <w:t>14 Appendix</w:t>
-            </w:r>
-            <w:r>
-              <w:rPr>
-                <w:rFonts w:ascii="Times New Roman" w:hAnsi="Times New Roman"/>
-                <w:b w:val="0"/>
-                <w:bCs w:val="0"/>
-                <w:i w:val="0"/>
-                <w:iCs w:val="0"/>
-                <w:noProof/>
-                <w:webHidden/>
-              </w:rPr>
-              <w:tab/>
-            </w:r>
-            <w:r>
-              <w:rPr>
-                <w:rFonts w:ascii="Times New Roman" w:hAnsi="Times New Roman"/>
-                <w:b w:val="0"/>
-                <w:bCs w:val="0"/>
-                <w:i w:val="0"/>
-                <w:iCs w:val="0"/>
-                <w:noProof/>
-                <w:webHidden/>
-              </w:rPr>
-              <w:fldChar w:fldCharType="begin"/>
-            </w:r>
-            <w:r>
-              <w:rPr>
-                <w:rFonts w:ascii="Times New Roman" w:hAnsi="Times New Roman"/>
-                <w:b w:val="0"/>
-                <w:bCs w:val="0"/>
-                <w:i w:val="0"/>
-                <w:iCs w:val="0"/>
-                <w:noProof/>
-                <w:webHidden/>
-              </w:rPr>
-              <w:instrText xml:space="preserve"> PAGEREF _Toc221911045 \h </w:instrText>
-            </w:r>
-            <w:r>
-              <w:rPr>
-                <w:rFonts w:ascii="Times New Roman" w:hAnsi="Times New Roman"/>
-                <w:b w:val="0"/>
-                <w:bCs w:val="0"/>
-                <w:i w:val="0"/>
-                <w:iCs w:val="0"/>
-                <w:noProof/>
-                <w:webHidden/>
-              </w:rPr>
-            </w:r>
-            <w:r>
-              <w:rPr>
-                <w:rFonts w:ascii="Times New Roman" w:hAnsi="Times New Roman"/>
-                <w:b w:val="0"/>
-                <w:bCs w:val="0"/>
-                <w:i w:val="0"/>
-                <w:iCs w:val="0"/>
-                <w:noProof/>
-                <w:webHidden/>
-              </w:rPr>
-              <w:fldChar w:fldCharType="separate"/>
-            </w:r>
-            <w:r>
-              <w:rPr>
-                <w:rFonts w:ascii="Times New Roman" w:hAnsi="Times New Roman"/>
-                <w:b w:val="0"/>
-                <w:bCs w:val="0"/>
-                <w:i w:val="0"/>
-                <w:iCs w:val="0"/>
-                <w:noProof/>
-                <w:webHidden/>
-              </w:rPr>
-              <w:t>18</w:t>
-            </w:r>
-            <w:r>
-              <w:rPr>
-                <w:rFonts w:ascii="Times New Roman" w:hAnsi="Times New Roman"/>
-                <w:b w:val="0"/>
-                <w:bCs w:val="0"/>
-                <w:i w:val="0"/>
-                <w:iCs w:val="0"/>
-                <w:noProof/>
-                <w:webHidden/>
-              </w:rPr>
-              <w:fldChar w:fldCharType="end"/>
-            </w:r>
-          </w:hyperlink>
-        </w:p>
-        <w:p>
-          <w:pPr>
             <w:spacing w:line="276" w:lineRule="auto"/>
             <w:jc w:val="both"/>
             <w:rPr>
@@ -2006,6 +875,7 @@
           <w:szCs w:val="32"/>
         </w:rPr>
       </w:pPr>
+      <w:bookmarkStart w:id="0" w:name="_Toc223388854"/>
       <w:r>
         <w:rPr>
           <w:rFonts w:ascii="Times New Roman" w:hAnsi="Times New Roman" w:cs="Times New Roman"/>
@@ -2018,6 +888,7 @@
         <w:lastRenderedPageBreak/>
         <w:t>Abstract</w:t>
       </w:r>
+      <w:bookmarkEnd w:id="0"/>
     </w:p>
     <w:p/>
     <w:p>
@@ -2026,79 +897,62 @@
         <w:jc w:val="both"/>
       </w:pPr>
       <w:r>
-        <w:t>T</w:t>
-      </w:r>
-      <w:r>
-        <w:t xml:space="preserve">his report presents the design, implementation, and evaluation of the Peer Tutoring Platform, a web-based peer-to-peer academic support system developed to facilitate timely assistance among university students. The system addresses barriers to help-seeking </w:t>
-      </w:r>
-      <w:proofErr w:type="spellStart"/>
-      <w:r>
-        <w:t>behaviour</w:t>
-      </w:r>
-      <w:proofErr w:type="spellEnd"/>
-      <w:r>
-        <w:t xml:space="preserve"> and delays in accessing academic guidance within higher education environments.</w:t>
+        <w:t xml:space="preserve">This report presents the design, implementation, and evaluation of the Peer Tutoring Platform, a web-based peer-to-peer academic support system developed to facilitate timely academic assistance among university students. The system addresses barriers to help-seeking </w:t>
+      </w:r>
+      <w:r>
+        <w:t>behavior</w:t>
+      </w:r>
+      <w:r>
+        <w:t xml:space="preserve"> and delays in accessing academic guidance within higher education environments. The platform enables students to request and </w:t>
+      </w:r>
+      <w:proofErr w:type="gramStart"/>
+      <w:r>
+        <w:t>provide assistance</w:t>
+      </w:r>
+      <w:proofErr w:type="gramEnd"/>
+      <w:r>
+        <w:t xml:space="preserve"> through structured features including authentication, profile management, messaging, scheduling, notifications, and a points-based recognition system. The system was implemented using the MERN stack and supports real-time interaction through WebSocket communication. This report reflects on architectural decisions, development challenges, testing outcomes, and lessons learned throughout the project lifecycle.</w:t>
       </w:r>
     </w:p>
     <w:p>
       <w:pPr>
-        <w:spacing w:line="276" w:lineRule="auto"/>
-        <w:jc w:val="both"/>
-      </w:pPr>
-      <w:r>
-        <w:t xml:space="preserve">Research demonstrates that student engagement and peer-assisted learning positively influence academic performance and retention (Tinto, 2014; Topping, 2002). The platform enables students to request and </w:t>
-      </w:r>
-      <w:proofErr w:type="gramStart"/>
-      <w:r>
-        <w:t>provide assistance</w:t>
-      </w:r>
-      <w:proofErr w:type="gramEnd"/>
-      <w:r>
-        <w:t xml:space="preserve"> through structured features including authentication, profile management, post creation, messaging, meeting scheduling, notifications, rating mechanisms, and a points-based recognition system.</w:t>
-      </w:r>
-    </w:p>
-    <w:p>
-      <w:pPr>
-        <w:spacing w:line="276" w:lineRule="auto"/>
-        <w:jc w:val="both"/>
-      </w:pPr>
-      <w:r>
-        <w:t>The system was implemented using React.js, Node.js, Express.js, MongoDB, JWT authentication, and Socket.io to support real-time interaction.</w:t>
-      </w:r>
-    </w:p>
-    <w:p>
-      <w:pPr>
-        <w:spacing w:line="276" w:lineRule="auto"/>
-        <w:jc w:val="both"/>
-      </w:pPr>
-      <w:r>
-        <w:t>This report further reflects on architectural decisions, development challenges, testing outcomes, and lessons learned throughout the project lifecycle.</w:t>
-      </w:r>
-    </w:p>
-    <w:p/>
-    <w:p>
-      <w:pPr>
-        <w:pStyle w:val="ListParagraph"/>
+        <w:pStyle w:val="Heading1"/>
         <w:numPr>
           <w:ilvl w:val="0"/>
           <w:numId w:val="48"/>
         </w:numPr>
-        <w:spacing w:line="276" w:lineRule="auto"/>
         <w:rPr>
+          <w:rFonts w:ascii="Times New Roman" w:hAnsi="Times New Roman" w:cs="Times New Roman"/>
           <w:b/>
           <w:bCs/>
+          <w:color w:val="000000" w:themeColor="text1"/>
           <w:sz w:val="32"/>
           <w:szCs w:val="32"/>
         </w:rPr>
       </w:pPr>
+      <w:bookmarkStart w:id="1" w:name="_Toc223388855"/>
       <w:r>
         <w:rPr>
+          <w:rFonts w:ascii="Times New Roman" w:hAnsi="Times New Roman" w:cs="Times New Roman"/>
           <w:b/>
           <w:bCs/>
+          <w:color w:val="000000" w:themeColor="text1"/>
           <w:sz w:val="32"/>
           <w:szCs w:val="32"/>
         </w:rPr>
-        <w:t xml:space="preserve">Introduction </w:t>
+        <w:t>Introduction</w:t>
+      </w:r>
+      <w:bookmarkEnd w:id="1"/>
+      <w:r>
+        <w:rPr>
+          <w:rFonts w:ascii="Times New Roman" w:hAnsi="Times New Roman" w:cs="Times New Roman"/>
+          <w:b/>
+          <w:bCs/>
+          <w:color w:val="000000" w:themeColor="text1"/>
+          <w:sz w:val="32"/>
+          <w:szCs w:val="32"/>
+        </w:rPr>
+        <w:t xml:space="preserve"> </w:t>
       </w:r>
     </w:p>
     <w:p>
@@ -2119,7 +973,13 @@
         <w:jc w:val="both"/>
       </w:pPr>
       <w:r>
-        <w:t>The purpose of this report is to provide a comprehensive overview of the design, development, and evaluation of the Peer Tutoring Platform. The document outlines the project motivation, system requirements, implementation decisions, and final outcomes.</w:t>
+        <w:t xml:space="preserve">The purpose of this report is to provide a comprehensive overview of the design, development, and evaluation of the Peer Tutoring Platform. </w:t>
+      </w:r>
+      <w:r>
+        <w:t>This report outlines the project motivation</w:t>
+      </w:r>
+      <w:r>
+        <w:t>, system requirements, implementation decisions, and final outcomes.</w:t>
       </w:r>
     </w:p>
     <w:p>
@@ -2189,7567 +1049,75 @@
       </w:pPr>
     </w:p>
     <w:p/>
-    <w:p>
-      <w:pPr>
-        <w:pStyle w:val="Heading2"/>
-        <w:jc w:val="both"/>
-        <w:rPr>
-          <w:rFonts w:ascii="Times New Roman" w:eastAsia="Times New Roman" w:hAnsi="Times New Roman" w:cs="Times New Roman"/>
-          <w:color w:val="auto"/>
-          <w:sz w:val="24"/>
-          <w:szCs w:val="24"/>
-        </w:rPr>
-      </w:pPr>
-      <w:bookmarkStart w:id="0" w:name="_Toc221911011"/>
-      <w:r>
-        <w:rPr>
-          <w:rFonts w:ascii="Times New Roman" w:eastAsia="Times New Roman" w:hAnsi="Times New Roman" w:cs="Times New Roman"/>
-          <w:color w:val="auto"/>
-          <w:sz w:val="24"/>
-          <w:szCs w:val="24"/>
-        </w:rPr>
-        <w:t>University students often struggle to grasp complex academic concepts, particularly in their early years of undergraduate study. Even though learning institutions offer this support through lectures, tutorials, and consultations, traditional methods of academic support are usually based on direct teaching and less interaction between students and teaching staff on a one-to-one basis (Topping, 2001). Transformations to large classes reduce staff-student interaction and access to formal academic assistance, which slows down the assistance and thus adversely affects the motivation, engagement, and performance of students. The education field is witnessing a growing research focus on how student participation in education determines academic outcomes and retention (Krause and Coates, 2008). As stated by Tinto (2014</w:t>
-      </w:r>
-      <w:r>
-        <w:rPr>
-          <w:rFonts w:ascii="Times New Roman" w:eastAsia="Times New Roman" w:hAnsi="Times New Roman" w:cs="Times New Roman"/>
-          <w:color w:val="auto"/>
-          <w:sz w:val="24"/>
-          <w:szCs w:val="24"/>
-        </w:rPr>
-        <w:t>, p.20</w:t>
-      </w:r>
-      <w:r>
-        <w:rPr>
-          <w:rFonts w:ascii="Times New Roman" w:eastAsia="Times New Roman" w:hAnsi="Times New Roman" w:cs="Times New Roman"/>
-          <w:color w:val="auto"/>
-          <w:sz w:val="24"/>
-          <w:szCs w:val="24"/>
-        </w:rPr>
-        <w:t>), engagement is</w:t>
-      </w:r>
-      <w:r>
-        <w:rPr>
-          <w:rFonts w:ascii="Times New Roman" w:eastAsia="Times New Roman" w:hAnsi="Times New Roman" w:cs="Times New Roman"/>
-          <w:color w:val="auto"/>
-          <w:sz w:val="24"/>
-          <w:szCs w:val="24"/>
-        </w:rPr>
-        <w:t xml:space="preserve"> crucial</w:t>
-      </w:r>
-      <w:r>
-        <w:rPr>
-          <w:rFonts w:ascii="Times New Roman" w:eastAsia="Times New Roman" w:hAnsi="Times New Roman" w:cs="Times New Roman"/>
-          <w:color w:val="auto"/>
-          <w:sz w:val="24"/>
-          <w:szCs w:val="24"/>
-        </w:rPr>
-        <w:t xml:space="preserve">, particularly when students feel supported and connected within the learning environment. Peer-assisted learning is one method that can effectively facilitate engagement beyond formal teaching structures, as it </w:t>
-      </w:r>
-      <w:proofErr w:type="spellStart"/>
-      <w:r>
-        <w:rPr>
-          <w:rFonts w:ascii="Times New Roman" w:eastAsia="Times New Roman" w:hAnsi="Times New Roman" w:cs="Times New Roman"/>
-          <w:color w:val="auto"/>
-          <w:sz w:val="24"/>
-          <w:szCs w:val="24"/>
-        </w:rPr>
-        <w:t>utilises</w:t>
-      </w:r>
-      <w:proofErr w:type="spellEnd"/>
-      <w:r>
-        <w:rPr>
-          <w:rFonts w:ascii="Times New Roman" w:eastAsia="Times New Roman" w:hAnsi="Times New Roman" w:cs="Times New Roman"/>
-          <w:color w:val="auto"/>
-          <w:sz w:val="24"/>
-          <w:szCs w:val="24"/>
-        </w:rPr>
-        <w:t xml:space="preserve"> students as a central focus in the teaching and learning processes. The terms used to denote peer-based learning activities include peer tutoring, cross-age peer tutoring, peer leading, buddy programs, paired reading, and collaborative teaching (Charlton, 1998). Although terminology may differ, these strategies suggest that learners assist one another in their studies. The ultimate meaning of peer according to </w:t>
-      </w:r>
-      <w:proofErr w:type="spellStart"/>
-      <w:r>
-        <w:rPr>
-          <w:rFonts w:ascii="Times New Roman" w:eastAsia="Times New Roman" w:hAnsi="Times New Roman" w:cs="Times New Roman"/>
-          <w:color w:val="auto"/>
-          <w:sz w:val="24"/>
-          <w:szCs w:val="24"/>
-        </w:rPr>
-        <w:t>Goodlad</w:t>
-      </w:r>
-      <w:proofErr w:type="spellEnd"/>
-      <w:r>
-        <w:rPr>
-          <w:rFonts w:ascii="Times New Roman" w:eastAsia="Times New Roman" w:hAnsi="Times New Roman" w:cs="Times New Roman"/>
-          <w:color w:val="auto"/>
-          <w:sz w:val="24"/>
-          <w:szCs w:val="24"/>
-        </w:rPr>
-        <w:t xml:space="preserve"> and Hirst (1990) is that of a member of the same group in society where the membership status is based on equality or similarity in status and Topping (2002) defines peer-assisted learning as the process of learning and acquiring knowledge and skills by active helping and supporting of other people of the same status or similar status. Peer tutoring has been presented as providing considerable academic, social and motivational value not only to tutors but also to tutees, such as increased academic performance, improved social competence, higher self-esteem and better involvement with learning (Greenwood, Carta and Hall, 1988; Byrd, 1990; Cardenas et al., 1991; Lazerson et al., 1988). Being peer tutors can also help students develop communication, leadership, and problem-solving skills more, which supports their learning process, as well as assisting other students (</w:t>
-      </w:r>
-      <w:proofErr w:type="spellStart"/>
-      <w:r>
-        <w:rPr>
-          <w:rFonts w:ascii="Times New Roman" w:eastAsia="Times New Roman" w:hAnsi="Times New Roman" w:cs="Times New Roman"/>
-          <w:color w:val="auto"/>
-          <w:sz w:val="24"/>
-          <w:szCs w:val="24"/>
-        </w:rPr>
-        <w:t>Podplota</w:t>
-      </w:r>
-      <w:proofErr w:type="spellEnd"/>
-      <w:r>
-        <w:rPr>
-          <w:rFonts w:ascii="Times New Roman" w:eastAsia="Times New Roman" w:hAnsi="Times New Roman" w:cs="Times New Roman"/>
-          <w:color w:val="auto"/>
-          <w:sz w:val="24"/>
-          <w:szCs w:val="24"/>
-        </w:rPr>
-        <w:t>, 2022).</w:t>
-      </w:r>
-      <w:bookmarkEnd w:id="0"/>
-    </w:p>
+    <w:p/>
+    <w:p/>
+    <w:p/>
     <w:p/>
     <w:p>
       <w:pPr>
-        <w:pStyle w:val="Heading1"/>
-        <w:numPr>
-          <w:ilvl w:val="1"/>
-          <w:numId w:val="46"/>
-        </w:numPr>
-        <w:jc w:val="both"/>
-        <w:rPr>
-          <w:rFonts w:ascii="Times New Roman" w:hAnsi="Times New Roman" w:cs="Times New Roman"/>
-          <w:noProof/>
-        </w:rPr>
-      </w:pPr>
-      <w:bookmarkStart w:id="1" w:name="_Toc221911012"/>
-      <w:r>
-        <w:rPr>
-          <w:rFonts w:ascii="Times New Roman" w:hAnsi="Times New Roman" w:cs="Times New Roman"/>
-          <w:noProof/>
-        </w:rPr>
-        <w:t>Problem Statement</w:t>
-      </w:r>
-      <w:bookmarkEnd w:id="1"/>
-    </w:p>
-    <w:p/>
-    <w:p>
-      <w:pPr>
-        <w:jc w:val="both"/>
-      </w:pPr>
-      <w:r>
-        <w:t xml:space="preserve">Studies have shown that academic self-efficacy, motivation, help-seeking </w:t>
-      </w:r>
-      <w:proofErr w:type="spellStart"/>
-      <w:r>
-        <w:t>behaviour</w:t>
-      </w:r>
-      <w:proofErr w:type="spellEnd"/>
-      <w:r>
-        <w:t>, and learning resource access are some of the factors that affect academic success (Travis et al., 2020). Although more educational resources are related to the positive effect on academic success, traditional academic support mechanisms cannot respond to the needs of individual learning because of the logistical challenges and their availability (Greenwald et al., 1996). The conditions that prevail in higher education establish high requirements in terms of independence and self-control of students, and there is less academic direction than in secondary education (</w:t>
-      </w:r>
-      <w:proofErr w:type="spellStart"/>
-      <w:r>
-        <w:t>Bursuck</w:t>
-      </w:r>
-      <w:proofErr w:type="spellEnd"/>
-      <w:r>
-        <w:t xml:space="preserve"> and Jayanthi, 1993). Research on student help-seeking </w:t>
-      </w:r>
-      <w:proofErr w:type="spellStart"/>
-      <w:r>
-        <w:t>behaviour</w:t>
-      </w:r>
-      <w:proofErr w:type="spellEnd"/>
-      <w:r>
-        <w:t xml:space="preserve"> has shown that although some students are active in seeking academic help and get better academic results, others do not seek help because of anxiety or fear of failure, which leads to poor performance (</w:t>
-      </w:r>
-      <w:proofErr w:type="spellStart"/>
-      <w:r>
-        <w:t>Karabenick</w:t>
-      </w:r>
-      <w:proofErr w:type="spellEnd"/>
-      <w:r>
-        <w:t xml:space="preserve">, 2003). These issues underscore the necessity of academic support systems, which are accessible and promote positive help-seeking </w:t>
-      </w:r>
-      <w:proofErr w:type="spellStart"/>
-      <w:r>
-        <w:t>behaviour</w:t>
-      </w:r>
-      <w:proofErr w:type="spellEnd"/>
-      <w:r>
-        <w:t xml:space="preserve">, </w:t>
-      </w:r>
-      <w:proofErr w:type="spellStart"/>
-      <w:r>
-        <w:t>minimise</w:t>
-      </w:r>
-      <w:proofErr w:type="spellEnd"/>
-      <w:r>
-        <w:t xml:space="preserve"> time lag when seeking assistance, and facilitate learning among academic students.</w:t>
-      </w:r>
-    </w:p>
-    <w:p>
-      <w:pPr>
-        <w:jc w:val="both"/>
-      </w:pPr>
-    </w:p>
-    <w:p>
-      <w:pPr>
-        <w:pStyle w:val="Heading2"/>
+        <w:pStyle w:val="ListParagraph"/>
         <w:numPr>
           <w:ilvl w:val="0"/>
-          <w:numId w:val="46"/>
+          <w:numId w:val="48"/>
         </w:numPr>
-        <w:jc w:val="both"/>
-        <w:rPr>
-          <w:rFonts w:ascii="Times New Roman" w:hAnsi="Times New Roman" w:cs="Times New Roman"/>
-          <w:sz w:val="40"/>
-          <w:szCs w:val="40"/>
-        </w:rPr>
-      </w:pPr>
-      <w:bookmarkStart w:id="2" w:name="_Toc221911013"/>
-      <w:r>
-        <w:rPr>
-          <w:rFonts w:ascii="Times New Roman" w:hAnsi="Times New Roman" w:cs="Times New Roman"/>
-          <w:sz w:val="40"/>
-          <w:szCs w:val="40"/>
-        </w:rPr>
-        <w:lastRenderedPageBreak/>
-        <w:t>Project Goal</w:t>
-      </w:r>
-      <w:bookmarkEnd w:id="2"/>
-    </w:p>
-    <w:p>
-      <w:pPr>
-        <w:jc w:val="both"/>
-        <w:rPr>
-          <w:noProof/>
-        </w:rPr>
-      </w:pPr>
-    </w:p>
-    <w:p>
-      <w:r>
-        <w:t>This project is aimed at primarily facilitating real-time and efficient academic support among students in the university by means of a well-</w:t>
-      </w:r>
-      <w:proofErr w:type="spellStart"/>
-      <w:r>
-        <w:t>organised</w:t>
-      </w:r>
-      <w:proofErr w:type="spellEnd"/>
-      <w:r>
-        <w:t xml:space="preserve"> peer-to-peer learning system. The system will counter the challenges posed in the background and problem statement by ensuring that the number of delays in academic support is reduced by allowing the students to meet more knowledgeable individuals who would be unavailable during their regular teaching time. The platform aims at increasing student interaction and learning by enabling peer-assisted learning, where learners can help each other to learn more about complex topics. The studies have shown that significant peer exchange has a positive impact on motivation, satisfaction, retention, and academic achievement (DeShields, Kara and Kaynak, 2005; Mahan et al., 2014; Tinto, 1987). The application allows collaborative learning and long-term engagement by adding such features as messaging, meeting scheduling, and peer rating (</w:t>
-      </w:r>
-      <w:proofErr w:type="spellStart"/>
-      <w:r>
-        <w:t>Zepke</w:t>
-      </w:r>
-      <w:proofErr w:type="spellEnd"/>
-      <w:r>
-        <w:t xml:space="preserve"> and Leach, 2010; Rizkallah and Seitz, 2017). These are the overall objectives of the project that should enhance the learning process of students by creating an academic community which will support the formal training process and help students improve their academic performance and retention levels in the university (Krause and Coates, 2008).</w:t>
-      </w:r>
-    </w:p>
-    <w:p/>
-    <w:p>
-      <w:pPr>
-        <w:pStyle w:val="Heading2"/>
-        <w:numPr>
-          <w:ilvl w:val="0"/>
-          <w:numId w:val="46"/>
-        </w:numPr>
-        <w:jc w:val="both"/>
-        <w:rPr>
-          <w:rFonts w:ascii="Times New Roman" w:hAnsi="Times New Roman" w:cs="Times New Roman"/>
-          <w:sz w:val="40"/>
-          <w:szCs w:val="40"/>
-        </w:rPr>
-      </w:pPr>
-      <w:bookmarkStart w:id="3" w:name="_Toc221911014"/>
-      <w:r>
-        <w:rPr>
-          <w:rFonts w:ascii="Times New Roman" w:hAnsi="Times New Roman" w:cs="Times New Roman"/>
-          <w:sz w:val="40"/>
-          <w:szCs w:val="40"/>
-        </w:rPr>
-        <w:t>User Groups</w:t>
-      </w:r>
-      <w:bookmarkEnd w:id="3"/>
-    </w:p>
-    <w:p/>
-    <w:p>
-      <w:pPr>
-        <w:jc w:val="both"/>
-      </w:pPr>
-      <w:r>
-        <w:t xml:space="preserve">The three primary groups of users that were identified with relation to this application include students in need of academic support, peer tutors (students offering academic support), and university administrators. Any student </w:t>
-      </w:r>
-      <w:proofErr w:type="gramStart"/>
-      <w:r>
-        <w:t>of</w:t>
-      </w:r>
-      <w:proofErr w:type="gramEnd"/>
-      <w:r>
-        <w:t xml:space="preserve"> the university who is struggling with certain subjects or topics and needs help in a timely manner is a student who needs academic support. These learners will, in most cases, find it difficult to get assistance because the teaching staff is limited or they are busy with their classes. The platform gives them a convenient method of posting requests to look and seek the assistance of knowledgeable peers, as well as interact with other students who can assist in their learning. The system will facilitate peer assistance through fast access to enhance comprehension, confidence, and better academic achievement to increase academic performance. A peer tutor is a university student who is keen on specific courses and ready to assist other students. Peer tutors </w:t>
-      </w:r>
-      <w:proofErr w:type="gramStart"/>
-      <w:r>
-        <w:t>have the opportunity to</w:t>
-      </w:r>
-      <w:proofErr w:type="gramEnd"/>
-      <w:r>
-        <w:t xml:space="preserve"> get requests and respond to them, as well as contact students and </w:t>
-      </w:r>
-      <w:proofErr w:type="spellStart"/>
-      <w:r>
-        <w:t>organise</w:t>
-      </w:r>
-      <w:proofErr w:type="spellEnd"/>
-      <w:r>
-        <w:t xml:space="preserve"> tutoring. The platform will enable them to get ratings and recognition for their contributions, to participate actively, and engage in the long term. The experience of a peer tutor also helps the student acquire such valuable skills as communication, leadership, and problem-solving, which are much appreciated in the contemporary work environment.</w:t>
-      </w:r>
-    </w:p>
-    <w:p>
-      <w:pPr>
-        <w:pStyle w:val="Heading2"/>
-        <w:numPr>
-          <w:ilvl w:val="0"/>
-          <w:numId w:val="46"/>
-        </w:numPr>
-        <w:jc w:val="both"/>
-        <w:rPr>
-          <w:rFonts w:ascii="Times New Roman" w:hAnsi="Times New Roman" w:cs="Times New Roman"/>
-          <w:sz w:val="40"/>
-          <w:szCs w:val="40"/>
-        </w:rPr>
-      </w:pPr>
-      <w:bookmarkStart w:id="4" w:name="_Toc221911015"/>
-      <w:r>
-        <w:rPr>
-          <w:rFonts w:ascii="Times New Roman" w:hAnsi="Times New Roman" w:cs="Times New Roman"/>
-          <w:sz w:val="40"/>
-          <w:szCs w:val="40"/>
-        </w:rPr>
-        <w:t>Functional Requirements</w:t>
-      </w:r>
-      <w:bookmarkEnd w:id="4"/>
-    </w:p>
-    <w:p/>
-    <w:p>
-      <w:pPr>
-        <w:pStyle w:val="Heading4"/>
         <w:rPr>
           <w:b/>
           <w:bCs/>
-          <w:i w:val="0"/>
-          <w:iCs w:val="0"/>
           <w:color w:val="000000" w:themeColor="text1"/>
+          <w:sz w:val="32"/>
+          <w:szCs w:val="32"/>
         </w:rPr>
       </w:pPr>
       <w:r>
         <w:rPr>
           <w:b/>
           <w:bCs/>
-          <w:i w:val="0"/>
-          <w:iCs w:val="0"/>
           <w:color w:val="000000" w:themeColor="text1"/>
+          <w:sz w:val="32"/>
+          <w:szCs w:val="32"/>
         </w:rPr>
-        <w:t>Core Features</w:t>
+        <w:lastRenderedPageBreak/>
+        <w:t>Final System Overview</w:t>
       </w:r>
     </w:p>
     <w:p>
       <w:pPr>
-        <w:pStyle w:val="NormalWeb"/>
-        <w:numPr>
-          <w:ilvl w:val="0"/>
-          <w:numId w:val="7"/>
-        </w:numPr>
-      </w:pPr>
-      <w:r>
-        <w:t>The system shall allow users to register and authenticate using email/password or Google authentication.</w:t>
-      </w:r>
+        <w:pStyle w:val="Heading1"/>
+      </w:pPr>
     </w:p>
     <w:p>
       <w:pPr>
-        <w:pStyle w:val="NormalWeb"/>
-        <w:numPr>
-          <w:ilvl w:val="0"/>
-          <w:numId w:val="7"/>
-        </w:numPr>
-      </w:pPr>
-      <w:r>
-        <w:lastRenderedPageBreak/>
-        <w:t>The system shall allow users to create, view, update, and manage professional profiles, including personal details, expertise in topics, education and profile images.</w:t>
-      </w:r>
-    </w:p>
-    <w:p>
-      <w:pPr>
-        <w:pStyle w:val="NormalWeb"/>
-        <w:numPr>
-          <w:ilvl w:val="0"/>
-          <w:numId w:val="7"/>
-        </w:numPr>
-      </w:pPr>
-      <w:r>
-        <w:t>The system shall allow users to create, view, like, and comment on posts.</w:t>
-      </w:r>
-    </w:p>
-    <w:p>
-      <w:pPr>
-        <w:pStyle w:val="NormalWeb"/>
-        <w:numPr>
-          <w:ilvl w:val="0"/>
-          <w:numId w:val="7"/>
-        </w:numPr>
-      </w:pPr>
-      <w:r>
-        <w:t>The system shall allow users to send, receive and manage peer requests.</w:t>
-      </w:r>
-    </w:p>
-    <w:p>
-      <w:pPr>
-        <w:pStyle w:val="NormalWeb"/>
-        <w:numPr>
-          <w:ilvl w:val="0"/>
-          <w:numId w:val="7"/>
-        </w:numPr>
-      </w:pPr>
-      <w:r>
-        <w:t>The system shall allow users to send and receive messages within conversations.</w:t>
-      </w:r>
-    </w:p>
-    <w:p>
-      <w:pPr>
-        <w:pStyle w:val="NormalWeb"/>
-        <w:numPr>
-          <w:ilvl w:val="0"/>
-          <w:numId w:val="7"/>
-        </w:numPr>
-      </w:pPr>
-      <w:r>
-        <w:t>The system shall generate notifications for events such as comments and connection requests.</w:t>
-      </w:r>
-    </w:p>
-    <w:p>
-      <w:pPr>
-        <w:pStyle w:val="NormalWeb"/>
-        <w:numPr>
-          <w:ilvl w:val="0"/>
-          <w:numId w:val="7"/>
-        </w:numPr>
-      </w:pPr>
-      <w:r>
-        <w:t>The system should allow users to arrange meetings.</w:t>
-      </w:r>
-    </w:p>
-    <w:p>
-      <w:pPr>
-        <w:pStyle w:val="NormalWeb"/>
-        <w:numPr>
-          <w:ilvl w:val="0"/>
-          <w:numId w:val="7"/>
-        </w:numPr>
-      </w:pPr>
-      <w:r>
-        <w:t>The system should allow rate meetings and allocate points.</w:t>
-      </w:r>
-    </w:p>
-    <w:p>
-      <w:pPr>
-        <w:pStyle w:val="NormalWeb"/>
-        <w:numPr>
-          <w:ilvl w:val="0"/>
-          <w:numId w:val="7"/>
-        </w:numPr>
-      </w:pPr>
-      <w:r>
-        <w:t>The system should allow post media such as documents and images.</w:t>
-      </w:r>
-    </w:p>
-    <w:p>
-      <w:pPr>
-        <w:pStyle w:val="NormalWeb"/>
-        <w:numPr>
-          <w:ilvl w:val="0"/>
-          <w:numId w:val="7"/>
-        </w:numPr>
-      </w:pPr>
-      <w:r>
-        <w:t>The system shall allow users to log out securely and manage active sessions.</w:t>
-      </w:r>
-    </w:p>
-    <w:p>
-      <w:pPr>
-        <w:pStyle w:val="Heading4"/>
-        <w:rPr>
-          <w:b/>
-          <w:bCs/>
-          <w:i w:val="0"/>
-          <w:iCs w:val="0"/>
-          <w:color w:val="000000" w:themeColor="text1"/>
-        </w:rPr>
-      </w:pPr>
-      <w:r>
-        <w:rPr>
-          <w:b/>
-          <w:bCs/>
-          <w:i w:val="0"/>
-          <w:iCs w:val="0"/>
-          <w:color w:val="000000" w:themeColor="text1"/>
-        </w:rPr>
-        <w:t>Non-Core Features</w:t>
-      </w:r>
-    </w:p>
-    <w:p>
-      <w:pPr>
-        <w:pStyle w:val="NormalWeb"/>
-        <w:numPr>
-          <w:ilvl w:val="0"/>
-          <w:numId w:val="8"/>
-        </w:numPr>
-      </w:pPr>
-      <w:r>
-        <w:t>The system should allow users to search for other users by name.</w:t>
-      </w:r>
-    </w:p>
-    <w:p>
-      <w:pPr>
-        <w:pStyle w:val="NormalWeb"/>
-        <w:numPr>
-          <w:ilvl w:val="0"/>
-          <w:numId w:val="8"/>
-        </w:numPr>
-      </w:pPr>
-      <w:r>
-        <w:t>The system should allow users to mark notifications as read.</w:t>
-      </w:r>
-    </w:p>
-    <w:p>
-      <w:pPr>
-        <w:pStyle w:val="Heading2"/>
-        <w:numPr>
-          <w:ilvl w:val="0"/>
-          <w:numId w:val="46"/>
-        </w:numPr>
-        <w:jc w:val="both"/>
-        <w:rPr>
-          <w:rFonts w:ascii="Times New Roman" w:hAnsi="Times New Roman" w:cs="Times New Roman"/>
-          <w:sz w:val="40"/>
-          <w:szCs w:val="40"/>
-        </w:rPr>
-      </w:pPr>
-      <w:bookmarkStart w:id="5" w:name="_Toc221911016"/>
-      <w:r>
-        <w:rPr>
-          <w:rFonts w:ascii="Times New Roman" w:hAnsi="Times New Roman" w:cs="Times New Roman"/>
-          <w:sz w:val="40"/>
-          <w:szCs w:val="40"/>
-        </w:rPr>
-        <w:t>Non-Functional Requirements</w:t>
-      </w:r>
-      <w:bookmarkEnd w:id="5"/>
-      <w:r>
-        <w:rPr>
-          <w:rFonts w:ascii="Times New Roman" w:hAnsi="Times New Roman" w:cs="Times New Roman"/>
-          <w:sz w:val="40"/>
-          <w:szCs w:val="40"/>
-        </w:rPr>
-        <w:t xml:space="preserve"> </w:t>
-      </w:r>
-    </w:p>
-    <w:p/>
-    <w:p>
-      <w:pPr>
-        <w:pStyle w:val="Heading4"/>
-        <w:rPr>
-          <w:b/>
-          <w:bCs/>
-          <w:i w:val="0"/>
-          <w:iCs w:val="0"/>
-          <w:color w:val="000000" w:themeColor="text1"/>
-        </w:rPr>
-      </w:pPr>
-      <w:r>
-        <w:rPr>
-          <w:b/>
-          <w:bCs/>
-          <w:i w:val="0"/>
-          <w:iCs w:val="0"/>
-          <w:color w:val="000000" w:themeColor="text1"/>
-        </w:rPr>
-        <w:t>Functionality</w:t>
-      </w:r>
-    </w:p>
-    <w:p>
-      <w:pPr>
-        <w:pStyle w:val="NormalWeb"/>
-        <w:numPr>
-          <w:ilvl w:val="0"/>
-          <w:numId w:val="9"/>
-        </w:numPr>
-      </w:pPr>
-      <w:r>
-        <w:t>The system shall support core features including authentication, content sharing, messaging, posting content, connecting with peers, arranging meetings, rating services and notifications.</w:t>
-      </w:r>
-    </w:p>
-    <w:p>
-      <w:pPr>
-        <w:pStyle w:val="Heading4"/>
-        <w:rPr>
-          <w:b/>
-          <w:bCs/>
-          <w:i w:val="0"/>
-          <w:iCs w:val="0"/>
-          <w:color w:val="000000" w:themeColor="text1"/>
-        </w:rPr>
-      </w:pPr>
-      <w:r>
-        <w:rPr>
-          <w:b/>
-          <w:bCs/>
-          <w:i w:val="0"/>
-          <w:iCs w:val="0"/>
-          <w:color w:val="000000" w:themeColor="text1"/>
-        </w:rPr>
-        <w:t>Usability</w:t>
-      </w:r>
-    </w:p>
-    <w:p>
-      <w:pPr>
-        <w:pStyle w:val="NormalWeb"/>
-        <w:numPr>
-          <w:ilvl w:val="0"/>
-          <w:numId w:val="10"/>
-        </w:numPr>
-      </w:pPr>
-      <w:r>
-        <w:t xml:space="preserve">Users with existing accounts shall be able to log in, update their profile, and create a post with no prior training in </w:t>
-      </w:r>
-      <w:r>
-        <w:rPr>
-          <w:rStyle w:val="Strong"/>
-          <w:rFonts w:eastAsiaTheme="majorEastAsia"/>
-          <w:b w:val="0"/>
-          <w:bCs w:val="0"/>
-        </w:rPr>
-        <w:t>≤ 150 seconds</w:t>
-      </w:r>
-      <w:r>
-        <w:rPr>
-          <w:b/>
-          <w:bCs/>
-        </w:rPr>
-        <w:t>.</w:t>
-      </w:r>
-    </w:p>
-    <w:p>
-      <w:pPr>
-        <w:pStyle w:val="NormalWeb"/>
-        <w:numPr>
-          <w:ilvl w:val="0"/>
-          <w:numId w:val="10"/>
-        </w:numPr>
-      </w:pPr>
-      <w:r>
-        <w:t>Users shall be able to navigate between profile, feed, messaging and notifications using a clean and intuitive interface.</w:t>
-      </w:r>
-    </w:p>
-    <w:p>
-      <w:pPr>
-        <w:pStyle w:val="Heading4"/>
-        <w:rPr>
-          <w:b/>
-          <w:bCs/>
-          <w:i w:val="0"/>
-          <w:iCs w:val="0"/>
-          <w:color w:val="000000" w:themeColor="text1"/>
-        </w:rPr>
-      </w:pPr>
-      <w:r>
-        <w:rPr>
-          <w:b/>
-          <w:bCs/>
-          <w:i w:val="0"/>
-          <w:iCs w:val="0"/>
-          <w:color w:val="000000" w:themeColor="text1"/>
-        </w:rPr>
-        <w:t>Reliability</w:t>
-      </w:r>
-    </w:p>
-    <w:p>
-      <w:pPr>
-        <w:pStyle w:val="NormalWeb"/>
-        <w:numPr>
-          <w:ilvl w:val="0"/>
-          <w:numId w:val="11"/>
-        </w:numPr>
-      </w:pPr>
-      <w:r>
-        <w:t xml:space="preserve">The system shall maintain </w:t>
-      </w:r>
-      <w:r>
-        <w:rPr>
-          <w:rStyle w:val="Strong"/>
-          <w:rFonts w:eastAsiaTheme="majorEastAsia"/>
-          <w:b w:val="0"/>
-          <w:bCs w:val="0"/>
-        </w:rPr>
-        <w:t>9</w:t>
-      </w:r>
-      <w:r>
-        <w:rPr>
-          <w:rStyle w:val="Strong"/>
-          <w:rFonts w:eastAsiaTheme="majorEastAsia"/>
-          <w:b w:val="0"/>
-          <w:bCs w:val="0"/>
-        </w:rPr>
-        <w:t>5</w:t>
-      </w:r>
-      <w:r>
-        <w:rPr>
-          <w:rStyle w:val="Strong"/>
-          <w:rFonts w:eastAsiaTheme="majorEastAsia"/>
-          <w:b w:val="0"/>
-          <w:bCs w:val="0"/>
-        </w:rPr>
-        <w:t>% uptime</w:t>
-      </w:r>
-      <w:r>
-        <w:rPr>
-          <w:b/>
-          <w:bCs/>
-        </w:rPr>
-        <w:t>,</w:t>
-      </w:r>
-      <w:r>
-        <w:t xml:space="preserve"> excluding scheduled maintenance.</w:t>
-      </w:r>
-    </w:p>
-    <w:p>
-      <w:pPr>
-        <w:pStyle w:val="NormalWeb"/>
-        <w:numPr>
-          <w:ilvl w:val="0"/>
-          <w:numId w:val="11"/>
-        </w:numPr>
-      </w:pPr>
-      <w:r>
-        <w:t>Messages and Profile details shall not be lost during normal system operation.</w:t>
-      </w:r>
-    </w:p>
-    <w:p>
-      <w:pPr>
-        <w:pStyle w:val="Heading4"/>
-        <w:rPr>
-          <w:b/>
-          <w:bCs/>
-          <w:i w:val="0"/>
-          <w:iCs w:val="0"/>
-          <w:color w:val="000000" w:themeColor="text1"/>
-        </w:rPr>
-      </w:pPr>
-      <w:r>
-        <w:rPr>
-          <w:b/>
-          <w:bCs/>
-          <w:i w:val="0"/>
-          <w:iCs w:val="0"/>
-          <w:color w:val="000000" w:themeColor="text1"/>
-        </w:rPr>
-        <w:t>Performance</w:t>
-      </w:r>
-    </w:p>
-    <w:p>
-      <w:pPr>
-        <w:pStyle w:val="NormalWeb"/>
-        <w:numPr>
-          <w:ilvl w:val="0"/>
-          <w:numId w:val="12"/>
-        </w:numPr>
-      </w:pPr>
-      <w:r>
-        <w:t xml:space="preserve">The system shall load the main feed in </w:t>
-      </w:r>
-      <w:r>
-        <w:rPr>
-          <w:rStyle w:val="Strong"/>
-          <w:rFonts w:eastAsiaTheme="majorEastAsia"/>
-          <w:b w:val="0"/>
-          <w:bCs w:val="0"/>
-        </w:rPr>
-        <w:t>≤ 1</w:t>
-      </w:r>
-      <w:r>
-        <w:rPr>
-          <w:rStyle w:val="Strong"/>
-          <w:rFonts w:eastAsiaTheme="majorEastAsia"/>
-          <w:b w:val="0"/>
-          <w:bCs w:val="0"/>
-        </w:rPr>
-        <w:t>5</w:t>
-      </w:r>
-      <w:r>
-        <w:rPr>
-          <w:rStyle w:val="Strong"/>
-          <w:rFonts w:eastAsiaTheme="majorEastAsia"/>
-          <w:b w:val="0"/>
-          <w:bCs w:val="0"/>
-        </w:rPr>
-        <w:t xml:space="preserve"> seconds</w:t>
-      </w:r>
-      <w:r>
-        <w:t xml:space="preserve"> under normal network conditions.</w:t>
-      </w:r>
-    </w:p>
-    <w:p>
-      <w:pPr>
-        <w:pStyle w:val="NormalWeb"/>
-        <w:numPr>
-          <w:ilvl w:val="0"/>
-          <w:numId w:val="12"/>
-        </w:numPr>
-      </w:pPr>
-      <w:r>
-        <w:t xml:space="preserve">Messages and notifications shall be delivered in </w:t>
-      </w:r>
-      <w:r>
-        <w:rPr>
-          <w:rStyle w:val="Strong"/>
-          <w:rFonts w:eastAsiaTheme="majorEastAsia"/>
-          <w:b w:val="0"/>
-          <w:bCs w:val="0"/>
-        </w:rPr>
-        <w:t xml:space="preserve">≤ </w:t>
-      </w:r>
-      <w:r>
-        <w:rPr>
-          <w:rStyle w:val="Strong"/>
-          <w:rFonts w:eastAsiaTheme="majorEastAsia"/>
-          <w:b w:val="0"/>
-          <w:bCs w:val="0"/>
-        </w:rPr>
-        <w:t>5</w:t>
-      </w:r>
-      <w:r>
-        <w:rPr>
-          <w:rStyle w:val="Strong"/>
-          <w:rFonts w:eastAsiaTheme="majorEastAsia"/>
-          <w:b w:val="0"/>
-          <w:bCs w:val="0"/>
-        </w:rPr>
-        <w:t xml:space="preserve"> second</w:t>
-      </w:r>
-      <w:r>
-        <w:rPr>
-          <w:rStyle w:val="Strong"/>
-          <w:rFonts w:eastAsiaTheme="majorEastAsia"/>
-          <w:b w:val="0"/>
-          <w:bCs w:val="0"/>
-        </w:rPr>
-        <w:t>s</w:t>
-      </w:r>
-      <w:r>
-        <w:t xml:space="preserve"> using </w:t>
-      </w:r>
-      <w:proofErr w:type="spellStart"/>
-      <w:r>
-        <w:t>WebSockets</w:t>
-      </w:r>
-      <w:proofErr w:type="spellEnd"/>
-      <w:r>
-        <w:t>.</w:t>
-      </w:r>
-    </w:p>
-    <w:p>
-      <w:pPr>
-        <w:pStyle w:val="Heading4"/>
-        <w:rPr>
-          <w:b/>
-          <w:bCs/>
-          <w:i w:val="0"/>
-          <w:iCs w:val="0"/>
-          <w:color w:val="000000" w:themeColor="text1"/>
-        </w:rPr>
-      </w:pPr>
-      <w:r>
-        <w:rPr>
-          <w:b/>
-          <w:bCs/>
-          <w:i w:val="0"/>
-          <w:iCs w:val="0"/>
-          <w:color w:val="000000" w:themeColor="text1"/>
-        </w:rPr>
-        <w:t>Security</w:t>
-      </w:r>
-    </w:p>
-    <w:p>
-      <w:pPr>
-        <w:pStyle w:val="NormalWeb"/>
-        <w:numPr>
-          <w:ilvl w:val="0"/>
-          <w:numId w:val="13"/>
-        </w:numPr>
-      </w:pPr>
-      <w:r>
-        <w:t>The system shall securely store user credentials using encryption and hashing techniques.</w:t>
-      </w:r>
-    </w:p>
-    <w:p>
-      <w:pPr>
-        <w:pStyle w:val="NormalWeb"/>
-        <w:numPr>
-          <w:ilvl w:val="0"/>
-          <w:numId w:val="13"/>
-        </w:numPr>
-      </w:pPr>
-      <w:r>
-        <w:lastRenderedPageBreak/>
-        <w:t>The system shall ensure only authenticated users can access protected features.</w:t>
-      </w:r>
-    </w:p>
-    <w:p>
-      <w:pPr>
-        <w:pStyle w:val="NormalWeb"/>
-        <w:numPr>
-          <w:ilvl w:val="0"/>
-          <w:numId w:val="13"/>
-        </w:numPr>
-      </w:pPr>
-      <w:r>
-        <w:t>The system shall prevent unauthorized access to user data and uploaded media.</w:t>
-      </w:r>
-    </w:p>
-    <w:p>
-      <w:pPr>
-        <w:pStyle w:val="Heading4"/>
-        <w:rPr>
-          <w:b/>
-          <w:bCs/>
-          <w:i w:val="0"/>
-          <w:iCs w:val="0"/>
-          <w:color w:val="000000" w:themeColor="text1"/>
-        </w:rPr>
-      </w:pPr>
-      <w:r>
-        <w:rPr>
-          <w:b/>
-          <w:bCs/>
-          <w:i w:val="0"/>
-          <w:iCs w:val="0"/>
-          <w:color w:val="000000" w:themeColor="text1"/>
-        </w:rPr>
-        <w:t>Supportability</w:t>
-      </w:r>
-    </w:p>
-    <w:p>
-      <w:pPr>
-        <w:pStyle w:val="NormalWeb"/>
-        <w:numPr>
-          <w:ilvl w:val="0"/>
-          <w:numId w:val="14"/>
-        </w:numPr>
-      </w:pPr>
-      <w:r>
-        <w:t>The system shall allow future feature expansion without major architectural changes.</w:t>
-      </w:r>
-    </w:p>
-    <w:p>
-      <w:pPr>
-        <w:pStyle w:val="Heading4"/>
-        <w:rPr>
-          <w:b/>
-          <w:bCs/>
-          <w:i w:val="0"/>
-          <w:iCs w:val="0"/>
-          <w:color w:val="000000" w:themeColor="text1"/>
-        </w:rPr>
-      </w:pPr>
-      <w:r>
-        <w:rPr>
-          <w:b/>
-          <w:bCs/>
-          <w:i w:val="0"/>
-          <w:iCs w:val="0"/>
-          <w:color w:val="000000" w:themeColor="text1"/>
-        </w:rPr>
-        <w:t>Compatibility</w:t>
-      </w:r>
-    </w:p>
-    <w:p>
-      <w:pPr>
-        <w:pStyle w:val="NormalWeb"/>
-        <w:numPr>
-          <w:ilvl w:val="0"/>
-          <w:numId w:val="15"/>
-        </w:numPr>
-      </w:pPr>
-      <w:r>
-        <w:t>The system shall be supported on Google Chrome.</w:t>
-      </w:r>
-    </w:p>
-    <w:p>
-      <w:pPr>
-        <w:pStyle w:val="NormalWeb"/>
-      </w:pPr>
-    </w:p>
-    <w:p>
-      <w:pPr>
-        <w:pStyle w:val="NormalWeb"/>
-      </w:pPr>
-    </w:p>
-    <w:p>
-      <w:pPr>
-        <w:pStyle w:val="NormalWeb"/>
-      </w:pPr>
-    </w:p>
-    <w:p>
-      <w:pPr>
-        <w:pStyle w:val="NormalWeb"/>
-      </w:pPr>
-    </w:p>
-    <w:p>
-      <w:pPr>
-        <w:pStyle w:val="NormalWeb"/>
-      </w:pPr>
-    </w:p>
-    <w:p>
-      <w:pPr>
-        <w:pStyle w:val="NormalWeb"/>
-      </w:pPr>
-    </w:p>
-    <w:p>
-      <w:pPr>
-        <w:pStyle w:val="NormalWeb"/>
-      </w:pPr>
-    </w:p>
-    <w:p>
-      <w:pPr>
-        <w:pStyle w:val="NormalWeb"/>
-      </w:pPr>
-    </w:p>
-    <w:p>
-      <w:pPr>
-        <w:pStyle w:val="NormalWeb"/>
-      </w:pPr>
-    </w:p>
-    <w:p>
-      <w:pPr>
-        <w:pStyle w:val="NormalWeb"/>
-      </w:pPr>
-    </w:p>
-    <w:p>
-      <w:pPr>
-        <w:pStyle w:val="NormalWeb"/>
-      </w:pPr>
-    </w:p>
-    <w:p>
-      <w:pPr>
-        <w:pStyle w:val="NormalWeb"/>
-      </w:pPr>
-    </w:p>
-    <w:p>
-      <w:pPr>
-        <w:pStyle w:val="NormalWeb"/>
-      </w:pPr>
-    </w:p>
-    <w:p>
-      <w:pPr>
         <w:pStyle w:val="Heading1"/>
-        <w:numPr>
-          <w:ilvl w:val="0"/>
-          <w:numId w:val="46"/>
-        </w:numPr>
         <w:rPr>
           <w:rFonts w:ascii="Times New Roman" w:hAnsi="Times New Roman" w:cs="Times New Roman"/>
         </w:rPr>
       </w:pPr>
-      <w:bookmarkStart w:id="6" w:name="_Toc221911017"/>
+      <w:bookmarkStart w:id="2" w:name="_Toc223388856"/>
       <w:r>
         <w:rPr>
           <w:rFonts w:ascii="Times New Roman" w:hAnsi="Times New Roman" w:cs="Times New Roman"/>
         </w:rPr>
-        <w:t>Use Case</w:t>
-      </w:r>
-      <w:bookmarkEnd w:id="6"/>
+        <w:t>1</w:t>
+      </w:r>
+      <w:r>
+        <w:rPr>
+          <w:rFonts w:ascii="Times New Roman" w:hAnsi="Times New Roman" w:cs="Times New Roman"/>
+        </w:rPr>
+        <w:t>3</w:t>
+      </w:r>
       <w:r>
         <w:rPr>
           <w:rFonts w:ascii="Times New Roman" w:hAnsi="Times New Roman" w:cs="Times New Roman"/>
         </w:rPr>
         <w:t xml:space="preserve"> </w:t>
       </w:r>
-    </w:p>
-    <w:p/>
-    <w:p>
-      <w:pPr>
-        <w:jc w:val="both"/>
-      </w:pPr>
-      <w:r>
-        <w:t>In this paragraph, use case diagram will be explored while the use cases will be briefly described.</w:t>
-      </w:r>
-    </w:p>
-    <w:p>
-      <w:pPr>
-        <w:jc w:val="both"/>
-      </w:pPr>
-    </w:p>
-    <w:p>
-      <w:pPr>
-        <w:pStyle w:val="Heading2"/>
-        <w:numPr>
-          <w:ilvl w:val="1"/>
-          <w:numId w:val="18"/>
-        </w:numPr>
-        <w:jc w:val="both"/>
-        <w:rPr>
-          <w:rFonts w:ascii="Times New Roman" w:hAnsi="Times New Roman" w:cs="Times New Roman"/>
-          <w:sz w:val="40"/>
-          <w:szCs w:val="40"/>
-        </w:rPr>
-      </w:pPr>
-      <w:bookmarkStart w:id="7" w:name="_Toc221911018"/>
-      <w:r>
-        <w:rPr>
-          <w:rFonts w:ascii="Times New Roman" w:hAnsi="Times New Roman" w:cs="Times New Roman"/>
-          <w:sz w:val="40"/>
-          <w:szCs w:val="40"/>
-        </w:rPr>
-        <w:t>Use Case Diagram</w:t>
-      </w:r>
-      <w:bookmarkEnd w:id="7"/>
-    </w:p>
-    <w:p/>
-    <w:p/>
-    <w:p>
-      <w:r>
-        <w:rPr>
-          <w:noProof/>
-          <w:sz w:val="20"/>
-          <w:szCs w:val="20"/>
-        </w:rPr>
-        <w:drawing>
-          <wp:inline distT="0" distB="0" distL="0" distR="0" wp14:anchorId="2F3B14E6" wp14:editId="4C5AEF31">
-            <wp:extent cx="5943600" cy="6031865"/>
-            <wp:effectExtent l="0" t="0" r="0" b="635"/>
-            <wp:docPr id="2120504989" name="Picture 1" descr="A diagram of a person's schedule&#10;&#10;AI-generated content may be incorrect."/>
-            <wp:cNvGraphicFramePr>
-              <a:graphicFrameLocks xmlns:a="http://schemas.openxmlformats.org/drawingml/2006/main" noChangeAspect="1"/>
-            </wp:cNvGraphicFramePr>
-            <a:graphic xmlns:a="http://schemas.openxmlformats.org/drawingml/2006/main">
-              <a:graphicData uri="http://schemas.openxmlformats.org/drawingml/2006/picture">
-                <pic:pic xmlns:pic="http://schemas.openxmlformats.org/drawingml/2006/picture">
-                  <pic:nvPicPr>
-                    <pic:cNvPr id="2120504989" name="Picture 1" descr="A diagram of a person's schedule&#10;&#10;AI-generated content may be incorrect."/>
-                    <pic:cNvPicPr/>
-                  </pic:nvPicPr>
-                  <pic:blipFill>
-                    <a:blip r:embed="rId11"/>
-                    <a:stretch>
-                      <a:fillRect/>
-                    </a:stretch>
-                  </pic:blipFill>
-                  <pic:spPr>
-                    <a:xfrm>
-                      <a:off x="0" y="0"/>
-                      <a:ext cx="5943600" cy="6031865"/>
-                    </a:xfrm>
-                    <a:prstGeom prst="rect">
-                      <a:avLst/>
-                    </a:prstGeom>
-                  </pic:spPr>
-                </pic:pic>
-              </a:graphicData>
-            </a:graphic>
-          </wp:inline>
-        </w:drawing>
-      </w:r>
-    </w:p>
-    <w:p>
-      <w:pPr>
-        <w:keepNext/>
-        <w:jc w:val="center"/>
-        <w:rPr>
-          <w:i/>
-          <w:iCs/>
-          <w:sz w:val="16"/>
-          <w:szCs w:val="16"/>
-        </w:rPr>
-      </w:pPr>
-    </w:p>
-    <w:p>
-      <w:pPr>
-        <w:pStyle w:val="Caption"/>
-        <w:jc w:val="center"/>
-        <w:rPr>
-          <w:i w:val="0"/>
-          <w:iCs w:val="0"/>
-          <w:sz w:val="16"/>
-          <w:szCs w:val="16"/>
-        </w:rPr>
-      </w:pPr>
-      <w:bookmarkStart w:id="8" w:name="_Toc221910901"/>
-      <w:r>
-        <w:t xml:space="preserve">Figure </w:t>
-      </w:r>
-      <w:fldSimple w:instr=" SEQ Figure \* ARABIC ">
-        <w:r>
-          <w:rPr>
-            <w:noProof/>
-          </w:rPr>
-          <w:t>1</w:t>
-        </w:r>
-      </w:fldSimple>
-      <w:r>
-        <w:t>. Use Case Diagram of Peer Tutoring Platform</w:t>
-      </w:r>
-      <w:bookmarkEnd w:id="8"/>
-    </w:p>
-    <w:p>
-      <w:pPr>
-        <w:pStyle w:val="Heading2"/>
-        <w:numPr>
-          <w:ilvl w:val="1"/>
-          <w:numId w:val="18"/>
-        </w:numPr>
-        <w:jc w:val="both"/>
-        <w:rPr>
-          <w:rFonts w:ascii="Times New Roman" w:hAnsi="Times New Roman" w:cs="Times New Roman"/>
-          <w:sz w:val="40"/>
-          <w:szCs w:val="40"/>
-        </w:rPr>
-      </w:pPr>
-      <w:bookmarkStart w:id="9" w:name="_Toc221911019"/>
-      <w:r>
-        <w:rPr>
-          <w:rFonts w:ascii="Times New Roman" w:hAnsi="Times New Roman" w:cs="Times New Roman"/>
-          <w:sz w:val="40"/>
-          <w:szCs w:val="40"/>
-        </w:rPr>
-        <w:t>Brief Use Cases</w:t>
-      </w:r>
-      <w:bookmarkEnd w:id="9"/>
-    </w:p>
-    <w:p/>
-    <w:p>
-      <w:pPr>
-        <w:spacing w:before="100" w:beforeAutospacing="1" w:after="100" w:afterAutospacing="1"/>
-        <w:outlineLvl w:val="2"/>
-        <w:rPr>
-          <w:b/>
-          <w:bCs/>
-        </w:rPr>
-      </w:pPr>
-      <w:bookmarkStart w:id="10" w:name="_Toc211815890"/>
-      <w:bookmarkStart w:id="11" w:name="_Toc221911020"/>
-      <w:r>
-        <w:rPr>
-          <w:b/>
-          <w:bCs/>
-        </w:rPr>
-        <w:t>CRUD Post</w:t>
-      </w:r>
-      <w:bookmarkEnd w:id="10"/>
-      <w:bookmarkEnd w:id="11"/>
-      <w:r>
-        <w:rPr>
-          <w:b/>
-          <w:bCs/>
-        </w:rPr>
-        <w:t xml:space="preserve"> </w:t>
-      </w:r>
-    </w:p>
-    <w:tbl>
-      <w:tblPr>
-        <w:tblStyle w:val="ListTable3-Accent1"/>
-        <w:tblW w:w="0" w:type="auto"/>
-        <w:tblBorders>
-          <w:top w:val="single" w:sz="4" w:space="0" w:color="auto"/>
-          <w:left w:val="single" w:sz="4" w:space="0" w:color="auto"/>
-          <w:bottom w:val="single" w:sz="4" w:space="0" w:color="auto"/>
-          <w:right w:val="single" w:sz="4" w:space="0" w:color="auto"/>
-          <w:insideH w:val="single" w:sz="4" w:space="0" w:color="auto"/>
-          <w:insideV w:val="single" w:sz="4" w:space="0" w:color="auto"/>
-        </w:tblBorders>
-        <w:tblLook w:val="04A0" w:firstRow="1" w:lastRow="0" w:firstColumn="1" w:lastColumn="0" w:noHBand="0" w:noVBand="1"/>
-      </w:tblPr>
-      <w:tblGrid>
-        <w:gridCol w:w="9016"/>
-      </w:tblGrid>
-      <w:tr>
-        <w:trPr>
-          <w:cnfStyle w:val="100000000000" w:firstRow="1" w:lastRow="0" w:firstColumn="0" w:lastColumn="0" w:oddVBand="0" w:evenVBand="0" w:oddHBand="0" w:evenHBand="0" w:firstRowFirstColumn="0" w:firstRowLastColumn="0" w:lastRowFirstColumn="0" w:lastRowLastColumn="0"/>
-        </w:trPr>
-        <w:tc>
-          <w:tcPr>
-            <w:cnfStyle w:val="001000000100" w:firstRow="0" w:lastRow="0" w:firstColumn="1" w:lastColumn="0" w:oddVBand="0" w:evenVBand="0" w:oddHBand="0" w:evenHBand="0" w:firstRowFirstColumn="1" w:firstRowLastColumn="0" w:lastRowFirstColumn="0" w:lastRowLastColumn="0"/>
-            <w:tcW w:w="9016" w:type="dxa"/>
-            <w:tcBorders>
-              <w:bottom w:val="none" w:sz="0" w:space="0" w:color="auto"/>
-              <w:right w:val="none" w:sz="0" w:space="0" w:color="auto"/>
-            </w:tcBorders>
-            <w:shd w:val="clear" w:color="auto" w:fill="auto"/>
-          </w:tcPr>
-          <w:p>
-            <w:pPr>
-              <w:rPr>
-                <w:b w:val="0"/>
-                <w:bCs w:val="0"/>
-                <w:color w:val="000000" w:themeColor="text1"/>
-                <w:sz w:val="24"/>
-                <w:szCs w:val="24"/>
-              </w:rPr>
-            </w:pPr>
-            <w:r>
-              <w:rPr>
-                <w:color w:val="000000" w:themeColor="text1"/>
-                <w:sz w:val="24"/>
-                <w:szCs w:val="24"/>
-              </w:rPr>
-              <w:t>Actors:</w:t>
-            </w:r>
-          </w:p>
-          <w:p>
-            <w:pPr>
-              <w:rPr>
-                <w:b w:val="0"/>
-                <w:bCs w:val="0"/>
-                <w:sz w:val="24"/>
-                <w:szCs w:val="24"/>
-              </w:rPr>
-            </w:pPr>
-            <w:r>
-              <w:rPr>
-                <w:b w:val="0"/>
-                <w:bCs w:val="0"/>
-                <w:color w:val="000000" w:themeColor="text1"/>
-                <w:sz w:val="24"/>
-                <w:szCs w:val="24"/>
-              </w:rPr>
-              <w:t>Tutor, Tutee</w:t>
-            </w:r>
-          </w:p>
-        </w:tc>
-      </w:tr>
-      <w:tr>
-        <w:trPr>
-          <w:cnfStyle w:val="000000100000" w:firstRow="0" w:lastRow="0" w:firstColumn="0" w:lastColumn="0" w:oddVBand="0" w:evenVBand="0" w:oddHBand="1" w:evenHBand="0" w:firstRowFirstColumn="0" w:firstRowLastColumn="0" w:lastRowFirstColumn="0" w:lastRowLastColumn="0"/>
-        </w:trPr>
-        <w:tc>
-          <w:tcPr>
-            <w:cnfStyle w:val="001000000000" w:firstRow="0" w:lastRow="0" w:firstColumn="1" w:lastColumn="0" w:oddVBand="0" w:evenVBand="0" w:oddHBand="0" w:evenHBand="0" w:firstRowFirstColumn="0" w:firstRowLastColumn="0" w:lastRowFirstColumn="0" w:lastRowLastColumn="0"/>
-            <w:tcW w:w="9016" w:type="dxa"/>
-            <w:tcBorders>
-              <w:top w:val="none" w:sz="0" w:space="0" w:color="auto"/>
-              <w:bottom w:val="none" w:sz="0" w:space="0" w:color="auto"/>
-              <w:right w:val="none" w:sz="0" w:space="0" w:color="auto"/>
-            </w:tcBorders>
-          </w:tcPr>
-          <w:p>
-            <w:pPr>
-              <w:rPr>
-                <w:b w:val="0"/>
-                <w:bCs w:val="0"/>
-                <w:sz w:val="24"/>
-                <w:szCs w:val="24"/>
-              </w:rPr>
-            </w:pPr>
-            <w:r>
-              <w:rPr>
-                <w:sz w:val="24"/>
-                <w:szCs w:val="24"/>
-              </w:rPr>
-              <w:t>Description:</w:t>
-            </w:r>
-          </w:p>
-          <w:p>
-            <w:pPr>
-              <w:rPr>
-                <w:b w:val="0"/>
-                <w:bCs w:val="0"/>
-                <w:sz w:val="24"/>
-                <w:szCs w:val="24"/>
-              </w:rPr>
-            </w:pPr>
-          </w:p>
-          <w:p>
-            <w:pPr>
-              <w:rPr>
-                <w:b w:val="0"/>
-                <w:bCs w:val="0"/>
-                <w:sz w:val="24"/>
-                <w:szCs w:val="24"/>
-              </w:rPr>
-            </w:pPr>
-            <w:r>
-              <w:rPr>
-                <w:b w:val="0"/>
-                <w:bCs w:val="0"/>
-                <w:sz w:val="24"/>
-                <w:szCs w:val="24"/>
-              </w:rPr>
-              <w:t>This use case begins when a user wishes to create, read, update, or delete a post related to seeking/offering assistance with subjects. The user enters details such as subject name, topic, description. The use case ends when the post has been created, updated, deleted, or the user exits the functionality.</w:t>
-            </w:r>
-          </w:p>
-        </w:tc>
-      </w:tr>
-    </w:tbl>
-    <w:p/>
-    <w:p>
-      <w:pPr>
-        <w:spacing w:before="100" w:beforeAutospacing="1" w:after="100" w:afterAutospacing="1"/>
-        <w:outlineLvl w:val="2"/>
-        <w:rPr>
-          <w:b/>
-          <w:bCs/>
-        </w:rPr>
-      </w:pPr>
-      <w:bookmarkStart w:id="12" w:name="_Toc211815891"/>
-      <w:bookmarkStart w:id="13" w:name="_Toc221911021"/>
-      <w:r>
-        <w:rPr>
-          <w:b/>
-          <w:bCs/>
-        </w:rPr>
-        <w:t>Send Message</w:t>
-      </w:r>
-      <w:bookmarkEnd w:id="12"/>
-      <w:bookmarkEnd w:id="13"/>
-      <w:r>
-        <w:rPr>
-          <w:b/>
-          <w:bCs/>
-        </w:rPr>
-        <w:t xml:space="preserve"> </w:t>
-      </w:r>
-    </w:p>
-    <w:tbl>
-      <w:tblPr>
-        <w:tblStyle w:val="ListTable3-Accent1"/>
-        <w:tblW w:w="0" w:type="auto"/>
-        <w:tblBorders>
-          <w:top w:val="single" w:sz="4" w:space="0" w:color="auto"/>
-          <w:left w:val="single" w:sz="4" w:space="0" w:color="auto"/>
-          <w:bottom w:val="single" w:sz="4" w:space="0" w:color="auto"/>
-          <w:right w:val="single" w:sz="4" w:space="0" w:color="auto"/>
-          <w:insideH w:val="single" w:sz="4" w:space="0" w:color="auto"/>
-          <w:insideV w:val="single" w:sz="4" w:space="0" w:color="auto"/>
-        </w:tblBorders>
-        <w:tblLook w:val="04A0" w:firstRow="1" w:lastRow="0" w:firstColumn="1" w:lastColumn="0" w:noHBand="0" w:noVBand="1"/>
-      </w:tblPr>
-      <w:tblGrid>
-        <w:gridCol w:w="9016"/>
-      </w:tblGrid>
-      <w:tr>
-        <w:trPr>
-          <w:cnfStyle w:val="100000000000" w:firstRow="1" w:lastRow="0" w:firstColumn="0" w:lastColumn="0" w:oddVBand="0" w:evenVBand="0" w:oddHBand="0" w:evenHBand="0" w:firstRowFirstColumn="0" w:firstRowLastColumn="0" w:lastRowFirstColumn="0" w:lastRowLastColumn="0"/>
-        </w:trPr>
-        <w:tc>
-          <w:tcPr>
-            <w:cnfStyle w:val="001000000100" w:firstRow="0" w:lastRow="0" w:firstColumn="1" w:lastColumn="0" w:oddVBand="0" w:evenVBand="0" w:oddHBand="0" w:evenHBand="0" w:firstRowFirstColumn="1" w:firstRowLastColumn="0" w:lastRowFirstColumn="0" w:lastRowLastColumn="0"/>
-            <w:tcW w:w="9016" w:type="dxa"/>
-            <w:tcBorders>
-              <w:bottom w:val="none" w:sz="0" w:space="0" w:color="auto"/>
-              <w:right w:val="none" w:sz="0" w:space="0" w:color="auto"/>
-            </w:tcBorders>
-            <w:shd w:val="clear" w:color="auto" w:fill="auto"/>
-          </w:tcPr>
-          <w:p>
-            <w:pPr>
-              <w:rPr>
-                <w:color w:val="000000" w:themeColor="text1"/>
-                <w:sz w:val="24"/>
-                <w:szCs w:val="24"/>
-              </w:rPr>
-            </w:pPr>
-            <w:r>
-              <w:rPr>
-                <w:color w:val="000000" w:themeColor="text1"/>
-                <w:sz w:val="24"/>
-                <w:szCs w:val="24"/>
-              </w:rPr>
-              <w:t>Actors:</w:t>
-            </w:r>
-          </w:p>
-          <w:p>
-            <w:pPr>
-              <w:rPr>
-                <w:b w:val="0"/>
-                <w:bCs w:val="0"/>
-                <w:sz w:val="24"/>
-                <w:szCs w:val="24"/>
-              </w:rPr>
-            </w:pPr>
-            <w:r>
-              <w:rPr>
-                <w:b w:val="0"/>
-                <w:bCs w:val="0"/>
-                <w:color w:val="000000" w:themeColor="text1"/>
-                <w:sz w:val="24"/>
-                <w:szCs w:val="24"/>
-              </w:rPr>
-              <w:t>Student</w:t>
-            </w:r>
-          </w:p>
-        </w:tc>
-      </w:tr>
-      <w:tr>
-        <w:trPr>
-          <w:cnfStyle w:val="000000100000" w:firstRow="0" w:lastRow="0" w:firstColumn="0" w:lastColumn="0" w:oddVBand="0" w:evenVBand="0" w:oddHBand="1" w:evenHBand="0" w:firstRowFirstColumn="0" w:firstRowLastColumn="0" w:lastRowFirstColumn="0" w:lastRowLastColumn="0"/>
-        </w:trPr>
-        <w:tc>
-          <w:tcPr>
-            <w:cnfStyle w:val="001000000000" w:firstRow="0" w:lastRow="0" w:firstColumn="1" w:lastColumn="0" w:oddVBand="0" w:evenVBand="0" w:oddHBand="0" w:evenHBand="0" w:firstRowFirstColumn="0" w:firstRowLastColumn="0" w:lastRowFirstColumn="0" w:lastRowLastColumn="0"/>
-            <w:tcW w:w="9016" w:type="dxa"/>
-            <w:tcBorders>
-              <w:top w:val="none" w:sz="0" w:space="0" w:color="auto"/>
-              <w:bottom w:val="none" w:sz="0" w:space="0" w:color="auto"/>
-              <w:right w:val="none" w:sz="0" w:space="0" w:color="auto"/>
-            </w:tcBorders>
-          </w:tcPr>
-          <w:p>
-            <w:pPr>
-              <w:rPr>
-                <w:b w:val="0"/>
-                <w:bCs w:val="0"/>
-                <w:sz w:val="24"/>
-                <w:szCs w:val="24"/>
-              </w:rPr>
-            </w:pPr>
-            <w:r>
-              <w:rPr>
-                <w:sz w:val="24"/>
-                <w:szCs w:val="24"/>
-              </w:rPr>
-              <w:t>Description:</w:t>
-            </w:r>
-          </w:p>
-          <w:p>
-            <w:pPr>
-              <w:rPr>
-                <w:b w:val="0"/>
-                <w:bCs w:val="0"/>
-                <w:sz w:val="24"/>
-                <w:szCs w:val="24"/>
-              </w:rPr>
-            </w:pPr>
-            <w:r>
-              <w:rPr>
-                <w:b w:val="0"/>
-                <w:bCs w:val="0"/>
-                <w:sz w:val="24"/>
-                <w:szCs w:val="24"/>
-                <w:lang w:val="en-US"/>
-              </w:rPr>
-              <w:t>This use case begins when a user wishes to send a message to another peer for academic discussion. The user opens the chat, selects a peer, and sends a message. The use case ends when the message is successfully sent and received.</w:t>
-            </w:r>
-          </w:p>
-        </w:tc>
-      </w:tr>
-    </w:tbl>
-    <w:p/>
-    <w:p>
-      <w:pPr>
-        <w:spacing w:before="100" w:beforeAutospacing="1" w:after="100" w:afterAutospacing="1"/>
-        <w:outlineLvl w:val="2"/>
-        <w:rPr>
-          <w:b/>
-          <w:bCs/>
-        </w:rPr>
-      </w:pPr>
-      <w:bookmarkStart w:id="14" w:name="_Toc221911022"/>
-      <w:r>
-        <w:rPr>
-          <w:b/>
-          <w:bCs/>
-        </w:rPr>
-        <w:t xml:space="preserve">Send </w:t>
-      </w:r>
-      <w:r>
-        <w:rPr>
-          <w:b/>
-          <w:bCs/>
-        </w:rPr>
-        <w:t>Peer Request</w:t>
-      </w:r>
-      <w:bookmarkEnd w:id="14"/>
-      <w:r>
-        <w:rPr>
-          <w:b/>
-          <w:bCs/>
-        </w:rPr>
-        <w:t xml:space="preserve"> </w:t>
-      </w:r>
-    </w:p>
-    <w:tbl>
-      <w:tblPr>
-        <w:tblStyle w:val="ListTable3-Accent1"/>
-        <w:tblW w:w="0" w:type="auto"/>
-        <w:tblBorders>
-          <w:top w:val="single" w:sz="4" w:space="0" w:color="auto"/>
-          <w:left w:val="single" w:sz="4" w:space="0" w:color="auto"/>
-          <w:bottom w:val="single" w:sz="4" w:space="0" w:color="auto"/>
-          <w:right w:val="single" w:sz="4" w:space="0" w:color="auto"/>
-          <w:insideH w:val="single" w:sz="4" w:space="0" w:color="auto"/>
-          <w:insideV w:val="single" w:sz="4" w:space="0" w:color="auto"/>
-        </w:tblBorders>
-        <w:tblLook w:val="04A0" w:firstRow="1" w:lastRow="0" w:firstColumn="1" w:lastColumn="0" w:noHBand="0" w:noVBand="1"/>
-      </w:tblPr>
-      <w:tblGrid>
-        <w:gridCol w:w="9016"/>
-      </w:tblGrid>
-      <w:tr>
-        <w:trPr>
-          <w:cnfStyle w:val="100000000000" w:firstRow="1" w:lastRow="0" w:firstColumn="0" w:lastColumn="0" w:oddVBand="0" w:evenVBand="0" w:oddHBand="0" w:evenHBand="0" w:firstRowFirstColumn="0" w:firstRowLastColumn="0" w:lastRowFirstColumn="0" w:lastRowLastColumn="0"/>
-        </w:trPr>
-        <w:tc>
-          <w:tcPr>
-            <w:cnfStyle w:val="001000000100" w:firstRow="0" w:lastRow="0" w:firstColumn="1" w:lastColumn="0" w:oddVBand="0" w:evenVBand="0" w:oddHBand="0" w:evenHBand="0" w:firstRowFirstColumn="1" w:firstRowLastColumn="0" w:lastRowFirstColumn="0" w:lastRowLastColumn="0"/>
-            <w:tcW w:w="9016" w:type="dxa"/>
-            <w:tcBorders>
-              <w:bottom w:val="none" w:sz="0" w:space="0" w:color="auto"/>
-              <w:right w:val="none" w:sz="0" w:space="0" w:color="auto"/>
-            </w:tcBorders>
-            <w:shd w:val="clear" w:color="auto" w:fill="auto"/>
-          </w:tcPr>
-          <w:p>
-            <w:pPr>
-              <w:rPr>
-                <w:color w:val="000000" w:themeColor="text1"/>
-                <w:sz w:val="24"/>
-                <w:szCs w:val="24"/>
-              </w:rPr>
-            </w:pPr>
-            <w:r>
-              <w:rPr>
-                <w:color w:val="000000" w:themeColor="text1"/>
-                <w:sz w:val="24"/>
-                <w:szCs w:val="24"/>
-              </w:rPr>
-              <w:t>Actors:</w:t>
-            </w:r>
-          </w:p>
-          <w:p>
-            <w:pPr>
-              <w:rPr>
-                <w:b w:val="0"/>
-                <w:bCs w:val="0"/>
-                <w:sz w:val="24"/>
-                <w:szCs w:val="24"/>
-              </w:rPr>
-            </w:pPr>
-            <w:r>
-              <w:rPr>
-                <w:b w:val="0"/>
-                <w:bCs w:val="0"/>
-                <w:color w:val="000000" w:themeColor="text1"/>
-                <w:sz w:val="24"/>
-                <w:szCs w:val="24"/>
-              </w:rPr>
-              <w:t>Student</w:t>
-            </w:r>
-          </w:p>
-        </w:tc>
-      </w:tr>
-      <w:tr>
-        <w:trPr>
-          <w:cnfStyle w:val="000000100000" w:firstRow="0" w:lastRow="0" w:firstColumn="0" w:lastColumn="0" w:oddVBand="0" w:evenVBand="0" w:oddHBand="1" w:evenHBand="0" w:firstRowFirstColumn="0" w:firstRowLastColumn="0" w:lastRowFirstColumn="0" w:lastRowLastColumn="0"/>
-        </w:trPr>
-        <w:tc>
-          <w:tcPr>
-            <w:cnfStyle w:val="001000000000" w:firstRow="0" w:lastRow="0" w:firstColumn="1" w:lastColumn="0" w:oddVBand="0" w:evenVBand="0" w:oddHBand="0" w:evenHBand="0" w:firstRowFirstColumn="0" w:firstRowLastColumn="0" w:lastRowFirstColumn="0" w:lastRowLastColumn="0"/>
-            <w:tcW w:w="9016" w:type="dxa"/>
-            <w:tcBorders>
-              <w:top w:val="none" w:sz="0" w:space="0" w:color="auto"/>
-              <w:bottom w:val="none" w:sz="0" w:space="0" w:color="auto"/>
-              <w:right w:val="none" w:sz="0" w:space="0" w:color="auto"/>
-            </w:tcBorders>
-          </w:tcPr>
-          <w:p>
-            <w:pPr>
-              <w:rPr>
-                <w:b w:val="0"/>
-                <w:bCs w:val="0"/>
-                <w:sz w:val="24"/>
-                <w:szCs w:val="24"/>
-              </w:rPr>
-            </w:pPr>
-            <w:r>
-              <w:rPr>
-                <w:sz w:val="24"/>
-                <w:szCs w:val="24"/>
-              </w:rPr>
-              <w:t>Description:</w:t>
-            </w:r>
-          </w:p>
-          <w:p>
-            <w:pPr>
-              <w:rPr>
-                <w:b w:val="0"/>
-                <w:bCs w:val="0"/>
-                <w:sz w:val="24"/>
-                <w:szCs w:val="24"/>
-              </w:rPr>
-            </w:pPr>
-            <w:r>
-              <w:rPr>
-                <w:b w:val="0"/>
-                <w:bCs w:val="0"/>
-                <w:sz w:val="24"/>
-                <w:szCs w:val="24"/>
-                <w:lang w:val="en-US"/>
-              </w:rPr>
-              <w:t xml:space="preserve">This use case begins when a user </w:t>
-            </w:r>
-            <w:r>
-              <w:rPr>
-                <w:b w:val="0"/>
-                <w:bCs w:val="0"/>
-                <w:sz w:val="24"/>
-                <w:szCs w:val="24"/>
-                <w:lang w:val="en-US"/>
-              </w:rPr>
-              <w:t xml:space="preserve">searches another user and clicks on ‘Send Peer Request’. The use case ends, when the state of the button changes from ‘Send Peer Request’ to ‘Pending. </w:t>
-            </w:r>
-          </w:p>
-        </w:tc>
-      </w:tr>
-    </w:tbl>
-    <w:p/>
-    <w:p/>
-    <w:p>
-      <w:pPr>
-        <w:spacing w:before="100" w:beforeAutospacing="1" w:after="100" w:afterAutospacing="1"/>
-        <w:outlineLvl w:val="2"/>
-        <w:rPr>
-          <w:b/>
-          <w:bCs/>
-        </w:rPr>
-      </w:pPr>
-      <w:bookmarkStart w:id="15" w:name="_Toc211815892"/>
-      <w:bookmarkStart w:id="16" w:name="_Toc221911023"/>
-      <w:r>
-        <w:rPr>
-          <w:b/>
-          <w:bCs/>
-        </w:rPr>
-        <w:t>Schedule Meeting</w:t>
-      </w:r>
-      <w:bookmarkEnd w:id="15"/>
-      <w:bookmarkEnd w:id="16"/>
-      <w:r>
-        <w:rPr>
-          <w:b/>
-          <w:bCs/>
-        </w:rPr>
-        <w:t xml:space="preserve"> </w:t>
-      </w:r>
-    </w:p>
-    <w:tbl>
-      <w:tblPr>
-        <w:tblStyle w:val="ListTable3-Accent1"/>
-        <w:tblW w:w="0" w:type="auto"/>
-        <w:tblBorders>
-          <w:top w:val="single" w:sz="4" w:space="0" w:color="auto"/>
-          <w:left w:val="single" w:sz="4" w:space="0" w:color="auto"/>
-          <w:bottom w:val="single" w:sz="4" w:space="0" w:color="auto"/>
-          <w:right w:val="single" w:sz="4" w:space="0" w:color="auto"/>
-          <w:insideH w:val="single" w:sz="4" w:space="0" w:color="auto"/>
-          <w:insideV w:val="single" w:sz="4" w:space="0" w:color="auto"/>
-        </w:tblBorders>
-        <w:tblLook w:val="04A0" w:firstRow="1" w:lastRow="0" w:firstColumn="1" w:lastColumn="0" w:noHBand="0" w:noVBand="1"/>
-      </w:tblPr>
-      <w:tblGrid>
-        <w:gridCol w:w="9016"/>
-      </w:tblGrid>
-      <w:tr>
-        <w:trPr>
-          <w:cnfStyle w:val="100000000000" w:firstRow="1" w:lastRow="0" w:firstColumn="0" w:lastColumn="0" w:oddVBand="0" w:evenVBand="0" w:oddHBand="0" w:evenHBand="0" w:firstRowFirstColumn="0" w:firstRowLastColumn="0" w:lastRowFirstColumn="0" w:lastRowLastColumn="0"/>
-        </w:trPr>
-        <w:tc>
-          <w:tcPr>
-            <w:cnfStyle w:val="001000000100" w:firstRow="0" w:lastRow="0" w:firstColumn="1" w:lastColumn="0" w:oddVBand="0" w:evenVBand="0" w:oddHBand="0" w:evenHBand="0" w:firstRowFirstColumn="1" w:firstRowLastColumn="0" w:lastRowFirstColumn="0" w:lastRowLastColumn="0"/>
-            <w:tcW w:w="9016" w:type="dxa"/>
-            <w:tcBorders>
-              <w:bottom w:val="none" w:sz="0" w:space="0" w:color="auto"/>
-              <w:right w:val="none" w:sz="0" w:space="0" w:color="auto"/>
-            </w:tcBorders>
-            <w:shd w:val="clear" w:color="auto" w:fill="auto"/>
-          </w:tcPr>
-          <w:p>
-            <w:pPr>
-              <w:rPr>
-                <w:b w:val="0"/>
-                <w:bCs w:val="0"/>
-                <w:color w:val="000000" w:themeColor="text1"/>
-                <w:sz w:val="24"/>
-                <w:szCs w:val="24"/>
-              </w:rPr>
-            </w:pPr>
-            <w:r>
-              <w:rPr>
-                <w:color w:val="000000" w:themeColor="text1"/>
-                <w:sz w:val="24"/>
-                <w:szCs w:val="24"/>
-              </w:rPr>
-              <w:t>Actors:</w:t>
-            </w:r>
-          </w:p>
-          <w:p>
-            <w:pPr>
-              <w:rPr>
-                <w:b w:val="0"/>
-                <w:bCs w:val="0"/>
-                <w:sz w:val="24"/>
-                <w:szCs w:val="24"/>
-              </w:rPr>
-            </w:pPr>
-            <w:r>
-              <w:rPr>
-                <w:b w:val="0"/>
-                <w:bCs w:val="0"/>
-                <w:color w:val="000000" w:themeColor="text1"/>
-                <w:sz w:val="24"/>
-                <w:szCs w:val="24"/>
-              </w:rPr>
-              <w:t>Tutor, Tutee</w:t>
-            </w:r>
-          </w:p>
-        </w:tc>
-      </w:tr>
-      <w:tr>
-        <w:trPr>
-          <w:cnfStyle w:val="000000100000" w:firstRow="0" w:lastRow="0" w:firstColumn="0" w:lastColumn="0" w:oddVBand="0" w:evenVBand="0" w:oddHBand="1" w:evenHBand="0" w:firstRowFirstColumn="0" w:firstRowLastColumn="0" w:lastRowFirstColumn="0" w:lastRowLastColumn="0"/>
-        </w:trPr>
-        <w:tc>
-          <w:tcPr>
-            <w:cnfStyle w:val="001000000000" w:firstRow="0" w:lastRow="0" w:firstColumn="1" w:lastColumn="0" w:oddVBand="0" w:evenVBand="0" w:oddHBand="0" w:evenHBand="0" w:firstRowFirstColumn="0" w:firstRowLastColumn="0" w:lastRowFirstColumn="0" w:lastRowLastColumn="0"/>
-            <w:tcW w:w="9016" w:type="dxa"/>
-            <w:tcBorders>
-              <w:top w:val="none" w:sz="0" w:space="0" w:color="auto"/>
-              <w:bottom w:val="none" w:sz="0" w:space="0" w:color="auto"/>
-              <w:right w:val="none" w:sz="0" w:space="0" w:color="auto"/>
-            </w:tcBorders>
-          </w:tcPr>
-          <w:p>
-            <w:pPr>
-              <w:rPr>
-                <w:b w:val="0"/>
-                <w:bCs w:val="0"/>
-                <w:sz w:val="24"/>
-                <w:szCs w:val="24"/>
-              </w:rPr>
-            </w:pPr>
-            <w:r>
-              <w:rPr>
-                <w:sz w:val="24"/>
-                <w:szCs w:val="24"/>
-              </w:rPr>
-              <w:t>Description:</w:t>
-            </w:r>
-          </w:p>
-          <w:p>
-            <w:pPr>
-              <w:rPr>
-                <w:sz w:val="24"/>
-                <w:szCs w:val="24"/>
-              </w:rPr>
-            </w:pPr>
-          </w:p>
-          <w:p>
-            <w:pPr>
-              <w:rPr>
-                <w:b w:val="0"/>
-                <w:bCs w:val="0"/>
-                <w:sz w:val="24"/>
-                <w:szCs w:val="24"/>
-              </w:rPr>
-            </w:pPr>
-            <w:r>
-              <w:rPr>
-                <w:b w:val="0"/>
-                <w:bCs w:val="0"/>
-                <w:sz w:val="24"/>
-                <w:szCs w:val="24"/>
-              </w:rPr>
-              <w:t>This use case begins when a user wishes to schedule session with another peer. The user selects a date, time, and meeting type, then confirms the request. The system stores the meeting details. The use case ends when the meeting is scheduled.</w:t>
-            </w:r>
-          </w:p>
-        </w:tc>
-      </w:tr>
-    </w:tbl>
-    <w:p/>
-    <w:p/>
-    <w:p>
-      <w:pPr>
-        <w:spacing w:before="100" w:beforeAutospacing="1" w:after="100" w:afterAutospacing="1"/>
-        <w:outlineLvl w:val="2"/>
-        <w:rPr>
-          <w:b/>
-          <w:bCs/>
-        </w:rPr>
-      </w:pPr>
-      <w:bookmarkStart w:id="17" w:name="_Toc211815893"/>
-      <w:bookmarkStart w:id="18" w:name="_Toc221911024"/>
-      <w:r>
-        <w:rPr>
-          <w:b/>
-          <w:bCs/>
-        </w:rPr>
-        <w:t>Rate Service</w:t>
-      </w:r>
-      <w:bookmarkEnd w:id="17"/>
-      <w:bookmarkEnd w:id="18"/>
-      <w:r>
-        <w:rPr>
-          <w:b/>
-          <w:bCs/>
-        </w:rPr>
-        <w:t xml:space="preserve"> </w:t>
-      </w:r>
-    </w:p>
-    <w:tbl>
-      <w:tblPr>
-        <w:tblStyle w:val="ListTable3-Accent1"/>
-        <w:tblW w:w="0" w:type="auto"/>
-        <w:tblBorders>
-          <w:top w:val="single" w:sz="4" w:space="0" w:color="auto"/>
-          <w:left w:val="single" w:sz="4" w:space="0" w:color="auto"/>
-          <w:bottom w:val="single" w:sz="4" w:space="0" w:color="auto"/>
-          <w:right w:val="single" w:sz="4" w:space="0" w:color="auto"/>
-          <w:insideH w:val="single" w:sz="4" w:space="0" w:color="auto"/>
-          <w:insideV w:val="single" w:sz="4" w:space="0" w:color="auto"/>
-        </w:tblBorders>
-        <w:tblLook w:val="04A0" w:firstRow="1" w:lastRow="0" w:firstColumn="1" w:lastColumn="0" w:noHBand="0" w:noVBand="1"/>
-      </w:tblPr>
-      <w:tblGrid>
-        <w:gridCol w:w="9016"/>
-      </w:tblGrid>
-      <w:tr>
-        <w:trPr>
-          <w:cnfStyle w:val="100000000000" w:firstRow="1" w:lastRow="0" w:firstColumn="0" w:lastColumn="0" w:oddVBand="0" w:evenVBand="0" w:oddHBand="0" w:evenHBand="0" w:firstRowFirstColumn="0" w:firstRowLastColumn="0" w:lastRowFirstColumn="0" w:lastRowLastColumn="0"/>
-        </w:trPr>
-        <w:tc>
-          <w:tcPr>
-            <w:cnfStyle w:val="001000000100" w:firstRow="0" w:lastRow="0" w:firstColumn="1" w:lastColumn="0" w:oddVBand="0" w:evenVBand="0" w:oddHBand="0" w:evenHBand="0" w:firstRowFirstColumn="1" w:firstRowLastColumn="0" w:lastRowFirstColumn="0" w:lastRowLastColumn="0"/>
-            <w:tcW w:w="9016" w:type="dxa"/>
-            <w:tcBorders>
-              <w:bottom w:val="none" w:sz="0" w:space="0" w:color="auto"/>
-              <w:right w:val="none" w:sz="0" w:space="0" w:color="auto"/>
-            </w:tcBorders>
-            <w:shd w:val="clear" w:color="auto" w:fill="auto"/>
-          </w:tcPr>
-          <w:p>
-            <w:pPr>
-              <w:rPr>
-                <w:color w:val="000000" w:themeColor="text1"/>
-                <w:sz w:val="24"/>
-                <w:szCs w:val="24"/>
-              </w:rPr>
-            </w:pPr>
-            <w:r>
-              <w:rPr>
-                <w:color w:val="000000" w:themeColor="text1"/>
-                <w:sz w:val="24"/>
-                <w:szCs w:val="24"/>
-              </w:rPr>
-              <w:t>Actors:</w:t>
-            </w:r>
-          </w:p>
-          <w:p>
-            <w:pPr>
-              <w:rPr>
-                <w:b w:val="0"/>
-                <w:bCs w:val="0"/>
-                <w:sz w:val="24"/>
-                <w:szCs w:val="24"/>
-              </w:rPr>
-            </w:pPr>
-            <w:r>
-              <w:rPr>
-                <w:b w:val="0"/>
-                <w:bCs w:val="0"/>
-                <w:color w:val="000000" w:themeColor="text1"/>
-                <w:sz w:val="24"/>
-                <w:szCs w:val="24"/>
-              </w:rPr>
-              <w:t>Student</w:t>
-            </w:r>
-          </w:p>
-        </w:tc>
-      </w:tr>
-      <w:tr>
-        <w:trPr>
-          <w:cnfStyle w:val="000000100000" w:firstRow="0" w:lastRow="0" w:firstColumn="0" w:lastColumn="0" w:oddVBand="0" w:evenVBand="0" w:oddHBand="1" w:evenHBand="0" w:firstRowFirstColumn="0" w:firstRowLastColumn="0" w:lastRowFirstColumn="0" w:lastRowLastColumn="0"/>
-        </w:trPr>
-        <w:tc>
-          <w:tcPr>
-            <w:cnfStyle w:val="001000000000" w:firstRow="0" w:lastRow="0" w:firstColumn="1" w:lastColumn="0" w:oddVBand="0" w:evenVBand="0" w:oddHBand="0" w:evenHBand="0" w:firstRowFirstColumn="0" w:firstRowLastColumn="0" w:lastRowFirstColumn="0" w:lastRowLastColumn="0"/>
-            <w:tcW w:w="9016" w:type="dxa"/>
-            <w:tcBorders>
-              <w:top w:val="none" w:sz="0" w:space="0" w:color="auto"/>
-              <w:bottom w:val="none" w:sz="0" w:space="0" w:color="auto"/>
-              <w:right w:val="none" w:sz="0" w:space="0" w:color="auto"/>
-            </w:tcBorders>
-          </w:tcPr>
-          <w:p>
-            <w:pPr>
-              <w:rPr>
-                <w:b w:val="0"/>
-                <w:bCs w:val="0"/>
-                <w:sz w:val="24"/>
-                <w:szCs w:val="24"/>
-              </w:rPr>
-            </w:pPr>
-            <w:r>
-              <w:rPr>
-                <w:sz w:val="24"/>
-                <w:szCs w:val="24"/>
-              </w:rPr>
-              <w:t>Description:</w:t>
-            </w:r>
-          </w:p>
-          <w:p>
-            <w:pPr>
-              <w:rPr>
-                <w:b w:val="0"/>
-                <w:bCs w:val="0"/>
-                <w:sz w:val="24"/>
-                <w:szCs w:val="24"/>
-              </w:rPr>
-            </w:pPr>
-            <w:r>
-              <w:rPr>
-                <w:b w:val="0"/>
-                <w:bCs w:val="0"/>
-                <w:sz w:val="24"/>
-                <w:szCs w:val="24"/>
-              </w:rPr>
-              <w:lastRenderedPageBreak/>
-              <w:t>This use case begins when a user wishes to rate another student’s assistance after a session. The user selects a peer, assigns a rating between 0–5, and may leave feedback. The system updates the peer’s average rating and stores the record. The use case ends when the rating is successfully submitted.</w:t>
-            </w:r>
-          </w:p>
-        </w:tc>
-      </w:tr>
-    </w:tbl>
-    <w:p>
-      <w:pPr>
-        <w:spacing w:before="100" w:beforeAutospacing="1" w:after="100" w:afterAutospacing="1"/>
-        <w:outlineLvl w:val="2"/>
-        <w:rPr>
-          <w:b/>
-          <w:bCs/>
-        </w:rPr>
-      </w:pPr>
-    </w:p>
-    <w:p>
-      <w:pPr>
-        <w:spacing w:before="100" w:beforeAutospacing="1" w:after="100" w:afterAutospacing="1"/>
-        <w:outlineLvl w:val="2"/>
-        <w:rPr>
-          <w:b/>
-          <w:bCs/>
-        </w:rPr>
-      </w:pPr>
-      <w:bookmarkStart w:id="19" w:name="_Toc221911025"/>
-      <w:r>
-        <w:rPr>
-          <w:b/>
-          <w:bCs/>
-        </w:rPr>
-        <w:t>Share Achievements</w:t>
-      </w:r>
-      <w:bookmarkEnd w:id="19"/>
-    </w:p>
-    <w:tbl>
-      <w:tblPr>
-        <w:tblStyle w:val="ListTable3-Accent1"/>
-        <w:tblW w:w="0" w:type="auto"/>
-        <w:tblBorders>
-          <w:top w:val="single" w:sz="4" w:space="0" w:color="auto"/>
-          <w:left w:val="single" w:sz="4" w:space="0" w:color="auto"/>
-          <w:bottom w:val="single" w:sz="4" w:space="0" w:color="auto"/>
-          <w:right w:val="single" w:sz="4" w:space="0" w:color="auto"/>
-          <w:insideH w:val="single" w:sz="4" w:space="0" w:color="auto"/>
-          <w:insideV w:val="single" w:sz="4" w:space="0" w:color="auto"/>
-        </w:tblBorders>
-        <w:tblLook w:val="04A0" w:firstRow="1" w:lastRow="0" w:firstColumn="1" w:lastColumn="0" w:noHBand="0" w:noVBand="1"/>
-      </w:tblPr>
-      <w:tblGrid>
-        <w:gridCol w:w="9016"/>
-      </w:tblGrid>
-      <w:tr>
-        <w:trPr>
-          <w:cnfStyle w:val="100000000000" w:firstRow="1" w:lastRow="0" w:firstColumn="0" w:lastColumn="0" w:oddVBand="0" w:evenVBand="0" w:oddHBand="0" w:evenHBand="0" w:firstRowFirstColumn="0" w:firstRowLastColumn="0" w:lastRowFirstColumn="0" w:lastRowLastColumn="0"/>
-        </w:trPr>
-        <w:tc>
-          <w:tcPr>
-            <w:cnfStyle w:val="001000000100" w:firstRow="0" w:lastRow="0" w:firstColumn="1" w:lastColumn="0" w:oddVBand="0" w:evenVBand="0" w:oddHBand="0" w:evenHBand="0" w:firstRowFirstColumn="1" w:firstRowLastColumn="0" w:lastRowFirstColumn="0" w:lastRowLastColumn="0"/>
-            <w:tcW w:w="9016" w:type="dxa"/>
-            <w:tcBorders>
-              <w:bottom w:val="none" w:sz="0" w:space="0" w:color="auto"/>
-              <w:right w:val="none" w:sz="0" w:space="0" w:color="auto"/>
-            </w:tcBorders>
-            <w:shd w:val="clear" w:color="auto" w:fill="auto"/>
-          </w:tcPr>
-          <w:p>
-            <w:pPr>
-              <w:rPr>
-                <w:color w:val="000000" w:themeColor="text1"/>
-                <w:sz w:val="24"/>
-                <w:szCs w:val="24"/>
-              </w:rPr>
-            </w:pPr>
-            <w:r>
-              <w:rPr>
-                <w:color w:val="000000" w:themeColor="text1"/>
-                <w:sz w:val="24"/>
-                <w:szCs w:val="24"/>
-              </w:rPr>
-              <w:t>Actors:</w:t>
-            </w:r>
-          </w:p>
-          <w:p>
-            <w:pPr>
-              <w:rPr>
-                <w:b w:val="0"/>
-                <w:bCs w:val="0"/>
-                <w:sz w:val="24"/>
-                <w:szCs w:val="24"/>
-              </w:rPr>
-            </w:pPr>
-            <w:r>
-              <w:rPr>
-                <w:b w:val="0"/>
-                <w:bCs w:val="0"/>
-                <w:color w:val="000000" w:themeColor="text1"/>
-                <w:sz w:val="24"/>
-                <w:szCs w:val="24"/>
-              </w:rPr>
-              <w:t>Student</w:t>
-            </w:r>
-          </w:p>
-        </w:tc>
-      </w:tr>
-      <w:tr>
-        <w:trPr>
-          <w:cnfStyle w:val="000000100000" w:firstRow="0" w:lastRow="0" w:firstColumn="0" w:lastColumn="0" w:oddVBand="0" w:evenVBand="0" w:oddHBand="1" w:evenHBand="0" w:firstRowFirstColumn="0" w:firstRowLastColumn="0" w:lastRowFirstColumn="0" w:lastRowLastColumn="0"/>
-        </w:trPr>
-        <w:tc>
-          <w:tcPr>
-            <w:cnfStyle w:val="001000000000" w:firstRow="0" w:lastRow="0" w:firstColumn="1" w:lastColumn="0" w:oddVBand="0" w:evenVBand="0" w:oddHBand="0" w:evenHBand="0" w:firstRowFirstColumn="0" w:firstRowLastColumn="0" w:lastRowFirstColumn="0" w:lastRowLastColumn="0"/>
-            <w:tcW w:w="9016" w:type="dxa"/>
-            <w:tcBorders>
-              <w:top w:val="none" w:sz="0" w:space="0" w:color="auto"/>
-              <w:bottom w:val="none" w:sz="0" w:space="0" w:color="auto"/>
-              <w:right w:val="none" w:sz="0" w:space="0" w:color="auto"/>
-            </w:tcBorders>
-          </w:tcPr>
-          <w:p>
-            <w:pPr>
-              <w:rPr>
-                <w:b w:val="0"/>
-                <w:bCs w:val="0"/>
-                <w:sz w:val="24"/>
-                <w:szCs w:val="24"/>
-              </w:rPr>
-            </w:pPr>
-            <w:r>
-              <w:rPr>
-                <w:sz w:val="24"/>
-                <w:szCs w:val="24"/>
-              </w:rPr>
-              <w:t>Description:</w:t>
-            </w:r>
-          </w:p>
-          <w:p>
-            <w:pPr>
-              <w:rPr>
-                <w:b w:val="0"/>
-                <w:bCs w:val="0"/>
-                <w:sz w:val="24"/>
-                <w:szCs w:val="24"/>
-              </w:rPr>
-            </w:pPr>
-            <w:r>
-              <w:rPr>
-                <w:b w:val="0"/>
-                <w:bCs w:val="0"/>
-                <w:sz w:val="24"/>
-                <w:szCs w:val="24"/>
-                <w:lang w:val="en-US"/>
-              </w:rPr>
-              <w:t>This use case begins when a user decides to share their tutoring ratings inside the platform. After clicking on ‘Share Achievements’ button, the system navigates the user to create a post with prefilled text including the number of points the user has already gained.</w:t>
-            </w:r>
-          </w:p>
-        </w:tc>
-      </w:tr>
-    </w:tbl>
-    <w:p/>
-    <w:p>
-      <w:pPr>
-        <w:pStyle w:val="NormalWeb"/>
-      </w:pPr>
-    </w:p>
-    <w:p>
-      <w:pPr>
-        <w:pStyle w:val="NormalWeb"/>
-      </w:pPr>
-    </w:p>
-    <w:p>
-      <w:pPr>
-        <w:pStyle w:val="NormalWeb"/>
-      </w:pPr>
-    </w:p>
-    <w:p>
-      <w:pPr>
-        <w:pStyle w:val="NormalWeb"/>
-      </w:pPr>
-    </w:p>
-    <w:p>
-      <w:pPr>
-        <w:pStyle w:val="NormalWeb"/>
-      </w:pPr>
-    </w:p>
-    <w:p>
-      <w:pPr>
-        <w:pStyle w:val="NormalWeb"/>
-      </w:pPr>
-    </w:p>
-    <w:p>
-      <w:pPr>
-        <w:pStyle w:val="NormalWeb"/>
-      </w:pPr>
-    </w:p>
-    <w:p>
-      <w:pPr>
-        <w:pStyle w:val="NormalWeb"/>
-      </w:pPr>
-    </w:p>
-    <w:p>
-      <w:pPr>
-        <w:pStyle w:val="NormalWeb"/>
-      </w:pPr>
-    </w:p>
-    <w:p>
-      <w:pPr>
-        <w:pStyle w:val="NormalWeb"/>
-      </w:pPr>
-    </w:p>
-    <w:p>
-      <w:pPr>
-        <w:pStyle w:val="Heading1"/>
-        <w:numPr>
-          <w:ilvl w:val="0"/>
-          <w:numId w:val="18"/>
-        </w:numPr>
-        <w:rPr>
-          <w:rFonts w:ascii="Times New Roman" w:hAnsi="Times New Roman" w:cs="Times New Roman"/>
-        </w:rPr>
-      </w:pPr>
-      <w:bookmarkStart w:id="20" w:name="_Toc221911026"/>
-      <w:r>
-        <w:rPr>
-          <w:rFonts w:ascii="Times New Roman" w:hAnsi="Times New Roman" w:cs="Times New Roman"/>
-        </w:rPr>
-        <w:t>Business Model Canvas</w:t>
-      </w:r>
-      <w:bookmarkEnd w:id="20"/>
-    </w:p>
-    <w:p/>
-    <w:p>
-      <w:pPr>
-        <w:jc w:val="both"/>
-      </w:pPr>
-      <w:r>
-        <w:t>In this paragraph, the business model canvas and its features will be explored.</w:t>
-      </w:r>
-    </w:p>
-    <w:p/>
-    <w:p>
-      <w:pPr>
-        <w:pStyle w:val="Heading2"/>
-        <w:jc w:val="both"/>
-        <w:rPr>
-          <w:rFonts w:ascii="Times New Roman" w:hAnsi="Times New Roman" w:cs="Times New Roman"/>
-          <w:sz w:val="40"/>
-          <w:szCs w:val="40"/>
-        </w:rPr>
-      </w:pPr>
-      <w:bookmarkStart w:id="21" w:name="_Toc221911027"/>
-      <w:r>
-        <w:rPr>
-          <w:rFonts w:ascii="Times New Roman" w:hAnsi="Times New Roman" w:cs="Times New Roman"/>
-          <w:sz w:val="40"/>
-          <w:szCs w:val="40"/>
-        </w:rPr>
-        <w:t xml:space="preserve">7.1 </w:t>
-      </w:r>
-      <w:r>
-        <w:rPr>
-          <w:rFonts w:ascii="Times New Roman" w:hAnsi="Times New Roman" w:cs="Times New Roman"/>
-          <w:sz w:val="40"/>
-          <w:szCs w:val="40"/>
-        </w:rPr>
-        <w:t>Business Model Canvas</w:t>
-      </w:r>
-      <w:r>
-        <w:rPr>
-          <w:rFonts w:ascii="Times New Roman" w:hAnsi="Times New Roman" w:cs="Times New Roman"/>
-          <w:sz w:val="40"/>
-          <w:szCs w:val="40"/>
-        </w:rPr>
-        <w:t xml:space="preserve"> Diagram</w:t>
-      </w:r>
-      <w:bookmarkEnd w:id="21"/>
-    </w:p>
-    <w:p/>
-    <w:p>
-      <w:r>
-        <w:rPr>
-          <w:noProof/>
-          <w14:ligatures w14:val="standardContextual"/>
-        </w:rPr>
-        <w:lastRenderedPageBreak/>
-        <w:drawing>
-          <wp:inline distT="0" distB="0" distL="0" distR="0" wp14:anchorId="39CB465D" wp14:editId="6E995C1F">
-            <wp:extent cx="5943600" cy="3029803"/>
-            <wp:effectExtent l="0" t="0" r="0" b="5715"/>
-            <wp:docPr id="1615552120" name="Picture 2" descr="A diagram of a business model&#10;&#10;AI-generated content may be incorrect."/>
-            <wp:cNvGraphicFramePr>
-              <a:graphicFrameLocks xmlns:a="http://schemas.openxmlformats.org/drawingml/2006/main" noChangeAspect="1"/>
-            </wp:cNvGraphicFramePr>
-            <a:graphic xmlns:a="http://schemas.openxmlformats.org/drawingml/2006/main">
-              <a:graphicData uri="http://schemas.openxmlformats.org/drawingml/2006/picture">
-                <pic:pic xmlns:pic="http://schemas.openxmlformats.org/drawingml/2006/picture">
-                  <pic:nvPicPr>
-                    <pic:cNvPr id="1615552120" name="Picture 2" descr="A diagram of a business model&#10;&#10;AI-generated content may be incorrect."/>
-                    <pic:cNvPicPr/>
-                  </pic:nvPicPr>
-                  <pic:blipFill>
-                    <a:blip r:embed="rId12">
-                      <a:extLst>
-                        <a:ext uri="{28A0092B-C50C-407E-A947-70E740481C1C}">
-                          <a14:useLocalDpi xmlns:a14="http://schemas.microsoft.com/office/drawing/2010/main" val="0"/>
-                        </a:ext>
-                      </a:extLst>
-                    </a:blip>
-                    <a:stretch>
-                      <a:fillRect/>
-                    </a:stretch>
-                  </pic:blipFill>
-                  <pic:spPr>
-                    <a:xfrm>
-                      <a:off x="0" y="0"/>
-                      <a:ext cx="5974434" cy="3045521"/>
-                    </a:xfrm>
-                    <a:prstGeom prst="rect">
-                      <a:avLst/>
-                    </a:prstGeom>
-                  </pic:spPr>
-                </pic:pic>
-              </a:graphicData>
-            </a:graphic>
-          </wp:inline>
-        </w:drawing>
-      </w:r>
-    </w:p>
-    <w:p>
-      <w:pPr>
-        <w:keepNext/>
-        <w:jc w:val="center"/>
-        <w:rPr>
-          <w:i/>
-          <w:iCs/>
-          <w:sz w:val="16"/>
-          <w:szCs w:val="16"/>
-        </w:rPr>
-      </w:pPr>
-    </w:p>
-    <w:p>
-      <w:pPr>
-        <w:pStyle w:val="Caption"/>
-        <w:jc w:val="center"/>
-      </w:pPr>
-      <w:bookmarkStart w:id="22" w:name="_Toc221910902"/>
-      <w:r>
-        <w:t xml:space="preserve">Figure </w:t>
-      </w:r>
-      <w:fldSimple w:instr=" SEQ Figure \* ARABIC ">
-        <w:r>
-          <w:rPr>
-            <w:noProof/>
-          </w:rPr>
-          <w:t>2</w:t>
-        </w:r>
-      </w:fldSimple>
-      <w:r>
-        <w:t>. Business Model Canvas Diagram for Peer Tutoring Platform</w:t>
-      </w:r>
-      <w:bookmarkEnd w:id="22"/>
-    </w:p>
-    <w:p/>
-    <w:p>
-      <w:pPr>
-        <w:pStyle w:val="Heading1"/>
-        <w:rPr>
-          <w:rFonts w:ascii="Times New Roman" w:hAnsi="Times New Roman" w:cs="Times New Roman"/>
-        </w:rPr>
-      </w:pPr>
-      <w:bookmarkStart w:id="23" w:name="_Toc211815896"/>
-      <w:bookmarkStart w:id="24" w:name="_Toc221911028"/>
-      <w:r>
-        <w:rPr>
-          <w:rFonts w:ascii="Times New Roman" w:hAnsi="Times New Roman" w:cs="Times New Roman"/>
-        </w:rPr>
-        <w:t>7.2 Business Model Canvas Description</w:t>
-      </w:r>
-      <w:bookmarkEnd w:id="23"/>
-      <w:bookmarkEnd w:id="24"/>
-      <w:r>
-        <w:rPr>
-          <w:rFonts w:ascii="Times New Roman" w:hAnsi="Times New Roman" w:cs="Times New Roman"/>
-        </w:rPr>
-        <w:t xml:space="preserve"> </w:t>
-      </w:r>
-    </w:p>
-    <w:p>
-      <w:pPr>
-        <w:pStyle w:val="Heading3"/>
-        <w:rPr>
-          <w:rFonts w:cs="Times New Roman"/>
-        </w:rPr>
-      </w:pPr>
-      <w:r>
-        <w:rPr>
-          <w:rFonts w:cs="Times New Roman"/>
-          <w:b/>
-          <w:bCs/>
-        </w:rPr>
-        <w:br/>
-      </w:r>
-      <w:bookmarkStart w:id="25" w:name="_Toc211815897"/>
-      <w:bookmarkStart w:id="26" w:name="_Toc221911029"/>
-      <w:r>
-        <w:rPr>
-          <w:rStyle w:val="Strong"/>
-          <w:rFonts w:cs="Times New Roman"/>
-          <w:color w:val="000000" w:themeColor="text1"/>
-        </w:rPr>
-        <w:t>Key Partners</w:t>
-      </w:r>
-      <w:bookmarkEnd w:id="25"/>
-      <w:bookmarkEnd w:id="26"/>
-    </w:p>
-    <w:p>
-      <w:pPr>
-        <w:numPr>
-          <w:ilvl w:val="0"/>
-          <w:numId w:val="26"/>
-        </w:numPr>
-        <w:spacing w:before="100" w:beforeAutospacing="1" w:after="100" w:afterAutospacing="1"/>
-      </w:pPr>
-      <w:bookmarkStart w:id="27" w:name="_Toc211815898"/>
-      <w:r>
-        <w:rPr>
-          <w:rStyle w:val="agcmg"/>
-          <w:rFonts w:eastAsiaTheme="majorEastAsia"/>
-        </w:rPr>
-        <w:t>Google OAuth</w:t>
-      </w:r>
-    </w:p>
-    <w:p>
-      <w:pPr>
-        <w:numPr>
-          <w:ilvl w:val="0"/>
-          <w:numId w:val="26"/>
-        </w:numPr>
-        <w:spacing w:before="100" w:beforeAutospacing="1" w:after="100" w:afterAutospacing="1"/>
-      </w:pPr>
-      <w:r>
-        <w:rPr>
-          <w:rStyle w:val="agcmg"/>
-          <w:rFonts w:eastAsiaTheme="majorEastAsia"/>
-        </w:rPr>
-        <w:t>Google Cloud</w:t>
-      </w:r>
-    </w:p>
-    <w:p>
-      <w:pPr>
-        <w:numPr>
-          <w:ilvl w:val="0"/>
-          <w:numId w:val="26"/>
-        </w:numPr>
-        <w:spacing w:before="100" w:beforeAutospacing="1" w:after="100" w:afterAutospacing="1"/>
-      </w:pPr>
-      <w:r>
-        <w:rPr>
-          <w:rStyle w:val="agcmg"/>
-          <w:rFonts w:eastAsiaTheme="majorEastAsia"/>
-        </w:rPr>
-        <w:t>P2P University Mentoring Group</w:t>
-      </w:r>
-    </w:p>
-    <w:p>
-      <w:pPr>
-        <w:pStyle w:val="Heading3"/>
-        <w:rPr>
-          <w:rFonts w:cs="Times New Roman"/>
-          <w:color w:val="000000" w:themeColor="text1"/>
-        </w:rPr>
-      </w:pPr>
-      <w:bookmarkStart w:id="28" w:name="_Toc221911030"/>
-      <w:r>
-        <w:rPr>
-          <w:rStyle w:val="Strong"/>
-          <w:rFonts w:cs="Times New Roman"/>
-          <w:color w:val="000000" w:themeColor="text1"/>
-        </w:rPr>
-        <w:t>Key Activities</w:t>
-      </w:r>
-      <w:bookmarkEnd w:id="27"/>
-      <w:bookmarkEnd w:id="28"/>
-    </w:p>
-    <w:p>
-      <w:pPr>
-        <w:numPr>
-          <w:ilvl w:val="0"/>
-          <w:numId w:val="27"/>
-        </w:numPr>
-        <w:spacing w:before="100" w:beforeAutospacing="1" w:after="100" w:afterAutospacing="1"/>
-      </w:pPr>
-      <w:bookmarkStart w:id="29" w:name="_Toc211815899"/>
-      <w:r>
-        <w:rPr>
-          <w:rStyle w:val="agcmg"/>
-          <w:rFonts w:eastAsiaTheme="majorEastAsia"/>
-        </w:rPr>
-        <w:t>Developing and maintaining the web platform</w:t>
-      </w:r>
-    </w:p>
-    <w:p>
-      <w:pPr>
-        <w:numPr>
-          <w:ilvl w:val="0"/>
-          <w:numId w:val="27"/>
-        </w:numPr>
-        <w:spacing w:before="100" w:beforeAutospacing="1" w:after="100" w:afterAutospacing="1"/>
-      </w:pPr>
-      <w:r>
-        <w:rPr>
-          <w:rStyle w:val="agcmg"/>
-          <w:rFonts w:eastAsiaTheme="majorEastAsia"/>
-        </w:rPr>
-        <w:t>Facilitating communication and meeting arrangements between students</w:t>
-      </w:r>
-    </w:p>
-    <w:p>
-      <w:pPr>
-        <w:numPr>
-          <w:ilvl w:val="0"/>
-          <w:numId w:val="27"/>
-        </w:numPr>
-        <w:spacing w:before="100" w:beforeAutospacing="1" w:after="100" w:afterAutospacing="1"/>
-      </w:pPr>
-      <w:r>
-        <w:rPr>
-          <w:rStyle w:val="agcmg"/>
-          <w:rFonts w:eastAsiaTheme="majorEastAsia"/>
-        </w:rPr>
-        <w:t>Implementing gamified features</w:t>
-      </w:r>
-    </w:p>
-    <w:p>
-      <w:pPr>
-        <w:numPr>
-          <w:ilvl w:val="0"/>
-          <w:numId w:val="27"/>
-        </w:numPr>
-        <w:spacing w:before="100" w:beforeAutospacing="1" w:after="100" w:afterAutospacing="1"/>
-      </w:pPr>
-      <w:r>
-        <w:rPr>
-          <w:rStyle w:val="agcmg"/>
-          <w:rFonts w:eastAsiaTheme="majorEastAsia"/>
-        </w:rPr>
-        <w:t>Monitoring activity to ensure compliance with university policies</w:t>
-      </w:r>
-    </w:p>
-    <w:p>
-      <w:pPr>
-        <w:pStyle w:val="Heading3"/>
-        <w:rPr>
-          <w:rFonts w:cs="Times New Roman"/>
-          <w:color w:val="000000" w:themeColor="text1"/>
-        </w:rPr>
-      </w:pPr>
-      <w:bookmarkStart w:id="30" w:name="_Toc221911031"/>
-      <w:r>
-        <w:rPr>
-          <w:rStyle w:val="Strong"/>
-          <w:rFonts w:cs="Times New Roman"/>
-          <w:color w:val="000000" w:themeColor="text1"/>
-        </w:rPr>
-        <w:t>Key Resources</w:t>
-      </w:r>
-      <w:bookmarkEnd w:id="29"/>
-      <w:bookmarkEnd w:id="30"/>
-    </w:p>
-    <w:p>
-      <w:pPr>
-        <w:numPr>
-          <w:ilvl w:val="0"/>
-          <w:numId w:val="28"/>
-        </w:numPr>
-        <w:spacing w:before="100" w:beforeAutospacing="1" w:after="100" w:afterAutospacing="1"/>
-      </w:pPr>
-      <w:bookmarkStart w:id="31" w:name="_Toc211815900"/>
-      <w:r>
-        <w:rPr>
-          <w:rStyle w:val="agcmg"/>
-          <w:rFonts w:eastAsiaTheme="majorEastAsia"/>
-        </w:rPr>
-        <w:t>Access to Google OAuth via API</w:t>
-      </w:r>
-    </w:p>
-    <w:p>
-      <w:pPr>
-        <w:pStyle w:val="Heading3"/>
-        <w:rPr>
-          <w:rFonts w:cs="Times New Roman"/>
-          <w:color w:val="000000" w:themeColor="text1"/>
-        </w:rPr>
-      </w:pPr>
-      <w:bookmarkStart w:id="32" w:name="_Toc221911032"/>
-      <w:r>
-        <w:rPr>
-          <w:rStyle w:val="Strong"/>
-          <w:rFonts w:cs="Times New Roman"/>
-          <w:color w:val="000000" w:themeColor="text1"/>
-        </w:rPr>
-        <w:t>Value Proposition</w:t>
-      </w:r>
-      <w:bookmarkEnd w:id="31"/>
-      <w:bookmarkEnd w:id="32"/>
-    </w:p>
-    <w:p>
-      <w:pPr>
-        <w:numPr>
-          <w:ilvl w:val="0"/>
-          <w:numId w:val="29"/>
-        </w:numPr>
-        <w:spacing w:before="100" w:beforeAutospacing="1" w:after="100" w:afterAutospacing="1"/>
-      </w:pPr>
-      <w:bookmarkStart w:id="33" w:name="_Toc211815901"/>
-      <w:r>
-        <w:rPr>
-          <w:rStyle w:val="agcmg"/>
-          <w:rFonts w:eastAsiaTheme="majorEastAsia"/>
-        </w:rPr>
-        <w:t>Facilitating instant Academic support by connecting students and volunteering peers</w:t>
-      </w:r>
-    </w:p>
-    <w:p>
-      <w:pPr>
-        <w:numPr>
-          <w:ilvl w:val="0"/>
-          <w:numId w:val="29"/>
-        </w:numPr>
-        <w:spacing w:before="100" w:beforeAutospacing="1" w:after="100" w:afterAutospacing="1"/>
-      </w:pPr>
-      <w:r>
-        <w:rPr>
-          <w:rStyle w:val="agcmg"/>
-          <w:rFonts w:eastAsiaTheme="majorEastAsia"/>
-        </w:rPr>
-        <w:t>Collaborative learning encouragement and engagement outside formal teaching hours</w:t>
-      </w:r>
-    </w:p>
-    <w:p>
-      <w:pPr>
-        <w:numPr>
-          <w:ilvl w:val="0"/>
-          <w:numId w:val="29"/>
-        </w:numPr>
-        <w:spacing w:before="100" w:beforeAutospacing="1" w:after="100" w:afterAutospacing="1"/>
-      </w:pPr>
-      <w:r>
-        <w:rPr>
-          <w:rStyle w:val="agcmg"/>
-          <w:rFonts w:eastAsiaTheme="majorEastAsia"/>
-        </w:rPr>
-        <w:lastRenderedPageBreak/>
-        <w:t xml:space="preserve">Student </w:t>
-      </w:r>
-      <w:r>
-        <w:rPr>
-          <w:rStyle w:val="agcmg"/>
-          <w:rFonts w:eastAsiaTheme="majorEastAsia"/>
-        </w:rPr>
-        <w:t>enhanced</w:t>
-      </w:r>
-      <w:r>
-        <w:rPr>
-          <w:rStyle w:val="agcmg"/>
-          <w:rFonts w:eastAsiaTheme="majorEastAsia"/>
-        </w:rPr>
-        <w:t xml:space="preserve"> motivation, satisfaction and retention</w:t>
-      </w:r>
-    </w:p>
-    <w:p>
-      <w:pPr>
-        <w:numPr>
-          <w:ilvl w:val="0"/>
-          <w:numId w:val="29"/>
-        </w:numPr>
-        <w:spacing w:before="100" w:beforeAutospacing="1" w:after="100" w:afterAutospacing="1"/>
-      </w:pPr>
-      <w:r>
-        <w:rPr>
-          <w:rStyle w:val="agcmg"/>
-          <w:rFonts w:eastAsiaTheme="majorEastAsia"/>
-        </w:rPr>
-        <w:t xml:space="preserve">Volunteering </w:t>
-      </w:r>
-      <w:proofErr w:type="gramStart"/>
-      <w:r>
-        <w:rPr>
-          <w:rStyle w:val="agcmg"/>
-          <w:rFonts w:eastAsiaTheme="majorEastAsia"/>
-        </w:rPr>
-        <w:t>students</w:t>
-      </w:r>
-      <w:proofErr w:type="gramEnd"/>
-      <w:r>
-        <w:rPr>
-          <w:rStyle w:val="agcmg"/>
-          <w:rFonts w:eastAsiaTheme="majorEastAsia"/>
-        </w:rPr>
-        <w:t xml:space="preserve"> recognition through rating system</w:t>
-      </w:r>
-    </w:p>
-    <w:p>
-      <w:pPr>
-        <w:numPr>
-          <w:ilvl w:val="0"/>
-          <w:numId w:val="29"/>
-        </w:numPr>
-        <w:spacing w:before="100" w:beforeAutospacing="1" w:after="100" w:afterAutospacing="1"/>
-      </w:pPr>
-      <w:r>
-        <w:rPr>
-          <w:rStyle w:val="agcmg"/>
-          <w:rFonts w:eastAsiaTheme="majorEastAsia"/>
-        </w:rPr>
-        <w:t xml:space="preserve">Public </w:t>
-      </w:r>
-      <w:r>
-        <w:rPr>
-          <w:rStyle w:val="agcmg"/>
-          <w:rFonts w:eastAsiaTheme="majorEastAsia"/>
-        </w:rPr>
-        <w:t>recognition</w:t>
-      </w:r>
-      <w:r>
-        <w:rPr>
-          <w:rStyle w:val="agcmg"/>
-          <w:rFonts w:eastAsiaTheme="majorEastAsia"/>
-        </w:rPr>
-        <w:t xml:space="preserve"> of contributions inside platform boosting community culture</w:t>
-      </w:r>
-    </w:p>
-    <w:p>
-      <w:pPr>
-        <w:numPr>
-          <w:ilvl w:val="0"/>
-          <w:numId w:val="29"/>
-        </w:numPr>
-        <w:spacing w:before="100" w:beforeAutospacing="1" w:after="100" w:afterAutospacing="1"/>
-      </w:pPr>
-      <w:r>
-        <w:rPr>
-          <w:rStyle w:val="agcmg"/>
-          <w:rFonts w:eastAsiaTheme="majorEastAsia"/>
-        </w:rPr>
-        <w:t>Support the university in demonstrating a more friendly and supportive academic environment</w:t>
-      </w:r>
-    </w:p>
-    <w:p>
-      <w:pPr>
-        <w:pStyle w:val="Heading3"/>
-        <w:rPr>
-          <w:rFonts w:cs="Times New Roman"/>
-          <w:color w:val="000000" w:themeColor="text1"/>
-        </w:rPr>
-      </w:pPr>
-      <w:bookmarkStart w:id="34" w:name="_Toc221911033"/>
-      <w:r>
-        <w:rPr>
-          <w:rStyle w:val="Strong"/>
-          <w:rFonts w:cs="Times New Roman"/>
-          <w:color w:val="000000" w:themeColor="text1"/>
-        </w:rPr>
-        <w:t>Customer Relationships</w:t>
-      </w:r>
-      <w:bookmarkEnd w:id="33"/>
-      <w:bookmarkEnd w:id="34"/>
-    </w:p>
-    <w:p>
-      <w:pPr>
-        <w:numPr>
-          <w:ilvl w:val="0"/>
-          <w:numId w:val="30"/>
-        </w:numPr>
-        <w:spacing w:before="100" w:beforeAutospacing="1" w:after="100" w:afterAutospacing="1"/>
-      </w:pPr>
-      <w:bookmarkStart w:id="35" w:name="_Toc211815902"/>
-      <w:r>
-        <w:rPr>
-          <w:rStyle w:val="agcmg"/>
-          <w:rFonts w:eastAsiaTheme="majorEastAsia"/>
-        </w:rPr>
-        <w:t>Peer Interaction</w:t>
-      </w:r>
-    </w:p>
-    <w:p>
-      <w:pPr>
-        <w:numPr>
-          <w:ilvl w:val="0"/>
-          <w:numId w:val="30"/>
-        </w:numPr>
-        <w:spacing w:before="100" w:beforeAutospacing="1" w:after="100" w:afterAutospacing="1"/>
-      </w:pPr>
-      <w:r>
-        <w:rPr>
-          <w:rStyle w:val="agcmg"/>
-          <w:rFonts w:eastAsiaTheme="majorEastAsia"/>
-        </w:rPr>
-        <w:t xml:space="preserve">Gamification and volunteering recognition </w:t>
-      </w:r>
-    </w:p>
-    <w:p>
-      <w:pPr>
-        <w:numPr>
-          <w:ilvl w:val="0"/>
-          <w:numId w:val="30"/>
-        </w:numPr>
-        <w:spacing w:before="100" w:beforeAutospacing="1" w:after="100" w:afterAutospacing="1"/>
-      </w:pPr>
-      <w:r>
-        <w:rPr>
-          <w:rStyle w:val="agcmg"/>
-          <w:rFonts w:eastAsiaTheme="majorEastAsia"/>
-        </w:rPr>
-        <w:t>Feedback received after each meeting</w:t>
-      </w:r>
-    </w:p>
-    <w:p>
-      <w:pPr>
-        <w:pStyle w:val="Heading3"/>
-        <w:rPr>
-          <w:rFonts w:cs="Times New Roman"/>
-          <w:color w:val="000000" w:themeColor="text1"/>
-        </w:rPr>
-      </w:pPr>
-      <w:bookmarkStart w:id="36" w:name="_Toc221911034"/>
-      <w:r>
-        <w:rPr>
-          <w:rStyle w:val="Strong"/>
-          <w:rFonts w:cs="Times New Roman"/>
-          <w:color w:val="000000" w:themeColor="text1"/>
-        </w:rPr>
-        <w:t>Channels</w:t>
-      </w:r>
-      <w:bookmarkEnd w:id="35"/>
-      <w:bookmarkEnd w:id="36"/>
-    </w:p>
-    <w:p>
-      <w:pPr>
-        <w:numPr>
-          <w:ilvl w:val="0"/>
-          <w:numId w:val="31"/>
-        </w:numPr>
-        <w:spacing w:before="100" w:beforeAutospacing="1" w:after="100" w:afterAutospacing="1"/>
-      </w:pPr>
-      <w:bookmarkStart w:id="37" w:name="_Toc211815903"/>
-      <w:r>
-        <w:rPr>
-          <w:rStyle w:val="agcmg"/>
-          <w:rFonts w:eastAsiaTheme="majorEastAsia"/>
-        </w:rPr>
-        <w:t>University learning management system Blackboard</w:t>
-      </w:r>
-    </w:p>
-    <w:p>
-      <w:pPr>
-        <w:numPr>
-          <w:ilvl w:val="0"/>
-          <w:numId w:val="31"/>
-        </w:numPr>
-        <w:spacing w:before="100" w:beforeAutospacing="1" w:after="100" w:afterAutospacing="1"/>
-      </w:pPr>
-      <w:r>
-        <w:rPr>
-          <w:rStyle w:val="agcmg"/>
-          <w:rFonts w:eastAsiaTheme="majorEastAsia"/>
-        </w:rPr>
-        <w:t>University website and student portal</w:t>
-      </w:r>
-    </w:p>
-    <w:p>
-      <w:pPr>
-        <w:numPr>
-          <w:ilvl w:val="0"/>
-          <w:numId w:val="31"/>
-        </w:numPr>
-        <w:spacing w:before="100" w:beforeAutospacing="1" w:after="100" w:afterAutospacing="1"/>
-      </w:pPr>
-      <w:r>
-        <w:rPr>
-          <w:rStyle w:val="agcmg"/>
-          <w:rFonts w:eastAsiaTheme="majorEastAsia"/>
-        </w:rPr>
-        <w:t xml:space="preserve">Outlook and </w:t>
-      </w:r>
-      <w:r>
-        <w:rPr>
-          <w:rStyle w:val="agcmg"/>
-          <w:rFonts w:eastAsiaTheme="majorEastAsia"/>
-        </w:rPr>
-        <w:t xml:space="preserve">social </w:t>
-      </w:r>
-      <w:r>
-        <w:rPr>
-          <w:rStyle w:val="agcmg"/>
-          <w:rFonts w:eastAsiaTheme="majorEastAsia"/>
-        </w:rPr>
-        <w:t>media promotions</w:t>
-      </w:r>
-    </w:p>
-    <w:p>
-      <w:pPr>
-        <w:numPr>
-          <w:ilvl w:val="0"/>
-          <w:numId w:val="31"/>
-        </w:numPr>
-        <w:spacing w:before="100" w:beforeAutospacing="1" w:after="100" w:afterAutospacing="1"/>
-      </w:pPr>
-      <w:r>
-        <w:rPr>
-          <w:rStyle w:val="agcmg"/>
-          <w:rFonts w:eastAsiaTheme="majorEastAsia"/>
-        </w:rPr>
-        <w:t>P2P University Mentoring Group stand promotion</w:t>
-      </w:r>
-    </w:p>
-    <w:p>
-      <w:pPr>
-        <w:pStyle w:val="Heading3"/>
-        <w:rPr>
-          <w:rFonts w:cs="Times New Roman"/>
-          <w:color w:val="000000" w:themeColor="text1"/>
-        </w:rPr>
-      </w:pPr>
-      <w:bookmarkStart w:id="38" w:name="_Toc221911035"/>
-      <w:r>
-        <w:rPr>
-          <w:rStyle w:val="Strong"/>
-          <w:rFonts w:cs="Times New Roman"/>
-          <w:color w:val="000000" w:themeColor="text1"/>
-        </w:rPr>
-        <w:t>Customer Segments</w:t>
-      </w:r>
-      <w:bookmarkEnd w:id="37"/>
-      <w:bookmarkEnd w:id="38"/>
-    </w:p>
-    <w:p>
-      <w:pPr>
-        <w:numPr>
-          <w:ilvl w:val="0"/>
-          <w:numId w:val="32"/>
-        </w:numPr>
-        <w:spacing w:before="100" w:beforeAutospacing="1" w:after="100" w:afterAutospacing="1"/>
-      </w:pPr>
-      <w:r>
-        <w:rPr>
-          <w:rStyle w:val="agcmg"/>
-          <w:rFonts w:eastAsiaTheme="majorEastAsia"/>
-        </w:rPr>
-        <w:t>Students seeking academic support</w:t>
-      </w:r>
-    </w:p>
-    <w:p>
-      <w:pPr>
-        <w:numPr>
-          <w:ilvl w:val="0"/>
-          <w:numId w:val="32"/>
-        </w:numPr>
-        <w:spacing w:before="100" w:beforeAutospacing="1" w:after="100" w:afterAutospacing="1"/>
-      </w:pPr>
-      <w:r>
-        <w:rPr>
-          <w:rStyle w:val="agcmg"/>
-          <w:rFonts w:eastAsiaTheme="majorEastAsia"/>
-        </w:rPr>
-        <w:t>Students providing support</w:t>
-      </w:r>
-    </w:p>
-    <w:p>
-      <w:pPr>
-        <w:pStyle w:val="Heading1"/>
-        <w:numPr>
-          <w:ilvl w:val="0"/>
-          <w:numId w:val="18"/>
-        </w:numPr>
-        <w:rPr>
-          <w:rFonts w:ascii="Times New Roman" w:hAnsi="Times New Roman" w:cs="Times New Roman"/>
-        </w:rPr>
-      </w:pPr>
-      <w:bookmarkStart w:id="39" w:name="_Toc221911036"/>
-      <w:bookmarkStart w:id="40" w:name="_Toc211815904"/>
-      <w:r>
-        <w:rPr>
-          <w:rFonts w:ascii="Times New Roman" w:hAnsi="Times New Roman" w:cs="Times New Roman"/>
-        </w:rPr>
-        <w:t>Possible Risks</w:t>
-      </w:r>
-      <w:bookmarkEnd w:id="39"/>
-      <w:bookmarkEnd w:id="40"/>
-    </w:p>
-    <w:p>
-      <w:pPr>
-        <w:pStyle w:val="NormalWeb"/>
-      </w:pPr>
-      <w:r>
-        <w:t xml:space="preserve">As Hennessy and Murphy (2025) highlighted, first-year university students often face barriers to engagement due to communication challenges, motivation, and access to timely academic support. These same factors present potential risks for the platform, particularly in keeping user participation and collaboration. </w:t>
-      </w:r>
-      <w:r>
-        <w:br/>
-      </w:r>
-      <w:r>
-        <w:br/>
-        <w:t xml:space="preserve">Technical risks include difficulties integrating </w:t>
-      </w:r>
-      <w:r>
-        <w:t>Google Authentication</w:t>
-      </w:r>
-      <w:r>
-        <w:t>. The platform may also encounter challenges in ensuring that all shared content remains accurate and appropriate.</w:t>
-      </w:r>
-    </w:p>
-    <w:p>
-      <w:pPr>
-        <w:jc w:val="both"/>
-      </w:pPr>
-    </w:p>
-    <w:p>
-      <w:pPr>
-        <w:pStyle w:val="Heading1"/>
-        <w:numPr>
-          <w:ilvl w:val="0"/>
-          <w:numId w:val="18"/>
-        </w:numPr>
-        <w:rPr>
-          <w:rFonts w:ascii="Times New Roman" w:hAnsi="Times New Roman" w:cs="Times New Roman"/>
-        </w:rPr>
-      </w:pPr>
-      <w:r>
-        <w:rPr>
-          <w:rFonts w:ascii="Times New Roman" w:hAnsi="Times New Roman" w:cs="Times New Roman"/>
-        </w:rPr>
-        <w:t>Technologies Stack</w:t>
-      </w:r>
-    </w:p>
-    <w:p/>
-    <w:p>
-      <w:r>
-        <w:rPr>
-          <w:b/>
-          <w:bCs/>
-        </w:rPr>
-        <w:t>Frontend:</w:t>
-      </w:r>
-      <w:r>
-        <w:t xml:space="preserve"> </w:t>
-      </w:r>
-    </w:p>
-    <w:p>
-      <w:pPr>
-        <w:pStyle w:val="ListParagraph"/>
-        <w:numPr>
-          <w:ilvl w:val="0"/>
-          <w:numId w:val="35"/>
-        </w:numPr>
-      </w:pPr>
-      <w:r>
-        <w:t>React.js</w:t>
-      </w:r>
-    </w:p>
-    <w:p/>
-    <w:p>
-      <w:pPr>
-        <w:rPr>
-          <w:b/>
-          <w:bCs/>
-        </w:rPr>
-      </w:pPr>
-      <w:r>
-        <w:rPr>
-          <w:b/>
-          <w:bCs/>
-        </w:rPr>
-        <w:t>Backend:</w:t>
-      </w:r>
-    </w:p>
-    <w:p>
-      <w:pPr>
-        <w:pStyle w:val="ListParagraph"/>
-        <w:numPr>
-          <w:ilvl w:val="0"/>
-          <w:numId w:val="34"/>
-        </w:numPr>
-      </w:pPr>
-      <w:r>
-        <w:t>Node.js</w:t>
-      </w:r>
-    </w:p>
-    <w:p>
-      <w:pPr>
-        <w:pStyle w:val="ListParagraph"/>
-        <w:numPr>
-          <w:ilvl w:val="0"/>
-          <w:numId w:val="34"/>
-        </w:numPr>
-      </w:pPr>
-      <w:r>
-        <w:t>Express.js</w:t>
-      </w:r>
-    </w:p>
-    <w:p/>
-    <w:p>
-      <w:r>
-        <w:rPr>
-          <w:b/>
-          <w:bCs/>
-        </w:rPr>
-        <w:t>Database:</w:t>
-      </w:r>
-      <w:r>
-        <w:t xml:space="preserve"> </w:t>
-      </w:r>
-    </w:p>
-    <w:p>
-      <w:pPr>
-        <w:pStyle w:val="ListParagraph"/>
-        <w:numPr>
-          <w:ilvl w:val="0"/>
-          <w:numId w:val="36"/>
-        </w:numPr>
-      </w:pPr>
-      <w:r>
-        <w:t xml:space="preserve">MongoDB </w:t>
-      </w:r>
-    </w:p>
-    <w:p/>
-    <w:p>
-      <w:r>
-        <w:rPr>
-          <w:b/>
-          <w:bCs/>
-        </w:rPr>
-        <w:t>Authentication:</w:t>
-      </w:r>
-      <w:r>
-        <w:t xml:space="preserve"> </w:t>
-      </w:r>
-    </w:p>
-    <w:p>
-      <w:pPr>
-        <w:pStyle w:val="ListParagraph"/>
-        <w:numPr>
-          <w:ilvl w:val="0"/>
-          <w:numId w:val="37"/>
-        </w:numPr>
-      </w:pPr>
-      <w:r>
-        <w:t xml:space="preserve">Google OAuth </w:t>
-      </w:r>
-    </w:p>
-    <w:p>
-      <w:pPr>
-        <w:pStyle w:val="ListParagraph"/>
-        <w:numPr>
-          <w:ilvl w:val="0"/>
-          <w:numId w:val="37"/>
-        </w:numPr>
-      </w:pPr>
-      <w:r>
-        <w:t>JSON Web Token (JWT)</w:t>
-      </w:r>
-    </w:p>
-    <w:p/>
-    <w:p>
-      <w:r>
-        <w:rPr>
-          <w:b/>
-          <w:bCs/>
-        </w:rPr>
-        <w:t>Communication:</w:t>
-      </w:r>
-      <w:r>
-        <w:t xml:space="preserve"> </w:t>
-      </w:r>
-    </w:p>
-    <w:p>
-      <w:pPr>
-        <w:pStyle w:val="ListParagraph"/>
-        <w:numPr>
-          <w:ilvl w:val="0"/>
-          <w:numId w:val="38"/>
-        </w:numPr>
-      </w:pPr>
-      <w:r>
-        <w:t>Socket.</w:t>
-      </w:r>
-      <w:r>
-        <w:t>io</w:t>
-      </w:r>
-    </w:p>
-    <w:p>
-      <w:pPr>
-        <w:jc w:val="both"/>
-      </w:pPr>
-    </w:p>
-    <w:p>
-      <w:pPr>
-        <w:pStyle w:val="Heading1"/>
-        <w:numPr>
-          <w:ilvl w:val="0"/>
-          <w:numId w:val="18"/>
-        </w:numPr>
-        <w:rPr>
-          <w:rFonts w:ascii="Times New Roman" w:hAnsi="Times New Roman" w:cs="Times New Roman"/>
-        </w:rPr>
-      </w:pPr>
-      <w:r>
-        <w:rPr>
-          <w:rFonts w:ascii="Times New Roman" w:hAnsi="Times New Roman" w:cs="Times New Roman"/>
-        </w:rPr>
-        <w:t>Success Metrics</w:t>
-      </w:r>
-    </w:p>
-    <w:p/>
-    <w:p>
-      <w:pPr>
-        <w:jc w:val="both"/>
-      </w:pPr>
-      <w:r>
-        <w:t>The criteria the Peer Tutoring Platform must meet to be considered successful are outlined below.</w:t>
-      </w:r>
-    </w:p>
-    <w:p>
-      <w:pPr>
-        <w:pStyle w:val="Heading1"/>
-        <w:rPr>
-          <w:rFonts w:ascii="Times New Roman" w:hAnsi="Times New Roman" w:cs="Times New Roman"/>
-        </w:rPr>
-      </w:pPr>
-      <w:bookmarkStart w:id="41" w:name="_Toc221911039"/>
-      <w:r>
-        <w:rPr>
-          <w:rFonts w:ascii="Times New Roman" w:hAnsi="Times New Roman" w:cs="Times New Roman"/>
-        </w:rPr>
-        <w:t xml:space="preserve">10.1 </w:t>
-      </w:r>
-      <w:r>
-        <w:rPr>
-          <w:rFonts w:ascii="Times New Roman" w:hAnsi="Times New Roman" w:cs="Times New Roman"/>
-        </w:rPr>
-        <w:t>Functional Metrics</w:t>
-      </w:r>
-      <w:bookmarkEnd w:id="41"/>
-    </w:p>
-    <w:p/>
-    <w:p>
-      <w:pPr>
-        <w:pStyle w:val="ListParagraph"/>
-        <w:numPr>
-          <w:ilvl w:val="0"/>
-          <w:numId w:val="45"/>
-        </w:numPr>
-      </w:pPr>
-      <w:r>
-        <w:t>Users can register/login and log out successfully.</w:t>
-      </w:r>
-    </w:p>
-    <w:p>
-      <w:pPr>
-        <w:pStyle w:val="ListParagraph"/>
-        <w:numPr>
-          <w:ilvl w:val="0"/>
-          <w:numId w:val="45"/>
-        </w:numPr>
-      </w:pPr>
-      <w:r>
-        <w:t>Users can update their profile</w:t>
-      </w:r>
-      <w:r>
-        <w:t>.</w:t>
-      </w:r>
-    </w:p>
-    <w:p>
-      <w:pPr>
-        <w:pStyle w:val="ListParagraph"/>
-        <w:numPr>
-          <w:ilvl w:val="0"/>
-          <w:numId w:val="45"/>
-        </w:numPr>
-      </w:pPr>
-      <w:r>
-        <w:t>Users can create posts requesting/offering support and view posts in the feed.</w:t>
-      </w:r>
-    </w:p>
-    <w:p>
-      <w:pPr>
-        <w:pStyle w:val="ListParagraph"/>
-        <w:numPr>
-          <w:ilvl w:val="0"/>
-          <w:numId w:val="45"/>
-        </w:numPr>
-      </w:pPr>
-      <w:r>
-        <w:t xml:space="preserve">Users can </w:t>
-      </w:r>
-      <w:r>
-        <w:rPr>
-          <w:b/>
-          <w:bCs/>
-        </w:rPr>
-        <w:t>l</w:t>
-      </w:r>
-      <w:r>
-        <w:t>ike and comment on posts</w:t>
-      </w:r>
-      <w:r>
-        <w:t xml:space="preserve"> </w:t>
-      </w:r>
-      <w:r>
-        <w:t>and the system correctly stores and displays these interactions.</w:t>
-      </w:r>
-    </w:p>
-    <w:p>
-      <w:pPr>
-        <w:pStyle w:val="ListParagraph"/>
-        <w:numPr>
-          <w:ilvl w:val="0"/>
-          <w:numId w:val="45"/>
-        </w:numPr>
-      </w:pPr>
-      <w:r>
-        <w:t>Users can send peer requests and other users can accept/reject them; friend/pending states update correctly.</w:t>
-      </w:r>
-    </w:p>
-    <w:p>
-      <w:pPr>
-        <w:pStyle w:val="ListParagraph"/>
-        <w:numPr>
-          <w:ilvl w:val="0"/>
-          <w:numId w:val="45"/>
-        </w:numPr>
-      </w:pPr>
-      <w:r>
-        <w:t>Users can send messages in a conversation and load message history correctly.</w:t>
-      </w:r>
-    </w:p>
-    <w:p>
-      <w:pPr>
-        <w:pStyle w:val="ListParagraph"/>
-        <w:numPr>
-          <w:ilvl w:val="0"/>
-          <w:numId w:val="45"/>
-        </w:numPr>
-      </w:pPr>
-      <w:r>
-        <w:t xml:space="preserve">The system generates and displays notifications for key events </w:t>
-      </w:r>
-      <w:r>
-        <w:t xml:space="preserve">such as </w:t>
-      </w:r>
-      <w:r>
-        <w:t>new comment, peer request.</w:t>
-      </w:r>
-    </w:p>
-    <w:p>
-      <w:pPr>
-        <w:pStyle w:val="ListParagraph"/>
-        <w:numPr>
-          <w:ilvl w:val="0"/>
-          <w:numId w:val="45"/>
-        </w:numPr>
-      </w:pPr>
-      <w:r>
-        <w:t>Users can schedule meetings with peers and meeting details are stored and retrievable.</w:t>
-      </w:r>
-    </w:p>
-    <w:p>
-      <w:pPr>
-        <w:pStyle w:val="ListParagraph"/>
-        <w:numPr>
-          <w:ilvl w:val="0"/>
-          <w:numId w:val="45"/>
-        </w:numPr>
-      </w:pPr>
-      <w:r>
-        <w:t xml:space="preserve">Users can rate meetings, and the system updates ratings and </w:t>
-      </w:r>
-      <w:r>
-        <w:rPr>
-          <w:b/>
-          <w:bCs/>
-        </w:rPr>
-        <w:t>allocates points</w:t>
-      </w:r>
-      <w:r>
-        <w:t xml:space="preserve"> correctly.</w:t>
-      </w:r>
-    </w:p>
-    <w:p>
-      <w:pPr>
-        <w:pStyle w:val="ListParagraph"/>
-        <w:numPr>
-          <w:ilvl w:val="0"/>
-          <w:numId w:val="45"/>
-        </w:numPr>
-      </w:pPr>
-      <w:r>
-        <w:t xml:space="preserve">Users can upload and attach media </w:t>
-      </w:r>
-      <w:r>
-        <w:t xml:space="preserve">such as </w:t>
-      </w:r>
-      <w:r>
-        <w:t>documents/images to posts and/or profiles where required.</w:t>
-      </w:r>
-    </w:p>
-    <w:p/>
-    <w:p/>
-    <w:p>
-      <w:pPr>
-        <w:pStyle w:val="Heading1"/>
-        <w:rPr>
-          <w:rFonts w:ascii="Times New Roman" w:hAnsi="Times New Roman" w:cs="Times New Roman"/>
-        </w:rPr>
-      </w:pPr>
-      <w:r>
-        <w:rPr>
-          <w:rFonts w:ascii="Times New Roman" w:hAnsi="Times New Roman" w:cs="Times New Roman"/>
-        </w:rPr>
-        <w:t xml:space="preserve"> </w:t>
-      </w:r>
-      <w:bookmarkStart w:id="42" w:name="_Toc221911040"/>
-      <w:r>
-        <w:rPr>
-          <w:rFonts w:ascii="Times New Roman" w:hAnsi="Times New Roman" w:cs="Times New Roman"/>
-        </w:rPr>
-        <w:t>10.2 Non-Functional Metrics</w:t>
-      </w:r>
-      <w:bookmarkEnd w:id="42"/>
-    </w:p>
-    <w:p>
-      <w:pPr>
-        <w:pStyle w:val="NormalWeb"/>
-      </w:pPr>
-      <w:r>
-        <w:rPr>
-          <w:rStyle w:val="Strong"/>
-          <w:rFonts w:eastAsiaTheme="majorEastAsia"/>
-        </w:rPr>
-        <w:t>Security</w:t>
-      </w:r>
-    </w:p>
-    <w:p>
-      <w:pPr>
-        <w:pStyle w:val="NormalWeb"/>
-        <w:numPr>
-          <w:ilvl w:val="0"/>
-          <w:numId w:val="40"/>
-        </w:numPr>
-      </w:pPr>
-      <w:r>
-        <w:t xml:space="preserve">The system shall ensure only </w:t>
-      </w:r>
-      <w:r>
-        <w:rPr>
-          <w:rStyle w:val="Strong"/>
-          <w:rFonts w:eastAsiaTheme="majorEastAsia"/>
-          <w:b w:val="0"/>
-          <w:bCs w:val="0"/>
-        </w:rPr>
-        <w:t>authenticated users</w:t>
-      </w:r>
-      <w:r>
-        <w:t xml:space="preserve"> can access protected features (profile, feed, messaging, notifications).</w:t>
-      </w:r>
-    </w:p>
-    <w:p>
-      <w:pPr>
-        <w:pStyle w:val="NormalWeb"/>
-        <w:numPr>
-          <w:ilvl w:val="0"/>
-          <w:numId w:val="40"/>
-        </w:numPr>
-      </w:pPr>
-      <w:r>
-        <w:t>The system shall protect user data (credentials and private content) using secure storage practices (hashing/encryption where appropriate).</w:t>
-      </w:r>
-    </w:p>
-    <w:p>
-      <w:pPr>
-        <w:pStyle w:val="NormalWeb"/>
-      </w:pPr>
-      <w:r>
-        <w:rPr>
-          <w:rStyle w:val="Strong"/>
-          <w:rFonts w:eastAsiaTheme="majorEastAsia"/>
-        </w:rPr>
-        <w:lastRenderedPageBreak/>
-        <w:t>Usability</w:t>
-      </w:r>
-    </w:p>
-    <w:p>
-      <w:pPr>
-        <w:pStyle w:val="NormalWeb"/>
-        <w:numPr>
-          <w:ilvl w:val="0"/>
-          <w:numId w:val="41"/>
-        </w:numPr>
-      </w:pPr>
-      <w:r>
-        <w:t xml:space="preserve">Users with existing accounts shall be able to </w:t>
-      </w:r>
-      <w:r>
-        <w:rPr>
-          <w:rStyle w:val="Strong"/>
-          <w:rFonts w:eastAsiaTheme="majorEastAsia"/>
-          <w:b w:val="0"/>
-          <w:bCs w:val="0"/>
-        </w:rPr>
-        <w:t>log in, update profile, and create a post</w:t>
-      </w:r>
-      <w:r>
-        <w:t xml:space="preserve"> with no prior training in </w:t>
-      </w:r>
-      <w:r>
-        <w:rPr>
-          <w:rStyle w:val="Strong"/>
-          <w:rFonts w:eastAsiaTheme="majorEastAsia"/>
-          <w:b w:val="0"/>
-          <w:bCs w:val="0"/>
-        </w:rPr>
-        <w:t>≤ 150 seconds</w:t>
-      </w:r>
-      <w:r>
-        <w:t>.</w:t>
-      </w:r>
-    </w:p>
-    <w:p>
-      <w:pPr>
-        <w:pStyle w:val="NormalWeb"/>
-        <w:numPr>
-          <w:ilvl w:val="0"/>
-          <w:numId w:val="41"/>
-        </w:numPr>
-      </w:pPr>
-      <w:r>
-        <w:t xml:space="preserve">Users can navigate </w:t>
-      </w:r>
-      <w:r>
-        <w:t>between</w:t>
-      </w:r>
-      <w:r>
-        <w:rPr>
-          <w:b/>
-          <w:bCs/>
-        </w:rPr>
-        <w:t xml:space="preserve"> </w:t>
-      </w:r>
-      <w:r>
-        <w:rPr>
-          <w:rStyle w:val="Strong"/>
-          <w:rFonts w:eastAsiaTheme="majorEastAsia"/>
-          <w:b w:val="0"/>
-          <w:bCs w:val="0"/>
-        </w:rPr>
-        <w:t>profile, feed, messaging, and notifications</w:t>
-      </w:r>
-      <w:r>
-        <w:t xml:space="preserve"> via a clear and consistent UI.</w:t>
-      </w:r>
-    </w:p>
-    <w:p>
-      <w:pPr>
-        <w:pStyle w:val="NormalWeb"/>
-      </w:pPr>
-      <w:r>
-        <w:rPr>
-          <w:rStyle w:val="Strong"/>
-          <w:rFonts w:eastAsiaTheme="majorEastAsia"/>
-        </w:rPr>
-        <w:t>Reliability</w:t>
-      </w:r>
-    </w:p>
-    <w:p>
-      <w:pPr>
-        <w:pStyle w:val="NormalWeb"/>
-        <w:numPr>
-          <w:ilvl w:val="0"/>
-          <w:numId w:val="42"/>
-        </w:numPr>
-      </w:pPr>
-      <w:r>
-        <w:t xml:space="preserve">The system shall maintain </w:t>
-      </w:r>
-      <w:r>
-        <w:rPr>
-          <w:rStyle w:val="Strong"/>
-          <w:rFonts w:eastAsiaTheme="majorEastAsia"/>
-          <w:b w:val="0"/>
-          <w:bCs w:val="0"/>
-        </w:rPr>
-        <w:t>≥ 95% uptime</w:t>
-      </w:r>
-      <w:r>
-        <w:t>, excluding scheduled maintenance.</w:t>
-      </w:r>
-    </w:p>
-    <w:p>
-      <w:pPr>
-        <w:pStyle w:val="NormalWeb"/>
-        <w:numPr>
-          <w:ilvl w:val="0"/>
-          <w:numId w:val="42"/>
-        </w:numPr>
-      </w:pPr>
-      <w:r>
-        <w:t xml:space="preserve">Messages and profile data shall </w:t>
-      </w:r>
-      <w:r>
-        <w:rPr>
-          <w:rStyle w:val="Strong"/>
-          <w:rFonts w:eastAsiaTheme="majorEastAsia"/>
-        </w:rPr>
-        <w:t>not be lost</w:t>
-      </w:r>
-      <w:r>
-        <w:t xml:space="preserve"> during normal operation.</w:t>
-      </w:r>
-    </w:p>
-    <w:p>
-      <w:pPr>
-        <w:pStyle w:val="NormalWeb"/>
-      </w:pPr>
-      <w:r>
-        <w:rPr>
-          <w:rStyle w:val="Strong"/>
-          <w:rFonts w:eastAsiaTheme="majorEastAsia"/>
-        </w:rPr>
-        <w:t>Performance</w:t>
-      </w:r>
-    </w:p>
-    <w:p>
-      <w:pPr>
-        <w:pStyle w:val="NormalWeb"/>
-        <w:numPr>
-          <w:ilvl w:val="0"/>
-          <w:numId w:val="43"/>
-        </w:numPr>
-      </w:pPr>
-      <w:r>
-        <w:t xml:space="preserve">The system shall load the main feed in </w:t>
-      </w:r>
-      <w:r>
-        <w:rPr>
-          <w:rStyle w:val="Strong"/>
-          <w:rFonts w:eastAsiaTheme="majorEastAsia"/>
-          <w:b w:val="0"/>
-          <w:bCs w:val="0"/>
-        </w:rPr>
-        <w:t>≤ 15 seconds</w:t>
-      </w:r>
-      <w:r>
-        <w:t xml:space="preserve"> under normal network conditions.</w:t>
-      </w:r>
-    </w:p>
-    <w:p>
-      <w:pPr>
-        <w:pStyle w:val="NormalWeb"/>
-        <w:numPr>
-          <w:ilvl w:val="0"/>
-          <w:numId w:val="43"/>
-        </w:numPr>
-      </w:pPr>
-      <w:r>
-        <w:t xml:space="preserve">Messages and notifications shall be delivered in </w:t>
-      </w:r>
-      <w:r>
-        <w:rPr>
-          <w:rStyle w:val="Strong"/>
-          <w:rFonts w:eastAsiaTheme="majorEastAsia"/>
-          <w:b w:val="0"/>
-          <w:bCs w:val="0"/>
-        </w:rPr>
-        <w:t>≤ 5 seconds</w:t>
-      </w:r>
-      <w:r>
-        <w:t xml:space="preserve"> using </w:t>
-      </w:r>
-      <w:proofErr w:type="spellStart"/>
-      <w:r>
-        <w:t>WebSockets</w:t>
-      </w:r>
-      <w:proofErr w:type="spellEnd"/>
-      <w:r>
-        <w:t>.</w:t>
-      </w:r>
-    </w:p>
-    <w:p>
-      <w:pPr>
-        <w:pStyle w:val="NormalWeb"/>
-      </w:pPr>
-      <w:r>
-        <w:rPr>
-          <w:rStyle w:val="Strong"/>
-          <w:rFonts w:eastAsiaTheme="majorEastAsia"/>
-        </w:rPr>
-        <w:t>Compatibility</w:t>
-      </w:r>
-    </w:p>
-    <w:p>
-      <w:pPr>
-        <w:pStyle w:val="NormalWeb"/>
-        <w:numPr>
-          <w:ilvl w:val="0"/>
-          <w:numId w:val="44"/>
-        </w:numPr>
-      </w:pPr>
-      <w:r>
-        <w:t xml:space="preserve">The system shall be supported on </w:t>
-      </w:r>
-      <w:r>
-        <w:rPr>
-          <w:rStyle w:val="Strong"/>
-          <w:rFonts w:eastAsiaTheme="majorEastAsia"/>
-          <w:b w:val="0"/>
-          <w:bCs w:val="0"/>
-        </w:rPr>
-        <w:t>Google Chrome</w:t>
-      </w:r>
-      <w:r>
-        <w:t>.</w:t>
-      </w:r>
-    </w:p>
-    <w:p>
-      <w:pPr>
-        <w:pStyle w:val="Heading1"/>
-        <w:rPr>
-          <w:rFonts w:ascii="Times New Roman" w:hAnsi="Times New Roman" w:cs="Times New Roman"/>
-        </w:rPr>
-      </w:pPr>
-      <w:bookmarkStart w:id="43" w:name="_Toc221911041"/>
-      <w:r>
-        <w:rPr>
-          <w:rFonts w:ascii="Times New Roman" w:hAnsi="Times New Roman" w:cs="Times New Roman"/>
-        </w:rPr>
-        <w:t>1</w:t>
-      </w:r>
-      <w:r>
-        <w:rPr>
-          <w:rFonts w:ascii="Times New Roman" w:hAnsi="Times New Roman" w:cs="Times New Roman"/>
-        </w:rPr>
-        <w:t>1</w:t>
-      </w:r>
-      <w:r>
-        <w:rPr>
-          <w:rFonts w:ascii="Times New Roman" w:hAnsi="Times New Roman" w:cs="Times New Roman"/>
-        </w:rPr>
-        <w:t xml:space="preserve"> </w:t>
-      </w:r>
-      <w:r>
-        <w:rPr>
-          <w:rFonts w:ascii="Times New Roman" w:hAnsi="Times New Roman" w:cs="Times New Roman"/>
-        </w:rPr>
-        <w:t>Timeline</w:t>
-      </w:r>
-      <w:bookmarkEnd w:id="43"/>
-    </w:p>
-    <w:p>
-      <w:pPr>
-        <w:pStyle w:val="NormalWeb"/>
-      </w:pPr>
-      <w:r>
-        <w:t>The timeline table below presents the key project milestones along with their scheduled start and completion dates. These timeframes may be adjusted if certain tasks require additional effort or take longer than anticipated.</w:t>
-      </w:r>
-    </w:p>
-    <w:p>
-      <w:pPr>
-        <w:pStyle w:val="Heading1"/>
-        <w:rPr>
-          <w:rFonts w:ascii="Times New Roman" w:hAnsi="Times New Roman" w:cs="Times New Roman"/>
-        </w:rPr>
-      </w:pPr>
-      <w:bookmarkStart w:id="44" w:name="_Toc221911042"/>
-      <w:r>
-        <w:rPr>
-          <w:rFonts w:ascii="Times New Roman" w:hAnsi="Times New Roman" w:cs="Times New Roman"/>
-        </w:rPr>
-        <w:t>1</w:t>
-      </w:r>
-      <w:r>
-        <w:rPr>
-          <w:rFonts w:ascii="Times New Roman" w:hAnsi="Times New Roman" w:cs="Times New Roman"/>
-        </w:rPr>
-        <w:t>1</w:t>
-      </w:r>
-      <w:r>
-        <w:rPr>
-          <w:rFonts w:ascii="Times New Roman" w:hAnsi="Times New Roman" w:cs="Times New Roman"/>
-        </w:rPr>
-        <w:t>.1</w:t>
-      </w:r>
-      <w:r>
-        <w:rPr>
-          <w:rFonts w:ascii="Times New Roman" w:hAnsi="Times New Roman" w:cs="Times New Roman"/>
-        </w:rPr>
-        <w:t xml:space="preserve"> </w:t>
-      </w:r>
-      <w:r>
-        <w:rPr>
-          <w:rFonts w:ascii="Times New Roman" w:hAnsi="Times New Roman" w:cs="Times New Roman"/>
-        </w:rPr>
-        <w:t>Timeline Table</w:t>
-      </w:r>
-      <w:bookmarkEnd w:id="44"/>
-    </w:p>
-    <w:p/>
-    <w:tbl>
-      <w:tblPr>
-        <w:tblStyle w:val="TableGrid"/>
-        <w:tblW w:w="10206" w:type="dxa"/>
-        <w:tblInd w:w="-5" w:type="dxa"/>
-        <w:tblLayout w:type="fixed"/>
-        <w:tblLook w:val="04A0" w:firstRow="1" w:lastRow="0" w:firstColumn="1" w:lastColumn="0" w:noHBand="0" w:noVBand="1"/>
-      </w:tblPr>
-      <w:tblGrid>
-        <w:gridCol w:w="2224"/>
-        <w:gridCol w:w="328"/>
-        <w:gridCol w:w="283"/>
-        <w:gridCol w:w="284"/>
-        <w:gridCol w:w="283"/>
-        <w:gridCol w:w="270"/>
-        <w:gridCol w:w="297"/>
-        <w:gridCol w:w="284"/>
-        <w:gridCol w:w="283"/>
-        <w:gridCol w:w="270"/>
-        <w:gridCol w:w="285"/>
-        <w:gridCol w:w="285"/>
-        <w:gridCol w:w="294"/>
-        <w:gridCol w:w="270"/>
-        <w:gridCol w:w="315"/>
-        <w:gridCol w:w="285"/>
-        <w:gridCol w:w="264"/>
-        <w:gridCol w:w="240"/>
-        <w:gridCol w:w="285"/>
-        <w:gridCol w:w="300"/>
-        <w:gridCol w:w="309"/>
-        <w:gridCol w:w="255"/>
-        <w:gridCol w:w="312"/>
-        <w:gridCol w:w="288"/>
-        <w:gridCol w:w="279"/>
-        <w:gridCol w:w="285"/>
-        <w:gridCol w:w="300"/>
-        <w:gridCol w:w="270"/>
-        <w:gridCol w:w="279"/>
-      </w:tblGrid>
-      <w:tr>
-        <w:tc>
-          <w:tcPr>
-            <w:tcW w:w="2224" w:type="dxa"/>
-          </w:tcPr>
-          <w:p>
-            <w:pPr>
-              <w:rPr>
-                <w:b/>
-                <w:bCs/>
-              </w:rPr>
-            </w:pPr>
-          </w:p>
-        </w:tc>
-        <w:tc>
-          <w:tcPr>
-            <w:tcW w:w="1178" w:type="dxa"/>
-            <w:gridSpan w:val="4"/>
-          </w:tcPr>
-          <w:p>
-            <w:pPr>
-              <w:rPr>
-                <w:b/>
-                <w:bCs/>
-              </w:rPr>
-            </w:pPr>
-            <w:r>
-              <w:rPr>
-                <w:b/>
-                <w:bCs/>
-              </w:rPr>
-              <w:t>Oct.</w:t>
-            </w:r>
-          </w:p>
-        </w:tc>
-        <w:tc>
-          <w:tcPr>
-            <w:tcW w:w="1134" w:type="dxa"/>
-            <w:gridSpan w:val="4"/>
-          </w:tcPr>
-          <w:p>
-            <w:pPr>
-              <w:rPr>
-                <w:b/>
-                <w:bCs/>
-              </w:rPr>
-            </w:pPr>
-            <w:r>
-              <w:rPr>
-                <w:b/>
-                <w:bCs/>
-              </w:rPr>
-              <w:t>Nov.</w:t>
-            </w:r>
-          </w:p>
-        </w:tc>
-        <w:tc>
-          <w:tcPr>
-            <w:tcW w:w="1134" w:type="dxa"/>
-            <w:gridSpan w:val="4"/>
-          </w:tcPr>
-          <w:p>
-            <w:pPr>
-              <w:rPr>
-                <w:b/>
-                <w:bCs/>
-              </w:rPr>
-            </w:pPr>
-            <w:r>
-              <w:rPr>
-                <w:b/>
-                <w:bCs/>
-              </w:rPr>
-              <w:t>Dec.</w:t>
-            </w:r>
-          </w:p>
-        </w:tc>
-        <w:tc>
-          <w:tcPr>
-            <w:tcW w:w="1134" w:type="dxa"/>
-            <w:gridSpan w:val="4"/>
-          </w:tcPr>
-          <w:p>
-            <w:pPr>
-              <w:rPr>
-                <w:b/>
-                <w:bCs/>
-              </w:rPr>
-            </w:pPr>
-            <w:r>
-              <w:rPr>
-                <w:b/>
-                <w:bCs/>
-              </w:rPr>
-              <w:t>Jan.</w:t>
-            </w:r>
-          </w:p>
-        </w:tc>
-        <w:tc>
-          <w:tcPr>
-            <w:tcW w:w="1134" w:type="dxa"/>
-            <w:gridSpan w:val="4"/>
-          </w:tcPr>
-          <w:p>
-            <w:pPr>
-              <w:rPr>
-                <w:b/>
-                <w:bCs/>
-              </w:rPr>
-            </w:pPr>
-            <w:r>
-              <w:rPr>
-                <w:b/>
-                <w:bCs/>
-              </w:rPr>
-              <w:t>Feb.</w:t>
-            </w:r>
-          </w:p>
-        </w:tc>
-        <w:tc>
-          <w:tcPr>
-            <w:tcW w:w="1134" w:type="dxa"/>
-            <w:gridSpan w:val="4"/>
-          </w:tcPr>
-          <w:p>
-            <w:pPr>
-              <w:rPr>
-                <w:b/>
-                <w:bCs/>
-              </w:rPr>
-            </w:pPr>
-            <w:r>
-              <w:rPr>
-                <w:b/>
-                <w:bCs/>
-              </w:rPr>
-              <w:t>Mar.</w:t>
-            </w:r>
-          </w:p>
-        </w:tc>
-        <w:tc>
-          <w:tcPr>
-            <w:tcW w:w="1134" w:type="dxa"/>
-            <w:gridSpan w:val="4"/>
-          </w:tcPr>
-          <w:p>
-            <w:pPr>
-              <w:rPr>
-                <w:b/>
-                <w:bCs/>
-              </w:rPr>
-            </w:pPr>
-            <w:r>
-              <w:rPr>
-                <w:b/>
-                <w:bCs/>
-              </w:rPr>
-              <w:t>Apr.</w:t>
-            </w:r>
-          </w:p>
-        </w:tc>
-      </w:tr>
-      <w:tr>
-        <w:tc>
-          <w:tcPr>
-            <w:tcW w:w="2224" w:type="dxa"/>
-          </w:tcPr>
-          <w:p>
-            <w:r>
-              <w:t>Functional Specification</w:t>
-            </w:r>
-          </w:p>
-        </w:tc>
-        <w:tc>
-          <w:tcPr>
-            <w:tcW w:w="328" w:type="dxa"/>
-          </w:tcPr>
-          <w:p>
-            <w:pPr>
-              <w:rPr>
-                <w:highlight w:val="red"/>
-              </w:rPr>
-            </w:pPr>
-          </w:p>
-        </w:tc>
-        <w:tc>
-          <w:tcPr>
-            <w:tcW w:w="283" w:type="dxa"/>
-            <w:shd w:val="clear" w:color="auto" w:fill="4EA72E" w:themeFill="accent6"/>
-          </w:tcPr>
-          <w:p>
-            <w:pPr>
-              <w:rPr>
-                <w:color w:val="00B050"/>
-                <w:highlight w:val="red"/>
-              </w:rPr>
-            </w:pPr>
-          </w:p>
-        </w:tc>
-        <w:tc>
-          <w:tcPr>
-            <w:tcW w:w="284" w:type="dxa"/>
-            <w:shd w:val="clear" w:color="auto" w:fill="4EA72E" w:themeFill="accent6"/>
-          </w:tcPr>
-          <w:p>
-            <w:pPr>
-              <w:rPr>
-                <w:color w:val="00B050"/>
-                <w:highlight w:val="red"/>
-              </w:rPr>
-            </w:pPr>
-          </w:p>
-        </w:tc>
-        <w:tc>
-          <w:tcPr>
-            <w:tcW w:w="283" w:type="dxa"/>
-            <w:shd w:val="clear" w:color="auto" w:fill="4EA72E" w:themeFill="accent6"/>
-          </w:tcPr>
-          <w:p>
-            <w:pPr>
-              <w:rPr>
-                <w:color w:val="00B050"/>
-                <w:highlight w:val="red"/>
-              </w:rPr>
-            </w:pPr>
-          </w:p>
-        </w:tc>
-        <w:tc>
-          <w:tcPr>
-            <w:tcW w:w="270" w:type="dxa"/>
-          </w:tcPr>
-          <w:p>
-            <w:pPr>
-              <w:rPr>
-                <w:color w:val="00B050"/>
-                <w:highlight w:val="red"/>
-              </w:rPr>
-            </w:pPr>
-          </w:p>
-        </w:tc>
-        <w:tc>
-          <w:tcPr>
-            <w:tcW w:w="297" w:type="dxa"/>
-          </w:tcPr>
-          <w:p>
-            <w:pPr>
-              <w:rPr>
-                <w:color w:val="00B050"/>
-                <w:highlight w:val="red"/>
-              </w:rPr>
-            </w:pPr>
-          </w:p>
-        </w:tc>
-        <w:tc>
-          <w:tcPr>
-            <w:tcW w:w="284" w:type="dxa"/>
-          </w:tcPr>
-          <w:p>
-            <w:pPr>
-              <w:rPr>
-                <w:color w:val="00B050"/>
-              </w:rPr>
-            </w:pPr>
-          </w:p>
-        </w:tc>
-        <w:tc>
-          <w:tcPr>
-            <w:tcW w:w="283" w:type="dxa"/>
-          </w:tcPr>
-          <w:p>
-            <w:pPr>
-              <w:rPr>
-                <w:color w:val="00B050"/>
-              </w:rPr>
-            </w:pPr>
-          </w:p>
-        </w:tc>
-        <w:tc>
-          <w:tcPr>
-            <w:tcW w:w="270" w:type="dxa"/>
-          </w:tcPr>
-          <w:p/>
-        </w:tc>
-        <w:tc>
-          <w:tcPr>
-            <w:tcW w:w="285" w:type="dxa"/>
-          </w:tcPr>
-          <w:p/>
-        </w:tc>
-        <w:tc>
-          <w:tcPr>
-            <w:tcW w:w="285" w:type="dxa"/>
-          </w:tcPr>
-          <w:p/>
-        </w:tc>
-        <w:tc>
-          <w:tcPr>
-            <w:tcW w:w="294" w:type="dxa"/>
-          </w:tcPr>
-          <w:p/>
-        </w:tc>
-        <w:tc>
-          <w:tcPr>
-            <w:tcW w:w="270" w:type="dxa"/>
-          </w:tcPr>
-          <w:p/>
-        </w:tc>
-        <w:tc>
-          <w:tcPr>
-            <w:tcW w:w="315" w:type="dxa"/>
-          </w:tcPr>
-          <w:p/>
-        </w:tc>
-        <w:tc>
-          <w:tcPr>
-            <w:tcW w:w="285" w:type="dxa"/>
-          </w:tcPr>
-          <w:p/>
-        </w:tc>
-        <w:tc>
-          <w:tcPr>
-            <w:tcW w:w="264" w:type="dxa"/>
-          </w:tcPr>
-          <w:p/>
-        </w:tc>
-        <w:tc>
-          <w:tcPr>
-            <w:tcW w:w="240" w:type="dxa"/>
-          </w:tcPr>
-          <w:p/>
-        </w:tc>
-        <w:tc>
-          <w:tcPr>
-            <w:tcW w:w="285" w:type="dxa"/>
-          </w:tcPr>
-          <w:p/>
-        </w:tc>
-        <w:tc>
-          <w:tcPr>
-            <w:tcW w:w="300" w:type="dxa"/>
-          </w:tcPr>
-          <w:p/>
-        </w:tc>
-        <w:tc>
-          <w:tcPr>
-            <w:tcW w:w="309" w:type="dxa"/>
-          </w:tcPr>
-          <w:p/>
-        </w:tc>
-        <w:tc>
-          <w:tcPr>
-            <w:tcW w:w="255" w:type="dxa"/>
-          </w:tcPr>
-          <w:p/>
-        </w:tc>
-        <w:tc>
-          <w:tcPr>
-            <w:tcW w:w="312" w:type="dxa"/>
-          </w:tcPr>
-          <w:p/>
-        </w:tc>
-        <w:tc>
-          <w:tcPr>
-            <w:tcW w:w="288" w:type="dxa"/>
-          </w:tcPr>
-          <w:p/>
-        </w:tc>
-        <w:tc>
-          <w:tcPr>
-            <w:tcW w:w="279" w:type="dxa"/>
-          </w:tcPr>
-          <w:p/>
-        </w:tc>
-        <w:tc>
-          <w:tcPr>
-            <w:tcW w:w="285" w:type="dxa"/>
-          </w:tcPr>
-          <w:p/>
-        </w:tc>
-        <w:tc>
-          <w:tcPr>
-            <w:tcW w:w="300" w:type="dxa"/>
-          </w:tcPr>
-          <w:p/>
-        </w:tc>
-        <w:tc>
-          <w:tcPr>
-            <w:tcW w:w="270" w:type="dxa"/>
-          </w:tcPr>
-          <w:p/>
-        </w:tc>
-        <w:tc>
-          <w:tcPr>
-            <w:tcW w:w="279" w:type="dxa"/>
-          </w:tcPr>
-          <w:p/>
-        </w:tc>
-      </w:tr>
-      <w:tr>
-        <w:tc>
-          <w:tcPr>
-            <w:tcW w:w="2224" w:type="dxa"/>
-          </w:tcPr>
-          <w:p>
-            <w:r>
-              <w:t>Research Document</w:t>
-            </w:r>
-          </w:p>
-        </w:tc>
-        <w:tc>
-          <w:tcPr>
-            <w:tcW w:w="328" w:type="dxa"/>
-          </w:tcPr>
-          <w:p/>
-        </w:tc>
-        <w:tc>
-          <w:tcPr>
-            <w:tcW w:w="283" w:type="dxa"/>
-            <w:shd w:val="clear" w:color="auto" w:fill="4EA72E" w:themeFill="accent6"/>
-          </w:tcPr>
-          <w:p/>
-        </w:tc>
-        <w:tc>
-          <w:tcPr>
-            <w:tcW w:w="284" w:type="dxa"/>
-            <w:shd w:val="clear" w:color="auto" w:fill="4EA72E" w:themeFill="accent6"/>
-          </w:tcPr>
-          <w:p/>
-        </w:tc>
-        <w:tc>
-          <w:tcPr>
-            <w:tcW w:w="283" w:type="dxa"/>
-            <w:shd w:val="clear" w:color="auto" w:fill="4EA72E" w:themeFill="accent6"/>
-          </w:tcPr>
-          <w:p/>
-        </w:tc>
-        <w:tc>
-          <w:tcPr>
-            <w:tcW w:w="270" w:type="dxa"/>
-            <w:shd w:val="clear" w:color="auto" w:fill="4EA72E" w:themeFill="accent6"/>
-          </w:tcPr>
-          <w:p/>
-        </w:tc>
-        <w:tc>
-          <w:tcPr>
-            <w:tcW w:w="297" w:type="dxa"/>
-            <w:shd w:val="clear" w:color="auto" w:fill="4EA72E" w:themeFill="accent6"/>
-          </w:tcPr>
-          <w:p/>
-        </w:tc>
-        <w:tc>
-          <w:tcPr>
-            <w:tcW w:w="284" w:type="dxa"/>
-          </w:tcPr>
-          <w:p/>
-        </w:tc>
-        <w:tc>
-          <w:tcPr>
-            <w:tcW w:w="283" w:type="dxa"/>
-          </w:tcPr>
-          <w:p/>
-        </w:tc>
-        <w:tc>
-          <w:tcPr>
-            <w:tcW w:w="270" w:type="dxa"/>
-          </w:tcPr>
-          <w:p/>
-        </w:tc>
-        <w:tc>
-          <w:tcPr>
-            <w:tcW w:w="285" w:type="dxa"/>
-          </w:tcPr>
-          <w:p/>
-        </w:tc>
-        <w:tc>
-          <w:tcPr>
-            <w:tcW w:w="285" w:type="dxa"/>
-          </w:tcPr>
-          <w:p/>
-        </w:tc>
-        <w:tc>
-          <w:tcPr>
-            <w:tcW w:w="294" w:type="dxa"/>
-          </w:tcPr>
-          <w:p/>
-        </w:tc>
-        <w:tc>
-          <w:tcPr>
-            <w:tcW w:w="270" w:type="dxa"/>
-          </w:tcPr>
-          <w:p/>
-        </w:tc>
-        <w:tc>
-          <w:tcPr>
-            <w:tcW w:w="315" w:type="dxa"/>
-          </w:tcPr>
-          <w:p/>
-        </w:tc>
-        <w:tc>
-          <w:tcPr>
-            <w:tcW w:w="285" w:type="dxa"/>
-          </w:tcPr>
-          <w:p/>
-        </w:tc>
-        <w:tc>
-          <w:tcPr>
-            <w:tcW w:w="264" w:type="dxa"/>
-          </w:tcPr>
-          <w:p/>
-        </w:tc>
-        <w:tc>
-          <w:tcPr>
-            <w:tcW w:w="240" w:type="dxa"/>
-          </w:tcPr>
-          <w:p/>
-        </w:tc>
-        <w:tc>
-          <w:tcPr>
-            <w:tcW w:w="285" w:type="dxa"/>
-          </w:tcPr>
-          <w:p/>
-        </w:tc>
-        <w:tc>
-          <w:tcPr>
-            <w:tcW w:w="300" w:type="dxa"/>
-          </w:tcPr>
-          <w:p/>
-        </w:tc>
-        <w:tc>
-          <w:tcPr>
-            <w:tcW w:w="309" w:type="dxa"/>
-          </w:tcPr>
-          <w:p/>
-        </w:tc>
-        <w:tc>
-          <w:tcPr>
-            <w:tcW w:w="255" w:type="dxa"/>
-          </w:tcPr>
-          <w:p/>
-        </w:tc>
-        <w:tc>
-          <w:tcPr>
-            <w:tcW w:w="312" w:type="dxa"/>
-          </w:tcPr>
-          <w:p/>
-        </w:tc>
-        <w:tc>
-          <w:tcPr>
-            <w:tcW w:w="288" w:type="dxa"/>
-          </w:tcPr>
-          <w:p/>
-        </w:tc>
-        <w:tc>
-          <w:tcPr>
-            <w:tcW w:w="279" w:type="dxa"/>
-          </w:tcPr>
-          <w:p/>
-        </w:tc>
-        <w:tc>
-          <w:tcPr>
-            <w:tcW w:w="285" w:type="dxa"/>
-          </w:tcPr>
-          <w:p/>
-        </w:tc>
-        <w:tc>
-          <w:tcPr>
-            <w:tcW w:w="300" w:type="dxa"/>
-          </w:tcPr>
-          <w:p/>
-        </w:tc>
-        <w:tc>
-          <w:tcPr>
-            <w:tcW w:w="270" w:type="dxa"/>
-          </w:tcPr>
-          <w:p/>
-        </w:tc>
-        <w:tc>
-          <w:tcPr>
-            <w:tcW w:w="279" w:type="dxa"/>
-          </w:tcPr>
-          <w:p/>
-        </w:tc>
-      </w:tr>
-      <w:tr>
-        <w:tc>
-          <w:tcPr>
-            <w:tcW w:w="2224" w:type="dxa"/>
-          </w:tcPr>
-          <w:p>
-            <w:r>
-              <w:t>Design Document</w:t>
-            </w:r>
-          </w:p>
-        </w:tc>
-        <w:tc>
-          <w:tcPr>
-            <w:tcW w:w="328" w:type="dxa"/>
-          </w:tcPr>
-          <w:p/>
-        </w:tc>
-        <w:tc>
-          <w:tcPr>
-            <w:tcW w:w="283" w:type="dxa"/>
-            <w:shd w:val="clear" w:color="auto" w:fill="4EA72E" w:themeFill="accent6"/>
-          </w:tcPr>
-          <w:p/>
-        </w:tc>
-        <w:tc>
-          <w:tcPr>
-            <w:tcW w:w="284" w:type="dxa"/>
-            <w:shd w:val="clear" w:color="auto" w:fill="4EA72E" w:themeFill="accent6"/>
-          </w:tcPr>
-          <w:p/>
-        </w:tc>
-        <w:tc>
-          <w:tcPr>
-            <w:tcW w:w="283" w:type="dxa"/>
-            <w:shd w:val="clear" w:color="auto" w:fill="4EA72E" w:themeFill="accent6"/>
-          </w:tcPr>
-          <w:p/>
-        </w:tc>
-        <w:tc>
-          <w:tcPr>
-            <w:tcW w:w="270" w:type="dxa"/>
-            <w:shd w:val="clear" w:color="auto" w:fill="4EA72E" w:themeFill="accent6"/>
-          </w:tcPr>
-          <w:p/>
-        </w:tc>
-        <w:tc>
-          <w:tcPr>
-            <w:tcW w:w="297" w:type="dxa"/>
-            <w:shd w:val="clear" w:color="auto" w:fill="4EA72E" w:themeFill="accent6"/>
-          </w:tcPr>
-          <w:p/>
-        </w:tc>
-        <w:tc>
-          <w:tcPr>
-            <w:tcW w:w="284" w:type="dxa"/>
-            <w:shd w:val="clear" w:color="auto" w:fill="4EA72E" w:themeFill="accent6"/>
-          </w:tcPr>
-          <w:p/>
-        </w:tc>
-        <w:tc>
-          <w:tcPr>
-            <w:tcW w:w="283" w:type="dxa"/>
-            <w:shd w:val="clear" w:color="auto" w:fill="4EA72E" w:themeFill="accent6"/>
-          </w:tcPr>
-          <w:p/>
-        </w:tc>
-        <w:tc>
-          <w:tcPr>
-            <w:tcW w:w="270" w:type="dxa"/>
-            <w:shd w:val="clear" w:color="auto" w:fill="4EA72E" w:themeFill="accent6"/>
-          </w:tcPr>
-          <w:p/>
-        </w:tc>
-        <w:tc>
-          <w:tcPr>
-            <w:tcW w:w="285" w:type="dxa"/>
-            <w:shd w:val="clear" w:color="auto" w:fill="4EA72E" w:themeFill="accent6"/>
-          </w:tcPr>
-          <w:p/>
-        </w:tc>
-        <w:tc>
-          <w:tcPr>
-            <w:tcW w:w="285" w:type="dxa"/>
-            <w:shd w:val="clear" w:color="auto" w:fill="4EA72E" w:themeFill="accent6"/>
-          </w:tcPr>
-          <w:p/>
-        </w:tc>
-        <w:tc>
-          <w:tcPr>
-            <w:tcW w:w="294" w:type="dxa"/>
-            <w:shd w:val="clear" w:color="auto" w:fill="4EA72E" w:themeFill="accent6"/>
-          </w:tcPr>
-          <w:p/>
-        </w:tc>
-        <w:tc>
-          <w:tcPr>
-            <w:tcW w:w="270" w:type="dxa"/>
-            <w:shd w:val="clear" w:color="auto" w:fill="4EA72E" w:themeFill="accent6"/>
-          </w:tcPr>
-          <w:p/>
-        </w:tc>
-        <w:tc>
-          <w:tcPr>
-            <w:tcW w:w="315" w:type="dxa"/>
-            <w:shd w:val="clear" w:color="auto" w:fill="4EA72E" w:themeFill="accent6"/>
-          </w:tcPr>
-          <w:p/>
-        </w:tc>
-        <w:tc>
-          <w:tcPr>
-            <w:tcW w:w="285" w:type="dxa"/>
-            <w:shd w:val="clear" w:color="auto" w:fill="4EA72E" w:themeFill="accent6"/>
-          </w:tcPr>
-          <w:p/>
-        </w:tc>
-        <w:tc>
-          <w:tcPr>
-            <w:tcW w:w="264" w:type="dxa"/>
-            <w:shd w:val="clear" w:color="auto" w:fill="4EA72E" w:themeFill="accent6"/>
-          </w:tcPr>
-          <w:p/>
-        </w:tc>
-        <w:tc>
-          <w:tcPr>
-            <w:tcW w:w="240" w:type="dxa"/>
-            <w:shd w:val="clear" w:color="auto" w:fill="4EA72E" w:themeFill="accent6"/>
-          </w:tcPr>
-          <w:p/>
-        </w:tc>
-        <w:tc>
-          <w:tcPr>
-            <w:tcW w:w="285" w:type="dxa"/>
-            <w:shd w:val="clear" w:color="auto" w:fill="4EA72E" w:themeFill="accent6"/>
-          </w:tcPr>
-          <w:p/>
-        </w:tc>
-        <w:tc>
-          <w:tcPr>
-            <w:tcW w:w="300" w:type="dxa"/>
-          </w:tcPr>
-          <w:p/>
-        </w:tc>
-        <w:tc>
-          <w:tcPr>
-            <w:tcW w:w="309" w:type="dxa"/>
-          </w:tcPr>
-          <w:p/>
-        </w:tc>
-        <w:tc>
-          <w:tcPr>
-            <w:tcW w:w="255" w:type="dxa"/>
-          </w:tcPr>
-          <w:p/>
-        </w:tc>
-        <w:tc>
-          <w:tcPr>
-            <w:tcW w:w="312" w:type="dxa"/>
-          </w:tcPr>
-          <w:p/>
-        </w:tc>
-        <w:tc>
-          <w:tcPr>
-            <w:tcW w:w="288" w:type="dxa"/>
-          </w:tcPr>
-          <w:p/>
-        </w:tc>
-        <w:tc>
-          <w:tcPr>
-            <w:tcW w:w="279" w:type="dxa"/>
-          </w:tcPr>
-          <w:p/>
-        </w:tc>
-        <w:tc>
-          <w:tcPr>
-            <w:tcW w:w="285" w:type="dxa"/>
-          </w:tcPr>
-          <w:p/>
-        </w:tc>
-        <w:tc>
-          <w:tcPr>
-            <w:tcW w:w="300" w:type="dxa"/>
-          </w:tcPr>
-          <w:p/>
-        </w:tc>
-        <w:tc>
-          <w:tcPr>
-            <w:tcW w:w="270" w:type="dxa"/>
-          </w:tcPr>
-          <w:p/>
-        </w:tc>
-        <w:tc>
-          <w:tcPr>
-            <w:tcW w:w="279" w:type="dxa"/>
-          </w:tcPr>
-          <w:p/>
-        </w:tc>
-      </w:tr>
-      <w:tr>
-        <w:tc>
-          <w:tcPr>
-            <w:tcW w:w="2224" w:type="dxa"/>
-          </w:tcPr>
-          <w:p>
-            <w:r>
-              <w:t>Post Use Case</w:t>
-            </w:r>
-          </w:p>
-        </w:tc>
-        <w:tc>
-          <w:tcPr>
-            <w:tcW w:w="328" w:type="dxa"/>
-          </w:tcPr>
-          <w:p/>
-        </w:tc>
-        <w:tc>
-          <w:tcPr>
-            <w:tcW w:w="283" w:type="dxa"/>
-            <w:shd w:val="clear" w:color="auto" w:fill="4EA72E" w:themeFill="accent6"/>
-          </w:tcPr>
-          <w:p/>
-        </w:tc>
-        <w:tc>
-          <w:tcPr>
-            <w:tcW w:w="284" w:type="dxa"/>
-            <w:shd w:val="clear" w:color="auto" w:fill="4EA72E" w:themeFill="accent6"/>
-          </w:tcPr>
-          <w:p/>
-        </w:tc>
-        <w:tc>
-          <w:tcPr>
-            <w:tcW w:w="283" w:type="dxa"/>
-            <w:shd w:val="clear" w:color="auto" w:fill="4EA72E" w:themeFill="accent6"/>
-          </w:tcPr>
-          <w:p/>
-        </w:tc>
-        <w:tc>
-          <w:tcPr>
-            <w:tcW w:w="270" w:type="dxa"/>
-            <w:shd w:val="clear" w:color="auto" w:fill="4EA72E" w:themeFill="accent6"/>
-          </w:tcPr>
-          <w:p/>
-        </w:tc>
-        <w:tc>
-          <w:tcPr>
-            <w:tcW w:w="297" w:type="dxa"/>
-            <w:shd w:val="clear" w:color="auto" w:fill="4EA72E" w:themeFill="accent6"/>
-          </w:tcPr>
-          <w:p/>
-        </w:tc>
-        <w:tc>
-          <w:tcPr>
-            <w:tcW w:w="284" w:type="dxa"/>
-            <w:shd w:val="clear" w:color="auto" w:fill="4EA72E" w:themeFill="accent6"/>
-          </w:tcPr>
-          <w:p/>
-        </w:tc>
-        <w:tc>
-          <w:tcPr>
-            <w:tcW w:w="283" w:type="dxa"/>
-            <w:shd w:val="clear" w:color="auto" w:fill="4EA72E" w:themeFill="accent6"/>
-          </w:tcPr>
-          <w:p/>
-        </w:tc>
-        <w:tc>
-          <w:tcPr>
-            <w:tcW w:w="270" w:type="dxa"/>
-            <w:shd w:val="clear" w:color="auto" w:fill="4EA72E" w:themeFill="accent6"/>
-          </w:tcPr>
-          <w:p/>
-        </w:tc>
-        <w:tc>
-          <w:tcPr>
-            <w:tcW w:w="285" w:type="dxa"/>
-            <w:shd w:val="clear" w:color="auto" w:fill="4EA72E" w:themeFill="accent6"/>
-          </w:tcPr>
-          <w:p/>
-        </w:tc>
-        <w:tc>
-          <w:tcPr>
-            <w:tcW w:w="285" w:type="dxa"/>
-          </w:tcPr>
-          <w:p/>
-        </w:tc>
-        <w:tc>
-          <w:tcPr>
-            <w:tcW w:w="294" w:type="dxa"/>
-          </w:tcPr>
-          <w:p/>
-        </w:tc>
-        <w:tc>
-          <w:tcPr>
-            <w:tcW w:w="270" w:type="dxa"/>
-          </w:tcPr>
-          <w:p/>
-        </w:tc>
-        <w:tc>
-          <w:tcPr>
-            <w:tcW w:w="315" w:type="dxa"/>
-          </w:tcPr>
-          <w:p/>
-        </w:tc>
-        <w:tc>
-          <w:tcPr>
-            <w:tcW w:w="285" w:type="dxa"/>
-          </w:tcPr>
-          <w:p/>
-        </w:tc>
-        <w:tc>
-          <w:tcPr>
-            <w:tcW w:w="264" w:type="dxa"/>
-          </w:tcPr>
-          <w:p/>
-        </w:tc>
-        <w:tc>
-          <w:tcPr>
-            <w:tcW w:w="240" w:type="dxa"/>
-          </w:tcPr>
-          <w:p/>
-        </w:tc>
-        <w:tc>
-          <w:tcPr>
-            <w:tcW w:w="285" w:type="dxa"/>
-          </w:tcPr>
-          <w:p/>
-        </w:tc>
-        <w:tc>
-          <w:tcPr>
-            <w:tcW w:w="300" w:type="dxa"/>
-          </w:tcPr>
-          <w:p/>
-        </w:tc>
-        <w:tc>
-          <w:tcPr>
-            <w:tcW w:w="309" w:type="dxa"/>
-          </w:tcPr>
-          <w:p/>
-        </w:tc>
-        <w:tc>
-          <w:tcPr>
-            <w:tcW w:w="255" w:type="dxa"/>
-          </w:tcPr>
-          <w:p/>
-        </w:tc>
-        <w:tc>
-          <w:tcPr>
-            <w:tcW w:w="312" w:type="dxa"/>
-          </w:tcPr>
-          <w:p/>
-        </w:tc>
-        <w:tc>
-          <w:tcPr>
-            <w:tcW w:w="288" w:type="dxa"/>
-          </w:tcPr>
-          <w:p/>
-        </w:tc>
-        <w:tc>
-          <w:tcPr>
-            <w:tcW w:w="279" w:type="dxa"/>
-          </w:tcPr>
-          <w:p/>
-        </w:tc>
-        <w:tc>
-          <w:tcPr>
-            <w:tcW w:w="285" w:type="dxa"/>
-          </w:tcPr>
-          <w:p/>
-        </w:tc>
-        <w:tc>
-          <w:tcPr>
-            <w:tcW w:w="300" w:type="dxa"/>
-          </w:tcPr>
-          <w:p/>
-        </w:tc>
-        <w:tc>
-          <w:tcPr>
-            <w:tcW w:w="270" w:type="dxa"/>
-          </w:tcPr>
-          <w:p/>
-        </w:tc>
-        <w:tc>
-          <w:tcPr>
-            <w:tcW w:w="279" w:type="dxa"/>
-          </w:tcPr>
-          <w:p/>
-        </w:tc>
-      </w:tr>
-      <w:tr>
-        <w:tc>
-          <w:tcPr>
-            <w:tcW w:w="2224" w:type="dxa"/>
-          </w:tcPr>
-          <w:p>
-            <w:r>
-              <w:t>Send Message Use Case</w:t>
-            </w:r>
-          </w:p>
-        </w:tc>
-        <w:tc>
-          <w:tcPr>
-            <w:tcW w:w="328" w:type="dxa"/>
-          </w:tcPr>
-          <w:p/>
-        </w:tc>
-        <w:tc>
-          <w:tcPr>
-            <w:tcW w:w="283" w:type="dxa"/>
-            <w:shd w:val="clear" w:color="auto" w:fill="4EA72E" w:themeFill="accent6"/>
-          </w:tcPr>
-          <w:p/>
-        </w:tc>
-        <w:tc>
-          <w:tcPr>
-            <w:tcW w:w="284" w:type="dxa"/>
-            <w:shd w:val="clear" w:color="auto" w:fill="4EA72E" w:themeFill="accent6"/>
-          </w:tcPr>
-          <w:p/>
-        </w:tc>
-        <w:tc>
-          <w:tcPr>
-            <w:tcW w:w="283" w:type="dxa"/>
-            <w:shd w:val="clear" w:color="auto" w:fill="4EA72E" w:themeFill="accent6"/>
-          </w:tcPr>
-          <w:p/>
-        </w:tc>
-        <w:tc>
-          <w:tcPr>
-            <w:tcW w:w="270" w:type="dxa"/>
-            <w:shd w:val="clear" w:color="auto" w:fill="4EA72E" w:themeFill="accent6"/>
-          </w:tcPr>
-          <w:p/>
-        </w:tc>
-        <w:tc>
-          <w:tcPr>
-            <w:tcW w:w="297" w:type="dxa"/>
-            <w:shd w:val="clear" w:color="auto" w:fill="4EA72E" w:themeFill="accent6"/>
-          </w:tcPr>
-          <w:p/>
-        </w:tc>
-        <w:tc>
-          <w:tcPr>
-            <w:tcW w:w="284" w:type="dxa"/>
-            <w:shd w:val="clear" w:color="auto" w:fill="4EA72E" w:themeFill="accent6"/>
-          </w:tcPr>
-          <w:p/>
-        </w:tc>
-        <w:tc>
-          <w:tcPr>
-            <w:tcW w:w="283" w:type="dxa"/>
-            <w:shd w:val="clear" w:color="auto" w:fill="4EA72E" w:themeFill="accent6"/>
-          </w:tcPr>
-          <w:p/>
-        </w:tc>
-        <w:tc>
-          <w:tcPr>
-            <w:tcW w:w="270" w:type="dxa"/>
-            <w:shd w:val="clear" w:color="auto" w:fill="4EA72E" w:themeFill="accent6"/>
-          </w:tcPr>
-          <w:p/>
-        </w:tc>
-        <w:tc>
-          <w:tcPr>
-            <w:tcW w:w="285" w:type="dxa"/>
-            <w:shd w:val="clear" w:color="auto" w:fill="4EA72E" w:themeFill="accent6"/>
-          </w:tcPr>
-          <w:p/>
-        </w:tc>
-        <w:tc>
-          <w:tcPr>
-            <w:tcW w:w="285" w:type="dxa"/>
-          </w:tcPr>
-          <w:p/>
-        </w:tc>
-        <w:tc>
-          <w:tcPr>
-            <w:tcW w:w="294" w:type="dxa"/>
-          </w:tcPr>
-          <w:p/>
-        </w:tc>
-        <w:tc>
-          <w:tcPr>
-            <w:tcW w:w="270" w:type="dxa"/>
-          </w:tcPr>
-          <w:p/>
-        </w:tc>
-        <w:tc>
-          <w:tcPr>
-            <w:tcW w:w="315" w:type="dxa"/>
-          </w:tcPr>
-          <w:p/>
-        </w:tc>
-        <w:tc>
-          <w:tcPr>
-            <w:tcW w:w="285" w:type="dxa"/>
-          </w:tcPr>
-          <w:p/>
-        </w:tc>
-        <w:tc>
-          <w:tcPr>
-            <w:tcW w:w="264" w:type="dxa"/>
-          </w:tcPr>
-          <w:p/>
-        </w:tc>
-        <w:tc>
-          <w:tcPr>
-            <w:tcW w:w="240" w:type="dxa"/>
-          </w:tcPr>
-          <w:p/>
-        </w:tc>
-        <w:tc>
-          <w:tcPr>
-            <w:tcW w:w="285" w:type="dxa"/>
-          </w:tcPr>
-          <w:p/>
-        </w:tc>
-        <w:tc>
-          <w:tcPr>
-            <w:tcW w:w="300" w:type="dxa"/>
-          </w:tcPr>
-          <w:p/>
-        </w:tc>
-        <w:tc>
-          <w:tcPr>
-            <w:tcW w:w="309" w:type="dxa"/>
-          </w:tcPr>
-          <w:p/>
-        </w:tc>
-        <w:tc>
-          <w:tcPr>
-            <w:tcW w:w="255" w:type="dxa"/>
-          </w:tcPr>
-          <w:p/>
-        </w:tc>
-        <w:tc>
-          <w:tcPr>
-            <w:tcW w:w="312" w:type="dxa"/>
-          </w:tcPr>
-          <w:p/>
-        </w:tc>
-        <w:tc>
-          <w:tcPr>
-            <w:tcW w:w="288" w:type="dxa"/>
-          </w:tcPr>
-          <w:p/>
-        </w:tc>
-        <w:tc>
-          <w:tcPr>
-            <w:tcW w:w="279" w:type="dxa"/>
-          </w:tcPr>
-          <w:p/>
-        </w:tc>
-        <w:tc>
-          <w:tcPr>
-            <w:tcW w:w="285" w:type="dxa"/>
-          </w:tcPr>
-          <w:p/>
-        </w:tc>
-        <w:tc>
-          <w:tcPr>
-            <w:tcW w:w="300" w:type="dxa"/>
-          </w:tcPr>
-          <w:p/>
-        </w:tc>
-        <w:tc>
-          <w:tcPr>
-            <w:tcW w:w="270" w:type="dxa"/>
-          </w:tcPr>
-          <w:p/>
-        </w:tc>
-        <w:tc>
-          <w:tcPr>
-            <w:tcW w:w="279" w:type="dxa"/>
-          </w:tcPr>
-          <w:p/>
-        </w:tc>
-      </w:tr>
-      <w:tr>
-        <w:tc>
-          <w:tcPr>
-            <w:tcW w:w="2224" w:type="dxa"/>
-          </w:tcPr>
-          <w:p>
-            <w:r>
-              <w:t>Send Peer Request Use Case</w:t>
-            </w:r>
-          </w:p>
-        </w:tc>
-        <w:tc>
-          <w:tcPr>
-            <w:tcW w:w="328" w:type="dxa"/>
-          </w:tcPr>
-          <w:p/>
-        </w:tc>
-        <w:tc>
-          <w:tcPr>
-            <w:tcW w:w="283" w:type="dxa"/>
-            <w:shd w:val="clear" w:color="auto" w:fill="4EA72E" w:themeFill="accent6"/>
-          </w:tcPr>
-          <w:p/>
-        </w:tc>
-        <w:tc>
-          <w:tcPr>
-            <w:tcW w:w="284" w:type="dxa"/>
-            <w:shd w:val="clear" w:color="auto" w:fill="4EA72E" w:themeFill="accent6"/>
-          </w:tcPr>
-          <w:p/>
-        </w:tc>
-        <w:tc>
-          <w:tcPr>
-            <w:tcW w:w="283" w:type="dxa"/>
-            <w:shd w:val="clear" w:color="auto" w:fill="4EA72E" w:themeFill="accent6"/>
-          </w:tcPr>
-          <w:p/>
-        </w:tc>
-        <w:tc>
-          <w:tcPr>
-            <w:tcW w:w="270" w:type="dxa"/>
-            <w:shd w:val="clear" w:color="auto" w:fill="4EA72E" w:themeFill="accent6"/>
-          </w:tcPr>
-          <w:p/>
-        </w:tc>
-        <w:tc>
-          <w:tcPr>
-            <w:tcW w:w="297" w:type="dxa"/>
-            <w:shd w:val="clear" w:color="auto" w:fill="4EA72E" w:themeFill="accent6"/>
-          </w:tcPr>
-          <w:p/>
-        </w:tc>
-        <w:tc>
-          <w:tcPr>
-            <w:tcW w:w="284" w:type="dxa"/>
-            <w:shd w:val="clear" w:color="auto" w:fill="4EA72E" w:themeFill="accent6"/>
-          </w:tcPr>
-          <w:p/>
-        </w:tc>
-        <w:tc>
-          <w:tcPr>
-            <w:tcW w:w="283" w:type="dxa"/>
-            <w:shd w:val="clear" w:color="auto" w:fill="4EA72E" w:themeFill="accent6"/>
-          </w:tcPr>
-          <w:p/>
-        </w:tc>
-        <w:tc>
-          <w:tcPr>
-            <w:tcW w:w="270" w:type="dxa"/>
-            <w:shd w:val="clear" w:color="auto" w:fill="4EA72E" w:themeFill="accent6"/>
-          </w:tcPr>
-          <w:p/>
-        </w:tc>
-        <w:tc>
-          <w:tcPr>
-            <w:tcW w:w="285" w:type="dxa"/>
-            <w:shd w:val="clear" w:color="auto" w:fill="4EA72E" w:themeFill="accent6"/>
-          </w:tcPr>
-          <w:p/>
-        </w:tc>
-        <w:tc>
-          <w:tcPr>
-            <w:tcW w:w="285" w:type="dxa"/>
-          </w:tcPr>
-          <w:p/>
-        </w:tc>
-        <w:tc>
-          <w:tcPr>
-            <w:tcW w:w="294" w:type="dxa"/>
-          </w:tcPr>
-          <w:p/>
-        </w:tc>
-        <w:tc>
-          <w:tcPr>
-            <w:tcW w:w="270" w:type="dxa"/>
-          </w:tcPr>
-          <w:p/>
-        </w:tc>
-        <w:tc>
-          <w:tcPr>
-            <w:tcW w:w="315" w:type="dxa"/>
-          </w:tcPr>
-          <w:p/>
-        </w:tc>
-        <w:tc>
-          <w:tcPr>
-            <w:tcW w:w="285" w:type="dxa"/>
-          </w:tcPr>
-          <w:p/>
-        </w:tc>
-        <w:tc>
-          <w:tcPr>
-            <w:tcW w:w="264" w:type="dxa"/>
-          </w:tcPr>
-          <w:p/>
-        </w:tc>
-        <w:tc>
-          <w:tcPr>
-            <w:tcW w:w="240" w:type="dxa"/>
-          </w:tcPr>
-          <w:p/>
-        </w:tc>
-        <w:tc>
-          <w:tcPr>
-            <w:tcW w:w="285" w:type="dxa"/>
-          </w:tcPr>
-          <w:p/>
-        </w:tc>
-        <w:tc>
-          <w:tcPr>
-            <w:tcW w:w="300" w:type="dxa"/>
-          </w:tcPr>
-          <w:p/>
-        </w:tc>
-        <w:tc>
-          <w:tcPr>
-            <w:tcW w:w="309" w:type="dxa"/>
-          </w:tcPr>
-          <w:p/>
-        </w:tc>
-        <w:tc>
-          <w:tcPr>
-            <w:tcW w:w="255" w:type="dxa"/>
-          </w:tcPr>
-          <w:p/>
-        </w:tc>
-        <w:tc>
-          <w:tcPr>
-            <w:tcW w:w="312" w:type="dxa"/>
-          </w:tcPr>
-          <w:p/>
-        </w:tc>
-        <w:tc>
-          <w:tcPr>
-            <w:tcW w:w="288" w:type="dxa"/>
-          </w:tcPr>
-          <w:p/>
-        </w:tc>
-        <w:tc>
-          <w:tcPr>
-            <w:tcW w:w="279" w:type="dxa"/>
-          </w:tcPr>
-          <w:p/>
-        </w:tc>
-        <w:tc>
-          <w:tcPr>
-            <w:tcW w:w="285" w:type="dxa"/>
-          </w:tcPr>
-          <w:p/>
-        </w:tc>
-        <w:tc>
-          <w:tcPr>
-            <w:tcW w:w="300" w:type="dxa"/>
-          </w:tcPr>
-          <w:p/>
-        </w:tc>
-        <w:tc>
-          <w:tcPr>
-            <w:tcW w:w="270" w:type="dxa"/>
-          </w:tcPr>
-          <w:p/>
-        </w:tc>
-        <w:tc>
-          <w:tcPr>
-            <w:tcW w:w="279" w:type="dxa"/>
-          </w:tcPr>
-          <w:p/>
-        </w:tc>
-      </w:tr>
-      <w:tr>
-        <w:tc>
-          <w:tcPr>
-            <w:tcW w:w="2224" w:type="dxa"/>
-          </w:tcPr>
-          <w:p>
-            <w:r>
-              <w:t>Schedule Meeting Use Case</w:t>
-            </w:r>
-          </w:p>
-        </w:tc>
-        <w:tc>
-          <w:tcPr>
-            <w:tcW w:w="328" w:type="dxa"/>
-          </w:tcPr>
-          <w:p/>
-        </w:tc>
-        <w:tc>
-          <w:tcPr>
-            <w:tcW w:w="283" w:type="dxa"/>
-            <w:shd w:val="clear" w:color="auto" w:fill="FFFF00"/>
-          </w:tcPr>
-          <w:p/>
-        </w:tc>
-        <w:tc>
-          <w:tcPr>
-            <w:tcW w:w="284" w:type="dxa"/>
-            <w:shd w:val="clear" w:color="auto" w:fill="FFFF00"/>
-          </w:tcPr>
-          <w:p/>
-        </w:tc>
-        <w:tc>
-          <w:tcPr>
-            <w:tcW w:w="283" w:type="dxa"/>
-            <w:shd w:val="clear" w:color="auto" w:fill="FFFF00"/>
-          </w:tcPr>
-          <w:p/>
-        </w:tc>
-        <w:tc>
-          <w:tcPr>
-            <w:tcW w:w="270" w:type="dxa"/>
-            <w:shd w:val="clear" w:color="auto" w:fill="FFFF00"/>
-          </w:tcPr>
-          <w:p/>
-        </w:tc>
-        <w:tc>
-          <w:tcPr>
-            <w:tcW w:w="297" w:type="dxa"/>
-            <w:shd w:val="clear" w:color="auto" w:fill="FFFF00"/>
-          </w:tcPr>
-          <w:p/>
-        </w:tc>
-        <w:tc>
-          <w:tcPr>
-            <w:tcW w:w="284" w:type="dxa"/>
-            <w:shd w:val="clear" w:color="auto" w:fill="FFFF00"/>
-          </w:tcPr>
-          <w:p/>
-        </w:tc>
-        <w:tc>
-          <w:tcPr>
-            <w:tcW w:w="283" w:type="dxa"/>
-            <w:shd w:val="clear" w:color="auto" w:fill="FFFF00"/>
-          </w:tcPr>
-          <w:p/>
-        </w:tc>
-        <w:tc>
-          <w:tcPr>
-            <w:tcW w:w="270" w:type="dxa"/>
-            <w:shd w:val="clear" w:color="auto" w:fill="FFFF00"/>
-          </w:tcPr>
-          <w:p/>
-        </w:tc>
-        <w:tc>
-          <w:tcPr>
-            <w:tcW w:w="285" w:type="dxa"/>
-            <w:shd w:val="clear" w:color="auto" w:fill="FFFF00"/>
-          </w:tcPr>
-          <w:p/>
-        </w:tc>
-        <w:tc>
-          <w:tcPr>
-            <w:tcW w:w="285" w:type="dxa"/>
-            <w:shd w:val="clear" w:color="auto" w:fill="FFFF00"/>
-          </w:tcPr>
-          <w:p/>
-        </w:tc>
-        <w:tc>
-          <w:tcPr>
-            <w:tcW w:w="294" w:type="dxa"/>
-            <w:shd w:val="clear" w:color="auto" w:fill="FFFF00"/>
-          </w:tcPr>
-          <w:p/>
-        </w:tc>
-        <w:tc>
-          <w:tcPr>
-            <w:tcW w:w="270" w:type="dxa"/>
-            <w:shd w:val="clear" w:color="auto" w:fill="FFFF00"/>
-          </w:tcPr>
-          <w:p/>
-        </w:tc>
-        <w:tc>
-          <w:tcPr>
-            <w:tcW w:w="315" w:type="dxa"/>
-            <w:shd w:val="clear" w:color="auto" w:fill="FFFF00"/>
-          </w:tcPr>
-          <w:p/>
-        </w:tc>
-        <w:tc>
-          <w:tcPr>
-            <w:tcW w:w="285" w:type="dxa"/>
-            <w:shd w:val="clear" w:color="auto" w:fill="FFFF00"/>
-          </w:tcPr>
-          <w:p/>
-        </w:tc>
-        <w:tc>
-          <w:tcPr>
-            <w:tcW w:w="264" w:type="dxa"/>
-            <w:shd w:val="clear" w:color="auto" w:fill="FFFF00"/>
-          </w:tcPr>
-          <w:p/>
-        </w:tc>
-        <w:tc>
-          <w:tcPr>
-            <w:tcW w:w="240" w:type="dxa"/>
-            <w:shd w:val="clear" w:color="auto" w:fill="FFFF00"/>
-          </w:tcPr>
-          <w:p/>
-        </w:tc>
-        <w:tc>
-          <w:tcPr>
-            <w:tcW w:w="285" w:type="dxa"/>
-            <w:shd w:val="clear" w:color="auto" w:fill="FFFF00"/>
-          </w:tcPr>
-          <w:p/>
-        </w:tc>
-        <w:tc>
-          <w:tcPr>
-            <w:tcW w:w="300" w:type="dxa"/>
-            <w:shd w:val="clear" w:color="auto" w:fill="FFFF00"/>
-          </w:tcPr>
-          <w:p/>
-        </w:tc>
-        <w:tc>
-          <w:tcPr>
-            <w:tcW w:w="309" w:type="dxa"/>
-            <w:shd w:val="clear" w:color="auto" w:fill="FFFF00"/>
-          </w:tcPr>
-          <w:p/>
-        </w:tc>
-        <w:tc>
-          <w:tcPr>
-            <w:tcW w:w="255" w:type="dxa"/>
-            <w:shd w:val="clear" w:color="auto" w:fill="FFFF00"/>
-          </w:tcPr>
-          <w:p/>
-        </w:tc>
-        <w:tc>
-          <w:tcPr>
-            <w:tcW w:w="312" w:type="dxa"/>
-            <w:shd w:val="clear" w:color="auto" w:fill="FFFF00"/>
-          </w:tcPr>
-          <w:p/>
-        </w:tc>
-        <w:tc>
-          <w:tcPr>
-            <w:tcW w:w="288" w:type="dxa"/>
-            <w:shd w:val="clear" w:color="auto" w:fill="FFFF00"/>
-          </w:tcPr>
-          <w:p/>
-        </w:tc>
-        <w:tc>
-          <w:tcPr>
-            <w:tcW w:w="279" w:type="dxa"/>
-            <w:shd w:val="clear" w:color="auto" w:fill="FFFF00"/>
-          </w:tcPr>
-          <w:p/>
-        </w:tc>
-        <w:tc>
-          <w:tcPr>
-            <w:tcW w:w="285" w:type="dxa"/>
-            <w:shd w:val="clear" w:color="auto" w:fill="FFFF00"/>
-          </w:tcPr>
-          <w:p/>
-        </w:tc>
-        <w:tc>
-          <w:tcPr>
-            <w:tcW w:w="300" w:type="dxa"/>
-          </w:tcPr>
-          <w:p/>
-        </w:tc>
-        <w:tc>
-          <w:tcPr>
-            <w:tcW w:w="270" w:type="dxa"/>
-          </w:tcPr>
-          <w:p/>
-        </w:tc>
-        <w:tc>
-          <w:tcPr>
-            <w:tcW w:w="279" w:type="dxa"/>
-          </w:tcPr>
-          <w:p/>
-        </w:tc>
-      </w:tr>
-      <w:tr>
-        <w:tc>
-          <w:tcPr>
-            <w:tcW w:w="2224" w:type="dxa"/>
-          </w:tcPr>
-          <w:p>
-            <w:r>
-              <w:t>Rate Service Use Case</w:t>
-            </w:r>
-          </w:p>
-        </w:tc>
-        <w:tc>
-          <w:tcPr>
-            <w:tcW w:w="328" w:type="dxa"/>
-          </w:tcPr>
-          <w:p/>
-        </w:tc>
-        <w:tc>
-          <w:tcPr>
-            <w:tcW w:w="283" w:type="dxa"/>
-            <w:shd w:val="clear" w:color="auto" w:fill="FFFF00"/>
-          </w:tcPr>
-          <w:p/>
-        </w:tc>
-        <w:tc>
-          <w:tcPr>
-            <w:tcW w:w="284" w:type="dxa"/>
-            <w:shd w:val="clear" w:color="auto" w:fill="FFFF00"/>
-          </w:tcPr>
-          <w:p/>
-        </w:tc>
-        <w:tc>
-          <w:tcPr>
-            <w:tcW w:w="283" w:type="dxa"/>
-            <w:shd w:val="clear" w:color="auto" w:fill="FFFF00"/>
-          </w:tcPr>
-          <w:p/>
-        </w:tc>
-        <w:tc>
-          <w:tcPr>
-            <w:tcW w:w="270" w:type="dxa"/>
-            <w:shd w:val="clear" w:color="auto" w:fill="FFFF00"/>
-          </w:tcPr>
-          <w:p/>
-        </w:tc>
-        <w:tc>
-          <w:tcPr>
-            <w:tcW w:w="297" w:type="dxa"/>
-            <w:shd w:val="clear" w:color="auto" w:fill="FFFF00"/>
-          </w:tcPr>
-          <w:p/>
-        </w:tc>
-        <w:tc>
-          <w:tcPr>
-            <w:tcW w:w="284" w:type="dxa"/>
-            <w:shd w:val="clear" w:color="auto" w:fill="FFFF00"/>
-          </w:tcPr>
-          <w:p/>
-        </w:tc>
-        <w:tc>
-          <w:tcPr>
-            <w:tcW w:w="283" w:type="dxa"/>
-            <w:shd w:val="clear" w:color="auto" w:fill="FFFF00"/>
-          </w:tcPr>
-          <w:p/>
-        </w:tc>
-        <w:tc>
-          <w:tcPr>
-            <w:tcW w:w="270" w:type="dxa"/>
-            <w:shd w:val="clear" w:color="auto" w:fill="FFFF00"/>
-          </w:tcPr>
-          <w:p/>
-        </w:tc>
-        <w:tc>
-          <w:tcPr>
-            <w:tcW w:w="285" w:type="dxa"/>
-            <w:shd w:val="clear" w:color="auto" w:fill="FFFF00"/>
-          </w:tcPr>
-          <w:p/>
-        </w:tc>
-        <w:tc>
-          <w:tcPr>
-            <w:tcW w:w="285" w:type="dxa"/>
-            <w:shd w:val="clear" w:color="auto" w:fill="FFFF00"/>
-          </w:tcPr>
-          <w:p/>
-        </w:tc>
-        <w:tc>
-          <w:tcPr>
-            <w:tcW w:w="294" w:type="dxa"/>
-            <w:shd w:val="clear" w:color="auto" w:fill="FFFF00"/>
-          </w:tcPr>
-          <w:p/>
-        </w:tc>
-        <w:tc>
-          <w:tcPr>
-            <w:tcW w:w="270" w:type="dxa"/>
-            <w:shd w:val="clear" w:color="auto" w:fill="FFFF00"/>
-          </w:tcPr>
-          <w:p/>
-        </w:tc>
-        <w:tc>
-          <w:tcPr>
-            <w:tcW w:w="315" w:type="dxa"/>
-            <w:shd w:val="clear" w:color="auto" w:fill="FFFF00"/>
-          </w:tcPr>
-          <w:p/>
-        </w:tc>
-        <w:tc>
-          <w:tcPr>
-            <w:tcW w:w="285" w:type="dxa"/>
-            <w:shd w:val="clear" w:color="auto" w:fill="FFFF00"/>
-          </w:tcPr>
-          <w:p/>
-        </w:tc>
-        <w:tc>
-          <w:tcPr>
-            <w:tcW w:w="264" w:type="dxa"/>
-            <w:shd w:val="clear" w:color="auto" w:fill="FFFF00"/>
-          </w:tcPr>
-          <w:p/>
-        </w:tc>
-        <w:tc>
-          <w:tcPr>
-            <w:tcW w:w="240" w:type="dxa"/>
-            <w:shd w:val="clear" w:color="auto" w:fill="FFFF00"/>
-          </w:tcPr>
-          <w:p/>
-        </w:tc>
-        <w:tc>
-          <w:tcPr>
-            <w:tcW w:w="285" w:type="dxa"/>
-            <w:shd w:val="clear" w:color="auto" w:fill="FFFF00"/>
-          </w:tcPr>
-          <w:p/>
-        </w:tc>
-        <w:tc>
-          <w:tcPr>
-            <w:tcW w:w="300" w:type="dxa"/>
-            <w:shd w:val="clear" w:color="auto" w:fill="FFFF00"/>
-          </w:tcPr>
-          <w:p/>
-        </w:tc>
-        <w:tc>
-          <w:tcPr>
-            <w:tcW w:w="309" w:type="dxa"/>
-            <w:shd w:val="clear" w:color="auto" w:fill="FFFF00"/>
-          </w:tcPr>
-          <w:p/>
-        </w:tc>
-        <w:tc>
-          <w:tcPr>
-            <w:tcW w:w="255" w:type="dxa"/>
-            <w:shd w:val="clear" w:color="auto" w:fill="FFFF00"/>
-          </w:tcPr>
-          <w:p/>
-        </w:tc>
-        <w:tc>
-          <w:tcPr>
-            <w:tcW w:w="312" w:type="dxa"/>
-            <w:shd w:val="clear" w:color="auto" w:fill="FFFF00"/>
-          </w:tcPr>
-          <w:p/>
-        </w:tc>
-        <w:tc>
-          <w:tcPr>
-            <w:tcW w:w="288" w:type="dxa"/>
-            <w:shd w:val="clear" w:color="auto" w:fill="FFFF00"/>
-          </w:tcPr>
-          <w:p/>
-        </w:tc>
-        <w:tc>
-          <w:tcPr>
-            <w:tcW w:w="279" w:type="dxa"/>
-            <w:shd w:val="clear" w:color="auto" w:fill="FFFF00"/>
-          </w:tcPr>
-          <w:p/>
-        </w:tc>
-        <w:tc>
-          <w:tcPr>
-            <w:tcW w:w="285" w:type="dxa"/>
-            <w:shd w:val="clear" w:color="auto" w:fill="FFFF00"/>
-          </w:tcPr>
-          <w:p/>
-        </w:tc>
-        <w:tc>
-          <w:tcPr>
-            <w:tcW w:w="300" w:type="dxa"/>
-          </w:tcPr>
-          <w:p/>
-        </w:tc>
-        <w:tc>
-          <w:tcPr>
-            <w:tcW w:w="270" w:type="dxa"/>
-          </w:tcPr>
-          <w:p/>
-        </w:tc>
-        <w:tc>
-          <w:tcPr>
-            <w:tcW w:w="279" w:type="dxa"/>
-          </w:tcPr>
-          <w:p/>
-        </w:tc>
-      </w:tr>
-      <w:tr>
-        <w:tc>
-          <w:tcPr>
-            <w:tcW w:w="2224" w:type="dxa"/>
-          </w:tcPr>
-          <w:p>
-            <w:r>
-              <w:t>Share Achievements Use Case</w:t>
-            </w:r>
-          </w:p>
-        </w:tc>
-        <w:tc>
-          <w:tcPr>
-            <w:tcW w:w="328" w:type="dxa"/>
-          </w:tcPr>
-          <w:p/>
-        </w:tc>
-        <w:tc>
-          <w:tcPr>
-            <w:tcW w:w="283" w:type="dxa"/>
-            <w:shd w:val="clear" w:color="auto" w:fill="FFFF00"/>
-          </w:tcPr>
-          <w:p/>
-        </w:tc>
-        <w:tc>
-          <w:tcPr>
-            <w:tcW w:w="284" w:type="dxa"/>
-            <w:shd w:val="clear" w:color="auto" w:fill="FFFF00"/>
-          </w:tcPr>
-          <w:p/>
-        </w:tc>
-        <w:tc>
-          <w:tcPr>
-            <w:tcW w:w="283" w:type="dxa"/>
-            <w:shd w:val="clear" w:color="auto" w:fill="FFFF00"/>
-          </w:tcPr>
-          <w:p/>
-        </w:tc>
-        <w:tc>
-          <w:tcPr>
-            <w:tcW w:w="270" w:type="dxa"/>
-            <w:shd w:val="clear" w:color="auto" w:fill="FFFF00"/>
-          </w:tcPr>
-          <w:p/>
-        </w:tc>
-        <w:tc>
-          <w:tcPr>
-            <w:tcW w:w="297" w:type="dxa"/>
-            <w:shd w:val="clear" w:color="auto" w:fill="FFFF00"/>
-          </w:tcPr>
-          <w:p/>
-        </w:tc>
-        <w:tc>
-          <w:tcPr>
-            <w:tcW w:w="284" w:type="dxa"/>
-            <w:shd w:val="clear" w:color="auto" w:fill="FFFF00"/>
-          </w:tcPr>
-          <w:p/>
-        </w:tc>
-        <w:tc>
-          <w:tcPr>
-            <w:tcW w:w="283" w:type="dxa"/>
-            <w:shd w:val="clear" w:color="auto" w:fill="FFFF00"/>
-          </w:tcPr>
-          <w:p/>
-        </w:tc>
-        <w:tc>
-          <w:tcPr>
-            <w:tcW w:w="270" w:type="dxa"/>
-            <w:shd w:val="clear" w:color="auto" w:fill="FFFF00"/>
-          </w:tcPr>
-          <w:p/>
-        </w:tc>
-        <w:tc>
-          <w:tcPr>
-            <w:tcW w:w="285" w:type="dxa"/>
-            <w:shd w:val="clear" w:color="auto" w:fill="FFFF00"/>
-          </w:tcPr>
-          <w:p/>
-        </w:tc>
-        <w:tc>
-          <w:tcPr>
-            <w:tcW w:w="285" w:type="dxa"/>
-            <w:shd w:val="clear" w:color="auto" w:fill="FFFF00"/>
-          </w:tcPr>
-          <w:p/>
-        </w:tc>
-        <w:tc>
-          <w:tcPr>
-            <w:tcW w:w="294" w:type="dxa"/>
-            <w:shd w:val="clear" w:color="auto" w:fill="FFFF00"/>
-          </w:tcPr>
-          <w:p/>
-        </w:tc>
-        <w:tc>
-          <w:tcPr>
-            <w:tcW w:w="270" w:type="dxa"/>
-            <w:shd w:val="clear" w:color="auto" w:fill="FFFF00"/>
-          </w:tcPr>
-          <w:p/>
-        </w:tc>
-        <w:tc>
-          <w:tcPr>
-            <w:tcW w:w="315" w:type="dxa"/>
-            <w:shd w:val="clear" w:color="auto" w:fill="FFFF00"/>
-          </w:tcPr>
-          <w:p/>
-        </w:tc>
-        <w:tc>
-          <w:tcPr>
-            <w:tcW w:w="285" w:type="dxa"/>
-            <w:shd w:val="clear" w:color="auto" w:fill="FFFF00"/>
-          </w:tcPr>
-          <w:p/>
-        </w:tc>
-        <w:tc>
-          <w:tcPr>
-            <w:tcW w:w="264" w:type="dxa"/>
-            <w:shd w:val="clear" w:color="auto" w:fill="FFFF00"/>
-          </w:tcPr>
-          <w:p/>
-        </w:tc>
-        <w:tc>
-          <w:tcPr>
-            <w:tcW w:w="240" w:type="dxa"/>
-            <w:shd w:val="clear" w:color="auto" w:fill="FFFF00"/>
-          </w:tcPr>
-          <w:p/>
-        </w:tc>
-        <w:tc>
-          <w:tcPr>
-            <w:tcW w:w="285" w:type="dxa"/>
-            <w:shd w:val="clear" w:color="auto" w:fill="FFFF00"/>
-          </w:tcPr>
-          <w:p/>
-        </w:tc>
-        <w:tc>
-          <w:tcPr>
-            <w:tcW w:w="300" w:type="dxa"/>
-            <w:shd w:val="clear" w:color="auto" w:fill="FFFF00"/>
-          </w:tcPr>
-          <w:p/>
-        </w:tc>
-        <w:tc>
-          <w:tcPr>
-            <w:tcW w:w="309" w:type="dxa"/>
-            <w:shd w:val="clear" w:color="auto" w:fill="FFFF00"/>
-          </w:tcPr>
-          <w:p/>
-        </w:tc>
-        <w:tc>
-          <w:tcPr>
-            <w:tcW w:w="255" w:type="dxa"/>
-            <w:shd w:val="clear" w:color="auto" w:fill="FFFF00"/>
-          </w:tcPr>
-          <w:p/>
-        </w:tc>
-        <w:tc>
-          <w:tcPr>
-            <w:tcW w:w="312" w:type="dxa"/>
-            <w:shd w:val="clear" w:color="auto" w:fill="FFFF00"/>
-          </w:tcPr>
-          <w:p/>
-        </w:tc>
-        <w:tc>
-          <w:tcPr>
-            <w:tcW w:w="288" w:type="dxa"/>
-            <w:shd w:val="clear" w:color="auto" w:fill="FFFF00"/>
-          </w:tcPr>
-          <w:p/>
-        </w:tc>
-        <w:tc>
-          <w:tcPr>
-            <w:tcW w:w="279" w:type="dxa"/>
-            <w:shd w:val="clear" w:color="auto" w:fill="FFFF00"/>
-          </w:tcPr>
-          <w:p/>
-        </w:tc>
-        <w:tc>
-          <w:tcPr>
-            <w:tcW w:w="285" w:type="dxa"/>
-            <w:shd w:val="clear" w:color="auto" w:fill="FFFF00"/>
-          </w:tcPr>
-          <w:p/>
-        </w:tc>
-        <w:tc>
-          <w:tcPr>
-            <w:tcW w:w="300" w:type="dxa"/>
-          </w:tcPr>
-          <w:p/>
-        </w:tc>
-        <w:tc>
-          <w:tcPr>
-            <w:tcW w:w="270" w:type="dxa"/>
-          </w:tcPr>
-          <w:p/>
-        </w:tc>
-        <w:tc>
-          <w:tcPr>
-            <w:tcW w:w="279" w:type="dxa"/>
-          </w:tcPr>
-          <w:p/>
-        </w:tc>
-      </w:tr>
-      <w:tr>
-        <w:tc>
-          <w:tcPr>
-            <w:tcW w:w="2224" w:type="dxa"/>
-          </w:tcPr>
-          <w:p>
-            <w:r>
-              <w:lastRenderedPageBreak/>
-              <w:t>View Leaderboard Use Case</w:t>
-            </w:r>
-          </w:p>
-        </w:tc>
-        <w:tc>
-          <w:tcPr>
-            <w:tcW w:w="328" w:type="dxa"/>
-          </w:tcPr>
-          <w:p/>
-        </w:tc>
-        <w:tc>
-          <w:tcPr>
-            <w:tcW w:w="283" w:type="dxa"/>
-            <w:shd w:val="clear" w:color="auto" w:fill="FFFF00"/>
-          </w:tcPr>
-          <w:p/>
-        </w:tc>
-        <w:tc>
-          <w:tcPr>
-            <w:tcW w:w="284" w:type="dxa"/>
-            <w:shd w:val="clear" w:color="auto" w:fill="FFFF00"/>
-          </w:tcPr>
-          <w:p/>
-        </w:tc>
-        <w:tc>
-          <w:tcPr>
-            <w:tcW w:w="283" w:type="dxa"/>
-            <w:shd w:val="clear" w:color="auto" w:fill="FFFF00"/>
-          </w:tcPr>
-          <w:p/>
-        </w:tc>
-        <w:tc>
-          <w:tcPr>
-            <w:tcW w:w="270" w:type="dxa"/>
-            <w:shd w:val="clear" w:color="auto" w:fill="FFFF00"/>
-          </w:tcPr>
-          <w:p/>
-        </w:tc>
-        <w:tc>
-          <w:tcPr>
-            <w:tcW w:w="297" w:type="dxa"/>
-            <w:shd w:val="clear" w:color="auto" w:fill="FFFF00"/>
-          </w:tcPr>
-          <w:p/>
-        </w:tc>
-        <w:tc>
-          <w:tcPr>
-            <w:tcW w:w="284" w:type="dxa"/>
-            <w:shd w:val="clear" w:color="auto" w:fill="FFFF00"/>
-          </w:tcPr>
-          <w:p/>
-        </w:tc>
-        <w:tc>
-          <w:tcPr>
-            <w:tcW w:w="283" w:type="dxa"/>
-            <w:shd w:val="clear" w:color="auto" w:fill="FFFF00"/>
-          </w:tcPr>
-          <w:p/>
-        </w:tc>
-        <w:tc>
-          <w:tcPr>
-            <w:tcW w:w="270" w:type="dxa"/>
-            <w:shd w:val="clear" w:color="auto" w:fill="FFFF00"/>
-          </w:tcPr>
-          <w:p/>
-        </w:tc>
-        <w:tc>
-          <w:tcPr>
-            <w:tcW w:w="285" w:type="dxa"/>
-            <w:shd w:val="clear" w:color="auto" w:fill="FFFF00"/>
-          </w:tcPr>
-          <w:p/>
-        </w:tc>
-        <w:tc>
-          <w:tcPr>
-            <w:tcW w:w="285" w:type="dxa"/>
-            <w:shd w:val="clear" w:color="auto" w:fill="FFFF00"/>
-          </w:tcPr>
-          <w:p/>
-        </w:tc>
-        <w:tc>
-          <w:tcPr>
-            <w:tcW w:w="294" w:type="dxa"/>
-            <w:shd w:val="clear" w:color="auto" w:fill="FFFF00"/>
-          </w:tcPr>
-          <w:p/>
-        </w:tc>
-        <w:tc>
-          <w:tcPr>
-            <w:tcW w:w="270" w:type="dxa"/>
-            <w:shd w:val="clear" w:color="auto" w:fill="FFFF00"/>
-          </w:tcPr>
-          <w:p/>
-        </w:tc>
-        <w:tc>
-          <w:tcPr>
-            <w:tcW w:w="315" w:type="dxa"/>
-            <w:shd w:val="clear" w:color="auto" w:fill="FFFF00"/>
-          </w:tcPr>
-          <w:p/>
-        </w:tc>
-        <w:tc>
-          <w:tcPr>
-            <w:tcW w:w="285" w:type="dxa"/>
-            <w:shd w:val="clear" w:color="auto" w:fill="FFFF00"/>
-          </w:tcPr>
-          <w:p/>
-        </w:tc>
-        <w:tc>
-          <w:tcPr>
-            <w:tcW w:w="264" w:type="dxa"/>
-            <w:shd w:val="clear" w:color="auto" w:fill="FFFF00"/>
-          </w:tcPr>
-          <w:p/>
-        </w:tc>
-        <w:tc>
-          <w:tcPr>
-            <w:tcW w:w="240" w:type="dxa"/>
-            <w:shd w:val="clear" w:color="auto" w:fill="FFFF00"/>
-          </w:tcPr>
-          <w:p/>
-        </w:tc>
-        <w:tc>
-          <w:tcPr>
-            <w:tcW w:w="285" w:type="dxa"/>
-            <w:shd w:val="clear" w:color="auto" w:fill="FFFF00"/>
-          </w:tcPr>
-          <w:p/>
-        </w:tc>
-        <w:tc>
-          <w:tcPr>
-            <w:tcW w:w="300" w:type="dxa"/>
-            <w:shd w:val="clear" w:color="auto" w:fill="FFFF00"/>
-          </w:tcPr>
-          <w:p/>
-        </w:tc>
-        <w:tc>
-          <w:tcPr>
-            <w:tcW w:w="309" w:type="dxa"/>
-            <w:shd w:val="clear" w:color="auto" w:fill="FFFF00"/>
-          </w:tcPr>
-          <w:p/>
-        </w:tc>
-        <w:tc>
-          <w:tcPr>
-            <w:tcW w:w="255" w:type="dxa"/>
-            <w:shd w:val="clear" w:color="auto" w:fill="FFFF00"/>
-          </w:tcPr>
-          <w:p/>
-        </w:tc>
-        <w:tc>
-          <w:tcPr>
-            <w:tcW w:w="312" w:type="dxa"/>
-            <w:shd w:val="clear" w:color="auto" w:fill="FFFF00"/>
-          </w:tcPr>
-          <w:p/>
-        </w:tc>
-        <w:tc>
-          <w:tcPr>
-            <w:tcW w:w="288" w:type="dxa"/>
-            <w:shd w:val="clear" w:color="auto" w:fill="FFFF00"/>
-          </w:tcPr>
-          <w:p/>
-        </w:tc>
-        <w:tc>
-          <w:tcPr>
-            <w:tcW w:w="279" w:type="dxa"/>
-            <w:shd w:val="clear" w:color="auto" w:fill="FFFF00"/>
-          </w:tcPr>
-          <w:p/>
-        </w:tc>
-        <w:tc>
-          <w:tcPr>
-            <w:tcW w:w="285" w:type="dxa"/>
-            <w:shd w:val="clear" w:color="auto" w:fill="FFFF00"/>
-          </w:tcPr>
-          <w:p/>
-        </w:tc>
-        <w:tc>
-          <w:tcPr>
-            <w:tcW w:w="300" w:type="dxa"/>
-          </w:tcPr>
-          <w:p/>
-        </w:tc>
-        <w:tc>
-          <w:tcPr>
-            <w:tcW w:w="270" w:type="dxa"/>
-          </w:tcPr>
-          <w:p/>
-        </w:tc>
-        <w:tc>
-          <w:tcPr>
-            <w:tcW w:w="279" w:type="dxa"/>
-          </w:tcPr>
-          <w:p/>
-        </w:tc>
-      </w:tr>
-      <w:tr>
-        <w:tc>
-          <w:tcPr>
-            <w:tcW w:w="2224" w:type="dxa"/>
-          </w:tcPr>
-          <w:p>
-            <w:r>
-              <w:t>Search Users</w:t>
-            </w:r>
-          </w:p>
-        </w:tc>
-        <w:tc>
-          <w:tcPr>
-            <w:tcW w:w="328" w:type="dxa"/>
-          </w:tcPr>
-          <w:p/>
-        </w:tc>
-        <w:tc>
-          <w:tcPr>
-            <w:tcW w:w="283" w:type="dxa"/>
-            <w:shd w:val="clear" w:color="auto" w:fill="4EA72E" w:themeFill="accent6"/>
-          </w:tcPr>
-          <w:p/>
-        </w:tc>
-        <w:tc>
-          <w:tcPr>
-            <w:tcW w:w="284" w:type="dxa"/>
-            <w:shd w:val="clear" w:color="auto" w:fill="4EA72E" w:themeFill="accent6"/>
-          </w:tcPr>
-          <w:p/>
-        </w:tc>
-        <w:tc>
-          <w:tcPr>
-            <w:tcW w:w="283" w:type="dxa"/>
-            <w:shd w:val="clear" w:color="auto" w:fill="4EA72E" w:themeFill="accent6"/>
-          </w:tcPr>
-          <w:p/>
-        </w:tc>
-        <w:tc>
-          <w:tcPr>
-            <w:tcW w:w="270" w:type="dxa"/>
-            <w:shd w:val="clear" w:color="auto" w:fill="4EA72E" w:themeFill="accent6"/>
-          </w:tcPr>
-          <w:p/>
-        </w:tc>
-        <w:tc>
-          <w:tcPr>
-            <w:tcW w:w="297" w:type="dxa"/>
-            <w:shd w:val="clear" w:color="auto" w:fill="4EA72E" w:themeFill="accent6"/>
-          </w:tcPr>
-          <w:p/>
-        </w:tc>
-        <w:tc>
-          <w:tcPr>
-            <w:tcW w:w="284" w:type="dxa"/>
-            <w:shd w:val="clear" w:color="auto" w:fill="4EA72E" w:themeFill="accent6"/>
-          </w:tcPr>
-          <w:p/>
-        </w:tc>
-        <w:tc>
-          <w:tcPr>
-            <w:tcW w:w="283" w:type="dxa"/>
-            <w:shd w:val="clear" w:color="auto" w:fill="4EA72E" w:themeFill="accent6"/>
-          </w:tcPr>
-          <w:p/>
-        </w:tc>
-        <w:tc>
-          <w:tcPr>
-            <w:tcW w:w="270" w:type="dxa"/>
-            <w:shd w:val="clear" w:color="auto" w:fill="4EA72E" w:themeFill="accent6"/>
-          </w:tcPr>
-          <w:p/>
-        </w:tc>
-        <w:tc>
-          <w:tcPr>
-            <w:tcW w:w="285" w:type="dxa"/>
-            <w:shd w:val="clear" w:color="auto" w:fill="4EA72E" w:themeFill="accent6"/>
-          </w:tcPr>
-          <w:p/>
-        </w:tc>
-        <w:tc>
-          <w:tcPr>
-            <w:tcW w:w="285" w:type="dxa"/>
-            <w:shd w:val="clear" w:color="auto" w:fill="4EA72E" w:themeFill="accent6"/>
-          </w:tcPr>
-          <w:p/>
-        </w:tc>
-        <w:tc>
-          <w:tcPr>
-            <w:tcW w:w="294" w:type="dxa"/>
-            <w:shd w:val="clear" w:color="auto" w:fill="4EA72E" w:themeFill="accent6"/>
-          </w:tcPr>
-          <w:p/>
-        </w:tc>
-        <w:tc>
-          <w:tcPr>
-            <w:tcW w:w="270" w:type="dxa"/>
-            <w:shd w:val="clear" w:color="auto" w:fill="4EA72E" w:themeFill="accent6"/>
-          </w:tcPr>
-          <w:p/>
-        </w:tc>
-        <w:tc>
-          <w:tcPr>
-            <w:tcW w:w="315" w:type="dxa"/>
-            <w:shd w:val="clear" w:color="auto" w:fill="4EA72E" w:themeFill="accent6"/>
-          </w:tcPr>
-          <w:p/>
-        </w:tc>
-        <w:tc>
-          <w:tcPr>
-            <w:tcW w:w="285" w:type="dxa"/>
-            <w:shd w:val="clear" w:color="auto" w:fill="4EA72E" w:themeFill="accent6"/>
-          </w:tcPr>
-          <w:p/>
-        </w:tc>
-        <w:tc>
-          <w:tcPr>
-            <w:tcW w:w="264" w:type="dxa"/>
-            <w:shd w:val="clear" w:color="auto" w:fill="4EA72E" w:themeFill="accent6"/>
-          </w:tcPr>
-          <w:p/>
-        </w:tc>
-        <w:tc>
-          <w:tcPr>
-            <w:tcW w:w="240" w:type="dxa"/>
-            <w:shd w:val="clear" w:color="auto" w:fill="4EA72E" w:themeFill="accent6"/>
-          </w:tcPr>
-          <w:p/>
-        </w:tc>
-        <w:tc>
-          <w:tcPr>
-            <w:tcW w:w="285" w:type="dxa"/>
-            <w:shd w:val="clear" w:color="auto" w:fill="4EA72E" w:themeFill="accent6"/>
-          </w:tcPr>
-          <w:p/>
-        </w:tc>
-        <w:tc>
-          <w:tcPr>
-            <w:tcW w:w="300" w:type="dxa"/>
-          </w:tcPr>
-          <w:p/>
-        </w:tc>
-        <w:tc>
-          <w:tcPr>
-            <w:tcW w:w="309" w:type="dxa"/>
-          </w:tcPr>
-          <w:p/>
-        </w:tc>
-        <w:tc>
-          <w:tcPr>
-            <w:tcW w:w="255" w:type="dxa"/>
-          </w:tcPr>
-          <w:p/>
-        </w:tc>
-        <w:tc>
-          <w:tcPr>
-            <w:tcW w:w="312" w:type="dxa"/>
-          </w:tcPr>
-          <w:p/>
-        </w:tc>
-        <w:tc>
-          <w:tcPr>
-            <w:tcW w:w="288" w:type="dxa"/>
-          </w:tcPr>
-          <w:p/>
-        </w:tc>
-        <w:tc>
-          <w:tcPr>
-            <w:tcW w:w="279" w:type="dxa"/>
-          </w:tcPr>
-          <w:p/>
-        </w:tc>
-        <w:tc>
-          <w:tcPr>
-            <w:tcW w:w="285" w:type="dxa"/>
-          </w:tcPr>
-          <w:p/>
-        </w:tc>
-        <w:tc>
-          <w:tcPr>
-            <w:tcW w:w="300" w:type="dxa"/>
-          </w:tcPr>
-          <w:p/>
-        </w:tc>
-        <w:tc>
-          <w:tcPr>
-            <w:tcW w:w="270" w:type="dxa"/>
-          </w:tcPr>
-          <w:p/>
-        </w:tc>
-        <w:tc>
-          <w:tcPr>
-            <w:tcW w:w="279" w:type="dxa"/>
-          </w:tcPr>
-          <w:p/>
-        </w:tc>
-      </w:tr>
-      <w:tr>
-        <w:tc>
-          <w:tcPr>
-            <w:tcW w:w="2224" w:type="dxa"/>
-          </w:tcPr>
-          <w:p>
-            <w:r>
-              <w:t>Login/</w:t>
-            </w:r>
-            <w:proofErr w:type="spellStart"/>
-            <w:r>
-              <w:t>SignUp</w:t>
-            </w:r>
-            <w:proofErr w:type="spellEnd"/>
-            <w:r>
-              <w:t xml:space="preserve"> Use Cases</w:t>
-            </w:r>
-          </w:p>
-        </w:tc>
-        <w:tc>
-          <w:tcPr>
-            <w:tcW w:w="328" w:type="dxa"/>
-          </w:tcPr>
-          <w:p/>
-        </w:tc>
-        <w:tc>
-          <w:tcPr>
-            <w:tcW w:w="283" w:type="dxa"/>
-            <w:shd w:val="clear" w:color="auto" w:fill="4EA72E" w:themeFill="accent6"/>
-          </w:tcPr>
-          <w:p/>
-        </w:tc>
-        <w:tc>
-          <w:tcPr>
-            <w:tcW w:w="284" w:type="dxa"/>
-            <w:shd w:val="clear" w:color="auto" w:fill="4EA72E" w:themeFill="accent6"/>
-          </w:tcPr>
-          <w:p/>
-        </w:tc>
-        <w:tc>
-          <w:tcPr>
-            <w:tcW w:w="283" w:type="dxa"/>
-            <w:shd w:val="clear" w:color="auto" w:fill="4EA72E" w:themeFill="accent6"/>
-          </w:tcPr>
-          <w:p/>
-        </w:tc>
-        <w:tc>
-          <w:tcPr>
-            <w:tcW w:w="270" w:type="dxa"/>
-            <w:shd w:val="clear" w:color="auto" w:fill="4EA72E" w:themeFill="accent6"/>
-          </w:tcPr>
-          <w:p/>
-        </w:tc>
-        <w:tc>
-          <w:tcPr>
-            <w:tcW w:w="297" w:type="dxa"/>
-            <w:shd w:val="clear" w:color="auto" w:fill="4EA72E" w:themeFill="accent6"/>
-          </w:tcPr>
-          <w:p/>
-        </w:tc>
-        <w:tc>
-          <w:tcPr>
-            <w:tcW w:w="284" w:type="dxa"/>
-            <w:shd w:val="clear" w:color="auto" w:fill="4EA72E" w:themeFill="accent6"/>
-          </w:tcPr>
-          <w:p/>
-        </w:tc>
-        <w:tc>
-          <w:tcPr>
-            <w:tcW w:w="283" w:type="dxa"/>
-            <w:shd w:val="clear" w:color="auto" w:fill="4EA72E" w:themeFill="accent6"/>
-          </w:tcPr>
-          <w:p/>
-        </w:tc>
-        <w:tc>
-          <w:tcPr>
-            <w:tcW w:w="270" w:type="dxa"/>
-            <w:shd w:val="clear" w:color="auto" w:fill="4EA72E" w:themeFill="accent6"/>
-          </w:tcPr>
-          <w:p/>
-        </w:tc>
-        <w:tc>
-          <w:tcPr>
-            <w:tcW w:w="285" w:type="dxa"/>
-            <w:shd w:val="clear" w:color="auto" w:fill="4EA72E" w:themeFill="accent6"/>
-          </w:tcPr>
-          <w:p/>
-        </w:tc>
-        <w:tc>
-          <w:tcPr>
-            <w:tcW w:w="285" w:type="dxa"/>
-            <w:shd w:val="clear" w:color="auto" w:fill="4EA72E" w:themeFill="accent6"/>
-          </w:tcPr>
-          <w:p/>
-        </w:tc>
-        <w:tc>
-          <w:tcPr>
-            <w:tcW w:w="294" w:type="dxa"/>
-            <w:shd w:val="clear" w:color="auto" w:fill="4EA72E" w:themeFill="accent6"/>
-          </w:tcPr>
-          <w:p/>
-        </w:tc>
-        <w:tc>
-          <w:tcPr>
-            <w:tcW w:w="270" w:type="dxa"/>
-            <w:shd w:val="clear" w:color="auto" w:fill="4EA72E" w:themeFill="accent6"/>
-          </w:tcPr>
-          <w:p/>
-        </w:tc>
-        <w:tc>
-          <w:tcPr>
-            <w:tcW w:w="315" w:type="dxa"/>
-            <w:shd w:val="clear" w:color="auto" w:fill="4EA72E" w:themeFill="accent6"/>
-          </w:tcPr>
-          <w:p/>
-        </w:tc>
-        <w:tc>
-          <w:tcPr>
-            <w:tcW w:w="285" w:type="dxa"/>
-            <w:shd w:val="clear" w:color="auto" w:fill="4EA72E" w:themeFill="accent6"/>
-          </w:tcPr>
-          <w:p/>
-        </w:tc>
-        <w:tc>
-          <w:tcPr>
-            <w:tcW w:w="264" w:type="dxa"/>
-            <w:shd w:val="clear" w:color="auto" w:fill="4EA72E" w:themeFill="accent6"/>
-          </w:tcPr>
-          <w:p/>
-        </w:tc>
-        <w:tc>
-          <w:tcPr>
-            <w:tcW w:w="240" w:type="dxa"/>
-            <w:shd w:val="clear" w:color="auto" w:fill="4EA72E" w:themeFill="accent6"/>
-          </w:tcPr>
-          <w:p/>
-        </w:tc>
-        <w:tc>
-          <w:tcPr>
-            <w:tcW w:w="285" w:type="dxa"/>
-            <w:shd w:val="clear" w:color="auto" w:fill="4EA72E" w:themeFill="accent6"/>
-          </w:tcPr>
-          <w:p/>
-        </w:tc>
-        <w:tc>
-          <w:tcPr>
-            <w:tcW w:w="300" w:type="dxa"/>
-          </w:tcPr>
-          <w:p/>
-        </w:tc>
-        <w:tc>
-          <w:tcPr>
-            <w:tcW w:w="309" w:type="dxa"/>
-          </w:tcPr>
-          <w:p/>
-        </w:tc>
-        <w:tc>
-          <w:tcPr>
-            <w:tcW w:w="255" w:type="dxa"/>
-          </w:tcPr>
-          <w:p/>
-        </w:tc>
-        <w:tc>
-          <w:tcPr>
-            <w:tcW w:w="312" w:type="dxa"/>
-          </w:tcPr>
-          <w:p/>
-        </w:tc>
-        <w:tc>
-          <w:tcPr>
-            <w:tcW w:w="288" w:type="dxa"/>
-          </w:tcPr>
-          <w:p/>
-        </w:tc>
-        <w:tc>
-          <w:tcPr>
-            <w:tcW w:w="279" w:type="dxa"/>
-          </w:tcPr>
-          <w:p/>
-        </w:tc>
-        <w:tc>
-          <w:tcPr>
-            <w:tcW w:w="285" w:type="dxa"/>
-          </w:tcPr>
-          <w:p/>
-        </w:tc>
-        <w:tc>
-          <w:tcPr>
-            <w:tcW w:w="300" w:type="dxa"/>
-          </w:tcPr>
-          <w:p/>
-        </w:tc>
-        <w:tc>
-          <w:tcPr>
-            <w:tcW w:w="270" w:type="dxa"/>
-          </w:tcPr>
-          <w:p/>
-        </w:tc>
-        <w:tc>
-          <w:tcPr>
-            <w:tcW w:w="279" w:type="dxa"/>
-          </w:tcPr>
-          <w:p/>
-        </w:tc>
-      </w:tr>
-      <w:tr>
-        <w:tc>
-          <w:tcPr>
-            <w:tcW w:w="2224" w:type="dxa"/>
-          </w:tcPr>
-          <w:p>
-            <w:r>
-              <w:t>Functional Testing</w:t>
-            </w:r>
-          </w:p>
-        </w:tc>
-        <w:tc>
-          <w:tcPr>
-            <w:tcW w:w="328" w:type="dxa"/>
-          </w:tcPr>
-          <w:p/>
-        </w:tc>
-        <w:tc>
-          <w:tcPr>
-            <w:tcW w:w="283" w:type="dxa"/>
-            <w:shd w:val="clear" w:color="auto" w:fill="FFFF00"/>
-          </w:tcPr>
-          <w:p/>
-        </w:tc>
-        <w:tc>
-          <w:tcPr>
-            <w:tcW w:w="284" w:type="dxa"/>
-            <w:shd w:val="clear" w:color="auto" w:fill="FFFF00"/>
-          </w:tcPr>
-          <w:p/>
-        </w:tc>
-        <w:tc>
-          <w:tcPr>
-            <w:tcW w:w="283" w:type="dxa"/>
-            <w:shd w:val="clear" w:color="auto" w:fill="FFFF00"/>
-          </w:tcPr>
-          <w:p/>
-        </w:tc>
-        <w:tc>
-          <w:tcPr>
-            <w:tcW w:w="270" w:type="dxa"/>
-            <w:shd w:val="clear" w:color="auto" w:fill="FFFF00"/>
-          </w:tcPr>
-          <w:p/>
-        </w:tc>
-        <w:tc>
-          <w:tcPr>
-            <w:tcW w:w="297" w:type="dxa"/>
-            <w:shd w:val="clear" w:color="auto" w:fill="FFFF00"/>
-          </w:tcPr>
-          <w:p/>
-        </w:tc>
-        <w:tc>
-          <w:tcPr>
-            <w:tcW w:w="284" w:type="dxa"/>
-            <w:shd w:val="clear" w:color="auto" w:fill="FFFF00"/>
-          </w:tcPr>
-          <w:p/>
-        </w:tc>
-        <w:tc>
-          <w:tcPr>
-            <w:tcW w:w="283" w:type="dxa"/>
-            <w:shd w:val="clear" w:color="auto" w:fill="FFFF00"/>
-          </w:tcPr>
-          <w:p/>
-        </w:tc>
-        <w:tc>
-          <w:tcPr>
-            <w:tcW w:w="270" w:type="dxa"/>
-            <w:shd w:val="clear" w:color="auto" w:fill="FFFF00"/>
-          </w:tcPr>
-          <w:p/>
-        </w:tc>
-        <w:tc>
-          <w:tcPr>
-            <w:tcW w:w="285" w:type="dxa"/>
-            <w:shd w:val="clear" w:color="auto" w:fill="FFFF00"/>
-          </w:tcPr>
-          <w:p/>
-        </w:tc>
-        <w:tc>
-          <w:tcPr>
-            <w:tcW w:w="285" w:type="dxa"/>
-            <w:shd w:val="clear" w:color="auto" w:fill="FFFF00"/>
-          </w:tcPr>
-          <w:p/>
-        </w:tc>
-        <w:tc>
-          <w:tcPr>
-            <w:tcW w:w="294" w:type="dxa"/>
-            <w:shd w:val="clear" w:color="auto" w:fill="FFFF00"/>
-          </w:tcPr>
-          <w:p/>
-        </w:tc>
-        <w:tc>
-          <w:tcPr>
-            <w:tcW w:w="270" w:type="dxa"/>
-            <w:shd w:val="clear" w:color="auto" w:fill="FFFF00"/>
-          </w:tcPr>
-          <w:p/>
-        </w:tc>
-        <w:tc>
-          <w:tcPr>
-            <w:tcW w:w="315" w:type="dxa"/>
-            <w:shd w:val="clear" w:color="auto" w:fill="FFFF00"/>
-          </w:tcPr>
-          <w:p/>
-        </w:tc>
-        <w:tc>
-          <w:tcPr>
-            <w:tcW w:w="285" w:type="dxa"/>
-            <w:shd w:val="clear" w:color="auto" w:fill="FFFF00"/>
-          </w:tcPr>
-          <w:p/>
-        </w:tc>
-        <w:tc>
-          <w:tcPr>
-            <w:tcW w:w="264" w:type="dxa"/>
-            <w:shd w:val="clear" w:color="auto" w:fill="FFFF00"/>
-          </w:tcPr>
-          <w:p/>
-        </w:tc>
-        <w:tc>
-          <w:tcPr>
-            <w:tcW w:w="240" w:type="dxa"/>
-            <w:shd w:val="clear" w:color="auto" w:fill="FFFF00"/>
-          </w:tcPr>
-          <w:p/>
-        </w:tc>
-        <w:tc>
-          <w:tcPr>
-            <w:tcW w:w="285" w:type="dxa"/>
-            <w:shd w:val="clear" w:color="auto" w:fill="FFFF00"/>
-          </w:tcPr>
-          <w:p/>
-        </w:tc>
-        <w:tc>
-          <w:tcPr>
-            <w:tcW w:w="300" w:type="dxa"/>
-            <w:shd w:val="clear" w:color="auto" w:fill="FFFF00"/>
-          </w:tcPr>
-          <w:p/>
-        </w:tc>
-        <w:tc>
-          <w:tcPr>
-            <w:tcW w:w="309" w:type="dxa"/>
-            <w:shd w:val="clear" w:color="auto" w:fill="FFFF00"/>
-          </w:tcPr>
-          <w:p/>
-        </w:tc>
-        <w:tc>
-          <w:tcPr>
-            <w:tcW w:w="255" w:type="dxa"/>
-            <w:shd w:val="clear" w:color="auto" w:fill="FFFF00"/>
-          </w:tcPr>
-          <w:p/>
-        </w:tc>
-        <w:tc>
-          <w:tcPr>
-            <w:tcW w:w="312" w:type="dxa"/>
-            <w:shd w:val="clear" w:color="auto" w:fill="FFFF00"/>
-          </w:tcPr>
-          <w:p/>
-        </w:tc>
-        <w:tc>
-          <w:tcPr>
-            <w:tcW w:w="288" w:type="dxa"/>
-            <w:shd w:val="clear" w:color="auto" w:fill="FFFF00"/>
-          </w:tcPr>
-          <w:p/>
-        </w:tc>
-        <w:tc>
-          <w:tcPr>
-            <w:tcW w:w="279" w:type="dxa"/>
-            <w:shd w:val="clear" w:color="auto" w:fill="FFFF00"/>
-          </w:tcPr>
-          <w:p/>
-        </w:tc>
-        <w:tc>
-          <w:tcPr>
-            <w:tcW w:w="285" w:type="dxa"/>
-            <w:shd w:val="clear" w:color="auto" w:fill="FFFF00"/>
-          </w:tcPr>
-          <w:p/>
-        </w:tc>
-        <w:tc>
-          <w:tcPr>
-            <w:tcW w:w="300" w:type="dxa"/>
-          </w:tcPr>
-          <w:p/>
-        </w:tc>
-        <w:tc>
-          <w:tcPr>
-            <w:tcW w:w="270" w:type="dxa"/>
-          </w:tcPr>
-          <w:p/>
-        </w:tc>
-        <w:tc>
-          <w:tcPr>
-            <w:tcW w:w="279" w:type="dxa"/>
-          </w:tcPr>
-          <w:p/>
-        </w:tc>
-      </w:tr>
-      <w:tr>
-        <w:tc>
-          <w:tcPr>
-            <w:tcW w:w="2224" w:type="dxa"/>
-          </w:tcPr>
-          <w:p>
-            <w:r>
-              <w:t>Non-Functional Testing</w:t>
-            </w:r>
-          </w:p>
-        </w:tc>
-        <w:tc>
-          <w:tcPr>
-            <w:tcW w:w="328" w:type="dxa"/>
-          </w:tcPr>
-          <w:p/>
-        </w:tc>
-        <w:tc>
-          <w:tcPr>
-            <w:tcW w:w="283" w:type="dxa"/>
-            <w:shd w:val="clear" w:color="auto" w:fill="FFFF00"/>
-          </w:tcPr>
-          <w:p/>
-        </w:tc>
-        <w:tc>
-          <w:tcPr>
-            <w:tcW w:w="284" w:type="dxa"/>
-            <w:shd w:val="clear" w:color="auto" w:fill="FFFF00"/>
-          </w:tcPr>
-          <w:p/>
-        </w:tc>
-        <w:tc>
-          <w:tcPr>
-            <w:tcW w:w="283" w:type="dxa"/>
-            <w:shd w:val="clear" w:color="auto" w:fill="FFFF00"/>
-          </w:tcPr>
-          <w:p/>
-        </w:tc>
-        <w:tc>
-          <w:tcPr>
-            <w:tcW w:w="270" w:type="dxa"/>
-            <w:shd w:val="clear" w:color="auto" w:fill="FFFF00"/>
-          </w:tcPr>
-          <w:p/>
-        </w:tc>
-        <w:tc>
-          <w:tcPr>
-            <w:tcW w:w="297" w:type="dxa"/>
-            <w:shd w:val="clear" w:color="auto" w:fill="FFFF00"/>
-          </w:tcPr>
-          <w:p/>
-        </w:tc>
-        <w:tc>
-          <w:tcPr>
-            <w:tcW w:w="284" w:type="dxa"/>
-            <w:shd w:val="clear" w:color="auto" w:fill="FFFF00"/>
-          </w:tcPr>
-          <w:p/>
-        </w:tc>
-        <w:tc>
-          <w:tcPr>
-            <w:tcW w:w="283" w:type="dxa"/>
-            <w:shd w:val="clear" w:color="auto" w:fill="FFFF00"/>
-          </w:tcPr>
-          <w:p/>
-        </w:tc>
-        <w:tc>
-          <w:tcPr>
-            <w:tcW w:w="270" w:type="dxa"/>
-            <w:shd w:val="clear" w:color="auto" w:fill="FFFF00"/>
-          </w:tcPr>
-          <w:p/>
-        </w:tc>
-        <w:tc>
-          <w:tcPr>
-            <w:tcW w:w="285" w:type="dxa"/>
-            <w:shd w:val="clear" w:color="auto" w:fill="FFFF00"/>
-          </w:tcPr>
-          <w:p/>
-        </w:tc>
-        <w:tc>
-          <w:tcPr>
-            <w:tcW w:w="285" w:type="dxa"/>
-            <w:shd w:val="clear" w:color="auto" w:fill="FFFF00"/>
-          </w:tcPr>
-          <w:p/>
-        </w:tc>
-        <w:tc>
-          <w:tcPr>
-            <w:tcW w:w="294" w:type="dxa"/>
-            <w:shd w:val="clear" w:color="auto" w:fill="FFFF00"/>
-          </w:tcPr>
-          <w:p/>
-        </w:tc>
-        <w:tc>
-          <w:tcPr>
-            <w:tcW w:w="270" w:type="dxa"/>
-            <w:shd w:val="clear" w:color="auto" w:fill="FFFF00"/>
-          </w:tcPr>
-          <w:p/>
-        </w:tc>
-        <w:tc>
-          <w:tcPr>
-            <w:tcW w:w="315" w:type="dxa"/>
-            <w:shd w:val="clear" w:color="auto" w:fill="FFFF00"/>
-          </w:tcPr>
-          <w:p/>
-        </w:tc>
-        <w:tc>
-          <w:tcPr>
-            <w:tcW w:w="285" w:type="dxa"/>
-            <w:shd w:val="clear" w:color="auto" w:fill="FFFF00"/>
-          </w:tcPr>
-          <w:p/>
-        </w:tc>
-        <w:tc>
-          <w:tcPr>
-            <w:tcW w:w="264" w:type="dxa"/>
-            <w:shd w:val="clear" w:color="auto" w:fill="FFFF00"/>
-          </w:tcPr>
-          <w:p/>
-        </w:tc>
-        <w:tc>
-          <w:tcPr>
-            <w:tcW w:w="240" w:type="dxa"/>
-            <w:shd w:val="clear" w:color="auto" w:fill="FFFF00"/>
-          </w:tcPr>
-          <w:p/>
-        </w:tc>
-        <w:tc>
-          <w:tcPr>
-            <w:tcW w:w="285" w:type="dxa"/>
-            <w:shd w:val="clear" w:color="auto" w:fill="FFFF00"/>
-          </w:tcPr>
-          <w:p/>
-        </w:tc>
-        <w:tc>
-          <w:tcPr>
-            <w:tcW w:w="300" w:type="dxa"/>
-            <w:shd w:val="clear" w:color="auto" w:fill="FFFF00"/>
-          </w:tcPr>
-          <w:p/>
-        </w:tc>
-        <w:tc>
-          <w:tcPr>
-            <w:tcW w:w="309" w:type="dxa"/>
-            <w:shd w:val="clear" w:color="auto" w:fill="FFFF00"/>
-          </w:tcPr>
-          <w:p/>
-        </w:tc>
-        <w:tc>
-          <w:tcPr>
-            <w:tcW w:w="255" w:type="dxa"/>
-            <w:shd w:val="clear" w:color="auto" w:fill="FFFF00"/>
-          </w:tcPr>
-          <w:p/>
-        </w:tc>
-        <w:tc>
-          <w:tcPr>
-            <w:tcW w:w="312" w:type="dxa"/>
-            <w:shd w:val="clear" w:color="auto" w:fill="FFFF00"/>
-          </w:tcPr>
-          <w:p/>
-        </w:tc>
-        <w:tc>
-          <w:tcPr>
-            <w:tcW w:w="288" w:type="dxa"/>
-            <w:shd w:val="clear" w:color="auto" w:fill="FFFF00"/>
-          </w:tcPr>
-          <w:p/>
-        </w:tc>
-        <w:tc>
-          <w:tcPr>
-            <w:tcW w:w="279" w:type="dxa"/>
-            <w:shd w:val="clear" w:color="auto" w:fill="FFFF00"/>
-          </w:tcPr>
-          <w:p/>
-        </w:tc>
-        <w:tc>
-          <w:tcPr>
-            <w:tcW w:w="285" w:type="dxa"/>
-            <w:shd w:val="clear" w:color="auto" w:fill="FFFF00"/>
-          </w:tcPr>
-          <w:p/>
-        </w:tc>
-        <w:tc>
-          <w:tcPr>
-            <w:tcW w:w="300" w:type="dxa"/>
-          </w:tcPr>
-          <w:p/>
-        </w:tc>
-        <w:tc>
-          <w:tcPr>
-            <w:tcW w:w="270" w:type="dxa"/>
-          </w:tcPr>
-          <w:p/>
-        </w:tc>
-        <w:tc>
-          <w:tcPr>
-            <w:tcW w:w="279" w:type="dxa"/>
-          </w:tcPr>
-          <w:p/>
-        </w:tc>
-      </w:tr>
-      <w:tr>
-        <w:tc>
-          <w:tcPr>
-            <w:tcW w:w="2224" w:type="dxa"/>
-          </w:tcPr>
-          <w:p>
-            <w:r>
-              <w:t>Deployment</w:t>
-            </w:r>
-          </w:p>
-        </w:tc>
-        <w:tc>
-          <w:tcPr>
-            <w:tcW w:w="328" w:type="dxa"/>
-          </w:tcPr>
-          <w:p/>
-        </w:tc>
-        <w:tc>
-          <w:tcPr>
-            <w:tcW w:w="283" w:type="dxa"/>
-            <w:shd w:val="clear" w:color="auto" w:fill="FFFF00"/>
-          </w:tcPr>
-          <w:p/>
-        </w:tc>
-        <w:tc>
-          <w:tcPr>
-            <w:tcW w:w="284" w:type="dxa"/>
-            <w:shd w:val="clear" w:color="auto" w:fill="FFFF00"/>
-          </w:tcPr>
-          <w:p/>
-        </w:tc>
-        <w:tc>
-          <w:tcPr>
-            <w:tcW w:w="283" w:type="dxa"/>
-            <w:shd w:val="clear" w:color="auto" w:fill="FFFF00"/>
-          </w:tcPr>
-          <w:p/>
-        </w:tc>
-        <w:tc>
-          <w:tcPr>
-            <w:tcW w:w="270" w:type="dxa"/>
-            <w:shd w:val="clear" w:color="auto" w:fill="FFFF00"/>
-          </w:tcPr>
-          <w:p/>
-        </w:tc>
-        <w:tc>
-          <w:tcPr>
-            <w:tcW w:w="297" w:type="dxa"/>
-            <w:shd w:val="clear" w:color="auto" w:fill="FFFF00"/>
-          </w:tcPr>
-          <w:p/>
-        </w:tc>
-        <w:tc>
-          <w:tcPr>
-            <w:tcW w:w="284" w:type="dxa"/>
-            <w:shd w:val="clear" w:color="auto" w:fill="FFFF00"/>
-          </w:tcPr>
-          <w:p/>
-        </w:tc>
-        <w:tc>
-          <w:tcPr>
-            <w:tcW w:w="283" w:type="dxa"/>
-            <w:shd w:val="clear" w:color="auto" w:fill="FFFF00"/>
-          </w:tcPr>
-          <w:p/>
-        </w:tc>
-        <w:tc>
-          <w:tcPr>
-            <w:tcW w:w="270" w:type="dxa"/>
-            <w:shd w:val="clear" w:color="auto" w:fill="FFFF00"/>
-          </w:tcPr>
-          <w:p/>
-        </w:tc>
-        <w:tc>
-          <w:tcPr>
-            <w:tcW w:w="285" w:type="dxa"/>
-            <w:shd w:val="clear" w:color="auto" w:fill="FFFF00"/>
-          </w:tcPr>
-          <w:p/>
-        </w:tc>
-        <w:tc>
-          <w:tcPr>
-            <w:tcW w:w="285" w:type="dxa"/>
-            <w:shd w:val="clear" w:color="auto" w:fill="FFFF00"/>
-          </w:tcPr>
-          <w:p/>
-        </w:tc>
-        <w:tc>
-          <w:tcPr>
-            <w:tcW w:w="294" w:type="dxa"/>
-            <w:shd w:val="clear" w:color="auto" w:fill="FFFF00"/>
-          </w:tcPr>
-          <w:p/>
-        </w:tc>
-        <w:tc>
-          <w:tcPr>
-            <w:tcW w:w="270" w:type="dxa"/>
-            <w:shd w:val="clear" w:color="auto" w:fill="FFFF00"/>
-          </w:tcPr>
-          <w:p/>
-        </w:tc>
-        <w:tc>
-          <w:tcPr>
-            <w:tcW w:w="315" w:type="dxa"/>
-            <w:shd w:val="clear" w:color="auto" w:fill="FFFF00"/>
-          </w:tcPr>
-          <w:p/>
-        </w:tc>
-        <w:tc>
-          <w:tcPr>
-            <w:tcW w:w="285" w:type="dxa"/>
-            <w:shd w:val="clear" w:color="auto" w:fill="FFFF00"/>
-          </w:tcPr>
-          <w:p/>
-        </w:tc>
-        <w:tc>
-          <w:tcPr>
-            <w:tcW w:w="264" w:type="dxa"/>
-            <w:shd w:val="clear" w:color="auto" w:fill="FFFF00"/>
-          </w:tcPr>
-          <w:p/>
-        </w:tc>
-        <w:tc>
-          <w:tcPr>
-            <w:tcW w:w="240" w:type="dxa"/>
-            <w:shd w:val="clear" w:color="auto" w:fill="FFFF00"/>
-          </w:tcPr>
-          <w:p/>
-        </w:tc>
-        <w:tc>
-          <w:tcPr>
-            <w:tcW w:w="285" w:type="dxa"/>
-            <w:shd w:val="clear" w:color="auto" w:fill="FFFF00"/>
-          </w:tcPr>
-          <w:p/>
-        </w:tc>
-        <w:tc>
-          <w:tcPr>
-            <w:tcW w:w="300" w:type="dxa"/>
-            <w:shd w:val="clear" w:color="auto" w:fill="FFFF00"/>
-          </w:tcPr>
-          <w:p/>
-        </w:tc>
-        <w:tc>
-          <w:tcPr>
-            <w:tcW w:w="309" w:type="dxa"/>
-            <w:shd w:val="clear" w:color="auto" w:fill="FFFF00"/>
-          </w:tcPr>
-          <w:p/>
-        </w:tc>
-        <w:tc>
-          <w:tcPr>
-            <w:tcW w:w="255" w:type="dxa"/>
-            <w:shd w:val="clear" w:color="auto" w:fill="FFFF00"/>
-          </w:tcPr>
-          <w:p/>
-        </w:tc>
-        <w:tc>
-          <w:tcPr>
-            <w:tcW w:w="312" w:type="dxa"/>
-            <w:shd w:val="clear" w:color="auto" w:fill="FFFF00"/>
-          </w:tcPr>
-          <w:p/>
-        </w:tc>
-        <w:tc>
-          <w:tcPr>
-            <w:tcW w:w="288" w:type="dxa"/>
-            <w:shd w:val="clear" w:color="auto" w:fill="FFFF00"/>
-          </w:tcPr>
-          <w:p/>
-        </w:tc>
-        <w:tc>
-          <w:tcPr>
-            <w:tcW w:w="279" w:type="dxa"/>
-            <w:shd w:val="clear" w:color="auto" w:fill="FFFF00"/>
-          </w:tcPr>
-          <w:p/>
-        </w:tc>
-        <w:tc>
-          <w:tcPr>
-            <w:tcW w:w="285" w:type="dxa"/>
-            <w:shd w:val="clear" w:color="auto" w:fill="FFFF00"/>
-          </w:tcPr>
-          <w:p/>
-        </w:tc>
-        <w:tc>
-          <w:tcPr>
-            <w:tcW w:w="300" w:type="dxa"/>
-          </w:tcPr>
-          <w:p/>
-        </w:tc>
-        <w:tc>
-          <w:tcPr>
-            <w:tcW w:w="270" w:type="dxa"/>
-          </w:tcPr>
-          <w:p/>
-        </w:tc>
-        <w:tc>
-          <w:tcPr>
-            <w:tcW w:w="279" w:type="dxa"/>
-          </w:tcPr>
-          <w:p/>
-        </w:tc>
-      </w:tr>
-      <w:tr>
-        <w:tc>
-          <w:tcPr>
-            <w:tcW w:w="2224" w:type="dxa"/>
-          </w:tcPr>
-          <w:p>
-            <w:r>
-              <w:t xml:space="preserve">Final Report </w:t>
-            </w:r>
-          </w:p>
-        </w:tc>
-        <w:tc>
-          <w:tcPr>
-            <w:tcW w:w="328" w:type="dxa"/>
-          </w:tcPr>
-          <w:p/>
-        </w:tc>
-        <w:tc>
-          <w:tcPr>
-            <w:tcW w:w="283" w:type="dxa"/>
-            <w:shd w:val="clear" w:color="auto" w:fill="FFFF00"/>
-          </w:tcPr>
-          <w:p>
-            <w:pPr>
-              <w:rPr>
-                <w:highlight w:val="yellow"/>
-              </w:rPr>
-            </w:pPr>
-          </w:p>
-        </w:tc>
-        <w:tc>
-          <w:tcPr>
-            <w:tcW w:w="284" w:type="dxa"/>
-            <w:shd w:val="clear" w:color="auto" w:fill="FFFF00"/>
-          </w:tcPr>
-          <w:p>
-            <w:pPr>
-              <w:rPr>
-                <w:highlight w:val="yellow"/>
-              </w:rPr>
-            </w:pPr>
-          </w:p>
-        </w:tc>
-        <w:tc>
-          <w:tcPr>
-            <w:tcW w:w="283" w:type="dxa"/>
-            <w:shd w:val="clear" w:color="auto" w:fill="FFFF00"/>
-          </w:tcPr>
-          <w:p>
-            <w:pPr>
-              <w:rPr>
-                <w:highlight w:val="yellow"/>
-              </w:rPr>
-            </w:pPr>
-          </w:p>
-        </w:tc>
-        <w:tc>
-          <w:tcPr>
-            <w:tcW w:w="270" w:type="dxa"/>
-            <w:shd w:val="clear" w:color="auto" w:fill="FFFF00"/>
-          </w:tcPr>
-          <w:p>
-            <w:pPr>
-              <w:rPr>
-                <w:highlight w:val="yellow"/>
-              </w:rPr>
-            </w:pPr>
-          </w:p>
-        </w:tc>
-        <w:tc>
-          <w:tcPr>
-            <w:tcW w:w="297" w:type="dxa"/>
-            <w:shd w:val="clear" w:color="auto" w:fill="FFFF00"/>
-          </w:tcPr>
-          <w:p>
-            <w:pPr>
-              <w:rPr>
-                <w:highlight w:val="yellow"/>
-              </w:rPr>
-            </w:pPr>
-          </w:p>
-        </w:tc>
-        <w:tc>
-          <w:tcPr>
-            <w:tcW w:w="284" w:type="dxa"/>
-            <w:shd w:val="clear" w:color="auto" w:fill="FFFF00"/>
-          </w:tcPr>
-          <w:p>
-            <w:pPr>
-              <w:rPr>
-                <w:highlight w:val="yellow"/>
-              </w:rPr>
-            </w:pPr>
-          </w:p>
-        </w:tc>
-        <w:tc>
-          <w:tcPr>
-            <w:tcW w:w="283" w:type="dxa"/>
-            <w:shd w:val="clear" w:color="auto" w:fill="FFFF00"/>
-          </w:tcPr>
-          <w:p>
-            <w:pPr>
-              <w:rPr>
-                <w:highlight w:val="yellow"/>
-              </w:rPr>
-            </w:pPr>
-          </w:p>
-        </w:tc>
-        <w:tc>
-          <w:tcPr>
-            <w:tcW w:w="270" w:type="dxa"/>
-            <w:shd w:val="clear" w:color="auto" w:fill="FFFF00"/>
-          </w:tcPr>
-          <w:p>
-            <w:pPr>
-              <w:rPr>
-                <w:highlight w:val="yellow"/>
-              </w:rPr>
-            </w:pPr>
-          </w:p>
-        </w:tc>
-        <w:tc>
-          <w:tcPr>
-            <w:tcW w:w="285" w:type="dxa"/>
-            <w:shd w:val="clear" w:color="auto" w:fill="FFFF00"/>
-          </w:tcPr>
-          <w:p>
-            <w:pPr>
-              <w:rPr>
-                <w:highlight w:val="yellow"/>
-              </w:rPr>
-            </w:pPr>
-          </w:p>
-        </w:tc>
-        <w:tc>
-          <w:tcPr>
-            <w:tcW w:w="285" w:type="dxa"/>
-            <w:shd w:val="clear" w:color="auto" w:fill="FFFF00"/>
-          </w:tcPr>
-          <w:p>
-            <w:pPr>
-              <w:rPr>
-                <w:highlight w:val="yellow"/>
-              </w:rPr>
-            </w:pPr>
-          </w:p>
-        </w:tc>
-        <w:tc>
-          <w:tcPr>
-            <w:tcW w:w="294" w:type="dxa"/>
-            <w:shd w:val="clear" w:color="auto" w:fill="FFFF00"/>
-          </w:tcPr>
-          <w:p>
-            <w:pPr>
-              <w:rPr>
-                <w:highlight w:val="yellow"/>
-              </w:rPr>
-            </w:pPr>
-          </w:p>
-        </w:tc>
-        <w:tc>
-          <w:tcPr>
-            <w:tcW w:w="270" w:type="dxa"/>
-            <w:shd w:val="clear" w:color="auto" w:fill="FFFF00"/>
-          </w:tcPr>
-          <w:p>
-            <w:pPr>
-              <w:rPr>
-                <w:highlight w:val="yellow"/>
-              </w:rPr>
-            </w:pPr>
-          </w:p>
-        </w:tc>
-        <w:tc>
-          <w:tcPr>
-            <w:tcW w:w="315" w:type="dxa"/>
-            <w:shd w:val="clear" w:color="auto" w:fill="FFFF00"/>
-          </w:tcPr>
-          <w:p>
-            <w:pPr>
-              <w:rPr>
-                <w:highlight w:val="yellow"/>
-              </w:rPr>
-            </w:pPr>
-          </w:p>
-        </w:tc>
-        <w:tc>
-          <w:tcPr>
-            <w:tcW w:w="285" w:type="dxa"/>
-            <w:shd w:val="clear" w:color="auto" w:fill="FFFF00"/>
-          </w:tcPr>
-          <w:p>
-            <w:pPr>
-              <w:rPr>
-                <w:highlight w:val="yellow"/>
-              </w:rPr>
-            </w:pPr>
-          </w:p>
-        </w:tc>
-        <w:tc>
-          <w:tcPr>
-            <w:tcW w:w="264" w:type="dxa"/>
-            <w:shd w:val="clear" w:color="auto" w:fill="FFFF00"/>
-          </w:tcPr>
-          <w:p>
-            <w:pPr>
-              <w:rPr>
-                <w:highlight w:val="yellow"/>
-              </w:rPr>
-            </w:pPr>
-          </w:p>
-        </w:tc>
-        <w:tc>
-          <w:tcPr>
-            <w:tcW w:w="240" w:type="dxa"/>
-            <w:shd w:val="clear" w:color="auto" w:fill="FFFF00"/>
-          </w:tcPr>
-          <w:p>
-            <w:pPr>
-              <w:rPr>
-                <w:highlight w:val="yellow"/>
-              </w:rPr>
-            </w:pPr>
-          </w:p>
-        </w:tc>
-        <w:tc>
-          <w:tcPr>
-            <w:tcW w:w="285" w:type="dxa"/>
-            <w:shd w:val="clear" w:color="auto" w:fill="FFFF00"/>
-          </w:tcPr>
-          <w:p>
-            <w:pPr>
-              <w:rPr>
-                <w:highlight w:val="yellow"/>
-              </w:rPr>
-            </w:pPr>
-          </w:p>
-        </w:tc>
-        <w:tc>
-          <w:tcPr>
-            <w:tcW w:w="300" w:type="dxa"/>
-            <w:shd w:val="clear" w:color="auto" w:fill="FFFF00"/>
-          </w:tcPr>
-          <w:p>
-            <w:pPr>
-              <w:rPr>
-                <w:highlight w:val="yellow"/>
-              </w:rPr>
-            </w:pPr>
-          </w:p>
-        </w:tc>
-        <w:tc>
-          <w:tcPr>
-            <w:tcW w:w="309" w:type="dxa"/>
-            <w:shd w:val="clear" w:color="auto" w:fill="FFFF00"/>
-          </w:tcPr>
-          <w:p>
-            <w:pPr>
-              <w:rPr>
-                <w:highlight w:val="yellow"/>
-              </w:rPr>
-            </w:pPr>
-          </w:p>
-        </w:tc>
-        <w:tc>
-          <w:tcPr>
-            <w:tcW w:w="255" w:type="dxa"/>
-            <w:shd w:val="clear" w:color="auto" w:fill="FFFF00"/>
-          </w:tcPr>
-          <w:p>
-            <w:pPr>
-              <w:rPr>
-                <w:highlight w:val="yellow"/>
-              </w:rPr>
-            </w:pPr>
-          </w:p>
-        </w:tc>
-        <w:tc>
-          <w:tcPr>
-            <w:tcW w:w="312" w:type="dxa"/>
-            <w:shd w:val="clear" w:color="auto" w:fill="FFFF00"/>
-          </w:tcPr>
-          <w:p>
-            <w:pPr>
-              <w:rPr>
-                <w:highlight w:val="yellow"/>
-              </w:rPr>
-            </w:pPr>
-          </w:p>
-        </w:tc>
-        <w:tc>
-          <w:tcPr>
-            <w:tcW w:w="288" w:type="dxa"/>
-            <w:shd w:val="clear" w:color="auto" w:fill="FFFF00"/>
-          </w:tcPr>
-          <w:p>
-            <w:pPr>
-              <w:rPr>
-                <w:highlight w:val="yellow"/>
-              </w:rPr>
-            </w:pPr>
-          </w:p>
-        </w:tc>
-        <w:tc>
-          <w:tcPr>
-            <w:tcW w:w="279" w:type="dxa"/>
-            <w:shd w:val="clear" w:color="auto" w:fill="FFFF00"/>
-          </w:tcPr>
-          <w:p>
-            <w:pPr>
-              <w:rPr>
-                <w:highlight w:val="yellow"/>
-              </w:rPr>
-            </w:pPr>
-          </w:p>
-        </w:tc>
-        <w:tc>
-          <w:tcPr>
-            <w:tcW w:w="285" w:type="dxa"/>
-            <w:shd w:val="clear" w:color="auto" w:fill="FFFF00"/>
-          </w:tcPr>
-          <w:p>
-            <w:pPr>
-              <w:rPr>
-                <w:highlight w:val="yellow"/>
-              </w:rPr>
-            </w:pPr>
-          </w:p>
-        </w:tc>
-        <w:tc>
-          <w:tcPr>
-            <w:tcW w:w="300" w:type="dxa"/>
-          </w:tcPr>
-          <w:p/>
-        </w:tc>
-        <w:tc>
-          <w:tcPr>
-            <w:tcW w:w="270" w:type="dxa"/>
-          </w:tcPr>
-          <w:p/>
-        </w:tc>
-        <w:tc>
-          <w:tcPr>
-            <w:tcW w:w="279" w:type="dxa"/>
-          </w:tcPr>
-          <w:p/>
-        </w:tc>
-      </w:tr>
-    </w:tbl>
-    <w:p>
-      <w:pPr>
-        <w:pStyle w:val="Caption"/>
-        <w:keepNext/>
-      </w:pPr>
-    </w:p>
-    <w:p>
-      <w:pPr>
-        <w:pStyle w:val="Caption"/>
-        <w:jc w:val="center"/>
-      </w:pPr>
-      <w:bookmarkStart w:id="45" w:name="_Toc221910903"/>
-      <w:r>
-        <w:t xml:space="preserve">Figure </w:t>
-      </w:r>
-      <w:fldSimple w:instr=" SEQ Figure \* ARABIC ">
-        <w:r>
-          <w:rPr>
-            <w:noProof/>
-          </w:rPr>
-          <w:t>3</w:t>
-        </w:r>
-      </w:fldSimple>
-      <w:r>
-        <w:t>. Project Timeline Table</w:t>
-      </w:r>
-      <w:bookmarkEnd w:id="45"/>
-    </w:p>
-    <w:p>
-      <w:pPr>
-        <w:pStyle w:val="Heading1"/>
-        <w:rPr>
-          <w:rFonts w:ascii="Times New Roman" w:hAnsi="Times New Roman" w:cs="Times New Roman"/>
-        </w:rPr>
-      </w:pPr>
-      <w:bookmarkStart w:id="46" w:name="_Toc221911043"/>
-      <w:r>
-        <w:rPr>
-          <w:rFonts w:ascii="Times New Roman" w:hAnsi="Times New Roman" w:cs="Times New Roman"/>
-        </w:rPr>
-        <w:t>1</w:t>
-      </w:r>
-      <w:r>
-        <w:rPr>
-          <w:rFonts w:ascii="Times New Roman" w:hAnsi="Times New Roman" w:cs="Times New Roman"/>
-        </w:rPr>
-        <w:t>2</w:t>
-      </w:r>
-      <w:r>
-        <w:rPr>
-          <w:rFonts w:ascii="Times New Roman" w:hAnsi="Times New Roman" w:cs="Times New Roman"/>
-        </w:rPr>
-        <w:t xml:space="preserve"> </w:t>
-      </w:r>
-      <w:r>
-        <w:rPr>
-          <w:rFonts w:ascii="Times New Roman" w:hAnsi="Times New Roman" w:cs="Times New Roman"/>
-        </w:rPr>
-        <w:t>Inspiration</w:t>
-      </w:r>
-      <w:bookmarkEnd w:id="46"/>
-    </w:p>
-    <w:p/>
-    <w:p>
-      <w:pPr>
-        <w:jc w:val="both"/>
-      </w:pPr>
-      <w:r>
-        <w:t>Lack of an efficient real-time academic question and answer system and peer-support platform may lead to university students suffering in silence, particularly when they require speedy clarification on challenging issues. In many cases, students do not know where they can ask questions, are afraid to email lecturers, or feel afraid to request any assistance in front of the crowd. This may lead to support latency, lack of confidence and poor performance at school. This platform was also encouraged by other systems like Piazza</w:t>
-      </w:r>
-      <w:r>
-        <w:t xml:space="preserve"> (n.d.)</w:t>
-      </w:r>
-      <w:r>
-        <w:t>, which allows posting and answering of questions related to courses in a structured manner, and Profi.ru</w:t>
-      </w:r>
-      <w:r>
-        <w:t xml:space="preserve"> (n.d.)</w:t>
-      </w:r>
-      <w:r>
-        <w:t xml:space="preserve">, which will be linked with the appropriate tutor depending on the needs of the learners. When these concepts are </w:t>
-      </w:r>
-      <w:proofErr w:type="spellStart"/>
-      <w:r>
-        <w:t>realised</w:t>
-      </w:r>
-      <w:proofErr w:type="spellEnd"/>
-      <w:r>
-        <w:t xml:space="preserve"> into a peer tutoring system that targets universities, students may post questions and receive knowledgeable peers within a short period of time and </w:t>
-      </w:r>
-      <w:proofErr w:type="spellStart"/>
-      <w:r>
-        <w:t>organise</w:t>
-      </w:r>
-      <w:proofErr w:type="spellEnd"/>
-      <w:r>
-        <w:t xml:space="preserve"> their support by messaging and scheduling. Consequently, academic assistance is made more accessible, there is less response time, and the students are motivated to adopt positive help-seeking </w:t>
-      </w:r>
-      <w:proofErr w:type="spellStart"/>
-      <w:r>
-        <w:t>behaviour</w:t>
-      </w:r>
-      <w:proofErr w:type="spellEnd"/>
-      <w:r>
-        <w:t>, created by a friendly learning community.</w:t>
-      </w:r>
-    </w:p>
-    <w:p>
-      <w:pPr>
-        <w:jc w:val="both"/>
-      </w:pPr>
-    </w:p>
-    <w:p>
-      <w:pPr>
-        <w:jc w:val="both"/>
-      </w:pPr>
-    </w:p>
-    <w:p/>
-    <w:p>
-      <w:pPr>
-        <w:pStyle w:val="Heading1"/>
-      </w:pPr>
-    </w:p>
-    <w:p>
-      <w:pPr>
-        <w:pStyle w:val="Heading1"/>
-        <w:rPr>
-          <w:rFonts w:ascii="Times New Roman" w:hAnsi="Times New Roman" w:cs="Times New Roman"/>
-        </w:rPr>
-      </w:pPr>
-      <w:bookmarkStart w:id="47" w:name="_Toc221911044"/>
-      <w:r>
-        <w:rPr>
-          <w:rFonts w:ascii="Times New Roman" w:hAnsi="Times New Roman" w:cs="Times New Roman"/>
-        </w:rPr>
-        <w:t>1</w:t>
-      </w:r>
-      <w:r>
-        <w:rPr>
-          <w:rFonts w:ascii="Times New Roman" w:hAnsi="Times New Roman" w:cs="Times New Roman"/>
-        </w:rPr>
-        <w:t>3</w:t>
-      </w:r>
-      <w:r>
-        <w:rPr>
-          <w:rFonts w:ascii="Times New Roman" w:hAnsi="Times New Roman" w:cs="Times New Roman"/>
-        </w:rPr>
-        <w:t xml:space="preserve"> </w:t>
-      </w:r>
       <w:r>
         <w:rPr>
           <w:rFonts w:ascii="Times New Roman" w:hAnsi="Times New Roman" w:cs="Times New Roman"/>
         </w:rPr>
         <w:t>Reference List</w:t>
       </w:r>
-      <w:bookmarkEnd w:id="47"/>
+      <w:bookmarkEnd w:id="2"/>
     </w:p>
     <w:p/>
     <w:p>
@@ -9798,7 +1166,6 @@
         <w:pStyle w:val="NormalWeb"/>
       </w:pPr>
       <w:r>
-        <w:lastRenderedPageBreak/>
         <w:t xml:space="preserve">Cardenas, J.A., Harris, M.B. and Graham, S. (1991). Peer tutoring: Effects on academic achievement, motivation, and attitudes toward school. </w:t>
       </w:r>
       <w:r>
@@ -9942,7 +1309,7 @@
       <w:r>
         <w:t xml:space="preserve">, 44(1), pp. 183–200. </w:t>
       </w:r>
-      <w:hyperlink r:id="rId13" w:tgtFrame="_new" w:history="1">
+      <w:hyperlink r:id="rId11" w:tgtFrame="_new" w:history="1">
         <w:r>
           <w:rPr>
             <w:rStyle w:val="Hyperlink"/>
@@ -9979,6 +1346,7 @@
         <w:pStyle w:val="NormalWeb"/>
       </w:pPr>
       <w:r>
+        <w:lastRenderedPageBreak/>
         <w:t xml:space="preserve">Krause, K. and Coates, H. (2008). Students’ engagement in first-year university. </w:t>
       </w:r>
       <w:r>
@@ -10076,7 +1444,6 @@
       </w:pPr>
       <w:proofErr w:type="spellStart"/>
       <w:r>
-        <w:lastRenderedPageBreak/>
         <w:t>Podplota</w:t>
       </w:r>
       <w:proofErr w:type="spellEnd"/>
@@ -10111,7 +1478,7 @@
       <w:r>
         <w:t xml:space="preserve">. [online] Available: </w:t>
       </w:r>
-      <w:hyperlink r:id="rId14" w:tgtFrame="_new" w:history="1">
+      <w:hyperlink r:id="rId12" w:tgtFrame="_new" w:history="1">
         <w:r>
           <w:rPr>
             <w:rStyle w:val="Hyperlink"/>
@@ -10261,11 +1628,12 @@
           <w:rFonts w:ascii="Times New Roman" w:hAnsi="Times New Roman" w:cs="Times New Roman"/>
         </w:rPr>
       </w:pPr>
-      <w:bookmarkStart w:id="48" w:name="_Toc221911045"/>
+      <w:bookmarkStart w:id="3" w:name="_Toc223388857"/>
       <w:r>
         <w:rPr>
           <w:rFonts w:ascii="Times New Roman" w:hAnsi="Times New Roman" w:cs="Times New Roman"/>
         </w:rPr>
+        <w:lastRenderedPageBreak/>
         <w:t>14</w:t>
       </w:r>
       <w:r>
@@ -10280,7 +1648,7 @@
         </w:rPr>
         <w:t>Appendix</w:t>
       </w:r>
-      <w:bookmarkEnd w:id="48"/>
+      <w:bookmarkEnd w:id="3"/>
     </w:p>
     <w:sdt>
       <w:sdtPr>
@@ -10567,7 +1935,8 @@
     </w:sdt>
     <w:p/>
     <w:sectPr>
-      <w:footerReference w:type="default" r:id="rId15"/>
+      <w:footerReference w:type="even" r:id="rId13"/>
+      <w:footerReference w:type="default" r:id="rId14"/>
       <w:pgSz w:w="12240" w:h="15840"/>
       <w:pgMar w:top="1440" w:right="1440" w:bottom="1440" w:left="1440" w:header="0" w:footer="720" w:gutter="0"/>
       <w:cols w:space="720"/>
@@ -10599,88 +1968,218 @@
 
 <file path=word/footer1.xml><?xml version="1.0" encoding="utf-8"?>
 <w:ftr xmlns:wpc="http://schemas.microsoft.com/office/word/2010/wordprocessingCanvas" xmlns:cx="http://schemas.microsoft.com/office/drawing/2014/chartex" xmlns:cx1="http://schemas.microsoft.com/office/drawing/2015/9/8/chartex" xmlns:cx2="http://schemas.microsoft.com/office/drawing/2015/10/21/chartex" xmlns:cx3="http://schemas.microsoft.com/office/drawing/2016/5/9/chartex" xmlns:cx4="http://schemas.microsoft.com/office/drawing/2016/5/10/chartex" xmlns:cx5="http://schemas.microsoft.com/office/drawing/2016/5/11/chartex" xmlns:cx6="http://schemas.microsoft.com/office/drawing/2016/5/12/chartex" xmlns:cx7="http://schemas.microsoft.com/office/drawing/2016/5/13/chartex" xmlns:cx8="http://schemas.microsoft.com/office/drawing/2016/5/14/chartex" xmlns:mc="http://schemas.openxmlformats.org/markup-compatibility/2006" xmlns:aink="http://schemas.microsoft.com/office/drawing/2016/ink" xmlns:am3d="http://schemas.microsoft.com/office/drawing/2017/model3d" xmlns:o="urn:schemas-microsoft-com:office:office" xmlns:oel="http://schemas.microsoft.com/office/2019/extlst" xmlns:r="http://schemas.openxmlformats.org/officeDocument/2006/relationships" xmlns:m="http://schemas.openxmlformats.org/officeDocument/2006/math" xmlns:v="urn:schemas-microsoft-com:vml" xmlns:wp14="http://schemas.microsoft.com/office/word/2010/wordprocessingDrawing" xmlns:wp="http://schemas.openxmlformats.org/drawingml/2006/wordprocessingDrawing" xmlns:w10="urn:schemas-microsoft-com:office:word" xmlns:w="http://schemas.openxmlformats.org/wordprocessingml/2006/main" xmlns:w14="http://schemas.microsoft.com/office/word/2010/wordml" xmlns:w15="http://schemas.microsoft.com/office/word/2012/wordml" xmlns:w16cex="http://schemas.microsoft.com/office/word/2018/wordml/cex" xmlns:w16cid="http://schemas.microsoft.com/office/word/2016/wordml/cid" xmlns:w16="http://schemas.microsoft.com/office/word/2018/wordml" xmlns:w16du="http://schemas.microsoft.com/office/word/2023/wordml/word16du" xmlns:w16sdtdh="http://schemas.microsoft.com/office/word/2020/wordml/sdtdatahash" xmlns:w16sdtfl="http://schemas.microsoft.com/office/word/2024/wordml/sdtformatlock" xmlns:w16se="http://schemas.microsoft.com/office/word/2015/wordml/symex" xmlns:wpg="http://schemas.microsoft.com/office/word/2010/wordprocessingGroup" xmlns:wpi="http://schemas.microsoft.com/office/word/2010/wordprocessingInk" xmlns:wne="http://schemas.microsoft.com/office/word/2006/wordml" xmlns:wps="http://schemas.microsoft.com/office/word/2010/wordprocessingShape" mc:Ignorable="w14 w15 w16se w16cid w16 w16cex w16sdtdh w16sdtfl w16du wp14">
+  <w:sdt>
+    <w:sdtPr>
+      <w:rPr>
+        <w:rStyle w:val="PageNumber"/>
+      </w:rPr>
+      <w:id w:val="-2015596387"/>
+      <w:docPartObj>
+        <w:docPartGallery w:val="Page Numbers (Bottom of Page)"/>
+        <w:docPartUnique/>
+      </w:docPartObj>
+    </w:sdtPr>
+    <w:sdtContent>
+      <w:p>
+        <w:pPr>
+          <w:pStyle w:val="Footer"/>
+          <w:framePr w:wrap="none" w:vAnchor="text" w:hAnchor="margin" w:xAlign="center" w:y="1"/>
+          <w:rPr>
+            <w:rStyle w:val="PageNumber"/>
+          </w:rPr>
+        </w:pPr>
+        <w:r>
+          <w:rPr>
+            <w:rStyle w:val="PageNumber"/>
+          </w:rPr>
+          <w:fldChar w:fldCharType="begin"/>
+        </w:r>
+        <w:r>
+          <w:rPr>
+            <w:rStyle w:val="PageNumber"/>
+          </w:rPr>
+          <w:instrText xml:space="preserve"> PAGE </w:instrText>
+        </w:r>
+        <w:r>
+          <w:rPr>
+            <w:rStyle w:val="PageNumber"/>
+          </w:rPr>
+          <w:fldChar w:fldCharType="separate"/>
+        </w:r>
+        <w:r>
+          <w:rPr>
+            <w:rStyle w:val="PageNumber"/>
+          </w:rPr>
+          <w:fldChar w:fldCharType="end"/>
+        </w:r>
+      </w:p>
+    </w:sdtContent>
+  </w:sdt>
+  <w:sdt>
+    <w:sdtPr>
+      <w:rPr>
+        <w:rStyle w:val="PageNumber"/>
+      </w:rPr>
+      <w:id w:val="663208900"/>
+      <w:docPartObj>
+        <w:docPartGallery w:val="Page Numbers (Bottom of Page)"/>
+        <w:docPartUnique/>
+      </w:docPartObj>
+    </w:sdtPr>
+    <w:sdtContent>
+      <w:p>
+        <w:pPr>
+          <w:pStyle w:val="Footer"/>
+          <w:framePr w:wrap="none" w:vAnchor="text" w:hAnchor="margin" w:xAlign="right" w:y="1"/>
+          <w:rPr>
+            <w:rStyle w:val="PageNumber"/>
+          </w:rPr>
+        </w:pPr>
+        <w:r>
+          <w:rPr>
+            <w:rStyle w:val="PageNumber"/>
+          </w:rPr>
+          <w:fldChar w:fldCharType="begin"/>
+        </w:r>
+        <w:r>
+          <w:rPr>
+            <w:rStyle w:val="PageNumber"/>
+          </w:rPr>
+          <w:instrText xml:space="preserve"> PAGE </w:instrText>
+        </w:r>
+        <w:r>
+          <w:rPr>
+            <w:rStyle w:val="PageNumber"/>
+          </w:rPr>
+          <w:fldChar w:fldCharType="separate"/>
+        </w:r>
+        <w:r>
+          <w:rPr>
+            <w:rStyle w:val="PageNumber"/>
+          </w:rPr>
+          <w:fldChar w:fldCharType="end"/>
+        </w:r>
+      </w:p>
+    </w:sdtContent>
+  </w:sdt>
+  <w:sdt>
+    <w:sdtPr>
+      <w:rPr>
+        <w:rStyle w:val="PageNumber"/>
+      </w:rPr>
+      <w:id w:val="464622981"/>
+      <w:docPartObj>
+        <w:docPartGallery w:val="Page Numbers (Bottom of Page)"/>
+        <w:docPartUnique/>
+      </w:docPartObj>
+    </w:sdtPr>
+    <w:sdtContent>
+      <w:p>
+        <w:pPr>
+          <w:pStyle w:val="Footer"/>
+          <w:framePr w:wrap="none" w:vAnchor="text" w:hAnchor="margin" w:xAlign="right" w:y="1"/>
+          <w:ind w:right="360"/>
+          <w:rPr>
+            <w:rStyle w:val="PageNumber"/>
+          </w:rPr>
+        </w:pPr>
+        <w:r>
+          <w:rPr>
+            <w:rStyle w:val="PageNumber"/>
+          </w:rPr>
+          <w:fldChar w:fldCharType="begin"/>
+        </w:r>
+        <w:r>
+          <w:rPr>
+            <w:rStyle w:val="PageNumber"/>
+          </w:rPr>
+          <w:instrText xml:space="preserve"> PAGE </w:instrText>
+        </w:r>
+        <w:r>
+          <w:rPr>
+            <w:rStyle w:val="PageNumber"/>
+          </w:rPr>
+          <w:fldChar w:fldCharType="separate"/>
+        </w:r>
+        <w:r>
+          <w:rPr>
+            <w:rStyle w:val="PageNumber"/>
+          </w:rPr>
+          <w:fldChar w:fldCharType="end"/>
+        </w:r>
+      </w:p>
+    </w:sdtContent>
+  </w:sdt>
   <w:p>
     <w:pPr>
       <w:pStyle w:val="Footer"/>
-      <w:jc w:val="center"/>
-      <w:rPr>
-        <w:color w:val="156082" w:themeColor="accent1"/>
-      </w:rPr>
+      <w:ind w:right="360"/>
     </w:pPr>
-    <w:r>
-      <w:rPr>
-        <w:color w:val="156082" w:themeColor="accent1"/>
-      </w:rPr>
-      <w:t xml:space="preserve">Page </w:t>
-    </w:r>
-    <w:r>
-      <w:rPr>
-        <w:color w:val="156082" w:themeColor="accent1"/>
-      </w:rPr>
-      <w:fldChar w:fldCharType="begin"/>
-    </w:r>
-    <w:r>
-      <w:rPr>
-        <w:color w:val="156082" w:themeColor="accent1"/>
-      </w:rPr>
-      <w:instrText xml:space="preserve"> PAGE  \* Arabic  \* MERGEFORMAT </w:instrText>
-    </w:r>
-    <w:r>
-      <w:rPr>
-        <w:color w:val="156082" w:themeColor="accent1"/>
-      </w:rPr>
-      <w:fldChar w:fldCharType="separate"/>
-    </w:r>
-    <w:r>
-      <w:rPr>
-        <w:noProof/>
-        <w:color w:val="156082" w:themeColor="accent1"/>
-      </w:rPr>
-      <w:t>2</w:t>
-    </w:r>
-    <w:r>
-      <w:rPr>
-        <w:color w:val="156082" w:themeColor="accent1"/>
-      </w:rPr>
-      <w:fldChar w:fldCharType="end"/>
-    </w:r>
-    <w:r>
-      <w:rPr>
-        <w:color w:val="156082" w:themeColor="accent1"/>
-      </w:rPr>
-      <w:t xml:space="preserve"> of </w:t>
-    </w:r>
-    <w:r>
-      <w:rPr>
-        <w:color w:val="156082" w:themeColor="accent1"/>
-      </w:rPr>
-      <w:fldChar w:fldCharType="begin"/>
-    </w:r>
-    <w:r>
-      <w:rPr>
-        <w:color w:val="156082" w:themeColor="accent1"/>
-      </w:rPr>
-      <w:instrText xml:space="preserve"> NUMPAGES  \* Arabic  \* MERGEFORMAT </w:instrText>
-    </w:r>
-    <w:r>
-      <w:rPr>
-        <w:color w:val="156082" w:themeColor="accent1"/>
-      </w:rPr>
-      <w:fldChar w:fldCharType="separate"/>
-    </w:r>
-    <w:r>
-      <w:rPr>
-        <w:noProof/>
-        <w:color w:val="156082" w:themeColor="accent1"/>
-      </w:rPr>
-      <w:t>2</w:t>
-    </w:r>
-    <w:r>
-      <w:rPr>
-        <w:color w:val="156082" w:themeColor="accent1"/>
-      </w:rPr>
-      <w:fldChar w:fldCharType="end"/>
-    </w:r>
+  </w:p>
+</w:ftr>
+</file>
+
+<file path=word/footer2.xml><?xml version="1.0" encoding="utf-8"?>
+<w:ftr xmlns:wpc="http://schemas.microsoft.com/office/word/2010/wordprocessingCanvas" xmlns:cx="http://schemas.microsoft.com/office/drawing/2014/chartex" xmlns:cx1="http://schemas.microsoft.com/office/drawing/2015/9/8/chartex" xmlns:cx2="http://schemas.microsoft.com/office/drawing/2015/10/21/chartex" xmlns:cx3="http://schemas.microsoft.com/office/drawing/2016/5/9/chartex" xmlns:cx4="http://schemas.microsoft.com/office/drawing/2016/5/10/chartex" xmlns:cx5="http://schemas.microsoft.com/office/drawing/2016/5/11/chartex" xmlns:cx6="http://schemas.microsoft.com/office/drawing/2016/5/12/chartex" xmlns:cx7="http://schemas.microsoft.com/office/drawing/2016/5/13/chartex" xmlns:cx8="http://schemas.microsoft.com/office/drawing/2016/5/14/chartex" xmlns:mc="http://schemas.openxmlformats.org/markup-compatibility/2006" xmlns:aink="http://schemas.microsoft.com/office/drawing/2016/ink" xmlns:am3d="http://schemas.microsoft.com/office/drawing/2017/model3d" xmlns:o="urn:schemas-microsoft-com:office:office" xmlns:oel="http://schemas.microsoft.com/office/2019/extlst" xmlns:r="http://schemas.openxmlformats.org/officeDocument/2006/relationships" xmlns:m="http://schemas.openxmlformats.org/officeDocument/2006/math" xmlns:v="urn:schemas-microsoft-com:vml" xmlns:wp14="http://schemas.microsoft.com/office/word/2010/wordprocessingDrawing" xmlns:wp="http://schemas.openxmlformats.org/drawingml/2006/wordprocessingDrawing" xmlns:w10="urn:schemas-microsoft-com:office:word" xmlns:w="http://schemas.openxmlformats.org/wordprocessingml/2006/main" xmlns:w14="http://schemas.microsoft.com/office/word/2010/wordml" xmlns:w15="http://schemas.microsoft.com/office/word/2012/wordml" xmlns:w16cex="http://schemas.microsoft.com/office/word/2018/wordml/cex" xmlns:w16cid="http://schemas.microsoft.com/office/word/2016/wordml/cid" xmlns:w16="http://schemas.microsoft.com/office/word/2018/wordml" xmlns:w16du="http://schemas.microsoft.com/office/word/2023/wordml/word16du" xmlns:w16sdtdh="http://schemas.microsoft.com/office/word/2020/wordml/sdtdatahash" xmlns:w16sdtfl="http://schemas.microsoft.com/office/word/2024/wordml/sdtformatlock" xmlns:w16se="http://schemas.microsoft.com/office/word/2015/wordml/symex" xmlns:wpg="http://schemas.microsoft.com/office/word/2010/wordprocessingGroup" xmlns:wpi="http://schemas.microsoft.com/office/word/2010/wordprocessingInk" xmlns:wne="http://schemas.microsoft.com/office/word/2006/wordml" xmlns:wps="http://schemas.microsoft.com/office/word/2010/wordprocessingShape" mc:Ignorable="w14 w15 w16se w16cid w16 w16cex w16sdtdh w16sdtfl w16du wp14">
+  <w:sdt>
+    <w:sdtPr>
+      <w:rPr>
+        <w:rStyle w:val="PageNumber"/>
+      </w:rPr>
+      <w:id w:val="899868755"/>
+      <w:docPartObj>
+        <w:docPartGallery w:val="Page Numbers (Bottom of Page)"/>
+        <w:docPartUnique/>
+      </w:docPartObj>
+    </w:sdtPr>
+    <w:sdtContent>
+      <w:p>
+        <w:pPr>
+          <w:pStyle w:val="Footer"/>
+          <w:framePr w:wrap="none" w:vAnchor="text" w:hAnchor="margin" w:xAlign="center" w:y="1"/>
+          <w:rPr>
+            <w:rStyle w:val="PageNumber"/>
+          </w:rPr>
+        </w:pPr>
+        <w:r>
+          <w:rPr>
+            <w:rStyle w:val="PageNumber"/>
+          </w:rPr>
+          <w:fldChar w:fldCharType="begin"/>
+        </w:r>
+        <w:r>
+          <w:rPr>
+            <w:rStyle w:val="PageNumber"/>
+          </w:rPr>
+          <w:instrText xml:space="preserve"> PAGE </w:instrText>
+        </w:r>
+        <w:r>
+          <w:rPr>
+            <w:rStyle w:val="PageNumber"/>
+          </w:rPr>
+          <w:fldChar w:fldCharType="separate"/>
+        </w:r>
+        <w:r>
+          <w:rPr>
+            <w:rStyle w:val="PageNumber"/>
+            <w:noProof/>
+          </w:rPr>
+          <w:t>2</w:t>
+        </w:r>
+        <w:r>
+          <w:rPr>
+            <w:rStyle w:val="PageNumber"/>
+          </w:rPr>
+          <w:fldChar w:fldCharType="end"/>
+        </w:r>
+      </w:p>
+    </w:sdtContent>
+  </w:sdt>
+  <w:p>
+    <w:pPr>
+      <w:pStyle w:val="Footer"/>
+      <w:ind w:right="360"/>
+    </w:pPr>
   </w:p>
   <w:p>
     <w:pPr>
@@ -18382,6 +9881,40 @@
       <w:ind w:left="480"/>
     </w:pPr>
   </w:style>
+  <w:style w:type="paragraph" w:styleId="Header">
+    <w:name w:val="header"/>
+    <w:basedOn w:val="Normal"/>
+    <w:link w:val="HeaderChar"/>
+    <w:uiPriority w:val="99"/>
+    <w:unhideWhenUsed/>
+    <w:rsid w:val="001F6BC2"/>
+    <w:pPr>
+      <w:tabs>
+        <w:tab w:val="center" w:pos="4680"/>
+        <w:tab w:val="right" w:pos="9360"/>
+      </w:tabs>
+    </w:pPr>
+  </w:style>
+  <w:style w:type="character" w:customStyle="1" w:styleId="HeaderChar">
+    <w:name w:val="Header Char"/>
+    <w:basedOn w:val="DefaultParagraphFont"/>
+    <w:link w:val="Header"/>
+    <w:uiPriority w:val="99"/>
+    <w:rsid w:val="001F6BC2"/>
+    <w:rPr>
+      <w:rFonts w:ascii="Times New Roman" w:eastAsia="Times New Roman" w:hAnsi="Times New Roman" w:cs="Times New Roman"/>
+      <w:kern w:val="0"/>
+      <w14:ligatures w14:val="none"/>
+    </w:rPr>
+  </w:style>
+  <w:style w:type="character" w:styleId="PageNumber">
+    <w:name w:val="page number"/>
+    <w:basedOn w:val="DefaultParagraphFont"/>
+    <w:uiPriority w:val="99"/>
+    <w:semiHidden/>
+    <w:unhideWhenUsed/>
+    <w:rsid w:val="001F6BC2"/>
+  </w:style>
 </w:styles>
 </file>
 

--- a/docs/Rustamov Temur C00280204 Final Report.docx
+++ b/docs/Rustamov Temur C00280204 Final Report.docx
@@ -477,7 +477,7 @@
           <w:r>
             <w:fldChar w:fldCharType="separate"/>
           </w:r>
-          <w:hyperlink w:anchor="_Toc223388854" w:history="1">
+          <w:hyperlink w:anchor="_Toc223459336" w:history="1">
             <w:r>
               <w:rPr>
                 <w:rStyle w:val="Hyperlink"/>
@@ -526,7 +526,7 @@
                 <w:noProof/>
                 <w:webHidden/>
               </w:rPr>
-              <w:instrText xml:space="preserve"> PAGEREF _Toc223388854 \h </w:instrText>
+              <w:instrText xml:space="preserve"> PAGEREF _Toc223459336 \h </w:instrText>
             </w:r>
             <w:r>
               <w:rPr>
@@ -575,7 +575,7 @@
               <w14:ligatures w14:val="standardContextual"/>
             </w:rPr>
           </w:pPr>
-          <w:hyperlink w:anchor="_Toc223388855" w:history="1">
+          <w:hyperlink w:anchor="_Toc223459337" w:history="1">
             <w:r>
               <w:rPr>
                 <w:rStyle w:val="Hyperlink"/>
@@ -624,7 +624,7 @@
                 <w:noProof/>
                 <w:webHidden/>
               </w:rPr>
-              <w:instrText xml:space="preserve"> PAGEREF _Toc223388855 \h </w:instrText>
+              <w:instrText xml:space="preserve"> PAGEREF _Toc223459337 \h </w:instrText>
             </w:r>
             <w:r>
               <w:rPr>
@@ -645,6 +645,840 @@
                 <w:webHidden/>
               </w:rPr>
               <w:t>3</w:t>
+            </w:r>
+            <w:r>
+              <w:rPr>
+                <w:noProof/>
+                <w:webHidden/>
+              </w:rPr>
+              <w:fldChar w:fldCharType="end"/>
+            </w:r>
+          </w:hyperlink>
+        </w:p>
+        <w:p>
+          <w:pPr>
+            <w:pStyle w:val="TOC1"/>
+            <w:tabs>
+              <w:tab w:val="left" w:pos="480"/>
+              <w:tab w:val="right" w:leader="dot" w:pos="9350"/>
+            </w:tabs>
+            <w:rPr>
+              <w:rFonts w:eastAsiaTheme="minorEastAsia" w:cstheme="minorBidi"/>
+              <w:b w:val="0"/>
+              <w:bCs w:val="0"/>
+              <w:i w:val="0"/>
+              <w:iCs w:val="0"/>
+              <w:noProof/>
+              <w:kern w:val="2"/>
+              <w14:ligatures w14:val="standardContextual"/>
+            </w:rPr>
+          </w:pPr>
+          <w:hyperlink w:anchor="_Toc223459338" w:history="1">
+            <w:r>
+              <w:rPr>
+                <w:rStyle w:val="Hyperlink"/>
+                <w:rFonts w:ascii="Times New Roman" w:hAnsi="Times New Roman"/>
+                <w:noProof/>
+              </w:rPr>
+              <w:t>3.</w:t>
+            </w:r>
+            <w:r>
+              <w:rPr>
+                <w:rFonts w:eastAsiaTheme="minorEastAsia" w:cstheme="minorBidi"/>
+                <w:b w:val="0"/>
+                <w:bCs w:val="0"/>
+                <w:i w:val="0"/>
+                <w:iCs w:val="0"/>
+                <w:noProof/>
+                <w:kern w:val="2"/>
+                <w14:ligatures w14:val="standardContextual"/>
+              </w:rPr>
+              <w:tab/>
+            </w:r>
+            <w:r>
+              <w:rPr>
+                <w:rStyle w:val="Hyperlink"/>
+                <w:rFonts w:ascii="Times New Roman" w:hAnsi="Times New Roman"/>
+                <w:noProof/>
+              </w:rPr>
+              <w:t>Final System Overview</w:t>
+            </w:r>
+            <w:r>
+              <w:rPr>
+                <w:noProof/>
+                <w:webHidden/>
+              </w:rPr>
+              <w:tab/>
+            </w:r>
+            <w:r>
+              <w:rPr>
+                <w:noProof/>
+                <w:webHidden/>
+              </w:rPr>
+              <w:fldChar w:fldCharType="begin"/>
+            </w:r>
+            <w:r>
+              <w:rPr>
+                <w:noProof/>
+                <w:webHidden/>
+              </w:rPr>
+              <w:instrText xml:space="preserve"> PAGEREF _Toc223459338 \h </w:instrText>
+            </w:r>
+            <w:r>
+              <w:rPr>
+                <w:noProof/>
+                <w:webHidden/>
+              </w:rPr>
+            </w:r>
+            <w:r>
+              <w:rPr>
+                <w:noProof/>
+                <w:webHidden/>
+              </w:rPr>
+              <w:fldChar w:fldCharType="separate"/>
+            </w:r>
+            <w:r>
+              <w:rPr>
+                <w:noProof/>
+                <w:webHidden/>
+              </w:rPr>
+              <w:t>4</w:t>
+            </w:r>
+            <w:r>
+              <w:rPr>
+                <w:noProof/>
+                <w:webHidden/>
+              </w:rPr>
+              <w:fldChar w:fldCharType="end"/>
+            </w:r>
+          </w:hyperlink>
+        </w:p>
+        <w:p>
+          <w:pPr>
+            <w:pStyle w:val="TOC2"/>
+            <w:tabs>
+              <w:tab w:val="left" w:pos="960"/>
+              <w:tab w:val="right" w:leader="dot" w:pos="9350"/>
+            </w:tabs>
+            <w:rPr>
+              <w:rFonts w:asciiTheme="minorHAnsi" w:eastAsiaTheme="minorEastAsia" w:hAnsiTheme="minorHAnsi" w:cstheme="minorBidi"/>
+              <w:noProof/>
+              <w:kern w:val="2"/>
+              <w14:ligatures w14:val="standardContextual"/>
+            </w:rPr>
+          </w:pPr>
+          <w:hyperlink w:anchor="_Toc223459339" w:history="1">
+            <w:r>
+              <w:rPr>
+                <w:rStyle w:val="Hyperlink"/>
+                <w:b/>
+                <w:bCs/>
+                <w:noProof/>
+              </w:rPr>
+              <w:t>3.1</w:t>
+            </w:r>
+            <w:r>
+              <w:rPr>
+                <w:rFonts w:asciiTheme="minorHAnsi" w:eastAsiaTheme="minorEastAsia" w:hAnsiTheme="minorHAnsi" w:cstheme="minorBidi"/>
+                <w:noProof/>
+                <w:kern w:val="2"/>
+                <w14:ligatures w14:val="standardContextual"/>
+              </w:rPr>
+              <w:tab/>
+            </w:r>
+            <w:r>
+              <w:rPr>
+                <w:rStyle w:val="Hyperlink"/>
+                <w:b/>
+                <w:bCs/>
+                <w:noProof/>
+              </w:rPr>
+              <w:t>System Architecture</w:t>
+            </w:r>
+            <w:r>
+              <w:rPr>
+                <w:noProof/>
+                <w:webHidden/>
+              </w:rPr>
+              <w:tab/>
+            </w:r>
+            <w:r>
+              <w:rPr>
+                <w:noProof/>
+                <w:webHidden/>
+              </w:rPr>
+              <w:fldChar w:fldCharType="begin"/>
+            </w:r>
+            <w:r>
+              <w:rPr>
+                <w:noProof/>
+                <w:webHidden/>
+              </w:rPr>
+              <w:instrText xml:space="preserve"> PAGEREF _Toc223459339 \h </w:instrText>
+            </w:r>
+            <w:r>
+              <w:rPr>
+                <w:noProof/>
+                <w:webHidden/>
+              </w:rPr>
+            </w:r>
+            <w:r>
+              <w:rPr>
+                <w:noProof/>
+                <w:webHidden/>
+              </w:rPr>
+              <w:fldChar w:fldCharType="separate"/>
+            </w:r>
+            <w:r>
+              <w:rPr>
+                <w:noProof/>
+                <w:webHidden/>
+              </w:rPr>
+              <w:t>4</w:t>
+            </w:r>
+            <w:r>
+              <w:rPr>
+                <w:noProof/>
+                <w:webHidden/>
+              </w:rPr>
+              <w:fldChar w:fldCharType="end"/>
+            </w:r>
+          </w:hyperlink>
+        </w:p>
+        <w:p>
+          <w:pPr>
+            <w:pStyle w:val="TOC2"/>
+            <w:tabs>
+              <w:tab w:val="left" w:pos="960"/>
+              <w:tab w:val="right" w:leader="dot" w:pos="9350"/>
+            </w:tabs>
+            <w:rPr>
+              <w:rFonts w:asciiTheme="minorHAnsi" w:eastAsiaTheme="minorEastAsia" w:hAnsiTheme="minorHAnsi" w:cstheme="minorBidi"/>
+              <w:noProof/>
+              <w:kern w:val="2"/>
+              <w14:ligatures w14:val="standardContextual"/>
+            </w:rPr>
+          </w:pPr>
+          <w:hyperlink w:anchor="_Toc223459340" w:history="1">
+            <w:r>
+              <w:rPr>
+                <w:rStyle w:val="Hyperlink"/>
+                <w:b/>
+                <w:bCs/>
+                <w:noProof/>
+              </w:rPr>
+              <w:t>3.2</w:t>
+            </w:r>
+            <w:r>
+              <w:rPr>
+                <w:rFonts w:asciiTheme="minorHAnsi" w:eastAsiaTheme="minorEastAsia" w:hAnsiTheme="minorHAnsi" w:cstheme="minorBidi"/>
+                <w:noProof/>
+                <w:kern w:val="2"/>
+                <w14:ligatures w14:val="standardContextual"/>
+              </w:rPr>
+              <w:tab/>
+            </w:r>
+            <w:r>
+              <w:rPr>
+                <w:rStyle w:val="Hyperlink"/>
+                <w:b/>
+                <w:bCs/>
+                <w:noProof/>
+              </w:rPr>
+              <w:t>Core Functional Components</w:t>
+            </w:r>
+            <w:r>
+              <w:rPr>
+                <w:noProof/>
+                <w:webHidden/>
+              </w:rPr>
+              <w:tab/>
+            </w:r>
+            <w:r>
+              <w:rPr>
+                <w:noProof/>
+                <w:webHidden/>
+              </w:rPr>
+              <w:fldChar w:fldCharType="begin"/>
+            </w:r>
+            <w:r>
+              <w:rPr>
+                <w:noProof/>
+                <w:webHidden/>
+              </w:rPr>
+              <w:instrText xml:space="preserve"> PAGEREF _Toc223459340 \h </w:instrText>
+            </w:r>
+            <w:r>
+              <w:rPr>
+                <w:noProof/>
+                <w:webHidden/>
+              </w:rPr>
+            </w:r>
+            <w:r>
+              <w:rPr>
+                <w:noProof/>
+                <w:webHidden/>
+              </w:rPr>
+              <w:fldChar w:fldCharType="separate"/>
+            </w:r>
+            <w:r>
+              <w:rPr>
+                <w:noProof/>
+                <w:webHidden/>
+              </w:rPr>
+              <w:t>4</w:t>
+            </w:r>
+            <w:r>
+              <w:rPr>
+                <w:noProof/>
+                <w:webHidden/>
+              </w:rPr>
+              <w:fldChar w:fldCharType="end"/>
+            </w:r>
+          </w:hyperlink>
+        </w:p>
+        <w:p>
+          <w:pPr>
+            <w:pStyle w:val="TOC2"/>
+            <w:tabs>
+              <w:tab w:val="left" w:pos="1200"/>
+              <w:tab w:val="right" w:leader="dot" w:pos="9350"/>
+            </w:tabs>
+            <w:rPr>
+              <w:rFonts w:asciiTheme="minorHAnsi" w:eastAsiaTheme="minorEastAsia" w:hAnsiTheme="minorHAnsi" w:cstheme="minorBidi"/>
+              <w:noProof/>
+              <w:kern w:val="2"/>
+              <w14:ligatures w14:val="standardContextual"/>
+            </w:rPr>
+          </w:pPr>
+          <w:hyperlink w:anchor="_Toc223459341" w:history="1">
+            <w:r>
+              <w:rPr>
+                <w:rStyle w:val="Hyperlink"/>
+                <w:b/>
+                <w:bCs/>
+                <w:noProof/>
+              </w:rPr>
+              <w:t>3.2.1</w:t>
+            </w:r>
+            <w:r>
+              <w:rPr>
+                <w:rFonts w:asciiTheme="minorHAnsi" w:eastAsiaTheme="minorEastAsia" w:hAnsiTheme="minorHAnsi" w:cstheme="minorBidi"/>
+                <w:noProof/>
+                <w:kern w:val="2"/>
+                <w14:ligatures w14:val="standardContextual"/>
+              </w:rPr>
+              <w:tab/>
+            </w:r>
+            <w:r>
+              <w:rPr>
+                <w:rStyle w:val="Hyperlink"/>
+                <w:b/>
+                <w:bCs/>
+                <w:noProof/>
+              </w:rPr>
+              <w:t>Authentication and User Management</w:t>
+            </w:r>
+            <w:r>
+              <w:rPr>
+                <w:noProof/>
+                <w:webHidden/>
+              </w:rPr>
+              <w:tab/>
+            </w:r>
+            <w:r>
+              <w:rPr>
+                <w:noProof/>
+                <w:webHidden/>
+              </w:rPr>
+              <w:fldChar w:fldCharType="begin"/>
+            </w:r>
+            <w:r>
+              <w:rPr>
+                <w:noProof/>
+                <w:webHidden/>
+              </w:rPr>
+              <w:instrText xml:space="preserve"> PAGEREF _Toc223459341 \h </w:instrText>
+            </w:r>
+            <w:r>
+              <w:rPr>
+                <w:noProof/>
+                <w:webHidden/>
+              </w:rPr>
+            </w:r>
+            <w:r>
+              <w:rPr>
+                <w:noProof/>
+                <w:webHidden/>
+              </w:rPr>
+              <w:fldChar w:fldCharType="separate"/>
+            </w:r>
+            <w:r>
+              <w:rPr>
+                <w:noProof/>
+                <w:webHidden/>
+              </w:rPr>
+              <w:t>4</w:t>
+            </w:r>
+            <w:r>
+              <w:rPr>
+                <w:noProof/>
+                <w:webHidden/>
+              </w:rPr>
+              <w:fldChar w:fldCharType="end"/>
+            </w:r>
+          </w:hyperlink>
+        </w:p>
+        <w:p>
+          <w:pPr>
+            <w:pStyle w:val="TOC2"/>
+            <w:tabs>
+              <w:tab w:val="left" w:pos="1200"/>
+              <w:tab w:val="right" w:leader="dot" w:pos="9350"/>
+            </w:tabs>
+            <w:rPr>
+              <w:rFonts w:asciiTheme="minorHAnsi" w:eastAsiaTheme="minorEastAsia" w:hAnsiTheme="minorHAnsi" w:cstheme="minorBidi"/>
+              <w:noProof/>
+              <w:kern w:val="2"/>
+              <w14:ligatures w14:val="standardContextual"/>
+            </w:rPr>
+          </w:pPr>
+          <w:hyperlink w:anchor="_Toc223459342" w:history="1">
+            <w:r>
+              <w:rPr>
+                <w:rStyle w:val="Hyperlink"/>
+                <w:b/>
+                <w:bCs/>
+                <w:noProof/>
+              </w:rPr>
+              <w:t>3.2.3</w:t>
+            </w:r>
+            <w:r>
+              <w:rPr>
+                <w:rFonts w:asciiTheme="minorHAnsi" w:eastAsiaTheme="minorEastAsia" w:hAnsiTheme="minorHAnsi" w:cstheme="minorBidi"/>
+                <w:noProof/>
+                <w:kern w:val="2"/>
+                <w14:ligatures w14:val="standardContextual"/>
+              </w:rPr>
+              <w:tab/>
+            </w:r>
+            <w:r>
+              <w:rPr>
+                <w:rStyle w:val="Hyperlink"/>
+                <w:b/>
+                <w:bCs/>
+                <w:noProof/>
+              </w:rPr>
+              <w:t>Messaging System</w:t>
+            </w:r>
+            <w:r>
+              <w:rPr>
+                <w:noProof/>
+                <w:webHidden/>
+              </w:rPr>
+              <w:tab/>
+            </w:r>
+            <w:r>
+              <w:rPr>
+                <w:noProof/>
+                <w:webHidden/>
+              </w:rPr>
+              <w:fldChar w:fldCharType="begin"/>
+            </w:r>
+            <w:r>
+              <w:rPr>
+                <w:noProof/>
+                <w:webHidden/>
+              </w:rPr>
+              <w:instrText xml:space="preserve"> PAGEREF _Toc223459342 \h </w:instrText>
+            </w:r>
+            <w:r>
+              <w:rPr>
+                <w:noProof/>
+                <w:webHidden/>
+              </w:rPr>
+            </w:r>
+            <w:r>
+              <w:rPr>
+                <w:noProof/>
+                <w:webHidden/>
+              </w:rPr>
+              <w:fldChar w:fldCharType="separate"/>
+            </w:r>
+            <w:r>
+              <w:rPr>
+                <w:noProof/>
+                <w:webHidden/>
+              </w:rPr>
+              <w:t>5</w:t>
+            </w:r>
+            <w:r>
+              <w:rPr>
+                <w:noProof/>
+                <w:webHidden/>
+              </w:rPr>
+              <w:fldChar w:fldCharType="end"/>
+            </w:r>
+          </w:hyperlink>
+        </w:p>
+        <w:p>
+          <w:pPr>
+            <w:pStyle w:val="TOC2"/>
+            <w:tabs>
+              <w:tab w:val="left" w:pos="1200"/>
+              <w:tab w:val="right" w:leader="dot" w:pos="9350"/>
+            </w:tabs>
+            <w:rPr>
+              <w:rFonts w:asciiTheme="minorHAnsi" w:eastAsiaTheme="minorEastAsia" w:hAnsiTheme="minorHAnsi" w:cstheme="minorBidi"/>
+              <w:noProof/>
+              <w:kern w:val="2"/>
+              <w14:ligatures w14:val="standardContextual"/>
+            </w:rPr>
+          </w:pPr>
+          <w:hyperlink w:anchor="_Toc223459343" w:history="1">
+            <w:r>
+              <w:rPr>
+                <w:rStyle w:val="Hyperlink"/>
+                <w:b/>
+                <w:bCs/>
+                <w:noProof/>
+              </w:rPr>
+              <w:t>3.2.4</w:t>
+            </w:r>
+            <w:r>
+              <w:rPr>
+                <w:rFonts w:asciiTheme="minorHAnsi" w:eastAsiaTheme="minorEastAsia" w:hAnsiTheme="minorHAnsi" w:cstheme="minorBidi"/>
+                <w:noProof/>
+                <w:kern w:val="2"/>
+                <w14:ligatures w14:val="standardContextual"/>
+              </w:rPr>
+              <w:tab/>
+            </w:r>
+            <w:r>
+              <w:rPr>
+                <w:rStyle w:val="Hyperlink"/>
+                <w:b/>
+                <w:bCs/>
+                <w:noProof/>
+              </w:rPr>
+              <w:t>Scheduling and Meetings</w:t>
+            </w:r>
+            <w:r>
+              <w:rPr>
+                <w:noProof/>
+                <w:webHidden/>
+              </w:rPr>
+              <w:tab/>
+            </w:r>
+            <w:r>
+              <w:rPr>
+                <w:noProof/>
+                <w:webHidden/>
+              </w:rPr>
+              <w:fldChar w:fldCharType="begin"/>
+            </w:r>
+            <w:r>
+              <w:rPr>
+                <w:noProof/>
+                <w:webHidden/>
+              </w:rPr>
+              <w:instrText xml:space="preserve"> PAGEREF _Toc223459343 \h </w:instrText>
+            </w:r>
+            <w:r>
+              <w:rPr>
+                <w:noProof/>
+                <w:webHidden/>
+              </w:rPr>
+            </w:r>
+            <w:r>
+              <w:rPr>
+                <w:noProof/>
+                <w:webHidden/>
+              </w:rPr>
+              <w:fldChar w:fldCharType="separate"/>
+            </w:r>
+            <w:r>
+              <w:rPr>
+                <w:noProof/>
+                <w:webHidden/>
+              </w:rPr>
+              <w:t>5</w:t>
+            </w:r>
+            <w:r>
+              <w:rPr>
+                <w:noProof/>
+                <w:webHidden/>
+              </w:rPr>
+              <w:fldChar w:fldCharType="end"/>
+            </w:r>
+          </w:hyperlink>
+        </w:p>
+        <w:p>
+          <w:pPr>
+            <w:pStyle w:val="TOC2"/>
+            <w:tabs>
+              <w:tab w:val="left" w:pos="1200"/>
+              <w:tab w:val="right" w:leader="dot" w:pos="9350"/>
+            </w:tabs>
+            <w:rPr>
+              <w:rFonts w:asciiTheme="minorHAnsi" w:eastAsiaTheme="minorEastAsia" w:hAnsiTheme="minorHAnsi" w:cstheme="minorBidi"/>
+              <w:noProof/>
+              <w:kern w:val="2"/>
+              <w14:ligatures w14:val="standardContextual"/>
+            </w:rPr>
+          </w:pPr>
+          <w:hyperlink w:anchor="_Toc223459344" w:history="1">
+            <w:r>
+              <w:rPr>
+                <w:rStyle w:val="Hyperlink"/>
+                <w:b/>
+                <w:bCs/>
+                <w:noProof/>
+              </w:rPr>
+              <w:t>3.2.5</w:t>
+            </w:r>
+            <w:r>
+              <w:rPr>
+                <w:rFonts w:asciiTheme="minorHAnsi" w:eastAsiaTheme="minorEastAsia" w:hAnsiTheme="minorHAnsi" w:cstheme="minorBidi"/>
+                <w:noProof/>
+                <w:kern w:val="2"/>
+                <w14:ligatures w14:val="standardContextual"/>
+              </w:rPr>
+              <w:tab/>
+            </w:r>
+            <w:r>
+              <w:rPr>
+                <w:rStyle w:val="Hyperlink"/>
+                <w:b/>
+                <w:bCs/>
+                <w:noProof/>
+              </w:rPr>
+              <w:t>Rating and Gamification</w:t>
+            </w:r>
+            <w:r>
+              <w:rPr>
+                <w:noProof/>
+                <w:webHidden/>
+              </w:rPr>
+              <w:tab/>
+            </w:r>
+            <w:r>
+              <w:rPr>
+                <w:noProof/>
+                <w:webHidden/>
+              </w:rPr>
+              <w:fldChar w:fldCharType="begin"/>
+            </w:r>
+            <w:r>
+              <w:rPr>
+                <w:noProof/>
+                <w:webHidden/>
+              </w:rPr>
+              <w:instrText xml:space="preserve"> PAGEREF _Toc223459344 \h </w:instrText>
+            </w:r>
+            <w:r>
+              <w:rPr>
+                <w:noProof/>
+                <w:webHidden/>
+              </w:rPr>
+            </w:r>
+            <w:r>
+              <w:rPr>
+                <w:noProof/>
+                <w:webHidden/>
+              </w:rPr>
+              <w:fldChar w:fldCharType="separate"/>
+            </w:r>
+            <w:r>
+              <w:rPr>
+                <w:noProof/>
+                <w:webHidden/>
+              </w:rPr>
+              <w:t>5</w:t>
+            </w:r>
+            <w:r>
+              <w:rPr>
+                <w:noProof/>
+                <w:webHidden/>
+              </w:rPr>
+              <w:fldChar w:fldCharType="end"/>
+            </w:r>
+          </w:hyperlink>
+        </w:p>
+        <w:p>
+          <w:pPr>
+            <w:pStyle w:val="TOC2"/>
+            <w:tabs>
+              <w:tab w:val="left" w:pos="1200"/>
+              <w:tab w:val="right" w:leader="dot" w:pos="9350"/>
+            </w:tabs>
+            <w:rPr>
+              <w:rFonts w:asciiTheme="minorHAnsi" w:eastAsiaTheme="minorEastAsia" w:hAnsiTheme="minorHAnsi" w:cstheme="minorBidi"/>
+              <w:noProof/>
+              <w:kern w:val="2"/>
+              <w14:ligatures w14:val="standardContextual"/>
+            </w:rPr>
+          </w:pPr>
+          <w:hyperlink w:anchor="_Toc223459345" w:history="1">
+            <w:r>
+              <w:rPr>
+                <w:rStyle w:val="Hyperlink"/>
+                <w:b/>
+                <w:bCs/>
+                <w:noProof/>
+              </w:rPr>
+              <w:t>3.2.6</w:t>
+            </w:r>
+            <w:r>
+              <w:rPr>
+                <w:rFonts w:asciiTheme="minorHAnsi" w:eastAsiaTheme="minorEastAsia" w:hAnsiTheme="minorHAnsi" w:cstheme="minorBidi"/>
+                <w:noProof/>
+                <w:kern w:val="2"/>
+                <w14:ligatures w14:val="standardContextual"/>
+              </w:rPr>
+              <w:tab/>
+            </w:r>
+            <w:r>
+              <w:rPr>
+                <w:rStyle w:val="Hyperlink"/>
+                <w:b/>
+                <w:bCs/>
+                <w:noProof/>
+              </w:rPr>
+              <w:t>Administration</w:t>
+            </w:r>
+            <w:r>
+              <w:rPr>
+                <w:noProof/>
+                <w:webHidden/>
+              </w:rPr>
+              <w:tab/>
+            </w:r>
+            <w:r>
+              <w:rPr>
+                <w:noProof/>
+                <w:webHidden/>
+              </w:rPr>
+              <w:fldChar w:fldCharType="begin"/>
+            </w:r>
+            <w:r>
+              <w:rPr>
+                <w:noProof/>
+                <w:webHidden/>
+              </w:rPr>
+              <w:instrText xml:space="preserve"> PAGEREF _Toc223459345 \h </w:instrText>
+            </w:r>
+            <w:r>
+              <w:rPr>
+                <w:noProof/>
+                <w:webHidden/>
+              </w:rPr>
+            </w:r>
+            <w:r>
+              <w:rPr>
+                <w:noProof/>
+                <w:webHidden/>
+              </w:rPr>
+              <w:fldChar w:fldCharType="separate"/>
+            </w:r>
+            <w:r>
+              <w:rPr>
+                <w:noProof/>
+                <w:webHidden/>
+              </w:rPr>
+              <w:t>5</w:t>
+            </w:r>
+            <w:r>
+              <w:rPr>
+                <w:noProof/>
+                <w:webHidden/>
+              </w:rPr>
+              <w:fldChar w:fldCharType="end"/>
+            </w:r>
+          </w:hyperlink>
+        </w:p>
+        <w:p>
+          <w:pPr>
+            <w:pStyle w:val="TOC2"/>
+            <w:tabs>
+              <w:tab w:val="left" w:pos="960"/>
+              <w:tab w:val="right" w:leader="dot" w:pos="9350"/>
+            </w:tabs>
+            <w:rPr>
+              <w:rFonts w:asciiTheme="minorHAnsi" w:eastAsiaTheme="minorEastAsia" w:hAnsiTheme="minorHAnsi" w:cstheme="minorBidi"/>
+              <w:noProof/>
+              <w:kern w:val="2"/>
+              <w14:ligatures w14:val="standardContextual"/>
+            </w:rPr>
+          </w:pPr>
+          <w:hyperlink w:anchor="_Toc223459346" w:history="1">
+            <w:r>
+              <w:rPr>
+                <w:rStyle w:val="Hyperlink"/>
+                <w:b/>
+                <w:bCs/>
+                <w:noProof/>
+              </w:rPr>
+              <w:t>3.3</w:t>
+            </w:r>
+            <w:r>
+              <w:rPr>
+                <w:rFonts w:asciiTheme="minorHAnsi" w:eastAsiaTheme="minorEastAsia" w:hAnsiTheme="minorHAnsi" w:cstheme="minorBidi"/>
+                <w:noProof/>
+                <w:kern w:val="2"/>
+                <w14:ligatures w14:val="standardContextual"/>
+              </w:rPr>
+              <w:tab/>
+            </w:r>
+            <w:r>
+              <w:rPr>
+                <w:rStyle w:val="Hyperlink"/>
+                <w:b/>
+                <w:bCs/>
+                <w:noProof/>
+              </w:rPr>
+              <w:t>System Deployment Overview</w:t>
+            </w:r>
+            <w:r>
+              <w:rPr>
+                <w:noProof/>
+                <w:webHidden/>
+              </w:rPr>
+              <w:tab/>
+            </w:r>
+            <w:r>
+              <w:rPr>
+                <w:noProof/>
+                <w:webHidden/>
+              </w:rPr>
+              <w:fldChar w:fldCharType="begin"/>
+            </w:r>
+            <w:r>
+              <w:rPr>
+                <w:noProof/>
+                <w:webHidden/>
+              </w:rPr>
+              <w:instrText xml:space="preserve"> PAGEREF _Toc223459346 \h </w:instrText>
+            </w:r>
+            <w:r>
+              <w:rPr>
+                <w:noProof/>
+                <w:webHidden/>
+              </w:rPr>
+            </w:r>
+            <w:r>
+              <w:rPr>
+                <w:noProof/>
+                <w:webHidden/>
+              </w:rPr>
+              <w:fldChar w:fldCharType="separate"/>
+            </w:r>
+            <w:r>
+              <w:rPr>
+                <w:noProof/>
+                <w:webHidden/>
+              </w:rPr>
+              <w:t>5</w:t>
             </w:r>
             <w:r>
               <w:rPr>
@@ -672,7 +1506,7 @@
               <w14:ligatures w14:val="standardContextual"/>
             </w:rPr>
           </w:pPr>
-          <w:hyperlink w:anchor="_Toc223388856" w:history="1">
+          <w:hyperlink w:anchor="_Toc223459347" w:history="1">
             <w:r>
               <w:rPr>
                 <w:rStyle w:val="Hyperlink"/>
@@ -700,7 +1534,7 @@
                 <w:noProof/>
                 <w:webHidden/>
               </w:rPr>
-              <w:instrText xml:space="preserve"> PAGEREF _Toc223388856 \h </w:instrText>
+              <w:instrText xml:space="preserve"> PAGEREF _Toc223459347 \h </w:instrText>
             </w:r>
             <w:r>
               <w:rPr>
@@ -720,7 +1554,7 @@
                 <w:noProof/>
                 <w:webHidden/>
               </w:rPr>
-              <w:t>4</w:t>
+              <w:t>5</w:t>
             </w:r>
             <w:r>
               <w:rPr>
@@ -748,7 +1582,7 @@
               <w14:ligatures w14:val="standardContextual"/>
             </w:rPr>
           </w:pPr>
-          <w:hyperlink w:anchor="_Toc223388857" w:history="1">
+          <w:hyperlink w:anchor="_Toc223459348" w:history="1">
             <w:r>
               <w:rPr>
                 <w:rStyle w:val="Hyperlink"/>
@@ -776,7 +1610,7 @@
                 <w:noProof/>
                 <w:webHidden/>
               </w:rPr>
-              <w:instrText xml:space="preserve"> PAGEREF _Toc223388857 \h </w:instrText>
+              <w:instrText xml:space="preserve"> PAGEREF _Toc223459348 \h </w:instrText>
             </w:r>
             <w:r>
               <w:rPr>
@@ -796,7 +1630,7 @@
                 <w:noProof/>
                 <w:webHidden/>
               </w:rPr>
-              <w:t>6</w:t>
+              <w:t>7</w:t>
             </w:r>
             <w:r>
               <w:rPr>
@@ -875,7 +1709,7 @@
           <w:szCs w:val="32"/>
         </w:rPr>
       </w:pPr>
-      <w:bookmarkStart w:id="0" w:name="_Toc223388854"/>
+      <w:bookmarkStart w:id="0" w:name="_Toc223459336"/>
       <w:r>
         <w:rPr>
           <w:rFonts w:ascii="Times New Roman" w:hAnsi="Times New Roman" w:cs="Times New Roman"/>
@@ -930,7 +1764,7 @@
           <w:szCs w:val="32"/>
         </w:rPr>
       </w:pPr>
-      <w:bookmarkStart w:id="1" w:name="_Toc223388855"/>
+      <w:bookmarkStart w:id="1" w:name="_Toc223459337"/>
       <w:r>
         <w:rPr>
           <w:rFonts w:ascii="Times New Roman" w:hAnsi="Times New Roman" w:cs="Times New Roman"/>
@@ -1055,12 +1889,13 @@
     <w:p/>
     <w:p>
       <w:pPr>
-        <w:pStyle w:val="ListParagraph"/>
+        <w:pStyle w:val="Heading1"/>
         <w:numPr>
           <w:ilvl w:val="0"/>
           <w:numId w:val="48"/>
         </w:numPr>
         <w:rPr>
+          <w:rFonts w:ascii="Times New Roman" w:hAnsi="Times New Roman" w:cs="Times New Roman"/>
           <w:b/>
           <w:bCs/>
           <w:color w:val="000000" w:themeColor="text1"/>
@@ -1068,8 +1903,10 @@
           <w:szCs w:val="32"/>
         </w:rPr>
       </w:pPr>
+      <w:bookmarkStart w:id="2" w:name="_Toc223459338"/>
       <w:r>
         <w:rPr>
+          <w:rFonts w:ascii="Times New Roman" w:hAnsi="Times New Roman" w:cs="Times New Roman"/>
           <w:b/>
           <w:bCs/>
           <w:color w:val="000000" w:themeColor="text1"/>
@@ -1079,12 +1916,524 @@
         <w:lastRenderedPageBreak/>
         <w:t>Final System Overview</w:t>
       </w:r>
+      <w:bookmarkEnd w:id="2"/>
     </w:p>
     <w:p>
       <w:pPr>
-        <w:pStyle w:val="Heading1"/>
+        <w:rPr>
+          <w:b/>
+          <w:bCs/>
+          <w:color w:val="000000" w:themeColor="text1"/>
+          <w:sz w:val="32"/>
+          <w:szCs w:val="32"/>
+        </w:rPr>
       </w:pPr>
     </w:p>
+    <w:p>
+      <w:pPr>
+        <w:jc w:val="both"/>
+        <w:rPr>
+          <w:color w:val="000000" w:themeColor="text1"/>
+        </w:rPr>
+      </w:pPr>
+      <w:r>
+        <w:rPr>
+          <w:color w:val="000000" w:themeColor="text1"/>
+        </w:rPr>
+        <w:t>This section outlines an overview of the final implemented system. It outlines the architectural structure, core functional components, deployment configuration of Peer Tutoring Platform. The purpose of this section is to describe the system at a high level before going into details of implementation decisions in the further technical sections.</w:t>
+      </w:r>
+    </w:p>
+    <w:p>
+      <w:pPr>
+        <w:rPr>
+          <w:color w:val="000000" w:themeColor="text1"/>
+        </w:rPr>
+      </w:pPr>
+    </w:p>
+    <w:p>
+      <w:pPr>
+        <w:pStyle w:val="Heading2"/>
+        <w:numPr>
+          <w:ilvl w:val="1"/>
+          <w:numId w:val="48"/>
+        </w:numPr>
+        <w:rPr>
+          <w:rFonts w:ascii="Times New Roman" w:hAnsi="Times New Roman" w:cs="Times New Roman"/>
+          <w:b/>
+          <w:bCs/>
+          <w:color w:val="000000" w:themeColor="text1"/>
+        </w:rPr>
+      </w:pPr>
+      <w:bookmarkStart w:id="3" w:name="_Toc223459339"/>
+      <w:r>
+        <w:rPr>
+          <w:rFonts w:ascii="Times New Roman" w:hAnsi="Times New Roman" w:cs="Times New Roman"/>
+          <w:b/>
+          <w:bCs/>
+          <w:color w:val="000000" w:themeColor="text1"/>
+        </w:rPr>
+        <w:t>System Architecture</w:t>
+      </w:r>
+      <w:bookmarkEnd w:id="3"/>
+      <w:r>
+        <w:rPr>
+          <w:rFonts w:ascii="Times New Roman" w:hAnsi="Times New Roman" w:cs="Times New Roman"/>
+          <w:b/>
+          <w:bCs/>
+          <w:color w:val="000000" w:themeColor="text1"/>
+        </w:rPr>
+        <w:t xml:space="preserve"> </w:t>
+      </w:r>
+    </w:p>
+    <w:p/>
+    <w:p>
+      <w:pPr>
+        <w:jc w:val="both"/>
+      </w:pPr>
+      <w:r>
+        <w:t xml:space="preserve">There has been an implemented into Peer Tutoring Platform a client server architecture based on </w:t>
+      </w:r>
+      <w:r>
+        <w:rPr>
+          <w:highlight w:val="yellow"/>
+        </w:rPr>
+        <w:t>MERN</w:t>
+      </w:r>
+      <w:r>
+        <w:t xml:space="preserve"> stack. The system consists of four core layers such as:</w:t>
+      </w:r>
+    </w:p>
+    <w:p>
+      <w:pPr>
+        <w:pStyle w:val="ListParagraph"/>
+        <w:numPr>
+          <w:ilvl w:val="0"/>
+          <w:numId w:val="50"/>
+        </w:numPr>
+        <w:jc w:val="both"/>
+      </w:pPr>
+      <w:r>
+        <w:t xml:space="preserve">Frontend (Client Layer) </w:t>
+      </w:r>
+      <w:r>
+        <w:t>– React.js</w:t>
+      </w:r>
+    </w:p>
+    <w:p>
+      <w:pPr>
+        <w:pStyle w:val="ListParagraph"/>
+        <w:numPr>
+          <w:ilvl w:val="0"/>
+          <w:numId w:val="50"/>
+        </w:numPr>
+        <w:jc w:val="both"/>
+      </w:pPr>
+      <w:r>
+        <w:t xml:space="preserve">Backend API (Application Layer) </w:t>
+      </w:r>
+      <w:r>
+        <w:t xml:space="preserve">– </w:t>
+      </w:r>
+      <w:r>
+        <w:t>Node.js with Express.js</w:t>
+      </w:r>
+    </w:p>
+    <w:p>
+      <w:pPr>
+        <w:pStyle w:val="ListParagraph"/>
+        <w:numPr>
+          <w:ilvl w:val="0"/>
+          <w:numId w:val="50"/>
+        </w:numPr>
+        <w:jc w:val="both"/>
+      </w:pPr>
+      <w:r>
+        <w:t xml:space="preserve">Database Layer </w:t>
+      </w:r>
+      <w:r>
+        <w:t>–</w:t>
+      </w:r>
+      <w:r>
+        <w:t xml:space="preserve"> MongoDB</w:t>
+      </w:r>
+    </w:p>
+    <w:p>
+      <w:pPr>
+        <w:pStyle w:val="ListParagraph"/>
+        <w:numPr>
+          <w:ilvl w:val="0"/>
+          <w:numId w:val="50"/>
+        </w:numPr>
+        <w:jc w:val="both"/>
+      </w:pPr>
+      <w:r>
+        <w:t xml:space="preserve">Communication Layer </w:t>
+      </w:r>
+      <w:r>
+        <w:t>–</w:t>
+      </w:r>
+      <w:r>
+        <w:t xml:space="preserve"> WebSocket</w:t>
+      </w:r>
+    </w:p>
+    <w:p>
+      <w:pPr>
+        <w:jc w:val="both"/>
+      </w:pPr>
+      <w:r>
+        <w:t xml:space="preserve">The client communicates with Express REST API through HTTP requests for </w:t>
+      </w:r>
+      <w:r>
+        <w:t>operations such as user registration, post creation, meeting scheduling. Real time communication, messaging and notification updates are handled with the help of WebSocket connections established through Socket.io.</w:t>
+      </w:r>
+    </w:p>
+    <w:p>
+      <w:pPr>
+        <w:jc w:val="both"/>
+      </w:pPr>
+      <w:r>
+        <w:t>Authentication is implemented using JSON Web Tokens. Upon only successful login a token is issued by the server and stored on the client. All protected routes are validated using middleware that verifies token authenticity before granting access to resources.</w:t>
+      </w:r>
+    </w:p>
+    <w:p>
+      <w:pPr>
+        <w:jc w:val="both"/>
+      </w:pPr>
+      <w:r>
+        <w:t xml:space="preserve">The described approach for layering </w:t>
+      </w:r>
+      <w:r>
+        <w:t>these architectures</w:t>
+      </w:r>
+      <w:r>
+        <w:t xml:space="preserve"> provides clear separation of concerns, secure communication and support for concurrent real time users.</w:t>
+      </w:r>
+    </w:p>
+    <w:p/>
+    <w:p>
+      <w:pPr>
+        <w:pStyle w:val="Heading2"/>
+        <w:numPr>
+          <w:ilvl w:val="1"/>
+          <w:numId w:val="48"/>
+        </w:numPr>
+        <w:rPr>
+          <w:rFonts w:ascii="Times New Roman" w:hAnsi="Times New Roman" w:cs="Times New Roman"/>
+          <w:b/>
+          <w:bCs/>
+          <w:color w:val="000000" w:themeColor="text1"/>
+        </w:rPr>
+      </w:pPr>
+      <w:bookmarkStart w:id="4" w:name="_Toc223459340"/>
+      <w:r>
+        <w:rPr>
+          <w:rFonts w:ascii="Times New Roman" w:hAnsi="Times New Roman" w:cs="Times New Roman"/>
+          <w:b/>
+          <w:bCs/>
+          <w:color w:val="000000" w:themeColor="text1"/>
+        </w:rPr>
+        <w:t>Core Functional Components</w:t>
+      </w:r>
+      <w:bookmarkEnd w:id="4"/>
+    </w:p>
+    <w:p/>
+    <w:p>
+      <w:r>
+        <w:t>The final system consists of the following core modules:</w:t>
+      </w:r>
+    </w:p>
+    <w:p/>
+    <w:p>
+      <w:pPr>
+        <w:pStyle w:val="Heading2"/>
+        <w:numPr>
+          <w:ilvl w:val="2"/>
+          <w:numId w:val="48"/>
+        </w:numPr>
+        <w:rPr>
+          <w:rFonts w:ascii="Times New Roman" w:hAnsi="Times New Roman" w:cs="Times New Roman"/>
+          <w:b/>
+          <w:bCs/>
+          <w:color w:val="000000" w:themeColor="text1"/>
+        </w:rPr>
+      </w:pPr>
+      <w:bookmarkStart w:id="5" w:name="_Toc223459341"/>
+      <w:r>
+        <w:rPr>
+          <w:rFonts w:ascii="Times New Roman" w:hAnsi="Times New Roman" w:cs="Times New Roman"/>
+          <w:b/>
+          <w:bCs/>
+          <w:color w:val="000000" w:themeColor="text1"/>
+        </w:rPr>
+        <w:t>Authentication and User Management</w:t>
+      </w:r>
+      <w:bookmarkEnd w:id="5"/>
+      <w:r>
+        <w:rPr>
+          <w:rFonts w:ascii="Times New Roman" w:hAnsi="Times New Roman" w:cs="Times New Roman"/>
+          <w:b/>
+          <w:bCs/>
+          <w:color w:val="000000" w:themeColor="text1"/>
+        </w:rPr>
+        <w:t xml:space="preserve"> </w:t>
+      </w:r>
+    </w:p>
+    <w:p>
+      <w:pPr>
+        <w:jc w:val="both"/>
+      </w:pPr>
+      <w:r>
+        <w:t xml:space="preserve">Users can register and log in using email and password credentials. JSON Web Token authentication ensures protected access to system resources. The following fields are stored in user profiles: academic interests, information, accumulated points. </w:t>
+      </w:r>
+    </w:p>
+    <w:p/>
+    <w:p>
+      <w:pPr>
+        <w:pStyle w:val="ListParagraph"/>
+        <w:numPr>
+          <w:ilvl w:val="2"/>
+          <w:numId w:val="48"/>
+        </w:numPr>
+        <w:rPr>
+          <w:b/>
+          <w:bCs/>
+          <w:sz w:val="32"/>
+          <w:szCs w:val="32"/>
+        </w:rPr>
+      </w:pPr>
+      <w:r>
+        <w:rPr>
+          <w:b/>
+          <w:bCs/>
+          <w:sz w:val="32"/>
+          <w:szCs w:val="32"/>
+        </w:rPr>
+        <w:t xml:space="preserve">Post and Collaboration Module  </w:t>
+      </w:r>
+    </w:p>
+    <w:p>
+      <w:pPr>
+        <w:jc w:val="both"/>
+      </w:pPr>
+      <w:r>
+        <w:t>Users can create tutoring related posts. Each post contains description, Author reference, comment section. Other users can interact with posts through likes. This module forms one of the core academic interaction layers of the platform.</w:t>
+      </w:r>
+    </w:p>
+    <w:p/>
+    <w:p>
+      <w:pPr>
+        <w:pStyle w:val="Heading2"/>
+        <w:numPr>
+          <w:ilvl w:val="2"/>
+          <w:numId w:val="48"/>
+        </w:numPr>
+        <w:rPr>
+          <w:rFonts w:ascii="Times New Roman" w:hAnsi="Times New Roman" w:cs="Times New Roman"/>
+          <w:b/>
+          <w:bCs/>
+          <w:color w:val="000000" w:themeColor="text1"/>
+        </w:rPr>
+      </w:pPr>
+      <w:bookmarkStart w:id="6" w:name="_Toc223459342"/>
+      <w:r>
+        <w:rPr>
+          <w:rFonts w:ascii="Times New Roman" w:hAnsi="Times New Roman" w:cs="Times New Roman"/>
+          <w:b/>
+          <w:bCs/>
+          <w:color w:val="000000" w:themeColor="text1"/>
+        </w:rPr>
+        <w:lastRenderedPageBreak/>
+        <w:t>Messaging System</w:t>
+      </w:r>
+      <w:bookmarkEnd w:id="6"/>
+    </w:p>
+    <w:p>
+      <w:pPr>
+        <w:jc w:val="both"/>
+      </w:pPr>
+      <w:r>
+        <w:t>The system includes a real time messaging feature that provides a communication layer for users. Messages are sent through WebSocket connections. The messaging module supports chat creation, real time delivery, loading of historical conversations.</w:t>
+      </w:r>
+    </w:p>
+    <w:p/>
+    <w:p>
+      <w:pPr>
+        <w:pStyle w:val="Heading2"/>
+        <w:numPr>
+          <w:ilvl w:val="2"/>
+          <w:numId w:val="48"/>
+        </w:numPr>
+        <w:rPr>
+          <w:rFonts w:ascii="Times New Roman" w:hAnsi="Times New Roman" w:cs="Times New Roman"/>
+          <w:b/>
+          <w:bCs/>
+          <w:color w:val="000000" w:themeColor="text1"/>
+        </w:rPr>
+      </w:pPr>
+      <w:bookmarkStart w:id="7" w:name="_Toc223459343"/>
+      <w:r>
+        <w:rPr>
+          <w:rFonts w:ascii="Times New Roman" w:hAnsi="Times New Roman" w:cs="Times New Roman"/>
+          <w:b/>
+          <w:bCs/>
+          <w:color w:val="000000" w:themeColor="text1"/>
+        </w:rPr>
+        <w:t>Scheduling and Meetings</w:t>
+      </w:r>
+      <w:bookmarkEnd w:id="7"/>
+    </w:p>
+    <w:p>
+      <w:pPr>
+        <w:jc w:val="both"/>
+      </w:pPr>
+      <w:r>
+        <w:t>Users can propose tutoring sessions by selecting date and time parameters. Meetings details are stored in the database. This module integrates notifications to remind users to rate services.</w:t>
+      </w:r>
+    </w:p>
+    <w:p/>
+    <w:p>
+      <w:pPr>
+        <w:pStyle w:val="Heading2"/>
+        <w:numPr>
+          <w:ilvl w:val="2"/>
+          <w:numId w:val="48"/>
+        </w:numPr>
+        <w:rPr>
+          <w:rFonts w:ascii="Times New Roman" w:hAnsi="Times New Roman" w:cs="Times New Roman"/>
+          <w:b/>
+          <w:bCs/>
+          <w:color w:val="000000" w:themeColor="text1"/>
+        </w:rPr>
+      </w:pPr>
+      <w:bookmarkStart w:id="8" w:name="_Toc223459344"/>
+      <w:r>
+        <w:rPr>
+          <w:rFonts w:ascii="Times New Roman" w:hAnsi="Times New Roman" w:cs="Times New Roman"/>
+          <w:b/>
+          <w:bCs/>
+          <w:color w:val="000000" w:themeColor="text1"/>
+        </w:rPr>
+        <w:t>Rating and Gamification</w:t>
+      </w:r>
+      <w:bookmarkEnd w:id="8"/>
+      <w:r>
+        <w:rPr>
+          <w:rFonts w:ascii="Times New Roman" w:hAnsi="Times New Roman" w:cs="Times New Roman"/>
+          <w:b/>
+          <w:bCs/>
+          <w:color w:val="000000" w:themeColor="text1"/>
+        </w:rPr>
+        <w:t xml:space="preserve"> </w:t>
+      </w:r>
+    </w:p>
+    <w:p>
+      <w:pPr>
+        <w:jc w:val="both"/>
+      </w:pPr>
+      <w:r>
+        <w:t xml:space="preserve">After finishing a tutoring session, users can rate meetings on a scale from zero to five. Ratings contribute to cumulative scores within the platform. The system rewards active participation and promotes user engagement. </w:t>
+      </w:r>
+    </w:p>
+    <w:p/>
+    <w:p>
+      <w:pPr>
+        <w:pStyle w:val="Heading2"/>
+        <w:numPr>
+          <w:ilvl w:val="2"/>
+          <w:numId w:val="48"/>
+        </w:numPr>
+        <w:rPr>
+          <w:rFonts w:ascii="Times New Roman" w:hAnsi="Times New Roman" w:cs="Times New Roman"/>
+          <w:b/>
+          <w:bCs/>
+          <w:color w:val="000000" w:themeColor="text1"/>
+        </w:rPr>
+      </w:pPr>
+      <w:bookmarkStart w:id="9" w:name="_Toc223459345"/>
+      <w:r>
+        <w:rPr>
+          <w:rFonts w:ascii="Times New Roman" w:hAnsi="Times New Roman" w:cs="Times New Roman"/>
+          <w:b/>
+          <w:bCs/>
+          <w:color w:val="000000" w:themeColor="text1"/>
+        </w:rPr>
+        <w:t>Administration</w:t>
+      </w:r>
+      <w:bookmarkEnd w:id="9"/>
+    </w:p>
+    <w:p>
+      <w:pPr>
+        <w:jc w:val="both"/>
+      </w:pPr>
+      <w:r>
+        <w:t xml:space="preserve">Administrators can monitor posts and user activity. Moderation tools allow removing inappropriate content to ensure compliance with university </w:t>
+      </w:r>
+      <w:r>
+        <w:t>standards</w:t>
+      </w:r>
+      <w:r>
+        <w:t>.</w:t>
+      </w:r>
+    </w:p>
+    <w:p>
+      <w:pPr>
+        <w:pStyle w:val="Heading2"/>
+      </w:pPr>
+    </w:p>
+    <w:p>
+      <w:pPr>
+        <w:pStyle w:val="Heading2"/>
+        <w:numPr>
+          <w:ilvl w:val="1"/>
+          <w:numId w:val="48"/>
+        </w:numPr>
+        <w:rPr>
+          <w:rFonts w:ascii="Times New Roman" w:hAnsi="Times New Roman" w:cs="Times New Roman"/>
+          <w:b/>
+          <w:bCs/>
+          <w:color w:val="000000" w:themeColor="text1"/>
+        </w:rPr>
+      </w:pPr>
+      <w:bookmarkStart w:id="10" w:name="_Toc223459346"/>
+      <w:r>
+        <w:rPr>
+          <w:rFonts w:ascii="Times New Roman" w:hAnsi="Times New Roman" w:cs="Times New Roman"/>
+          <w:b/>
+          <w:bCs/>
+          <w:color w:val="000000" w:themeColor="text1"/>
+        </w:rPr>
+        <w:t>System Deployment Overview</w:t>
+      </w:r>
+      <w:bookmarkEnd w:id="10"/>
+    </w:p>
+    <w:p>
+      <w:pPr>
+        <w:jc w:val="both"/>
+      </w:pPr>
+      <w:r>
+        <w:t>The application runs locally during development using a Node.js server environment</w:t>
+      </w:r>
+      <w:r>
+        <w:t xml:space="preserve">. MongoDB stores persistent data and the frontend is served via a React server that communicates with the backend through defined API endpoints. </w:t>
+      </w:r>
+    </w:p>
+    <w:p>
+      <w:pPr>
+        <w:jc w:val="both"/>
+      </w:pPr>
+      <w:r>
+        <w:t>The system supports multiple concurrent users and maintains storage of user data, posts, messages, meetings.</w:t>
+      </w:r>
+    </w:p>
+    <w:p>
+      <w:pPr>
+        <w:jc w:val="both"/>
+      </w:pPr>
+      <w:r>
+        <w:t xml:space="preserve">All communication between client and server is secured using HTTPS during deployment. </w:t>
+      </w:r>
+    </w:p>
+    <w:p/>
     <w:p>
       <w:pPr>
         <w:pStyle w:val="Heading1"/>
@@ -1092,7 +2441,7 @@
           <w:rFonts w:ascii="Times New Roman" w:hAnsi="Times New Roman" w:cs="Times New Roman"/>
         </w:rPr>
       </w:pPr>
-      <w:bookmarkStart w:id="2" w:name="_Toc223388856"/>
+      <w:bookmarkStart w:id="11" w:name="_Toc223459347"/>
       <w:r>
         <w:rPr>
           <w:rFonts w:ascii="Times New Roman" w:hAnsi="Times New Roman" w:cs="Times New Roman"/>
@@ -1117,7 +2466,7 @@
         </w:rPr>
         <w:t>Reference List</w:t>
       </w:r>
-      <w:bookmarkEnd w:id="2"/>
+      <w:bookmarkEnd w:id="11"/>
     </w:p>
     <w:p/>
     <w:p>
@@ -1184,6 +2533,7 @@
         <w:pStyle w:val="NormalWeb"/>
       </w:pPr>
       <w:r>
+        <w:lastRenderedPageBreak/>
         <w:t xml:space="preserve">Charlton, T. (1998). Peer tutoring: An introduction. </w:t>
       </w:r>
       <w:r>
@@ -1346,7 +2696,6 @@
         <w:pStyle w:val="NormalWeb"/>
       </w:pPr>
       <w:r>
-        <w:lastRenderedPageBreak/>
         <w:t xml:space="preserve">Krause, K. and Coates, H. (2008). Students’ engagement in first-year university. </w:t>
       </w:r>
       <w:r>
@@ -1466,6 +2815,7 @@
         <w:pStyle w:val="NormalWeb"/>
       </w:pPr>
       <w:r>
+        <w:lastRenderedPageBreak/>
         <w:t xml:space="preserve">Profi.ru (n.d.). </w:t>
       </w:r>
       <w:r>
@@ -1628,12 +2978,11 @@
           <w:rFonts w:ascii="Times New Roman" w:hAnsi="Times New Roman" w:cs="Times New Roman"/>
         </w:rPr>
       </w:pPr>
-      <w:bookmarkStart w:id="3" w:name="_Toc223388857"/>
+      <w:bookmarkStart w:id="12" w:name="_Toc223459348"/>
       <w:r>
         <w:rPr>
           <w:rFonts w:ascii="Times New Roman" w:hAnsi="Times New Roman" w:cs="Times New Roman"/>
         </w:rPr>
-        <w:lastRenderedPageBreak/>
         <w:t>14</w:t>
       </w:r>
       <w:r>
@@ -1648,7 +2997,7 @@
         </w:rPr>
         <w:t>Appendix</w:t>
       </w:r>
-      <w:bookmarkEnd w:id="3"/>
+      <w:bookmarkEnd w:id="12"/>
     </w:p>
     <w:sdt>
       <w:sdtPr>
@@ -2212,9 +3561,9 @@
 <w:numbering xmlns:wpc="http://schemas.microsoft.com/office/word/2010/wordprocessingCanvas" xmlns:cx="http://schemas.microsoft.com/office/drawing/2014/chartex" xmlns:cx1="http://schemas.microsoft.com/office/drawing/2015/9/8/chartex" xmlns:cx2="http://schemas.microsoft.com/office/drawing/2015/10/21/chartex" xmlns:cx3="http://schemas.microsoft.com/office/drawing/2016/5/9/chartex" xmlns:cx4="http://schemas.microsoft.com/office/drawing/2016/5/10/chartex" xmlns:cx5="http://schemas.microsoft.com/office/drawing/2016/5/11/chartex" xmlns:cx6="http://schemas.microsoft.com/office/drawing/2016/5/12/chartex" xmlns:cx7="http://schemas.microsoft.com/office/drawing/2016/5/13/chartex" xmlns:cx8="http://schemas.microsoft.com/office/drawing/2016/5/14/chartex" xmlns:mc="http://schemas.openxmlformats.org/markup-compatibility/2006" xmlns:aink="http://schemas.microsoft.com/office/drawing/2016/ink" xmlns:am3d="http://schemas.microsoft.com/office/drawing/2017/model3d" xmlns:o="urn:schemas-microsoft-com:office:office" xmlns:oel="http://schemas.microsoft.com/office/2019/extlst" xmlns:r="http://schemas.openxmlformats.org/officeDocument/2006/relationships" xmlns:m="http://schemas.openxmlformats.org/officeDocument/2006/math" xmlns:v="urn:schemas-microsoft-com:vml" xmlns:wp14="http://schemas.microsoft.com/office/word/2010/wordprocessingDrawing" xmlns:wp="http://schemas.openxmlformats.org/drawingml/2006/wordprocessingDrawing" xmlns:w10="urn:schemas-microsoft-com:office:word" xmlns:w="http://schemas.openxmlformats.org/wordprocessingml/2006/main" xmlns:w14="http://schemas.microsoft.com/office/word/2010/wordml" xmlns:w15="http://schemas.microsoft.com/office/word/2012/wordml" xmlns:w16cex="http://schemas.microsoft.com/office/word/2018/wordml/cex" xmlns:w16cid="http://schemas.microsoft.com/office/word/2016/wordml/cid" xmlns:w16="http://schemas.microsoft.com/office/word/2018/wordml" xmlns:w16du="http://schemas.microsoft.com/office/word/2023/wordml/word16du" xmlns:w16sdtdh="http://schemas.microsoft.com/office/word/2020/wordml/sdtdatahash" xmlns:w16sdtfl="http://schemas.microsoft.com/office/word/2024/wordml/sdtformatlock" xmlns:w16se="http://schemas.microsoft.com/office/word/2015/wordml/symex" xmlns:wpg="http://schemas.microsoft.com/office/word/2010/wordprocessingGroup" xmlns:wpi="http://schemas.microsoft.com/office/word/2010/wordprocessingInk" xmlns:wne="http://schemas.microsoft.com/office/word/2006/wordml" xmlns:wps="http://schemas.microsoft.com/office/word/2010/wordprocessingShape" mc:Ignorable="w14 w15 w16se w16cid w16 w16cex w16sdtdh w16sdtfl w16du wp14">
   <w:abstractNum w:abstractNumId="0" w15:restartNumberingAfterBreak="0">
     <w:nsid w:val="025F36C6"/>
-    <w:multiLevelType w:val="hybridMultilevel"/>
-    <w:tmpl w:val="6B9E2008"/>
-    <w:lvl w:ilvl="0" w:tplc="0409000F">
+    <w:multiLevelType w:val="multilevel"/>
+    <w:tmpl w:val="BBD2E56E"/>
+    <w:lvl w:ilvl="0">
       <w:start w:val="1"/>
       <w:numFmt w:val="decimal"/>
       <w:lvlText w:val="%1."/>
@@ -2226,80 +3575,225 @@
         <w:rFonts w:hint="default"/>
       </w:rPr>
     </w:lvl>
-    <w:lvl w:ilvl="1" w:tplc="04090019" w:tentative="1">
-      <w:start w:val="1"/>
-      <w:numFmt w:val="lowerLetter"/>
-      <w:lvlText w:val="%2."/>
-      <w:lvlJc w:val="left"/>
-      <w:pPr>
-        <w:ind w:left="1080" w:hanging="360"/>
-      </w:pPr>
-    </w:lvl>
-    <w:lvl w:ilvl="2" w:tplc="0409001B" w:tentative="1">
-      <w:start w:val="1"/>
-      <w:numFmt w:val="lowerRoman"/>
-      <w:lvlText w:val="%3."/>
-      <w:lvlJc w:val="right"/>
-      <w:pPr>
-        <w:ind w:left="1800" w:hanging="180"/>
-      </w:pPr>
-    </w:lvl>
-    <w:lvl w:ilvl="3" w:tplc="0409000F" w:tentative="1">
-      <w:start w:val="1"/>
-      <w:numFmt w:val="decimal"/>
-      <w:lvlText w:val="%4."/>
-      <w:lvlJc w:val="left"/>
-      <w:pPr>
-        <w:ind w:left="2520" w:hanging="360"/>
-      </w:pPr>
-    </w:lvl>
-    <w:lvl w:ilvl="4" w:tplc="04090019" w:tentative="1">
-      <w:start w:val="1"/>
-      <w:numFmt w:val="lowerLetter"/>
-      <w:lvlText w:val="%5."/>
-      <w:lvlJc w:val="left"/>
-      <w:pPr>
-        <w:ind w:left="3240" w:hanging="360"/>
-      </w:pPr>
-    </w:lvl>
-    <w:lvl w:ilvl="5" w:tplc="0409001B" w:tentative="1">
-      <w:start w:val="1"/>
-      <w:numFmt w:val="lowerRoman"/>
-      <w:lvlText w:val="%6."/>
-      <w:lvlJc w:val="right"/>
-      <w:pPr>
-        <w:ind w:left="3960" w:hanging="180"/>
-      </w:pPr>
-    </w:lvl>
-    <w:lvl w:ilvl="6" w:tplc="0409000F" w:tentative="1">
-      <w:start w:val="1"/>
-      <w:numFmt w:val="decimal"/>
-      <w:lvlText w:val="%7."/>
-      <w:lvlJc w:val="left"/>
-      <w:pPr>
-        <w:ind w:left="4680" w:hanging="360"/>
-      </w:pPr>
-    </w:lvl>
-    <w:lvl w:ilvl="7" w:tplc="04090019" w:tentative="1">
-      <w:start w:val="1"/>
-      <w:numFmt w:val="lowerLetter"/>
-      <w:lvlText w:val="%8."/>
-      <w:lvlJc w:val="left"/>
-      <w:pPr>
-        <w:ind w:left="5400" w:hanging="360"/>
-      </w:pPr>
-    </w:lvl>
-    <w:lvl w:ilvl="8" w:tplc="0409001B" w:tentative="1">
-      <w:start w:val="1"/>
-      <w:numFmt w:val="lowerRoman"/>
-      <w:lvlText w:val="%9."/>
-      <w:lvlJc w:val="right"/>
-      <w:pPr>
-        <w:ind w:left="6120" w:hanging="180"/>
-      </w:pPr>
+    <w:lvl w:ilvl="1">
+      <w:start w:val="1"/>
+      <w:numFmt w:val="decimal"/>
+      <w:isLgl/>
+      <w:lvlText w:val="%1.%2"/>
+      <w:lvlJc w:val="left"/>
+      <w:pPr>
+        <w:ind w:left="480" w:hanging="480"/>
+      </w:pPr>
+      <w:rPr>
+        <w:rFonts w:hint="default"/>
+      </w:rPr>
+    </w:lvl>
+    <w:lvl w:ilvl="2">
+      <w:start w:val="1"/>
+      <w:numFmt w:val="decimal"/>
+      <w:isLgl/>
+      <w:lvlText w:val="%1.%2.%3"/>
+      <w:lvlJc w:val="left"/>
+      <w:pPr>
+        <w:ind w:left="720" w:hanging="720"/>
+      </w:pPr>
+      <w:rPr>
+        <w:rFonts w:hint="default"/>
+      </w:rPr>
+    </w:lvl>
+    <w:lvl w:ilvl="3">
+      <w:start w:val="1"/>
+      <w:numFmt w:val="decimal"/>
+      <w:isLgl/>
+      <w:lvlText w:val="%1.%2.%3.%4"/>
+      <w:lvlJc w:val="left"/>
+      <w:pPr>
+        <w:ind w:left="720" w:hanging="720"/>
+      </w:pPr>
+      <w:rPr>
+        <w:rFonts w:hint="default"/>
+      </w:rPr>
+    </w:lvl>
+    <w:lvl w:ilvl="4">
+      <w:start w:val="1"/>
+      <w:numFmt w:val="decimal"/>
+      <w:isLgl/>
+      <w:lvlText w:val="%1.%2.%3.%4.%5"/>
+      <w:lvlJc w:val="left"/>
+      <w:pPr>
+        <w:ind w:left="1080" w:hanging="1080"/>
+      </w:pPr>
+      <w:rPr>
+        <w:rFonts w:hint="default"/>
+      </w:rPr>
+    </w:lvl>
+    <w:lvl w:ilvl="5">
+      <w:start w:val="1"/>
+      <w:numFmt w:val="decimal"/>
+      <w:isLgl/>
+      <w:lvlText w:val="%1.%2.%3.%4.%5.%6"/>
+      <w:lvlJc w:val="left"/>
+      <w:pPr>
+        <w:ind w:left="1080" w:hanging="1080"/>
+      </w:pPr>
+      <w:rPr>
+        <w:rFonts w:hint="default"/>
+      </w:rPr>
+    </w:lvl>
+    <w:lvl w:ilvl="6">
+      <w:start w:val="1"/>
+      <w:numFmt w:val="decimal"/>
+      <w:isLgl/>
+      <w:lvlText w:val="%1.%2.%3.%4.%5.%6.%7"/>
+      <w:lvlJc w:val="left"/>
+      <w:pPr>
+        <w:ind w:left="1440" w:hanging="1440"/>
+      </w:pPr>
+      <w:rPr>
+        <w:rFonts w:hint="default"/>
+      </w:rPr>
+    </w:lvl>
+    <w:lvl w:ilvl="7">
+      <w:start w:val="1"/>
+      <w:numFmt w:val="decimal"/>
+      <w:isLgl/>
+      <w:lvlText w:val="%1.%2.%3.%4.%5.%6.%7.%8"/>
+      <w:lvlJc w:val="left"/>
+      <w:pPr>
+        <w:ind w:left="1440" w:hanging="1440"/>
+      </w:pPr>
+      <w:rPr>
+        <w:rFonts w:hint="default"/>
+      </w:rPr>
+    </w:lvl>
+    <w:lvl w:ilvl="8">
+      <w:start w:val="1"/>
+      <w:numFmt w:val="decimal"/>
+      <w:isLgl/>
+      <w:lvlText w:val="%1.%2.%3.%4.%5.%6.%7.%8.%9"/>
+      <w:lvlJc w:val="left"/>
+      <w:pPr>
+        <w:ind w:left="1800" w:hanging="1800"/>
+      </w:pPr>
+      <w:rPr>
+        <w:rFonts w:hint="default"/>
+      </w:rPr>
     </w:lvl>
   </w:abstractNum>
   <w:abstractNum w:abstractNumId="1" w15:restartNumberingAfterBreak="0">
+    <w:nsid w:val="03E93E85"/>
+    <w:multiLevelType w:val="hybridMultilevel"/>
+    <w:tmpl w:val="E0C6C81C"/>
+    <w:lvl w:ilvl="0" w:tplc="9E0A892C">
+      <w:start w:val="3"/>
+      <w:numFmt w:val="bullet"/>
+      <w:lvlText w:val="-"/>
+      <w:lvlJc w:val="left"/>
+      <w:pPr>
+        <w:ind w:left="720" w:hanging="360"/>
+      </w:pPr>
+      <w:rPr>
+        <w:rFonts w:ascii="Times New Roman" w:eastAsia="Times New Roman" w:hAnsi="Times New Roman" w:cs="Times New Roman" w:hint="default"/>
+      </w:rPr>
+    </w:lvl>
+    <w:lvl w:ilvl="1" w:tplc="04090003" w:tentative="1">
+      <w:start w:val="1"/>
+      <w:numFmt w:val="bullet"/>
+      <w:lvlText w:val="o"/>
+      <w:lvlJc w:val="left"/>
+      <w:pPr>
+        <w:ind w:left="1440" w:hanging="360"/>
+      </w:pPr>
+      <w:rPr>
+        <w:rFonts w:ascii="Courier New" w:hAnsi="Courier New" w:cs="Courier New" w:hint="default"/>
+      </w:rPr>
+    </w:lvl>
+    <w:lvl w:ilvl="2" w:tplc="04090005" w:tentative="1">
+      <w:start w:val="1"/>
+      <w:numFmt w:val="bullet"/>
+      <w:lvlText w:val=""/>
+      <w:lvlJc w:val="left"/>
+      <w:pPr>
+        <w:ind w:left="2160" w:hanging="360"/>
+      </w:pPr>
+      <w:rPr>
+        <w:rFonts w:ascii="Wingdings" w:hAnsi="Wingdings" w:hint="default"/>
+      </w:rPr>
+    </w:lvl>
+    <w:lvl w:ilvl="3" w:tplc="04090001" w:tentative="1">
+      <w:start w:val="1"/>
+      <w:numFmt w:val="bullet"/>
+      <w:lvlText w:val=""/>
+      <w:lvlJc w:val="left"/>
+      <w:pPr>
+        <w:ind w:left="2880" w:hanging="360"/>
+      </w:pPr>
+      <w:rPr>
+        <w:rFonts w:ascii="Symbol" w:hAnsi="Symbol" w:hint="default"/>
+      </w:rPr>
+    </w:lvl>
+    <w:lvl w:ilvl="4" w:tplc="04090003" w:tentative="1">
+      <w:start w:val="1"/>
+      <w:numFmt w:val="bullet"/>
+      <w:lvlText w:val="o"/>
+      <w:lvlJc w:val="left"/>
+      <w:pPr>
+        <w:ind w:left="3600" w:hanging="360"/>
+      </w:pPr>
+      <w:rPr>
+        <w:rFonts w:ascii="Courier New" w:hAnsi="Courier New" w:cs="Courier New" w:hint="default"/>
+      </w:rPr>
+    </w:lvl>
+    <w:lvl w:ilvl="5" w:tplc="04090005" w:tentative="1">
+      <w:start w:val="1"/>
+      <w:numFmt w:val="bullet"/>
+      <w:lvlText w:val=""/>
+      <w:lvlJc w:val="left"/>
+      <w:pPr>
+        <w:ind w:left="4320" w:hanging="360"/>
+      </w:pPr>
+      <w:rPr>
+        <w:rFonts w:ascii="Wingdings" w:hAnsi="Wingdings" w:hint="default"/>
+      </w:rPr>
+    </w:lvl>
+    <w:lvl w:ilvl="6" w:tplc="04090001" w:tentative="1">
+      <w:start w:val="1"/>
+      <w:numFmt w:val="bullet"/>
+      <w:lvlText w:val=""/>
+      <w:lvlJc w:val="left"/>
+      <w:pPr>
+        <w:ind w:left="5040" w:hanging="360"/>
+      </w:pPr>
+      <w:rPr>
+        <w:rFonts w:ascii="Symbol" w:hAnsi="Symbol" w:hint="default"/>
+      </w:rPr>
+    </w:lvl>
+    <w:lvl w:ilvl="7" w:tplc="04090003" w:tentative="1">
+      <w:start w:val="1"/>
+      <w:numFmt w:val="bullet"/>
+      <w:lvlText w:val="o"/>
+      <w:lvlJc w:val="left"/>
+      <w:pPr>
+        <w:ind w:left="5760" w:hanging="360"/>
+      </w:pPr>
+      <w:rPr>
+        <w:rFonts w:ascii="Courier New" w:hAnsi="Courier New" w:cs="Courier New" w:hint="default"/>
+      </w:rPr>
+    </w:lvl>
+    <w:lvl w:ilvl="8" w:tplc="04090005" w:tentative="1">
+      <w:start w:val="1"/>
+      <w:numFmt w:val="bullet"/>
+      <w:lvlText w:val=""/>
+      <w:lvlJc w:val="left"/>
+      <w:pPr>
+        <w:ind w:left="6480" w:hanging="360"/>
+      </w:pPr>
+      <w:rPr>
+        <w:rFonts w:ascii="Wingdings" w:hAnsi="Wingdings" w:hint="default"/>
+      </w:rPr>
+    </w:lvl>
+  </w:abstractNum>
+  <w:abstractNum w:abstractNumId="2" w15:restartNumberingAfterBreak="0">
     <w:nsid w:val="03EB6EEA"/>
     <w:multiLevelType w:val="hybridMultilevel"/>
     <w:tmpl w:val="F30810B6"/>
@@ -2385,7 +3879,7 @@
       </w:pPr>
     </w:lvl>
   </w:abstractNum>
-  <w:abstractNum w:abstractNumId="2" w15:restartNumberingAfterBreak="0">
+  <w:abstractNum w:abstractNumId="3" w15:restartNumberingAfterBreak="0">
     <w:nsid w:val="048F0E8C"/>
     <w:multiLevelType w:val="multilevel"/>
     <w:tmpl w:val="C5FCD898"/>
@@ -2506,7 +4000,7 @@
       </w:rPr>
     </w:lvl>
   </w:abstractNum>
-  <w:abstractNum w:abstractNumId="3" w15:restartNumberingAfterBreak="0">
+  <w:abstractNum w:abstractNumId="4" w15:restartNumberingAfterBreak="0">
     <w:nsid w:val="06A40270"/>
     <w:multiLevelType w:val="hybridMultilevel"/>
     <w:tmpl w:val="6B1A2180"/>
@@ -2619,7 +4113,7 @@
       </w:rPr>
     </w:lvl>
   </w:abstractNum>
-  <w:abstractNum w:abstractNumId="4" w15:restartNumberingAfterBreak="0">
+  <w:abstractNum w:abstractNumId="5" w15:restartNumberingAfterBreak="0">
     <w:nsid w:val="099E2010"/>
     <w:multiLevelType w:val="multilevel"/>
     <w:tmpl w:val="8A4C243E"/>
@@ -2768,7 +4262,7 @@
       </w:rPr>
     </w:lvl>
   </w:abstractNum>
-  <w:abstractNum w:abstractNumId="5" w15:restartNumberingAfterBreak="0">
+  <w:abstractNum w:abstractNumId="6" w15:restartNumberingAfterBreak="0">
     <w:nsid w:val="0BF73012"/>
     <w:multiLevelType w:val="multilevel"/>
     <w:tmpl w:val="A6EAE344"/>
@@ -2917,7 +4411,7 @@
       </w:rPr>
     </w:lvl>
   </w:abstractNum>
-  <w:abstractNum w:abstractNumId="6" w15:restartNumberingAfterBreak="0">
+  <w:abstractNum w:abstractNumId="7" w15:restartNumberingAfterBreak="0">
     <w:nsid w:val="0CE56F79"/>
     <w:multiLevelType w:val="hybridMultilevel"/>
     <w:tmpl w:val="A50C6C3A"/>
@@ -3003,7 +4497,7 @@
       </w:pPr>
     </w:lvl>
   </w:abstractNum>
-  <w:abstractNum w:abstractNumId="7" w15:restartNumberingAfterBreak="0">
+  <w:abstractNum w:abstractNumId="8" w15:restartNumberingAfterBreak="0">
     <w:nsid w:val="106A6B25"/>
     <w:multiLevelType w:val="multilevel"/>
     <w:tmpl w:val="91200778"/>
@@ -3152,7 +4646,93 @@
       </w:rPr>
     </w:lvl>
   </w:abstractNum>
-  <w:abstractNum w:abstractNumId="8" w15:restartNumberingAfterBreak="0">
+  <w:abstractNum w:abstractNumId="9" w15:restartNumberingAfterBreak="0">
+    <w:nsid w:val="11E10CE0"/>
+    <w:multiLevelType w:val="hybridMultilevel"/>
+    <w:tmpl w:val="2AC0733C"/>
+    <w:lvl w:ilvl="0" w:tplc="0409000F">
+      <w:start w:val="1"/>
+      <w:numFmt w:val="decimal"/>
+      <w:lvlText w:val="%1."/>
+      <w:lvlJc w:val="left"/>
+      <w:pPr>
+        <w:ind w:left="720" w:hanging="360"/>
+      </w:pPr>
+    </w:lvl>
+    <w:lvl w:ilvl="1" w:tplc="04090019" w:tentative="1">
+      <w:start w:val="1"/>
+      <w:numFmt w:val="lowerLetter"/>
+      <w:lvlText w:val="%2."/>
+      <w:lvlJc w:val="left"/>
+      <w:pPr>
+        <w:ind w:left="1440" w:hanging="360"/>
+      </w:pPr>
+    </w:lvl>
+    <w:lvl w:ilvl="2" w:tplc="0409001B" w:tentative="1">
+      <w:start w:val="1"/>
+      <w:numFmt w:val="lowerRoman"/>
+      <w:lvlText w:val="%3."/>
+      <w:lvlJc w:val="right"/>
+      <w:pPr>
+        <w:ind w:left="2160" w:hanging="180"/>
+      </w:pPr>
+    </w:lvl>
+    <w:lvl w:ilvl="3" w:tplc="0409000F" w:tentative="1">
+      <w:start w:val="1"/>
+      <w:numFmt w:val="decimal"/>
+      <w:lvlText w:val="%4."/>
+      <w:lvlJc w:val="left"/>
+      <w:pPr>
+        <w:ind w:left="2880" w:hanging="360"/>
+      </w:pPr>
+    </w:lvl>
+    <w:lvl w:ilvl="4" w:tplc="04090019" w:tentative="1">
+      <w:start w:val="1"/>
+      <w:numFmt w:val="lowerLetter"/>
+      <w:lvlText w:val="%5."/>
+      <w:lvlJc w:val="left"/>
+      <w:pPr>
+        <w:ind w:left="3600" w:hanging="360"/>
+      </w:pPr>
+    </w:lvl>
+    <w:lvl w:ilvl="5" w:tplc="0409001B" w:tentative="1">
+      <w:start w:val="1"/>
+      <w:numFmt w:val="lowerRoman"/>
+      <w:lvlText w:val="%6."/>
+      <w:lvlJc w:val="right"/>
+      <w:pPr>
+        <w:ind w:left="4320" w:hanging="180"/>
+      </w:pPr>
+    </w:lvl>
+    <w:lvl w:ilvl="6" w:tplc="0409000F" w:tentative="1">
+      <w:start w:val="1"/>
+      <w:numFmt w:val="decimal"/>
+      <w:lvlText w:val="%7."/>
+      <w:lvlJc w:val="left"/>
+      <w:pPr>
+        <w:ind w:left="5040" w:hanging="360"/>
+      </w:pPr>
+    </w:lvl>
+    <w:lvl w:ilvl="7" w:tplc="04090019" w:tentative="1">
+      <w:start w:val="1"/>
+      <w:numFmt w:val="lowerLetter"/>
+      <w:lvlText w:val="%8."/>
+      <w:lvlJc w:val="left"/>
+      <w:pPr>
+        <w:ind w:left="5760" w:hanging="360"/>
+      </w:pPr>
+    </w:lvl>
+    <w:lvl w:ilvl="8" w:tplc="0409001B" w:tentative="1">
+      <w:start w:val="1"/>
+      <w:numFmt w:val="lowerRoman"/>
+      <w:lvlText w:val="%9."/>
+      <w:lvlJc w:val="right"/>
+      <w:pPr>
+        <w:ind w:left="6480" w:hanging="180"/>
+      </w:pPr>
+    </w:lvl>
+  </w:abstractNum>
+  <w:abstractNum w:abstractNumId="10" w15:restartNumberingAfterBreak="0">
     <w:nsid w:val="13C118DC"/>
     <w:multiLevelType w:val="multilevel"/>
     <w:tmpl w:val="FDFC4E2E"/>
@@ -3298,7 +4878,7 @@
       </w:rPr>
     </w:lvl>
   </w:abstractNum>
-  <w:abstractNum w:abstractNumId="9" w15:restartNumberingAfterBreak="0">
+  <w:abstractNum w:abstractNumId="11" w15:restartNumberingAfterBreak="0">
     <w:nsid w:val="15F6309F"/>
     <w:multiLevelType w:val="hybridMultilevel"/>
     <w:tmpl w:val="DFFC7D5A"/>
@@ -3384,7 +4964,7 @@
       </w:pPr>
     </w:lvl>
   </w:abstractNum>
-  <w:abstractNum w:abstractNumId="10" w15:restartNumberingAfterBreak="0">
+  <w:abstractNum w:abstractNumId="12" w15:restartNumberingAfterBreak="0">
     <w:nsid w:val="16C70515"/>
     <w:multiLevelType w:val="multilevel"/>
     <w:tmpl w:val="1CE860BA"/>
@@ -3497,7 +5077,7 @@
       </w:rPr>
     </w:lvl>
   </w:abstractNum>
-  <w:abstractNum w:abstractNumId="11" w15:restartNumberingAfterBreak="0">
+  <w:abstractNum w:abstractNumId="13" w15:restartNumberingAfterBreak="0">
     <w:nsid w:val="1B2644E6"/>
     <w:multiLevelType w:val="multilevel"/>
     <w:tmpl w:val="DF6A7F3C"/>
@@ -3643,7 +5223,7 @@
       </w:rPr>
     </w:lvl>
   </w:abstractNum>
-  <w:abstractNum w:abstractNumId="12" w15:restartNumberingAfterBreak="0">
+  <w:abstractNum w:abstractNumId="14" w15:restartNumberingAfterBreak="0">
     <w:nsid w:val="1C937CA4"/>
     <w:multiLevelType w:val="multilevel"/>
     <w:tmpl w:val="E1C49F44"/>
@@ -3756,7 +5336,93 @@
       </w:rPr>
     </w:lvl>
   </w:abstractNum>
-  <w:abstractNum w:abstractNumId="13" w15:restartNumberingAfterBreak="0">
+  <w:abstractNum w:abstractNumId="15" w15:restartNumberingAfterBreak="0">
+    <w:nsid w:val="1FB64C99"/>
+    <w:multiLevelType w:val="hybridMultilevel"/>
+    <w:tmpl w:val="8A7AD79A"/>
+    <w:lvl w:ilvl="0" w:tplc="0409000F">
+      <w:start w:val="1"/>
+      <w:numFmt w:val="decimal"/>
+      <w:lvlText w:val="%1."/>
+      <w:lvlJc w:val="left"/>
+      <w:pPr>
+        <w:ind w:left="720" w:hanging="360"/>
+      </w:pPr>
+    </w:lvl>
+    <w:lvl w:ilvl="1" w:tplc="04090019" w:tentative="1">
+      <w:start w:val="1"/>
+      <w:numFmt w:val="lowerLetter"/>
+      <w:lvlText w:val="%2."/>
+      <w:lvlJc w:val="left"/>
+      <w:pPr>
+        <w:ind w:left="1440" w:hanging="360"/>
+      </w:pPr>
+    </w:lvl>
+    <w:lvl w:ilvl="2" w:tplc="0409001B">
+      <w:start w:val="1"/>
+      <w:numFmt w:val="lowerRoman"/>
+      <w:lvlText w:val="%3."/>
+      <w:lvlJc w:val="right"/>
+      <w:pPr>
+        <w:ind w:left="2160" w:hanging="180"/>
+      </w:pPr>
+    </w:lvl>
+    <w:lvl w:ilvl="3" w:tplc="0409000F">
+      <w:start w:val="1"/>
+      <w:numFmt w:val="decimal"/>
+      <w:lvlText w:val="%4."/>
+      <w:lvlJc w:val="left"/>
+      <w:pPr>
+        <w:ind w:left="2880" w:hanging="360"/>
+      </w:pPr>
+    </w:lvl>
+    <w:lvl w:ilvl="4" w:tplc="04090019">
+      <w:start w:val="1"/>
+      <w:numFmt w:val="lowerLetter"/>
+      <w:lvlText w:val="%5."/>
+      <w:lvlJc w:val="left"/>
+      <w:pPr>
+        <w:ind w:left="3600" w:hanging="360"/>
+      </w:pPr>
+    </w:lvl>
+    <w:lvl w:ilvl="5" w:tplc="0409001B">
+      <w:start w:val="1"/>
+      <w:numFmt w:val="lowerRoman"/>
+      <w:lvlText w:val="%6."/>
+      <w:lvlJc w:val="right"/>
+      <w:pPr>
+        <w:ind w:left="4320" w:hanging="180"/>
+      </w:pPr>
+    </w:lvl>
+    <w:lvl w:ilvl="6" w:tplc="0409000F">
+      <w:start w:val="1"/>
+      <w:numFmt w:val="decimal"/>
+      <w:lvlText w:val="%7."/>
+      <w:lvlJc w:val="left"/>
+      <w:pPr>
+        <w:ind w:left="5040" w:hanging="360"/>
+      </w:pPr>
+    </w:lvl>
+    <w:lvl w:ilvl="7" w:tplc="04090019" w:tentative="1">
+      <w:start w:val="1"/>
+      <w:numFmt w:val="lowerLetter"/>
+      <w:lvlText w:val="%8."/>
+      <w:lvlJc w:val="left"/>
+      <w:pPr>
+        <w:ind w:left="5760" w:hanging="360"/>
+      </w:pPr>
+    </w:lvl>
+    <w:lvl w:ilvl="8" w:tplc="0409001B" w:tentative="1">
+      <w:start w:val="1"/>
+      <w:numFmt w:val="lowerRoman"/>
+      <w:lvlText w:val="%9."/>
+      <w:lvlJc w:val="right"/>
+      <w:pPr>
+        <w:ind w:left="6480" w:hanging="180"/>
+      </w:pPr>
+    </w:lvl>
+  </w:abstractNum>
+  <w:abstractNum w:abstractNumId="16" w15:restartNumberingAfterBreak="0">
     <w:nsid w:val="20BB618F"/>
     <w:multiLevelType w:val="multilevel"/>
     <w:tmpl w:val="DFE02C5E"/>
@@ -3869,7 +5535,7 @@
       </w:rPr>
     </w:lvl>
   </w:abstractNum>
-  <w:abstractNum w:abstractNumId="14" w15:restartNumberingAfterBreak="0">
+  <w:abstractNum w:abstractNumId="17" w15:restartNumberingAfterBreak="0">
     <w:nsid w:val="20C14890"/>
     <w:multiLevelType w:val="hybridMultilevel"/>
     <w:tmpl w:val="1DDAB038"/>
@@ -3958,7 +5624,7 @@
       </w:pPr>
     </w:lvl>
   </w:abstractNum>
-  <w:abstractNum w:abstractNumId="15" w15:restartNumberingAfterBreak="0">
+  <w:abstractNum w:abstractNumId="18" w15:restartNumberingAfterBreak="0">
     <w:nsid w:val="221A7341"/>
     <w:multiLevelType w:val="multilevel"/>
     <w:tmpl w:val="D04A62BC"/>
@@ -4107,7 +5773,7 @@
       </w:rPr>
     </w:lvl>
   </w:abstractNum>
-  <w:abstractNum w:abstractNumId="16" w15:restartNumberingAfterBreak="0">
+  <w:abstractNum w:abstractNumId="19" w15:restartNumberingAfterBreak="0">
     <w:nsid w:val="29EF6A03"/>
     <w:multiLevelType w:val="multilevel"/>
     <w:tmpl w:val="7D488EEA"/>
@@ -4256,7 +5922,7 @@
       </w:rPr>
     </w:lvl>
   </w:abstractNum>
-  <w:abstractNum w:abstractNumId="17" w15:restartNumberingAfterBreak="0">
+  <w:abstractNum w:abstractNumId="20" w15:restartNumberingAfterBreak="0">
     <w:nsid w:val="2E687AE0"/>
     <w:multiLevelType w:val="multilevel"/>
     <w:tmpl w:val="DF6A7F3C"/>
@@ -4402,7 +6068,7 @@
       </w:rPr>
     </w:lvl>
   </w:abstractNum>
-  <w:abstractNum w:abstractNumId="18" w15:restartNumberingAfterBreak="0">
+  <w:abstractNum w:abstractNumId="21" w15:restartNumberingAfterBreak="0">
     <w:nsid w:val="2F38432F"/>
     <w:multiLevelType w:val="multilevel"/>
     <w:tmpl w:val="FDFC4E2E"/>
@@ -4548,7 +6214,7 @@
       </w:rPr>
     </w:lvl>
   </w:abstractNum>
-  <w:abstractNum w:abstractNumId="19" w15:restartNumberingAfterBreak="0">
+  <w:abstractNum w:abstractNumId="22" w15:restartNumberingAfterBreak="0">
     <w:nsid w:val="2F825433"/>
     <w:multiLevelType w:val="multilevel"/>
     <w:tmpl w:val="F2B8FC54"/>
@@ -4697,7 +6363,93 @@
       </w:rPr>
     </w:lvl>
   </w:abstractNum>
-  <w:abstractNum w:abstractNumId="20" w15:restartNumberingAfterBreak="0">
+  <w:abstractNum w:abstractNumId="23" w15:restartNumberingAfterBreak="0">
+    <w:nsid w:val="308A52A8"/>
+    <w:multiLevelType w:val="hybridMultilevel"/>
+    <w:tmpl w:val="5E4606CE"/>
+    <w:lvl w:ilvl="0" w:tplc="0409000F">
+      <w:start w:val="1"/>
+      <w:numFmt w:val="decimal"/>
+      <w:lvlText w:val="%1."/>
+      <w:lvlJc w:val="left"/>
+      <w:pPr>
+        <w:ind w:left="720" w:hanging="360"/>
+      </w:pPr>
+    </w:lvl>
+    <w:lvl w:ilvl="1" w:tplc="04090019" w:tentative="1">
+      <w:start w:val="1"/>
+      <w:numFmt w:val="lowerLetter"/>
+      <w:lvlText w:val="%2."/>
+      <w:lvlJc w:val="left"/>
+      <w:pPr>
+        <w:ind w:left="1440" w:hanging="360"/>
+      </w:pPr>
+    </w:lvl>
+    <w:lvl w:ilvl="2" w:tplc="0409001B" w:tentative="1">
+      <w:start w:val="1"/>
+      <w:numFmt w:val="lowerRoman"/>
+      <w:lvlText w:val="%3."/>
+      <w:lvlJc w:val="right"/>
+      <w:pPr>
+        <w:ind w:left="2160" w:hanging="180"/>
+      </w:pPr>
+    </w:lvl>
+    <w:lvl w:ilvl="3" w:tplc="0409000F" w:tentative="1">
+      <w:start w:val="1"/>
+      <w:numFmt w:val="decimal"/>
+      <w:lvlText w:val="%4."/>
+      <w:lvlJc w:val="left"/>
+      <w:pPr>
+        <w:ind w:left="2880" w:hanging="360"/>
+      </w:pPr>
+    </w:lvl>
+    <w:lvl w:ilvl="4" w:tplc="04090019" w:tentative="1">
+      <w:start w:val="1"/>
+      <w:numFmt w:val="lowerLetter"/>
+      <w:lvlText w:val="%5."/>
+      <w:lvlJc w:val="left"/>
+      <w:pPr>
+        <w:ind w:left="3600" w:hanging="360"/>
+      </w:pPr>
+    </w:lvl>
+    <w:lvl w:ilvl="5" w:tplc="0409001B" w:tentative="1">
+      <w:start w:val="1"/>
+      <w:numFmt w:val="lowerRoman"/>
+      <w:lvlText w:val="%6."/>
+      <w:lvlJc w:val="right"/>
+      <w:pPr>
+        <w:ind w:left="4320" w:hanging="180"/>
+      </w:pPr>
+    </w:lvl>
+    <w:lvl w:ilvl="6" w:tplc="0409000F" w:tentative="1">
+      <w:start w:val="1"/>
+      <w:numFmt w:val="decimal"/>
+      <w:lvlText w:val="%7."/>
+      <w:lvlJc w:val="left"/>
+      <w:pPr>
+        <w:ind w:left="5040" w:hanging="360"/>
+      </w:pPr>
+    </w:lvl>
+    <w:lvl w:ilvl="7" w:tplc="04090019" w:tentative="1">
+      <w:start w:val="1"/>
+      <w:numFmt w:val="lowerLetter"/>
+      <w:lvlText w:val="%8."/>
+      <w:lvlJc w:val="left"/>
+      <w:pPr>
+        <w:ind w:left="5760" w:hanging="360"/>
+      </w:pPr>
+    </w:lvl>
+    <w:lvl w:ilvl="8" w:tplc="0409001B" w:tentative="1">
+      <w:start w:val="1"/>
+      <w:numFmt w:val="lowerRoman"/>
+      <w:lvlText w:val="%9."/>
+      <w:lvlJc w:val="right"/>
+      <w:pPr>
+        <w:ind w:left="6480" w:hanging="180"/>
+      </w:pPr>
+    </w:lvl>
+  </w:abstractNum>
+  <w:abstractNum w:abstractNumId="24" w15:restartNumberingAfterBreak="0">
     <w:nsid w:val="30E1757C"/>
     <w:multiLevelType w:val="multilevel"/>
     <w:tmpl w:val="DF6A7F3C"/>
@@ -4843,7 +6595,7 @@
       </w:rPr>
     </w:lvl>
   </w:abstractNum>
-  <w:abstractNum w:abstractNumId="21" w15:restartNumberingAfterBreak="0">
+  <w:abstractNum w:abstractNumId="25" w15:restartNumberingAfterBreak="0">
     <w:nsid w:val="33921B89"/>
     <w:multiLevelType w:val="hybridMultilevel"/>
     <w:tmpl w:val="F30810B6"/>
@@ -4929,7 +6681,7 @@
       </w:pPr>
     </w:lvl>
   </w:abstractNum>
-  <w:abstractNum w:abstractNumId="22" w15:restartNumberingAfterBreak="0">
+  <w:abstractNum w:abstractNumId="26" w15:restartNumberingAfterBreak="0">
     <w:nsid w:val="35664F58"/>
     <w:multiLevelType w:val="hybridMultilevel"/>
     <w:tmpl w:val="6FF6886E"/>
@@ -5042,7 +6794,7 @@
       </w:rPr>
     </w:lvl>
   </w:abstractNum>
-  <w:abstractNum w:abstractNumId="23" w15:restartNumberingAfterBreak="0">
+  <w:abstractNum w:abstractNumId="27" w15:restartNumberingAfterBreak="0">
     <w:nsid w:val="36DA7BF5"/>
     <w:multiLevelType w:val="multilevel"/>
     <w:tmpl w:val="57CA5176"/>
@@ -5155,7 +6907,7 @@
       </w:rPr>
     </w:lvl>
   </w:abstractNum>
-  <w:abstractNum w:abstractNumId="24" w15:restartNumberingAfterBreak="0">
+  <w:abstractNum w:abstractNumId="28" w15:restartNumberingAfterBreak="0">
     <w:nsid w:val="37211FC9"/>
     <w:multiLevelType w:val="multilevel"/>
     <w:tmpl w:val="DF6A7F3C"/>
@@ -5301,7 +7053,7 @@
       </w:rPr>
     </w:lvl>
   </w:abstractNum>
-  <w:abstractNum w:abstractNumId="25" w15:restartNumberingAfterBreak="0">
+  <w:abstractNum w:abstractNumId="29" w15:restartNumberingAfterBreak="0">
     <w:nsid w:val="38641764"/>
     <w:multiLevelType w:val="multilevel"/>
     <w:tmpl w:val="68842356"/>
@@ -5447,7 +7199,7 @@
       </w:rPr>
     </w:lvl>
   </w:abstractNum>
-  <w:abstractNum w:abstractNumId="26" w15:restartNumberingAfterBreak="0">
+  <w:abstractNum w:abstractNumId="30" w15:restartNumberingAfterBreak="0">
     <w:nsid w:val="44A236C0"/>
     <w:multiLevelType w:val="multilevel"/>
     <w:tmpl w:val="1CE860BA"/>
@@ -5560,7 +7312,7 @@
       </w:rPr>
     </w:lvl>
   </w:abstractNum>
-  <w:abstractNum w:abstractNumId="27" w15:restartNumberingAfterBreak="0">
+  <w:abstractNum w:abstractNumId="31" w15:restartNumberingAfterBreak="0">
     <w:nsid w:val="477F143E"/>
     <w:multiLevelType w:val="multilevel"/>
     <w:tmpl w:val="68842356"/>
@@ -5706,7 +7458,7 @@
       </w:rPr>
     </w:lvl>
   </w:abstractNum>
-  <w:abstractNum w:abstractNumId="28" w15:restartNumberingAfterBreak="0">
+  <w:abstractNum w:abstractNumId="32" w15:restartNumberingAfterBreak="0">
     <w:nsid w:val="4A253C16"/>
     <w:multiLevelType w:val="multilevel"/>
     <w:tmpl w:val="FDFC4E2E"/>
@@ -5852,7 +7604,7 @@
       </w:rPr>
     </w:lvl>
   </w:abstractNum>
-  <w:abstractNum w:abstractNumId="29" w15:restartNumberingAfterBreak="0">
+  <w:abstractNum w:abstractNumId="33" w15:restartNumberingAfterBreak="0">
     <w:nsid w:val="4AAB458E"/>
     <w:multiLevelType w:val="multilevel"/>
     <w:tmpl w:val="68842356"/>
@@ -5998,7 +7750,7 @@
       </w:rPr>
     </w:lvl>
   </w:abstractNum>
-  <w:abstractNum w:abstractNumId="30" w15:restartNumberingAfterBreak="0">
+  <w:abstractNum w:abstractNumId="34" w15:restartNumberingAfterBreak="0">
     <w:nsid w:val="4E886D8A"/>
     <w:multiLevelType w:val="multilevel"/>
     <w:tmpl w:val="FDFC4E2E"/>
@@ -6144,7 +7896,7 @@
       </w:rPr>
     </w:lvl>
   </w:abstractNum>
-  <w:abstractNum w:abstractNumId="31" w15:restartNumberingAfterBreak="0">
+  <w:abstractNum w:abstractNumId="35" w15:restartNumberingAfterBreak="0">
     <w:nsid w:val="521A65CD"/>
     <w:multiLevelType w:val="multilevel"/>
     <w:tmpl w:val="6E2CEAE0"/>
@@ -6293,7 +8045,7 @@
       </w:rPr>
     </w:lvl>
   </w:abstractNum>
-  <w:abstractNum w:abstractNumId="32" w15:restartNumberingAfterBreak="0">
+  <w:abstractNum w:abstractNumId="36" w15:restartNumberingAfterBreak="0">
     <w:nsid w:val="545915D6"/>
     <w:multiLevelType w:val="multilevel"/>
     <w:tmpl w:val="DF6A7F3C"/>
@@ -6439,7 +8191,93 @@
       </w:rPr>
     </w:lvl>
   </w:abstractNum>
-  <w:abstractNum w:abstractNumId="33" w15:restartNumberingAfterBreak="0">
+  <w:abstractNum w:abstractNumId="37" w15:restartNumberingAfterBreak="0">
+    <w:nsid w:val="55BD0436"/>
+    <w:multiLevelType w:val="hybridMultilevel"/>
+    <w:tmpl w:val="7C3A328C"/>
+    <w:lvl w:ilvl="0" w:tplc="0409000F">
+      <w:start w:val="1"/>
+      <w:numFmt w:val="decimal"/>
+      <w:lvlText w:val="%1."/>
+      <w:lvlJc w:val="left"/>
+      <w:pPr>
+        <w:ind w:left="720" w:hanging="360"/>
+      </w:pPr>
+    </w:lvl>
+    <w:lvl w:ilvl="1" w:tplc="04090019" w:tentative="1">
+      <w:start w:val="1"/>
+      <w:numFmt w:val="lowerLetter"/>
+      <w:lvlText w:val="%2."/>
+      <w:lvlJc w:val="left"/>
+      <w:pPr>
+        <w:ind w:left="1440" w:hanging="360"/>
+      </w:pPr>
+    </w:lvl>
+    <w:lvl w:ilvl="2" w:tplc="0409001B" w:tentative="1">
+      <w:start w:val="1"/>
+      <w:numFmt w:val="lowerRoman"/>
+      <w:lvlText w:val="%3."/>
+      <w:lvlJc w:val="right"/>
+      <w:pPr>
+        <w:ind w:left="2160" w:hanging="180"/>
+      </w:pPr>
+    </w:lvl>
+    <w:lvl w:ilvl="3" w:tplc="0409000F" w:tentative="1">
+      <w:start w:val="1"/>
+      <w:numFmt w:val="decimal"/>
+      <w:lvlText w:val="%4."/>
+      <w:lvlJc w:val="left"/>
+      <w:pPr>
+        <w:ind w:left="2880" w:hanging="360"/>
+      </w:pPr>
+    </w:lvl>
+    <w:lvl w:ilvl="4" w:tplc="04090019" w:tentative="1">
+      <w:start w:val="1"/>
+      <w:numFmt w:val="lowerLetter"/>
+      <w:lvlText w:val="%5."/>
+      <w:lvlJc w:val="left"/>
+      <w:pPr>
+        <w:ind w:left="3600" w:hanging="360"/>
+      </w:pPr>
+    </w:lvl>
+    <w:lvl w:ilvl="5" w:tplc="0409001B" w:tentative="1">
+      <w:start w:val="1"/>
+      <w:numFmt w:val="lowerRoman"/>
+      <w:lvlText w:val="%6."/>
+      <w:lvlJc w:val="right"/>
+      <w:pPr>
+        <w:ind w:left="4320" w:hanging="180"/>
+      </w:pPr>
+    </w:lvl>
+    <w:lvl w:ilvl="6" w:tplc="0409000F" w:tentative="1">
+      <w:start w:val="1"/>
+      <w:numFmt w:val="decimal"/>
+      <w:lvlText w:val="%7."/>
+      <w:lvlJc w:val="left"/>
+      <w:pPr>
+        <w:ind w:left="5040" w:hanging="360"/>
+      </w:pPr>
+    </w:lvl>
+    <w:lvl w:ilvl="7" w:tplc="04090019" w:tentative="1">
+      <w:start w:val="1"/>
+      <w:numFmt w:val="lowerLetter"/>
+      <w:lvlText w:val="%8."/>
+      <w:lvlJc w:val="left"/>
+      <w:pPr>
+        <w:ind w:left="5760" w:hanging="360"/>
+      </w:pPr>
+    </w:lvl>
+    <w:lvl w:ilvl="8" w:tplc="0409001B" w:tentative="1">
+      <w:start w:val="1"/>
+      <w:numFmt w:val="lowerRoman"/>
+      <w:lvlText w:val="%9."/>
+      <w:lvlJc w:val="right"/>
+      <w:pPr>
+        <w:ind w:left="6480" w:hanging="180"/>
+      </w:pPr>
+    </w:lvl>
+  </w:abstractNum>
+  <w:abstractNum w:abstractNumId="38" w15:restartNumberingAfterBreak="0">
     <w:nsid w:val="56280CC0"/>
     <w:multiLevelType w:val="hybridMultilevel"/>
     <w:tmpl w:val="C2FEFEDC"/>
@@ -6525,7 +8363,7 @@
       </w:pPr>
     </w:lvl>
   </w:abstractNum>
-  <w:abstractNum w:abstractNumId="34" w15:restartNumberingAfterBreak="0">
+  <w:abstractNum w:abstractNumId="39" w15:restartNumberingAfterBreak="0">
     <w:nsid w:val="572A2A2D"/>
     <w:multiLevelType w:val="multilevel"/>
     <w:tmpl w:val="9BC685AA"/>
@@ -6638,7 +8476,7 @@
       </w:rPr>
     </w:lvl>
   </w:abstractNum>
-  <w:abstractNum w:abstractNumId="35" w15:restartNumberingAfterBreak="0">
+  <w:abstractNum w:abstractNumId="40" w15:restartNumberingAfterBreak="0">
     <w:nsid w:val="5A7B6B30"/>
     <w:multiLevelType w:val="multilevel"/>
     <w:tmpl w:val="DF7AD022"/>
@@ -6787,7 +8625,7 @@
       </w:rPr>
     </w:lvl>
   </w:abstractNum>
-  <w:abstractNum w:abstractNumId="36" w15:restartNumberingAfterBreak="0">
+  <w:abstractNum w:abstractNumId="41" w15:restartNumberingAfterBreak="0">
     <w:nsid w:val="5C015D54"/>
     <w:multiLevelType w:val="multilevel"/>
     <w:tmpl w:val="66D208DC"/>
@@ -6900,7 +8738,7 @@
       </w:pPr>
     </w:lvl>
   </w:abstractNum>
-  <w:abstractNum w:abstractNumId="37" w15:restartNumberingAfterBreak="0">
+  <w:abstractNum w:abstractNumId="42" w15:restartNumberingAfterBreak="0">
     <w:nsid w:val="5C5454BC"/>
     <w:multiLevelType w:val="multilevel"/>
     <w:tmpl w:val="68842356"/>
@@ -7046,7 +8884,7 @@
       </w:rPr>
     </w:lvl>
   </w:abstractNum>
-  <w:abstractNum w:abstractNumId="38" w15:restartNumberingAfterBreak="0">
+  <w:abstractNum w:abstractNumId="43" w15:restartNumberingAfterBreak="0">
     <w:nsid w:val="606D7492"/>
     <w:multiLevelType w:val="multilevel"/>
     <w:tmpl w:val="FDFC4E2E"/>
@@ -7192,7 +9030,7 @@
       </w:rPr>
     </w:lvl>
   </w:abstractNum>
-  <w:abstractNum w:abstractNumId="39" w15:restartNumberingAfterBreak="0">
+  <w:abstractNum w:abstractNumId="44" w15:restartNumberingAfterBreak="0">
     <w:nsid w:val="62465259"/>
     <w:multiLevelType w:val="multilevel"/>
     <w:tmpl w:val="FDFC4E2E"/>
@@ -7338,7 +9176,7 @@
       </w:rPr>
     </w:lvl>
   </w:abstractNum>
-  <w:abstractNum w:abstractNumId="40" w15:restartNumberingAfterBreak="0">
+  <w:abstractNum w:abstractNumId="45" w15:restartNumberingAfterBreak="0">
     <w:nsid w:val="64A96324"/>
     <w:multiLevelType w:val="multilevel"/>
     <w:tmpl w:val="68842356"/>
@@ -7484,7 +9322,7 @@
       </w:rPr>
     </w:lvl>
   </w:abstractNum>
-  <w:abstractNum w:abstractNumId="41" w15:restartNumberingAfterBreak="0">
+  <w:abstractNum w:abstractNumId="46" w15:restartNumberingAfterBreak="0">
     <w:nsid w:val="699D7F53"/>
     <w:multiLevelType w:val="multilevel"/>
     <w:tmpl w:val="DF6A7F3C"/>
@@ -7630,7 +9468,120 @@
       </w:rPr>
     </w:lvl>
   </w:abstractNum>
-  <w:abstractNum w:abstractNumId="42" w15:restartNumberingAfterBreak="0">
+  <w:abstractNum w:abstractNumId="47" w15:restartNumberingAfterBreak="0">
+    <w:nsid w:val="6B07430E"/>
+    <w:multiLevelType w:val="hybridMultilevel"/>
+    <w:tmpl w:val="6F9C41D6"/>
+    <w:lvl w:ilvl="0" w:tplc="9E0A892C">
+      <w:start w:val="3"/>
+      <w:numFmt w:val="bullet"/>
+      <w:lvlText w:val="-"/>
+      <w:lvlJc w:val="left"/>
+      <w:pPr>
+        <w:ind w:left="720" w:hanging="360"/>
+      </w:pPr>
+      <w:rPr>
+        <w:rFonts w:ascii="Times New Roman" w:eastAsia="Times New Roman" w:hAnsi="Times New Roman" w:cs="Times New Roman" w:hint="default"/>
+      </w:rPr>
+    </w:lvl>
+    <w:lvl w:ilvl="1" w:tplc="04090003" w:tentative="1">
+      <w:start w:val="1"/>
+      <w:numFmt w:val="bullet"/>
+      <w:lvlText w:val="o"/>
+      <w:lvlJc w:val="left"/>
+      <w:pPr>
+        <w:ind w:left="1440" w:hanging="360"/>
+      </w:pPr>
+      <w:rPr>
+        <w:rFonts w:ascii="Courier New" w:hAnsi="Courier New" w:cs="Courier New" w:hint="default"/>
+      </w:rPr>
+    </w:lvl>
+    <w:lvl w:ilvl="2" w:tplc="04090005" w:tentative="1">
+      <w:start w:val="1"/>
+      <w:numFmt w:val="bullet"/>
+      <w:lvlText w:val=""/>
+      <w:lvlJc w:val="left"/>
+      <w:pPr>
+        <w:ind w:left="2160" w:hanging="360"/>
+      </w:pPr>
+      <w:rPr>
+        <w:rFonts w:ascii="Wingdings" w:hAnsi="Wingdings" w:hint="default"/>
+      </w:rPr>
+    </w:lvl>
+    <w:lvl w:ilvl="3" w:tplc="04090001" w:tentative="1">
+      <w:start w:val="1"/>
+      <w:numFmt w:val="bullet"/>
+      <w:lvlText w:val=""/>
+      <w:lvlJc w:val="left"/>
+      <w:pPr>
+        <w:ind w:left="2880" w:hanging="360"/>
+      </w:pPr>
+      <w:rPr>
+        <w:rFonts w:ascii="Symbol" w:hAnsi="Symbol" w:hint="default"/>
+      </w:rPr>
+    </w:lvl>
+    <w:lvl w:ilvl="4" w:tplc="04090003" w:tentative="1">
+      <w:start w:val="1"/>
+      <w:numFmt w:val="bullet"/>
+      <w:lvlText w:val="o"/>
+      <w:lvlJc w:val="left"/>
+      <w:pPr>
+        <w:ind w:left="3600" w:hanging="360"/>
+      </w:pPr>
+      <w:rPr>
+        <w:rFonts w:ascii="Courier New" w:hAnsi="Courier New" w:cs="Courier New" w:hint="default"/>
+      </w:rPr>
+    </w:lvl>
+    <w:lvl w:ilvl="5" w:tplc="04090005" w:tentative="1">
+      <w:start w:val="1"/>
+      <w:numFmt w:val="bullet"/>
+      <w:lvlText w:val=""/>
+      <w:lvlJc w:val="left"/>
+      <w:pPr>
+        <w:ind w:left="4320" w:hanging="360"/>
+      </w:pPr>
+      <w:rPr>
+        <w:rFonts w:ascii="Wingdings" w:hAnsi="Wingdings" w:hint="default"/>
+      </w:rPr>
+    </w:lvl>
+    <w:lvl w:ilvl="6" w:tplc="04090001" w:tentative="1">
+      <w:start w:val="1"/>
+      <w:numFmt w:val="bullet"/>
+      <w:lvlText w:val=""/>
+      <w:lvlJc w:val="left"/>
+      <w:pPr>
+        <w:ind w:left="5040" w:hanging="360"/>
+      </w:pPr>
+      <w:rPr>
+        <w:rFonts w:ascii="Symbol" w:hAnsi="Symbol" w:hint="default"/>
+      </w:rPr>
+    </w:lvl>
+    <w:lvl w:ilvl="7" w:tplc="04090003" w:tentative="1">
+      <w:start w:val="1"/>
+      <w:numFmt w:val="bullet"/>
+      <w:lvlText w:val="o"/>
+      <w:lvlJc w:val="left"/>
+      <w:pPr>
+        <w:ind w:left="5760" w:hanging="360"/>
+      </w:pPr>
+      <w:rPr>
+        <w:rFonts w:ascii="Courier New" w:hAnsi="Courier New" w:cs="Courier New" w:hint="default"/>
+      </w:rPr>
+    </w:lvl>
+    <w:lvl w:ilvl="8" w:tplc="04090005" w:tentative="1">
+      <w:start w:val="1"/>
+      <w:numFmt w:val="bullet"/>
+      <w:lvlText w:val=""/>
+      <w:lvlJc w:val="left"/>
+      <w:pPr>
+        <w:ind w:left="6480" w:hanging="360"/>
+      </w:pPr>
+      <w:rPr>
+        <w:rFonts w:ascii="Wingdings" w:hAnsi="Wingdings" w:hint="default"/>
+      </w:rPr>
+    </w:lvl>
+  </w:abstractNum>
+  <w:abstractNum w:abstractNumId="48" w15:restartNumberingAfterBreak="0">
     <w:nsid w:val="6D0364A0"/>
     <w:multiLevelType w:val="multilevel"/>
     <w:tmpl w:val="68842356"/>
@@ -7776,7 +9727,7 @@
       </w:rPr>
     </w:lvl>
   </w:abstractNum>
-  <w:abstractNum w:abstractNumId="43" w15:restartNumberingAfterBreak="0">
+  <w:abstractNum w:abstractNumId="49" w15:restartNumberingAfterBreak="0">
     <w:nsid w:val="6D7273D8"/>
     <w:multiLevelType w:val="multilevel"/>
     <w:tmpl w:val="DC706630"/>
@@ -7925,7 +9876,7 @@
       </w:rPr>
     </w:lvl>
   </w:abstractNum>
-  <w:abstractNum w:abstractNumId="44" w15:restartNumberingAfterBreak="0">
+  <w:abstractNum w:abstractNumId="50" w15:restartNumberingAfterBreak="0">
     <w:nsid w:val="783E2CBC"/>
     <w:multiLevelType w:val="multilevel"/>
     <w:tmpl w:val="E94A3B26"/>
@@ -8038,7 +9989,7 @@
       </w:pPr>
     </w:lvl>
   </w:abstractNum>
-  <w:abstractNum w:abstractNumId="45" w15:restartNumberingAfterBreak="0">
+  <w:abstractNum w:abstractNumId="51" w15:restartNumberingAfterBreak="0">
     <w:nsid w:val="789F4CE1"/>
     <w:multiLevelType w:val="multilevel"/>
     <w:tmpl w:val="1CE860BA"/>
@@ -8151,7 +10102,7 @@
       </w:rPr>
     </w:lvl>
   </w:abstractNum>
-  <w:abstractNum w:abstractNumId="46" w15:restartNumberingAfterBreak="0">
+  <w:abstractNum w:abstractNumId="52" w15:restartNumberingAfterBreak="0">
     <w:nsid w:val="79730313"/>
     <w:multiLevelType w:val="multilevel"/>
     <w:tmpl w:val="68842356"/>
@@ -8297,7 +10248,7 @@
       </w:rPr>
     </w:lvl>
   </w:abstractNum>
-  <w:abstractNum w:abstractNumId="47" w15:restartNumberingAfterBreak="0">
+  <w:abstractNum w:abstractNumId="53" w15:restartNumberingAfterBreak="0">
     <w:nsid w:val="7AEC76B6"/>
     <w:multiLevelType w:val="multilevel"/>
     <w:tmpl w:val="FDFC4E2E"/>
@@ -8444,148 +10395,166 @@
     </w:lvl>
   </w:abstractNum>
   <w:num w:numId="1" w16cid:durableId="687026918">
+    <w:abstractNumId w:val="3"/>
+  </w:num>
+  <w:num w:numId="2" w16cid:durableId="1521433076">
+    <w:abstractNumId w:val="27"/>
+  </w:num>
+  <w:num w:numId="3" w16cid:durableId="1169172737">
+    <w:abstractNumId w:val="16"/>
+  </w:num>
+  <w:num w:numId="4" w16cid:durableId="1095663320">
+    <w:abstractNumId w:val="14"/>
+  </w:num>
+  <w:num w:numId="5" w16cid:durableId="320277980">
+    <w:abstractNumId w:val="51"/>
+  </w:num>
+  <w:num w:numId="6" w16cid:durableId="480125140">
+    <w:abstractNumId w:val="35"/>
+  </w:num>
+  <w:num w:numId="7" w16cid:durableId="1312128570">
+    <w:abstractNumId w:val="50"/>
+  </w:num>
+  <w:num w:numId="8" w16cid:durableId="721293094">
+    <w:abstractNumId w:val="41"/>
+  </w:num>
+  <w:num w:numId="9" w16cid:durableId="623655124">
+    <w:abstractNumId w:val="42"/>
+  </w:num>
+  <w:num w:numId="10" w16cid:durableId="433673490">
+    <w:abstractNumId w:val="33"/>
+  </w:num>
+  <w:num w:numId="11" w16cid:durableId="666246274">
+    <w:abstractNumId w:val="48"/>
+  </w:num>
+  <w:num w:numId="12" w16cid:durableId="1583947328">
+    <w:abstractNumId w:val="45"/>
+  </w:num>
+  <w:num w:numId="13" w16cid:durableId="1561015977">
+    <w:abstractNumId w:val="31"/>
+  </w:num>
+  <w:num w:numId="14" w16cid:durableId="1813788044">
+    <w:abstractNumId w:val="29"/>
+  </w:num>
+  <w:num w:numId="15" w16cid:durableId="1516311903">
+    <w:abstractNumId w:val="52"/>
+  </w:num>
+  <w:num w:numId="16" w16cid:durableId="700788812">
+    <w:abstractNumId w:val="18"/>
+  </w:num>
+  <w:num w:numId="17" w16cid:durableId="738552033">
+    <w:abstractNumId w:val="12"/>
+  </w:num>
+  <w:num w:numId="18" w16cid:durableId="506284840">
+    <w:abstractNumId w:val="30"/>
+  </w:num>
+  <w:num w:numId="19" w16cid:durableId="281688829">
+    <w:abstractNumId w:val="19"/>
+  </w:num>
+  <w:num w:numId="20" w16cid:durableId="1440640888">
+    <w:abstractNumId w:val="22"/>
+  </w:num>
+  <w:num w:numId="21" w16cid:durableId="908731130">
+    <w:abstractNumId w:val="6"/>
+  </w:num>
+  <w:num w:numId="22" w16cid:durableId="1803890039">
+    <w:abstractNumId w:val="5"/>
+  </w:num>
+  <w:num w:numId="23" w16cid:durableId="1576740101">
+    <w:abstractNumId w:val="49"/>
+  </w:num>
+  <w:num w:numId="24" w16cid:durableId="524516724">
+    <w:abstractNumId w:val="40"/>
+  </w:num>
+  <w:num w:numId="25" w16cid:durableId="1680624365">
+    <w:abstractNumId w:val="8"/>
+  </w:num>
+  <w:num w:numId="26" w16cid:durableId="16082667">
+    <w:abstractNumId w:val="34"/>
+  </w:num>
+  <w:num w:numId="27" w16cid:durableId="691566847">
+    <w:abstractNumId w:val="21"/>
+  </w:num>
+  <w:num w:numId="28" w16cid:durableId="2094620173">
+    <w:abstractNumId w:val="43"/>
+  </w:num>
+  <w:num w:numId="29" w16cid:durableId="906111721">
+    <w:abstractNumId w:val="10"/>
+  </w:num>
+  <w:num w:numId="30" w16cid:durableId="508177387">
+    <w:abstractNumId w:val="32"/>
+  </w:num>
+  <w:num w:numId="31" w16cid:durableId="913011401">
+    <w:abstractNumId w:val="53"/>
+  </w:num>
+  <w:num w:numId="32" w16cid:durableId="1644390964">
+    <w:abstractNumId w:val="44"/>
+  </w:num>
+  <w:num w:numId="33" w16cid:durableId="778261706">
+    <w:abstractNumId w:val="4"/>
+  </w:num>
+  <w:num w:numId="34" w16cid:durableId="243729491">
+    <w:abstractNumId w:val="7"/>
+  </w:num>
+  <w:num w:numId="35" w16cid:durableId="531498289">
+    <w:abstractNumId w:val="38"/>
+  </w:num>
+  <w:num w:numId="36" w16cid:durableId="1777824409">
+    <w:abstractNumId w:val="25"/>
+  </w:num>
+  <w:num w:numId="37" w16cid:durableId="1510942739">
     <w:abstractNumId w:val="2"/>
   </w:num>
-  <w:num w:numId="2" w16cid:durableId="1521433076">
-    <w:abstractNumId w:val="23"/>
+  <w:num w:numId="38" w16cid:durableId="873925459">
+    <w:abstractNumId w:val="11"/>
   </w:num>
-  <w:num w:numId="3" w16cid:durableId="1169172737">
+  <w:num w:numId="39" w16cid:durableId="579490765">
+    <w:abstractNumId w:val="26"/>
+  </w:num>
+  <w:num w:numId="40" w16cid:durableId="160776597">
+    <w:abstractNumId w:val="46"/>
+  </w:num>
+  <w:num w:numId="41" w16cid:durableId="1975864769">
+    <w:abstractNumId w:val="24"/>
+  </w:num>
+  <w:num w:numId="42" w16cid:durableId="2089038878">
+    <w:abstractNumId w:val="28"/>
+  </w:num>
+  <w:num w:numId="43" w16cid:durableId="1084838402">
+    <w:abstractNumId w:val="20"/>
+  </w:num>
+  <w:num w:numId="44" w16cid:durableId="2133208309">
+    <w:abstractNumId w:val="36"/>
+  </w:num>
+  <w:num w:numId="45" w16cid:durableId="1696272327">
     <w:abstractNumId w:val="13"/>
   </w:num>
-  <w:num w:numId="4" w16cid:durableId="1095663320">
-    <w:abstractNumId w:val="12"/>
-  </w:num>
-  <w:num w:numId="5" w16cid:durableId="320277980">
-    <w:abstractNumId w:val="45"/>
-  </w:num>
-  <w:num w:numId="6" w16cid:durableId="480125140">
-    <w:abstractNumId w:val="31"/>
-  </w:num>
-  <w:num w:numId="7" w16cid:durableId="1312128570">
-    <w:abstractNumId w:val="44"/>
-  </w:num>
-  <w:num w:numId="8" w16cid:durableId="721293094">
-    <w:abstractNumId w:val="36"/>
-  </w:num>
-  <w:num w:numId="9" w16cid:durableId="623655124">
-    <w:abstractNumId w:val="37"/>
-  </w:num>
-  <w:num w:numId="10" w16cid:durableId="433673490">
-    <w:abstractNumId w:val="29"/>
-  </w:num>
-  <w:num w:numId="11" w16cid:durableId="666246274">
-    <w:abstractNumId w:val="42"/>
-  </w:num>
-  <w:num w:numId="12" w16cid:durableId="1583947328">
-    <w:abstractNumId w:val="40"/>
-  </w:num>
-  <w:num w:numId="13" w16cid:durableId="1561015977">
-    <w:abstractNumId w:val="27"/>
-  </w:num>
-  <w:num w:numId="14" w16cid:durableId="1813788044">
-    <w:abstractNumId w:val="25"/>
-  </w:num>
-  <w:num w:numId="15" w16cid:durableId="1516311903">
-    <w:abstractNumId w:val="46"/>
-  </w:num>
-  <w:num w:numId="16" w16cid:durableId="700788812">
-    <w:abstractNumId w:val="15"/>
-  </w:num>
-  <w:num w:numId="17" w16cid:durableId="738552033">
-    <w:abstractNumId w:val="10"/>
-  </w:num>
-  <w:num w:numId="18" w16cid:durableId="506284840">
-    <w:abstractNumId w:val="26"/>
-  </w:num>
-  <w:num w:numId="19" w16cid:durableId="281688829">
-    <w:abstractNumId w:val="16"/>
-  </w:num>
-  <w:num w:numId="20" w16cid:durableId="1440640888">
-    <w:abstractNumId w:val="19"/>
-  </w:num>
-  <w:num w:numId="21" w16cid:durableId="908731130">
-    <w:abstractNumId w:val="5"/>
-  </w:num>
-  <w:num w:numId="22" w16cid:durableId="1803890039">
-    <w:abstractNumId w:val="4"/>
-  </w:num>
-  <w:num w:numId="23" w16cid:durableId="1576740101">
-    <w:abstractNumId w:val="43"/>
-  </w:num>
-  <w:num w:numId="24" w16cid:durableId="524516724">
-    <w:abstractNumId w:val="35"/>
-  </w:num>
-  <w:num w:numId="25" w16cid:durableId="1680624365">
-    <w:abstractNumId w:val="7"/>
-  </w:num>
-  <w:num w:numId="26" w16cid:durableId="16082667">
-    <w:abstractNumId w:val="30"/>
-  </w:num>
-  <w:num w:numId="27" w16cid:durableId="691566847">
-    <w:abstractNumId w:val="18"/>
-  </w:num>
-  <w:num w:numId="28" w16cid:durableId="2094620173">
-    <w:abstractNumId w:val="38"/>
-  </w:num>
-  <w:num w:numId="29" w16cid:durableId="906111721">
-    <w:abstractNumId w:val="8"/>
-  </w:num>
-  <w:num w:numId="30" w16cid:durableId="508177387">
-    <w:abstractNumId w:val="28"/>
-  </w:num>
-  <w:num w:numId="31" w16cid:durableId="913011401">
-    <w:abstractNumId w:val="47"/>
-  </w:num>
-  <w:num w:numId="32" w16cid:durableId="1644390964">
+  <w:num w:numId="46" w16cid:durableId="952831626">
     <w:abstractNumId w:val="39"/>
   </w:num>
-  <w:num w:numId="33" w16cid:durableId="778261706">
-    <w:abstractNumId w:val="3"/>
-  </w:num>
-  <w:num w:numId="34" w16cid:durableId="243729491">
-    <w:abstractNumId w:val="6"/>
-  </w:num>
-  <w:num w:numId="35" w16cid:durableId="531498289">
-    <w:abstractNumId w:val="33"/>
-  </w:num>
-  <w:num w:numId="36" w16cid:durableId="1777824409">
-    <w:abstractNumId w:val="21"/>
-  </w:num>
-  <w:num w:numId="37" w16cid:durableId="1510942739">
-    <w:abstractNumId w:val="1"/>
-  </w:num>
-  <w:num w:numId="38" w16cid:durableId="873925459">
-    <w:abstractNumId w:val="9"/>
-  </w:num>
-  <w:num w:numId="39" w16cid:durableId="579490765">
-    <w:abstractNumId w:val="22"/>
-  </w:num>
-  <w:num w:numId="40" w16cid:durableId="160776597">
-    <w:abstractNumId w:val="41"/>
-  </w:num>
-  <w:num w:numId="41" w16cid:durableId="1975864769">
-    <w:abstractNumId w:val="20"/>
-  </w:num>
-  <w:num w:numId="42" w16cid:durableId="2089038878">
-    <w:abstractNumId w:val="24"/>
-  </w:num>
-  <w:num w:numId="43" w16cid:durableId="1084838402">
+  <w:num w:numId="47" w16cid:durableId="506284221">
     <w:abstractNumId w:val="17"/>
-  </w:num>
-  <w:num w:numId="44" w16cid:durableId="2133208309">
-    <w:abstractNumId w:val="32"/>
-  </w:num>
-  <w:num w:numId="45" w16cid:durableId="1696272327">
-    <w:abstractNumId w:val="11"/>
-  </w:num>
-  <w:num w:numId="46" w16cid:durableId="952831626">
-    <w:abstractNumId w:val="34"/>
-  </w:num>
-  <w:num w:numId="47" w16cid:durableId="506284221">
-    <w:abstractNumId w:val="14"/>
   </w:num>
   <w:num w:numId="48" w16cid:durableId="1452162523">
     <w:abstractNumId w:val="0"/>
+  </w:num>
+  <w:num w:numId="49" w16cid:durableId="1141921806">
+    <w:abstractNumId w:val="1"/>
+  </w:num>
+  <w:num w:numId="50" w16cid:durableId="1155948849">
+    <w:abstractNumId w:val="47"/>
+  </w:num>
+  <w:num w:numId="51" w16cid:durableId="1018897390">
+    <w:abstractNumId w:val="15"/>
+  </w:num>
+  <w:num w:numId="52" w16cid:durableId="576984722">
+    <w:abstractNumId w:val="9"/>
+  </w:num>
+  <w:num w:numId="53" w16cid:durableId="209266241">
+    <w:abstractNumId w:val="37"/>
+  </w:num>
+  <w:num w:numId="54" w16cid:durableId="1107307833">
+    <w:abstractNumId w:val="23"/>
   </w:num>
 </w:numbering>
 </file>
@@ -9049,7 +11018,6 @@
     <w:next w:val="Normal"/>
     <w:link w:val="Heading3Char"/>
     <w:uiPriority w:val="9"/>
-    <w:semiHidden/>
     <w:unhideWhenUsed/>
     <w:qFormat/>
     <w:rsid w:val="008018BE"/>
@@ -9253,7 +11221,6 @@
     <w:basedOn w:val="DefaultParagraphFont"/>
     <w:link w:val="Heading3"/>
     <w:uiPriority w:val="9"/>
-    <w:semiHidden/>
     <w:rsid w:val="008018BE"/>
     <w:rPr>
       <w:rFonts w:eastAsiaTheme="majorEastAsia" w:cstheme="majorBidi"/>

--- a/docs/Rustamov Temur C00280204 Final Report.docx
+++ b/docs/Rustamov Temur C00280204 Final Report.docx
@@ -2433,6 +2433,261 @@
         <w:t xml:space="preserve">All communication between client and server is secured using HTTPS during deployment. </w:t>
       </w:r>
     </w:p>
+    <w:p>
+      <w:pPr>
+        <w:jc w:val="both"/>
+      </w:pPr>
+    </w:p>
+    <w:p>
+      <w:pPr>
+        <w:pStyle w:val="Heading1"/>
+        <w:numPr>
+          <w:ilvl w:val="0"/>
+          <w:numId w:val="48"/>
+        </w:numPr>
+        <w:rPr>
+          <w:rFonts w:ascii="Times New Roman" w:hAnsi="Times New Roman" w:cs="Times New Roman"/>
+          <w:b/>
+          <w:bCs/>
+          <w:color w:val="000000" w:themeColor="text1"/>
+          <w:sz w:val="32"/>
+          <w:szCs w:val="32"/>
+        </w:rPr>
+      </w:pPr>
+      <w:r>
+        <w:rPr>
+          <w:rFonts w:ascii="Times New Roman" w:hAnsi="Times New Roman" w:cs="Times New Roman"/>
+          <w:b/>
+          <w:bCs/>
+          <w:color w:val="000000" w:themeColor="text1"/>
+          <w:sz w:val="32"/>
+          <w:szCs w:val="32"/>
+        </w:rPr>
+        <w:t>Technical Implementation</w:t>
+      </w:r>
+    </w:p>
+    <w:p>
+      <w:pPr>
+        <w:jc w:val="both"/>
+      </w:pPr>
+      <w:r>
+        <w:t xml:space="preserve">This section describes the technical implementation of the Peer Tutoring Platform. It explains the key architectural decisions, module implementations, data structures, supporting technologies used to develop the system. The purpose of this section is to demonstrate how the system was implemented and how the chosen technologies support the functional requirements in the project specification. </w:t>
+      </w:r>
+    </w:p>
+    <w:p/>
+    <w:p>
+      <w:pPr>
+        <w:pStyle w:val="Heading2"/>
+        <w:numPr>
+          <w:ilvl w:val="1"/>
+          <w:numId w:val="48"/>
+        </w:numPr>
+        <w:rPr>
+          <w:rFonts w:ascii="Times New Roman" w:hAnsi="Times New Roman" w:cs="Times New Roman"/>
+          <w:b/>
+          <w:bCs/>
+          <w:color w:val="000000" w:themeColor="text1"/>
+        </w:rPr>
+      </w:pPr>
+      <w:r>
+        <w:rPr>
+          <w:rFonts w:ascii="Times New Roman" w:hAnsi="Times New Roman" w:cs="Times New Roman"/>
+          <w:b/>
+          <w:bCs/>
+          <w:color w:val="000000" w:themeColor="text1"/>
+        </w:rPr>
+        <w:t>Architecture and Design Decisions</w:t>
+      </w:r>
+    </w:p>
+    <w:p>
+      <w:pPr>
+        <w:pStyle w:val="NormalWeb"/>
+        <w:spacing w:line="276" w:lineRule="auto"/>
+        <w:jc w:val="both"/>
+      </w:pPr>
+      <w:r>
+        <w:t xml:space="preserve">The Peer Tutoring Platform was implemented using the MERN stack, which consists of MongoDB, Express.js, React.js, Node.js. This architectural choice enables the use of JavaScript </w:t>
+      </w:r>
+      <w:r>
+        <w:lastRenderedPageBreak/>
+        <w:t xml:space="preserve">across the entire application stack improving </w:t>
+      </w:r>
+      <w:r>
+        <w:t xml:space="preserve">significantly </w:t>
+      </w:r>
+      <w:r>
+        <w:t>maintainability</w:t>
+      </w:r>
+      <w:r>
+        <w:t xml:space="preserve">. </w:t>
+      </w:r>
+      <w:r>
+        <w:t xml:space="preserve">React.js was selected for the frontend due to its </w:t>
+      </w:r>
+      <w:proofErr w:type="gramStart"/>
+      <w:r>
+        <w:t>component</w:t>
+      </w:r>
+      <w:r>
+        <w:t xml:space="preserve"> </w:t>
+      </w:r>
+      <w:r>
+        <w:t>based</w:t>
+      </w:r>
+      <w:proofErr w:type="gramEnd"/>
+      <w:r>
+        <w:t xml:space="preserve"> architecture and efficient state management capabilities.</w:t>
+      </w:r>
+      <w:r>
+        <w:t xml:space="preserve"> The technology’s features</w:t>
+      </w:r>
+      <w:r>
+        <w:t xml:space="preserve"> improve rendering efficiency, which is essential for </w:t>
+      </w:r>
+      <w:r>
+        <w:t>statistics</w:t>
+      </w:r>
+      <w:r>
+        <w:t xml:space="preserve"> such as live notifications and message updates</w:t>
+      </w:r>
+      <w:r>
+        <w:t>, while its structure speeds up the development work in frontend</w:t>
+      </w:r>
+      <w:r>
+        <w:t>.</w:t>
+      </w:r>
+      <w:r>
+        <w:t xml:space="preserve"> </w:t>
+      </w:r>
+      <w:r>
+        <w:t xml:space="preserve">Node.js was selected for the backend due to its runtime model. This architecture is particularly suitable for </w:t>
+      </w:r>
+      <w:r>
+        <w:t>this project, since it</w:t>
+      </w:r>
+      <w:r>
+        <w:t xml:space="preserve"> requir</w:t>
+      </w:r>
+      <w:r>
+        <w:t>es</w:t>
+      </w:r>
+      <w:r>
+        <w:t xml:space="preserve"> multiple concurrent users. Express.js was used as a framework for defining RESTful API endpoints, </w:t>
+      </w:r>
+      <w:r>
+        <w:t xml:space="preserve">that </w:t>
+      </w:r>
+      <w:r>
+        <w:t>handl</w:t>
+      </w:r>
+      <w:r>
+        <w:t>es</w:t>
+      </w:r>
+      <w:r>
+        <w:t xml:space="preserve"> routing logic</w:t>
+      </w:r>
+      <w:r>
+        <w:t xml:space="preserve"> </w:t>
+      </w:r>
+      <w:r>
+        <w:t>and implement</w:t>
+      </w:r>
+      <w:r>
+        <w:t xml:space="preserve">s </w:t>
+      </w:r>
+      <w:r>
+        <w:t>middleware for authentication and request validation.</w:t>
+      </w:r>
+      <w:r>
+        <w:t xml:space="preserve"> </w:t>
+      </w:r>
+      <w:r>
+        <w:t xml:space="preserve">MongoDB was selected as the database solution because of its </w:t>
+      </w:r>
+      <w:proofErr w:type="gramStart"/>
+      <w:r>
+        <w:t>document</w:t>
+      </w:r>
+      <w:r>
+        <w:t xml:space="preserve"> </w:t>
+      </w:r>
+      <w:r>
+        <w:t>oriented</w:t>
+      </w:r>
+      <w:proofErr w:type="gramEnd"/>
+      <w:r>
+        <w:t xml:space="preserve"> structure, which aligns naturally with the platform’s data model</w:t>
+      </w:r>
+      <w:r>
+        <w:t xml:space="preserve">. This </w:t>
+      </w:r>
+      <w:r>
+        <w:t xml:space="preserve">accommodates future feature expansion without relational </w:t>
+      </w:r>
+      <w:proofErr w:type="spellStart"/>
+      <w:proofErr w:type="gramStart"/>
+      <w:r>
+        <w:t>constraints.Real</w:t>
+      </w:r>
+      <w:proofErr w:type="spellEnd"/>
+      <w:proofErr w:type="gramEnd"/>
+      <w:r>
+        <w:t xml:space="preserve"> </w:t>
+      </w:r>
+      <w:r>
+        <w:t xml:space="preserve">time communication was implemented using </w:t>
+      </w:r>
+      <w:proofErr w:type="spellStart"/>
+      <w:r>
+        <w:t>WebSockets</w:t>
+      </w:r>
+      <w:proofErr w:type="spellEnd"/>
+      <w:r>
+        <w:t xml:space="preserve"> via the Socket.io library.</w:t>
+      </w:r>
+      <w:r>
+        <w:t xml:space="preserve"> </w:t>
+      </w:r>
+      <w:r>
+        <w:t>Th</w:t>
+      </w:r>
+      <w:r>
+        <w:t>e technology</w:t>
+      </w:r>
+      <w:r>
+        <w:t xml:space="preserve"> allows instant message delivery and live notification updates without repeated polling, significantly improving user experience and reducing network </w:t>
+      </w:r>
+    </w:p>
+    <w:p/>
+    <w:p>
+      <w:pPr>
+        <w:pStyle w:val="Heading2"/>
+        <w:numPr>
+          <w:ilvl w:val="1"/>
+          <w:numId w:val="48"/>
+        </w:numPr>
+        <w:rPr>
+          <w:rFonts w:ascii="Times New Roman" w:hAnsi="Times New Roman" w:cs="Times New Roman"/>
+          <w:b/>
+          <w:bCs/>
+          <w:color w:val="000000" w:themeColor="text1"/>
+        </w:rPr>
+      </w:pPr>
+      <w:r>
+        <w:rPr>
+          <w:rFonts w:ascii="Times New Roman" w:hAnsi="Times New Roman" w:cs="Times New Roman"/>
+          <w:b/>
+          <w:bCs/>
+          <w:color w:val="000000" w:themeColor="text1"/>
+        </w:rPr>
+        <w:t xml:space="preserve">Module Implementation </w:t>
+      </w:r>
+    </w:p>
+    <w:p>
+      <w:pPr>
+        <w:jc w:val="both"/>
+      </w:pPr>
+    </w:p>
     <w:p/>
     <w:p>
       <w:pPr>
@@ -2533,7 +2788,6 @@
         <w:pStyle w:val="NormalWeb"/>
       </w:pPr>
       <w:r>
-        <w:lastRenderedPageBreak/>
         <w:t xml:space="preserve">Charlton, T. (1998). Peer tutoring: An introduction. </w:t>
       </w:r>
       <w:r>
@@ -2589,6 +2843,7 @@
       </w:pPr>
       <w:proofErr w:type="spellStart"/>
       <w:r>
+        <w:lastRenderedPageBreak/>
         <w:t>Goodlad</w:t>
       </w:r>
       <w:proofErr w:type="spellEnd"/>
@@ -2815,7 +3070,6 @@
         <w:pStyle w:val="NormalWeb"/>
       </w:pPr>
       <w:r>
-        <w:lastRenderedPageBreak/>
         <w:t xml:space="preserve">Profi.ru (n.d.). </w:t>
       </w:r>
       <w:r>
@@ -2881,6 +3135,7 @@
         <w:pStyle w:val="NormalWeb"/>
       </w:pPr>
       <w:r>
+        <w:lastRenderedPageBreak/>
         <w:t xml:space="preserve">Tinto, V. (2014). Reflective practice: Tinto’s South Africa lectures. </w:t>
       </w:r>
       <w:r>
@@ -7200,6 +7455,92 @@
     </w:lvl>
   </w:abstractNum>
   <w:abstractNum w:abstractNumId="30" w15:restartNumberingAfterBreak="0">
+    <w:nsid w:val="3A231A58"/>
+    <w:multiLevelType w:val="hybridMultilevel"/>
+    <w:tmpl w:val="BF721A8E"/>
+    <w:lvl w:ilvl="0" w:tplc="0409000F">
+      <w:start w:val="1"/>
+      <w:numFmt w:val="decimal"/>
+      <w:lvlText w:val="%1."/>
+      <w:lvlJc w:val="left"/>
+      <w:pPr>
+        <w:ind w:left="720" w:hanging="360"/>
+      </w:pPr>
+    </w:lvl>
+    <w:lvl w:ilvl="1" w:tplc="04090019" w:tentative="1">
+      <w:start w:val="1"/>
+      <w:numFmt w:val="lowerLetter"/>
+      <w:lvlText w:val="%2."/>
+      <w:lvlJc w:val="left"/>
+      <w:pPr>
+        <w:ind w:left="1440" w:hanging="360"/>
+      </w:pPr>
+    </w:lvl>
+    <w:lvl w:ilvl="2" w:tplc="0409001B" w:tentative="1">
+      <w:start w:val="1"/>
+      <w:numFmt w:val="lowerRoman"/>
+      <w:lvlText w:val="%3."/>
+      <w:lvlJc w:val="right"/>
+      <w:pPr>
+        <w:ind w:left="2160" w:hanging="180"/>
+      </w:pPr>
+    </w:lvl>
+    <w:lvl w:ilvl="3" w:tplc="0409000F" w:tentative="1">
+      <w:start w:val="1"/>
+      <w:numFmt w:val="decimal"/>
+      <w:lvlText w:val="%4."/>
+      <w:lvlJc w:val="left"/>
+      <w:pPr>
+        <w:ind w:left="2880" w:hanging="360"/>
+      </w:pPr>
+    </w:lvl>
+    <w:lvl w:ilvl="4" w:tplc="04090019" w:tentative="1">
+      <w:start w:val="1"/>
+      <w:numFmt w:val="lowerLetter"/>
+      <w:lvlText w:val="%5."/>
+      <w:lvlJc w:val="left"/>
+      <w:pPr>
+        <w:ind w:left="3600" w:hanging="360"/>
+      </w:pPr>
+    </w:lvl>
+    <w:lvl w:ilvl="5" w:tplc="0409001B" w:tentative="1">
+      <w:start w:val="1"/>
+      <w:numFmt w:val="lowerRoman"/>
+      <w:lvlText w:val="%6."/>
+      <w:lvlJc w:val="right"/>
+      <w:pPr>
+        <w:ind w:left="4320" w:hanging="180"/>
+      </w:pPr>
+    </w:lvl>
+    <w:lvl w:ilvl="6" w:tplc="0409000F" w:tentative="1">
+      <w:start w:val="1"/>
+      <w:numFmt w:val="decimal"/>
+      <w:lvlText w:val="%7."/>
+      <w:lvlJc w:val="left"/>
+      <w:pPr>
+        <w:ind w:left="5040" w:hanging="360"/>
+      </w:pPr>
+    </w:lvl>
+    <w:lvl w:ilvl="7" w:tplc="04090019" w:tentative="1">
+      <w:start w:val="1"/>
+      <w:numFmt w:val="lowerLetter"/>
+      <w:lvlText w:val="%8."/>
+      <w:lvlJc w:val="left"/>
+      <w:pPr>
+        <w:ind w:left="5760" w:hanging="360"/>
+      </w:pPr>
+    </w:lvl>
+    <w:lvl w:ilvl="8" w:tplc="0409001B" w:tentative="1">
+      <w:start w:val="1"/>
+      <w:numFmt w:val="lowerRoman"/>
+      <w:lvlText w:val="%9."/>
+      <w:lvlJc w:val="right"/>
+      <w:pPr>
+        <w:ind w:left="6480" w:hanging="180"/>
+      </w:pPr>
+    </w:lvl>
+  </w:abstractNum>
+  <w:abstractNum w:abstractNumId="31" w15:restartNumberingAfterBreak="0">
     <w:nsid w:val="44A236C0"/>
     <w:multiLevelType w:val="multilevel"/>
     <w:tmpl w:val="1CE860BA"/>
@@ -7312,7 +7653,7 @@
       </w:rPr>
     </w:lvl>
   </w:abstractNum>
-  <w:abstractNum w:abstractNumId="31" w15:restartNumberingAfterBreak="0">
+  <w:abstractNum w:abstractNumId="32" w15:restartNumberingAfterBreak="0">
     <w:nsid w:val="477F143E"/>
     <w:multiLevelType w:val="multilevel"/>
     <w:tmpl w:val="68842356"/>
@@ -7458,7 +7799,7 @@
       </w:rPr>
     </w:lvl>
   </w:abstractNum>
-  <w:abstractNum w:abstractNumId="32" w15:restartNumberingAfterBreak="0">
+  <w:abstractNum w:abstractNumId="33" w15:restartNumberingAfterBreak="0">
     <w:nsid w:val="4A253C16"/>
     <w:multiLevelType w:val="multilevel"/>
     <w:tmpl w:val="FDFC4E2E"/>
@@ -7604,7 +7945,7 @@
       </w:rPr>
     </w:lvl>
   </w:abstractNum>
-  <w:abstractNum w:abstractNumId="33" w15:restartNumberingAfterBreak="0">
+  <w:abstractNum w:abstractNumId="34" w15:restartNumberingAfterBreak="0">
     <w:nsid w:val="4AAB458E"/>
     <w:multiLevelType w:val="multilevel"/>
     <w:tmpl w:val="68842356"/>
@@ -7750,7 +8091,7 @@
       </w:rPr>
     </w:lvl>
   </w:abstractNum>
-  <w:abstractNum w:abstractNumId="34" w15:restartNumberingAfterBreak="0">
+  <w:abstractNum w:abstractNumId="35" w15:restartNumberingAfterBreak="0">
     <w:nsid w:val="4E886D8A"/>
     <w:multiLevelType w:val="multilevel"/>
     <w:tmpl w:val="FDFC4E2E"/>
@@ -7896,7 +8237,7 @@
       </w:rPr>
     </w:lvl>
   </w:abstractNum>
-  <w:abstractNum w:abstractNumId="35" w15:restartNumberingAfterBreak="0">
+  <w:abstractNum w:abstractNumId="36" w15:restartNumberingAfterBreak="0">
     <w:nsid w:val="521A65CD"/>
     <w:multiLevelType w:val="multilevel"/>
     <w:tmpl w:val="6E2CEAE0"/>
@@ -8045,7 +8386,7 @@
       </w:rPr>
     </w:lvl>
   </w:abstractNum>
-  <w:abstractNum w:abstractNumId="36" w15:restartNumberingAfterBreak="0">
+  <w:abstractNum w:abstractNumId="37" w15:restartNumberingAfterBreak="0">
     <w:nsid w:val="545915D6"/>
     <w:multiLevelType w:val="multilevel"/>
     <w:tmpl w:val="DF6A7F3C"/>
@@ -8191,7 +8532,7 @@
       </w:rPr>
     </w:lvl>
   </w:abstractNum>
-  <w:abstractNum w:abstractNumId="37" w15:restartNumberingAfterBreak="0">
+  <w:abstractNum w:abstractNumId="38" w15:restartNumberingAfterBreak="0">
     <w:nsid w:val="55BD0436"/>
     <w:multiLevelType w:val="hybridMultilevel"/>
     <w:tmpl w:val="7C3A328C"/>
@@ -8277,7 +8618,7 @@
       </w:pPr>
     </w:lvl>
   </w:abstractNum>
-  <w:abstractNum w:abstractNumId="38" w15:restartNumberingAfterBreak="0">
+  <w:abstractNum w:abstractNumId="39" w15:restartNumberingAfterBreak="0">
     <w:nsid w:val="56280CC0"/>
     <w:multiLevelType w:val="hybridMultilevel"/>
     <w:tmpl w:val="C2FEFEDC"/>
@@ -8363,7 +8704,7 @@
       </w:pPr>
     </w:lvl>
   </w:abstractNum>
-  <w:abstractNum w:abstractNumId="39" w15:restartNumberingAfterBreak="0">
+  <w:abstractNum w:abstractNumId="40" w15:restartNumberingAfterBreak="0">
     <w:nsid w:val="572A2A2D"/>
     <w:multiLevelType w:val="multilevel"/>
     <w:tmpl w:val="9BC685AA"/>
@@ -8476,7 +8817,7 @@
       </w:rPr>
     </w:lvl>
   </w:abstractNum>
-  <w:abstractNum w:abstractNumId="40" w15:restartNumberingAfterBreak="0">
+  <w:abstractNum w:abstractNumId="41" w15:restartNumberingAfterBreak="0">
     <w:nsid w:val="5A7B6B30"/>
     <w:multiLevelType w:val="multilevel"/>
     <w:tmpl w:val="DF7AD022"/>
@@ -8625,7 +8966,7 @@
       </w:rPr>
     </w:lvl>
   </w:abstractNum>
-  <w:abstractNum w:abstractNumId="41" w15:restartNumberingAfterBreak="0">
+  <w:abstractNum w:abstractNumId="42" w15:restartNumberingAfterBreak="0">
     <w:nsid w:val="5C015D54"/>
     <w:multiLevelType w:val="multilevel"/>
     <w:tmpl w:val="66D208DC"/>
@@ -8738,7 +9079,7 @@
       </w:pPr>
     </w:lvl>
   </w:abstractNum>
-  <w:abstractNum w:abstractNumId="42" w15:restartNumberingAfterBreak="0">
+  <w:abstractNum w:abstractNumId="43" w15:restartNumberingAfterBreak="0">
     <w:nsid w:val="5C5454BC"/>
     <w:multiLevelType w:val="multilevel"/>
     <w:tmpl w:val="68842356"/>
@@ -8884,7 +9225,7 @@
       </w:rPr>
     </w:lvl>
   </w:abstractNum>
-  <w:abstractNum w:abstractNumId="43" w15:restartNumberingAfterBreak="0">
+  <w:abstractNum w:abstractNumId="44" w15:restartNumberingAfterBreak="0">
     <w:nsid w:val="606D7492"/>
     <w:multiLevelType w:val="multilevel"/>
     <w:tmpl w:val="FDFC4E2E"/>
@@ -9030,7 +9371,93 @@
       </w:rPr>
     </w:lvl>
   </w:abstractNum>
-  <w:abstractNum w:abstractNumId="44" w15:restartNumberingAfterBreak="0">
+  <w:abstractNum w:abstractNumId="45" w15:restartNumberingAfterBreak="0">
+    <w:nsid w:val="611E1155"/>
+    <w:multiLevelType w:val="hybridMultilevel"/>
+    <w:tmpl w:val="459CDAFE"/>
+    <w:lvl w:ilvl="0" w:tplc="0409000F">
+      <w:start w:val="1"/>
+      <w:numFmt w:val="decimal"/>
+      <w:lvlText w:val="%1."/>
+      <w:lvlJc w:val="left"/>
+      <w:pPr>
+        <w:ind w:left="720" w:hanging="360"/>
+      </w:pPr>
+    </w:lvl>
+    <w:lvl w:ilvl="1" w:tplc="04090019" w:tentative="1">
+      <w:start w:val="1"/>
+      <w:numFmt w:val="lowerLetter"/>
+      <w:lvlText w:val="%2."/>
+      <w:lvlJc w:val="left"/>
+      <w:pPr>
+        <w:ind w:left="1440" w:hanging="360"/>
+      </w:pPr>
+    </w:lvl>
+    <w:lvl w:ilvl="2" w:tplc="0409001B" w:tentative="1">
+      <w:start w:val="1"/>
+      <w:numFmt w:val="lowerRoman"/>
+      <w:lvlText w:val="%3."/>
+      <w:lvlJc w:val="right"/>
+      <w:pPr>
+        <w:ind w:left="2160" w:hanging="180"/>
+      </w:pPr>
+    </w:lvl>
+    <w:lvl w:ilvl="3" w:tplc="0409000F" w:tentative="1">
+      <w:start w:val="1"/>
+      <w:numFmt w:val="decimal"/>
+      <w:lvlText w:val="%4."/>
+      <w:lvlJc w:val="left"/>
+      <w:pPr>
+        <w:ind w:left="2880" w:hanging="360"/>
+      </w:pPr>
+    </w:lvl>
+    <w:lvl w:ilvl="4" w:tplc="04090019" w:tentative="1">
+      <w:start w:val="1"/>
+      <w:numFmt w:val="lowerLetter"/>
+      <w:lvlText w:val="%5."/>
+      <w:lvlJc w:val="left"/>
+      <w:pPr>
+        <w:ind w:left="3600" w:hanging="360"/>
+      </w:pPr>
+    </w:lvl>
+    <w:lvl w:ilvl="5" w:tplc="0409001B" w:tentative="1">
+      <w:start w:val="1"/>
+      <w:numFmt w:val="lowerRoman"/>
+      <w:lvlText w:val="%6."/>
+      <w:lvlJc w:val="right"/>
+      <w:pPr>
+        <w:ind w:left="4320" w:hanging="180"/>
+      </w:pPr>
+    </w:lvl>
+    <w:lvl w:ilvl="6" w:tplc="0409000F" w:tentative="1">
+      <w:start w:val="1"/>
+      <w:numFmt w:val="decimal"/>
+      <w:lvlText w:val="%7."/>
+      <w:lvlJc w:val="left"/>
+      <w:pPr>
+        <w:ind w:left="5040" w:hanging="360"/>
+      </w:pPr>
+    </w:lvl>
+    <w:lvl w:ilvl="7" w:tplc="04090019" w:tentative="1">
+      <w:start w:val="1"/>
+      <w:numFmt w:val="lowerLetter"/>
+      <w:lvlText w:val="%8."/>
+      <w:lvlJc w:val="left"/>
+      <w:pPr>
+        <w:ind w:left="5760" w:hanging="360"/>
+      </w:pPr>
+    </w:lvl>
+    <w:lvl w:ilvl="8" w:tplc="0409001B" w:tentative="1">
+      <w:start w:val="1"/>
+      <w:numFmt w:val="lowerRoman"/>
+      <w:lvlText w:val="%9."/>
+      <w:lvlJc w:val="right"/>
+      <w:pPr>
+        <w:ind w:left="6480" w:hanging="180"/>
+      </w:pPr>
+    </w:lvl>
+  </w:abstractNum>
+  <w:abstractNum w:abstractNumId="46" w15:restartNumberingAfterBreak="0">
     <w:nsid w:val="62465259"/>
     <w:multiLevelType w:val="multilevel"/>
     <w:tmpl w:val="FDFC4E2E"/>
@@ -9176,7 +9603,7 @@
       </w:rPr>
     </w:lvl>
   </w:abstractNum>
-  <w:abstractNum w:abstractNumId="45" w15:restartNumberingAfterBreak="0">
+  <w:abstractNum w:abstractNumId="47" w15:restartNumberingAfterBreak="0">
     <w:nsid w:val="64A96324"/>
     <w:multiLevelType w:val="multilevel"/>
     <w:tmpl w:val="68842356"/>
@@ -9322,7 +9749,7 @@
       </w:rPr>
     </w:lvl>
   </w:abstractNum>
-  <w:abstractNum w:abstractNumId="46" w15:restartNumberingAfterBreak="0">
+  <w:abstractNum w:abstractNumId="48" w15:restartNumberingAfterBreak="0">
     <w:nsid w:val="699D7F53"/>
     <w:multiLevelType w:val="multilevel"/>
     <w:tmpl w:val="DF6A7F3C"/>
@@ -9468,7 +9895,7 @@
       </w:rPr>
     </w:lvl>
   </w:abstractNum>
-  <w:abstractNum w:abstractNumId="47" w15:restartNumberingAfterBreak="0">
+  <w:abstractNum w:abstractNumId="49" w15:restartNumberingAfterBreak="0">
     <w:nsid w:val="6B07430E"/>
     <w:multiLevelType w:val="hybridMultilevel"/>
     <w:tmpl w:val="6F9C41D6"/>
@@ -9581,7 +10008,7 @@
       </w:rPr>
     </w:lvl>
   </w:abstractNum>
-  <w:abstractNum w:abstractNumId="48" w15:restartNumberingAfterBreak="0">
+  <w:abstractNum w:abstractNumId="50" w15:restartNumberingAfterBreak="0">
     <w:nsid w:val="6D0364A0"/>
     <w:multiLevelType w:val="multilevel"/>
     <w:tmpl w:val="68842356"/>
@@ -9727,7 +10154,7 @@
       </w:rPr>
     </w:lvl>
   </w:abstractNum>
-  <w:abstractNum w:abstractNumId="49" w15:restartNumberingAfterBreak="0">
+  <w:abstractNum w:abstractNumId="51" w15:restartNumberingAfterBreak="0">
     <w:nsid w:val="6D7273D8"/>
     <w:multiLevelType w:val="multilevel"/>
     <w:tmpl w:val="DC706630"/>
@@ -9876,7 +10303,7 @@
       </w:rPr>
     </w:lvl>
   </w:abstractNum>
-  <w:abstractNum w:abstractNumId="50" w15:restartNumberingAfterBreak="0">
+  <w:abstractNum w:abstractNumId="52" w15:restartNumberingAfterBreak="0">
     <w:nsid w:val="783E2CBC"/>
     <w:multiLevelType w:val="multilevel"/>
     <w:tmpl w:val="E94A3B26"/>
@@ -9989,7 +10416,7 @@
       </w:pPr>
     </w:lvl>
   </w:abstractNum>
-  <w:abstractNum w:abstractNumId="51" w15:restartNumberingAfterBreak="0">
+  <w:abstractNum w:abstractNumId="53" w15:restartNumberingAfterBreak="0">
     <w:nsid w:val="789F4CE1"/>
     <w:multiLevelType w:val="multilevel"/>
     <w:tmpl w:val="1CE860BA"/>
@@ -10102,7 +10529,7 @@
       </w:rPr>
     </w:lvl>
   </w:abstractNum>
-  <w:abstractNum w:abstractNumId="52" w15:restartNumberingAfterBreak="0">
+  <w:abstractNum w:abstractNumId="54" w15:restartNumberingAfterBreak="0">
     <w:nsid w:val="79730313"/>
     <w:multiLevelType w:val="multilevel"/>
     <w:tmpl w:val="68842356"/>
@@ -10248,7 +10675,7 @@
       </w:rPr>
     </w:lvl>
   </w:abstractNum>
-  <w:abstractNum w:abstractNumId="53" w15:restartNumberingAfterBreak="0">
+  <w:abstractNum w:abstractNumId="55" w15:restartNumberingAfterBreak="0">
     <w:nsid w:val="7AEC76B6"/>
     <w:multiLevelType w:val="multilevel"/>
     <w:tmpl w:val="FDFC4E2E"/>
@@ -10392,6 +10819,92 @@
         <w:rFonts w:ascii="Wingdings" w:hAnsi="Wingdings" w:hint="default"/>
         <w:sz w:val="20"/>
       </w:rPr>
+    </w:lvl>
+  </w:abstractNum>
+  <w:abstractNum w:abstractNumId="56" w15:restartNumberingAfterBreak="0">
+    <w:nsid w:val="7C2A1A77"/>
+    <w:multiLevelType w:val="hybridMultilevel"/>
+    <w:tmpl w:val="1CFEC05E"/>
+    <w:lvl w:ilvl="0" w:tplc="0409000F">
+      <w:start w:val="1"/>
+      <w:numFmt w:val="decimal"/>
+      <w:lvlText w:val="%1."/>
+      <w:lvlJc w:val="left"/>
+      <w:pPr>
+        <w:ind w:left="720" w:hanging="360"/>
+      </w:pPr>
+    </w:lvl>
+    <w:lvl w:ilvl="1" w:tplc="04090019" w:tentative="1">
+      <w:start w:val="1"/>
+      <w:numFmt w:val="lowerLetter"/>
+      <w:lvlText w:val="%2."/>
+      <w:lvlJc w:val="left"/>
+      <w:pPr>
+        <w:ind w:left="1440" w:hanging="360"/>
+      </w:pPr>
+    </w:lvl>
+    <w:lvl w:ilvl="2" w:tplc="0409001B" w:tentative="1">
+      <w:start w:val="1"/>
+      <w:numFmt w:val="lowerRoman"/>
+      <w:lvlText w:val="%3."/>
+      <w:lvlJc w:val="right"/>
+      <w:pPr>
+        <w:ind w:left="2160" w:hanging="180"/>
+      </w:pPr>
+    </w:lvl>
+    <w:lvl w:ilvl="3" w:tplc="0409000F" w:tentative="1">
+      <w:start w:val="1"/>
+      <w:numFmt w:val="decimal"/>
+      <w:lvlText w:val="%4."/>
+      <w:lvlJc w:val="left"/>
+      <w:pPr>
+        <w:ind w:left="2880" w:hanging="360"/>
+      </w:pPr>
+    </w:lvl>
+    <w:lvl w:ilvl="4" w:tplc="04090019" w:tentative="1">
+      <w:start w:val="1"/>
+      <w:numFmt w:val="lowerLetter"/>
+      <w:lvlText w:val="%5."/>
+      <w:lvlJc w:val="left"/>
+      <w:pPr>
+        <w:ind w:left="3600" w:hanging="360"/>
+      </w:pPr>
+    </w:lvl>
+    <w:lvl w:ilvl="5" w:tplc="0409001B" w:tentative="1">
+      <w:start w:val="1"/>
+      <w:numFmt w:val="lowerRoman"/>
+      <w:lvlText w:val="%6."/>
+      <w:lvlJc w:val="right"/>
+      <w:pPr>
+        <w:ind w:left="4320" w:hanging="180"/>
+      </w:pPr>
+    </w:lvl>
+    <w:lvl w:ilvl="6" w:tplc="0409000F" w:tentative="1">
+      <w:start w:val="1"/>
+      <w:numFmt w:val="decimal"/>
+      <w:lvlText w:val="%7."/>
+      <w:lvlJc w:val="left"/>
+      <w:pPr>
+        <w:ind w:left="5040" w:hanging="360"/>
+      </w:pPr>
+    </w:lvl>
+    <w:lvl w:ilvl="7" w:tplc="04090019" w:tentative="1">
+      <w:start w:val="1"/>
+      <w:numFmt w:val="lowerLetter"/>
+      <w:lvlText w:val="%8."/>
+      <w:lvlJc w:val="left"/>
+      <w:pPr>
+        <w:ind w:left="5760" w:hanging="360"/>
+      </w:pPr>
+    </w:lvl>
+    <w:lvl w:ilvl="8" w:tplc="0409001B" w:tentative="1">
+      <w:start w:val="1"/>
+      <w:numFmt w:val="lowerRoman"/>
+      <w:lvlText w:val="%9."/>
+      <w:lvlJc w:val="right"/>
+      <w:pPr>
+        <w:ind w:left="6480" w:hanging="180"/>
+      </w:pPr>
     </w:lvl>
   </w:abstractNum>
   <w:num w:numId="1" w16cid:durableId="687026918">
@@ -10407,37 +10920,37 @@
     <w:abstractNumId w:val="14"/>
   </w:num>
   <w:num w:numId="5" w16cid:durableId="320277980">
-    <w:abstractNumId w:val="51"/>
+    <w:abstractNumId w:val="53"/>
   </w:num>
   <w:num w:numId="6" w16cid:durableId="480125140">
-    <w:abstractNumId w:val="35"/>
+    <w:abstractNumId w:val="36"/>
   </w:num>
   <w:num w:numId="7" w16cid:durableId="1312128570">
+    <w:abstractNumId w:val="52"/>
+  </w:num>
+  <w:num w:numId="8" w16cid:durableId="721293094">
+    <w:abstractNumId w:val="42"/>
+  </w:num>
+  <w:num w:numId="9" w16cid:durableId="623655124">
+    <w:abstractNumId w:val="43"/>
+  </w:num>
+  <w:num w:numId="10" w16cid:durableId="433673490">
+    <w:abstractNumId w:val="34"/>
+  </w:num>
+  <w:num w:numId="11" w16cid:durableId="666246274">
     <w:abstractNumId w:val="50"/>
   </w:num>
-  <w:num w:numId="8" w16cid:durableId="721293094">
-    <w:abstractNumId w:val="41"/>
-  </w:num>
-  <w:num w:numId="9" w16cid:durableId="623655124">
-    <w:abstractNumId w:val="42"/>
-  </w:num>
-  <w:num w:numId="10" w16cid:durableId="433673490">
-    <w:abstractNumId w:val="33"/>
-  </w:num>
-  <w:num w:numId="11" w16cid:durableId="666246274">
-    <w:abstractNumId w:val="48"/>
-  </w:num>
   <w:num w:numId="12" w16cid:durableId="1583947328">
-    <w:abstractNumId w:val="45"/>
+    <w:abstractNumId w:val="47"/>
   </w:num>
   <w:num w:numId="13" w16cid:durableId="1561015977">
-    <w:abstractNumId w:val="31"/>
+    <w:abstractNumId w:val="32"/>
   </w:num>
   <w:num w:numId="14" w16cid:durableId="1813788044">
     <w:abstractNumId w:val="29"/>
   </w:num>
   <w:num w:numId="15" w16cid:durableId="1516311903">
-    <w:abstractNumId w:val="52"/>
+    <w:abstractNumId w:val="54"/>
   </w:num>
   <w:num w:numId="16" w16cid:durableId="700788812">
     <w:abstractNumId w:val="18"/>
@@ -10446,7 +10959,7 @@
     <w:abstractNumId w:val="12"/>
   </w:num>
   <w:num w:numId="18" w16cid:durableId="506284840">
-    <w:abstractNumId w:val="30"/>
+    <w:abstractNumId w:val="31"/>
   </w:num>
   <w:num w:numId="19" w16cid:durableId="281688829">
     <w:abstractNumId w:val="19"/>
@@ -10461,34 +10974,34 @@
     <w:abstractNumId w:val="5"/>
   </w:num>
   <w:num w:numId="23" w16cid:durableId="1576740101">
-    <w:abstractNumId w:val="49"/>
+    <w:abstractNumId w:val="51"/>
   </w:num>
   <w:num w:numId="24" w16cid:durableId="524516724">
-    <w:abstractNumId w:val="40"/>
+    <w:abstractNumId w:val="41"/>
   </w:num>
   <w:num w:numId="25" w16cid:durableId="1680624365">
     <w:abstractNumId w:val="8"/>
   </w:num>
   <w:num w:numId="26" w16cid:durableId="16082667">
-    <w:abstractNumId w:val="34"/>
+    <w:abstractNumId w:val="35"/>
   </w:num>
   <w:num w:numId="27" w16cid:durableId="691566847">
     <w:abstractNumId w:val="21"/>
   </w:num>
   <w:num w:numId="28" w16cid:durableId="2094620173">
-    <w:abstractNumId w:val="43"/>
+    <w:abstractNumId w:val="44"/>
   </w:num>
   <w:num w:numId="29" w16cid:durableId="906111721">
     <w:abstractNumId w:val="10"/>
   </w:num>
   <w:num w:numId="30" w16cid:durableId="508177387">
-    <w:abstractNumId w:val="32"/>
+    <w:abstractNumId w:val="33"/>
   </w:num>
   <w:num w:numId="31" w16cid:durableId="913011401">
-    <w:abstractNumId w:val="53"/>
+    <w:abstractNumId w:val="55"/>
   </w:num>
   <w:num w:numId="32" w16cid:durableId="1644390964">
-    <w:abstractNumId w:val="44"/>
+    <w:abstractNumId w:val="46"/>
   </w:num>
   <w:num w:numId="33" w16cid:durableId="778261706">
     <w:abstractNumId w:val="4"/>
@@ -10497,7 +11010,7 @@
     <w:abstractNumId w:val="7"/>
   </w:num>
   <w:num w:numId="35" w16cid:durableId="531498289">
-    <w:abstractNumId w:val="38"/>
+    <w:abstractNumId w:val="39"/>
   </w:num>
   <w:num w:numId="36" w16cid:durableId="1777824409">
     <w:abstractNumId w:val="25"/>
@@ -10512,7 +11025,7 @@
     <w:abstractNumId w:val="26"/>
   </w:num>
   <w:num w:numId="40" w16cid:durableId="160776597">
-    <w:abstractNumId w:val="46"/>
+    <w:abstractNumId w:val="48"/>
   </w:num>
   <w:num w:numId="41" w16cid:durableId="1975864769">
     <w:abstractNumId w:val="24"/>
@@ -10524,13 +11037,13 @@
     <w:abstractNumId w:val="20"/>
   </w:num>
   <w:num w:numId="44" w16cid:durableId="2133208309">
-    <w:abstractNumId w:val="36"/>
+    <w:abstractNumId w:val="37"/>
   </w:num>
   <w:num w:numId="45" w16cid:durableId="1696272327">
     <w:abstractNumId w:val="13"/>
   </w:num>
   <w:num w:numId="46" w16cid:durableId="952831626">
-    <w:abstractNumId w:val="39"/>
+    <w:abstractNumId w:val="40"/>
   </w:num>
   <w:num w:numId="47" w16cid:durableId="506284221">
     <w:abstractNumId w:val="17"/>
@@ -10542,7 +11055,7 @@
     <w:abstractNumId w:val="1"/>
   </w:num>
   <w:num w:numId="50" w16cid:durableId="1155948849">
-    <w:abstractNumId w:val="47"/>
+    <w:abstractNumId w:val="49"/>
   </w:num>
   <w:num w:numId="51" w16cid:durableId="1018897390">
     <w:abstractNumId w:val="15"/>
@@ -10551,10 +11064,19 @@
     <w:abstractNumId w:val="9"/>
   </w:num>
   <w:num w:numId="53" w16cid:durableId="209266241">
-    <w:abstractNumId w:val="37"/>
+    <w:abstractNumId w:val="38"/>
   </w:num>
   <w:num w:numId="54" w16cid:durableId="1107307833">
     <w:abstractNumId w:val="23"/>
+  </w:num>
+  <w:num w:numId="55" w16cid:durableId="732049722">
+    <w:abstractNumId w:val="30"/>
+  </w:num>
+  <w:num w:numId="56" w16cid:durableId="620645840">
+    <w:abstractNumId w:val="56"/>
+  </w:num>
+  <w:num w:numId="57" w16cid:durableId="1037123086">
+    <w:abstractNumId w:val="45"/>
   </w:num>
 </w:numbering>
 </file>
@@ -11167,6 +11689,7 @@
   <w:style w:type="character" w:default="1" w:styleId="DefaultParagraphFont">
     <w:name w:val="Default Paragraph Font"/>
     <w:uiPriority w:val="1"/>
+    <w:semiHidden/>
     <w:unhideWhenUsed/>
   </w:style>
   <w:style w:type="table" w:default="1" w:styleId="TableNormal">

--- a/docs/Rustamov Temur C00280204 Final Report.docx
+++ b/docs/Rustamov Temur C00280204 Final Report.docx
@@ -477,7 +477,7 @@
           <w:r>
             <w:fldChar w:fldCharType="separate"/>
           </w:r>
-          <w:hyperlink w:anchor="_Toc223459336" w:history="1">
+          <w:hyperlink w:anchor="_Toc223546184" w:history="1">
             <w:r>
               <w:rPr>
                 <w:rStyle w:val="Hyperlink"/>
@@ -526,7 +526,7 @@
                 <w:noProof/>
                 <w:webHidden/>
               </w:rPr>
-              <w:instrText xml:space="preserve"> PAGEREF _Toc223459336 \h </w:instrText>
+              <w:instrText xml:space="preserve"> PAGEREF _Toc223546184 \h </w:instrText>
             </w:r>
             <w:r>
               <w:rPr>
@@ -575,7 +575,7 @@
               <w14:ligatures w14:val="standardContextual"/>
             </w:rPr>
           </w:pPr>
-          <w:hyperlink w:anchor="_Toc223459337" w:history="1">
+          <w:hyperlink w:anchor="_Toc223546185" w:history="1">
             <w:r>
               <w:rPr>
                 <w:rStyle w:val="Hyperlink"/>
@@ -624,7 +624,7 @@
                 <w:noProof/>
                 <w:webHidden/>
               </w:rPr>
-              <w:instrText xml:space="preserve"> PAGEREF _Toc223459337 \h </w:instrText>
+              <w:instrText xml:space="preserve"> PAGEREF _Toc223546185 \h </w:instrText>
             </w:r>
             <w:r>
               <w:rPr>
@@ -673,7 +673,7 @@
               <w14:ligatures w14:val="standardContextual"/>
             </w:rPr>
           </w:pPr>
-          <w:hyperlink w:anchor="_Toc223459338" w:history="1">
+          <w:hyperlink w:anchor="_Toc223546186" w:history="1">
             <w:r>
               <w:rPr>
                 <w:rStyle w:val="Hyperlink"/>
@@ -722,7 +722,7 @@
                 <w:noProof/>
                 <w:webHidden/>
               </w:rPr>
-              <w:instrText xml:space="preserve"> PAGEREF _Toc223459338 \h </w:instrText>
+              <w:instrText xml:space="preserve"> PAGEREF _Toc223546186 \h </w:instrText>
             </w:r>
             <w:r>
               <w:rPr>
@@ -767,7 +767,7 @@
               <w14:ligatures w14:val="standardContextual"/>
             </w:rPr>
           </w:pPr>
-          <w:hyperlink w:anchor="_Toc223459339" w:history="1">
+          <w:hyperlink w:anchor="_Toc223546187" w:history="1">
             <w:r>
               <w:rPr>
                 <w:rStyle w:val="Hyperlink"/>
@@ -814,7 +814,7 @@
                 <w:noProof/>
                 <w:webHidden/>
               </w:rPr>
-              <w:instrText xml:space="preserve"> PAGEREF _Toc223459339 \h </w:instrText>
+              <w:instrText xml:space="preserve"> PAGEREF _Toc223546187 \h </w:instrText>
             </w:r>
             <w:r>
               <w:rPr>
@@ -859,7 +859,7 @@
               <w14:ligatures w14:val="standardContextual"/>
             </w:rPr>
           </w:pPr>
-          <w:hyperlink w:anchor="_Toc223459340" w:history="1">
+          <w:hyperlink w:anchor="_Toc223546188" w:history="1">
             <w:r>
               <w:rPr>
                 <w:rStyle w:val="Hyperlink"/>
@@ -906,7 +906,7 @@
                 <w:noProof/>
                 <w:webHidden/>
               </w:rPr>
-              <w:instrText xml:space="preserve"> PAGEREF _Toc223459340 \h </w:instrText>
+              <w:instrText xml:space="preserve"> PAGEREF _Toc223546188 \h </w:instrText>
             </w:r>
             <w:r>
               <w:rPr>
@@ -951,7 +951,7 @@
               <w14:ligatures w14:val="standardContextual"/>
             </w:rPr>
           </w:pPr>
-          <w:hyperlink w:anchor="_Toc223459341" w:history="1">
+          <w:hyperlink w:anchor="_Toc223546189" w:history="1">
             <w:r>
               <w:rPr>
                 <w:rStyle w:val="Hyperlink"/>
@@ -998,7 +998,7 @@
                 <w:noProof/>
                 <w:webHidden/>
               </w:rPr>
-              <w:instrText xml:space="preserve"> PAGEREF _Toc223459341 \h </w:instrText>
+              <w:instrText xml:space="preserve"> PAGEREF _Toc223546189 \h </w:instrText>
             </w:r>
             <w:r>
               <w:rPr>
@@ -1043,7 +1043,7 @@
               <w14:ligatures w14:val="standardContextual"/>
             </w:rPr>
           </w:pPr>
-          <w:hyperlink w:anchor="_Toc223459342" w:history="1">
+          <w:hyperlink w:anchor="_Toc223546190" w:history="1">
             <w:r>
               <w:rPr>
                 <w:rStyle w:val="Hyperlink"/>
@@ -1090,7 +1090,7 @@
                 <w:noProof/>
                 <w:webHidden/>
               </w:rPr>
-              <w:instrText xml:space="preserve"> PAGEREF _Toc223459342 \h </w:instrText>
+              <w:instrText xml:space="preserve"> PAGEREF _Toc223546190 \h </w:instrText>
             </w:r>
             <w:r>
               <w:rPr>
@@ -1135,7 +1135,7 @@
               <w14:ligatures w14:val="standardContextual"/>
             </w:rPr>
           </w:pPr>
-          <w:hyperlink w:anchor="_Toc223459343" w:history="1">
+          <w:hyperlink w:anchor="_Toc223546191" w:history="1">
             <w:r>
               <w:rPr>
                 <w:rStyle w:val="Hyperlink"/>
@@ -1182,7 +1182,7 @@
                 <w:noProof/>
                 <w:webHidden/>
               </w:rPr>
-              <w:instrText xml:space="preserve"> PAGEREF _Toc223459343 \h </w:instrText>
+              <w:instrText xml:space="preserve"> PAGEREF _Toc223546191 \h </w:instrText>
             </w:r>
             <w:r>
               <w:rPr>
@@ -1227,7 +1227,7 @@
               <w14:ligatures w14:val="standardContextual"/>
             </w:rPr>
           </w:pPr>
-          <w:hyperlink w:anchor="_Toc223459344" w:history="1">
+          <w:hyperlink w:anchor="_Toc223546192" w:history="1">
             <w:r>
               <w:rPr>
                 <w:rStyle w:val="Hyperlink"/>
@@ -1274,7 +1274,7 @@
                 <w:noProof/>
                 <w:webHidden/>
               </w:rPr>
-              <w:instrText xml:space="preserve"> PAGEREF _Toc223459344 \h </w:instrText>
+              <w:instrText xml:space="preserve"> PAGEREF _Toc223546192 \h </w:instrText>
             </w:r>
             <w:r>
               <w:rPr>
@@ -1319,7 +1319,7 @@
               <w14:ligatures w14:val="standardContextual"/>
             </w:rPr>
           </w:pPr>
-          <w:hyperlink w:anchor="_Toc223459345" w:history="1">
+          <w:hyperlink w:anchor="_Toc223546193" w:history="1">
             <w:r>
               <w:rPr>
                 <w:rStyle w:val="Hyperlink"/>
@@ -1366,7 +1366,7 @@
                 <w:noProof/>
                 <w:webHidden/>
               </w:rPr>
-              <w:instrText xml:space="preserve"> PAGEREF _Toc223459345 \h </w:instrText>
+              <w:instrText xml:space="preserve"> PAGEREF _Toc223546193 \h </w:instrText>
             </w:r>
             <w:r>
               <w:rPr>
@@ -1411,7 +1411,7 @@
               <w14:ligatures w14:val="standardContextual"/>
             </w:rPr>
           </w:pPr>
-          <w:hyperlink w:anchor="_Toc223459346" w:history="1">
+          <w:hyperlink w:anchor="_Toc223546194" w:history="1">
             <w:r>
               <w:rPr>
                 <w:rStyle w:val="Hyperlink"/>
@@ -1458,7 +1458,7 @@
                 <w:noProof/>
                 <w:webHidden/>
               </w:rPr>
-              <w:instrText xml:space="preserve"> PAGEREF _Toc223459346 \h </w:instrText>
+              <w:instrText xml:space="preserve"> PAGEREF _Toc223546194 \h </w:instrText>
             </w:r>
             <w:r>
               <w:rPr>
@@ -1479,6 +1479,288 @@
                 <w:webHidden/>
               </w:rPr>
               <w:t>5</w:t>
+            </w:r>
+            <w:r>
+              <w:rPr>
+                <w:noProof/>
+                <w:webHidden/>
+              </w:rPr>
+              <w:fldChar w:fldCharType="end"/>
+            </w:r>
+          </w:hyperlink>
+        </w:p>
+        <w:p>
+          <w:pPr>
+            <w:pStyle w:val="TOC1"/>
+            <w:tabs>
+              <w:tab w:val="left" w:pos="480"/>
+              <w:tab w:val="right" w:leader="dot" w:pos="9350"/>
+            </w:tabs>
+            <w:rPr>
+              <w:rFonts w:eastAsiaTheme="minorEastAsia" w:cstheme="minorBidi"/>
+              <w:b w:val="0"/>
+              <w:bCs w:val="0"/>
+              <w:i w:val="0"/>
+              <w:iCs w:val="0"/>
+              <w:noProof/>
+              <w:kern w:val="2"/>
+              <w14:ligatures w14:val="standardContextual"/>
+            </w:rPr>
+          </w:pPr>
+          <w:hyperlink w:anchor="_Toc223546195" w:history="1">
+            <w:r>
+              <w:rPr>
+                <w:rStyle w:val="Hyperlink"/>
+                <w:rFonts w:ascii="Times New Roman" w:hAnsi="Times New Roman"/>
+                <w:noProof/>
+              </w:rPr>
+              <w:t>4.</w:t>
+            </w:r>
+            <w:r>
+              <w:rPr>
+                <w:rFonts w:eastAsiaTheme="minorEastAsia" w:cstheme="minorBidi"/>
+                <w:b w:val="0"/>
+                <w:bCs w:val="0"/>
+                <w:i w:val="0"/>
+                <w:iCs w:val="0"/>
+                <w:noProof/>
+                <w:kern w:val="2"/>
+                <w14:ligatures w14:val="standardContextual"/>
+              </w:rPr>
+              <w:tab/>
+            </w:r>
+            <w:r>
+              <w:rPr>
+                <w:rStyle w:val="Hyperlink"/>
+                <w:rFonts w:ascii="Times New Roman" w:hAnsi="Times New Roman"/>
+                <w:noProof/>
+              </w:rPr>
+              <w:t>Technical Implementation</w:t>
+            </w:r>
+            <w:r>
+              <w:rPr>
+                <w:noProof/>
+                <w:webHidden/>
+              </w:rPr>
+              <w:tab/>
+            </w:r>
+            <w:r>
+              <w:rPr>
+                <w:noProof/>
+                <w:webHidden/>
+              </w:rPr>
+              <w:fldChar w:fldCharType="begin"/>
+            </w:r>
+            <w:r>
+              <w:rPr>
+                <w:noProof/>
+                <w:webHidden/>
+              </w:rPr>
+              <w:instrText xml:space="preserve"> PAGEREF _Toc223546195 \h </w:instrText>
+            </w:r>
+            <w:r>
+              <w:rPr>
+                <w:noProof/>
+                <w:webHidden/>
+              </w:rPr>
+            </w:r>
+            <w:r>
+              <w:rPr>
+                <w:noProof/>
+                <w:webHidden/>
+              </w:rPr>
+              <w:fldChar w:fldCharType="separate"/>
+            </w:r>
+            <w:r>
+              <w:rPr>
+                <w:noProof/>
+                <w:webHidden/>
+              </w:rPr>
+              <w:t>5</w:t>
+            </w:r>
+            <w:r>
+              <w:rPr>
+                <w:noProof/>
+                <w:webHidden/>
+              </w:rPr>
+              <w:fldChar w:fldCharType="end"/>
+            </w:r>
+          </w:hyperlink>
+        </w:p>
+        <w:p>
+          <w:pPr>
+            <w:pStyle w:val="TOC2"/>
+            <w:tabs>
+              <w:tab w:val="left" w:pos="960"/>
+              <w:tab w:val="right" w:leader="dot" w:pos="9350"/>
+            </w:tabs>
+            <w:rPr>
+              <w:rFonts w:asciiTheme="minorHAnsi" w:eastAsiaTheme="minorEastAsia" w:hAnsiTheme="minorHAnsi" w:cstheme="minorBidi"/>
+              <w:noProof/>
+              <w:kern w:val="2"/>
+              <w14:ligatures w14:val="standardContextual"/>
+            </w:rPr>
+          </w:pPr>
+          <w:hyperlink w:anchor="_Toc223546196" w:history="1">
+            <w:r>
+              <w:rPr>
+                <w:rStyle w:val="Hyperlink"/>
+                <w:b/>
+                <w:bCs/>
+                <w:noProof/>
+              </w:rPr>
+              <w:t>4.1</w:t>
+            </w:r>
+            <w:r>
+              <w:rPr>
+                <w:rFonts w:asciiTheme="minorHAnsi" w:eastAsiaTheme="minorEastAsia" w:hAnsiTheme="minorHAnsi" w:cstheme="minorBidi"/>
+                <w:noProof/>
+                <w:kern w:val="2"/>
+                <w14:ligatures w14:val="standardContextual"/>
+              </w:rPr>
+              <w:tab/>
+            </w:r>
+            <w:r>
+              <w:rPr>
+                <w:rStyle w:val="Hyperlink"/>
+                <w:b/>
+                <w:bCs/>
+                <w:noProof/>
+              </w:rPr>
+              <w:t>Architecture and Design Decisions</w:t>
+            </w:r>
+            <w:r>
+              <w:rPr>
+                <w:noProof/>
+                <w:webHidden/>
+              </w:rPr>
+              <w:tab/>
+            </w:r>
+            <w:r>
+              <w:rPr>
+                <w:noProof/>
+                <w:webHidden/>
+              </w:rPr>
+              <w:fldChar w:fldCharType="begin"/>
+            </w:r>
+            <w:r>
+              <w:rPr>
+                <w:noProof/>
+                <w:webHidden/>
+              </w:rPr>
+              <w:instrText xml:space="preserve"> PAGEREF _Toc223546196 \h </w:instrText>
+            </w:r>
+            <w:r>
+              <w:rPr>
+                <w:noProof/>
+                <w:webHidden/>
+              </w:rPr>
+            </w:r>
+            <w:r>
+              <w:rPr>
+                <w:noProof/>
+                <w:webHidden/>
+              </w:rPr>
+              <w:fldChar w:fldCharType="separate"/>
+            </w:r>
+            <w:r>
+              <w:rPr>
+                <w:noProof/>
+                <w:webHidden/>
+              </w:rPr>
+              <w:t>5</w:t>
+            </w:r>
+            <w:r>
+              <w:rPr>
+                <w:noProof/>
+                <w:webHidden/>
+              </w:rPr>
+              <w:fldChar w:fldCharType="end"/>
+            </w:r>
+          </w:hyperlink>
+        </w:p>
+        <w:p>
+          <w:pPr>
+            <w:pStyle w:val="TOC2"/>
+            <w:tabs>
+              <w:tab w:val="left" w:pos="960"/>
+              <w:tab w:val="right" w:leader="dot" w:pos="9350"/>
+            </w:tabs>
+            <w:rPr>
+              <w:rFonts w:asciiTheme="minorHAnsi" w:eastAsiaTheme="minorEastAsia" w:hAnsiTheme="minorHAnsi" w:cstheme="minorBidi"/>
+              <w:noProof/>
+              <w:kern w:val="2"/>
+              <w14:ligatures w14:val="standardContextual"/>
+            </w:rPr>
+          </w:pPr>
+          <w:hyperlink w:anchor="_Toc223546197" w:history="1">
+            <w:r>
+              <w:rPr>
+                <w:rStyle w:val="Hyperlink"/>
+                <w:b/>
+                <w:bCs/>
+                <w:noProof/>
+              </w:rPr>
+              <w:t>4.2</w:t>
+            </w:r>
+            <w:r>
+              <w:rPr>
+                <w:rFonts w:asciiTheme="minorHAnsi" w:eastAsiaTheme="minorEastAsia" w:hAnsiTheme="minorHAnsi" w:cstheme="minorBidi"/>
+                <w:noProof/>
+                <w:kern w:val="2"/>
+                <w14:ligatures w14:val="standardContextual"/>
+              </w:rPr>
+              <w:tab/>
+            </w:r>
+            <w:r>
+              <w:rPr>
+                <w:rStyle w:val="Hyperlink"/>
+                <w:b/>
+                <w:bCs/>
+                <w:noProof/>
+              </w:rPr>
+              <w:t>Module Implementation</w:t>
+            </w:r>
+            <w:r>
+              <w:rPr>
+                <w:noProof/>
+                <w:webHidden/>
+              </w:rPr>
+              <w:tab/>
+            </w:r>
+            <w:r>
+              <w:rPr>
+                <w:noProof/>
+                <w:webHidden/>
+              </w:rPr>
+              <w:fldChar w:fldCharType="begin"/>
+            </w:r>
+            <w:r>
+              <w:rPr>
+                <w:noProof/>
+                <w:webHidden/>
+              </w:rPr>
+              <w:instrText xml:space="preserve"> PAGEREF _Toc223546197 \h </w:instrText>
+            </w:r>
+            <w:r>
+              <w:rPr>
+                <w:noProof/>
+                <w:webHidden/>
+              </w:rPr>
+            </w:r>
+            <w:r>
+              <w:rPr>
+                <w:noProof/>
+                <w:webHidden/>
+              </w:rPr>
+              <w:fldChar w:fldCharType="separate"/>
+            </w:r>
+            <w:r>
+              <w:rPr>
+                <w:noProof/>
+                <w:webHidden/>
+              </w:rPr>
+              <w:t>6</w:t>
             </w:r>
             <w:r>
               <w:rPr>
@@ -1506,7 +1788,7 @@
               <w14:ligatures w14:val="standardContextual"/>
             </w:rPr>
           </w:pPr>
-          <w:hyperlink w:anchor="_Toc223459347" w:history="1">
+          <w:hyperlink w:anchor="_Toc223546198" w:history="1">
             <w:r>
               <w:rPr>
                 <w:rStyle w:val="Hyperlink"/>
@@ -1534,7 +1816,7 @@
                 <w:noProof/>
                 <w:webHidden/>
               </w:rPr>
-              <w:instrText xml:space="preserve"> PAGEREF _Toc223459347 \h </w:instrText>
+              <w:instrText xml:space="preserve"> PAGEREF _Toc223546198 \h </w:instrText>
             </w:r>
             <w:r>
               <w:rPr>
@@ -1554,7 +1836,7 @@
                 <w:noProof/>
                 <w:webHidden/>
               </w:rPr>
-              <w:t>5</w:t>
+              <w:t>6</w:t>
             </w:r>
             <w:r>
               <w:rPr>
@@ -1582,7 +1864,7 @@
               <w14:ligatures w14:val="standardContextual"/>
             </w:rPr>
           </w:pPr>
-          <w:hyperlink w:anchor="_Toc223459348" w:history="1">
+          <w:hyperlink w:anchor="_Toc223546199" w:history="1">
             <w:r>
               <w:rPr>
                 <w:rStyle w:val="Hyperlink"/>
@@ -1610,7 +1892,7 @@
                 <w:noProof/>
                 <w:webHidden/>
               </w:rPr>
-              <w:instrText xml:space="preserve"> PAGEREF _Toc223459348 \h </w:instrText>
+              <w:instrText xml:space="preserve"> PAGEREF _Toc223546199 \h </w:instrText>
             </w:r>
             <w:r>
               <w:rPr>
@@ -1630,7 +1912,7 @@
                 <w:noProof/>
                 <w:webHidden/>
               </w:rPr>
-              <w:t>7</w:t>
+              <w:t>8</w:t>
             </w:r>
             <w:r>
               <w:rPr>
@@ -1709,7 +1991,7 @@
           <w:szCs w:val="32"/>
         </w:rPr>
       </w:pPr>
-      <w:bookmarkStart w:id="0" w:name="_Toc223459336"/>
+      <w:bookmarkStart w:id="0" w:name="_Toc223546184"/>
       <w:r>
         <w:rPr>
           <w:rFonts w:ascii="Times New Roman" w:hAnsi="Times New Roman" w:cs="Times New Roman"/>
@@ -1764,7 +2046,7 @@
           <w:szCs w:val="32"/>
         </w:rPr>
       </w:pPr>
-      <w:bookmarkStart w:id="1" w:name="_Toc223459337"/>
+      <w:bookmarkStart w:id="1" w:name="_Toc223546185"/>
       <w:r>
         <w:rPr>
           <w:rFonts w:ascii="Times New Roman" w:hAnsi="Times New Roman" w:cs="Times New Roman"/>
@@ -1903,7 +2185,7 @@
           <w:szCs w:val="32"/>
         </w:rPr>
       </w:pPr>
-      <w:bookmarkStart w:id="2" w:name="_Toc223459338"/>
+      <w:bookmarkStart w:id="2" w:name="_Toc223546186"/>
       <w:r>
         <w:rPr>
           <w:rFonts w:ascii="Times New Roman" w:hAnsi="Times New Roman" w:cs="Times New Roman"/>
@@ -1964,7 +2246,7 @@
           <w:color w:val="000000" w:themeColor="text1"/>
         </w:rPr>
       </w:pPr>
-      <w:bookmarkStart w:id="3" w:name="_Toc223459339"/>
+      <w:bookmarkStart w:id="3" w:name="_Toc223546187"/>
       <w:r>
         <w:rPr>
           <w:rFonts w:ascii="Times New Roman" w:hAnsi="Times New Roman" w:cs="Times New Roman"/>
@@ -2124,7 +2406,7 @@
           <w:color w:val="000000" w:themeColor="text1"/>
         </w:rPr>
       </w:pPr>
-      <w:bookmarkStart w:id="4" w:name="_Toc223459340"/>
+      <w:bookmarkStart w:id="4" w:name="_Toc223546188"/>
       <w:r>
         <w:rPr>
           <w:rFonts w:ascii="Times New Roman" w:hAnsi="Times New Roman" w:cs="Times New Roman"/>
@@ -2157,7 +2439,7 @@
           <w:color w:val="000000" w:themeColor="text1"/>
         </w:rPr>
       </w:pPr>
-      <w:bookmarkStart w:id="5" w:name="_Toc223459341"/>
+      <w:bookmarkStart w:id="5" w:name="_Toc223546189"/>
       <w:r>
         <w:rPr>
           <w:rFonts w:ascii="Times New Roman" w:hAnsi="Times New Roman" w:cs="Times New Roman"/>
@@ -2234,7 +2516,7 @@
           <w:color w:val="000000" w:themeColor="text1"/>
         </w:rPr>
       </w:pPr>
-      <w:bookmarkStart w:id="6" w:name="_Toc223459342"/>
+      <w:bookmarkStart w:id="6" w:name="_Toc223546190"/>
       <w:r>
         <w:rPr>
           <w:rFonts w:ascii="Times New Roman" w:hAnsi="Times New Roman" w:cs="Times New Roman"/>
@@ -2270,7 +2552,7 @@
           <w:color w:val="000000" w:themeColor="text1"/>
         </w:rPr>
       </w:pPr>
-      <w:bookmarkStart w:id="7" w:name="_Toc223459343"/>
+      <w:bookmarkStart w:id="7" w:name="_Toc223546191"/>
       <w:r>
         <w:rPr>
           <w:rFonts w:ascii="Times New Roman" w:hAnsi="Times New Roman" w:cs="Times New Roman"/>
@@ -2305,7 +2587,7 @@
           <w:color w:val="000000" w:themeColor="text1"/>
         </w:rPr>
       </w:pPr>
-      <w:bookmarkStart w:id="8" w:name="_Toc223459344"/>
+      <w:bookmarkStart w:id="8" w:name="_Toc223546192"/>
       <w:r>
         <w:rPr>
           <w:rFonts w:ascii="Times New Roman" w:hAnsi="Times New Roman" w:cs="Times New Roman"/>
@@ -2349,7 +2631,7 @@
           <w:color w:val="000000" w:themeColor="text1"/>
         </w:rPr>
       </w:pPr>
-      <w:bookmarkStart w:id="9" w:name="_Toc223459345"/>
+      <w:bookmarkStart w:id="9" w:name="_Toc223546193"/>
       <w:r>
         <w:rPr>
           <w:rFonts w:ascii="Times New Roman" w:hAnsi="Times New Roman" w:cs="Times New Roman"/>
@@ -2394,7 +2676,7 @@
           <w:color w:val="000000" w:themeColor="text1"/>
         </w:rPr>
       </w:pPr>
-      <w:bookmarkStart w:id="10" w:name="_Toc223459346"/>
+      <w:bookmarkStart w:id="10" w:name="_Toc223546194"/>
       <w:r>
         <w:rPr>
           <w:rFonts w:ascii="Times New Roman" w:hAnsi="Times New Roman" w:cs="Times New Roman"/>
@@ -2454,6 +2736,7 @@
           <w:szCs w:val="32"/>
         </w:rPr>
       </w:pPr>
+      <w:bookmarkStart w:id="11" w:name="_Toc223546195"/>
       <w:r>
         <w:rPr>
           <w:rFonts w:ascii="Times New Roman" w:hAnsi="Times New Roman" w:cs="Times New Roman"/>
@@ -2465,6 +2748,7 @@
         </w:rPr>
         <w:t>Technical Implementation</w:t>
       </w:r>
+      <w:bookmarkEnd w:id="11"/>
     </w:p>
     <w:p>
       <w:pPr>
@@ -2489,6 +2773,7 @@
           <w:color w:val="000000" w:themeColor="text1"/>
         </w:rPr>
       </w:pPr>
+      <w:bookmarkStart w:id="12" w:name="_Toc223546196"/>
       <w:r>
         <w:rPr>
           <w:rFonts w:ascii="Times New Roman" w:hAnsi="Times New Roman" w:cs="Times New Roman"/>
@@ -2498,6 +2783,7 @@
         </w:rPr>
         <w:t>Architecture and Design Decisions</w:t>
       </w:r>
+      <w:bookmarkEnd w:id="12"/>
     </w:p>
     <w:p>
       <w:pPr>
@@ -2524,66 +2810,76 @@
       <w:r>
         <w:t xml:space="preserve">React.js was selected for the frontend due to its </w:t>
       </w:r>
-      <w:proofErr w:type="gramStart"/>
-      <w:r>
-        <w:t>component</w:t>
+      <w:r>
+        <w:t>component-based</w:t>
+      </w:r>
+      <w:r>
+        <w:t xml:space="preserve"> architecture and efficient state management capabilities.</w:t>
+      </w:r>
+      <w:r>
+        <w:t xml:space="preserve"> The technology’s features</w:t>
+      </w:r>
+      <w:r>
+        <w:t xml:space="preserve"> improve rendering efficiency, which is essential for </w:t>
+      </w:r>
+      <w:r>
+        <w:t>statistics</w:t>
+      </w:r>
+      <w:r>
+        <w:t xml:space="preserve"> such as live notifications and message updates</w:t>
+      </w:r>
+      <w:r>
+        <w:t>, while its structure speeds up the development work in frontend</w:t>
+      </w:r>
+      <w:r>
+        <w:t>.</w:t>
       </w:r>
       <w:r>
         <w:t xml:space="preserve"> </w:t>
       </w:r>
       <w:r>
-        <w:t>based</w:t>
-      </w:r>
-      <w:proofErr w:type="gramEnd"/>
-      <w:r>
-        <w:t xml:space="preserve"> architecture and efficient state management capabilities.</w:t>
-      </w:r>
-      <w:r>
-        <w:t xml:space="preserve"> The technology’s features</w:t>
-      </w:r>
-      <w:r>
-        <w:t xml:space="preserve"> improve rendering efficiency, which is essential for </w:t>
-      </w:r>
-      <w:r>
-        <w:t>statistics</w:t>
-      </w:r>
-      <w:r>
-        <w:t xml:space="preserve"> such as live notifications and message updates</w:t>
-      </w:r>
-      <w:r>
-        <w:t>, while its structure speeds up the development work in frontend</w:t>
-      </w:r>
-      <w:r>
-        <w:t>.</w:t>
+        <w:t xml:space="preserve">Node.js was selected for the backend due to its runtime model. This architecture is particularly suitable for </w:t>
+      </w:r>
+      <w:r>
+        <w:t>this project, since it</w:t>
+      </w:r>
+      <w:r>
+        <w:t xml:space="preserve"> requir</w:t>
+      </w:r>
+      <w:r>
+        <w:t>es</w:t>
+      </w:r>
+      <w:r>
+        <w:t xml:space="preserve"> multiple concurrent users. Express.js was used as a framework for defining </w:t>
+      </w:r>
+      <w:r>
+        <w:rPr>
+          <w:highlight w:val="yellow"/>
+        </w:rPr>
+        <w:t>RESTful</w:t>
       </w:r>
       <w:r>
         <w:t xml:space="preserve"> </w:t>
       </w:r>
       <w:r>
-        <w:t xml:space="preserve">Node.js was selected for the backend due to its runtime model. This architecture is particularly suitable for </w:t>
-      </w:r>
-      <w:r>
-        <w:t>this project, since it</w:t>
-      </w:r>
-      <w:r>
-        <w:t xml:space="preserve"> requir</w:t>
+        <w:rPr>
+          <w:highlight w:val="yellow"/>
+        </w:rPr>
+        <w:t>API</w:t>
+      </w:r>
+      <w:r>
+        <w:t xml:space="preserve"> endpoints, </w:t>
+      </w:r>
+      <w:r>
+        <w:t xml:space="preserve">that </w:t>
+      </w:r>
+      <w:r>
+        <w:t>handl</w:t>
       </w:r>
       <w:r>
         <w:t>es</w:t>
       </w:r>
       <w:r>
-        <w:t xml:space="preserve"> multiple concurrent users. Express.js was used as a framework for defining RESTful API endpoints, </w:t>
-      </w:r>
-      <w:r>
-        <w:t xml:space="preserve">that </w:t>
-      </w:r>
-      <w:r>
-        <w:t>handl</w:t>
-      </w:r>
-      <w:r>
-        <w:t>es</w:t>
-      </w:r>
-      <w:r>
         <w:t xml:space="preserve"> routing logic</w:t>
       </w:r>
       <w:r>
@@ -2604,17 +2900,9 @@
       <w:r>
         <w:t xml:space="preserve">MongoDB was selected as the database solution because of its </w:t>
       </w:r>
-      <w:proofErr w:type="gramStart"/>
-      <w:r>
-        <w:t>document</w:t>
-      </w:r>
-      <w:r>
-        <w:t xml:space="preserve"> </w:t>
-      </w:r>
-      <w:r>
-        <w:t>oriented</w:t>
-      </w:r>
-      <w:proofErr w:type="gramEnd"/>
+      <w:r>
+        <w:t>document-oriented</w:t>
+      </w:r>
       <w:r>
         <w:t xml:space="preserve"> structure, which aligns naturally with the platform’s data model</w:t>
       </w:r>
@@ -2622,20 +2910,13 @@
         <w:t xml:space="preserve">. This </w:t>
       </w:r>
       <w:r>
-        <w:t xml:space="preserve">accommodates future feature expansion without relational </w:t>
-      </w:r>
-      <w:proofErr w:type="spellStart"/>
-      <w:proofErr w:type="gramStart"/>
-      <w:r>
-        <w:t>constraints.Real</w:t>
-      </w:r>
-      <w:proofErr w:type="spellEnd"/>
-      <w:proofErr w:type="gramEnd"/>
-      <w:r>
-        <w:t xml:space="preserve"> </w:t>
-      </w:r>
-      <w:r>
-        <w:t xml:space="preserve">time communication was implemented using </w:t>
+        <w:t>accommodates future feature expansion without relational constraints.</w:t>
+      </w:r>
+      <w:r>
+        <w:t xml:space="preserve"> Real-time </w:t>
+      </w:r>
+      <w:r>
+        <w:t xml:space="preserve">communication was implemented using </w:t>
       </w:r>
       <w:proofErr w:type="spellStart"/>
       <w:r>
@@ -2673,6 +2954,7 @@
           <w:color w:val="000000" w:themeColor="text1"/>
         </w:rPr>
       </w:pPr>
+      <w:bookmarkStart w:id="13" w:name="_Toc223546197"/>
       <w:r>
         <w:rPr>
           <w:rFonts w:ascii="Times New Roman" w:hAnsi="Times New Roman" w:cs="Times New Roman"/>
@@ -2680,9 +2962,132 @@
           <w:bCs/>
           <w:color w:val="000000" w:themeColor="text1"/>
         </w:rPr>
-        <w:t xml:space="preserve">Module Implementation </w:t>
+        <w:t>Module Implementation</w:t>
+      </w:r>
+      <w:bookmarkEnd w:id="13"/>
+      <w:r>
+        <w:rPr>
+          <w:rFonts w:ascii="Times New Roman" w:hAnsi="Times New Roman" w:cs="Times New Roman"/>
+          <w:b/>
+          <w:bCs/>
+          <w:color w:val="000000" w:themeColor="text1"/>
+        </w:rPr>
+        <w:t xml:space="preserve"> </w:t>
       </w:r>
     </w:p>
+    <w:p>
+      <w:r>
+        <w:t>Authentication and Authorization</w:t>
+      </w:r>
+    </w:p>
+    <w:p/>
+    <w:p>
+      <w:r>
+        <w:t>Authentication was implemented using email/password login and JSON Web Tokens. During registration, user credentials are validated server-</w:t>
+      </w:r>
+      <w:proofErr w:type="gramStart"/>
+      <w:r>
+        <w:t>side</w:t>
+      </w:r>
+      <w:proofErr w:type="gramEnd"/>
+      <w:r>
+        <w:t xml:space="preserve"> and the password is stored as a salted hash. On successful login, the backend issues a signed JSON Web Token which the client stores and includes in the corresponding header for protected requests. The middleware verifies the token on protected routes and extracts the user ID to enforce access control. Role-based checks were applied for administrator-only endpoints. This approach ensures that only authenticated users can access restricted resources such as messaging, meeting scheduling, profile updates.</w:t>
+      </w:r>
+    </w:p>
+    <w:p/>
+    <w:p>
+      <w:r>
+        <w:t>User Profiles and Points System</w:t>
+      </w:r>
+    </w:p>
+    <w:p/>
+    <w:p>
+      <w:r>
+        <w:t xml:space="preserve">User profile data is stored in the </w:t>
+      </w:r>
+      <w:r>
+        <w:t xml:space="preserve">corresponding collection and includes core identity fields such as name and email, engagement fields. Profile update endpoints validate allowed fields to prevent unintended edits. The points system updates after defined actions. Points are computed server-side to prevent client-side manipulation and all updates </w:t>
+      </w:r>
+      <w:proofErr w:type="gramStart"/>
+      <w:r>
+        <w:t>are persisted</w:t>
+      </w:r>
+      <w:proofErr w:type="gramEnd"/>
+      <w:r>
+        <w:t xml:space="preserve"> in MongoDB to maintain consistency.</w:t>
+      </w:r>
+    </w:p>
+    <w:p/>
+    <w:p>
+      <w:r>
+        <w:t>Posts, Comments, Likes</w:t>
+      </w:r>
+    </w:p>
+    <w:p/>
+    <w:p>
+      <w:r>
+        <w:t>The post module allows students to create tutoring requests or supports posts. Posts are stored in the corresponding collection with references to the author and timestamps. Users can comment on posts with comments stored as a separate collection with references to post and author. This functionality prevents duplicate likes by tracking user IDs who liked the post.</w:t>
+      </w:r>
+    </w:p>
+    <w:p/>
+    <w:p>
+      <w:r>
+        <w:t>Real-Time Messaging</w:t>
+      </w:r>
+    </w:p>
+    <w:p/>
+    <w:p>
+      <w:r>
+        <w:lastRenderedPageBreak/>
+        <w:t xml:space="preserve">Real-time messaging was implemented using Socket.io to support instant communication between peers. Conversations are represented using a corresponding collection while messages are stored in messages collection, where content and timestamp are stored. When a user sends a message, it is first validated and saved to MongoDB, then emitted to the recipient via Socket.io. </w:t>
+      </w:r>
+    </w:p>
+    <w:p/>
+    <w:p>
+      <w:r>
+        <w:t>Scheduling and Meetings</w:t>
+      </w:r>
+    </w:p>
+    <w:p/>
+    <w:p>
+      <w:r>
+        <w:t>The scheduling module allows users to create and manage tutoring sessions. Meetings are stored in a corresponding collection with fields such as time and date. The backend validates date/time inputs and prevents invalid scheduling states. When a meeting is confirmed or completed, notifications are triggered and stored, meeting completion enables rating submission. This ensures evaluation of platform usage.</w:t>
+      </w:r>
+    </w:p>
+    <w:p/>
+    <w:p>
+      <w:r>
+        <w:t>Notifications</w:t>
+      </w:r>
+    </w:p>
+    <w:p/>
+    <w:p>
+      <w:r>
+        <w:t xml:space="preserve">Notifications were implemented as a combination of persisted records and optional real-time delivery. Notification items are stored in a corresponding collection and linked to a target user. For time-sensitive events such as new messages, meeting acceptance, Socket.io emits notification updates instantly, while REST endpoints allow the user to load historical notifications and mark them as read. </w:t>
+      </w:r>
+    </w:p>
+    <w:p/>
+    <w:p>
+      <w:r>
+        <w:t xml:space="preserve">Rating </w:t>
+      </w:r>
+    </w:p>
+    <w:p/>
+    <w:p>
+      <w:r>
+        <w:t xml:space="preserve">After a tutoring session is completed, users can submit a ratting from zero to five. Ratings are stored in a collection linked to </w:t>
+      </w:r>
+      <w:proofErr w:type="spellStart"/>
+      <w:r>
+        <w:t>meetingId</w:t>
+      </w:r>
+      <w:proofErr w:type="spellEnd"/>
+      <w:r>
+        <w:t>. The backend enforces rules that only participants of a completed meeting may rate and prevents duplicate ratings for the same meeting. The system recalculates a rating to keep user profiles consistent. Such metrics support trust binding on the platform among students.</w:t>
+      </w:r>
+    </w:p>
+    <w:p/>
+    <w:p/>
     <w:p>
       <w:pPr>
         <w:jc w:val="both"/>
@@ -2696,7 +3101,8 @@
           <w:rFonts w:ascii="Times New Roman" w:hAnsi="Times New Roman" w:cs="Times New Roman"/>
         </w:rPr>
       </w:pPr>
-      <w:bookmarkStart w:id="11" w:name="_Toc223459347"/>
+      <w:bookmarkStart w:id="14" w:name="_Toc223546198"/>
+      <w:proofErr w:type="spellStart"/>
       <w:r>
         <w:rPr>
           <w:rFonts w:ascii="Times New Roman" w:hAnsi="Times New Roman" w:cs="Times New Roman"/>
@@ -2709,6 +3115,7 @@
         </w:rPr>
         <w:t>3</w:t>
       </w:r>
+      <w:proofErr w:type="spellEnd"/>
       <w:r>
         <w:rPr>
           <w:rFonts w:ascii="Times New Roman" w:hAnsi="Times New Roman" w:cs="Times New Roman"/>
@@ -2721,7 +3128,7 @@
         </w:rPr>
         <w:t>Reference List</w:t>
       </w:r>
-      <w:bookmarkEnd w:id="11"/>
+      <w:bookmarkEnd w:id="14"/>
     </w:p>
     <w:p/>
     <w:p>
@@ -2788,6 +3195,7 @@
         <w:pStyle w:val="NormalWeb"/>
       </w:pPr>
       <w:r>
+        <w:lastRenderedPageBreak/>
         <w:t xml:space="preserve">Charlton, T. (1998). Peer tutoring: An introduction. </w:t>
       </w:r>
       <w:r>
@@ -2843,7 +3251,6 @@
       </w:pPr>
       <w:proofErr w:type="spellStart"/>
       <w:r>
-        <w:lastRenderedPageBreak/>
         <w:t>Goodlad</w:t>
       </w:r>
       <w:proofErr w:type="spellEnd"/>
@@ -3070,6 +3477,7 @@
         <w:pStyle w:val="NormalWeb"/>
       </w:pPr>
       <w:r>
+        <w:lastRenderedPageBreak/>
         <w:t xml:space="preserve">Profi.ru (n.d.). </w:t>
       </w:r>
       <w:r>
@@ -3135,7 +3543,6 @@
         <w:pStyle w:val="NormalWeb"/>
       </w:pPr>
       <w:r>
-        <w:lastRenderedPageBreak/>
         <w:t xml:space="preserve">Tinto, V. (2014). Reflective practice: Tinto’s South Africa lectures. </w:t>
       </w:r>
       <w:r>
@@ -3233,7 +3640,7 @@
           <w:rFonts w:ascii="Times New Roman" w:hAnsi="Times New Roman" w:cs="Times New Roman"/>
         </w:rPr>
       </w:pPr>
-      <w:bookmarkStart w:id="12" w:name="_Toc223459348"/>
+      <w:bookmarkStart w:id="15" w:name="_Toc223546199"/>
       <w:r>
         <w:rPr>
           <w:rFonts w:ascii="Times New Roman" w:hAnsi="Times New Roman" w:cs="Times New Roman"/>
@@ -3252,7 +3659,7 @@
         </w:rPr>
         <w:t>Appendix</w:t>
       </w:r>
-      <w:bookmarkEnd w:id="12"/>
+      <w:bookmarkEnd w:id="15"/>
     </w:p>
     <w:sdt>
       <w:sdtPr>

--- a/docs/Rustamov Temur C00280204 Final Report.docx
+++ b/docs/Rustamov Temur C00280204 Final Report.docx
@@ -98,7 +98,7 @@
           <w:noProof/>
           <w14:ligatures w14:val="standardContextual"/>
         </w:rPr>
-        <w:pict w14:anchorId="02FA5579">
+        <w:pict w14:anchorId="778F3426">
           <v:rect id="_x0000_i1026" alt="" style="width:468pt;height:.05pt;mso-width-percent:0;mso-height-percent:0;mso-width-percent:0;mso-height-percent:0" o:hralign="center" o:hrstd="t" o:hr="t"/>
         </w:pict>
       </w:r>
@@ -156,7 +156,7 @@
           <w:noProof/>
           <w14:ligatures w14:val="standardContextual"/>
         </w:rPr>
-        <w:pict w14:anchorId="2DF09391">
+        <w:pict w14:anchorId="1D3BC9C6">
           <v:rect id="_x0000_i1025" alt="" style="width:468pt;height:.05pt;mso-width-percent:0;mso-height-percent:0;mso-width-percent:0;mso-height-percent:0" o:hralign="center" o:hrstd="t" o:hr="t"/>
         </w:pict>
       </w:r>
@@ -477,7 +477,7 @@
           <w:r>
             <w:fldChar w:fldCharType="separate"/>
           </w:r>
-          <w:hyperlink w:anchor="_Toc223546184" w:history="1">
+          <w:hyperlink w:anchor="_Toc223650196" w:history="1">
             <w:r>
               <w:rPr>
                 <w:rStyle w:val="Hyperlink"/>
@@ -526,7 +526,7 @@
                 <w:noProof/>
                 <w:webHidden/>
               </w:rPr>
-              <w:instrText xml:space="preserve"> PAGEREF _Toc223546184 \h </w:instrText>
+              <w:instrText xml:space="preserve"> PAGEREF _Toc223650196 \h </w:instrText>
             </w:r>
             <w:r>
               <w:rPr>
@@ -575,7 +575,7 @@
               <w14:ligatures w14:val="standardContextual"/>
             </w:rPr>
           </w:pPr>
-          <w:hyperlink w:anchor="_Toc223546185" w:history="1">
+          <w:hyperlink w:anchor="_Toc223650197" w:history="1">
             <w:r>
               <w:rPr>
                 <w:rStyle w:val="Hyperlink"/>
@@ -624,7 +624,7 @@
                 <w:noProof/>
                 <w:webHidden/>
               </w:rPr>
-              <w:instrText xml:space="preserve"> PAGEREF _Toc223546185 \h </w:instrText>
+              <w:instrText xml:space="preserve"> PAGEREF _Toc223650197 \h </w:instrText>
             </w:r>
             <w:r>
               <w:rPr>
@@ -673,7 +673,7 @@
               <w14:ligatures w14:val="standardContextual"/>
             </w:rPr>
           </w:pPr>
-          <w:hyperlink w:anchor="_Toc223546186" w:history="1">
+          <w:hyperlink w:anchor="_Toc223650198" w:history="1">
             <w:r>
               <w:rPr>
                 <w:rStyle w:val="Hyperlink"/>
@@ -722,7 +722,7 @@
                 <w:noProof/>
                 <w:webHidden/>
               </w:rPr>
-              <w:instrText xml:space="preserve"> PAGEREF _Toc223546186 \h </w:instrText>
+              <w:instrText xml:space="preserve"> PAGEREF _Toc223650198 \h </w:instrText>
             </w:r>
             <w:r>
               <w:rPr>
@@ -767,7 +767,7 @@
               <w14:ligatures w14:val="standardContextual"/>
             </w:rPr>
           </w:pPr>
-          <w:hyperlink w:anchor="_Toc223546187" w:history="1">
+          <w:hyperlink w:anchor="_Toc223650199" w:history="1">
             <w:r>
               <w:rPr>
                 <w:rStyle w:val="Hyperlink"/>
@@ -814,7 +814,7 @@
                 <w:noProof/>
                 <w:webHidden/>
               </w:rPr>
-              <w:instrText xml:space="preserve"> PAGEREF _Toc223546187 \h </w:instrText>
+              <w:instrText xml:space="preserve"> PAGEREF _Toc223650199 \h </w:instrText>
             </w:r>
             <w:r>
               <w:rPr>
@@ -859,7 +859,7 @@
               <w14:ligatures w14:val="standardContextual"/>
             </w:rPr>
           </w:pPr>
-          <w:hyperlink w:anchor="_Toc223546188" w:history="1">
+          <w:hyperlink w:anchor="_Toc223650200" w:history="1">
             <w:r>
               <w:rPr>
                 <w:rStyle w:val="Hyperlink"/>
@@ -906,7 +906,7 @@
                 <w:noProof/>
                 <w:webHidden/>
               </w:rPr>
-              <w:instrText xml:space="preserve"> PAGEREF _Toc223546188 \h </w:instrText>
+              <w:instrText xml:space="preserve"> PAGEREF _Toc223650200 \h </w:instrText>
             </w:r>
             <w:r>
               <w:rPr>
@@ -951,7 +951,7 @@
               <w14:ligatures w14:val="standardContextual"/>
             </w:rPr>
           </w:pPr>
-          <w:hyperlink w:anchor="_Toc223546189" w:history="1">
+          <w:hyperlink w:anchor="_Toc223650201" w:history="1">
             <w:r>
               <w:rPr>
                 <w:rStyle w:val="Hyperlink"/>
@@ -998,7 +998,7 @@
                 <w:noProof/>
                 <w:webHidden/>
               </w:rPr>
-              <w:instrText xml:space="preserve"> PAGEREF _Toc223546189 \h </w:instrText>
+              <w:instrText xml:space="preserve"> PAGEREF _Toc223650201 \h </w:instrText>
             </w:r>
             <w:r>
               <w:rPr>
@@ -1043,7 +1043,7 @@
               <w14:ligatures w14:val="standardContextual"/>
             </w:rPr>
           </w:pPr>
-          <w:hyperlink w:anchor="_Toc223546190" w:history="1">
+          <w:hyperlink w:anchor="_Toc223650202" w:history="1">
             <w:r>
               <w:rPr>
                 <w:rStyle w:val="Hyperlink"/>
@@ -1090,7 +1090,7 @@
                 <w:noProof/>
                 <w:webHidden/>
               </w:rPr>
-              <w:instrText xml:space="preserve"> PAGEREF _Toc223546190 \h </w:instrText>
+              <w:instrText xml:space="preserve"> PAGEREF _Toc223650202 \h </w:instrText>
             </w:r>
             <w:r>
               <w:rPr>
@@ -1110,7 +1110,7 @@
                 <w:noProof/>
                 <w:webHidden/>
               </w:rPr>
-              <w:t>5</w:t>
+              <w:t>4</w:t>
             </w:r>
             <w:r>
               <w:rPr>
@@ -1135,7 +1135,7 @@
               <w14:ligatures w14:val="standardContextual"/>
             </w:rPr>
           </w:pPr>
-          <w:hyperlink w:anchor="_Toc223546191" w:history="1">
+          <w:hyperlink w:anchor="_Toc223650203" w:history="1">
             <w:r>
               <w:rPr>
                 <w:rStyle w:val="Hyperlink"/>
@@ -1182,7 +1182,7 @@
                 <w:noProof/>
                 <w:webHidden/>
               </w:rPr>
-              <w:instrText xml:space="preserve"> PAGEREF _Toc223546191 \h </w:instrText>
+              <w:instrText xml:space="preserve"> PAGEREF _Toc223650203 \h </w:instrText>
             </w:r>
             <w:r>
               <w:rPr>
@@ -1227,7 +1227,7 @@
               <w14:ligatures w14:val="standardContextual"/>
             </w:rPr>
           </w:pPr>
-          <w:hyperlink w:anchor="_Toc223546192" w:history="1">
+          <w:hyperlink w:anchor="_Toc223650204" w:history="1">
             <w:r>
               <w:rPr>
                 <w:rStyle w:val="Hyperlink"/>
@@ -1274,7 +1274,7 @@
                 <w:noProof/>
                 <w:webHidden/>
               </w:rPr>
-              <w:instrText xml:space="preserve"> PAGEREF _Toc223546192 \h </w:instrText>
+              <w:instrText xml:space="preserve"> PAGEREF _Toc223650204 \h </w:instrText>
             </w:r>
             <w:r>
               <w:rPr>
@@ -1319,7 +1319,7 @@
               <w14:ligatures w14:val="standardContextual"/>
             </w:rPr>
           </w:pPr>
-          <w:hyperlink w:anchor="_Toc223546193" w:history="1">
+          <w:hyperlink w:anchor="_Toc223650205" w:history="1">
             <w:r>
               <w:rPr>
                 <w:rStyle w:val="Hyperlink"/>
@@ -1366,7 +1366,7 @@
                 <w:noProof/>
                 <w:webHidden/>
               </w:rPr>
-              <w:instrText xml:space="preserve"> PAGEREF _Toc223546193 \h </w:instrText>
+              <w:instrText xml:space="preserve"> PAGEREF _Toc223650205 \h </w:instrText>
             </w:r>
             <w:r>
               <w:rPr>
@@ -1411,7 +1411,7 @@
               <w14:ligatures w14:val="standardContextual"/>
             </w:rPr>
           </w:pPr>
-          <w:hyperlink w:anchor="_Toc223546194" w:history="1">
+          <w:hyperlink w:anchor="_Toc223650206" w:history="1">
             <w:r>
               <w:rPr>
                 <w:rStyle w:val="Hyperlink"/>
@@ -1458,7 +1458,7 @@
                 <w:noProof/>
                 <w:webHidden/>
               </w:rPr>
-              <w:instrText xml:space="preserve"> PAGEREF _Toc223546194 \h </w:instrText>
+              <w:instrText xml:space="preserve"> PAGEREF _Toc223650206 \h </w:instrText>
             </w:r>
             <w:r>
               <w:rPr>
@@ -1507,7 +1507,7 @@
               <w14:ligatures w14:val="standardContextual"/>
             </w:rPr>
           </w:pPr>
-          <w:hyperlink w:anchor="_Toc223546195" w:history="1">
+          <w:hyperlink w:anchor="_Toc223650207" w:history="1">
             <w:r>
               <w:rPr>
                 <w:rStyle w:val="Hyperlink"/>
@@ -1556,7 +1556,7 @@
                 <w:noProof/>
                 <w:webHidden/>
               </w:rPr>
-              <w:instrText xml:space="preserve"> PAGEREF _Toc223546195 \h </w:instrText>
+              <w:instrText xml:space="preserve"> PAGEREF _Toc223650207 \h </w:instrText>
             </w:r>
             <w:r>
               <w:rPr>
@@ -1601,7 +1601,7 @@
               <w14:ligatures w14:val="standardContextual"/>
             </w:rPr>
           </w:pPr>
-          <w:hyperlink w:anchor="_Toc223546196" w:history="1">
+          <w:hyperlink w:anchor="_Toc223650208" w:history="1">
             <w:r>
               <w:rPr>
                 <w:rStyle w:val="Hyperlink"/>
@@ -1648,7 +1648,7 @@
                 <w:noProof/>
                 <w:webHidden/>
               </w:rPr>
-              <w:instrText xml:space="preserve"> PAGEREF _Toc223546196 \h </w:instrText>
+              <w:instrText xml:space="preserve"> PAGEREF _Toc223650208 \h </w:instrText>
             </w:r>
             <w:r>
               <w:rPr>
@@ -1693,7 +1693,7 @@
               <w14:ligatures w14:val="standardContextual"/>
             </w:rPr>
           </w:pPr>
-          <w:hyperlink w:anchor="_Toc223546197" w:history="1">
+          <w:hyperlink w:anchor="_Toc223650209" w:history="1">
             <w:r>
               <w:rPr>
                 <w:rStyle w:val="Hyperlink"/>
@@ -1740,7 +1740,7 @@
                 <w:noProof/>
                 <w:webHidden/>
               </w:rPr>
-              <w:instrText xml:space="preserve"> PAGEREF _Toc223546197 \h </w:instrText>
+              <w:instrText xml:space="preserve"> PAGEREF _Toc223650209 \h </w:instrText>
             </w:r>
             <w:r>
               <w:rPr>
@@ -1761,6 +1761,650 @@
                 <w:webHidden/>
               </w:rPr>
               <w:t>6</w:t>
+            </w:r>
+            <w:r>
+              <w:rPr>
+                <w:noProof/>
+                <w:webHidden/>
+              </w:rPr>
+              <w:fldChar w:fldCharType="end"/>
+            </w:r>
+          </w:hyperlink>
+        </w:p>
+        <w:p>
+          <w:pPr>
+            <w:pStyle w:val="TOC3"/>
+            <w:tabs>
+              <w:tab w:val="left" w:pos="1440"/>
+              <w:tab w:val="right" w:leader="dot" w:pos="9350"/>
+            </w:tabs>
+            <w:rPr>
+              <w:rFonts w:asciiTheme="minorHAnsi" w:eastAsiaTheme="minorEastAsia" w:hAnsiTheme="minorHAnsi" w:cstheme="minorBidi"/>
+              <w:noProof/>
+              <w:kern w:val="2"/>
+              <w14:ligatures w14:val="standardContextual"/>
+            </w:rPr>
+          </w:pPr>
+          <w:hyperlink w:anchor="_Toc223650210" w:history="1">
+            <w:r>
+              <w:rPr>
+                <w:rStyle w:val="Hyperlink"/>
+                <w:b/>
+                <w:bCs/>
+                <w:noProof/>
+              </w:rPr>
+              <w:t>4.2.1</w:t>
+            </w:r>
+            <w:r>
+              <w:rPr>
+                <w:rFonts w:asciiTheme="minorHAnsi" w:eastAsiaTheme="minorEastAsia" w:hAnsiTheme="minorHAnsi" w:cstheme="minorBidi"/>
+                <w:noProof/>
+                <w:kern w:val="2"/>
+                <w14:ligatures w14:val="standardContextual"/>
+              </w:rPr>
+              <w:tab/>
+            </w:r>
+            <w:r>
+              <w:rPr>
+                <w:rStyle w:val="Hyperlink"/>
+                <w:b/>
+                <w:bCs/>
+                <w:noProof/>
+              </w:rPr>
+              <w:t>Authentication and Authorization</w:t>
+            </w:r>
+            <w:r>
+              <w:rPr>
+                <w:noProof/>
+                <w:webHidden/>
+              </w:rPr>
+              <w:tab/>
+            </w:r>
+            <w:r>
+              <w:rPr>
+                <w:noProof/>
+                <w:webHidden/>
+              </w:rPr>
+              <w:fldChar w:fldCharType="begin"/>
+            </w:r>
+            <w:r>
+              <w:rPr>
+                <w:noProof/>
+                <w:webHidden/>
+              </w:rPr>
+              <w:instrText xml:space="preserve"> PAGEREF _Toc223650210 \h </w:instrText>
+            </w:r>
+            <w:r>
+              <w:rPr>
+                <w:noProof/>
+                <w:webHidden/>
+              </w:rPr>
+            </w:r>
+            <w:r>
+              <w:rPr>
+                <w:noProof/>
+                <w:webHidden/>
+              </w:rPr>
+              <w:fldChar w:fldCharType="separate"/>
+            </w:r>
+            <w:r>
+              <w:rPr>
+                <w:noProof/>
+                <w:webHidden/>
+              </w:rPr>
+              <w:t>6</w:t>
+            </w:r>
+            <w:r>
+              <w:rPr>
+                <w:noProof/>
+                <w:webHidden/>
+              </w:rPr>
+              <w:fldChar w:fldCharType="end"/>
+            </w:r>
+          </w:hyperlink>
+        </w:p>
+        <w:p>
+          <w:pPr>
+            <w:pStyle w:val="TOC3"/>
+            <w:tabs>
+              <w:tab w:val="left" w:pos="1440"/>
+              <w:tab w:val="right" w:leader="dot" w:pos="9350"/>
+            </w:tabs>
+            <w:rPr>
+              <w:rFonts w:asciiTheme="minorHAnsi" w:eastAsiaTheme="minorEastAsia" w:hAnsiTheme="minorHAnsi" w:cstheme="minorBidi"/>
+              <w:noProof/>
+              <w:kern w:val="2"/>
+              <w14:ligatures w14:val="standardContextual"/>
+            </w:rPr>
+          </w:pPr>
+          <w:hyperlink w:anchor="_Toc223650211" w:history="1">
+            <w:r>
+              <w:rPr>
+                <w:rStyle w:val="Hyperlink"/>
+                <w:b/>
+                <w:bCs/>
+                <w:noProof/>
+              </w:rPr>
+              <w:t>4.2.2</w:t>
+            </w:r>
+            <w:r>
+              <w:rPr>
+                <w:rFonts w:asciiTheme="minorHAnsi" w:eastAsiaTheme="minorEastAsia" w:hAnsiTheme="minorHAnsi" w:cstheme="minorBidi"/>
+                <w:noProof/>
+                <w:kern w:val="2"/>
+                <w14:ligatures w14:val="standardContextual"/>
+              </w:rPr>
+              <w:tab/>
+            </w:r>
+            <w:r>
+              <w:rPr>
+                <w:rStyle w:val="Hyperlink"/>
+                <w:b/>
+                <w:bCs/>
+                <w:noProof/>
+              </w:rPr>
+              <w:t>User Profiles and Points System</w:t>
+            </w:r>
+            <w:r>
+              <w:rPr>
+                <w:noProof/>
+                <w:webHidden/>
+              </w:rPr>
+              <w:tab/>
+            </w:r>
+            <w:r>
+              <w:rPr>
+                <w:noProof/>
+                <w:webHidden/>
+              </w:rPr>
+              <w:fldChar w:fldCharType="begin"/>
+            </w:r>
+            <w:r>
+              <w:rPr>
+                <w:noProof/>
+                <w:webHidden/>
+              </w:rPr>
+              <w:instrText xml:space="preserve"> PAGEREF _Toc223650211 \h </w:instrText>
+            </w:r>
+            <w:r>
+              <w:rPr>
+                <w:noProof/>
+                <w:webHidden/>
+              </w:rPr>
+            </w:r>
+            <w:r>
+              <w:rPr>
+                <w:noProof/>
+                <w:webHidden/>
+              </w:rPr>
+              <w:fldChar w:fldCharType="separate"/>
+            </w:r>
+            <w:r>
+              <w:rPr>
+                <w:noProof/>
+                <w:webHidden/>
+              </w:rPr>
+              <w:t>6</w:t>
+            </w:r>
+            <w:r>
+              <w:rPr>
+                <w:noProof/>
+                <w:webHidden/>
+              </w:rPr>
+              <w:fldChar w:fldCharType="end"/>
+            </w:r>
+          </w:hyperlink>
+        </w:p>
+        <w:p>
+          <w:pPr>
+            <w:pStyle w:val="TOC3"/>
+            <w:tabs>
+              <w:tab w:val="left" w:pos="1440"/>
+              <w:tab w:val="right" w:leader="dot" w:pos="9350"/>
+            </w:tabs>
+            <w:rPr>
+              <w:rFonts w:asciiTheme="minorHAnsi" w:eastAsiaTheme="minorEastAsia" w:hAnsiTheme="minorHAnsi" w:cstheme="minorBidi"/>
+              <w:noProof/>
+              <w:kern w:val="2"/>
+              <w14:ligatures w14:val="standardContextual"/>
+            </w:rPr>
+          </w:pPr>
+          <w:hyperlink w:anchor="_Toc223650212" w:history="1">
+            <w:r>
+              <w:rPr>
+                <w:rStyle w:val="Hyperlink"/>
+                <w:b/>
+                <w:bCs/>
+                <w:noProof/>
+              </w:rPr>
+              <w:t>4.2.3</w:t>
+            </w:r>
+            <w:r>
+              <w:rPr>
+                <w:rFonts w:asciiTheme="minorHAnsi" w:eastAsiaTheme="minorEastAsia" w:hAnsiTheme="minorHAnsi" w:cstheme="minorBidi"/>
+                <w:noProof/>
+                <w:kern w:val="2"/>
+                <w14:ligatures w14:val="standardContextual"/>
+              </w:rPr>
+              <w:tab/>
+            </w:r>
+            <w:r>
+              <w:rPr>
+                <w:rStyle w:val="Hyperlink"/>
+                <w:b/>
+                <w:bCs/>
+                <w:noProof/>
+              </w:rPr>
+              <w:t>Posts, Comments, Likes</w:t>
+            </w:r>
+            <w:r>
+              <w:rPr>
+                <w:noProof/>
+                <w:webHidden/>
+              </w:rPr>
+              <w:tab/>
+            </w:r>
+            <w:r>
+              <w:rPr>
+                <w:noProof/>
+                <w:webHidden/>
+              </w:rPr>
+              <w:fldChar w:fldCharType="begin"/>
+            </w:r>
+            <w:r>
+              <w:rPr>
+                <w:noProof/>
+                <w:webHidden/>
+              </w:rPr>
+              <w:instrText xml:space="preserve"> PAGEREF _Toc223650212 \h </w:instrText>
+            </w:r>
+            <w:r>
+              <w:rPr>
+                <w:noProof/>
+                <w:webHidden/>
+              </w:rPr>
+            </w:r>
+            <w:r>
+              <w:rPr>
+                <w:noProof/>
+                <w:webHidden/>
+              </w:rPr>
+              <w:fldChar w:fldCharType="separate"/>
+            </w:r>
+            <w:r>
+              <w:rPr>
+                <w:noProof/>
+                <w:webHidden/>
+              </w:rPr>
+              <w:t>6</w:t>
+            </w:r>
+            <w:r>
+              <w:rPr>
+                <w:noProof/>
+                <w:webHidden/>
+              </w:rPr>
+              <w:fldChar w:fldCharType="end"/>
+            </w:r>
+          </w:hyperlink>
+        </w:p>
+        <w:p>
+          <w:pPr>
+            <w:pStyle w:val="TOC3"/>
+            <w:tabs>
+              <w:tab w:val="left" w:pos="1440"/>
+              <w:tab w:val="right" w:leader="dot" w:pos="9350"/>
+            </w:tabs>
+            <w:rPr>
+              <w:rFonts w:asciiTheme="minorHAnsi" w:eastAsiaTheme="minorEastAsia" w:hAnsiTheme="minorHAnsi" w:cstheme="minorBidi"/>
+              <w:noProof/>
+              <w:kern w:val="2"/>
+              <w14:ligatures w14:val="standardContextual"/>
+            </w:rPr>
+          </w:pPr>
+          <w:hyperlink w:anchor="_Toc223650213" w:history="1">
+            <w:r>
+              <w:rPr>
+                <w:rStyle w:val="Hyperlink"/>
+                <w:b/>
+                <w:bCs/>
+                <w:noProof/>
+              </w:rPr>
+              <w:t>4.2.4</w:t>
+            </w:r>
+            <w:r>
+              <w:rPr>
+                <w:rFonts w:asciiTheme="minorHAnsi" w:eastAsiaTheme="minorEastAsia" w:hAnsiTheme="minorHAnsi" w:cstheme="minorBidi"/>
+                <w:noProof/>
+                <w:kern w:val="2"/>
+                <w14:ligatures w14:val="standardContextual"/>
+              </w:rPr>
+              <w:tab/>
+            </w:r>
+            <w:r>
+              <w:rPr>
+                <w:rStyle w:val="Hyperlink"/>
+                <w:b/>
+                <w:bCs/>
+                <w:noProof/>
+              </w:rPr>
+              <w:t>Real-Time Messaging</w:t>
+            </w:r>
+            <w:r>
+              <w:rPr>
+                <w:noProof/>
+                <w:webHidden/>
+              </w:rPr>
+              <w:tab/>
+            </w:r>
+            <w:r>
+              <w:rPr>
+                <w:noProof/>
+                <w:webHidden/>
+              </w:rPr>
+              <w:fldChar w:fldCharType="begin"/>
+            </w:r>
+            <w:r>
+              <w:rPr>
+                <w:noProof/>
+                <w:webHidden/>
+              </w:rPr>
+              <w:instrText xml:space="preserve"> PAGEREF _Toc223650213 \h </w:instrText>
+            </w:r>
+            <w:r>
+              <w:rPr>
+                <w:noProof/>
+                <w:webHidden/>
+              </w:rPr>
+            </w:r>
+            <w:r>
+              <w:rPr>
+                <w:noProof/>
+                <w:webHidden/>
+              </w:rPr>
+              <w:fldChar w:fldCharType="separate"/>
+            </w:r>
+            <w:r>
+              <w:rPr>
+                <w:noProof/>
+                <w:webHidden/>
+              </w:rPr>
+              <w:t>6</w:t>
+            </w:r>
+            <w:r>
+              <w:rPr>
+                <w:noProof/>
+                <w:webHidden/>
+              </w:rPr>
+              <w:fldChar w:fldCharType="end"/>
+            </w:r>
+          </w:hyperlink>
+        </w:p>
+        <w:p>
+          <w:pPr>
+            <w:pStyle w:val="TOC3"/>
+            <w:tabs>
+              <w:tab w:val="left" w:pos="1440"/>
+              <w:tab w:val="right" w:leader="dot" w:pos="9350"/>
+            </w:tabs>
+            <w:rPr>
+              <w:rFonts w:asciiTheme="minorHAnsi" w:eastAsiaTheme="minorEastAsia" w:hAnsiTheme="minorHAnsi" w:cstheme="minorBidi"/>
+              <w:noProof/>
+              <w:kern w:val="2"/>
+              <w14:ligatures w14:val="standardContextual"/>
+            </w:rPr>
+          </w:pPr>
+          <w:hyperlink w:anchor="_Toc223650214" w:history="1">
+            <w:r>
+              <w:rPr>
+                <w:rStyle w:val="Hyperlink"/>
+                <w:b/>
+                <w:bCs/>
+                <w:noProof/>
+              </w:rPr>
+              <w:t>4.2.5</w:t>
+            </w:r>
+            <w:r>
+              <w:rPr>
+                <w:rFonts w:asciiTheme="minorHAnsi" w:eastAsiaTheme="minorEastAsia" w:hAnsiTheme="minorHAnsi" w:cstheme="minorBidi"/>
+                <w:noProof/>
+                <w:kern w:val="2"/>
+                <w14:ligatures w14:val="standardContextual"/>
+              </w:rPr>
+              <w:tab/>
+            </w:r>
+            <w:r>
+              <w:rPr>
+                <w:rStyle w:val="Hyperlink"/>
+                <w:b/>
+                <w:bCs/>
+                <w:noProof/>
+              </w:rPr>
+              <w:t>Scheduling and Meetings</w:t>
+            </w:r>
+            <w:r>
+              <w:rPr>
+                <w:noProof/>
+                <w:webHidden/>
+              </w:rPr>
+              <w:tab/>
+            </w:r>
+            <w:r>
+              <w:rPr>
+                <w:noProof/>
+                <w:webHidden/>
+              </w:rPr>
+              <w:fldChar w:fldCharType="begin"/>
+            </w:r>
+            <w:r>
+              <w:rPr>
+                <w:noProof/>
+                <w:webHidden/>
+              </w:rPr>
+              <w:instrText xml:space="preserve"> PAGEREF _Toc223650214 \h </w:instrText>
+            </w:r>
+            <w:r>
+              <w:rPr>
+                <w:noProof/>
+                <w:webHidden/>
+              </w:rPr>
+            </w:r>
+            <w:r>
+              <w:rPr>
+                <w:noProof/>
+                <w:webHidden/>
+              </w:rPr>
+              <w:fldChar w:fldCharType="separate"/>
+            </w:r>
+            <w:r>
+              <w:rPr>
+                <w:noProof/>
+                <w:webHidden/>
+              </w:rPr>
+              <w:t>7</w:t>
+            </w:r>
+            <w:r>
+              <w:rPr>
+                <w:noProof/>
+                <w:webHidden/>
+              </w:rPr>
+              <w:fldChar w:fldCharType="end"/>
+            </w:r>
+          </w:hyperlink>
+        </w:p>
+        <w:p>
+          <w:pPr>
+            <w:pStyle w:val="TOC3"/>
+            <w:tabs>
+              <w:tab w:val="left" w:pos="1440"/>
+              <w:tab w:val="right" w:leader="dot" w:pos="9350"/>
+            </w:tabs>
+            <w:rPr>
+              <w:rFonts w:asciiTheme="minorHAnsi" w:eastAsiaTheme="minorEastAsia" w:hAnsiTheme="minorHAnsi" w:cstheme="minorBidi"/>
+              <w:noProof/>
+              <w:kern w:val="2"/>
+              <w14:ligatures w14:val="standardContextual"/>
+            </w:rPr>
+          </w:pPr>
+          <w:hyperlink w:anchor="_Toc223650215" w:history="1">
+            <w:r>
+              <w:rPr>
+                <w:rStyle w:val="Hyperlink"/>
+                <w:b/>
+                <w:bCs/>
+                <w:noProof/>
+              </w:rPr>
+              <w:t>4.2.6</w:t>
+            </w:r>
+            <w:r>
+              <w:rPr>
+                <w:rFonts w:asciiTheme="minorHAnsi" w:eastAsiaTheme="minorEastAsia" w:hAnsiTheme="minorHAnsi" w:cstheme="minorBidi"/>
+                <w:noProof/>
+                <w:kern w:val="2"/>
+                <w14:ligatures w14:val="standardContextual"/>
+              </w:rPr>
+              <w:tab/>
+            </w:r>
+            <w:r>
+              <w:rPr>
+                <w:rStyle w:val="Hyperlink"/>
+                <w:b/>
+                <w:bCs/>
+                <w:noProof/>
+              </w:rPr>
+              <w:t>Notifications</w:t>
+            </w:r>
+            <w:r>
+              <w:rPr>
+                <w:noProof/>
+                <w:webHidden/>
+              </w:rPr>
+              <w:tab/>
+            </w:r>
+            <w:r>
+              <w:rPr>
+                <w:noProof/>
+                <w:webHidden/>
+              </w:rPr>
+              <w:fldChar w:fldCharType="begin"/>
+            </w:r>
+            <w:r>
+              <w:rPr>
+                <w:noProof/>
+                <w:webHidden/>
+              </w:rPr>
+              <w:instrText xml:space="preserve"> PAGEREF _Toc223650215 \h </w:instrText>
+            </w:r>
+            <w:r>
+              <w:rPr>
+                <w:noProof/>
+                <w:webHidden/>
+              </w:rPr>
+            </w:r>
+            <w:r>
+              <w:rPr>
+                <w:noProof/>
+                <w:webHidden/>
+              </w:rPr>
+              <w:fldChar w:fldCharType="separate"/>
+            </w:r>
+            <w:r>
+              <w:rPr>
+                <w:noProof/>
+                <w:webHidden/>
+              </w:rPr>
+              <w:t>7</w:t>
+            </w:r>
+            <w:r>
+              <w:rPr>
+                <w:noProof/>
+                <w:webHidden/>
+              </w:rPr>
+              <w:fldChar w:fldCharType="end"/>
+            </w:r>
+          </w:hyperlink>
+        </w:p>
+        <w:p>
+          <w:pPr>
+            <w:pStyle w:val="TOC3"/>
+            <w:tabs>
+              <w:tab w:val="left" w:pos="1440"/>
+              <w:tab w:val="right" w:leader="dot" w:pos="9350"/>
+            </w:tabs>
+            <w:rPr>
+              <w:rFonts w:asciiTheme="minorHAnsi" w:eastAsiaTheme="minorEastAsia" w:hAnsiTheme="minorHAnsi" w:cstheme="minorBidi"/>
+              <w:noProof/>
+              <w:kern w:val="2"/>
+              <w14:ligatures w14:val="standardContextual"/>
+            </w:rPr>
+          </w:pPr>
+          <w:hyperlink w:anchor="_Toc223650216" w:history="1">
+            <w:r>
+              <w:rPr>
+                <w:rStyle w:val="Hyperlink"/>
+                <w:b/>
+                <w:bCs/>
+                <w:noProof/>
+              </w:rPr>
+              <w:t>4.2.7</w:t>
+            </w:r>
+            <w:r>
+              <w:rPr>
+                <w:rFonts w:asciiTheme="minorHAnsi" w:eastAsiaTheme="minorEastAsia" w:hAnsiTheme="minorHAnsi" w:cstheme="minorBidi"/>
+                <w:noProof/>
+                <w:kern w:val="2"/>
+                <w14:ligatures w14:val="standardContextual"/>
+              </w:rPr>
+              <w:tab/>
+            </w:r>
+            <w:r>
+              <w:rPr>
+                <w:rStyle w:val="Hyperlink"/>
+                <w:b/>
+                <w:bCs/>
+                <w:noProof/>
+              </w:rPr>
+              <w:t>Rating</w:t>
+            </w:r>
+            <w:r>
+              <w:rPr>
+                <w:noProof/>
+                <w:webHidden/>
+              </w:rPr>
+              <w:tab/>
+            </w:r>
+            <w:r>
+              <w:rPr>
+                <w:noProof/>
+                <w:webHidden/>
+              </w:rPr>
+              <w:fldChar w:fldCharType="begin"/>
+            </w:r>
+            <w:r>
+              <w:rPr>
+                <w:noProof/>
+                <w:webHidden/>
+              </w:rPr>
+              <w:instrText xml:space="preserve"> PAGEREF _Toc223650216 \h </w:instrText>
+            </w:r>
+            <w:r>
+              <w:rPr>
+                <w:noProof/>
+                <w:webHidden/>
+              </w:rPr>
+            </w:r>
+            <w:r>
+              <w:rPr>
+                <w:noProof/>
+                <w:webHidden/>
+              </w:rPr>
+              <w:fldChar w:fldCharType="separate"/>
+            </w:r>
+            <w:r>
+              <w:rPr>
+                <w:noProof/>
+                <w:webHidden/>
+              </w:rPr>
+              <w:t>7</w:t>
             </w:r>
             <w:r>
               <w:rPr>
@@ -1788,7 +2432,7 @@
               <w14:ligatures w14:val="standardContextual"/>
             </w:rPr>
           </w:pPr>
-          <w:hyperlink w:anchor="_Toc223546198" w:history="1">
+          <w:hyperlink w:anchor="_Toc223650217" w:history="1">
             <w:r>
               <w:rPr>
                 <w:rStyle w:val="Hyperlink"/>
@@ -1816,7 +2460,7 @@
                 <w:noProof/>
                 <w:webHidden/>
               </w:rPr>
-              <w:instrText xml:space="preserve"> PAGEREF _Toc223546198 \h </w:instrText>
+              <w:instrText xml:space="preserve"> PAGEREF _Toc223650217 \h </w:instrText>
             </w:r>
             <w:r>
               <w:rPr>
@@ -1836,7 +2480,7 @@
                 <w:noProof/>
                 <w:webHidden/>
               </w:rPr>
-              <w:t>6</w:t>
+              <w:t>7</w:t>
             </w:r>
             <w:r>
               <w:rPr>
@@ -1864,7 +2508,7 @@
               <w14:ligatures w14:val="standardContextual"/>
             </w:rPr>
           </w:pPr>
-          <w:hyperlink w:anchor="_Toc223546199" w:history="1">
+          <w:hyperlink w:anchor="_Toc223650218" w:history="1">
             <w:r>
               <w:rPr>
                 <w:rStyle w:val="Hyperlink"/>
@@ -1892,7 +2536,7 @@
                 <w:noProof/>
                 <w:webHidden/>
               </w:rPr>
-              <w:instrText xml:space="preserve"> PAGEREF _Toc223546199 \h </w:instrText>
+              <w:instrText xml:space="preserve"> PAGEREF _Toc223650218 \h </w:instrText>
             </w:r>
             <w:r>
               <w:rPr>
@@ -1912,7 +2556,7 @@
                 <w:noProof/>
                 <w:webHidden/>
               </w:rPr>
-              <w:t>8</w:t>
+              <w:t>9</w:t>
             </w:r>
             <w:r>
               <w:rPr>
@@ -1991,7 +2635,7 @@
           <w:szCs w:val="32"/>
         </w:rPr>
       </w:pPr>
-      <w:bookmarkStart w:id="0" w:name="_Toc223546184"/>
+      <w:bookmarkStart w:id="0" w:name="_Toc223650196"/>
       <w:r>
         <w:rPr>
           <w:rFonts w:ascii="Times New Roman" w:hAnsi="Times New Roman" w:cs="Times New Roman"/>
@@ -2006,7 +2650,6 @@
       </w:r>
       <w:bookmarkEnd w:id="0"/>
     </w:p>
-    <w:p/>
     <w:p>
       <w:pPr>
         <w:spacing w:line="276" w:lineRule="auto"/>
@@ -2021,11 +2664,12 @@
       <w:r>
         <w:t xml:space="preserve"> and delays in accessing academic guidance within higher education environments. The platform enables students to request and </w:t>
       </w:r>
-      <w:proofErr w:type="gramStart"/>
-      <w:r>
-        <w:t>provide assistance</w:t>
-      </w:r>
-      <w:proofErr w:type="gramEnd"/>
+      <w:r>
+        <w:t xml:space="preserve">provide </w:t>
+      </w:r>
+      <w:r>
+        <w:t>help</w:t>
+      </w:r>
       <w:r>
         <w:t xml:space="preserve"> through structured features including authentication, profile management, messaging, scheduling, notifications, and a points-based recognition system. The system was implemented using the MERN stack and supports real-time interaction through WebSocket communication. This report reflects on architectural decisions, development challenges, testing outcomes, and lessons learned throughout the project lifecycle.</w:t>
       </w:r>
@@ -2046,7 +2690,7 @@
           <w:szCs w:val="32"/>
         </w:rPr>
       </w:pPr>
-      <w:bookmarkStart w:id="1" w:name="_Toc223546185"/>
+      <w:bookmarkStart w:id="1" w:name="_Toc223650197"/>
       <w:r>
         <w:rPr>
           <w:rFonts w:ascii="Times New Roman" w:hAnsi="Times New Roman" w:cs="Times New Roman"/>
@@ -2075,13 +2719,16 @@
       <w:pPr>
         <w:spacing w:line="276" w:lineRule="auto"/>
         <w:jc w:val="both"/>
-        <w:rPr>
-          <w:b/>
-          <w:bCs/>
-          <w:sz w:val="32"/>
-          <w:szCs w:val="32"/>
-        </w:rPr>
-      </w:pPr>
+      </w:pPr>
+      <w:r>
+        <w:t xml:space="preserve">The purpose of this report is to provide a comprehensive overview of the design, development, and evaluation of the Peer Tutoring Platform. </w:t>
+      </w:r>
+      <w:r>
+        <w:t>This report outlines the project motivation</w:t>
+      </w:r>
+      <w:r>
+        <w:t>, system requirements, implementation decisions, and final outcomes.</w:t>
+      </w:r>
     </w:p>
     <w:p>
       <w:pPr>
@@ -2089,13 +2736,13 @@
         <w:jc w:val="both"/>
       </w:pPr>
       <w:r>
-        <w:t xml:space="preserve">The purpose of this report is to provide a comprehensive overview of the design, development, and evaluation of the Peer Tutoring Platform. </w:t>
-      </w:r>
-      <w:r>
-        <w:t>This report outlines the project motivation</w:t>
-      </w:r>
-      <w:r>
-        <w:t>, system requirements, implementation decisions, and final outcomes.</w:t>
+        <w:t xml:space="preserve">University students, particularly in early undergraduate years, frequently encounter difficulties when engaging with complex academic material. Although institutions provide formal support through lectures, tutorials, and consultations, increasing class sizes can limit </w:t>
+      </w:r>
+      <w:r>
+        <w:t>personalized</w:t>
+      </w:r>
+      <w:r>
+        <w:t xml:space="preserve"> interaction and delay feedback. Research indicates that student engagement and perceived academic support significantly influence retention and academic performance (Tinto, 2014; Krause and Coates, 2008).</w:t>
       </w:r>
     </w:p>
     <w:p>
@@ -2104,15 +2751,7 @@
         <w:jc w:val="both"/>
       </w:pPr>
       <w:r>
-        <w:t xml:space="preserve">University students, particularly in early undergraduate years, frequently encounter difficulties when engaging with complex academic material. Although institutions provide formal support through lectures, tutorials, and consultations, increasing class sizes can limit </w:t>
-      </w:r>
-      <w:proofErr w:type="spellStart"/>
-      <w:r>
-        <w:t>personalised</w:t>
-      </w:r>
-      <w:proofErr w:type="spellEnd"/>
-      <w:r>
-        <w:t xml:space="preserve"> interaction and delay feedback. Research indicates that student engagement and perceived academic support significantly influence retention and academic performance (Tinto, 2014; Krause and Coates, 2008).</w:t>
+        <w:t>Peer-assisted learning extends academic support beyond formal teaching structures by enabling students of similar academic status to collaborate and assist one another. Evidence suggests that peer tutoring enhances performance, confidence, and communication skills for both tutors and tutees (Topping, 2002).</w:t>
       </w:r>
     </w:p>
     <w:p>
@@ -2121,22 +2760,11 @@
         <w:jc w:val="both"/>
       </w:pPr>
       <w:r>
-        <w:t>Peer-assisted learning extends academic support beyond formal teaching structures by enabling students of similar academic status to collaborate and assist one another. Evidence suggests that peer tutoring enhances performance, confidence, and communication skills for both tutors and tutees (Topping, 2002).</w:t>
-      </w:r>
-    </w:p>
-    <w:p>
-      <w:pPr>
-        <w:spacing w:line="276" w:lineRule="auto"/>
-        <w:jc w:val="both"/>
-      </w:pPr>
-      <w:r>
         <w:t xml:space="preserve">Academic success is also closely linked to motivation, self-efficacy, and help-seeking </w:t>
       </w:r>
-      <w:proofErr w:type="spellStart"/>
-      <w:r>
-        <w:t>behaviour</w:t>
-      </w:r>
-      <w:proofErr w:type="spellEnd"/>
+      <w:r>
+        <w:t>behavior</w:t>
+      </w:r>
       <w:r>
         <w:t xml:space="preserve"> (</w:t>
       </w:r>
@@ -2185,7 +2813,7 @@
           <w:szCs w:val="32"/>
         </w:rPr>
       </w:pPr>
-      <w:bookmarkStart w:id="2" w:name="_Toc223546186"/>
+      <w:bookmarkStart w:id="2" w:name="_Toc223650198"/>
       <w:r>
         <w:rPr>
           <w:rFonts w:ascii="Times New Roman" w:hAnsi="Times New Roman" w:cs="Times New Roman"/>
@@ -2199,17 +2827,6 @@
         <w:t>Final System Overview</w:t>
       </w:r>
       <w:bookmarkEnd w:id="2"/>
-    </w:p>
-    <w:p>
-      <w:pPr>
-        <w:rPr>
-          <w:b/>
-          <w:bCs/>
-          <w:color w:val="000000" w:themeColor="text1"/>
-          <w:sz w:val="32"/>
-          <w:szCs w:val="32"/>
-        </w:rPr>
-      </w:pPr>
     </w:p>
     <w:p>
       <w:pPr>
@@ -2246,7 +2863,7 @@
           <w:color w:val="000000" w:themeColor="text1"/>
         </w:rPr>
       </w:pPr>
-      <w:bookmarkStart w:id="3" w:name="_Toc223546187"/>
+      <w:bookmarkStart w:id="3" w:name="_Toc223650199"/>
       <w:r>
         <w:rPr>
           <w:rFonts w:ascii="Times New Roman" w:hAnsi="Times New Roman" w:cs="Times New Roman"/>
@@ -2267,7 +2884,6 @@
         <w:t xml:space="preserve"> </w:t>
       </w:r>
     </w:p>
-    <w:p/>
     <w:p>
       <w:pPr>
         <w:jc w:val="both"/>
@@ -2406,7 +3022,7 @@
           <w:color w:val="000000" w:themeColor="text1"/>
         </w:rPr>
       </w:pPr>
-      <w:bookmarkStart w:id="4" w:name="_Toc223546188"/>
+      <w:bookmarkStart w:id="4" w:name="_Toc223650200"/>
       <w:r>
         <w:rPr>
           <w:rFonts w:ascii="Times New Roman" w:hAnsi="Times New Roman" w:cs="Times New Roman"/>
@@ -2418,7 +3034,6 @@
       </w:r>
       <w:bookmarkEnd w:id="4"/>
     </w:p>
-    <w:p/>
     <w:p>
       <w:r>
         <w:t>The final system consists of the following core modules:</w:t>
@@ -2427,51 +3042,7 @@
     <w:p/>
     <w:p>
       <w:pPr>
-        <w:pStyle w:val="Heading2"/>
-        <w:numPr>
-          <w:ilvl w:val="2"/>
-          <w:numId w:val="48"/>
-        </w:numPr>
-        <w:rPr>
-          <w:rFonts w:ascii="Times New Roman" w:hAnsi="Times New Roman" w:cs="Times New Roman"/>
-          <w:b/>
-          <w:bCs/>
-          <w:color w:val="000000" w:themeColor="text1"/>
-        </w:rPr>
-      </w:pPr>
-      <w:bookmarkStart w:id="5" w:name="_Toc223546189"/>
-      <w:r>
-        <w:rPr>
-          <w:rFonts w:ascii="Times New Roman" w:hAnsi="Times New Roman" w:cs="Times New Roman"/>
-          <w:b/>
-          <w:bCs/>
-          <w:color w:val="000000" w:themeColor="text1"/>
-        </w:rPr>
-        <w:t>Authentication and User Management</w:t>
-      </w:r>
-      <w:bookmarkEnd w:id="5"/>
-      <w:r>
-        <w:rPr>
-          <w:rFonts w:ascii="Times New Roman" w:hAnsi="Times New Roman" w:cs="Times New Roman"/>
-          <w:b/>
-          <w:bCs/>
-          <w:color w:val="000000" w:themeColor="text1"/>
-        </w:rPr>
-        <w:t xml:space="preserve"> </w:t>
-      </w:r>
-    </w:p>
-    <w:p>
-      <w:pPr>
-        <w:jc w:val="both"/>
-      </w:pPr>
-      <w:r>
-        <w:t xml:space="preserve">Users can register and log in using email and password credentials. JSON Web Token authentication ensures protected access to system resources. The following fields are stored in user profiles: academic interests, information, accumulated points. </w:t>
-      </w:r>
-    </w:p>
-    <w:p/>
-    <w:p>
-      <w:pPr>
-        <w:pStyle w:val="ListParagraph"/>
+        <w:pStyle w:val="Heading3"/>
         <w:numPr>
           <w:ilvl w:val="2"/>
           <w:numId w:val="48"/>
@@ -2479,18 +3050,32 @@
         <w:rPr>
           <w:b/>
           <w:bCs/>
+          <w:color w:val="000000" w:themeColor="text1"/>
           <w:sz w:val="32"/>
           <w:szCs w:val="32"/>
         </w:rPr>
       </w:pPr>
+      <w:bookmarkStart w:id="5" w:name="_Toc223650201"/>
       <w:r>
         <w:rPr>
           <w:b/>
           <w:bCs/>
+          <w:color w:val="000000" w:themeColor="text1"/>
           <w:sz w:val="32"/>
           <w:szCs w:val="32"/>
         </w:rPr>
-        <w:t xml:space="preserve">Post and Collaboration Module  </w:t>
+        <w:t>Authentication and User Management</w:t>
+      </w:r>
+      <w:bookmarkEnd w:id="5"/>
+      <w:r>
+        <w:rPr>
+          <w:b/>
+          <w:bCs/>
+          <w:color w:val="000000" w:themeColor="text1"/>
+          <w:sz w:val="32"/>
+          <w:szCs w:val="32"/>
+        </w:rPr>
+        <w:t xml:space="preserve"> </w:t>
       </w:r>
     </w:p>
     <w:p>
@@ -2498,146 +3083,189 @@
         <w:jc w:val="both"/>
       </w:pPr>
       <w:r>
-        <w:t>Users can create tutoring related posts. Each post contains description, Author reference, comment section. Other users can interact with posts through likes. This module forms one of the core academic interaction layers of the platform.</w:t>
+        <w:t xml:space="preserve">Users can register and log in using email and password credentials. JSON Web Token authentication ensures protected access to system resources. The following fields are stored in user profiles: academic interests, information, accumulated points. </w:t>
       </w:r>
     </w:p>
     <w:p/>
     <w:p>
       <w:pPr>
-        <w:pStyle w:val="Heading2"/>
+        <w:pStyle w:val="Heading3"/>
         <w:numPr>
           <w:ilvl w:val="2"/>
           <w:numId w:val="48"/>
         </w:numPr>
         <w:rPr>
-          <w:rFonts w:ascii="Times New Roman" w:hAnsi="Times New Roman" w:cs="Times New Roman"/>
           <w:b/>
           <w:bCs/>
           <w:color w:val="000000" w:themeColor="text1"/>
+          <w:sz w:val="32"/>
+          <w:szCs w:val="32"/>
         </w:rPr>
       </w:pPr>
-      <w:bookmarkStart w:id="6" w:name="_Toc223546190"/>
       <w:r>
         <w:rPr>
-          <w:rFonts w:ascii="Times New Roman" w:hAnsi="Times New Roman" w:cs="Times New Roman"/>
           <w:b/>
           <w:bCs/>
           <w:color w:val="000000" w:themeColor="text1"/>
+          <w:sz w:val="32"/>
+          <w:szCs w:val="32"/>
         </w:rPr>
-        <w:lastRenderedPageBreak/>
-        <w:t>Messaging System</w:t>
-      </w:r>
-      <w:bookmarkEnd w:id="6"/>
+        <w:t xml:space="preserve">Post and Collaboration Module  </w:t>
+      </w:r>
     </w:p>
     <w:p>
       <w:pPr>
         <w:jc w:val="both"/>
       </w:pPr>
       <w:r>
-        <w:t>The system includes a real time messaging feature that provides a communication layer for users. Messages are sent through WebSocket connections. The messaging module supports chat creation, real time delivery, loading of historical conversations.</w:t>
+        <w:t>Users can create tutoring related posts. Each post contains description, Author reference, comment section. Other users can interact with posts through likes. This module forms one of the core academic interaction layers of the platform.</w:t>
       </w:r>
     </w:p>
     <w:p/>
     <w:p>
       <w:pPr>
-        <w:pStyle w:val="Heading2"/>
+        <w:pStyle w:val="Heading3"/>
         <w:numPr>
           <w:ilvl w:val="2"/>
           <w:numId w:val="48"/>
         </w:numPr>
         <w:rPr>
-          <w:rFonts w:ascii="Times New Roman" w:hAnsi="Times New Roman" w:cs="Times New Roman"/>
           <w:b/>
           <w:bCs/>
           <w:color w:val="000000" w:themeColor="text1"/>
+          <w:sz w:val="32"/>
+          <w:szCs w:val="32"/>
         </w:rPr>
       </w:pPr>
-      <w:bookmarkStart w:id="7" w:name="_Toc223546191"/>
+      <w:bookmarkStart w:id="6" w:name="_Toc223650202"/>
       <w:r>
         <w:rPr>
-          <w:rFonts w:ascii="Times New Roman" w:hAnsi="Times New Roman" w:cs="Times New Roman"/>
           <w:b/>
           <w:bCs/>
           <w:color w:val="000000" w:themeColor="text1"/>
+          <w:sz w:val="32"/>
+          <w:szCs w:val="32"/>
         </w:rPr>
-        <w:t>Scheduling and Meetings</w:t>
-      </w:r>
-      <w:bookmarkEnd w:id="7"/>
+        <w:t>Messaging System</w:t>
+      </w:r>
+      <w:bookmarkEnd w:id="6"/>
     </w:p>
     <w:p>
       <w:pPr>
         <w:jc w:val="both"/>
       </w:pPr>
       <w:r>
-        <w:t>Users can propose tutoring sessions by selecting date and time parameters. Meetings details are stored in the database. This module integrates notifications to remind users to rate services.</w:t>
+        <w:t>The system includes a real time messaging feature that provides a communication layer for users. Messages are sent through WebSocket connections. The messaging module supports chat creation, real time delivery, loading of historical conversations.</w:t>
       </w:r>
     </w:p>
     <w:p/>
     <w:p>
       <w:pPr>
-        <w:pStyle w:val="Heading2"/>
+        <w:pStyle w:val="Heading3"/>
         <w:numPr>
           <w:ilvl w:val="2"/>
           <w:numId w:val="48"/>
         </w:numPr>
         <w:rPr>
-          <w:rFonts w:ascii="Times New Roman" w:hAnsi="Times New Roman" w:cs="Times New Roman"/>
           <w:b/>
           <w:bCs/>
           <w:color w:val="000000" w:themeColor="text1"/>
+          <w:sz w:val="32"/>
+          <w:szCs w:val="32"/>
         </w:rPr>
       </w:pPr>
-      <w:bookmarkStart w:id="8" w:name="_Toc223546192"/>
+      <w:bookmarkStart w:id="7" w:name="_Toc223650203"/>
       <w:r>
         <w:rPr>
-          <w:rFonts w:ascii="Times New Roman" w:hAnsi="Times New Roman" w:cs="Times New Roman"/>
           <w:b/>
           <w:bCs/>
           <w:color w:val="000000" w:themeColor="text1"/>
+          <w:sz w:val="32"/>
+          <w:szCs w:val="32"/>
         </w:rPr>
-        <w:t>Rating and Gamification</w:t>
-      </w:r>
-      <w:bookmarkEnd w:id="8"/>
-      <w:r>
-        <w:rPr>
-          <w:rFonts w:ascii="Times New Roman" w:hAnsi="Times New Roman" w:cs="Times New Roman"/>
-          <w:b/>
-          <w:bCs/>
-          <w:color w:val="000000" w:themeColor="text1"/>
-        </w:rPr>
-        <w:t xml:space="preserve"> </w:t>
-      </w:r>
+        <w:t>Scheduling and Meetings</w:t>
+      </w:r>
+      <w:bookmarkEnd w:id="7"/>
     </w:p>
     <w:p>
       <w:pPr>
         <w:jc w:val="both"/>
       </w:pPr>
       <w:r>
-        <w:t xml:space="preserve">After finishing a tutoring session, users can rate meetings on a scale from zero to five. Ratings contribute to cumulative scores within the platform. The system rewards active participation and promotes user engagement. </w:t>
+        <w:t>Users can propose tutoring sessions by selecting date and time parameters. Meetings details are stored in the database. This module integrates notifications to remind users to rate services.</w:t>
       </w:r>
     </w:p>
     <w:p/>
     <w:p>
       <w:pPr>
-        <w:pStyle w:val="Heading2"/>
+        <w:pStyle w:val="Heading3"/>
         <w:numPr>
           <w:ilvl w:val="2"/>
           <w:numId w:val="48"/>
         </w:numPr>
         <w:rPr>
-          <w:rFonts w:ascii="Times New Roman" w:hAnsi="Times New Roman" w:cs="Times New Roman"/>
           <w:b/>
           <w:bCs/>
           <w:color w:val="000000" w:themeColor="text1"/>
+          <w:sz w:val="32"/>
+          <w:szCs w:val="32"/>
         </w:rPr>
       </w:pPr>
-      <w:bookmarkStart w:id="9" w:name="_Toc223546193"/>
+      <w:bookmarkStart w:id="8" w:name="_Toc223650204"/>
       <w:r>
         <w:rPr>
-          <w:rFonts w:ascii="Times New Roman" w:hAnsi="Times New Roman" w:cs="Times New Roman"/>
           <w:b/>
           <w:bCs/>
           <w:color w:val="000000" w:themeColor="text1"/>
+          <w:sz w:val="32"/>
+          <w:szCs w:val="32"/>
+        </w:rPr>
+        <w:t>Rating and Gamification</w:t>
+      </w:r>
+      <w:bookmarkEnd w:id="8"/>
+      <w:r>
+        <w:rPr>
+          <w:b/>
+          <w:bCs/>
+          <w:color w:val="000000" w:themeColor="text1"/>
+          <w:sz w:val="32"/>
+          <w:szCs w:val="32"/>
+        </w:rPr>
+        <w:t xml:space="preserve"> </w:t>
+      </w:r>
+    </w:p>
+    <w:p>
+      <w:pPr>
+        <w:jc w:val="both"/>
+      </w:pPr>
+      <w:r>
+        <w:t xml:space="preserve">After finishing a tutoring session, users can rate meetings on a scale from zero to five. Ratings contribute to cumulative scores within the platform. The system rewards active participation and promotes user engagement. </w:t>
+      </w:r>
+    </w:p>
+    <w:p/>
+    <w:p>
+      <w:pPr>
+        <w:pStyle w:val="Heading3"/>
+        <w:numPr>
+          <w:ilvl w:val="2"/>
+          <w:numId w:val="48"/>
+        </w:numPr>
+        <w:rPr>
+          <w:b/>
+          <w:bCs/>
+          <w:color w:val="000000" w:themeColor="text1"/>
+          <w:sz w:val="32"/>
+          <w:szCs w:val="32"/>
+        </w:rPr>
+      </w:pPr>
+      <w:bookmarkStart w:id="9" w:name="_Toc223650205"/>
+      <w:r>
+        <w:rPr>
+          <w:b/>
+          <w:bCs/>
+          <w:color w:val="000000" w:themeColor="text1"/>
+          <w:sz w:val="32"/>
+          <w:szCs w:val="32"/>
         </w:rPr>
         <w:t>Administration</w:t>
       </w:r>
@@ -2676,7 +3304,7 @@
           <w:color w:val="000000" w:themeColor="text1"/>
         </w:rPr>
       </w:pPr>
-      <w:bookmarkStart w:id="10" w:name="_Toc223546194"/>
+      <w:bookmarkStart w:id="10" w:name="_Toc223650206"/>
       <w:r>
         <w:rPr>
           <w:rFonts w:ascii="Times New Roman" w:hAnsi="Times New Roman" w:cs="Times New Roman"/>
@@ -2736,7 +3364,7 @@
           <w:szCs w:val="32"/>
         </w:rPr>
       </w:pPr>
-      <w:bookmarkStart w:id="11" w:name="_Toc223546195"/>
+      <w:bookmarkStart w:id="11" w:name="_Toc223650207"/>
       <w:r>
         <w:rPr>
           <w:rFonts w:ascii="Times New Roman" w:hAnsi="Times New Roman" w:cs="Times New Roman"/>
@@ -2773,7 +3401,7 @@
           <w:color w:val="000000" w:themeColor="text1"/>
         </w:rPr>
       </w:pPr>
-      <w:bookmarkStart w:id="12" w:name="_Toc223546196"/>
+      <w:bookmarkStart w:id="12" w:name="_Toc223650208"/>
       <w:r>
         <w:rPr>
           <w:rFonts w:ascii="Times New Roman" w:hAnsi="Times New Roman" w:cs="Times New Roman"/>
@@ -2792,65 +3420,35 @@
         <w:jc w:val="both"/>
       </w:pPr>
       <w:r>
-        <w:t xml:space="preserve">The Peer Tutoring Platform was implemented using the MERN stack, which consists of MongoDB, Express.js, React.js, Node.js. This architectural choice enables the use of JavaScript </w:t>
+        <w:t xml:space="preserve">The Peer Tutoring Platform was implemented using the MERN stack, which consists of MongoDB, Express.js, React.js, Node.js. This architectural choice enables the use of JavaScript across the entire application stack improving </w:t>
+      </w:r>
+      <w:r>
+        <w:t xml:space="preserve">significantly </w:t>
+      </w:r>
+      <w:r>
+        <w:t>maintainability</w:t>
+      </w:r>
+      <w:r>
+        <w:t xml:space="preserve">. </w:t>
+      </w:r>
+      <w:r>
+        <w:t xml:space="preserve">React.js was selected for the frontend due to its </w:t>
+      </w:r>
+      <w:r>
+        <w:t>component-based</w:t>
+      </w:r>
+      <w:r>
+        <w:t xml:space="preserve"> architecture and efficient state management capabilities. The technology’s features improve rendering efficiency, which is essential for statistics such as live notifications and message updates, while its structure speeds up the </w:t>
       </w:r>
       <w:r>
         <w:lastRenderedPageBreak/>
-        <w:t xml:space="preserve">across the entire application stack improving </w:t>
-      </w:r>
-      <w:r>
-        <w:t xml:space="preserve">significantly </w:t>
-      </w:r>
-      <w:r>
-        <w:t>maintainability</w:t>
-      </w:r>
-      <w:r>
-        <w:t xml:space="preserve">. </w:t>
-      </w:r>
-      <w:r>
-        <w:t xml:space="preserve">React.js was selected for the frontend due to its </w:t>
-      </w:r>
-      <w:r>
-        <w:t>component-based</w:t>
-      </w:r>
-      <w:r>
-        <w:t xml:space="preserve"> architecture and efficient state management capabilities.</w:t>
-      </w:r>
-      <w:r>
-        <w:t xml:space="preserve"> The technology’s features</w:t>
-      </w:r>
-      <w:r>
-        <w:t xml:space="preserve"> improve rendering efficiency, which is essential for </w:t>
-      </w:r>
-      <w:r>
-        <w:t>statistics</w:t>
-      </w:r>
-      <w:r>
-        <w:t xml:space="preserve"> such as live notifications and message updates</w:t>
-      </w:r>
-      <w:r>
-        <w:t>, while its structure speeds up the development work in frontend</w:t>
-      </w:r>
-      <w:r>
-        <w:t>.</w:t>
+        <w:t>development work in frontend.</w:t>
       </w:r>
       <w:r>
         <w:t xml:space="preserve"> </w:t>
       </w:r>
       <w:r>
-        <w:t xml:space="preserve">Node.js was selected for the backend due to its runtime model. This architecture is particularly suitable for </w:t>
-      </w:r>
-      <w:r>
-        <w:t>this project, since it</w:t>
-      </w:r>
-      <w:r>
-        <w:t xml:space="preserve"> requir</w:t>
-      </w:r>
-      <w:r>
-        <w:t>es</w:t>
-      </w:r>
-      <w:r>
-        <w:t xml:space="preserve"> multiple concurrent users. Express.js was used as a framework for defining </w:t>
+        <w:t xml:space="preserve">Node.js was selected for the backend due to its runtime model. This architecture is particularly suitable for this project, since it requires multiple concurrent users. Express.js was used as a framework for defining </w:t>
       </w:r>
       <w:r>
         <w:rPr>
@@ -2868,49 +3466,19 @@
         <w:t>API</w:t>
       </w:r>
       <w:r>
-        <w:t xml:space="preserve"> endpoints, </w:t>
-      </w:r>
-      <w:r>
-        <w:t xml:space="preserve">that </w:t>
-      </w:r>
-      <w:r>
-        <w:t>handl</w:t>
-      </w:r>
-      <w:r>
-        <w:t>es</w:t>
-      </w:r>
-      <w:r>
-        <w:t xml:space="preserve"> routing logic</w:t>
+        <w:t xml:space="preserve"> endpoints, that handles routing logic and implements middleware for authentication and request validation.</w:t>
       </w:r>
       <w:r>
         <w:t xml:space="preserve"> </w:t>
       </w:r>
       <w:r>
-        <w:t>and implement</w:t>
-      </w:r>
-      <w:r>
-        <w:t xml:space="preserve">s </w:t>
-      </w:r>
-      <w:r>
-        <w:t>middleware for authentication and request validation.</w:t>
-      </w:r>
-      <w:r>
-        <w:t xml:space="preserve"> </w:t>
-      </w:r>
-      <w:r>
         <w:t xml:space="preserve">MongoDB was selected as the database solution because of its </w:t>
       </w:r>
       <w:r>
         <w:t>document-oriented</w:t>
       </w:r>
       <w:r>
-        <w:t xml:space="preserve"> structure, which aligns naturally with the platform’s data model</w:t>
-      </w:r>
-      <w:r>
-        <w:t xml:space="preserve">. This </w:t>
-      </w:r>
-      <w:r>
-        <w:t>accommodates future feature expansion without relational constraints.</w:t>
+        <w:t xml:space="preserve"> structure, which aligns naturally with the platform’s data model. This accommodates future feature expansion without relational constraints.</w:t>
       </w:r>
       <w:r>
         <w:t xml:space="preserve"> Real-time </w:t>
@@ -2924,22 +3492,9 @@
       </w:r>
       <w:proofErr w:type="spellEnd"/>
       <w:r>
-        <w:t xml:space="preserve"> via the Socket.io library.</w:t>
-      </w:r>
-      <w:r>
-        <w:t xml:space="preserve"> </w:t>
-      </w:r>
-      <w:r>
-        <w:t>Th</w:t>
-      </w:r>
-      <w:r>
-        <w:t>e technology</w:t>
-      </w:r>
-      <w:r>
-        <w:t xml:space="preserve"> allows instant message delivery and live notification updates without repeated polling, significantly improving user experience and reducing network </w:t>
+        <w:t xml:space="preserve"> via the Socket.io library. The technology allows instant message delivery and live notification updates without repeated polling, significantly improving user experience and reducing network </w:t>
       </w:r>
     </w:p>
-    <w:p/>
     <w:p>
       <w:pPr>
         <w:pStyle w:val="Heading2"/>
@@ -2954,7 +3509,7 @@
           <w:color w:val="000000" w:themeColor="text1"/>
         </w:rPr>
       </w:pPr>
-      <w:bookmarkStart w:id="13" w:name="_Toc223546197"/>
+      <w:bookmarkStart w:id="13" w:name="_Toc223650209"/>
       <w:r>
         <w:rPr>
           <w:rFonts w:ascii="Times New Roman" w:hAnsi="Times New Roman" w:cs="Times New Roman"/>
@@ -2977,117 +3532,580 @@
     </w:p>
     <w:p>
       <w:r>
-        <w:t>Authentication and Authorization</w:t>
+        <w:t>This section describes how the main functional modules of the Peer Tutoring Platform were implemented across the stack. Each module maps directly to MongoDB collections and is exposed through REST API endpoints for app features. Where real-time updates were required, Socket.io events were used alongside persistent database storage to ensure reliability.</w:t>
       </w:r>
     </w:p>
     <w:p/>
     <w:p>
+      <w:pPr>
+        <w:pStyle w:val="Heading3"/>
+        <w:numPr>
+          <w:ilvl w:val="2"/>
+          <w:numId w:val="48"/>
+        </w:numPr>
+        <w:rPr>
+          <w:b/>
+          <w:bCs/>
+          <w:color w:val="000000" w:themeColor="text1"/>
+          <w:sz w:val="32"/>
+          <w:szCs w:val="32"/>
+        </w:rPr>
+      </w:pPr>
+      <w:bookmarkStart w:id="14" w:name="_Toc223650210"/>
+      <w:r>
+        <w:rPr>
+          <w:b/>
+          <w:bCs/>
+          <w:color w:val="000000" w:themeColor="text1"/>
+          <w:sz w:val="32"/>
+          <w:szCs w:val="32"/>
+        </w:rPr>
+        <w:t>Authentication and Authorization</w:t>
+      </w:r>
+      <w:bookmarkEnd w:id="14"/>
+    </w:p>
+    <w:p>
+      <w:pPr>
+        <w:jc w:val="both"/>
+      </w:pPr>
       <w:r>
         <w:t>Authentication was implemented using email/password login and JSON Web Tokens. During registration, user credentials are validated server-</w:t>
       </w:r>
-      <w:proofErr w:type="gramStart"/>
-      <w:r>
-        <w:t>side</w:t>
-      </w:r>
-      <w:proofErr w:type="gramEnd"/>
+      <w:r>
+        <w:t>side,</w:t>
+      </w:r>
       <w:r>
         <w:t xml:space="preserve"> and the password is stored as a salted hash. On successful login, the backend issues a signed JSON Web Token which the client stores and includes in the corresponding header for protected requests. The middleware verifies the token on protected routes and extracts the user ID to enforce access control. Role-based checks were applied for administrator-only endpoints. This approach ensures that only authenticated users can access restricted resources such as messaging, meeting scheduling, profile updates.</w:t>
       </w:r>
     </w:p>
     <w:p/>
     <w:p>
-      <w:r>
+      <w:pPr>
+        <w:pStyle w:val="Heading3"/>
+        <w:numPr>
+          <w:ilvl w:val="2"/>
+          <w:numId w:val="48"/>
+        </w:numPr>
+        <w:rPr>
+          <w:b/>
+          <w:bCs/>
+          <w:color w:val="000000" w:themeColor="text1"/>
+          <w:sz w:val="32"/>
+          <w:szCs w:val="32"/>
+        </w:rPr>
+      </w:pPr>
+      <w:bookmarkStart w:id="15" w:name="_Toc223650211"/>
+      <w:r>
+        <w:rPr>
+          <w:b/>
+          <w:bCs/>
+          <w:color w:val="000000" w:themeColor="text1"/>
+          <w:sz w:val="32"/>
+          <w:szCs w:val="32"/>
+        </w:rPr>
         <w:t>User Profiles and Points System</w:t>
+      </w:r>
+      <w:bookmarkEnd w:id="15"/>
+    </w:p>
+    <w:p>
+      <w:pPr>
+        <w:jc w:val="both"/>
+      </w:pPr>
+      <w:r>
+        <w:t xml:space="preserve">User profile data is stored in the </w:t>
+      </w:r>
+      <w:r>
+        <w:t xml:space="preserve">corresponding collection and includes core identity fields such as name and email, engagement fields. Profile update endpoints validate allowed fields to prevent unintended edits. The points system updates after defined actions. Points are computed server-side to prevent client-side manipulation and all updates </w:t>
+      </w:r>
+      <w:r>
+        <w:t>persisted</w:t>
+      </w:r>
+      <w:r>
+        <w:t xml:space="preserve"> in MongoDB to maintain consistency.</w:t>
       </w:r>
     </w:p>
     <w:p/>
     <w:p>
-      <w:r>
-        <w:t xml:space="preserve">User profile data is stored in the </w:t>
-      </w:r>
-      <w:r>
-        <w:t xml:space="preserve">corresponding collection and includes core identity fields such as name and email, engagement fields. Profile update endpoints validate allowed fields to prevent unintended edits. The points system updates after defined actions. Points are computed server-side to prevent client-side manipulation and all updates </w:t>
-      </w:r>
-      <w:proofErr w:type="gramStart"/>
-      <w:r>
-        <w:t>are persisted</w:t>
-      </w:r>
-      <w:proofErr w:type="gramEnd"/>
-      <w:r>
-        <w:t xml:space="preserve"> in MongoDB to maintain consistency.</w:t>
+      <w:pPr>
+        <w:pStyle w:val="Heading3"/>
+        <w:numPr>
+          <w:ilvl w:val="2"/>
+          <w:numId w:val="48"/>
+        </w:numPr>
+        <w:rPr>
+          <w:b/>
+          <w:bCs/>
+          <w:color w:val="000000" w:themeColor="text1"/>
+          <w:sz w:val="32"/>
+          <w:szCs w:val="32"/>
+        </w:rPr>
+      </w:pPr>
+      <w:bookmarkStart w:id="16" w:name="_Toc223650212"/>
+      <w:r>
+        <w:rPr>
+          <w:b/>
+          <w:bCs/>
+          <w:color w:val="000000" w:themeColor="text1"/>
+          <w:sz w:val="32"/>
+          <w:szCs w:val="32"/>
+        </w:rPr>
+        <w:t>Posts, Comments, Likes</w:t>
+      </w:r>
+      <w:bookmarkEnd w:id="16"/>
+    </w:p>
+    <w:p>
+      <w:pPr>
+        <w:jc w:val="both"/>
+      </w:pPr>
+      <w:r>
+        <w:t>The post module allows students to create tutoring requests or supports posts. Posts are stored in the corresponding collection with references to the author and timestamps. Users can comment on posts with comments stored as a separate collection with references to post and author. This functionality prevents duplicate likes by tracking user IDs who liked the post.</w:t>
       </w:r>
     </w:p>
     <w:p/>
     <w:p>
-      <w:r>
-        <w:t>Posts, Comments, Likes</w:t>
+      <w:pPr>
+        <w:pStyle w:val="Heading3"/>
+        <w:numPr>
+          <w:ilvl w:val="2"/>
+          <w:numId w:val="48"/>
+        </w:numPr>
+        <w:rPr>
+          <w:b/>
+          <w:bCs/>
+          <w:color w:val="000000" w:themeColor="text1"/>
+          <w:sz w:val="32"/>
+          <w:szCs w:val="32"/>
+        </w:rPr>
+      </w:pPr>
+      <w:bookmarkStart w:id="17" w:name="_Toc223650213"/>
+      <w:r>
+        <w:rPr>
+          <w:b/>
+          <w:bCs/>
+          <w:color w:val="000000" w:themeColor="text1"/>
+          <w:sz w:val="32"/>
+          <w:szCs w:val="32"/>
+        </w:rPr>
+        <w:t>Real-Time Messaging</w:t>
+      </w:r>
+      <w:bookmarkEnd w:id="17"/>
+    </w:p>
+    <w:p>
+      <w:pPr>
+        <w:jc w:val="both"/>
+      </w:pPr>
+      <w:r>
+        <w:t xml:space="preserve">Real-time messaging was implemented using Socket.io to support instant communication between peers. Conversations are represented using a corresponding collection while messages are stored </w:t>
+      </w:r>
+      <w:r>
+        <w:lastRenderedPageBreak/>
+        <w:t xml:space="preserve">in messages collection, where content and timestamp are stored. When a user sends a message, it is first validated and saved to MongoDB, then emitted to the recipient via Socket.io. </w:t>
       </w:r>
     </w:p>
     <w:p/>
     <w:p>
-      <w:r>
-        <w:t>The post module allows students to create tutoring requests or supports posts. Posts are stored in the corresponding collection with references to the author and timestamps. Users can comment on posts with comments stored as a separate collection with references to post and author. This functionality prevents duplicate likes by tracking user IDs who liked the post.</w:t>
+      <w:pPr>
+        <w:pStyle w:val="Heading3"/>
+        <w:numPr>
+          <w:ilvl w:val="2"/>
+          <w:numId w:val="48"/>
+        </w:numPr>
+        <w:rPr>
+          <w:b/>
+          <w:bCs/>
+          <w:color w:val="000000" w:themeColor="text1"/>
+          <w:sz w:val="32"/>
+          <w:szCs w:val="32"/>
+        </w:rPr>
+      </w:pPr>
+      <w:bookmarkStart w:id="18" w:name="_Toc223650214"/>
+      <w:r>
+        <w:rPr>
+          <w:b/>
+          <w:bCs/>
+          <w:color w:val="000000" w:themeColor="text1"/>
+          <w:sz w:val="32"/>
+          <w:szCs w:val="32"/>
+        </w:rPr>
+        <w:t>Scheduling and Meetings</w:t>
+      </w:r>
+      <w:bookmarkEnd w:id="18"/>
+    </w:p>
+    <w:p>
+      <w:pPr>
+        <w:jc w:val="both"/>
+      </w:pPr>
+      <w:r>
+        <w:t>The scheduling module allows users to create and manage tutoring sessions. Meetings are stored in a corresponding collection with fields such as time and date. The backend validates date/time inputs and prevents invalid scheduling states. When a meeting is confirmed or completed, notifications are triggered and stored, meeting completion enables rating submission. This ensures evaluation of platform usage.</w:t>
       </w:r>
     </w:p>
     <w:p/>
     <w:p>
-      <w:r>
-        <w:t>Real-Time Messaging</w:t>
+      <w:pPr>
+        <w:pStyle w:val="Heading3"/>
+        <w:numPr>
+          <w:ilvl w:val="2"/>
+          <w:numId w:val="48"/>
+        </w:numPr>
+        <w:rPr>
+          <w:b/>
+          <w:bCs/>
+          <w:color w:val="000000" w:themeColor="text1"/>
+          <w:sz w:val="32"/>
+          <w:szCs w:val="32"/>
+        </w:rPr>
+      </w:pPr>
+      <w:bookmarkStart w:id="19" w:name="_Toc223650215"/>
+      <w:r>
+        <w:rPr>
+          <w:b/>
+          <w:bCs/>
+          <w:color w:val="000000" w:themeColor="text1"/>
+          <w:sz w:val="32"/>
+          <w:szCs w:val="32"/>
+        </w:rPr>
+        <w:t>Notifications</w:t>
+      </w:r>
+      <w:bookmarkEnd w:id="19"/>
+    </w:p>
+    <w:p>
+      <w:pPr>
+        <w:jc w:val="both"/>
+      </w:pPr>
+      <w:r>
+        <w:t xml:space="preserve">Notifications were implemented as a combination of persisted records and optional real-time delivery. Notification items are stored in a corresponding collection and linked to a target user. For time-sensitive events such as new messages, meeting acceptance, Socket.io emits notification updates instantly, while </w:t>
+      </w:r>
+      <w:r>
+        <w:rPr>
+          <w:highlight w:val="yellow"/>
+        </w:rPr>
+        <w:t>REST</w:t>
+      </w:r>
+      <w:r>
+        <w:t xml:space="preserve"> endpoints allow the user to load historical notifications and mark them as read. </w:t>
       </w:r>
     </w:p>
     <w:p/>
     <w:p>
-      <w:r>
-        <w:lastRenderedPageBreak/>
-        <w:t xml:space="preserve">Real-time messaging was implemented using Socket.io to support instant communication between peers. Conversations are represented using a corresponding collection while messages are stored in messages collection, where content and timestamp are stored. When a user sends a message, it is first validated and saved to MongoDB, then emitted to the recipient via Socket.io. </w:t>
+      <w:pPr>
+        <w:pStyle w:val="Heading3"/>
+        <w:numPr>
+          <w:ilvl w:val="2"/>
+          <w:numId w:val="48"/>
+        </w:numPr>
+        <w:rPr>
+          <w:b/>
+          <w:bCs/>
+          <w:color w:val="000000" w:themeColor="text1"/>
+          <w:sz w:val="32"/>
+          <w:szCs w:val="32"/>
+        </w:rPr>
+      </w:pPr>
+      <w:bookmarkStart w:id="20" w:name="_Toc223650216"/>
+      <w:r>
+        <w:rPr>
+          <w:b/>
+          <w:bCs/>
+          <w:color w:val="000000" w:themeColor="text1"/>
+          <w:sz w:val="32"/>
+          <w:szCs w:val="32"/>
+        </w:rPr>
+        <w:t>Rating</w:t>
+      </w:r>
+      <w:bookmarkEnd w:id="20"/>
+      <w:r>
+        <w:rPr>
+          <w:b/>
+          <w:bCs/>
+          <w:color w:val="000000" w:themeColor="text1"/>
+          <w:sz w:val="32"/>
+          <w:szCs w:val="32"/>
+        </w:rPr>
+        <w:t xml:space="preserve"> </w:t>
+      </w:r>
+    </w:p>
+    <w:p>
+      <w:pPr>
+        <w:jc w:val="both"/>
+      </w:pPr>
+      <w:r>
+        <w:t xml:space="preserve">After a tutoring session is completed, users can submit a ratting from zero to five. Ratings are stored in a collection linked to </w:t>
+      </w:r>
+      <w:r>
+        <w:t>the id of a meeting. The</w:t>
+      </w:r>
+      <w:r>
+        <w:t xml:space="preserve"> backend enforces rules that only participants of a completed meeting may rate and prevents duplicate ratings for the same meeting. The system recalculates a rating to keep user profiles consistent. Such metrics support trust binding on the platform among students.</w:t>
+      </w:r>
+    </w:p>
+    <w:p>
+      <w:pPr>
+        <w:jc w:val="both"/>
+      </w:pPr>
+    </w:p>
+    <w:p>
+      <w:pPr>
+        <w:pStyle w:val="Heading2"/>
+        <w:numPr>
+          <w:ilvl w:val="1"/>
+          <w:numId w:val="48"/>
+        </w:numPr>
+        <w:rPr>
+          <w:rFonts w:ascii="Times New Roman" w:hAnsi="Times New Roman" w:cs="Times New Roman"/>
+          <w:b/>
+          <w:bCs/>
+          <w:color w:val="000000" w:themeColor="text1"/>
+        </w:rPr>
+      </w:pPr>
+      <w:r>
+        <w:rPr>
+          <w:rFonts w:ascii="Times New Roman" w:hAnsi="Times New Roman" w:cs="Times New Roman"/>
+          <w:b/>
+          <w:bCs/>
+          <w:color w:val="000000" w:themeColor="text1"/>
+          <w:highlight w:val="red"/>
+        </w:rPr>
+        <w:t>Data Structures and Database Design</w:t>
+      </w:r>
+    </w:p>
+    <w:p>
+      <w:pPr>
+        <w:jc w:val="both"/>
+      </w:pPr>
+    </w:p>
+    <w:p>
+      <w:pPr>
+        <w:pStyle w:val="Heading2"/>
+        <w:numPr>
+          <w:ilvl w:val="1"/>
+          <w:numId w:val="48"/>
+        </w:numPr>
+        <w:rPr>
+          <w:rFonts w:ascii="Times New Roman" w:hAnsi="Times New Roman" w:cs="Times New Roman"/>
+          <w:b/>
+          <w:bCs/>
+          <w:color w:val="000000" w:themeColor="text1"/>
+          <w:highlight w:val="red"/>
+        </w:rPr>
+      </w:pPr>
+      <w:r>
+        <w:rPr>
+          <w:rFonts w:ascii="Times New Roman" w:hAnsi="Times New Roman" w:cs="Times New Roman"/>
+          <w:b/>
+          <w:bCs/>
+          <w:color w:val="000000" w:themeColor="text1"/>
+          <w:highlight w:val="red"/>
+        </w:rPr>
+        <w:t>API and Backend Route Design</w:t>
+      </w:r>
+    </w:p>
+    <w:p>
+      <w:pPr>
+        <w:jc w:val="both"/>
+        <w:rPr>
+          <w:highlight w:val="red"/>
+        </w:rPr>
+      </w:pPr>
+    </w:p>
+    <w:p>
+      <w:pPr>
+        <w:pStyle w:val="Heading2"/>
+        <w:numPr>
+          <w:ilvl w:val="1"/>
+          <w:numId w:val="48"/>
+        </w:numPr>
+        <w:rPr>
+          <w:rFonts w:ascii="Times New Roman" w:hAnsi="Times New Roman" w:cs="Times New Roman"/>
+          <w:b/>
+          <w:bCs/>
+          <w:color w:val="000000" w:themeColor="text1"/>
+          <w:highlight w:val="red"/>
+        </w:rPr>
+      </w:pPr>
+      <w:r>
+        <w:rPr>
+          <w:rFonts w:ascii="Times New Roman" w:hAnsi="Times New Roman" w:cs="Times New Roman"/>
+          <w:b/>
+          <w:bCs/>
+          <w:color w:val="000000" w:themeColor="text1"/>
+          <w:highlight w:val="red"/>
+        </w:rPr>
+        <w:t xml:space="preserve">Frontend Implementation </w:t>
+      </w:r>
+    </w:p>
+    <w:p>
+      <w:pPr>
+        <w:jc w:val="both"/>
+        <w:rPr>
+          <w:highlight w:val="red"/>
+        </w:rPr>
+      </w:pPr>
+    </w:p>
+    <w:p>
+      <w:pPr>
+        <w:pStyle w:val="Heading2"/>
+        <w:numPr>
+          <w:ilvl w:val="1"/>
+          <w:numId w:val="48"/>
+        </w:numPr>
+        <w:rPr>
+          <w:rFonts w:ascii="Times New Roman" w:hAnsi="Times New Roman" w:cs="Times New Roman"/>
+          <w:b/>
+          <w:bCs/>
+          <w:color w:val="000000" w:themeColor="text1"/>
+          <w:highlight w:val="red"/>
+        </w:rPr>
+      </w:pPr>
+      <w:r>
+        <w:rPr>
+          <w:rFonts w:ascii="Times New Roman" w:hAnsi="Times New Roman" w:cs="Times New Roman"/>
+          <w:b/>
+          <w:bCs/>
+          <w:color w:val="000000" w:themeColor="text1"/>
+          <w:highlight w:val="red"/>
+        </w:rPr>
+        <w:t>Security and Validation</w:t>
+      </w:r>
+    </w:p>
+    <w:p>
+      <w:pPr>
+        <w:jc w:val="both"/>
+        <w:rPr>
+          <w:highlight w:val="red"/>
+        </w:rPr>
+      </w:pPr>
+    </w:p>
+    <w:p>
+      <w:pPr>
+        <w:pStyle w:val="Heading1"/>
+        <w:numPr>
+          <w:ilvl w:val="0"/>
+          <w:numId w:val="48"/>
+        </w:numPr>
+        <w:rPr>
+          <w:rFonts w:ascii="Times New Roman" w:hAnsi="Times New Roman" w:cs="Times New Roman"/>
+          <w:b/>
+          <w:bCs/>
+          <w:color w:val="000000" w:themeColor="text1"/>
+          <w:sz w:val="32"/>
+          <w:szCs w:val="32"/>
+        </w:rPr>
+      </w:pPr>
+      <w:r>
+        <w:rPr>
+          <w:rFonts w:ascii="Times New Roman" w:hAnsi="Times New Roman" w:cs="Times New Roman"/>
+          <w:b/>
+          <w:bCs/>
+          <w:color w:val="000000" w:themeColor="text1"/>
+          <w:sz w:val="32"/>
+          <w:szCs w:val="32"/>
+          <w:highlight w:val="red"/>
+        </w:rPr>
+        <w:t>Testing and Evaluation</w:t>
       </w:r>
     </w:p>
     <w:p/>
     <w:p>
-      <w:r>
-        <w:t>Scheduling and Meetings</w:t>
+      <w:pPr>
+        <w:pStyle w:val="Heading1"/>
+        <w:numPr>
+          <w:ilvl w:val="0"/>
+          <w:numId w:val="48"/>
+        </w:numPr>
+        <w:rPr>
+          <w:rFonts w:ascii="Times New Roman" w:hAnsi="Times New Roman" w:cs="Times New Roman"/>
+          <w:b/>
+          <w:bCs/>
+          <w:color w:val="000000" w:themeColor="text1"/>
+          <w:sz w:val="32"/>
+          <w:szCs w:val="32"/>
+        </w:rPr>
+      </w:pPr>
+      <w:r>
+        <w:rPr>
+          <w:rFonts w:ascii="Times New Roman" w:hAnsi="Times New Roman" w:cs="Times New Roman"/>
+          <w:b/>
+          <w:bCs/>
+          <w:color w:val="000000" w:themeColor="text1"/>
+          <w:sz w:val="32"/>
+          <w:szCs w:val="32"/>
+        </w:rPr>
+        <w:lastRenderedPageBreak/>
+        <w:t>Pro</w:t>
+      </w:r>
+      <w:r>
+        <w:rPr>
+          <w:rFonts w:ascii="Times New Roman" w:hAnsi="Times New Roman" w:cs="Times New Roman"/>
+          <w:b/>
+          <w:bCs/>
+          <w:color w:val="000000" w:themeColor="text1"/>
+          <w:sz w:val="32"/>
+          <w:szCs w:val="32"/>
+        </w:rPr>
+        <w:t>ject Reflection and Evaluation</w:t>
+      </w:r>
+    </w:p>
+    <w:p>
+      <w:pPr>
+        <w:pStyle w:val="Heading2"/>
+        <w:numPr>
+          <w:ilvl w:val="1"/>
+          <w:numId w:val="48"/>
+        </w:numPr>
+        <w:rPr>
+          <w:rFonts w:ascii="Times New Roman" w:hAnsi="Times New Roman" w:cs="Times New Roman"/>
+          <w:b/>
+          <w:bCs/>
+          <w:color w:val="000000" w:themeColor="text1"/>
+        </w:rPr>
+      </w:pPr>
+      <w:r>
+        <w:rPr>
+          <w:rFonts w:ascii="Times New Roman" w:hAnsi="Times New Roman" w:cs="Times New Roman"/>
+          <w:b/>
+          <w:bCs/>
+          <w:color w:val="000000" w:themeColor="text1"/>
+        </w:rPr>
+        <w:t>Problems Encountered and Resolutions</w:t>
       </w:r>
     </w:p>
     <w:p/>
     <w:p>
       <w:r>
-        <w:t>The scheduling module allows users to create and manage tutoring sessions. Meetings are stored in a corresponding collection with fields such as time and date. The backend validates date/time inputs and prevents invalid scheduling states. When a meeting is confirmed or completed, notifications are triggered and stored, meeting completion enables rating submission. This ensures evaluation of platform usage.</w:t>
+        <w:t>During the development of the Peer Tutoring Platform, several technical and design-related problems were encountered. These issues affected implementation speed, system reliability, the scope of some features. Each problem required either a technical resolution or a design adjustment.</w:t>
       </w:r>
     </w:p>
-    <w:p/>
     <w:p>
       <w:r>
-        <w:t>Notifications</w:t>
+        <w:t>One of the main challenges involved implementing secure authentication and maintaining user sessions across protected routes. At an early stage, issues occurred where authenticated users were not consistently recognized after page refreshes. This happened because token handling between the frontend and backend had not been fully standardized. The problem was resolved by introducing consistent JWT verification middleware on the backend and ensuring that the client attached the token in the correct authorization header for all protected API requests.</w:t>
       </w:r>
     </w:p>
-    <w:p/>
     <w:p>
       <w:r>
-        <w:t xml:space="preserve">Notifications were implemented as a combination of persisted records and optional real-time delivery. Notification items are stored in a corresponding collection and linked to a target user. For time-sensitive events such as new messages, meeting acceptance, Socket.io emits notification updates instantly, while REST endpoints allow the user to load historical notifications and mark them as read. </w:t>
+        <w:t xml:space="preserve">Another challenge involved real-time messaging. Socket-based communication worked in simple tests, but problems appeared when trying to ensure that messages were both delivered instantly and stored reliably. There was a risk that a message could appear in the interface without being safely persisted in the database. To </w:t>
+      </w:r>
+      <w:r>
+        <w:t>troubleshoot that, the message flow was redesigned so that messages were first validated and stored in MongoDB before being emitted through Socket.io.</w:t>
       </w:r>
     </w:p>
-    <w:p/>
     <w:p>
       <w:r>
-        <w:t xml:space="preserve">Rating </w:t>
+        <w:t>A further issue arose in the scheduling and meeting workflow. Data and time values submitted from the frontend were not always handled consistently, which created the possibility of invalid meeting records or incorrect display formatting. This was addressed by introducing stricter backend validation and by standardizing how date and time values were handled between frontend forms and backend storage.</w:t>
+      </w:r>
+      <w:r>
+        <w:br/>
+        <w:t>The points and rating functionality also introduced some complexity. It was necessary to ensure that users could not submit duplicate ratings or manipulate scores through repeated requests. This was resolved by enforcing backend validation rules, linking ratings to completed meetings, recalculating values server-side rather than relying on client-side updates.</w:t>
       </w:r>
     </w:p>
-    <w:p/>
     <w:p>
       <w:r>
-        <w:t xml:space="preserve">After a tutoring session is completed, users can submit a ratting from zero to five. Ratings are stored in a collection linked to </w:t>
-      </w:r>
-      <w:proofErr w:type="spellStart"/>
-      <w:r>
-        <w:t>meetingId</w:t>
-      </w:r>
-      <w:proofErr w:type="spellEnd"/>
-      <w:r>
-        <w:t>. The backend enforces rules that only participants of a completed meeting may rate and prevents duplicate ratings for the same meeting. The system recalculates a rating to keep user profiles consistent. Such metrics support trust binding on the platform among students.</w:t>
+        <w:t>There were also general integration challenges across the MERN stack. Keeping frontend state, backend responses, MongoDB data structures aligned required repeated testing and debugging. Some endpoints initially returned inconsistent response formats, which caused rendering issues in the React frontend. These issues were resolved by refactoring route handlers so that returned data structures remained predictable and easier to consume in the client application.</w:t>
+      </w:r>
+      <w:r>
+        <w:br/>
+        <w:t>To conclude, the main pattern across the process was that most problems were not caused by a single technology, but by the interaction between multiple layers of the system. Resolving these issues improved reliability and consistency of the project.</w:t>
       </w:r>
     </w:p>
-    <w:p/>
-    <w:p/>
     <w:p>
       <w:pPr>
         <w:jc w:val="both"/>
@@ -3101,8 +4119,7 @@
           <w:rFonts w:ascii="Times New Roman" w:hAnsi="Times New Roman" w:cs="Times New Roman"/>
         </w:rPr>
       </w:pPr>
-      <w:bookmarkStart w:id="14" w:name="_Toc223546198"/>
-      <w:proofErr w:type="spellStart"/>
+      <w:bookmarkStart w:id="21" w:name="_Toc223650217"/>
       <w:r>
         <w:rPr>
           <w:rFonts w:ascii="Times New Roman" w:hAnsi="Times New Roman" w:cs="Times New Roman"/>
@@ -3115,7 +4132,6 @@
         </w:rPr>
         <w:t>3</w:t>
       </w:r>
-      <w:proofErr w:type="spellEnd"/>
       <w:r>
         <w:rPr>
           <w:rFonts w:ascii="Times New Roman" w:hAnsi="Times New Roman" w:cs="Times New Roman"/>
@@ -3128,7 +4144,7 @@
         </w:rPr>
         <w:t>Reference List</w:t>
       </w:r>
-      <w:bookmarkEnd w:id="14"/>
+      <w:bookmarkEnd w:id="21"/>
     </w:p>
     <w:p/>
     <w:p>
@@ -3155,6 +4171,7 @@
       </w:pPr>
       <w:proofErr w:type="spellStart"/>
       <w:r>
+        <w:lastRenderedPageBreak/>
         <w:t>Bursuck</w:t>
       </w:r>
       <w:proofErr w:type="spellEnd"/>
@@ -3195,7 +4212,6 @@
         <w:pStyle w:val="NormalWeb"/>
       </w:pPr>
       <w:r>
-        <w:lastRenderedPageBreak/>
         <w:t xml:space="preserve">Charlton, T. (1998). Peer tutoring: An introduction. </w:t>
       </w:r>
       <w:r>
@@ -3438,6 +4454,7 @@
         <w:pStyle w:val="NormalWeb"/>
       </w:pPr>
       <w:r>
+        <w:lastRenderedPageBreak/>
         <w:t xml:space="preserve">Piazza. (n.d.). Piazza: A </w:t>
       </w:r>
       <w:proofErr w:type="gramStart"/>
@@ -3477,7 +4494,6 @@
         <w:pStyle w:val="NormalWeb"/>
       </w:pPr>
       <w:r>
-        <w:lastRenderedPageBreak/>
         <w:t xml:space="preserve">Profi.ru (n.d.). </w:t>
       </w:r>
       <w:r>
@@ -3640,7 +4656,7 @@
           <w:rFonts w:ascii="Times New Roman" w:hAnsi="Times New Roman" w:cs="Times New Roman"/>
         </w:rPr>
       </w:pPr>
-      <w:bookmarkStart w:id="15" w:name="_Toc223546199"/>
+      <w:bookmarkStart w:id="22" w:name="_Toc223650218"/>
       <w:r>
         <w:rPr>
           <w:rFonts w:ascii="Times New Roman" w:hAnsi="Times New Roman" w:cs="Times New Roman"/>
@@ -3659,7 +4675,7 @@
         </w:rPr>
         <w:t>Appendix</w:t>
       </w:r>
-      <w:bookmarkEnd w:id="15"/>
+      <w:bookmarkEnd w:id="22"/>
     </w:p>
     <w:sdt>
       <w:sdtPr>
@@ -4222,6 +5238,92 @@
 <file path=word/numbering.xml><?xml version="1.0" encoding="utf-8"?>
 <w:numbering xmlns:wpc="http://schemas.microsoft.com/office/word/2010/wordprocessingCanvas" xmlns:cx="http://schemas.microsoft.com/office/drawing/2014/chartex" xmlns:cx1="http://schemas.microsoft.com/office/drawing/2015/9/8/chartex" xmlns:cx2="http://schemas.microsoft.com/office/drawing/2015/10/21/chartex" xmlns:cx3="http://schemas.microsoft.com/office/drawing/2016/5/9/chartex" xmlns:cx4="http://schemas.microsoft.com/office/drawing/2016/5/10/chartex" xmlns:cx5="http://schemas.microsoft.com/office/drawing/2016/5/11/chartex" xmlns:cx6="http://schemas.microsoft.com/office/drawing/2016/5/12/chartex" xmlns:cx7="http://schemas.microsoft.com/office/drawing/2016/5/13/chartex" xmlns:cx8="http://schemas.microsoft.com/office/drawing/2016/5/14/chartex" xmlns:mc="http://schemas.openxmlformats.org/markup-compatibility/2006" xmlns:aink="http://schemas.microsoft.com/office/drawing/2016/ink" xmlns:am3d="http://schemas.microsoft.com/office/drawing/2017/model3d" xmlns:o="urn:schemas-microsoft-com:office:office" xmlns:oel="http://schemas.microsoft.com/office/2019/extlst" xmlns:r="http://schemas.openxmlformats.org/officeDocument/2006/relationships" xmlns:m="http://schemas.openxmlformats.org/officeDocument/2006/math" xmlns:v="urn:schemas-microsoft-com:vml" xmlns:wp14="http://schemas.microsoft.com/office/word/2010/wordprocessingDrawing" xmlns:wp="http://schemas.openxmlformats.org/drawingml/2006/wordprocessingDrawing" xmlns:w10="urn:schemas-microsoft-com:office:word" xmlns:w="http://schemas.openxmlformats.org/wordprocessingml/2006/main" xmlns:w14="http://schemas.microsoft.com/office/word/2010/wordml" xmlns:w15="http://schemas.microsoft.com/office/word/2012/wordml" xmlns:w16cex="http://schemas.microsoft.com/office/word/2018/wordml/cex" xmlns:w16cid="http://schemas.microsoft.com/office/word/2016/wordml/cid" xmlns:w16="http://schemas.microsoft.com/office/word/2018/wordml" xmlns:w16du="http://schemas.microsoft.com/office/word/2023/wordml/word16du" xmlns:w16sdtdh="http://schemas.microsoft.com/office/word/2020/wordml/sdtdatahash" xmlns:w16sdtfl="http://schemas.microsoft.com/office/word/2024/wordml/sdtformatlock" xmlns:w16se="http://schemas.microsoft.com/office/word/2015/wordml/symex" xmlns:wpg="http://schemas.microsoft.com/office/word/2010/wordprocessingGroup" xmlns:wpi="http://schemas.microsoft.com/office/word/2010/wordprocessingInk" xmlns:wne="http://schemas.microsoft.com/office/word/2006/wordml" xmlns:wps="http://schemas.microsoft.com/office/word/2010/wordprocessingShape" mc:Ignorable="w14 w15 w16se w16cid w16 w16cex w16sdtdh w16sdtfl w16du wp14">
   <w:abstractNum w:abstractNumId="0" w15:restartNumberingAfterBreak="0">
+    <w:nsid w:val="007525A9"/>
+    <w:multiLevelType w:val="hybridMultilevel"/>
+    <w:tmpl w:val="0EFE82B0"/>
+    <w:lvl w:ilvl="0" w:tplc="0409000F">
+      <w:start w:val="1"/>
+      <w:numFmt w:val="decimal"/>
+      <w:lvlText w:val="%1."/>
+      <w:lvlJc w:val="left"/>
+      <w:pPr>
+        <w:ind w:left="720" w:hanging="360"/>
+      </w:pPr>
+    </w:lvl>
+    <w:lvl w:ilvl="1" w:tplc="04090019" w:tentative="1">
+      <w:start w:val="1"/>
+      <w:numFmt w:val="lowerLetter"/>
+      <w:lvlText w:val="%2."/>
+      <w:lvlJc w:val="left"/>
+      <w:pPr>
+        <w:ind w:left="1440" w:hanging="360"/>
+      </w:pPr>
+    </w:lvl>
+    <w:lvl w:ilvl="2" w:tplc="0409001B" w:tentative="1">
+      <w:start w:val="1"/>
+      <w:numFmt w:val="lowerRoman"/>
+      <w:lvlText w:val="%3."/>
+      <w:lvlJc w:val="right"/>
+      <w:pPr>
+        <w:ind w:left="2160" w:hanging="180"/>
+      </w:pPr>
+    </w:lvl>
+    <w:lvl w:ilvl="3" w:tplc="0409000F" w:tentative="1">
+      <w:start w:val="1"/>
+      <w:numFmt w:val="decimal"/>
+      <w:lvlText w:val="%4."/>
+      <w:lvlJc w:val="left"/>
+      <w:pPr>
+        <w:ind w:left="2880" w:hanging="360"/>
+      </w:pPr>
+    </w:lvl>
+    <w:lvl w:ilvl="4" w:tplc="04090019" w:tentative="1">
+      <w:start w:val="1"/>
+      <w:numFmt w:val="lowerLetter"/>
+      <w:lvlText w:val="%5."/>
+      <w:lvlJc w:val="left"/>
+      <w:pPr>
+        <w:ind w:left="3600" w:hanging="360"/>
+      </w:pPr>
+    </w:lvl>
+    <w:lvl w:ilvl="5" w:tplc="0409001B" w:tentative="1">
+      <w:start w:val="1"/>
+      <w:numFmt w:val="lowerRoman"/>
+      <w:lvlText w:val="%6."/>
+      <w:lvlJc w:val="right"/>
+      <w:pPr>
+        <w:ind w:left="4320" w:hanging="180"/>
+      </w:pPr>
+    </w:lvl>
+    <w:lvl w:ilvl="6" w:tplc="0409000F" w:tentative="1">
+      <w:start w:val="1"/>
+      <w:numFmt w:val="decimal"/>
+      <w:lvlText w:val="%7."/>
+      <w:lvlJc w:val="left"/>
+      <w:pPr>
+        <w:ind w:left="5040" w:hanging="360"/>
+      </w:pPr>
+    </w:lvl>
+    <w:lvl w:ilvl="7" w:tplc="04090019" w:tentative="1">
+      <w:start w:val="1"/>
+      <w:numFmt w:val="lowerLetter"/>
+      <w:lvlText w:val="%8."/>
+      <w:lvlJc w:val="left"/>
+      <w:pPr>
+        <w:ind w:left="5760" w:hanging="360"/>
+      </w:pPr>
+    </w:lvl>
+    <w:lvl w:ilvl="8" w:tplc="0409001B" w:tentative="1">
+      <w:start w:val="1"/>
+      <w:numFmt w:val="lowerRoman"/>
+      <w:lvlText w:val="%9."/>
+      <w:lvlJc w:val="right"/>
+      <w:pPr>
+        <w:ind w:left="6480" w:hanging="180"/>
+      </w:pPr>
+    </w:lvl>
+  </w:abstractNum>
+  <w:abstractNum w:abstractNumId="1" w15:restartNumberingAfterBreak="0">
     <w:nsid w:val="025F36C6"/>
     <w:multiLevelType w:val="multilevel"/>
     <w:tmpl w:val="BBD2E56E"/>
@@ -4342,7 +5444,7 @@
       </w:rPr>
     </w:lvl>
   </w:abstractNum>
-  <w:abstractNum w:abstractNumId="1" w15:restartNumberingAfterBreak="0">
+  <w:abstractNum w:abstractNumId="2" w15:restartNumberingAfterBreak="0">
     <w:nsid w:val="03E93E85"/>
     <w:multiLevelType w:val="hybridMultilevel"/>
     <w:tmpl w:val="E0C6C81C"/>
@@ -4455,7 +5557,7 @@
       </w:rPr>
     </w:lvl>
   </w:abstractNum>
-  <w:abstractNum w:abstractNumId="2" w15:restartNumberingAfterBreak="0">
+  <w:abstractNum w:abstractNumId="3" w15:restartNumberingAfterBreak="0">
     <w:nsid w:val="03EB6EEA"/>
     <w:multiLevelType w:val="hybridMultilevel"/>
     <w:tmpl w:val="F30810B6"/>
@@ -4541,7 +5643,7 @@
       </w:pPr>
     </w:lvl>
   </w:abstractNum>
-  <w:abstractNum w:abstractNumId="3" w15:restartNumberingAfterBreak="0">
+  <w:abstractNum w:abstractNumId="4" w15:restartNumberingAfterBreak="0">
     <w:nsid w:val="048F0E8C"/>
     <w:multiLevelType w:val="multilevel"/>
     <w:tmpl w:val="C5FCD898"/>
@@ -4662,7 +5764,7 @@
       </w:rPr>
     </w:lvl>
   </w:abstractNum>
-  <w:abstractNum w:abstractNumId="4" w15:restartNumberingAfterBreak="0">
+  <w:abstractNum w:abstractNumId="5" w15:restartNumberingAfterBreak="0">
     <w:nsid w:val="06A40270"/>
     <w:multiLevelType w:val="hybridMultilevel"/>
     <w:tmpl w:val="6B1A2180"/>
@@ -4775,7 +5877,7 @@
       </w:rPr>
     </w:lvl>
   </w:abstractNum>
-  <w:abstractNum w:abstractNumId="5" w15:restartNumberingAfterBreak="0">
+  <w:abstractNum w:abstractNumId="6" w15:restartNumberingAfterBreak="0">
     <w:nsid w:val="099E2010"/>
     <w:multiLevelType w:val="multilevel"/>
     <w:tmpl w:val="8A4C243E"/>
@@ -4924,7 +6026,93 @@
       </w:rPr>
     </w:lvl>
   </w:abstractNum>
-  <w:abstractNum w:abstractNumId="6" w15:restartNumberingAfterBreak="0">
+  <w:abstractNum w:abstractNumId="7" w15:restartNumberingAfterBreak="0">
+    <w:nsid w:val="0B57386D"/>
+    <w:multiLevelType w:val="hybridMultilevel"/>
+    <w:tmpl w:val="CF489AEC"/>
+    <w:lvl w:ilvl="0" w:tplc="0409000F">
+      <w:start w:val="1"/>
+      <w:numFmt w:val="decimal"/>
+      <w:lvlText w:val="%1."/>
+      <w:lvlJc w:val="left"/>
+      <w:pPr>
+        <w:ind w:left="720" w:hanging="360"/>
+      </w:pPr>
+    </w:lvl>
+    <w:lvl w:ilvl="1" w:tplc="04090019" w:tentative="1">
+      <w:start w:val="1"/>
+      <w:numFmt w:val="lowerLetter"/>
+      <w:lvlText w:val="%2."/>
+      <w:lvlJc w:val="left"/>
+      <w:pPr>
+        <w:ind w:left="1440" w:hanging="360"/>
+      </w:pPr>
+    </w:lvl>
+    <w:lvl w:ilvl="2" w:tplc="0409001B" w:tentative="1">
+      <w:start w:val="1"/>
+      <w:numFmt w:val="lowerRoman"/>
+      <w:lvlText w:val="%3."/>
+      <w:lvlJc w:val="right"/>
+      <w:pPr>
+        <w:ind w:left="2160" w:hanging="180"/>
+      </w:pPr>
+    </w:lvl>
+    <w:lvl w:ilvl="3" w:tplc="0409000F" w:tentative="1">
+      <w:start w:val="1"/>
+      <w:numFmt w:val="decimal"/>
+      <w:lvlText w:val="%4."/>
+      <w:lvlJc w:val="left"/>
+      <w:pPr>
+        <w:ind w:left="2880" w:hanging="360"/>
+      </w:pPr>
+    </w:lvl>
+    <w:lvl w:ilvl="4" w:tplc="04090019" w:tentative="1">
+      <w:start w:val="1"/>
+      <w:numFmt w:val="lowerLetter"/>
+      <w:lvlText w:val="%5."/>
+      <w:lvlJc w:val="left"/>
+      <w:pPr>
+        <w:ind w:left="3600" w:hanging="360"/>
+      </w:pPr>
+    </w:lvl>
+    <w:lvl w:ilvl="5" w:tplc="0409001B" w:tentative="1">
+      <w:start w:val="1"/>
+      <w:numFmt w:val="lowerRoman"/>
+      <w:lvlText w:val="%6."/>
+      <w:lvlJc w:val="right"/>
+      <w:pPr>
+        <w:ind w:left="4320" w:hanging="180"/>
+      </w:pPr>
+    </w:lvl>
+    <w:lvl w:ilvl="6" w:tplc="0409000F" w:tentative="1">
+      <w:start w:val="1"/>
+      <w:numFmt w:val="decimal"/>
+      <w:lvlText w:val="%7."/>
+      <w:lvlJc w:val="left"/>
+      <w:pPr>
+        <w:ind w:left="5040" w:hanging="360"/>
+      </w:pPr>
+    </w:lvl>
+    <w:lvl w:ilvl="7" w:tplc="04090019" w:tentative="1">
+      <w:start w:val="1"/>
+      <w:numFmt w:val="lowerLetter"/>
+      <w:lvlText w:val="%8."/>
+      <w:lvlJc w:val="left"/>
+      <w:pPr>
+        <w:ind w:left="5760" w:hanging="360"/>
+      </w:pPr>
+    </w:lvl>
+    <w:lvl w:ilvl="8" w:tplc="0409001B" w:tentative="1">
+      <w:start w:val="1"/>
+      <w:numFmt w:val="lowerRoman"/>
+      <w:lvlText w:val="%9."/>
+      <w:lvlJc w:val="right"/>
+      <w:pPr>
+        <w:ind w:left="6480" w:hanging="180"/>
+      </w:pPr>
+    </w:lvl>
+  </w:abstractNum>
+  <w:abstractNum w:abstractNumId="8" w15:restartNumberingAfterBreak="0">
     <w:nsid w:val="0BF73012"/>
     <w:multiLevelType w:val="multilevel"/>
     <w:tmpl w:val="A6EAE344"/>
@@ -5073,7 +6261,7 @@
       </w:rPr>
     </w:lvl>
   </w:abstractNum>
-  <w:abstractNum w:abstractNumId="7" w15:restartNumberingAfterBreak="0">
+  <w:abstractNum w:abstractNumId="9" w15:restartNumberingAfterBreak="0">
     <w:nsid w:val="0CE56F79"/>
     <w:multiLevelType w:val="hybridMultilevel"/>
     <w:tmpl w:val="A50C6C3A"/>
@@ -5159,7 +6347,7 @@
       </w:pPr>
     </w:lvl>
   </w:abstractNum>
-  <w:abstractNum w:abstractNumId="8" w15:restartNumberingAfterBreak="0">
+  <w:abstractNum w:abstractNumId="10" w15:restartNumberingAfterBreak="0">
     <w:nsid w:val="106A6B25"/>
     <w:multiLevelType w:val="multilevel"/>
     <w:tmpl w:val="91200778"/>
@@ -5308,7 +6496,7 @@
       </w:rPr>
     </w:lvl>
   </w:abstractNum>
-  <w:abstractNum w:abstractNumId="9" w15:restartNumberingAfterBreak="0">
+  <w:abstractNum w:abstractNumId="11" w15:restartNumberingAfterBreak="0">
     <w:nsid w:val="11E10CE0"/>
     <w:multiLevelType w:val="hybridMultilevel"/>
     <w:tmpl w:val="2AC0733C"/>
@@ -5394,7 +6582,7 @@
       </w:pPr>
     </w:lvl>
   </w:abstractNum>
-  <w:abstractNum w:abstractNumId="10" w15:restartNumberingAfterBreak="0">
+  <w:abstractNum w:abstractNumId="12" w15:restartNumberingAfterBreak="0">
     <w:nsid w:val="13C118DC"/>
     <w:multiLevelType w:val="multilevel"/>
     <w:tmpl w:val="FDFC4E2E"/>
@@ -5540,7 +6728,7 @@
       </w:rPr>
     </w:lvl>
   </w:abstractNum>
-  <w:abstractNum w:abstractNumId="11" w15:restartNumberingAfterBreak="0">
+  <w:abstractNum w:abstractNumId="13" w15:restartNumberingAfterBreak="0">
     <w:nsid w:val="15F6309F"/>
     <w:multiLevelType w:val="hybridMultilevel"/>
     <w:tmpl w:val="DFFC7D5A"/>
@@ -5626,7 +6814,7 @@
       </w:pPr>
     </w:lvl>
   </w:abstractNum>
-  <w:abstractNum w:abstractNumId="12" w15:restartNumberingAfterBreak="0">
+  <w:abstractNum w:abstractNumId="14" w15:restartNumberingAfterBreak="0">
     <w:nsid w:val="16C70515"/>
     <w:multiLevelType w:val="multilevel"/>
     <w:tmpl w:val="1CE860BA"/>
@@ -5739,7 +6927,265 @@
       </w:rPr>
     </w:lvl>
   </w:abstractNum>
-  <w:abstractNum w:abstractNumId="13" w15:restartNumberingAfterBreak="0">
+  <w:abstractNum w:abstractNumId="15" w15:restartNumberingAfterBreak="0">
+    <w:nsid w:val="182B6F23"/>
+    <w:multiLevelType w:val="hybridMultilevel"/>
+    <w:tmpl w:val="C75EE1CE"/>
+    <w:lvl w:ilvl="0" w:tplc="0409000F">
+      <w:start w:val="1"/>
+      <w:numFmt w:val="decimal"/>
+      <w:lvlText w:val="%1."/>
+      <w:lvlJc w:val="left"/>
+      <w:pPr>
+        <w:ind w:left="720" w:hanging="360"/>
+      </w:pPr>
+    </w:lvl>
+    <w:lvl w:ilvl="1" w:tplc="04090019" w:tentative="1">
+      <w:start w:val="1"/>
+      <w:numFmt w:val="lowerLetter"/>
+      <w:lvlText w:val="%2."/>
+      <w:lvlJc w:val="left"/>
+      <w:pPr>
+        <w:ind w:left="1440" w:hanging="360"/>
+      </w:pPr>
+    </w:lvl>
+    <w:lvl w:ilvl="2" w:tplc="0409001B" w:tentative="1">
+      <w:start w:val="1"/>
+      <w:numFmt w:val="lowerRoman"/>
+      <w:lvlText w:val="%3."/>
+      <w:lvlJc w:val="right"/>
+      <w:pPr>
+        <w:ind w:left="2160" w:hanging="180"/>
+      </w:pPr>
+    </w:lvl>
+    <w:lvl w:ilvl="3" w:tplc="0409000F" w:tentative="1">
+      <w:start w:val="1"/>
+      <w:numFmt w:val="decimal"/>
+      <w:lvlText w:val="%4."/>
+      <w:lvlJc w:val="left"/>
+      <w:pPr>
+        <w:ind w:left="2880" w:hanging="360"/>
+      </w:pPr>
+    </w:lvl>
+    <w:lvl w:ilvl="4" w:tplc="04090019" w:tentative="1">
+      <w:start w:val="1"/>
+      <w:numFmt w:val="lowerLetter"/>
+      <w:lvlText w:val="%5."/>
+      <w:lvlJc w:val="left"/>
+      <w:pPr>
+        <w:ind w:left="3600" w:hanging="360"/>
+      </w:pPr>
+    </w:lvl>
+    <w:lvl w:ilvl="5" w:tplc="0409001B" w:tentative="1">
+      <w:start w:val="1"/>
+      <w:numFmt w:val="lowerRoman"/>
+      <w:lvlText w:val="%6."/>
+      <w:lvlJc w:val="right"/>
+      <w:pPr>
+        <w:ind w:left="4320" w:hanging="180"/>
+      </w:pPr>
+    </w:lvl>
+    <w:lvl w:ilvl="6" w:tplc="0409000F" w:tentative="1">
+      <w:start w:val="1"/>
+      <w:numFmt w:val="decimal"/>
+      <w:lvlText w:val="%7."/>
+      <w:lvlJc w:val="left"/>
+      <w:pPr>
+        <w:ind w:left="5040" w:hanging="360"/>
+      </w:pPr>
+    </w:lvl>
+    <w:lvl w:ilvl="7" w:tplc="04090019" w:tentative="1">
+      <w:start w:val="1"/>
+      <w:numFmt w:val="lowerLetter"/>
+      <w:lvlText w:val="%8."/>
+      <w:lvlJc w:val="left"/>
+      <w:pPr>
+        <w:ind w:left="5760" w:hanging="360"/>
+      </w:pPr>
+    </w:lvl>
+    <w:lvl w:ilvl="8" w:tplc="0409001B" w:tentative="1">
+      <w:start w:val="1"/>
+      <w:numFmt w:val="lowerRoman"/>
+      <w:lvlText w:val="%9."/>
+      <w:lvlJc w:val="right"/>
+      <w:pPr>
+        <w:ind w:left="6480" w:hanging="180"/>
+      </w:pPr>
+    </w:lvl>
+  </w:abstractNum>
+  <w:abstractNum w:abstractNumId="16" w15:restartNumberingAfterBreak="0">
+    <w:nsid w:val="188D7BCC"/>
+    <w:multiLevelType w:val="hybridMultilevel"/>
+    <w:tmpl w:val="32AC40F0"/>
+    <w:lvl w:ilvl="0" w:tplc="0409000F">
+      <w:start w:val="1"/>
+      <w:numFmt w:val="decimal"/>
+      <w:lvlText w:val="%1."/>
+      <w:lvlJc w:val="left"/>
+      <w:pPr>
+        <w:ind w:left="720" w:hanging="360"/>
+      </w:pPr>
+    </w:lvl>
+    <w:lvl w:ilvl="1" w:tplc="04090019" w:tentative="1">
+      <w:start w:val="1"/>
+      <w:numFmt w:val="lowerLetter"/>
+      <w:lvlText w:val="%2."/>
+      <w:lvlJc w:val="left"/>
+      <w:pPr>
+        <w:ind w:left="1440" w:hanging="360"/>
+      </w:pPr>
+    </w:lvl>
+    <w:lvl w:ilvl="2" w:tplc="0409001B" w:tentative="1">
+      <w:start w:val="1"/>
+      <w:numFmt w:val="lowerRoman"/>
+      <w:lvlText w:val="%3."/>
+      <w:lvlJc w:val="right"/>
+      <w:pPr>
+        <w:ind w:left="2160" w:hanging="180"/>
+      </w:pPr>
+    </w:lvl>
+    <w:lvl w:ilvl="3" w:tplc="0409000F" w:tentative="1">
+      <w:start w:val="1"/>
+      <w:numFmt w:val="decimal"/>
+      <w:lvlText w:val="%4."/>
+      <w:lvlJc w:val="left"/>
+      <w:pPr>
+        <w:ind w:left="2880" w:hanging="360"/>
+      </w:pPr>
+    </w:lvl>
+    <w:lvl w:ilvl="4" w:tplc="04090019" w:tentative="1">
+      <w:start w:val="1"/>
+      <w:numFmt w:val="lowerLetter"/>
+      <w:lvlText w:val="%5."/>
+      <w:lvlJc w:val="left"/>
+      <w:pPr>
+        <w:ind w:left="3600" w:hanging="360"/>
+      </w:pPr>
+    </w:lvl>
+    <w:lvl w:ilvl="5" w:tplc="0409001B" w:tentative="1">
+      <w:start w:val="1"/>
+      <w:numFmt w:val="lowerRoman"/>
+      <w:lvlText w:val="%6."/>
+      <w:lvlJc w:val="right"/>
+      <w:pPr>
+        <w:ind w:left="4320" w:hanging="180"/>
+      </w:pPr>
+    </w:lvl>
+    <w:lvl w:ilvl="6" w:tplc="0409000F" w:tentative="1">
+      <w:start w:val="1"/>
+      <w:numFmt w:val="decimal"/>
+      <w:lvlText w:val="%7."/>
+      <w:lvlJc w:val="left"/>
+      <w:pPr>
+        <w:ind w:left="5040" w:hanging="360"/>
+      </w:pPr>
+    </w:lvl>
+    <w:lvl w:ilvl="7" w:tplc="04090019" w:tentative="1">
+      <w:start w:val="1"/>
+      <w:numFmt w:val="lowerLetter"/>
+      <w:lvlText w:val="%8."/>
+      <w:lvlJc w:val="left"/>
+      <w:pPr>
+        <w:ind w:left="5760" w:hanging="360"/>
+      </w:pPr>
+    </w:lvl>
+    <w:lvl w:ilvl="8" w:tplc="0409001B" w:tentative="1">
+      <w:start w:val="1"/>
+      <w:numFmt w:val="lowerRoman"/>
+      <w:lvlText w:val="%9."/>
+      <w:lvlJc w:val="right"/>
+      <w:pPr>
+        <w:ind w:left="6480" w:hanging="180"/>
+      </w:pPr>
+    </w:lvl>
+  </w:abstractNum>
+  <w:abstractNum w:abstractNumId="17" w15:restartNumberingAfterBreak="0">
+    <w:nsid w:val="18E361AB"/>
+    <w:multiLevelType w:val="hybridMultilevel"/>
+    <w:tmpl w:val="32AC40F0"/>
+    <w:lvl w:ilvl="0" w:tplc="FFFFFFFF">
+      <w:start w:val="1"/>
+      <w:numFmt w:val="decimal"/>
+      <w:lvlText w:val="%1."/>
+      <w:lvlJc w:val="left"/>
+      <w:pPr>
+        <w:ind w:left="720" w:hanging="360"/>
+      </w:pPr>
+    </w:lvl>
+    <w:lvl w:ilvl="1" w:tplc="FFFFFFFF" w:tentative="1">
+      <w:start w:val="1"/>
+      <w:numFmt w:val="lowerLetter"/>
+      <w:lvlText w:val="%2."/>
+      <w:lvlJc w:val="left"/>
+      <w:pPr>
+        <w:ind w:left="1440" w:hanging="360"/>
+      </w:pPr>
+    </w:lvl>
+    <w:lvl w:ilvl="2" w:tplc="FFFFFFFF" w:tentative="1">
+      <w:start w:val="1"/>
+      <w:numFmt w:val="lowerRoman"/>
+      <w:lvlText w:val="%3."/>
+      <w:lvlJc w:val="right"/>
+      <w:pPr>
+        <w:ind w:left="2160" w:hanging="180"/>
+      </w:pPr>
+    </w:lvl>
+    <w:lvl w:ilvl="3" w:tplc="FFFFFFFF" w:tentative="1">
+      <w:start w:val="1"/>
+      <w:numFmt w:val="decimal"/>
+      <w:lvlText w:val="%4."/>
+      <w:lvlJc w:val="left"/>
+      <w:pPr>
+        <w:ind w:left="2880" w:hanging="360"/>
+      </w:pPr>
+    </w:lvl>
+    <w:lvl w:ilvl="4" w:tplc="FFFFFFFF" w:tentative="1">
+      <w:start w:val="1"/>
+      <w:numFmt w:val="lowerLetter"/>
+      <w:lvlText w:val="%5."/>
+      <w:lvlJc w:val="left"/>
+      <w:pPr>
+        <w:ind w:left="3600" w:hanging="360"/>
+      </w:pPr>
+    </w:lvl>
+    <w:lvl w:ilvl="5" w:tplc="FFFFFFFF" w:tentative="1">
+      <w:start w:val="1"/>
+      <w:numFmt w:val="lowerRoman"/>
+      <w:lvlText w:val="%6."/>
+      <w:lvlJc w:val="right"/>
+      <w:pPr>
+        <w:ind w:left="4320" w:hanging="180"/>
+      </w:pPr>
+    </w:lvl>
+    <w:lvl w:ilvl="6" w:tplc="FFFFFFFF" w:tentative="1">
+      <w:start w:val="1"/>
+      <w:numFmt w:val="decimal"/>
+      <w:lvlText w:val="%7."/>
+      <w:lvlJc w:val="left"/>
+      <w:pPr>
+        <w:ind w:left="5040" w:hanging="360"/>
+      </w:pPr>
+    </w:lvl>
+    <w:lvl w:ilvl="7" w:tplc="FFFFFFFF" w:tentative="1">
+      <w:start w:val="1"/>
+      <w:numFmt w:val="lowerLetter"/>
+      <w:lvlText w:val="%8."/>
+      <w:lvlJc w:val="left"/>
+      <w:pPr>
+        <w:ind w:left="5760" w:hanging="360"/>
+      </w:pPr>
+    </w:lvl>
+    <w:lvl w:ilvl="8" w:tplc="FFFFFFFF" w:tentative="1">
+      <w:start w:val="1"/>
+      <w:numFmt w:val="lowerRoman"/>
+      <w:lvlText w:val="%9."/>
+      <w:lvlJc w:val="right"/>
+      <w:pPr>
+        <w:ind w:left="6480" w:hanging="180"/>
+      </w:pPr>
+    </w:lvl>
+  </w:abstractNum>
+  <w:abstractNum w:abstractNumId="18" w15:restartNumberingAfterBreak="0">
     <w:nsid w:val="1B2644E6"/>
     <w:multiLevelType w:val="multilevel"/>
     <w:tmpl w:val="DF6A7F3C"/>
@@ -5885,7 +7331,93 @@
       </w:rPr>
     </w:lvl>
   </w:abstractNum>
-  <w:abstractNum w:abstractNumId="14" w15:restartNumberingAfterBreak="0">
+  <w:abstractNum w:abstractNumId="19" w15:restartNumberingAfterBreak="0">
+    <w:nsid w:val="1BC80ED2"/>
+    <w:multiLevelType w:val="hybridMultilevel"/>
+    <w:tmpl w:val="A4806A4C"/>
+    <w:lvl w:ilvl="0" w:tplc="0409000F">
+      <w:start w:val="1"/>
+      <w:numFmt w:val="decimal"/>
+      <w:lvlText w:val="%1."/>
+      <w:lvlJc w:val="left"/>
+      <w:pPr>
+        <w:ind w:left="720" w:hanging="360"/>
+      </w:pPr>
+    </w:lvl>
+    <w:lvl w:ilvl="1" w:tplc="04090019" w:tentative="1">
+      <w:start w:val="1"/>
+      <w:numFmt w:val="lowerLetter"/>
+      <w:lvlText w:val="%2."/>
+      <w:lvlJc w:val="left"/>
+      <w:pPr>
+        <w:ind w:left="1440" w:hanging="360"/>
+      </w:pPr>
+    </w:lvl>
+    <w:lvl w:ilvl="2" w:tplc="0409001B" w:tentative="1">
+      <w:start w:val="1"/>
+      <w:numFmt w:val="lowerRoman"/>
+      <w:lvlText w:val="%3."/>
+      <w:lvlJc w:val="right"/>
+      <w:pPr>
+        <w:ind w:left="2160" w:hanging="180"/>
+      </w:pPr>
+    </w:lvl>
+    <w:lvl w:ilvl="3" w:tplc="0409000F" w:tentative="1">
+      <w:start w:val="1"/>
+      <w:numFmt w:val="decimal"/>
+      <w:lvlText w:val="%4."/>
+      <w:lvlJc w:val="left"/>
+      <w:pPr>
+        <w:ind w:left="2880" w:hanging="360"/>
+      </w:pPr>
+    </w:lvl>
+    <w:lvl w:ilvl="4" w:tplc="04090019" w:tentative="1">
+      <w:start w:val="1"/>
+      <w:numFmt w:val="lowerLetter"/>
+      <w:lvlText w:val="%5."/>
+      <w:lvlJc w:val="left"/>
+      <w:pPr>
+        <w:ind w:left="3600" w:hanging="360"/>
+      </w:pPr>
+    </w:lvl>
+    <w:lvl w:ilvl="5" w:tplc="0409001B" w:tentative="1">
+      <w:start w:val="1"/>
+      <w:numFmt w:val="lowerRoman"/>
+      <w:lvlText w:val="%6."/>
+      <w:lvlJc w:val="right"/>
+      <w:pPr>
+        <w:ind w:left="4320" w:hanging="180"/>
+      </w:pPr>
+    </w:lvl>
+    <w:lvl w:ilvl="6" w:tplc="0409000F" w:tentative="1">
+      <w:start w:val="1"/>
+      <w:numFmt w:val="decimal"/>
+      <w:lvlText w:val="%7."/>
+      <w:lvlJc w:val="left"/>
+      <w:pPr>
+        <w:ind w:left="5040" w:hanging="360"/>
+      </w:pPr>
+    </w:lvl>
+    <w:lvl w:ilvl="7" w:tplc="04090019" w:tentative="1">
+      <w:start w:val="1"/>
+      <w:numFmt w:val="lowerLetter"/>
+      <w:lvlText w:val="%8."/>
+      <w:lvlJc w:val="left"/>
+      <w:pPr>
+        <w:ind w:left="5760" w:hanging="360"/>
+      </w:pPr>
+    </w:lvl>
+    <w:lvl w:ilvl="8" w:tplc="0409001B" w:tentative="1">
+      <w:start w:val="1"/>
+      <w:numFmt w:val="lowerRoman"/>
+      <w:lvlText w:val="%9."/>
+      <w:lvlJc w:val="right"/>
+      <w:pPr>
+        <w:ind w:left="6480" w:hanging="180"/>
+      </w:pPr>
+    </w:lvl>
+  </w:abstractNum>
+  <w:abstractNum w:abstractNumId="20" w15:restartNumberingAfterBreak="0">
     <w:nsid w:val="1C937CA4"/>
     <w:multiLevelType w:val="multilevel"/>
     <w:tmpl w:val="E1C49F44"/>
@@ -5998,7 +7530,93 @@
       </w:rPr>
     </w:lvl>
   </w:abstractNum>
-  <w:abstractNum w:abstractNumId="15" w15:restartNumberingAfterBreak="0">
+  <w:abstractNum w:abstractNumId="21" w15:restartNumberingAfterBreak="0">
+    <w:nsid w:val="1D544841"/>
+    <w:multiLevelType w:val="hybridMultilevel"/>
+    <w:tmpl w:val="68D4F4BE"/>
+    <w:lvl w:ilvl="0" w:tplc="0409000F">
+      <w:start w:val="1"/>
+      <w:numFmt w:val="decimal"/>
+      <w:lvlText w:val="%1."/>
+      <w:lvlJc w:val="left"/>
+      <w:pPr>
+        <w:ind w:left="720" w:hanging="360"/>
+      </w:pPr>
+    </w:lvl>
+    <w:lvl w:ilvl="1" w:tplc="04090019" w:tentative="1">
+      <w:start w:val="1"/>
+      <w:numFmt w:val="lowerLetter"/>
+      <w:lvlText w:val="%2."/>
+      <w:lvlJc w:val="left"/>
+      <w:pPr>
+        <w:ind w:left="1440" w:hanging="360"/>
+      </w:pPr>
+    </w:lvl>
+    <w:lvl w:ilvl="2" w:tplc="0409001B" w:tentative="1">
+      <w:start w:val="1"/>
+      <w:numFmt w:val="lowerRoman"/>
+      <w:lvlText w:val="%3."/>
+      <w:lvlJc w:val="right"/>
+      <w:pPr>
+        <w:ind w:left="2160" w:hanging="180"/>
+      </w:pPr>
+    </w:lvl>
+    <w:lvl w:ilvl="3" w:tplc="0409000F" w:tentative="1">
+      <w:start w:val="1"/>
+      <w:numFmt w:val="decimal"/>
+      <w:lvlText w:val="%4."/>
+      <w:lvlJc w:val="left"/>
+      <w:pPr>
+        <w:ind w:left="2880" w:hanging="360"/>
+      </w:pPr>
+    </w:lvl>
+    <w:lvl w:ilvl="4" w:tplc="04090019" w:tentative="1">
+      <w:start w:val="1"/>
+      <w:numFmt w:val="lowerLetter"/>
+      <w:lvlText w:val="%5."/>
+      <w:lvlJc w:val="left"/>
+      <w:pPr>
+        <w:ind w:left="3600" w:hanging="360"/>
+      </w:pPr>
+    </w:lvl>
+    <w:lvl w:ilvl="5" w:tplc="0409001B" w:tentative="1">
+      <w:start w:val="1"/>
+      <w:numFmt w:val="lowerRoman"/>
+      <w:lvlText w:val="%6."/>
+      <w:lvlJc w:val="right"/>
+      <w:pPr>
+        <w:ind w:left="4320" w:hanging="180"/>
+      </w:pPr>
+    </w:lvl>
+    <w:lvl w:ilvl="6" w:tplc="0409000F" w:tentative="1">
+      <w:start w:val="1"/>
+      <w:numFmt w:val="decimal"/>
+      <w:lvlText w:val="%7."/>
+      <w:lvlJc w:val="left"/>
+      <w:pPr>
+        <w:ind w:left="5040" w:hanging="360"/>
+      </w:pPr>
+    </w:lvl>
+    <w:lvl w:ilvl="7" w:tplc="04090019" w:tentative="1">
+      <w:start w:val="1"/>
+      <w:numFmt w:val="lowerLetter"/>
+      <w:lvlText w:val="%8."/>
+      <w:lvlJc w:val="left"/>
+      <w:pPr>
+        <w:ind w:left="5760" w:hanging="360"/>
+      </w:pPr>
+    </w:lvl>
+    <w:lvl w:ilvl="8" w:tplc="0409001B" w:tentative="1">
+      <w:start w:val="1"/>
+      <w:numFmt w:val="lowerRoman"/>
+      <w:lvlText w:val="%9."/>
+      <w:lvlJc w:val="right"/>
+      <w:pPr>
+        <w:ind w:left="6480" w:hanging="180"/>
+      </w:pPr>
+    </w:lvl>
+  </w:abstractNum>
+  <w:abstractNum w:abstractNumId="22" w15:restartNumberingAfterBreak="0">
     <w:nsid w:val="1FB64C99"/>
     <w:multiLevelType w:val="hybridMultilevel"/>
     <w:tmpl w:val="8A7AD79A"/>
@@ -6084,7 +7702,7 @@
       </w:pPr>
     </w:lvl>
   </w:abstractNum>
-  <w:abstractNum w:abstractNumId="16" w15:restartNumberingAfterBreak="0">
+  <w:abstractNum w:abstractNumId="23" w15:restartNumberingAfterBreak="0">
     <w:nsid w:val="20BB618F"/>
     <w:multiLevelType w:val="multilevel"/>
     <w:tmpl w:val="DFE02C5E"/>
@@ -6197,7 +7815,7 @@
       </w:rPr>
     </w:lvl>
   </w:abstractNum>
-  <w:abstractNum w:abstractNumId="17" w15:restartNumberingAfterBreak="0">
+  <w:abstractNum w:abstractNumId="24" w15:restartNumberingAfterBreak="0">
     <w:nsid w:val="20C14890"/>
     <w:multiLevelType w:val="hybridMultilevel"/>
     <w:tmpl w:val="1DDAB038"/>
@@ -6286,7 +7904,7 @@
       </w:pPr>
     </w:lvl>
   </w:abstractNum>
-  <w:abstractNum w:abstractNumId="18" w15:restartNumberingAfterBreak="0">
+  <w:abstractNum w:abstractNumId="25" w15:restartNumberingAfterBreak="0">
     <w:nsid w:val="221A7341"/>
     <w:multiLevelType w:val="multilevel"/>
     <w:tmpl w:val="D04A62BC"/>
@@ -6435,7 +8053,7 @@
       </w:rPr>
     </w:lvl>
   </w:abstractNum>
-  <w:abstractNum w:abstractNumId="19" w15:restartNumberingAfterBreak="0">
+  <w:abstractNum w:abstractNumId="26" w15:restartNumberingAfterBreak="0">
     <w:nsid w:val="29EF6A03"/>
     <w:multiLevelType w:val="multilevel"/>
     <w:tmpl w:val="7D488EEA"/>
@@ -6584,7 +8202,179 @@
       </w:rPr>
     </w:lvl>
   </w:abstractNum>
-  <w:abstractNum w:abstractNumId="20" w15:restartNumberingAfterBreak="0">
+  <w:abstractNum w:abstractNumId="27" w15:restartNumberingAfterBreak="0">
+    <w:nsid w:val="2BA469CD"/>
+    <w:multiLevelType w:val="hybridMultilevel"/>
+    <w:tmpl w:val="51849FF2"/>
+    <w:lvl w:ilvl="0" w:tplc="0409000F">
+      <w:start w:val="1"/>
+      <w:numFmt w:val="decimal"/>
+      <w:lvlText w:val="%1."/>
+      <w:lvlJc w:val="left"/>
+      <w:pPr>
+        <w:ind w:left="720" w:hanging="360"/>
+      </w:pPr>
+    </w:lvl>
+    <w:lvl w:ilvl="1" w:tplc="04090019" w:tentative="1">
+      <w:start w:val="1"/>
+      <w:numFmt w:val="lowerLetter"/>
+      <w:lvlText w:val="%2."/>
+      <w:lvlJc w:val="left"/>
+      <w:pPr>
+        <w:ind w:left="1440" w:hanging="360"/>
+      </w:pPr>
+    </w:lvl>
+    <w:lvl w:ilvl="2" w:tplc="0409001B" w:tentative="1">
+      <w:start w:val="1"/>
+      <w:numFmt w:val="lowerRoman"/>
+      <w:lvlText w:val="%3."/>
+      <w:lvlJc w:val="right"/>
+      <w:pPr>
+        <w:ind w:left="2160" w:hanging="180"/>
+      </w:pPr>
+    </w:lvl>
+    <w:lvl w:ilvl="3" w:tplc="0409000F" w:tentative="1">
+      <w:start w:val="1"/>
+      <w:numFmt w:val="decimal"/>
+      <w:lvlText w:val="%4."/>
+      <w:lvlJc w:val="left"/>
+      <w:pPr>
+        <w:ind w:left="2880" w:hanging="360"/>
+      </w:pPr>
+    </w:lvl>
+    <w:lvl w:ilvl="4" w:tplc="04090019" w:tentative="1">
+      <w:start w:val="1"/>
+      <w:numFmt w:val="lowerLetter"/>
+      <w:lvlText w:val="%5."/>
+      <w:lvlJc w:val="left"/>
+      <w:pPr>
+        <w:ind w:left="3600" w:hanging="360"/>
+      </w:pPr>
+    </w:lvl>
+    <w:lvl w:ilvl="5" w:tplc="0409001B" w:tentative="1">
+      <w:start w:val="1"/>
+      <w:numFmt w:val="lowerRoman"/>
+      <w:lvlText w:val="%6."/>
+      <w:lvlJc w:val="right"/>
+      <w:pPr>
+        <w:ind w:left="4320" w:hanging="180"/>
+      </w:pPr>
+    </w:lvl>
+    <w:lvl w:ilvl="6" w:tplc="0409000F" w:tentative="1">
+      <w:start w:val="1"/>
+      <w:numFmt w:val="decimal"/>
+      <w:lvlText w:val="%7."/>
+      <w:lvlJc w:val="left"/>
+      <w:pPr>
+        <w:ind w:left="5040" w:hanging="360"/>
+      </w:pPr>
+    </w:lvl>
+    <w:lvl w:ilvl="7" w:tplc="04090019" w:tentative="1">
+      <w:start w:val="1"/>
+      <w:numFmt w:val="lowerLetter"/>
+      <w:lvlText w:val="%8."/>
+      <w:lvlJc w:val="left"/>
+      <w:pPr>
+        <w:ind w:left="5760" w:hanging="360"/>
+      </w:pPr>
+    </w:lvl>
+    <w:lvl w:ilvl="8" w:tplc="0409001B" w:tentative="1">
+      <w:start w:val="1"/>
+      <w:numFmt w:val="lowerRoman"/>
+      <w:lvlText w:val="%9."/>
+      <w:lvlJc w:val="right"/>
+      <w:pPr>
+        <w:ind w:left="6480" w:hanging="180"/>
+      </w:pPr>
+    </w:lvl>
+  </w:abstractNum>
+  <w:abstractNum w:abstractNumId="28" w15:restartNumberingAfterBreak="0">
+    <w:nsid w:val="2DF677FD"/>
+    <w:multiLevelType w:val="hybridMultilevel"/>
+    <w:tmpl w:val="F47CBCDA"/>
+    <w:lvl w:ilvl="0" w:tplc="0409000F">
+      <w:start w:val="1"/>
+      <w:numFmt w:val="decimal"/>
+      <w:lvlText w:val="%1."/>
+      <w:lvlJc w:val="left"/>
+      <w:pPr>
+        <w:ind w:left="720" w:hanging="360"/>
+      </w:pPr>
+    </w:lvl>
+    <w:lvl w:ilvl="1" w:tplc="04090019" w:tentative="1">
+      <w:start w:val="1"/>
+      <w:numFmt w:val="lowerLetter"/>
+      <w:lvlText w:val="%2."/>
+      <w:lvlJc w:val="left"/>
+      <w:pPr>
+        <w:ind w:left="1440" w:hanging="360"/>
+      </w:pPr>
+    </w:lvl>
+    <w:lvl w:ilvl="2" w:tplc="0409001B" w:tentative="1">
+      <w:start w:val="1"/>
+      <w:numFmt w:val="lowerRoman"/>
+      <w:lvlText w:val="%3."/>
+      <w:lvlJc w:val="right"/>
+      <w:pPr>
+        <w:ind w:left="2160" w:hanging="180"/>
+      </w:pPr>
+    </w:lvl>
+    <w:lvl w:ilvl="3" w:tplc="0409000F" w:tentative="1">
+      <w:start w:val="1"/>
+      <w:numFmt w:val="decimal"/>
+      <w:lvlText w:val="%4."/>
+      <w:lvlJc w:val="left"/>
+      <w:pPr>
+        <w:ind w:left="2880" w:hanging="360"/>
+      </w:pPr>
+    </w:lvl>
+    <w:lvl w:ilvl="4" w:tplc="04090019" w:tentative="1">
+      <w:start w:val="1"/>
+      <w:numFmt w:val="lowerLetter"/>
+      <w:lvlText w:val="%5."/>
+      <w:lvlJc w:val="left"/>
+      <w:pPr>
+        <w:ind w:left="3600" w:hanging="360"/>
+      </w:pPr>
+    </w:lvl>
+    <w:lvl w:ilvl="5" w:tplc="0409001B" w:tentative="1">
+      <w:start w:val="1"/>
+      <w:numFmt w:val="lowerRoman"/>
+      <w:lvlText w:val="%6."/>
+      <w:lvlJc w:val="right"/>
+      <w:pPr>
+        <w:ind w:left="4320" w:hanging="180"/>
+      </w:pPr>
+    </w:lvl>
+    <w:lvl w:ilvl="6" w:tplc="0409000F" w:tentative="1">
+      <w:start w:val="1"/>
+      <w:numFmt w:val="decimal"/>
+      <w:lvlText w:val="%7."/>
+      <w:lvlJc w:val="left"/>
+      <w:pPr>
+        <w:ind w:left="5040" w:hanging="360"/>
+      </w:pPr>
+    </w:lvl>
+    <w:lvl w:ilvl="7" w:tplc="04090019" w:tentative="1">
+      <w:start w:val="1"/>
+      <w:numFmt w:val="lowerLetter"/>
+      <w:lvlText w:val="%8."/>
+      <w:lvlJc w:val="left"/>
+      <w:pPr>
+        <w:ind w:left="5760" w:hanging="360"/>
+      </w:pPr>
+    </w:lvl>
+    <w:lvl w:ilvl="8" w:tplc="0409001B" w:tentative="1">
+      <w:start w:val="1"/>
+      <w:numFmt w:val="lowerRoman"/>
+      <w:lvlText w:val="%9."/>
+      <w:lvlJc w:val="right"/>
+      <w:pPr>
+        <w:ind w:left="6480" w:hanging="180"/>
+      </w:pPr>
+    </w:lvl>
+  </w:abstractNum>
+  <w:abstractNum w:abstractNumId="29" w15:restartNumberingAfterBreak="0">
     <w:nsid w:val="2E687AE0"/>
     <w:multiLevelType w:val="multilevel"/>
     <w:tmpl w:val="DF6A7F3C"/>
@@ -6730,7 +8520,93 @@
       </w:rPr>
     </w:lvl>
   </w:abstractNum>
-  <w:abstractNum w:abstractNumId="21" w15:restartNumberingAfterBreak="0">
+  <w:abstractNum w:abstractNumId="30" w15:restartNumberingAfterBreak="0">
+    <w:nsid w:val="2E6A48B3"/>
+    <w:multiLevelType w:val="hybridMultilevel"/>
+    <w:tmpl w:val="A072A7C0"/>
+    <w:lvl w:ilvl="0" w:tplc="0409000F">
+      <w:start w:val="1"/>
+      <w:numFmt w:val="decimal"/>
+      <w:lvlText w:val="%1."/>
+      <w:lvlJc w:val="left"/>
+      <w:pPr>
+        <w:ind w:left="720" w:hanging="360"/>
+      </w:pPr>
+    </w:lvl>
+    <w:lvl w:ilvl="1" w:tplc="04090019" w:tentative="1">
+      <w:start w:val="1"/>
+      <w:numFmt w:val="lowerLetter"/>
+      <w:lvlText w:val="%2."/>
+      <w:lvlJc w:val="left"/>
+      <w:pPr>
+        <w:ind w:left="1440" w:hanging="360"/>
+      </w:pPr>
+    </w:lvl>
+    <w:lvl w:ilvl="2" w:tplc="0409001B" w:tentative="1">
+      <w:start w:val="1"/>
+      <w:numFmt w:val="lowerRoman"/>
+      <w:lvlText w:val="%3."/>
+      <w:lvlJc w:val="right"/>
+      <w:pPr>
+        <w:ind w:left="2160" w:hanging="180"/>
+      </w:pPr>
+    </w:lvl>
+    <w:lvl w:ilvl="3" w:tplc="0409000F" w:tentative="1">
+      <w:start w:val="1"/>
+      <w:numFmt w:val="decimal"/>
+      <w:lvlText w:val="%4."/>
+      <w:lvlJc w:val="left"/>
+      <w:pPr>
+        <w:ind w:left="2880" w:hanging="360"/>
+      </w:pPr>
+    </w:lvl>
+    <w:lvl w:ilvl="4" w:tplc="04090019" w:tentative="1">
+      <w:start w:val="1"/>
+      <w:numFmt w:val="lowerLetter"/>
+      <w:lvlText w:val="%5."/>
+      <w:lvlJc w:val="left"/>
+      <w:pPr>
+        <w:ind w:left="3600" w:hanging="360"/>
+      </w:pPr>
+    </w:lvl>
+    <w:lvl w:ilvl="5" w:tplc="0409001B" w:tentative="1">
+      <w:start w:val="1"/>
+      <w:numFmt w:val="lowerRoman"/>
+      <w:lvlText w:val="%6."/>
+      <w:lvlJc w:val="right"/>
+      <w:pPr>
+        <w:ind w:left="4320" w:hanging="180"/>
+      </w:pPr>
+    </w:lvl>
+    <w:lvl w:ilvl="6" w:tplc="0409000F" w:tentative="1">
+      <w:start w:val="1"/>
+      <w:numFmt w:val="decimal"/>
+      <w:lvlText w:val="%7."/>
+      <w:lvlJc w:val="left"/>
+      <w:pPr>
+        <w:ind w:left="5040" w:hanging="360"/>
+      </w:pPr>
+    </w:lvl>
+    <w:lvl w:ilvl="7" w:tplc="04090019" w:tentative="1">
+      <w:start w:val="1"/>
+      <w:numFmt w:val="lowerLetter"/>
+      <w:lvlText w:val="%8."/>
+      <w:lvlJc w:val="left"/>
+      <w:pPr>
+        <w:ind w:left="5760" w:hanging="360"/>
+      </w:pPr>
+    </w:lvl>
+    <w:lvl w:ilvl="8" w:tplc="0409001B" w:tentative="1">
+      <w:start w:val="1"/>
+      <w:numFmt w:val="lowerRoman"/>
+      <w:lvlText w:val="%9."/>
+      <w:lvlJc w:val="right"/>
+      <w:pPr>
+        <w:ind w:left="6480" w:hanging="180"/>
+      </w:pPr>
+    </w:lvl>
+  </w:abstractNum>
+  <w:abstractNum w:abstractNumId="31" w15:restartNumberingAfterBreak="0">
     <w:nsid w:val="2F38432F"/>
     <w:multiLevelType w:val="multilevel"/>
     <w:tmpl w:val="FDFC4E2E"/>
@@ -6876,7 +8752,7 @@
       </w:rPr>
     </w:lvl>
   </w:abstractNum>
-  <w:abstractNum w:abstractNumId="22" w15:restartNumberingAfterBreak="0">
+  <w:abstractNum w:abstractNumId="32" w15:restartNumberingAfterBreak="0">
     <w:nsid w:val="2F825433"/>
     <w:multiLevelType w:val="multilevel"/>
     <w:tmpl w:val="F2B8FC54"/>
@@ -7025,7 +8901,7 @@
       </w:rPr>
     </w:lvl>
   </w:abstractNum>
-  <w:abstractNum w:abstractNumId="23" w15:restartNumberingAfterBreak="0">
+  <w:abstractNum w:abstractNumId="33" w15:restartNumberingAfterBreak="0">
     <w:nsid w:val="308A52A8"/>
     <w:multiLevelType w:val="hybridMultilevel"/>
     <w:tmpl w:val="5E4606CE"/>
@@ -7111,7 +8987,7 @@
       </w:pPr>
     </w:lvl>
   </w:abstractNum>
-  <w:abstractNum w:abstractNumId="24" w15:restartNumberingAfterBreak="0">
+  <w:abstractNum w:abstractNumId="34" w15:restartNumberingAfterBreak="0">
     <w:nsid w:val="30E1757C"/>
     <w:multiLevelType w:val="multilevel"/>
     <w:tmpl w:val="DF6A7F3C"/>
@@ -7257,7 +9133,7 @@
       </w:rPr>
     </w:lvl>
   </w:abstractNum>
-  <w:abstractNum w:abstractNumId="25" w15:restartNumberingAfterBreak="0">
+  <w:abstractNum w:abstractNumId="35" w15:restartNumberingAfterBreak="0">
     <w:nsid w:val="33921B89"/>
     <w:multiLevelType w:val="hybridMultilevel"/>
     <w:tmpl w:val="F30810B6"/>
@@ -7343,7 +9219,7 @@
       </w:pPr>
     </w:lvl>
   </w:abstractNum>
-  <w:abstractNum w:abstractNumId="26" w15:restartNumberingAfterBreak="0">
+  <w:abstractNum w:abstractNumId="36" w15:restartNumberingAfterBreak="0">
     <w:nsid w:val="35664F58"/>
     <w:multiLevelType w:val="hybridMultilevel"/>
     <w:tmpl w:val="6FF6886E"/>
@@ -7456,7 +9332,7 @@
       </w:rPr>
     </w:lvl>
   </w:abstractNum>
-  <w:abstractNum w:abstractNumId="27" w15:restartNumberingAfterBreak="0">
+  <w:abstractNum w:abstractNumId="37" w15:restartNumberingAfterBreak="0">
     <w:nsid w:val="36DA7BF5"/>
     <w:multiLevelType w:val="multilevel"/>
     <w:tmpl w:val="57CA5176"/>
@@ -7569,7 +9445,7 @@
       </w:rPr>
     </w:lvl>
   </w:abstractNum>
-  <w:abstractNum w:abstractNumId="28" w15:restartNumberingAfterBreak="0">
+  <w:abstractNum w:abstractNumId="38" w15:restartNumberingAfterBreak="0">
     <w:nsid w:val="37211FC9"/>
     <w:multiLevelType w:val="multilevel"/>
     <w:tmpl w:val="DF6A7F3C"/>
@@ -7715,7 +9591,7 @@
       </w:rPr>
     </w:lvl>
   </w:abstractNum>
-  <w:abstractNum w:abstractNumId="29" w15:restartNumberingAfterBreak="0">
+  <w:abstractNum w:abstractNumId="39" w15:restartNumberingAfterBreak="0">
     <w:nsid w:val="38641764"/>
     <w:multiLevelType w:val="multilevel"/>
     <w:tmpl w:val="68842356"/>
@@ -7861,7 +9737,93 @@
       </w:rPr>
     </w:lvl>
   </w:abstractNum>
-  <w:abstractNum w:abstractNumId="30" w15:restartNumberingAfterBreak="0">
+  <w:abstractNum w:abstractNumId="40" w15:restartNumberingAfterBreak="0">
+    <w:nsid w:val="391D3DEC"/>
+    <w:multiLevelType w:val="hybridMultilevel"/>
+    <w:tmpl w:val="9C2A9F28"/>
+    <w:lvl w:ilvl="0" w:tplc="0409000F">
+      <w:start w:val="1"/>
+      <w:numFmt w:val="decimal"/>
+      <w:lvlText w:val="%1."/>
+      <w:lvlJc w:val="left"/>
+      <w:pPr>
+        <w:ind w:left="720" w:hanging="360"/>
+      </w:pPr>
+    </w:lvl>
+    <w:lvl w:ilvl="1" w:tplc="04090019" w:tentative="1">
+      <w:start w:val="1"/>
+      <w:numFmt w:val="lowerLetter"/>
+      <w:lvlText w:val="%2."/>
+      <w:lvlJc w:val="left"/>
+      <w:pPr>
+        <w:ind w:left="1440" w:hanging="360"/>
+      </w:pPr>
+    </w:lvl>
+    <w:lvl w:ilvl="2" w:tplc="0409001B" w:tentative="1">
+      <w:start w:val="1"/>
+      <w:numFmt w:val="lowerRoman"/>
+      <w:lvlText w:val="%3."/>
+      <w:lvlJc w:val="right"/>
+      <w:pPr>
+        <w:ind w:left="2160" w:hanging="180"/>
+      </w:pPr>
+    </w:lvl>
+    <w:lvl w:ilvl="3" w:tplc="0409000F" w:tentative="1">
+      <w:start w:val="1"/>
+      <w:numFmt w:val="decimal"/>
+      <w:lvlText w:val="%4."/>
+      <w:lvlJc w:val="left"/>
+      <w:pPr>
+        <w:ind w:left="2880" w:hanging="360"/>
+      </w:pPr>
+    </w:lvl>
+    <w:lvl w:ilvl="4" w:tplc="04090019" w:tentative="1">
+      <w:start w:val="1"/>
+      <w:numFmt w:val="lowerLetter"/>
+      <w:lvlText w:val="%5."/>
+      <w:lvlJc w:val="left"/>
+      <w:pPr>
+        <w:ind w:left="3600" w:hanging="360"/>
+      </w:pPr>
+    </w:lvl>
+    <w:lvl w:ilvl="5" w:tplc="0409001B" w:tentative="1">
+      <w:start w:val="1"/>
+      <w:numFmt w:val="lowerRoman"/>
+      <w:lvlText w:val="%6."/>
+      <w:lvlJc w:val="right"/>
+      <w:pPr>
+        <w:ind w:left="4320" w:hanging="180"/>
+      </w:pPr>
+    </w:lvl>
+    <w:lvl w:ilvl="6" w:tplc="0409000F" w:tentative="1">
+      <w:start w:val="1"/>
+      <w:numFmt w:val="decimal"/>
+      <w:lvlText w:val="%7."/>
+      <w:lvlJc w:val="left"/>
+      <w:pPr>
+        <w:ind w:left="5040" w:hanging="360"/>
+      </w:pPr>
+    </w:lvl>
+    <w:lvl w:ilvl="7" w:tplc="04090019" w:tentative="1">
+      <w:start w:val="1"/>
+      <w:numFmt w:val="lowerLetter"/>
+      <w:lvlText w:val="%8."/>
+      <w:lvlJc w:val="left"/>
+      <w:pPr>
+        <w:ind w:left="5760" w:hanging="360"/>
+      </w:pPr>
+    </w:lvl>
+    <w:lvl w:ilvl="8" w:tplc="0409001B" w:tentative="1">
+      <w:start w:val="1"/>
+      <w:numFmt w:val="lowerRoman"/>
+      <w:lvlText w:val="%9."/>
+      <w:lvlJc w:val="right"/>
+      <w:pPr>
+        <w:ind w:left="6480" w:hanging="180"/>
+      </w:pPr>
+    </w:lvl>
+  </w:abstractNum>
+  <w:abstractNum w:abstractNumId="41" w15:restartNumberingAfterBreak="0">
     <w:nsid w:val="3A231A58"/>
     <w:multiLevelType w:val="hybridMultilevel"/>
     <w:tmpl w:val="BF721A8E"/>
@@ -7947,7 +9909,7 @@
       </w:pPr>
     </w:lvl>
   </w:abstractNum>
-  <w:abstractNum w:abstractNumId="31" w15:restartNumberingAfterBreak="0">
+  <w:abstractNum w:abstractNumId="42" w15:restartNumberingAfterBreak="0">
     <w:nsid w:val="44A236C0"/>
     <w:multiLevelType w:val="multilevel"/>
     <w:tmpl w:val="1CE860BA"/>
@@ -8060,7 +10022,7 @@
       </w:rPr>
     </w:lvl>
   </w:abstractNum>
-  <w:abstractNum w:abstractNumId="32" w15:restartNumberingAfterBreak="0">
+  <w:abstractNum w:abstractNumId="43" w15:restartNumberingAfterBreak="0">
     <w:nsid w:val="477F143E"/>
     <w:multiLevelType w:val="multilevel"/>
     <w:tmpl w:val="68842356"/>
@@ -8206,7 +10168,7 @@
       </w:rPr>
     </w:lvl>
   </w:abstractNum>
-  <w:abstractNum w:abstractNumId="33" w15:restartNumberingAfterBreak="0">
+  <w:abstractNum w:abstractNumId="44" w15:restartNumberingAfterBreak="0">
     <w:nsid w:val="4A253C16"/>
     <w:multiLevelType w:val="multilevel"/>
     <w:tmpl w:val="FDFC4E2E"/>
@@ -8352,7 +10314,7 @@
       </w:rPr>
     </w:lvl>
   </w:abstractNum>
-  <w:abstractNum w:abstractNumId="34" w15:restartNumberingAfterBreak="0">
+  <w:abstractNum w:abstractNumId="45" w15:restartNumberingAfterBreak="0">
     <w:nsid w:val="4AAB458E"/>
     <w:multiLevelType w:val="multilevel"/>
     <w:tmpl w:val="68842356"/>
@@ -8498,7 +10460,265 @@
       </w:rPr>
     </w:lvl>
   </w:abstractNum>
-  <w:abstractNum w:abstractNumId="35" w15:restartNumberingAfterBreak="0">
+  <w:abstractNum w:abstractNumId="46" w15:restartNumberingAfterBreak="0">
+    <w:nsid w:val="4BD90110"/>
+    <w:multiLevelType w:val="hybridMultilevel"/>
+    <w:tmpl w:val="EEE8F6D2"/>
+    <w:lvl w:ilvl="0" w:tplc="0409000F">
+      <w:start w:val="1"/>
+      <w:numFmt w:val="decimal"/>
+      <w:lvlText w:val="%1."/>
+      <w:lvlJc w:val="left"/>
+      <w:pPr>
+        <w:ind w:left="720" w:hanging="360"/>
+      </w:pPr>
+    </w:lvl>
+    <w:lvl w:ilvl="1" w:tplc="04090019" w:tentative="1">
+      <w:start w:val="1"/>
+      <w:numFmt w:val="lowerLetter"/>
+      <w:lvlText w:val="%2."/>
+      <w:lvlJc w:val="left"/>
+      <w:pPr>
+        <w:ind w:left="1440" w:hanging="360"/>
+      </w:pPr>
+    </w:lvl>
+    <w:lvl w:ilvl="2" w:tplc="0409001B" w:tentative="1">
+      <w:start w:val="1"/>
+      <w:numFmt w:val="lowerRoman"/>
+      <w:lvlText w:val="%3."/>
+      <w:lvlJc w:val="right"/>
+      <w:pPr>
+        <w:ind w:left="2160" w:hanging="180"/>
+      </w:pPr>
+    </w:lvl>
+    <w:lvl w:ilvl="3" w:tplc="0409000F" w:tentative="1">
+      <w:start w:val="1"/>
+      <w:numFmt w:val="decimal"/>
+      <w:lvlText w:val="%4."/>
+      <w:lvlJc w:val="left"/>
+      <w:pPr>
+        <w:ind w:left="2880" w:hanging="360"/>
+      </w:pPr>
+    </w:lvl>
+    <w:lvl w:ilvl="4" w:tplc="04090019" w:tentative="1">
+      <w:start w:val="1"/>
+      <w:numFmt w:val="lowerLetter"/>
+      <w:lvlText w:val="%5."/>
+      <w:lvlJc w:val="left"/>
+      <w:pPr>
+        <w:ind w:left="3600" w:hanging="360"/>
+      </w:pPr>
+    </w:lvl>
+    <w:lvl w:ilvl="5" w:tplc="0409001B" w:tentative="1">
+      <w:start w:val="1"/>
+      <w:numFmt w:val="lowerRoman"/>
+      <w:lvlText w:val="%6."/>
+      <w:lvlJc w:val="right"/>
+      <w:pPr>
+        <w:ind w:left="4320" w:hanging="180"/>
+      </w:pPr>
+    </w:lvl>
+    <w:lvl w:ilvl="6" w:tplc="0409000F" w:tentative="1">
+      <w:start w:val="1"/>
+      <w:numFmt w:val="decimal"/>
+      <w:lvlText w:val="%7."/>
+      <w:lvlJc w:val="left"/>
+      <w:pPr>
+        <w:ind w:left="5040" w:hanging="360"/>
+      </w:pPr>
+    </w:lvl>
+    <w:lvl w:ilvl="7" w:tplc="04090019" w:tentative="1">
+      <w:start w:val="1"/>
+      <w:numFmt w:val="lowerLetter"/>
+      <w:lvlText w:val="%8."/>
+      <w:lvlJc w:val="left"/>
+      <w:pPr>
+        <w:ind w:left="5760" w:hanging="360"/>
+      </w:pPr>
+    </w:lvl>
+    <w:lvl w:ilvl="8" w:tplc="0409001B" w:tentative="1">
+      <w:start w:val="1"/>
+      <w:numFmt w:val="lowerRoman"/>
+      <w:lvlText w:val="%9."/>
+      <w:lvlJc w:val="right"/>
+      <w:pPr>
+        <w:ind w:left="6480" w:hanging="180"/>
+      </w:pPr>
+    </w:lvl>
+  </w:abstractNum>
+  <w:abstractNum w:abstractNumId="47" w15:restartNumberingAfterBreak="0">
+    <w:nsid w:val="4C756D3C"/>
+    <w:multiLevelType w:val="hybridMultilevel"/>
+    <w:tmpl w:val="B478EC7E"/>
+    <w:lvl w:ilvl="0" w:tplc="0409000F">
+      <w:start w:val="1"/>
+      <w:numFmt w:val="decimal"/>
+      <w:lvlText w:val="%1."/>
+      <w:lvlJc w:val="left"/>
+      <w:pPr>
+        <w:ind w:left="720" w:hanging="360"/>
+      </w:pPr>
+    </w:lvl>
+    <w:lvl w:ilvl="1" w:tplc="04090019" w:tentative="1">
+      <w:start w:val="1"/>
+      <w:numFmt w:val="lowerLetter"/>
+      <w:lvlText w:val="%2."/>
+      <w:lvlJc w:val="left"/>
+      <w:pPr>
+        <w:ind w:left="1440" w:hanging="360"/>
+      </w:pPr>
+    </w:lvl>
+    <w:lvl w:ilvl="2" w:tplc="0409001B" w:tentative="1">
+      <w:start w:val="1"/>
+      <w:numFmt w:val="lowerRoman"/>
+      <w:lvlText w:val="%3."/>
+      <w:lvlJc w:val="right"/>
+      <w:pPr>
+        <w:ind w:left="2160" w:hanging="180"/>
+      </w:pPr>
+    </w:lvl>
+    <w:lvl w:ilvl="3" w:tplc="0409000F" w:tentative="1">
+      <w:start w:val="1"/>
+      <w:numFmt w:val="decimal"/>
+      <w:lvlText w:val="%4."/>
+      <w:lvlJc w:val="left"/>
+      <w:pPr>
+        <w:ind w:left="2880" w:hanging="360"/>
+      </w:pPr>
+    </w:lvl>
+    <w:lvl w:ilvl="4" w:tplc="04090019" w:tentative="1">
+      <w:start w:val="1"/>
+      <w:numFmt w:val="lowerLetter"/>
+      <w:lvlText w:val="%5."/>
+      <w:lvlJc w:val="left"/>
+      <w:pPr>
+        <w:ind w:left="3600" w:hanging="360"/>
+      </w:pPr>
+    </w:lvl>
+    <w:lvl w:ilvl="5" w:tplc="0409001B" w:tentative="1">
+      <w:start w:val="1"/>
+      <w:numFmt w:val="lowerRoman"/>
+      <w:lvlText w:val="%6."/>
+      <w:lvlJc w:val="right"/>
+      <w:pPr>
+        <w:ind w:left="4320" w:hanging="180"/>
+      </w:pPr>
+    </w:lvl>
+    <w:lvl w:ilvl="6" w:tplc="0409000F" w:tentative="1">
+      <w:start w:val="1"/>
+      <w:numFmt w:val="decimal"/>
+      <w:lvlText w:val="%7."/>
+      <w:lvlJc w:val="left"/>
+      <w:pPr>
+        <w:ind w:left="5040" w:hanging="360"/>
+      </w:pPr>
+    </w:lvl>
+    <w:lvl w:ilvl="7" w:tplc="04090019" w:tentative="1">
+      <w:start w:val="1"/>
+      <w:numFmt w:val="lowerLetter"/>
+      <w:lvlText w:val="%8."/>
+      <w:lvlJc w:val="left"/>
+      <w:pPr>
+        <w:ind w:left="5760" w:hanging="360"/>
+      </w:pPr>
+    </w:lvl>
+    <w:lvl w:ilvl="8" w:tplc="0409001B" w:tentative="1">
+      <w:start w:val="1"/>
+      <w:numFmt w:val="lowerRoman"/>
+      <w:lvlText w:val="%9."/>
+      <w:lvlJc w:val="right"/>
+      <w:pPr>
+        <w:ind w:left="6480" w:hanging="180"/>
+      </w:pPr>
+    </w:lvl>
+  </w:abstractNum>
+  <w:abstractNum w:abstractNumId="48" w15:restartNumberingAfterBreak="0">
+    <w:nsid w:val="4D7676E0"/>
+    <w:multiLevelType w:val="hybridMultilevel"/>
+    <w:tmpl w:val="75C8DD4C"/>
+    <w:lvl w:ilvl="0" w:tplc="0409000F">
+      <w:start w:val="1"/>
+      <w:numFmt w:val="decimal"/>
+      <w:lvlText w:val="%1."/>
+      <w:lvlJc w:val="left"/>
+      <w:pPr>
+        <w:ind w:left="720" w:hanging="360"/>
+      </w:pPr>
+    </w:lvl>
+    <w:lvl w:ilvl="1" w:tplc="04090019" w:tentative="1">
+      <w:start w:val="1"/>
+      <w:numFmt w:val="lowerLetter"/>
+      <w:lvlText w:val="%2."/>
+      <w:lvlJc w:val="left"/>
+      <w:pPr>
+        <w:ind w:left="1440" w:hanging="360"/>
+      </w:pPr>
+    </w:lvl>
+    <w:lvl w:ilvl="2" w:tplc="0409001B" w:tentative="1">
+      <w:start w:val="1"/>
+      <w:numFmt w:val="lowerRoman"/>
+      <w:lvlText w:val="%3."/>
+      <w:lvlJc w:val="right"/>
+      <w:pPr>
+        <w:ind w:left="2160" w:hanging="180"/>
+      </w:pPr>
+    </w:lvl>
+    <w:lvl w:ilvl="3" w:tplc="0409000F" w:tentative="1">
+      <w:start w:val="1"/>
+      <w:numFmt w:val="decimal"/>
+      <w:lvlText w:val="%4."/>
+      <w:lvlJc w:val="left"/>
+      <w:pPr>
+        <w:ind w:left="2880" w:hanging="360"/>
+      </w:pPr>
+    </w:lvl>
+    <w:lvl w:ilvl="4" w:tplc="04090019" w:tentative="1">
+      <w:start w:val="1"/>
+      <w:numFmt w:val="lowerLetter"/>
+      <w:lvlText w:val="%5."/>
+      <w:lvlJc w:val="left"/>
+      <w:pPr>
+        <w:ind w:left="3600" w:hanging="360"/>
+      </w:pPr>
+    </w:lvl>
+    <w:lvl w:ilvl="5" w:tplc="0409001B" w:tentative="1">
+      <w:start w:val="1"/>
+      <w:numFmt w:val="lowerRoman"/>
+      <w:lvlText w:val="%6."/>
+      <w:lvlJc w:val="right"/>
+      <w:pPr>
+        <w:ind w:left="4320" w:hanging="180"/>
+      </w:pPr>
+    </w:lvl>
+    <w:lvl w:ilvl="6" w:tplc="0409000F" w:tentative="1">
+      <w:start w:val="1"/>
+      <w:numFmt w:val="decimal"/>
+      <w:lvlText w:val="%7."/>
+      <w:lvlJc w:val="left"/>
+      <w:pPr>
+        <w:ind w:left="5040" w:hanging="360"/>
+      </w:pPr>
+    </w:lvl>
+    <w:lvl w:ilvl="7" w:tplc="04090019" w:tentative="1">
+      <w:start w:val="1"/>
+      <w:numFmt w:val="lowerLetter"/>
+      <w:lvlText w:val="%8."/>
+      <w:lvlJc w:val="left"/>
+      <w:pPr>
+        <w:ind w:left="5760" w:hanging="360"/>
+      </w:pPr>
+    </w:lvl>
+    <w:lvl w:ilvl="8" w:tplc="0409001B" w:tentative="1">
+      <w:start w:val="1"/>
+      <w:numFmt w:val="lowerRoman"/>
+      <w:lvlText w:val="%9."/>
+      <w:lvlJc w:val="right"/>
+      <w:pPr>
+        <w:ind w:left="6480" w:hanging="180"/>
+      </w:pPr>
+    </w:lvl>
+  </w:abstractNum>
+  <w:abstractNum w:abstractNumId="49" w15:restartNumberingAfterBreak="0">
     <w:nsid w:val="4E886D8A"/>
     <w:multiLevelType w:val="multilevel"/>
     <w:tmpl w:val="FDFC4E2E"/>
@@ -8644,7 +10864,7 @@
       </w:rPr>
     </w:lvl>
   </w:abstractNum>
-  <w:abstractNum w:abstractNumId="36" w15:restartNumberingAfterBreak="0">
+  <w:abstractNum w:abstractNumId="50" w15:restartNumberingAfterBreak="0">
     <w:nsid w:val="521A65CD"/>
     <w:multiLevelType w:val="multilevel"/>
     <w:tmpl w:val="6E2CEAE0"/>
@@ -8793,7 +11013,7 @@
       </w:rPr>
     </w:lvl>
   </w:abstractNum>
-  <w:abstractNum w:abstractNumId="37" w15:restartNumberingAfterBreak="0">
+  <w:abstractNum w:abstractNumId="51" w15:restartNumberingAfterBreak="0">
     <w:nsid w:val="545915D6"/>
     <w:multiLevelType w:val="multilevel"/>
     <w:tmpl w:val="DF6A7F3C"/>
@@ -8939,7 +11159,93 @@
       </w:rPr>
     </w:lvl>
   </w:abstractNum>
-  <w:abstractNum w:abstractNumId="38" w15:restartNumberingAfterBreak="0">
+  <w:abstractNum w:abstractNumId="52" w15:restartNumberingAfterBreak="0">
+    <w:nsid w:val="556B2296"/>
+    <w:multiLevelType w:val="hybridMultilevel"/>
+    <w:tmpl w:val="1BF4C862"/>
+    <w:lvl w:ilvl="0" w:tplc="0409000F">
+      <w:start w:val="1"/>
+      <w:numFmt w:val="decimal"/>
+      <w:lvlText w:val="%1."/>
+      <w:lvlJc w:val="left"/>
+      <w:pPr>
+        <w:ind w:left="720" w:hanging="360"/>
+      </w:pPr>
+    </w:lvl>
+    <w:lvl w:ilvl="1" w:tplc="04090019" w:tentative="1">
+      <w:start w:val="1"/>
+      <w:numFmt w:val="lowerLetter"/>
+      <w:lvlText w:val="%2."/>
+      <w:lvlJc w:val="left"/>
+      <w:pPr>
+        <w:ind w:left="1440" w:hanging="360"/>
+      </w:pPr>
+    </w:lvl>
+    <w:lvl w:ilvl="2" w:tplc="0409001B" w:tentative="1">
+      <w:start w:val="1"/>
+      <w:numFmt w:val="lowerRoman"/>
+      <w:lvlText w:val="%3."/>
+      <w:lvlJc w:val="right"/>
+      <w:pPr>
+        <w:ind w:left="2160" w:hanging="180"/>
+      </w:pPr>
+    </w:lvl>
+    <w:lvl w:ilvl="3" w:tplc="0409000F" w:tentative="1">
+      <w:start w:val="1"/>
+      <w:numFmt w:val="decimal"/>
+      <w:lvlText w:val="%4."/>
+      <w:lvlJc w:val="left"/>
+      <w:pPr>
+        <w:ind w:left="2880" w:hanging="360"/>
+      </w:pPr>
+    </w:lvl>
+    <w:lvl w:ilvl="4" w:tplc="04090019" w:tentative="1">
+      <w:start w:val="1"/>
+      <w:numFmt w:val="lowerLetter"/>
+      <w:lvlText w:val="%5."/>
+      <w:lvlJc w:val="left"/>
+      <w:pPr>
+        <w:ind w:left="3600" w:hanging="360"/>
+      </w:pPr>
+    </w:lvl>
+    <w:lvl w:ilvl="5" w:tplc="0409001B" w:tentative="1">
+      <w:start w:val="1"/>
+      <w:numFmt w:val="lowerRoman"/>
+      <w:lvlText w:val="%6."/>
+      <w:lvlJc w:val="right"/>
+      <w:pPr>
+        <w:ind w:left="4320" w:hanging="180"/>
+      </w:pPr>
+    </w:lvl>
+    <w:lvl w:ilvl="6" w:tplc="0409000F" w:tentative="1">
+      <w:start w:val="1"/>
+      <w:numFmt w:val="decimal"/>
+      <w:lvlText w:val="%7."/>
+      <w:lvlJc w:val="left"/>
+      <w:pPr>
+        <w:ind w:left="5040" w:hanging="360"/>
+      </w:pPr>
+    </w:lvl>
+    <w:lvl w:ilvl="7" w:tplc="04090019" w:tentative="1">
+      <w:start w:val="1"/>
+      <w:numFmt w:val="lowerLetter"/>
+      <w:lvlText w:val="%8."/>
+      <w:lvlJc w:val="left"/>
+      <w:pPr>
+        <w:ind w:left="5760" w:hanging="360"/>
+      </w:pPr>
+    </w:lvl>
+    <w:lvl w:ilvl="8" w:tplc="0409001B" w:tentative="1">
+      <w:start w:val="1"/>
+      <w:numFmt w:val="lowerRoman"/>
+      <w:lvlText w:val="%9."/>
+      <w:lvlJc w:val="right"/>
+      <w:pPr>
+        <w:ind w:left="6480" w:hanging="180"/>
+      </w:pPr>
+    </w:lvl>
+  </w:abstractNum>
+  <w:abstractNum w:abstractNumId="53" w15:restartNumberingAfterBreak="0">
     <w:nsid w:val="55BD0436"/>
     <w:multiLevelType w:val="hybridMultilevel"/>
     <w:tmpl w:val="7C3A328C"/>
@@ -9025,7 +11331,7 @@
       </w:pPr>
     </w:lvl>
   </w:abstractNum>
-  <w:abstractNum w:abstractNumId="39" w15:restartNumberingAfterBreak="0">
+  <w:abstractNum w:abstractNumId="54" w15:restartNumberingAfterBreak="0">
     <w:nsid w:val="56280CC0"/>
     <w:multiLevelType w:val="hybridMultilevel"/>
     <w:tmpl w:val="C2FEFEDC"/>
@@ -9111,7 +11417,7 @@
       </w:pPr>
     </w:lvl>
   </w:abstractNum>
-  <w:abstractNum w:abstractNumId="40" w15:restartNumberingAfterBreak="0">
+  <w:abstractNum w:abstractNumId="55" w15:restartNumberingAfterBreak="0">
     <w:nsid w:val="572A2A2D"/>
     <w:multiLevelType w:val="multilevel"/>
     <w:tmpl w:val="9BC685AA"/>
@@ -9224,7 +11530,7 @@
       </w:rPr>
     </w:lvl>
   </w:abstractNum>
-  <w:abstractNum w:abstractNumId="41" w15:restartNumberingAfterBreak="0">
+  <w:abstractNum w:abstractNumId="56" w15:restartNumberingAfterBreak="0">
     <w:nsid w:val="5A7B6B30"/>
     <w:multiLevelType w:val="multilevel"/>
     <w:tmpl w:val="DF7AD022"/>
@@ -9373,7 +11679,93 @@
       </w:rPr>
     </w:lvl>
   </w:abstractNum>
-  <w:abstractNum w:abstractNumId="42" w15:restartNumberingAfterBreak="0">
+  <w:abstractNum w:abstractNumId="57" w15:restartNumberingAfterBreak="0">
+    <w:nsid w:val="5B36645E"/>
+    <w:multiLevelType w:val="hybridMultilevel"/>
+    <w:tmpl w:val="7BA875C2"/>
+    <w:lvl w:ilvl="0" w:tplc="0409000F">
+      <w:start w:val="1"/>
+      <w:numFmt w:val="decimal"/>
+      <w:lvlText w:val="%1."/>
+      <w:lvlJc w:val="left"/>
+      <w:pPr>
+        <w:ind w:left="720" w:hanging="360"/>
+      </w:pPr>
+    </w:lvl>
+    <w:lvl w:ilvl="1" w:tplc="04090019" w:tentative="1">
+      <w:start w:val="1"/>
+      <w:numFmt w:val="lowerLetter"/>
+      <w:lvlText w:val="%2."/>
+      <w:lvlJc w:val="left"/>
+      <w:pPr>
+        <w:ind w:left="1440" w:hanging="360"/>
+      </w:pPr>
+    </w:lvl>
+    <w:lvl w:ilvl="2" w:tplc="0409001B" w:tentative="1">
+      <w:start w:val="1"/>
+      <w:numFmt w:val="lowerRoman"/>
+      <w:lvlText w:val="%3."/>
+      <w:lvlJc w:val="right"/>
+      <w:pPr>
+        <w:ind w:left="2160" w:hanging="180"/>
+      </w:pPr>
+    </w:lvl>
+    <w:lvl w:ilvl="3" w:tplc="0409000F" w:tentative="1">
+      <w:start w:val="1"/>
+      <w:numFmt w:val="decimal"/>
+      <w:lvlText w:val="%4."/>
+      <w:lvlJc w:val="left"/>
+      <w:pPr>
+        <w:ind w:left="2880" w:hanging="360"/>
+      </w:pPr>
+    </w:lvl>
+    <w:lvl w:ilvl="4" w:tplc="04090019" w:tentative="1">
+      <w:start w:val="1"/>
+      <w:numFmt w:val="lowerLetter"/>
+      <w:lvlText w:val="%5."/>
+      <w:lvlJc w:val="left"/>
+      <w:pPr>
+        <w:ind w:left="3600" w:hanging="360"/>
+      </w:pPr>
+    </w:lvl>
+    <w:lvl w:ilvl="5" w:tplc="0409001B" w:tentative="1">
+      <w:start w:val="1"/>
+      <w:numFmt w:val="lowerRoman"/>
+      <w:lvlText w:val="%6."/>
+      <w:lvlJc w:val="right"/>
+      <w:pPr>
+        <w:ind w:left="4320" w:hanging="180"/>
+      </w:pPr>
+    </w:lvl>
+    <w:lvl w:ilvl="6" w:tplc="0409000F" w:tentative="1">
+      <w:start w:val="1"/>
+      <w:numFmt w:val="decimal"/>
+      <w:lvlText w:val="%7."/>
+      <w:lvlJc w:val="left"/>
+      <w:pPr>
+        <w:ind w:left="5040" w:hanging="360"/>
+      </w:pPr>
+    </w:lvl>
+    <w:lvl w:ilvl="7" w:tplc="04090019" w:tentative="1">
+      <w:start w:val="1"/>
+      <w:numFmt w:val="lowerLetter"/>
+      <w:lvlText w:val="%8."/>
+      <w:lvlJc w:val="left"/>
+      <w:pPr>
+        <w:ind w:left="5760" w:hanging="360"/>
+      </w:pPr>
+    </w:lvl>
+    <w:lvl w:ilvl="8" w:tplc="0409001B" w:tentative="1">
+      <w:start w:val="1"/>
+      <w:numFmt w:val="lowerRoman"/>
+      <w:lvlText w:val="%9."/>
+      <w:lvlJc w:val="right"/>
+      <w:pPr>
+        <w:ind w:left="6480" w:hanging="180"/>
+      </w:pPr>
+    </w:lvl>
+  </w:abstractNum>
+  <w:abstractNum w:abstractNumId="58" w15:restartNumberingAfterBreak="0">
     <w:nsid w:val="5C015D54"/>
     <w:multiLevelType w:val="multilevel"/>
     <w:tmpl w:val="66D208DC"/>
@@ -9486,7 +11878,7 @@
       </w:pPr>
     </w:lvl>
   </w:abstractNum>
-  <w:abstractNum w:abstractNumId="43" w15:restartNumberingAfterBreak="0">
+  <w:abstractNum w:abstractNumId="59" w15:restartNumberingAfterBreak="0">
     <w:nsid w:val="5C5454BC"/>
     <w:multiLevelType w:val="multilevel"/>
     <w:tmpl w:val="68842356"/>
@@ -9632,7 +12024,7 @@
       </w:rPr>
     </w:lvl>
   </w:abstractNum>
-  <w:abstractNum w:abstractNumId="44" w15:restartNumberingAfterBreak="0">
+  <w:abstractNum w:abstractNumId="60" w15:restartNumberingAfterBreak="0">
     <w:nsid w:val="606D7492"/>
     <w:multiLevelType w:val="multilevel"/>
     <w:tmpl w:val="FDFC4E2E"/>
@@ -9778,7 +12170,93 @@
       </w:rPr>
     </w:lvl>
   </w:abstractNum>
-  <w:abstractNum w:abstractNumId="45" w15:restartNumberingAfterBreak="0">
+  <w:abstractNum w:abstractNumId="61" w15:restartNumberingAfterBreak="0">
+    <w:nsid w:val="60D21A7A"/>
+    <w:multiLevelType w:val="hybridMultilevel"/>
+    <w:tmpl w:val="D4F8C738"/>
+    <w:lvl w:ilvl="0" w:tplc="0409000F">
+      <w:start w:val="1"/>
+      <w:numFmt w:val="decimal"/>
+      <w:lvlText w:val="%1."/>
+      <w:lvlJc w:val="left"/>
+      <w:pPr>
+        <w:ind w:left="720" w:hanging="360"/>
+      </w:pPr>
+    </w:lvl>
+    <w:lvl w:ilvl="1" w:tplc="04090019" w:tentative="1">
+      <w:start w:val="1"/>
+      <w:numFmt w:val="lowerLetter"/>
+      <w:lvlText w:val="%2."/>
+      <w:lvlJc w:val="left"/>
+      <w:pPr>
+        <w:ind w:left="1440" w:hanging="360"/>
+      </w:pPr>
+    </w:lvl>
+    <w:lvl w:ilvl="2" w:tplc="0409001B" w:tentative="1">
+      <w:start w:val="1"/>
+      <w:numFmt w:val="lowerRoman"/>
+      <w:lvlText w:val="%3."/>
+      <w:lvlJc w:val="right"/>
+      <w:pPr>
+        <w:ind w:left="2160" w:hanging="180"/>
+      </w:pPr>
+    </w:lvl>
+    <w:lvl w:ilvl="3" w:tplc="0409000F" w:tentative="1">
+      <w:start w:val="1"/>
+      <w:numFmt w:val="decimal"/>
+      <w:lvlText w:val="%4."/>
+      <w:lvlJc w:val="left"/>
+      <w:pPr>
+        <w:ind w:left="2880" w:hanging="360"/>
+      </w:pPr>
+    </w:lvl>
+    <w:lvl w:ilvl="4" w:tplc="04090019" w:tentative="1">
+      <w:start w:val="1"/>
+      <w:numFmt w:val="lowerLetter"/>
+      <w:lvlText w:val="%5."/>
+      <w:lvlJc w:val="left"/>
+      <w:pPr>
+        <w:ind w:left="3600" w:hanging="360"/>
+      </w:pPr>
+    </w:lvl>
+    <w:lvl w:ilvl="5" w:tplc="0409001B" w:tentative="1">
+      <w:start w:val="1"/>
+      <w:numFmt w:val="lowerRoman"/>
+      <w:lvlText w:val="%6."/>
+      <w:lvlJc w:val="right"/>
+      <w:pPr>
+        <w:ind w:left="4320" w:hanging="180"/>
+      </w:pPr>
+    </w:lvl>
+    <w:lvl w:ilvl="6" w:tplc="0409000F" w:tentative="1">
+      <w:start w:val="1"/>
+      <w:numFmt w:val="decimal"/>
+      <w:lvlText w:val="%7."/>
+      <w:lvlJc w:val="left"/>
+      <w:pPr>
+        <w:ind w:left="5040" w:hanging="360"/>
+      </w:pPr>
+    </w:lvl>
+    <w:lvl w:ilvl="7" w:tplc="04090019" w:tentative="1">
+      <w:start w:val="1"/>
+      <w:numFmt w:val="lowerLetter"/>
+      <w:lvlText w:val="%8."/>
+      <w:lvlJc w:val="left"/>
+      <w:pPr>
+        <w:ind w:left="5760" w:hanging="360"/>
+      </w:pPr>
+    </w:lvl>
+    <w:lvl w:ilvl="8" w:tplc="0409001B" w:tentative="1">
+      <w:start w:val="1"/>
+      <w:numFmt w:val="lowerRoman"/>
+      <w:lvlText w:val="%9."/>
+      <w:lvlJc w:val="right"/>
+      <w:pPr>
+        <w:ind w:left="6480" w:hanging="180"/>
+      </w:pPr>
+    </w:lvl>
+  </w:abstractNum>
+  <w:abstractNum w:abstractNumId="62" w15:restartNumberingAfterBreak="0">
     <w:nsid w:val="611E1155"/>
     <w:multiLevelType w:val="hybridMultilevel"/>
     <w:tmpl w:val="459CDAFE"/>
@@ -9864,7 +12342,7 @@
       </w:pPr>
     </w:lvl>
   </w:abstractNum>
-  <w:abstractNum w:abstractNumId="46" w15:restartNumberingAfterBreak="0">
+  <w:abstractNum w:abstractNumId="63" w15:restartNumberingAfterBreak="0">
     <w:nsid w:val="62465259"/>
     <w:multiLevelType w:val="multilevel"/>
     <w:tmpl w:val="FDFC4E2E"/>
@@ -10010,7 +12488,93 @@
       </w:rPr>
     </w:lvl>
   </w:abstractNum>
-  <w:abstractNum w:abstractNumId="47" w15:restartNumberingAfterBreak="0">
+  <w:abstractNum w:abstractNumId="64" w15:restartNumberingAfterBreak="0">
+    <w:nsid w:val="643B098A"/>
+    <w:multiLevelType w:val="hybridMultilevel"/>
+    <w:tmpl w:val="672092BC"/>
+    <w:lvl w:ilvl="0" w:tplc="0409000F">
+      <w:start w:val="1"/>
+      <w:numFmt w:val="decimal"/>
+      <w:lvlText w:val="%1."/>
+      <w:lvlJc w:val="left"/>
+      <w:pPr>
+        <w:ind w:left="720" w:hanging="360"/>
+      </w:pPr>
+    </w:lvl>
+    <w:lvl w:ilvl="1" w:tplc="04090019" w:tentative="1">
+      <w:start w:val="1"/>
+      <w:numFmt w:val="lowerLetter"/>
+      <w:lvlText w:val="%2."/>
+      <w:lvlJc w:val="left"/>
+      <w:pPr>
+        <w:ind w:left="1440" w:hanging="360"/>
+      </w:pPr>
+    </w:lvl>
+    <w:lvl w:ilvl="2" w:tplc="0409001B" w:tentative="1">
+      <w:start w:val="1"/>
+      <w:numFmt w:val="lowerRoman"/>
+      <w:lvlText w:val="%3."/>
+      <w:lvlJc w:val="right"/>
+      <w:pPr>
+        <w:ind w:left="2160" w:hanging="180"/>
+      </w:pPr>
+    </w:lvl>
+    <w:lvl w:ilvl="3" w:tplc="0409000F" w:tentative="1">
+      <w:start w:val="1"/>
+      <w:numFmt w:val="decimal"/>
+      <w:lvlText w:val="%4."/>
+      <w:lvlJc w:val="left"/>
+      <w:pPr>
+        <w:ind w:left="2880" w:hanging="360"/>
+      </w:pPr>
+    </w:lvl>
+    <w:lvl w:ilvl="4" w:tplc="04090019" w:tentative="1">
+      <w:start w:val="1"/>
+      <w:numFmt w:val="lowerLetter"/>
+      <w:lvlText w:val="%5."/>
+      <w:lvlJc w:val="left"/>
+      <w:pPr>
+        <w:ind w:left="3600" w:hanging="360"/>
+      </w:pPr>
+    </w:lvl>
+    <w:lvl w:ilvl="5" w:tplc="0409001B" w:tentative="1">
+      <w:start w:val="1"/>
+      <w:numFmt w:val="lowerRoman"/>
+      <w:lvlText w:val="%6."/>
+      <w:lvlJc w:val="right"/>
+      <w:pPr>
+        <w:ind w:left="4320" w:hanging="180"/>
+      </w:pPr>
+    </w:lvl>
+    <w:lvl w:ilvl="6" w:tplc="0409000F" w:tentative="1">
+      <w:start w:val="1"/>
+      <w:numFmt w:val="decimal"/>
+      <w:lvlText w:val="%7."/>
+      <w:lvlJc w:val="left"/>
+      <w:pPr>
+        <w:ind w:left="5040" w:hanging="360"/>
+      </w:pPr>
+    </w:lvl>
+    <w:lvl w:ilvl="7" w:tplc="04090019" w:tentative="1">
+      <w:start w:val="1"/>
+      <w:numFmt w:val="lowerLetter"/>
+      <w:lvlText w:val="%8."/>
+      <w:lvlJc w:val="left"/>
+      <w:pPr>
+        <w:ind w:left="5760" w:hanging="360"/>
+      </w:pPr>
+    </w:lvl>
+    <w:lvl w:ilvl="8" w:tplc="0409001B" w:tentative="1">
+      <w:start w:val="1"/>
+      <w:numFmt w:val="lowerRoman"/>
+      <w:lvlText w:val="%9."/>
+      <w:lvlJc w:val="right"/>
+      <w:pPr>
+        <w:ind w:left="6480" w:hanging="180"/>
+      </w:pPr>
+    </w:lvl>
+  </w:abstractNum>
+  <w:abstractNum w:abstractNumId="65" w15:restartNumberingAfterBreak="0">
     <w:nsid w:val="64A96324"/>
     <w:multiLevelType w:val="multilevel"/>
     <w:tmpl w:val="68842356"/>
@@ -10156,7 +12720,7 @@
       </w:rPr>
     </w:lvl>
   </w:abstractNum>
-  <w:abstractNum w:abstractNumId="48" w15:restartNumberingAfterBreak="0">
+  <w:abstractNum w:abstractNumId="66" w15:restartNumberingAfterBreak="0">
     <w:nsid w:val="699D7F53"/>
     <w:multiLevelType w:val="multilevel"/>
     <w:tmpl w:val="DF6A7F3C"/>
@@ -10302,7 +12866,93 @@
       </w:rPr>
     </w:lvl>
   </w:abstractNum>
-  <w:abstractNum w:abstractNumId="49" w15:restartNumberingAfterBreak="0">
+  <w:abstractNum w:abstractNumId="67" w15:restartNumberingAfterBreak="0">
+    <w:nsid w:val="6A8F4E40"/>
+    <w:multiLevelType w:val="hybridMultilevel"/>
+    <w:tmpl w:val="8B2A5FE4"/>
+    <w:lvl w:ilvl="0" w:tplc="0409000F">
+      <w:start w:val="1"/>
+      <w:numFmt w:val="decimal"/>
+      <w:lvlText w:val="%1."/>
+      <w:lvlJc w:val="left"/>
+      <w:pPr>
+        <w:ind w:left="720" w:hanging="360"/>
+      </w:pPr>
+    </w:lvl>
+    <w:lvl w:ilvl="1" w:tplc="04090019" w:tentative="1">
+      <w:start w:val="1"/>
+      <w:numFmt w:val="lowerLetter"/>
+      <w:lvlText w:val="%2."/>
+      <w:lvlJc w:val="left"/>
+      <w:pPr>
+        <w:ind w:left="1440" w:hanging="360"/>
+      </w:pPr>
+    </w:lvl>
+    <w:lvl w:ilvl="2" w:tplc="0409001B" w:tentative="1">
+      <w:start w:val="1"/>
+      <w:numFmt w:val="lowerRoman"/>
+      <w:lvlText w:val="%3."/>
+      <w:lvlJc w:val="right"/>
+      <w:pPr>
+        <w:ind w:left="2160" w:hanging="180"/>
+      </w:pPr>
+    </w:lvl>
+    <w:lvl w:ilvl="3" w:tplc="0409000F" w:tentative="1">
+      <w:start w:val="1"/>
+      <w:numFmt w:val="decimal"/>
+      <w:lvlText w:val="%4."/>
+      <w:lvlJc w:val="left"/>
+      <w:pPr>
+        <w:ind w:left="2880" w:hanging="360"/>
+      </w:pPr>
+    </w:lvl>
+    <w:lvl w:ilvl="4" w:tplc="04090019" w:tentative="1">
+      <w:start w:val="1"/>
+      <w:numFmt w:val="lowerLetter"/>
+      <w:lvlText w:val="%5."/>
+      <w:lvlJc w:val="left"/>
+      <w:pPr>
+        <w:ind w:left="3600" w:hanging="360"/>
+      </w:pPr>
+    </w:lvl>
+    <w:lvl w:ilvl="5" w:tplc="0409001B" w:tentative="1">
+      <w:start w:val="1"/>
+      <w:numFmt w:val="lowerRoman"/>
+      <w:lvlText w:val="%6."/>
+      <w:lvlJc w:val="right"/>
+      <w:pPr>
+        <w:ind w:left="4320" w:hanging="180"/>
+      </w:pPr>
+    </w:lvl>
+    <w:lvl w:ilvl="6" w:tplc="0409000F" w:tentative="1">
+      <w:start w:val="1"/>
+      <w:numFmt w:val="decimal"/>
+      <w:lvlText w:val="%7."/>
+      <w:lvlJc w:val="left"/>
+      <w:pPr>
+        <w:ind w:left="5040" w:hanging="360"/>
+      </w:pPr>
+    </w:lvl>
+    <w:lvl w:ilvl="7" w:tplc="04090019" w:tentative="1">
+      <w:start w:val="1"/>
+      <w:numFmt w:val="lowerLetter"/>
+      <w:lvlText w:val="%8."/>
+      <w:lvlJc w:val="left"/>
+      <w:pPr>
+        <w:ind w:left="5760" w:hanging="360"/>
+      </w:pPr>
+    </w:lvl>
+    <w:lvl w:ilvl="8" w:tplc="0409001B" w:tentative="1">
+      <w:start w:val="1"/>
+      <w:numFmt w:val="lowerRoman"/>
+      <w:lvlText w:val="%9."/>
+      <w:lvlJc w:val="right"/>
+      <w:pPr>
+        <w:ind w:left="6480" w:hanging="180"/>
+      </w:pPr>
+    </w:lvl>
+  </w:abstractNum>
+  <w:abstractNum w:abstractNumId="68" w15:restartNumberingAfterBreak="0">
     <w:nsid w:val="6B07430E"/>
     <w:multiLevelType w:val="hybridMultilevel"/>
     <w:tmpl w:val="6F9C41D6"/>
@@ -10415,7 +13065,7 @@
       </w:rPr>
     </w:lvl>
   </w:abstractNum>
-  <w:abstractNum w:abstractNumId="50" w15:restartNumberingAfterBreak="0">
+  <w:abstractNum w:abstractNumId="69" w15:restartNumberingAfterBreak="0">
     <w:nsid w:val="6D0364A0"/>
     <w:multiLevelType w:val="multilevel"/>
     <w:tmpl w:val="68842356"/>
@@ -10561,7 +13211,7 @@
       </w:rPr>
     </w:lvl>
   </w:abstractNum>
-  <w:abstractNum w:abstractNumId="51" w15:restartNumberingAfterBreak="0">
+  <w:abstractNum w:abstractNumId="70" w15:restartNumberingAfterBreak="0">
     <w:nsid w:val="6D7273D8"/>
     <w:multiLevelType w:val="multilevel"/>
     <w:tmpl w:val="DC706630"/>
@@ -10710,7 +13360,93 @@
       </w:rPr>
     </w:lvl>
   </w:abstractNum>
-  <w:abstractNum w:abstractNumId="52" w15:restartNumberingAfterBreak="0">
+  <w:abstractNum w:abstractNumId="71" w15:restartNumberingAfterBreak="0">
+    <w:nsid w:val="6DD30A0F"/>
+    <w:multiLevelType w:val="hybridMultilevel"/>
+    <w:tmpl w:val="0E786850"/>
+    <w:lvl w:ilvl="0" w:tplc="0409000F">
+      <w:start w:val="1"/>
+      <w:numFmt w:val="decimal"/>
+      <w:lvlText w:val="%1."/>
+      <w:lvlJc w:val="left"/>
+      <w:pPr>
+        <w:ind w:left="720" w:hanging="360"/>
+      </w:pPr>
+    </w:lvl>
+    <w:lvl w:ilvl="1" w:tplc="04090019" w:tentative="1">
+      <w:start w:val="1"/>
+      <w:numFmt w:val="lowerLetter"/>
+      <w:lvlText w:val="%2."/>
+      <w:lvlJc w:val="left"/>
+      <w:pPr>
+        <w:ind w:left="1440" w:hanging="360"/>
+      </w:pPr>
+    </w:lvl>
+    <w:lvl w:ilvl="2" w:tplc="0409001B" w:tentative="1">
+      <w:start w:val="1"/>
+      <w:numFmt w:val="lowerRoman"/>
+      <w:lvlText w:val="%3."/>
+      <w:lvlJc w:val="right"/>
+      <w:pPr>
+        <w:ind w:left="2160" w:hanging="180"/>
+      </w:pPr>
+    </w:lvl>
+    <w:lvl w:ilvl="3" w:tplc="0409000F" w:tentative="1">
+      <w:start w:val="1"/>
+      <w:numFmt w:val="decimal"/>
+      <w:lvlText w:val="%4."/>
+      <w:lvlJc w:val="left"/>
+      <w:pPr>
+        <w:ind w:left="2880" w:hanging="360"/>
+      </w:pPr>
+    </w:lvl>
+    <w:lvl w:ilvl="4" w:tplc="04090019" w:tentative="1">
+      <w:start w:val="1"/>
+      <w:numFmt w:val="lowerLetter"/>
+      <w:lvlText w:val="%5."/>
+      <w:lvlJc w:val="left"/>
+      <w:pPr>
+        <w:ind w:left="3600" w:hanging="360"/>
+      </w:pPr>
+    </w:lvl>
+    <w:lvl w:ilvl="5" w:tplc="0409001B" w:tentative="1">
+      <w:start w:val="1"/>
+      <w:numFmt w:val="lowerRoman"/>
+      <w:lvlText w:val="%6."/>
+      <w:lvlJc w:val="right"/>
+      <w:pPr>
+        <w:ind w:left="4320" w:hanging="180"/>
+      </w:pPr>
+    </w:lvl>
+    <w:lvl w:ilvl="6" w:tplc="0409000F" w:tentative="1">
+      <w:start w:val="1"/>
+      <w:numFmt w:val="decimal"/>
+      <w:lvlText w:val="%7."/>
+      <w:lvlJc w:val="left"/>
+      <w:pPr>
+        <w:ind w:left="5040" w:hanging="360"/>
+      </w:pPr>
+    </w:lvl>
+    <w:lvl w:ilvl="7" w:tplc="04090019" w:tentative="1">
+      <w:start w:val="1"/>
+      <w:numFmt w:val="lowerLetter"/>
+      <w:lvlText w:val="%8."/>
+      <w:lvlJc w:val="left"/>
+      <w:pPr>
+        <w:ind w:left="5760" w:hanging="360"/>
+      </w:pPr>
+    </w:lvl>
+    <w:lvl w:ilvl="8" w:tplc="0409001B" w:tentative="1">
+      <w:start w:val="1"/>
+      <w:numFmt w:val="lowerRoman"/>
+      <w:lvlText w:val="%9."/>
+      <w:lvlJc w:val="right"/>
+      <w:pPr>
+        <w:ind w:left="6480" w:hanging="180"/>
+      </w:pPr>
+    </w:lvl>
+  </w:abstractNum>
+  <w:abstractNum w:abstractNumId="72" w15:restartNumberingAfterBreak="0">
     <w:nsid w:val="783E2CBC"/>
     <w:multiLevelType w:val="multilevel"/>
     <w:tmpl w:val="E94A3B26"/>
@@ -10823,7 +13559,7 @@
       </w:pPr>
     </w:lvl>
   </w:abstractNum>
-  <w:abstractNum w:abstractNumId="53" w15:restartNumberingAfterBreak="0">
+  <w:abstractNum w:abstractNumId="73" w15:restartNumberingAfterBreak="0">
     <w:nsid w:val="789F4CE1"/>
     <w:multiLevelType w:val="multilevel"/>
     <w:tmpl w:val="1CE860BA"/>
@@ -10936,7 +13672,7 @@
       </w:rPr>
     </w:lvl>
   </w:abstractNum>
-  <w:abstractNum w:abstractNumId="54" w15:restartNumberingAfterBreak="0">
+  <w:abstractNum w:abstractNumId="74" w15:restartNumberingAfterBreak="0">
     <w:nsid w:val="79730313"/>
     <w:multiLevelType w:val="multilevel"/>
     <w:tmpl w:val="68842356"/>
@@ -11082,7 +13818,93 @@
       </w:rPr>
     </w:lvl>
   </w:abstractNum>
-  <w:abstractNum w:abstractNumId="55" w15:restartNumberingAfterBreak="0">
+  <w:abstractNum w:abstractNumId="75" w15:restartNumberingAfterBreak="0">
+    <w:nsid w:val="7A9B5389"/>
+    <w:multiLevelType w:val="hybridMultilevel"/>
+    <w:tmpl w:val="0912629C"/>
+    <w:lvl w:ilvl="0" w:tplc="0409000F">
+      <w:start w:val="1"/>
+      <w:numFmt w:val="decimal"/>
+      <w:lvlText w:val="%1."/>
+      <w:lvlJc w:val="left"/>
+      <w:pPr>
+        <w:ind w:left="720" w:hanging="360"/>
+      </w:pPr>
+    </w:lvl>
+    <w:lvl w:ilvl="1" w:tplc="04090019" w:tentative="1">
+      <w:start w:val="1"/>
+      <w:numFmt w:val="lowerLetter"/>
+      <w:lvlText w:val="%2."/>
+      <w:lvlJc w:val="left"/>
+      <w:pPr>
+        <w:ind w:left="1440" w:hanging="360"/>
+      </w:pPr>
+    </w:lvl>
+    <w:lvl w:ilvl="2" w:tplc="0409001B" w:tentative="1">
+      <w:start w:val="1"/>
+      <w:numFmt w:val="lowerRoman"/>
+      <w:lvlText w:val="%3."/>
+      <w:lvlJc w:val="right"/>
+      <w:pPr>
+        <w:ind w:left="2160" w:hanging="180"/>
+      </w:pPr>
+    </w:lvl>
+    <w:lvl w:ilvl="3" w:tplc="0409000F" w:tentative="1">
+      <w:start w:val="1"/>
+      <w:numFmt w:val="decimal"/>
+      <w:lvlText w:val="%4."/>
+      <w:lvlJc w:val="left"/>
+      <w:pPr>
+        <w:ind w:left="2880" w:hanging="360"/>
+      </w:pPr>
+    </w:lvl>
+    <w:lvl w:ilvl="4" w:tplc="04090019" w:tentative="1">
+      <w:start w:val="1"/>
+      <w:numFmt w:val="lowerLetter"/>
+      <w:lvlText w:val="%5."/>
+      <w:lvlJc w:val="left"/>
+      <w:pPr>
+        <w:ind w:left="3600" w:hanging="360"/>
+      </w:pPr>
+    </w:lvl>
+    <w:lvl w:ilvl="5" w:tplc="0409001B" w:tentative="1">
+      <w:start w:val="1"/>
+      <w:numFmt w:val="lowerRoman"/>
+      <w:lvlText w:val="%6."/>
+      <w:lvlJc w:val="right"/>
+      <w:pPr>
+        <w:ind w:left="4320" w:hanging="180"/>
+      </w:pPr>
+    </w:lvl>
+    <w:lvl w:ilvl="6" w:tplc="0409000F" w:tentative="1">
+      <w:start w:val="1"/>
+      <w:numFmt w:val="decimal"/>
+      <w:lvlText w:val="%7."/>
+      <w:lvlJc w:val="left"/>
+      <w:pPr>
+        <w:ind w:left="5040" w:hanging="360"/>
+      </w:pPr>
+    </w:lvl>
+    <w:lvl w:ilvl="7" w:tplc="04090019" w:tentative="1">
+      <w:start w:val="1"/>
+      <w:numFmt w:val="lowerLetter"/>
+      <w:lvlText w:val="%8."/>
+      <w:lvlJc w:val="left"/>
+      <w:pPr>
+        <w:ind w:left="5760" w:hanging="360"/>
+      </w:pPr>
+    </w:lvl>
+    <w:lvl w:ilvl="8" w:tplc="0409001B" w:tentative="1">
+      <w:start w:val="1"/>
+      <w:numFmt w:val="lowerRoman"/>
+      <w:lvlText w:val="%9."/>
+      <w:lvlJc w:val="right"/>
+      <w:pPr>
+        <w:ind w:left="6480" w:hanging="180"/>
+      </w:pPr>
+    </w:lvl>
+  </w:abstractNum>
+  <w:abstractNum w:abstractNumId="76" w15:restartNumberingAfterBreak="0">
     <w:nsid w:val="7AEC76B6"/>
     <w:multiLevelType w:val="multilevel"/>
     <w:tmpl w:val="FDFC4E2E"/>
@@ -11228,7 +14050,7 @@
       </w:rPr>
     </w:lvl>
   </w:abstractNum>
-  <w:abstractNum w:abstractNumId="56" w15:restartNumberingAfterBreak="0">
+  <w:abstractNum w:abstractNumId="77" w15:restartNumberingAfterBreak="0">
     <w:nsid w:val="7C2A1A77"/>
     <w:multiLevelType w:val="hybridMultilevel"/>
     <w:tmpl w:val="1CFEC05E"/>
@@ -11315,175 +14137,238 @@
     </w:lvl>
   </w:abstractNum>
   <w:num w:numId="1" w16cid:durableId="687026918">
+    <w:abstractNumId w:val="4"/>
+  </w:num>
+  <w:num w:numId="2" w16cid:durableId="1521433076">
+    <w:abstractNumId w:val="37"/>
+  </w:num>
+  <w:num w:numId="3" w16cid:durableId="1169172737">
+    <w:abstractNumId w:val="23"/>
+  </w:num>
+  <w:num w:numId="4" w16cid:durableId="1095663320">
+    <w:abstractNumId w:val="20"/>
+  </w:num>
+  <w:num w:numId="5" w16cid:durableId="320277980">
+    <w:abstractNumId w:val="73"/>
+  </w:num>
+  <w:num w:numId="6" w16cid:durableId="480125140">
+    <w:abstractNumId w:val="50"/>
+  </w:num>
+  <w:num w:numId="7" w16cid:durableId="1312128570">
+    <w:abstractNumId w:val="72"/>
+  </w:num>
+  <w:num w:numId="8" w16cid:durableId="721293094">
+    <w:abstractNumId w:val="58"/>
+  </w:num>
+  <w:num w:numId="9" w16cid:durableId="623655124">
+    <w:abstractNumId w:val="59"/>
+  </w:num>
+  <w:num w:numId="10" w16cid:durableId="433673490">
+    <w:abstractNumId w:val="45"/>
+  </w:num>
+  <w:num w:numId="11" w16cid:durableId="666246274">
+    <w:abstractNumId w:val="69"/>
+  </w:num>
+  <w:num w:numId="12" w16cid:durableId="1583947328">
+    <w:abstractNumId w:val="65"/>
+  </w:num>
+  <w:num w:numId="13" w16cid:durableId="1561015977">
+    <w:abstractNumId w:val="43"/>
+  </w:num>
+  <w:num w:numId="14" w16cid:durableId="1813788044">
+    <w:abstractNumId w:val="39"/>
+  </w:num>
+  <w:num w:numId="15" w16cid:durableId="1516311903">
+    <w:abstractNumId w:val="74"/>
+  </w:num>
+  <w:num w:numId="16" w16cid:durableId="700788812">
+    <w:abstractNumId w:val="25"/>
+  </w:num>
+  <w:num w:numId="17" w16cid:durableId="738552033">
+    <w:abstractNumId w:val="14"/>
+  </w:num>
+  <w:num w:numId="18" w16cid:durableId="506284840">
+    <w:abstractNumId w:val="42"/>
+  </w:num>
+  <w:num w:numId="19" w16cid:durableId="281688829">
+    <w:abstractNumId w:val="26"/>
+  </w:num>
+  <w:num w:numId="20" w16cid:durableId="1440640888">
+    <w:abstractNumId w:val="32"/>
+  </w:num>
+  <w:num w:numId="21" w16cid:durableId="908731130">
+    <w:abstractNumId w:val="8"/>
+  </w:num>
+  <w:num w:numId="22" w16cid:durableId="1803890039">
+    <w:abstractNumId w:val="6"/>
+  </w:num>
+  <w:num w:numId="23" w16cid:durableId="1576740101">
+    <w:abstractNumId w:val="70"/>
+  </w:num>
+  <w:num w:numId="24" w16cid:durableId="524516724">
+    <w:abstractNumId w:val="56"/>
+  </w:num>
+  <w:num w:numId="25" w16cid:durableId="1680624365">
+    <w:abstractNumId w:val="10"/>
+  </w:num>
+  <w:num w:numId="26" w16cid:durableId="16082667">
+    <w:abstractNumId w:val="49"/>
+  </w:num>
+  <w:num w:numId="27" w16cid:durableId="691566847">
+    <w:abstractNumId w:val="31"/>
+  </w:num>
+  <w:num w:numId="28" w16cid:durableId="2094620173">
+    <w:abstractNumId w:val="60"/>
+  </w:num>
+  <w:num w:numId="29" w16cid:durableId="906111721">
+    <w:abstractNumId w:val="12"/>
+  </w:num>
+  <w:num w:numId="30" w16cid:durableId="508177387">
+    <w:abstractNumId w:val="44"/>
+  </w:num>
+  <w:num w:numId="31" w16cid:durableId="913011401">
+    <w:abstractNumId w:val="76"/>
+  </w:num>
+  <w:num w:numId="32" w16cid:durableId="1644390964">
+    <w:abstractNumId w:val="63"/>
+  </w:num>
+  <w:num w:numId="33" w16cid:durableId="778261706">
+    <w:abstractNumId w:val="5"/>
+  </w:num>
+  <w:num w:numId="34" w16cid:durableId="243729491">
+    <w:abstractNumId w:val="9"/>
+  </w:num>
+  <w:num w:numId="35" w16cid:durableId="531498289">
+    <w:abstractNumId w:val="54"/>
+  </w:num>
+  <w:num w:numId="36" w16cid:durableId="1777824409">
+    <w:abstractNumId w:val="35"/>
+  </w:num>
+  <w:num w:numId="37" w16cid:durableId="1510942739">
     <w:abstractNumId w:val="3"/>
   </w:num>
-  <w:num w:numId="2" w16cid:durableId="1521433076">
+  <w:num w:numId="38" w16cid:durableId="873925459">
+    <w:abstractNumId w:val="13"/>
+  </w:num>
+  <w:num w:numId="39" w16cid:durableId="579490765">
+    <w:abstractNumId w:val="36"/>
+  </w:num>
+  <w:num w:numId="40" w16cid:durableId="160776597">
+    <w:abstractNumId w:val="66"/>
+  </w:num>
+  <w:num w:numId="41" w16cid:durableId="1975864769">
+    <w:abstractNumId w:val="34"/>
+  </w:num>
+  <w:num w:numId="42" w16cid:durableId="2089038878">
+    <w:abstractNumId w:val="38"/>
+  </w:num>
+  <w:num w:numId="43" w16cid:durableId="1084838402">
+    <w:abstractNumId w:val="29"/>
+  </w:num>
+  <w:num w:numId="44" w16cid:durableId="2133208309">
+    <w:abstractNumId w:val="51"/>
+  </w:num>
+  <w:num w:numId="45" w16cid:durableId="1696272327">
+    <w:abstractNumId w:val="18"/>
+  </w:num>
+  <w:num w:numId="46" w16cid:durableId="952831626">
+    <w:abstractNumId w:val="55"/>
+  </w:num>
+  <w:num w:numId="47" w16cid:durableId="506284221">
+    <w:abstractNumId w:val="24"/>
+  </w:num>
+  <w:num w:numId="48" w16cid:durableId="1452162523">
+    <w:abstractNumId w:val="1"/>
+  </w:num>
+  <w:num w:numId="49" w16cid:durableId="1141921806">
+    <w:abstractNumId w:val="2"/>
+  </w:num>
+  <w:num w:numId="50" w16cid:durableId="1155948849">
+    <w:abstractNumId w:val="68"/>
+  </w:num>
+  <w:num w:numId="51" w16cid:durableId="1018897390">
+    <w:abstractNumId w:val="22"/>
+  </w:num>
+  <w:num w:numId="52" w16cid:durableId="576984722">
+    <w:abstractNumId w:val="11"/>
+  </w:num>
+  <w:num w:numId="53" w16cid:durableId="209266241">
+    <w:abstractNumId w:val="53"/>
+  </w:num>
+  <w:num w:numId="54" w16cid:durableId="1107307833">
+    <w:abstractNumId w:val="33"/>
+  </w:num>
+  <w:num w:numId="55" w16cid:durableId="732049722">
+    <w:abstractNumId w:val="41"/>
+  </w:num>
+  <w:num w:numId="56" w16cid:durableId="620645840">
+    <w:abstractNumId w:val="77"/>
+  </w:num>
+  <w:num w:numId="57" w16cid:durableId="1037123086">
+    <w:abstractNumId w:val="62"/>
+  </w:num>
+  <w:num w:numId="58" w16cid:durableId="529415563">
+    <w:abstractNumId w:val="40"/>
+  </w:num>
+  <w:num w:numId="59" w16cid:durableId="443574163">
+    <w:abstractNumId w:val="28"/>
+  </w:num>
+  <w:num w:numId="60" w16cid:durableId="1052659940">
+    <w:abstractNumId w:val="0"/>
+  </w:num>
+  <w:num w:numId="61" w16cid:durableId="298078375">
+    <w:abstractNumId w:val="61"/>
+  </w:num>
+  <w:num w:numId="62" w16cid:durableId="1759524910">
+    <w:abstractNumId w:val="67"/>
+  </w:num>
+  <w:num w:numId="63" w16cid:durableId="328562634">
+    <w:abstractNumId w:val="57"/>
+  </w:num>
+  <w:num w:numId="64" w16cid:durableId="1926844191">
+    <w:abstractNumId w:val="19"/>
+  </w:num>
+  <w:num w:numId="65" w16cid:durableId="835921495">
+    <w:abstractNumId w:val="21"/>
+  </w:num>
+  <w:num w:numId="66" w16cid:durableId="1922833492">
+    <w:abstractNumId w:val="71"/>
+  </w:num>
+  <w:num w:numId="67" w16cid:durableId="312099731">
     <w:abstractNumId w:val="27"/>
   </w:num>
-  <w:num w:numId="3" w16cid:durableId="1169172737">
+  <w:num w:numId="68" w16cid:durableId="1465464951">
+    <w:abstractNumId w:val="64"/>
+  </w:num>
+  <w:num w:numId="69" w16cid:durableId="2120486911">
+    <w:abstractNumId w:val="47"/>
+  </w:num>
+  <w:num w:numId="70" w16cid:durableId="1020357403">
+    <w:abstractNumId w:val="46"/>
+  </w:num>
+  <w:num w:numId="71" w16cid:durableId="881285303">
+    <w:abstractNumId w:val="30"/>
+  </w:num>
+  <w:num w:numId="72" w16cid:durableId="1767578752">
+    <w:abstractNumId w:val="15"/>
+  </w:num>
+  <w:num w:numId="73" w16cid:durableId="1129400013">
+    <w:abstractNumId w:val="75"/>
+  </w:num>
+  <w:num w:numId="74" w16cid:durableId="463356695">
+    <w:abstractNumId w:val="7"/>
+  </w:num>
+  <w:num w:numId="75" w16cid:durableId="1833176036">
+    <w:abstractNumId w:val="48"/>
+  </w:num>
+  <w:num w:numId="76" w16cid:durableId="1358582527">
+    <w:abstractNumId w:val="52"/>
+  </w:num>
+  <w:num w:numId="77" w16cid:durableId="1392076817">
     <w:abstractNumId w:val="16"/>
   </w:num>
-  <w:num w:numId="4" w16cid:durableId="1095663320">
-    <w:abstractNumId w:val="14"/>
-  </w:num>
-  <w:num w:numId="5" w16cid:durableId="320277980">
-    <w:abstractNumId w:val="53"/>
-  </w:num>
-  <w:num w:numId="6" w16cid:durableId="480125140">
-    <w:abstractNumId w:val="36"/>
-  </w:num>
-  <w:num w:numId="7" w16cid:durableId="1312128570">
-    <w:abstractNumId w:val="52"/>
-  </w:num>
-  <w:num w:numId="8" w16cid:durableId="721293094">
-    <w:abstractNumId w:val="42"/>
-  </w:num>
-  <w:num w:numId="9" w16cid:durableId="623655124">
-    <w:abstractNumId w:val="43"/>
-  </w:num>
-  <w:num w:numId="10" w16cid:durableId="433673490">
-    <w:abstractNumId w:val="34"/>
-  </w:num>
-  <w:num w:numId="11" w16cid:durableId="666246274">
-    <w:abstractNumId w:val="50"/>
-  </w:num>
-  <w:num w:numId="12" w16cid:durableId="1583947328">
-    <w:abstractNumId w:val="47"/>
-  </w:num>
-  <w:num w:numId="13" w16cid:durableId="1561015977">
-    <w:abstractNumId w:val="32"/>
-  </w:num>
-  <w:num w:numId="14" w16cid:durableId="1813788044">
-    <w:abstractNumId w:val="29"/>
-  </w:num>
-  <w:num w:numId="15" w16cid:durableId="1516311903">
-    <w:abstractNumId w:val="54"/>
-  </w:num>
-  <w:num w:numId="16" w16cid:durableId="700788812">
-    <w:abstractNumId w:val="18"/>
-  </w:num>
-  <w:num w:numId="17" w16cid:durableId="738552033">
-    <w:abstractNumId w:val="12"/>
-  </w:num>
-  <w:num w:numId="18" w16cid:durableId="506284840">
-    <w:abstractNumId w:val="31"/>
-  </w:num>
-  <w:num w:numId="19" w16cid:durableId="281688829">
-    <w:abstractNumId w:val="19"/>
-  </w:num>
-  <w:num w:numId="20" w16cid:durableId="1440640888">
-    <w:abstractNumId w:val="22"/>
-  </w:num>
-  <w:num w:numId="21" w16cid:durableId="908731130">
-    <w:abstractNumId w:val="6"/>
-  </w:num>
-  <w:num w:numId="22" w16cid:durableId="1803890039">
-    <w:abstractNumId w:val="5"/>
-  </w:num>
-  <w:num w:numId="23" w16cid:durableId="1576740101">
-    <w:abstractNumId w:val="51"/>
-  </w:num>
-  <w:num w:numId="24" w16cid:durableId="524516724">
-    <w:abstractNumId w:val="41"/>
-  </w:num>
-  <w:num w:numId="25" w16cid:durableId="1680624365">
-    <w:abstractNumId w:val="8"/>
-  </w:num>
-  <w:num w:numId="26" w16cid:durableId="16082667">
-    <w:abstractNumId w:val="35"/>
-  </w:num>
-  <w:num w:numId="27" w16cid:durableId="691566847">
-    <w:abstractNumId w:val="21"/>
-  </w:num>
-  <w:num w:numId="28" w16cid:durableId="2094620173">
-    <w:abstractNumId w:val="44"/>
-  </w:num>
-  <w:num w:numId="29" w16cid:durableId="906111721">
-    <w:abstractNumId w:val="10"/>
-  </w:num>
-  <w:num w:numId="30" w16cid:durableId="508177387">
-    <w:abstractNumId w:val="33"/>
-  </w:num>
-  <w:num w:numId="31" w16cid:durableId="913011401">
-    <w:abstractNumId w:val="55"/>
-  </w:num>
-  <w:num w:numId="32" w16cid:durableId="1644390964">
-    <w:abstractNumId w:val="46"/>
-  </w:num>
-  <w:num w:numId="33" w16cid:durableId="778261706">
-    <w:abstractNumId w:val="4"/>
-  </w:num>
-  <w:num w:numId="34" w16cid:durableId="243729491">
-    <w:abstractNumId w:val="7"/>
-  </w:num>
-  <w:num w:numId="35" w16cid:durableId="531498289">
-    <w:abstractNumId w:val="39"/>
-  </w:num>
-  <w:num w:numId="36" w16cid:durableId="1777824409">
-    <w:abstractNumId w:val="25"/>
-  </w:num>
-  <w:num w:numId="37" w16cid:durableId="1510942739">
-    <w:abstractNumId w:val="2"/>
-  </w:num>
-  <w:num w:numId="38" w16cid:durableId="873925459">
-    <w:abstractNumId w:val="11"/>
-  </w:num>
-  <w:num w:numId="39" w16cid:durableId="579490765">
-    <w:abstractNumId w:val="26"/>
-  </w:num>
-  <w:num w:numId="40" w16cid:durableId="160776597">
-    <w:abstractNumId w:val="48"/>
-  </w:num>
-  <w:num w:numId="41" w16cid:durableId="1975864769">
-    <w:abstractNumId w:val="24"/>
-  </w:num>
-  <w:num w:numId="42" w16cid:durableId="2089038878">
-    <w:abstractNumId w:val="28"/>
-  </w:num>
-  <w:num w:numId="43" w16cid:durableId="1084838402">
-    <w:abstractNumId w:val="20"/>
-  </w:num>
-  <w:num w:numId="44" w16cid:durableId="2133208309">
-    <w:abstractNumId w:val="37"/>
-  </w:num>
-  <w:num w:numId="45" w16cid:durableId="1696272327">
-    <w:abstractNumId w:val="13"/>
-  </w:num>
-  <w:num w:numId="46" w16cid:durableId="952831626">
-    <w:abstractNumId w:val="40"/>
-  </w:num>
-  <w:num w:numId="47" w16cid:durableId="506284221">
+  <w:num w:numId="78" w16cid:durableId="492450337">
     <w:abstractNumId w:val="17"/>
-  </w:num>
-  <w:num w:numId="48" w16cid:durableId="1452162523">
-    <w:abstractNumId w:val="0"/>
-  </w:num>
-  <w:num w:numId="49" w16cid:durableId="1141921806">
-    <w:abstractNumId w:val="1"/>
-  </w:num>
-  <w:num w:numId="50" w16cid:durableId="1155948849">
-    <w:abstractNumId w:val="49"/>
-  </w:num>
-  <w:num w:numId="51" w16cid:durableId="1018897390">
-    <w:abstractNumId w:val="15"/>
-  </w:num>
-  <w:num w:numId="52" w16cid:durableId="576984722">
-    <w:abstractNumId w:val="9"/>
-  </w:num>
-  <w:num w:numId="53" w16cid:durableId="209266241">
-    <w:abstractNumId w:val="38"/>
-  </w:num>
-  <w:num w:numId="54" w16cid:durableId="1107307833">
-    <w:abstractNumId w:val="23"/>
-  </w:num>
-  <w:num w:numId="55" w16cid:durableId="732049722">
-    <w:abstractNumId w:val="30"/>
-  </w:num>
-  <w:num w:numId="56" w16cid:durableId="620645840">
-    <w:abstractNumId w:val="56"/>
-  </w:num>
-  <w:num w:numId="57" w16cid:durableId="1037123086">
-    <w:abstractNumId w:val="45"/>
   </w:num>
 </w:numbering>
 </file>

--- a/docs/Rustamov Temur C00280204 Final Report.docx
+++ b/docs/Rustamov Temur C00280204 Final Report.docx
@@ -5,6 +5,7 @@
     <w:p>
       <w:pPr>
         <w:pStyle w:val="FirstParagraph"/>
+        <w:spacing w:before="0" w:after="0"/>
         <w:jc w:val="center"/>
         <w:rPr>
           <w:rFonts w:ascii="Times New Roman" w:hAnsi="Times New Roman" w:cs="Times New Roman"/>
@@ -98,7 +99,7 @@
           <w:noProof/>
           <w14:ligatures w14:val="standardContextual"/>
         </w:rPr>
-        <w:pict w14:anchorId="778F3426">
+        <w:pict w14:anchorId="62351D47">
           <v:rect id="_x0000_i1026" alt="" style="width:468pt;height:.05pt;mso-width-percent:0;mso-height-percent:0;mso-width-percent:0;mso-height-percent:0" o:hralign="center" o:hrstd="t" o:hr="t"/>
         </w:pict>
       </w:r>
@@ -156,7 +157,7 @@
           <w:noProof/>
           <w14:ligatures w14:val="standardContextual"/>
         </w:rPr>
-        <w:pict w14:anchorId="1D3BC9C6">
+        <w:pict w14:anchorId="4CADAC1E">
           <v:rect id="_x0000_i1025" alt="" style="width:468pt;height:.05pt;mso-width-percent:0;mso-height-percent:0;mso-width-percent:0;mso-height-percent:0" o:hralign="center" o:hrstd="t" o:hr="t"/>
         </w:pict>
       </w:r>
@@ -164,6 +165,7 @@
     <w:p>
       <w:pPr>
         <w:pStyle w:val="FirstParagraph"/>
+        <w:spacing w:before="0" w:after="0"/>
         <w:jc w:val="center"/>
         <w:rPr>
           <w:rFonts w:ascii="Times New Roman" w:hAnsi="Times New Roman" w:cs="Times New Roman"/>
@@ -174,11 +176,13 @@
     <w:p>
       <w:pPr>
         <w:pStyle w:val="BodyText"/>
+        <w:spacing w:before="0" w:after="0"/>
       </w:pPr>
     </w:p>
     <w:p>
       <w:pPr>
         <w:pStyle w:val="BodyText"/>
+        <w:spacing w:before="0" w:after="0"/>
         <w:rPr>
           <w:rFonts w:ascii="Times New Roman" w:hAnsi="Times New Roman" w:cs="Times New Roman"/>
         </w:rPr>
@@ -187,6 +191,7 @@
     <w:p>
       <w:pPr>
         <w:pStyle w:val="FirstParagraph"/>
+        <w:spacing w:before="0" w:after="0"/>
         <w:jc w:val="center"/>
         <w:rPr>
           <w:rFonts w:ascii="Times New Roman" w:hAnsi="Times New Roman" w:cs="Times New Roman"/>
@@ -232,6 +237,7 @@
     <w:p>
       <w:pPr>
         <w:pStyle w:val="BodyText"/>
+        <w:spacing w:before="0" w:after="0"/>
         <w:jc w:val="center"/>
         <w:rPr>
           <w:rFonts w:ascii="Times New Roman" w:hAnsi="Times New Roman" w:cs="Times New Roman"/>
@@ -255,6 +261,7 @@
     <w:p>
       <w:pPr>
         <w:pStyle w:val="BodyText"/>
+        <w:spacing w:before="0" w:after="0"/>
         <w:jc w:val="center"/>
         <w:rPr>
           <w:rFonts w:ascii="Times New Roman" w:hAnsi="Times New Roman" w:cs="Times New Roman"/>
@@ -264,6 +271,7 @@
     <w:p>
       <w:pPr>
         <w:pStyle w:val="BodyText"/>
+        <w:spacing w:before="0" w:after="0"/>
         <w:jc w:val="center"/>
         <w:rPr>
           <w:rFonts w:ascii="Times New Roman" w:hAnsi="Times New Roman" w:cs="Times New Roman"/>
@@ -279,6 +287,7 @@
     <w:p>
       <w:pPr>
         <w:pStyle w:val="BodyText"/>
+        <w:spacing w:before="0" w:after="0"/>
         <w:jc w:val="center"/>
         <w:rPr>
           <w:rFonts w:ascii="Times New Roman" w:hAnsi="Times New Roman" w:cs="Times New Roman"/>
@@ -294,6 +303,7 @@
     <w:p>
       <w:pPr>
         <w:pStyle w:val="BodyText"/>
+        <w:spacing w:before="0" w:after="0"/>
         <w:jc w:val="center"/>
         <w:rPr>
           <w:rFonts w:ascii="Times New Roman" w:hAnsi="Times New Roman" w:cs="Times New Roman"/>
@@ -309,6 +319,7 @@
     <w:p>
       <w:pPr>
         <w:pStyle w:val="BodyText"/>
+        <w:spacing w:before="0" w:after="0"/>
         <w:jc w:val="center"/>
         <w:rPr>
           <w:rFonts w:ascii="Times New Roman" w:hAnsi="Times New Roman" w:cs="Times New Roman"/>
@@ -333,6 +344,7 @@
     <w:p>
       <w:pPr>
         <w:pStyle w:val="BodyText"/>
+        <w:spacing w:before="0" w:after="0"/>
         <w:jc w:val="center"/>
         <w:rPr>
           <w:rFonts w:ascii="Times New Roman" w:hAnsi="Times New Roman" w:cs="Times New Roman"/>
@@ -342,6 +354,7 @@
     <w:p>
       <w:pPr>
         <w:pStyle w:val="BodyText"/>
+        <w:spacing w:before="0" w:after="0"/>
         <w:jc w:val="center"/>
         <w:rPr>
           <w:rFonts w:ascii="Times New Roman" w:hAnsi="Times New Roman" w:cs="Times New Roman"/>
@@ -357,6 +370,7 @@
     <w:p>
       <w:pPr>
         <w:pStyle w:val="BodyText"/>
+        <w:spacing w:before="0" w:after="0"/>
         <w:jc w:val="center"/>
         <w:rPr>
           <w:rFonts w:ascii="Times New Roman" w:hAnsi="Times New Roman" w:cs="Times New Roman"/>
@@ -372,6 +386,7 @@
     <w:p>
       <w:pPr>
         <w:pStyle w:val="BodyText"/>
+        <w:spacing w:before="0" w:after="0"/>
         <w:jc w:val="center"/>
         <w:rPr>
           <w:rFonts w:ascii="Times New Roman" w:hAnsi="Times New Roman" w:cs="Times New Roman"/>
@@ -395,7 +410,7 @@
     </w:p>
     <w:p>
       <w:pPr>
-        <w:spacing w:after="160" w:line="278" w:lineRule="auto"/>
+        <w:spacing w:line="278" w:lineRule="auto"/>
         <w:jc w:val="both"/>
         <w:rPr>
           <w:rFonts w:eastAsiaTheme="minorHAnsi"/>
@@ -432,6 +447,7 @@
         <w:p>
           <w:pPr>
             <w:pStyle w:val="TOCHeading"/>
+            <w:spacing w:before="0"/>
             <w:jc w:val="both"/>
             <w:rPr>
               <w:rFonts w:ascii="Times New Roman" w:hAnsi="Times New Roman" w:cs="Times New Roman"/>
@@ -457,6 +473,7 @@
               <w:tab w:val="left" w:pos="480"/>
               <w:tab w:val="right" w:leader="dot" w:pos="9350"/>
             </w:tabs>
+            <w:spacing w:before="0" w:line="276" w:lineRule="auto"/>
             <w:rPr>
               <w:rFonts w:eastAsiaTheme="minorEastAsia" w:cstheme="minorBidi"/>
               <w:b w:val="0"/>
@@ -564,6 +581,7 @@
               <w:tab w:val="left" w:pos="480"/>
               <w:tab w:val="right" w:leader="dot" w:pos="9350"/>
             </w:tabs>
+            <w:spacing w:before="0" w:line="276" w:lineRule="auto"/>
             <w:rPr>
               <w:rFonts w:eastAsiaTheme="minorEastAsia" w:cstheme="minorBidi"/>
               <w:b w:val="0"/>
@@ -662,6 +680,7 @@
               <w:tab w:val="left" w:pos="480"/>
               <w:tab w:val="right" w:leader="dot" w:pos="9350"/>
             </w:tabs>
+            <w:spacing w:before="0" w:line="276" w:lineRule="auto"/>
             <w:rPr>
               <w:rFonts w:eastAsiaTheme="minorEastAsia" w:cstheme="minorBidi"/>
               <w:b w:val="0"/>
@@ -760,6 +779,7 @@
               <w:tab w:val="left" w:pos="960"/>
               <w:tab w:val="right" w:leader="dot" w:pos="9350"/>
             </w:tabs>
+            <w:spacing w:after="0" w:line="276" w:lineRule="auto"/>
             <w:rPr>
               <w:rFonts w:asciiTheme="minorHAnsi" w:eastAsiaTheme="minorEastAsia" w:hAnsiTheme="minorHAnsi" w:cstheme="minorBidi"/>
               <w:noProof/>
@@ -852,6 +872,7 @@
               <w:tab w:val="left" w:pos="960"/>
               <w:tab w:val="right" w:leader="dot" w:pos="9350"/>
             </w:tabs>
+            <w:spacing w:after="0" w:line="276" w:lineRule="auto"/>
             <w:rPr>
               <w:rFonts w:asciiTheme="minorHAnsi" w:eastAsiaTheme="minorEastAsia" w:hAnsiTheme="minorHAnsi" w:cstheme="minorBidi"/>
               <w:noProof/>
@@ -944,6 +965,7 @@
               <w:tab w:val="left" w:pos="1200"/>
               <w:tab w:val="right" w:leader="dot" w:pos="9350"/>
             </w:tabs>
+            <w:spacing w:after="0" w:line="276" w:lineRule="auto"/>
             <w:rPr>
               <w:rFonts w:asciiTheme="minorHAnsi" w:eastAsiaTheme="minorEastAsia" w:hAnsiTheme="minorHAnsi" w:cstheme="minorBidi"/>
               <w:noProof/>
@@ -1036,6 +1058,7 @@
               <w:tab w:val="left" w:pos="1200"/>
               <w:tab w:val="right" w:leader="dot" w:pos="9350"/>
             </w:tabs>
+            <w:spacing w:after="0" w:line="276" w:lineRule="auto"/>
             <w:rPr>
               <w:rFonts w:asciiTheme="minorHAnsi" w:eastAsiaTheme="minorEastAsia" w:hAnsiTheme="minorHAnsi" w:cstheme="minorBidi"/>
               <w:noProof/>
@@ -1128,6 +1151,7 @@
               <w:tab w:val="left" w:pos="1200"/>
               <w:tab w:val="right" w:leader="dot" w:pos="9350"/>
             </w:tabs>
+            <w:spacing w:after="0" w:line="276" w:lineRule="auto"/>
             <w:rPr>
               <w:rFonts w:asciiTheme="minorHAnsi" w:eastAsiaTheme="minorEastAsia" w:hAnsiTheme="minorHAnsi" w:cstheme="minorBidi"/>
               <w:noProof/>
@@ -1220,6 +1244,7 @@
               <w:tab w:val="left" w:pos="1200"/>
               <w:tab w:val="right" w:leader="dot" w:pos="9350"/>
             </w:tabs>
+            <w:spacing w:after="0" w:line="276" w:lineRule="auto"/>
             <w:rPr>
               <w:rFonts w:asciiTheme="minorHAnsi" w:eastAsiaTheme="minorEastAsia" w:hAnsiTheme="minorHAnsi" w:cstheme="minorBidi"/>
               <w:noProof/>
@@ -1312,6 +1337,7 @@
               <w:tab w:val="left" w:pos="1200"/>
               <w:tab w:val="right" w:leader="dot" w:pos="9350"/>
             </w:tabs>
+            <w:spacing w:after="0" w:line="276" w:lineRule="auto"/>
             <w:rPr>
               <w:rFonts w:asciiTheme="minorHAnsi" w:eastAsiaTheme="minorEastAsia" w:hAnsiTheme="minorHAnsi" w:cstheme="minorBidi"/>
               <w:noProof/>
@@ -1404,6 +1430,7 @@
               <w:tab w:val="left" w:pos="960"/>
               <w:tab w:val="right" w:leader="dot" w:pos="9350"/>
             </w:tabs>
+            <w:spacing w:after="0" w:line="276" w:lineRule="auto"/>
             <w:rPr>
               <w:rFonts w:asciiTheme="minorHAnsi" w:eastAsiaTheme="minorEastAsia" w:hAnsiTheme="minorHAnsi" w:cstheme="minorBidi"/>
               <w:noProof/>
@@ -1496,6 +1523,7 @@
               <w:tab w:val="left" w:pos="480"/>
               <w:tab w:val="right" w:leader="dot" w:pos="9350"/>
             </w:tabs>
+            <w:spacing w:before="0" w:line="276" w:lineRule="auto"/>
             <w:rPr>
               <w:rFonts w:eastAsiaTheme="minorEastAsia" w:cstheme="minorBidi"/>
               <w:b w:val="0"/>
@@ -1594,6 +1622,7 @@
               <w:tab w:val="left" w:pos="960"/>
               <w:tab w:val="right" w:leader="dot" w:pos="9350"/>
             </w:tabs>
+            <w:spacing w:after="0" w:line="276" w:lineRule="auto"/>
             <w:rPr>
               <w:rFonts w:asciiTheme="minorHAnsi" w:eastAsiaTheme="minorEastAsia" w:hAnsiTheme="minorHAnsi" w:cstheme="minorBidi"/>
               <w:noProof/>
@@ -1686,6 +1715,7 @@
               <w:tab w:val="left" w:pos="960"/>
               <w:tab w:val="right" w:leader="dot" w:pos="9350"/>
             </w:tabs>
+            <w:spacing w:after="0" w:line="276" w:lineRule="auto"/>
             <w:rPr>
               <w:rFonts w:asciiTheme="minorHAnsi" w:eastAsiaTheme="minorEastAsia" w:hAnsiTheme="minorHAnsi" w:cstheme="minorBidi"/>
               <w:noProof/>
@@ -1778,6 +1808,7 @@
               <w:tab w:val="left" w:pos="1440"/>
               <w:tab w:val="right" w:leader="dot" w:pos="9350"/>
             </w:tabs>
+            <w:spacing w:after="0" w:line="276" w:lineRule="auto"/>
             <w:rPr>
               <w:rFonts w:asciiTheme="minorHAnsi" w:eastAsiaTheme="minorEastAsia" w:hAnsiTheme="minorHAnsi" w:cstheme="minorBidi"/>
               <w:noProof/>
@@ -1870,6 +1901,7 @@
               <w:tab w:val="left" w:pos="1440"/>
               <w:tab w:val="right" w:leader="dot" w:pos="9350"/>
             </w:tabs>
+            <w:spacing w:after="0" w:line="276" w:lineRule="auto"/>
             <w:rPr>
               <w:rFonts w:asciiTheme="minorHAnsi" w:eastAsiaTheme="minorEastAsia" w:hAnsiTheme="minorHAnsi" w:cstheme="minorBidi"/>
               <w:noProof/>
@@ -1962,6 +1994,7 @@
               <w:tab w:val="left" w:pos="1440"/>
               <w:tab w:val="right" w:leader="dot" w:pos="9350"/>
             </w:tabs>
+            <w:spacing w:after="0" w:line="276" w:lineRule="auto"/>
             <w:rPr>
               <w:rFonts w:asciiTheme="minorHAnsi" w:eastAsiaTheme="minorEastAsia" w:hAnsiTheme="minorHAnsi" w:cstheme="minorBidi"/>
               <w:noProof/>
@@ -2054,6 +2087,7 @@
               <w:tab w:val="left" w:pos="1440"/>
               <w:tab w:val="right" w:leader="dot" w:pos="9350"/>
             </w:tabs>
+            <w:spacing w:after="0" w:line="276" w:lineRule="auto"/>
             <w:rPr>
               <w:rFonts w:asciiTheme="minorHAnsi" w:eastAsiaTheme="minorEastAsia" w:hAnsiTheme="minorHAnsi" w:cstheme="minorBidi"/>
               <w:noProof/>
@@ -2146,6 +2180,7 @@
               <w:tab w:val="left" w:pos="1440"/>
               <w:tab w:val="right" w:leader="dot" w:pos="9350"/>
             </w:tabs>
+            <w:spacing w:after="0" w:line="276" w:lineRule="auto"/>
             <w:rPr>
               <w:rFonts w:asciiTheme="minorHAnsi" w:eastAsiaTheme="minorEastAsia" w:hAnsiTheme="minorHAnsi" w:cstheme="minorBidi"/>
               <w:noProof/>
@@ -2238,6 +2273,7 @@
               <w:tab w:val="left" w:pos="1440"/>
               <w:tab w:val="right" w:leader="dot" w:pos="9350"/>
             </w:tabs>
+            <w:spacing w:after="0" w:line="276" w:lineRule="auto"/>
             <w:rPr>
               <w:rFonts w:asciiTheme="minorHAnsi" w:eastAsiaTheme="minorEastAsia" w:hAnsiTheme="minorHAnsi" w:cstheme="minorBidi"/>
               <w:noProof/>
@@ -2330,6 +2366,7 @@
               <w:tab w:val="left" w:pos="1440"/>
               <w:tab w:val="right" w:leader="dot" w:pos="9350"/>
             </w:tabs>
+            <w:spacing w:after="0" w:line="276" w:lineRule="auto"/>
             <w:rPr>
               <w:rFonts w:asciiTheme="minorHAnsi" w:eastAsiaTheme="minorEastAsia" w:hAnsiTheme="minorHAnsi" w:cstheme="minorBidi"/>
               <w:noProof/>
@@ -2421,6 +2458,7 @@
             <w:tabs>
               <w:tab w:val="right" w:leader="dot" w:pos="9350"/>
             </w:tabs>
+            <w:spacing w:before="0" w:line="276" w:lineRule="auto"/>
             <w:rPr>
               <w:rFonts w:eastAsiaTheme="minorEastAsia" w:cstheme="minorBidi"/>
               <w:b w:val="0"/>
@@ -2497,6 +2535,7 @@
             <w:tabs>
               <w:tab w:val="right" w:leader="dot" w:pos="9350"/>
             </w:tabs>
+            <w:spacing w:before="0" w:line="276" w:lineRule="auto"/>
             <w:rPr>
               <w:rFonts w:eastAsiaTheme="minorEastAsia" w:cstheme="minorBidi"/>
               <w:b w:val="0"/>
@@ -2603,6 +2642,7 @@
     <w:p>
       <w:pPr>
         <w:pStyle w:val="BodyText"/>
+        <w:spacing w:before="0" w:after="0"/>
         <w:jc w:val="both"/>
         <w:rPr>
           <w:rFonts w:ascii="Times New Roman" w:hAnsi="Times New Roman" w:cs="Times New Roman"/>
@@ -2611,7 +2651,7 @@
     </w:p>
     <w:p>
       <w:pPr>
-        <w:spacing w:after="160" w:line="278" w:lineRule="auto"/>
+        <w:spacing w:line="278" w:lineRule="auto"/>
         <w:jc w:val="both"/>
       </w:pPr>
       <w:r>
@@ -2625,7 +2665,7 @@
           <w:ilvl w:val="0"/>
           <w:numId w:val="48"/>
         </w:numPr>
-        <w:spacing w:line="276" w:lineRule="auto"/>
+        <w:spacing w:before="0" w:after="0" w:line="276" w:lineRule="auto"/>
         <w:rPr>
           <w:rFonts w:ascii="Times New Roman" w:hAnsi="Times New Roman" w:cs="Times New Roman"/>
           <w:b/>
@@ -2633,6 +2673,7 @@
           <w:color w:val="000000" w:themeColor="text1"/>
           <w:sz w:val="32"/>
           <w:szCs w:val="32"/>
+          <w:highlight w:val="green"/>
         </w:rPr>
       </w:pPr>
       <w:bookmarkStart w:id="0" w:name="_Toc223650196"/>
@@ -2644,6 +2685,7 @@
           <w:color w:val="000000" w:themeColor="text1"/>
           <w:sz w:val="32"/>
           <w:szCs w:val="32"/>
+          <w:highlight w:val="green"/>
         </w:rPr>
         <w:lastRenderedPageBreak/>
         <w:t>Abstract</w:t>
@@ -2652,27 +2694,83 @@
     </w:p>
     <w:p>
       <w:pPr>
-        <w:spacing w:line="276" w:lineRule="auto"/>
         <w:jc w:val="both"/>
       </w:pPr>
-      <w:r>
-        <w:t xml:space="preserve">This report presents the design, implementation, and evaluation of the Peer Tutoring Platform, a web-based peer-to-peer academic support system developed to facilitate timely academic assistance among university students. The system addresses barriers to help-seeking </w:t>
-      </w:r>
-      <w:r>
-        <w:t>behavior</w:t>
-      </w:r>
-      <w:r>
-        <w:t xml:space="preserve"> and delays in accessing academic guidance within higher education environments. The platform enables students to request and </w:t>
-      </w:r>
-      <w:r>
-        <w:t xml:space="preserve">provide </w:t>
-      </w:r>
-      <w:r>
-        <w:t>help</w:t>
-      </w:r>
-      <w:r>
-        <w:t xml:space="preserve"> through structured features including authentication, profile management, messaging, scheduling, notifications, and a points-based recognition system. The system was implemented using the MERN stack and supports real-time interaction through WebSocket communication. This report reflects on architectural decisions, development challenges, testing outcomes, and lessons learned throughout the project lifecycle.</w:t>
-      </w:r>
+      <w:bookmarkStart w:id="1" w:name="_Toc223650197"/>
+      <w:r>
+        <w:t xml:space="preserve">This report </w:t>
+      </w:r>
+      <w:r>
+        <w:t>discusses</w:t>
+      </w:r>
+      <w:r>
+        <w:t xml:space="preserve"> the design, implementation and evaluation of Peer Tutoring Platform, a web-based peer-to-peer academic support </w:t>
+      </w:r>
+      <w:r>
+        <w:t>platform</w:t>
+      </w:r>
+      <w:r>
+        <w:t xml:space="preserve"> that was designed to support timely academic </w:t>
+      </w:r>
+      <w:r>
+        <w:t xml:space="preserve">assistance among </w:t>
+      </w:r>
+      <w:r>
+        <w:t xml:space="preserve">university students. The system aims to reduce barriers to help-seeking and delays in accessing academic guidance </w:t>
+      </w:r>
+      <w:r>
+        <w:t>with</w:t>
+      </w:r>
+      <w:r>
+        <w:t xml:space="preserve"> higher education. It </w:t>
+      </w:r>
+      <w:r>
+        <w:t>enables</w:t>
+      </w:r>
+      <w:r>
+        <w:t xml:space="preserve"> students to request and </w:t>
+      </w:r>
+      <w:r>
+        <w:t>provide</w:t>
+      </w:r>
+      <w:r>
+        <w:t xml:space="preserve"> help via structured features such as authentication, profile management, messaging, scheduling, notification and a points-based recognition system. The platform </w:t>
+      </w:r>
+      <w:r>
+        <w:t>was</w:t>
+      </w:r>
+      <w:r>
+        <w:t xml:space="preserve"> built using the </w:t>
+      </w:r>
+      <w:r>
+        <w:rPr>
+          <w:highlight w:val="yellow"/>
+        </w:rPr>
+        <w:t>MERN</w:t>
+      </w:r>
+      <w:r>
+        <w:t xml:space="preserve"> stack and supports real-time interaction with the use of WebSocket. </w:t>
+      </w:r>
+      <w:r>
+        <w:t>This report discusses the architectural decisions, development challenges, testing outcomes</w:t>
+      </w:r>
+      <w:r>
+        <w:t xml:space="preserve"> </w:t>
+      </w:r>
+      <w:r>
+        <w:t>and</w:t>
+      </w:r>
+      <w:r>
+        <w:t>, most importantly,</w:t>
+      </w:r>
+      <w:r>
+        <w:t xml:space="preserve"> lessons learned throughout the project lifecycle.</w:t>
+      </w:r>
+    </w:p>
+    <w:p>
+      <w:pPr>
+        <w:jc w:val="both"/>
+      </w:pPr>
     </w:p>
     <w:p>
       <w:pPr>
@@ -2681,6 +2779,7 @@
           <w:ilvl w:val="0"/>
           <w:numId w:val="48"/>
         </w:numPr>
+        <w:spacing w:before="0" w:after="0" w:line="276" w:lineRule="auto"/>
         <w:rPr>
           <w:rFonts w:ascii="Times New Roman" w:hAnsi="Times New Roman" w:cs="Times New Roman"/>
           <w:b/>
@@ -2688,9 +2787,9 @@
           <w:color w:val="000000" w:themeColor="text1"/>
           <w:sz w:val="32"/>
           <w:szCs w:val="32"/>
-        </w:rPr>
-      </w:pPr>
-      <w:bookmarkStart w:id="1" w:name="_Toc223650197"/>
+          <w:highlight w:val="green"/>
+        </w:rPr>
+      </w:pPr>
       <w:r>
         <w:rPr>
           <w:rFonts w:ascii="Times New Roman" w:hAnsi="Times New Roman" w:cs="Times New Roman"/>
@@ -2699,6 +2798,7 @@
           <w:color w:val="000000" w:themeColor="text1"/>
           <w:sz w:val="32"/>
           <w:szCs w:val="32"/>
+          <w:highlight w:val="green"/>
         </w:rPr>
         <w:t>Introduction</w:t>
       </w:r>
@@ -2711,91 +2811,119 @@
           <w:color w:val="000000" w:themeColor="text1"/>
           <w:sz w:val="32"/>
           <w:szCs w:val="32"/>
+          <w:highlight w:val="green"/>
         </w:rPr>
         <w:t xml:space="preserve"> </w:t>
       </w:r>
     </w:p>
     <w:p>
       <w:pPr>
-        <w:spacing w:line="276" w:lineRule="auto"/>
         <w:jc w:val="both"/>
       </w:pPr>
       <w:r>
-        <w:t xml:space="preserve">The purpose of this report is to provide a comprehensive overview of the design, development, and evaluation of the Peer Tutoring Platform. </w:t>
-      </w:r>
-      <w:r>
-        <w:t>This report outlines the project motivation</w:t>
-      </w:r>
-      <w:r>
-        <w:t>, system requirements, implementation decisions, and final outcomes.</w:t>
+        <w:t xml:space="preserve">Undergraduate students, especially first-year students, often struggle with </w:t>
+      </w:r>
+      <w:r>
+        <w:t>learning</w:t>
+      </w:r>
+      <w:r>
+        <w:t xml:space="preserve"> complicated academic content. Although formal </w:t>
+      </w:r>
+      <w:r>
+        <w:t>assistance</w:t>
+      </w:r>
+      <w:r>
+        <w:t xml:space="preserve"> is available to the student through lectures, tutorials and consultations provided by higher education institutions, the growing numbers of students may limit </w:t>
+      </w:r>
+      <w:r>
+        <w:t>one-to-one sessions</w:t>
+      </w:r>
+      <w:r>
+        <w:t xml:space="preserve"> and delay feedback timelines.</w:t>
+      </w:r>
+      <w:r>
+        <w:t xml:space="preserve"> R</w:t>
+      </w:r>
+      <w:r>
+        <w:t xml:space="preserve">esearch shows that student engagement and perceptions of academic support have a significant impact on retention and academic performance (Tinto, 2014; Krause and Coates, 2008). Peer-assisted </w:t>
+      </w:r>
+      <w:r>
+        <w:t xml:space="preserve">learning </w:t>
+      </w:r>
+      <w:r>
+        <w:t xml:space="preserve">allows students who </w:t>
+      </w:r>
+      <w:r>
+        <w:t>come from similar background</w:t>
+      </w:r>
+      <w:r>
+        <w:t xml:space="preserve"> to collaborate and </w:t>
+      </w:r>
+      <w:r>
+        <w:t>help</w:t>
+      </w:r>
+      <w:r>
+        <w:t xml:space="preserve"> each other. </w:t>
+      </w:r>
+      <w:r>
+        <w:t>Another research</w:t>
+      </w:r>
+      <w:r>
+        <w:t xml:space="preserve"> suggests that peer tutoring improves the performance, confidence and communication skills of both tutor and tutee (Topping, 2002). Motivation, self-efficacy and help-seeking </w:t>
+      </w:r>
+      <w:proofErr w:type="spellStart"/>
+      <w:r>
+        <w:t>behaviour</w:t>
+      </w:r>
+      <w:proofErr w:type="spellEnd"/>
+      <w:r>
+        <w:t xml:space="preserve"> are also closely related to </w:t>
+      </w:r>
+      <w:r>
+        <w:t>student</w:t>
+      </w:r>
+      <w:r>
+        <w:t xml:space="preserve"> </w:t>
+      </w:r>
+      <w:r>
+        <w:t>engagement</w:t>
+      </w:r>
+      <w:r>
+        <w:t xml:space="preserve"> (</w:t>
+      </w:r>
+      <w:proofErr w:type="spellStart"/>
+      <w:r>
+        <w:t>Karabenick</w:t>
+      </w:r>
+      <w:proofErr w:type="spellEnd"/>
+      <w:r>
+        <w:t xml:space="preserve">, 2003). Nonetheless, students may not seek help because they are </w:t>
+      </w:r>
+      <w:r>
+        <w:t xml:space="preserve">simply </w:t>
+      </w:r>
+      <w:r>
+        <w:t>unsure, anxious</w:t>
+      </w:r>
+      <w:r>
+        <w:t xml:space="preserve"> </w:t>
+      </w:r>
+      <w:r>
+        <w:t xml:space="preserve">or unaware of the available channels. To overcome these difficulties, the project has created a structured, web-based peer tutoring </w:t>
+      </w:r>
+      <w:r>
+        <w:t>platform</w:t>
+      </w:r>
+      <w:r>
+        <w:t xml:space="preserve"> to support academic interaction through post creation, messaging, meeting scheduling</w:t>
+      </w:r>
+      <w:r>
+        <w:t xml:space="preserve"> </w:t>
+      </w:r>
+      <w:r>
+        <w:t>and a rating system designed to foster sustained engagement. The main users are students requiring assistance, peer tutors and administrators.</w:t>
       </w:r>
     </w:p>
-    <w:p>
-      <w:pPr>
-        <w:spacing w:line="276" w:lineRule="auto"/>
-        <w:jc w:val="both"/>
-      </w:pPr>
-      <w:r>
-        <w:t xml:space="preserve">University students, particularly in early undergraduate years, frequently encounter difficulties when engaging with complex academic material. Although institutions provide formal support through lectures, tutorials, and consultations, increasing class sizes can limit </w:t>
-      </w:r>
-      <w:r>
-        <w:t>personalized</w:t>
-      </w:r>
-      <w:r>
-        <w:t xml:space="preserve"> interaction and delay feedback. Research indicates that student engagement and perceived academic support significantly influence retention and academic performance (Tinto, 2014; Krause and Coates, 2008).</w:t>
-      </w:r>
-    </w:p>
-    <w:p>
-      <w:pPr>
-        <w:spacing w:line="276" w:lineRule="auto"/>
-        <w:jc w:val="both"/>
-      </w:pPr>
-      <w:r>
-        <w:t>Peer-assisted learning extends academic support beyond formal teaching structures by enabling students of similar academic status to collaborate and assist one another. Evidence suggests that peer tutoring enhances performance, confidence, and communication skills for both tutors and tutees (Topping, 2002).</w:t>
-      </w:r>
-    </w:p>
-    <w:p>
-      <w:pPr>
-        <w:spacing w:line="276" w:lineRule="auto"/>
-        <w:jc w:val="both"/>
-      </w:pPr>
-      <w:r>
-        <w:t xml:space="preserve">Academic success is also closely linked to motivation, self-efficacy, and help-seeking </w:t>
-      </w:r>
-      <w:r>
-        <w:t>behavior</w:t>
-      </w:r>
-      <w:r>
-        <w:t xml:space="preserve"> (</w:t>
-      </w:r>
-      <w:proofErr w:type="spellStart"/>
-      <w:r>
-        <w:t>Karabenick</w:t>
-      </w:r>
-      <w:proofErr w:type="spellEnd"/>
-      <w:r>
-        <w:t>, 2003). However, students may hesitate to seek assistance due to uncertainty, anxiety, or limited awareness of available channels.</w:t>
-      </w:r>
-    </w:p>
-    <w:p>
-      <w:pPr>
-        <w:spacing w:line="276" w:lineRule="auto"/>
-        <w:jc w:val="both"/>
-      </w:pPr>
-      <w:r>
-        <w:t>To address these challenges, this project developed a structured web-based peer tutoring platform that facilitates academic interaction through post creation, messaging, meeting scheduling, and a rating system designed to encourage sustained engagement. The primary user groups include students seeking assistance, peer tutors, and system administrators.</w:t>
-      </w:r>
-    </w:p>
-    <w:p>
-      <w:pPr>
-        <w:spacing w:line="276" w:lineRule="auto"/>
-        <w:jc w:val="both"/>
-      </w:pPr>
-    </w:p>
-    <w:p/>
-    <w:p/>
-    <w:p/>
-    <w:p/>
     <w:p/>
     <w:p>
       <w:pPr>
@@ -2804,6 +2932,7 @@
           <w:ilvl w:val="0"/>
           <w:numId w:val="48"/>
         </w:numPr>
+        <w:spacing w:before="0" w:after="0" w:line="276" w:lineRule="auto"/>
         <w:rPr>
           <w:rFonts w:ascii="Times New Roman" w:hAnsi="Times New Roman" w:cs="Times New Roman"/>
           <w:b/>
@@ -2811,6 +2940,7 @@
           <w:color w:val="000000" w:themeColor="text1"/>
           <w:sz w:val="32"/>
           <w:szCs w:val="32"/>
+          <w:highlight w:val="green"/>
         </w:rPr>
       </w:pPr>
       <w:bookmarkStart w:id="2" w:name="_Toc223650198"/>
@@ -2822,8 +2952,8 @@
           <w:color w:val="000000" w:themeColor="text1"/>
           <w:sz w:val="32"/>
           <w:szCs w:val="32"/>
-        </w:rPr>
-        <w:lastRenderedPageBreak/>
+          <w:highlight w:val="green"/>
+        </w:rPr>
         <w:t>Final System Overview</w:t>
       </w:r>
       <w:bookmarkEnd w:id="2"/>
@@ -2839,7 +2969,7 @@
         <w:rPr>
           <w:color w:val="000000" w:themeColor="text1"/>
         </w:rPr>
-        <w:t>This section outlines an overview of the final implemented system. It outlines the architectural structure, core functional components, deployment configuration of Peer Tutoring Platform. The purpose of this section is to describe the system at a high level before going into details of implementation decisions in the further technical sections.</w:t>
+        <w:t>The purpose of this section is to describe the system at a high level before going into details of implementation decisions in the further technical sections.</w:t>
       </w:r>
     </w:p>
     <w:p>
@@ -2856,11 +2986,13 @@
           <w:ilvl w:val="1"/>
           <w:numId w:val="48"/>
         </w:numPr>
+        <w:spacing w:before="0" w:after="0" w:line="276" w:lineRule="auto"/>
         <w:rPr>
           <w:rFonts w:ascii="Times New Roman" w:hAnsi="Times New Roman" w:cs="Times New Roman"/>
           <w:b/>
           <w:bCs/>
           <w:color w:val="000000" w:themeColor="text1"/>
+          <w:highlight w:val="green"/>
         </w:rPr>
       </w:pPr>
       <w:bookmarkStart w:id="3" w:name="_Toc223650199"/>
@@ -2870,6 +3002,7 @@
           <w:b/>
           <w:bCs/>
           <w:color w:val="000000" w:themeColor="text1"/>
+          <w:highlight w:val="green"/>
         </w:rPr>
         <w:t>System Architecture</w:t>
       </w:r>
@@ -2880,6 +3013,7 @@
           <w:b/>
           <w:bCs/>
           <w:color w:val="000000" w:themeColor="text1"/>
+          <w:highlight w:val="green"/>
         </w:rPr>
         <w:t xml:space="preserve"> </w:t>
       </w:r>
@@ -2979,35 +3113,69 @@
         <w:jc w:val="both"/>
       </w:pPr>
       <w:r>
-        <w:t xml:space="preserve">The client communicates with Express REST API through HTTP requests for </w:t>
-      </w:r>
-      <w:r>
-        <w:t>operations such as user registration, post creation, meeting scheduling. Real time communication, messaging and notification updates are handled with the help of WebSocket connections established through Socket.io.</w:t>
+        <w:t>The client communicates with the Express backend and sends the request for the operations such as user registration, posting</w:t>
+      </w:r>
+      <w:r>
+        <w:t xml:space="preserve"> </w:t>
+      </w:r>
+      <w:r>
+        <w:t>and scheduling the meeting using the http request. Socket.io was used to deliver messages and notification updates instantly between connected users.</w:t>
+      </w:r>
+      <w:r>
+        <w:t xml:space="preserve"> </w:t>
+      </w:r>
+      <w:r>
+        <w:t xml:space="preserve">Authentication is </w:t>
+      </w:r>
+      <w:r>
+        <w:t>completed</w:t>
+      </w:r>
+      <w:r>
+        <w:t xml:space="preserve"> with the help of </w:t>
+      </w:r>
+      <w:r>
+        <w:rPr>
+          <w:highlight w:val="yellow"/>
+        </w:rPr>
+        <w:t>JSON</w:t>
+      </w:r>
+      <w:r>
+        <w:t xml:space="preserve"> Web </w:t>
+      </w:r>
+      <w:r>
+        <w:t>Tokens</w:t>
+      </w:r>
+      <w:r>
+        <w:t xml:space="preserve"> working in a way that </w:t>
+      </w:r>
+      <w:r>
+        <w:t>only</w:t>
+      </w:r>
+      <w:r>
+        <w:t xml:space="preserve"> after the successful login the server issues a token which is stored on the client</w:t>
+      </w:r>
+      <w:r>
+        <w:t xml:space="preserve"> eventually</w:t>
+      </w:r>
+      <w:r>
+        <w:t xml:space="preserve">. Protected routes are </w:t>
+      </w:r>
+      <w:r>
+        <w:lastRenderedPageBreak/>
+        <w:t>authenticated through middleware that checks for token authenticity and then grants access to resources. This layered approach provides a clean separation of concerns</w:t>
+      </w:r>
+      <w:r>
+        <w:t xml:space="preserve"> and </w:t>
+      </w:r>
+      <w:r>
+        <w:t>secure communication.</w:t>
       </w:r>
     </w:p>
     <w:p>
       <w:pPr>
         <w:jc w:val="both"/>
       </w:pPr>
-      <w:r>
-        <w:t>Authentication is implemented using JSON Web Tokens. Upon only successful login a token is issued by the server and stored on the client. All protected routes are validated using middleware that verifies token authenticity before granting access to resources.</w:t>
-      </w:r>
     </w:p>
-    <w:p>
-      <w:pPr>
-        <w:jc w:val="both"/>
-      </w:pPr>
-      <w:r>
-        <w:t xml:space="preserve">The described approach for layering </w:t>
-      </w:r>
-      <w:r>
-        <w:t>these architectures</w:t>
-      </w:r>
-      <w:r>
-        <w:t xml:space="preserve"> provides clear separation of concerns, secure communication and support for concurrent real time users.</w:t>
-      </w:r>
-    </w:p>
-    <w:p/>
     <w:p>
       <w:pPr>
         <w:pStyle w:val="Heading2"/>
@@ -3015,11 +3183,13 @@
           <w:ilvl w:val="1"/>
           <w:numId w:val="48"/>
         </w:numPr>
+        <w:spacing w:before="0" w:after="0" w:line="276" w:lineRule="auto"/>
         <w:rPr>
           <w:rFonts w:ascii="Times New Roman" w:hAnsi="Times New Roman" w:cs="Times New Roman"/>
           <w:b/>
           <w:bCs/>
           <w:color w:val="000000" w:themeColor="text1"/>
+          <w:highlight w:val="green"/>
         </w:rPr>
       </w:pPr>
       <w:bookmarkStart w:id="4" w:name="_Toc223650200"/>
@@ -3029,6 +3199,7 @@
           <w:b/>
           <w:bCs/>
           <w:color w:val="000000" w:themeColor="text1"/>
+          <w:highlight w:val="green"/>
         </w:rPr>
         <w:t>Core Functional Components</w:t>
       </w:r>
@@ -3036,7 +3207,13 @@
     </w:p>
     <w:p>
       <w:r>
-        <w:t>The final system consists of the following core modules:</w:t>
+        <w:t xml:space="preserve">The final system consists of the following </w:t>
+      </w:r>
+      <w:r>
+        <w:t xml:space="preserve">core functional </w:t>
+      </w:r>
+      <w:r>
+        <w:t>modules:</w:t>
       </w:r>
     </w:p>
     <w:p/>
@@ -3047,12 +3224,14 @@
           <w:ilvl w:val="2"/>
           <w:numId w:val="48"/>
         </w:numPr>
+        <w:spacing w:before="0" w:after="0" w:line="276" w:lineRule="auto"/>
         <w:rPr>
           <w:b/>
           <w:bCs/>
           <w:color w:val="000000" w:themeColor="text1"/>
           <w:sz w:val="32"/>
           <w:szCs w:val="32"/>
+          <w:highlight w:val="green"/>
         </w:rPr>
       </w:pPr>
       <w:bookmarkStart w:id="5" w:name="_Toc223650201"/>
@@ -3063,6 +3242,7 @@
           <w:color w:val="000000" w:themeColor="text1"/>
           <w:sz w:val="32"/>
           <w:szCs w:val="32"/>
+          <w:highlight w:val="green"/>
         </w:rPr>
         <w:t>Authentication and User Management</w:t>
       </w:r>
@@ -3074,6 +3254,7 @@
           <w:color w:val="000000" w:themeColor="text1"/>
           <w:sz w:val="32"/>
           <w:szCs w:val="32"/>
+          <w:highlight w:val="green"/>
         </w:rPr>
         <w:t xml:space="preserve"> </w:t>
       </w:r>
@@ -3083,7 +3264,13 @@
         <w:jc w:val="both"/>
       </w:pPr>
       <w:r>
-        <w:t xml:space="preserve">Users can register and log in using email and password credentials. JSON Web Token authentication ensures protected access to system resources. The following fields are stored in user profiles: academic interests, information, accumulated points. </w:t>
+        <w:t xml:space="preserve">Users can register and log in using email and password credentials. JSON Web Token authentication ensures protected access to system resources. The following fields are stored in user profiles: academic interests, </w:t>
+      </w:r>
+      <w:r>
+        <w:t>introduction</w:t>
+      </w:r>
+      <w:r>
+        <w:t xml:space="preserve">, accumulated points. </w:t>
       </w:r>
     </w:p>
     <w:p/>
@@ -3094,12 +3281,14 @@
           <w:ilvl w:val="2"/>
           <w:numId w:val="48"/>
         </w:numPr>
+        <w:spacing w:before="0" w:after="0" w:line="276" w:lineRule="auto"/>
         <w:rPr>
           <w:b/>
           <w:bCs/>
           <w:color w:val="000000" w:themeColor="text1"/>
           <w:sz w:val="32"/>
           <w:szCs w:val="32"/>
+          <w:highlight w:val="green"/>
         </w:rPr>
       </w:pPr>
       <w:r>
@@ -3109,6 +3298,7 @@
           <w:color w:val="000000" w:themeColor="text1"/>
           <w:sz w:val="32"/>
           <w:szCs w:val="32"/>
+          <w:highlight w:val="green"/>
         </w:rPr>
         <w:t xml:space="preserve">Post and Collaboration Module  </w:t>
       </w:r>
@@ -3118,7 +3308,25 @@
         <w:jc w:val="both"/>
       </w:pPr>
       <w:r>
-        <w:t>Users can create tutoring related posts. Each post contains description, Author reference, comment section. Other users can interact with posts through likes. This module forms one of the core academic interaction layers of the platform.</w:t>
+        <w:t xml:space="preserve">Users can create tutoring related posts. Each post contains description, </w:t>
+      </w:r>
+      <w:r>
+        <w:t>a</w:t>
+      </w:r>
+      <w:r>
+        <w:t xml:space="preserve">uthor </w:t>
+      </w:r>
+      <w:r>
+        <w:t>name</w:t>
+      </w:r>
+      <w:r>
+        <w:t>, comment section. Other users can interact with posts through likes</w:t>
+      </w:r>
+      <w:r>
+        <w:t xml:space="preserve"> or forwarding them to other chats</w:t>
+      </w:r>
+      <w:r>
+        <w:t>. This module forms one of the core academic interaction layers of the platform.</w:t>
       </w:r>
     </w:p>
     <w:p/>
@@ -3129,12 +3337,14 @@
           <w:ilvl w:val="2"/>
           <w:numId w:val="48"/>
         </w:numPr>
+        <w:spacing w:before="0" w:after="0" w:line="276" w:lineRule="auto"/>
         <w:rPr>
           <w:b/>
           <w:bCs/>
           <w:color w:val="000000" w:themeColor="text1"/>
           <w:sz w:val="32"/>
           <w:szCs w:val="32"/>
+          <w:highlight w:val="green"/>
         </w:rPr>
       </w:pPr>
       <w:bookmarkStart w:id="6" w:name="_Toc223650202"/>
@@ -3145,6 +3355,7 @@
           <w:color w:val="000000" w:themeColor="text1"/>
           <w:sz w:val="32"/>
           <w:szCs w:val="32"/>
+          <w:highlight w:val="green"/>
         </w:rPr>
         <w:t>Messaging System</w:t>
       </w:r>
@@ -3155,7 +3366,28 @@
         <w:jc w:val="both"/>
       </w:pPr>
       <w:r>
-        <w:t>The system includes a real time messaging feature that provides a communication layer for users. Messages are sent through WebSocket connections. The messaging module supports chat creation, real time delivery, loading of historical conversations.</w:t>
+        <w:t xml:space="preserve">The system includes a real time messaging feature that provides a communication layer for users. Messages are sent through </w:t>
+      </w:r>
+      <w:r>
+        <w:rPr>
+          <w:highlight w:val="yellow"/>
+        </w:rPr>
+        <w:t>WebSocket</w:t>
+      </w:r>
+      <w:r>
+        <w:t xml:space="preserve"> connections. </w:t>
+      </w:r>
+      <w:r>
+        <w:t>This module</w:t>
+      </w:r>
+      <w:r>
+        <w:t xml:space="preserve"> supports chat creation</w:t>
+      </w:r>
+      <w:r>
+        <w:t xml:space="preserve"> with peers</w:t>
+      </w:r>
+      <w:r>
+        <w:t>, real time delivery, loading of historical conversations.</w:t>
       </w:r>
     </w:p>
     <w:p/>
@@ -3166,12 +3398,14 @@
           <w:ilvl w:val="2"/>
           <w:numId w:val="48"/>
         </w:numPr>
+        <w:spacing w:before="0" w:after="0" w:line="276" w:lineRule="auto"/>
         <w:rPr>
           <w:b/>
           <w:bCs/>
           <w:color w:val="000000" w:themeColor="text1"/>
           <w:sz w:val="32"/>
           <w:szCs w:val="32"/>
+          <w:highlight w:val="green"/>
         </w:rPr>
       </w:pPr>
       <w:bookmarkStart w:id="7" w:name="_Toc223650203"/>
@@ -3182,6 +3416,7 @@
           <w:color w:val="000000" w:themeColor="text1"/>
           <w:sz w:val="32"/>
           <w:szCs w:val="32"/>
+          <w:highlight w:val="green"/>
         </w:rPr>
         <w:t>Scheduling and Meetings</w:t>
       </w:r>
@@ -3192,7 +3427,13 @@
         <w:jc w:val="both"/>
       </w:pPr>
       <w:r>
-        <w:t>Users can propose tutoring sessions by selecting date and time parameters. Meetings details are stored in the database. This module integrates notifications to remind users to rate services.</w:t>
+        <w:t>Users can propose tutoring sessions by selecting date and time parameters</w:t>
+      </w:r>
+      <w:r>
+        <w:t>, points allocation</w:t>
+      </w:r>
+      <w:r>
+        <w:t>. Meetings details are stored in the database. This module integrates notifications to remind users to rate services.</w:t>
       </w:r>
     </w:p>
     <w:p/>
@@ -3203,12 +3444,14 @@
           <w:ilvl w:val="2"/>
           <w:numId w:val="48"/>
         </w:numPr>
+        <w:spacing w:before="0" w:after="0" w:line="276" w:lineRule="auto"/>
         <w:rPr>
           <w:b/>
           <w:bCs/>
           <w:color w:val="000000" w:themeColor="text1"/>
           <w:sz w:val="32"/>
           <w:szCs w:val="32"/>
+          <w:highlight w:val="green"/>
         </w:rPr>
       </w:pPr>
       <w:bookmarkStart w:id="8" w:name="_Toc223650204"/>
@@ -3219,6 +3462,7 @@
           <w:color w:val="000000" w:themeColor="text1"/>
           <w:sz w:val="32"/>
           <w:szCs w:val="32"/>
+          <w:highlight w:val="green"/>
         </w:rPr>
         <w:t>Rating and Gamification</w:t>
       </w:r>
@@ -3230,6 +3474,7 @@
           <w:color w:val="000000" w:themeColor="text1"/>
           <w:sz w:val="32"/>
           <w:szCs w:val="32"/>
+          <w:highlight w:val="green"/>
         </w:rPr>
         <w:t xml:space="preserve"> </w:t>
       </w:r>
@@ -3239,7 +3484,19 @@
         <w:jc w:val="both"/>
       </w:pPr>
       <w:r>
-        <w:t xml:space="preserve">After finishing a tutoring session, users can rate meetings on a scale from zero to five. Ratings contribute to cumulative scores within the platform. The system rewards active participation and promotes user engagement. </w:t>
+        <w:t xml:space="preserve">After finishing a tutoring session, users can rate meetings on a scale from zero to five. </w:t>
+      </w:r>
+      <w:r>
+        <w:t xml:space="preserve">Based on the rating given, a specific number of points is transferred from initiator’s points balance to the receiver. </w:t>
+      </w:r>
+      <w:r>
+        <w:t xml:space="preserve">Ratings contribute to cumulative scores within the platform. The system </w:t>
+      </w:r>
+      <w:r>
+        <w:t>promotes</w:t>
+      </w:r>
+      <w:r>
+        <w:t xml:space="preserve"> active participation and user engagement. </w:t>
       </w:r>
     </w:p>
     <w:p/>
@@ -3250,12 +3507,14 @@
           <w:ilvl w:val="2"/>
           <w:numId w:val="48"/>
         </w:numPr>
+        <w:spacing w:before="0" w:after="0" w:line="276" w:lineRule="auto"/>
         <w:rPr>
           <w:b/>
           <w:bCs/>
           <w:color w:val="000000" w:themeColor="text1"/>
           <w:sz w:val="32"/>
           <w:szCs w:val="32"/>
+          <w:highlight w:val="green"/>
         </w:rPr>
       </w:pPr>
       <w:bookmarkStart w:id="9" w:name="_Toc223650205"/>
@@ -3266,6 +3525,7 @@
           <w:color w:val="000000" w:themeColor="text1"/>
           <w:sz w:val="32"/>
           <w:szCs w:val="32"/>
+          <w:highlight w:val="green"/>
         </w:rPr>
         <w:t>Administration</w:t>
       </w:r>
@@ -3276,7 +3536,13 @@
         <w:jc w:val="both"/>
       </w:pPr>
       <w:r>
-        <w:t xml:space="preserve">Administrators can monitor posts and user activity. Moderation tools allow removing inappropriate content to ensure compliance with university </w:t>
+        <w:t>Administrators can monitor posts</w:t>
+      </w:r>
+      <w:r>
+        <w:t xml:space="preserve">, messages </w:t>
+      </w:r>
+      <w:r>
+        <w:t xml:space="preserve">and user activity. Moderation tools allow removing inappropriate content to ensure compliance with university </w:t>
       </w:r>
       <w:r>
         <w:t>standards</w:t>
@@ -3288,6 +3554,7 @@
     <w:p>
       <w:pPr>
         <w:pStyle w:val="Heading2"/>
+        <w:spacing w:before="0" w:after="0"/>
       </w:pPr>
     </w:p>
     <w:p>
@@ -3297,11 +3564,13 @@
           <w:ilvl w:val="1"/>
           <w:numId w:val="48"/>
         </w:numPr>
+        <w:spacing w:before="0" w:after="0" w:line="276" w:lineRule="auto"/>
         <w:rPr>
           <w:rFonts w:ascii="Times New Roman" w:hAnsi="Times New Roman" w:cs="Times New Roman"/>
           <w:b/>
           <w:bCs/>
           <w:color w:val="000000" w:themeColor="text1"/>
+          <w:highlight w:val="green"/>
         </w:rPr>
       </w:pPr>
       <w:bookmarkStart w:id="10" w:name="_Toc223650206"/>
@@ -3311,6 +3580,7 @@
           <w:b/>
           <w:bCs/>
           <w:color w:val="000000" w:themeColor="text1"/>
+          <w:highlight w:val="green"/>
         </w:rPr>
         <w:t>System Deployment Overview</w:t>
       </w:r>
@@ -3321,7 +3591,7 @@
         <w:jc w:val="both"/>
       </w:pPr>
       <w:r>
-        <w:t>The application runs locally during development using a Node.js server environment</w:t>
+        <w:t>The application runs using a Node.js server environment</w:t>
       </w:r>
       <w:r>
         <w:t xml:space="preserve">. MongoDB stores persistent data and the frontend is served via a React server that communicates with the backend through defined API endpoints. </w:t>
@@ -3332,13 +3602,12 @@
         <w:jc w:val="both"/>
       </w:pPr>
       <w:r>
+        <w:lastRenderedPageBreak/>
         <w:t>The system supports multiple concurrent users and maintains storage of user data, posts, messages, meetings.</w:t>
       </w:r>
-    </w:p>
-    <w:p>
-      <w:pPr>
-        <w:jc w:val="both"/>
-      </w:pPr>
+      <w:r>
+        <w:t xml:space="preserve"> </w:t>
+      </w:r>
       <w:r>
         <w:t xml:space="preserve">All communication between client and server is secured using HTTPS during deployment. </w:t>
       </w:r>
@@ -3355,6 +3624,7 @@
           <w:ilvl w:val="0"/>
           <w:numId w:val="48"/>
         </w:numPr>
+        <w:spacing w:before="0" w:after="0" w:line="276" w:lineRule="auto"/>
         <w:rPr>
           <w:rFonts w:ascii="Times New Roman" w:hAnsi="Times New Roman" w:cs="Times New Roman"/>
           <w:b/>
@@ -3362,6 +3632,7 @@
           <w:color w:val="000000" w:themeColor="text1"/>
           <w:sz w:val="32"/>
           <w:szCs w:val="32"/>
+          <w:highlight w:val="green"/>
         </w:rPr>
       </w:pPr>
       <w:bookmarkStart w:id="11" w:name="_Toc223650207"/>
@@ -3373,6 +3644,7 @@
           <w:color w:val="000000" w:themeColor="text1"/>
           <w:sz w:val="32"/>
           <w:szCs w:val="32"/>
+          <w:highlight w:val="green"/>
         </w:rPr>
         <w:t>Technical Implementation</w:t>
       </w:r>
@@ -3383,7 +3655,13 @@
         <w:jc w:val="both"/>
       </w:pPr>
       <w:r>
-        <w:t xml:space="preserve">This section describes the technical implementation of the Peer Tutoring Platform. It explains the key architectural decisions, module implementations, data structures, supporting technologies used to develop the system. The purpose of this section is to demonstrate how the system was implemented and how the chosen technologies support the functional requirements in the project specification. </w:t>
+        <w:t xml:space="preserve">This section </w:t>
+      </w:r>
+      <w:r>
+        <w:t>discusses</w:t>
+      </w:r>
+      <w:r>
+        <w:t xml:space="preserve"> the technical implementation of Peer Tutoring Platform. It explains the key architectural decisions, module implementations, data structures, supporting technologies used to develop the system. The purpose of this section is to demonstrate how the system was implemented and how the chosen technologies support the functional requirements in the project specification. </w:t>
       </w:r>
     </w:p>
     <w:p/>
@@ -3394,11 +3672,13 @@
           <w:ilvl w:val="1"/>
           <w:numId w:val="48"/>
         </w:numPr>
+        <w:spacing w:before="0" w:after="0" w:line="276" w:lineRule="auto"/>
         <w:rPr>
           <w:rFonts w:ascii="Times New Roman" w:hAnsi="Times New Roman" w:cs="Times New Roman"/>
           <w:b/>
           <w:bCs/>
           <w:color w:val="000000" w:themeColor="text1"/>
+          <w:highlight w:val="green"/>
         </w:rPr>
       </w:pPr>
       <w:bookmarkStart w:id="12" w:name="_Toc223650208"/>
@@ -3408,6 +3688,7 @@
           <w:b/>
           <w:bCs/>
           <w:color w:val="000000" w:themeColor="text1"/>
+          <w:highlight w:val="green"/>
         </w:rPr>
         <w:t>Architecture and Design Decisions</w:t>
       </w:r>
@@ -3416,84 +3697,145 @@
     <w:p>
       <w:pPr>
         <w:pStyle w:val="NormalWeb"/>
-        <w:spacing w:line="276" w:lineRule="auto"/>
+        <w:spacing w:before="0" w:beforeAutospacing="0" w:after="0" w:afterAutospacing="0" w:line="276" w:lineRule="auto"/>
         <w:jc w:val="both"/>
       </w:pPr>
       <w:r>
-        <w:t xml:space="preserve">The Peer Tutoring Platform was implemented using the MERN stack, which consists of MongoDB, Express.js, React.js, Node.js. This architectural choice enables the use of JavaScript across the entire application stack improving </w:t>
-      </w:r>
-      <w:r>
-        <w:t xml:space="preserve">significantly </w:t>
-      </w:r>
-      <w:r>
-        <w:t>maintainability</w:t>
-      </w:r>
-      <w:r>
-        <w:t xml:space="preserve">. </w:t>
-      </w:r>
-      <w:r>
-        <w:t xml:space="preserve">React.js was selected for the frontend due to its </w:t>
-      </w:r>
-      <w:r>
-        <w:t>component-based</w:t>
-      </w:r>
-      <w:r>
-        <w:t xml:space="preserve"> architecture and efficient state management capabilities. The technology’s features improve rendering efficiency, which is essential for statistics such as live notifications and message updates, while its structure speeds up the </w:t>
-      </w:r>
-      <w:r>
-        <w:lastRenderedPageBreak/>
-        <w:t>development work in frontend.</w:t>
+        <w:t xml:space="preserve">Peer Tutoring Platform was built with the help of </w:t>
+      </w:r>
+      <w:r>
+        <w:t xml:space="preserve">the </w:t>
+      </w:r>
+      <w:r>
+        <w:t xml:space="preserve">MERN stack, which includes MongoDB, Express.js, React.js and Node.js. This architectural choice enables the use of JavaScript across the entire application stack which </w:t>
+      </w:r>
+      <w:r>
+        <w:t>enhances</w:t>
+      </w:r>
+      <w:r>
+        <w:t xml:space="preserve"> maintainability. React.js was chosen for the frontend </w:t>
+      </w:r>
+      <w:r>
+        <w:t>due to</w:t>
+      </w:r>
+      <w:r>
+        <w:t xml:space="preserve"> its component-based architecture and state management capabilities. These features</w:t>
+      </w:r>
+      <w:r>
+        <w:t xml:space="preserve"> alone</w:t>
+      </w:r>
+      <w:r>
+        <w:t xml:space="preserve"> make it more efficient to render</w:t>
+      </w:r>
+      <w:r>
+        <w:t xml:space="preserve"> the content</w:t>
+      </w:r>
+      <w:r>
+        <w:t>, which is crucial for live notifications</w:t>
+      </w:r>
+      <w:r>
+        <w:t xml:space="preserve">, </w:t>
+      </w:r>
+      <w:r>
+        <w:t>message updates</w:t>
       </w:r>
       <w:r>
         <w:t xml:space="preserve"> </w:t>
       </w:r>
       <w:r>
-        <w:t xml:space="preserve">Node.js was selected for the backend due to its runtime model. This architecture is particularly suitable for this project, since it requires multiple concurrent users. Express.js was used as a framework for defining </w:t>
+        <w:t>and speed</w:t>
+      </w:r>
+      <w:r>
+        <w:t>ing</w:t>
+      </w:r>
+      <w:r>
+        <w:t xml:space="preserve"> up frontend development. Node.js was selected for the backend </w:t>
+      </w:r>
+      <w:r>
+        <w:t xml:space="preserve">because of </w:t>
+      </w:r>
+      <w:r>
+        <w:t>its event driven runtime model</w:t>
+      </w:r>
+      <w:r>
+        <w:t xml:space="preserve"> that improves </w:t>
+      </w:r>
+      <w:r>
+        <w:t>support</w:t>
+      </w:r>
+      <w:r>
+        <w:t>ing</w:t>
+      </w:r>
+      <w:r>
+        <w:t xml:space="preserve"> multiple concurrent users</w:t>
+      </w:r>
+      <w:r>
+        <w:t xml:space="preserve"> using the system</w:t>
+      </w:r>
+      <w:r>
+        <w:t xml:space="preserve">. Express.js </w:t>
+      </w:r>
+      <w:r>
+        <w:t>was chosen as</w:t>
+      </w:r>
+      <w:r>
+        <w:t xml:space="preserve"> a framework for defining endpoints of </w:t>
       </w:r>
       <w:r>
         <w:rPr>
           <w:highlight w:val="yellow"/>
         </w:rPr>
-        <w:t>RESTful</w:t>
+        <w:t>REST AP</w:t>
+      </w:r>
+      <w:r>
+        <w:rPr>
+          <w:highlight w:val="yellow"/>
+        </w:rPr>
+        <w:t>I,</w:t>
+      </w:r>
+      <w:r>
+        <w:t xml:space="preserve"> routing logic and middleware for authentication and request validation. MongoDB was </w:t>
+      </w:r>
+      <w:r>
+        <w:t>selected</w:t>
+      </w:r>
+      <w:r>
+        <w:t xml:space="preserve"> as the database </w:t>
+      </w:r>
+      <w:r>
+        <w:t>storage</w:t>
+      </w:r>
+      <w:r>
+        <w:t xml:space="preserve"> due to its document-oriented nature, which fits well with the data model of the platform and allows for future expansion of features without the limitations of a relational database. </w:t>
+      </w:r>
+      <w:r>
+        <w:t>Live</w:t>
+      </w:r>
+      <w:r>
+        <w:t xml:space="preserve"> communication was </w:t>
+      </w:r>
+      <w:r>
+        <w:t>built</w:t>
+      </w:r>
+      <w:r>
+        <w:t xml:space="preserve"> using WebSocket using Socket.io library, which provides instant communication for messages and</w:t>
       </w:r>
       <w:r>
         <w:t xml:space="preserve"> </w:t>
       </w:r>
       <w:r>
-        <w:rPr>
-          <w:highlight w:val="yellow"/>
-        </w:rPr>
-        <w:t>API</w:t>
-      </w:r>
-      <w:r>
-        <w:t xml:space="preserve"> endpoints, that handles routing logic and implements middleware for authentication and request validation.</w:t>
+        <w:t>notification updates without repeated polling, hence significantly improving the user experience and reducing the network overhead.</w:t>
       </w:r>
       <w:r>
         <w:t xml:space="preserve"> </w:t>
       </w:r>
-      <w:r>
-        <w:t xml:space="preserve">MongoDB was selected as the database solution because of its </w:t>
-      </w:r>
-      <w:r>
-        <w:t>document-oriented</w:t>
-      </w:r>
-      <w:r>
-        <w:t xml:space="preserve"> structure, which aligns naturally with the platform’s data model. This accommodates future feature expansion without relational constraints.</w:t>
-      </w:r>
-      <w:r>
-        <w:t xml:space="preserve"> Real-time </w:t>
-      </w:r>
-      <w:r>
-        <w:t xml:space="preserve">communication was implemented using </w:t>
-      </w:r>
-      <w:proofErr w:type="spellStart"/>
-      <w:r>
-        <w:t>WebSockets</w:t>
-      </w:r>
-      <w:proofErr w:type="spellEnd"/>
-      <w:r>
-        <w:t xml:space="preserve"> via the Socket.io library. The technology allows instant message delivery and live notification updates without repeated polling, significantly improving user experience and reducing network </w:t>
-      </w:r>
+    </w:p>
+    <w:p>
+      <w:pPr>
+        <w:pStyle w:val="NormalWeb"/>
+        <w:spacing w:before="0" w:beforeAutospacing="0" w:after="0" w:afterAutospacing="0" w:line="276" w:lineRule="auto"/>
+        <w:jc w:val="both"/>
+      </w:pPr>
     </w:p>
     <w:p>
       <w:pPr>
@@ -3502,11 +3844,13 @@
           <w:ilvl w:val="1"/>
           <w:numId w:val="48"/>
         </w:numPr>
+        <w:spacing w:before="0" w:after="0" w:line="276" w:lineRule="auto"/>
         <w:rPr>
           <w:rFonts w:ascii="Times New Roman" w:hAnsi="Times New Roman" w:cs="Times New Roman"/>
           <w:b/>
           <w:bCs/>
           <w:color w:val="000000" w:themeColor="text1"/>
+          <w:highlight w:val="green"/>
         </w:rPr>
       </w:pPr>
       <w:bookmarkStart w:id="13" w:name="_Toc223650209"/>
@@ -3516,6 +3860,7 @@
           <w:b/>
           <w:bCs/>
           <w:color w:val="000000" w:themeColor="text1"/>
+          <w:highlight w:val="green"/>
         </w:rPr>
         <w:t>Module Implementation</w:t>
       </w:r>
@@ -3526,13 +3871,26 @@
           <w:b/>
           <w:bCs/>
           <w:color w:val="000000" w:themeColor="text1"/>
+          <w:highlight w:val="green"/>
         </w:rPr>
         <w:t xml:space="preserve"> </w:t>
       </w:r>
     </w:p>
     <w:p>
       <w:r>
-        <w:t>This section describes how the main functional modules of the Peer Tutoring Platform were implemented across the stack. Each module maps directly to MongoDB collections and is exposed through REST API endpoints for app features. Where real-time updates were required, Socket.io events were used alongside persistent database storage to ensure reliability.</w:t>
+        <w:t xml:space="preserve">This section describes how the main functional modules of Peer Tutoring Platform were implemented across the stack. Each module maps directly to MongoDB collections and is exposed through REST API endpoints for app features. Socket.io events were used alongside persistent database storage </w:t>
+      </w:r>
+      <w:r>
+        <w:t>w</w:t>
+      </w:r>
+      <w:r>
+        <w:t>here live updates were required</w:t>
+      </w:r>
+      <w:r>
+        <w:t xml:space="preserve"> </w:t>
+      </w:r>
+      <w:r>
+        <w:t>to ensure reliability.</w:t>
       </w:r>
     </w:p>
     <w:p/>
@@ -3543,6 +3901,7 @@
           <w:ilvl w:val="2"/>
           <w:numId w:val="48"/>
         </w:numPr>
+        <w:spacing w:before="0" w:after="0" w:line="276" w:lineRule="auto"/>
         <w:rPr>
           <w:b/>
           <w:bCs/>
@@ -3569,13 +3928,51 @@
         <w:jc w:val="both"/>
       </w:pPr>
       <w:r>
-        <w:t>Authentication was implemented using email/password login and JSON Web Tokens. During registration, user credentials are validated server-</w:t>
-      </w:r>
-      <w:r>
-        <w:t>side,</w:t>
-      </w:r>
-      <w:r>
-        <w:t xml:space="preserve"> and the password is stored as a salted hash. On successful login, the backend issues a signed JSON Web Token which the client stores and includes in the corresponding header for protected requests. The middleware verifies the token on protected routes and extracts the user ID to enforce access control. Role-based checks were applied for administrator-only endpoints. This approach ensures that only authenticated users can access restricted resources such as messaging, meeting scheduling, profile updates.</w:t>
+        <w:t>Authentication was implemented using email</w:t>
+      </w:r>
+      <w:r>
+        <w:t xml:space="preserve"> and </w:t>
+      </w:r>
+      <w:r>
+        <w:t xml:space="preserve">password login </w:t>
+      </w:r>
+      <w:r>
+        <w:t xml:space="preserve">with the help of </w:t>
+      </w:r>
+      <w:r>
+        <w:t>JSON Web Tokens</w:t>
+      </w:r>
+      <w:r>
+        <w:t xml:space="preserve"> used for authentication</w:t>
+      </w:r>
+      <w:r>
+        <w:t>. During registration, user credentials are validated server-</w:t>
+      </w:r>
+      <w:proofErr w:type="gramStart"/>
+      <w:r>
+        <w:t>side</w:t>
+      </w:r>
+      <w:proofErr w:type="gramEnd"/>
+      <w:r>
+        <w:t xml:space="preserve"> </w:t>
+      </w:r>
+      <w:r>
+        <w:t>and the password is stored as a salted hash. On successful login</w:t>
+      </w:r>
+      <w:r>
+        <w:t xml:space="preserve"> only</w:t>
+      </w:r>
+      <w:r>
+        <w:t xml:space="preserve">, the backend issues a signed JSON Web Token which the client stores and includes in the corresponding header for protected requests. The middleware verifies the token on protected routes and extracts the user </w:t>
+      </w:r>
+      <w:r>
+        <w:rPr>
+          <w:highlight w:val="yellow"/>
+        </w:rPr>
+        <w:t>ID</w:t>
+      </w:r>
+      <w:r>
+        <w:t xml:space="preserve"> to enforce access control. This approach ensures that only authenticated users can access restricted resources such as messaging, meeting scheduling, profile updates.</w:t>
       </w:r>
     </w:p>
     <w:p/>
@@ -3586,6 +3983,7 @@
           <w:ilvl w:val="2"/>
           <w:numId w:val="48"/>
         </w:numPr>
+        <w:spacing w:before="0" w:after="0" w:line="276" w:lineRule="auto"/>
         <w:rPr>
           <w:b/>
           <w:bCs/>
@@ -3603,6 +4001,7 @@
           <w:sz w:val="32"/>
           <w:szCs w:val="32"/>
         </w:rPr>
+        <w:lastRenderedPageBreak/>
         <w:t>User Profiles and Points System</w:t>
       </w:r>
       <w:bookmarkEnd w:id="15"/>
@@ -3615,7 +4014,19 @@
         <w:t xml:space="preserve">User profile data is stored in the </w:t>
       </w:r>
       <w:r>
-        <w:t xml:space="preserve">corresponding collection and includes core identity fields such as name and email, engagement fields. Profile update endpoints validate allowed fields to prevent unintended edits. The points system updates after defined actions. Points are computed server-side to prevent client-side manipulation and all updates </w:t>
+        <w:t xml:space="preserve">corresponding collection and includes core identity fields such as name and email, </w:t>
+      </w:r>
+      <w:r>
+        <w:t>profile fields and user background</w:t>
+      </w:r>
+      <w:r>
+        <w:t xml:space="preserve">. Profile update endpoints validate allowed fields to prevent unintended edits. The points system updates after </w:t>
+      </w:r>
+      <w:r>
+        <w:t>making each successful meeting session</w:t>
+      </w:r>
+      <w:r>
+        <w:t xml:space="preserve">. Points are computed server-side to prevent manipulation and all updates </w:t>
       </w:r>
       <w:r>
         <w:t>persisted</w:t>
@@ -3632,6 +4043,7 @@
           <w:ilvl w:val="2"/>
           <w:numId w:val="48"/>
         </w:numPr>
+        <w:spacing w:before="0" w:after="0" w:line="276" w:lineRule="auto"/>
         <w:rPr>
           <w:b/>
           <w:bCs/>
@@ -3658,7 +4070,19 @@
         <w:jc w:val="both"/>
       </w:pPr>
       <w:r>
-        <w:t>The post module allows students to create tutoring requests or supports posts. Posts are stored in the corresponding collection with references to the author and timestamps. Users can comment on posts with comments stored as a separate collection with references to post and author. This functionality prevents duplicate likes by tracking user IDs who liked the post.</w:t>
+        <w:t>The post module allows students to create tutoring requests. Posts are stored in the corresponding collection with references to the author</w:t>
+      </w:r>
+      <w:r>
+        <w:t xml:space="preserve">, content, </w:t>
+      </w:r>
+      <w:r>
+        <w:t>timestamps</w:t>
+      </w:r>
+      <w:r>
+        <w:t>, statistics of post engagement</w:t>
+      </w:r>
+      <w:r>
+        <w:t>. Users can comment on posts with comments stored as a separate collection with references to post and author. This functionality prevents duplicate likes by tracking user IDs who liked the post.</w:t>
       </w:r>
     </w:p>
     <w:p/>
@@ -3669,6 +4093,7 @@
           <w:ilvl w:val="2"/>
           <w:numId w:val="48"/>
         </w:numPr>
+        <w:spacing w:before="0" w:after="0" w:line="276" w:lineRule="auto"/>
         <w:rPr>
           <w:b/>
           <w:bCs/>
@@ -3695,11 +4120,22 @@
         <w:jc w:val="both"/>
       </w:pPr>
       <w:r>
-        <w:t xml:space="preserve">Real-time messaging was implemented using Socket.io to support instant communication between peers. Conversations are represented using a corresponding collection while messages are stored </w:t>
-      </w:r>
-      <w:r>
-        <w:lastRenderedPageBreak/>
-        <w:t xml:space="preserve">in messages collection, where content and timestamp are stored. When a user sends a message, it is first validated and saved to MongoDB, then emitted to the recipient via Socket.io. </w:t>
+        <w:t>Live</w:t>
+      </w:r>
+      <w:r>
+        <w:t xml:space="preserve"> messaging was </w:t>
+      </w:r>
+      <w:r>
+        <w:t>built</w:t>
+      </w:r>
+      <w:r>
+        <w:t xml:space="preserve"> using Socket.io to support instant communication between peers. Conversations are represented using a corresponding collection while messages are stored in messages collection, where content and timestamp are stored. When a user sends a message, it is first validated and saved to MongoDB, then emitted to the </w:t>
+      </w:r>
+      <w:r>
+        <w:t>receiver</w:t>
+      </w:r>
+      <w:r>
+        <w:t xml:space="preserve"> via Socket.io. </w:t>
       </w:r>
     </w:p>
     <w:p/>
@@ -3710,6 +4146,7 @@
           <w:ilvl w:val="2"/>
           <w:numId w:val="48"/>
         </w:numPr>
+        <w:spacing w:before="0" w:after="0" w:line="276" w:lineRule="auto"/>
         <w:rPr>
           <w:b/>
           <w:bCs/>
@@ -3736,7 +4173,13 @@
         <w:jc w:val="both"/>
       </w:pPr>
       <w:r>
-        <w:t>The scheduling module allows users to create and manage tutoring sessions. Meetings are stored in a corresponding collection with fields such as time and date. The backend validates date/time inputs and prevents invalid scheduling states. When a meeting is confirmed or completed, notifications are triggered and stored, meeting completion enables rating submission. This ensures evaluation of platform usage.</w:t>
+        <w:t>The scheduling module allows users to create and manage tutoring sessions. Meetings are stored in a corresponding collection with fields such as time and date</w:t>
+      </w:r>
+      <w:r>
+        <w:t>, points allocated, points give, description, status, comment</w:t>
+      </w:r>
+      <w:r>
+        <w:t>. The backend validates date/time inputs and prevents invalid scheduling states. When a meeting is confirmed or completed, notifications are triggered and stored, meeting completion enables rating submission. This ensures evaluation of platform usage.</w:t>
       </w:r>
     </w:p>
     <w:p/>
@@ -3747,6 +4190,7 @@
           <w:ilvl w:val="2"/>
           <w:numId w:val="48"/>
         </w:numPr>
+        <w:spacing w:before="0" w:after="0" w:line="276" w:lineRule="auto"/>
         <w:rPr>
           <w:b/>
           <w:bCs/>
@@ -3773,7 +4217,13 @@
         <w:jc w:val="both"/>
       </w:pPr>
       <w:r>
-        <w:t xml:space="preserve">Notifications were implemented as a combination of persisted records and optional real-time delivery. Notification items are stored in a corresponding collection and linked to a target user. For time-sensitive events such as new messages, meeting acceptance, Socket.io emits notification updates instantly, while </w:t>
+        <w:t xml:space="preserve">Notification items are stored in a corresponding collection and linked to a target user. For time-sensitive events such as new messages, meeting acceptance, </w:t>
+      </w:r>
+      <w:r>
+        <w:t xml:space="preserve">friend requests, </w:t>
+      </w:r>
+      <w:r>
+        <w:t xml:space="preserve">Socket.io emits notification updates instantly, while </w:t>
       </w:r>
       <w:r>
         <w:rPr>
@@ -3793,6 +4243,7 @@
           <w:ilvl w:val="2"/>
           <w:numId w:val="48"/>
         </w:numPr>
+        <w:spacing w:before="0" w:after="0" w:line="276" w:lineRule="auto"/>
         <w:rPr>
           <w:b/>
           <w:bCs/>
@@ -3801,7 +4252,6 @@
           <w:szCs w:val="32"/>
         </w:rPr>
       </w:pPr>
-      <w:bookmarkStart w:id="20" w:name="_Toc223650216"/>
       <w:r>
         <w:rPr>
           <w:b/>
@@ -3810,18 +4260,7 @@
           <w:sz w:val="32"/>
           <w:szCs w:val="32"/>
         </w:rPr>
-        <w:t>Rating</w:t>
-      </w:r>
-      <w:bookmarkEnd w:id="20"/>
-      <w:r>
-        <w:rPr>
-          <w:b/>
-          <w:bCs/>
-          <w:color w:val="000000" w:themeColor="text1"/>
-          <w:sz w:val="32"/>
-          <w:szCs w:val="32"/>
-        </w:rPr>
-        <w:t xml:space="preserve"> </w:t>
+        <w:t>Reports</w:t>
       </w:r>
     </w:p>
     <w:p>
@@ -3829,13 +4268,7 @@
         <w:jc w:val="both"/>
       </w:pPr>
       <w:r>
-        <w:t xml:space="preserve">After a tutoring session is completed, users can submit a ratting from zero to five. Ratings are stored in a collection linked to </w:t>
-      </w:r>
-      <w:r>
-        <w:t>the id of a meeting. The</w:t>
-      </w:r>
-      <w:r>
-        <w:t xml:space="preserve"> backend enforces rules that only participants of a completed meeting may rate and prevents duplicate ratings for the same meeting. The system recalculates a rating to keep user profiles consistent. Such metrics support trust binding on the platform among students.</w:t>
+        <w:t>The reporting module represents all content that is displayed to an administrator. It is collected with flagged messages, reported profiles and posts containing inappropriate content that was monitored by users. The fields that are stored in the corresponding collection are reporter name, report type, reason, status and timestamp.</w:t>
       </w:r>
     </w:p>
     <w:p>
@@ -3850,6 +4283,7 @@
           <w:ilvl w:val="1"/>
           <w:numId w:val="48"/>
         </w:numPr>
+        <w:spacing w:before="0" w:after="0"/>
         <w:rPr>
           <w:rFonts w:ascii="Times New Roman" w:hAnsi="Times New Roman" w:cs="Times New Roman"/>
           <w:b/>
@@ -3880,6 +4314,7 @@
           <w:ilvl w:val="1"/>
           <w:numId w:val="48"/>
         </w:numPr>
+        <w:spacing w:before="0" w:after="0"/>
         <w:rPr>
           <w:rFonts w:ascii="Times New Roman" w:hAnsi="Times New Roman" w:cs="Times New Roman"/>
           <w:b/>
@@ -3914,6 +4349,7 @@
           <w:ilvl w:val="1"/>
           <w:numId w:val="48"/>
         </w:numPr>
+        <w:spacing w:before="0" w:after="0"/>
         <w:rPr>
           <w:rFonts w:ascii="Times New Roman" w:hAnsi="Times New Roman" w:cs="Times New Roman"/>
           <w:b/>
@@ -3930,6 +4366,7 @@
           <w:color w:val="000000" w:themeColor="text1"/>
           <w:highlight w:val="red"/>
         </w:rPr>
+        <w:lastRenderedPageBreak/>
         <w:t xml:space="preserve">Frontend Implementation </w:t>
       </w:r>
     </w:p>
@@ -3948,6 +4385,7 @@
           <w:ilvl w:val="1"/>
           <w:numId w:val="48"/>
         </w:numPr>
+        <w:spacing w:before="0" w:after="0"/>
         <w:rPr>
           <w:rFonts w:ascii="Times New Roman" w:hAnsi="Times New Roman" w:cs="Times New Roman"/>
           <w:b/>
@@ -3982,6 +4420,7 @@
           <w:ilvl w:val="0"/>
           <w:numId w:val="48"/>
         </w:numPr>
+        <w:spacing w:before="0" w:after="0"/>
         <w:rPr>
           <w:rFonts w:ascii="Times New Roman" w:hAnsi="Times New Roman" w:cs="Times New Roman"/>
           <w:b/>
@@ -4012,6 +4451,7 @@
           <w:ilvl w:val="0"/>
           <w:numId w:val="48"/>
         </w:numPr>
+        <w:spacing w:before="0" w:after="0" w:line="276" w:lineRule="auto"/>
         <w:rPr>
           <w:rFonts w:ascii="Times New Roman" w:hAnsi="Times New Roman" w:cs="Times New Roman"/>
           <w:b/>
@@ -4030,7 +4470,6 @@
           <w:sz w:val="32"/>
           <w:szCs w:val="32"/>
         </w:rPr>
-        <w:lastRenderedPageBreak/>
         <w:t>Pro</w:t>
       </w:r>
       <w:r>
@@ -4052,6 +4491,7 @@
           <w:ilvl w:val="1"/>
           <w:numId w:val="48"/>
         </w:numPr>
+        <w:spacing w:before="0" w:after="0" w:line="276" w:lineRule="auto"/>
         <w:rPr>
           <w:rFonts w:ascii="Times New Roman" w:hAnsi="Times New Roman" w:cs="Times New Roman"/>
           <w:b/>
@@ -4069,87 +4509,915 @@
         <w:t>Problems Encountered and Resolutions</w:t>
       </w:r>
     </w:p>
-    <w:p/>
     <w:p>
-      <w:r>
-        <w:t>During the development of the Peer Tutoring Platform, several technical and design-related problems were encountered. These issues affected implementation speed, system reliability, the scope of some features. Each problem required either a technical resolution or a design adjustment.</w:t>
+      <w:pPr>
+        <w:pStyle w:val="BodyText"/>
+        <w:jc w:val="both"/>
+        <w:rPr>
+          <w:rFonts w:ascii="Times New Roman" w:hAnsi="Times New Roman" w:cs="Times New Roman"/>
+        </w:rPr>
+      </w:pPr>
+      <w:r>
+        <w:rPr>
+          <w:rFonts w:ascii="Times New Roman" w:hAnsi="Times New Roman" w:cs="Times New Roman"/>
+        </w:rPr>
+        <w:t>While developing Peer Tutoring Platform, several technical and design-related issues were faced</w:t>
+      </w:r>
+      <w:r>
+        <w:rPr>
+          <w:rFonts w:ascii="Times New Roman" w:hAnsi="Times New Roman" w:cs="Times New Roman"/>
+        </w:rPr>
+        <w:t xml:space="preserve"> during the project timeline</w:t>
+      </w:r>
+      <w:r>
+        <w:rPr>
+          <w:rFonts w:ascii="Times New Roman" w:hAnsi="Times New Roman" w:cs="Times New Roman"/>
+        </w:rPr>
+        <w:t xml:space="preserve">. Each problem required either a technical resolution or a design change. One of the major challenges was to implement secure authentication and maintaining user sessions across secured routes. At an early stage, there were problems where authenticated users were not always identified after page refreshes. This </w:t>
+      </w:r>
+      <w:r>
+        <w:rPr>
+          <w:rFonts w:ascii="Times New Roman" w:hAnsi="Times New Roman" w:cs="Times New Roman"/>
+        </w:rPr>
+        <w:t>error was persistent</w:t>
+      </w:r>
+      <w:r>
+        <w:rPr>
+          <w:rFonts w:ascii="Times New Roman" w:hAnsi="Times New Roman" w:cs="Times New Roman"/>
+        </w:rPr>
+        <w:t xml:space="preserve"> because of </w:t>
+      </w:r>
+      <w:r>
+        <w:rPr>
+          <w:rFonts w:ascii="Times New Roman" w:hAnsi="Times New Roman" w:cs="Times New Roman"/>
+        </w:rPr>
+        <w:t xml:space="preserve">the previously implemented logic of </w:t>
+      </w:r>
+      <w:r>
+        <w:rPr>
+          <w:rFonts w:ascii="Times New Roman" w:hAnsi="Times New Roman" w:cs="Times New Roman"/>
+        </w:rPr>
+        <w:t xml:space="preserve">token handling between the frontend and the backend not being fully standardized. The issue was solved by adding consistent </w:t>
+      </w:r>
+      <w:r>
+        <w:rPr>
+          <w:rFonts w:ascii="Times New Roman" w:hAnsi="Times New Roman" w:cs="Times New Roman"/>
+          <w:highlight w:val="yellow"/>
+        </w:rPr>
+        <w:t>JWT</w:t>
+      </w:r>
+      <w:r>
+        <w:rPr>
+          <w:rFonts w:ascii="Times New Roman" w:hAnsi="Times New Roman" w:cs="Times New Roman"/>
+        </w:rPr>
+        <w:t xml:space="preserve"> verification middleware on the backend and making sure that the client sent the token to the correct authorization header for all protected </w:t>
+      </w:r>
+      <w:r>
+        <w:rPr>
+          <w:rFonts w:ascii="Times New Roman" w:hAnsi="Times New Roman" w:cs="Times New Roman"/>
+          <w:highlight w:val="yellow"/>
+        </w:rPr>
+        <w:t>API</w:t>
+      </w:r>
+      <w:r>
+        <w:rPr>
+          <w:rFonts w:ascii="Times New Roman" w:hAnsi="Times New Roman" w:cs="Times New Roman"/>
+        </w:rPr>
+        <w:t xml:space="preserve"> requests. </w:t>
       </w:r>
     </w:p>
     <w:p>
-      <w:r>
-        <w:t>One of the main challenges involved implementing secure authentication and maintaining user sessions across protected routes. At an early stage, issues occurred where authenticated users were not consistently recognized after page refreshes. This happened because token handling between the frontend and backend had not been fully standardized. The problem was resolved by introducing consistent JWT verification middleware on the backend and ensuring that the client attached the token in the correct authorization header for all protected API requests.</w:t>
+      <w:pPr>
+        <w:pStyle w:val="BodyText"/>
+        <w:jc w:val="both"/>
+        <w:rPr>
+          <w:rFonts w:ascii="Times New Roman" w:hAnsi="Times New Roman" w:cs="Times New Roman"/>
+        </w:rPr>
+      </w:pPr>
+      <w:r>
+        <w:rPr>
+          <w:rFonts w:ascii="Times New Roman" w:hAnsi="Times New Roman" w:cs="Times New Roman"/>
+        </w:rPr>
+        <w:t xml:space="preserve">Another challenge </w:t>
+      </w:r>
+      <w:r>
+        <w:rPr>
+          <w:rFonts w:ascii="Times New Roman" w:hAnsi="Times New Roman" w:cs="Times New Roman"/>
+        </w:rPr>
+        <w:t xml:space="preserve">that as faced - </w:t>
+      </w:r>
+      <w:r>
+        <w:rPr>
+          <w:rFonts w:ascii="Times New Roman" w:hAnsi="Times New Roman" w:cs="Times New Roman"/>
+        </w:rPr>
+        <w:t>messaging</w:t>
+      </w:r>
+      <w:r>
+        <w:rPr>
+          <w:rFonts w:ascii="Times New Roman" w:hAnsi="Times New Roman" w:cs="Times New Roman"/>
+        </w:rPr>
+        <w:t xml:space="preserve"> in real time</w:t>
+      </w:r>
+      <w:r>
+        <w:rPr>
+          <w:rFonts w:ascii="Times New Roman" w:hAnsi="Times New Roman" w:cs="Times New Roman"/>
+        </w:rPr>
+        <w:t xml:space="preserve">. Socket-based communication worked in simple tests, but there </w:t>
+      </w:r>
+      <w:r>
+        <w:rPr>
+          <w:rFonts w:ascii="Times New Roman" w:hAnsi="Times New Roman" w:cs="Times New Roman"/>
+        </w:rPr>
+        <w:t xml:space="preserve">was a difficulty in </w:t>
+      </w:r>
+      <w:r>
+        <w:rPr>
+          <w:rFonts w:ascii="Times New Roman" w:hAnsi="Times New Roman" w:cs="Times New Roman"/>
+        </w:rPr>
+        <w:t xml:space="preserve">trying to ensure that messages were both delivered immediately and stored reliably. There was a risk that a message could be displayed in the interface without being safely persisted in the database. To troubleshoot the message flow was redesigned such that messages were validated </w:t>
+      </w:r>
+      <w:r>
+        <w:rPr>
+          <w:rFonts w:ascii="Times New Roman" w:hAnsi="Times New Roman" w:cs="Times New Roman"/>
+        </w:rPr>
+        <w:t xml:space="preserve">first </w:t>
+      </w:r>
+      <w:r>
+        <w:rPr>
+          <w:rFonts w:ascii="Times New Roman" w:hAnsi="Times New Roman" w:cs="Times New Roman"/>
+        </w:rPr>
+        <w:t xml:space="preserve">and </w:t>
+      </w:r>
+      <w:r>
+        <w:rPr>
+          <w:rFonts w:ascii="Times New Roman" w:hAnsi="Times New Roman" w:cs="Times New Roman"/>
+        </w:rPr>
+        <w:t xml:space="preserve">then </w:t>
+      </w:r>
+      <w:r>
+        <w:rPr>
+          <w:rFonts w:ascii="Times New Roman" w:hAnsi="Times New Roman" w:cs="Times New Roman"/>
+        </w:rPr>
+        <w:t xml:space="preserve">stored in MongoDB before being emitted through Socket.io. </w:t>
       </w:r>
     </w:p>
     <w:p>
-      <w:r>
-        <w:t xml:space="preserve">Another challenge involved real-time messaging. Socket-based communication worked in simple tests, but problems appeared when trying to ensure that messages were both delivered instantly and stored reliably. There was a risk that a message could appear in the interface without being safely persisted in the database. To </w:t>
-      </w:r>
-      <w:r>
-        <w:t>troubleshoot that, the message flow was redesigned so that messages were first validated and stored in MongoDB before being emitted through Socket.io.</w:t>
+      <w:pPr>
+        <w:pStyle w:val="BodyText"/>
+        <w:jc w:val="both"/>
+        <w:rPr>
+          <w:rFonts w:ascii="Times New Roman" w:hAnsi="Times New Roman" w:cs="Times New Roman"/>
+        </w:rPr>
+      </w:pPr>
+      <w:r>
+        <w:rPr>
+          <w:rFonts w:ascii="Times New Roman" w:hAnsi="Times New Roman" w:cs="Times New Roman"/>
+        </w:rPr>
+        <w:t>In addition, there was another problem that</w:t>
+      </w:r>
+      <w:r>
+        <w:rPr>
+          <w:rFonts w:ascii="Times New Roman" w:hAnsi="Times New Roman" w:cs="Times New Roman"/>
+        </w:rPr>
+        <w:t xml:space="preserve"> arose with the scheduling and meeting workflow. Data and time values entered from the frontend were not always managed and could lead to invalid meeting records or incorrect display formatting. This was </w:t>
+      </w:r>
+      <w:r>
+        <w:rPr>
+          <w:rFonts w:ascii="Times New Roman" w:hAnsi="Times New Roman" w:cs="Times New Roman"/>
+        </w:rPr>
+        <w:t>fixed</w:t>
+      </w:r>
+      <w:r>
+        <w:rPr>
+          <w:rFonts w:ascii="Times New Roman" w:hAnsi="Times New Roman" w:cs="Times New Roman"/>
+        </w:rPr>
+        <w:t xml:space="preserve"> by standardizing how date and time values were handled between frontend forms and </w:t>
+      </w:r>
+      <w:r>
+        <w:rPr>
+          <w:rFonts w:ascii="Times New Roman" w:hAnsi="Times New Roman" w:cs="Times New Roman"/>
+        </w:rPr>
+        <w:t xml:space="preserve">the </w:t>
+      </w:r>
+      <w:r>
+        <w:rPr>
+          <w:rFonts w:ascii="Times New Roman" w:hAnsi="Times New Roman" w:cs="Times New Roman"/>
+        </w:rPr>
+        <w:t xml:space="preserve">backend. The points and rating functionality also brought complexity. It was necessary to ensure that users </w:t>
+      </w:r>
+      <w:r>
+        <w:rPr>
+          <w:rFonts w:ascii="Times New Roman" w:hAnsi="Times New Roman" w:cs="Times New Roman"/>
+        </w:rPr>
+        <w:t>were not given such opportunity to</w:t>
+      </w:r>
+      <w:r>
+        <w:rPr>
+          <w:rFonts w:ascii="Times New Roman" w:hAnsi="Times New Roman" w:cs="Times New Roman"/>
+        </w:rPr>
+        <w:t xml:space="preserve"> submit duplicate ratings or to manipulate scores by making repeated requests. This was fixed by implementing backend validation rules, associating ratings with completed meetings, recalculating values</w:t>
+      </w:r>
+      <w:r>
+        <w:rPr>
+          <w:rFonts w:ascii="Times New Roman" w:hAnsi="Times New Roman" w:cs="Times New Roman"/>
+        </w:rPr>
+        <w:t xml:space="preserve"> server-side</w:t>
+      </w:r>
+      <w:r>
+        <w:rPr>
+          <w:rFonts w:ascii="Times New Roman" w:hAnsi="Times New Roman" w:cs="Times New Roman"/>
+        </w:rPr>
+        <w:t xml:space="preserve">. </w:t>
       </w:r>
     </w:p>
     <w:p>
-      <w:r>
-        <w:t>A further issue arose in the scheduling and meeting workflow. Data and time values submitted from the frontend were not always handled consistently, which created the possibility of invalid meeting records or incorrect display formatting. This was addressed by introducing stricter backend validation and by standardizing how date and time values were handled between frontend forms and backend storage.</w:t>
-      </w:r>
-      <w:r>
-        <w:br/>
-        <w:t>The points and rating functionality also introduced some complexity. It was necessary to ensure that users could not submit duplicate ratings or manipulate scores through repeated requests. This was resolved by enforcing backend validation rules, linking ratings to completed meetings, recalculating values server-side rather than relying on client-side updates.</w:t>
+      <w:pPr>
+        <w:pStyle w:val="BodyText"/>
+        <w:jc w:val="both"/>
+        <w:rPr>
+          <w:rFonts w:ascii="Times New Roman" w:hAnsi="Times New Roman" w:cs="Times New Roman"/>
+        </w:rPr>
+      </w:pPr>
+      <w:r>
+        <w:rPr>
+          <w:rFonts w:ascii="Times New Roman" w:hAnsi="Times New Roman" w:cs="Times New Roman"/>
+        </w:rPr>
+        <w:t xml:space="preserve">There were general integration obstacles throughout the </w:t>
+      </w:r>
+      <w:r>
+        <w:rPr>
+          <w:rFonts w:ascii="Times New Roman" w:hAnsi="Times New Roman" w:cs="Times New Roman"/>
+        </w:rPr>
+        <w:t>technol</w:t>
+      </w:r>
+      <w:r>
+        <w:rPr>
+          <w:rFonts w:ascii="Times New Roman" w:hAnsi="Times New Roman" w:cs="Times New Roman"/>
+        </w:rPr>
+        <w:t>ogy</w:t>
+      </w:r>
+      <w:r>
+        <w:rPr>
+          <w:rFonts w:ascii="Times New Roman" w:hAnsi="Times New Roman" w:cs="Times New Roman"/>
+        </w:rPr>
+        <w:t xml:space="preserve"> stack. Matching frontend state, backend responses</w:t>
+      </w:r>
+      <w:r>
+        <w:rPr>
+          <w:rFonts w:ascii="Times New Roman" w:hAnsi="Times New Roman" w:cs="Times New Roman"/>
+        </w:rPr>
+        <w:t xml:space="preserve"> </w:t>
+      </w:r>
+      <w:r>
+        <w:rPr>
+          <w:rFonts w:ascii="Times New Roman" w:hAnsi="Times New Roman" w:cs="Times New Roman"/>
+        </w:rPr>
+        <w:t xml:space="preserve">and MongoDB structures required multiple rounds of testing and debugging. Some endpoints initially returned inconsistent response formats, which caused rendering issues in the React frontend. These problems were fixed by refactoring route handlers to make returned data structures predictable and easier to </w:t>
+      </w:r>
+      <w:r>
+        <w:rPr>
+          <w:rFonts w:ascii="Times New Roman" w:hAnsi="Times New Roman" w:cs="Times New Roman"/>
+        </w:rPr>
+        <w:t>render</w:t>
+      </w:r>
+      <w:r>
+        <w:rPr>
+          <w:rFonts w:ascii="Times New Roman" w:hAnsi="Times New Roman" w:cs="Times New Roman"/>
+        </w:rPr>
+        <w:t xml:space="preserve"> in the client application. </w:t>
       </w:r>
     </w:p>
     <w:p>
-      <w:r>
-        <w:t>There were also general integration challenges across the MERN stack. Keeping frontend state, backend responses, MongoDB data structures aligned required repeated testing and debugging. Some endpoints initially returned inconsistent response formats, which caused rendering issues in the React frontend. These issues were resolved by refactoring route handlers so that returned data structures remained predictable and easier to consume in the client application.</w:t>
-      </w:r>
-      <w:r>
-        <w:br/>
-        <w:t>To conclude, the main pattern across the process was that most problems were not caused by a single technology, but by the interaction between multiple layers of the system. Resolving these issues improved reliability and consistency of the project.</w:t>
+      <w:pPr>
+        <w:pStyle w:val="BodyText"/>
+        <w:jc w:val="both"/>
+        <w:rPr>
+          <w:rFonts w:ascii="Times New Roman" w:hAnsi="Times New Roman" w:cs="Times New Roman"/>
+        </w:rPr>
+      </w:pPr>
+      <w:r>
+        <w:rPr>
+          <w:rFonts w:ascii="Times New Roman" w:hAnsi="Times New Roman" w:cs="Times New Roman"/>
+        </w:rPr>
+        <w:t>To conclude, most problems were not caused by a single technology</w:t>
+      </w:r>
+      <w:r>
+        <w:rPr>
+          <w:rFonts w:ascii="Times New Roman" w:hAnsi="Times New Roman" w:cs="Times New Roman"/>
+        </w:rPr>
+        <w:t xml:space="preserve"> rather than </w:t>
+      </w:r>
+      <w:r>
+        <w:rPr>
+          <w:rFonts w:ascii="Times New Roman" w:hAnsi="Times New Roman" w:cs="Times New Roman"/>
+        </w:rPr>
+        <w:t>the interaction between multiple layers of the system</w:t>
+      </w:r>
+      <w:r>
+        <w:rPr>
+          <w:rFonts w:ascii="Times New Roman" w:hAnsi="Times New Roman" w:cs="Times New Roman"/>
+        </w:rPr>
+        <w:t xml:space="preserve"> including frontend, backend, database and communication</w:t>
+      </w:r>
+      <w:r>
+        <w:rPr>
+          <w:rFonts w:ascii="Times New Roman" w:hAnsi="Times New Roman" w:cs="Times New Roman"/>
+        </w:rPr>
+        <w:t>. Fixing these issues made the project more reliable and consistent.</w:t>
       </w:r>
     </w:p>
     <w:p>
       <w:pPr>
+        <w:pStyle w:val="BodyText"/>
+      </w:pPr>
+    </w:p>
+    <w:p>
+      <w:pPr>
+        <w:pStyle w:val="Heading1"/>
+        <w:numPr>
+          <w:ilvl w:val="1"/>
+          <w:numId w:val="48"/>
+        </w:numPr>
+        <w:spacing w:before="0" w:after="0" w:line="276" w:lineRule="auto"/>
+        <w:rPr>
+          <w:rFonts w:ascii="Times New Roman" w:hAnsi="Times New Roman" w:cs="Times New Roman"/>
+          <w:b/>
+          <w:bCs/>
+          <w:color w:val="000000" w:themeColor="text1"/>
+          <w:sz w:val="32"/>
+          <w:szCs w:val="32"/>
+        </w:rPr>
+      </w:pPr>
+      <w:r>
+        <w:rPr>
+          <w:rFonts w:ascii="Times New Roman" w:hAnsi="Times New Roman" w:cs="Times New Roman"/>
+          <w:b/>
+          <w:bCs/>
+          <w:color w:val="000000" w:themeColor="text1"/>
+          <w:sz w:val="32"/>
+          <w:szCs w:val="32"/>
+        </w:rPr>
+        <w:lastRenderedPageBreak/>
+        <w:t>What was achieved</w:t>
+      </w:r>
+    </w:p>
+    <w:p>
+      <w:pPr>
         <w:jc w:val="both"/>
       </w:pPr>
+      <w:r>
+        <w:t xml:space="preserve">Peer Tutoring Platform achieved </w:t>
+      </w:r>
+      <w:r>
+        <w:t>all</w:t>
+      </w:r>
+      <w:r>
+        <w:t xml:space="preserve"> core objectives that were defined for this project. A working full-stack application was created using MERN stack with support for live communication through Socket.io. The platform provides several features for students </w:t>
+      </w:r>
+      <w:r>
+        <w:t>such as</w:t>
+      </w:r>
+      <w:r>
+        <w:t xml:space="preserve"> seeking academic assistance, communicating with peers, scheduling tutoring sessions, gamification. </w:t>
+      </w:r>
+    </w:p>
+    <w:p>
+      <w:pPr>
+        <w:jc w:val="both"/>
+      </w:pPr>
+    </w:p>
+    <w:p>
+      <w:pPr>
+        <w:jc w:val="both"/>
+      </w:pPr>
+      <w:r>
+        <w:t xml:space="preserve">A complete authentication and authorization workflow was implemented into this project as well. Users </w:t>
+      </w:r>
+      <w:proofErr w:type="gramStart"/>
+      <w:r>
+        <w:t>are able to</w:t>
+      </w:r>
+      <w:proofErr w:type="gramEnd"/>
+      <w:r>
+        <w:t xml:space="preserve"> register, log in securely and access protected areas of the system through JSON Web Token authentication. Similar approach was also introduced for administrators. </w:t>
+      </w:r>
+    </w:p>
+    <w:p>
+      <w:pPr>
+        <w:jc w:val="both"/>
+      </w:pPr>
+    </w:p>
+    <w:p>
+      <w:pPr>
+        <w:jc w:val="both"/>
+      </w:pPr>
+      <w:r>
+        <w:t xml:space="preserve">A real-time messaging feature was </w:t>
+      </w:r>
+      <w:r>
+        <w:t>implemented</w:t>
+      </w:r>
+      <w:r>
+        <w:t xml:space="preserve"> into the project </w:t>
+      </w:r>
+      <w:r>
+        <w:t>successfully</w:t>
+      </w:r>
+      <w:r>
+        <w:t xml:space="preserve">. Users </w:t>
+      </w:r>
+      <w:r>
+        <w:t>can</w:t>
+      </w:r>
+      <w:r>
+        <w:t xml:space="preserve"> send messages to their friends </w:t>
+      </w:r>
+      <w:r>
+        <w:t xml:space="preserve">instantly </w:t>
+      </w:r>
+      <w:r>
+        <w:t>with the help of</w:t>
+      </w:r>
+      <w:r>
+        <w:t xml:space="preserve"> Socket.io </w:t>
+      </w:r>
+      <w:r>
+        <w:t>while the content being</w:t>
+      </w:r>
+      <w:r>
+        <w:t xml:space="preserve"> stored in MongoDB. </w:t>
+      </w:r>
+    </w:p>
+    <w:p>
+      <w:pPr>
+        <w:jc w:val="both"/>
+      </w:pPr>
+    </w:p>
+    <w:p>
+      <w:pPr>
+        <w:jc w:val="both"/>
+      </w:pPr>
+      <w:r>
+        <w:t>The meeting and scheduling functionalities were also completed. Users can create and manage sessions using date and time</w:t>
+      </w:r>
+      <w:r>
+        <w:t>, points allocation</w:t>
+      </w:r>
+      <w:r>
+        <w:t>. Notifications connected to this feature were developed so that users could receive updates relating to new activity and follow-up actions such as rating sessions.</w:t>
+      </w:r>
+    </w:p>
+    <w:p>
+      <w:pPr>
+        <w:jc w:val="both"/>
+      </w:pPr>
+    </w:p>
+    <w:p>
+      <w:pPr>
+        <w:jc w:val="both"/>
+      </w:pPr>
+      <w:r>
+        <w:t xml:space="preserve">The project also achieved the implementation of rating and points system. Users </w:t>
+      </w:r>
+      <w:proofErr w:type="gramStart"/>
+      <w:r>
+        <w:t>are able to</w:t>
+      </w:r>
+      <w:proofErr w:type="gramEnd"/>
+      <w:r>
+        <w:t xml:space="preserve"> </w:t>
+      </w:r>
+      <w:r>
+        <w:t>rate</w:t>
+      </w:r>
+      <w:r>
+        <w:t xml:space="preserve"> sessions and </w:t>
+      </w:r>
+      <w:r>
+        <w:t xml:space="preserve">receive </w:t>
+      </w:r>
+      <w:r>
+        <w:t xml:space="preserve">points after each successful </w:t>
+      </w:r>
+      <w:r>
+        <w:t>meeting</w:t>
+      </w:r>
+      <w:r>
+        <w:t>. Thi</w:t>
+      </w:r>
+      <w:r>
+        <w:t>s approach introduced a gamification element into the project</w:t>
+      </w:r>
+      <w:r>
+        <w:t xml:space="preserve"> which encourages students to create more sessions through the system while collecting points and topping up their balance account</w:t>
+      </w:r>
+      <w:r>
+        <w:t xml:space="preserve">. </w:t>
+      </w:r>
+    </w:p>
+    <w:p>
+      <w:pPr>
+        <w:jc w:val="both"/>
+      </w:pPr>
+    </w:p>
+    <w:p>
+      <w:pPr>
+        <w:jc w:val="both"/>
+      </w:pPr>
+      <w:r>
+        <w:t xml:space="preserve">Administration features were also </w:t>
+      </w:r>
+      <w:r>
+        <w:t>integrated</w:t>
+      </w:r>
+      <w:r>
+        <w:t xml:space="preserve"> in</w:t>
+      </w:r>
+      <w:r>
+        <w:t>to</w:t>
+      </w:r>
+      <w:r>
+        <w:t xml:space="preserve"> the platform. </w:t>
+      </w:r>
+      <w:r>
+        <w:t>Moderators</w:t>
+      </w:r>
+      <w:r>
+        <w:t xml:space="preserve"> are provided with access to monitor user activity and content allowing inappropriate material to be </w:t>
+      </w:r>
+      <w:r>
+        <w:t>reviewed and managed accordingly</w:t>
+      </w:r>
+      <w:r>
+        <w:t>.</w:t>
+      </w:r>
+    </w:p>
+    <w:p>
+      <w:pPr>
+        <w:jc w:val="both"/>
+      </w:pPr>
+    </w:p>
+    <w:p>
+      <w:pPr>
+        <w:jc w:val="both"/>
+      </w:pPr>
+      <w:r>
+        <w:t xml:space="preserve">To conclude, the project achieved a </w:t>
+      </w:r>
+      <w:r>
+        <w:t xml:space="preserve">fully </w:t>
+      </w:r>
+      <w:r>
+        <w:t xml:space="preserve">functional system that meets all main goals and provides a working basis for future development.  </w:t>
+      </w:r>
     </w:p>
     <w:p/>
     <w:p>
       <w:pPr>
-        <w:pStyle w:val="Heading1"/>
+        <w:pStyle w:val="Heading2"/>
+        <w:numPr>
+          <w:ilvl w:val="1"/>
+          <w:numId w:val="48"/>
+        </w:numPr>
+        <w:spacing w:line="276" w:lineRule="auto"/>
         <w:rPr>
           <w:rFonts w:ascii="Times New Roman" w:hAnsi="Times New Roman" w:cs="Times New Roman"/>
-        </w:rPr>
-      </w:pPr>
-      <w:bookmarkStart w:id="21" w:name="_Toc223650217"/>
+          <w:b/>
+          <w:bCs/>
+        </w:rPr>
+      </w:pPr>
       <w:r>
         <w:rPr>
           <w:rFonts w:ascii="Times New Roman" w:hAnsi="Times New Roman" w:cs="Times New Roman"/>
-        </w:rPr>
-        <w:t>1</w:t>
-      </w:r>
-      <w:r>
-        <w:rPr>
-          <w:rFonts w:ascii="Times New Roman" w:hAnsi="Times New Roman" w:cs="Times New Roman"/>
-        </w:rPr>
-        <w:t>3</w:t>
-      </w:r>
-      <w:r>
-        <w:rPr>
-          <w:rFonts w:ascii="Times New Roman" w:hAnsi="Times New Roman" w:cs="Times New Roman"/>
-        </w:rPr>
+          <w:b/>
+          <w:bCs/>
+          <w:color w:val="000000" w:themeColor="text1"/>
+        </w:rPr>
+        <w:t>What was not achieved</w:t>
+      </w:r>
+    </w:p>
+    <w:p>
+      <w:r>
+        <w:t xml:space="preserve">While the project achieved implementing all functionalities that provide users to achieve their academic goals, however, there are </w:t>
+      </w:r>
+      <w:r>
+        <w:t xml:space="preserve">some features that were not implemented but could significantly boost the overall experience of using the platform. Those features can be considered for future work. </w:t>
+      </w:r>
+      <w:r>
+        <w:br/>
+        <w:t xml:space="preserve">One limitation of the final product is that deployment was not completed to full production scale with a polished environment equivalent to a commercial software level. The application architecture supports deployment, but the main emphasis of the project remained on </w:t>
+      </w:r>
+      <w:r>
+        <w:t>the</w:t>
+      </w:r>
+      <w:r>
         <w:t xml:space="preserve"> </w:t>
       </w:r>
-      <w:r>
-        <w:rPr>
-          <w:rFonts w:ascii="Times New Roman" w:hAnsi="Times New Roman" w:cs="Times New Roman"/>
-        </w:rPr>
-        <w:t>Reference List</w:t>
-      </w:r>
-      <w:bookmarkEnd w:id="21"/>
+      <w:proofErr w:type="gramStart"/>
+      <w:r>
+        <w:t>functionalit</w:t>
+      </w:r>
+      <w:r>
+        <w:t>ies</w:t>
+      </w:r>
+      <w:proofErr w:type="gramEnd"/>
+      <w:r>
+        <w:t xml:space="preserve"> integration</w:t>
+      </w:r>
+      <w:r>
+        <w:t xml:space="preserve"> part</w:t>
+      </w:r>
+      <w:r>
+        <w:t>.</w:t>
+      </w:r>
+    </w:p>
+    <w:p>
+      <w:pPr>
+        <w:jc w:val="both"/>
+      </w:pPr>
+      <w:r>
+        <w:t xml:space="preserve">In addition, there are areas of the user experience that could also be </w:t>
+      </w:r>
+      <w:r>
+        <w:t>improved</w:t>
+      </w:r>
+      <w:r>
+        <w:t>. Certain workflows could be refined with more advanced interface improvements making the product visually looking equivalent to its major competitors that already exist in the market. This would improve usability and reduce friction for students.</w:t>
+      </w:r>
+    </w:p>
+    <w:p>
+      <w:pPr>
+        <w:jc w:val="both"/>
+      </w:pPr>
+      <w:r>
+        <w:lastRenderedPageBreak/>
+        <w:t>The administration features were implemented providing only basic control over the system. The features could be extended further with more advanced moderation dashboards, analytics and more control tools.</w:t>
+      </w:r>
+    </w:p>
+    <w:p>
+      <w:pPr>
+        <w:jc w:val="both"/>
+      </w:pPr>
+      <w:r>
+        <w:t>Finally, t</w:t>
+      </w:r>
+      <w:r>
+        <w:t>he points and rating systems were completed functionally, but they could be supported with the aid of intervening Peer Mentoring Group into the project to bring the gamification part to a completely new level. Future implementations could include exchanging points for free student lunches or special awards for volunteering work, recommendation logic based on user behavior.</w:t>
+      </w:r>
     </w:p>
     <w:p/>
     <w:p>
       <w:pPr>
+        <w:pStyle w:val="Heading2"/>
+        <w:numPr>
+          <w:ilvl w:val="1"/>
+          <w:numId w:val="48"/>
+        </w:numPr>
+        <w:rPr>
+          <w:rFonts w:ascii="Times New Roman" w:hAnsi="Times New Roman" w:cs="Times New Roman"/>
+          <w:b/>
+          <w:bCs/>
+          <w:color w:val="000000" w:themeColor="text1"/>
+        </w:rPr>
+      </w:pPr>
+      <w:r>
+        <w:rPr>
+          <w:rFonts w:ascii="Times New Roman" w:hAnsi="Times New Roman" w:cs="Times New Roman"/>
+          <w:b/>
+          <w:bCs/>
+          <w:color w:val="000000" w:themeColor="text1"/>
+        </w:rPr>
+        <w:t>What was Learned</w:t>
+      </w:r>
+    </w:p>
+    <w:p>
+      <w:pPr>
+        <w:jc w:val="both"/>
+      </w:pPr>
+      <w:r>
+        <w:t>There were</w:t>
+      </w:r>
+      <w:r>
+        <w:t xml:space="preserve"> </w:t>
+      </w:r>
+      <w:r>
+        <w:t>numerous points</w:t>
+      </w:r>
+      <w:r>
+        <w:t xml:space="preserve"> during the project </w:t>
+      </w:r>
+      <w:r>
+        <w:t>at which</w:t>
+      </w:r>
+      <w:r>
+        <w:t xml:space="preserve"> the learning </w:t>
+      </w:r>
+      <w:r>
+        <w:t>process</w:t>
+      </w:r>
+      <w:r>
+        <w:t xml:space="preserve"> outweighed the </w:t>
+      </w:r>
+      <w:r>
+        <w:t xml:space="preserve">immediate </w:t>
+      </w:r>
+      <w:r>
+        <w:t>results</w:t>
+      </w:r>
+      <w:r>
+        <w:t xml:space="preserve">, as </w:t>
+      </w:r>
+      <w:r>
+        <w:t xml:space="preserve">building a complete software system requires more than </w:t>
+      </w:r>
+      <w:r>
+        <w:t xml:space="preserve">the </w:t>
+      </w:r>
+      <w:r>
+        <w:t>implementation</w:t>
+      </w:r>
+      <w:r>
+        <w:t xml:space="preserve"> of</w:t>
+      </w:r>
+      <w:r>
+        <w:t xml:space="preserve"> isolated features. The most </w:t>
+      </w:r>
+      <w:r>
+        <w:t>challenging</w:t>
+      </w:r>
+      <w:r>
+        <w:t xml:space="preserve"> part of the project was ensuring that all parts of the application worked together well across all layers</w:t>
+      </w:r>
+      <w:r>
+        <w:t>,</w:t>
+      </w:r>
+      <w:r>
+        <w:t xml:space="preserve"> including frontend, backend, database, authentication and real-time communication. </w:t>
+      </w:r>
+    </w:p>
+    <w:p>
+      <w:r>
+        <w:t xml:space="preserve">The project </w:t>
+      </w:r>
+      <w:r>
+        <w:t>substantially</w:t>
+      </w:r>
+      <w:r>
+        <w:t xml:space="preserve"> </w:t>
+      </w:r>
+      <w:r>
+        <w:t>improved the practical understanding of full-stack development</w:t>
+      </w:r>
+      <w:r>
+        <w:t xml:space="preserve"> process</w:t>
+      </w:r>
+      <w:r>
+        <w:t xml:space="preserve">. </w:t>
+      </w:r>
+      <w:r>
+        <w:t>Building</w:t>
+      </w:r>
+      <w:r>
+        <w:t xml:space="preserve"> REST APIs, securing routes </w:t>
+      </w:r>
+      <w:r>
+        <w:t>through</w:t>
+      </w:r>
+      <w:r>
+        <w:t xml:space="preserve"> JSON Web Token middleware, managing React state and designing MongoDB </w:t>
+      </w:r>
+      <w:r>
+        <w:t>schemas</w:t>
+      </w:r>
+      <w:r>
+        <w:t xml:space="preserve"> all complemented to </w:t>
+      </w:r>
+      <w:r>
+        <w:t>a deeper</w:t>
+      </w:r>
+      <w:r>
+        <w:t xml:space="preserve"> understanding of how full-stack applications </w:t>
+      </w:r>
+      <w:r>
+        <w:t>function in practice</w:t>
+      </w:r>
+      <w:r>
+        <w:t>.</w:t>
+      </w:r>
+      <w:r>
+        <w:br/>
+        <w:t xml:space="preserve">Another </w:t>
+      </w:r>
+      <w:r>
+        <w:t>significant</w:t>
+      </w:r>
+      <w:r>
+        <w:t xml:space="preserve"> lesson was the </w:t>
+      </w:r>
+      <w:r>
+        <w:t>importance</w:t>
+      </w:r>
+      <w:r>
+        <w:t xml:space="preserve"> of validation. There were points during the development stage when it became clear that client-side testing was </w:t>
+      </w:r>
+      <w:r>
+        <w:t>in</w:t>
+      </w:r>
+      <w:r>
+        <w:t xml:space="preserve">sufficient. </w:t>
+      </w:r>
+      <w:r>
+        <w:t>As a result, a</w:t>
+      </w:r>
+      <w:r>
+        <w:t>uthentication and meeting completion</w:t>
+      </w:r>
+      <w:r>
+        <w:t xml:space="preserve"> logic</w:t>
+      </w:r>
+      <w:r>
+        <w:t xml:space="preserve"> were enforced on the server side to provide users with reliability and security.</w:t>
+      </w:r>
+    </w:p>
+    <w:p>
+      <w:pPr>
+        <w:jc w:val="both"/>
+      </w:pPr>
+      <w:r>
+        <w:t xml:space="preserve">Finally, the importance of </w:t>
+      </w:r>
+      <w:r>
+        <w:t xml:space="preserve">a </w:t>
+      </w:r>
+      <w:r>
+        <w:t xml:space="preserve">clear separation of concerns was also </w:t>
+      </w:r>
+      <w:r>
+        <w:t xml:space="preserve">highly </w:t>
+      </w:r>
+      <w:r>
+        <w:t xml:space="preserve">valued during the project development. The system became </w:t>
+      </w:r>
+      <w:r>
+        <w:t xml:space="preserve">noticeably </w:t>
+      </w:r>
+      <w:r>
+        <w:t xml:space="preserve">easier to debug </w:t>
+      </w:r>
+      <w:r>
+        <w:t xml:space="preserve">and extend </w:t>
+      </w:r>
+      <w:r>
+        <w:t xml:space="preserve">once authentication logic, business logic and database access </w:t>
+      </w:r>
+      <w:r>
+        <w:t xml:space="preserve">were properly </w:t>
+      </w:r>
+      <w:r>
+        <w:t xml:space="preserve">separated. </w:t>
+      </w:r>
+    </w:p>
+    <w:p/>
+    <w:p>
+      <w:pPr>
+        <w:pStyle w:val="Heading1"/>
+        <w:spacing w:before="0" w:after="0"/>
+        <w:rPr>
+          <w:rFonts w:ascii="Times New Roman" w:hAnsi="Times New Roman" w:cs="Times New Roman"/>
+        </w:rPr>
+      </w:pPr>
+      <w:bookmarkStart w:id="20" w:name="_Toc223650217"/>
+      <w:r>
+        <w:rPr>
+          <w:rFonts w:ascii="Times New Roman" w:hAnsi="Times New Roman" w:cs="Times New Roman"/>
+        </w:rPr>
+        <w:t>1</w:t>
+      </w:r>
+      <w:r>
+        <w:rPr>
+          <w:rFonts w:ascii="Times New Roman" w:hAnsi="Times New Roman" w:cs="Times New Roman"/>
+        </w:rPr>
+        <w:t>3</w:t>
+      </w:r>
+      <w:r>
+        <w:rPr>
+          <w:rFonts w:ascii="Times New Roman" w:hAnsi="Times New Roman" w:cs="Times New Roman"/>
+        </w:rPr>
+        <w:t xml:space="preserve"> </w:t>
+      </w:r>
+      <w:r>
+        <w:rPr>
+          <w:rFonts w:ascii="Times New Roman" w:hAnsi="Times New Roman" w:cs="Times New Roman"/>
+        </w:rPr>
+        <w:t>Reference List</w:t>
+      </w:r>
+      <w:bookmarkEnd w:id="20"/>
+    </w:p>
+    <w:p/>
+    <w:p>
+      <w:pPr>
         <w:pStyle w:val="NormalWeb"/>
+        <w:spacing w:before="0" w:beforeAutospacing="0" w:after="0" w:afterAutospacing="0"/>
       </w:pPr>
       <w:r>
         <w:t xml:space="preserve">Byrd, S.C. (1990). The effects of peer tutoring on self-esteem and academic achievement. </w:t>
@@ -4168,10 +5436,10 @@
     <w:p>
       <w:pPr>
         <w:pStyle w:val="NormalWeb"/>
+        <w:spacing w:before="0" w:beforeAutospacing="0" w:after="0" w:afterAutospacing="0"/>
       </w:pPr>
       <w:proofErr w:type="spellStart"/>
       <w:r>
-        <w:lastRenderedPageBreak/>
         <w:t>Bursuck</w:t>
       </w:r>
       <w:proofErr w:type="spellEnd"/>
@@ -4192,6 +5460,7 @@
     <w:p>
       <w:pPr>
         <w:pStyle w:val="NormalWeb"/>
+        <w:spacing w:before="0" w:beforeAutospacing="0" w:after="0" w:afterAutospacing="0"/>
       </w:pPr>
       <w:r>
         <w:t xml:space="preserve">Cardenas, J.A., Harris, M.B. and Graham, S. (1991). Peer tutoring: Effects on academic achievement, motivation, and attitudes toward school. </w:t>
@@ -4210,6 +5479,7 @@
     <w:p>
       <w:pPr>
         <w:pStyle w:val="NormalWeb"/>
+        <w:spacing w:before="0" w:beforeAutospacing="0" w:after="0" w:afterAutospacing="0"/>
       </w:pPr>
       <w:r>
         <w:t xml:space="preserve">Charlton, T. (1998). Peer tutoring: An introduction. </w:t>
@@ -4228,6 +5498,7 @@
     <w:p>
       <w:pPr>
         <w:pStyle w:val="NormalWeb"/>
+        <w:spacing w:before="0" w:beforeAutospacing="0" w:after="0" w:afterAutospacing="0"/>
       </w:pPr>
       <w:r>
         <w:t xml:space="preserve">Damon, W. and Phelps, E. (1989). Critical distinctions among three approaches to peer education. </w:t>
@@ -4246,6 +5517,7 @@
     <w:p>
       <w:pPr>
         <w:pStyle w:val="NormalWeb"/>
+        <w:spacing w:before="0" w:beforeAutospacing="0" w:after="0" w:afterAutospacing="0"/>
       </w:pPr>
       <w:r>
         <w:t xml:space="preserve">DeShields, O.W., Kara, A. and Kaynak, E. (2005). Determinants of business student satisfaction and retention in higher education: Applying Herzberg’s two-factor theory. </w:t>
@@ -4264,6 +5536,7 @@
     <w:p>
       <w:pPr>
         <w:pStyle w:val="NormalWeb"/>
+        <w:spacing w:before="0" w:beforeAutospacing="0" w:after="0" w:afterAutospacing="0"/>
       </w:pPr>
       <w:proofErr w:type="spellStart"/>
       <w:r>
@@ -4287,6 +5560,7 @@
     <w:p>
       <w:pPr>
         <w:pStyle w:val="NormalWeb"/>
+        <w:spacing w:before="0" w:beforeAutospacing="0" w:after="0" w:afterAutospacing="0"/>
       </w:pPr>
       <w:r>
         <w:t xml:space="preserve">Greenwald, A.G., Hedges, L.V. and Laine, R.D. (1996). The effect of school resources on student achievement. </w:t>
@@ -4305,8 +5579,10 @@
     <w:p>
       <w:pPr>
         <w:pStyle w:val="NormalWeb"/>
-      </w:pPr>
-      <w:r>
+        <w:spacing w:before="0" w:beforeAutospacing="0" w:after="0" w:afterAutospacing="0"/>
+      </w:pPr>
+      <w:r>
+        <w:lastRenderedPageBreak/>
         <w:t xml:space="preserve">Greenwood, C.R., Carta, J.J. and Hall, R.V. (1988). The use of peer tutoring strategies in classroom management and academic instruction. </w:t>
       </w:r>
       <w:r>
@@ -4323,6 +5599,7 @@
     <w:p>
       <w:pPr>
         <w:pStyle w:val="NormalWeb"/>
+        <w:spacing w:before="0" w:beforeAutospacing="0" w:after="0" w:afterAutospacing="0"/>
       </w:pPr>
       <w:r>
         <w:t xml:space="preserve">Hennessy, A. and Murphy, K. (2025). Barriers to student engagement: A focus group study on student engagement of first-year computing students. </w:t>
@@ -4349,6 +5626,7 @@
     <w:p>
       <w:pPr>
         <w:pStyle w:val="NormalWeb"/>
+        <w:spacing w:before="0" w:beforeAutospacing="0" w:after="0" w:afterAutospacing="0"/>
       </w:pPr>
       <w:proofErr w:type="spellStart"/>
       <w:r>
@@ -4372,6 +5650,7 @@
     <w:p>
       <w:pPr>
         <w:pStyle w:val="NormalWeb"/>
+        <w:spacing w:before="0" w:beforeAutospacing="0" w:after="0" w:afterAutospacing="0"/>
       </w:pPr>
       <w:r>
         <w:t xml:space="preserve">Krause, K. and Coates, H. (2008). Students’ engagement in first-year university. </w:t>
@@ -4390,6 +5669,7 @@
     <w:p>
       <w:pPr>
         <w:pStyle w:val="NormalWeb"/>
+        <w:spacing w:before="0" w:beforeAutospacing="0" w:after="0" w:afterAutospacing="0"/>
       </w:pPr>
       <w:r>
         <w:t xml:space="preserve">Lazerson, D.B., Foster, M.A., Brown, R. and Horan, J.J. (1988). Peer tutoring and locus of control: Effects on academic performance. </w:t>
@@ -4408,6 +5688,7 @@
     <w:p>
       <w:pPr>
         <w:pStyle w:val="NormalWeb"/>
+        <w:spacing w:before="0" w:beforeAutospacing="0" w:after="0" w:afterAutospacing="0"/>
       </w:pPr>
       <w:r>
         <w:t xml:space="preserve">Mahan, D.J., Wilson, K., Petrosko, J. and Luthy, M. (2014). Is retention enough? Learning and satisfaction of first-generation college seniors. </w:t>
@@ -4426,6 +5707,7 @@
     <w:p>
       <w:pPr>
         <w:pStyle w:val="NormalWeb"/>
+        <w:spacing w:before="0" w:beforeAutospacing="0" w:after="0" w:afterAutospacing="0"/>
       </w:pPr>
       <w:r>
         <w:t xml:space="preserve">Mathur, S.R. and Rutherford, R.B. (1991). Peer-mediated interventions promoting social skills of students with emotional and </w:t>
@@ -4452,9 +5734,9 @@
     <w:p>
       <w:pPr>
         <w:pStyle w:val="NormalWeb"/>
-      </w:pPr>
-      <w:r>
-        <w:lastRenderedPageBreak/>
+        <w:spacing w:before="0" w:beforeAutospacing="0" w:after="0" w:afterAutospacing="0"/>
+      </w:pPr>
+      <w:r>
         <w:t xml:space="preserve">Piazza. (n.d.). Piazza: A </w:t>
       </w:r>
       <w:proofErr w:type="gramStart"/>
@@ -4469,6 +5751,7 @@
     <w:p>
       <w:pPr>
         <w:pStyle w:val="NormalWeb"/>
+        <w:spacing w:before="0" w:beforeAutospacing="0" w:after="0" w:afterAutospacing="0"/>
       </w:pPr>
       <w:proofErr w:type="spellStart"/>
       <w:r>
@@ -4492,6 +5775,7 @@
     <w:p>
       <w:pPr>
         <w:pStyle w:val="NormalWeb"/>
+        <w:spacing w:before="0" w:beforeAutospacing="0" w:after="0" w:afterAutospacing="0"/>
       </w:pPr>
       <w:r>
         <w:t xml:space="preserve">Profi.ru (n.d.). </w:t>
@@ -4521,6 +5805,7 @@
     <w:p>
       <w:pPr>
         <w:pStyle w:val="NormalWeb"/>
+        <w:spacing w:before="0" w:beforeAutospacing="0" w:after="0" w:afterAutospacing="0"/>
       </w:pPr>
       <w:r>
         <w:t xml:space="preserve">Rizkallah, E.G. and Seitz, V. (2017). Are universities missing a link in dealing with student motivation? An empirical perspective. </w:t>
@@ -4539,6 +5824,7 @@
     <w:p>
       <w:pPr>
         <w:pStyle w:val="NormalWeb"/>
+        <w:spacing w:before="0" w:beforeAutospacing="0" w:after="0" w:afterAutospacing="0"/>
       </w:pPr>
       <w:r>
         <w:t xml:space="preserve">Tinto, V. (1987). </w:t>
@@ -4557,6 +5843,7 @@
     <w:p>
       <w:pPr>
         <w:pStyle w:val="NormalWeb"/>
+        <w:spacing w:before="0" w:beforeAutospacing="0" w:after="0" w:afterAutospacing="0"/>
       </w:pPr>
       <w:r>
         <w:t xml:space="preserve">Tinto, V. (2014). Reflective practice: Tinto’s South Africa lectures. </w:t>
@@ -4575,6 +5862,7 @@
     <w:p>
       <w:pPr>
         <w:pStyle w:val="NormalWeb"/>
+        <w:spacing w:before="0" w:beforeAutospacing="0" w:after="0" w:afterAutospacing="0"/>
       </w:pPr>
       <w:r>
         <w:t xml:space="preserve">Topping, K.J. (2001). Peer assisted learning: A practical guide for teachers. </w:t>
@@ -4593,6 +5881,7 @@
     <w:p>
       <w:pPr>
         <w:pStyle w:val="NormalWeb"/>
+        <w:spacing w:before="0" w:beforeAutospacing="0" w:after="0" w:afterAutospacing="0"/>
       </w:pPr>
       <w:r>
         <w:t xml:space="preserve">Topping, K.J. (2002). Peer and parent-assisted learning in reading. </w:t>
@@ -4611,6 +5900,7 @@
     <w:p>
       <w:pPr>
         <w:pStyle w:val="NormalWeb"/>
+        <w:spacing w:before="0" w:beforeAutospacing="0" w:after="0" w:afterAutospacing="0"/>
       </w:pPr>
       <w:r>
         <w:t xml:space="preserve">Travis, J., Kaszycki, A., Geden, M. and Bunde, J. (2020). Some stress is good stress: The challenge-hindrance framework, academic self-efficacy, and academic outcomes. </w:t>
@@ -4629,6 +5919,7 @@
     <w:p>
       <w:pPr>
         <w:pStyle w:val="NormalWeb"/>
+        <w:spacing w:before="0" w:beforeAutospacing="0" w:after="0" w:afterAutospacing="0"/>
       </w:pPr>
       <w:proofErr w:type="spellStart"/>
       <w:r>
@@ -4652,11 +5943,12 @@
     <w:p>
       <w:pPr>
         <w:pStyle w:val="Heading1"/>
+        <w:spacing w:before="0" w:after="0"/>
         <w:rPr>
           <w:rFonts w:ascii="Times New Roman" w:hAnsi="Times New Roman" w:cs="Times New Roman"/>
         </w:rPr>
       </w:pPr>
-      <w:bookmarkStart w:id="22" w:name="_Toc223650218"/>
+      <w:bookmarkStart w:id="21" w:name="_Toc223650218"/>
       <w:r>
         <w:rPr>
           <w:rFonts w:ascii="Times New Roman" w:hAnsi="Times New Roman" w:cs="Times New Roman"/>
@@ -4675,7 +5967,7 @@
         </w:rPr>
         <w:t>Appendix</w:t>
       </w:r>
-      <w:bookmarkEnd w:id="22"/>
+      <w:bookmarkEnd w:id="21"/>
     </w:p>
     <w:sdt>
       <w:sdtPr>
@@ -4702,6 +5994,7 @@
         <w:p>
           <w:pPr>
             <w:pStyle w:val="TOCHeading"/>
+            <w:spacing w:before="0"/>
             <w:jc w:val="both"/>
             <w:rPr>
               <w:rFonts w:ascii="Times New Roman" w:hAnsi="Times New Roman" w:cs="Times New Roman"/>
@@ -4955,6 +6248,7 @@
             </w:rPr>
           </w:pPr>
           <w:r>
+            <w:lastRenderedPageBreak/>
             <w:fldChar w:fldCharType="end"/>
           </w:r>
         </w:p>
@@ -5326,7 +6620,7 @@
   <w:abstractNum w:abstractNumId="1" w15:restartNumberingAfterBreak="0">
     <w:nsid w:val="025F36C6"/>
     <w:multiLevelType w:val="multilevel"/>
-    <w:tmpl w:val="BBD2E56E"/>
+    <w:tmpl w:val="FB161A1C"/>
     <w:lvl w:ilvl="0">
       <w:start w:val="1"/>
       <w:numFmt w:val="decimal"/>
@@ -5350,6 +6644,7 @@
       </w:pPr>
       <w:rPr>
         <w:rFonts w:hint="default"/>
+        <w:color w:val="000000" w:themeColor="text1"/>
       </w:rPr>
     </w:lvl>
     <w:lvl w:ilvl="2">
@@ -6815,6 +8110,92 @@
     </w:lvl>
   </w:abstractNum>
   <w:abstractNum w:abstractNumId="14" w15:restartNumberingAfterBreak="0">
+    <w:nsid w:val="166605D0"/>
+    <w:multiLevelType w:val="hybridMultilevel"/>
+    <w:tmpl w:val="6B1C8F94"/>
+    <w:lvl w:ilvl="0" w:tplc="0409000F">
+      <w:start w:val="1"/>
+      <w:numFmt w:val="decimal"/>
+      <w:lvlText w:val="%1."/>
+      <w:lvlJc w:val="left"/>
+      <w:pPr>
+        <w:ind w:left="720" w:hanging="360"/>
+      </w:pPr>
+    </w:lvl>
+    <w:lvl w:ilvl="1" w:tplc="04090019" w:tentative="1">
+      <w:start w:val="1"/>
+      <w:numFmt w:val="lowerLetter"/>
+      <w:lvlText w:val="%2."/>
+      <w:lvlJc w:val="left"/>
+      <w:pPr>
+        <w:ind w:left="1440" w:hanging="360"/>
+      </w:pPr>
+    </w:lvl>
+    <w:lvl w:ilvl="2" w:tplc="0409001B" w:tentative="1">
+      <w:start w:val="1"/>
+      <w:numFmt w:val="lowerRoman"/>
+      <w:lvlText w:val="%3."/>
+      <w:lvlJc w:val="right"/>
+      <w:pPr>
+        <w:ind w:left="2160" w:hanging="180"/>
+      </w:pPr>
+    </w:lvl>
+    <w:lvl w:ilvl="3" w:tplc="0409000F" w:tentative="1">
+      <w:start w:val="1"/>
+      <w:numFmt w:val="decimal"/>
+      <w:lvlText w:val="%4."/>
+      <w:lvlJc w:val="left"/>
+      <w:pPr>
+        <w:ind w:left="2880" w:hanging="360"/>
+      </w:pPr>
+    </w:lvl>
+    <w:lvl w:ilvl="4" w:tplc="04090019" w:tentative="1">
+      <w:start w:val="1"/>
+      <w:numFmt w:val="lowerLetter"/>
+      <w:lvlText w:val="%5."/>
+      <w:lvlJc w:val="left"/>
+      <w:pPr>
+        <w:ind w:left="3600" w:hanging="360"/>
+      </w:pPr>
+    </w:lvl>
+    <w:lvl w:ilvl="5" w:tplc="0409001B" w:tentative="1">
+      <w:start w:val="1"/>
+      <w:numFmt w:val="lowerRoman"/>
+      <w:lvlText w:val="%6."/>
+      <w:lvlJc w:val="right"/>
+      <w:pPr>
+        <w:ind w:left="4320" w:hanging="180"/>
+      </w:pPr>
+    </w:lvl>
+    <w:lvl w:ilvl="6" w:tplc="0409000F" w:tentative="1">
+      <w:start w:val="1"/>
+      <w:numFmt w:val="decimal"/>
+      <w:lvlText w:val="%7."/>
+      <w:lvlJc w:val="left"/>
+      <w:pPr>
+        <w:ind w:left="5040" w:hanging="360"/>
+      </w:pPr>
+    </w:lvl>
+    <w:lvl w:ilvl="7" w:tplc="04090019" w:tentative="1">
+      <w:start w:val="1"/>
+      <w:numFmt w:val="lowerLetter"/>
+      <w:lvlText w:val="%8."/>
+      <w:lvlJc w:val="left"/>
+      <w:pPr>
+        <w:ind w:left="5760" w:hanging="360"/>
+      </w:pPr>
+    </w:lvl>
+    <w:lvl w:ilvl="8" w:tplc="0409001B" w:tentative="1">
+      <w:start w:val="1"/>
+      <w:numFmt w:val="lowerRoman"/>
+      <w:lvlText w:val="%9."/>
+      <w:lvlJc w:val="right"/>
+      <w:pPr>
+        <w:ind w:left="6480" w:hanging="180"/>
+      </w:pPr>
+    </w:lvl>
+  </w:abstractNum>
+  <w:abstractNum w:abstractNumId="15" w15:restartNumberingAfterBreak="0">
     <w:nsid w:val="16C70515"/>
     <w:multiLevelType w:val="multilevel"/>
     <w:tmpl w:val="1CE860BA"/>
@@ -6927,7 +8308,7 @@
       </w:rPr>
     </w:lvl>
   </w:abstractNum>
-  <w:abstractNum w:abstractNumId="15" w15:restartNumberingAfterBreak="0">
+  <w:abstractNum w:abstractNumId="16" w15:restartNumberingAfterBreak="0">
     <w:nsid w:val="182B6F23"/>
     <w:multiLevelType w:val="hybridMultilevel"/>
     <w:tmpl w:val="C75EE1CE"/>
@@ -7013,7 +8394,7 @@
       </w:pPr>
     </w:lvl>
   </w:abstractNum>
-  <w:abstractNum w:abstractNumId="16" w15:restartNumberingAfterBreak="0">
+  <w:abstractNum w:abstractNumId="17" w15:restartNumberingAfterBreak="0">
     <w:nsid w:val="188D7BCC"/>
     <w:multiLevelType w:val="hybridMultilevel"/>
     <w:tmpl w:val="32AC40F0"/>
@@ -7099,7 +8480,7 @@
       </w:pPr>
     </w:lvl>
   </w:abstractNum>
-  <w:abstractNum w:abstractNumId="17" w15:restartNumberingAfterBreak="0">
+  <w:abstractNum w:abstractNumId="18" w15:restartNumberingAfterBreak="0">
     <w:nsid w:val="18E361AB"/>
     <w:multiLevelType w:val="hybridMultilevel"/>
     <w:tmpl w:val="32AC40F0"/>
@@ -7185,7 +8566,7 @@
       </w:pPr>
     </w:lvl>
   </w:abstractNum>
-  <w:abstractNum w:abstractNumId="18" w15:restartNumberingAfterBreak="0">
+  <w:abstractNum w:abstractNumId="19" w15:restartNumberingAfterBreak="0">
     <w:nsid w:val="1B2644E6"/>
     <w:multiLevelType w:val="multilevel"/>
     <w:tmpl w:val="DF6A7F3C"/>
@@ -7331,7 +8712,7 @@
       </w:rPr>
     </w:lvl>
   </w:abstractNum>
-  <w:abstractNum w:abstractNumId="19" w15:restartNumberingAfterBreak="0">
+  <w:abstractNum w:abstractNumId="20" w15:restartNumberingAfterBreak="0">
     <w:nsid w:val="1BC80ED2"/>
     <w:multiLevelType w:val="hybridMultilevel"/>
     <w:tmpl w:val="A4806A4C"/>
@@ -7417,7 +8798,7 @@
       </w:pPr>
     </w:lvl>
   </w:abstractNum>
-  <w:abstractNum w:abstractNumId="20" w15:restartNumberingAfterBreak="0">
+  <w:abstractNum w:abstractNumId="21" w15:restartNumberingAfterBreak="0">
     <w:nsid w:val="1C937CA4"/>
     <w:multiLevelType w:val="multilevel"/>
     <w:tmpl w:val="E1C49F44"/>
@@ -7530,7 +8911,7 @@
       </w:rPr>
     </w:lvl>
   </w:abstractNum>
-  <w:abstractNum w:abstractNumId="21" w15:restartNumberingAfterBreak="0">
+  <w:abstractNum w:abstractNumId="22" w15:restartNumberingAfterBreak="0">
     <w:nsid w:val="1D544841"/>
     <w:multiLevelType w:val="hybridMultilevel"/>
     <w:tmpl w:val="68D4F4BE"/>
@@ -7616,7 +8997,7 @@
       </w:pPr>
     </w:lvl>
   </w:abstractNum>
-  <w:abstractNum w:abstractNumId="22" w15:restartNumberingAfterBreak="0">
+  <w:abstractNum w:abstractNumId="23" w15:restartNumberingAfterBreak="0">
     <w:nsid w:val="1FB64C99"/>
     <w:multiLevelType w:val="hybridMultilevel"/>
     <w:tmpl w:val="8A7AD79A"/>
@@ -7702,7 +9083,7 @@
       </w:pPr>
     </w:lvl>
   </w:abstractNum>
-  <w:abstractNum w:abstractNumId="23" w15:restartNumberingAfterBreak="0">
+  <w:abstractNum w:abstractNumId="24" w15:restartNumberingAfterBreak="0">
     <w:nsid w:val="20BB618F"/>
     <w:multiLevelType w:val="multilevel"/>
     <w:tmpl w:val="DFE02C5E"/>
@@ -7815,7 +9196,7 @@
       </w:rPr>
     </w:lvl>
   </w:abstractNum>
-  <w:abstractNum w:abstractNumId="24" w15:restartNumberingAfterBreak="0">
+  <w:abstractNum w:abstractNumId="25" w15:restartNumberingAfterBreak="0">
     <w:nsid w:val="20C14890"/>
     <w:multiLevelType w:val="hybridMultilevel"/>
     <w:tmpl w:val="1DDAB038"/>
@@ -7904,7 +9285,7 @@
       </w:pPr>
     </w:lvl>
   </w:abstractNum>
-  <w:abstractNum w:abstractNumId="25" w15:restartNumberingAfterBreak="0">
+  <w:abstractNum w:abstractNumId="26" w15:restartNumberingAfterBreak="0">
     <w:nsid w:val="221A7341"/>
     <w:multiLevelType w:val="multilevel"/>
     <w:tmpl w:val="D04A62BC"/>
@@ -8053,7 +9434,7 @@
       </w:rPr>
     </w:lvl>
   </w:abstractNum>
-  <w:abstractNum w:abstractNumId="26" w15:restartNumberingAfterBreak="0">
+  <w:abstractNum w:abstractNumId="27" w15:restartNumberingAfterBreak="0">
     <w:nsid w:val="29EF6A03"/>
     <w:multiLevelType w:val="multilevel"/>
     <w:tmpl w:val="7D488EEA"/>
@@ -8202,7 +9583,7 @@
       </w:rPr>
     </w:lvl>
   </w:abstractNum>
-  <w:abstractNum w:abstractNumId="27" w15:restartNumberingAfterBreak="0">
+  <w:abstractNum w:abstractNumId="28" w15:restartNumberingAfterBreak="0">
     <w:nsid w:val="2BA469CD"/>
     <w:multiLevelType w:val="hybridMultilevel"/>
     <w:tmpl w:val="51849FF2"/>
@@ -8288,7 +9669,7 @@
       </w:pPr>
     </w:lvl>
   </w:abstractNum>
-  <w:abstractNum w:abstractNumId="28" w15:restartNumberingAfterBreak="0">
+  <w:abstractNum w:abstractNumId="29" w15:restartNumberingAfterBreak="0">
     <w:nsid w:val="2DF677FD"/>
     <w:multiLevelType w:val="hybridMultilevel"/>
     <w:tmpl w:val="F47CBCDA"/>
@@ -8374,7 +9755,7 @@
       </w:pPr>
     </w:lvl>
   </w:abstractNum>
-  <w:abstractNum w:abstractNumId="29" w15:restartNumberingAfterBreak="0">
+  <w:abstractNum w:abstractNumId="30" w15:restartNumberingAfterBreak="0">
     <w:nsid w:val="2E687AE0"/>
     <w:multiLevelType w:val="multilevel"/>
     <w:tmpl w:val="DF6A7F3C"/>
@@ -8520,7 +9901,7 @@
       </w:rPr>
     </w:lvl>
   </w:abstractNum>
-  <w:abstractNum w:abstractNumId="30" w15:restartNumberingAfterBreak="0">
+  <w:abstractNum w:abstractNumId="31" w15:restartNumberingAfterBreak="0">
     <w:nsid w:val="2E6A48B3"/>
     <w:multiLevelType w:val="hybridMultilevel"/>
     <w:tmpl w:val="A072A7C0"/>
@@ -8606,7 +9987,7 @@
       </w:pPr>
     </w:lvl>
   </w:abstractNum>
-  <w:abstractNum w:abstractNumId="31" w15:restartNumberingAfterBreak="0">
+  <w:abstractNum w:abstractNumId="32" w15:restartNumberingAfterBreak="0">
     <w:nsid w:val="2F38432F"/>
     <w:multiLevelType w:val="multilevel"/>
     <w:tmpl w:val="FDFC4E2E"/>
@@ -8752,7 +10133,7 @@
       </w:rPr>
     </w:lvl>
   </w:abstractNum>
-  <w:abstractNum w:abstractNumId="32" w15:restartNumberingAfterBreak="0">
+  <w:abstractNum w:abstractNumId="33" w15:restartNumberingAfterBreak="0">
     <w:nsid w:val="2F825433"/>
     <w:multiLevelType w:val="multilevel"/>
     <w:tmpl w:val="F2B8FC54"/>
@@ -8901,7 +10282,7 @@
       </w:rPr>
     </w:lvl>
   </w:abstractNum>
-  <w:abstractNum w:abstractNumId="33" w15:restartNumberingAfterBreak="0">
+  <w:abstractNum w:abstractNumId="34" w15:restartNumberingAfterBreak="0">
     <w:nsid w:val="308A52A8"/>
     <w:multiLevelType w:val="hybridMultilevel"/>
     <w:tmpl w:val="5E4606CE"/>
@@ -8987,7 +10368,7 @@
       </w:pPr>
     </w:lvl>
   </w:abstractNum>
-  <w:abstractNum w:abstractNumId="34" w15:restartNumberingAfterBreak="0">
+  <w:abstractNum w:abstractNumId="35" w15:restartNumberingAfterBreak="0">
     <w:nsid w:val="30E1757C"/>
     <w:multiLevelType w:val="multilevel"/>
     <w:tmpl w:val="DF6A7F3C"/>
@@ -9133,7 +10514,7 @@
       </w:rPr>
     </w:lvl>
   </w:abstractNum>
-  <w:abstractNum w:abstractNumId="35" w15:restartNumberingAfterBreak="0">
+  <w:abstractNum w:abstractNumId="36" w15:restartNumberingAfterBreak="0">
     <w:nsid w:val="33921B89"/>
     <w:multiLevelType w:val="hybridMultilevel"/>
     <w:tmpl w:val="F30810B6"/>
@@ -9219,7 +10600,7 @@
       </w:pPr>
     </w:lvl>
   </w:abstractNum>
-  <w:abstractNum w:abstractNumId="36" w15:restartNumberingAfterBreak="0">
+  <w:abstractNum w:abstractNumId="37" w15:restartNumberingAfterBreak="0">
     <w:nsid w:val="35664F58"/>
     <w:multiLevelType w:val="hybridMultilevel"/>
     <w:tmpl w:val="6FF6886E"/>
@@ -9332,7 +10713,7 @@
       </w:rPr>
     </w:lvl>
   </w:abstractNum>
-  <w:abstractNum w:abstractNumId="37" w15:restartNumberingAfterBreak="0">
+  <w:abstractNum w:abstractNumId="38" w15:restartNumberingAfterBreak="0">
     <w:nsid w:val="36DA7BF5"/>
     <w:multiLevelType w:val="multilevel"/>
     <w:tmpl w:val="57CA5176"/>
@@ -9445,7 +10826,7 @@
       </w:rPr>
     </w:lvl>
   </w:abstractNum>
-  <w:abstractNum w:abstractNumId="38" w15:restartNumberingAfterBreak="0">
+  <w:abstractNum w:abstractNumId="39" w15:restartNumberingAfterBreak="0">
     <w:nsid w:val="37211FC9"/>
     <w:multiLevelType w:val="multilevel"/>
     <w:tmpl w:val="DF6A7F3C"/>
@@ -9591,7 +10972,7 @@
       </w:rPr>
     </w:lvl>
   </w:abstractNum>
-  <w:abstractNum w:abstractNumId="39" w15:restartNumberingAfterBreak="0">
+  <w:abstractNum w:abstractNumId="40" w15:restartNumberingAfterBreak="0">
     <w:nsid w:val="38641764"/>
     <w:multiLevelType w:val="multilevel"/>
     <w:tmpl w:val="68842356"/>
@@ -9737,7 +11118,7 @@
       </w:rPr>
     </w:lvl>
   </w:abstractNum>
-  <w:abstractNum w:abstractNumId="40" w15:restartNumberingAfterBreak="0">
+  <w:abstractNum w:abstractNumId="41" w15:restartNumberingAfterBreak="0">
     <w:nsid w:val="391D3DEC"/>
     <w:multiLevelType w:val="hybridMultilevel"/>
     <w:tmpl w:val="9C2A9F28"/>
@@ -9823,7 +11204,7 @@
       </w:pPr>
     </w:lvl>
   </w:abstractNum>
-  <w:abstractNum w:abstractNumId="41" w15:restartNumberingAfterBreak="0">
+  <w:abstractNum w:abstractNumId="42" w15:restartNumberingAfterBreak="0">
     <w:nsid w:val="3A231A58"/>
     <w:multiLevelType w:val="hybridMultilevel"/>
     <w:tmpl w:val="BF721A8E"/>
@@ -9909,7 +11290,93 @@
       </w:pPr>
     </w:lvl>
   </w:abstractNum>
-  <w:abstractNum w:abstractNumId="42" w15:restartNumberingAfterBreak="0">
+  <w:abstractNum w:abstractNumId="43" w15:restartNumberingAfterBreak="0">
+    <w:nsid w:val="3BC24E04"/>
+    <w:multiLevelType w:val="hybridMultilevel"/>
+    <w:tmpl w:val="8958937C"/>
+    <w:lvl w:ilvl="0" w:tplc="0409000F">
+      <w:start w:val="1"/>
+      <w:numFmt w:val="decimal"/>
+      <w:lvlText w:val="%1."/>
+      <w:lvlJc w:val="left"/>
+      <w:pPr>
+        <w:ind w:left="720" w:hanging="360"/>
+      </w:pPr>
+    </w:lvl>
+    <w:lvl w:ilvl="1" w:tplc="04090019" w:tentative="1">
+      <w:start w:val="1"/>
+      <w:numFmt w:val="lowerLetter"/>
+      <w:lvlText w:val="%2."/>
+      <w:lvlJc w:val="left"/>
+      <w:pPr>
+        <w:ind w:left="1440" w:hanging="360"/>
+      </w:pPr>
+    </w:lvl>
+    <w:lvl w:ilvl="2" w:tplc="0409001B" w:tentative="1">
+      <w:start w:val="1"/>
+      <w:numFmt w:val="lowerRoman"/>
+      <w:lvlText w:val="%3."/>
+      <w:lvlJc w:val="right"/>
+      <w:pPr>
+        <w:ind w:left="2160" w:hanging="180"/>
+      </w:pPr>
+    </w:lvl>
+    <w:lvl w:ilvl="3" w:tplc="0409000F" w:tentative="1">
+      <w:start w:val="1"/>
+      <w:numFmt w:val="decimal"/>
+      <w:lvlText w:val="%4."/>
+      <w:lvlJc w:val="left"/>
+      <w:pPr>
+        <w:ind w:left="2880" w:hanging="360"/>
+      </w:pPr>
+    </w:lvl>
+    <w:lvl w:ilvl="4" w:tplc="04090019" w:tentative="1">
+      <w:start w:val="1"/>
+      <w:numFmt w:val="lowerLetter"/>
+      <w:lvlText w:val="%5."/>
+      <w:lvlJc w:val="left"/>
+      <w:pPr>
+        <w:ind w:left="3600" w:hanging="360"/>
+      </w:pPr>
+    </w:lvl>
+    <w:lvl w:ilvl="5" w:tplc="0409001B" w:tentative="1">
+      <w:start w:val="1"/>
+      <w:numFmt w:val="lowerRoman"/>
+      <w:lvlText w:val="%6."/>
+      <w:lvlJc w:val="right"/>
+      <w:pPr>
+        <w:ind w:left="4320" w:hanging="180"/>
+      </w:pPr>
+    </w:lvl>
+    <w:lvl w:ilvl="6" w:tplc="0409000F" w:tentative="1">
+      <w:start w:val="1"/>
+      <w:numFmt w:val="decimal"/>
+      <w:lvlText w:val="%7."/>
+      <w:lvlJc w:val="left"/>
+      <w:pPr>
+        <w:ind w:left="5040" w:hanging="360"/>
+      </w:pPr>
+    </w:lvl>
+    <w:lvl w:ilvl="7" w:tplc="04090019" w:tentative="1">
+      <w:start w:val="1"/>
+      <w:numFmt w:val="lowerLetter"/>
+      <w:lvlText w:val="%8."/>
+      <w:lvlJc w:val="left"/>
+      <w:pPr>
+        <w:ind w:left="5760" w:hanging="360"/>
+      </w:pPr>
+    </w:lvl>
+    <w:lvl w:ilvl="8" w:tplc="0409001B" w:tentative="1">
+      <w:start w:val="1"/>
+      <w:numFmt w:val="lowerRoman"/>
+      <w:lvlText w:val="%9."/>
+      <w:lvlJc w:val="right"/>
+      <w:pPr>
+        <w:ind w:left="6480" w:hanging="180"/>
+      </w:pPr>
+    </w:lvl>
+  </w:abstractNum>
+  <w:abstractNum w:abstractNumId="44" w15:restartNumberingAfterBreak="0">
     <w:nsid w:val="44A236C0"/>
     <w:multiLevelType w:val="multilevel"/>
     <w:tmpl w:val="1CE860BA"/>
@@ -10022,7 +11489,7 @@
       </w:rPr>
     </w:lvl>
   </w:abstractNum>
-  <w:abstractNum w:abstractNumId="43" w15:restartNumberingAfterBreak="0">
+  <w:abstractNum w:abstractNumId="45" w15:restartNumberingAfterBreak="0">
     <w:nsid w:val="477F143E"/>
     <w:multiLevelType w:val="multilevel"/>
     <w:tmpl w:val="68842356"/>
@@ -10168,7 +11635,7 @@
       </w:rPr>
     </w:lvl>
   </w:abstractNum>
-  <w:abstractNum w:abstractNumId="44" w15:restartNumberingAfterBreak="0">
+  <w:abstractNum w:abstractNumId="46" w15:restartNumberingAfterBreak="0">
     <w:nsid w:val="4A253C16"/>
     <w:multiLevelType w:val="multilevel"/>
     <w:tmpl w:val="FDFC4E2E"/>
@@ -10314,7 +11781,7 @@
       </w:rPr>
     </w:lvl>
   </w:abstractNum>
-  <w:abstractNum w:abstractNumId="45" w15:restartNumberingAfterBreak="0">
+  <w:abstractNum w:abstractNumId="47" w15:restartNumberingAfterBreak="0">
     <w:nsid w:val="4AAB458E"/>
     <w:multiLevelType w:val="multilevel"/>
     <w:tmpl w:val="68842356"/>
@@ -10460,7 +11927,7 @@
       </w:rPr>
     </w:lvl>
   </w:abstractNum>
-  <w:abstractNum w:abstractNumId="46" w15:restartNumberingAfterBreak="0">
+  <w:abstractNum w:abstractNumId="48" w15:restartNumberingAfterBreak="0">
     <w:nsid w:val="4BD90110"/>
     <w:multiLevelType w:val="hybridMultilevel"/>
     <w:tmpl w:val="EEE8F6D2"/>
@@ -10546,7 +12013,7 @@
       </w:pPr>
     </w:lvl>
   </w:abstractNum>
-  <w:abstractNum w:abstractNumId="47" w15:restartNumberingAfterBreak="0">
+  <w:abstractNum w:abstractNumId="49" w15:restartNumberingAfterBreak="0">
     <w:nsid w:val="4C756D3C"/>
     <w:multiLevelType w:val="hybridMultilevel"/>
     <w:tmpl w:val="B478EC7E"/>
@@ -10632,7 +12099,7 @@
       </w:pPr>
     </w:lvl>
   </w:abstractNum>
-  <w:abstractNum w:abstractNumId="48" w15:restartNumberingAfterBreak="0">
+  <w:abstractNum w:abstractNumId="50" w15:restartNumberingAfterBreak="0">
     <w:nsid w:val="4D7676E0"/>
     <w:multiLevelType w:val="hybridMultilevel"/>
     <w:tmpl w:val="75C8DD4C"/>
@@ -10718,7 +12185,7 @@
       </w:pPr>
     </w:lvl>
   </w:abstractNum>
-  <w:abstractNum w:abstractNumId="49" w15:restartNumberingAfterBreak="0">
+  <w:abstractNum w:abstractNumId="51" w15:restartNumberingAfterBreak="0">
     <w:nsid w:val="4E886D8A"/>
     <w:multiLevelType w:val="multilevel"/>
     <w:tmpl w:val="FDFC4E2E"/>
@@ -10864,7 +12331,7 @@
       </w:rPr>
     </w:lvl>
   </w:abstractNum>
-  <w:abstractNum w:abstractNumId="50" w15:restartNumberingAfterBreak="0">
+  <w:abstractNum w:abstractNumId="52" w15:restartNumberingAfterBreak="0">
     <w:nsid w:val="521A65CD"/>
     <w:multiLevelType w:val="multilevel"/>
     <w:tmpl w:val="6E2CEAE0"/>
@@ -11013,7 +12480,7 @@
       </w:rPr>
     </w:lvl>
   </w:abstractNum>
-  <w:abstractNum w:abstractNumId="51" w15:restartNumberingAfterBreak="0">
+  <w:abstractNum w:abstractNumId="53" w15:restartNumberingAfterBreak="0">
     <w:nsid w:val="545915D6"/>
     <w:multiLevelType w:val="multilevel"/>
     <w:tmpl w:val="DF6A7F3C"/>
@@ -11159,7 +12626,7 @@
       </w:rPr>
     </w:lvl>
   </w:abstractNum>
-  <w:abstractNum w:abstractNumId="52" w15:restartNumberingAfterBreak="0">
+  <w:abstractNum w:abstractNumId="54" w15:restartNumberingAfterBreak="0">
     <w:nsid w:val="556B2296"/>
     <w:multiLevelType w:val="hybridMultilevel"/>
     <w:tmpl w:val="1BF4C862"/>
@@ -11245,7 +12712,7 @@
       </w:pPr>
     </w:lvl>
   </w:abstractNum>
-  <w:abstractNum w:abstractNumId="53" w15:restartNumberingAfterBreak="0">
+  <w:abstractNum w:abstractNumId="55" w15:restartNumberingAfterBreak="0">
     <w:nsid w:val="55BD0436"/>
     <w:multiLevelType w:val="hybridMultilevel"/>
     <w:tmpl w:val="7C3A328C"/>
@@ -11331,7 +12798,7 @@
       </w:pPr>
     </w:lvl>
   </w:abstractNum>
-  <w:abstractNum w:abstractNumId="54" w15:restartNumberingAfterBreak="0">
+  <w:abstractNum w:abstractNumId="56" w15:restartNumberingAfterBreak="0">
     <w:nsid w:val="56280CC0"/>
     <w:multiLevelType w:val="hybridMultilevel"/>
     <w:tmpl w:val="C2FEFEDC"/>
@@ -11417,7 +12884,7 @@
       </w:pPr>
     </w:lvl>
   </w:abstractNum>
-  <w:abstractNum w:abstractNumId="55" w15:restartNumberingAfterBreak="0">
+  <w:abstractNum w:abstractNumId="57" w15:restartNumberingAfterBreak="0">
     <w:nsid w:val="572A2A2D"/>
     <w:multiLevelType w:val="multilevel"/>
     <w:tmpl w:val="9BC685AA"/>
@@ -11530,7 +12997,7 @@
       </w:rPr>
     </w:lvl>
   </w:abstractNum>
-  <w:abstractNum w:abstractNumId="56" w15:restartNumberingAfterBreak="0">
+  <w:abstractNum w:abstractNumId="58" w15:restartNumberingAfterBreak="0">
     <w:nsid w:val="5A7B6B30"/>
     <w:multiLevelType w:val="multilevel"/>
     <w:tmpl w:val="DF7AD022"/>
@@ -11679,7 +13146,7 @@
       </w:rPr>
     </w:lvl>
   </w:abstractNum>
-  <w:abstractNum w:abstractNumId="57" w15:restartNumberingAfterBreak="0">
+  <w:abstractNum w:abstractNumId="59" w15:restartNumberingAfterBreak="0">
     <w:nsid w:val="5B36645E"/>
     <w:multiLevelType w:val="hybridMultilevel"/>
     <w:tmpl w:val="7BA875C2"/>
@@ -11765,7 +13232,7 @@
       </w:pPr>
     </w:lvl>
   </w:abstractNum>
-  <w:abstractNum w:abstractNumId="58" w15:restartNumberingAfterBreak="0">
+  <w:abstractNum w:abstractNumId="60" w15:restartNumberingAfterBreak="0">
     <w:nsid w:val="5C015D54"/>
     <w:multiLevelType w:val="multilevel"/>
     <w:tmpl w:val="66D208DC"/>
@@ -11878,7 +13345,7 @@
       </w:pPr>
     </w:lvl>
   </w:abstractNum>
-  <w:abstractNum w:abstractNumId="59" w15:restartNumberingAfterBreak="0">
+  <w:abstractNum w:abstractNumId="61" w15:restartNumberingAfterBreak="0">
     <w:nsid w:val="5C5454BC"/>
     <w:multiLevelType w:val="multilevel"/>
     <w:tmpl w:val="68842356"/>
@@ -12024,7 +13491,7 @@
       </w:rPr>
     </w:lvl>
   </w:abstractNum>
-  <w:abstractNum w:abstractNumId="60" w15:restartNumberingAfterBreak="0">
+  <w:abstractNum w:abstractNumId="62" w15:restartNumberingAfterBreak="0">
     <w:nsid w:val="606D7492"/>
     <w:multiLevelType w:val="multilevel"/>
     <w:tmpl w:val="FDFC4E2E"/>
@@ -12170,7 +13637,7 @@
       </w:rPr>
     </w:lvl>
   </w:abstractNum>
-  <w:abstractNum w:abstractNumId="61" w15:restartNumberingAfterBreak="0">
+  <w:abstractNum w:abstractNumId="63" w15:restartNumberingAfterBreak="0">
     <w:nsid w:val="60D21A7A"/>
     <w:multiLevelType w:val="hybridMultilevel"/>
     <w:tmpl w:val="D4F8C738"/>
@@ -12256,7 +13723,7 @@
       </w:pPr>
     </w:lvl>
   </w:abstractNum>
-  <w:abstractNum w:abstractNumId="62" w15:restartNumberingAfterBreak="0">
+  <w:abstractNum w:abstractNumId="64" w15:restartNumberingAfterBreak="0">
     <w:nsid w:val="611E1155"/>
     <w:multiLevelType w:val="hybridMultilevel"/>
     <w:tmpl w:val="459CDAFE"/>
@@ -12342,7 +13809,7 @@
       </w:pPr>
     </w:lvl>
   </w:abstractNum>
-  <w:abstractNum w:abstractNumId="63" w15:restartNumberingAfterBreak="0">
+  <w:abstractNum w:abstractNumId="65" w15:restartNumberingAfterBreak="0">
     <w:nsid w:val="62465259"/>
     <w:multiLevelType w:val="multilevel"/>
     <w:tmpl w:val="FDFC4E2E"/>
@@ -12488,7 +13955,7 @@
       </w:rPr>
     </w:lvl>
   </w:abstractNum>
-  <w:abstractNum w:abstractNumId="64" w15:restartNumberingAfterBreak="0">
+  <w:abstractNum w:abstractNumId="66" w15:restartNumberingAfterBreak="0">
     <w:nsid w:val="643B098A"/>
     <w:multiLevelType w:val="hybridMultilevel"/>
     <w:tmpl w:val="672092BC"/>
@@ -12574,7 +14041,7 @@
       </w:pPr>
     </w:lvl>
   </w:abstractNum>
-  <w:abstractNum w:abstractNumId="65" w15:restartNumberingAfterBreak="0">
+  <w:abstractNum w:abstractNumId="67" w15:restartNumberingAfterBreak="0">
     <w:nsid w:val="64A96324"/>
     <w:multiLevelType w:val="multilevel"/>
     <w:tmpl w:val="68842356"/>
@@ -12720,7 +14187,7 @@
       </w:rPr>
     </w:lvl>
   </w:abstractNum>
-  <w:abstractNum w:abstractNumId="66" w15:restartNumberingAfterBreak="0">
+  <w:abstractNum w:abstractNumId="68" w15:restartNumberingAfterBreak="0">
     <w:nsid w:val="699D7F53"/>
     <w:multiLevelType w:val="multilevel"/>
     <w:tmpl w:val="DF6A7F3C"/>
@@ -12866,7 +14333,7 @@
       </w:rPr>
     </w:lvl>
   </w:abstractNum>
-  <w:abstractNum w:abstractNumId="67" w15:restartNumberingAfterBreak="0">
+  <w:abstractNum w:abstractNumId="69" w15:restartNumberingAfterBreak="0">
     <w:nsid w:val="6A8F4E40"/>
     <w:multiLevelType w:val="hybridMultilevel"/>
     <w:tmpl w:val="8B2A5FE4"/>
@@ -12952,120 +14419,128 @@
       </w:pPr>
     </w:lvl>
   </w:abstractNum>
-  <w:abstractNum w:abstractNumId="68" w15:restartNumberingAfterBreak="0">
+  <w:abstractNum w:abstractNumId="70" w15:restartNumberingAfterBreak="0">
     <w:nsid w:val="6B07430E"/>
-    <w:multiLevelType w:val="hybridMultilevel"/>
-    <w:tmpl w:val="6F9C41D6"/>
-    <w:lvl w:ilvl="0" w:tplc="9E0A892C">
-      <w:start w:val="3"/>
-      <w:numFmt w:val="bullet"/>
-      <w:lvlText w:val="-"/>
+    <w:multiLevelType w:val="multilevel"/>
+    <w:tmpl w:val="BBD2E56E"/>
+    <w:lvl w:ilvl="0">
+      <w:start w:val="1"/>
+      <w:numFmt w:val="decimal"/>
+      <w:lvlText w:val="%1."/>
       <w:lvlJc w:val="left"/>
       <w:pPr>
         <w:ind w:left="720" w:hanging="360"/>
       </w:pPr>
       <w:rPr>
-        <w:rFonts w:ascii="Times New Roman" w:eastAsia="Times New Roman" w:hAnsi="Times New Roman" w:cs="Times New Roman" w:hint="default"/>
-      </w:rPr>
-    </w:lvl>
-    <w:lvl w:ilvl="1" w:tplc="04090003" w:tentative="1">
-      <w:start w:val="1"/>
-      <w:numFmt w:val="bullet"/>
-      <w:lvlText w:val="o"/>
-      <w:lvlJc w:val="left"/>
-      <w:pPr>
-        <w:ind w:left="1440" w:hanging="360"/>
-      </w:pPr>
-      <w:rPr>
-        <w:rFonts w:ascii="Courier New" w:hAnsi="Courier New" w:cs="Courier New" w:hint="default"/>
-      </w:rPr>
-    </w:lvl>
-    <w:lvl w:ilvl="2" w:tplc="04090005" w:tentative="1">
-      <w:start w:val="1"/>
-      <w:numFmt w:val="bullet"/>
-      <w:lvlText w:val=""/>
-      <w:lvlJc w:val="left"/>
-      <w:pPr>
-        <w:ind w:left="2160" w:hanging="360"/>
-      </w:pPr>
-      <w:rPr>
-        <w:rFonts w:ascii="Wingdings" w:hAnsi="Wingdings" w:hint="default"/>
-      </w:rPr>
-    </w:lvl>
-    <w:lvl w:ilvl="3" w:tplc="04090001" w:tentative="1">
-      <w:start w:val="1"/>
-      <w:numFmt w:val="bullet"/>
-      <w:lvlText w:val=""/>
-      <w:lvlJc w:val="left"/>
-      <w:pPr>
-        <w:ind w:left="2880" w:hanging="360"/>
-      </w:pPr>
-      <w:rPr>
-        <w:rFonts w:ascii="Symbol" w:hAnsi="Symbol" w:hint="default"/>
-      </w:rPr>
-    </w:lvl>
-    <w:lvl w:ilvl="4" w:tplc="04090003" w:tentative="1">
-      <w:start w:val="1"/>
-      <w:numFmt w:val="bullet"/>
-      <w:lvlText w:val="o"/>
-      <w:lvlJc w:val="left"/>
-      <w:pPr>
-        <w:ind w:left="3600" w:hanging="360"/>
-      </w:pPr>
-      <w:rPr>
-        <w:rFonts w:ascii="Courier New" w:hAnsi="Courier New" w:cs="Courier New" w:hint="default"/>
-      </w:rPr>
-    </w:lvl>
-    <w:lvl w:ilvl="5" w:tplc="04090005" w:tentative="1">
-      <w:start w:val="1"/>
-      <w:numFmt w:val="bullet"/>
-      <w:lvlText w:val=""/>
-      <w:lvlJc w:val="left"/>
-      <w:pPr>
-        <w:ind w:left="4320" w:hanging="360"/>
-      </w:pPr>
-      <w:rPr>
-        <w:rFonts w:ascii="Wingdings" w:hAnsi="Wingdings" w:hint="default"/>
-      </w:rPr>
-    </w:lvl>
-    <w:lvl w:ilvl="6" w:tplc="04090001" w:tentative="1">
-      <w:start w:val="1"/>
-      <w:numFmt w:val="bullet"/>
-      <w:lvlText w:val=""/>
-      <w:lvlJc w:val="left"/>
-      <w:pPr>
-        <w:ind w:left="5040" w:hanging="360"/>
-      </w:pPr>
-      <w:rPr>
-        <w:rFonts w:ascii="Symbol" w:hAnsi="Symbol" w:hint="default"/>
-      </w:rPr>
-    </w:lvl>
-    <w:lvl w:ilvl="7" w:tplc="04090003" w:tentative="1">
-      <w:start w:val="1"/>
-      <w:numFmt w:val="bullet"/>
-      <w:lvlText w:val="o"/>
-      <w:lvlJc w:val="left"/>
-      <w:pPr>
-        <w:ind w:left="5760" w:hanging="360"/>
-      </w:pPr>
-      <w:rPr>
-        <w:rFonts w:ascii="Courier New" w:hAnsi="Courier New" w:cs="Courier New" w:hint="default"/>
-      </w:rPr>
-    </w:lvl>
-    <w:lvl w:ilvl="8" w:tplc="04090005" w:tentative="1">
-      <w:start w:val="1"/>
-      <w:numFmt w:val="bullet"/>
-      <w:lvlText w:val=""/>
-      <w:lvlJc w:val="left"/>
-      <w:pPr>
-        <w:ind w:left="6480" w:hanging="360"/>
-      </w:pPr>
-      <w:rPr>
-        <w:rFonts w:ascii="Wingdings" w:hAnsi="Wingdings" w:hint="default"/>
+        <w:rFonts w:hint="default"/>
+      </w:rPr>
+    </w:lvl>
+    <w:lvl w:ilvl="1">
+      <w:start w:val="1"/>
+      <w:numFmt w:val="decimal"/>
+      <w:isLgl/>
+      <w:lvlText w:val="%1.%2"/>
+      <w:lvlJc w:val="left"/>
+      <w:pPr>
+        <w:ind w:left="840" w:hanging="480"/>
+      </w:pPr>
+      <w:rPr>
+        <w:rFonts w:hint="default"/>
+      </w:rPr>
+    </w:lvl>
+    <w:lvl w:ilvl="2">
+      <w:start w:val="1"/>
+      <w:numFmt w:val="decimal"/>
+      <w:isLgl/>
+      <w:lvlText w:val="%1.%2.%3"/>
+      <w:lvlJc w:val="left"/>
+      <w:pPr>
+        <w:ind w:left="1080" w:hanging="720"/>
+      </w:pPr>
+      <w:rPr>
+        <w:rFonts w:hint="default"/>
+      </w:rPr>
+    </w:lvl>
+    <w:lvl w:ilvl="3">
+      <w:start w:val="1"/>
+      <w:numFmt w:val="decimal"/>
+      <w:isLgl/>
+      <w:lvlText w:val="%1.%2.%3.%4"/>
+      <w:lvlJc w:val="left"/>
+      <w:pPr>
+        <w:ind w:left="1080" w:hanging="720"/>
+      </w:pPr>
+      <w:rPr>
+        <w:rFonts w:hint="default"/>
+      </w:rPr>
+    </w:lvl>
+    <w:lvl w:ilvl="4">
+      <w:start w:val="1"/>
+      <w:numFmt w:val="decimal"/>
+      <w:isLgl/>
+      <w:lvlText w:val="%1.%2.%3.%4.%5"/>
+      <w:lvlJc w:val="left"/>
+      <w:pPr>
+        <w:ind w:left="1440" w:hanging="1080"/>
+      </w:pPr>
+      <w:rPr>
+        <w:rFonts w:hint="default"/>
+      </w:rPr>
+    </w:lvl>
+    <w:lvl w:ilvl="5">
+      <w:start w:val="1"/>
+      <w:numFmt w:val="decimal"/>
+      <w:isLgl/>
+      <w:lvlText w:val="%1.%2.%3.%4.%5.%6"/>
+      <w:lvlJc w:val="left"/>
+      <w:pPr>
+        <w:ind w:left="1440" w:hanging="1080"/>
+      </w:pPr>
+      <w:rPr>
+        <w:rFonts w:hint="default"/>
+      </w:rPr>
+    </w:lvl>
+    <w:lvl w:ilvl="6">
+      <w:start w:val="1"/>
+      <w:numFmt w:val="decimal"/>
+      <w:isLgl/>
+      <w:lvlText w:val="%1.%2.%3.%4.%5.%6.%7"/>
+      <w:lvlJc w:val="left"/>
+      <w:pPr>
+        <w:ind w:left="1800" w:hanging="1440"/>
+      </w:pPr>
+      <w:rPr>
+        <w:rFonts w:hint="default"/>
+      </w:rPr>
+    </w:lvl>
+    <w:lvl w:ilvl="7">
+      <w:start w:val="1"/>
+      <w:numFmt w:val="decimal"/>
+      <w:isLgl/>
+      <w:lvlText w:val="%1.%2.%3.%4.%5.%6.%7.%8"/>
+      <w:lvlJc w:val="left"/>
+      <w:pPr>
+        <w:ind w:left="1800" w:hanging="1440"/>
+      </w:pPr>
+      <w:rPr>
+        <w:rFonts w:hint="default"/>
+      </w:rPr>
+    </w:lvl>
+    <w:lvl w:ilvl="8">
+      <w:start w:val="1"/>
+      <w:numFmt w:val="decimal"/>
+      <w:isLgl/>
+      <w:lvlText w:val="%1.%2.%3.%4.%5.%6.%7.%8.%9"/>
+      <w:lvlJc w:val="left"/>
+      <w:pPr>
+        <w:ind w:left="2160" w:hanging="1800"/>
+      </w:pPr>
+      <w:rPr>
+        <w:rFonts w:hint="default"/>
       </w:rPr>
     </w:lvl>
   </w:abstractNum>
-  <w:abstractNum w:abstractNumId="69" w15:restartNumberingAfterBreak="0">
+  <w:abstractNum w:abstractNumId="71" w15:restartNumberingAfterBreak="0">
     <w:nsid w:val="6D0364A0"/>
     <w:multiLevelType w:val="multilevel"/>
     <w:tmpl w:val="68842356"/>
@@ -13211,7 +14686,7 @@
       </w:rPr>
     </w:lvl>
   </w:abstractNum>
-  <w:abstractNum w:abstractNumId="70" w15:restartNumberingAfterBreak="0">
+  <w:abstractNum w:abstractNumId="72" w15:restartNumberingAfterBreak="0">
     <w:nsid w:val="6D7273D8"/>
     <w:multiLevelType w:val="multilevel"/>
     <w:tmpl w:val="DC706630"/>
@@ -13360,7 +14835,7 @@
       </w:rPr>
     </w:lvl>
   </w:abstractNum>
-  <w:abstractNum w:abstractNumId="71" w15:restartNumberingAfterBreak="0">
+  <w:abstractNum w:abstractNumId="73" w15:restartNumberingAfterBreak="0">
     <w:nsid w:val="6DD30A0F"/>
     <w:multiLevelType w:val="hybridMultilevel"/>
     <w:tmpl w:val="0E786850"/>
@@ -13446,7 +14921,7 @@
       </w:pPr>
     </w:lvl>
   </w:abstractNum>
-  <w:abstractNum w:abstractNumId="72" w15:restartNumberingAfterBreak="0">
+  <w:abstractNum w:abstractNumId="74" w15:restartNumberingAfterBreak="0">
     <w:nsid w:val="783E2CBC"/>
     <w:multiLevelType w:val="multilevel"/>
     <w:tmpl w:val="E94A3B26"/>
@@ -13559,7 +15034,7 @@
       </w:pPr>
     </w:lvl>
   </w:abstractNum>
-  <w:abstractNum w:abstractNumId="73" w15:restartNumberingAfterBreak="0">
+  <w:abstractNum w:abstractNumId="75" w15:restartNumberingAfterBreak="0">
     <w:nsid w:val="789F4CE1"/>
     <w:multiLevelType w:val="multilevel"/>
     <w:tmpl w:val="1CE860BA"/>
@@ -13672,7 +15147,7 @@
       </w:rPr>
     </w:lvl>
   </w:abstractNum>
-  <w:abstractNum w:abstractNumId="74" w15:restartNumberingAfterBreak="0">
+  <w:abstractNum w:abstractNumId="76" w15:restartNumberingAfterBreak="0">
     <w:nsid w:val="79730313"/>
     <w:multiLevelType w:val="multilevel"/>
     <w:tmpl w:val="68842356"/>
@@ -13818,7 +15293,93 @@
       </w:rPr>
     </w:lvl>
   </w:abstractNum>
-  <w:abstractNum w:abstractNumId="75" w15:restartNumberingAfterBreak="0">
+  <w:abstractNum w:abstractNumId="77" w15:restartNumberingAfterBreak="0">
+    <w:nsid w:val="799807AF"/>
+    <w:multiLevelType w:val="hybridMultilevel"/>
+    <w:tmpl w:val="EF24C848"/>
+    <w:lvl w:ilvl="0" w:tplc="0409000F">
+      <w:start w:val="1"/>
+      <w:numFmt w:val="decimal"/>
+      <w:lvlText w:val="%1."/>
+      <w:lvlJc w:val="left"/>
+      <w:pPr>
+        <w:ind w:left="720" w:hanging="360"/>
+      </w:pPr>
+    </w:lvl>
+    <w:lvl w:ilvl="1" w:tplc="04090019" w:tentative="1">
+      <w:start w:val="1"/>
+      <w:numFmt w:val="lowerLetter"/>
+      <w:lvlText w:val="%2."/>
+      <w:lvlJc w:val="left"/>
+      <w:pPr>
+        <w:ind w:left="1440" w:hanging="360"/>
+      </w:pPr>
+    </w:lvl>
+    <w:lvl w:ilvl="2" w:tplc="0409001B" w:tentative="1">
+      <w:start w:val="1"/>
+      <w:numFmt w:val="lowerRoman"/>
+      <w:lvlText w:val="%3."/>
+      <w:lvlJc w:val="right"/>
+      <w:pPr>
+        <w:ind w:left="2160" w:hanging="180"/>
+      </w:pPr>
+    </w:lvl>
+    <w:lvl w:ilvl="3" w:tplc="0409000F" w:tentative="1">
+      <w:start w:val="1"/>
+      <w:numFmt w:val="decimal"/>
+      <w:lvlText w:val="%4."/>
+      <w:lvlJc w:val="left"/>
+      <w:pPr>
+        <w:ind w:left="2880" w:hanging="360"/>
+      </w:pPr>
+    </w:lvl>
+    <w:lvl w:ilvl="4" w:tplc="04090019" w:tentative="1">
+      <w:start w:val="1"/>
+      <w:numFmt w:val="lowerLetter"/>
+      <w:lvlText w:val="%5."/>
+      <w:lvlJc w:val="left"/>
+      <w:pPr>
+        <w:ind w:left="3600" w:hanging="360"/>
+      </w:pPr>
+    </w:lvl>
+    <w:lvl w:ilvl="5" w:tplc="0409001B" w:tentative="1">
+      <w:start w:val="1"/>
+      <w:numFmt w:val="lowerRoman"/>
+      <w:lvlText w:val="%6."/>
+      <w:lvlJc w:val="right"/>
+      <w:pPr>
+        <w:ind w:left="4320" w:hanging="180"/>
+      </w:pPr>
+    </w:lvl>
+    <w:lvl w:ilvl="6" w:tplc="0409000F" w:tentative="1">
+      <w:start w:val="1"/>
+      <w:numFmt w:val="decimal"/>
+      <w:lvlText w:val="%7."/>
+      <w:lvlJc w:val="left"/>
+      <w:pPr>
+        <w:ind w:left="5040" w:hanging="360"/>
+      </w:pPr>
+    </w:lvl>
+    <w:lvl w:ilvl="7" w:tplc="04090019" w:tentative="1">
+      <w:start w:val="1"/>
+      <w:numFmt w:val="lowerLetter"/>
+      <w:lvlText w:val="%8."/>
+      <w:lvlJc w:val="left"/>
+      <w:pPr>
+        <w:ind w:left="5760" w:hanging="360"/>
+      </w:pPr>
+    </w:lvl>
+    <w:lvl w:ilvl="8" w:tplc="0409001B" w:tentative="1">
+      <w:start w:val="1"/>
+      <w:numFmt w:val="lowerRoman"/>
+      <w:lvlText w:val="%9."/>
+      <w:lvlJc w:val="right"/>
+      <w:pPr>
+        <w:ind w:left="6480" w:hanging="180"/>
+      </w:pPr>
+    </w:lvl>
+  </w:abstractNum>
+  <w:abstractNum w:abstractNumId="78" w15:restartNumberingAfterBreak="0">
     <w:nsid w:val="7A9B5389"/>
     <w:multiLevelType w:val="hybridMultilevel"/>
     <w:tmpl w:val="0912629C"/>
@@ -13904,7 +15465,7 @@
       </w:pPr>
     </w:lvl>
   </w:abstractNum>
-  <w:abstractNum w:abstractNumId="76" w15:restartNumberingAfterBreak="0">
+  <w:abstractNum w:abstractNumId="79" w15:restartNumberingAfterBreak="0">
     <w:nsid w:val="7AEC76B6"/>
     <w:multiLevelType w:val="multilevel"/>
     <w:tmpl w:val="FDFC4E2E"/>
@@ -14050,7 +15611,7 @@
       </w:rPr>
     </w:lvl>
   </w:abstractNum>
-  <w:abstractNum w:abstractNumId="77" w15:restartNumberingAfterBreak="0">
+  <w:abstractNum w:abstractNumId="80" w15:restartNumberingAfterBreak="0">
     <w:nsid w:val="7C2A1A77"/>
     <w:multiLevelType w:val="hybridMultilevel"/>
     <w:tmpl w:val="1CFEC05E"/>
@@ -14140,61 +15701,61 @@
     <w:abstractNumId w:val="4"/>
   </w:num>
   <w:num w:numId="2" w16cid:durableId="1521433076">
-    <w:abstractNumId w:val="37"/>
+    <w:abstractNumId w:val="38"/>
   </w:num>
   <w:num w:numId="3" w16cid:durableId="1169172737">
-    <w:abstractNumId w:val="23"/>
+    <w:abstractNumId w:val="24"/>
   </w:num>
   <w:num w:numId="4" w16cid:durableId="1095663320">
-    <w:abstractNumId w:val="20"/>
+    <w:abstractNumId w:val="21"/>
   </w:num>
   <w:num w:numId="5" w16cid:durableId="320277980">
-    <w:abstractNumId w:val="73"/>
+    <w:abstractNumId w:val="75"/>
   </w:num>
   <w:num w:numId="6" w16cid:durableId="480125140">
-    <w:abstractNumId w:val="50"/>
+    <w:abstractNumId w:val="52"/>
   </w:num>
   <w:num w:numId="7" w16cid:durableId="1312128570">
-    <w:abstractNumId w:val="72"/>
+    <w:abstractNumId w:val="74"/>
   </w:num>
   <w:num w:numId="8" w16cid:durableId="721293094">
-    <w:abstractNumId w:val="58"/>
+    <w:abstractNumId w:val="60"/>
   </w:num>
   <w:num w:numId="9" w16cid:durableId="623655124">
-    <w:abstractNumId w:val="59"/>
+    <w:abstractNumId w:val="61"/>
   </w:num>
   <w:num w:numId="10" w16cid:durableId="433673490">
+    <w:abstractNumId w:val="47"/>
+  </w:num>
+  <w:num w:numId="11" w16cid:durableId="666246274">
+    <w:abstractNumId w:val="71"/>
+  </w:num>
+  <w:num w:numId="12" w16cid:durableId="1583947328">
+    <w:abstractNumId w:val="67"/>
+  </w:num>
+  <w:num w:numId="13" w16cid:durableId="1561015977">
     <w:abstractNumId w:val="45"/>
   </w:num>
-  <w:num w:numId="11" w16cid:durableId="666246274">
-    <w:abstractNumId w:val="69"/>
-  </w:num>
-  <w:num w:numId="12" w16cid:durableId="1583947328">
-    <w:abstractNumId w:val="65"/>
-  </w:num>
-  <w:num w:numId="13" w16cid:durableId="1561015977">
-    <w:abstractNumId w:val="43"/>
-  </w:num>
   <w:num w:numId="14" w16cid:durableId="1813788044">
-    <w:abstractNumId w:val="39"/>
+    <w:abstractNumId w:val="40"/>
   </w:num>
   <w:num w:numId="15" w16cid:durableId="1516311903">
-    <w:abstractNumId w:val="74"/>
+    <w:abstractNumId w:val="76"/>
   </w:num>
   <w:num w:numId="16" w16cid:durableId="700788812">
-    <w:abstractNumId w:val="25"/>
+    <w:abstractNumId w:val="26"/>
   </w:num>
   <w:num w:numId="17" w16cid:durableId="738552033">
-    <w:abstractNumId w:val="14"/>
+    <w:abstractNumId w:val="15"/>
   </w:num>
   <w:num w:numId="18" w16cid:durableId="506284840">
-    <w:abstractNumId w:val="42"/>
+    <w:abstractNumId w:val="44"/>
   </w:num>
   <w:num w:numId="19" w16cid:durableId="281688829">
-    <w:abstractNumId w:val="26"/>
+    <w:abstractNumId w:val="27"/>
   </w:num>
   <w:num w:numId="20" w16cid:durableId="1440640888">
-    <w:abstractNumId w:val="32"/>
+    <w:abstractNumId w:val="33"/>
   </w:num>
   <w:num w:numId="21" w16cid:durableId="908731130">
     <w:abstractNumId w:val="8"/>
@@ -14203,34 +15764,34 @@
     <w:abstractNumId w:val="6"/>
   </w:num>
   <w:num w:numId="23" w16cid:durableId="1576740101">
-    <w:abstractNumId w:val="70"/>
+    <w:abstractNumId w:val="72"/>
   </w:num>
   <w:num w:numId="24" w16cid:durableId="524516724">
-    <w:abstractNumId w:val="56"/>
+    <w:abstractNumId w:val="58"/>
   </w:num>
   <w:num w:numId="25" w16cid:durableId="1680624365">
     <w:abstractNumId w:val="10"/>
   </w:num>
   <w:num w:numId="26" w16cid:durableId="16082667">
-    <w:abstractNumId w:val="49"/>
+    <w:abstractNumId w:val="51"/>
   </w:num>
   <w:num w:numId="27" w16cid:durableId="691566847">
-    <w:abstractNumId w:val="31"/>
+    <w:abstractNumId w:val="32"/>
   </w:num>
   <w:num w:numId="28" w16cid:durableId="2094620173">
-    <w:abstractNumId w:val="60"/>
+    <w:abstractNumId w:val="62"/>
   </w:num>
   <w:num w:numId="29" w16cid:durableId="906111721">
     <w:abstractNumId w:val="12"/>
   </w:num>
   <w:num w:numId="30" w16cid:durableId="508177387">
-    <w:abstractNumId w:val="44"/>
+    <w:abstractNumId w:val="46"/>
   </w:num>
   <w:num w:numId="31" w16cid:durableId="913011401">
-    <w:abstractNumId w:val="76"/>
+    <w:abstractNumId w:val="79"/>
   </w:num>
   <w:num w:numId="32" w16cid:durableId="1644390964">
-    <w:abstractNumId w:val="63"/>
+    <w:abstractNumId w:val="65"/>
   </w:num>
   <w:num w:numId="33" w16cid:durableId="778261706">
     <w:abstractNumId w:val="5"/>
@@ -14239,10 +15800,10 @@
     <w:abstractNumId w:val="9"/>
   </w:num>
   <w:num w:numId="35" w16cid:durableId="531498289">
-    <w:abstractNumId w:val="54"/>
+    <w:abstractNumId w:val="56"/>
   </w:num>
   <w:num w:numId="36" w16cid:durableId="1777824409">
-    <w:abstractNumId w:val="35"/>
+    <w:abstractNumId w:val="36"/>
   </w:num>
   <w:num w:numId="37" w16cid:durableId="1510942739">
     <w:abstractNumId w:val="3"/>
@@ -14251,31 +15812,31 @@
     <w:abstractNumId w:val="13"/>
   </w:num>
   <w:num w:numId="39" w16cid:durableId="579490765">
-    <w:abstractNumId w:val="36"/>
+    <w:abstractNumId w:val="37"/>
   </w:num>
   <w:num w:numId="40" w16cid:durableId="160776597">
-    <w:abstractNumId w:val="66"/>
+    <w:abstractNumId w:val="68"/>
   </w:num>
   <w:num w:numId="41" w16cid:durableId="1975864769">
-    <w:abstractNumId w:val="34"/>
+    <w:abstractNumId w:val="35"/>
   </w:num>
   <w:num w:numId="42" w16cid:durableId="2089038878">
-    <w:abstractNumId w:val="38"/>
+    <w:abstractNumId w:val="39"/>
   </w:num>
   <w:num w:numId="43" w16cid:durableId="1084838402">
-    <w:abstractNumId w:val="29"/>
+    <w:abstractNumId w:val="30"/>
   </w:num>
   <w:num w:numId="44" w16cid:durableId="2133208309">
-    <w:abstractNumId w:val="51"/>
+    <w:abstractNumId w:val="53"/>
   </w:num>
   <w:num w:numId="45" w16cid:durableId="1696272327">
-    <w:abstractNumId w:val="18"/>
+    <w:abstractNumId w:val="19"/>
   </w:num>
   <w:num w:numId="46" w16cid:durableId="952831626">
-    <w:abstractNumId w:val="55"/>
+    <w:abstractNumId w:val="57"/>
   </w:num>
   <w:num w:numId="47" w16cid:durableId="506284221">
-    <w:abstractNumId w:val="24"/>
+    <w:abstractNumId w:val="25"/>
   </w:num>
   <w:num w:numId="48" w16cid:durableId="1452162523">
     <w:abstractNumId w:val="1"/>
@@ -14284,91 +15845,100 @@
     <w:abstractNumId w:val="2"/>
   </w:num>
   <w:num w:numId="50" w16cid:durableId="1155948849">
-    <w:abstractNumId w:val="68"/>
+    <w:abstractNumId w:val="70"/>
   </w:num>
   <w:num w:numId="51" w16cid:durableId="1018897390">
-    <w:abstractNumId w:val="22"/>
+    <w:abstractNumId w:val="23"/>
   </w:num>
   <w:num w:numId="52" w16cid:durableId="576984722">
     <w:abstractNumId w:val="11"/>
   </w:num>
   <w:num w:numId="53" w16cid:durableId="209266241">
-    <w:abstractNumId w:val="53"/>
+    <w:abstractNumId w:val="55"/>
   </w:num>
   <w:num w:numId="54" w16cid:durableId="1107307833">
-    <w:abstractNumId w:val="33"/>
+    <w:abstractNumId w:val="34"/>
   </w:num>
   <w:num w:numId="55" w16cid:durableId="732049722">
+    <w:abstractNumId w:val="42"/>
+  </w:num>
+  <w:num w:numId="56" w16cid:durableId="620645840">
+    <w:abstractNumId w:val="80"/>
+  </w:num>
+  <w:num w:numId="57" w16cid:durableId="1037123086">
+    <w:abstractNumId w:val="64"/>
+  </w:num>
+  <w:num w:numId="58" w16cid:durableId="529415563">
     <w:abstractNumId w:val="41"/>
   </w:num>
-  <w:num w:numId="56" w16cid:durableId="620645840">
-    <w:abstractNumId w:val="77"/>
-  </w:num>
-  <w:num w:numId="57" w16cid:durableId="1037123086">
-    <w:abstractNumId w:val="62"/>
-  </w:num>
-  <w:num w:numId="58" w16cid:durableId="529415563">
-    <w:abstractNumId w:val="40"/>
-  </w:num>
   <w:num w:numId="59" w16cid:durableId="443574163">
-    <w:abstractNumId w:val="28"/>
+    <w:abstractNumId w:val="29"/>
   </w:num>
   <w:num w:numId="60" w16cid:durableId="1052659940">
     <w:abstractNumId w:val="0"/>
   </w:num>
   <w:num w:numId="61" w16cid:durableId="298078375">
-    <w:abstractNumId w:val="61"/>
+    <w:abstractNumId w:val="63"/>
   </w:num>
   <w:num w:numId="62" w16cid:durableId="1759524910">
-    <w:abstractNumId w:val="67"/>
+    <w:abstractNumId w:val="69"/>
   </w:num>
   <w:num w:numId="63" w16cid:durableId="328562634">
-    <w:abstractNumId w:val="57"/>
+    <w:abstractNumId w:val="59"/>
   </w:num>
   <w:num w:numId="64" w16cid:durableId="1926844191">
-    <w:abstractNumId w:val="19"/>
+    <w:abstractNumId w:val="20"/>
   </w:num>
   <w:num w:numId="65" w16cid:durableId="835921495">
-    <w:abstractNumId w:val="21"/>
+    <w:abstractNumId w:val="22"/>
   </w:num>
   <w:num w:numId="66" w16cid:durableId="1922833492">
-    <w:abstractNumId w:val="71"/>
+    <w:abstractNumId w:val="73"/>
   </w:num>
   <w:num w:numId="67" w16cid:durableId="312099731">
-    <w:abstractNumId w:val="27"/>
+    <w:abstractNumId w:val="28"/>
   </w:num>
   <w:num w:numId="68" w16cid:durableId="1465464951">
-    <w:abstractNumId w:val="64"/>
+    <w:abstractNumId w:val="66"/>
   </w:num>
   <w:num w:numId="69" w16cid:durableId="2120486911">
-    <w:abstractNumId w:val="47"/>
+    <w:abstractNumId w:val="49"/>
   </w:num>
   <w:num w:numId="70" w16cid:durableId="1020357403">
-    <w:abstractNumId w:val="46"/>
+    <w:abstractNumId w:val="48"/>
   </w:num>
   <w:num w:numId="71" w16cid:durableId="881285303">
-    <w:abstractNumId w:val="30"/>
+    <w:abstractNumId w:val="31"/>
   </w:num>
   <w:num w:numId="72" w16cid:durableId="1767578752">
-    <w:abstractNumId w:val="15"/>
+    <w:abstractNumId w:val="16"/>
   </w:num>
   <w:num w:numId="73" w16cid:durableId="1129400013">
-    <w:abstractNumId w:val="75"/>
+    <w:abstractNumId w:val="78"/>
   </w:num>
   <w:num w:numId="74" w16cid:durableId="463356695">
     <w:abstractNumId w:val="7"/>
   </w:num>
   <w:num w:numId="75" w16cid:durableId="1833176036">
-    <w:abstractNumId w:val="48"/>
+    <w:abstractNumId w:val="50"/>
   </w:num>
   <w:num w:numId="76" w16cid:durableId="1358582527">
-    <w:abstractNumId w:val="52"/>
+    <w:abstractNumId w:val="54"/>
   </w:num>
   <w:num w:numId="77" w16cid:durableId="1392076817">
-    <w:abstractNumId w:val="16"/>
+    <w:abstractNumId w:val="17"/>
   </w:num>
   <w:num w:numId="78" w16cid:durableId="492450337">
-    <w:abstractNumId w:val="17"/>
+    <w:abstractNumId w:val="18"/>
+  </w:num>
+  <w:num w:numId="79" w16cid:durableId="1408528616">
+    <w:abstractNumId w:val="43"/>
+  </w:num>
+  <w:num w:numId="80" w16cid:durableId="1705012468">
+    <w:abstractNumId w:val="14"/>
+  </w:num>
+  <w:num w:numId="81" w16cid:durableId="2102411000">
+    <w:abstractNumId w:val="77"/>
   </w:num>
 </w:numbering>
 </file>
@@ -14386,11 +15956,7 @@
         <w14:ligatures w14:val="standardContextual"/>
       </w:rPr>
     </w:rPrDefault>
-    <w:pPrDefault>
-      <w:pPr>
-        <w:spacing w:after="160" w:line="278" w:lineRule="auto"/>
-      </w:pPr>
-    </w:pPrDefault>
+    <w:pPrDefault/>
   </w:docDefaults>
   <w:latentStyles w:defLockedState="0" w:defUIPriority="99" w:defSemiHidden="0" w:defUnhideWhenUsed="0" w:defQFormat="0" w:count="376">
     <w:lsdException w:name="Normal" w:uiPriority="0" w:qFormat="1"/>
@@ -14774,9 +16340,6 @@
     <w:name w:val="Normal"/>
     <w:qFormat/>
     <w:rsid w:val="005D12BE"/>
-    <w:pPr>
-      <w:spacing w:after="0" w:line="240" w:lineRule="auto"/>
-    </w:pPr>
     <w:rPr>
       <w:rFonts w:ascii="Times New Roman" w:eastAsia="Times New Roman" w:hAnsi="Times New Roman" w:cs="Times New Roman"/>
       <w:kern w:val="0"/>
@@ -14981,7 +16544,6 @@
   <w:style w:type="character" w:default="1" w:styleId="DefaultParagraphFont">
     <w:name w:val="Default Paragraph Font"/>
     <w:uiPriority w:val="1"/>
-    <w:semiHidden/>
     <w:unhideWhenUsed/>
   </w:style>
   <w:style w:type="table" w:default="1" w:styleId="TableNormal">
@@ -15446,9 +17008,6 @@
     <w:basedOn w:val="TableNormal"/>
     <w:uiPriority w:val="48"/>
     <w:rsid w:val="001B440B"/>
-    <w:pPr>
-      <w:spacing w:after="0" w:line="240" w:lineRule="auto"/>
-    </w:pPr>
     <w:rPr>
       <w:sz w:val="22"/>
       <w:szCs w:val="22"/>
@@ -15580,9 +17139,6 @@
     <w:basedOn w:val="TableNormal"/>
     <w:uiPriority w:val="39"/>
     <w:rsid w:val="00356492"/>
-    <w:pPr>
-      <w:spacing w:after="0" w:line="240" w:lineRule="auto"/>
-    </w:pPr>
     <w:rPr>
       <w:sz w:val="22"/>
       <w:szCs w:val="22"/>

--- a/docs/Rustamov Temur C00280204 Final Report.docx
+++ b/docs/Rustamov Temur C00280204 Final Report.docx
@@ -473,7 +473,6 @@
               <w:tab w:val="left" w:pos="480"/>
               <w:tab w:val="right" w:leader="dot" w:pos="9350"/>
             </w:tabs>
-            <w:spacing w:before="0" w:line="276" w:lineRule="auto"/>
             <w:rPr>
               <w:rFonts w:eastAsiaTheme="minorEastAsia" w:cstheme="minorBidi"/>
               <w:b w:val="0"/>
@@ -494,12 +493,13 @@
           <w:r>
             <w:fldChar w:fldCharType="separate"/>
           </w:r>
-          <w:hyperlink w:anchor="_Toc223650196" w:history="1">
+          <w:hyperlink w:anchor="_Toc224083703" w:history="1">
             <w:r>
               <w:rPr>
                 <w:rStyle w:val="Hyperlink"/>
                 <w:rFonts w:ascii="Times New Roman" w:hAnsi="Times New Roman"/>
                 <w:noProof/>
+                <w:highlight w:val="green"/>
               </w:rPr>
               <w:t>1.</w:t>
             </w:r>
@@ -521,6 +521,7 @@
                 <w:rStyle w:val="Hyperlink"/>
                 <w:rFonts w:ascii="Times New Roman" w:hAnsi="Times New Roman"/>
                 <w:noProof/>
+                <w:highlight w:val="green"/>
               </w:rPr>
               <w:t>Abstract</w:t>
             </w:r>
@@ -543,7 +544,7 @@
                 <w:noProof/>
                 <w:webHidden/>
               </w:rPr>
-              <w:instrText xml:space="preserve"> PAGEREF _Toc223650196 \h </w:instrText>
+              <w:instrText xml:space="preserve"> PAGEREF _Toc224083703 \h </w:instrText>
             </w:r>
             <w:r>
               <w:rPr>
@@ -563,7 +564,7 @@
                 <w:noProof/>
                 <w:webHidden/>
               </w:rPr>
-              <w:t>3</w:t>
+              <w:t>4</w:t>
             </w:r>
             <w:r>
               <w:rPr>
@@ -581,7 +582,6 @@
               <w:tab w:val="left" w:pos="480"/>
               <w:tab w:val="right" w:leader="dot" w:pos="9350"/>
             </w:tabs>
-            <w:spacing w:before="0" w:line="276" w:lineRule="auto"/>
             <w:rPr>
               <w:rFonts w:eastAsiaTheme="minorEastAsia" w:cstheme="minorBidi"/>
               <w:b w:val="0"/>
@@ -593,12 +593,13 @@
               <w14:ligatures w14:val="standardContextual"/>
             </w:rPr>
           </w:pPr>
-          <w:hyperlink w:anchor="_Toc223650197" w:history="1">
+          <w:hyperlink w:anchor="_Toc224083704" w:history="1">
             <w:r>
               <w:rPr>
                 <w:rStyle w:val="Hyperlink"/>
                 <w:rFonts w:ascii="Times New Roman" w:hAnsi="Times New Roman"/>
                 <w:noProof/>
+                <w:highlight w:val="green"/>
               </w:rPr>
               <w:t>2.</w:t>
             </w:r>
@@ -620,6 +621,7 @@
                 <w:rStyle w:val="Hyperlink"/>
                 <w:rFonts w:ascii="Times New Roman" w:hAnsi="Times New Roman"/>
                 <w:noProof/>
+                <w:highlight w:val="green"/>
               </w:rPr>
               <w:t>Introduction</w:t>
             </w:r>
@@ -642,7 +644,7 @@
                 <w:noProof/>
                 <w:webHidden/>
               </w:rPr>
-              <w:instrText xml:space="preserve"> PAGEREF _Toc223650197 \h </w:instrText>
+              <w:instrText xml:space="preserve"> PAGEREF _Toc224083704 \h </w:instrText>
             </w:r>
             <w:r>
               <w:rPr>
@@ -662,7 +664,7 @@
                 <w:noProof/>
                 <w:webHidden/>
               </w:rPr>
-              <w:t>3</w:t>
+              <w:t>4</w:t>
             </w:r>
             <w:r>
               <w:rPr>
@@ -680,7 +682,6 @@
               <w:tab w:val="left" w:pos="480"/>
               <w:tab w:val="right" w:leader="dot" w:pos="9350"/>
             </w:tabs>
-            <w:spacing w:before="0" w:line="276" w:lineRule="auto"/>
             <w:rPr>
               <w:rFonts w:eastAsiaTheme="minorEastAsia" w:cstheme="minorBidi"/>
               <w:b w:val="0"/>
@@ -692,12 +693,13 @@
               <w14:ligatures w14:val="standardContextual"/>
             </w:rPr>
           </w:pPr>
-          <w:hyperlink w:anchor="_Toc223650198" w:history="1">
+          <w:hyperlink w:anchor="_Toc224083705" w:history="1">
             <w:r>
               <w:rPr>
                 <w:rStyle w:val="Hyperlink"/>
                 <w:rFonts w:ascii="Times New Roman" w:hAnsi="Times New Roman"/>
                 <w:noProof/>
+                <w:highlight w:val="green"/>
               </w:rPr>
               <w:t>3.</w:t>
             </w:r>
@@ -719,6 +721,7 @@
                 <w:rStyle w:val="Hyperlink"/>
                 <w:rFonts w:ascii="Times New Roman" w:hAnsi="Times New Roman"/>
                 <w:noProof/>
+                <w:highlight w:val="green"/>
               </w:rPr>
               <w:t>Final System Overview</w:t>
             </w:r>
@@ -741,7 +744,7 @@
                 <w:noProof/>
                 <w:webHidden/>
               </w:rPr>
-              <w:instrText xml:space="preserve"> PAGEREF _Toc223650198 \h </w:instrText>
+              <w:instrText xml:space="preserve"> PAGEREF _Toc224083705 \h </w:instrText>
             </w:r>
             <w:r>
               <w:rPr>
@@ -779,7 +782,6 @@
               <w:tab w:val="left" w:pos="960"/>
               <w:tab w:val="right" w:leader="dot" w:pos="9350"/>
             </w:tabs>
-            <w:spacing w:after="0" w:line="276" w:lineRule="auto"/>
             <w:rPr>
               <w:rFonts w:asciiTheme="minorHAnsi" w:eastAsiaTheme="minorEastAsia" w:hAnsiTheme="minorHAnsi" w:cstheme="minorBidi"/>
               <w:noProof/>
@@ -787,13 +789,14 @@
               <w14:ligatures w14:val="standardContextual"/>
             </w:rPr>
           </w:pPr>
-          <w:hyperlink w:anchor="_Toc223650199" w:history="1">
+          <w:hyperlink w:anchor="_Toc224083706" w:history="1">
             <w:r>
               <w:rPr>
                 <w:rStyle w:val="Hyperlink"/>
                 <w:b/>
                 <w:bCs/>
                 <w:noProof/>
+                <w:highlight w:val="green"/>
               </w:rPr>
               <w:t>3.1</w:t>
             </w:r>
@@ -812,6 +815,7 @@
                 <w:b/>
                 <w:bCs/>
                 <w:noProof/>
+                <w:highlight w:val="green"/>
               </w:rPr>
               <w:t>System Architecture</w:t>
             </w:r>
@@ -834,7 +838,7 @@
                 <w:noProof/>
                 <w:webHidden/>
               </w:rPr>
-              <w:instrText xml:space="preserve"> PAGEREF _Toc223650199 \h </w:instrText>
+              <w:instrText xml:space="preserve"> PAGEREF _Toc224083706 \h </w:instrText>
             </w:r>
             <w:r>
               <w:rPr>
@@ -872,7 +876,6 @@
               <w:tab w:val="left" w:pos="960"/>
               <w:tab w:val="right" w:leader="dot" w:pos="9350"/>
             </w:tabs>
-            <w:spacing w:after="0" w:line="276" w:lineRule="auto"/>
             <w:rPr>
               <w:rFonts w:asciiTheme="minorHAnsi" w:eastAsiaTheme="minorEastAsia" w:hAnsiTheme="minorHAnsi" w:cstheme="minorBidi"/>
               <w:noProof/>
@@ -880,13 +883,14 @@
               <w14:ligatures w14:val="standardContextual"/>
             </w:rPr>
           </w:pPr>
-          <w:hyperlink w:anchor="_Toc223650200" w:history="1">
+          <w:hyperlink w:anchor="_Toc224083707" w:history="1">
             <w:r>
               <w:rPr>
                 <w:rStyle w:val="Hyperlink"/>
                 <w:b/>
                 <w:bCs/>
                 <w:noProof/>
+                <w:highlight w:val="green"/>
               </w:rPr>
               <w:t>3.2</w:t>
             </w:r>
@@ -905,6 +909,7 @@
                 <w:b/>
                 <w:bCs/>
                 <w:noProof/>
+                <w:highlight w:val="green"/>
               </w:rPr>
               <w:t>Core Functional Components</w:t>
             </w:r>
@@ -927,7 +932,7 @@
                 <w:noProof/>
                 <w:webHidden/>
               </w:rPr>
-              <w:instrText xml:space="preserve"> PAGEREF _Toc223650200 \h </w:instrText>
+              <w:instrText xml:space="preserve"> PAGEREF _Toc224083707 \h </w:instrText>
             </w:r>
             <w:r>
               <w:rPr>
@@ -947,7 +952,7 @@
                 <w:noProof/>
                 <w:webHidden/>
               </w:rPr>
-              <w:t>4</w:t>
+              <w:t>5</w:t>
             </w:r>
             <w:r>
               <w:rPr>
@@ -960,12 +965,11 @@
         </w:p>
         <w:p>
           <w:pPr>
-            <w:pStyle w:val="TOC2"/>
+            <w:pStyle w:val="TOC3"/>
             <w:tabs>
-              <w:tab w:val="left" w:pos="1200"/>
+              <w:tab w:val="left" w:pos="1440"/>
               <w:tab w:val="right" w:leader="dot" w:pos="9350"/>
             </w:tabs>
-            <w:spacing w:after="0" w:line="276" w:lineRule="auto"/>
             <w:rPr>
               <w:rFonts w:asciiTheme="minorHAnsi" w:eastAsiaTheme="minorEastAsia" w:hAnsiTheme="minorHAnsi" w:cstheme="minorBidi"/>
               <w:noProof/>
@@ -973,13 +977,14 @@
               <w14:ligatures w14:val="standardContextual"/>
             </w:rPr>
           </w:pPr>
-          <w:hyperlink w:anchor="_Toc223650201" w:history="1">
+          <w:hyperlink w:anchor="_Toc224083708" w:history="1">
             <w:r>
               <w:rPr>
                 <w:rStyle w:val="Hyperlink"/>
                 <w:b/>
                 <w:bCs/>
                 <w:noProof/>
+                <w:highlight w:val="green"/>
               </w:rPr>
               <w:t>3.2.1</w:t>
             </w:r>
@@ -998,6 +1003,7 @@
                 <w:b/>
                 <w:bCs/>
                 <w:noProof/>
+                <w:highlight w:val="green"/>
               </w:rPr>
               <w:t>Authentication and User Management</w:t>
             </w:r>
@@ -1020,7 +1026,7 @@
                 <w:noProof/>
                 <w:webHidden/>
               </w:rPr>
-              <w:instrText xml:space="preserve"> PAGEREF _Toc223650201 \h </w:instrText>
+              <w:instrText xml:space="preserve"> PAGEREF _Toc224083708 \h </w:instrText>
             </w:r>
             <w:r>
               <w:rPr>
@@ -1040,7 +1046,7 @@
                 <w:noProof/>
                 <w:webHidden/>
               </w:rPr>
-              <w:t>4</w:t>
+              <w:t>5</w:t>
             </w:r>
             <w:r>
               <w:rPr>
@@ -1053,12 +1059,11 @@
         </w:p>
         <w:p>
           <w:pPr>
-            <w:pStyle w:val="TOC2"/>
+            <w:pStyle w:val="TOC3"/>
             <w:tabs>
-              <w:tab w:val="left" w:pos="1200"/>
+              <w:tab w:val="left" w:pos="1440"/>
               <w:tab w:val="right" w:leader="dot" w:pos="9350"/>
             </w:tabs>
-            <w:spacing w:after="0" w:line="276" w:lineRule="auto"/>
             <w:rPr>
               <w:rFonts w:asciiTheme="minorHAnsi" w:eastAsiaTheme="minorEastAsia" w:hAnsiTheme="minorHAnsi" w:cstheme="minorBidi"/>
               <w:noProof/>
@@ -1066,15 +1071,16 @@
               <w14:ligatures w14:val="standardContextual"/>
             </w:rPr>
           </w:pPr>
-          <w:hyperlink w:anchor="_Toc223650202" w:history="1">
+          <w:hyperlink w:anchor="_Toc224083709" w:history="1">
             <w:r>
               <w:rPr>
                 <w:rStyle w:val="Hyperlink"/>
                 <w:b/>
                 <w:bCs/>
                 <w:noProof/>
-              </w:rPr>
-              <w:t>3.2.3</w:t>
+                <w:highlight w:val="green"/>
+              </w:rPr>
+              <w:t>3.2.2</w:t>
             </w:r>
             <w:r>
               <w:rPr>
@@ -1091,8 +1097,9 @@
                 <w:b/>
                 <w:bCs/>
                 <w:noProof/>
-              </w:rPr>
-              <w:t>Messaging System</w:t>
+                <w:highlight w:val="green"/>
+              </w:rPr>
+              <w:t>Post and Collaboration Module</w:t>
             </w:r>
             <w:r>
               <w:rPr>
@@ -1113,7 +1120,7 @@
                 <w:noProof/>
                 <w:webHidden/>
               </w:rPr>
-              <w:instrText xml:space="preserve"> PAGEREF _Toc223650202 \h </w:instrText>
+              <w:instrText xml:space="preserve"> PAGEREF _Toc224083709 \h </w:instrText>
             </w:r>
             <w:r>
               <w:rPr>
@@ -1133,7 +1140,7 @@
                 <w:noProof/>
                 <w:webHidden/>
               </w:rPr>
-              <w:t>4</w:t>
+              <w:t>5</w:t>
             </w:r>
             <w:r>
               <w:rPr>
@@ -1146,12 +1153,11 @@
         </w:p>
         <w:p>
           <w:pPr>
-            <w:pStyle w:val="TOC2"/>
+            <w:pStyle w:val="TOC3"/>
             <w:tabs>
-              <w:tab w:val="left" w:pos="1200"/>
+              <w:tab w:val="left" w:pos="1440"/>
               <w:tab w:val="right" w:leader="dot" w:pos="9350"/>
             </w:tabs>
-            <w:spacing w:after="0" w:line="276" w:lineRule="auto"/>
             <w:rPr>
               <w:rFonts w:asciiTheme="minorHAnsi" w:eastAsiaTheme="minorEastAsia" w:hAnsiTheme="minorHAnsi" w:cstheme="minorBidi"/>
               <w:noProof/>
@@ -1159,15 +1165,16 @@
               <w14:ligatures w14:val="standardContextual"/>
             </w:rPr>
           </w:pPr>
-          <w:hyperlink w:anchor="_Toc223650203" w:history="1">
+          <w:hyperlink w:anchor="_Toc224083710" w:history="1">
             <w:r>
               <w:rPr>
                 <w:rStyle w:val="Hyperlink"/>
                 <w:b/>
                 <w:bCs/>
                 <w:noProof/>
-              </w:rPr>
-              <w:t>3.2.4</w:t>
+                <w:highlight w:val="green"/>
+              </w:rPr>
+              <w:t>3.2.3</w:t>
             </w:r>
             <w:r>
               <w:rPr>
@@ -1184,8 +1191,9 @@
                 <w:b/>
                 <w:bCs/>
                 <w:noProof/>
-              </w:rPr>
-              <w:t>Scheduling and Meetings</w:t>
+                <w:highlight w:val="green"/>
+              </w:rPr>
+              <w:t>Messaging System</w:t>
             </w:r>
             <w:r>
               <w:rPr>
@@ -1206,7 +1214,7 @@
                 <w:noProof/>
                 <w:webHidden/>
               </w:rPr>
-              <w:instrText xml:space="preserve"> PAGEREF _Toc223650203 \h </w:instrText>
+              <w:instrText xml:space="preserve"> PAGEREF _Toc224083710 \h </w:instrText>
             </w:r>
             <w:r>
               <w:rPr>
@@ -1239,12 +1247,11 @@
         </w:p>
         <w:p>
           <w:pPr>
-            <w:pStyle w:val="TOC2"/>
+            <w:pStyle w:val="TOC3"/>
             <w:tabs>
-              <w:tab w:val="left" w:pos="1200"/>
+              <w:tab w:val="left" w:pos="1440"/>
               <w:tab w:val="right" w:leader="dot" w:pos="9350"/>
             </w:tabs>
-            <w:spacing w:after="0" w:line="276" w:lineRule="auto"/>
             <w:rPr>
               <w:rFonts w:asciiTheme="minorHAnsi" w:eastAsiaTheme="minorEastAsia" w:hAnsiTheme="minorHAnsi" w:cstheme="minorBidi"/>
               <w:noProof/>
@@ -1252,15 +1259,16 @@
               <w14:ligatures w14:val="standardContextual"/>
             </w:rPr>
           </w:pPr>
-          <w:hyperlink w:anchor="_Toc223650204" w:history="1">
+          <w:hyperlink w:anchor="_Toc224083711" w:history="1">
             <w:r>
               <w:rPr>
                 <w:rStyle w:val="Hyperlink"/>
                 <w:b/>
                 <w:bCs/>
                 <w:noProof/>
-              </w:rPr>
-              <w:t>3.2.5</w:t>
+                <w:highlight w:val="green"/>
+              </w:rPr>
+              <w:t>3.2.4</w:t>
             </w:r>
             <w:r>
               <w:rPr>
@@ -1277,8 +1285,9 @@
                 <w:b/>
                 <w:bCs/>
                 <w:noProof/>
-              </w:rPr>
-              <w:t>Rating and Gamification</w:t>
+                <w:highlight w:val="green"/>
+              </w:rPr>
+              <w:t>Scheduling and Meetings</w:t>
             </w:r>
             <w:r>
               <w:rPr>
@@ -1299,7 +1308,7 @@
                 <w:noProof/>
                 <w:webHidden/>
               </w:rPr>
-              <w:instrText xml:space="preserve"> PAGEREF _Toc223650204 \h </w:instrText>
+              <w:instrText xml:space="preserve"> PAGEREF _Toc224083711 \h </w:instrText>
             </w:r>
             <w:r>
               <w:rPr>
@@ -1332,12 +1341,11 @@
         </w:p>
         <w:p>
           <w:pPr>
-            <w:pStyle w:val="TOC2"/>
+            <w:pStyle w:val="TOC3"/>
             <w:tabs>
-              <w:tab w:val="left" w:pos="1200"/>
+              <w:tab w:val="left" w:pos="1440"/>
               <w:tab w:val="right" w:leader="dot" w:pos="9350"/>
             </w:tabs>
-            <w:spacing w:after="0" w:line="276" w:lineRule="auto"/>
             <w:rPr>
               <w:rFonts w:asciiTheme="minorHAnsi" w:eastAsiaTheme="minorEastAsia" w:hAnsiTheme="minorHAnsi" w:cstheme="minorBidi"/>
               <w:noProof/>
@@ -1345,15 +1353,16 @@
               <w14:ligatures w14:val="standardContextual"/>
             </w:rPr>
           </w:pPr>
-          <w:hyperlink w:anchor="_Toc223650205" w:history="1">
+          <w:hyperlink w:anchor="_Toc224083712" w:history="1">
             <w:r>
               <w:rPr>
                 <w:rStyle w:val="Hyperlink"/>
                 <w:b/>
                 <w:bCs/>
                 <w:noProof/>
-              </w:rPr>
-              <w:t>3.2.6</w:t>
+                <w:highlight w:val="green"/>
+              </w:rPr>
+              <w:t>3.2.5</w:t>
             </w:r>
             <w:r>
               <w:rPr>
@@ -1370,6 +1379,101 @@
                 <w:b/>
                 <w:bCs/>
                 <w:noProof/>
+                <w:highlight w:val="green"/>
+              </w:rPr>
+              <w:t>Rating and Gamification</w:t>
+            </w:r>
+            <w:r>
+              <w:rPr>
+                <w:noProof/>
+                <w:webHidden/>
+              </w:rPr>
+              <w:tab/>
+            </w:r>
+            <w:r>
+              <w:rPr>
+                <w:noProof/>
+                <w:webHidden/>
+              </w:rPr>
+              <w:fldChar w:fldCharType="begin"/>
+            </w:r>
+            <w:r>
+              <w:rPr>
+                <w:noProof/>
+                <w:webHidden/>
+              </w:rPr>
+              <w:instrText xml:space="preserve"> PAGEREF _Toc224083712 \h </w:instrText>
+            </w:r>
+            <w:r>
+              <w:rPr>
+                <w:noProof/>
+                <w:webHidden/>
+              </w:rPr>
+            </w:r>
+            <w:r>
+              <w:rPr>
+                <w:noProof/>
+                <w:webHidden/>
+              </w:rPr>
+              <w:fldChar w:fldCharType="separate"/>
+            </w:r>
+            <w:r>
+              <w:rPr>
+                <w:noProof/>
+                <w:webHidden/>
+              </w:rPr>
+              <w:t>5</w:t>
+            </w:r>
+            <w:r>
+              <w:rPr>
+                <w:noProof/>
+                <w:webHidden/>
+              </w:rPr>
+              <w:fldChar w:fldCharType="end"/>
+            </w:r>
+          </w:hyperlink>
+        </w:p>
+        <w:p>
+          <w:pPr>
+            <w:pStyle w:val="TOC3"/>
+            <w:tabs>
+              <w:tab w:val="left" w:pos="1440"/>
+              <w:tab w:val="right" w:leader="dot" w:pos="9350"/>
+            </w:tabs>
+            <w:rPr>
+              <w:rFonts w:asciiTheme="minorHAnsi" w:eastAsiaTheme="minorEastAsia" w:hAnsiTheme="minorHAnsi" w:cstheme="minorBidi"/>
+              <w:noProof/>
+              <w:kern w:val="2"/>
+              <w14:ligatures w14:val="standardContextual"/>
+            </w:rPr>
+          </w:pPr>
+          <w:hyperlink w:anchor="_Toc224083713" w:history="1">
+            <w:r>
+              <w:rPr>
+                <w:rStyle w:val="Hyperlink"/>
+                <w:b/>
+                <w:bCs/>
+                <w:noProof/>
+                <w:highlight w:val="green"/>
+              </w:rPr>
+              <w:t>3.2.6</w:t>
+            </w:r>
+            <w:r>
+              <w:rPr>
+                <w:rFonts w:asciiTheme="minorHAnsi" w:eastAsiaTheme="minorEastAsia" w:hAnsiTheme="minorHAnsi" w:cstheme="minorBidi"/>
+                <w:noProof/>
+                <w:kern w:val="2"/>
+                <w14:ligatures w14:val="standardContextual"/>
+              </w:rPr>
+              <w:tab/>
+            </w:r>
+            <w:r>
+              <w:rPr>
+                <w:rStyle w:val="Hyperlink"/>
+                <w:b/>
+                <w:bCs/>
+                <w:noProof/>
+                <w:highlight w:val="green"/>
               </w:rPr>
               <w:t>Administration</w:t>
             </w:r>
@@ -1392,7 +1496,7 @@
                 <w:noProof/>
                 <w:webHidden/>
               </w:rPr>
-              <w:instrText xml:space="preserve"> PAGEREF _Toc223650205 \h </w:instrText>
+              <w:instrText xml:space="preserve"> PAGEREF _Toc224083713 \h </w:instrText>
             </w:r>
             <w:r>
               <w:rPr>
@@ -1430,7 +1534,6 @@
               <w:tab w:val="left" w:pos="960"/>
               <w:tab w:val="right" w:leader="dot" w:pos="9350"/>
             </w:tabs>
-            <w:spacing w:after="0" w:line="276" w:lineRule="auto"/>
             <w:rPr>
               <w:rFonts w:asciiTheme="minorHAnsi" w:eastAsiaTheme="minorEastAsia" w:hAnsiTheme="minorHAnsi" w:cstheme="minorBidi"/>
               <w:noProof/>
@@ -1438,13 +1541,14 @@
               <w14:ligatures w14:val="standardContextual"/>
             </w:rPr>
           </w:pPr>
-          <w:hyperlink w:anchor="_Toc223650206" w:history="1">
+          <w:hyperlink w:anchor="_Toc224083714" w:history="1">
             <w:r>
               <w:rPr>
                 <w:rStyle w:val="Hyperlink"/>
                 <w:b/>
                 <w:bCs/>
                 <w:noProof/>
+                <w:highlight w:val="green"/>
               </w:rPr>
               <w:t>3.3</w:t>
             </w:r>
@@ -1463,6 +1567,7 @@
                 <w:b/>
                 <w:bCs/>
                 <w:noProof/>
+                <w:highlight w:val="green"/>
               </w:rPr>
               <w:t>System Deployment Overview</w:t>
             </w:r>
@@ -1485,7 +1590,7 @@
                 <w:noProof/>
                 <w:webHidden/>
               </w:rPr>
-              <w:instrText xml:space="preserve"> PAGEREF _Toc223650206 \h </w:instrText>
+              <w:instrText xml:space="preserve"> PAGEREF _Toc224083714 \h </w:instrText>
             </w:r>
             <w:r>
               <w:rPr>
@@ -1523,7 +1628,6 @@
               <w:tab w:val="left" w:pos="480"/>
               <w:tab w:val="right" w:leader="dot" w:pos="9350"/>
             </w:tabs>
-            <w:spacing w:before="0" w:line="276" w:lineRule="auto"/>
             <w:rPr>
               <w:rFonts w:eastAsiaTheme="minorEastAsia" w:cstheme="minorBidi"/>
               <w:b w:val="0"/>
@@ -1535,12 +1639,13 @@
               <w14:ligatures w14:val="standardContextual"/>
             </w:rPr>
           </w:pPr>
-          <w:hyperlink w:anchor="_Toc223650207" w:history="1">
+          <w:hyperlink w:anchor="_Toc224083715" w:history="1">
             <w:r>
               <w:rPr>
                 <w:rStyle w:val="Hyperlink"/>
                 <w:rFonts w:ascii="Times New Roman" w:hAnsi="Times New Roman"/>
                 <w:noProof/>
+                <w:highlight w:val="green"/>
               </w:rPr>
               <w:t>4.</w:t>
             </w:r>
@@ -1562,6 +1667,7 @@
                 <w:rStyle w:val="Hyperlink"/>
                 <w:rFonts w:ascii="Times New Roman" w:hAnsi="Times New Roman"/>
                 <w:noProof/>
+                <w:highlight w:val="green"/>
               </w:rPr>
               <w:t>Technical Implementation</w:t>
             </w:r>
@@ -1584,7 +1690,7 @@
                 <w:noProof/>
                 <w:webHidden/>
               </w:rPr>
-              <w:instrText xml:space="preserve"> PAGEREF _Toc223650207 \h </w:instrText>
+              <w:instrText xml:space="preserve"> PAGEREF _Toc224083715 \h </w:instrText>
             </w:r>
             <w:r>
               <w:rPr>
@@ -1604,7 +1710,7 @@
                 <w:noProof/>
                 <w:webHidden/>
               </w:rPr>
-              <w:t>5</w:t>
+              <w:t>6</w:t>
             </w:r>
             <w:r>
               <w:rPr>
@@ -1622,7 +1728,6 @@
               <w:tab w:val="left" w:pos="960"/>
               <w:tab w:val="right" w:leader="dot" w:pos="9350"/>
             </w:tabs>
-            <w:spacing w:after="0" w:line="276" w:lineRule="auto"/>
             <w:rPr>
               <w:rFonts w:asciiTheme="minorHAnsi" w:eastAsiaTheme="minorEastAsia" w:hAnsiTheme="minorHAnsi" w:cstheme="minorBidi"/>
               <w:noProof/>
@@ -1630,13 +1735,14 @@
               <w14:ligatures w14:val="standardContextual"/>
             </w:rPr>
           </w:pPr>
-          <w:hyperlink w:anchor="_Toc223650208" w:history="1">
+          <w:hyperlink w:anchor="_Toc224083716" w:history="1">
             <w:r>
               <w:rPr>
                 <w:rStyle w:val="Hyperlink"/>
                 <w:b/>
                 <w:bCs/>
                 <w:noProof/>
+                <w:highlight w:val="green"/>
               </w:rPr>
               <w:t>4.1</w:t>
             </w:r>
@@ -1655,6 +1761,7 @@
                 <w:b/>
                 <w:bCs/>
                 <w:noProof/>
+                <w:highlight w:val="green"/>
               </w:rPr>
               <w:t>Architecture and Design Decisions</w:t>
             </w:r>
@@ -1677,7 +1784,7 @@
                 <w:noProof/>
                 <w:webHidden/>
               </w:rPr>
-              <w:instrText xml:space="preserve"> PAGEREF _Toc223650208 \h </w:instrText>
+              <w:instrText xml:space="preserve"> PAGEREF _Toc224083716 \h </w:instrText>
             </w:r>
             <w:r>
               <w:rPr>
@@ -1697,7 +1804,7 @@
                 <w:noProof/>
                 <w:webHidden/>
               </w:rPr>
-              <w:t>5</w:t>
+              <w:t>6</w:t>
             </w:r>
             <w:r>
               <w:rPr>
@@ -1715,7 +1822,6 @@
               <w:tab w:val="left" w:pos="960"/>
               <w:tab w:val="right" w:leader="dot" w:pos="9350"/>
             </w:tabs>
-            <w:spacing w:after="0" w:line="276" w:lineRule="auto"/>
             <w:rPr>
               <w:rFonts w:asciiTheme="minorHAnsi" w:eastAsiaTheme="minorEastAsia" w:hAnsiTheme="minorHAnsi" w:cstheme="minorBidi"/>
               <w:noProof/>
@@ -1723,13 +1829,14 @@
               <w14:ligatures w14:val="standardContextual"/>
             </w:rPr>
           </w:pPr>
-          <w:hyperlink w:anchor="_Toc223650209" w:history="1">
+          <w:hyperlink w:anchor="_Toc224083717" w:history="1">
             <w:r>
               <w:rPr>
                 <w:rStyle w:val="Hyperlink"/>
                 <w:b/>
                 <w:bCs/>
                 <w:noProof/>
+                <w:highlight w:val="green"/>
               </w:rPr>
               <w:t>4.2</w:t>
             </w:r>
@@ -1748,6 +1855,7 @@
                 <w:b/>
                 <w:bCs/>
                 <w:noProof/>
+                <w:highlight w:val="green"/>
               </w:rPr>
               <w:t>Module Implementation</w:t>
             </w:r>
@@ -1770,7 +1878,7 @@
                 <w:noProof/>
                 <w:webHidden/>
               </w:rPr>
-              <w:instrText xml:space="preserve"> PAGEREF _Toc223650209 \h </w:instrText>
+              <w:instrText xml:space="preserve"> PAGEREF _Toc224083717 \h </w:instrText>
             </w:r>
             <w:r>
               <w:rPr>
@@ -1808,7 +1916,6 @@
               <w:tab w:val="left" w:pos="1440"/>
               <w:tab w:val="right" w:leader="dot" w:pos="9350"/>
             </w:tabs>
-            <w:spacing w:after="0" w:line="276" w:lineRule="auto"/>
             <w:rPr>
               <w:rFonts w:asciiTheme="minorHAnsi" w:eastAsiaTheme="minorEastAsia" w:hAnsiTheme="minorHAnsi" w:cstheme="minorBidi"/>
               <w:noProof/>
@@ -1816,7 +1923,7 @@
               <w14:ligatures w14:val="standardContextual"/>
             </w:rPr>
           </w:pPr>
-          <w:hyperlink w:anchor="_Toc223650210" w:history="1">
+          <w:hyperlink w:anchor="_Toc224083718" w:history="1">
             <w:r>
               <w:rPr>
                 <w:rStyle w:val="Hyperlink"/>
@@ -1863,7 +1970,7 @@
                 <w:noProof/>
                 <w:webHidden/>
               </w:rPr>
-              <w:instrText xml:space="preserve"> PAGEREF _Toc223650210 \h </w:instrText>
+              <w:instrText xml:space="preserve"> PAGEREF _Toc224083718 \h </w:instrText>
             </w:r>
             <w:r>
               <w:rPr>
@@ -1901,7 +2008,6 @@
               <w:tab w:val="left" w:pos="1440"/>
               <w:tab w:val="right" w:leader="dot" w:pos="9350"/>
             </w:tabs>
-            <w:spacing w:after="0" w:line="276" w:lineRule="auto"/>
             <w:rPr>
               <w:rFonts w:asciiTheme="minorHAnsi" w:eastAsiaTheme="minorEastAsia" w:hAnsiTheme="minorHAnsi" w:cstheme="minorBidi"/>
               <w:noProof/>
@@ -1909,7 +2015,7 @@
               <w14:ligatures w14:val="standardContextual"/>
             </w:rPr>
           </w:pPr>
-          <w:hyperlink w:anchor="_Toc223650211" w:history="1">
+          <w:hyperlink w:anchor="_Toc224083719" w:history="1">
             <w:r>
               <w:rPr>
                 <w:rStyle w:val="Hyperlink"/>
@@ -1956,7 +2062,7 @@
                 <w:noProof/>
                 <w:webHidden/>
               </w:rPr>
-              <w:instrText xml:space="preserve"> PAGEREF _Toc223650211 \h </w:instrText>
+              <w:instrText xml:space="preserve"> PAGEREF _Toc224083719 \h </w:instrText>
             </w:r>
             <w:r>
               <w:rPr>
@@ -1976,7 +2082,7 @@
                 <w:noProof/>
                 <w:webHidden/>
               </w:rPr>
-              <w:t>6</w:t>
+              <w:t>7</w:t>
             </w:r>
             <w:r>
               <w:rPr>
@@ -1994,7 +2100,6 @@
               <w:tab w:val="left" w:pos="1440"/>
               <w:tab w:val="right" w:leader="dot" w:pos="9350"/>
             </w:tabs>
-            <w:spacing w:after="0" w:line="276" w:lineRule="auto"/>
             <w:rPr>
               <w:rFonts w:asciiTheme="minorHAnsi" w:eastAsiaTheme="minorEastAsia" w:hAnsiTheme="minorHAnsi" w:cstheme="minorBidi"/>
               <w:noProof/>
@@ -2002,7 +2107,7 @@
               <w14:ligatures w14:val="standardContextual"/>
             </w:rPr>
           </w:pPr>
-          <w:hyperlink w:anchor="_Toc223650212" w:history="1">
+          <w:hyperlink w:anchor="_Toc224083720" w:history="1">
             <w:r>
               <w:rPr>
                 <w:rStyle w:val="Hyperlink"/>
@@ -2049,7 +2154,7 @@
                 <w:noProof/>
                 <w:webHidden/>
               </w:rPr>
-              <w:instrText xml:space="preserve"> PAGEREF _Toc223650212 \h </w:instrText>
+              <w:instrText xml:space="preserve"> PAGEREF _Toc224083720 \h </w:instrText>
             </w:r>
             <w:r>
               <w:rPr>
@@ -2069,7 +2174,7 @@
                 <w:noProof/>
                 <w:webHidden/>
               </w:rPr>
-              <w:t>6</w:t>
+              <w:t>7</w:t>
             </w:r>
             <w:r>
               <w:rPr>
@@ -2087,7 +2192,6 @@
               <w:tab w:val="left" w:pos="1440"/>
               <w:tab w:val="right" w:leader="dot" w:pos="9350"/>
             </w:tabs>
-            <w:spacing w:after="0" w:line="276" w:lineRule="auto"/>
             <w:rPr>
               <w:rFonts w:asciiTheme="minorHAnsi" w:eastAsiaTheme="minorEastAsia" w:hAnsiTheme="minorHAnsi" w:cstheme="minorBidi"/>
               <w:noProof/>
@@ -2095,7 +2199,7 @@
               <w14:ligatures w14:val="standardContextual"/>
             </w:rPr>
           </w:pPr>
-          <w:hyperlink w:anchor="_Toc223650213" w:history="1">
+          <w:hyperlink w:anchor="_Toc224083721" w:history="1">
             <w:r>
               <w:rPr>
                 <w:rStyle w:val="Hyperlink"/>
@@ -2142,7 +2246,7 @@
                 <w:noProof/>
                 <w:webHidden/>
               </w:rPr>
-              <w:instrText xml:space="preserve"> PAGEREF _Toc223650213 \h </w:instrText>
+              <w:instrText xml:space="preserve"> PAGEREF _Toc224083721 \h </w:instrText>
             </w:r>
             <w:r>
               <w:rPr>
@@ -2162,7 +2266,7 @@
                 <w:noProof/>
                 <w:webHidden/>
               </w:rPr>
-              <w:t>6</w:t>
+              <w:t>7</w:t>
             </w:r>
             <w:r>
               <w:rPr>
@@ -2180,7 +2284,6 @@
               <w:tab w:val="left" w:pos="1440"/>
               <w:tab w:val="right" w:leader="dot" w:pos="9350"/>
             </w:tabs>
-            <w:spacing w:after="0" w:line="276" w:lineRule="auto"/>
             <w:rPr>
               <w:rFonts w:asciiTheme="minorHAnsi" w:eastAsiaTheme="minorEastAsia" w:hAnsiTheme="minorHAnsi" w:cstheme="minorBidi"/>
               <w:noProof/>
@@ -2188,7 +2291,7 @@
               <w14:ligatures w14:val="standardContextual"/>
             </w:rPr>
           </w:pPr>
-          <w:hyperlink w:anchor="_Toc223650214" w:history="1">
+          <w:hyperlink w:anchor="_Toc224083722" w:history="1">
             <w:r>
               <w:rPr>
                 <w:rStyle w:val="Hyperlink"/>
@@ -2235,7 +2338,7 @@
                 <w:noProof/>
                 <w:webHidden/>
               </w:rPr>
-              <w:instrText xml:space="preserve"> PAGEREF _Toc223650214 \h </w:instrText>
+              <w:instrText xml:space="preserve"> PAGEREF _Toc224083722 \h </w:instrText>
             </w:r>
             <w:r>
               <w:rPr>
@@ -2273,7 +2376,6 @@
               <w:tab w:val="left" w:pos="1440"/>
               <w:tab w:val="right" w:leader="dot" w:pos="9350"/>
             </w:tabs>
-            <w:spacing w:after="0" w:line="276" w:lineRule="auto"/>
             <w:rPr>
               <w:rFonts w:asciiTheme="minorHAnsi" w:eastAsiaTheme="minorEastAsia" w:hAnsiTheme="minorHAnsi" w:cstheme="minorBidi"/>
               <w:noProof/>
@@ -2281,7 +2383,7 @@
               <w14:ligatures w14:val="standardContextual"/>
             </w:rPr>
           </w:pPr>
-          <w:hyperlink w:anchor="_Toc223650215" w:history="1">
+          <w:hyperlink w:anchor="_Toc224083723" w:history="1">
             <w:r>
               <w:rPr>
                 <w:rStyle w:val="Hyperlink"/>
@@ -2328,7 +2430,7 @@
                 <w:noProof/>
                 <w:webHidden/>
               </w:rPr>
-              <w:instrText xml:space="preserve"> PAGEREF _Toc223650215 \h </w:instrText>
+              <w:instrText xml:space="preserve"> PAGEREF _Toc224083723 \h </w:instrText>
             </w:r>
             <w:r>
               <w:rPr>
@@ -2366,7 +2468,6 @@
               <w:tab w:val="left" w:pos="1440"/>
               <w:tab w:val="right" w:leader="dot" w:pos="9350"/>
             </w:tabs>
-            <w:spacing w:after="0" w:line="276" w:lineRule="auto"/>
             <w:rPr>
               <w:rFonts w:asciiTheme="minorHAnsi" w:eastAsiaTheme="minorEastAsia" w:hAnsiTheme="minorHAnsi" w:cstheme="minorBidi"/>
               <w:noProof/>
@@ -2374,7 +2475,7 @@
               <w14:ligatures w14:val="standardContextual"/>
             </w:rPr>
           </w:pPr>
-          <w:hyperlink w:anchor="_Toc223650216" w:history="1">
+          <w:hyperlink w:anchor="_Toc224083724" w:history="1">
             <w:r>
               <w:rPr>
                 <w:rStyle w:val="Hyperlink"/>
@@ -2400,7 +2501,7 @@
                 <w:bCs/>
                 <w:noProof/>
               </w:rPr>
-              <w:t>Rating</w:t>
+              <w:t>Reports</w:t>
             </w:r>
             <w:r>
               <w:rPr>
@@ -2421,7 +2522,7 @@
                 <w:noProof/>
                 <w:webHidden/>
               </w:rPr>
-              <w:instrText xml:space="preserve"> PAGEREF _Toc223650216 \h </w:instrText>
+              <w:instrText xml:space="preserve"> PAGEREF _Toc224083724 \h </w:instrText>
             </w:r>
             <w:r>
               <w:rPr>
@@ -2442,6 +2543,381 @@
                 <w:webHidden/>
               </w:rPr>
               <w:t>7</w:t>
+            </w:r>
+            <w:r>
+              <w:rPr>
+                <w:noProof/>
+                <w:webHidden/>
+              </w:rPr>
+              <w:fldChar w:fldCharType="end"/>
+            </w:r>
+          </w:hyperlink>
+        </w:p>
+        <w:p>
+          <w:pPr>
+            <w:pStyle w:val="TOC2"/>
+            <w:tabs>
+              <w:tab w:val="left" w:pos="960"/>
+              <w:tab w:val="right" w:leader="dot" w:pos="9350"/>
+            </w:tabs>
+            <w:rPr>
+              <w:rFonts w:asciiTheme="minorHAnsi" w:eastAsiaTheme="minorEastAsia" w:hAnsiTheme="minorHAnsi" w:cstheme="minorBidi"/>
+              <w:noProof/>
+              <w:kern w:val="2"/>
+              <w14:ligatures w14:val="standardContextual"/>
+            </w:rPr>
+          </w:pPr>
+          <w:hyperlink w:anchor="_Toc224083725" w:history="1">
+            <w:r>
+              <w:rPr>
+                <w:rStyle w:val="Hyperlink"/>
+                <w:b/>
+                <w:bCs/>
+                <w:noProof/>
+              </w:rPr>
+              <w:t>4.3</w:t>
+            </w:r>
+            <w:r>
+              <w:rPr>
+                <w:rFonts w:asciiTheme="minorHAnsi" w:eastAsiaTheme="minorEastAsia" w:hAnsiTheme="minorHAnsi" w:cstheme="minorBidi"/>
+                <w:noProof/>
+                <w:kern w:val="2"/>
+                <w14:ligatures w14:val="standardContextual"/>
+              </w:rPr>
+              <w:tab/>
+            </w:r>
+            <w:r>
+              <w:rPr>
+                <w:rStyle w:val="Hyperlink"/>
+                <w:b/>
+                <w:bCs/>
+                <w:noProof/>
+                <w:highlight w:val="red"/>
+              </w:rPr>
+              <w:t>Data Structures and Database Design</w:t>
+            </w:r>
+            <w:r>
+              <w:rPr>
+                <w:noProof/>
+                <w:webHidden/>
+              </w:rPr>
+              <w:tab/>
+            </w:r>
+            <w:r>
+              <w:rPr>
+                <w:noProof/>
+                <w:webHidden/>
+              </w:rPr>
+              <w:fldChar w:fldCharType="begin"/>
+            </w:r>
+            <w:r>
+              <w:rPr>
+                <w:noProof/>
+                <w:webHidden/>
+              </w:rPr>
+              <w:instrText xml:space="preserve"> PAGEREF _Toc224083725 \h </w:instrText>
+            </w:r>
+            <w:r>
+              <w:rPr>
+                <w:noProof/>
+                <w:webHidden/>
+              </w:rPr>
+            </w:r>
+            <w:r>
+              <w:rPr>
+                <w:noProof/>
+                <w:webHidden/>
+              </w:rPr>
+              <w:fldChar w:fldCharType="separate"/>
+            </w:r>
+            <w:r>
+              <w:rPr>
+                <w:noProof/>
+                <w:webHidden/>
+              </w:rPr>
+              <w:t>7</w:t>
+            </w:r>
+            <w:r>
+              <w:rPr>
+                <w:noProof/>
+                <w:webHidden/>
+              </w:rPr>
+              <w:fldChar w:fldCharType="end"/>
+            </w:r>
+          </w:hyperlink>
+        </w:p>
+        <w:p>
+          <w:pPr>
+            <w:pStyle w:val="TOC2"/>
+            <w:tabs>
+              <w:tab w:val="left" w:pos="960"/>
+              <w:tab w:val="right" w:leader="dot" w:pos="9350"/>
+            </w:tabs>
+            <w:rPr>
+              <w:rFonts w:asciiTheme="minorHAnsi" w:eastAsiaTheme="minorEastAsia" w:hAnsiTheme="minorHAnsi" w:cstheme="minorBidi"/>
+              <w:noProof/>
+              <w:kern w:val="2"/>
+              <w14:ligatures w14:val="standardContextual"/>
+            </w:rPr>
+          </w:pPr>
+          <w:hyperlink w:anchor="_Toc224083726" w:history="1">
+            <w:r>
+              <w:rPr>
+                <w:rStyle w:val="Hyperlink"/>
+                <w:b/>
+                <w:bCs/>
+                <w:noProof/>
+                <w:highlight w:val="red"/>
+              </w:rPr>
+              <w:t>4.4</w:t>
+            </w:r>
+            <w:r>
+              <w:rPr>
+                <w:rFonts w:asciiTheme="minorHAnsi" w:eastAsiaTheme="minorEastAsia" w:hAnsiTheme="minorHAnsi" w:cstheme="minorBidi"/>
+                <w:noProof/>
+                <w:kern w:val="2"/>
+                <w14:ligatures w14:val="standardContextual"/>
+              </w:rPr>
+              <w:tab/>
+            </w:r>
+            <w:r>
+              <w:rPr>
+                <w:rStyle w:val="Hyperlink"/>
+                <w:b/>
+                <w:bCs/>
+                <w:noProof/>
+                <w:highlight w:val="red"/>
+              </w:rPr>
+              <w:t>API and Backend Route Design</w:t>
+            </w:r>
+            <w:r>
+              <w:rPr>
+                <w:noProof/>
+                <w:webHidden/>
+              </w:rPr>
+              <w:tab/>
+            </w:r>
+            <w:r>
+              <w:rPr>
+                <w:noProof/>
+                <w:webHidden/>
+              </w:rPr>
+              <w:fldChar w:fldCharType="begin"/>
+            </w:r>
+            <w:r>
+              <w:rPr>
+                <w:noProof/>
+                <w:webHidden/>
+              </w:rPr>
+              <w:instrText xml:space="preserve"> PAGEREF _Toc224083726 \h </w:instrText>
+            </w:r>
+            <w:r>
+              <w:rPr>
+                <w:noProof/>
+                <w:webHidden/>
+              </w:rPr>
+            </w:r>
+            <w:r>
+              <w:rPr>
+                <w:noProof/>
+                <w:webHidden/>
+              </w:rPr>
+              <w:fldChar w:fldCharType="separate"/>
+            </w:r>
+            <w:r>
+              <w:rPr>
+                <w:noProof/>
+                <w:webHidden/>
+              </w:rPr>
+              <w:t>7</w:t>
+            </w:r>
+            <w:r>
+              <w:rPr>
+                <w:noProof/>
+                <w:webHidden/>
+              </w:rPr>
+              <w:fldChar w:fldCharType="end"/>
+            </w:r>
+          </w:hyperlink>
+        </w:p>
+        <w:p>
+          <w:pPr>
+            <w:pStyle w:val="TOC2"/>
+            <w:tabs>
+              <w:tab w:val="left" w:pos="960"/>
+              <w:tab w:val="right" w:leader="dot" w:pos="9350"/>
+            </w:tabs>
+            <w:rPr>
+              <w:rFonts w:asciiTheme="minorHAnsi" w:eastAsiaTheme="minorEastAsia" w:hAnsiTheme="minorHAnsi" w:cstheme="minorBidi"/>
+              <w:noProof/>
+              <w:kern w:val="2"/>
+              <w14:ligatures w14:val="standardContextual"/>
+            </w:rPr>
+          </w:pPr>
+          <w:hyperlink w:anchor="_Toc224083727" w:history="1">
+            <w:r>
+              <w:rPr>
+                <w:rStyle w:val="Hyperlink"/>
+                <w:b/>
+                <w:bCs/>
+                <w:noProof/>
+                <w:highlight w:val="red"/>
+              </w:rPr>
+              <w:t>4.5</w:t>
+            </w:r>
+            <w:r>
+              <w:rPr>
+                <w:rFonts w:asciiTheme="minorHAnsi" w:eastAsiaTheme="minorEastAsia" w:hAnsiTheme="minorHAnsi" w:cstheme="minorBidi"/>
+                <w:noProof/>
+                <w:kern w:val="2"/>
+                <w14:ligatures w14:val="standardContextual"/>
+              </w:rPr>
+              <w:tab/>
+            </w:r>
+            <w:r>
+              <w:rPr>
+                <w:rStyle w:val="Hyperlink"/>
+                <w:b/>
+                <w:bCs/>
+                <w:noProof/>
+                <w:highlight w:val="red"/>
+              </w:rPr>
+              <w:t>Frontend Implementation</w:t>
+            </w:r>
+            <w:r>
+              <w:rPr>
+                <w:noProof/>
+                <w:webHidden/>
+              </w:rPr>
+              <w:tab/>
+            </w:r>
+            <w:r>
+              <w:rPr>
+                <w:noProof/>
+                <w:webHidden/>
+              </w:rPr>
+              <w:fldChar w:fldCharType="begin"/>
+            </w:r>
+            <w:r>
+              <w:rPr>
+                <w:noProof/>
+                <w:webHidden/>
+              </w:rPr>
+              <w:instrText xml:space="preserve"> PAGEREF _Toc224083727 \h </w:instrText>
+            </w:r>
+            <w:r>
+              <w:rPr>
+                <w:noProof/>
+                <w:webHidden/>
+              </w:rPr>
+            </w:r>
+            <w:r>
+              <w:rPr>
+                <w:noProof/>
+                <w:webHidden/>
+              </w:rPr>
+              <w:fldChar w:fldCharType="separate"/>
+            </w:r>
+            <w:r>
+              <w:rPr>
+                <w:noProof/>
+                <w:webHidden/>
+              </w:rPr>
+              <w:t>8</w:t>
+            </w:r>
+            <w:r>
+              <w:rPr>
+                <w:noProof/>
+                <w:webHidden/>
+              </w:rPr>
+              <w:fldChar w:fldCharType="end"/>
+            </w:r>
+          </w:hyperlink>
+        </w:p>
+        <w:p>
+          <w:pPr>
+            <w:pStyle w:val="TOC2"/>
+            <w:tabs>
+              <w:tab w:val="left" w:pos="960"/>
+              <w:tab w:val="right" w:leader="dot" w:pos="9350"/>
+            </w:tabs>
+            <w:rPr>
+              <w:rFonts w:asciiTheme="minorHAnsi" w:eastAsiaTheme="minorEastAsia" w:hAnsiTheme="minorHAnsi" w:cstheme="minorBidi"/>
+              <w:noProof/>
+              <w:kern w:val="2"/>
+              <w14:ligatures w14:val="standardContextual"/>
+            </w:rPr>
+          </w:pPr>
+          <w:hyperlink w:anchor="_Toc224083728" w:history="1">
+            <w:r>
+              <w:rPr>
+                <w:rStyle w:val="Hyperlink"/>
+                <w:b/>
+                <w:bCs/>
+                <w:noProof/>
+                <w:highlight w:val="red"/>
+              </w:rPr>
+              <w:t>4.6</w:t>
+            </w:r>
+            <w:r>
+              <w:rPr>
+                <w:rFonts w:asciiTheme="minorHAnsi" w:eastAsiaTheme="minorEastAsia" w:hAnsiTheme="minorHAnsi" w:cstheme="minorBidi"/>
+                <w:noProof/>
+                <w:kern w:val="2"/>
+                <w14:ligatures w14:val="standardContextual"/>
+              </w:rPr>
+              <w:tab/>
+            </w:r>
+            <w:r>
+              <w:rPr>
+                <w:rStyle w:val="Hyperlink"/>
+                <w:b/>
+                <w:bCs/>
+                <w:noProof/>
+                <w:highlight w:val="red"/>
+              </w:rPr>
+              <w:t>Security and Validation</w:t>
+            </w:r>
+            <w:r>
+              <w:rPr>
+                <w:noProof/>
+                <w:webHidden/>
+              </w:rPr>
+              <w:tab/>
+            </w:r>
+            <w:r>
+              <w:rPr>
+                <w:noProof/>
+                <w:webHidden/>
+              </w:rPr>
+              <w:fldChar w:fldCharType="begin"/>
+            </w:r>
+            <w:r>
+              <w:rPr>
+                <w:noProof/>
+                <w:webHidden/>
+              </w:rPr>
+              <w:instrText xml:space="preserve"> PAGEREF _Toc224083728 \h </w:instrText>
+            </w:r>
+            <w:r>
+              <w:rPr>
+                <w:noProof/>
+                <w:webHidden/>
+              </w:rPr>
+            </w:r>
+            <w:r>
+              <w:rPr>
+                <w:noProof/>
+                <w:webHidden/>
+              </w:rPr>
+              <w:fldChar w:fldCharType="separate"/>
+            </w:r>
+            <w:r>
+              <w:rPr>
+                <w:noProof/>
+                <w:webHidden/>
+              </w:rPr>
+              <w:t>8</w:t>
             </w:r>
             <w:r>
               <w:rPr>
@@ -2456,9 +2932,9 @@
           <w:pPr>
             <w:pStyle w:val="TOC1"/>
             <w:tabs>
+              <w:tab w:val="left" w:pos="480"/>
               <w:tab w:val="right" w:leader="dot" w:pos="9350"/>
             </w:tabs>
-            <w:spacing w:before="0" w:line="276" w:lineRule="auto"/>
             <w:rPr>
               <w:rFonts w:eastAsiaTheme="minorEastAsia" w:cstheme="minorBidi"/>
               <w:b w:val="0"/>
@@ -2470,24 +2946,46 @@
               <w14:ligatures w14:val="standardContextual"/>
             </w:rPr>
           </w:pPr>
-          <w:hyperlink w:anchor="_Toc223650217" w:history="1">
+          <w:hyperlink w:anchor="_Toc224083729" w:history="1">
             <w:r>
               <w:rPr>
                 <w:rStyle w:val="Hyperlink"/>
                 <w:rFonts w:ascii="Times New Roman" w:hAnsi="Times New Roman"/>
                 <w:noProof/>
               </w:rPr>
-              <w:t>13 Reference List</w:t>
-            </w:r>
-            <w:r>
-              <w:rPr>
-                <w:noProof/>
-                <w:webHidden/>
+              <w:t>5.</w:t>
+            </w:r>
+            <w:r>
+              <w:rPr>
+                <w:rFonts w:eastAsiaTheme="minorEastAsia" w:cstheme="minorBidi"/>
+                <w:b w:val="0"/>
+                <w:bCs w:val="0"/>
+                <w:i w:val="0"/>
+                <w:iCs w:val="0"/>
+                <w:noProof/>
+                <w:kern w:val="2"/>
+                <w14:ligatures w14:val="standardContextual"/>
               </w:rPr>
               <w:tab/>
             </w:r>
             <w:r>
               <w:rPr>
+                <w:rStyle w:val="Hyperlink"/>
+                <w:rFonts w:ascii="Times New Roman" w:hAnsi="Times New Roman"/>
+                <w:noProof/>
+                <w:highlight w:val="red"/>
+              </w:rPr>
+              <w:t>Testing and Evaluation</w:t>
+            </w:r>
+            <w:r>
+              <w:rPr>
+                <w:noProof/>
+                <w:webHidden/>
+              </w:rPr>
+              <w:tab/>
+            </w:r>
+            <w:r>
+              <w:rPr>
                 <w:noProof/>
                 <w:webHidden/>
               </w:rPr>
@@ -2498,7 +2996,7 @@
                 <w:noProof/>
                 <w:webHidden/>
               </w:rPr>
-              <w:instrText xml:space="preserve"> PAGEREF _Toc223650217 \h </w:instrText>
+              <w:instrText xml:space="preserve"> PAGEREF _Toc224083729 \h </w:instrText>
             </w:r>
             <w:r>
               <w:rPr>
@@ -2518,7 +3016,7 @@
                 <w:noProof/>
                 <w:webHidden/>
               </w:rPr>
-              <w:t>7</w:t>
+              <w:t>8</w:t>
             </w:r>
             <w:r>
               <w:rPr>
@@ -2533,9 +3031,9 @@
           <w:pPr>
             <w:pStyle w:val="TOC1"/>
             <w:tabs>
+              <w:tab w:val="left" w:pos="480"/>
               <w:tab w:val="right" w:leader="dot" w:pos="9350"/>
             </w:tabs>
-            <w:spacing w:before="0" w:line="276" w:lineRule="auto"/>
             <w:rPr>
               <w:rFonts w:eastAsiaTheme="minorEastAsia" w:cstheme="minorBidi"/>
               <w:b w:val="0"/>
@@ -2547,13 +3045,750 @@
               <w14:ligatures w14:val="standardContextual"/>
             </w:rPr>
           </w:pPr>
-          <w:hyperlink w:anchor="_Toc223650218" w:history="1">
+          <w:hyperlink w:anchor="_Toc224083730" w:history="1">
             <w:r>
               <w:rPr>
                 <w:rStyle w:val="Hyperlink"/>
                 <w:rFonts w:ascii="Times New Roman" w:hAnsi="Times New Roman"/>
                 <w:noProof/>
               </w:rPr>
+              <w:t>6.</w:t>
+            </w:r>
+            <w:r>
+              <w:rPr>
+                <w:rFonts w:eastAsiaTheme="minorEastAsia" w:cstheme="minorBidi"/>
+                <w:b w:val="0"/>
+                <w:bCs w:val="0"/>
+                <w:i w:val="0"/>
+                <w:iCs w:val="0"/>
+                <w:noProof/>
+                <w:kern w:val="2"/>
+                <w14:ligatures w14:val="standardContextual"/>
+              </w:rPr>
+              <w:tab/>
+            </w:r>
+            <w:r>
+              <w:rPr>
+                <w:rStyle w:val="Hyperlink"/>
+                <w:rFonts w:ascii="Times New Roman" w:hAnsi="Times New Roman"/>
+                <w:noProof/>
+              </w:rPr>
+              <w:t>Project Reflection and Evaluation</w:t>
+            </w:r>
+            <w:r>
+              <w:rPr>
+                <w:noProof/>
+                <w:webHidden/>
+              </w:rPr>
+              <w:tab/>
+            </w:r>
+            <w:r>
+              <w:rPr>
+                <w:noProof/>
+                <w:webHidden/>
+              </w:rPr>
+              <w:fldChar w:fldCharType="begin"/>
+            </w:r>
+            <w:r>
+              <w:rPr>
+                <w:noProof/>
+                <w:webHidden/>
+              </w:rPr>
+              <w:instrText xml:space="preserve"> PAGEREF _Toc224083730 \h </w:instrText>
+            </w:r>
+            <w:r>
+              <w:rPr>
+                <w:noProof/>
+                <w:webHidden/>
+              </w:rPr>
+            </w:r>
+            <w:r>
+              <w:rPr>
+                <w:noProof/>
+                <w:webHidden/>
+              </w:rPr>
+              <w:fldChar w:fldCharType="separate"/>
+            </w:r>
+            <w:r>
+              <w:rPr>
+                <w:noProof/>
+                <w:webHidden/>
+              </w:rPr>
+              <w:t>8</w:t>
+            </w:r>
+            <w:r>
+              <w:rPr>
+                <w:noProof/>
+                <w:webHidden/>
+              </w:rPr>
+              <w:fldChar w:fldCharType="end"/>
+            </w:r>
+          </w:hyperlink>
+        </w:p>
+        <w:p>
+          <w:pPr>
+            <w:pStyle w:val="TOC2"/>
+            <w:tabs>
+              <w:tab w:val="left" w:pos="960"/>
+              <w:tab w:val="right" w:leader="dot" w:pos="9350"/>
+            </w:tabs>
+            <w:rPr>
+              <w:rFonts w:asciiTheme="minorHAnsi" w:eastAsiaTheme="minorEastAsia" w:hAnsiTheme="minorHAnsi" w:cstheme="minorBidi"/>
+              <w:noProof/>
+              <w:kern w:val="2"/>
+              <w14:ligatures w14:val="standardContextual"/>
+            </w:rPr>
+          </w:pPr>
+          <w:hyperlink w:anchor="_Toc224083731" w:history="1">
+            <w:r>
+              <w:rPr>
+                <w:rStyle w:val="Hyperlink"/>
+                <w:b/>
+                <w:bCs/>
+                <w:noProof/>
+              </w:rPr>
+              <w:t>6.1</w:t>
+            </w:r>
+            <w:r>
+              <w:rPr>
+                <w:rFonts w:asciiTheme="minorHAnsi" w:eastAsiaTheme="minorEastAsia" w:hAnsiTheme="minorHAnsi" w:cstheme="minorBidi"/>
+                <w:noProof/>
+                <w:kern w:val="2"/>
+                <w14:ligatures w14:val="standardContextual"/>
+              </w:rPr>
+              <w:tab/>
+            </w:r>
+            <w:r>
+              <w:rPr>
+                <w:rStyle w:val="Hyperlink"/>
+                <w:b/>
+                <w:bCs/>
+                <w:noProof/>
+              </w:rPr>
+              <w:t>Problems Encountered and Resolutions</w:t>
+            </w:r>
+            <w:r>
+              <w:rPr>
+                <w:noProof/>
+                <w:webHidden/>
+              </w:rPr>
+              <w:tab/>
+            </w:r>
+            <w:r>
+              <w:rPr>
+                <w:noProof/>
+                <w:webHidden/>
+              </w:rPr>
+              <w:fldChar w:fldCharType="begin"/>
+            </w:r>
+            <w:r>
+              <w:rPr>
+                <w:noProof/>
+                <w:webHidden/>
+              </w:rPr>
+              <w:instrText xml:space="preserve"> PAGEREF _Toc224083731 \h </w:instrText>
+            </w:r>
+            <w:r>
+              <w:rPr>
+                <w:noProof/>
+                <w:webHidden/>
+              </w:rPr>
+            </w:r>
+            <w:r>
+              <w:rPr>
+                <w:noProof/>
+                <w:webHidden/>
+              </w:rPr>
+              <w:fldChar w:fldCharType="separate"/>
+            </w:r>
+            <w:r>
+              <w:rPr>
+                <w:noProof/>
+                <w:webHidden/>
+              </w:rPr>
+              <w:t>8</w:t>
+            </w:r>
+            <w:r>
+              <w:rPr>
+                <w:noProof/>
+                <w:webHidden/>
+              </w:rPr>
+              <w:fldChar w:fldCharType="end"/>
+            </w:r>
+          </w:hyperlink>
+        </w:p>
+        <w:p>
+          <w:pPr>
+            <w:pStyle w:val="TOC1"/>
+            <w:tabs>
+              <w:tab w:val="left" w:pos="720"/>
+              <w:tab w:val="right" w:leader="dot" w:pos="9350"/>
+            </w:tabs>
+            <w:rPr>
+              <w:rFonts w:eastAsiaTheme="minorEastAsia" w:cstheme="minorBidi"/>
+              <w:b w:val="0"/>
+              <w:bCs w:val="0"/>
+              <w:i w:val="0"/>
+              <w:iCs w:val="0"/>
+              <w:noProof/>
+              <w:kern w:val="2"/>
+              <w14:ligatures w14:val="standardContextual"/>
+            </w:rPr>
+          </w:pPr>
+          <w:hyperlink w:anchor="_Toc224083732" w:history="1">
+            <w:r>
+              <w:rPr>
+                <w:rStyle w:val="Hyperlink"/>
+                <w:rFonts w:ascii="Times New Roman" w:hAnsi="Times New Roman"/>
+                <w:noProof/>
+              </w:rPr>
+              <w:t>6.2</w:t>
+            </w:r>
+            <w:r>
+              <w:rPr>
+                <w:rFonts w:eastAsiaTheme="minorEastAsia" w:cstheme="minorBidi"/>
+                <w:b w:val="0"/>
+                <w:bCs w:val="0"/>
+                <w:i w:val="0"/>
+                <w:iCs w:val="0"/>
+                <w:noProof/>
+                <w:kern w:val="2"/>
+                <w14:ligatures w14:val="standardContextual"/>
+              </w:rPr>
+              <w:tab/>
+            </w:r>
+            <w:r>
+              <w:rPr>
+                <w:rStyle w:val="Hyperlink"/>
+                <w:rFonts w:ascii="Times New Roman" w:hAnsi="Times New Roman"/>
+                <w:noProof/>
+              </w:rPr>
+              <w:t>What was achieved</w:t>
+            </w:r>
+            <w:r>
+              <w:rPr>
+                <w:noProof/>
+                <w:webHidden/>
+              </w:rPr>
+              <w:tab/>
+            </w:r>
+            <w:r>
+              <w:rPr>
+                <w:noProof/>
+                <w:webHidden/>
+              </w:rPr>
+              <w:fldChar w:fldCharType="begin"/>
+            </w:r>
+            <w:r>
+              <w:rPr>
+                <w:noProof/>
+                <w:webHidden/>
+              </w:rPr>
+              <w:instrText xml:space="preserve"> PAGEREF _Toc224083732 \h </w:instrText>
+            </w:r>
+            <w:r>
+              <w:rPr>
+                <w:noProof/>
+                <w:webHidden/>
+              </w:rPr>
+            </w:r>
+            <w:r>
+              <w:rPr>
+                <w:noProof/>
+                <w:webHidden/>
+              </w:rPr>
+              <w:fldChar w:fldCharType="separate"/>
+            </w:r>
+            <w:r>
+              <w:rPr>
+                <w:noProof/>
+                <w:webHidden/>
+              </w:rPr>
+              <w:t>9</w:t>
+            </w:r>
+            <w:r>
+              <w:rPr>
+                <w:noProof/>
+                <w:webHidden/>
+              </w:rPr>
+              <w:fldChar w:fldCharType="end"/>
+            </w:r>
+          </w:hyperlink>
+        </w:p>
+        <w:p>
+          <w:pPr>
+            <w:pStyle w:val="TOC2"/>
+            <w:tabs>
+              <w:tab w:val="left" w:pos="960"/>
+              <w:tab w:val="right" w:leader="dot" w:pos="9350"/>
+            </w:tabs>
+            <w:rPr>
+              <w:rFonts w:asciiTheme="minorHAnsi" w:eastAsiaTheme="minorEastAsia" w:hAnsiTheme="minorHAnsi" w:cstheme="minorBidi"/>
+              <w:noProof/>
+              <w:kern w:val="2"/>
+              <w14:ligatures w14:val="standardContextual"/>
+            </w:rPr>
+          </w:pPr>
+          <w:hyperlink w:anchor="_Toc224083733" w:history="1">
+            <w:r>
+              <w:rPr>
+                <w:rStyle w:val="Hyperlink"/>
+                <w:b/>
+                <w:bCs/>
+                <w:noProof/>
+              </w:rPr>
+              <w:t>6.3</w:t>
+            </w:r>
+            <w:r>
+              <w:rPr>
+                <w:rFonts w:asciiTheme="minorHAnsi" w:eastAsiaTheme="minorEastAsia" w:hAnsiTheme="minorHAnsi" w:cstheme="minorBidi"/>
+                <w:noProof/>
+                <w:kern w:val="2"/>
+                <w14:ligatures w14:val="standardContextual"/>
+              </w:rPr>
+              <w:tab/>
+            </w:r>
+            <w:r>
+              <w:rPr>
+                <w:rStyle w:val="Hyperlink"/>
+                <w:b/>
+                <w:bCs/>
+                <w:noProof/>
+              </w:rPr>
+              <w:t>What was not achieved</w:t>
+            </w:r>
+            <w:r>
+              <w:rPr>
+                <w:noProof/>
+                <w:webHidden/>
+              </w:rPr>
+              <w:tab/>
+            </w:r>
+            <w:r>
+              <w:rPr>
+                <w:noProof/>
+                <w:webHidden/>
+              </w:rPr>
+              <w:fldChar w:fldCharType="begin"/>
+            </w:r>
+            <w:r>
+              <w:rPr>
+                <w:noProof/>
+                <w:webHidden/>
+              </w:rPr>
+              <w:instrText xml:space="preserve"> PAGEREF _Toc224083733 \h </w:instrText>
+            </w:r>
+            <w:r>
+              <w:rPr>
+                <w:noProof/>
+                <w:webHidden/>
+              </w:rPr>
+            </w:r>
+            <w:r>
+              <w:rPr>
+                <w:noProof/>
+                <w:webHidden/>
+              </w:rPr>
+              <w:fldChar w:fldCharType="separate"/>
+            </w:r>
+            <w:r>
+              <w:rPr>
+                <w:noProof/>
+                <w:webHidden/>
+              </w:rPr>
+              <w:t>9</w:t>
+            </w:r>
+            <w:r>
+              <w:rPr>
+                <w:noProof/>
+                <w:webHidden/>
+              </w:rPr>
+              <w:fldChar w:fldCharType="end"/>
+            </w:r>
+          </w:hyperlink>
+        </w:p>
+        <w:p>
+          <w:pPr>
+            <w:pStyle w:val="TOC2"/>
+            <w:tabs>
+              <w:tab w:val="left" w:pos="960"/>
+              <w:tab w:val="right" w:leader="dot" w:pos="9350"/>
+            </w:tabs>
+            <w:rPr>
+              <w:rFonts w:asciiTheme="minorHAnsi" w:eastAsiaTheme="minorEastAsia" w:hAnsiTheme="minorHAnsi" w:cstheme="minorBidi"/>
+              <w:noProof/>
+              <w:kern w:val="2"/>
+              <w14:ligatures w14:val="standardContextual"/>
+            </w:rPr>
+          </w:pPr>
+          <w:hyperlink w:anchor="_Toc224083734" w:history="1">
+            <w:r>
+              <w:rPr>
+                <w:rStyle w:val="Hyperlink"/>
+                <w:b/>
+                <w:bCs/>
+                <w:noProof/>
+              </w:rPr>
+              <w:t>6.4</w:t>
+            </w:r>
+            <w:r>
+              <w:rPr>
+                <w:rFonts w:asciiTheme="minorHAnsi" w:eastAsiaTheme="minorEastAsia" w:hAnsiTheme="minorHAnsi" w:cstheme="minorBidi"/>
+                <w:noProof/>
+                <w:kern w:val="2"/>
+                <w14:ligatures w14:val="standardContextual"/>
+              </w:rPr>
+              <w:tab/>
+            </w:r>
+            <w:r>
+              <w:rPr>
+                <w:rStyle w:val="Hyperlink"/>
+                <w:b/>
+                <w:bCs/>
+                <w:noProof/>
+              </w:rPr>
+              <w:t>What was Learned</w:t>
+            </w:r>
+            <w:r>
+              <w:rPr>
+                <w:noProof/>
+                <w:webHidden/>
+              </w:rPr>
+              <w:tab/>
+            </w:r>
+            <w:r>
+              <w:rPr>
+                <w:noProof/>
+                <w:webHidden/>
+              </w:rPr>
+              <w:fldChar w:fldCharType="begin"/>
+            </w:r>
+            <w:r>
+              <w:rPr>
+                <w:noProof/>
+                <w:webHidden/>
+              </w:rPr>
+              <w:instrText xml:space="preserve"> PAGEREF _Toc224083734 \h </w:instrText>
+            </w:r>
+            <w:r>
+              <w:rPr>
+                <w:noProof/>
+                <w:webHidden/>
+              </w:rPr>
+            </w:r>
+            <w:r>
+              <w:rPr>
+                <w:noProof/>
+                <w:webHidden/>
+              </w:rPr>
+              <w:fldChar w:fldCharType="separate"/>
+            </w:r>
+            <w:r>
+              <w:rPr>
+                <w:noProof/>
+                <w:webHidden/>
+              </w:rPr>
+              <w:t>10</w:t>
+            </w:r>
+            <w:r>
+              <w:rPr>
+                <w:noProof/>
+                <w:webHidden/>
+              </w:rPr>
+              <w:fldChar w:fldCharType="end"/>
+            </w:r>
+          </w:hyperlink>
+        </w:p>
+        <w:p>
+          <w:pPr>
+            <w:pStyle w:val="TOC1"/>
+            <w:tabs>
+              <w:tab w:val="left" w:pos="480"/>
+              <w:tab w:val="right" w:leader="dot" w:pos="9350"/>
+            </w:tabs>
+            <w:rPr>
+              <w:rFonts w:eastAsiaTheme="minorEastAsia" w:cstheme="minorBidi"/>
+              <w:b w:val="0"/>
+              <w:bCs w:val="0"/>
+              <w:i w:val="0"/>
+              <w:iCs w:val="0"/>
+              <w:noProof/>
+              <w:kern w:val="2"/>
+              <w14:ligatures w14:val="standardContextual"/>
+            </w:rPr>
+          </w:pPr>
+          <w:hyperlink w:anchor="_Toc224083735" w:history="1">
+            <w:r>
+              <w:rPr>
+                <w:rStyle w:val="Hyperlink"/>
+                <w:rFonts w:ascii="Times New Roman" w:hAnsi="Times New Roman"/>
+                <w:noProof/>
+              </w:rPr>
+              <w:t>7.</w:t>
+            </w:r>
+            <w:r>
+              <w:rPr>
+                <w:rFonts w:eastAsiaTheme="minorEastAsia" w:cstheme="minorBidi"/>
+                <w:b w:val="0"/>
+                <w:bCs w:val="0"/>
+                <w:i w:val="0"/>
+                <w:iCs w:val="0"/>
+                <w:noProof/>
+                <w:kern w:val="2"/>
+                <w14:ligatures w14:val="standardContextual"/>
+              </w:rPr>
+              <w:tab/>
+            </w:r>
+            <w:r>
+              <w:rPr>
+                <w:rStyle w:val="Hyperlink"/>
+                <w:rFonts w:ascii="Times New Roman" w:hAnsi="Times New Roman"/>
+                <w:noProof/>
+              </w:rPr>
+              <w:t>What would be done differently</w:t>
+            </w:r>
+            <w:r>
+              <w:rPr>
+                <w:noProof/>
+                <w:webHidden/>
+              </w:rPr>
+              <w:tab/>
+            </w:r>
+            <w:r>
+              <w:rPr>
+                <w:noProof/>
+                <w:webHidden/>
+              </w:rPr>
+              <w:fldChar w:fldCharType="begin"/>
+            </w:r>
+            <w:r>
+              <w:rPr>
+                <w:noProof/>
+                <w:webHidden/>
+              </w:rPr>
+              <w:instrText xml:space="preserve"> PAGEREF _Toc224083735 \h </w:instrText>
+            </w:r>
+            <w:r>
+              <w:rPr>
+                <w:noProof/>
+                <w:webHidden/>
+              </w:rPr>
+            </w:r>
+            <w:r>
+              <w:rPr>
+                <w:noProof/>
+                <w:webHidden/>
+              </w:rPr>
+              <w:fldChar w:fldCharType="separate"/>
+            </w:r>
+            <w:r>
+              <w:rPr>
+                <w:noProof/>
+                <w:webHidden/>
+              </w:rPr>
+              <w:t>10</w:t>
+            </w:r>
+            <w:r>
+              <w:rPr>
+                <w:noProof/>
+                <w:webHidden/>
+              </w:rPr>
+              <w:fldChar w:fldCharType="end"/>
+            </w:r>
+          </w:hyperlink>
+        </w:p>
+        <w:p>
+          <w:pPr>
+            <w:pStyle w:val="TOC2"/>
+            <w:tabs>
+              <w:tab w:val="left" w:pos="960"/>
+              <w:tab w:val="right" w:leader="dot" w:pos="9350"/>
+            </w:tabs>
+            <w:rPr>
+              <w:rFonts w:asciiTheme="minorHAnsi" w:eastAsiaTheme="minorEastAsia" w:hAnsiTheme="minorHAnsi" w:cstheme="minorBidi"/>
+              <w:noProof/>
+              <w:kern w:val="2"/>
+              <w14:ligatures w14:val="standardContextual"/>
+            </w:rPr>
+          </w:pPr>
+          <w:hyperlink w:anchor="_Toc224083736" w:history="1">
+            <w:r>
+              <w:rPr>
+                <w:rStyle w:val="Hyperlink"/>
+                <w:b/>
+                <w:bCs/>
+                <w:noProof/>
+              </w:rPr>
+              <w:t>7.1</w:t>
+            </w:r>
+            <w:r>
+              <w:rPr>
+                <w:rFonts w:asciiTheme="minorHAnsi" w:eastAsiaTheme="minorEastAsia" w:hAnsiTheme="minorHAnsi" w:cstheme="minorBidi"/>
+                <w:noProof/>
+                <w:kern w:val="2"/>
+                <w14:ligatures w14:val="standardContextual"/>
+              </w:rPr>
+              <w:tab/>
+            </w:r>
+            <w:r>
+              <w:rPr>
+                <w:rStyle w:val="Hyperlink"/>
+                <w:b/>
+                <w:bCs/>
+                <w:noProof/>
+              </w:rPr>
+              <w:t>Differences from earlier design</w:t>
+            </w:r>
+            <w:r>
+              <w:rPr>
+                <w:noProof/>
+                <w:webHidden/>
+              </w:rPr>
+              <w:tab/>
+            </w:r>
+            <w:r>
+              <w:rPr>
+                <w:noProof/>
+                <w:webHidden/>
+              </w:rPr>
+              <w:fldChar w:fldCharType="begin"/>
+            </w:r>
+            <w:r>
+              <w:rPr>
+                <w:noProof/>
+                <w:webHidden/>
+              </w:rPr>
+              <w:instrText xml:space="preserve"> PAGEREF _Toc224083736 \h </w:instrText>
+            </w:r>
+            <w:r>
+              <w:rPr>
+                <w:noProof/>
+                <w:webHidden/>
+              </w:rPr>
+            </w:r>
+            <w:r>
+              <w:rPr>
+                <w:noProof/>
+                <w:webHidden/>
+              </w:rPr>
+              <w:fldChar w:fldCharType="separate"/>
+            </w:r>
+            <w:r>
+              <w:rPr>
+                <w:noProof/>
+                <w:webHidden/>
+              </w:rPr>
+              <w:t>11</w:t>
+            </w:r>
+            <w:r>
+              <w:rPr>
+                <w:noProof/>
+                <w:webHidden/>
+              </w:rPr>
+              <w:fldChar w:fldCharType="end"/>
+            </w:r>
+          </w:hyperlink>
+        </w:p>
+        <w:p>
+          <w:pPr>
+            <w:pStyle w:val="TOC1"/>
+            <w:tabs>
+              <w:tab w:val="right" w:leader="dot" w:pos="9350"/>
+            </w:tabs>
+            <w:rPr>
+              <w:rFonts w:eastAsiaTheme="minorEastAsia" w:cstheme="minorBidi"/>
+              <w:b w:val="0"/>
+              <w:bCs w:val="0"/>
+              <w:i w:val="0"/>
+              <w:iCs w:val="0"/>
+              <w:noProof/>
+              <w:kern w:val="2"/>
+              <w14:ligatures w14:val="standardContextual"/>
+            </w:rPr>
+          </w:pPr>
+          <w:hyperlink w:anchor="_Toc224083737" w:history="1">
+            <w:r>
+              <w:rPr>
+                <w:rStyle w:val="Hyperlink"/>
+                <w:rFonts w:ascii="Times New Roman" w:hAnsi="Times New Roman"/>
+                <w:noProof/>
+              </w:rPr>
+              <w:t>13 Reference List</w:t>
+            </w:r>
+            <w:r>
+              <w:rPr>
+                <w:noProof/>
+                <w:webHidden/>
+              </w:rPr>
+              <w:tab/>
+            </w:r>
+            <w:r>
+              <w:rPr>
+                <w:noProof/>
+                <w:webHidden/>
+              </w:rPr>
+              <w:fldChar w:fldCharType="begin"/>
+            </w:r>
+            <w:r>
+              <w:rPr>
+                <w:noProof/>
+                <w:webHidden/>
+              </w:rPr>
+              <w:instrText xml:space="preserve"> PAGEREF _Toc224083737 \h </w:instrText>
+            </w:r>
+            <w:r>
+              <w:rPr>
+                <w:noProof/>
+                <w:webHidden/>
+              </w:rPr>
+            </w:r>
+            <w:r>
+              <w:rPr>
+                <w:noProof/>
+                <w:webHidden/>
+              </w:rPr>
+              <w:fldChar w:fldCharType="separate"/>
+            </w:r>
+            <w:r>
+              <w:rPr>
+                <w:noProof/>
+                <w:webHidden/>
+              </w:rPr>
+              <w:t>11</w:t>
+            </w:r>
+            <w:r>
+              <w:rPr>
+                <w:noProof/>
+                <w:webHidden/>
+              </w:rPr>
+              <w:fldChar w:fldCharType="end"/>
+            </w:r>
+          </w:hyperlink>
+        </w:p>
+        <w:p>
+          <w:pPr>
+            <w:pStyle w:val="TOC1"/>
+            <w:tabs>
+              <w:tab w:val="right" w:leader="dot" w:pos="9350"/>
+            </w:tabs>
+            <w:rPr>
+              <w:rFonts w:eastAsiaTheme="minorEastAsia" w:cstheme="minorBidi"/>
+              <w:b w:val="0"/>
+              <w:bCs w:val="0"/>
+              <w:i w:val="0"/>
+              <w:iCs w:val="0"/>
+              <w:noProof/>
+              <w:kern w:val="2"/>
+              <w14:ligatures w14:val="standardContextual"/>
+            </w:rPr>
+          </w:pPr>
+          <w:hyperlink w:anchor="_Toc224083738" w:history="1">
+            <w:r>
+              <w:rPr>
+                <w:rStyle w:val="Hyperlink"/>
+                <w:rFonts w:ascii="Times New Roman" w:hAnsi="Times New Roman"/>
+                <w:noProof/>
+              </w:rPr>
               <w:t>14 Appendix</w:t>
             </w:r>
             <w:r>
@@ -2575,7 +3810,7 @@
                 <w:noProof/>
                 <w:webHidden/>
               </w:rPr>
-              <w:instrText xml:space="preserve"> PAGEREF _Toc223650218 \h </w:instrText>
+              <w:instrText xml:space="preserve"> PAGEREF _Toc224083738 \h </w:instrText>
             </w:r>
             <w:r>
               <w:rPr>
@@ -2595,7 +3830,7 @@
                 <w:noProof/>
                 <w:webHidden/>
               </w:rPr>
-              <w:t>9</w:t>
+              <w:t>13</w:t>
             </w:r>
             <w:r>
               <w:rPr>
@@ -2676,7 +3911,7 @@
           <w:highlight w:val="green"/>
         </w:rPr>
       </w:pPr>
-      <w:bookmarkStart w:id="0" w:name="_Toc223650196"/>
+      <w:bookmarkStart w:id="0" w:name="_Toc224083703"/>
       <w:r>
         <w:rPr>
           <w:rFonts w:ascii="Times New Roman" w:hAnsi="Times New Roman" w:cs="Times New Roman"/>
@@ -2696,7 +3931,6 @@
       <w:pPr>
         <w:jc w:val="both"/>
       </w:pPr>
-      <w:bookmarkStart w:id="1" w:name="_Toc223650197"/>
       <w:r>
         <w:t xml:space="preserve">This report </w:t>
       </w:r>
@@ -2720,6 +3954,9 @@
       </w:r>
       <w:r>
         <w:t>with</w:t>
+      </w:r>
+      <w:r>
+        <w:t>in</w:t>
       </w:r>
       <w:r>
         <w:t xml:space="preserve"> higher education. It </w:t>
@@ -2790,6 +4027,7 @@
           <w:highlight w:val="green"/>
         </w:rPr>
       </w:pPr>
+      <w:bookmarkStart w:id="1" w:name="_Toc224083704"/>
       <w:r>
         <w:rPr>
           <w:rFonts w:ascii="Times New Roman" w:hAnsi="Times New Roman" w:cs="Times New Roman"/>
@@ -2851,13 +4089,13 @@
         <w:t xml:space="preserve">learning </w:t>
       </w:r>
       <w:r>
-        <w:t xml:space="preserve">allows students who </w:t>
-      </w:r>
-      <w:r>
-        <w:t>come from similar background</w:t>
-      </w:r>
-      <w:r>
-        <w:t xml:space="preserve"> to collaborate and </w:t>
+        <w:t xml:space="preserve">allows </w:t>
+      </w:r>
+      <w:r>
+        <w:t xml:space="preserve">students of similar academic status </w:t>
+      </w:r>
+      <w:r>
+        <w:t xml:space="preserve">to collaborate and </w:t>
       </w:r>
       <w:r>
         <w:t>help</w:t>
@@ -2943,7 +4181,7 @@
           <w:highlight w:val="green"/>
         </w:rPr>
       </w:pPr>
-      <w:bookmarkStart w:id="2" w:name="_Toc223650198"/>
+      <w:bookmarkStart w:id="2" w:name="_Toc224083705"/>
       <w:r>
         <w:rPr>
           <w:rFonts w:ascii="Times New Roman" w:hAnsi="Times New Roman" w:cs="Times New Roman"/>
@@ -2995,7 +4233,7 @@
           <w:highlight w:val="green"/>
         </w:rPr>
       </w:pPr>
-      <w:bookmarkStart w:id="3" w:name="_Toc223650199"/>
+      <w:bookmarkStart w:id="3" w:name="_Toc224083706"/>
       <w:r>
         <w:rPr>
           <w:rFonts w:ascii="Times New Roman" w:hAnsi="Times New Roman" w:cs="Times New Roman"/>
@@ -3023,7 +4261,19 @@
         <w:jc w:val="both"/>
       </w:pPr>
       <w:r>
-        <w:t xml:space="preserve">There has been an implemented into Peer Tutoring Platform a client server architecture based on </w:t>
+        <w:t>There has been an implement</w:t>
+      </w:r>
+      <w:r>
+        <w:t>ation of a</w:t>
+      </w:r>
+      <w:r>
+        <w:t xml:space="preserve"> client server architecture </w:t>
+      </w:r>
+      <w:r>
+        <w:t xml:space="preserve">into Peer Tutoring Platform </w:t>
+      </w:r>
+      <w:r>
+        <w:t xml:space="preserve">based on </w:t>
       </w:r>
       <w:r>
         <w:rPr>
@@ -3192,7 +4442,7 @@
           <w:highlight w:val="green"/>
         </w:rPr>
       </w:pPr>
-      <w:bookmarkStart w:id="4" w:name="_Toc223650200"/>
+      <w:bookmarkStart w:id="4" w:name="_Toc224083707"/>
       <w:r>
         <w:rPr>
           <w:rFonts w:ascii="Times New Roman" w:hAnsi="Times New Roman" w:cs="Times New Roman"/>
@@ -3234,7 +4484,7 @@
           <w:highlight w:val="green"/>
         </w:rPr>
       </w:pPr>
-      <w:bookmarkStart w:id="5" w:name="_Toc223650201"/>
+      <w:bookmarkStart w:id="5" w:name="_Toc224083708"/>
       <w:r>
         <w:rPr>
           <w:b/>
@@ -3291,6 +4541,7 @@
           <w:highlight w:val="green"/>
         </w:rPr>
       </w:pPr>
+      <w:bookmarkStart w:id="6" w:name="_Toc224083709"/>
       <w:r>
         <w:rPr>
           <w:b/>
@@ -3300,7 +4551,19 @@
           <w:szCs w:val="32"/>
           <w:highlight w:val="green"/>
         </w:rPr>
-        <w:t xml:space="preserve">Post and Collaboration Module  </w:t>
+        <w:t>Post and Collaboration Module</w:t>
+      </w:r>
+      <w:bookmarkEnd w:id="6"/>
+      <w:r>
+        <w:rPr>
+          <w:b/>
+          <w:bCs/>
+          <w:color w:val="000000" w:themeColor="text1"/>
+          <w:sz w:val="32"/>
+          <w:szCs w:val="32"/>
+          <w:highlight w:val="green"/>
+        </w:rPr>
+        <w:t xml:space="preserve">  </w:t>
       </w:r>
     </w:p>
     <w:p>
@@ -3347,7 +4610,7 @@
           <w:highlight w:val="green"/>
         </w:rPr>
       </w:pPr>
-      <w:bookmarkStart w:id="6" w:name="_Toc223650202"/>
+      <w:bookmarkStart w:id="7" w:name="_Toc224083710"/>
       <w:r>
         <w:rPr>
           <w:b/>
@@ -3359,7 +4622,7 @@
         </w:rPr>
         <w:t>Messaging System</w:t>
       </w:r>
-      <w:bookmarkEnd w:id="6"/>
+      <w:bookmarkEnd w:id="7"/>
     </w:p>
     <w:p>
       <w:pPr>
@@ -3408,7 +4671,7 @@
           <w:highlight w:val="green"/>
         </w:rPr>
       </w:pPr>
-      <w:bookmarkStart w:id="7" w:name="_Toc223650203"/>
+      <w:bookmarkStart w:id="8" w:name="_Toc224083711"/>
       <w:r>
         <w:rPr>
           <w:b/>
@@ -3420,7 +4683,7 @@
         </w:rPr>
         <w:t>Scheduling and Meetings</w:t>
       </w:r>
-      <w:bookmarkEnd w:id="7"/>
+      <w:bookmarkEnd w:id="8"/>
     </w:p>
     <w:p>
       <w:pPr>
@@ -3454,7 +4717,7 @@
           <w:highlight w:val="green"/>
         </w:rPr>
       </w:pPr>
-      <w:bookmarkStart w:id="8" w:name="_Toc223650204"/>
+      <w:bookmarkStart w:id="9" w:name="_Toc224083712"/>
       <w:r>
         <w:rPr>
           <w:b/>
@@ -3466,7 +4729,7 @@
         </w:rPr>
         <w:t>Rating and Gamification</w:t>
       </w:r>
-      <w:bookmarkEnd w:id="8"/>
+      <w:bookmarkEnd w:id="9"/>
       <w:r>
         <w:rPr>
           <w:b/>
@@ -3517,7 +4780,7 @@
           <w:highlight w:val="green"/>
         </w:rPr>
       </w:pPr>
-      <w:bookmarkStart w:id="9" w:name="_Toc223650205"/>
+      <w:bookmarkStart w:id="10" w:name="_Toc224083713"/>
       <w:r>
         <w:rPr>
           <w:b/>
@@ -3529,7 +4792,7 @@
         </w:rPr>
         <w:t>Administration</w:t>
       </w:r>
-      <w:bookmarkEnd w:id="9"/>
+      <w:bookmarkEnd w:id="10"/>
     </w:p>
     <w:p>
       <w:pPr>
@@ -3573,7 +4836,7 @@
           <w:highlight w:val="green"/>
         </w:rPr>
       </w:pPr>
-      <w:bookmarkStart w:id="10" w:name="_Toc223650206"/>
+      <w:bookmarkStart w:id="11" w:name="_Toc224083714"/>
       <w:r>
         <w:rPr>
           <w:rFonts w:ascii="Times New Roman" w:hAnsi="Times New Roman" w:cs="Times New Roman"/>
@@ -3584,7 +4847,7 @@
         </w:rPr>
         <w:t>System Deployment Overview</w:t>
       </w:r>
-      <w:bookmarkEnd w:id="10"/>
+      <w:bookmarkEnd w:id="11"/>
     </w:p>
     <w:p>
       <w:pPr>
@@ -3635,7 +4898,7 @@
           <w:highlight w:val="green"/>
         </w:rPr>
       </w:pPr>
-      <w:bookmarkStart w:id="11" w:name="_Toc223650207"/>
+      <w:bookmarkStart w:id="12" w:name="_Toc224083715"/>
       <w:r>
         <w:rPr>
           <w:rFonts w:ascii="Times New Roman" w:hAnsi="Times New Roman" w:cs="Times New Roman"/>
@@ -3648,7 +4911,7 @@
         </w:rPr>
         <w:t>Technical Implementation</w:t>
       </w:r>
-      <w:bookmarkEnd w:id="11"/>
+      <w:bookmarkEnd w:id="12"/>
     </w:p>
     <w:p>
       <w:pPr>
@@ -3681,7 +4944,7 @@
           <w:highlight w:val="green"/>
         </w:rPr>
       </w:pPr>
-      <w:bookmarkStart w:id="12" w:name="_Toc223650208"/>
+      <w:bookmarkStart w:id="13" w:name="_Toc224083716"/>
       <w:r>
         <w:rPr>
           <w:rFonts w:ascii="Times New Roman" w:hAnsi="Times New Roman" w:cs="Times New Roman"/>
@@ -3692,7 +4955,7 @@
         </w:rPr>
         <w:t>Architecture and Design Decisions</w:t>
       </w:r>
-      <w:bookmarkEnd w:id="12"/>
+      <w:bookmarkEnd w:id="13"/>
     </w:p>
     <w:p>
       <w:pPr>
@@ -3779,7 +5042,7 @@
         <w:t>was chosen as</w:t>
       </w:r>
       <w:r>
-        <w:t xml:space="preserve"> a framework for defining endpoints of </w:t>
+        <w:t xml:space="preserve"> a framework for defining </w:t>
       </w:r>
       <w:r>
         <w:rPr>
@@ -3791,7 +5054,25 @@
         <w:rPr>
           <w:highlight w:val="yellow"/>
         </w:rPr>
-        <w:t>I,</w:t>
+        <w:t>I</w:t>
+      </w:r>
+      <w:r>
+        <w:rPr>
+          <w:highlight w:val="yellow"/>
+        </w:rPr>
+        <w:t xml:space="preserve"> </w:t>
+      </w:r>
+      <w:r>
+        <w:rPr>
+          <w:highlight w:val="yellow"/>
+        </w:rPr>
+        <w:t>endpoints</w:t>
+      </w:r>
+      <w:r>
+        <w:rPr>
+          <w:highlight w:val="yellow"/>
+        </w:rPr>
+        <w:t>,</w:t>
       </w:r>
       <w:r>
         <w:t xml:space="preserve"> routing logic and middleware for authentication and request validation. MongoDB was </w:t>
@@ -3818,7 +5099,13 @@
         <w:t>built</w:t>
       </w:r>
       <w:r>
-        <w:t xml:space="preserve"> using WebSocket using Socket.io library, which provides instant communication for messages and</w:t>
+        <w:t xml:space="preserve"> using WebSocket using </w:t>
+      </w:r>
+      <w:r>
+        <w:t xml:space="preserve">the </w:t>
+      </w:r>
+      <w:r>
+        <w:t>Socket.io library, which provides instant communication for messages and</w:t>
       </w:r>
       <w:r>
         <w:t xml:space="preserve"> </w:t>
@@ -3853,7 +5140,7 @@
           <w:highlight w:val="green"/>
         </w:rPr>
       </w:pPr>
-      <w:bookmarkStart w:id="13" w:name="_Toc223650209"/>
+      <w:bookmarkStart w:id="14" w:name="_Toc224083717"/>
       <w:r>
         <w:rPr>
           <w:rFonts w:ascii="Times New Roman" w:hAnsi="Times New Roman" w:cs="Times New Roman"/>
@@ -3864,7 +5151,7 @@
         </w:rPr>
         <w:t>Module Implementation</w:t>
       </w:r>
-      <w:bookmarkEnd w:id="13"/>
+      <w:bookmarkEnd w:id="14"/>
       <w:r>
         <w:rPr>
           <w:rFonts w:ascii="Times New Roman" w:hAnsi="Times New Roman" w:cs="Times New Roman"/>
@@ -3881,13 +5168,7 @@
         <w:t xml:space="preserve">This section describes how the main functional modules of Peer Tutoring Platform were implemented across the stack. Each module maps directly to MongoDB collections and is exposed through REST API endpoints for app features. Socket.io events were used alongside persistent database storage </w:t>
       </w:r>
       <w:r>
-        <w:t>w</w:t>
-      </w:r>
-      <w:r>
-        <w:t>here live updates were required</w:t>
-      </w:r>
-      <w:r>
-        <w:t xml:space="preserve"> </w:t>
+        <w:t xml:space="preserve">where live updates were required </w:t>
       </w:r>
       <w:r>
         <w:t>to ensure reliability.</w:t>
@@ -3910,7 +5191,7 @@
           <w:szCs w:val="32"/>
         </w:rPr>
       </w:pPr>
-      <w:bookmarkStart w:id="14" w:name="_Toc223650210"/>
+      <w:bookmarkStart w:id="15" w:name="_Toc224083718"/>
       <w:r>
         <w:rPr>
           <w:b/>
@@ -3921,7 +5202,7 @@
         </w:rPr>
         <w:t>Authentication and Authorization</w:t>
       </w:r>
-      <w:bookmarkEnd w:id="14"/>
+      <w:bookmarkEnd w:id="15"/>
     </w:p>
     <w:p>
       <w:pPr>
@@ -3992,7 +5273,7 @@
           <w:szCs w:val="32"/>
         </w:rPr>
       </w:pPr>
-      <w:bookmarkStart w:id="15" w:name="_Toc223650211"/>
+      <w:bookmarkStart w:id="16" w:name="_Toc224083719"/>
       <w:r>
         <w:rPr>
           <w:b/>
@@ -4004,7 +5285,7 @@
         <w:lastRenderedPageBreak/>
         <w:t>User Profiles and Points System</w:t>
       </w:r>
-      <w:bookmarkEnd w:id="15"/>
+      <w:bookmarkEnd w:id="16"/>
     </w:p>
     <w:p>
       <w:pPr>
@@ -4052,7 +5333,7 @@
           <w:szCs w:val="32"/>
         </w:rPr>
       </w:pPr>
-      <w:bookmarkStart w:id="16" w:name="_Toc223650212"/>
+      <w:bookmarkStart w:id="17" w:name="_Toc224083720"/>
       <w:r>
         <w:rPr>
           <w:b/>
@@ -4063,7 +5344,7 @@
         </w:rPr>
         <w:t>Posts, Comments, Likes</w:t>
       </w:r>
-      <w:bookmarkEnd w:id="16"/>
+      <w:bookmarkEnd w:id="17"/>
     </w:p>
     <w:p>
       <w:pPr>
@@ -4102,7 +5383,7 @@
           <w:szCs w:val="32"/>
         </w:rPr>
       </w:pPr>
-      <w:bookmarkStart w:id="17" w:name="_Toc223650213"/>
+      <w:bookmarkStart w:id="18" w:name="_Toc224083721"/>
       <w:r>
         <w:rPr>
           <w:b/>
@@ -4113,7 +5394,7 @@
         </w:rPr>
         <w:t>Real-Time Messaging</w:t>
       </w:r>
-      <w:bookmarkEnd w:id="17"/>
+      <w:bookmarkEnd w:id="18"/>
     </w:p>
     <w:p>
       <w:pPr>
@@ -4155,7 +5436,7 @@
           <w:szCs w:val="32"/>
         </w:rPr>
       </w:pPr>
-      <w:bookmarkStart w:id="18" w:name="_Toc223650214"/>
+      <w:bookmarkStart w:id="19" w:name="_Toc224083722"/>
       <w:r>
         <w:rPr>
           <w:b/>
@@ -4166,7 +5447,7 @@
         </w:rPr>
         <w:t>Scheduling and Meetings</w:t>
       </w:r>
-      <w:bookmarkEnd w:id="18"/>
+      <w:bookmarkEnd w:id="19"/>
     </w:p>
     <w:p>
       <w:pPr>
@@ -4199,7 +5480,7 @@
           <w:szCs w:val="32"/>
         </w:rPr>
       </w:pPr>
-      <w:bookmarkStart w:id="19" w:name="_Toc223650215"/>
+      <w:bookmarkStart w:id="20" w:name="_Toc224083723"/>
       <w:r>
         <w:rPr>
           <w:b/>
@@ -4210,7 +5491,7 @@
         </w:rPr>
         <w:t>Notifications</w:t>
       </w:r>
-      <w:bookmarkEnd w:id="19"/>
+      <w:bookmarkEnd w:id="20"/>
     </w:p>
     <w:p>
       <w:pPr>
@@ -4252,6 +5533,7 @@
           <w:szCs w:val="32"/>
         </w:rPr>
       </w:pPr>
+      <w:bookmarkStart w:id="21" w:name="_Toc224083724"/>
       <w:r>
         <w:rPr>
           <w:b/>
@@ -4262,6 +5544,7 @@
         </w:rPr>
         <w:t>Reports</w:t>
       </w:r>
+      <w:bookmarkEnd w:id="21"/>
     </w:p>
     <w:p>
       <w:pPr>
@@ -4291,6 +5574,7 @@
           <w:color w:val="000000" w:themeColor="text1"/>
         </w:rPr>
       </w:pPr>
+      <w:bookmarkStart w:id="22" w:name="_Toc224083725"/>
       <w:r>
         <w:rPr>
           <w:rFonts w:ascii="Times New Roman" w:hAnsi="Times New Roman" w:cs="Times New Roman"/>
@@ -4301,6 +5585,7 @@
         </w:rPr>
         <w:t>Data Structures and Database Design</w:t>
       </w:r>
+      <w:bookmarkEnd w:id="22"/>
     </w:p>
     <w:p>
       <w:pPr>
@@ -4323,6 +5608,7 @@
           <w:highlight w:val="red"/>
         </w:rPr>
       </w:pPr>
+      <w:bookmarkStart w:id="23" w:name="_Toc224083726"/>
       <w:r>
         <w:rPr>
           <w:rFonts w:ascii="Times New Roman" w:hAnsi="Times New Roman" w:cs="Times New Roman"/>
@@ -4333,6 +5619,7 @@
         </w:rPr>
         <w:t>API and Backend Route Design</w:t>
       </w:r>
+      <w:bookmarkEnd w:id="23"/>
     </w:p>
     <w:p>
       <w:pPr>
@@ -4358,6 +5645,7 @@
           <w:highlight w:val="red"/>
         </w:rPr>
       </w:pPr>
+      <w:bookmarkStart w:id="24" w:name="_Toc224083727"/>
       <w:r>
         <w:rPr>
           <w:rFonts w:ascii="Times New Roman" w:hAnsi="Times New Roman" w:cs="Times New Roman"/>
@@ -4367,7 +5655,18 @@
           <w:highlight w:val="red"/>
         </w:rPr>
         <w:lastRenderedPageBreak/>
-        <w:t xml:space="preserve">Frontend Implementation </w:t>
+        <w:t>Frontend Implementation</w:t>
+      </w:r>
+      <w:bookmarkEnd w:id="24"/>
+      <w:r>
+        <w:rPr>
+          <w:rFonts w:ascii="Times New Roman" w:hAnsi="Times New Roman" w:cs="Times New Roman"/>
+          <w:b/>
+          <w:bCs/>
+          <w:color w:val="000000" w:themeColor="text1"/>
+          <w:highlight w:val="red"/>
+        </w:rPr>
+        <w:t xml:space="preserve"> </w:t>
       </w:r>
     </w:p>
     <w:p>
@@ -4394,6 +5693,7 @@
           <w:highlight w:val="red"/>
         </w:rPr>
       </w:pPr>
+      <w:bookmarkStart w:id="25" w:name="_Toc224083728"/>
       <w:r>
         <w:rPr>
           <w:rFonts w:ascii="Times New Roman" w:hAnsi="Times New Roman" w:cs="Times New Roman"/>
@@ -4404,6 +5704,7 @@
         </w:rPr>
         <w:t>Security and Validation</w:t>
       </w:r>
+      <w:bookmarkEnd w:id="25"/>
     </w:p>
     <w:p>
       <w:pPr>
@@ -4430,6 +5731,7 @@
           <w:szCs w:val="32"/>
         </w:rPr>
       </w:pPr>
+      <w:bookmarkStart w:id="26" w:name="_Toc224083729"/>
       <w:r>
         <w:rPr>
           <w:rFonts w:ascii="Times New Roman" w:hAnsi="Times New Roman" w:cs="Times New Roman"/>
@@ -4442,6 +5744,7 @@
         </w:rPr>
         <w:t>Testing and Evaluation</w:t>
       </w:r>
+      <w:bookmarkEnd w:id="26"/>
     </w:p>
     <w:p/>
     <w:p>
@@ -4461,6 +5764,7 @@
           <w:szCs w:val="32"/>
         </w:rPr>
       </w:pPr>
+      <w:bookmarkStart w:id="27" w:name="_Toc224083730"/>
       <w:r>
         <w:rPr>
           <w:rFonts w:ascii="Times New Roman" w:hAnsi="Times New Roman" w:cs="Times New Roman"/>
@@ -4483,6 +5787,7 @@
         </w:rPr>
         <w:t>ject Reflection and Evaluation</w:t>
       </w:r>
+      <w:bookmarkEnd w:id="27"/>
     </w:p>
     <w:p>
       <w:pPr>
@@ -4499,6 +5804,7 @@
           <w:color w:val="000000" w:themeColor="text1"/>
         </w:rPr>
       </w:pPr>
+      <w:bookmarkStart w:id="28" w:name="_Toc224083731"/>
       <w:r>
         <w:rPr>
           <w:rFonts w:ascii="Times New Roman" w:hAnsi="Times New Roman" w:cs="Times New Roman"/>
@@ -4506,8 +5812,27 @@
           <w:bCs/>
           <w:color w:val="000000" w:themeColor="text1"/>
         </w:rPr>
-        <w:t>Problems Encountered and Resolutions</w:t>
-      </w:r>
+        <w:t xml:space="preserve">Problems </w:t>
+      </w:r>
+      <w:r>
+        <w:rPr>
+          <w:rFonts w:ascii="Times New Roman" w:hAnsi="Times New Roman" w:cs="Times New Roman"/>
+          <w:b/>
+          <w:bCs/>
+          <w:color w:val="000000" w:themeColor="text1"/>
+        </w:rPr>
+        <w:t>E</w:t>
+      </w:r>
+      <w:r>
+        <w:rPr>
+          <w:rFonts w:ascii="Times New Roman" w:hAnsi="Times New Roman" w:cs="Times New Roman"/>
+          <w:b/>
+          <w:bCs/>
+          <w:color w:val="000000" w:themeColor="text1"/>
+        </w:rPr>
+        <w:t>ncountered and Resolutions</w:t>
+      </w:r>
+      <w:bookmarkEnd w:id="28"/>
     </w:p>
     <w:p>
       <w:pPr>
@@ -4829,6 +6154,549 @@
     <w:p>
       <w:pPr>
         <w:pStyle w:val="BodyText"/>
+      </w:pPr>
+    </w:p>
+    <w:p>
+      <w:pPr>
+        <w:pStyle w:val="Heading2"/>
+        <w:numPr>
+          <w:ilvl w:val="1"/>
+          <w:numId w:val="48"/>
+        </w:numPr>
+        <w:rPr>
+          <w:rFonts w:ascii="Times New Roman" w:hAnsi="Times New Roman" w:cs="Times New Roman"/>
+          <w:b/>
+          <w:bCs/>
+          <w:color w:val="000000" w:themeColor="text1"/>
+        </w:rPr>
+      </w:pPr>
+      <w:bookmarkStart w:id="29" w:name="_Toc224083732"/>
+      <w:r>
+        <w:rPr>
+          <w:rFonts w:ascii="Times New Roman" w:hAnsi="Times New Roman" w:cs="Times New Roman"/>
+          <w:b/>
+          <w:bCs/>
+          <w:color w:val="000000" w:themeColor="text1"/>
+        </w:rPr>
+        <w:lastRenderedPageBreak/>
+        <w:t>What was achieved</w:t>
+      </w:r>
+      <w:bookmarkEnd w:id="29"/>
+    </w:p>
+    <w:p>
+      <w:pPr>
+        <w:jc w:val="both"/>
+      </w:pPr>
+      <w:r>
+        <w:t xml:space="preserve">Peer Tutoring Platform achieved </w:t>
+      </w:r>
+      <w:r>
+        <w:t>all</w:t>
+      </w:r>
+      <w:r>
+        <w:t xml:space="preserve"> core objectives that were defined for this project. A working full-stack application was created using MERN stack with support for live communication through Socket.io. The platform provides several features for students </w:t>
+      </w:r>
+      <w:r>
+        <w:t>such as</w:t>
+      </w:r>
+      <w:r>
+        <w:t xml:space="preserve"> seeking academic assistance, communicating with peers, scheduling tutoring sessions, gamification. </w:t>
+      </w:r>
+    </w:p>
+    <w:p>
+      <w:pPr>
+        <w:jc w:val="both"/>
+      </w:pPr>
+      <w:r>
+        <w:t xml:space="preserve">A complete authentication and authorization workflow was implemented into this project as well. Users </w:t>
+      </w:r>
+      <w:proofErr w:type="gramStart"/>
+      <w:r>
+        <w:t>are able to</w:t>
+      </w:r>
+      <w:proofErr w:type="gramEnd"/>
+      <w:r>
+        <w:t xml:space="preserve"> register, log in securely and access protected areas of the system through JSON Web Token authentication. Similar approach was also introduced for administrators. </w:t>
+      </w:r>
+    </w:p>
+    <w:p>
+      <w:pPr>
+        <w:jc w:val="both"/>
+      </w:pPr>
+      <w:r>
+        <w:t xml:space="preserve">A real-time messaging feature was </w:t>
+      </w:r>
+      <w:r>
+        <w:t>implemented</w:t>
+      </w:r>
+      <w:r>
+        <w:t xml:space="preserve"> into the project </w:t>
+      </w:r>
+      <w:r>
+        <w:t>successfully</w:t>
+      </w:r>
+      <w:r>
+        <w:t xml:space="preserve">. Users </w:t>
+      </w:r>
+      <w:r>
+        <w:t>can</w:t>
+      </w:r>
+      <w:r>
+        <w:t xml:space="preserve"> send messages to their friends </w:t>
+      </w:r>
+      <w:r>
+        <w:t xml:space="preserve">instantly </w:t>
+      </w:r>
+      <w:r>
+        <w:t>with the help of</w:t>
+      </w:r>
+      <w:r>
+        <w:t xml:space="preserve"> Socket.io </w:t>
+      </w:r>
+      <w:r>
+        <w:t>while the content being</w:t>
+      </w:r>
+      <w:r>
+        <w:t xml:space="preserve"> stored in MongoDB. </w:t>
+      </w:r>
+    </w:p>
+    <w:p>
+      <w:pPr>
+        <w:jc w:val="both"/>
+      </w:pPr>
+      <w:r>
+        <w:t>The meeting and scheduling functionalities were also completed. Users can create and manage sessions using date and time</w:t>
+      </w:r>
+      <w:r>
+        <w:t>, points allocation</w:t>
+      </w:r>
+      <w:r>
+        <w:t>. Notifications connected to this feature were developed so that users could receive updates relating to new activity and follow-up actions such as rating sessions.</w:t>
+      </w:r>
+    </w:p>
+    <w:p>
+      <w:pPr>
+        <w:jc w:val="both"/>
+      </w:pPr>
+      <w:r>
+        <w:t xml:space="preserve">The project also achieved the implementation of rating and points system. Users </w:t>
+      </w:r>
+      <w:proofErr w:type="gramStart"/>
+      <w:r>
+        <w:t>are able to</w:t>
+      </w:r>
+      <w:proofErr w:type="gramEnd"/>
+      <w:r>
+        <w:t xml:space="preserve"> </w:t>
+      </w:r>
+      <w:r>
+        <w:t>rate</w:t>
+      </w:r>
+      <w:r>
+        <w:t xml:space="preserve"> sessions and </w:t>
+      </w:r>
+      <w:r>
+        <w:t xml:space="preserve">receive </w:t>
+      </w:r>
+      <w:r>
+        <w:t xml:space="preserve">points after each successful </w:t>
+      </w:r>
+      <w:r>
+        <w:t>meeting</w:t>
+      </w:r>
+      <w:r>
+        <w:t>. Thi</w:t>
+      </w:r>
+      <w:r>
+        <w:t>s approach introduced a gamification element into the project</w:t>
+      </w:r>
+      <w:r>
+        <w:t xml:space="preserve"> which encourages students to create more sessions through the system while collecting points and topping up their balance account</w:t>
+      </w:r>
+      <w:r>
+        <w:t xml:space="preserve">. </w:t>
+      </w:r>
+    </w:p>
+    <w:p>
+      <w:pPr>
+        <w:jc w:val="both"/>
+      </w:pPr>
+      <w:r>
+        <w:t xml:space="preserve">Administration features were also </w:t>
+      </w:r>
+      <w:r>
+        <w:t>integrated</w:t>
+      </w:r>
+      <w:r>
+        <w:t xml:space="preserve"> in</w:t>
+      </w:r>
+      <w:r>
+        <w:t>to</w:t>
+      </w:r>
+      <w:r>
+        <w:t xml:space="preserve"> the platform. </w:t>
+      </w:r>
+      <w:r>
+        <w:t>Moderators</w:t>
+      </w:r>
+      <w:r>
+        <w:t xml:space="preserve"> are provided with access to monitor user activity and content allowing inappropriate material to be </w:t>
+      </w:r>
+      <w:r>
+        <w:t>reviewed and managed accordingly</w:t>
+      </w:r>
+      <w:r>
+        <w:t>.</w:t>
+      </w:r>
+    </w:p>
+    <w:p>
+      <w:pPr>
+        <w:jc w:val="both"/>
+      </w:pPr>
+      <w:r>
+        <w:t xml:space="preserve">To conclude, the project achieved a </w:t>
+      </w:r>
+      <w:r>
+        <w:t xml:space="preserve">fully </w:t>
+      </w:r>
+      <w:r>
+        <w:t xml:space="preserve">functional system that meets all main goals and provides a working basis for future development.  </w:t>
+      </w:r>
+    </w:p>
+    <w:p/>
+    <w:p>
+      <w:pPr>
+        <w:pStyle w:val="Heading2"/>
+        <w:numPr>
+          <w:ilvl w:val="1"/>
+          <w:numId w:val="48"/>
+        </w:numPr>
+        <w:spacing w:line="276" w:lineRule="auto"/>
+        <w:rPr>
+          <w:rFonts w:ascii="Times New Roman" w:hAnsi="Times New Roman" w:cs="Times New Roman"/>
+          <w:b/>
+          <w:bCs/>
+        </w:rPr>
+      </w:pPr>
+      <w:bookmarkStart w:id="30" w:name="_Toc224083733"/>
+      <w:r>
+        <w:rPr>
+          <w:rFonts w:ascii="Times New Roman" w:hAnsi="Times New Roman" w:cs="Times New Roman"/>
+          <w:b/>
+          <w:bCs/>
+          <w:color w:val="000000" w:themeColor="text1"/>
+        </w:rPr>
+        <w:t>What was not achieved</w:t>
+      </w:r>
+      <w:bookmarkEnd w:id="30"/>
+    </w:p>
+    <w:p>
+      <w:r>
+        <w:t xml:space="preserve">While the project achieved implementing all functionalities that provide users to achieve their academic goals, however, there are </w:t>
+      </w:r>
+      <w:r>
+        <w:t xml:space="preserve">some features that were not implemented but could significantly boost the overall experience of using the platform. Those features can be considered for future work. </w:t>
+      </w:r>
+      <w:r>
+        <w:br/>
+        <w:t xml:space="preserve">One limitation of the final product is that deployment was not completed to full production scale with a polished environment equivalent to a commercial software level. The application architecture supports deployment, but the main emphasis of the project remained on </w:t>
+      </w:r>
+      <w:r>
+        <w:t>the</w:t>
+      </w:r>
+      <w:r>
+        <w:t xml:space="preserve"> </w:t>
+      </w:r>
+      <w:proofErr w:type="gramStart"/>
+      <w:r>
+        <w:t>functionalit</w:t>
+      </w:r>
+      <w:r>
+        <w:t>ies</w:t>
+      </w:r>
+      <w:proofErr w:type="gramEnd"/>
+      <w:r>
+        <w:t xml:space="preserve"> integration</w:t>
+      </w:r>
+      <w:r>
+        <w:t xml:space="preserve"> part</w:t>
+      </w:r>
+      <w:r>
+        <w:t>.</w:t>
+      </w:r>
+    </w:p>
+    <w:p>
+      <w:pPr>
+        <w:jc w:val="both"/>
+      </w:pPr>
+      <w:r>
+        <w:t xml:space="preserve">In addition, there are areas of the user experience that could also be </w:t>
+      </w:r>
+      <w:r>
+        <w:t>improved</w:t>
+      </w:r>
+      <w:r>
+        <w:t>. Certain workflows could be refined with more advanced interface improvements making the product visually looking equivalent to its major competitors that already exist in the market. This would improve usability and reduce friction for students.</w:t>
+      </w:r>
+    </w:p>
+    <w:p>
+      <w:pPr>
+        <w:jc w:val="both"/>
+      </w:pPr>
+      <w:r>
+        <w:t>The administration features were implemented providing only basic control over the system. The features could be extended further with more advanced moderation dashboards, analytics and more control tools.</w:t>
+      </w:r>
+    </w:p>
+    <w:p>
+      <w:pPr>
+        <w:jc w:val="both"/>
+      </w:pPr>
+      <w:r>
+        <w:t>Finally, t</w:t>
+      </w:r>
+      <w:r>
+        <w:t xml:space="preserve">he points and rating systems were completed functionally, but they could be supported with the aid of intervening Peer Mentoring Group into the project to bring the gamification part to </w:t>
+      </w:r>
+      <w:r>
+        <w:lastRenderedPageBreak/>
+        <w:t>a completely new level. Future implementations could include exchanging points for free student lunches or special awards for volunteering work, recommendation logic based on user behavior.</w:t>
+      </w:r>
+    </w:p>
+    <w:p/>
+    <w:p>
+      <w:pPr>
+        <w:pStyle w:val="Heading2"/>
+        <w:numPr>
+          <w:ilvl w:val="1"/>
+          <w:numId w:val="48"/>
+        </w:numPr>
+        <w:rPr>
+          <w:rFonts w:ascii="Times New Roman" w:hAnsi="Times New Roman" w:cs="Times New Roman"/>
+          <w:b/>
+          <w:bCs/>
+          <w:color w:val="000000" w:themeColor="text1"/>
+        </w:rPr>
+      </w:pPr>
+      <w:bookmarkStart w:id="31" w:name="_Toc224083734"/>
+      <w:r>
+        <w:rPr>
+          <w:rFonts w:ascii="Times New Roman" w:hAnsi="Times New Roman" w:cs="Times New Roman"/>
+          <w:b/>
+          <w:bCs/>
+          <w:color w:val="000000" w:themeColor="text1"/>
+        </w:rPr>
+        <w:t xml:space="preserve">What was </w:t>
+      </w:r>
+      <w:r>
+        <w:rPr>
+          <w:rFonts w:ascii="Times New Roman" w:hAnsi="Times New Roman" w:cs="Times New Roman"/>
+          <w:b/>
+          <w:bCs/>
+          <w:color w:val="000000" w:themeColor="text1"/>
+        </w:rPr>
+        <w:t>L</w:t>
+      </w:r>
+      <w:r>
+        <w:rPr>
+          <w:rFonts w:ascii="Times New Roman" w:hAnsi="Times New Roman" w:cs="Times New Roman"/>
+          <w:b/>
+          <w:bCs/>
+          <w:color w:val="000000" w:themeColor="text1"/>
+        </w:rPr>
+        <w:t>earned</w:t>
+      </w:r>
+      <w:bookmarkEnd w:id="31"/>
+    </w:p>
+    <w:p>
+      <w:pPr>
+        <w:jc w:val="both"/>
+      </w:pPr>
+      <w:r>
+        <w:t>There were</w:t>
+      </w:r>
+      <w:r>
+        <w:t xml:space="preserve"> </w:t>
+      </w:r>
+      <w:r>
+        <w:t>numerous points</w:t>
+      </w:r>
+      <w:r>
+        <w:t xml:space="preserve"> during the project </w:t>
+      </w:r>
+      <w:r>
+        <w:t>at which</w:t>
+      </w:r>
+      <w:r>
+        <w:t xml:space="preserve"> the learning </w:t>
+      </w:r>
+      <w:r>
+        <w:t>process</w:t>
+      </w:r>
+      <w:r>
+        <w:t xml:space="preserve"> outweighed the </w:t>
+      </w:r>
+      <w:r>
+        <w:t xml:space="preserve">immediate </w:t>
+      </w:r>
+      <w:r>
+        <w:t>results</w:t>
+      </w:r>
+      <w:r>
+        <w:t xml:space="preserve">, as </w:t>
+      </w:r>
+      <w:r>
+        <w:t xml:space="preserve">building a complete software system requires more than </w:t>
+      </w:r>
+      <w:r>
+        <w:t xml:space="preserve">the </w:t>
+      </w:r>
+      <w:r>
+        <w:t>implementation</w:t>
+      </w:r>
+      <w:r>
+        <w:t xml:space="preserve"> of</w:t>
+      </w:r>
+      <w:r>
+        <w:t xml:space="preserve"> isolated features. The most </w:t>
+      </w:r>
+      <w:r>
+        <w:t>challenging</w:t>
+      </w:r>
+      <w:r>
+        <w:t xml:space="preserve"> part of the project was ensuring that all parts of the application worked together well across all layers</w:t>
+      </w:r>
+      <w:r>
+        <w:t>,</w:t>
+      </w:r>
+      <w:r>
+        <w:t xml:space="preserve"> including frontend, backend, database, authentication and real-time communication. </w:t>
+      </w:r>
+    </w:p>
+    <w:p>
+      <w:r>
+        <w:t xml:space="preserve">The project </w:t>
+      </w:r>
+      <w:r>
+        <w:t>substantially</w:t>
+      </w:r>
+      <w:r>
+        <w:t xml:space="preserve"> </w:t>
+      </w:r>
+      <w:r>
+        <w:t>improved the practical understanding of full-stack development</w:t>
+      </w:r>
+      <w:r>
+        <w:t xml:space="preserve"> process</w:t>
+      </w:r>
+      <w:r>
+        <w:t xml:space="preserve">. </w:t>
+      </w:r>
+      <w:r>
+        <w:t>Building</w:t>
+      </w:r>
+      <w:r>
+        <w:t xml:space="preserve"> REST APIs, securing routes </w:t>
+      </w:r>
+      <w:r>
+        <w:t>through</w:t>
+      </w:r>
+      <w:r>
+        <w:t xml:space="preserve"> JSON Web Token middleware, managing React state and designing MongoDB </w:t>
+      </w:r>
+      <w:r>
+        <w:t>schemas</w:t>
+      </w:r>
+      <w:r>
+        <w:t xml:space="preserve"> all complemented to </w:t>
+      </w:r>
+      <w:r>
+        <w:t>a deeper</w:t>
+      </w:r>
+      <w:r>
+        <w:t xml:space="preserve"> understanding of how full-stack applications </w:t>
+      </w:r>
+      <w:r>
+        <w:t>function in practice</w:t>
+      </w:r>
+      <w:r>
+        <w:t>.</w:t>
+      </w:r>
+      <w:r>
+        <w:br/>
+        <w:t xml:space="preserve">Another </w:t>
+      </w:r>
+      <w:r>
+        <w:t>significant</w:t>
+      </w:r>
+      <w:r>
+        <w:t xml:space="preserve"> lesson was the </w:t>
+      </w:r>
+      <w:r>
+        <w:t>importance</w:t>
+      </w:r>
+      <w:r>
+        <w:t xml:space="preserve"> of validation. There were points during the development stage when it became clear that client-side testing was </w:t>
+      </w:r>
+      <w:r>
+        <w:t>in</w:t>
+      </w:r>
+      <w:r>
+        <w:t xml:space="preserve">sufficient. </w:t>
+      </w:r>
+      <w:r>
+        <w:t>As a result, a</w:t>
+      </w:r>
+      <w:r>
+        <w:t>uthentication and meeting completion</w:t>
+      </w:r>
+      <w:r>
+        <w:t xml:space="preserve"> logic</w:t>
+      </w:r>
+      <w:r>
+        <w:t xml:space="preserve"> were enforced on the server side to provide users with reliability and security.</w:t>
+      </w:r>
+    </w:p>
+    <w:p>
+      <w:pPr>
+        <w:jc w:val="both"/>
+      </w:pPr>
+      <w:r>
+        <w:t xml:space="preserve">Finally, the importance of </w:t>
+      </w:r>
+      <w:r>
+        <w:t xml:space="preserve">a </w:t>
+      </w:r>
+      <w:r>
+        <w:t xml:space="preserve">clear separation of concerns was also </w:t>
+      </w:r>
+      <w:r>
+        <w:t xml:space="preserve">highly </w:t>
+      </w:r>
+      <w:r>
+        <w:t xml:space="preserve">valued during the project development. The system became </w:t>
+      </w:r>
+      <w:r>
+        <w:t xml:space="preserve">noticeably </w:t>
+      </w:r>
+      <w:r>
+        <w:t xml:space="preserve">easier to debug </w:t>
+      </w:r>
+      <w:r>
+        <w:t xml:space="preserve">and extend </w:t>
+      </w:r>
+      <w:r>
+        <w:t xml:space="preserve">once authentication logic, business logic and database access </w:t>
+      </w:r>
+      <w:r>
+        <w:t xml:space="preserve">were properly </w:t>
+      </w:r>
+      <w:r>
+        <w:t xml:space="preserve">separated. </w:t>
+      </w:r>
+    </w:p>
+    <w:p>
+      <w:pPr>
+        <w:jc w:val="both"/>
       </w:pPr>
     </w:p>
     <w:p>
@@ -4838,7 +6706,7 @@
           <w:ilvl w:val="1"/>
           <w:numId w:val="48"/>
         </w:numPr>
-        <w:spacing w:before="0" w:after="0" w:line="276" w:lineRule="auto"/>
+        <w:spacing w:line="276" w:lineRule="auto"/>
         <w:rPr>
           <w:rFonts w:ascii="Times New Roman" w:hAnsi="Times New Roman" w:cs="Times New Roman"/>
           <w:b/>
@@ -4848,6 +6716,7 @@
           <w:szCs w:val="32"/>
         </w:rPr>
       </w:pPr>
+      <w:bookmarkStart w:id="32" w:name="_Toc224083735"/>
       <w:r>
         <w:rPr>
           <w:rFonts w:ascii="Times New Roman" w:hAnsi="Times New Roman" w:cs="Times New Roman"/>
@@ -4857,8 +6726,19 @@
           <w:sz w:val="32"/>
           <w:szCs w:val="32"/>
         </w:rPr>
-        <w:lastRenderedPageBreak/>
-        <w:t>What was achieved</w:t>
+        <w:t>What would be done differently</w:t>
+      </w:r>
+      <w:bookmarkEnd w:id="32"/>
+      <w:r>
+        <w:rPr>
+          <w:rFonts w:ascii="Times New Roman" w:hAnsi="Times New Roman" w:cs="Times New Roman"/>
+          <w:b/>
+          <w:bCs/>
+          <w:color w:val="000000" w:themeColor="text1"/>
+          <w:sz w:val="32"/>
+          <w:szCs w:val="32"/>
+        </w:rPr>
+        <w:t xml:space="preserve"> </w:t>
       </w:r>
     </w:p>
     <w:p>
@@ -4866,209 +6746,59 @@
         <w:jc w:val="both"/>
       </w:pPr>
       <w:r>
-        <w:t xml:space="preserve">Peer Tutoring Platform achieved </w:t>
-      </w:r>
-      <w:r>
-        <w:t>all</w:t>
-      </w:r>
-      <w:r>
-        <w:t xml:space="preserve"> core objectives that were defined for this project. A working full-stack application was created using MERN stack with support for live communication through Socket.io. The platform provides several features for students </w:t>
-      </w:r>
-      <w:r>
-        <w:t>such as</w:t>
-      </w:r>
-      <w:r>
-        <w:t xml:space="preserve"> seeking academic assistance, communicating with peers, scheduling tutoring sessions, gamification. </w:t>
+        <w:t>There are several parts of the development process that could be approached differently. While the final system achieved the core goals, the development process demonstrated that there are some problems that could have been reduced through better planning and earlier technical decisions.</w:t>
       </w:r>
     </w:p>
     <w:p>
       <w:pPr>
         <w:jc w:val="both"/>
       </w:pPr>
+      <w:r>
+        <w:t xml:space="preserve">Firstly, the definition of the database schema and API response structures earlier in the project could significantly simplify and improve the development stage. There were integrations issues faced during development </w:t>
+      </w:r>
+      <w:proofErr w:type="gramStart"/>
+      <w:r>
+        <w:t>due to the fact that</w:t>
+      </w:r>
+      <w:proofErr w:type="gramEnd"/>
+      <w:r>
+        <w:t xml:space="preserve"> the layers such as frontend, backend and database were not always fully aligned from the beginning. If the project was restarted, then more time would be wisely spent designing the data relationships and standardizing response formats before implementation.</w:t>
+      </w:r>
     </w:p>
     <w:p>
       <w:pPr>
         <w:jc w:val="both"/>
       </w:pPr>
       <w:r>
-        <w:t xml:space="preserve">A complete authentication and authorization workflow was implemented into this project as well. Users </w:t>
-      </w:r>
-      <w:proofErr w:type="gramStart"/>
-      <w:r>
-        <w:t>are able to</w:t>
-      </w:r>
-      <w:proofErr w:type="gramEnd"/>
-      <w:r>
-        <w:t xml:space="preserve"> register, log in securely and access protected areas of the system through JSON Web Token authentication. Similar approach was also introduced for administrators. </w:t>
+        <w:t>Secondly, introduction of a more formal testing strategy would boost the experience as well. In practice, much of the debugging happened during integration of the features rather than through planned testing from the start. Test cases for authentication, meetings, ratings and messaging would be prepared earlier and used continuously throughout development.</w:t>
       </w:r>
     </w:p>
     <w:p>
       <w:pPr>
         <w:jc w:val="both"/>
       </w:pPr>
+      <w:r>
+        <w:t xml:space="preserve">In addition, frontend planning would also show improvement during all stages. There are screens and workflows that were adjusted several times during implementation stage. Crafting more complete </w:t>
+      </w:r>
+      <w:r>
+        <w:rPr>
+          <w:highlight w:val="yellow"/>
+        </w:rPr>
+        <w:t>UI</w:t>
+      </w:r>
+      <w:r>
+        <w:t xml:space="preserve"> sketches and navigation flows earlier would make the frontend modules more consistent that could reduce redesigning the layer.</w:t>
+      </w:r>
     </w:p>
     <w:p>
       <w:pPr>
         <w:jc w:val="both"/>
       </w:pPr>
       <w:r>
-        <w:t xml:space="preserve">A real-time messaging feature was </w:t>
-      </w:r>
-      <w:r>
-        <w:t>implemented</w:t>
-      </w:r>
-      <w:r>
-        <w:t xml:space="preserve"> into the project </w:t>
-      </w:r>
-      <w:r>
-        <w:t>successfully</w:t>
-      </w:r>
-      <w:r>
-        <w:t xml:space="preserve">. Users </w:t>
-      </w:r>
-      <w:r>
-        <w:t>can</w:t>
-      </w:r>
-      <w:r>
-        <w:t xml:space="preserve"> send messages to their friends </w:t>
-      </w:r>
-      <w:r>
-        <w:t xml:space="preserve">instantly </w:t>
-      </w:r>
-      <w:r>
-        <w:t>with the help of</w:t>
-      </w:r>
-      <w:r>
-        <w:t xml:space="preserve"> Socket.io </w:t>
-      </w:r>
-      <w:r>
-        <w:t>while the content being</w:t>
-      </w:r>
-      <w:r>
-        <w:t xml:space="preserve"> stored in MongoDB. </w:t>
-      </w:r>
-    </w:p>
-    <w:p>
-      <w:pPr>
-        <w:jc w:val="both"/>
-      </w:pPr>
-    </w:p>
-    <w:p>
-      <w:pPr>
-        <w:jc w:val="both"/>
-      </w:pPr>
-      <w:r>
-        <w:t>The meeting and scheduling functionalities were also completed. Users can create and manage sessions using date and time</w:t>
-      </w:r>
-      <w:r>
-        <w:t>, points allocation</w:t>
-      </w:r>
-      <w:r>
-        <w:t>. Notifications connected to this feature were developed so that users could receive updates relating to new activity and follow-up actions such as rating sessions.</w:t>
-      </w:r>
-    </w:p>
-    <w:p>
-      <w:pPr>
-        <w:jc w:val="both"/>
-      </w:pPr>
-    </w:p>
-    <w:p>
-      <w:pPr>
-        <w:jc w:val="both"/>
-      </w:pPr>
-      <w:r>
-        <w:t xml:space="preserve">The project also achieved the implementation of rating and points system. Users </w:t>
-      </w:r>
-      <w:proofErr w:type="gramStart"/>
-      <w:r>
-        <w:t>are able to</w:t>
-      </w:r>
-      <w:proofErr w:type="gramEnd"/>
-      <w:r>
-        <w:t xml:space="preserve"> </w:t>
-      </w:r>
-      <w:r>
-        <w:t>rate</w:t>
-      </w:r>
-      <w:r>
-        <w:t xml:space="preserve"> sessions and </w:t>
-      </w:r>
-      <w:r>
-        <w:t xml:space="preserve">receive </w:t>
-      </w:r>
-      <w:r>
-        <w:t xml:space="preserve">points after each successful </w:t>
-      </w:r>
-      <w:r>
-        <w:t>meeting</w:t>
-      </w:r>
-      <w:r>
-        <w:t>. Thi</w:t>
-      </w:r>
-      <w:r>
-        <w:t>s approach introduced a gamification element into the project</w:t>
-      </w:r>
-      <w:r>
-        <w:t xml:space="preserve"> which encourages students to create more sessions through the system while collecting points and topping up their balance account</w:t>
-      </w:r>
-      <w:r>
-        <w:t xml:space="preserve">. </w:t>
-      </w:r>
-    </w:p>
-    <w:p>
-      <w:pPr>
-        <w:jc w:val="both"/>
-      </w:pPr>
-    </w:p>
-    <w:p>
-      <w:pPr>
-        <w:jc w:val="both"/>
-      </w:pPr>
-      <w:r>
-        <w:t xml:space="preserve">Administration features were also </w:t>
-      </w:r>
-      <w:r>
-        <w:t>integrated</w:t>
-      </w:r>
-      <w:r>
-        <w:t xml:space="preserve"> in</w:t>
-      </w:r>
-      <w:r>
-        <w:t>to</w:t>
-      </w:r>
-      <w:r>
-        <w:t xml:space="preserve"> the platform. </w:t>
-      </w:r>
-      <w:r>
-        <w:t>Moderators</w:t>
-      </w:r>
-      <w:r>
-        <w:t xml:space="preserve"> are provided with access to monitor user activity and content allowing inappropriate material to be </w:t>
-      </w:r>
-      <w:r>
-        <w:t>reviewed and managed accordingly</w:t>
-      </w:r>
-      <w:r>
-        <w:t>.</w:t>
-      </w:r>
-    </w:p>
-    <w:p>
-      <w:pPr>
-        <w:jc w:val="both"/>
-      </w:pPr>
-    </w:p>
-    <w:p>
-      <w:pPr>
-        <w:jc w:val="both"/>
-      </w:pPr>
-      <w:r>
-        <w:t xml:space="preserve">To conclude, the project achieved a </w:t>
-      </w:r>
-      <w:r>
-        <w:t xml:space="preserve">fully </w:t>
-      </w:r>
-      <w:r>
-        <w:t xml:space="preserve">functional system that meets all main goals and provides a working basis for future development.  </w:t>
+        <w:t xml:space="preserve">Finally, a greater emphasis on smaller iterative releases would be placed if there was a chance. </w:t>
+      </w:r>
+      <w:r>
+        <w:t>There are features that became complex due to its nature of implementing multiple concerns at the same time. A more incremental approach such that where each module is completed, tested, stabilized before extension would make the development process smoother.</w:t>
       </w:r>
     </w:p>
     <w:p/>
@@ -5079,56 +6809,58 @@
           <w:ilvl w:val="1"/>
           <w:numId w:val="48"/>
         </w:numPr>
-        <w:spacing w:line="276" w:lineRule="auto"/>
-        <w:rPr>
-          <w:rFonts w:ascii="Times New Roman" w:hAnsi="Times New Roman" w:cs="Times New Roman"/>
-          <w:b/>
-          <w:bCs/>
-        </w:rPr>
-      </w:pPr>
-      <w:r>
         <w:rPr>
           <w:rFonts w:ascii="Times New Roman" w:hAnsi="Times New Roman" w:cs="Times New Roman"/>
           <w:b/>
           <w:bCs/>
           <w:color w:val="000000" w:themeColor="text1"/>
         </w:rPr>
-        <w:t>What was not achieved</w:t>
-      </w:r>
+      </w:pPr>
+      <w:bookmarkStart w:id="33" w:name="_Toc224083736"/>
+      <w:r>
+        <w:rPr>
+          <w:rFonts w:ascii="Times New Roman" w:hAnsi="Times New Roman" w:cs="Times New Roman"/>
+          <w:b/>
+          <w:bCs/>
+          <w:color w:val="000000" w:themeColor="text1"/>
+        </w:rPr>
+        <w:t>Differences from earlier design</w:t>
+      </w:r>
+      <w:bookmarkEnd w:id="33"/>
     </w:p>
     <w:p>
       <w:r>
-        <w:t xml:space="preserve">While the project achieved implementing all functionalities that provide users to achieve their academic goals, however, there are </w:t>
-      </w:r>
-      <w:r>
-        <w:t xml:space="preserve">some features that were not implemented but could significantly boost the overall experience of using the platform. Those features can be considered for future work. </w:t>
+        <w:t>The intended design of Peer Tutoring Platform was more straightforward than the final implemented solution during the early stages of the project. As time went by, several design decisions were reviewed in response to integration difficulties.</w:t>
       </w:r>
       <w:r>
         <w:br/>
-        <w:t xml:space="preserve">One limitation of the final product is that deployment was not completed to full production scale with a polished environment equivalent to a commercial software level. The application architecture supports deployment, but the main emphasis of the project remained on </w:t>
-      </w:r>
-      <w:r>
-        <w:t>the</w:t>
+        <w:t xml:space="preserve">To start with, handling of real-time communication was noticeably different compared to the initial plan. Messaging and notifications were planned as simple request-response features handled only through standard </w:t>
+      </w:r>
+      <w:r>
+        <w:rPr>
+          <w:highlight w:val="yellow"/>
+        </w:rPr>
+        <w:t>API</w:t>
       </w:r>
       <w:r>
         <w:t xml:space="preserve"> </w:t>
       </w:r>
       <w:proofErr w:type="gramStart"/>
       <w:r>
-        <w:t>functionalit</w:t>
-      </w:r>
-      <w:r>
-        <w:t>ies</w:t>
+        <w:t>calls,</w:t>
       </w:r>
       <w:proofErr w:type="gramEnd"/>
       <w:r>
-        <w:t xml:space="preserve"> integration</w:t>
-      </w:r>
-      <w:r>
-        <w:t xml:space="preserve"> part</w:t>
-      </w:r>
-      <w:r>
-        <w:t>.</w:t>
+        <w:t xml:space="preserve"> however, the approach was not suitable for instant peer interaction. As a result, the design was chosen to be extended to include Socket.io and WebSocket </w:t>
+      </w:r>
+      <w:r>
+        <w:rPr>
+          <w:highlight w:val="yellow"/>
+        </w:rPr>
+        <w:t>frameworks</w:t>
+      </w:r>
+      <w:r>
+        <w:t>. This improved the communication layer of the final product and introduced a more responsive user experience compared to the original design.</w:t>
       </w:r>
     </w:p>
     <w:p>
@@ -5136,13 +6868,20 @@
         <w:jc w:val="both"/>
       </w:pPr>
       <w:r>
-        <w:t xml:space="preserve">In addition, there are areas of the user experience that could also be </w:t>
-      </w:r>
-      <w:r>
-        <w:t>improved</w:t>
-      </w:r>
-      <w:r>
-        <w:t>. Certain workflows could be refined with more advanced interface improvements making the product visually looking equivalent to its major competitors that already exist in the market. This would improve usability and reduce friction for students.</w:t>
+        <w:t xml:space="preserve">Another change concerned the rating and points </w:t>
+      </w:r>
+      <w:r>
+        <w:t>logic</w:t>
+      </w:r>
+      <w:r>
+        <w:t xml:space="preserve"> during this project. Compared to its original design, ratings were mainly planned to act as simple feedback after a tutoring session. During implementation stage, the feature was expanded into a broader gamification algorithm in w</w:t>
+      </w:r>
+      <w:r>
+        <w:t>hich ratings impact on the calculation of the points given to users after each successful session completion. The change made the rating feature more central to the overall system design.</w:t>
+      </w:r>
+      <w:r>
+        <w:br/>
+        <w:t>The administration module was altered compared to the plan at the beginning of the project. At first, it was intended to have administration serving for basic user oversight. It became clear as development continued that moderation of posts, messages and reported content would be more important for a university-focused platform to align with regulations.</w:t>
       </w:r>
     </w:p>
     <w:p>
@@ -5150,8 +6889,29 @@
         <w:jc w:val="both"/>
       </w:pPr>
       <w:r>
-        <w:lastRenderedPageBreak/>
-        <w:t>The administration features were implemented providing only basic control over the system. The features could be extended further with more advanced moderation dashboards, analytics and more control tools.</w:t>
+        <w:t xml:space="preserve">There were slight changes in the structure of a few </w:t>
+      </w:r>
+      <w:proofErr w:type="gramStart"/>
+      <w:r>
+        <w:t>number</w:t>
+      </w:r>
+      <w:proofErr w:type="gramEnd"/>
+      <w:r>
+        <w:t xml:space="preserve"> of backend modules. It was designed initially to treat features as independent functions, however, the implementation showed that closer relationships existed between posts, meetings, notifications, ratings and user profiles. </w:t>
+      </w:r>
+      <w:r>
+        <w:t>Consequently</w:t>
+      </w:r>
+      <w:r>
+        <w:t xml:space="preserve">, a more connected backed design than originally expected with stronger validation logic and more carefully linked database collections was implemented </w:t>
+      </w:r>
+      <w:proofErr w:type="gramStart"/>
+      <w:r>
+        <w:t>later on</w:t>
+      </w:r>
+      <w:proofErr w:type="gramEnd"/>
+      <w:r>
+        <w:t>.</w:t>
       </w:r>
     </w:p>
     <w:p>
@@ -5159,16 +6919,32 @@
         <w:jc w:val="both"/>
       </w:pPr>
       <w:r>
-        <w:t>Finally, t</w:t>
-      </w:r>
-      <w:r>
-        <w:t>he points and rating systems were completed functionally, but they could be supported with the aid of intervening Peer Mentoring Group into the project to bring the gamification part to a completely new level. Future implementations could include exchanging points for free student lunches or special awards for volunteering work, recommendation logic based on user behavior.</w:t>
+        <w:t xml:space="preserve">To conclude, the final implemented solution remained aligned with the original goal of supporting peer tutoring through a platform, however, the detailed design evolved significantly during the development process. The changes resulted in experiencing less </w:t>
+      </w:r>
+      <w:r>
+        <w:t xml:space="preserve">bugs during development, </w:t>
+      </w:r>
+      <w:r>
+        <w:t xml:space="preserve">improved </w:t>
+      </w:r>
+      <w:r>
+        <w:rPr>
+          <w:highlight w:val="yellow"/>
+        </w:rPr>
+        <w:t>UX</w:t>
+      </w:r>
+      <w:r>
+        <w:t xml:space="preserve"> of the final product and reflected a more realistic understanding of how the platform operates in practice. </w:t>
       </w:r>
     </w:p>
-    <w:p/>
     <w:p>
       <w:pPr>
-        <w:pStyle w:val="Heading2"/>
+        <w:jc w:val="both"/>
+      </w:pPr>
+    </w:p>
+    <w:p>
+      <w:pPr>
+        <w:pStyle w:val="Heading1"/>
         <w:numPr>
           <w:ilvl w:val="1"/>
           <w:numId w:val="48"/>
@@ -5178,6 +6954,8 @@
           <w:b/>
           <w:bCs/>
           <w:color w:val="000000" w:themeColor="text1"/>
+          <w:sz w:val="32"/>
+          <w:szCs w:val="32"/>
         </w:rPr>
       </w:pPr>
       <w:r>
@@ -5186,8 +6964,10 @@
           <w:b/>
           <w:bCs/>
           <w:color w:val="000000" w:themeColor="text1"/>
-        </w:rPr>
-        <w:t>What was Learned</w:t>
+          <w:sz w:val="32"/>
+          <w:szCs w:val="32"/>
+        </w:rPr>
+        <w:t>Testing Used to Access Reliability of the Software Product</w:t>
       </w:r>
     </w:p>
     <w:p>
@@ -5195,186 +6975,53 @@
         <w:jc w:val="both"/>
       </w:pPr>
       <w:r>
-        <w:t>There were</w:t>
-      </w:r>
-      <w:r>
-        <w:t xml:space="preserve"> </w:t>
-      </w:r>
-      <w:r>
-        <w:t>numerous points</w:t>
-      </w:r>
-      <w:r>
-        <w:t xml:space="preserve"> during the project </w:t>
-      </w:r>
-      <w:r>
-        <w:t>at which</w:t>
-      </w:r>
-      <w:r>
-        <w:t xml:space="preserve"> the learning </w:t>
-      </w:r>
-      <w:r>
-        <w:t>process</w:t>
-      </w:r>
-      <w:r>
-        <w:t xml:space="preserve"> outweighed the </w:t>
-      </w:r>
-      <w:r>
-        <w:t xml:space="preserve">immediate </w:t>
-      </w:r>
-      <w:r>
-        <w:t>results</w:t>
-      </w:r>
-      <w:r>
-        <w:t xml:space="preserve">, as </w:t>
-      </w:r>
-      <w:r>
-        <w:t xml:space="preserve">building a complete software system requires more than </w:t>
-      </w:r>
-      <w:r>
-        <w:t xml:space="preserve">the </w:t>
-      </w:r>
-      <w:r>
-        <w:t>implementation</w:t>
-      </w:r>
-      <w:r>
-        <w:t xml:space="preserve"> of</w:t>
-      </w:r>
-      <w:r>
-        <w:t xml:space="preserve"> isolated features. The most </w:t>
-      </w:r>
-      <w:r>
-        <w:t>challenging</w:t>
-      </w:r>
-      <w:r>
-        <w:t xml:space="preserve"> part of the project was ensuring that all parts of the application worked together well across all layers</w:t>
-      </w:r>
-      <w:r>
-        <w:t>,</w:t>
-      </w:r>
-      <w:r>
-        <w:t xml:space="preserve"> including frontend, backend, database, authentication and real-time communication. </w:t>
+        <w:t xml:space="preserve">This section reveals the testing approached used to access the reliability of this project. Testing was carried out throughout </w:t>
+      </w:r>
+      <w:r>
+        <w:t>development process to check the correctness of the system behavior under normal usage conditions and that core features remained stable after each integration across the layers such as frontend, backend, database and real-time communication.</w:t>
       </w:r>
     </w:p>
     <w:p>
-      <w:r>
-        <w:t xml:space="preserve">The project </w:t>
-      </w:r>
-      <w:r>
-        <w:t>substantially</w:t>
-      </w:r>
-      <w:r>
-        <w:t xml:space="preserve"> </w:t>
-      </w:r>
-      <w:r>
-        <w:t>improved the practical understanding of full-stack development</w:t>
-      </w:r>
-      <w:r>
-        <w:t xml:space="preserve"> process</w:t>
-      </w:r>
-      <w:r>
-        <w:t xml:space="preserve">. </w:t>
-      </w:r>
-      <w:r>
-        <w:t>Building</w:t>
-      </w:r>
-      <w:r>
-        <w:t xml:space="preserve"> REST APIs, securing routes </w:t>
-      </w:r>
-      <w:r>
-        <w:t>through</w:t>
-      </w:r>
-      <w:r>
-        <w:t xml:space="preserve"> JSON Web Token middleware, managing React state and designing MongoDB </w:t>
-      </w:r>
-      <w:r>
-        <w:t>schemas</w:t>
-      </w:r>
-      <w:r>
-        <w:t xml:space="preserve"> all complemented to </w:t>
-      </w:r>
-      <w:r>
-        <w:t>a deeper</w:t>
-      </w:r>
-      <w:r>
-        <w:t xml:space="preserve"> understanding of how full-stack applications </w:t>
-      </w:r>
-      <w:r>
-        <w:t>function in practice</w:t>
-      </w:r>
-      <w:r>
-        <w:t>.</w:t>
-      </w:r>
-      <w:r>
-        <w:br/>
-        <w:t xml:space="preserve">Another </w:t>
-      </w:r>
-      <w:r>
-        <w:t>significant</w:t>
-      </w:r>
-      <w:r>
-        <w:t xml:space="preserve"> lesson was the </w:t>
-      </w:r>
-      <w:r>
-        <w:t>importance</w:t>
-      </w:r>
-      <w:r>
-        <w:t xml:space="preserve"> of validation. There were points during the development stage when it became clear that client-side testing was </w:t>
-      </w:r>
-      <w:r>
-        <w:t>in</w:t>
-      </w:r>
-      <w:r>
-        <w:t xml:space="preserve">sufficient. </w:t>
-      </w:r>
-      <w:r>
-        <w:t>As a result, a</w:t>
-      </w:r>
-      <w:r>
-        <w:t>uthentication and meeting completion</w:t>
-      </w:r>
-      <w:r>
-        <w:t xml:space="preserve"> logic</w:t>
-      </w:r>
-      <w:r>
-        <w:t xml:space="preserve"> were enforced on the server side to provide users with reliability and security.</w:t>
-      </w:r>
+      <w:pPr>
+        <w:jc w:val="both"/>
+      </w:pPr>
     </w:p>
     <w:p>
       <w:pPr>
+        <w:pStyle w:val="Heading2"/>
+        <w:numPr>
+          <w:ilvl w:val="2"/>
+          <w:numId w:val="48"/>
+        </w:numPr>
+        <w:rPr>
+          <w:rFonts w:ascii="Times New Roman" w:hAnsi="Times New Roman" w:cs="Times New Roman"/>
+          <w:b/>
+          <w:bCs/>
+          <w:color w:val="000000" w:themeColor="text1"/>
+          <w:highlight w:val="yellow"/>
+        </w:rPr>
+      </w:pPr>
+      <w:r>
+        <w:rPr>
+          <w:rFonts w:ascii="Times New Roman" w:hAnsi="Times New Roman" w:cs="Times New Roman"/>
+          <w:b/>
+          <w:bCs/>
+          <w:color w:val="000000" w:themeColor="text1"/>
+          <w:highlight w:val="yellow"/>
+        </w:rPr>
+        <w:t>Functional Testing</w:t>
+      </w:r>
+    </w:p>
+    <w:p>
+      <w:pPr>
         <w:jc w:val="both"/>
       </w:pPr>
       <w:r>
-        <w:t xml:space="preserve">Finally, the importance of </w:t>
-      </w:r>
-      <w:r>
-        <w:t xml:space="preserve">a </w:t>
-      </w:r>
-      <w:r>
-        <w:t xml:space="preserve">clear separation of concerns was also </w:t>
-      </w:r>
-      <w:r>
-        <w:t xml:space="preserve">highly </w:t>
-      </w:r>
-      <w:r>
-        <w:t xml:space="preserve">valued during the project development. The system became </w:t>
-      </w:r>
-      <w:r>
-        <w:t xml:space="preserve">noticeably </w:t>
-      </w:r>
-      <w:r>
-        <w:t xml:space="preserve">easier to debug </w:t>
-      </w:r>
-      <w:r>
-        <w:t xml:space="preserve">and extend </w:t>
-      </w:r>
-      <w:r>
-        <w:t xml:space="preserve">once authentication logic, business logic and database access </w:t>
-      </w:r>
-      <w:r>
-        <w:t xml:space="preserve">were properly </w:t>
-      </w:r>
-      <w:r>
-        <w:t xml:space="preserve">separated. </w:t>
+        <w:t xml:space="preserve">Functional testing was used in this project to confirm that the main features such as user registration and login, profile updates, post creation, commenting, live communication, meeting scheduling, notifications, reporting content and rating/scheduling sessions operated according to the system requirements. Each feature was tested by performing expected user actions and </w:t>
+      </w:r>
+      <w:r>
+        <w:lastRenderedPageBreak/>
+        <w:t>checking that the data stored in the database was correct and displayed in the user interface correctly.</w:t>
       </w:r>
     </w:p>
     <w:p/>
@@ -5386,7 +7033,7 @@
           <w:rFonts w:ascii="Times New Roman" w:hAnsi="Times New Roman" w:cs="Times New Roman"/>
         </w:rPr>
       </w:pPr>
-      <w:bookmarkStart w:id="20" w:name="_Toc223650217"/>
+      <w:bookmarkStart w:id="34" w:name="_Toc224083737"/>
       <w:r>
         <w:rPr>
           <w:rFonts w:ascii="Times New Roman" w:hAnsi="Times New Roman" w:cs="Times New Roman"/>
@@ -5411,7 +7058,7 @@
         </w:rPr>
         <w:t>Reference List</w:t>
       </w:r>
-      <w:bookmarkEnd w:id="20"/>
+      <w:bookmarkEnd w:id="34"/>
     </w:p>
     <w:p/>
     <w:p>
@@ -5582,7 +7229,6 @@
         <w:spacing w:before="0" w:beforeAutospacing="0" w:after="0" w:afterAutospacing="0"/>
       </w:pPr>
       <w:r>
-        <w:lastRenderedPageBreak/>
         <w:t xml:space="preserve">Greenwood, C.R., Carta, J.J. and Hall, R.V. (1988). The use of peer tutoring strategies in classroom management and academic instruction. </w:t>
       </w:r>
       <w:r>
@@ -5808,6 +7454,7 @@
         <w:spacing w:before="0" w:beforeAutospacing="0" w:after="0" w:afterAutospacing="0"/>
       </w:pPr>
       <w:r>
+        <w:lastRenderedPageBreak/>
         <w:t xml:space="preserve">Rizkallah, E.G. and Seitz, V. (2017). Are universities missing a link in dealing with student motivation? An empirical perspective. </w:t>
       </w:r>
       <w:r>
@@ -5948,7 +7595,7 @@
           <w:rFonts w:ascii="Times New Roman" w:hAnsi="Times New Roman" w:cs="Times New Roman"/>
         </w:rPr>
       </w:pPr>
-      <w:bookmarkStart w:id="21" w:name="_Toc223650218"/>
+      <w:bookmarkStart w:id="35" w:name="_Toc224083738"/>
       <w:r>
         <w:rPr>
           <w:rFonts w:ascii="Times New Roman" w:hAnsi="Times New Roman" w:cs="Times New Roman"/>
@@ -5967,7 +7614,7 @@
         </w:rPr>
         <w:t>Appendix</w:t>
       </w:r>
-      <w:bookmarkEnd w:id="21"/>
+      <w:bookmarkEnd w:id="35"/>
     </w:p>
     <w:sdt>
       <w:sdtPr>
@@ -6248,7 +7895,6 @@
             </w:rPr>
           </w:pPr>
           <w:r>
-            <w:lastRenderedPageBreak/>
             <w:fldChar w:fldCharType="end"/>
           </w:r>
         </w:p>
@@ -8998,6 +10644,95 @@
     </w:lvl>
   </w:abstractNum>
   <w:abstractNum w:abstractNumId="23" w15:restartNumberingAfterBreak="0">
+    <w:nsid w:val="1F85596D"/>
+    <w:multiLevelType w:val="hybridMultilevel"/>
+    <w:tmpl w:val="C910E8B4"/>
+    <w:lvl w:ilvl="0" w:tplc="13F2AC58">
+      <w:start w:val="1"/>
+      <w:numFmt w:val="decimal"/>
+      <w:lvlText w:val="%1.4"/>
+      <w:lvlJc w:val="left"/>
+      <w:pPr>
+        <w:ind w:left="720" w:hanging="360"/>
+      </w:pPr>
+      <w:rPr>
+        <w:rFonts w:hint="default"/>
+      </w:rPr>
+    </w:lvl>
+    <w:lvl w:ilvl="1" w:tplc="04090019" w:tentative="1">
+      <w:start w:val="1"/>
+      <w:numFmt w:val="lowerLetter"/>
+      <w:lvlText w:val="%2."/>
+      <w:lvlJc w:val="left"/>
+      <w:pPr>
+        <w:ind w:left="1440" w:hanging="360"/>
+      </w:pPr>
+    </w:lvl>
+    <w:lvl w:ilvl="2" w:tplc="0409001B" w:tentative="1">
+      <w:start w:val="1"/>
+      <w:numFmt w:val="lowerRoman"/>
+      <w:lvlText w:val="%3."/>
+      <w:lvlJc w:val="right"/>
+      <w:pPr>
+        <w:ind w:left="2160" w:hanging="180"/>
+      </w:pPr>
+    </w:lvl>
+    <w:lvl w:ilvl="3" w:tplc="0409000F" w:tentative="1">
+      <w:start w:val="1"/>
+      <w:numFmt w:val="decimal"/>
+      <w:lvlText w:val="%4."/>
+      <w:lvlJc w:val="left"/>
+      <w:pPr>
+        <w:ind w:left="2880" w:hanging="360"/>
+      </w:pPr>
+    </w:lvl>
+    <w:lvl w:ilvl="4" w:tplc="04090019" w:tentative="1">
+      <w:start w:val="1"/>
+      <w:numFmt w:val="lowerLetter"/>
+      <w:lvlText w:val="%5."/>
+      <w:lvlJc w:val="left"/>
+      <w:pPr>
+        <w:ind w:left="3600" w:hanging="360"/>
+      </w:pPr>
+    </w:lvl>
+    <w:lvl w:ilvl="5" w:tplc="0409001B" w:tentative="1">
+      <w:start w:val="1"/>
+      <w:numFmt w:val="lowerRoman"/>
+      <w:lvlText w:val="%6."/>
+      <w:lvlJc w:val="right"/>
+      <w:pPr>
+        <w:ind w:left="4320" w:hanging="180"/>
+      </w:pPr>
+    </w:lvl>
+    <w:lvl w:ilvl="6" w:tplc="0409000F" w:tentative="1">
+      <w:start w:val="1"/>
+      <w:numFmt w:val="decimal"/>
+      <w:lvlText w:val="%7."/>
+      <w:lvlJc w:val="left"/>
+      <w:pPr>
+        <w:ind w:left="5040" w:hanging="360"/>
+      </w:pPr>
+    </w:lvl>
+    <w:lvl w:ilvl="7" w:tplc="04090019" w:tentative="1">
+      <w:start w:val="1"/>
+      <w:numFmt w:val="lowerLetter"/>
+      <w:lvlText w:val="%8."/>
+      <w:lvlJc w:val="left"/>
+      <w:pPr>
+        <w:ind w:left="5760" w:hanging="360"/>
+      </w:pPr>
+    </w:lvl>
+    <w:lvl w:ilvl="8" w:tplc="0409001B" w:tentative="1">
+      <w:start w:val="1"/>
+      <w:numFmt w:val="lowerRoman"/>
+      <w:lvlText w:val="%9."/>
+      <w:lvlJc w:val="right"/>
+      <w:pPr>
+        <w:ind w:left="6480" w:hanging="180"/>
+      </w:pPr>
+    </w:lvl>
+  </w:abstractNum>
+  <w:abstractNum w:abstractNumId="24" w15:restartNumberingAfterBreak="0">
     <w:nsid w:val="1FB64C99"/>
     <w:multiLevelType w:val="hybridMultilevel"/>
     <w:tmpl w:val="8A7AD79A"/>
@@ -9083,7 +10818,7 @@
       </w:pPr>
     </w:lvl>
   </w:abstractNum>
-  <w:abstractNum w:abstractNumId="24" w15:restartNumberingAfterBreak="0">
+  <w:abstractNum w:abstractNumId="25" w15:restartNumberingAfterBreak="0">
     <w:nsid w:val="20BB618F"/>
     <w:multiLevelType w:val="multilevel"/>
     <w:tmpl w:val="DFE02C5E"/>
@@ -9196,7 +10931,7 @@
       </w:rPr>
     </w:lvl>
   </w:abstractNum>
-  <w:abstractNum w:abstractNumId="25" w15:restartNumberingAfterBreak="0">
+  <w:abstractNum w:abstractNumId="26" w15:restartNumberingAfterBreak="0">
     <w:nsid w:val="20C14890"/>
     <w:multiLevelType w:val="hybridMultilevel"/>
     <w:tmpl w:val="1DDAB038"/>
@@ -9285,7 +11020,7 @@
       </w:pPr>
     </w:lvl>
   </w:abstractNum>
-  <w:abstractNum w:abstractNumId="26" w15:restartNumberingAfterBreak="0">
+  <w:abstractNum w:abstractNumId="27" w15:restartNumberingAfterBreak="0">
     <w:nsid w:val="221A7341"/>
     <w:multiLevelType w:val="multilevel"/>
     <w:tmpl w:val="D04A62BC"/>
@@ -9434,7 +11169,96 @@
       </w:rPr>
     </w:lvl>
   </w:abstractNum>
-  <w:abstractNum w:abstractNumId="27" w15:restartNumberingAfterBreak="0">
+  <w:abstractNum w:abstractNumId="28" w15:restartNumberingAfterBreak="0">
+    <w:nsid w:val="27371CEA"/>
+    <w:multiLevelType w:val="hybridMultilevel"/>
+    <w:tmpl w:val="E1086CC2"/>
+    <w:lvl w:ilvl="0" w:tplc="13F2AC58">
+      <w:start w:val="1"/>
+      <w:numFmt w:val="decimal"/>
+      <w:lvlText w:val="%1.4"/>
+      <w:lvlJc w:val="left"/>
+      <w:pPr>
+        <w:ind w:left="720" w:hanging="360"/>
+      </w:pPr>
+      <w:rPr>
+        <w:rFonts w:hint="default"/>
+      </w:rPr>
+    </w:lvl>
+    <w:lvl w:ilvl="1" w:tplc="04090019" w:tentative="1">
+      <w:start w:val="1"/>
+      <w:numFmt w:val="lowerLetter"/>
+      <w:lvlText w:val="%2."/>
+      <w:lvlJc w:val="left"/>
+      <w:pPr>
+        <w:ind w:left="1440" w:hanging="360"/>
+      </w:pPr>
+    </w:lvl>
+    <w:lvl w:ilvl="2" w:tplc="0409001B" w:tentative="1">
+      <w:start w:val="1"/>
+      <w:numFmt w:val="lowerRoman"/>
+      <w:lvlText w:val="%3."/>
+      <w:lvlJc w:val="right"/>
+      <w:pPr>
+        <w:ind w:left="2160" w:hanging="180"/>
+      </w:pPr>
+    </w:lvl>
+    <w:lvl w:ilvl="3" w:tplc="0409000F" w:tentative="1">
+      <w:start w:val="1"/>
+      <w:numFmt w:val="decimal"/>
+      <w:lvlText w:val="%4."/>
+      <w:lvlJc w:val="left"/>
+      <w:pPr>
+        <w:ind w:left="2880" w:hanging="360"/>
+      </w:pPr>
+    </w:lvl>
+    <w:lvl w:ilvl="4" w:tplc="04090019" w:tentative="1">
+      <w:start w:val="1"/>
+      <w:numFmt w:val="lowerLetter"/>
+      <w:lvlText w:val="%5."/>
+      <w:lvlJc w:val="left"/>
+      <w:pPr>
+        <w:ind w:left="3600" w:hanging="360"/>
+      </w:pPr>
+    </w:lvl>
+    <w:lvl w:ilvl="5" w:tplc="0409001B" w:tentative="1">
+      <w:start w:val="1"/>
+      <w:numFmt w:val="lowerRoman"/>
+      <w:lvlText w:val="%6."/>
+      <w:lvlJc w:val="right"/>
+      <w:pPr>
+        <w:ind w:left="4320" w:hanging="180"/>
+      </w:pPr>
+    </w:lvl>
+    <w:lvl w:ilvl="6" w:tplc="0409000F" w:tentative="1">
+      <w:start w:val="1"/>
+      <w:numFmt w:val="decimal"/>
+      <w:lvlText w:val="%7."/>
+      <w:lvlJc w:val="left"/>
+      <w:pPr>
+        <w:ind w:left="5040" w:hanging="360"/>
+      </w:pPr>
+    </w:lvl>
+    <w:lvl w:ilvl="7" w:tplc="04090019" w:tentative="1">
+      <w:start w:val="1"/>
+      <w:numFmt w:val="lowerLetter"/>
+      <w:lvlText w:val="%8."/>
+      <w:lvlJc w:val="left"/>
+      <w:pPr>
+        <w:ind w:left="5760" w:hanging="360"/>
+      </w:pPr>
+    </w:lvl>
+    <w:lvl w:ilvl="8" w:tplc="0409001B" w:tentative="1">
+      <w:start w:val="1"/>
+      <w:numFmt w:val="lowerRoman"/>
+      <w:lvlText w:val="%9."/>
+      <w:lvlJc w:val="right"/>
+      <w:pPr>
+        <w:ind w:left="6480" w:hanging="180"/>
+      </w:pPr>
+    </w:lvl>
+  </w:abstractNum>
+  <w:abstractNum w:abstractNumId="29" w15:restartNumberingAfterBreak="0">
     <w:nsid w:val="29EF6A03"/>
     <w:multiLevelType w:val="multilevel"/>
     <w:tmpl w:val="7D488EEA"/>
@@ -9583,7 +11407,7 @@
       </w:rPr>
     </w:lvl>
   </w:abstractNum>
-  <w:abstractNum w:abstractNumId="28" w15:restartNumberingAfterBreak="0">
+  <w:abstractNum w:abstractNumId="30" w15:restartNumberingAfterBreak="0">
     <w:nsid w:val="2BA469CD"/>
     <w:multiLevelType w:val="hybridMultilevel"/>
     <w:tmpl w:val="51849FF2"/>
@@ -9669,7 +11493,7 @@
       </w:pPr>
     </w:lvl>
   </w:abstractNum>
-  <w:abstractNum w:abstractNumId="29" w15:restartNumberingAfterBreak="0">
+  <w:abstractNum w:abstractNumId="31" w15:restartNumberingAfterBreak="0">
     <w:nsid w:val="2DF677FD"/>
     <w:multiLevelType w:val="hybridMultilevel"/>
     <w:tmpl w:val="F47CBCDA"/>
@@ -9755,7 +11579,7 @@
       </w:pPr>
     </w:lvl>
   </w:abstractNum>
-  <w:abstractNum w:abstractNumId="30" w15:restartNumberingAfterBreak="0">
+  <w:abstractNum w:abstractNumId="32" w15:restartNumberingAfterBreak="0">
     <w:nsid w:val="2E687AE0"/>
     <w:multiLevelType w:val="multilevel"/>
     <w:tmpl w:val="DF6A7F3C"/>
@@ -9901,7 +11725,7 @@
       </w:rPr>
     </w:lvl>
   </w:abstractNum>
-  <w:abstractNum w:abstractNumId="31" w15:restartNumberingAfterBreak="0">
+  <w:abstractNum w:abstractNumId="33" w15:restartNumberingAfterBreak="0">
     <w:nsid w:val="2E6A48B3"/>
     <w:multiLevelType w:val="hybridMultilevel"/>
     <w:tmpl w:val="A072A7C0"/>
@@ -9987,7 +11811,7 @@
       </w:pPr>
     </w:lvl>
   </w:abstractNum>
-  <w:abstractNum w:abstractNumId="32" w15:restartNumberingAfterBreak="0">
+  <w:abstractNum w:abstractNumId="34" w15:restartNumberingAfterBreak="0">
     <w:nsid w:val="2F38432F"/>
     <w:multiLevelType w:val="multilevel"/>
     <w:tmpl w:val="FDFC4E2E"/>
@@ -10133,7 +11957,7 @@
       </w:rPr>
     </w:lvl>
   </w:abstractNum>
-  <w:abstractNum w:abstractNumId="33" w15:restartNumberingAfterBreak="0">
+  <w:abstractNum w:abstractNumId="35" w15:restartNumberingAfterBreak="0">
     <w:nsid w:val="2F825433"/>
     <w:multiLevelType w:val="multilevel"/>
     <w:tmpl w:val="F2B8FC54"/>
@@ -10282,7 +12106,7 @@
       </w:rPr>
     </w:lvl>
   </w:abstractNum>
-  <w:abstractNum w:abstractNumId="34" w15:restartNumberingAfterBreak="0">
+  <w:abstractNum w:abstractNumId="36" w15:restartNumberingAfterBreak="0">
     <w:nsid w:val="308A52A8"/>
     <w:multiLevelType w:val="hybridMultilevel"/>
     <w:tmpl w:val="5E4606CE"/>
@@ -10368,7 +12192,7 @@
       </w:pPr>
     </w:lvl>
   </w:abstractNum>
-  <w:abstractNum w:abstractNumId="35" w15:restartNumberingAfterBreak="0">
+  <w:abstractNum w:abstractNumId="37" w15:restartNumberingAfterBreak="0">
     <w:nsid w:val="30E1757C"/>
     <w:multiLevelType w:val="multilevel"/>
     <w:tmpl w:val="DF6A7F3C"/>
@@ -10514,7 +12338,7 @@
       </w:rPr>
     </w:lvl>
   </w:abstractNum>
-  <w:abstractNum w:abstractNumId="36" w15:restartNumberingAfterBreak="0">
+  <w:abstractNum w:abstractNumId="38" w15:restartNumberingAfterBreak="0">
     <w:nsid w:val="33921B89"/>
     <w:multiLevelType w:val="hybridMultilevel"/>
     <w:tmpl w:val="F30810B6"/>
@@ -10600,7 +12424,7 @@
       </w:pPr>
     </w:lvl>
   </w:abstractNum>
-  <w:abstractNum w:abstractNumId="37" w15:restartNumberingAfterBreak="0">
+  <w:abstractNum w:abstractNumId="39" w15:restartNumberingAfterBreak="0">
     <w:nsid w:val="35664F58"/>
     <w:multiLevelType w:val="hybridMultilevel"/>
     <w:tmpl w:val="6FF6886E"/>
@@ -10713,7 +12537,7 @@
       </w:rPr>
     </w:lvl>
   </w:abstractNum>
-  <w:abstractNum w:abstractNumId="38" w15:restartNumberingAfterBreak="0">
+  <w:abstractNum w:abstractNumId="40" w15:restartNumberingAfterBreak="0">
     <w:nsid w:val="36DA7BF5"/>
     <w:multiLevelType w:val="multilevel"/>
     <w:tmpl w:val="57CA5176"/>
@@ -10826,7 +12650,7 @@
       </w:rPr>
     </w:lvl>
   </w:abstractNum>
-  <w:abstractNum w:abstractNumId="39" w15:restartNumberingAfterBreak="0">
+  <w:abstractNum w:abstractNumId="41" w15:restartNumberingAfterBreak="0">
     <w:nsid w:val="37211FC9"/>
     <w:multiLevelType w:val="multilevel"/>
     <w:tmpl w:val="DF6A7F3C"/>
@@ -10972,7 +12796,7 @@
       </w:rPr>
     </w:lvl>
   </w:abstractNum>
-  <w:abstractNum w:abstractNumId="40" w15:restartNumberingAfterBreak="0">
+  <w:abstractNum w:abstractNumId="42" w15:restartNumberingAfterBreak="0">
     <w:nsid w:val="38641764"/>
     <w:multiLevelType w:val="multilevel"/>
     <w:tmpl w:val="68842356"/>
@@ -11118,7 +12942,7 @@
       </w:rPr>
     </w:lvl>
   </w:abstractNum>
-  <w:abstractNum w:abstractNumId="41" w15:restartNumberingAfterBreak="0">
+  <w:abstractNum w:abstractNumId="43" w15:restartNumberingAfterBreak="0">
     <w:nsid w:val="391D3DEC"/>
     <w:multiLevelType w:val="hybridMultilevel"/>
     <w:tmpl w:val="9C2A9F28"/>
@@ -11204,7 +13028,7 @@
       </w:pPr>
     </w:lvl>
   </w:abstractNum>
-  <w:abstractNum w:abstractNumId="42" w15:restartNumberingAfterBreak="0">
+  <w:abstractNum w:abstractNumId="44" w15:restartNumberingAfterBreak="0">
     <w:nsid w:val="3A231A58"/>
     <w:multiLevelType w:val="hybridMultilevel"/>
     <w:tmpl w:val="BF721A8E"/>
@@ -11290,7 +13114,7 @@
       </w:pPr>
     </w:lvl>
   </w:abstractNum>
-  <w:abstractNum w:abstractNumId="43" w15:restartNumberingAfterBreak="0">
+  <w:abstractNum w:abstractNumId="45" w15:restartNumberingAfterBreak="0">
     <w:nsid w:val="3BC24E04"/>
     <w:multiLevelType w:val="hybridMultilevel"/>
     <w:tmpl w:val="8958937C"/>
@@ -11376,7 +13200,96 @@
       </w:pPr>
     </w:lvl>
   </w:abstractNum>
-  <w:abstractNum w:abstractNumId="44" w15:restartNumberingAfterBreak="0">
+  <w:abstractNum w:abstractNumId="46" w15:restartNumberingAfterBreak="0">
+    <w:nsid w:val="443D26A3"/>
+    <w:multiLevelType w:val="hybridMultilevel"/>
+    <w:tmpl w:val="DF685DF4"/>
+    <w:lvl w:ilvl="0" w:tplc="13F2AC58">
+      <w:start w:val="1"/>
+      <w:numFmt w:val="decimal"/>
+      <w:lvlText w:val="%1.4"/>
+      <w:lvlJc w:val="left"/>
+      <w:pPr>
+        <w:ind w:left="720" w:hanging="360"/>
+      </w:pPr>
+      <w:rPr>
+        <w:rFonts w:hint="default"/>
+      </w:rPr>
+    </w:lvl>
+    <w:lvl w:ilvl="1" w:tplc="04090019" w:tentative="1">
+      <w:start w:val="1"/>
+      <w:numFmt w:val="lowerLetter"/>
+      <w:lvlText w:val="%2."/>
+      <w:lvlJc w:val="left"/>
+      <w:pPr>
+        <w:ind w:left="1440" w:hanging="360"/>
+      </w:pPr>
+    </w:lvl>
+    <w:lvl w:ilvl="2" w:tplc="0409001B" w:tentative="1">
+      <w:start w:val="1"/>
+      <w:numFmt w:val="lowerRoman"/>
+      <w:lvlText w:val="%3."/>
+      <w:lvlJc w:val="right"/>
+      <w:pPr>
+        <w:ind w:left="2160" w:hanging="180"/>
+      </w:pPr>
+    </w:lvl>
+    <w:lvl w:ilvl="3" w:tplc="0409000F" w:tentative="1">
+      <w:start w:val="1"/>
+      <w:numFmt w:val="decimal"/>
+      <w:lvlText w:val="%4."/>
+      <w:lvlJc w:val="left"/>
+      <w:pPr>
+        <w:ind w:left="2880" w:hanging="360"/>
+      </w:pPr>
+    </w:lvl>
+    <w:lvl w:ilvl="4" w:tplc="04090019" w:tentative="1">
+      <w:start w:val="1"/>
+      <w:numFmt w:val="lowerLetter"/>
+      <w:lvlText w:val="%5."/>
+      <w:lvlJc w:val="left"/>
+      <w:pPr>
+        <w:ind w:left="3600" w:hanging="360"/>
+      </w:pPr>
+    </w:lvl>
+    <w:lvl w:ilvl="5" w:tplc="0409001B" w:tentative="1">
+      <w:start w:val="1"/>
+      <w:numFmt w:val="lowerRoman"/>
+      <w:lvlText w:val="%6."/>
+      <w:lvlJc w:val="right"/>
+      <w:pPr>
+        <w:ind w:left="4320" w:hanging="180"/>
+      </w:pPr>
+    </w:lvl>
+    <w:lvl w:ilvl="6" w:tplc="0409000F" w:tentative="1">
+      <w:start w:val="1"/>
+      <w:numFmt w:val="decimal"/>
+      <w:lvlText w:val="%7."/>
+      <w:lvlJc w:val="left"/>
+      <w:pPr>
+        <w:ind w:left="5040" w:hanging="360"/>
+      </w:pPr>
+    </w:lvl>
+    <w:lvl w:ilvl="7" w:tplc="04090019" w:tentative="1">
+      <w:start w:val="1"/>
+      <w:numFmt w:val="lowerLetter"/>
+      <w:lvlText w:val="%8."/>
+      <w:lvlJc w:val="left"/>
+      <w:pPr>
+        <w:ind w:left="5760" w:hanging="360"/>
+      </w:pPr>
+    </w:lvl>
+    <w:lvl w:ilvl="8" w:tplc="0409001B" w:tentative="1">
+      <w:start w:val="1"/>
+      <w:numFmt w:val="lowerRoman"/>
+      <w:lvlText w:val="%9."/>
+      <w:lvlJc w:val="right"/>
+      <w:pPr>
+        <w:ind w:left="6480" w:hanging="180"/>
+      </w:pPr>
+    </w:lvl>
+  </w:abstractNum>
+  <w:abstractNum w:abstractNumId="47" w15:restartNumberingAfterBreak="0">
     <w:nsid w:val="44A236C0"/>
     <w:multiLevelType w:val="multilevel"/>
     <w:tmpl w:val="1CE860BA"/>
@@ -11489,7 +13402,7 @@
       </w:rPr>
     </w:lvl>
   </w:abstractNum>
-  <w:abstractNum w:abstractNumId="45" w15:restartNumberingAfterBreak="0">
+  <w:abstractNum w:abstractNumId="48" w15:restartNumberingAfterBreak="0">
     <w:nsid w:val="477F143E"/>
     <w:multiLevelType w:val="multilevel"/>
     <w:tmpl w:val="68842356"/>
@@ -11635,7 +13548,7 @@
       </w:rPr>
     </w:lvl>
   </w:abstractNum>
-  <w:abstractNum w:abstractNumId="46" w15:restartNumberingAfterBreak="0">
+  <w:abstractNum w:abstractNumId="49" w15:restartNumberingAfterBreak="0">
     <w:nsid w:val="4A253C16"/>
     <w:multiLevelType w:val="multilevel"/>
     <w:tmpl w:val="FDFC4E2E"/>
@@ -11781,7 +13694,7 @@
       </w:rPr>
     </w:lvl>
   </w:abstractNum>
-  <w:abstractNum w:abstractNumId="47" w15:restartNumberingAfterBreak="0">
+  <w:abstractNum w:abstractNumId="50" w15:restartNumberingAfterBreak="0">
     <w:nsid w:val="4AAB458E"/>
     <w:multiLevelType w:val="multilevel"/>
     <w:tmpl w:val="68842356"/>
@@ -11927,7 +13840,7 @@
       </w:rPr>
     </w:lvl>
   </w:abstractNum>
-  <w:abstractNum w:abstractNumId="48" w15:restartNumberingAfterBreak="0">
+  <w:abstractNum w:abstractNumId="51" w15:restartNumberingAfterBreak="0">
     <w:nsid w:val="4BD90110"/>
     <w:multiLevelType w:val="hybridMultilevel"/>
     <w:tmpl w:val="EEE8F6D2"/>
@@ -12013,7 +13926,7 @@
       </w:pPr>
     </w:lvl>
   </w:abstractNum>
-  <w:abstractNum w:abstractNumId="49" w15:restartNumberingAfterBreak="0">
+  <w:abstractNum w:abstractNumId="52" w15:restartNumberingAfterBreak="0">
     <w:nsid w:val="4C756D3C"/>
     <w:multiLevelType w:val="hybridMultilevel"/>
     <w:tmpl w:val="B478EC7E"/>
@@ -12099,7 +14012,7 @@
       </w:pPr>
     </w:lvl>
   </w:abstractNum>
-  <w:abstractNum w:abstractNumId="50" w15:restartNumberingAfterBreak="0">
+  <w:abstractNum w:abstractNumId="53" w15:restartNumberingAfterBreak="0">
     <w:nsid w:val="4D7676E0"/>
     <w:multiLevelType w:val="hybridMultilevel"/>
     <w:tmpl w:val="75C8DD4C"/>
@@ -12185,7 +14098,7 @@
       </w:pPr>
     </w:lvl>
   </w:abstractNum>
-  <w:abstractNum w:abstractNumId="51" w15:restartNumberingAfterBreak="0">
+  <w:abstractNum w:abstractNumId="54" w15:restartNumberingAfterBreak="0">
     <w:nsid w:val="4E886D8A"/>
     <w:multiLevelType w:val="multilevel"/>
     <w:tmpl w:val="FDFC4E2E"/>
@@ -12331,7 +14244,7 @@
       </w:rPr>
     </w:lvl>
   </w:abstractNum>
-  <w:abstractNum w:abstractNumId="52" w15:restartNumberingAfterBreak="0">
+  <w:abstractNum w:abstractNumId="55" w15:restartNumberingAfterBreak="0">
     <w:nsid w:val="521A65CD"/>
     <w:multiLevelType w:val="multilevel"/>
     <w:tmpl w:val="6E2CEAE0"/>
@@ -12480,7 +14393,7 @@
       </w:rPr>
     </w:lvl>
   </w:abstractNum>
-  <w:abstractNum w:abstractNumId="53" w15:restartNumberingAfterBreak="0">
+  <w:abstractNum w:abstractNumId="56" w15:restartNumberingAfterBreak="0">
     <w:nsid w:val="545915D6"/>
     <w:multiLevelType w:val="multilevel"/>
     <w:tmpl w:val="DF6A7F3C"/>
@@ -12626,7 +14539,7 @@
       </w:rPr>
     </w:lvl>
   </w:abstractNum>
-  <w:abstractNum w:abstractNumId="54" w15:restartNumberingAfterBreak="0">
+  <w:abstractNum w:abstractNumId="57" w15:restartNumberingAfterBreak="0">
     <w:nsid w:val="556B2296"/>
     <w:multiLevelType w:val="hybridMultilevel"/>
     <w:tmpl w:val="1BF4C862"/>
@@ -12712,7 +14625,7 @@
       </w:pPr>
     </w:lvl>
   </w:abstractNum>
-  <w:abstractNum w:abstractNumId="55" w15:restartNumberingAfterBreak="0">
+  <w:abstractNum w:abstractNumId="58" w15:restartNumberingAfterBreak="0">
     <w:nsid w:val="55BD0436"/>
     <w:multiLevelType w:val="hybridMultilevel"/>
     <w:tmpl w:val="7C3A328C"/>
@@ -12798,7 +14711,7 @@
       </w:pPr>
     </w:lvl>
   </w:abstractNum>
-  <w:abstractNum w:abstractNumId="56" w15:restartNumberingAfterBreak="0">
+  <w:abstractNum w:abstractNumId="59" w15:restartNumberingAfterBreak="0">
     <w:nsid w:val="56280CC0"/>
     <w:multiLevelType w:val="hybridMultilevel"/>
     <w:tmpl w:val="C2FEFEDC"/>
@@ -12884,7 +14797,7 @@
       </w:pPr>
     </w:lvl>
   </w:abstractNum>
-  <w:abstractNum w:abstractNumId="57" w15:restartNumberingAfterBreak="0">
+  <w:abstractNum w:abstractNumId="60" w15:restartNumberingAfterBreak="0">
     <w:nsid w:val="572A2A2D"/>
     <w:multiLevelType w:val="multilevel"/>
     <w:tmpl w:val="9BC685AA"/>
@@ -12997,7 +14910,7 @@
       </w:rPr>
     </w:lvl>
   </w:abstractNum>
-  <w:abstractNum w:abstractNumId="58" w15:restartNumberingAfterBreak="0">
+  <w:abstractNum w:abstractNumId="61" w15:restartNumberingAfterBreak="0">
     <w:nsid w:val="5A7B6B30"/>
     <w:multiLevelType w:val="multilevel"/>
     <w:tmpl w:val="DF7AD022"/>
@@ -13146,7 +15059,7 @@
       </w:rPr>
     </w:lvl>
   </w:abstractNum>
-  <w:abstractNum w:abstractNumId="59" w15:restartNumberingAfterBreak="0">
+  <w:abstractNum w:abstractNumId="62" w15:restartNumberingAfterBreak="0">
     <w:nsid w:val="5B36645E"/>
     <w:multiLevelType w:val="hybridMultilevel"/>
     <w:tmpl w:val="7BA875C2"/>
@@ -13232,7 +15145,7 @@
       </w:pPr>
     </w:lvl>
   </w:abstractNum>
-  <w:abstractNum w:abstractNumId="60" w15:restartNumberingAfterBreak="0">
+  <w:abstractNum w:abstractNumId="63" w15:restartNumberingAfterBreak="0">
     <w:nsid w:val="5C015D54"/>
     <w:multiLevelType w:val="multilevel"/>
     <w:tmpl w:val="66D208DC"/>
@@ -13345,7 +15258,7 @@
       </w:pPr>
     </w:lvl>
   </w:abstractNum>
-  <w:abstractNum w:abstractNumId="61" w15:restartNumberingAfterBreak="0">
+  <w:abstractNum w:abstractNumId="64" w15:restartNumberingAfterBreak="0">
     <w:nsid w:val="5C5454BC"/>
     <w:multiLevelType w:val="multilevel"/>
     <w:tmpl w:val="68842356"/>
@@ -13491,7 +15404,7 @@
       </w:rPr>
     </w:lvl>
   </w:abstractNum>
-  <w:abstractNum w:abstractNumId="62" w15:restartNumberingAfterBreak="0">
+  <w:abstractNum w:abstractNumId="65" w15:restartNumberingAfterBreak="0">
     <w:nsid w:val="606D7492"/>
     <w:multiLevelType w:val="multilevel"/>
     <w:tmpl w:val="FDFC4E2E"/>
@@ -13637,7 +15550,7 @@
       </w:rPr>
     </w:lvl>
   </w:abstractNum>
-  <w:abstractNum w:abstractNumId="63" w15:restartNumberingAfterBreak="0">
+  <w:abstractNum w:abstractNumId="66" w15:restartNumberingAfterBreak="0">
     <w:nsid w:val="60D21A7A"/>
     <w:multiLevelType w:val="hybridMultilevel"/>
     <w:tmpl w:val="D4F8C738"/>
@@ -13723,7 +15636,7 @@
       </w:pPr>
     </w:lvl>
   </w:abstractNum>
-  <w:abstractNum w:abstractNumId="64" w15:restartNumberingAfterBreak="0">
+  <w:abstractNum w:abstractNumId="67" w15:restartNumberingAfterBreak="0">
     <w:nsid w:val="611E1155"/>
     <w:multiLevelType w:val="hybridMultilevel"/>
     <w:tmpl w:val="459CDAFE"/>
@@ -13809,7 +15722,7 @@
       </w:pPr>
     </w:lvl>
   </w:abstractNum>
-  <w:abstractNum w:abstractNumId="65" w15:restartNumberingAfterBreak="0">
+  <w:abstractNum w:abstractNumId="68" w15:restartNumberingAfterBreak="0">
     <w:nsid w:val="62465259"/>
     <w:multiLevelType w:val="multilevel"/>
     <w:tmpl w:val="FDFC4E2E"/>
@@ -13955,7 +15868,7 @@
       </w:rPr>
     </w:lvl>
   </w:abstractNum>
-  <w:abstractNum w:abstractNumId="66" w15:restartNumberingAfterBreak="0">
+  <w:abstractNum w:abstractNumId="69" w15:restartNumberingAfterBreak="0">
     <w:nsid w:val="643B098A"/>
     <w:multiLevelType w:val="hybridMultilevel"/>
     <w:tmpl w:val="672092BC"/>
@@ -14041,7 +15954,7 @@
       </w:pPr>
     </w:lvl>
   </w:abstractNum>
-  <w:abstractNum w:abstractNumId="67" w15:restartNumberingAfterBreak="0">
+  <w:abstractNum w:abstractNumId="70" w15:restartNumberingAfterBreak="0">
     <w:nsid w:val="64A96324"/>
     <w:multiLevelType w:val="multilevel"/>
     <w:tmpl w:val="68842356"/>
@@ -14187,7 +16100,96 @@
       </w:rPr>
     </w:lvl>
   </w:abstractNum>
-  <w:abstractNum w:abstractNumId="68" w15:restartNumberingAfterBreak="0">
+  <w:abstractNum w:abstractNumId="71" w15:restartNumberingAfterBreak="0">
+    <w:nsid w:val="67CD673A"/>
+    <w:multiLevelType w:val="hybridMultilevel"/>
+    <w:tmpl w:val="B1963558"/>
+    <w:lvl w:ilvl="0" w:tplc="13F2AC58">
+      <w:start w:val="1"/>
+      <w:numFmt w:val="decimal"/>
+      <w:lvlText w:val="%1.4"/>
+      <w:lvlJc w:val="left"/>
+      <w:pPr>
+        <w:ind w:left="720" w:hanging="360"/>
+      </w:pPr>
+      <w:rPr>
+        <w:rFonts w:hint="default"/>
+      </w:rPr>
+    </w:lvl>
+    <w:lvl w:ilvl="1" w:tplc="04090019" w:tentative="1">
+      <w:start w:val="1"/>
+      <w:numFmt w:val="lowerLetter"/>
+      <w:lvlText w:val="%2."/>
+      <w:lvlJc w:val="left"/>
+      <w:pPr>
+        <w:ind w:left="1440" w:hanging="360"/>
+      </w:pPr>
+    </w:lvl>
+    <w:lvl w:ilvl="2" w:tplc="0409001B" w:tentative="1">
+      <w:start w:val="1"/>
+      <w:numFmt w:val="lowerRoman"/>
+      <w:lvlText w:val="%3."/>
+      <w:lvlJc w:val="right"/>
+      <w:pPr>
+        <w:ind w:left="2160" w:hanging="180"/>
+      </w:pPr>
+    </w:lvl>
+    <w:lvl w:ilvl="3" w:tplc="0409000F" w:tentative="1">
+      <w:start w:val="1"/>
+      <w:numFmt w:val="decimal"/>
+      <w:lvlText w:val="%4."/>
+      <w:lvlJc w:val="left"/>
+      <w:pPr>
+        <w:ind w:left="2880" w:hanging="360"/>
+      </w:pPr>
+    </w:lvl>
+    <w:lvl w:ilvl="4" w:tplc="04090019" w:tentative="1">
+      <w:start w:val="1"/>
+      <w:numFmt w:val="lowerLetter"/>
+      <w:lvlText w:val="%5."/>
+      <w:lvlJc w:val="left"/>
+      <w:pPr>
+        <w:ind w:left="3600" w:hanging="360"/>
+      </w:pPr>
+    </w:lvl>
+    <w:lvl w:ilvl="5" w:tplc="0409001B" w:tentative="1">
+      <w:start w:val="1"/>
+      <w:numFmt w:val="lowerRoman"/>
+      <w:lvlText w:val="%6."/>
+      <w:lvlJc w:val="right"/>
+      <w:pPr>
+        <w:ind w:left="4320" w:hanging="180"/>
+      </w:pPr>
+    </w:lvl>
+    <w:lvl w:ilvl="6" w:tplc="0409000F" w:tentative="1">
+      <w:start w:val="1"/>
+      <w:numFmt w:val="decimal"/>
+      <w:lvlText w:val="%7."/>
+      <w:lvlJc w:val="left"/>
+      <w:pPr>
+        <w:ind w:left="5040" w:hanging="360"/>
+      </w:pPr>
+    </w:lvl>
+    <w:lvl w:ilvl="7" w:tplc="04090019" w:tentative="1">
+      <w:start w:val="1"/>
+      <w:numFmt w:val="lowerLetter"/>
+      <w:lvlText w:val="%8."/>
+      <w:lvlJc w:val="left"/>
+      <w:pPr>
+        <w:ind w:left="5760" w:hanging="360"/>
+      </w:pPr>
+    </w:lvl>
+    <w:lvl w:ilvl="8" w:tplc="0409001B" w:tentative="1">
+      <w:start w:val="1"/>
+      <w:numFmt w:val="lowerRoman"/>
+      <w:lvlText w:val="%9."/>
+      <w:lvlJc w:val="right"/>
+      <w:pPr>
+        <w:ind w:left="6480" w:hanging="180"/>
+      </w:pPr>
+    </w:lvl>
+  </w:abstractNum>
+  <w:abstractNum w:abstractNumId="72" w15:restartNumberingAfterBreak="0">
     <w:nsid w:val="699D7F53"/>
     <w:multiLevelType w:val="multilevel"/>
     <w:tmpl w:val="DF6A7F3C"/>
@@ -14333,7 +16335,7 @@
       </w:rPr>
     </w:lvl>
   </w:abstractNum>
-  <w:abstractNum w:abstractNumId="69" w15:restartNumberingAfterBreak="0">
+  <w:abstractNum w:abstractNumId="73" w15:restartNumberingAfterBreak="0">
     <w:nsid w:val="6A8F4E40"/>
     <w:multiLevelType w:val="hybridMultilevel"/>
     <w:tmpl w:val="8B2A5FE4"/>
@@ -14419,7 +16421,7 @@
       </w:pPr>
     </w:lvl>
   </w:abstractNum>
-  <w:abstractNum w:abstractNumId="70" w15:restartNumberingAfterBreak="0">
+  <w:abstractNum w:abstractNumId="74" w15:restartNumberingAfterBreak="0">
     <w:nsid w:val="6B07430E"/>
     <w:multiLevelType w:val="multilevel"/>
     <w:tmpl w:val="BBD2E56E"/>
@@ -14540,7 +16542,7 @@
       </w:rPr>
     </w:lvl>
   </w:abstractNum>
-  <w:abstractNum w:abstractNumId="71" w15:restartNumberingAfterBreak="0">
+  <w:abstractNum w:abstractNumId="75" w15:restartNumberingAfterBreak="0">
     <w:nsid w:val="6D0364A0"/>
     <w:multiLevelType w:val="multilevel"/>
     <w:tmpl w:val="68842356"/>
@@ -14686,7 +16688,7 @@
       </w:rPr>
     </w:lvl>
   </w:abstractNum>
-  <w:abstractNum w:abstractNumId="72" w15:restartNumberingAfterBreak="0">
+  <w:abstractNum w:abstractNumId="76" w15:restartNumberingAfterBreak="0">
     <w:nsid w:val="6D7273D8"/>
     <w:multiLevelType w:val="multilevel"/>
     <w:tmpl w:val="DC706630"/>
@@ -14835,7 +16837,7 @@
       </w:rPr>
     </w:lvl>
   </w:abstractNum>
-  <w:abstractNum w:abstractNumId="73" w15:restartNumberingAfterBreak="0">
+  <w:abstractNum w:abstractNumId="77" w15:restartNumberingAfterBreak="0">
     <w:nsid w:val="6DD30A0F"/>
     <w:multiLevelType w:val="hybridMultilevel"/>
     <w:tmpl w:val="0E786850"/>
@@ -14921,7 +16923,96 @@
       </w:pPr>
     </w:lvl>
   </w:abstractNum>
-  <w:abstractNum w:abstractNumId="74" w15:restartNumberingAfterBreak="0">
+  <w:abstractNum w:abstractNumId="78" w15:restartNumberingAfterBreak="0">
+    <w:nsid w:val="763D62DC"/>
+    <w:multiLevelType w:val="hybridMultilevel"/>
+    <w:tmpl w:val="D326DCC0"/>
+    <w:lvl w:ilvl="0" w:tplc="13F2AC58">
+      <w:start w:val="1"/>
+      <w:numFmt w:val="decimal"/>
+      <w:lvlText w:val="%1.4"/>
+      <w:lvlJc w:val="left"/>
+      <w:pPr>
+        <w:ind w:left="720" w:hanging="360"/>
+      </w:pPr>
+      <w:rPr>
+        <w:rFonts w:hint="default"/>
+      </w:rPr>
+    </w:lvl>
+    <w:lvl w:ilvl="1" w:tplc="04090019" w:tentative="1">
+      <w:start w:val="1"/>
+      <w:numFmt w:val="lowerLetter"/>
+      <w:lvlText w:val="%2."/>
+      <w:lvlJc w:val="left"/>
+      <w:pPr>
+        <w:ind w:left="1440" w:hanging="360"/>
+      </w:pPr>
+    </w:lvl>
+    <w:lvl w:ilvl="2" w:tplc="0409001B" w:tentative="1">
+      <w:start w:val="1"/>
+      <w:numFmt w:val="lowerRoman"/>
+      <w:lvlText w:val="%3."/>
+      <w:lvlJc w:val="right"/>
+      <w:pPr>
+        <w:ind w:left="2160" w:hanging="180"/>
+      </w:pPr>
+    </w:lvl>
+    <w:lvl w:ilvl="3" w:tplc="0409000F" w:tentative="1">
+      <w:start w:val="1"/>
+      <w:numFmt w:val="decimal"/>
+      <w:lvlText w:val="%4."/>
+      <w:lvlJc w:val="left"/>
+      <w:pPr>
+        <w:ind w:left="2880" w:hanging="360"/>
+      </w:pPr>
+    </w:lvl>
+    <w:lvl w:ilvl="4" w:tplc="04090019" w:tentative="1">
+      <w:start w:val="1"/>
+      <w:numFmt w:val="lowerLetter"/>
+      <w:lvlText w:val="%5."/>
+      <w:lvlJc w:val="left"/>
+      <w:pPr>
+        <w:ind w:left="3600" w:hanging="360"/>
+      </w:pPr>
+    </w:lvl>
+    <w:lvl w:ilvl="5" w:tplc="0409001B" w:tentative="1">
+      <w:start w:val="1"/>
+      <w:numFmt w:val="lowerRoman"/>
+      <w:lvlText w:val="%6."/>
+      <w:lvlJc w:val="right"/>
+      <w:pPr>
+        <w:ind w:left="4320" w:hanging="180"/>
+      </w:pPr>
+    </w:lvl>
+    <w:lvl w:ilvl="6" w:tplc="0409000F" w:tentative="1">
+      <w:start w:val="1"/>
+      <w:numFmt w:val="decimal"/>
+      <w:lvlText w:val="%7."/>
+      <w:lvlJc w:val="left"/>
+      <w:pPr>
+        <w:ind w:left="5040" w:hanging="360"/>
+      </w:pPr>
+    </w:lvl>
+    <w:lvl w:ilvl="7" w:tplc="04090019" w:tentative="1">
+      <w:start w:val="1"/>
+      <w:numFmt w:val="lowerLetter"/>
+      <w:lvlText w:val="%8."/>
+      <w:lvlJc w:val="left"/>
+      <w:pPr>
+        <w:ind w:left="5760" w:hanging="360"/>
+      </w:pPr>
+    </w:lvl>
+    <w:lvl w:ilvl="8" w:tplc="0409001B" w:tentative="1">
+      <w:start w:val="1"/>
+      <w:numFmt w:val="lowerRoman"/>
+      <w:lvlText w:val="%9."/>
+      <w:lvlJc w:val="right"/>
+      <w:pPr>
+        <w:ind w:left="6480" w:hanging="180"/>
+      </w:pPr>
+    </w:lvl>
+  </w:abstractNum>
+  <w:abstractNum w:abstractNumId="79" w15:restartNumberingAfterBreak="0">
     <w:nsid w:val="783E2CBC"/>
     <w:multiLevelType w:val="multilevel"/>
     <w:tmpl w:val="E94A3B26"/>
@@ -15034,7 +17125,7 @@
       </w:pPr>
     </w:lvl>
   </w:abstractNum>
-  <w:abstractNum w:abstractNumId="75" w15:restartNumberingAfterBreak="0">
+  <w:abstractNum w:abstractNumId="80" w15:restartNumberingAfterBreak="0">
     <w:nsid w:val="789F4CE1"/>
     <w:multiLevelType w:val="multilevel"/>
     <w:tmpl w:val="1CE860BA"/>
@@ -15147,7 +17238,7 @@
       </w:rPr>
     </w:lvl>
   </w:abstractNum>
-  <w:abstractNum w:abstractNumId="76" w15:restartNumberingAfterBreak="0">
+  <w:abstractNum w:abstractNumId="81" w15:restartNumberingAfterBreak="0">
     <w:nsid w:val="79730313"/>
     <w:multiLevelType w:val="multilevel"/>
     <w:tmpl w:val="68842356"/>
@@ -15293,7 +17384,7 @@
       </w:rPr>
     </w:lvl>
   </w:abstractNum>
-  <w:abstractNum w:abstractNumId="77" w15:restartNumberingAfterBreak="0">
+  <w:abstractNum w:abstractNumId="82" w15:restartNumberingAfterBreak="0">
     <w:nsid w:val="799807AF"/>
     <w:multiLevelType w:val="hybridMultilevel"/>
     <w:tmpl w:val="EF24C848"/>
@@ -15379,7 +17470,7 @@
       </w:pPr>
     </w:lvl>
   </w:abstractNum>
-  <w:abstractNum w:abstractNumId="78" w15:restartNumberingAfterBreak="0">
+  <w:abstractNum w:abstractNumId="83" w15:restartNumberingAfterBreak="0">
     <w:nsid w:val="7A9B5389"/>
     <w:multiLevelType w:val="hybridMultilevel"/>
     <w:tmpl w:val="0912629C"/>
@@ -15465,7 +17556,7 @@
       </w:pPr>
     </w:lvl>
   </w:abstractNum>
-  <w:abstractNum w:abstractNumId="79" w15:restartNumberingAfterBreak="0">
+  <w:abstractNum w:abstractNumId="84" w15:restartNumberingAfterBreak="0">
     <w:nsid w:val="7AEC76B6"/>
     <w:multiLevelType w:val="multilevel"/>
     <w:tmpl w:val="FDFC4E2E"/>
@@ -15611,7 +17702,7 @@
       </w:rPr>
     </w:lvl>
   </w:abstractNum>
-  <w:abstractNum w:abstractNumId="80" w15:restartNumberingAfterBreak="0">
+  <w:abstractNum w:abstractNumId="85" w15:restartNumberingAfterBreak="0">
     <w:nsid w:val="7C2A1A77"/>
     <w:multiLevelType w:val="hybridMultilevel"/>
     <w:tmpl w:val="1CFEC05E"/>
@@ -15701,61 +17792,61 @@
     <w:abstractNumId w:val="4"/>
   </w:num>
   <w:num w:numId="2" w16cid:durableId="1521433076">
-    <w:abstractNumId w:val="38"/>
+    <w:abstractNumId w:val="40"/>
   </w:num>
   <w:num w:numId="3" w16cid:durableId="1169172737">
-    <w:abstractNumId w:val="24"/>
+    <w:abstractNumId w:val="25"/>
   </w:num>
   <w:num w:numId="4" w16cid:durableId="1095663320">
     <w:abstractNumId w:val="21"/>
   </w:num>
   <w:num w:numId="5" w16cid:durableId="320277980">
+    <w:abstractNumId w:val="80"/>
+  </w:num>
+  <w:num w:numId="6" w16cid:durableId="480125140">
+    <w:abstractNumId w:val="55"/>
+  </w:num>
+  <w:num w:numId="7" w16cid:durableId="1312128570">
+    <w:abstractNumId w:val="79"/>
+  </w:num>
+  <w:num w:numId="8" w16cid:durableId="721293094">
+    <w:abstractNumId w:val="63"/>
+  </w:num>
+  <w:num w:numId="9" w16cid:durableId="623655124">
+    <w:abstractNumId w:val="64"/>
+  </w:num>
+  <w:num w:numId="10" w16cid:durableId="433673490">
+    <w:abstractNumId w:val="50"/>
+  </w:num>
+  <w:num w:numId="11" w16cid:durableId="666246274">
     <w:abstractNumId w:val="75"/>
   </w:num>
-  <w:num w:numId="6" w16cid:durableId="480125140">
-    <w:abstractNumId w:val="52"/>
-  </w:num>
-  <w:num w:numId="7" w16cid:durableId="1312128570">
-    <w:abstractNumId w:val="74"/>
-  </w:num>
-  <w:num w:numId="8" w16cid:durableId="721293094">
-    <w:abstractNumId w:val="60"/>
-  </w:num>
-  <w:num w:numId="9" w16cid:durableId="623655124">
-    <w:abstractNumId w:val="61"/>
-  </w:num>
-  <w:num w:numId="10" w16cid:durableId="433673490">
-    <w:abstractNumId w:val="47"/>
-  </w:num>
-  <w:num w:numId="11" w16cid:durableId="666246274">
-    <w:abstractNumId w:val="71"/>
-  </w:num>
   <w:num w:numId="12" w16cid:durableId="1583947328">
-    <w:abstractNumId w:val="67"/>
+    <w:abstractNumId w:val="70"/>
   </w:num>
   <w:num w:numId="13" w16cid:durableId="1561015977">
-    <w:abstractNumId w:val="45"/>
+    <w:abstractNumId w:val="48"/>
   </w:num>
   <w:num w:numId="14" w16cid:durableId="1813788044">
-    <w:abstractNumId w:val="40"/>
+    <w:abstractNumId w:val="42"/>
   </w:num>
   <w:num w:numId="15" w16cid:durableId="1516311903">
-    <w:abstractNumId w:val="76"/>
+    <w:abstractNumId w:val="81"/>
   </w:num>
   <w:num w:numId="16" w16cid:durableId="700788812">
-    <w:abstractNumId w:val="26"/>
+    <w:abstractNumId w:val="27"/>
   </w:num>
   <w:num w:numId="17" w16cid:durableId="738552033">
     <w:abstractNumId w:val="15"/>
   </w:num>
   <w:num w:numId="18" w16cid:durableId="506284840">
-    <w:abstractNumId w:val="44"/>
+    <w:abstractNumId w:val="47"/>
   </w:num>
   <w:num w:numId="19" w16cid:durableId="281688829">
-    <w:abstractNumId w:val="27"/>
+    <w:abstractNumId w:val="29"/>
   </w:num>
   <w:num w:numId="20" w16cid:durableId="1440640888">
-    <w:abstractNumId w:val="33"/>
+    <w:abstractNumId w:val="35"/>
   </w:num>
   <w:num w:numId="21" w16cid:durableId="908731130">
     <w:abstractNumId w:val="8"/>
@@ -15764,34 +17855,34 @@
     <w:abstractNumId w:val="6"/>
   </w:num>
   <w:num w:numId="23" w16cid:durableId="1576740101">
-    <w:abstractNumId w:val="72"/>
+    <w:abstractNumId w:val="76"/>
   </w:num>
   <w:num w:numId="24" w16cid:durableId="524516724">
-    <w:abstractNumId w:val="58"/>
+    <w:abstractNumId w:val="61"/>
   </w:num>
   <w:num w:numId="25" w16cid:durableId="1680624365">
     <w:abstractNumId w:val="10"/>
   </w:num>
   <w:num w:numId="26" w16cid:durableId="16082667">
-    <w:abstractNumId w:val="51"/>
+    <w:abstractNumId w:val="54"/>
   </w:num>
   <w:num w:numId="27" w16cid:durableId="691566847">
-    <w:abstractNumId w:val="32"/>
+    <w:abstractNumId w:val="34"/>
   </w:num>
   <w:num w:numId="28" w16cid:durableId="2094620173">
-    <w:abstractNumId w:val="62"/>
+    <w:abstractNumId w:val="65"/>
   </w:num>
   <w:num w:numId="29" w16cid:durableId="906111721">
     <w:abstractNumId w:val="12"/>
   </w:num>
   <w:num w:numId="30" w16cid:durableId="508177387">
-    <w:abstractNumId w:val="46"/>
+    <w:abstractNumId w:val="49"/>
   </w:num>
   <w:num w:numId="31" w16cid:durableId="913011401">
-    <w:abstractNumId w:val="79"/>
+    <w:abstractNumId w:val="84"/>
   </w:num>
   <w:num w:numId="32" w16cid:durableId="1644390964">
-    <w:abstractNumId w:val="65"/>
+    <w:abstractNumId w:val="68"/>
   </w:num>
   <w:num w:numId="33" w16cid:durableId="778261706">
     <w:abstractNumId w:val="5"/>
@@ -15800,10 +17891,10 @@
     <w:abstractNumId w:val="9"/>
   </w:num>
   <w:num w:numId="35" w16cid:durableId="531498289">
-    <w:abstractNumId w:val="56"/>
+    <w:abstractNumId w:val="59"/>
   </w:num>
   <w:num w:numId="36" w16cid:durableId="1777824409">
-    <w:abstractNumId w:val="36"/>
+    <w:abstractNumId w:val="38"/>
   </w:num>
   <w:num w:numId="37" w16cid:durableId="1510942739">
     <w:abstractNumId w:val="3"/>
@@ -15812,31 +17903,31 @@
     <w:abstractNumId w:val="13"/>
   </w:num>
   <w:num w:numId="39" w16cid:durableId="579490765">
+    <w:abstractNumId w:val="39"/>
+  </w:num>
+  <w:num w:numId="40" w16cid:durableId="160776597">
+    <w:abstractNumId w:val="72"/>
+  </w:num>
+  <w:num w:numId="41" w16cid:durableId="1975864769">
     <w:abstractNumId w:val="37"/>
   </w:num>
-  <w:num w:numId="40" w16cid:durableId="160776597">
-    <w:abstractNumId w:val="68"/>
-  </w:num>
-  <w:num w:numId="41" w16cid:durableId="1975864769">
-    <w:abstractNumId w:val="35"/>
-  </w:num>
   <w:num w:numId="42" w16cid:durableId="2089038878">
-    <w:abstractNumId w:val="39"/>
+    <w:abstractNumId w:val="41"/>
   </w:num>
   <w:num w:numId="43" w16cid:durableId="1084838402">
-    <w:abstractNumId w:val="30"/>
+    <w:abstractNumId w:val="32"/>
   </w:num>
   <w:num w:numId="44" w16cid:durableId="2133208309">
-    <w:abstractNumId w:val="53"/>
+    <w:abstractNumId w:val="56"/>
   </w:num>
   <w:num w:numId="45" w16cid:durableId="1696272327">
     <w:abstractNumId w:val="19"/>
   </w:num>
   <w:num w:numId="46" w16cid:durableId="952831626">
-    <w:abstractNumId w:val="57"/>
+    <w:abstractNumId w:val="60"/>
   </w:num>
   <w:num w:numId="47" w16cid:durableId="506284221">
-    <w:abstractNumId w:val="25"/>
+    <w:abstractNumId w:val="26"/>
   </w:num>
   <w:num w:numId="48" w16cid:durableId="1452162523">
     <w:abstractNumId w:val="1"/>
@@ -15845,46 +17936,46 @@
     <w:abstractNumId w:val="2"/>
   </w:num>
   <w:num w:numId="50" w16cid:durableId="1155948849">
-    <w:abstractNumId w:val="70"/>
+    <w:abstractNumId w:val="74"/>
   </w:num>
   <w:num w:numId="51" w16cid:durableId="1018897390">
-    <w:abstractNumId w:val="23"/>
+    <w:abstractNumId w:val="24"/>
   </w:num>
   <w:num w:numId="52" w16cid:durableId="576984722">
     <w:abstractNumId w:val="11"/>
   </w:num>
   <w:num w:numId="53" w16cid:durableId="209266241">
-    <w:abstractNumId w:val="55"/>
+    <w:abstractNumId w:val="58"/>
   </w:num>
   <w:num w:numId="54" w16cid:durableId="1107307833">
-    <w:abstractNumId w:val="34"/>
+    <w:abstractNumId w:val="36"/>
   </w:num>
   <w:num w:numId="55" w16cid:durableId="732049722">
-    <w:abstractNumId w:val="42"/>
+    <w:abstractNumId w:val="44"/>
   </w:num>
   <w:num w:numId="56" w16cid:durableId="620645840">
-    <w:abstractNumId w:val="80"/>
+    <w:abstractNumId w:val="85"/>
   </w:num>
   <w:num w:numId="57" w16cid:durableId="1037123086">
-    <w:abstractNumId w:val="64"/>
+    <w:abstractNumId w:val="67"/>
   </w:num>
   <w:num w:numId="58" w16cid:durableId="529415563">
-    <w:abstractNumId w:val="41"/>
+    <w:abstractNumId w:val="43"/>
   </w:num>
   <w:num w:numId="59" w16cid:durableId="443574163">
-    <w:abstractNumId w:val="29"/>
+    <w:abstractNumId w:val="31"/>
   </w:num>
   <w:num w:numId="60" w16cid:durableId="1052659940">
     <w:abstractNumId w:val="0"/>
   </w:num>
   <w:num w:numId="61" w16cid:durableId="298078375">
-    <w:abstractNumId w:val="63"/>
+    <w:abstractNumId w:val="66"/>
   </w:num>
   <w:num w:numId="62" w16cid:durableId="1759524910">
-    <w:abstractNumId w:val="69"/>
+    <w:abstractNumId w:val="73"/>
   </w:num>
   <w:num w:numId="63" w16cid:durableId="328562634">
-    <w:abstractNumId w:val="59"/>
+    <w:abstractNumId w:val="62"/>
   </w:num>
   <w:num w:numId="64" w16cid:durableId="1926844191">
     <w:abstractNumId w:val="20"/>
@@ -15893,37 +17984,37 @@
     <w:abstractNumId w:val="22"/>
   </w:num>
   <w:num w:numId="66" w16cid:durableId="1922833492">
-    <w:abstractNumId w:val="73"/>
+    <w:abstractNumId w:val="77"/>
   </w:num>
   <w:num w:numId="67" w16cid:durableId="312099731">
-    <w:abstractNumId w:val="28"/>
+    <w:abstractNumId w:val="30"/>
   </w:num>
   <w:num w:numId="68" w16cid:durableId="1465464951">
-    <w:abstractNumId w:val="66"/>
+    <w:abstractNumId w:val="69"/>
   </w:num>
   <w:num w:numId="69" w16cid:durableId="2120486911">
-    <w:abstractNumId w:val="49"/>
+    <w:abstractNumId w:val="52"/>
   </w:num>
   <w:num w:numId="70" w16cid:durableId="1020357403">
-    <w:abstractNumId w:val="48"/>
+    <w:abstractNumId w:val="51"/>
   </w:num>
   <w:num w:numId="71" w16cid:durableId="881285303">
-    <w:abstractNumId w:val="31"/>
+    <w:abstractNumId w:val="33"/>
   </w:num>
   <w:num w:numId="72" w16cid:durableId="1767578752">
     <w:abstractNumId w:val="16"/>
   </w:num>
   <w:num w:numId="73" w16cid:durableId="1129400013">
-    <w:abstractNumId w:val="78"/>
+    <w:abstractNumId w:val="83"/>
   </w:num>
   <w:num w:numId="74" w16cid:durableId="463356695">
     <w:abstractNumId w:val="7"/>
   </w:num>
   <w:num w:numId="75" w16cid:durableId="1833176036">
-    <w:abstractNumId w:val="50"/>
+    <w:abstractNumId w:val="53"/>
   </w:num>
   <w:num w:numId="76" w16cid:durableId="1358582527">
-    <w:abstractNumId w:val="54"/>
+    <w:abstractNumId w:val="57"/>
   </w:num>
   <w:num w:numId="77" w16cid:durableId="1392076817">
     <w:abstractNumId w:val="17"/>
@@ -15932,13 +18023,28 @@
     <w:abstractNumId w:val="18"/>
   </w:num>
   <w:num w:numId="79" w16cid:durableId="1408528616">
-    <w:abstractNumId w:val="43"/>
+    <w:abstractNumId w:val="45"/>
   </w:num>
   <w:num w:numId="80" w16cid:durableId="1705012468">
     <w:abstractNumId w:val="14"/>
   </w:num>
   <w:num w:numId="81" w16cid:durableId="2102411000">
-    <w:abstractNumId w:val="77"/>
+    <w:abstractNumId w:val="82"/>
+  </w:num>
+  <w:num w:numId="82" w16cid:durableId="825170266">
+    <w:abstractNumId w:val="46"/>
+  </w:num>
+  <w:num w:numId="83" w16cid:durableId="1181967512">
+    <w:abstractNumId w:val="78"/>
+  </w:num>
+  <w:num w:numId="84" w16cid:durableId="1295451658">
+    <w:abstractNumId w:val="71"/>
+  </w:num>
+  <w:num w:numId="85" w16cid:durableId="1714690150">
+    <w:abstractNumId w:val="28"/>
+  </w:num>
+  <w:num w:numId="86" w16cid:durableId="1972175602">
+    <w:abstractNumId w:val="23"/>
   </w:num>
 </w:numbering>
 </file>
@@ -16544,6 +18650,7 @@
   <w:style w:type="character" w:default="1" w:styleId="DefaultParagraphFont">
     <w:name w:val="Default Paragraph Font"/>
     <w:uiPriority w:val="1"/>
+    <w:semiHidden/>
     <w:unhideWhenUsed/>
   </w:style>
   <w:style w:type="table" w:default="1" w:styleId="TableNormal">
@@ -17253,6 +19360,17 @@
     <w:unhideWhenUsed/>
     <w:rsid w:val="001F6BC2"/>
   </w:style>
+  <w:style w:type="paragraph" w:styleId="NoSpacing">
+    <w:name w:val="No Spacing"/>
+    <w:uiPriority w:val="1"/>
+    <w:qFormat/>
+    <w:rsid w:val="00A5457B"/>
+    <w:rPr>
+      <w:rFonts w:ascii="Times New Roman" w:eastAsia="Times New Roman" w:hAnsi="Times New Roman" w:cs="Times New Roman"/>
+      <w:kern w:val="0"/>
+      <w14:ligatures w14:val="none"/>
+    </w:rPr>
+  </w:style>
 </w:styles>
 </file>
 

--- a/docs/Rustamov Temur C00280204 Final Report.docx
+++ b/docs/Rustamov Temur C00280204 Final Report.docx
@@ -11,44 +11,32 @@
           <w:rFonts w:ascii="Times New Roman" w:hAnsi="Times New Roman" w:cs="Times New Roman"/>
         </w:rPr>
       </w:pPr>
-      <w:r>
-        <w:rPr>
-          <w:rFonts w:ascii="Times New Roman" w:hAnsi="Times New Roman" w:cs="Times New Roman"/>
-        </w:rPr>
-        <w:fldChar w:fldCharType="begin"/>
-      </w:r>
-      <w:r>
-        <w:rPr>
-          <w:rFonts w:ascii="Times New Roman" w:hAnsi="Times New Roman" w:cs="Times New Roman"/>
-        </w:rPr>
-        <w:instrText xml:space="preserve"> INCLUDEPICTURE "C:\\Users\\timichtimovich\\Library\\Group Containers\\UBF8T346G9.ms\\WebArchiveCopyPasteTempFiles\\com.microsoft.Word\\SETU-logo-002.png" \* MERGEFORMAT </w:instrText>
-      </w:r>
-      <w:r>
-        <w:rPr>
-          <w:rFonts w:ascii="Times New Roman" w:hAnsi="Times New Roman" w:cs="Times New Roman"/>
-        </w:rPr>
-        <w:fldChar w:fldCharType="separate"/>
-      </w:r>
-      <w:r>
-        <w:rPr>
-          <w:rFonts w:ascii="Times New Roman" w:hAnsi="Times New Roman" w:cs="Times New Roman"/>
+    </w:p>
+    <w:p>
+      <w:pPr>
+        <w:pStyle w:val="BodyText"/>
+        <w:jc w:val="center"/>
+      </w:pPr>
+      <w:r>
+        <w:rPr>
+          <w:rFonts w:ascii="Times New Roman" w:eastAsia="Arial" w:hAnsi="Times New Roman" w:cs="Times New Roman"/>
           <w:noProof/>
         </w:rPr>
         <w:drawing>
-          <wp:inline distT="0" distB="0" distL="0" distR="0" wp14:anchorId="04DB2CB7" wp14:editId="674F14E9">
-            <wp:extent cx="4037946" cy="2323476"/>
-            <wp:effectExtent l="0" t="0" r="0" b="0"/>
-            <wp:docPr id="1" name="Picture 1" descr="SETU logo (002) - Waterford City &amp; County Library Service"/>
+          <wp:inline distT="0" distB="0" distL="0" distR="0" wp14:anchorId="46155797" wp14:editId="3BCE031D">
+            <wp:extent cx="4744059" cy="1811215"/>
+            <wp:effectExtent l="0" t="0" r="6350" b="5080"/>
+            <wp:docPr id="3" name="Picture 3" descr="C:\Users\aine.byrne\AppData\Local\Microsoft\Windows\INetCache\Content.MSO\94F3C0A6.tmp"/>
             <wp:cNvGraphicFramePr>
-              <a:graphicFrameLocks xmlns:a="http://schemas.openxmlformats.org/drawingml/2006/main"/>
+              <a:graphicFrameLocks xmlns:a="http://schemas.openxmlformats.org/drawingml/2006/main" noChangeAspect="1"/>
             </wp:cNvGraphicFramePr>
             <a:graphic xmlns:a="http://schemas.openxmlformats.org/drawingml/2006/main">
               <a:graphicData uri="http://schemas.openxmlformats.org/drawingml/2006/picture">
                 <pic:pic xmlns:pic="http://schemas.openxmlformats.org/drawingml/2006/picture">
                   <pic:nvPicPr>
-                    <pic:cNvPr id="0" name="Picture 1" descr="SETU logo (002) - Waterford City &amp; County Library Service"/>
+                    <pic:cNvPr id="0" name="Picture 4" descr="C:\Users\aine.byrne\AppData\Local\Microsoft\Windows\INetCache\Content.MSO\94F3C0A6.tmp"/>
                     <pic:cNvPicPr>
-                      <a:picLocks/>
+                      <a:picLocks noChangeAspect="1" noChangeArrowheads="1"/>
                     </pic:cNvPicPr>
                   </pic:nvPicPr>
                   <pic:blipFill>
@@ -67,7 +55,7 @@
                   <pic:spPr bwMode="auto">
                     <a:xfrm>
                       <a:off x="0" y="0"/>
-                      <a:ext cx="4210234" cy="2422612"/>
+                      <a:ext cx="4855982" cy="1853946"/>
                     </a:xfrm>
                     <a:prstGeom prst="rect">
                       <a:avLst/>
@@ -83,12 +71,6 @@
           </wp:inline>
         </w:drawing>
       </w:r>
-      <w:r>
-        <w:rPr>
-          <w:rFonts w:ascii="Times New Roman" w:hAnsi="Times New Roman" w:cs="Times New Roman"/>
-        </w:rPr>
-        <w:fldChar w:fldCharType="end"/>
-      </w:r>
     </w:p>
     <w:p>
       <w:pPr>
@@ -99,7 +81,7 @@
           <w:noProof/>
           <w14:ligatures w14:val="standardContextual"/>
         </w:rPr>
-        <w:pict w14:anchorId="62351D47">
+        <w:pict w14:anchorId="0BB44B27">
           <v:rect id="_x0000_i1026" alt="" style="width:468pt;height:.05pt;mso-width-percent:0;mso-height-percent:0;mso-width-percent:0;mso-height-percent:0" o:hralign="center" o:hrstd="t" o:hr="t"/>
         </w:pict>
       </w:r>
@@ -157,7 +139,7 @@
           <w:noProof/>
           <w14:ligatures w14:val="standardContextual"/>
         </w:rPr>
-        <w:pict w14:anchorId="4CADAC1E">
+        <w:pict w14:anchorId="66B8135A">
           <v:rect id="_x0000_i1025" alt="" style="width:468pt;height:.05pt;mso-width-percent:0;mso-height-percent:0;mso-width-percent:0;mso-height-percent:0" o:hralign="center" o:hrstd="t" o:hr="t"/>
         </w:pict>
       </w:r>
@@ -243,19 +225,11 @@
           <w:rFonts w:ascii="Times New Roman" w:hAnsi="Times New Roman" w:cs="Times New Roman"/>
         </w:rPr>
       </w:pPr>
-      <w:proofErr w:type="gramStart"/>
       <w:r>
         <w:rPr>
           <w:rFonts w:ascii="Times New Roman" w:hAnsi="Times New Roman" w:cs="Times New Roman"/>
         </w:rPr>
-        <w:t>South East</w:t>
-      </w:r>
-      <w:proofErr w:type="gramEnd"/>
-      <w:r>
-        <w:rPr>
-          <w:rFonts w:ascii="Times New Roman" w:hAnsi="Times New Roman" w:cs="Times New Roman"/>
-        </w:rPr>
-        <w:t xml:space="preserve"> Technological University Carlow</w:t>
+        <w:t>South East Technological University Carlow</w:t>
       </w:r>
     </w:p>
     <w:p>
@@ -3908,11 +3882,113 @@
           <w:color w:val="000000" w:themeColor="text1"/>
           <w:sz w:val="32"/>
           <w:szCs w:val="32"/>
-          <w:highlight w:val="green"/>
         </w:rPr>
       </w:pPr>
       <w:bookmarkStart w:id="0" w:name="_Toc224083703"/>
       <w:r>
+        <w:rPr>
+          <w:rFonts w:ascii="Times New Roman" w:hAnsi="Times New Roman" w:cs="Times New Roman"/>
+          <w:b/>
+          <w:bCs/>
+          <w:color w:val="000000" w:themeColor="text1"/>
+          <w:sz w:val="32"/>
+          <w:szCs w:val="32"/>
+        </w:rPr>
+        <w:lastRenderedPageBreak/>
+        <w:t>Abstract</w:t>
+      </w:r>
+      <w:bookmarkEnd w:id="0"/>
+    </w:p>
+    <w:p>
+      <w:pPr>
+        <w:jc w:val="both"/>
+      </w:pPr>
+      <w:r>
+        <w:t xml:space="preserve">This report </w:t>
+      </w:r>
+      <w:r>
+        <w:t>discusses</w:t>
+      </w:r>
+      <w:r>
+        <w:t xml:space="preserve"> the design, implementation and evaluation of Peer Tutoring Platform, a web peer-to-peer academic support </w:t>
+      </w:r>
+      <w:r>
+        <w:t>platform</w:t>
+      </w:r>
+      <w:r>
+        <w:t xml:space="preserve"> that was designed to support timely academic </w:t>
+      </w:r>
+      <w:r>
+        <w:t xml:space="preserve">assistance among </w:t>
+      </w:r>
+      <w:r>
+        <w:t xml:space="preserve">university students. The system aims to reduce barriers to help-seeking and delays in accessing academic guidance </w:t>
+      </w:r>
+      <w:r>
+        <w:t>with</w:t>
+      </w:r>
+      <w:r>
+        <w:t>in</w:t>
+      </w:r>
+      <w:r>
+        <w:t xml:space="preserve"> higher education. It </w:t>
+      </w:r>
+      <w:r>
+        <w:t>enables</w:t>
+      </w:r>
+      <w:r>
+        <w:t xml:space="preserve"> students to request and </w:t>
+      </w:r>
+      <w:r>
+        <w:t>provide</w:t>
+      </w:r>
+      <w:r>
+        <w:t xml:space="preserve"> help via structured features such as authentication, profile management, messaging, scheduling, notification and a points recognition system. The platform </w:t>
+      </w:r>
+      <w:r>
+        <w:t>was</w:t>
+      </w:r>
+      <w:r>
+        <w:t xml:space="preserve"> built using the </w:t>
+      </w:r>
+      <w:r>
+        <w:rPr>
+          <w:highlight w:val="yellow"/>
+        </w:rPr>
+        <w:t>MERN</w:t>
+      </w:r>
+      <w:r>
+        <w:t xml:space="preserve"> stack and supports real-time interaction with the use of WebSocket. </w:t>
+      </w:r>
+      <w:r>
+        <w:t>This report discusses the architectural decisions, development challenges, testing outcomes</w:t>
+      </w:r>
+      <w:r>
+        <w:t xml:space="preserve"> </w:t>
+      </w:r>
+      <w:r>
+        <w:t>and</w:t>
+      </w:r>
+      <w:r>
+        <w:t>, most importantly,</w:t>
+      </w:r>
+      <w:r>
+        <w:t xml:space="preserve"> lessons learned throughout the project lifecycle.</w:t>
+      </w:r>
+    </w:p>
+    <w:p>
+      <w:pPr>
+        <w:jc w:val="both"/>
+      </w:pPr>
+    </w:p>
+    <w:p>
+      <w:pPr>
+        <w:pStyle w:val="Heading1"/>
+        <w:numPr>
+          <w:ilvl w:val="0"/>
+          <w:numId w:val="48"/>
+        </w:numPr>
+        <w:spacing w:before="0" w:after="0" w:line="276" w:lineRule="auto"/>
         <w:rPr>
           <w:rFonts w:ascii="Times New Roman" w:hAnsi="Times New Roman" w:cs="Times New Roman"/>
           <w:b/>
@@ -3922,101 +3998,9 @@
           <w:szCs w:val="32"/>
           <w:highlight w:val="green"/>
         </w:rPr>
-        <w:lastRenderedPageBreak/>
-        <w:t>Abstract</w:t>
-      </w:r>
-      <w:bookmarkEnd w:id="0"/>
-    </w:p>
-    <w:p>
-      <w:pPr>
-        <w:jc w:val="both"/>
-      </w:pPr>
-      <w:r>
-        <w:t xml:space="preserve">This report </w:t>
-      </w:r>
-      <w:r>
-        <w:t>discusses</w:t>
-      </w:r>
-      <w:r>
-        <w:t xml:space="preserve"> the design, implementation and evaluation of Peer Tutoring Platform, a web-based peer-to-peer academic support </w:t>
-      </w:r>
-      <w:r>
-        <w:t>platform</w:t>
-      </w:r>
-      <w:r>
-        <w:t xml:space="preserve"> that was designed to support timely academic </w:t>
-      </w:r>
-      <w:r>
-        <w:t xml:space="preserve">assistance among </w:t>
-      </w:r>
-      <w:r>
-        <w:t xml:space="preserve">university students. The system aims to reduce barriers to help-seeking and delays in accessing academic guidance </w:t>
-      </w:r>
-      <w:r>
-        <w:t>with</w:t>
-      </w:r>
-      <w:r>
-        <w:t>in</w:t>
-      </w:r>
-      <w:r>
-        <w:t xml:space="preserve"> higher education. It </w:t>
-      </w:r>
-      <w:r>
-        <w:t>enables</w:t>
-      </w:r>
-      <w:r>
-        <w:t xml:space="preserve"> students to request and </w:t>
-      </w:r>
-      <w:r>
-        <w:t>provide</w:t>
-      </w:r>
-      <w:r>
-        <w:t xml:space="preserve"> help via structured features such as authentication, profile management, messaging, scheduling, notification and a points-based recognition system. The platform </w:t>
-      </w:r>
-      <w:r>
-        <w:t>was</w:t>
-      </w:r>
-      <w:r>
-        <w:t xml:space="preserve"> built using the </w:t>
-      </w:r>
-      <w:r>
-        <w:rPr>
-          <w:highlight w:val="yellow"/>
-        </w:rPr>
-        <w:t>MERN</w:t>
-      </w:r>
-      <w:r>
-        <w:t xml:space="preserve"> stack and supports real-time interaction with the use of WebSocket. </w:t>
-      </w:r>
-      <w:r>
-        <w:t>This report discusses the architectural decisions, development challenges, testing outcomes</w:t>
-      </w:r>
-      <w:r>
-        <w:t xml:space="preserve"> </w:t>
-      </w:r>
-      <w:r>
-        <w:t>and</w:t>
-      </w:r>
-      <w:r>
-        <w:t>, most importantly,</w:t>
-      </w:r>
-      <w:r>
-        <w:t xml:space="preserve"> lessons learned throughout the project lifecycle.</w:t>
-      </w:r>
-    </w:p>
-    <w:p>
-      <w:pPr>
-        <w:jc w:val="both"/>
-      </w:pPr>
-    </w:p>
-    <w:p>
-      <w:pPr>
-        <w:pStyle w:val="Heading1"/>
-        <w:numPr>
-          <w:ilvl w:val="0"/>
-          <w:numId w:val="48"/>
-        </w:numPr>
-        <w:spacing w:before="0" w:after="0" w:line="276" w:lineRule="auto"/>
+      </w:pPr>
+      <w:bookmarkStart w:id="1" w:name="_Toc224083704"/>
+      <w:r>
         <w:rPr>
           <w:rFonts w:ascii="Times New Roman" w:hAnsi="Times New Roman" w:cs="Times New Roman"/>
           <w:b/>
@@ -4026,8 +4010,9 @@
           <w:szCs w:val="32"/>
           <w:highlight w:val="green"/>
         </w:rPr>
-      </w:pPr>
-      <w:bookmarkStart w:id="1" w:name="_Toc224083704"/>
+        <w:t>Introduction</w:t>
+      </w:r>
+      <w:bookmarkEnd w:id="1"/>
       <w:r>
         <w:rPr>
           <w:rFonts w:ascii="Times New Roman" w:hAnsi="Times New Roman" w:cs="Times New Roman"/>
@@ -4038,10 +4023,110 @@
           <w:szCs w:val="32"/>
           <w:highlight w:val="green"/>
         </w:rPr>
-        <w:t>Introduction</w:t>
-      </w:r>
-      <w:bookmarkEnd w:id="1"/>
-      <w:r>
+        <w:t xml:space="preserve"> </w:t>
+      </w:r>
+    </w:p>
+    <w:p>
+      <w:pPr>
+        <w:jc w:val="both"/>
+      </w:pPr>
+      <w:r>
+        <w:t xml:space="preserve">Undergraduate students, especially first-year students, often struggle with </w:t>
+      </w:r>
+      <w:r>
+        <w:t>learning</w:t>
+      </w:r>
+      <w:r>
+        <w:t xml:space="preserve"> complicated academic content. Although formal </w:t>
+      </w:r>
+      <w:r>
+        <w:t>assistance</w:t>
+      </w:r>
+      <w:r>
+        <w:t xml:space="preserve"> is available to the student through lectures, tutorials and consultations provided by higher education institutions, the growing numbers of students may limit </w:t>
+      </w:r>
+      <w:r>
+        <w:t>one-to-one sessions</w:t>
+      </w:r>
+      <w:r>
+        <w:t xml:space="preserve"> and delay feedback timelines.</w:t>
+      </w:r>
+      <w:r>
+        <w:t xml:space="preserve"> R</w:t>
+      </w:r>
+      <w:r>
+        <w:t xml:space="preserve">esearch shows that student engagement and perceptions of academic support have a significant impact on retention and academic performance (Tinto, 2014; Krause and Coates, 2008). Peer-assisted </w:t>
+      </w:r>
+      <w:r>
+        <w:t xml:space="preserve">learning </w:t>
+      </w:r>
+      <w:r>
+        <w:t xml:space="preserve">allows </w:t>
+      </w:r>
+      <w:r>
+        <w:t xml:space="preserve">students of similar academic status </w:t>
+      </w:r>
+      <w:r>
+        <w:t xml:space="preserve">to collaborate and </w:t>
+      </w:r>
+      <w:r>
+        <w:t>help</w:t>
+      </w:r>
+      <w:r>
+        <w:t xml:space="preserve"> each other. </w:t>
+      </w:r>
+      <w:r>
+        <w:t>Another research</w:t>
+      </w:r>
+      <w:r>
+        <w:t xml:space="preserve"> suggests that peer tutoring improves the performance, confidence and communication skills of both tutor and tutee (Topping, 2002). Motivation, self-efficacy and help-seeking behaviour are also closely related to </w:t>
+      </w:r>
+      <w:r>
+        <w:t>student</w:t>
+      </w:r>
+      <w:r>
+        <w:t xml:space="preserve"> </w:t>
+      </w:r>
+      <w:r>
+        <w:t>engagement</w:t>
+      </w:r>
+      <w:r>
+        <w:t xml:space="preserve"> (Karabenick, 2003). Nonetheless, students may not seek help because they are </w:t>
+      </w:r>
+      <w:r>
+        <w:t xml:space="preserve">simply </w:t>
+      </w:r>
+      <w:r>
+        <w:t>unsure, anxious</w:t>
+      </w:r>
+      <w:r>
+        <w:t xml:space="preserve"> </w:t>
+      </w:r>
+      <w:r>
+        <w:t xml:space="preserve">or unaware of the available channels. To overcome these difficulties, the project has created a structured, peer tutoring </w:t>
+      </w:r>
+      <w:r>
+        <w:t>platform</w:t>
+      </w:r>
+      <w:r>
+        <w:t xml:space="preserve"> to support academic interaction through post creation, messaging, meeting scheduling</w:t>
+      </w:r>
+      <w:r>
+        <w:t xml:space="preserve"> </w:t>
+      </w:r>
+      <w:r>
+        <w:t>and a rating system designed to foster sustained engagement. The main users are students requiring assistance, peer tutors and administrators.</w:t>
+      </w:r>
+    </w:p>
+    <w:p/>
+    <w:p>
+      <w:pPr>
+        <w:pStyle w:val="Heading1"/>
+        <w:numPr>
+          <w:ilvl w:val="0"/>
+          <w:numId w:val="48"/>
+        </w:numPr>
+        <w:spacing w:before="0" w:after="0" w:line="276" w:lineRule="auto"/>
         <w:rPr>
           <w:rFonts w:ascii="Times New Roman" w:hAnsi="Times New Roman" w:cs="Times New Roman"/>
           <w:b/>
@@ -4051,126 +4136,9 @@
           <w:szCs w:val="32"/>
           <w:highlight w:val="green"/>
         </w:rPr>
-        <w:t xml:space="preserve"> </w:t>
-      </w:r>
-    </w:p>
-    <w:p>
-      <w:pPr>
-        <w:jc w:val="both"/>
-      </w:pPr>
-      <w:r>
-        <w:t xml:space="preserve">Undergraduate students, especially first-year students, often struggle with </w:t>
-      </w:r>
-      <w:r>
-        <w:t>learning</w:t>
-      </w:r>
-      <w:r>
-        <w:t xml:space="preserve"> complicated academic content. Although formal </w:t>
-      </w:r>
-      <w:r>
-        <w:t>assistance</w:t>
-      </w:r>
-      <w:r>
-        <w:t xml:space="preserve"> is available to the student through lectures, tutorials and consultations provided by higher education institutions, the growing numbers of students may limit </w:t>
-      </w:r>
-      <w:r>
-        <w:t>one-to-one sessions</w:t>
-      </w:r>
-      <w:r>
-        <w:t xml:space="preserve"> and delay feedback timelines.</w:t>
-      </w:r>
-      <w:r>
-        <w:t xml:space="preserve"> R</w:t>
-      </w:r>
-      <w:r>
-        <w:t xml:space="preserve">esearch shows that student engagement and perceptions of academic support have a significant impact on retention and academic performance (Tinto, 2014; Krause and Coates, 2008). Peer-assisted </w:t>
-      </w:r>
-      <w:r>
-        <w:t xml:space="preserve">learning </w:t>
-      </w:r>
-      <w:r>
-        <w:t xml:space="preserve">allows </w:t>
-      </w:r>
-      <w:r>
-        <w:t xml:space="preserve">students of similar academic status </w:t>
-      </w:r>
-      <w:r>
-        <w:t xml:space="preserve">to collaborate and </w:t>
-      </w:r>
-      <w:r>
-        <w:t>help</w:t>
-      </w:r>
-      <w:r>
-        <w:t xml:space="preserve"> each other. </w:t>
-      </w:r>
-      <w:r>
-        <w:t>Another research</w:t>
-      </w:r>
-      <w:r>
-        <w:t xml:space="preserve"> suggests that peer tutoring improves the performance, confidence and communication skills of both tutor and tutee (Topping, 2002). Motivation, self-efficacy and help-seeking </w:t>
-      </w:r>
-      <w:proofErr w:type="spellStart"/>
-      <w:r>
-        <w:t>behaviour</w:t>
-      </w:r>
-      <w:proofErr w:type="spellEnd"/>
-      <w:r>
-        <w:t xml:space="preserve"> are also closely related to </w:t>
-      </w:r>
-      <w:r>
-        <w:t>student</w:t>
-      </w:r>
-      <w:r>
-        <w:t xml:space="preserve"> </w:t>
-      </w:r>
-      <w:r>
-        <w:t>engagement</w:t>
-      </w:r>
-      <w:r>
-        <w:t xml:space="preserve"> (</w:t>
-      </w:r>
-      <w:proofErr w:type="spellStart"/>
-      <w:r>
-        <w:t>Karabenick</w:t>
-      </w:r>
-      <w:proofErr w:type="spellEnd"/>
-      <w:r>
-        <w:t xml:space="preserve">, 2003). Nonetheless, students may not seek help because they are </w:t>
-      </w:r>
-      <w:r>
-        <w:t xml:space="preserve">simply </w:t>
-      </w:r>
-      <w:r>
-        <w:t>unsure, anxious</w:t>
-      </w:r>
-      <w:r>
-        <w:t xml:space="preserve"> </w:t>
-      </w:r>
-      <w:r>
-        <w:t xml:space="preserve">or unaware of the available channels. To overcome these difficulties, the project has created a structured, web-based peer tutoring </w:t>
-      </w:r>
-      <w:r>
-        <w:t>platform</w:t>
-      </w:r>
-      <w:r>
-        <w:t xml:space="preserve"> to support academic interaction through post creation, messaging, meeting scheduling</w:t>
-      </w:r>
-      <w:r>
-        <w:t xml:space="preserve"> </w:t>
-      </w:r>
-      <w:r>
-        <w:t>and a rating system designed to foster sustained engagement. The main users are students requiring assistance, peer tutors and administrators.</w:t>
-      </w:r>
-    </w:p>
-    <w:p/>
-    <w:p>
-      <w:pPr>
-        <w:pStyle w:val="Heading1"/>
-        <w:numPr>
-          <w:ilvl w:val="0"/>
-          <w:numId w:val="48"/>
-        </w:numPr>
-        <w:spacing w:before="0" w:after="0" w:line="276" w:lineRule="auto"/>
+      </w:pPr>
+      <w:bookmarkStart w:id="2" w:name="_Toc224083705"/>
+      <w:r>
         <w:rPr>
           <w:rFonts w:ascii="Times New Roman" w:hAnsi="Times New Roman" w:cs="Times New Roman"/>
           <w:b/>
@@ -4180,9 +4148,639 @@
           <w:szCs w:val="32"/>
           <w:highlight w:val="green"/>
         </w:rPr>
-      </w:pPr>
-      <w:bookmarkStart w:id="2" w:name="_Toc224083705"/>
-      <w:r>
+        <w:t>Final System Overview</w:t>
+      </w:r>
+      <w:bookmarkEnd w:id="2"/>
+    </w:p>
+    <w:p>
+      <w:pPr>
+        <w:jc w:val="both"/>
+        <w:rPr>
+          <w:color w:val="000000" w:themeColor="text1"/>
+        </w:rPr>
+      </w:pPr>
+      <w:r>
+        <w:rPr>
+          <w:color w:val="000000" w:themeColor="text1"/>
+        </w:rPr>
+        <w:t>The purpose of this section is to describe the system at a high level before going into details of implementation decisions in the further technical sections.</w:t>
+      </w:r>
+    </w:p>
+    <w:p>
+      <w:pPr>
+        <w:rPr>
+          <w:color w:val="000000" w:themeColor="text1"/>
+        </w:rPr>
+      </w:pPr>
+    </w:p>
+    <w:p>
+      <w:pPr>
+        <w:pStyle w:val="Heading2"/>
+        <w:numPr>
+          <w:ilvl w:val="1"/>
+          <w:numId w:val="48"/>
+        </w:numPr>
+        <w:spacing w:before="0" w:after="0" w:line="276" w:lineRule="auto"/>
+        <w:rPr>
+          <w:rFonts w:ascii="Times New Roman" w:hAnsi="Times New Roman" w:cs="Times New Roman"/>
+          <w:b/>
+          <w:bCs/>
+          <w:color w:val="000000" w:themeColor="text1"/>
+          <w:highlight w:val="green"/>
+        </w:rPr>
+      </w:pPr>
+      <w:bookmarkStart w:id="3" w:name="_Toc224083706"/>
+      <w:r>
+        <w:rPr>
+          <w:rFonts w:ascii="Times New Roman" w:hAnsi="Times New Roman" w:cs="Times New Roman"/>
+          <w:b/>
+          <w:bCs/>
+          <w:color w:val="000000" w:themeColor="text1"/>
+          <w:highlight w:val="green"/>
+        </w:rPr>
+        <w:t>System Architecture</w:t>
+      </w:r>
+      <w:bookmarkEnd w:id="3"/>
+      <w:r>
+        <w:rPr>
+          <w:rFonts w:ascii="Times New Roman" w:hAnsi="Times New Roman" w:cs="Times New Roman"/>
+          <w:b/>
+          <w:bCs/>
+          <w:color w:val="000000" w:themeColor="text1"/>
+          <w:highlight w:val="green"/>
+        </w:rPr>
+        <w:t xml:space="preserve"> </w:t>
+      </w:r>
+    </w:p>
+    <w:p>
+      <w:pPr>
+        <w:jc w:val="both"/>
+      </w:pPr>
+      <w:r>
+        <w:t xml:space="preserve">There has been an implementation of a client-server architecture in the Peer Tutoring Platform based on </w:t>
+      </w:r>
+      <w:r>
+        <w:rPr>
+          <w:highlight w:val="yellow"/>
+        </w:rPr>
+        <w:t>MERN</w:t>
+      </w:r>
+      <w:r>
+        <w:t xml:space="preserve"> stack. The system is organized into four main layers:</w:t>
+      </w:r>
+    </w:p>
+    <w:p>
+      <w:pPr>
+        <w:pStyle w:val="ListParagraph"/>
+        <w:numPr>
+          <w:ilvl w:val="0"/>
+          <w:numId w:val="50"/>
+        </w:numPr>
+        <w:jc w:val="both"/>
+      </w:pPr>
+      <w:r>
+        <w:t xml:space="preserve">Frontend (Client Layer) </w:t>
+      </w:r>
+      <w:r>
+        <w:t>– React.js</w:t>
+      </w:r>
+    </w:p>
+    <w:p>
+      <w:pPr>
+        <w:pStyle w:val="ListParagraph"/>
+        <w:numPr>
+          <w:ilvl w:val="0"/>
+          <w:numId w:val="50"/>
+        </w:numPr>
+        <w:jc w:val="both"/>
+      </w:pPr>
+      <w:r>
+        <w:t xml:space="preserve">Backend API (Application Layer) </w:t>
+      </w:r>
+      <w:r>
+        <w:t xml:space="preserve">– </w:t>
+      </w:r>
+      <w:r>
+        <w:t>Node.js with Express.js</w:t>
+      </w:r>
+    </w:p>
+    <w:p>
+      <w:pPr>
+        <w:pStyle w:val="ListParagraph"/>
+        <w:numPr>
+          <w:ilvl w:val="0"/>
+          <w:numId w:val="50"/>
+        </w:numPr>
+        <w:jc w:val="both"/>
+      </w:pPr>
+      <w:r>
+        <w:t xml:space="preserve">Database Layer </w:t>
+      </w:r>
+      <w:r>
+        <w:t>–</w:t>
+      </w:r>
+      <w:r>
+        <w:t xml:space="preserve"> MongoDB</w:t>
+      </w:r>
+    </w:p>
+    <w:p>
+      <w:pPr>
+        <w:pStyle w:val="ListParagraph"/>
+        <w:numPr>
+          <w:ilvl w:val="0"/>
+          <w:numId w:val="50"/>
+        </w:numPr>
+        <w:jc w:val="both"/>
+      </w:pPr>
+      <w:r>
+        <w:t xml:space="preserve">Communication Layer </w:t>
+      </w:r>
+      <w:r>
+        <w:t>–</w:t>
+      </w:r>
+      <w:r>
+        <w:t xml:space="preserve"> WebSocket</w:t>
+      </w:r>
+    </w:p>
+    <w:p>
+      <w:pPr>
+        <w:pStyle w:val="NormalWeb"/>
+      </w:pPr>
+      <w:r>
+        <w:t xml:space="preserve">The frontend communicates with the backend through HTTP requests for operations such as user registration, post creation, report submission, and meeting scheduling. Socket.io is used to support real-time updates for messaging and notifications between connected users. Authentication is handled using JSON Web Tokens, where the server issues a token after successful login and protected routes are validated through middleware. This layered structure </w:t>
+      </w:r>
+      <w:r>
+        <w:lastRenderedPageBreak/>
+        <w:t>provides separation of concerns, clearer maintainability, and secure communication between the major system components.</w:t>
+      </w:r>
+    </w:p>
+    <w:p>
+      <w:pPr>
+        <w:jc w:val="both"/>
+      </w:pPr>
+    </w:p>
+    <w:p>
+      <w:pPr>
+        <w:pStyle w:val="Heading2"/>
+        <w:numPr>
+          <w:ilvl w:val="1"/>
+          <w:numId w:val="48"/>
+        </w:numPr>
+        <w:spacing w:before="0" w:after="0" w:line="276" w:lineRule="auto"/>
+        <w:rPr>
+          <w:rFonts w:ascii="Times New Roman" w:hAnsi="Times New Roman" w:cs="Times New Roman"/>
+          <w:b/>
+          <w:bCs/>
+          <w:color w:val="000000" w:themeColor="text1"/>
+          <w:highlight w:val="green"/>
+        </w:rPr>
+      </w:pPr>
+      <w:bookmarkStart w:id="4" w:name="_Toc224083707"/>
+      <w:r>
+        <w:rPr>
+          <w:rFonts w:ascii="Times New Roman" w:hAnsi="Times New Roman" w:cs="Times New Roman"/>
+          <w:b/>
+          <w:bCs/>
+          <w:color w:val="000000" w:themeColor="text1"/>
+          <w:highlight w:val="green"/>
+        </w:rPr>
+        <w:t>Core Functional Components</w:t>
+      </w:r>
+      <w:bookmarkEnd w:id="4"/>
+    </w:p>
+    <w:p>
+      <w:r>
+        <w:t xml:space="preserve">The final system consists of the following </w:t>
+      </w:r>
+      <w:r>
+        <w:t xml:space="preserve">core functional </w:t>
+      </w:r>
+      <w:r>
+        <w:t>modules:</w:t>
+      </w:r>
+    </w:p>
+    <w:p/>
+    <w:p>
+      <w:pPr>
+        <w:pStyle w:val="Heading3"/>
+        <w:numPr>
+          <w:ilvl w:val="2"/>
+          <w:numId w:val="48"/>
+        </w:numPr>
+        <w:spacing w:before="0" w:after="0" w:line="276" w:lineRule="auto"/>
+        <w:rPr>
+          <w:b/>
+          <w:bCs/>
+          <w:color w:val="000000" w:themeColor="text1"/>
+          <w:sz w:val="32"/>
+          <w:szCs w:val="32"/>
+          <w:highlight w:val="green"/>
+        </w:rPr>
+      </w:pPr>
+      <w:bookmarkStart w:id="5" w:name="_Toc224083708"/>
+      <w:r>
+        <w:rPr>
+          <w:b/>
+          <w:bCs/>
+          <w:color w:val="000000" w:themeColor="text1"/>
+          <w:sz w:val="32"/>
+          <w:szCs w:val="32"/>
+          <w:highlight w:val="green"/>
+        </w:rPr>
+        <w:t>Authentication and User Management</w:t>
+      </w:r>
+      <w:bookmarkEnd w:id="5"/>
+      <w:r>
+        <w:rPr>
+          <w:b/>
+          <w:bCs/>
+          <w:color w:val="000000" w:themeColor="text1"/>
+          <w:sz w:val="32"/>
+          <w:szCs w:val="32"/>
+          <w:highlight w:val="green"/>
+        </w:rPr>
+        <w:t xml:space="preserve"> </w:t>
+      </w:r>
+    </w:p>
+    <w:p>
+      <w:pPr>
+        <w:jc w:val="both"/>
+      </w:pPr>
+      <w:r>
+        <w:t xml:space="preserve">Users can register and log in using email and password credentials. JSON Web Token authentication ensures protected access to system resources. The following fields are stored in user profiles: academic interests, </w:t>
+      </w:r>
+      <w:r>
+        <w:t>introduction</w:t>
+      </w:r>
+      <w:r>
+        <w:t xml:space="preserve">, accumulated points. </w:t>
+      </w:r>
+    </w:p>
+    <w:p/>
+    <w:p>
+      <w:pPr>
+        <w:pStyle w:val="Heading3"/>
+        <w:numPr>
+          <w:ilvl w:val="2"/>
+          <w:numId w:val="48"/>
+        </w:numPr>
+        <w:spacing w:before="0" w:after="0" w:line="276" w:lineRule="auto"/>
+        <w:rPr>
+          <w:b/>
+          <w:bCs/>
+          <w:color w:val="000000" w:themeColor="text1"/>
+          <w:sz w:val="32"/>
+          <w:szCs w:val="32"/>
+          <w:highlight w:val="green"/>
+        </w:rPr>
+      </w:pPr>
+      <w:bookmarkStart w:id="6" w:name="_Toc224083709"/>
+      <w:r>
+        <w:rPr>
+          <w:b/>
+          <w:bCs/>
+          <w:color w:val="000000" w:themeColor="text1"/>
+          <w:sz w:val="32"/>
+          <w:szCs w:val="32"/>
+          <w:highlight w:val="green"/>
+        </w:rPr>
+        <w:t>Post and Collaboration Module</w:t>
+      </w:r>
+      <w:bookmarkEnd w:id="6"/>
+      <w:r>
+        <w:rPr>
+          <w:b/>
+          <w:bCs/>
+          <w:color w:val="000000" w:themeColor="text1"/>
+          <w:sz w:val="32"/>
+          <w:szCs w:val="32"/>
+          <w:highlight w:val="green"/>
+        </w:rPr>
+        <w:t xml:space="preserve">  </w:t>
+      </w:r>
+    </w:p>
+    <w:p>
+      <w:pPr>
+        <w:jc w:val="both"/>
+      </w:pPr>
+      <w:r>
+        <w:t xml:space="preserve">Users can create tutoring related posts. Each post contains description, </w:t>
+      </w:r>
+      <w:r>
+        <w:t>a</w:t>
+      </w:r>
+      <w:r>
+        <w:t xml:space="preserve">uthor </w:t>
+      </w:r>
+      <w:r>
+        <w:t>name</w:t>
+      </w:r>
+      <w:r>
+        <w:t>, comment section. Other users can interact with posts through likes</w:t>
+      </w:r>
+      <w:r>
+        <w:t xml:space="preserve"> or forwarding them to other chats</w:t>
+      </w:r>
+      <w:r>
+        <w:t>. This module forms one of the core academic interaction layers of the platform.</w:t>
+      </w:r>
+    </w:p>
+    <w:p/>
+    <w:p>
+      <w:pPr>
+        <w:pStyle w:val="Heading3"/>
+        <w:numPr>
+          <w:ilvl w:val="2"/>
+          <w:numId w:val="48"/>
+        </w:numPr>
+        <w:spacing w:before="0" w:after="0" w:line="276" w:lineRule="auto"/>
+        <w:rPr>
+          <w:b/>
+          <w:bCs/>
+          <w:color w:val="000000" w:themeColor="text1"/>
+          <w:sz w:val="32"/>
+          <w:szCs w:val="32"/>
+          <w:highlight w:val="green"/>
+        </w:rPr>
+      </w:pPr>
+      <w:bookmarkStart w:id="7" w:name="_Toc224083710"/>
+      <w:r>
+        <w:rPr>
+          <w:b/>
+          <w:bCs/>
+          <w:color w:val="000000" w:themeColor="text1"/>
+          <w:sz w:val="32"/>
+          <w:szCs w:val="32"/>
+          <w:highlight w:val="green"/>
+        </w:rPr>
+        <w:t>Messaging System</w:t>
+      </w:r>
+      <w:bookmarkEnd w:id="7"/>
+    </w:p>
+    <w:p>
+      <w:pPr>
+        <w:jc w:val="both"/>
+      </w:pPr>
+      <w:r>
+        <w:t xml:space="preserve">The system includes a real time messaging feature that provides a communication layer for users. Messages are sent through </w:t>
+      </w:r>
+      <w:r>
+        <w:rPr>
+          <w:highlight w:val="yellow"/>
+        </w:rPr>
+        <w:t>WebSocket</w:t>
+      </w:r>
+      <w:r>
+        <w:t xml:space="preserve"> connections. </w:t>
+      </w:r>
+      <w:r>
+        <w:t>This module</w:t>
+      </w:r>
+      <w:r>
+        <w:t xml:space="preserve"> supports chat creation</w:t>
+      </w:r>
+      <w:r>
+        <w:t xml:space="preserve"> with peers</w:t>
+      </w:r>
+      <w:r>
+        <w:t>, real time delivery, loading of historical conversations.</w:t>
+      </w:r>
+    </w:p>
+    <w:p/>
+    <w:p>
+      <w:pPr>
+        <w:pStyle w:val="Heading3"/>
+        <w:numPr>
+          <w:ilvl w:val="2"/>
+          <w:numId w:val="48"/>
+        </w:numPr>
+        <w:spacing w:before="0" w:after="0" w:line="276" w:lineRule="auto"/>
+        <w:rPr>
+          <w:b/>
+          <w:bCs/>
+          <w:color w:val="000000" w:themeColor="text1"/>
+          <w:sz w:val="32"/>
+          <w:szCs w:val="32"/>
+          <w:highlight w:val="green"/>
+        </w:rPr>
+      </w:pPr>
+      <w:bookmarkStart w:id="8" w:name="_Toc224083711"/>
+      <w:r>
+        <w:rPr>
+          <w:b/>
+          <w:bCs/>
+          <w:color w:val="000000" w:themeColor="text1"/>
+          <w:sz w:val="32"/>
+          <w:szCs w:val="32"/>
+          <w:highlight w:val="green"/>
+        </w:rPr>
+        <w:t>Scheduling and Meetings</w:t>
+      </w:r>
+      <w:bookmarkEnd w:id="8"/>
+    </w:p>
+    <w:p>
+      <w:pPr>
+        <w:jc w:val="both"/>
+      </w:pPr>
+      <w:r>
+        <w:t>Users can propose tutoring sessions by selecting date and time parameters</w:t>
+      </w:r>
+      <w:r>
+        <w:t>, points allocation</w:t>
+      </w:r>
+      <w:r>
+        <w:t>. Meetings details are stored in the database. This module integrates notifications to remind users to rate services.</w:t>
+      </w:r>
+    </w:p>
+    <w:p/>
+    <w:p>
+      <w:pPr>
+        <w:pStyle w:val="Heading3"/>
+        <w:numPr>
+          <w:ilvl w:val="2"/>
+          <w:numId w:val="48"/>
+        </w:numPr>
+        <w:spacing w:before="0" w:after="0" w:line="276" w:lineRule="auto"/>
+        <w:rPr>
+          <w:b/>
+          <w:bCs/>
+          <w:color w:val="000000" w:themeColor="text1"/>
+          <w:sz w:val="32"/>
+          <w:szCs w:val="32"/>
+          <w:highlight w:val="green"/>
+        </w:rPr>
+      </w:pPr>
+      <w:bookmarkStart w:id="9" w:name="_Toc224083712"/>
+      <w:r>
+        <w:rPr>
+          <w:b/>
+          <w:bCs/>
+          <w:color w:val="000000" w:themeColor="text1"/>
+          <w:sz w:val="32"/>
+          <w:szCs w:val="32"/>
+          <w:highlight w:val="green"/>
+        </w:rPr>
+        <w:t>Rating and Gamification</w:t>
+      </w:r>
+      <w:bookmarkEnd w:id="9"/>
+      <w:r>
+        <w:rPr>
+          <w:b/>
+          <w:bCs/>
+          <w:color w:val="000000" w:themeColor="text1"/>
+          <w:sz w:val="32"/>
+          <w:szCs w:val="32"/>
+          <w:highlight w:val="green"/>
+        </w:rPr>
+        <w:t xml:space="preserve"> </w:t>
+      </w:r>
+    </w:p>
+    <w:p>
+      <w:pPr>
+        <w:jc w:val="both"/>
+      </w:pPr>
+      <w:r>
+        <w:t xml:space="preserve">After finishing a tutoring session, users can rate meetings on a scale from zero to five. </w:t>
+      </w:r>
+      <w:r>
+        <w:t xml:space="preserve">Based on the rating given, a specific number of points is transferred from initiator’s points balance to the receiver. </w:t>
+      </w:r>
+      <w:r>
+        <w:t xml:space="preserve">Ratings contribute to cumulative scores within the platform. The system </w:t>
+      </w:r>
+      <w:r>
+        <w:t>promotes</w:t>
+      </w:r>
+      <w:r>
+        <w:t xml:space="preserve"> active participation and user engagement. </w:t>
+      </w:r>
+    </w:p>
+    <w:p/>
+    <w:p>
+      <w:pPr>
+        <w:pStyle w:val="Heading3"/>
+        <w:numPr>
+          <w:ilvl w:val="2"/>
+          <w:numId w:val="48"/>
+        </w:numPr>
+        <w:spacing w:before="0" w:after="0" w:line="276" w:lineRule="auto"/>
+        <w:rPr>
+          <w:b/>
+          <w:bCs/>
+          <w:color w:val="000000" w:themeColor="text1"/>
+          <w:sz w:val="32"/>
+          <w:szCs w:val="32"/>
+          <w:highlight w:val="green"/>
+        </w:rPr>
+      </w:pPr>
+      <w:bookmarkStart w:id="10" w:name="_Toc224083713"/>
+      <w:r>
+        <w:rPr>
+          <w:b/>
+          <w:bCs/>
+          <w:color w:val="000000" w:themeColor="text1"/>
+          <w:sz w:val="32"/>
+          <w:szCs w:val="32"/>
+          <w:highlight w:val="green"/>
+        </w:rPr>
+        <w:t>Administration</w:t>
+      </w:r>
+      <w:bookmarkEnd w:id="10"/>
+    </w:p>
+    <w:p>
+      <w:pPr>
+        <w:jc w:val="both"/>
+      </w:pPr>
+      <w:r>
+        <w:t>Administrators can monitor posts</w:t>
+      </w:r>
+      <w:r>
+        <w:t xml:space="preserve">, messages </w:t>
+      </w:r>
+      <w:r>
+        <w:t xml:space="preserve">and user activity. Moderation tools allow removing inappropriate content to ensure compliance with university </w:t>
+      </w:r>
+      <w:r>
+        <w:t>standards</w:t>
+      </w:r>
+      <w:r>
+        <w:t>.</w:t>
+      </w:r>
+    </w:p>
+    <w:p>
+      <w:pPr>
+        <w:pStyle w:val="Heading2"/>
+        <w:spacing w:before="0" w:after="0"/>
+      </w:pPr>
+    </w:p>
+    <w:p>
+      <w:pPr>
+        <w:pStyle w:val="Heading2"/>
+        <w:numPr>
+          <w:ilvl w:val="1"/>
+          <w:numId w:val="48"/>
+        </w:numPr>
+        <w:spacing w:before="0" w:after="0" w:line="276" w:lineRule="auto"/>
+        <w:rPr>
+          <w:rFonts w:ascii="Times New Roman" w:hAnsi="Times New Roman" w:cs="Times New Roman"/>
+          <w:b/>
+          <w:bCs/>
+          <w:color w:val="000000" w:themeColor="text1"/>
+          <w:highlight w:val="green"/>
+        </w:rPr>
+      </w:pPr>
+      <w:bookmarkStart w:id="11" w:name="_Toc224083714"/>
+      <w:r>
+        <w:rPr>
+          <w:rFonts w:ascii="Times New Roman" w:hAnsi="Times New Roman" w:cs="Times New Roman"/>
+          <w:b/>
+          <w:bCs/>
+          <w:color w:val="000000" w:themeColor="text1"/>
+          <w:highlight w:val="green"/>
+        </w:rPr>
+        <w:t>System Deployment Overview</w:t>
+      </w:r>
+      <w:bookmarkEnd w:id="11"/>
+    </w:p>
+    <w:p>
+      <w:pPr>
+        <w:jc w:val="both"/>
+      </w:pPr>
+      <w:r>
+        <w:t>The application runs using a Node.js server environment</w:t>
+      </w:r>
+      <w:r>
+        <w:t xml:space="preserve">. MongoDB stores persistent data and the frontend is served via a React server that communicates with the backend through defined API endpoints. </w:t>
+      </w:r>
+    </w:p>
+    <w:p>
+      <w:pPr>
+        <w:jc w:val="both"/>
+      </w:pPr>
+      <w:r>
+        <w:lastRenderedPageBreak/>
+        <w:t>The system supports multiple concurrent users and maintains storage of user data, posts, messages, meetings.</w:t>
+      </w:r>
+      <w:r>
+        <w:t xml:space="preserve"> </w:t>
+      </w:r>
+      <w:r>
+        <w:t xml:space="preserve">All communication between client and server is secured using HTTPS during deployment. </w:t>
+      </w:r>
+    </w:p>
+    <w:p>
+      <w:pPr>
+        <w:jc w:val="both"/>
+      </w:pPr>
+    </w:p>
+    <w:p>
+      <w:pPr>
+        <w:pStyle w:val="Heading1"/>
+        <w:numPr>
+          <w:ilvl w:val="0"/>
+          <w:numId w:val="48"/>
+        </w:numPr>
+        <w:spacing w:before="0" w:after="0" w:line="276" w:lineRule="auto"/>
         <w:rPr>
           <w:rFonts w:ascii="Times New Roman" w:hAnsi="Times New Roman" w:cs="Times New Roman"/>
           <w:b/>
@@ -4192,702 +4790,9 @@
           <w:szCs w:val="32"/>
           <w:highlight w:val="green"/>
         </w:rPr>
-        <w:t>Final System Overview</w:t>
-      </w:r>
-      <w:bookmarkEnd w:id="2"/>
-    </w:p>
-    <w:p>
-      <w:pPr>
-        <w:jc w:val="both"/>
-        <w:rPr>
-          <w:color w:val="000000" w:themeColor="text1"/>
-        </w:rPr>
-      </w:pPr>
-      <w:r>
-        <w:rPr>
-          <w:color w:val="000000" w:themeColor="text1"/>
-        </w:rPr>
-        <w:t>The purpose of this section is to describe the system at a high level before going into details of implementation decisions in the further technical sections.</w:t>
-      </w:r>
-    </w:p>
-    <w:p>
-      <w:pPr>
-        <w:rPr>
-          <w:color w:val="000000" w:themeColor="text1"/>
-        </w:rPr>
-      </w:pPr>
-    </w:p>
-    <w:p>
-      <w:pPr>
-        <w:pStyle w:val="Heading2"/>
-        <w:numPr>
-          <w:ilvl w:val="1"/>
-          <w:numId w:val="48"/>
-        </w:numPr>
-        <w:spacing w:before="0" w:after="0" w:line="276" w:lineRule="auto"/>
-        <w:rPr>
-          <w:rFonts w:ascii="Times New Roman" w:hAnsi="Times New Roman" w:cs="Times New Roman"/>
-          <w:b/>
-          <w:bCs/>
-          <w:color w:val="000000" w:themeColor="text1"/>
-          <w:highlight w:val="green"/>
-        </w:rPr>
-      </w:pPr>
-      <w:bookmarkStart w:id="3" w:name="_Toc224083706"/>
-      <w:r>
-        <w:rPr>
-          <w:rFonts w:ascii="Times New Roman" w:hAnsi="Times New Roman" w:cs="Times New Roman"/>
-          <w:b/>
-          <w:bCs/>
-          <w:color w:val="000000" w:themeColor="text1"/>
-          <w:highlight w:val="green"/>
-        </w:rPr>
-        <w:t>System Architecture</w:t>
-      </w:r>
-      <w:bookmarkEnd w:id="3"/>
-      <w:r>
-        <w:rPr>
-          <w:rFonts w:ascii="Times New Roman" w:hAnsi="Times New Roman" w:cs="Times New Roman"/>
-          <w:b/>
-          <w:bCs/>
-          <w:color w:val="000000" w:themeColor="text1"/>
-          <w:highlight w:val="green"/>
-        </w:rPr>
-        <w:t xml:space="preserve"> </w:t>
-      </w:r>
-    </w:p>
-    <w:p>
-      <w:pPr>
-        <w:jc w:val="both"/>
-      </w:pPr>
-      <w:r>
-        <w:t>There has been an implement</w:t>
-      </w:r>
-      <w:r>
-        <w:t>ation of a</w:t>
-      </w:r>
-      <w:r>
-        <w:t xml:space="preserve"> client server architecture </w:t>
-      </w:r>
-      <w:r>
-        <w:t xml:space="preserve">into Peer Tutoring Platform </w:t>
-      </w:r>
-      <w:r>
-        <w:t xml:space="preserve">based on </w:t>
-      </w:r>
-      <w:r>
-        <w:rPr>
-          <w:highlight w:val="yellow"/>
-        </w:rPr>
-        <w:t>MERN</w:t>
-      </w:r>
-      <w:r>
-        <w:t xml:space="preserve"> stack. The system consists of four core layers such as:</w:t>
-      </w:r>
-    </w:p>
-    <w:p>
-      <w:pPr>
-        <w:pStyle w:val="ListParagraph"/>
-        <w:numPr>
-          <w:ilvl w:val="0"/>
-          <w:numId w:val="50"/>
-        </w:numPr>
-        <w:jc w:val="both"/>
-      </w:pPr>
-      <w:r>
-        <w:t xml:space="preserve">Frontend (Client Layer) </w:t>
-      </w:r>
-      <w:r>
-        <w:t>– React.js</w:t>
-      </w:r>
-    </w:p>
-    <w:p>
-      <w:pPr>
-        <w:pStyle w:val="ListParagraph"/>
-        <w:numPr>
-          <w:ilvl w:val="0"/>
-          <w:numId w:val="50"/>
-        </w:numPr>
-        <w:jc w:val="both"/>
-      </w:pPr>
-      <w:r>
-        <w:t xml:space="preserve">Backend API (Application Layer) </w:t>
-      </w:r>
-      <w:r>
-        <w:t xml:space="preserve">– </w:t>
-      </w:r>
-      <w:r>
-        <w:t>Node.js with Express.js</w:t>
-      </w:r>
-    </w:p>
-    <w:p>
-      <w:pPr>
-        <w:pStyle w:val="ListParagraph"/>
-        <w:numPr>
-          <w:ilvl w:val="0"/>
-          <w:numId w:val="50"/>
-        </w:numPr>
-        <w:jc w:val="both"/>
-      </w:pPr>
-      <w:r>
-        <w:t xml:space="preserve">Database Layer </w:t>
-      </w:r>
-      <w:r>
-        <w:t>–</w:t>
-      </w:r>
-      <w:r>
-        <w:t xml:space="preserve"> MongoDB</w:t>
-      </w:r>
-    </w:p>
-    <w:p>
-      <w:pPr>
-        <w:pStyle w:val="ListParagraph"/>
-        <w:numPr>
-          <w:ilvl w:val="0"/>
-          <w:numId w:val="50"/>
-        </w:numPr>
-        <w:jc w:val="both"/>
-      </w:pPr>
-      <w:r>
-        <w:t xml:space="preserve">Communication Layer </w:t>
-      </w:r>
-      <w:r>
-        <w:t>–</w:t>
-      </w:r>
-      <w:r>
-        <w:t xml:space="preserve"> WebSocket</w:t>
-      </w:r>
-    </w:p>
-    <w:p>
-      <w:pPr>
-        <w:jc w:val="both"/>
-      </w:pPr>
-      <w:r>
-        <w:t>The client communicates with the Express backend and sends the request for the operations such as user registration, posting</w:t>
-      </w:r>
-      <w:r>
-        <w:t xml:space="preserve"> </w:t>
-      </w:r>
-      <w:r>
-        <w:t>and scheduling the meeting using the http request. Socket.io was used to deliver messages and notification updates instantly between connected users.</w:t>
-      </w:r>
-      <w:r>
-        <w:t xml:space="preserve"> </w:t>
-      </w:r>
-      <w:r>
-        <w:t xml:space="preserve">Authentication is </w:t>
-      </w:r>
-      <w:r>
-        <w:t>completed</w:t>
-      </w:r>
-      <w:r>
-        <w:t xml:space="preserve"> with the help of </w:t>
-      </w:r>
-      <w:r>
-        <w:rPr>
-          <w:highlight w:val="yellow"/>
-        </w:rPr>
-        <w:t>JSON</w:t>
-      </w:r>
-      <w:r>
-        <w:t xml:space="preserve"> Web </w:t>
-      </w:r>
-      <w:r>
-        <w:t>Tokens</w:t>
-      </w:r>
-      <w:r>
-        <w:t xml:space="preserve"> working in a way that </w:t>
-      </w:r>
-      <w:r>
-        <w:t>only</w:t>
-      </w:r>
-      <w:r>
-        <w:t xml:space="preserve"> after the successful login the server issues a token which is stored on the client</w:t>
-      </w:r>
-      <w:r>
-        <w:t xml:space="preserve"> eventually</w:t>
-      </w:r>
-      <w:r>
-        <w:t xml:space="preserve">. Protected routes are </w:t>
-      </w:r>
-      <w:r>
-        <w:lastRenderedPageBreak/>
-        <w:t>authenticated through middleware that checks for token authenticity and then grants access to resources. This layered approach provides a clean separation of concerns</w:t>
-      </w:r>
-      <w:r>
-        <w:t xml:space="preserve"> and </w:t>
-      </w:r>
-      <w:r>
-        <w:t>secure communication.</w:t>
-      </w:r>
-    </w:p>
-    <w:p>
-      <w:pPr>
-        <w:jc w:val="both"/>
-      </w:pPr>
-    </w:p>
-    <w:p>
-      <w:pPr>
-        <w:pStyle w:val="Heading2"/>
-        <w:numPr>
-          <w:ilvl w:val="1"/>
-          <w:numId w:val="48"/>
-        </w:numPr>
-        <w:spacing w:before="0" w:after="0" w:line="276" w:lineRule="auto"/>
-        <w:rPr>
-          <w:rFonts w:ascii="Times New Roman" w:hAnsi="Times New Roman" w:cs="Times New Roman"/>
-          <w:b/>
-          <w:bCs/>
-          <w:color w:val="000000" w:themeColor="text1"/>
-          <w:highlight w:val="green"/>
-        </w:rPr>
-      </w:pPr>
-      <w:bookmarkStart w:id="4" w:name="_Toc224083707"/>
-      <w:r>
-        <w:rPr>
-          <w:rFonts w:ascii="Times New Roman" w:hAnsi="Times New Roman" w:cs="Times New Roman"/>
-          <w:b/>
-          <w:bCs/>
-          <w:color w:val="000000" w:themeColor="text1"/>
-          <w:highlight w:val="green"/>
-        </w:rPr>
-        <w:t>Core Functional Components</w:t>
-      </w:r>
-      <w:bookmarkEnd w:id="4"/>
-    </w:p>
-    <w:p>
-      <w:r>
-        <w:t xml:space="preserve">The final system consists of the following </w:t>
-      </w:r>
-      <w:r>
-        <w:t xml:space="preserve">core functional </w:t>
-      </w:r>
-      <w:r>
-        <w:t>modules:</w:t>
-      </w:r>
-    </w:p>
-    <w:p/>
-    <w:p>
-      <w:pPr>
-        <w:pStyle w:val="Heading3"/>
-        <w:numPr>
-          <w:ilvl w:val="2"/>
-          <w:numId w:val="48"/>
-        </w:numPr>
-        <w:spacing w:before="0" w:after="0" w:line="276" w:lineRule="auto"/>
-        <w:rPr>
-          <w:b/>
-          <w:bCs/>
-          <w:color w:val="000000" w:themeColor="text1"/>
-          <w:sz w:val="32"/>
-          <w:szCs w:val="32"/>
-          <w:highlight w:val="green"/>
-        </w:rPr>
-      </w:pPr>
-      <w:bookmarkStart w:id="5" w:name="_Toc224083708"/>
-      <w:r>
-        <w:rPr>
-          <w:b/>
-          <w:bCs/>
-          <w:color w:val="000000" w:themeColor="text1"/>
-          <w:sz w:val="32"/>
-          <w:szCs w:val="32"/>
-          <w:highlight w:val="green"/>
-        </w:rPr>
-        <w:t>Authentication and User Management</w:t>
-      </w:r>
-      <w:bookmarkEnd w:id="5"/>
-      <w:r>
-        <w:rPr>
-          <w:b/>
-          <w:bCs/>
-          <w:color w:val="000000" w:themeColor="text1"/>
-          <w:sz w:val="32"/>
-          <w:szCs w:val="32"/>
-          <w:highlight w:val="green"/>
-        </w:rPr>
-        <w:t xml:space="preserve"> </w:t>
-      </w:r>
-    </w:p>
-    <w:p>
-      <w:pPr>
-        <w:jc w:val="both"/>
-      </w:pPr>
-      <w:r>
-        <w:t xml:space="preserve">Users can register and log in using email and password credentials. JSON Web Token authentication ensures protected access to system resources. The following fields are stored in user profiles: academic interests, </w:t>
-      </w:r>
-      <w:r>
-        <w:t>introduction</w:t>
-      </w:r>
-      <w:r>
-        <w:t xml:space="preserve">, accumulated points. </w:t>
-      </w:r>
-    </w:p>
-    <w:p/>
-    <w:p>
-      <w:pPr>
-        <w:pStyle w:val="Heading3"/>
-        <w:numPr>
-          <w:ilvl w:val="2"/>
-          <w:numId w:val="48"/>
-        </w:numPr>
-        <w:spacing w:before="0" w:after="0" w:line="276" w:lineRule="auto"/>
-        <w:rPr>
-          <w:b/>
-          <w:bCs/>
-          <w:color w:val="000000" w:themeColor="text1"/>
-          <w:sz w:val="32"/>
-          <w:szCs w:val="32"/>
-          <w:highlight w:val="green"/>
-        </w:rPr>
-      </w:pPr>
-      <w:bookmarkStart w:id="6" w:name="_Toc224083709"/>
-      <w:r>
-        <w:rPr>
-          <w:b/>
-          <w:bCs/>
-          <w:color w:val="000000" w:themeColor="text1"/>
-          <w:sz w:val="32"/>
-          <w:szCs w:val="32"/>
-          <w:highlight w:val="green"/>
-        </w:rPr>
-        <w:t>Post and Collaboration Module</w:t>
-      </w:r>
-      <w:bookmarkEnd w:id="6"/>
-      <w:r>
-        <w:rPr>
-          <w:b/>
-          <w:bCs/>
-          <w:color w:val="000000" w:themeColor="text1"/>
-          <w:sz w:val="32"/>
-          <w:szCs w:val="32"/>
-          <w:highlight w:val="green"/>
-        </w:rPr>
-        <w:t xml:space="preserve">  </w:t>
-      </w:r>
-    </w:p>
-    <w:p>
-      <w:pPr>
-        <w:jc w:val="both"/>
-      </w:pPr>
-      <w:r>
-        <w:t xml:space="preserve">Users can create tutoring related posts. Each post contains description, </w:t>
-      </w:r>
-      <w:r>
-        <w:t>a</w:t>
-      </w:r>
-      <w:r>
-        <w:t xml:space="preserve">uthor </w:t>
-      </w:r>
-      <w:r>
-        <w:t>name</w:t>
-      </w:r>
-      <w:r>
-        <w:t>, comment section. Other users can interact with posts through likes</w:t>
-      </w:r>
-      <w:r>
-        <w:t xml:space="preserve"> or forwarding them to other chats</w:t>
-      </w:r>
-      <w:r>
-        <w:t>. This module forms one of the core academic interaction layers of the platform.</w:t>
-      </w:r>
-    </w:p>
-    <w:p/>
-    <w:p>
-      <w:pPr>
-        <w:pStyle w:val="Heading3"/>
-        <w:numPr>
-          <w:ilvl w:val="2"/>
-          <w:numId w:val="48"/>
-        </w:numPr>
-        <w:spacing w:before="0" w:after="0" w:line="276" w:lineRule="auto"/>
-        <w:rPr>
-          <w:b/>
-          <w:bCs/>
-          <w:color w:val="000000" w:themeColor="text1"/>
-          <w:sz w:val="32"/>
-          <w:szCs w:val="32"/>
-          <w:highlight w:val="green"/>
-        </w:rPr>
-      </w:pPr>
-      <w:bookmarkStart w:id="7" w:name="_Toc224083710"/>
-      <w:r>
-        <w:rPr>
-          <w:b/>
-          <w:bCs/>
-          <w:color w:val="000000" w:themeColor="text1"/>
-          <w:sz w:val="32"/>
-          <w:szCs w:val="32"/>
-          <w:highlight w:val="green"/>
-        </w:rPr>
-        <w:t>Messaging System</w:t>
-      </w:r>
-      <w:bookmarkEnd w:id="7"/>
-    </w:p>
-    <w:p>
-      <w:pPr>
-        <w:jc w:val="both"/>
-      </w:pPr>
-      <w:r>
-        <w:t xml:space="preserve">The system includes a real time messaging feature that provides a communication layer for users. Messages are sent through </w:t>
-      </w:r>
-      <w:r>
-        <w:rPr>
-          <w:highlight w:val="yellow"/>
-        </w:rPr>
-        <w:t>WebSocket</w:t>
-      </w:r>
-      <w:r>
-        <w:t xml:space="preserve"> connections. </w:t>
-      </w:r>
-      <w:r>
-        <w:t>This module</w:t>
-      </w:r>
-      <w:r>
-        <w:t xml:space="preserve"> supports chat creation</w:t>
-      </w:r>
-      <w:r>
-        <w:t xml:space="preserve"> with peers</w:t>
-      </w:r>
-      <w:r>
-        <w:t>, real time delivery, loading of historical conversations.</w:t>
-      </w:r>
-    </w:p>
-    <w:p/>
-    <w:p>
-      <w:pPr>
-        <w:pStyle w:val="Heading3"/>
-        <w:numPr>
-          <w:ilvl w:val="2"/>
-          <w:numId w:val="48"/>
-        </w:numPr>
-        <w:spacing w:before="0" w:after="0" w:line="276" w:lineRule="auto"/>
-        <w:rPr>
-          <w:b/>
-          <w:bCs/>
-          <w:color w:val="000000" w:themeColor="text1"/>
-          <w:sz w:val="32"/>
-          <w:szCs w:val="32"/>
-          <w:highlight w:val="green"/>
-        </w:rPr>
-      </w:pPr>
-      <w:bookmarkStart w:id="8" w:name="_Toc224083711"/>
-      <w:r>
-        <w:rPr>
-          <w:b/>
-          <w:bCs/>
-          <w:color w:val="000000" w:themeColor="text1"/>
-          <w:sz w:val="32"/>
-          <w:szCs w:val="32"/>
-          <w:highlight w:val="green"/>
-        </w:rPr>
-        <w:t>Scheduling and Meetings</w:t>
-      </w:r>
-      <w:bookmarkEnd w:id="8"/>
-    </w:p>
-    <w:p>
-      <w:pPr>
-        <w:jc w:val="both"/>
-      </w:pPr>
-      <w:r>
-        <w:t>Users can propose tutoring sessions by selecting date and time parameters</w:t>
-      </w:r>
-      <w:r>
-        <w:t>, points allocation</w:t>
-      </w:r>
-      <w:r>
-        <w:t>. Meetings details are stored in the database. This module integrates notifications to remind users to rate services.</w:t>
-      </w:r>
-    </w:p>
-    <w:p/>
-    <w:p>
-      <w:pPr>
-        <w:pStyle w:val="Heading3"/>
-        <w:numPr>
-          <w:ilvl w:val="2"/>
-          <w:numId w:val="48"/>
-        </w:numPr>
-        <w:spacing w:before="0" w:after="0" w:line="276" w:lineRule="auto"/>
-        <w:rPr>
-          <w:b/>
-          <w:bCs/>
-          <w:color w:val="000000" w:themeColor="text1"/>
-          <w:sz w:val="32"/>
-          <w:szCs w:val="32"/>
-          <w:highlight w:val="green"/>
-        </w:rPr>
-      </w:pPr>
-      <w:bookmarkStart w:id="9" w:name="_Toc224083712"/>
-      <w:r>
-        <w:rPr>
-          <w:b/>
-          <w:bCs/>
-          <w:color w:val="000000" w:themeColor="text1"/>
-          <w:sz w:val="32"/>
-          <w:szCs w:val="32"/>
-          <w:highlight w:val="green"/>
-        </w:rPr>
-        <w:t>Rating and Gamification</w:t>
-      </w:r>
-      <w:bookmarkEnd w:id="9"/>
-      <w:r>
-        <w:rPr>
-          <w:b/>
-          <w:bCs/>
-          <w:color w:val="000000" w:themeColor="text1"/>
-          <w:sz w:val="32"/>
-          <w:szCs w:val="32"/>
-          <w:highlight w:val="green"/>
-        </w:rPr>
-        <w:t xml:space="preserve"> </w:t>
-      </w:r>
-    </w:p>
-    <w:p>
-      <w:pPr>
-        <w:jc w:val="both"/>
-      </w:pPr>
-      <w:r>
-        <w:t xml:space="preserve">After finishing a tutoring session, users can rate meetings on a scale from zero to five. </w:t>
-      </w:r>
-      <w:r>
-        <w:t xml:space="preserve">Based on the rating given, a specific number of points is transferred from initiator’s points balance to the receiver. </w:t>
-      </w:r>
-      <w:r>
-        <w:t xml:space="preserve">Ratings contribute to cumulative scores within the platform. The system </w:t>
-      </w:r>
-      <w:r>
-        <w:t>promotes</w:t>
-      </w:r>
-      <w:r>
-        <w:t xml:space="preserve"> active participation and user engagement. </w:t>
-      </w:r>
-    </w:p>
-    <w:p/>
-    <w:p>
-      <w:pPr>
-        <w:pStyle w:val="Heading3"/>
-        <w:numPr>
-          <w:ilvl w:val="2"/>
-          <w:numId w:val="48"/>
-        </w:numPr>
-        <w:spacing w:before="0" w:after="0" w:line="276" w:lineRule="auto"/>
-        <w:rPr>
-          <w:b/>
-          <w:bCs/>
-          <w:color w:val="000000" w:themeColor="text1"/>
-          <w:sz w:val="32"/>
-          <w:szCs w:val="32"/>
-          <w:highlight w:val="green"/>
-        </w:rPr>
-      </w:pPr>
-      <w:bookmarkStart w:id="10" w:name="_Toc224083713"/>
-      <w:r>
-        <w:rPr>
-          <w:b/>
-          <w:bCs/>
-          <w:color w:val="000000" w:themeColor="text1"/>
-          <w:sz w:val="32"/>
-          <w:szCs w:val="32"/>
-          <w:highlight w:val="green"/>
-        </w:rPr>
-        <w:t>Administration</w:t>
-      </w:r>
-      <w:bookmarkEnd w:id="10"/>
-    </w:p>
-    <w:p>
-      <w:pPr>
-        <w:jc w:val="both"/>
-      </w:pPr>
-      <w:r>
-        <w:t>Administrators can monitor posts</w:t>
-      </w:r>
-      <w:r>
-        <w:t xml:space="preserve">, messages </w:t>
-      </w:r>
-      <w:r>
-        <w:t xml:space="preserve">and user activity. Moderation tools allow removing inappropriate content to ensure compliance with university </w:t>
-      </w:r>
-      <w:r>
-        <w:t>standards</w:t>
-      </w:r>
-      <w:r>
-        <w:t>.</w:t>
-      </w:r>
-    </w:p>
-    <w:p>
-      <w:pPr>
-        <w:pStyle w:val="Heading2"/>
-        <w:spacing w:before="0" w:after="0"/>
-      </w:pPr>
-    </w:p>
-    <w:p>
-      <w:pPr>
-        <w:pStyle w:val="Heading2"/>
-        <w:numPr>
-          <w:ilvl w:val="1"/>
-          <w:numId w:val="48"/>
-        </w:numPr>
-        <w:spacing w:before="0" w:after="0" w:line="276" w:lineRule="auto"/>
-        <w:rPr>
-          <w:rFonts w:ascii="Times New Roman" w:hAnsi="Times New Roman" w:cs="Times New Roman"/>
-          <w:b/>
-          <w:bCs/>
-          <w:color w:val="000000" w:themeColor="text1"/>
-          <w:highlight w:val="green"/>
-        </w:rPr>
-      </w:pPr>
-      <w:bookmarkStart w:id="11" w:name="_Toc224083714"/>
-      <w:r>
-        <w:rPr>
-          <w:rFonts w:ascii="Times New Roman" w:hAnsi="Times New Roman" w:cs="Times New Roman"/>
-          <w:b/>
-          <w:bCs/>
-          <w:color w:val="000000" w:themeColor="text1"/>
-          <w:highlight w:val="green"/>
-        </w:rPr>
-        <w:t>System Deployment Overview</w:t>
-      </w:r>
-      <w:bookmarkEnd w:id="11"/>
-    </w:p>
-    <w:p>
-      <w:pPr>
-        <w:jc w:val="both"/>
-      </w:pPr>
-      <w:r>
-        <w:t>The application runs using a Node.js server environment</w:t>
-      </w:r>
-      <w:r>
-        <w:t xml:space="preserve">. MongoDB stores persistent data and the frontend is served via a React server that communicates with the backend through defined API endpoints. </w:t>
-      </w:r>
-    </w:p>
-    <w:p>
-      <w:pPr>
-        <w:jc w:val="both"/>
-      </w:pPr>
-      <w:r>
-        <w:lastRenderedPageBreak/>
-        <w:t>The system supports multiple concurrent users and maintains storage of user data, posts, messages, meetings.</w:t>
-      </w:r>
-      <w:r>
-        <w:t xml:space="preserve"> </w:t>
-      </w:r>
-      <w:r>
-        <w:t xml:space="preserve">All communication between client and server is secured using HTTPS during deployment. </w:t>
-      </w:r>
-    </w:p>
-    <w:p>
-      <w:pPr>
-        <w:jc w:val="both"/>
-      </w:pPr>
-    </w:p>
-    <w:p>
-      <w:pPr>
-        <w:pStyle w:val="Heading1"/>
-        <w:numPr>
-          <w:ilvl w:val="0"/>
-          <w:numId w:val="48"/>
-        </w:numPr>
-        <w:spacing w:before="0" w:after="0" w:line="276" w:lineRule="auto"/>
+      </w:pPr>
+      <w:bookmarkStart w:id="12" w:name="_Toc224083715"/>
+      <w:r>
         <w:rPr>
           <w:rFonts w:ascii="Times New Roman" w:hAnsi="Times New Roman" w:cs="Times New Roman"/>
           <w:b/>
@@ -4897,18 +4802,6 @@
           <w:szCs w:val="32"/>
           <w:highlight w:val="green"/>
         </w:rPr>
-      </w:pPr>
-      <w:bookmarkStart w:id="12" w:name="_Toc224083715"/>
-      <w:r>
-        <w:rPr>
-          <w:rFonts w:ascii="Times New Roman" w:hAnsi="Times New Roman" w:cs="Times New Roman"/>
-          <w:b/>
-          <w:bCs/>
-          <w:color w:val="000000" w:themeColor="text1"/>
-          <w:sz w:val="32"/>
-          <w:szCs w:val="32"/>
-          <w:highlight w:val="green"/>
-        </w:rPr>
         <w:t>Technical Implementation</w:t>
       </w:r>
       <w:bookmarkEnd w:id="12"/>
@@ -4982,7 +4875,7 @@
         <w:t>due to</w:t>
       </w:r>
       <w:r>
-        <w:t xml:space="preserve"> its component-based architecture and state management capabilities. These features</w:t>
+        <w:t xml:space="preserve"> its component architecture and state management capabilities. These features</w:t>
       </w:r>
       <w:r>
         <w:t xml:space="preserve"> alone</w:t>
@@ -5229,11 +5122,9 @@
       <w:r>
         <w:t>. During registration, user credentials are validated server-</w:t>
       </w:r>
-      <w:proofErr w:type="gramStart"/>
       <w:r>
         <w:t>side</w:t>
       </w:r>
-      <w:proofErr w:type="gramEnd"/>
       <w:r>
         <w:t xml:space="preserve"> </w:t>
       </w:r>
@@ -5255,6 +5146,11 @@
       <w:r>
         <w:t xml:space="preserve"> to enforce access control. This approach ensures that only authenticated users can access restricted resources such as messaging, meeting scheduling, profile updates.</w:t>
       </w:r>
+    </w:p>
+    <w:p>
+      <w:pPr>
+        <w:jc w:val="both"/>
+      </w:pPr>
     </w:p>
     <w:p/>
     <w:p>
@@ -5347,23 +5243,8 @@
       <w:bookmarkEnd w:id="17"/>
     </w:p>
     <w:p>
-      <w:pPr>
-        <w:jc w:val="both"/>
-      </w:pPr>
-      <w:r>
-        <w:t>The post module allows students to create tutoring requests. Posts are stored in the corresponding collection with references to the author</w:t>
-      </w:r>
-      <w:r>
-        <w:t xml:space="preserve">, content, </w:t>
-      </w:r>
-      <w:r>
-        <w:t>timestamps</w:t>
-      </w:r>
-      <w:r>
-        <w:t>, statistics of post engagement</w:t>
-      </w:r>
-      <w:r>
-        <w:t>. Users can comment on posts with comments stored as a separate collection with references to post and author. This functionality prevents duplicate likes by tracking user IDs who liked the post.</w:t>
+      <w:r>
+        <w:t>The post module allows students to create tutoring-related requests and academic support posts. Posts are stored in the post collection with references to the author, content, timestamps, image attachments where applicable, and engagement statistics. Comments are stored in a separate comment collection and linked to both the relevant post and the user who created the comment. Likes are tracked by storing the identifiers of users who have liked a particular post, which prevents duplicate likes from the same user. This module forms one of the main academic interaction mechanisms of the platform.</w:t>
       </w:r>
     </w:p>
     <w:p/>
@@ -5419,6 +5300,11 @@
         <w:t xml:space="preserve"> via Socket.io. </w:t>
       </w:r>
     </w:p>
+    <w:p>
+      <w:pPr>
+        <w:jc w:val="both"/>
+      </w:pPr>
+    </w:p>
     <w:p/>
     <w:p>
       <w:pPr>
@@ -5583,9 +5469,51 @@
           <w:color w:val="000000" w:themeColor="text1"/>
           <w:highlight w:val="red"/>
         </w:rPr>
+        <w:lastRenderedPageBreak/>
         <w:t>Data Structures and Database Design</w:t>
       </w:r>
       <w:bookmarkEnd w:id="22"/>
+    </w:p>
+    <w:p>
+      <w:r>
+        <w:t xml:space="preserve">Peer Tutoring Platform uses MongoDB as its core storage tool. A document-oriented database was selected </w:t>
+      </w:r>
+      <w:r>
+        <w:t>due to its support of flexible schemas and maps naturally to the application’s structure. The final database design consists of collections for users, posts, comments, conversations, messages, meetings, notifications, reports and ratings.</w:t>
+      </w:r>
+    </w:p>
+    <w:p/>
+    <w:p>
+      <w:pPr>
+        <w:pStyle w:val="Heading3"/>
+        <w:numPr>
+          <w:ilvl w:val="2"/>
+          <w:numId w:val="48"/>
+        </w:numPr>
+        <w:rPr>
+          <w:b/>
+          <w:bCs/>
+          <w:color w:val="000000" w:themeColor="text1"/>
+          <w:sz w:val="32"/>
+          <w:szCs w:val="32"/>
+        </w:rPr>
+      </w:pPr>
+      <w:r>
+        <w:rPr>
+          <w:b/>
+          <w:bCs/>
+          <w:color w:val="000000" w:themeColor="text1"/>
+          <w:sz w:val="32"/>
+          <w:szCs w:val="32"/>
+          <w:highlight w:val="red"/>
+        </w:rPr>
+        <w:t>User Collection</w:t>
+      </w:r>
+    </w:p>
+    <w:p>
+      <w:r>
+        <w:t>The user collection is used to store profile data. This includes authentication-related fields as well as profile information such as name, skills, biography, profile images. The collection also stores points balance, friendship relationships, pending friend requests and received points.</w:t>
+      </w:r>
     </w:p>
     <w:p>
       <w:pPr>
@@ -5622,6 +5550,140 @@
       <w:bookmarkEnd w:id="23"/>
     </w:p>
     <w:p>
+      <w:r>
+        <w:t>The back</w:t>
+      </w:r>
+      <w:r>
+        <w:t xml:space="preserve">end of Peer Tutoring Platform was built using Node.js and Express.js. It follows a modular </w:t>
+      </w:r>
+      <w:r>
+        <w:t xml:space="preserve">structure where the main server entry point initializes the Express application, configures middleware for JSON parsing, cookies, creates an </w:t>
+      </w:r>
+      <w:r>
+        <w:rPr>
+          <w:highlight w:val="yellow"/>
+        </w:rPr>
+        <w:t>HTTP</w:t>
+      </w:r>
+      <w:r>
+        <w:t xml:space="preserve"> server and attaches a Socket.io instance to support live communication. This design choice was made to separate standard request-response operations from real-time messaging while keeping them within one backend service.</w:t>
+      </w:r>
+    </w:p>
+    <w:p>
+      <w:r>
+        <w:t xml:space="preserve">The </w:t>
+      </w:r>
+      <w:r>
+        <w:rPr>
+          <w:highlight w:val="yellow"/>
+        </w:rPr>
+        <w:t>REST</w:t>
+      </w:r>
+      <w:r>
+        <w:t xml:space="preserve"> </w:t>
+      </w:r>
+      <w:r>
+        <w:rPr>
+          <w:highlight w:val="yellow"/>
+        </w:rPr>
+        <w:t>API</w:t>
+      </w:r>
+      <w:r>
+        <w:t xml:space="preserve"> consists of route groups mounted under /api prefix. These route groups include controls such as authentication and user management, posts, comments, conversations, messages, notifications, meetings, reports, uploads and administration where each route file handles request to a corresponding controller which keeps route definitions small. The idea behind that was to make the backend side easier to test since the application could be exported separately from the listening server instance.</w:t>
+      </w:r>
+    </w:p>
+    <w:p>
+      <w:r>
+        <w:t xml:space="preserve">The authentication and user management functionality is implemented under /api/auth. Public endpoints support features such as user registration, email and Google login. Protected endpoints support profile updates, logout, user search, friendship request handling, accepting new friend requests, removing peers and checking friendship status. </w:t>
+      </w:r>
+    </w:p>
+    <w:p>
+      <w:r>
+        <w:t>The post and comment features are exposed through /api/post and /api/comment. The post routes support post creation, retrieval of all posts, retrieval of single post, like/dislike interaction and authenticated post statistics. The comment routes support adding comments to posts and retrieving all comments associated with a post. This particular design choice was made to separate the main content entities from secondary user engagement entities.</w:t>
+      </w:r>
+    </w:p>
+    <w:p>
+      <w:r>
+        <w:t>User communication feature is exposed through /api/conversation, /api/message and /api/notification. Conversation endpoints support creation and retrieval of conversation records. Message endpoints support sending messages, retrieving messages for a conversation, clearing local chat history and retrieving unread message counts. Notification endpoints support fetching notifications, marking notifications as read and retrieving the number of unread notifications. The described modules form the communication layer required for peer support and session follow-up.</w:t>
+      </w:r>
+    </w:p>
+    <w:p>
+      <w:r>
+        <w:t xml:space="preserve">Meetings and administration functionalities are handled through /api/meeting, /api/report and /api/admin as well. Meeting routes allow already authenticated users to do </w:t>
+      </w:r>
+      <w:r>
+        <w:rPr>
+          <w:highlight w:val="yellow"/>
+        </w:rPr>
+        <w:t>CRUD</w:t>
+      </w:r>
+      <w:r>
+        <w:t xml:space="preserve"> operations on meeting sessions. Report routes allow users to report offensive posts, messages or user profiles. Administrative routes provide moderation over the platform with the following controls: viewing statistics, retrieving users and posts, deleting posts, reviewing reports and freezing user accounts. </w:t>
+      </w:r>
+      <w:r>
+        <w:lastRenderedPageBreak/>
+        <w:t>Worth to note that administrative endpoints are protected through an admin authorization middleware to ensure that only privileged users can access them.</w:t>
+      </w:r>
+    </w:p>
+    <w:p>
+      <w:r>
+        <w:t xml:space="preserve">Authentication is implemented using JSON Web Tokens stored in a </w:t>
+      </w:r>
+      <w:r>
+        <w:rPr>
+          <w:highlight w:val="yellow"/>
+        </w:rPr>
+        <w:t>HTTP</w:t>
+      </w:r>
+      <w:r>
+        <w:t xml:space="preserve"> cookie. The authentication middleware extracts the token from the request cookies, verifies it using the server secret then loads the associated user from the database and attaches to the request object. Administrative authorization is implemented as an additional middleware layer that respectively checks a flag on the authenticated user. This design </w:t>
+      </w:r>
+      <w:r>
+        <w:t xml:space="preserve">choice was selected due to its benefits of consistent control across the </w:t>
+      </w:r>
+      <w:r>
+        <w:rPr>
+          <w:highlight w:val="yellow"/>
+        </w:rPr>
+        <w:t>API</w:t>
+      </w:r>
+      <w:r>
+        <w:t>.</w:t>
+      </w:r>
+    </w:p>
+    <w:p>
+      <w:r>
+        <w:t xml:space="preserve">The backend also contains a hybrid communication approach. CRUD operations are handled through REST endpoints while messaging is supported with Socket.io. When </w:t>
+      </w:r>
+      <w:r>
+        <w:t>a</w:t>
+      </w:r>
+      <w:r>
+        <w:t xml:space="preserve"> user connects to the system, the socket joins a session using its ID. Messages are then emitted to all clients subscribed to that conversation room. This design choice was made to support the idea of low-latency peer messaging without repeated polling which improves the responsiveness of the platform.</w:t>
+      </w:r>
+    </w:p>
+    <w:p>
+      <w:r>
+        <w:t>It is worth to men</w:t>
+      </w:r>
+      <w:r>
+        <w:t>t</w:t>
+      </w:r>
+      <w:r>
+        <w:t>ion that t</w:t>
+      </w:r>
+      <w:r>
+        <w:t>here are still some endpoints</w:t>
+      </w:r>
+      <w:r>
+        <w:t xml:space="preserve"> of API</w:t>
+      </w:r>
+      <w:r>
+        <w:t xml:space="preserve"> that use action naming such as /likeDislike, /add-conversation and /activeNotification. </w:t>
+      </w:r>
+    </w:p>
+    <w:p/>
+    <w:p>
       <w:pPr>
         <w:jc w:val="both"/>
         <w:rPr>
@@ -5654,7 +5716,6 @@
           <w:color w:val="000000" w:themeColor="text1"/>
           <w:highlight w:val="red"/>
         </w:rPr>
-        <w:lastRenderedPageBreak/>
         <w:t>Frontend Implementation</w:t>
       </w:r>
       <w:bookmarkEnd w:id="24"/>
@@ -5672,9 +5733,133 @@
     <w:p>
       <w:pPr>
         <w:jc w:val="both"/>
-        <w:rPr>
-          <w:highlight w:val="red"/>
-        </w:rPr>
+      </w:pPr>
+      <w:r>
+        <w:t>T</w:t>
+      </w:r>
+      <w:r>
+        <w:t xml:space="preserve">he frontend part of Peer Tutoring Platform was implemented using mainly React.js as the build tool. This choice was made due to the tool’s component model that supports reusable interface elements, page-level state handling and dynamic rendering of user-driven content. </w:t>
+      </w:r>
+    </w:p>
+    <w:p>
+      <w:pPr>
+        <w:jc w:val="both"/>
+      </w:pPr>
+      <w:r>
+        <w:t>Routing on the client side is managed using react-router-dom. The platform firstly defines separate routes for the following pages: landing page, sign-up, login, feeds, network management, messaging, notifications and the administrative dashboard. Route protection is implemented at the component level by checking whether the user is logged in through local state and values stored in local storage. Unauthenticated through the system users are consequently redirected to the login page, while administrators are redirected to a dedicated dashboard route.</w:t>
+      </w:r>
+    </w:p>
+    <w:p>
+      <w:pPr>
+        <w:jc w:val="both"/>
+      </w:pPr>
+      <w:r>
+        <w:t xml:space="preserve">The frontend uses Axios tool to communicate with the backend API. </w:t>
+      </w:r>
+      <w:r>
+        <w:t xml:space="preserve">The backend side sends requests requiring authentication with a Boolean in order to include the authentication cookie. A global Axios response interceptor was added in main.jsx to handle 401 Unauthorized responses. If a protected request fails due to expired or missing authentication, the user, consequently, is logged out on the client side and redirected to the login page. The idea behind that was to provide consistency across the application level by centralizing authentication failure handling. </w:t>
+      </w:r>
+    </w:p>
+    <w:p>
+      <w:pPr>
+        <w:jc w:val="both"/>
+      </w:pPr>
+      <w:r>
+        <w:t xml:space="preserve">The overall page structure is implemented in App.jsx, which conditionally renders one of two navigation bars depending on login state. Public pages use a simplified landing navigation, while authenticated pages use a navigation bar designed specifically for platform use. </w:t>
+      </w:r>
+    </w:p>
+    <w:p>
+      <w:pPr>
+        <w:jc w:val="both"/>
+      </w:pPr>
+      <w:r>
+        <w:t>The Feeds page represents the primary activity hub of the system. It loads the authenticated user profile, all corresponding posts and personal post statistics through API requests. The page forms reusable components such as profile cards, content cards, post displays and modal dialogs. Users can open interfaces to complete creating posts while the feed dynamically renders all retrieved content. This page therefore acts as the main interaction layer of the application.</w:t>
+      </w:r>
+    </w:p>
+    <w:p>
+      <w:pPr>
+        <w:jc w:val="both"/>
+      </w:pPr>
+      <w:r>
+        <w:t xml:space="preserve">The </w:t>
+      </w:r>
+      <w:r>
+        <w:t>L</w:t>
+      </w:r>
+      <w:r>
+        <w:t xml:space="preserve">ogin and </w:t>
+      </w:r>
+      <w:r>
+        <w:t>S</w:t>
+      </w:r>
+      <w:r>
+        <w:t xml:space="preserve">ignUp pages provide the users with authentication interface for both email and Google login. Client-side validation is used before the API request is submitted, checking that fields are populated and that the email and password meet the expected format. Only after </w:t>
+      </w:r>
+      <w:r>
+        <w:lastRenderedPageBreak/>
+        <w:t xml:space="preserve">successful user authentication, the frontend side </w:t>
+      </w:r>
+      <w:r>
+        <w:t>stores the login flag and user data then redirects the user to either the feed or the admin dashboard depending on the role.</w:t>
+      </w:r>
+    </w:p>
+    <w:p>
+      <w:pPr>
+        <w:jc w:val="both"/>
+      </w:pPr>
+      <w:r>
+        <w:t xml:space="preserve">The Messages page implements the main communication interface. It combines REST API calls with a Socket.io client connection to support features such as conversation display, message history retrieval, image upload, scheduling meetings directly from the chat area and reporting offensive content. The system handles meeting creation through a dedicated modal with client-side validation for title, date, time and points promised. </w:t>
+      </w:r>
+    </w:p>
+    <w:p>
+      <w:pPr>
+        <w:jc w:val="both"/>
+      </w:pPr>
+      <w:r>
+        <w:t xml:space="preserve">The MyNetwork page provides peers management features. Users can switch between pending requests, retrieve connections and accept or decline friendship requests as well. </w:t>
+      </w:r>
+    </w:p>
+    <w:p>
+      <w:pPr>
+        <w:jc w:val="both"/>
+      </w:pPr>
+      <w:r>
+        <w:t>The Notification page provides users with notification history and unread state of user activities. Notifications are fetched from the backend side and clicking a notification marks it as read respectively before routing the user to the relevant endpoint such as an activity page, meetings page or friend request page. The described design links the notification system directly to user workflows instead of treating notifications as static information only.</w:t>
+      </w:r>
+    </w:p>
+    <w:p>
+      <w:pPr>
+        <w:jc w:val="both"/>
+      </w:pPr>
+      <w:r>
+        <w:t>The Profile page supports both functionalities such as profile viewing and profile editing. Users are provided with the following functionalities: editing profile details, updating their introduction, managing experience information, viewing posts, disconnecting from peers, reporting user profiles and reviewing session feedback. To distinguish between the states of viewing own profile and viewing another user’s profile, conditional rendering was implemented</w:t>
+      </w:r>
+      <w:r>
+        <w:t xml:space="preserve"> to handle such case. It allows clients to do both self-management and peer discovery within the same page architecture.</w:t>
+      </w:r>
+    </w:p>
+    <w:p>
+      <w:pPr>
+        <w:jc w:val="both"/>
+      </w:pPr>
+      <w:r>
+        <w:t xml:space="preserve">The Admin page provides oversight dashboard for privileged users only. It displays reported content such as offensive messages, posts or inappropriate user activity and includes functionalities to mark reports as read, review reported content and freeze reported user accounts. The page uses dashboard style UI components and fileted tab views to support administrative tasks efficiently. </w:t>
+      </w:r>
+    </w:p>
+    <w:p>
+      <w:pPr>
+        <w:jc w:val="both"/>
+      </w:pPr>
+      <w:r>
+        <w:t xml:space="preserve">To conclude, the frontend </w:t>
+      </w:r>
+      <w:r>
+        <w:t>implementation combines reusable React components, route navigation, Axios API interaction, Socket.io integration for messaging and modal user workflows. With this approach the interfaces remains modular while supporting interconnected features such as posts, messaging, meetings, notification and moderation.</w:t>
+      </w:r>
+    </w:p>
+    <w:p>
+      <w:pPr>
+        <w:jc w:val="both"/>
       </w:pPr>
     </w:p>
     <w:p>
@@ -5709,10 +5894,138 @@
     <w:p>
       <w:pPr>
         <w:jc w:val="both"/>
-        <w:rPr>
-          <w:highlight w:val="red"/>
-        </w:rPr>
-      </w:pPr>
+      </w:pPr>
+      <w:r>
+        <w:t xml:space="preserve">Security and validation were implemented across both the backend and frontend of the system in order to protect restricted resources, maintain data integrity, reduce invalid operations. The main security mechanism used throughout the backend side of the application is JSON Web Token Authentication integrated with protected route middleware. </w:t>
+      </w:r>
+    </w:p>
+    <w:p>
+      <w:pPr>
+        <w:jc w:val="both"/>
+      </w:pPr>
+      <w:r>
+        <w:t>Upon a successful attempt to login through the system the backend generates a signed JWT token containing the authenticated user identifier and sends it to the client in an HTTP only cookie. It is worth to mention that protected routes use authentication middleware that extracts the token form the request cookie, compares against using the private signing key and respectively loads the associated user record from the database. If the token is missing, the request is rejected with an unauthorized status. This security pattern prevents unauthenticated users from accessing protected resources such as messaging, meeting sessions and profile update operations.</w:t>
+      </w:r>
+    </w:p>
+    <w:p>
+      <w:pPr>
+        <w:jc w:val="both"/>
+      </w:pPr>
+      <w:r>
+        <w:t>In addition, there is another layer of authorization implemented for administrative functionality. The admin middleware checks whether the authenticated user has a flag set before allowing access to monitoring dashboard routes. This layer provides rol</w:t>
+      </w:r>
+      <w:r>
+        <w:t>e</w:t>
+      </w:r>
+      <w:r>
+        <w:t xml:space="preserve"> access control and separates core features for regular users from privileged content moderation operations.</w:t>
+      </w:r>
+    </w:p>
+    <w:p>
+      <w:pPr>
+        <w:jc w:val="both"/>
+      </w:pPr>
+      <w:r>
+        <w:lastRenderedPageBreak/>
+        <w:t>Password security in this project is managed during registration and login using bcryptjs tool. Whenever a user registers through the standard email flow, the password gets hashed before being stored in the database. During the login process, the submitted password is checked against the stored hash rather than being compared in plaintext. Therefore, user passwords are not persisted in a directly readable form which ensures password security.</w:t>
+      </w:r>
+    </w:p>
+    <w:p>
+      <w:pPr>
+        <w:jc w:val="both"/>
+      </w:pPr>
+      <w:r>
+        <w:t>The platform also supports Googl</w:t>
+      </w:r>
+      <w:r>
+        <w:t xml:space="preserve">e </w:t>
+      </w:r>
+      <w:r>
+        <w:t xml:space="preserve">authenticated </w:t>
+      </w:r>
+      <w:r>
+        <w:t>usage with the help of</w:t>
+      </w:r>
+      <w:r>
+        <w:t xml:space="preserve"> Google OAuth library. In this flow the submitted Google identity token is verified against the configured client identifier before the user is either registered or logged in. </w:t>
+      </w:r>
+    </w:p>
+    <w:p>
+      <w:pPr>
+        <w:jc w:val="both"/>
+      </w:pPr>
+      <w:r>
+        <w:t>Validation rules were implemented for platform specific workflows as well. In particular, meeting creation has</w:t>
+      </w:r>
+      <w:r>
+        <w:t xml:space="preserve"> the most extensive validation in which the backend checks that required fields are present, prevent users from scheduling a meeting with themselves which would lead to the abuse of the system. Then the backend side verifies that the meeting initiator has enough points in his balance, limits users to a maximum number of meetings per day and respectively rejects meetings that would overlap within a one-hour window. The described validation technique was chosen to enforce fair-play and consistency in the tutoring workflow.</w:t>
+      </w:r>
+    </w:p>
+    <w:p>
+      <w:pPr>
+        <w:jc w:val="both"/>
+      </w:pPr>
+      <w:r>
+        <w:t>Meeting rating also includes server-side validation. The backend ensures that the rating value is between 1 and 5, checks that only the tutoring session initiator can submit a rating and only allows rating when the meeting status flag is set. The total amount of points is then calculated on the s</w:t>
+      </w:r>
+      <w:r>
+        <w:t>erver side. T</w:t>
+      </w:r>
+      <w:r>
+        <w:t>he</w:t>
+      </w:r>
+      <w:r>
+        <w:t xml:space="preserve"> total</w:t>
+      </w:r>
+      <w:r>
+        <w:t xml:space="preserve"> rating given by another attendee of the tutoring session while the creator’s balance is prevented from dropping below zero by applying a minimum bound. The validation choice prevents direct client manipulation of the gamification logic. </w:t>
+      </w:r>
+    </w:p>
+    <w:p>
+      <w:pPr>
+        <w:jc w:val="both"/>
+      </w:pPr>
+      <w:r>
+        <w:t xml:space="preserve">In terms of messaging, the functionality includes validation of relationship status rules. Upon a conversation is created between users, the backend checks that the users are connected as friends. </w:t>
+      </w:r>
+      <w:r>
+        <w:t xml:space="preserve">This validation choice keeps the communication model aligned with the platform’s peer connection mechanism and prevents arbitrary messaging to users who are not related to each other. Chat clearing feature is also implemented for message retrieval which hides old messages on one side without deleting them in both chats. </w:t>
+      </w:r>
+    </w:p>
+    <w:p>
+      <w:pPr>
+        <w:jc w:val="both"/>
+      </w:pPr>
+      <w:r>
+        <w:t xml:space="preserve">The reporting module includes validation to prevent duplicate pending reports from the same user for the same reported user. It reduces abuse of the report system and ensures a cleaner platform administration workflow. Whenever a report gets submitted for an either post or message or user account, the backend side stores user details which helps preserve moderation context even if the original content is later modified. </w:t>
+      </w:r>
+    </w:p>
+    <w:p>
+      <w:pPr>
+        <w:jc w:val="both"/>
+      </w:pPr>
+      <w:r>
+        <w:t>In this project it was chosen to implement file upload handling through a presigned AWS S3 upload flow where the upload endpoint requires authentication and only returns a presigned URL if the required filename and content type are supplied. The implementation reduces direct file handling on the application server and helps separate upload storage from application logic.</w:t>
+      </w:r>
+    </w:p>
+    <w:p>
+      <w:pPr>
+        <w:jc w:val="both"/>
+      </w:pPr>
+      <w:r>
+        <w:t xml:space="preserve">Client-side validation is also implemented in the frontend to improve usability. The signup page </w:t>
+      </w:r>
+      <w:r>
+        <w:t xml:space="preserve">checks that required fields are all filled, the name matches the expected format, the email is valid and that the password meets a minimum length, while the meeting scheduling modal validates title, data, time and points before sending the request to the server. </w:t>
+      </w:r>
+    </w:p>
+    <w:p>
+      <w:pPr>
+        <w:jc w:val="both"/>
+      </w:pPr>
+      <w:r>
+        <w:t>There are several areas that could be strengthened in the future development. For instance, for this project scope it was chosen to implement validation manually across controllers rather than through a central validation layer. Consequently, the next versions of the project could improve consistency by introducing a dedicated validation library and stronger sanitization of user-generated text fields.</w:t>
+      </w:r>
     </w:p>
     <w:p>
       <w:pPr>
@@ -5742,9 +6055,208 @@
           <w:szCs w:val="32"/>
           <w:highlight w:val="red"/>
         </w:rPr>
+        <w:lastRenderedPageBreak/>
         <w:t>Testing and Evaluation</w:t>
       </w:r>
       <w:bookmarkEnd w:id="26"/>
+    </w:p>
+    <w:p>
+      <w:pPr>
+        <w:pStyle w:val="Heading2"/>
+        <w:numPr>
+          <w:ilvl w:val="1"/>
+          <w:numId w:val="48"/>
+        </w:numPr>
+        <w:rPr>
+          <w:rFonts w:ascii="Times New Roman" w:hAnsi="Times New Roman" w:cs="Times New Roman"/>
+          <w:b/>
+          <w:bCs/>
+          <w:color w:val="000000" w:themeColor="text1"/>
+        </w:rPr>
+      </w:pPr>
+      <w:r>
+        <w:rPr>
+          <w:rFonts w:ascii="Times New Roman" w:hAnsi="Times New Roman" w:cs="Times New Roman"/>
+          <w:b/>
+          <w:bCs/>
+          <w:color w:val="000000" w:themeColor="text1"/>
+        </w:rPr>
+        <w:t xml:space="preserve">Overview of Testing Strategy </w:t>
+      </w:r>
+    </w:p>
+    <w:p>
+      <w:r>
+        <w:t>In this project testing was carried out at multiple levels to assess the reliability of the final system.</w:t>
+      </w:r>
+      <w:r>
+        <w:t xml:space="preserve"> The combination of using backend automated tests, frontend end-to-end tests and continuous integration workflows was decided to be implemented into this project in order to verify the core business rules at API level while core user flows could also be tested from the browser.</w:t>
+      </w:r>
+    </w:p>
+    <w:p>
+      <w:r>
+        <w:t>There are two main forms of automated testing being applied in this project. The backend side was tested mainly with Jest tool, while frontend tests were executed using Playwright. In addition, GitHub Actions workflows were configured to execute both backend and frontend tests automatically on push and pull request activity. This decision allows us to be sure that new feature implementations did not break core functionality of the system.</w:t>
+      </w:r>
+    </w:p>
+    <w:p/>
+    <w:p>
+      <w:pPr>
+        <w:pStyle w:val="Heading2"/>
+        <w:numPr>
+          <w:ilvl w:val="1"/>
+          <w:numId w:val="48"/>
+        </w:numPr>
+        <w:rPr>
+          <w:rFonts w:ascii="Times New Roman" w:hAnsi="Times New Roman" w:cs="Times New Roman"/>
+          <w:b/>
+          <w:bCs/>
+          <w:color w:val="000000" w:themeColor="text1"/>
+        </w:rPr>
+      </w:pPr>
+      <w:r>
+        <w:rPr>
+          <w:rFonts w:ascii="Times New Roman" w:hAnsi="Times New Roman" w:cs="Times New Roman"/>
+          <w:b/>
+          <w:bCs/>
+          <w:color w:val="000000" w:themeColor="text1"/>
+        </w:rPr>
+        <w:t>Backend Functional and Integration Testing</w:t>
+      </w:r>
+    </w:p>
+    <w:p>
+      <w:r>
+        <w:t xml:space="preserve">To start with, the backend tests cover the major system requirements. These include user registrations, post creation, liking/commenting on posts, sending and accepting/denying friendship requests, removing peers, profile updates, meeting scheduling, meeting rating, reporting content, administrative freezing of accounts, clearing chat history and prevention of negative balance, duplicate meetings and having more than three meetings on a single day. </w:t>
+      </w:r>
+    </w:p>
+    <w:p>
+      <w:r>
+        <w:t>The tests verify important to the system outcomes such as whether a new user is stored correctly, points are transferred after meeting rating and calculated correctly, frozen users are removed from friend lists and whether invalid meeting combinations are rejected with an error response. To conclude, the backend tests assess both API correctness and rule enforcement in this project.</w:t>
+      </w:r>
+    </w:p>
+    <w:p/>
+    <w:p>
+      <w:pPr>
+        <w:pStyle w:val="Heading2"/>
+        <w:numPr>
+          <w:ilvl w:val="1"/>
+          <w:numId w:val="48"/>
+        </w:numPr>
+        <w:rPr>
+          <w:rFonts w:ascii="Times New Roman" w:hAnsi="Times New Roman" w:cs="Times New Roman"/>
+          <w:b/>
+          <w:bCs/>
+          <w:color w:val="000000" w:themeColor="text1"/>
+        </w:rPr>
+      </w:pPr>
+      <w:r>
+        <w:rPr>
+          <w:rFonts w:ascii="Times New Roman" w:hAnsi="Times New Roman" w:cs="Times New Roman"/>
+          <w:b/>
+          <w:bCs/>
+          <w:color w:val="000000" w:themeColor="text1"/>
+        </w:rPr>
+        <w:t>Front End-to-End Testing</w:t>
+      </w:r>
+    </w:p>
+    <w:p>
+      <w:r>
+        <w:t xml:space="preserve">Playwright was extensively used in this project </w:t>
+      </w:r>
+      <w:r>
+        <w:t>to implement frontend testing since its configuration launches both the backend and frontend servers automatically while running the test suite against the application through the browser. A dedicated MongoDB service is provided in Continuous Integration as well for the tests.</w:t>
+      </w:r>
+    </w:p>
+    <w:p>
+      <w:r>
+        <w:t>The frontend tests focus on signing up, logging in, navigation to the feed, creating profiles, updating user profile description text, visiting friend list, opening meeting session pages and accessing reporting related entry points. The tests validate not only API correctness but also routing, page rendering, form behavior and the integration between both sides frontend and backend as well.</w:t>
+      </w:r>
+    </w:p>
+    <w:p>
+      <w:r>
+        <w:t xml:space="preserve">The browser tests also use unique generated email addresses which reduces test collision between runs. It helps to ensure independence between user registrations scenarios. </w:t>
+      </w:r>
+    </w:p>
+    <w:p/>
+    <w:p>
+      <w:pPr>
+        <w:pStyle w:val="Heading2"/>
+        <w:numPr>
+          <w:ilvl w:val="1"/>
+          <w:numId w:val="48"/>
+        </w:numPr>
+        <w:rPr>
+          <w:rFonts w:ascii="Times New Roman" w:hAnsi="Times New Roman" w:cs="Times New Roman"/>
+          <w:b/>
+          <w:bCs/>
+          <w:color w:val="000000" w:themeColor="text1"/>
+        </w:rPr>
+      </w:pPr>
+      <w:r>
+        <w:rPr>
+          <w:rFonts w:ascii="Times New Roman" w:hAnsi="Times New Roman" w:cs="Times New Roman"/>
+          <w:b/>
+          <w:bCs/>
+          <w:color w:val="000000" w:themeColor="text1"/>
+        </w:rPr>
+        <w:t>Continuous Integration Testing</w:t>
+      </w:r>
+    </w:p>
+    <w:p/>
+    <w:p>
+      <w:r>
+        <w:t xml:space="preserve">GitHub Actions workflows were used in this project to provide reliability. For instance, the first workflow runs backend Jest tests and frontend Playwright tests automatically on pushes and pull </w:t>
+      </w:r>
+      <w:r>
+        <w:lastRenderedPageBreak/>
+        <w:t xml:space="preserve">requests to the main branches. The second workflow performs the deployment process on only successful updates to the main branch. </w:t>
+      </w:r>
+    </w:p>
+    <w:p>
+      <w:r>
+        <w:t xml:space="preserve">The backend Continuous Integration workflow was chosen to install dependencies and execute the automated test suite with a test environment configuration. In terms of the frontend Continuous Integration workflow, it installs Playwright necessary browser tools, then runs the tests and uploads the generated report as an artifact that is reviewed afterwards. The test execution is not limited to the local machine in this project and repeatedly verified in a clean environment to make regressions more visible during development process and ensure that deployment is closely tied to a build process rather than manual file transfer only. </w:t>
+      </w:r>
+    </w:p>
+    <w:p/>
+    <w:p>
+      <w:pPr>
+        <w:pStyle w:val="Heading2"/>
+        <w:numPr>
+          <w:ilvl w:val="1"/>
+          <w:numId w:val="48"/>
+        </w:numPr>
+        <w:rPr>
+          <w:rFonts w:ascii="Times New Roman" w:hAnsi="Times New Roman" w:cs="Times New Roman"/>
+          <w:b/>
+          <w:bCs/>
+          <w:color w:val="000000" w:themeColor="text1"/>
+        </w:rPr>
+      </w:pPr>
+      <w:r>
+        <w:rPr>
+          <w:rFonts w:ascii="Times New Roman" w:hAnsi="Times New Roman" w:cs="Times New Roman"/>
+          <w:b/>
+          <w:bCs/>
+          <w:color w:val="000000" w:themeColor="text1"/>
+        </w:rPr>
+        <w:t>Reliability Evaluation</w:t>
+      </w:r>
+    </w:p>
+    <w:p>
+      <w:r>
+        <w:t xml:space="preserve">To begin with, the testing process in this project showed that the core features of the final product are reliable for the scope achieved in this project. Backend demonstrate that the main system requirements are implemented correctly especially in the areas such as meeting scheduling, rating and points transfer, social connection management and administrative moderation while frontend end-to-end tests reassure that the major user </w:t>
+      </w:r>
+      <w:r>
+        <w:t xml:space="preserve">workflows can be executed successfully through the browser interface. </w:t>
+      </w:r>
+    </w:p>
+    <w:p>
+      <w:r>
+        <w:t>The meeting and rating workflow is central to the project’s tutoring and gamification model and to provide reliability for users to that, the meeting session module was tested against several requirements including insufficient number of points in user account’s balance, duplicated meeting requests, enormously large number of meeting sessions created per day and protection against negative accumulative balance account. Administrative actions were also tested to confirm that account freezing correctly removes the user and related relationships from the system.</w:t>
+      </w:r>
+    </w:p>
+    <w:p>
+      <w:r>
+        <w:t xml:space="preserve">However, there are some improvements that could be considered in the future development. Firstly, there are several Playwright tests that act move as smoke tests than full deep validation tests, since they mainly confirm navigation and visible user interface state. Lastly, this frontend test suite could be extended with more assertions covering notifications, chat delivery, moderation flows, negative form cases to verify all resulting database changes. </w:t>
+      </w:r>
     </w:p>
     <w:p/>
     <w:p>
@@ -5796,7 +6308,7 @@
           <w:ilvl w:val="1"/>
           <w:numId w:val="48"/>
         </w:numPr>
-        <w:spacing w:before="0" w:after="0" w:line="276" w:lineRule="auto"/>
+        <w:spacing w:before="0" w:after="0"/>
         <w:rPr>
           <w:rFonts w:ascii="Times New Roman" w:hAnsi="Times New Roman" w:cs="Times New Roman"/>
           <w:b/>
@@ -5947,19 +6459,50 @@
         <w:rPr>
           <w:rFonts w:ascii="Times New Roman" w:hAnsi="Times New Roman" w:cs="Times New Roman"/>
         </w:rPr>
-        <w:t xml:space="preserve">. Socket-based communication worked in simple tests, but there </w:t>
+        <w:t>.</w:t>
       </w:r>
       <w:r>
         <w:rPr>
           <w:rFonts w:ascii="Times New Roman" w:hAnsi="Times New Roman" w:cs="Times New Roman"/>
         </w:rPr>
+        <w:t xml:space="preserve"> Web s</w:t>
+      </w:r>
+      <w:r>
+        <w:rPr>
+          <w:rFonts w:ascii="Times New Roman" w:hAnsi="Times New Roman" w:cs="Times New Roman"/>
+        </w:rPr>
+        <w:t>ocket</w:t>
+      </w:r>
+      <w:r>
+        <w:rPr>
+          <w:rFonts w:ascii="Times New Roman" w:hAnsi="Times New Roman" w:cs="Times New Roman"/>
+        </w:rPr>
+        <w:t xml:space="preserve"> </w:t>
+      </w:r>
+      <w:r>
+        <w:rPr>
+          <w:rFonts w:ascii="Times New Roman" w:hAnsi="Times New Roman" w:cs="Times New Roman"/>
+        </w:rPr>
+        <w:t xml:space="preserve">communication worked in simple tests, but there </w:t>
+      </w:r>
+      <w:r>
+        <w:rPr>
+          <w:rFonts w:ascii="Times New Roman" w:hAnsi="Times New Roman" w:cs="Times New Roman"/>
+        </w:rPr>
         <w:t xml:space="preserve">was a difficulty in </w:t>
       </w:r>
       <w:r>
         <w:rPr>
           <w:rFonts w:ascii="Times New Roman" w:hAnsi="Times New Roman" w:cs="Times New Roman"/>
         </w:rPr>
-        <w:t xml:space="preserve">trying to ensure that messages were both delivered immediately and stored reliably. There was a risk that a message could be displayed in the interface without being safely persisted in the database. To troubleshoot the message flow was redesigned such that messages were validated </w:t>
+        <w:t xml:space="preserve">trying to ensure that messages were both delivered </w:t>
+      </w:r>
+      <w:r>
+        <w:rPr>
+          <w:rFonts w:ascii="Times New Roman" w:hAnsi="Times New Roman" w:cs="Times New Roman"/>
+        </w:rPr>
+        <w:lastRenderedPageBreak/>
+        <w:t xml:space="preserve">immediately and stored reliably. There was a risk that a message could be displayed in the interface without being safely persisted in the database. To troubleshoot the message flow was redesigned such that messages were validated </w:t>
       </w:r>
       <w:r>
         <w:rPr>
@@ -6178,182 +6721,166 @@
           <w:bCs/>
           <w:color w:val="000000" w:themeColor="text1"/>
         </w:rPr>
+        <w:t>What was achieved</w:t>
+      </w:r>
+      <w:bookmarkEnd w:id="29"/>
+    </w:p>
+    <w:p>
+      <w:pPr>
+        <w:jc w:val="both"/>
+      </w:pPr>
+      <w:r>
+        <w:t xml:space="preserve">Peer Tutoring Platform achieved </w:t>
+      </w:r>
+      <w:r>
+        <w:t>all</w:t>
+      </w:r>
+      <w:r>
+        <w:t xml:space="preserve"> core objectives that were defined for this project. A working full-stack application was created using MERN stack with support for live communication through Socket.io. The platform provides several features for students </w:t>
+      </w:r>
+      <w:r>
+        <w:t>such as</w:t>
+      </w:r>
+      <w:r>
+        <w:t xml:space="preserve"> seeking academic assistance, communicating with peers, scheduling tutoring sessions, gamification. </w:t>
+      </w:r>
+    </w:p>
+    <w:p>
+      <w:pPr>
+        <w:jc w:val="both"/>
+      </w:pPr>
+      <w:r>
+        <w:t xml:space="preserve">A complete authentication and authorization workflow was implemented into this project as well. Users are able to register, log in securely and access protected areas of the system through JSON Web Token authentication. Similar approach was also introduced for administrators. </w:t>
+      </w:r>
+    </w:p>
+    <w:p>
+      <w:pPr>
+        <w:jc w:val="both"/>
+      </w:pPr>
+      <w:r>
+        <w:t xml:space="preserve">A real-time messaging feature was </w:t>
+      </w:r>
+      <w:r>
+        <w:t>implemented</w:t>
+      </w:r>
+      <w:r>
+        <w:t xml:space="preserve"> into the project </w:t>
+      </w:r>
+      <w:r>
+        <w:t>successfully</w:t>
+      </w:r>
+      <w:r>
+        <w:t xml:space="preserve">. Users </w:t>
+      </w:r>
+      <w:r>
+        <w:t>can</w:t>
+      </w:r>
+      <w:r>
+        <w:t xml:space="preserve"> send messages to their friends </w:t>
+      </w:r>
+      <w:r>
+        <w:t xml:space="preserve">instantly </w:t>
+      </w:r>
+      <w:r>
+        <w:t>with the help of</w:t>
+      </w:r>
+      <w:r>
+        <w:t xml:space="preserve"> Socket.io </w:t>
+      </w:r>
+      <w:r>
+        <w:t>while the content being</w:t>
+      </w:r>
+      <w:r>
+        <w:t xml:space="preserve"> stored in MongoDB. </w:t>
+      </w:r>
+    </w:p>
+    <w:p>
+      <w:pPr>
+        <w:jc w:val="both"/>
+      </w:pPr>
+      <w:r>
+        <w:t>The meeting and scheduling functionalities were also completed. Users can create and manage sessions using date and time</w:t>
+      </w:r>
+      <w:r>
+        <w:t>, points allocation</w:t>
+      </w:r>
+      <w:r>
+        <w:t>. Notifications connected to this feature were developed so that users could receive updates relating to new activity and follow-up actions such as rating sessions.</w:t>
+      </w:r>
+    </w:p>
+    <w:p>
+      <w:pPr>
+        <w:jc w:val="both"/>
+      </w:pPr>
+      <w:r>
+        <w:t xml:space="preserve">The project also achieved the implementation of rating and points system. Users are able to </w:t>
+      </w:r>
+      <w:r>
+        <w:t>rate</w:t>
+      </w:r>
+      <w:r>
+        <w:t xml:space="preserve"> sessions and </w:t>
+      </w:r>
+      <w:r>
+        <w:t xml:space="preserve">receive </w:t>
+      </w:r>
+      <w:r>
+        <w:t xml:space="preserve">points after each successful </w:t>
+      </w:r>
+      <w:r>
+        <w:t>meeting</w:t>
+      </w:r>
+      <w:r>
+        <w:t>. Thi</w:t>
+      </w:r>
+      <w:r>
+        <w:t>s approach introduced a gamification element into the project</w:t>
+      </w:r>
+      <w:r>
+        <w:t xml:space="preserve"> which encourages students to create more sessions through the system while collecting points and topping up their balance account</w:t>
+      </w:r>
+      <w:r>
+        <w:t xml:space="preserve">. </w:t>
+      </w:r>
+    </w:p>
+    <w:p>
+      <w:pPr>
+        <w:jc w:val="both"/>
+      </w:pPr>
+      <w:r>
+        <w:t xml:space="preserve">Administration features were also </w:t>
+      </w:r>
+      <w:r>
+        <w:t>integrated</w:t>
+      </w:r>
+      <w:r>
+        <w:t xml:space="preserve"> in</w:t>
+      </w:r>
+      <w:r>
+        <w:t>to</w:t>
+      </w:r>
+      <w:r>
+        <w:t xml:space="preserve"> the platform. </w:t>
+      </w:r>
+      <w:r>
+        <w:t>Moderators</w:t>
+      </w:r>
+      <w:r>
+        <w:t xml:space="preserve"> are provided with access to monitor user activity and content allowing inappropriate material to be </w:t>
+      </w:r>
+      <w:r>
+        <w:t>reviewed and managed accordingly</w:t>
+      </w:r>
+      <w:r>
+        <w:t>.</w:t>
+      </w:r>
+    </w:p>
+    <w:p>
+      <w:pPr>
+        <w:jc w:val="both"/>
+      </w:pPr>
+      <w:r>
         <w:lastRenderedPageBreak/>
-        <w:t>What was achieved</w:t>
-      </w:r>
-      <w:bookmarkEnd w:id="29"/>
-    </w:p>
-    <w:p>
-      <w:pPr>
-        <w:jc w:val="both"/>
-      </w:pPr>
-      <w:r>
-        <w:t xml:space="preserve">Peer Tutoring Platform achieved </w:t>
-      </w:r>
-      <w:r>
-        <w:t>all</w:t>
-      </w:r>
-      <w:r>
-        <w:t xml:space="preserve"> core objectives that were defined for this project. A working full-stack application was created using MERN stack with support for live communication through Socket.io. The platform provides several features for students </w:t>
-      </w:r>
-      <w:r>
-        <w:t>such as</w:t>
-      </w:r>
-      <w:r>
-        <w:t xml:space="preserve"> seeking academic assistance, communicating with peers, scheduling tutoring sessions, gamification. </w:t>
-      </w:r>
-    </w:p>
-    <w:p>
-      <w:pPr>
-        <w:jc w:val="both"/>
-      </w:pPr>
-      <w:r>
-        <w:t xml:space="preserve">A complete authentication and authorization workflow was implemented into this project as well. Users </w:t>
-      </w:r>
-      <w:proofErr w:type="gramStart"/>
-      <w:r>
-        <w:t>are able to</w:t>
-      </w:r>
-      <w:proofErr w:type="gramEnd"/>
-      <w:r>
-        <w:t xml:space="preserve"> register, log in securely and access protected areas of the system through JSON Web Token authentication. Similar approach was also introduced for administrators. </w:t>
-      </w:r>
-    </w:p>
-    <w:p>
-      <w:pPr>
-        <w:jc w:val="both"/>
-      </w:pPr>
-      <w:r>
-        <w:t xml:space="preserve">A real-time messaging feature was </w:t>
-      </w:r>
-      <w:r>
-        <w:t>implemented</w:t>
-      </w:r>
-      <w:r>
-        <w:t xml:space="preserve"> into the project </w:t>
-      </w:r>
-      <w:r>
-        <w:t>successfully</w:t>
-      </w:r>
-      <w:r>
-        <w:t xml:space="preserve">. Users </w:t>
-      </w:r>
-      <w:r>
-        <w:t>can</w:t>
-      </w:r>
-      <w:r>
-        <w:t xml:space="preserve"> send messages to their friends </w:t>
-      </w:r>
-      <w:r>
-        <w:t xml:space="preserve">instantly </w:t>
-      </w:r>
-      <w:r>
-        <w:t>with the help of</w:t>
-      </w:r>
-      <w:r>
-        <w:t xml:space="preserve"> Socket.io </w:t>
-      </w:r>
-      <w:r>
-        <w:t>while the content being</w:t>
-      </w:r>
-      <w:r>
-        <w:t xml:space="preserve"> stored in MongoDB. </w:t>
-      </w:r>
-    </w:p>
-    <w:p>
-      <w:pPr>
-        <w:jc w:val="both"/>
-      </w:pPr>
-      <w:r>
-        <w:t>The meeting and scheduling functionalities were also completed. Users can create and manage sessions using date and time</w:t>
-      </w:r>
-      <w:r>
-        <w:t>, points allocation</w:t>
-      </w:r>
-      <w:r>
-        <w:t>. Notifications connected to this feature were developed so that users could receive updates relating to new activity and follow-up actions such as rating sessions.</w:t>
-      </w:r>
-    </w:p>
-    <w:p>
-      <w:pPr>
-        <w:jc w:val="both"/>
-      </w:pPr>
-      <w:r>
-        <w:t xml:space="preserve">The project also achieved the implementation of rating and points system. Users </w:t>
-      </w:r>
-      <w:proofErr w:type="gramStart"/>
-      <w:r>
-        <w:t>are able to</w:t>
-      </w:r>
-      <w:proofErr w:type="gramEnd"/>
-      <w:r>
-        <w:t xml:space="preserve"> </w:t>
-      </w:r>
-      <w:r>
-        <w:t>rate</w:t>
-      </w:r>
-      <w:r>
-        <w:t xml:space="preserve"> sessions and </w:t>
-      </w:r>
-      <w:r>
-        <w:t xml:space="preserve">receive </w:t>
-      </w:r>
-      <w:r>
-        <w:t xml:space="preserve">points after each successful </w:t>
-      </w:r>
-      <w:r>
-        <w:t>meeting</w:t>
-      </w:r>
-      <w:r>
-        <w:t>. Thi</w:t>
-      </w:r>
-      <w:r>
-        <w:t>s approach introduced a gamification element into the project</w:t>
-      </w:r>
-      <w:r>
-        <w:t xml:space="preserve"> which encourages students to create more sessions through the system while collecting points and topping up their balance account</w:t>
-      </w:r>
-      <w:r>
-        <w:t xml:space="preserve">. </w:t>
-      </w:r>
-    </w:p>
-    <w:p>
-      <w:pPr>
-        <w:jc w:val="both"/>
-      </w:pPr>
-      <w:r>
-        <w:t xml:space="preserve">Administration features were also </w:t>
-      </w:r>
-      <w:r>
-        <w:t>integrated</w:t>
-      </w:r>
-      <w:r>
-        <w:t xml:space="preserve"> in</w:t>
-      </w:r>
-      <w:r>
-        <w:t>to</w:t>
-      </w:r>
-      <w:r>
-        <w:t xml:space="preserve"> the platform. </w:t>
-      </w:r>
-      <w:r>
-        <w:t>Moderators</w:t>
-      </w:r>
-      <w:r>
-        <w:t xml:space="preserve"> are provided with access to monitor user activity and content allowing inappropriate material to be </w:t>
-      </w:r>
-      <w:r>
-        <w:t>reviewed and managed accordingly</w:t>
-      </w:r>
-      <w:r>
-        <w:t>.</w:t>
-      </w:r>
-    </w:p>
-    <w:p>
-      <w:pPr>
-        <w:jc w:val="both"/>
-      </w:pPr>
-      <w:r>
         <w:t xml:space="preserve">To conclude, the project achieved a </w:t>
       </w:r>
       <w:r>
@@ -6405,16 +6932,11 @@
         <w:t>the</w:t>
       </w:r>
       <w:r>
-        <w:t xml:space="preserve"> </w:t>
-      </w:r>
-      <w:proofErr w:type="gramStart"/>
-      <w:r>
-        <w:t>functionalit</w:t>
+        <w:t xml:space="preserve"> functionalit</w:t>
       </w:r>
       <w:r>
         <w:t>ies</w:t>
       </w:r>
-      <w:proofErr w:type="gramEnd"/>
       <w:r>
         <w:t xml:space="preserve"> integration</w:t>
       </w:r>
@@ -6455,11 +6977,13 @@
         <w:t>Finally, t</w:t>
       </w:r>
       <w:r>
-        <w:t xml:space="preserve">he points and rating systems were completed functionally, but they could be supported with the aid of intervening Peer Mentoring Group into the project to bring the gamification part to </w:t>
-      </w:r>
-      <w:r>
-        <w:lastRenderedPageBreak/>
-        <w:t>a completely new level. Future implementations could include exchanging points for free student lunches or special awards for volunteering work, recommendation logic based on user behavior.</w:t>
+        <w:t>he points and rating systems were completed functionally, but they could be supported with the aid of intervening Peer Mentoring Group into the project to bring the gamification part to a completely new level. Future implementations could include exchanging points for free student lunches or special awards for volunteering work</w:t>
+      </w:r>
+      <w:r>
+        <w:t xml:space="preserve"> to promote supporting culture within the university</w:t>
+      </w:r>
+      <w:r>
+        <w:t>.</w:t>
       </w:r>
     </w:p>
     <w:p/>
@@ -6726,6 +7250,7 @@
           <w:sz w:val="32"/>
           <w:szCs w:val="32"/>
         </w:rPr>
+        <w:lastRenderedPageBreak/>
         <w:t>What would be done differently</w:t>
       </w:r>
       <w:bookmarkEnd w:id="32"/>
@@ -6754,15 +7279,7 @@
         <w:jc w:val="both"/>
       </w:pPr>
       <w:r>
-        <w:t xml:space="preserve">Firstly, the definition of the database schema and API response structures earlier in the project could significantly simplify and improve the development stage. There were integrations issues faced during development </w:t>
-      </w:r>
-      <w:proofErr w:type="gramStart"/>
-      <w:r>
-        <w:t>due to the fact that</w:t>
-      </w:r>
-      <w:proofErr w:type="gramEnd"/>
-      <w:r>
-        <w:t xml:space="preserve"> the layers such as frontend, backend and database were not always fully aligned from the beginning. If the project was restarted, then more time would be wisely spent designing the data relationships and standardizing response formats before implementation.</w:t>
+        <w:t>Firstly, the definition of the database schema and API response structures earlier in the project could significantly simplify and improve the development stage. There were integrations issues faced during development due to the fact that the layers such as frontend, backend and database were not always fully aligned from the beginning. If the project was restarted, then more time would be wisely spent designing the data relationships and standardizing response formats before implementation.</w:t>
       </w:r>
     </w:p>
     <w:p>
@@ -6843,15 +7360,7 @@
         <w:t>API</w:t>
       </w:r>
       <w:r>
-        <w:t xml:space="preserve"> </w:t>
-      </w:r>
-      <w:proofErr w:type="gramStart"/>
-      <w:r>
-        <w:t>calls,</w:t>
-      </w:r>
-      <w:proofErr w:type="gramEnd"/>
-      <w:r>
-        <w:t xml:space="preserve"> however, the approach was not suitable for instant peer interaction. As a result, the design was chosen to be extended to include Socket.io and WebSocket </w:t>
+        <w:t xml:space="preserve"> calls, however, the approach was not suitable for instant peer interaction. As a result, the design was chosen to be extended to include Socket.io and WebSocket </w:t>
       </w:r>
       <w:r>
         <w:rPr>
@@ -6889,29 +7398,17 @@
         <w:jc w:val="both"/>
       </w:pPr>
       <w:r>
-        <w:t xml:space="preserve">There were slight changes in the structure of a few </w:t>
-      </w:r>
-      <w:proofErr w:type="gramStart"/>
-      <w:r>
-        <w:t>number</w:t>
-      </w:r>
-      <w:proofErr w:type="gramEnd"/>
-      <w:r>
-        <w:t xml:space="preserve"> of backend modules. It was designed initially to treat features as independent functions, however, the implementation showed that closer relationships existed between posts, meetings, notifications, ratings and user profiles. </w:t>
+        <w:t xml:space="preserve">There were slight changes in the structure of a few number of backend modules. It was designed initially to treat features as independent functions, however, the implementation showed that closer </w:t>
+      </w:r>
+      <w:r>
+        <w:lastRenderedPageBreak/>
+        <w:t xml:space="preserve">relationships existed between posts, meetings, notifications, ratings and user profiles. </w:t>
       </w:r>
       <w:r>
         <w:t>Consequently</w:t>
       </w:r>
       <w:r>
-        <w:t xml:space="preserve">, a more connected backed design than originally expected with stronger validation logic and more carefully linked database collections was implemented </w:t>
-      </w:r>
-      <w:proofErr w:type="gramStart"/>
-      <w:r>
-        <w:t>later on</w:t>
-      </w:r>
-      <w:proofErr w:type="gramEnd"/>
-      <w:r>
-        <w:t>.</w:t>
+        <w:t>, a more connected backed design than originally expected with stronger validation logic and more carefully linked database collections was implemented later on.</w:t>
       </w:r>
     </w:p>
     <w:p>
@@ -6988,25 +7485,27 @@
     </w:p>
     <w:p>
       <w:pPr>
-        <w:pStyle w:val="Heading2"/>
+        <w:pStyle w:val="Heading3"/>
         <w:numPr>
           <w:ilvl w:val="2"/>
           <w:numId w:val="48"/>
         </w:numPr>
         <w:rPr>
-          <w:rFonts w:ascii="Times New Roman" w:hAnsi="Times New Roman" w:cs="Times New Roman"/>
           <w:b/>
           <w:bCs/>
           <w:color w:val="000000" w:themeColor="text1"/>
+          <w:sz w:val="32"/>
+          <w:szCs w:val="32"/>
           <w:highlight w:val="yellow"/>
         </w:rPr>
       </w:pPr>
       <w:r>
         <w:rPr>
-          <w:rFonts w:ascii="Times New Roman" w:hAnsi="Times New Roman" w:cs="Times New Roman"/>
           <w:b/>
           <w:bCs/>
           <w:color w:val="000000" w:themeColor="text1"/>
+          <w:sz w:val="32"/>
+          <w:szCs w:val="32"/>
           <w:highlight w:val="yellow"/>
         </w:rPr>
         <w:t>Functional Testing</w:t>
@@ -7017,12 +7516,174 @@
         <w:jc w:val="both"/>
       </w:pPr>
       <w:r>
-        <w:t xml:space="preserve">Functional testing was used in this project to confirm that the main features such as user registration and login, profile updates, post creation, commenting, live communication, meeting scheduling, notifications, reporting content and rating/scheduling sessions operated according to the system requirements. Each feature was tested by performing expected user actions and </w:t>
-      </w:r>
-      <w:r>
-        <w:lastRenderedPageBreak/>
-        <w:t>checking that the data stored in the database was correct and displayed in the user interface correctly.</w:t>
-      </w:r>
+        <w:t>Functional testing was used in this project to confirm that the main features such as user registration and login, profile updates, post creation, commenting, live communication, meeting scheduling, notifications, reporting content and rating/scheduling sessions operated according to the system requirements. Each feature was tested by performing expected user actions and checking that the data stored in the database was correct and displayed in the user interface correctly.</w:t>
+      </w:r>
+    </w:p>
+    <w:p>
+      <w:pPr>
+        <w:jc w:val="both"/>
+      </w:pPr>
+    </w:p>
+    <w:p>
+      <w:pPr>
+        <w:pStyle w:val="Heading3"/>
+        <w:numPr>
+          <w:ilvl w:val="2"/>
+          <w:numId w:val="48"/>
+        </w:numPr>
+        <w:rPr>
+          <w:b/>
+          <w:bCs/>
+          <w:color w:val="000000" w:themeColor="text1"/>
+          <w:sz w:val="32"/>
+          <w:szCs w:val="32"/>
+        </w:rPr>
+      </w:pPr>
+      <w:r>
+        <w:rPr>
+          <w:b/>
+          <w:bCs/>
+          <w:color w:val="000000" w:themeColor="text1"/>
+          <w:sz w:val="32"/>
+          <w:szCs w:val="32"/>
+        </w:rPr>
+        <w:t>Authentication and Access Control Testing</w:t>
+      </w:r>
+    </w:p>
+    <w:p>
+      <w:pPr>
+        <w:jc w:val="both"/>
+      </w:pPr>
+      <w:r>
+        <w:t>Authentication testing was used to ensure that protected routes could only be accessed by authenticated users. Tests were executed to confirm that users were not able to access restricted features such as messaging, scheduling and updating profile information without a valid JSON Web Token. In addition, it was also verified that administrative routes were protected through role access control.</w:t>
+      </w:r>
+    </w:p>
+    <w:p>
+      <w:pPr>
+        <w:jc w:val="both"/>
+      </w:pPr>
+    </w:p>
+    <w:p>
+      <w:pPr>
+        <w:pStyle w:val="Heading3"/>
+        <w:numPr>
+          <w:ilvl w:val="2"/>
+          <w:numId w:val="48"/>
+        </w:numPr>
+        <w:rPr>
+          <w:b/>
+          <w:bCs/>
+          <w:color w:val="000000" w:themeColor="text1"/>
+          <w:sz w:val="32"/>
+          <w:szCs w:val="32"/>
+        </w:rPr>
+      </w:pPr>
+      <w:r>
+        <w:rPr>
+          <w:b/>
+          <w:bCs/>
+          <w:color w:val="000000" w:themeColor="text1"/>
+          <w:sz w:val="32"/>
+          <w:szCs w:val="32"/>
+        </w:rPr>
+        <w:t>Real-Time Communication Testing</w:t>
+      </w:r>
+    </w:p>
+    <w:p>
+      <w:pPr>
+        <w:jc w:val="both"/>
+      </w:pPr>
+      <w:r>
+        <w:t xml:space="preserve">Messaging and live notification updates delivery were tested by running multiple user sessions simultaneously. The purpose of that testing was to check that messages were delivered immediately to connected users and data </w:t>
+      </w:r>
+      <w:r>
+        <w:t>still persisted</w:t>
+      </w:r>
+      <w:r>
+        <w:t xml:space="preserve"> correctly.</w:t>
+      </w:r>
+    </w:p>
+    <w:p>
+      <w:pPr>
+        <w:jc w:val="both"/>
+      </w:pPr>
+    </w:p>
+    <w:p>
+      <w:pPr>
+        <w:pStyle w:val="Heading3"/>
+        <w:numPr>
+          <w:ilvl w:val="2"/>
+          <w:numId w:val="48"/>
+        </w:numPr>
+        <w:rPr>
+          <w:b/>
+          <w:bCs/>
+          <w:sz w:val="32"/>
+          <w:szCs w:val="32"/>
+        </w:rPr>
+      </w:pPr>
+      <w:r>
+        <w:rPr>
+          <w:b/>
+          <w:bCs/>
+          <w:color w:val="000000" w:themeColor="text1"/>
+          <w:sz w:val="32"/>
+          <w:szCs w:val="32"/>
+        </w:rPr>
+        <w:t>Validation and Error Handling Testing</w:t>
+      </w:r>
+    </w:p>
+    <w:p>
+      <w:pPr>
+        <w:jc w:val="both"/>
+      </w:pPr>
+      <w:r>
+        <w:t>Validation testing was used to ensure that invalid or incomplete input did not produce unreliable system behavior. This included testing invalid login credentials, missing required meeting fields, duplicate rating attempts. The backend of the system correctly rejected invalid requests and returned predictable error responses.</w:t>
+      </w:r>
+    </w:p>
+    <w:p>
+      <w:pPr>
+        <w:jc w:val="both"/>
+      </w:pPr>
+    </w:p>
+    <w:p>
+      <w:pPr>
+        <w:pStyle w:val="Heading3"/>
+        <w:numPr>
+          <w:ilvl w:val="2"/>
+          <w:numId w:val="48"/>
+        </w:numPr>
+        <w:rPr>
+          <w:b/>
+          <w:bCs/>
+          <w:color w:val="000000" w:themeColor="text1"/>
+          <w:sz w:val="32"/>
+          <w:szCs w:val="32"/>
+        </w:rPr>
+      </w:pPr>
+      <w:r>
+        <w:rPr>
+          <w:b/>
+          <w:bCs/>
+          <w:color w:val="000000" w:themeColor="text1"/>
+          <w:sz w:val="32"/>
+          <w:szCs w:val="32"/>
+        </w:rPr>
+        <w:t>Reliability of the Final System</w:t>
+      </w:r>
+    </w:p>
+    <w:p>
+      <w:pPr>
+        <w:jc w:val="both"/>
+      </w:pPr>
+      <w:r>
+        <w:t xml:space="preserve">The testing process showed that the software product was reliable for the core features implemented during development stage. User workflows that form the core functionalities of the application such as authentication, post interaction, messaging, meeting scheduling, notifications, reporting and rating performed consistently. </w:t>
+      </w:r>
+    </w:p>
+    <w:p>
+      <w:pPr>
+        <w:jc w:val="both"/>
+      </w:pPr>
     </w:p>
     <w:p/>
     <w:p>
@@ -7085,13 +7746,8 @@
         <w:pStyle w:val="NormalWeb"/>
         <w:spacing w:before="0" w:beforeAutospacing="0" w:after="0" w:afterAutospacing="0"/>
       </w:pPr>
-      <w:proofErr w:type="spellStart"/>
-      <w:r>
-        <w:t>Bursuck</w:t>
-      </w:r>
-      <w:proofErr w:type="spellEnd"/>
-      <w:r>
-        <w:t xml:space="preserve">, W.D. and Jayanthi, M. (1993). Academic and behavioral problems of students with learning disabilities. </w:t>
+      <w:r>
+        <w:t xml:space="preserve">Bursuck, W.D. and Jayanthi, M. (1993). Academic and behavioral problems of students with learning disabilities. </w:t>
       </w:r>
       <w:r>
         <w:rPr>
@@ -7185,13 +7841,8 @@
         <w:pStyle w:val="NormalWeb"/>
         <w:spacing w:before="0" w:beforeAutospacing="0" w:after="0" w:afterAutospacing="0"/>
       </w:pPr>
-      <w:proofErr w:type="spellStart"/>
-      <w:r>
-        <w:t>Goodlad</w:t>
-      </w:r>
-      <w:proofErr w:type="spellEnd"/>
-      <w:r>
-        <w:t xml:space="preserve">, S. and Hirst, B. (1990). </w:t>
+      <w:r>
+        <w:t xml:space="preserve">Goodlad, S. and Hirst, B. (1990). </w:t>
       </w:r>
       <w:r>
         <w:rPr>
@@ -7274,13 +7925,8 @@
         <w:pStyle w:val="NormalWeb"/>
         <w:spacing w:before="0" w:beforeAutospacing="0" w:after="0" w:afterAutospacing="0"/>
       </w:pPr>
-      <w:proofErr w:type="spellStart"/>
-      <w:r>
-        <w:t>Karabenick</w:t>
-      </w:r>
-      <w:proofErr w:type="spellEnd"/>
-      <w:r>
-        <w:t xml:space="preserve">, S.A. (2003). Seeking help in large college classes: A person-centered approach. </w:t>
+      <w:r>
+        <w:t xml:space="preserve">Karabenick, S.A. (2003). Seeking help in large college classes: A person-centered approach. </w:t>
       </w:r>
       <w:r>
         <w:rPr>
@@ -7356,15 +8002,7 @@
         <w:spacing w:before="0" w:beforeAutospacing="0" w:after="0" w:afterAutospacing="0"/>
       </w:pPr>
       <w:r>
-        <w:t xml:space="preserve">Mathur, S.R. and Rutherford, R.B. (1991). Peer-mediated interventions promoting social skills of students with emotional and </w:t>
-      </w:r>
-      <w:proofErr w:type="spellStart"/>
-      <w:r>
-        <w:t>behavioural</w:t>
-      </w:r>
-      <w:proofErr w:type="spellEnd"/>
-      <w:r>
-        <w:t xml:space="preserve"> disorders. </w:t>
+        <w:t xml:space="preserve">Mathur, S.R. and Rutherford, R.B. (1991). Peer-mediated interventions promoting social skills of students with emotional and behavioural disorders. </w:t>
       </w:r>
       <w:r>
         <w:rPr>
@@ -7383,15 +8021,8 @@
         <w:spacing w:before="0" w:beforeAutospacing="0" w:after="0" w:afterAutospacing="0"/>
       </w:pPr>
       <w:r>
-        <w:t xml:space="preserve">Piazza. (n.d.). Piazza: A </w:t>
-      </w:r>
-      <w:proofErr w:type="gramStart"/>
-      <w:r>
-        <w:t>question and answer</w:t>
-      </w:r>
-      <w:proofErr w:type="gramEnd"/>
-      <w:r>
-        <w:t xml:space="preserve"> platform for education. [online] Available: https://piazza.com [accessed 13 February 2026].</w:t>
+        <w:lastRenderedPageBreak/>
+        <w:t>Piazza. (n.d.). Piazza: A question and answer platform for education. [online] Available: https://piazza.com [accessed 13 February 2026].</w:t>
       </w:r>
     </w:p>
     <w:p>
@@ -7399,13 +8030,8 @@
         <w:pStyle w:val="NormalWeb"/>
         <w:spacing w:before="0" w:beforeAutospacing="0" w:after="0" w:afterAutospacing="0"/>
       </w:pPr>
-      <w:proofErr w:type="spellStart"/>
-      <w:r>
-        <w:t>Podplota</w:t>
-      </w:r>
-      <w:proofErr w:type="spellEnd"/>
-      <w:r>
-        <w:t xml:space="preserve">, P. (2022). Benefits of peer tutoring in higher education: A student perspective. </w:t>
+      <w:r>
+        <w:t xml:space="preserve">Podplota, P. (2022). Benefits of peer tutoring in higher education: A student perspective. </w:t>
       </w:r>
       <w:r>
         <w:rPr>
@@ -7454,7 +8080,6 @@
         <w:spacing w:before="0" w:beforeAutospacing="0" w:after="0" w:afterAutospacing="0"/>
       </w:pPr>
       <w:r>
-        <w:lastRenderedPageBreak/>
         <w:t xml:space="preserve">Rizkallah, E.G. and Seitz, V. (2017). Are universities missing a link in dealing with student motivation? An empirical perspective. </w:t>
       </w:r>
       <w:r>
@@ -7568,13 +8193,8 @@
         <w:pStyle w:val="NormalWeb"/>
         <w:spacing w:before="0" w:beforeAutospacing="0" w:after="0" w:afterAutospacing="0"/>
       </w:pPr>
-      <w:proofErr w:type="spellStart"/>
-      <w:r>
-        <w:t>Zepke</w:t>
-      </w:r>
-      <w:proofErr w:type="spellEnd"/>
-      <w:r>
-        <w:t xml:space="preserve">, N. and Leach, L. (2010). Improving student engagement: Ten proposals for action. </w:t>
+      <w:r>
+        <w:t xml:space="preserve">Zepke, N. and Leach, L. (2010). Improving student engagement: Ten proposals for action. </w:t>
       </w:r>
       <w:r>
         <w:rPr>
@@ -8266,7 +8886,7 @@
   <w:abstractNum w:abstractNumId="1" w15:restartNumberingAfterBreak="0">
     <w:nsid w:val="025F36C6"/>
     <w:multiLevelType w:val="multilevel"/>
-    <w:tmpl w:val="FB161A1C"/>
+    <w:tmpl w:val="503C7FC0"/>
     <w:lvl w:ilvl="0">
       <w:start w:val="1"/>
       <w:numFmt w:val="decimal"/>
@@ -8304,6 +8924,7 @@
       </w:pPr>
       <w:rPr>
         <w:rFonts w:hint="default"/>
+        <w:color w:val="000000" w:themeColor="text1"/>
       </w:rPr>
     </w:lvl>
     <w:lvl w:ilvl="3">
@@ -9289,6 +9910,92 @@
     </w:lvl>
   </w:abstractNum>
   <w:abstractNum w:abstractNumId="10" w15:restartNumberingAfterBreak="0">
+    <w:nsid w:val="0F5C7222"/>
+    <w:multiLevelType w:val="hybridMultilevel"/>
+    <w:tmpl w:val="BF802468"/>
+    <w:lvl w:ilvl="0" w:tplc="0409000F">
+      <w:start w:val="1"/>
+      <w:numFmt w:val="decimal"/>
+      <w:lvlText w:val="%1."/>
+      <w:lvlJc w:val="left"/>
+      <w:pPr>
+        <w:ind w:left="720" w:hanging="360"/>
+      </w:pPr>
+    </w:lvl>
+    <w:lvl w:ilvl="1" w:tplc="04090019" w:tentative="1">
+      <w:start w:val="1"/>
+      <w:numFmt w:val="lowerLetter"/>
+      <w:lvlText w:val="%2."/>
+      <w:lvlJc w:val="left"/>
+      <w:pPr>
+        <w:ind w:left="1440" w:hanging="360"/>
+      </w:pPr>
+    </w:lvl>
+    <w:lvl w:ilvl="2" w:tplc="0409001B" w:tentative="1">
+      <w:start w:val="1"/>
+      <w:numFmt w:val="lowerRoman"/>
+      <w:lvlText w:val="%3."/>
+      <w:lvlJc w:val="right"/>
+      <w:pPr>
+        <w:ind w:left="2160" w:hanging="180"/>
+      </w:pPr>
+    </w:lvl>
+    <w:lvl w:ilvl="3" w:tplc="0409000F" w:tentative="1">
+      <w:start w:val="1"/>
+      <w:numFmt w:val="decimal"/>
+      <w:lvlText w:val="%4."/>
+      <w:lvlJc w:val="left"/>
+      <w:pPr>
+        <w:ind w:left="2880" w:hanging="360"/>
+      </w:pPr>
+    </w:lvl>
+    <w:lvl w:ilvl="4" w:tplc="04090019" w:tentative="1">
+      <w:start w:val="1"/>
+      <w:numFmt w:val="lowerLetter"/>
+      <w:lvlText w:val="%5."/>
+      <w:lvlJc w:val="left"/>
+      <w:pPr>
+        <w:ind w:left="3600" w:hanging="360"/>
+      </w:pPr>
+    </w:lvl>
+    <w:lvl w:ilvl="5" w:tplc="0409001B" w:tentative="1">
+      <w:start w:val="1"/>
+      <w:numFmt w:val="lowerRoman"/>
+      <w:lvlText w:val="%6."/>
+      <w:lvlJc w:val="right"/>
+      <w:pPr>
+        <w:ind w:left="4320" w:hanging="180"/>
+      </w:pPr>
+    </w:lvl>
+    <w:lvl w:ilvl="6" w:tplc="0409000F" w:tentative="1">
+      <w:start w:val="1"/>
+      <w:numFmt w:val="decimal"/>
+      <w:lvlText w:val="%7."/>
+      <w:lvlJc w:val="left"/>
+      <w:pPr>
+        <w:ind w:left="5040" w:hanging="360"/>
+      </w:pPr>
+    </w:lvl>
+    <w:lvl w:ilvl="7" w:tplc="04090019" w:tentative="1">
+      <w:start w:val="1"/>
+      <w:numFmt w:val="lowerLetter"/>
+      <w:lvlText w:val="%8."/>
+      <w:lvlJc w:val="left"/>
+      <w:pPr>
+        <w:ind w:left="5760" w:hanging="360"/>
+      </w:pPr>
+    </w:lvl>
+    <w:lvl w:ilvl="8" w:tplc="0409001B" w:tentative="1">
+      <w:start w:val="1"/>
+      <w:numFmt w:val="lowerRoman"/>
+      <w:lvlText w:val="%9."/>
+      <w:lvlJc w:val="right"/>
+      <w:pPr>
+        <w:ind w:left="6480" w:hanging="180"/>
+      </w:pPr>
+    </w:lvl>
+  </w:abstractNum>
+  <w:abstractNum w:abstractNumId="11" w15:restartNumberingAfterBreak="0">
     <w:nsid w:val="106A6B25"/>
     <w:multiLevelType w:val="multilevel"/>
     <w:tmpl w:val="91200778"/>
@@ -9437,7 +10144,7 @@
       </w:rPr>
     </w:lvl>
   </w:abstractNum>
-  <w:abstractNum w:abstractNumId="11" w15:restartNumberingAfterBreak="0">
+  <w:abstractNum w:abstractNumId="12" w15:restartNumberingAfterBreak="0">
     <w:nsid w:val="11E10CE0"/>
     <w:multiLevelType w:val="hybridMultilevel"/>
     <w:tmpl w:val="2AC0733C"/>
@@ -9523,7 +10230,7 @@
       </w:pPr>
     </w:lvl>
   </w:abstractNum>
-  <w:abstractNum w:abstractNumId="12" w15:restartNumberingAfterBreak="0">
+  <w:abstractNum w:abstractNumId="13" w15:restartNumberingAfterBreak="0">
     <w:nsid w:val="13C118DC"/>
     <w:multiLevelType w:val="multilevel"/>
     <w:tmpl w:val="FDFC4E2E"/>
@@ -9669,7 +10376,7 @@
       </w:rPr>
     </w:lvl>
   </w:abstractNum>
-  <w:abstractNum w:abstractNumId="13" w15:restartNumberingAfterBreak="0">
+  <w:abstractNum w:abstractNumId="14" w15:restartNumberingAfterBreak="0">
     <w:nsid w:val="15F6309F"/>
     <w:multiLevelType w:val="hybridMultilevel"/>
     <w:tmpl w:val="DFFC7D5A"/>
@@ -9755,7 +10462,7 @@
       </w:pPr>
     </w:lvl>
   </w:abstractNum>
-  <w:abstractNum w:abstractNumId="14" w15:restartNumberingAfterBreak="0">
+  <w:abstractNum w:abstractNumId="15" w15:restartNumberingAfterBreak="0">
     <w:nsid w:val="166605D0"/>
     <w:multiLevelType w:val="hybridMultilevel"/>
     <w:tmpl w:val="6B1C8F94"/>
@@ -9841,7 +10548,7 @@
       </w:pPr>
     </w:lvl>
   </w:abstractNum>
-  <w:abstractNum w:abstractNumId="15" w15:restartNumberingAfterBreak="0">
+  <w:abstractNum w:abstractNumId="16" w15:restartNumberingAfterBreak="0">
     <w:nsid w:val="16C70515"/>
     <w:multiLevelType w:val="multilevel"/>
     <w:tmpl w:val="1CE860BA"/>
@@ -9954,7 +10661,7 @@
       </w:rPr>
     </w:lvl>
   </w:abstractNum>
-  <w:abstractNum w:abstractNumId="16" w15:restartNumberingAfterBreak="0">
+  <w:abstractNum w:abstractNumId="17" w15:restartNumberingAfterBreak="0">
     <w:nsid w:val="182B6F23"/>
     <w:multiLevelType w:val="hybridMultilevel"/>
     <w:tmpl w:val="C75EE1CE"/>
@@ -10040,7 +10747,7 @@
       </w:pPr>
     </w:lvl>
   </w:abstractNum>
-  <w:abstractNum w:abstractNumId="17" w15:restartNumberingAfterBreak="0">
+  <w:abstractNum w:abstractNumId="18" w15:restartNumberingAfterBreak="0">
     <w:nsid w:val="188D7BCC"/>
     <w:multiLevelType w:val="hybridMultilevel"/>
     <w:tmpl w:val="32AC40F0"/>
@@ -10126,7 +10833,7 @@
       </w:pPr>
     </w:lvl>
   </w:abstractNum>
-  <w:abstractNum w:abstractNumId="18" w15:restartNumberingAfterBreak="0">
+  <w:abstractNum w:abstractNumId="19" w15:restartNumberingAfterBreak="0">
     <w:nsid w:val="18E361AB"/>
     <w:multiLevelType w:val="hybridMultilevel"/>
     <w:tmpl w:val="32AC40F0"/>
@@ -10212,7 +10919,7 @@
       </w:pPr>
     </w:lvl>
   </w:abstractNum>
-  <w:abstractNum w:abstractNumId="19" w15:restartNumberingAfterBreak="0">
+  <w:abstractNum w:abstractNumId="20" w15:restartNumberingAfterBreak="0">
     <w:nsid w:val="1B2644E6"/>
     <w:multiLevelType w:val="multilevel"/>
     <w:tmpl w:val="DF6A7F3C"/>
@@ -10358,7 +11065,7 @@
       </w:rPr>
     </w:lvl>
   </w:abstractNum>
-  <w:abstractNum w:abstractNumId="20" w15:restartNumberingAfterBreak="0">
+  <w:abstractNum w:abstractNumId="21" w15:restartNumberingAfterBreak="0">
     <w:nsid w:val="1BC80ED2"/>
     <w:multiLevelType w:val="hybridMultilevel"/>
     <w:tmpl w:val="A4806A4C"/>
@@ -10444,7 +11151,7 @@
       </w:pPr>
     </w:lvl>
   </w:abstractNum>
-  <w:abstractNum w:abstractNumId="21" w15:restartNumberingAfterBreak="0">
+  <w:abstractNum w:abstractNumId="22" w15:restartNumberingAfterBreak="0">
     <w:nsid w:val="1C937CA4"/>
     <w:multiLevelType w:val="multilevel"/>
     <w:tmpl w:val="E1C49F44"/>
@@ -10557,7 +11264,93 @@
       </w:rPr>
     </w:lvl>
   </w:abstractNum>
-  <w:abstractNum w:abstractNumId="22" w15:restartNumberingAfterBreak="0">
+  <w:abstractNum w:abstractNumId="23" w15:restartNumberingAfterBreak="0">
+    <w:nsid w:val="1D1E4434"/>
+    <w:multiLevelType w:val="hybridMultilevel"/>
+    <w:tmpl w:val="689A60F8"/>
+    <w:lvl w:ilvl="0" w:tplc="0409000F">
+      <w:start w:val="1"/>
+      <w:numFmt w:val="decimal"/>
+      <w:lvlText w:val="%1."/>
+      <w:lvlJc w:val="left"/>
+      <w:pPr>
+        <w:ind w:left="720" w:hanging="360"/>
+      </w:pPr>
+    </w:lvl>
+    <w:lvl w:ilvl="1" w:tplc="04090019" w:tentative="1">
+      <w:start w:val="1"/>
+      <w:numFmt w:val="lowerLetter"/>
+      <w:lvlText w:val="%2."/>
+      <w:lvlJc w:val="left"/>
+      <w:pPr>
+        <w:ind w:left="1440" w:hanging="360"/>
+      </w:pPr>
+    </w:lvl>
+    <w:lvl w:ilvl="2" w:tplc="0409001B" w:tentative="1">
+      <w:start w:val="1"/>
+      <w:numFmt w:val="lowerRoman"/>
+      <w:lvlText w:val="%3."/>
+      <w:lvlJc w:val="right"/>
+      <w:pPr>
+        <w:ind w:left="2160" w:hanging="180"/>
+      </w:pPr>
+    </w:lvl>
+    <w:lvl w:ilvl="3" w:tplc="0409000F" w:tentative="1">
+      <w:start w:val="1"/>
+      <w:numFmt w:val="decimal"/>
+      <w:lvlText w:val="%4."/>
+      <w:lvlJc w:val="left"/>
+      <w:pPr>
+        <w:ind w:left="2880" w:hanging="360"/>
+      </w:pPr>
+    </w:lvl>
+    <w:lvl w:ilvl="4" w:tplc="04090019" w:tentative="1">
+      <w:start w:val="1"/>
+      <w:numFmt w:val="lowerLetter"/>
+      <w:lvlText w:val="%5."/>
+      <w:lvlJc w:val="left"/>
+      <w:pPr>
+        <w:ind w:left="3600" w:hanging="360"/>
+      </w:pPr>
+    </w:lvl>
+    <w:lvl w:ilvl="5" w:tplc="0409001B" w:tentative="1">
+      <w:start w:val="1"/>
+      <w:numFmt w:val="lowerRoman"/>
+      <w:lvlText w:val="%6."/>
+      <w:lvlJc w:val="right"/>
+      <w:pPr>
+        <w:ind w:left="4320" w:hanging="180"/>
+      </w:pPr>
+    </w:lvl>
+    <w:lvl w:ilvl="6" w:tplc="0409000F" w:tentative="1">
+      <w:start w:val="1"/>
+      <w:numFmt w:val="decimal"/>
+      <w:lvlText w:val="%7."/>
+      <w:lvlJc w:val="left"/>
+      <w:pPr>
+        <w:ind w:left="5040" w:hanging="360"/>
+      </w:pPr>
+    </w:lvl>
+    <w:lvl w:ilvl="7" w:tplc="04090019" w:tentative="1">
+      <w:start w:val="1"/>
+      <w:numFmt w:val="lowerLetter"/>
+      <w:lvlText w:val="%8."/>
+      <w:lvlJc w:val="left"/>
+      <w:pPr>
+        <w:ind w:left="5760" w:hanging="360"/>
+      </w:pPr>
+    </w:lvl>
+    <w:lvl w:ilvl="8" w:tplc="0409001B" w:tentative="1">
+      <w:start w:val="1"/>
+      <w:numFmt w:val="lowerRoman"/>
+      <w:lvlText w:val="%9."/>
+      <w:lvlJc w:val="right"/>
+      <w:pPr>
+        <w:ind w:left="6480" w:hanging="180"/>
+      </w:pPr>
+    </w:lvl>
+  </w:abstractNum>
+  <w:abstractNum w:abstractNumId="24" w15:restartNumberingAfterBreak="0">
     <w:nsid w:val="1D544841"/>
     <w:multiLevelType w:val="hybridMultilevel"/>
     <w:tmpl w:val="68D4F4BE"/>
@@ -10643,7 +11436,7 @@
       </w:pPr>
     </w:lvl>
   </w:abstractNum>
-  <w:abstractNum w:abstractNumId="23" w15:restartNumberingAfterBreak="0">
+  <w:abstractNum w:abstractNumId="25" w15:restartNumberingAfterBreak="0">
     <w:nsid w:val="1F85596D"/>
     <w:multiLevelType w:val="hybridMultilevel"/>
     <w:tmpl w:val="C910E8B4"/>
@@ -10732,7 +11525,7 @@
       </w:pPr>
     </w:lvl>
   </w:abstractNum>
-  <w:abstractNum w:abstractNumId="24" w15:restartNumberingAfterBreak="0">
+  <w:abstractNum w:abstractNumId="26" w15:restartNumberingAfterBreak="0">
     <w:nsid w:val="1FB64C99"/>
     <w:multiLevelType w:val="hybridMultilevel"/>
     <w:tmpl w:val="8A7AD79A"/>
@@ -10818,7 +11611,7 @@
       </w:pPr>
     </w:lvl>
   </w:abstractNum>
-  <w:abstractNum w:abstractNumId="25" w15:restartNumberingAfterBreak="0">
+  <w:abstractNum w:abstractNumId="27" w15:restartNumberingAfterBreak="0">
     <w:nsid w:val="20BB618F"/>
     <w:multiLevelType w:val="multilevel"/>
     <w:tmpl w:val="DFE02C5E"/>
@@ -10931,7 +11724,7 @@
       </w:rPr>
     </w:lvl>
   </w:abstractNum>
-  <w:abstractNum w:abstractNumId="26" w15:restartNumberingAfterBreak="0">
+  <w:abstractNum w:abstractNumId="28" w15:restartNumberingAfterBreak="0">
     <w:nsid w:val="20C14890"/>
     <w:multiLevelType w:val="hybridMultilevel"/>
     <w:tmpl w:val="1DDAB038"/>
@@ -11020,7 +11813,7 @@
       </w:pPr>
     </w:lvl>
   </w:abstractNum>
-  <w:abstractNum w:abstractNumId="27" w15:restartNumberingAfterBreak="0">
+  <w:abstractNum w:abstractNumId="29" w15:restartNumberingAfterBreak="0">
     <w:nsid w:val="221A7341"/>
     <w:multiLevelType w:val="multilevel"/>
     <w:tmpl w:val="D04A62BC"/>
@@ -11169,7 +11962,182 @@
       </w:rPr>
     </w:lvl>
   </w:abstractNum>
-  <w:abstractNum w:abstractNumId="28" w15:restartNumberingAfterBreak="0">
+  <w:abstractNum w:abstractNumId="30" w15:restartNumberingAfterBreak="0">
+    <w:nsid w:val="23B062C6"/>
+    <w:multiLevelType w:val="hybridMultilevel"/>
+    <w:tmpl w:val="238E4E88"/>
+    <w:lvl w:ilvl="0" w:tplc="0409000F">
+      <w:start w:val="1"/>
+      <w:numFmt w:val="decimal"/>
+      <w:lvlText w:val="%1."/>
+      <w:lvlJc w:val="left"/>
+      <w:pPr>
+        <w:ind w:left="720" w:hanging="360"/>
+      </w:pPr>
+    </w:lvl>
+    <w:lvl w:ilvl="1" w:tplc="04090019" w:tentative="1">
+      <w:start w:val="1"/>
+      <w:numFmt w:val="lowerLetter"/>
+      <w:lvlText w:val="%2."/>
+      <w:lvlJc w:val="left"/>
+      <w:pPr>
+        <w:ind w:left="1440" w:hanging="360"/>
+      </w:pPr>
+    </w:lvl>
+    <w:lvl w:ilvl="2" w:tplc="0409001B" w:tentative="1">
+      <w:start w:val="1"/>
+      <w:numFmt w:val="lowerRoman"/>
+      <w:lvlText w:val="%3."/>
+      <w:lvlJc w:val="right"/>
+      <w:pPr>
+        <w:ind w:left="2160" w:hanging="180"/>
+      </w:pPr>
+    </w:lvl>
+    <w:lvl w:ilvl="3" w:tplc="0409000F" w:tentative="1">
+      <w:start w:val="1"/>
+      <w:numFmt w:val="decimal"/>
+      <w:lvlText w:val="%4."/>
+      <w:lvlJc w:val="left"/>
+      <w:pPr>
+        <w:ind w:left="2880" w:hanging="360"/>
+      </w:pPr>
+    </w:lvl>
+    <w:lvl w:ilvl="4" w:tplc="04090019" w:tentative="1">
+      <w:start w:val="1"/>
+      <w:numFmt w:val="lowerLetter"/>
+      <w:lvlText w:val="%5."/>
+      <w:lvlJc w:val="left"/>
+      <w:pPr>
+        <w:ind w:left="3600" w:hanging="360"/>
+      </w:pPr>
+    </w:lvl>
+    <w:lvl w:ilvl="5" w:tplc="0409001B" w:tentative="1">
+      <w:start w:val="1"/>
+      <w:numFmt w:val="lowerRoman"/>
+      <w:lvlText w:val="%6."/>
+      <w:lvlJc w:val="right"/>
+      <w:pPr>
+        <w:ind w:left="4320" w:hanging="180"/>
+      </w:pPr>
+    </w:lvl>
+    <w:lvl w:ilvl="6" w:tplc="0409000F" w:tentative="1">
+      <w:start w:val="1"/>
+      <w:numFmt w:val="decimal"/>
+      <w:lvlText w:val="%7."/>
+      <w:lvlJc w:val="left"/>
+      <w:pPr>
+        <w:ind w:left="5040" w:hanging="360"/>
+      </w:pPr>
+    </w:lvl>
+    <w:lvl w:ilvl="7" w:tplc="04090019" w:tentative="1">
+      <w:start w:val="1"/>
+      <w:numFmt w:val="lowerLetter"/>
+      <w:lvlText w:val="%8."/>
+      <w:lvlJc w:val="left"/>
+      <w:pPr>
+        <w:ind w:left="5760" w:hanging="360"/>
+      </w:pPr>
+    </w:lvl>
+    <w:lvl w:ilvl="8" w:tplc="0409001B" w:tentative="1">
+      <w:start w:val="1"/>
+      <w:numFmt w:val="lowerRoman"/>
+      <w:lvlText w:val="%9."/>
+      <w:lvlJc w:val="right"/>
+      <w:pPr>
+        <w:ind w:left="6480" w:hanging="180"/>
+      </w:pPr>
+    </w:lvl>
+  </w:abstractNum>
+  <w:abstractNum w:abstractNumId="31" w15:restartNumberingAfterBreak="0">
+    <w:nsid w:val="25ED285D"/>
+    <w:multiLevelType w:val="hybridMultilevel"/>
+    <w:tmpl w:val="7D9661B8"/>
+    <w:lvl w:ilvl="0" w:tplc="13F2AC58">
+      <w:start w:val="1"/>
+      <w:numFmt w:val="decimal"/>
+      <w:lvlText w:val="%1.4"/>
+      <w:lvlJc w:val="left"/>
+      <w:pPr>
+        <w:ind w:left="720" w:hanging="360"/>
+      </w:pPr>
+      <w:rPr>
+        <w:rFonts w:hint="default"/>
+      </w:rPr>
+    </w:lvl>
+    <w:lvl w:ilvl="1" w:tplc="04090019" w:tentative="1">
+      <w:start w:val="1"/>
+      <w:numFmt w:val="lowerLetter"/>
+      <w:lvlText w:val="%2."/>
+      <w:lvlJc w:val="left"/>
+      <w:pPr>
+        <w:ind w:left="1440" w:hanging="360"/>
+      </w:pPr>
+    </w:lvl>
+    <w:lvl w:ilvl="2" w:tplc="0409001B" w:tentative="1">
+      <w:start w:val="1"/>
+      <w:numFmt w:val="lowerRoman"/>
+      <w:lvlText w:val="%3."/>
+      <w:lvlJc w:val="right"/>
+      <w:pPr>
+        <w:ind w:left="2160" w:hanging="180"/>
+      </w:pPr>
+    </w:lvl>
+    <w:lvl w:ilvl="3" w:tplc="0409000F" w:tentative="1">
+      <w:start w:val="1"/>
+      <w:numFmt w:val="decimal"/>
+      <w:lvlText w:val="%4."/>
+      <w:lvlJc w:val="left"/>
+      <w:pPr>
+        <w:ind w:left="2880" w:hanging="360"/>
+      </w:pPr>
+    </w:lvl>
+    <w:lvl w:ilvl="4" w:tplc="04090019" w:tentative="1">
+      <w:start w:val="1"/>
+      <w:numFmt w:val="lowerLetter"/>
+      <w:lvlText w:val="%5."/>
+      <w:lvlJc w:val="left"/>
+      <w:pPr>
+        <w:ind w:left="3600" w:hanging="360"/>
+      </w:pPr>
+    </w:lvl>
+    <w:lvl w:ilvl="5" w:tplc="0409001B" w:tentative="1">
+      <w:start w:val="1"/>
+      <w:numFmt w:val="lowerRoman"/>
+      <w:lvlText w:val="%6."/>
+      <w:lvlJc w:val="right"/>
+      <w:pPr>
+        <w:ind w:left="4320" w:hanging="180"/>
+      </w:pPr>
+    </w:lvl>
+    <w:lvl w:ilvl="6" w:tplc="0409000F" w:tentative="1">
+      <w:start w:val="1"/>
+      <w:numFmt w:val="decimal"/>
+      <w:lvlText w:val="%7."/>
+      <w:lvlJc w:val="left"/>
+      <w:pPr>
+        <w:ind w:left="5040" w:hanging="360"/>
+      </w:pPr>
+    </w:lvl>
+    <w:lvl w:ilvl="7" w:tplc="04090019" w:tentative="1">
+      <w:start w:val="1"/>
+      <w:numFmt w:val="lowerLetter"/>
+      <w:lvlText w:val="%8."/>
+      <w:lvlJc w:val="left"/>
+      <w:pPr>
+        <w:ind w:left="5760" w:hanging="360"/>
+      </w:pPr>
+    </w:lvl>
+    <w:lvl w:ilvl="8" w:tplc="0409001B" w:tentative="1">
+      <w:start w:val="1"/>
+      <w:numFmt w:val="lowerRoman"/>
+      <w:lvlText w:val="%9."/>
+      <w:lvlJc w:val="right"/>
+      <w:pPr>
+        <w:ind w:left="6480" w:hanging="180"/>
+      </w:pPr>
+    </w:lvl>
+  </w:abstractNum>
+  <w:abstractNum w:abstractNumId="32" w15:restartNumberingAfterBreak="0">
     <w:nsid w:val="27371CEA"/>
     <w:multiLevelType w:val="hybridMultilevel"/>
     <w:tmpl w:val="E1086CC2"/>
@@ -11258,7 +12226,7 @@
       </w:pPr>
     </w:lvl>
   </w:abstractNum>
-  <w:abstractNum w:abstractNumId="29" w15:restartNumberingAfterBreak="0">
+  <w:abstractNum w:abstractNumId="33" w15:restartNumberingAfterBreak="0">
     <w:nsid w:val="29EF6A03"/>
     <w:multiLevelType w:val="multilevel"/>
     <w:tmpl w:val="7D488EEA"/>
@@ -11407,7 +12375,7 @@
       </w:rPr>
     </w:lvl>
   </w:abstractNum>
-  <w:abstractNum w:abstractNumId="30" w15:restartNumberingAfterBreak="0">
+  <w:abstractNum w:abstractNumId="34" w15:restartNumberingAfterBreak="0">
     <w:nsid w:val="2BA469CD"/>
     <w:multiLevelType w:val="hybridMultilevel"/>
     <w:tmpl w:val="51849FF2"/>
@@ -11493,7 +12461,7 @@
       </w:pPr>
     </w:lvl>
   </w:abstractNum>
-  <w:abstractNum w:abstractNumId="31" w15:restartNumberingAfterBreak="0">
+  <w:abstractNum w:abstractNumId="35" w15:restartNumberingAfterBreak="0">
     <w:nsid w:val="2DF677FD"/>
     <w:multiLevelType w:val="hybridMultilevel"/>
     <w:tmpl w:val="F47CBCDA"/>
@@ -11579,7 +12547,7 @@
       </w:pPr>
     </w:lvl>
   </w:abstractNum>
-  <w:abstractNum w:abstractNumId="32" w15:restartNumberingAfterBreak="0">
+  <w:abstractNum w:abstractNumId="36" w15:restartNumberingAfterBreak="0">
     <w:nsid w:val="2E687AE0"/>
     <w:multiLevelType w:val="multilevel"/>
     <w:tmpl w:val="DF6A7F3C"/>
@@ -11725,7 +12693,7 @@
       </w:rPr>
     </w:lvl>
   </w:abstractNum>
-  <w:abstractNum w:abstractNumId="33" w15:restartNumberingAfterBreak="0">
+  <w:abstractNum w:abstractNumId="37" w15:restartNumberingAfterBreak="0">
     <w:nsid w:val="2E6A48B3"/>
     <w:multiLevelType w:val="hybridMultilevel"/>
     <w:tmpl w:val="A072A7C0"/>
@@ -11811,7 +12779,7 @@
       </w:pPr>
     </w:lvl>
   </w:abstractNum>
-  <w:abstractNum w:abstractNumId="34" w15:restartNumberingAfterBreak="0">
+  <w:abstractNum w:abstractNumId="38" w15:restartNumberingAfterBreak="0">
     <w:nsid w:val="2F38432F"/>
     <w:multiLevelType w:val="multilevel"/>
     <w:tmpl w:val="FDFC4E2E"/>
@@ -11957,7 +12925,7 @@
       </w:rPr>
     </w:lvl>
   </w:abstractNum>
-  <w:abstractNum w:abstractNumId="35" w15:restartNumberingAfterBreak="0">
+  <w:abstractNum w:abstractNumId="39" w15:restartNumberingAfterBreak="0">
     <w:nsid w:val="2F825433"/>
     <w:multiLevelType w:val="multilevel"/>
     <w:tmpl w:val="F2B8FC54"/>
@@ -12106,7 +13074,7 @@
       </w:rPr>
     </w:lvl>
   </w:abstractNum>
-  <w:abstractNum w:abstractNumId="36" w15:restartNumberingAfterBreak="0">
+  <w:abstractNum w:abstractNumId="40" w15:restartNumberingAfterBreak="0">
     <w:nsid w:val="308A52A8"/>
     <w:multiLevelType w:val="hybridMultilevel"/>
     <w:tmpl w:val="5E4606CE"/>
@@ -12192,7 +13160,7 @@
       </w:pPr>
     </w:lvl>
   </w:abstractNum>
-  <w:abstractNum w:abstractNumId="37" w15:restartNumberingAfterBreak="0">
+  <w:abstractNum w:abstractNumId="41" w15:restartNumberingAfterBreak="0">
     <w:nsid w:val="30E1757C"/>
     <w:multiLevelType w:val="multilevel"/>
     <w:tmpl w:val="DF6A7F3C"/>
@@ -12338,7 +13306,7 @@
       </w:rPr>
     </w:lvl>
   </w:abstractNum>
-  <w:abstractNum w:abstractNumId="38" w15:restartNumberingAfterBreak="0">
+  <w:abstractNum w:abstractNumId="42" w15:restartNumberingAfterBreak="0">
     <w:nsid w:val="33921B89"/>
     <w:multiLevelType w:val="hybridMultilevel"/>
     <w:tmpl w:val="F30810B6"/>
@@ -12424,7 +13392,7 @@
       </w:pPr>
     </w:lvl>
   </w:abstractNum>
-  <w:abstractNum w:abstractNumId="39" w15:restartNumberingAfterBreak="0">
+  <w:abstractNum w:abstractNumId="43" w15:restartNumberingAfterBreak="0">
     <w:nsid w:val="35664F58"/>
     <w:multiLevelType w:val="hybridMultilevel"/>
     <w:tmpl w:val="6FF6886E"/>
@@ -12537,7 +13505,7 @@
       </w:rPr>
     </w:lvl>
   </w:abstractNum>
-  <w:abstractNum w:abstractNumId="40" w15:restartNumberingAfterBreak="0">
+  <w:abstractNum w:abstractNumId="44" w15:restartNumberingAfterBreak="0">
     <w:nsid w:val="36DA7BF5"/>
     <w:multiLevelType w:val="multilevel"/>
     <w:tmpl w:val="57CA5176"/>
@@ -12650,7 +13618,7 @@
       </w:rPr>
     </w:lvl>
   </w:abstractNum>
-  <w:abstractNum w:abstractNumId="41" w15:restartNumberingAfterBreak="0">
+  <w:abstractNum w:abstractNumId="45" w15:restartNumberingAfterBreak="0">
     <w:nsid w:val="37211FC9"/>
     <w:multiLevelType w:val="multilevel"/>
     <w:tmpl w:val="DF6A7F3C"/>
@@ -12796,7 +13764,7 @@
       </w:rPr>
     </w:lvl>
   </w:abstractNum>
-  <w:abstractNum w:abstractNumId="42" w15:restartNumberingAfterBreak="0">
+  <w:abstractNum w:abstractNumId="46" w15:restartNumberingAfterBreak="0">
     <w:nsid w:val="38641764"/>
     <w:multiLevelType w:val="multilevel"/>
     <w:tmpl w:val="68842356"/>
@@ -12942,7 +13910,7 @@
       </w:rPr>
     </w:lvl>
   </w:abstractNum>
-  <w:abstractNum w:abstractNumId="43" w15:restartNumberingAfterBreak="0">
+  <w:abstractNum w:abstractNumId="47" w15:restartNumberingAfterBreak="0">
     <w:nsid w:val="391D3DEC"/>
     <w:multiLevelType w:val="hybridMultilevel"/>
     <w:tmpl w:val="9C2A9F28"/>
@@ -13028,7 +13996,7 @@
       </w:pPr>
     </w:lvl>
   </w:abstractNum>
-  <w:abstractNum w:abstractNumId="44" w15:restartNumberingAfterBreak="0">
+  <w:abstractNum w:abstractNumId="48" w15:restartNumberingAfterBreak="0">
     <w:nsid w:val="3A231A58"/>
     <w:multiLevelType w:val="hybridMultilevel"/>
     <w:tmpl w:val="BF721A8E"/>
@@ -13114,7 +14082,7 @@
       </w:pPr>
     </w:lvl>
   </w:abstractNum>
-  <w:abstractNum w:abstractNumId="45" w15:restartNumberingAfterBreak="0">
+  <w:abstractNum w:abstractNumId="49" w15:restartNumberingAfterBreak="0">
     <w:nsid w:val="3BC24E04"/>
     <w:multiLevelType w:val="hybridMultilevel"/>
     <w:tmpl w:val="8958937C"/>
@@ -13200,7 +14168,7 @@
       </w:pPr>
     </w:lvl>
   </w:abstractNum>
-  <w:abstractNum w:abstractNumId="46" w15:restartNumberingAfterBreak="0">
+  <w:abstractNum w:abstractNumId="50" w15:restartNumberingAfterBreak="0">
     <w:nsid w:val="443D26A3"/>
     <w:multiLevelType w:val="hybridMultilevel"/>
     <w:tmpl w:val="DF685DF4"/>
@@ -13289,7 +14257,7 @@
       </w:pPr>
     </w:lvl>
   </w:abstractNum>
-  <w:abstractNum w:abstractNumId="47" w15:restartNumberingAfterBreak="0">
+  <w:abstractNum w:abstractNumId="51" w15:restartNumberingAfterBreak="0">
     <w:nsid w:val="44A236C0"/>
     <w:multiLevelType w:val="multilevel"/>
     <w:tmpl w:val="1CE860BA"/>
@@ -13402,7 +14370,7 @@
       </w:rPr>
     </w:lvl>
   </w:abstractNum>
-  <w:abstractNum w:abstractNumId="48" w15:restartNumberingAfterBreak="0">
+  <w:abstractNum w:abstractNumId="52" w15:restartNumberingAfterBreak="0">
     <w:nsid w:val="477F143E"/>
     <w:multiLevelType w:val="multilevel"/>
     <w:tmpl w:val="68842356"/>
@@ -13548,7 +14516,7 @@
       </w:rPr>
     </w:lvl>
   </w:abstractNum>
-  <w:abstractNum w:abstractNumId="49" w15:restartNumberingAfterBreak="0">
+  <w:abstractNum w:abstractNumId="53" w15:restartNumberingAfterBreak="0">
     <w:nsid w:val="4A253C16"/>
     <w:multiLevelType w:val="multilevel"/>
     <w:tmpl w:val="FDFC4E2E"/>
@@ -13694,7 +14662,7 @@
       </w:rPr>
     </w:lvl>
   </w:abstractNum>
-  <w:abstractNum w:abstractNumId="50" w15:restartNumberingAfterBreak="0">
+  <w:abstractNum w:abstractNumId="54" w15:restartNumberingAfterBreak="0">
     <w:nsid w:val="4AAB458E"/>
     <w:multiLevelType w:val="multilevel"/>
     <w:tmpl w:val="68842356"/>
@@ -13840,7 +14808,7 @@
       </w:rPr>
     </w:lvl>
   </w:abstractNum>
-  <w:abstractNum w:abstractNumId="51" w15:restartNumberingAfterBreak="0">
+  <w:abstractNum w:abstractNumId="55" w15:restartNumberingAfterBreak="0">
     <w:nsid w:val="4BD90110"/>
     <w:multiLevelType w:val="hybridMultilevel"/>
     <w:tmpl w:val="EEE8F6D2"/>
@@ -13926,7 +14894,7 @@
       </w:pPr>
     </w:lvl>
   </w:abstractNum>
-  <w:abstractNum w:abstractNumId="52" w15:restartNumberingAfterBreak="0">
+  <w:abstractNum w:abstractNumId="56" w15:restartNumberingAfterBreak="0">
     <w:nsid w:val="4C756D3C"/>
     <w:multiLevelType w:val="hybridMultilevel"/>
     <w:tmpl w:val="B478EC7E"/>
@@ -14012,7 +14980,96 @@
       </w:pPr>
     </w:lvl>
   </w:abstractNum>
-  <w:abstractNum w:abstractNumId="53" w15:restartNumberingAfterBreak="0">
+  <w:abstractNum w:abstractNumId="57" w15:restartNumberingAfterBreak="0">
+    <w:nsid w:val="4D0B75CF"/>
+    <w:multiLevelType w:val="hybridMultilevel"/>
+    <w:tmpl w:val="A61C0C2C"/>
+    <w:lvl w:ilvl="0" w:tplc="13F2AC58">
+      <w:start w:val="1"/>
+      <w:numFmt w:val="decimal"/>
+      <w:lvlText w:val="%1.4"/>
+      <w:lvlJc w:val="left"/>
+      <w:pPr>
+        <w:ind w:left="720" w:hanging="360"/>
+      </w:pPr>
+      <w:rPr>
+        <w:rFonts w:hint="default"/>
+      </w:rPr>
+    </w:lvl>
+    <w:lvl w:ilvl="1" w:tplc="04090019" w:tentative="1">
+      <w:start w:val="1"/>
+      <w:numFmt w:val="lowerLetter"/>
+      <w:lvlText w:val="%2."/>
+      <w:lvlJc w:val="left"/>
+      <w:pPr>
+        <w:ind w:left="1440" w:hanging="360"/>
+      </w:pPr>
+    </w:lvl>
+    <w:lvl w:ilvl="2" w:tplc="0409001B" w:tentative="1">
+      <w:start w:val="1"/>
+      <w:numFmt w:val="lowerRoman"/>
+      <w:lvlText w:val="%3."/>
+      <w:lvlJc w:val="right"/>
+      <w:pPr>
+        <w:ind w:left="2160" w:hanging="180"/>
+      </w:pPr>
+    </w:lvl>
+    <w:lvl w:ilvl="3" w:tplc="0409000F" w:tentative="1">
+      <w:start w:val="1"/>
+      <w:numFmt w:val="decimal"/>
+      <w:lvlText w:val="%4."/>
+      <w:lvlJc w:val="left"/>
+      <w:pPr>
+        <w:ind w:left="2880" w:hanging="360"/>
+      </w:pPr>
+    </w:lvl>
+    <w:lvl w:ilvl="4" w:tplc="04090019" w:tentative="1">
+      <w:start w:val="1"/>
+      <w:numFmt w:val="lowerLetter"/>
+      <w:lvlText w:val="%5."/>
+      <w:lvlJc w:val="left"/>
+      <w:pPr>
+        <w:ind w:left="3600" w:hanging="360"/>
+      </w:pPr>
+    </w:lvl>
+    <w:lvl w:ilvl="5" w:tplc="0409001B" w:tentative="1">
+      <w:start w:val="1"/>
+      <w:numFmt w:val="lowerRoman"/>
+      <w:lvlText w:val="%6."/>
+      <w:lvlJc w:val="right"/>
+      <w:pPr>
+        <w:ind w:left="4320" w:hanging="180"/>
+      </w:pPr>
+    </w:lvl>
+    <w:lvl w:ilvl="6" w:tplc="0409000F" w:tentative="1">
+      <w:start w:val="1"/>
+      <w:numFmt w:val="decimal"/>
+      <w:lvlText w:val="%7."/>
+      <w:lvlJc w:val="left"/>
+      <w:pPr>
+        <w:ind w:left="5040" w:hanging="360"/>
+      </w:pPr>
+    </w:lvl>
+    <w:lvl w:ilvl="7" w:tplc="04090019" w:tentative="1">
+      <w:start w:val="1"/>
+      <w:numFmt w:val="lowerLetter"/>
+      <w:lvlText w:val="%8."/>
+      <w:lvlJc w:val="left"/>
+      <w:pPr>
+        <w:ind w:left="5760" w:hanging="360"/>
+      </w:pPr>
+    </w:lvl>
+    <w:lvl w:ilvl="8" w:tplc="0409001B" w:tentative="1">
+      <w:start w:val="1"/>
+      <w:numFmt w:val="lowerRoman"/>
+      <w:lvlText w:val="%9."/>
+      <w:lvlJc w:val="right"/>
+      <w:pPr>
+        <w:ind w:left="6480" w:hanging="180"/>
+      </w:pPr>
+    </w:lvl>
+  </w:abstractNum>
+  <w:abstractNum w:abstractNumId="58" w15:restartNumberingAfterBreak="0">
     <w:nsid w:val="4D7676E0"/>
     <w:multiLevelType w:val="hybridMultilevel"/>
     <w:tmpl w:val="75C8DD4C"/>
@@ -14098,7 +15155,7 @@
       </w:pPr>
     </w:lvl>
   </w:abstractNum>
-  <w:abstractNum w:abstractNumId="54" w15:restartNumberingAfterBreak="0">
+  <w:abstractNum w:abstractNumId="59" w15:restartNumberingAfterBreak="0">
     <w:nsid w:val="4E886D8A"/>
     <w:multiLevelType w:val="multilevel"/>
     <w:tmpl w:val="FDFC4E2E"/>
@@ -14244,7 +15301,7 @@
       </w:rPr>
     </w:lvl>
   </w:abstractNum>
-  <w:abstractNum w:abstractNumId="55" w15:restartNumberingAfterBreak="0">
+  <w:abstractNum w:abstractNumId="60" w15:restartNumberingAfterBreak="0">
     <w:nsid w:val="521A65CD"/>
     <w:multiLevelType w:val="multilevel"/>
     <w:tmpl w:val="6E2CEAE0"/>
@@ -14393,7 +15450,7 @@
       </w:rPr>
     </w:lvl>
   </w:abstractNum>
-  <w:abstractNum w:abstractNumId="56" w15:restartNumberingAfterBreak="0">
+  <w:abstractNum w:abstractNumId="61" w15:restartNumberingAfterBreak="0">
     <w:nsid w:val="545915D6"/>
     <w:multiLevelType w:val="multilevel"/>
     <w:tmpl w:val="DF6A7F3C"/>
@@ -14539,7 +15596,7 @@
       </w:rPr>
     </w:lvl>
   </w:abstractNum>
-  <w:abstractNum w:abstractNumId="57" w15:restartNumberingAfterBreak="0">
+  <w:abstractNum w:abstractNumId="62" w15:restartNumberingAfterBreak="0">
     <w:nsid w:val="556B2296"/>
     <w:multiLevelType w:val="hybridMultilevel"/>
     <w:tmpl w:val="1BF4C862"/>
@@ -14625,7 +15682,7 @@
       </w:pPr>
     </w:lvl>
   </w:abstractNum>
-  <w:abstractNum w:abstractNumId="58" w15:restartNumberingAfterBreak="0">
+  <w:abstractNum w:abstractNumId="63" w15:restartNumberingAfterBreak="0">
     <w:nsid w:val="55BD0436"/>
     <w:multiLevelType w:val="hybridMultilevel"/>
     <w:tmpl w:val="7C3A328C"/>
@@ -14711,7 +15768,7 @@
       </w:pPr>
     </w:lvl>
   </w:abstractNum>
-  <w:abstractNum w:abstractNumId="59" w15:restartNumberingAfterBreak="0">
+  <w:abstractNum w:abstractNumId="64" w15:restartNumberingAfterBreak="0">
     <w:nsid w:val="56280CC0"/>
     <w:multiLevelType w:val="hybridMultilevel"/>
     <w:tmpl w:val="C2FEFEDC"/>
@@ -14797,7 +15854,7 @@
       </w:pPr>
     </w:lvl>
   </w:abstractNum>
-  <w:abstractNum w:abstractNumId="60" w15:restartNumberingAfterBreak="0">
+  <w:abstractNum w:abstractNumId="65" w15:restartNumberingAfterBreak="0">
     <w:nsid w:val="572A2A2D"/>
     <w:multiLevelType w:val="multilevel"/>
     <w:tmpl w:val="9BC685AA"/>
@@ -14910,7 +15967,96 @@
       </w:rPr>
     </w:lvl>
   </w:abstractNum>
-  <w:abstractNum w:abstractNumId="61" w15:restartNumberingAfterBreak="0">
+  <w:abstractNum w:abstractNumId="66" w15:restartNumberingAfterBreak="0">
+    <w:nsid w:val="576912A5"/>
+    <w:multiLevelType w:val="hybridMultilevel"/>
+    <w:tmpl w:val="F7A8857E"/>
+    <w:lvl w:ilvl="0" w:tplc="13F2AC58">
+      <w:start w:val="1"/>
+      <w:numFmt w:val="decimal"/>
+      <w:lvlText w:val="%1.4"/>
+      <w:lvlJc w:val="left"/>
+      <w:pPr>
+        <w:ind w:left="720" w:hanging="360"/>
+      </w:pPr>
+      <w:rPr>
+        <w:rFonts w:hint="default"/>
+      </w:rPr>
+    </w:lvl>
+    <w:lvl w:ilvl="1" w:tplc="04090019" w:tentative="1">
+      <w:start w:val="1"/>
+      <w:numFmt w:val="lowerLetter"/>
+      <w:lvlText w:val="%2."/>
+      <w:lvlJc w:val="left"/>
+      <w:pPr>
+        <w:ind w:left="1440" w:hanging="360"/>
+      </w:pPr>
+    </w:lvl>
+    <w:lvl w:ilvl="2" w:tplc="0409001B" w:tentative="1">
+      <w:start w:val="1"/>
+      <w:numFmt w:val="lowerRoman"/>
+      <w:lvlText w:val="%3."/>
+      <w:lvlJc w:val="right"/>
+      <w:pPr>
+        <w:ind w:left="2160" w:hanging="180"/>
+      </w:pPr>
+    </w:lvl>
+    <w:lvl w:ilvl="3" w:tplc="0409000F" w:tentative="1">
+      <w:start w:val="1"/>
+      <w:numFmt w:val="decimal"/>
+      <w:lvlText w:val="%4."/>
+      <w:lvlJc w:val="left"/>
+      <w:pPr>
+        <w:ind w:left="2880" w:hanging="360"/>
+      </w:pPr>
+    </w:lvl>
+    <w:lvl w:ilvl="4" w:tplc="04090019" w:tentative="1">
+      <w:start w:val="1"/>
+      <w:numFmt w:val="lowerLetter"/>
+      <w:lvlText w:val="%5."/>
+      <w:lvlJc w:val="left"/>
+      <w:pPr>
+        <w:ind w:left="3600" w:hanging="360"/>
+      </w:pPr>
+    </w:lvl>
+    <w:lvl w:ilvl="5" w:tplc="0409001B" w:tentative="1">
+      <w:start w:val="1"/>
+      <w:numFmt w:val="lowerRoman"/>
+      <w:lvlText w:val="%6."/>
+      <w:lvlJc w:val="right"/>
+      <w:pPr>
+        <w:ind w:left="4320" w:hanging="180"/>
+      </w:pPr>
+    </w:lvl>
+    <w:lvl w:ilvl="6" w:tplc="0409000F" w:tentative="1">
+      <w:start w:val="1"/>
+      <w:numFmt w:val="decimal"/>
+      <w:lvlText w:val="%7."/>
+      <w:lvlJc w:val="left"/>
+      <w:pPr>
+        <w:ind w:left="5040" w:hanging="360"/>
+      </w:pPr>
+    </w:lvl>
+    <w:lvl w:ilvl="7" w:tplc="04090019" w:tentative="1">
+      <w:start w:val="1"/>
+      <w:numFmt w:val="lowerLetter"/>
+      <w:lvlText w:val="%8."/>
+      <w:lvlJc w:val="left"/>
+      <w:pPr>
+        <w:ind w:left="5760" w:hanging="360"/>
+      </w:pPr>
+    </w:lvl>
+    <w:lvl w:ilvl="8" w:tplc="0409001B" w:tentative="1">
+      <w:start w:val="1"/>
+      <w:numFmt w:val="lowerRoman"/>
+      <w:lvlText w:val="%9."/>
+      <w:lvlJc w:val="right"/>
+      <w:pPr>
+        <w:ind w:left="6480" w:hanging="180"/>
+      </w:pPr>
+    </w:lvl>
+  </w:abstractNum>
+  <w:abstractNum w:abstractNumId="67" w15:restartNumberingAfterBreak="0">
     <w:nsid w:val="5A7B6B30"/>
     <w:multiLevelType w:val="multilevel"/>
     <w:tmpl w:val="DF7AD022"/>
@@ -15059,7 +16205,7 @@
       </w:rPr>
     </w:lvl>
   </w:abstractNum>
-  <w:abstractNum w:abstractNumId="62" w15:restartNumberingAfterBreak="0">
+  <w:abstractNum w:abstractNumId="68" w15:restartNumberingAfterBreak="0">
     <w:nsid w:val="5B36645E"/>
     <w:multiLevelType w:val="hybridMultilevel"/>
     <w:tmpl w:val="7BA875C2"/>
@@ -15145,7 +16291,7 @@
       </w:pPr>
     </w:lvl>
   </w:abstractNum>
-  <w:abstractNum w:abstractNumId="63" w15:restartNumberingAfterBreak="0">
+  <w:abstractNum w:abstractNumId="69" w15:restartNumberingAfterBreak="0">
     <w:nsid w:val="5C015D54"/>
     <w:multiLevelType w:val="multilevel"/>
     <w:tmpl w:val="66D208DC"/>
@@ -15258,7 +16404,7 @@
       </w:pPr>
     </w:lvl>
   </w:abstractNum>
-  <w:abstractNum w:abstractNumId="64" w15:restartNumberingAfterBreak="0">
+  <w:abstractNum w:abstractNumId="70" w15:restartNumberingAfterBreak="0">
     <w:nsid w:val="5C5454BC"/>
     <w:multiLevelType w:val="multilevel"/>
     <w:tmpl w:val="68842356"/>
@@ -15404,7 +16550,93 @@
       </w:rPr>
     </w:lvl>
   </w:abstractNum>
-  <w:abstractNum w:abstractNumId="65" w15:restartNumberingAfterBreak="0">
+  <w:abstractNum w:abstractNumId="71" w15:restartNumberingAfterBreak="0">
+    <w:nsid w:val="5FBE3460"/>
+    <w:multiLevelType w:val="hybridMultilevel"/>
+    <w:tmpl w:val="E6363D74"/>
+    <w:lvl w:ilvl="0" w:tplc="0409000F">
+      <w:start w:val="1"/>
+      <w:numFmt w:val="decimal"/>
+      <w:lvlText w:val="%1."/>
+      <w:lvlJc w:val="left"/>
+      <w:pPr>
+        <w:ind w:left="720" w:hanging="360"/>
+      </w:pPr>
+    </w:lvl>
+    <w:lvl w:ilvl="1" w:tplc="04090019" w:tentative="1">
+      <w:start w:val="1"/>
+      <w:numFmt w:val="lowerLetter"/>
+      <w:lvlText w:val="%2."/>
+      <w:lvlJc w:val="left"/>
+      <w:pPr>
+        <w:ind w:left="1440" w:hanging="360"/>
+      </w:pPr>
+    </w:lvl>
+    <w:lvl w:ilvl="2" w:tplc="0409001B" w:tentative="1">
+      <w:start w:val="1"/>
+      <w:numFmt w:val="lowerRoman"/>
+      <w:lvlText w:val="%3."/>
+      <w:lvlJc w:val="right"/>
+      <w:pPr>
+        <w:ind w:left="2160" w:hanging="180"/>
+      </w:pPr>
+    </w:lvl>
+    <w:lvl w:ilvl="3" w:tplc="0409000F" w:tentative="1">
+      <w:start w:val="1"/>
+      <w:numFmt w:val="decimal"/>
+      <w:lvlText w:val="%4."/>
+      <w:lvlJc w:val="left"/>
+      <w:pPr>
+        <w:ind w:left="2880" w:hanging="360"/>
+      </w:pPr>
+    </w:lvl>
+    <w:lvl w:ilvl="4" w:tplc="04090019" w:tentative="1">
+      <w:start w:val="1"/>
+      <w:numFmt w:val="lowerLetter"/>
+      <w:lvlText w:val="%5."/>
+      <w:lvlJc w:val="left"/>
+      <w:pPr>
+        <w:ind w:left="3600" w:hanging="360"/>
+      </w:pPr>
+    </w:lvl>
+    <w:lvl w:ilvl="5" w:tplc="0409001B" w:tentative="1">
+      <w:start w:val="1"/>
+      <w:numFmt w:val="lowerRoman"/>
+      <w:lvlText w:val="%6."/>
+      <w:lvlJc w:val="right"/>
+      <w:pPr>
+        <w:ind w:left="4320" w:hanging="180"/>
+      </w:pPr>
+    </w:lvl>
+    <w:lvl w:ilvl="6" w:tplc="0409000F" w:tentative="1">
+      <w:start w:val="1"/>
+      <w:numFmt w:val="decimal"/>
+      <w:lvlText w:val="%7."/>
+      <w:lvlJc w:val="left"/>
+      <w:pPr>
+        <w:ind w:left="5040" w:hanging="360"/>
+      </w:pPr>
+    </w:lvl>
+    <w:lvl w:ilvl="7" w:tplc="04090019" w:tentative="1">
+      <w:start w:val="1"/>
+      <w:numFmt w:val="lowerLetter"/>
+      <w:lvlText w:val="%8."/>
+      <w:lvlJc w:val="left"/>
+      <w:pPr>
+        <w:ind w:left="5760" w:hanging="360"/>
+      </w:pPr>
+    </w:lvl>
+    <w:lvl w:ilvl="8" w:tplc="0409001B" w:tentative="1">
+      <w:start w:val="1"/>
+      <w:numFmt w:val="lowerRoman"/>
+      <w:lvlText w:val="%9."/>
+      <w:lvlJc w:val="right"/>
+      <w:pPr>
+        <w:ind w:left="6480" w:hanging="180"/>
+      </w:pPr>
+    </w:lvl>
+  </w:abstractNum>
+  <w:abstractNum w:abstractNumId="72" w15:restartNumberingAfterBreak="0">
     <w:nsid w:val="606D7492"/>
     <w:multiLevelType w:val="multilevel"/>
     <w:tmpl w:val="FDFC4E2E"/>
@@ -15550,7 +16782,7 @@
       </w:rPr>
     </w:lvl>
   </w:abstractNum>
-  <w:abstractNum w:abstractNumId="66" w15:restartNumberingAfterBreak="0">
+  <w:abstractNum w:abstractNumId="73" w15:restartNumberingAfterBreak="0">
     <w:nsid w:val="60D21A7A"/>
     <w:multiLevelType w:val="hybridMultilevel"/>
     <w:tmpl w:val="D4F8C738"/>
@@ -15636,7 +16868,7 @@
       </w:pPr>
     </w:lvl>
   </w:abstractNum>
-  <w:abstractNum w:abstractNumId="67" w15:restartNumberingAfterBreak="0">
+  <w:abstractNum w:abstractNumId="74" w15:restartNumberingAfterBreak="0">
     <w:nsid w:val="611E1155"/>
     <w:multiLevelType w:val="hybridMultilevel"/>
     <w:tmpl w:val="459CDAFE"/>
@@ -15722,7 +16954,7 @@
       </w:pPr>
     </w:lvl>
   </w:abstractNum>
-  <w:abstractNum w:abstractNumId="68" w15:restartNumberingAfterBreak="0">
+  <w:abstractNum w:abstractNumId="75" w15:restartNumberingAfterBreak="0">
     <w:nsid w:val="62465259"/>
     <w:multiLevelType w:val="multilevel"/>
     <w:tmpl w:val="FDFC4E2E"/>
@@ -15868,7 +17100,7 @@
       </w:rPr>
     </w:lvl>
   </w:abstractNum>
-  <w:abstractNum w:abstractNumId="69" w15:restartNumberingAfterBreak="0">
+  <w:abstractNum w:abstractNumId="76" w15:restartNumberingAfterBreak="0">
     <w:nsid w:val="643B098A"/>
     <w:multiLevelType w:val="hybridMultilevel"/>
     <w:tmpl w:val="672092BC"/>
@@ -15954,7 +17186,7 @@
       </w:pPr>
     </w:lvl>
   </w:abstractNum>
-  <w:abstractNum w:abstractNumId="70" w15:restartNumberingAfterBreak="0">
+  <w:abstractNum w:abstractNumId="77" w15:restartNumberingAfterBreak="0">
     <w:nsid w:val="64A96324"/>
     <w:multiLevelType w:val="multilevel"/>
     <w:tmpl w:val="68842356"/>
@@ -16100,7 +17332,7 @@
       </w:rPr>
     </w:lvl>
   </w:abstractNum>
-  <w:abstractNum w:abstractNumId="71" w15:restartNumberingAfterBreak="0">
+  <w:abstractNum w:abstractNumId="78" w15:restartNumberingAfterBreak="0">
     <w:nsid w:val="67CD673A"/>
     <w:multiLevelType w:val="hybridMultilevel"/>
     <w:tmpl w:val="B1963558"/>
@@ -16189,7 +17421,7 @@
       </w:pPr>
     </w:lvl>
   </w:abstractNum>
-  <w:abstractNum w:abstractNumId="72" w15:restartNumberingAfterBreak="0">
+  <w:abstractNum w:abstractNumId="79" w15:restartNumberingAfterBreak="0">
     <w:nsid w:val="699D7F53"/>
     <w:multiLevelType w:val="multilevel"/>
     <w:tmpl w:val="DF6A7F3C"/>
@@ -16335,7 +17567,7 @@
       </w:rPr>
     </w:lvl>
   </w:abstractNum>
-  <w:abstractNum w:abstractNumId="73" w15:restartNumberingAfterBreak="0">
+  <w:abstractNum w:abstractNumId="80" w15:restartNumberingAfterBreak="0">
     <w:nsid w:val="6A8F4E40"/>
     <w:multiLevelType w:val="hybridMultilevel"/>
     <w:tmpl w:val="8B2A5FE4"/>
@@ -16421,7 +17653,7 @@
       </w:pPr>
     </w:lvl>
   </w:abstractNum>
-  <w:abstractNum w:abstractNumId="74" w15:restartNumberingAfterBreak="0">
+  <w:abstractNum w:abstractNumId="81" w15:restartNumberingAfterBreak="0">
     <w:nsid w:val="6B07430E"/>
     <w:multiLevelType w:val="multilevel"/>
     <w:tmpl w:val="BBD2E56E"/>
@@ -16542,7 +17774,96 @@
       </w:rPr>
     </w:lvl>
   </w:abstractNum>
-  <w:abstractNum w:abstractNumId="75" w15:restartNumberingAfterBreak="0">
+  <w:abstractNum w:abstractNumId="82" w15:restartNumberingAfterBreak="0">
+    <w:nsid w:val="6B474896"/>
+    <w:multiLevelType w:val="hybridMultilevel"/>
+    <w:tmpl w:val="D4BEF6A4"/>
+    <w:lvl w:ilvl="0" w:tplc="13F2AC58">
+      <w:start w:val="1"/>
+      <w:numFmt w:val="decimal"/>
+      <w:lvlText w:val="%1.4"/>
+      <w:lvlJc w:val="left"/>
+      <w:pPr>
+        <w:ind w:left="720" w:hanging="360"/>
+      </w:pPr>
+      <w:rPr>
+        <w:rFonts w:hint="default"/>
+      </w:rPr>
+    </w:lvl>
+    <w:lvl w:ilvl="1" w:tplc="04090019" w:tentative="1">
+      <w:start w:val="1"/>
+      <w:numFmt w:val="lowerLetter"/>
+      <w:lvlText w:val="%2."/>
+      <w:lvlJc w:val="left"/>
+      <w:pPr>
+        <w:ind w:left="1440" w:hanging="360"/>
+      </w:pPr>
+    </w:lvl>
+    <w:lvl w:ilvl="2" w:tplc="0409001B" w:tentative="1">
+      <w:start w:val="1"/>
+      <w:numFmt w:val="lowerRoman"/>
+      <w:lvlText w:val="%3."/>
+      <w:lvlJc w:val="right"/>
+      <w:pPr>
+        <w:ind w:left="2160" w:hanging="180"/>
+      </w:pPr>
+    </w:lvl>
+    <w:lvl w:ilvl="3" w:tplc="0409000F" w:tentative="1">
+      <w:start w:val="1"/>
+      <w:numFmt w:val="decimal"/>
+      <w:lvlText w:val="%4."/>
+      <w:lvlJc w:val="left"/>
+      <w:pPr>
+        <w:ind w:left="2880" w:hanging="360"/>
+      </w:pPr>
+    </w:lvl>
+    <w:lvl w:ilvl="4" w:tplc="04090019" w:tentative="1">
+      <w:start w:val="1"/>
+      <w:numFmt w:val="lowerLetter"/>
+      <w:lvlText w:val="%5."/>
+      <w:lvlJc w:val="left"/>
+      <w:pPr>
+        <w:ind w:left="3600" w:hanging="360"/>
+      </w:pPr>
+    </w:lvl>
+    <w:lvl w:ilvl="5" w:tplc="0409001B" w:tentative="1">
+      <w:start w:val="1"/>
+      <w:numFmt w:val="lowerRoman"/>
+      <w:lvlText w:val="%6."/>
+      <w:lvlJc w:val="right"/>
+      <w:pPr>
+        <w:ind w:left="4320" w:hanging="180"/>
+      </w:pPr>
+    </w:lvl>
+    <w:lvl w:ilvl="6" w:tplc="0409000F" w:tentative="1">
+      <w:start w:val="1"/>
+      <w:numFmt w:val="decimal"/>
+      <w:lvlText w:val="%7."/>
+      <w:lvlJc w:val="left"/>
+      <w:pPr>
+        <w:ind w:left="5040" w:hanging="360"/>
+      </w:pPr>
+    </w:lvl>
+    <w:lvl w:ilvl="7" w:tplc="04090019" w:tentative="1">
+      <w:start w:val="1"/>
+      <w:numFmt w:val="lowerLetter"/>
+      <w:lvlText w:val="%8."/>
+      <w:lvlJc w:val="left"/>
+      <w:pPr>
+        <w:ind w:left="5760" w:hanging="360"/>
+      </w:pPr>
+    </w:lvl>
+    <w:lvl w:ilvl="8" w:tplc="0409001B" w:tentative="1">
+      <w:start w:val="1"/>
+      <w:numFmt w:val="lowerRoman"/>
+      <w:lvlText w:val="%9."/>
+      <w:lvlJc w:val="right"/>
+      <w:pPr>
+        <w:ind w:left="6480" w:hanging="180"/>
+      </w:pPr>
+    </w:lvl>
+  </w:abstractNum>
+  <w:abstractNum w:abstractNumId="83" w15:restartNumberingAfterBreak="0">
     <w:nsid w:val="6D0364A0"/>
     <w:multiLevelType w:val="multilevel"/>
     <w:tmpl w:val="68842356"/>
@@ -16688,7 +18009,7 @@
       </w:rPr>
     </w:lvl>
   </w:abstractNum>
-  <w:abstractNum w:abstractNumId="76" w15:restartNumberingAfterBreak="0">
+  <w:abstractNum w:abstractNumId="84" w15:restartNumberingAfterBreak="0">
     <w:nsid w:val="6D7273D8"/>
     <w:multiLevelType w:val="multilevel"/>
     <w:tmpl w:val="DC706630"/>
@@ -16837,7 +18158,7 @@
       </w:rPr>
     </w:lvl>
   </w:abstractNum>
-  <w:abstractNum w:abstractNumId="77" w15:restartNumberingAfterBreak="0">
+  <w:abstractNum w:abstractNumId="85" w15:restartNumberingAfterBreak="0">
     <w:nsid w:val="6DD30A0F"/>
     <w:multiLevelType w:val="hybridMultilevel"/>
     <w:tmpl w:val="0E786850"/>
@@ -16923,7 +18244,182 @@
       </w:pPr>
     </w:lvl>
   </w:abstractNum>
-  <w:abstractNum w:abstractNumId="78" w15:restartNumberingAfterBreak="0">
+  <w:abstractNum w:abstractNumId="86" w15:restartNumberingAfterBreak="0">
+    <w:nsid w:val="71534EC5"/>
+    <w:multiLevelType w:val="hybridMultilevel"/>
+    <w:tmpl w:val="2E68CC2C"/>
+    <w:lvl w:ilvl="0" w:tplc="0409000F">
+      <w:start w:val="1"/>
+      <w:numFmt w:val="decimal"/>
+      <w:lvlText w:val="%1."/>
+      <w:lvlJc w:val="left"/>
+      <w:pPr>
+        <w:ind w:left="1080" w:hanging="360"/>
+      </w:pPr>
+    </w:lvl>
+    <w:lvl w:ilvl="1" w:tplc="04090019" w:tentative="1">
+      <w:start w:val="1"/>
+      <w:numFmt w:val="lowerLetter"/>
+      <w:lvlText w:val="%2."/>
+      <w:lvlJc w:val="left"/>
+      <w:pPr>
+        <w:ind w:left="1800" w:hanging="360"/>
+      </w:pPr>
+    </w:lvl>
+    <w:lvl w:ilvl="2" w:tplc="0409001B" w:tentative="1">
+      <w:start w:val="1"/>
+      <w:numFmt w:val="lowerRoman"/>
+      <w:lvlText w:val="%3."/>
+      <w:lvlJc w:val="right"/>
+      <w:pPr>
+        <w:ind w:left="2520" w:hanging="180"/>
+      </w:pPr>
+    </w:lvl>
+    <w:lvl w:ilvl="3" w:tplc="0409000F" w:tentative="1">
+      <w:start w:val="1"/>
+      <w:numFmt w:val="decimal"/>
+      <w:lvlText w:val="%4."/>
+      <w:lvlJc w:val="left"/>
+      <w:pPr>
+        <w:ind w:left="3240" w:hanging="360"/>
+      </w:pPr>
+    </w:lvl>
+    <w:lvl w:ilvl="4" w:tplc="04090019" w:tentative="1">
+      <w:start w:val="1"/>
+      <w:numFmt w:val="lowerLetter"/>
+      <w:lvlText w:val="%5."/>
+      <w:lvlJc w:val="left"/>
+      <w:pPr>
+        <w:ind w:left="3960" w:hanging="360"/>
+      </w:pPr>
+    </w:lvl>
+    <w:lvl w:ilvl="5" w:tplc="0409001B" w:tentative="1">
+      <w:start w:val="1"/>
+      <w:numFmt w:val="lowerRoman"/>
+      <w:lvlText w:val="%6."/>
+      <w:lvlJc w:val="right"/>
+      <w:pPr>
+        <w:ind w:left="4680" w:hanging="180"/>
+      </w:pPr>
+    </w:lvl>
+    <w:lvl w:ilvl="6" w:tplc="0409000F" w:tentative="1">
+      <w:start w:val="1"/>
+      <w:numFmt w:val="decimal"/>
+      <w:lvlText w:val="%7."/>
+      <w:lvlJc w:val="left"/>
+      <w:pPr>
+        <w:ind w:left="5400" w:hanging="360"/>
+      </w:pPr>
+    </w:lvl>
+    <w:lvl w:ilvl="7" w:tplc="04090019" w:tentative="1">
+      <w:start w:val="1"/>
+      <w:numFmt w:val="lowerLetter"/>
+      <w:lvlText w:val="%8."/>
+      <w:lvlJc w:val="left"/>
+      <w:pPr>
+        <w:ind w:left="6120" w:hanging="360"/>
+      </w:pPr>
+    </w:lvl>
+    <w:lvl w:ilvl="8" w:tplc="0409001B" w:tentative="1">
+      <w:start w:val="1"/>
+      <w:numFmt w:val="lowerRoman"/>
+      <w:lvlText w:val="%9."/>
+      <w:lvlJc w:val="right"/>
+      <w:pPr>
+        <w:ind w:left="6840" w:hanging="180"/>
+      </w:pPr>
+    </w:lvl>
+  </w:abstractNum>
+  <w:abstractNum w:abstractNumId="87" w15:restartNumberingAfterBreak="0">
+    <w:nsid w:val="72D82175"/>
+    <w:multiLevelType w:val="hybridMultilevel"/>
+    <w:tmpl w:val="6D6090C2"/>
+    <w:lvl w:ilvl="0" w:tplc="13F2AC58">
+      <w:start w:val="1"/>
+      <w:numFmt w:val="decimal"/>
+      <w:lvlText w:val="%1.4"/>
+      <w:lvlJc w:val="left"/>
+      <w:pPr>
+        <w:ind w:left="720" w:hanging="360"/>
+      </w:pPr>
+      <w:rPr>
+        <w:rFonts w:hint="default"/>
+      </w:rPr>
+    </w:lvl>
+    <w:lvl w:ilvl="1" w:tplc="04090019" w:tentative="1">
+      <w:start w:val="1"/>
+      <w:numFmt w:val="lowerLetter"/>
+      <w:lvlText w:val="%2."/>
+      <w:lvlJc w:val="left"/>
+      <w:pPr>
+        <w:ind w:left="1440" w:hanging="360"/>
+      </w:pPr>
+    </w:lvl>
+    <w:lvl w:ilvl="2" w:tplc="0409001B" w:tentative="1">
+      <w:start w:val="1"/>
+      <w:numFmt w:val="lowerRoman"/>
+      <w:lvlText w:val="%3."/>
+      <w:lvlJc w:val="right"/>
+      <w:pPr>
+        <w:ind w:left="2160" w:hanging="180"/>
+      </w:pPr>
+    </w:lvl>
+    <w:lvl w:ilvl="3" w:tplc="0409000F" w:tentative="1">
+      <w:start w:val="1"/>
+      <w:numFmt w:val="decimal"/>
+      <w:lvlText w:val="%4."/>
+      <w:lvlJc w:val="left"/>
+      <w:pPr>
+        <w:ind w:left="2880" w:hanging="360"/>
+      </w:pPr>
+    </w:lvl>
+    <w:lvl w:ilvl="4" w:tplc="04090019" w:tentative="1">
+      <w:start w:val="1"/>
+      <w:numFmt w:val="lowerLetter"/>
+      <w:lvlText w:val="%5."/>
+      <w:lvlJc w:val="left"/>
+      <w:pPr>
+        <w:ind w:left="3600" w:hanging="360"/>
+      </w:pPr>
+    </w:lvl>
+    <w:lvl w:ilvl="5" w:tplc="0409001B" w:tentative="1">
+      <w:start w:val="1"/>
+      <w:numFmt w:val="lowerRoman"/>
+      <w:lvlText w:val="%6."/>
+      <w:lvlJc w:val="right"/>
+      <w:pPr>
+        <w:ind w:left="4320" w:hanging="180"/>
+      </w:pPr>
+    </w:lvl>
+    <w:lvl w:ilvl="6" w:tplc="0409000F" w:tentative="1">
+      <w:start w:val="1"/>
+      <w:numFmt w:val="decimal"/>
+      <w:lvlText w:val="%7."/>
+      <w:lvlJc w:val="left"/>
+      <w:pPr>
+        <w:ind w:left="5040" w:hanging="360"/>
+      </w:pPr>
+    </w:lvl>
+    <w:lvl w:ilvl="7" w:tplc="04090019" w:tentative="1">
+      <w:start w:val="1"/>
+      <w:numFmt w:val="lowerLetter"/>
+      <w:lvlText w:val="%8."/>
+      <w:lvlJc w:val="left"/>
+      <w:pPr>
+        <w:ind w:left="5760" w:hanging="360"/>
+      </w:pPr>
+    </w:lvl>
+    <w:lvl w:ilvl="8" w:tplc="0409001B" w:tentative="1">
+      <w:start w:val="1"/>
+      <w:numFmt w:val="lowerRoman"/>
+      <w:lvlText w:val="%9."/>
+      <w:lvlJc w:val="right"/>
+      <w:pPr>
+        <w:ind w:left="6480" w:hanging="180"/>
+      </w:pPr>
+    </w:lvl>
+  </w:abstractNum>
+  <w:abstractNum w:abstractNumId="88" w15:restartNumberingAfterBreak="0">
     <w:nsid w:val="763D62DC"/>
     <w:multiLevelType w:val="hybridMultilevel"/>
     <w:tmpl w:val="D326DCC0"/>
@@ -17012,7 +18508,7 @@
       </w:pPr>
     </w:lvl>
   </w:abstractNum>
-  <w:abstractNum w:abstractNumId="79" w15:restartNumberingAfterBreak="0">
+  <w:abstractNum w:abstractNumId="89" w15:restartNumberingAfterBreak="0">
     <w:nsid w:val="783E2CBC"/>
     <w:multiLevelType w:val="multilevel"/>
     <w:tmpl w:val="E94A3B26"/>
@@ -17125,7 +18621,7 @@
       </w:pPr>
     </w:lvl>
   </w:abstractNum>
-  <w:abstractNum w:abstractNumId="80" w15:restartNumberingAfterBreak="0">
+  <w:abstractNum w:abstractNumId="90" w15:restartNumberingAfterBreak="0">
     <w:nsid w:val="789F4CE1"/>
     <w:multiLevelType w:val="multilevel"/>
     <w:tmpl w:val="1CE860BA"/>
@@ -17238,7 +18734,7 @@
       </w:rPr>
     </w:lvl>
   </w:abstractNum>
-  <w:abstractNum w:abstractNumId="81" w15:restartNumberingAfterBreak="0">
+  <w:abstractNum w:abstractNumId="91" w15:restartNumberingAfterBreak="0">
     <w:nsid w:val="79730313"/>
     <w:multiLevelType w:val="multilevel"/>
     <w:tmpl w:val="68842356"/>
@@ -17384,7 +18880,7 @@
       </w:rPr>
     </w:lvl>
   </w:abstractNum>
-  <w:abstractNum w:abstractNumId="82" w15:restartNumberingAfterBreak="0">
+  <w:abstractNum w:abstractNumId="92" w15:restartNumberingAfterBreak="0">
     <w:nsid w:val="799807AF"/>
     <w:multiLevelType w:val="hybridMultilevel"/>
     <w:tmpl w:val="EF24C848"/>
@@ -17470,7 +18966,96 @@
       </w:pPr>
     </w:lvl>
   </w:abstractNum>
-  <w:abstractNum w:abstractNumId="83" w15:restartNumberingAfterBreak="0">
+  <w:abstractNum w:abstractNumId="93" w15:restartNumberingAfterBreak="0">
+    <w:nsid w:val="7A2F2E41"/>
+    <w:multiLevelType w:val="hybridMultilevel"/>
+    <w:tmpl w:val="66B47E58"/>
+    <w:lvl w:ilvl="0" w:tplc="13F2AC58">
+      <w:start w:val="1"/>
+      <w:numFmt w:val="decimal"/>
+      <w:lvlText w:val="%1.4"/>
+      <w:lvlJc w:val="left"/>
+      <w:pPr>
+        <w:ind w:left="720" w:hanging="360"/>
+      </w:pPr>
+      <w:rPr>
+        <w:rFonts w:hint="default"/>
+      </w:rPr>
+    </w:lvl>
+    <w:lvl w:ilvl="1" w:tplc="04090019" w:tentative="1">
+      <w:start w:val="1"/>
+      <w:numFmt w:val="lowerLetter"/>
+      <w:lvlText w:val="%2."/>
+      <w:lvlJc w:val="left"/>
+      <w:pPr>
+        <w:ind w:left="1440" w:hanging="360"/>
+      </w:pPr>
+    </w:lvl>
+    <w:lvl w:ilvl="2" w:tplc="0409001B" w:tentative="1">
+      <w:start w:val="1"/>
+      <w:numFmt w:val="lowerRoman"/>
+      <w:lvlText w:val="%3."/>
+      <w:lvlJc w:val="right"/>
+      <w:pPr>
+        <w:ind w:left="2160" w:hanging="180"/>
+      </w:pPr>
+    </w:lvl>
+    <w:lvl w:ilvl="3" w:tplc="0409000F" w:tentative="1">
+      <w:start w:val="1"/>
+      <w:numFmt w:val="decimal"/>
+      <w:lvlText w:val="%4."/>
+      <w:lvlJc w:val="left"/>
+      <w:pPr>
+        <w:ind w:left="2880" w:hanging="360"/>
+      </w:pPr>
+    </w:lvl>
+    <w:lvl w:ilvl="4" w:tplc="04090019" w:tentative="1">
+      <w:start w:val="1"/>
+      <w:numFmt w:val="lowerLetter"/>
+      <w:lvlText w:val="%5."/>
+      <w:lvlJc w:val="left"/>
+      <w:pPr>
+        <w:ind w:left="3600" w:hanging="360"/>
+      </w:pPr>
+    </w:lvl>
+    <w:lvl w:ilvl="5" w:tplc="0409001B" w:tentative="1">
+      <w:start w:val="1"/>
+      <w:numFmt w:val="lowerRoman"/>
+      <w:lvlText w:val="%6."/>
+      <w:lvlJc w:val="right"/>
+      <w:pPr>
+        <w:ind w:left="4320" w:hanging="180"/>
+      </w:pPr>
+    </w:lvl>
+    <w:lvl w:ilvl="6" w:tplc="0409000F" w:tentative="1">
+      <w:start w:val="1"/>
+      <w:numFmt w:val="decimal"/>
+      <w:lvlText w:val="%7."/>
+      <w:lvlJc w:val="left"/>
+      <w:pPr>
+        <w:ind w:left="5040" w:hanging="360"/>
+      </w:pPr>
+    </w:lvl>
+    <w:lvl w:ilvl="7" w:tplc="04090019" w:tentative="1">
+      <w:start w:val="1"/>
+      <w:numFmt w:val="lowerLetter"/>
+      <w:lvlText w:val="%8."/>
+      <w:lvlJc w:val="left"/>
+      <w:pPr>
+        <w:ind w:left="5760" w:hanging="360"/>
+      </w:pPr>
+    </w:lvl>
+    <w:lvl w:ilvl="8" w:tplc="0409001B" w:tentative="1">
+      <w:start w:val="1"/>
+      <w:numFmt w:val="lowerRoman"/>
+      <w:lvlText w:val="%9."/>
+      <w:lvlJc w:val="right"/>
+      <w:pPr>
+        <w:ind w:left="6480" w:hanging="180"/>
+      </w:pPr>
+    </w:lvl>
+  </w:abstractNum>
+  <w:abstractNum w:abstractNumId="94" w15:restartNumberingAfterBreak="0">
     <w:nsid w:val="7A9B5389"/>
     <w:multiLevelType w:val="hybridMultilevel"/>
     <w:tmpl w:val="0912629C"/>
@@ -17556,7 +19141,7 @@
       </w:pPr>
     </w:lvl>
   </w:abstractNum>
-  <w:abstractNum w:abstractNumId="84" w15:restartNumberingAfterBreak="0">
+  <w:abstractNum w:abstractNumId="95" w15:restartNumberingAfterBreak="0">
     <w:nsid w:val="7AEC76B6"/>
     <w:multiLevelType w:val="multilevel"/>
     <w:tmpl w:val="FDFC4E2E"/>
@@ -17702,7 +19287,7 @@
       </w:rPr>
     </w:lvl>
   </w:abstractNum>
-  <w:abstractNum w:abstractNumId="85" w15:restartNumberingAfterBreak="0">
+  <w:abstractNum w:abstractNumId="96" w15:restartNumberingAfterBreak="0">
     <w:nsid w:val="7C2A1A77"/>
     <w:multiLevelType w:val="hybridMultilevel"/>
     <w:tmpl w:val="1CFEC05E"/>
@@ -17792,61 +19377,61 @@
     <w:abstractNumId w:val="4"/>
   </w:num>
   <w:num w:numId="2" w16cid:durableId="1521433076">
-    <w:abstractNumId w:val="40"/>
+    <w:abstractNumId w:val="44"/>
   </w:num>
   <w:num w:numId="3" w16cid:durableId="1169172737">
-    <w:abstractNumId w:val="25"/>
+    <w:abstractNumId w:val="27"/>
   </w:num>
   <w:num w:numId="4" w16cid:durableId="1095663320">
-    <w:abstractNumId w:val="21"/>
+    <w:abstractNumId w:val="22"/>
   </w:num>
   <w:num w:numId="5" w16cid:durableId="320277980">
-    <w:abstractNumId w:val="80"/>
+    <w:abstractNumId w:val="90"/>
   </w:num>
   <w:num w:numId="6" w16cid:durableId="480125140">
-    <w:abstractNumId w:val="55"/>
+    <w:abstractNumId w:val="60"/>
   </w:num>
   <w:num w:numId="7" w16cid:durableId="1312128570">
-    <w:abstractNumId w:val="79"/>
+    <w:abstractNumId w:val="89"/>
   </w:num>
   <w:num w:numId="8" w16cid:durableId="721293094">
-    <w:abstractNumId w:val="63"/>
+    <w:abstractNumId w:val="69"/>
   </w:num>
   <w:num w:numId="9" w16cid:durableId="623655124">
-    <w:abstractNumId w:val="64"/>
+    <w:abstractNumId w:val="70"/>
   </w:num>
   <w:num w:numId="10" w16cid:durableId="433673490">
-    <w:abstractNumId w:val="50"/>
+    <w:abstractNumId w:val="54"/>
   </w:num>
   <w:num w:numId="11" w16cid:durableId="666246274">
-    <w:abstractNumId w:val="75"/>
+    <w:abstractNumId w:val="83"/>
   </w:num>
   <w:num w:numId="12" w16cid:durableId="1583947328">
-    <w:abstractNumId w:val="70"/>
+    <w:abstractNumId w:val="77"/>
   </w:num>
   <w:num w:numId="13" w16cid:durableId="1561015977">
-    <w:abstractNumId w:val="48"/>
+    <w:abstractNumId w:val="52"/>
   </w:num>
   <w:num w:numId="14" w16cid:durableId="1813788044">
-    <w:abstractNumId w:val="42"/>
+    <w:abstractNumId w:val="46"/>
   </w:num>
   <w:num w:numId="15" w16cid:durableId="1516311903">
-    <w:abstractNumId w:val="81"/>
+    <w:abstractNumId w:val="91"/>
   </w:num>
   <w:num w:numId="16" w16cid:durableId="700788812">
-    <w:abstractNumId w:val="27"/>
+    <w:abstractNumId w:val="29"/>
   </w:num>
   <w:num w:numId="17" w16cid:durableId="738552033">
-    <w:abstractNumId w:val="15"/>
+    <w:abstractNumId w:val="16"/>
   </w:num>
   <w:num w:numId="18" w16cid:durableId="506284840">
-    <w:abstractNumId w:val="47"/>
+    <w:abstractNumId w:val="51"/>
   </w:num>
   <w:num w:numId="19" w16cid:durableId="281688829">
-    <w:abstractNumId w:val="29"/>
+    <w:abstractNumId w:val="33"/>
   </w:num>
   <w:num w:numId="20" w16cid:durableId="1440640888">
-    <w:abstractNumId w:val="35"/>
+    <w:abstractNumId w:val="39"/>
   </w:num>
   <w:num w:numId="21" w16cid:durableId="908731130">
     <w:abstractNumId w:val="8"/>
@@ -17855,34 +19440,34 @@
     <w:abstractNumId w:val="6"/>
   </w:num>
   <w:num w:numId="23" w16cid:durableId="1576740101">
-    <w:abstractNumId w:val="76"/>
+    <w:abstractNumId w:val="84"/>
   </w:num>
   <w:num w:numId="24" w16cid:durableId="524516724">
-    <w:abstractNumId w:val="61"/>
+    <w:abstractNumId w:val="67"/>
   </w:num>
   <w:num w:numId="25" w16cid:durableId="1680624365">
-    <w:abstractNumId w:val="10"/>
+    <w:abstractNumId w:val="11"/>
   </w:num>
   <w:num w:numId="26" w16cid:durableId="16082667">
-    <w:abstractNumId w:val="54"/>
+    <w:abstractNumId w:val="59"/>
   </w:num>
   <w:num w:numId="27" w16cid:durableId="691566847">
-    <w:abstractNumId w:val="34"/>
+    <w:abstractNumId w:val="38"/>
   </w:num>
   <w:num w:numId="28" w16cid:durableId="2094620173">
-    <w:abstractNumId w:val="65"/>
+    <w:abstractNumId w:val="72"/>
   </w:num>
   <w:num w:numId="29" w16cid:durableId="906111721">
-    <w:abstractNumId w:val="12"/>
+    <w:abstractNumId w:val="13"/>
   </w:num>
   <w:num w:numId="30" w16cid:durableId="508177387">
-    <w:abstractNumId w:val="49"/>
+    <w:abstractNumId w:val="53"/>
   </w:num>
   <w:num w:numId="31" w16cid:durableId="913011401">
-    <w:abstractNumId w:val="84"/>
+    <w:abstractNumId w:val="95"/>
   </w:num>
   <w:num w:numId="32" w16cid:durableId="1644390964">
-    <w:abstractNumId w:val="68"/>
+    <w:abstractNumId w:val="75"/>
   </w:num>
   <w:num w:numId="33" w16cid:durableId="778261706">
     <w:abstractNumId w:val="5"/>
@@ -17891,43 +19476,43 @@
     <w:abstractNumId w:val="9"/>
   </w:num>
   <w:num w:numId="35" w16cid:durableId="531498289">
-    <w:abstractNumId w:val="59"/>
+    <w:abstractNumId w:val="64"/>
   </w:num>
   <w:num w:numId="36" w16cid:durableId="1777824409">
-    <w:abstractNumId w:val="38"/>
+    <w:abstractNumId w:val="42"/>
   </w:num>
   <w:num w:numId="37" w16cid:durableId="1510942739">
     <w:abstractNumId w:val="3"/>
   </w:num>
   <w:num w:numId="38" w16cid:durableId="873925459">
-    <w:abstractNumId w:val="13"/>
+    <w:abstractNumId w:val="14"/>
   </w:num>
   <w:num w:numId="39" w16cid:durableId="579490765">
-    <w:abstractNumId w:val="39"/>
+    <w:abstractNumId w:val="43"/>
   </w:num>
   <w:num w:numId="40" w16cid:durableId="160776597">
-    <w:abstractNumId w:val="72"/>
+    <w:abstractNumId w:val="79"/>
   </w:num>
   <w:num w:numId="41" w16cid:durableId="1975864769">
-    <w:abstractNumId w:val="37"/>
+    <w:abstractNumId w:val="41"/>
   </w:num>
   <w:num w:numId="42" w16cid:durableId="2089038878">
-    <w:abstractNumId w:val="41"/>
+    <w:abstractNumId w:val="45"/>
   </w:num>
   <w:num w:numId="43" w16cid:durableId="1084838402">
-    <w:abstractNumId w:val="32"/>
+    <w:abstractNumId w:val="36"/>
   </w:num>
   <w:num w:numId="44" w16cid:durableId="2133208309">
-    <w:abstractNumId w:val="56"/>
+    <w:abstractNumId w:val="61"/>
   </w:num>
   <w:num w:numId="45" w16cid:durableId="1696272327">
-    <w:abstractNumId w:val="19"/>
+    <w:abstractNumId w:val="20"/>
   </w:num>
   <w:num w:numId="46" w16cid:durableId="952831626">
-    <w:abstractNumId w:val="60"/>
+    <w:abstractNumId w:val="65"/>
   </w:num>
   <w:num w:numId="47" w16cid:durableId="506284221">
-    <w:abstractNumId w:val="26"/>
+    <w:abstractNumId w:val="28"/>
   </w:num>
   <w:num w:numId="48" w16cid:durableId="1452162523">
     <w:abstractNumId w:val="1"/>
@@ -17936,114 +19521,147 @@
     <w:abstractNumId w:val="2"/>
   </w:num>
   <w:num w:numId="50" w16cid:durableId="1155948849">
+    <w:abstractNumId w:val="81"/>
+  </w:num>
+  <w:num w:numId="51" w16cid:durableId="1018897390">
+    <w:abstractNumId w:val="26"/>
+  </w:num>
+  <w:num w:numId="52" w16cid:durableId="576984722">
+    <w:abstractNumId w:val="12"/>
+  </w:num>
+  <w:num w:numId="53" w16cid:durableId="209266241">
+    <w:abstractNumId w:val="63"/>
+  </w:num>
+  <w:num w:numId="54" w16cid:durableId="1107307833">
+    <w:abstractNumId w:val="40"/>
+  </w:num>
+  <w:num w:numId="55" w16cid:durableId="732049722">
+    <w:abstractNumId w:val="48"/>
+  </w:num>
+  <w:num w:numId="56" w16cid:durableId="620645840">
+    <w:abstractNumId w:val="96"/>
+  </w:num>
+  <w:num w:numId="57" w16cid:durableId="1037123086">
     <w:abstractNumId w:val="74"/>
   </w:num>
-  <w:num w:numId="51" w16cid:durableId="1018897390">
-    <w:abstractNumId w:val="24"/>
-  </w:num>
-  <w:num w:numId="52" w16cid:durableId="576984722">
-    <w:abstractNumId w:val="11"/>
-  </w:num>
-  <w:num w:numId="53" w16cid:durableId="209266241">
-    <w:abstractNumId w:val="58"/>
-  </w:num>
-  <w:num w:numId="54" w16cid:durableId="1107307833">
-    <w:abstractNumId w:val="36"/>
-  </w:num>
-  <w:num w:numId="55" w16cid:durableId="732049722">
-    <w:abstractNumId w:val="44"/>
-  </w:num>
-  <w:num w:numId="56" w16cid:durableId="620645840">
-    <w:abstractNumId w:val="85"/>
-  </w:num>
-  <w:num w:numId="57" w16cid:durableId="1037123086">
-    <w:abstractNumId w:val="67"/>
-  </w:num>
   <w:num w:numId="58" w16cid:durableId="529415563">
-    <w:abstractNumId w:val="43"/>
+    <w:abstractNumId w:val="47"/>
   </w:num>
   <w:num w:numId="59" w16cid:durableId="443574163">
-    <w:abstractNumId w:val="31"/>
+    <w:abstractNumId w:val="35"/>
   </w:num>
   <w:num w:numId="60" w16cid:durableId="1052659940">
     <w:abstractNumId w:val="0"/>
   </w:num>
   <w:num w:numId="61" w16cid:durableId="298078375">
-    <w:abstractNumId w:val="66"/>
+    <w:abstractNumId w:val="73"/>
   </w:num>
   <w:num w:numId="62" w16cid:durableId="1759524910">
-    <w:abstractNumId w:val="73"/>
+    <w:abstractNumId w:val="80"/>
   </w:num>
   <w:num w:numId="63" w16cid:durableId="328562634">
-    <w:abstractNumId w:val="62"/>
+    <w:abstractNumId w:val="68"/>
   </w:num>
   <w:num w:numId="64" w16cid:durableId="1926844191">
-    <w:abstractNumId w:val="20"/>
+    <w:abstractNumId w:val="21"/>
   </w:num>
   <w:num w:numId="65" w16cid:durableId="835921495">
-    <w:abstractNumId w:val="22"/>
+    <w:abstractNumId w:val="24"/>
   </w:num>
   <w:num w:numId="66" w16cid:durableId="1922833492">
-    <w:abstractNumId w:val="77"/>
+    <w:abstractNumId w:val="85"/>
   </w:num>
   <w:num w:numId="67" w16cid:durableId="312099731">
-    <w:abstractNumId w:val="30"/>
+    <w:abstractNumId w:val="34"/>
   </w:num>
   <w:num w:numId="68" w16cid:durableId="1465464951">
-    <w:abstractNumId w:val="69"/>
+    <w:abstractNumId w:val="76"/>
   </w:num>
   <w:num w:numId="69" w16cid:durableId="2120486911">
-    <w:abstractNumId w:val="52"/>
+    <w:abstractNumId w:val="56"/>
   </w:num>
   <w:num w:numId="70" w16cid:durableId="1020357403">
-    <w:abstractNumId w:val="51"/>
+    <w:abstractNumId w:val="55"/>
   </w:num>
   <w:num w:numId="71" w16cid:durableId="881285303">
-    <w:abstractNumId w:val="33"/>
+    <w:abstractNumId w:val="37"/>
   </w:num>
   <w:num w:numId="72" w16cid:durableId="1767578752">
-    <w:abstractNumId w:val="16"/>
+    <w:abstractNumId w:val="17"/>
   </w:num>
   <w:num w:numId="73" w16cid:durableId="1129400013">
-    <w:abstractNumId w:val="83"/>
+    <w:abstractNumId w:val="94"/>
   </w:num>
   <w:num w:numId="74" w16cid:durableId="463356695">
     <w:abstractNumId w:val="7"/>
   </w:num>
   <w:num w:numId="75" w16cid:durableId="1833176036">
-    <w:abstractNumId w:val="53"/>
+    <w:abstractNumId w:val="58"/>
   </w:num>
   <w:num w:numId="76" w16cid:durableId="1358582527">
+    <w:abstractNumId w:val="62"/>
+  </w:num>
+  <w:num w:numId="77" w16cid:durableId="1392076817">
+    <w:abstractNumId w:val="18"/>
+  </w:num>
+  <w:num w:numId="78" w16cid:durableId="492450337">
+    <w:abstractNumId w:val="19"/>
+  </w:num>
+  <w:num w:numId="79" w16cid:durableId="1408528616">
+    <w:abstractNumId w:val="49"/>
+  </w:num>
+  <w:num w:numId="80" w16cid:durableId="1705012468">
+    <w:abstractNumId w:val="15"/>
+  </w:num>
+  <w:num w:numId="81" w16cid:durableId="2102411000">
+    <w:abstractNumId w:val="92"/>
+  </w:num>
+  <w:num w:numId="82" w16cid:durableId="825170266">
+    <w:abstractNumId w:val="50"/>
+  </w:num>
+  <w:num w:numId="83" w16cid:durableId="1181967512">
+    <w:abstractNumId w:val="88"/>
+  </w:num>
+  <w:num w:numId="84" w16cid:durableId="1295451658">
+    <w:abstractNumId w:val="78"/>
+  </w:num>
+  <w:num w:numId="85" w16cid:durableId="1714690150">
+    <w:abstractNumId w:val="32"/>
+  </w:num>
+  <w:num w:numId="86" w16cid:durableId="1972175602">
+    <w:abstractNumId w:val="25"/>
+  </w:num>
+  <w:num w:numId="87" w16cid:durableId="141511840">
     <w:abstractNumId w:val="57"/>
   </w:num>
-  <w:num w:numId="77" w16cid:durableId="1392076817">
-    <w:abstractNumId w:val="17"/>
+  <w:num w:numId="88" w16cid:durableId="678313922">
+    <w:abstractNumId w:val="31"/>
   </w:num>
-  <w:num w:numId="78" w16cid:durableId="492450337">
-    <w:abstractNumId w:val="18"/>
+  <w:num w:numId="89" w16cid:durableId="532428392">
+    <w:abstractNumId w:val="93"/>
   </w:num>
-  <w:num w:numId="79" w16cid:durableId="1408528616">
-    <w:abstractNumId w:val="45"/>
+  <w:num w:numId="90" w16cid:durableId="971131377">
+    <w:abstractNumId w:val="66"/>
   </w:num>
-  <w:num w:numId="80" w16cid:durableId="1705012468">
-    <w:abstractNumId w:val="14"/>
+  <w:num w:numId="91" w16cid:durableId="125859356">
+    <w:abstractNumId w:val="87"/>
   </w:num>
-  <w:num w:numId="81" w16cid:durableId="2102411000">
+  <w:num w:numId="92" w16cid:durableId="561327452">
     <w:abstractNumId w:val="82"/>
   </w:num>
-  <w:num w:numId="82" w16cid:durableId="825170266">
-    <w:abstractNumId w:val="46"/>
-  </w:num>
-  <w:num w:numId="83" w16cid:durableId="1181967512">
-    <w:abstractNumId w:val="78"/>
-  </w:num>
-  <w:num w:numId="84" w16cid:durableId="1295451658">
+  <w:num w:numId="93" w16cid:durableId="2092850504">
     <w:abstractNumId w:val="71"/>
   </w:num>
-  <w:num w:numId="85" w16cid:durableId="1714690150">
-    <w:abstractNumId w:val="28"/>
+  <w:num w:numId="94" w16cid:durableId="1765030421">
+    <w:abstractNumId w:val="86"/>
   </w:num>
-  <w:num w:numId="86" w16cid:durableId="1972175602">
+  <w:num w:numId="95" w16cid:durableId="1941714124">
+    <w:abstractNumId w:val="30"/>
+  </w:num>
+  <w:num w:numId="96" w16cid:durableId="1619949405">
+    <w:abstractNumId w:val="10"/>
+  </w:num>
+  <w:num w:numId="97" w16cid:durableId="1041905310">
     <w:abstractNumId w:val="23"/>
   </w:num>
 </w:numbering>

--- a/docs/Rustamov Temur C00280204 Final Report.docx
+++ b/docs/Rustamov Temur C00280204 Final Report.docx
@@ -77,13 +77,8 @@
         <w:jc w:val="center"/>
       </w:pPr>
       <w:r>
-        <w:rPr>
-          <w:noProof/>
-        </w:rPr>
-      </w:r>
-      <w:r>
-        <w:pict w14:anchorId="47366D20">
-          <v:rect id="Rectangle 75" o:spid="_x0000_s2051" style="width:468pt;height:.05pt;visibility:visible;mso-wrap-style:square;mso-left-percent:-10001;mso-top-percent:-10001;mso-position-horizontal:absolute;mso-position-horizontal-relative:char;mso-position-vertical:absolute;mso-position-vertical-relative:line;mso-left-percent:-10001;mso-top-percent:-10001;v-text-anchor:top" o:gfxdata="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" filled="f">
+        <w:pict w14:anchorId="1AA6C015">
+          <v:rect id="Rectangle 75" o:spid="_x0000_s2051" alt="" style="width:468pt;height:.05pt;visibility:visible;mso-wrap-style:square;mso-width-percent:0;mso-height-percent:0;mso-left-percent:-10001;mso-top-percent:-10001;mso-position-horizontal:absolute;mso-position-horizontal-relative:char;mso-position-vertical:absolute;mso-position-vertical-relative:line;mso-width-percent:0;mso-height-percent:0;mso-left-percent:-10001;mso-top-percent:-10001;v-text-anchor:top" filled="f">
             <o:lock v:ext="edit" aspectratio="t"/>
             <w10:anchorlock/>
           </v:rect>
@@ -139,13 +134,8 @@
         <w:jc w:val="center"/>
       </w:pPr>
       <w:r>
-        <w:rPr>
-          <w:noProof/>
-        </w:rPr>
-      </w:r>
-      <w:r>
-        <w:pict w14:anchorId="500E2176">
-          <v:rect id="Rectangle 73" o:spid="_x0000_s2050" style="width:468pt;height:.05pt;visibility:visible;mso-wrap-style:square;mso-left-percent:-10001;mso-top-percent:-10001;mso-position-horizontal:absolute;mso-position-horizontal-relative:char;mso-position-vertical:absolute;mso-position-vertical-relative:line;mso-left-percent:-10001;mso-top-percent:-10001;v-text-anchor:top" o:gfxdata="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" filled="f">
+        <w:pict w14:anchorId="2D975B5B">
+          <v:rect id="Rectangle 73" o:spid="_x0000_s2050" alt="" style="width:468pt;height:.05pt;visibility:visible;mso-wrap-style:square;mso-width-percent:0;mso-height-percent:0;mso-left-percent:-10001;mso-top-percent:-10001;mso-position-horizontal:absolute;mso-position-horizontal-relative:char;mso-position-vertical:absolute;mso-position-vertical-relative:line;mso-width-percent:0;mso-height-percent:0;mso-left-percent:-10001;mso-top-percent:-10001;v-text-anchor:top" filled="f">
             <o:lock v:ext="edit" aspectratio="t"/>
             <w10:anchorlock/>
           </v:rect>
@@ -467,12 +457,24 @@
             </w:rPr>
           </w:pPr>
           <w:r>
+            <w:rPr>
+              <w:i w:val="0"/>
+              <w:iCs w:val="0"/>
+            </w:rPr>
             <w:fldChar w:fldCharType="begin"/>
           </w:r>
           <w:r>
+            <w:rPr>
+              <w:i w:val="0"/>
+              <w:iCs w:val="0"/>
+            </w:rPr>
             <w:instrText xml:space="preserve"> TOC \o "1-3" \h \z \u </w:instrText>
           </w:r>
           <w:r>
+            <w:rPr>
+              <w:i w:val="0"/>
+              <w:iCs w:val="0"/>
+            </w:rPr>
             <w:fldChar w:fldCharType="separate"/>
           </w:r>
           <w:hyperlink w:anchor="_Toc227193109" w:history="1">
@@ -480,6 +482,8 @@
               <w:rPr>
                 <w:rStyle w:val="Hyperlink"/>
                 <w:rFonts w:ascii="Times New Roman" w:hAnsi="Times New Roman"/>
+                <w:i w:val="0"/>
+                <w:iCs w:val="0"/>
                 <w:noProof/>
               </w:rPr>
               <w:t>1.</w:t>
@@ -501,12 +505,16 @@
               <w:rPr>
                 <w:rStyle w:val="Hyperlink"/>
                 <w:rFonts w:ascii="Times New Roman" w:hAnsi="Times New Roman"/>
+                <w:i w:val="0"/>
+                <w:iCs w:val="0"/>
                 <w:noProof/>
               </w:rPr>
               <w:t>Abstract</w:t>
             </w:r>
             <w:r>
               <w:rPr>
+                <w:i w:val="0"/>
+                <w:iCs w:val="0"/>
                 <w:noProof/>
                 <w:webHidden/>
               </w:rPr>
@@ -514,6 +522,8 @@
             </w:r>
             <w:r>
               <w:rPr>
+                <w:i w:val="0"/>
+                <w:iCs w:val="0"/>
                 <w:noProof/>
                 <w:webHidden/>
               </w:rPr>
@@ -521,6 +531,8 @@
             </w:r>
             <w:r>
               <w:rPr>
+                <w:i w:val="0"/>
+                <w:iCs w:val="0"/>
                 <w:noProof/>
                 <w:webHidden/>
               </w:rPr>
@@ -528,12 +540,16 @@
             </w:r>
             <w:r>
               <w:rPr>
-                <w:noProof/>
-                <w:webHidden/>
-              </w:rPr>
-            </w:r>
-            <w:r>
-              <w:rPr>
+                <w:i w:val="0"/>
+                <w:iCs w:val="0"/>
+                <w:noProof/>
+                <w:webHidden/>
+              </w:rPr>
+            </w:r>
+            <w:r>
+              <w:rPr>
+                <w:i w:val="0"/>
+                <w:iCs w:val="0"/>
                 <w:noProof/>
                 <w:webHidden/>
               </w:rPr>
@@ -541,6 +557,8 @@
             </w:r>
             <w:r>
               <w:rPr>
+                <w:i w:val="0"/>
+                <w:iCs w:val="0"/>
                 <w:noProof/>
                 <w:webHidden/>
               </w:rPr>
@@ -548,6 +566,8 @@
             </w:r>
             <w:r>
               <w:rPr>
+                <w:i w:val="0"/>
+                <w:iCs w:val="0"/>
                 <w:noProof/>
                 <w:webHidden/>
               </w:rPr>
@@ -578,6 +598,8 @@
               <w:rPr>
                 <w:rStyle w:val="Hyperlink"/>
                 <w:rFonts w:ascii="Times New Roman" w:hAnsi="Times New Roman"/>
+                <w:i w:val="0"/>
+                <w:iCs w:val="0"/>
                 <w:noProof/>
               </w:rPr>
               <w:t>2.</w:t>
@@ -599,12 +621,16 @@
               <w:rPr>
                 <w:rStyle w:val="Hyperlink"/>
                 <w:rFonts w:ascii="Times New Roman" w:hAnsi="Times New Roman"/>
+                <w:i w:val="0"/>
+                <w:iCs w:val="0"/>
                 <w:noProof/>
               </w:rPr>
               <w:t>Introduction</w:t>
             </w:r>
             <w:r>
               <w:rPr>
+                <w:i w:val="0"/>
+                <w:iCs w:val="0"/>
                 <w:noProof/>
                 <w:webHidden/>
               </w:rPr>
@@ -612,6 +638,8 @@
             </w:r>
             <w:r>
               <w:rPr>
+                <w:i w:val="0"/>
+                <w:iCs w:val="0"/>
                 <w:noProof/>
                 <w:webHidden/>
               </w:rPr>
@@ -619,6 +647,8 @@
             </w:r>
             <w:r>
               <w:rPr>
+                <w:i w:val="0"/>
+                <w:iCs w:val="0"/>
                 <w:noProof/>
                 <w:webHidden/>
               </w:rPr>
@@ -626,12 +656,16 @@
             </w:r>
             <w:r>
               <w:rPr>
-                <w:noProof/>
-                <w:webHidden/>
-              </w:rPr>
-            </w:r>
-            <w:r>
-              <w:rPr>
+                <w:i w:val="0"/>
+                <w:iCs w:val="0"/>
+                <w:noProof/>
+                <w:webHidden/>
+              </w:rPr>
+            </w:r>
+            <w:r>
+              <w:rPr>
+                <w:i w:val="0"/>
+                <w:iCs w:val="0"/>
                 <w:noProof/>
                 <w:webHidden/>
               </w:rPr>
@@ -639,6 +673,8 @@
             </w:r>
             <w:r>
               <w:rPr>
+                <w:i w:val="0"/>
+                <w:iCs w:val="0"/>
                 <w:noProof/>
                 <w:webHidden/>
               </w:rPr>
@@ -646,6 +682,8 @@
             </w:r>
             <w:r>
               <w:rPr>
+                <w:i w:val="0"/>
+                <w:iCs w:val="0"/>
                 <w:noProof/>
                 <w:webHidden/>
               </w:rPr>
@@ -676,6 +714,8 @@
               <w:rPr>
                 <w:rStyle w:val="Hyperlink"/>
                 <w:rFonts w:ascii="Times New Roman" w:hAnsi="Times New Roman"/>
+                <w:i w:val="0"/>
+                <w:iCs w:val="0"/>
                 <w:noProof/>
               </w:rPr>
               <w:t>3.</w:t>
@@ -697,12 +737,16 @@
               <w:rPr>
                 <w:rStyle w:val="Hyperlink"/>
                 <w:rFonts w:ascii="Times New Roman" w:hAnsi="Times New Roman"/>
+                <w:i w:val="0"/>
+                <w:iCs w:val="0"/>
                 <w:noProof/>
               </w:rPr>
               <w:t>Final System Overview</w:t>
             </w:r>
             <w:r>
               <w:rPr>
+                <w:i w:val="0"/>
+                <w:iCs w:val="0"/>
                 <w:noProof/>
                 <w:webHidden/>
               </w:rPr>
@@ -710,6 +754,8 @@
             </w:r>
             <w:r>
               <w:rPr>
+                <w:i w:val="0"/>
+                <w:iCs w:val="0"/>
                 <w:noProof/>
                 <w:webHidden/>
               </w:rPr>
@@ -717,6 +763,8 @@
             </w:r>
             <w:r>
               <w:rPr>
+                <w:i w:val="0"/>
+                <w:iCs w:val="0"/>
                 <w:noProof/>
                 <w:webHidden/>
               </w:rPr>
@@ -724,12 +772,16 @@
             </w:r>
             <w:r>
               <w:rPr>
-                <w:noProof/>
-                <w:webHidden/>
-              </w:rPr>
-            </w:r>
-            <w:r>
-              <w:rPr>
+                <w:i w:val="0"/>
+                <w:iCs w:val="0"/>
+                <w:noProof/>
+                <w:webHidden/>
+              </w:rPr>
+            </w:r>
+            <w:r>
+              <w:rPr>
+                <w:i w:val="0"/>
+                <w:iCs w:val="0"/>
                 <w:noProof/>
                 <w:webHidden/>
               </w:rPr>
@@ -737,6 +789,8 @@
             </w:r>
             <w:r>
               <w:rPr>
+                <w:i w:val="0"/>
+                <w:iCs w:val="0"/>
                 <w:noProof/>
                 <w:webHidden/>
               </w:rPr>
@@ -744,6 +798,8 @@
             </w:r>
             <w:r>
               <w:rPr>
+                <w:i w:val="0"/>
+                <w:iCs w:val="0"/>
                 <w:noProof/>
                 <w:webHidden/>
               </w:rPr>
@@ -1602,6 +1658,8 @@
               <w:rPr>
                 <w:rStyle w:val="Hyperlink"/>
                 <w:rFonts w:ascii="Times New Roman" w:hAnsi="Times New Roman"/>
+                <w:i w:val="0"/>
+                <w:iCs w:val="0"/>
                 <w:noProof/>
               </w:rPr>
               <w:t>4.</w:t>
@@ -1623,12 +1681,16 @@
               <w:rPr>
                 <w:rStyle w:val="Hyperlink"/>
                 <w:rFonts w:ascii="Times New Roman" w:hAnsi="Times New Roman"/>
+                <w:i w:val="0"/>
+                <w:iCs w:val="0"/>
                 <w:noProof/>
               </w:rPr>
               <w:t>Technical Implementation</w:t>
             </w:r>
             <w:r>
               <w:rPr>
+                <w:i w:val="0"/>
+                <w:iCs w:val="0"/>
                 <w:noProof/>
                 <w:webHidden/>
               </w:rPr>
@@ -1636,6 +1698,8 @@
             </w:r>
             <w:r>
               <w:rPr>
+                <w:i w:val="0"/>
+                <w:iCs w:val="0"/>
                 <w:noProof/>
                 <w:webHidden/>
               </w:rPr>
@@ -1643,6 +1707,8 @@
             </w:r>
             <w:r>
               <w:rPr>
+                <w:i w:val="0"/>
+                <w:iCs w:val="0"/>
                 <w:noProof/>
                 <w:webHidden/>
               </w:rPr>
@@ -1650,12 +1716,16 @@
             </w:r>
             <w:r>
               <w:rPr>
-                <w:noProof/>
-                <w:webHidden/>
-              </w:rPr>
-            </w:r>
-            <w:r>
-              <w:rPr>
+                <w:i w:val="0"/>
+                <w:iCs w:val="0"/>
+                <w:noProof/>
+                <w:webHidden/>
+              </w:rPr>
+            </w:r>
+            <w:r>
+              <w:rPr>
+                <w:i w:val="0"/>
+                <w:iCs w:val="0"/>
                 <w:noProof/>
                 <w:webHidden/>
               </w:rPr>
@@ -1663,6 +1733,8 @@
             </w:r>
             <w:r>
               <w:rPr>
+                <w:i w:val="0"/>
+                <w:iCs w:val="0"/>
                 <w:noProof/>
                 <w:webHidden/>
               </w:rPr>
@@ -1670,6 +1742,8 @@
             </w:r>
             <w:r>
               <w:rPr>
+                <w:i w:val="0"/>
+                <w:iCs w:val="0"/>
                 <w:noProof/>
                 <w:webHidden/>
               </w:rPr>
@@ -3448,6 +3522,8 @@
               <w:rPr>
                 <w:rStyle w:val="Hyperlink"/>
                 <w:rFonts w:ascii="Times New Roman" w:hAnsi="Times New Roman"/>
+                <w:i w:val="0"/>
+                <w:iCs w:val="0"/>
                 <w:noProof/>
               </w:rPr>
               <w:t>5.</w:t>
@@ -3469,12 +3545,16 @@
               <w:rPr>
                 <w:rStyle w:val="Hyperlink"/>
                 <w:rFonts w:ascii="Times New Roman" w:hAnsi="Times New Roman"/>
+                <w:i w:val="0"/>
+                <w:iCs w:val="0"/>
                 <w:noProof/>
               </w:rPr>
               <w:t>Testing and Evaluation</w:t>
             </w:r>
             <w:r>
               <w:rPr>
+                <w:i w:val="0"/>
+                <w:iCs w:val="0"/>
                 <w:noProof/>
                 <w:webHidden/>
               </w:rPr>
@@ -3482,6 +3562,8 @@
             </w:r>
             <w:r>
               <w:rPr>
+                <w:i w:val="0"/>
+                <w:iCs w:val="0"/>
                 <w:noProof/>
                 <w:webHidden/>
               </w:rPr>
@@ -3489,6 +3571,8 @@
             </w:r>
             <w:r>
               <w:rPr>
+                <w:i w:val="0"/>
+                <w:iCs w:val="0"/>
                 <w:noProof/>
                 <w:webHidden/>
               </w:rPr>
@@ -3496,12 +3580,16 @@
             </w:r>
             <w:r>
               <w:rPr>
-                <w:noProof/>
-                <w:webHidden/>
-              </w:rPr>
-            </w:r>
-            <w:r>
-              <w:rPr>
+                <w:i w:val="0"/>
+                <w:iCs w:val="0"/>
+                <w:noProof/>
+                <w:webHidden/>
+              </w:rPr>
+            </w:r>
+            <w:r>
+              <w:rPr>
+                <w:i w:val="0"/>
+                <w:iCs w:val="0"/>
                 <w:noProof/>
                 <w:webHidden/>
               </w:rPr>
@@ -3509,6 +3597,8 @@
             </w:r>
             <w:r>
               <w:rPr>
+                <w:i w:val="0"/>
+                <w:iCs w:val="0"/>
                 <w:noProof/>
                 <w:webHidden/>
               </w:rPr>
@@ -3516,6 +3606,8 @@
             </w:r>
             <w:r>
               <w:rPr>
+                <w:i w:val="0"/>
+                <w:iCs w:val="0"/>
                 <w:noProof/>
                 <w:webHidden/>
               </w:rPr>
@@ -4006,6 +4098,8 @@
               <w:rPr>
                 <w:rStyle w:val="Hyperlink"/>
                 <w:rFonts w:ascii="Times New Roman" w:hAnsi="Times New Roman"/>
+                <w:i w:val="0"/>
+                <w:iCs w:val="0"/>
                 <w:noProof/>
               </w:rPr>
               <w:t>6.</w:t>
@@ -4027,12 +4121,16 @@
               <w:rPr>
                 <w:rStyle w:val="Hyperlink"/>
                 <w:rFonts w:ascii="Times New Roman" w:hAnsi="Times New Roman"/>
+                <w:i w:val="0"/>
+                <w:iCs w:val="0"/>
                 <w:noProof/>
               </w:rPr>
               <w:t>Project Reflection and Evaluation</w:t>
             </w:r>
             <w:r>
               <w:rPr>
+                <w:i w:val="0"/>
+                <w:iCs w:val="0"/>
                 <w:noProof/>
                 <w:webHidden/>
               </w:rPr>
@@ -4040,6 +4138,8 @@
             </w:r>
             <w:r>
               <w:rPr>
+                <w:i w:val="0"/>
+                <w:iCs w:val="0"/>
                 <w:noProof/>
                 <w:webHidden/>
               </w:rPr>
@@ -4047,6 +4147,8 @@
             </w:r>
             <w:r>
               <w:rPr>
+                <w:i w:val="0"/>
+                <w:iCs w:val="0"/>
                 <w:noProof/>
                 <w:webHidden/>
               </w:rPr>
@@ -4054,12 +4156,16 @@
             </w:r>
             <w:r>
               <w:rPr>
-                <w:noProof/>
-                <w:webHidden/>
-              </w:rPr>
-            </w:r>
-            <w:r>
-              <w:rPr>
+                <w:i w:val="0"/>
+                <w:iCs w:val="0"/>
+                <w:noProof/>
+                <w:webHidden/>
+              </w:rPr>
+            </w:r>
+            <w:r>
+              <w:rPr>
+                <w:i w:val="0"/>
+                <w:iCs w:val="0"/>
                 <w:noProof/>
                 <w:webHidden/>
               </w:rPr>
@@ -4067,6 +4173,8 @@
             </w:r>
             <w:r>
               <w:rPr>
+                <w:i w:val="0"/>
+                <w:iCs w:val="0"/>
                 <w:noProof/>
                 <w:webHidden/>
               </w:rPr>
@@ -4074,6 +4182,8 @@
             </w:r>
             <w:r>
               <w:rPr>
+                <w:i w:val="0"/>
+                <w:iCs w:val="0"/>
                 <w:noProof/>
                 <w:webHidden/>
               </w:rPr>
@@ -4472,6 +4582,8 @@
               <w:rPr>
                 <w:rStyle w:val="Hyperlink"/>
                 <w:rFonts w:ascii="Times New Roman" w:hAnsi="Times New Roman"/>
+                <w:i w:val="0"/>
+                <w:iCs w:val="0"/>
                 <w:noProof/>
               </w:rPr>
               <w:t>6.5</w:t>
@@ -4493,12 +4605,16 @@
               <w:rPr>
                 <w:rStyle w:val="Hyperlink"/>
                 <w:rFonts w:ascii="Times New Roman" w:hAnsi="Times New Roman"/>
+                <w:i w:val="0"/>
+                <w:iCs w:val="0"/>
                 <w:noProof/>
               </w:rPr>
               <w:t>What would be done differently</w:t>
             </w:r>
             <w:r>
               <w:rPr>
+                <w:i w:val="0"/>
+                <w:iCs w:val="0"/>
                 <w:noProof/>
                 <w:webHidden/>
               </w:rPr>
@@ -4506,6 +4622,8 @@
             </w:r>
             <w:r>
               <w:rPr>
+                <w:i w:val="0"/>
+                <w:iCs w:val="0"/>
                 <w:noProof/>
                 <w:webHidden/>
               </w:rPr>
@@ -4513,6 +4631,8 @@
             </w:r>
             <w:r>
               <w:rPr>
+                <w:i w:val="0"/>
+                <w:iCs w:val="0"/>
                 <w:noProof/>
                 <w:webHidden/>
               </w:rPr>
@@ -4520,12 +4640,16 @@
             </w:r>
             <w:r>
               <w:rPr>
-                <w:noProof/>
-                <w:webHidden/>
-              </w:rPr>
-            </w:r>
-            <w:r>
-              <w:rPr>
+                <w:i w:val="0"/>
+                <w:iCs w:val="0"/>
+                <w:noProof/>
+                <w:webHidden/>
+              </w:rPr>
+            </w:r>
+            <w:r>
+              <w:rPr>
+                <w:i w:val="0"/>
+                <w:iCs w:val="0"/>
                 <w:noProof/>
                 <w:webHidden/>
               </w:rPr>
@@ -4533,6 +4657,8 @@
             </w:r>
             <w:r>
               <w:rPr>
+                <w:i w:val="0"/>
+                <w:iCs w:val="0"/>
                 <w:noProof/>
                 <w:webHidden/>
               </w:rPr>
@@ -4540,6 +4666,8 @@
             </w:r>
             <w:r>
               <w:rPr>
+                <w:i w:val="0"/>
+                <w:iCs w:val="0"/>
                 <w:noProof/>
                 <w:webHidden/>
               </w:rPr>
@@ -4662,6 +4790,8 @@
               <w:rPr>
                 <w:rStyle w:val="Hyperlink"/>
                 <w:rFonts w:ascii="Times New Roman" w:hAnsi="Times New Roman"/>
+                <w:i w:val="0"/>
+                <w:iCs w:val="0"/>
                 <w:noProof/>
               </w:rPr>
               <w:t>6.7</w:t>
@@ -4683,12 +4813,16 @@
               <w:rPr>
                 <w:rStyle w:val="Hyperlink"/>
                 <w:rFonts w:ascii="Times New Roman" w:hAnsi="Times New Roman"/>
+                <w:i w:val="0"/>
+                <w:iCs w:val="0"/>
                 <w:noProof/>
               </w:rPr>
               <w:t>Testing Used to Assess the Reliability of the Project</w:t>
             </w:r>
             <w:r>
               <w:rPr>
+                <w:i w:val="0"/>
+                <w:iCs w:val="0"/>
                 <w:noProof/>
                 <w:webHidden/>
               </w:rPr>
@@ -4696,6 +4830,8 @@
             </w:r>
             <w:r>
               <w:rPr>
+                <w:i w:val="0"/>
+                <w:iCs w:val="0"/>
                 <w:noProof/>
                 <w:webHidden/>
               </w:rPr>
@@ -4703,6 +4839,8 @@
             </w:r>
             <w:r>
               <w:rPr>
+                <w:i w:val="0"/>
+                <w:iCs w:val="0"/>
                 <w:noProof/>
                 <w:webHidden/>
               </w:rPr>
@@ -4710,12 +4848,16 @@
             </w:r>
             <w:r>
               <w:rPr>
-                <w:noProof/>
-                <w:webHidden/>
-              </w:rPr>
-            </w:r>
-            <w:r>
-              <w:rPr>
+                <w:i w:val="0"/>
+                <w:iCs w:val="0"/>
+                <w:noProof/>
+                <w:webHidden/>
+              </w:rPr>
+            </w:r>
+            <w:r>
+              <w:rPr>
+                <w:i w:val="0"/>
+                <w:iCs w:val="0"/>
                 <w:noProof/>
                 <w:webHidden/>
               </w:rPr>
@@ -4723,6 +4865,8 @@
             </w:r>
             <w:r>
               <w:rPr>
+                <w:i w:val="0"/>
+                <w:iCs w:val="0"/>
                 <w:noProof/>
                 <w:webHidden/>
               </w:rPr>
@@ -4730,6 +4874,8 @@
             </w:r>
             <w:r>
               <w:rPr>
+                <w:i w:val="0"/>
+                <w:iCs w:val="0"/>
                 <w:noProof/>
                 <w:webHidden/>
               </w:rPr>
@@ -5220,6 +5366,8 @@
               <w:rPr>
                 <w:rStyle w:val="Hyperlink"/>
                 <w:rFonts w:ascii="Times New Roman" w:hAnsi="Times New Roman"/>
+                <w:i w:val="0"/>
+                <w:iCs w:val="0"/>
                 <w:noProof/>
               </w:rPr>
               <w:t>7.</w:t>
@@ -5241,12 +5389,16 @@
               <w:rPr>
                 <w:rStyle w:val="Hyperlink"/>
                 <w:rFonts w:ascii="Times New Roman" w:hAnsi="Times New Roman"/>
+                <w:i w:val="0"/>
+                <w:iCs w:val="0"/>
                 <w:noProof/>
               </w:rPr>
               <w:t>Reference List</w:t>
             </w:r>
             <w:r>
               <w:rPr>
+                <w:i w:val="0"/>
+                <w:iCs w:val="0"/>
                 <w:noProof/>
                 <w:webHidden/>
               </w:rPr>
@@ -5254,6 +5406,8 @@
             </w:r>
             <w:r>
               <w:rPr>
+                <w:i w:val="0"/>
+                <w:iCs w:val="0"/>
                 <w:noProof/>
                 <w:webHidden/>
               </w:rPr>
@@ -5261,6 +5415,8 @@
             </w:r>
             <w:r>
               <w:rPr>
+                <w:i w:val="0"/>
+                <w:iCs w:val="0"/>
                 <w:noProof/>
                 <w:webHidden/>
               </w:rPr>
@@ -5268,12 +5424,16 @@
             </w:r>
             <w:r>
               <w:rPr>
-                <w:noProof/>
-                <w:webHidden/>
-              </w:rPr>
-            </w:r>
-            <w:r>
-              <w:rPr>
+                <w:i w:val="0"/>
+                <w:iCs w:val="0"/>
+                <w:noProof/>
+                <w:webHidden/>
+              </w:rPr>
+            </w:r>
+            <w:r>
+              <w:rPr>
+                <w:i w:val="0"/>
+                <w:iCs w:val="0"/>
                 <w:noProof/>
                 <w:webHidden/>
               </w:rPr>
@@ -5281,6 +5441,8 @@
             </w:r>
             <w:r>
               <w:rPr>
+                <w:i w:val="0"/>
+                <w:iCs w:val="0"/>
                 <w:noProof/>
                 <w:webHidden/>
               </w:rPr>
@@ -5288,6 +5450,8 @@
             </w:r>
             <w:r>
               <w:rPr>
+                <w:i w:val="0"/>
+                <w:iCs w:val="0"/>
                 <w:noProof/>
                 <w:webHidden/>
               </w:rPr>
@@ -5318,6 +5482,8 @@
               <w:rPr>
                 <w:rStyle w:val="Hyperlink"/>
                 <w:rFonts w:ascii="Times New Roman" w:hAnsi="Times New Roman"/>
+                <w:i w:val="0"/>
+                <w:iCs w:val="0"/>
                 <w:noProof/>
               </w:rPr>
               <w:t>8.</w:t>
@@ -5339,12 +5505,16 @@
               <w:rPr>
                 <w:rStyle w:val="Hyperlink"/>
                 <w:rFonts w:ascii="Times New Roman" w:hAnsi="Times New Roman"/>
+                <w:i w:val="0"/>
+                <w:iCs w:val="0"/>
                 <w:noProof/>
               </w:rPr>
               <w:t>Glossary</w:t>
             </w:r>
             <w:r>
               <w:rPr>
+                <w:i w:val="0"/>
+                <w:iCs w:val="0"/>
                 <w:noProof/>
                 <w:webHidden/>
               </w:rPr>
@@ -5352,6 +5522,8 @@
             </w:r>
             <w:r>
               <w:rPr>
+                <w:i w:val="0"/>
+                <w:iCs w:val="0"/>
                 <w:noProof/>
                 <w:webHidden/>
               </w:rPr>
@@ -5359,6 +5531,8 @@
             </w:r>
             <w:r>
               <w:rPr>
+                <w:i w:val="0"/>
+                <w:iCs w:val="0"/>
                 <w:noProof/>
                 <w:webHidden/>
               </w:rPr>
@@ -5366,12 +5540,16 @@
             </w:r>
             <w:r>
               <w:rPr>
-                <w:noProof/>
-                <w:webHidden/>
-              </w:rPr>
-            </w:r>
-            <w:r>
-              <w:rPr>
+                <w:i w:val="0"/>
+                <w:iCs w:val="0"/>
+                <w:noProof/>
+                <w:webHidden/>
+              </w:rPr>
+            </w:r>
+            <w:r>
+              <w:rPr>
+                <w:i w:val="0"/>
+                <w:iCs w:val="0"/>
                 <w:noProof/>
                 <w:webHidden/>
               </w:rPr>
@@ -5379,6 +5557,8 @@
             </w:r>
             <w:r>
               <w:rPr>
+                <w:i w:val="0"/>
+                <w:iCs w:val="0"/>
                 <w:noProof/>
                 <w:webHidden/>
               </w:rPr>
@@ -5386,6 +5566,8 @@
             </w:r>
             <w:r>
               <w:rPr>
+                <w:i w:val="0"/>
+                <w:iCs w:val="0"/>
                 <w:noProof/>
                 <w:webHidden/>
               </w:rPr>
@@ -5416,6 +5598,8 @@
               <w:rPr>
                 <w:rStyle w:val="Hyperlink"/>
                 <w:rFonts w:ascii="Times New Roman" w:hAnsi="Times New Roman"/>
+                <w:i w:val="0"/>
+                <w:iCs w:val="0"/>
                 <w:noProof/>
               </w:rPr>
               <w:t>9.</w:t>
@@ -5437,12 +5621,16 @@
               <w:rPr>
                 <w:rStyle w:val="Hyperlink"/>
                 <w:rFonts w:ascii="Times New Roman" w:hAnsi="Times New Roman"/>
+                <w:i w:val="0"/>
+                <w:iCs w:val="0"/>
                 <w:noProof/>
               </w:rPr>
               <w:t>Appendix</w:t>
             </w:r>
             <w:r>
               <w:rPr>
+                <w:i w:val="0"/>
+                <w:iCs w:val="0"/>
                 <w:noProof/>
                 <w:webHidden/>
               </w:rPr>
@@ -5450,6 +5638,8 @@
             </w:r>
             <w:r>
               <w:rPr>
+                <w:i w:val="0"/>
+                <w:iCs w:val="0"/>
                 <w:noProof/>
                 <w:webHidden/>
               </w:rPr>
@@ -5457,6 +5647,8 @@
             </w:r>
             <w:r>
               <w:rPr>
+                <w:i w:val="0"/>
+                <w:iCs w:val="0"/>
                 <w:noProof/>
                 <w:webHidden/>
               </w:rPr>
@@ -5464,12 +5656,16 @@
             </w:r>
             <w:r>
               <w:rPr>
-                <w:noProof/>
-                <w:webHidden/>
-              </w:rPr>
-            </w:r>
-            <w:r>
-              <w:rPr>
+                <w:i w:val="0"/>
+                <w:iCs w:val="0"/>
+                <w:noProof/>
+                <w:webHidden/>
+              </w:rPr>
+            </w:r>
+            <w:r>
+              <w:rPr>
+                <w:i w:val="0"/>
+                <w:iCs w:val="0"/>
                 <w:noProof/>
                 <w:webHidden/>
               </w:rPr>
@@ -5477,6 +5673,8 @@
             </w:r>
             <w:r>
               <w:rPr>
+                <w:i w:val="0"/>
+                <w:iCs w:val="0"/>
                 <w:noProof/>
                 <w:webHidden/>
               </w:rPr>
@@ -5484,6 +5682,8 @@
             </w:r>
             <w:r>
               <w:rPr>
+                <w:i w:val="0"/>
+                <w:iCs w:val="0"/>
                 <w:noProof/>
                 <w:webHidden/>
               </w:rPr>
@@ -5790,23 +5990,7 @@
             <w:rFonts w:eastAsiaTheme="majorEastAsia"/>
             <w:noProof/>
           </w:rPr>
-          <w:t>Table 1: Frontend Functional T</w:t>
-        </w:r>
-        <w:r>
-          <w:rPr>
-            <w:rStyle w:val="Hyperlink"/>
-            <w:rFonts w:eastAsiaTheme="majorEastAsia"/>
-            <w:noProof/>
-          </w:rPr>
-          <w:t>e</w:t>
-        </w:r>
-        <w:r>
-          <w:rPr>
-            <w:rStyle w:val="Hyperlink"/>
-            <w:rFonts w:eastAsiaTheme="majorEastAsia"/>
-            <w:noProof/>
-          </w:rPr>
-          <w:t>st Cases</w:t>
+          <w:t>Table 1: Frontend Functional Test Cases</w:t>
         </w:r>
         <w:r>
           <w:rPr>
@@ -6753,16 +6937,10 @@
         <w:t>was</w:t>
       </w:r>
       <w:r>
-        <w:t xml:space="preserve"> built using the stack and supports real-time interaction with the use of </w:t>
-      </w:r>
-      <w:r>
-        <w:t>(</w:t>
-      </w:r>
-      <w:r>
-        <w:t>WebSocket</w:t>
-      </w:r>
-      <w:r>
-        <w:t>)*</w:t>
+        <w:t xml:space="preserve"> built using the stack and supports real-time interaction with the use of WebSocket</w:t>
+      </w:r>
+      <w:r>
+        <w:t>*</w:t>
       </w:r>
       <w:r>
         <w:t xml:space="preserve">. </w:t>
@@ -7025,22 +7203,43 @@
         <w:t xml:space="preserve">There has been an implementation of a client-server architecture in the Peer Tutoring Platform based on </w:t>
       </w:r>
       <w:r>
-        <w:t>MongoDB, Express.js, React.js, N</w:t>
+        <w:t>MERN* stack</w:t>
+      </w:r>
+      <w:r>
+        <w:t xml:space="preserve">, which consists of </w:t>
+      </w:r>
+      <w:r>
+        <w:t>MongoDB</w:t>
+      </w:r>
+      <w:r>
+        <w:t>*</w:t>
+      </w:r>
+      <w:r>
+        <w:t>, Express.js</w:t>
+      </w:r>
+      <w:r>
+        <w:t>*</w:t>
+      </w:r>
+      <w:r>
+        <w:t>, React.js</w:t>
+      </w:r>
+      <w:r>
+        <w:t>*</w:t>
+      </w:r>
+      <w:r>
+        <w:t>, N</w:t>
       </w:r>
       <w:r>
         <w:t>ode</w:t>
       </w:r>
       <w:r>
-        <w:t>.js (</w:t>
-      </w:r>
-      <w:r>
-        <w:t>MERN</w:t>
-      </w:r>
-      <w:r>
-        <w:t>)*</w:t>
-      </w:r>
-      <w:r>
-        <w:t xml:space="preserve"> stack. The system is organized into four main layers:</w:t>
+        <w:t>.js</w:t>
+      </w:r>
+      <w:r>
+        <w:t>*</w:t>
+      </w:r>
+      <w:r>
+        <w:t>. The system is organized into four main layers:</w:t>
       </w:r>
     </w:p>
     <w:p>
@@ -7106,6 +7305,9 @@
       <w:r>
         <w:t>Communication Layer – WebSocket</w:t>
       </w:r>
+      <w:r>
+        <w:t>*</w:t>
+      </w:r>
     </w:p>
     <w:p>
       <w:pPr>
@@ -7116,10 +7318,7 @@
         <w:t xml:space="preserve">The frontend communicates with the backend through </w:t>
       </w:r>
       <w:r>
-        <w:t>Hypertext Transfer Protocol</w:t>
-      </w:r>
-      <w:r>
-        <w:t xml:space="preserve"> (</w:t>
+        <w:t>Hypertext Transfer Protocol (</w:t>
       </w:r>
       <w:r>
         <w:t>HTTP</w:t>
@@ -7128,16 +7327,10 @@
         <w:t>)*</w:t>
       </w:r>
       <w:r>
-        <w:t xml:space="preserve"> requests for operations such as user registration, post creation, report submission, and meeting scheduling. Socket.io is used to support real-time updates for messaging and notifications between connected users. Authentication is handled using JSON Web Tokens, where the server issues a token after successful login and protected routes are validated through </w:t>
-      </w:r>
-      <w:r>
-        <w:t>(</w:t>
-      </w:r>
-      <w:r>
-        <w:t>middleware</w:t>
-      </w:r>
-      <w:r>
-        <w:t>)*</w:t>
+        <w:t xml:space="preserve"> requests for operations such as user registration, post creation, report submission, and meeting scheduling. Socket.io is used to support real-time updates for messaging and notifications between connected users. Authentication is handled using JSON Web Tokens, where the server issues a token after successful login and protected routes are validated through middleware</w:t>
+      </w:r>
+      <w:r>
+        <w:t>*</w:t>
       </w:r>
       <w:r>
         <w:t>. This layered structure provides separation of concerns, clearer maintainability, and secure communication between the major system components.</w:t>
@@ -7239,6 +7432,15 @@
       <w:r>
         <w:t xml:space="preserve">, accumulated points. </w:t>
       </w:r>
+      <w:r>
+        <w:t>Users can also share their achievements externally through social sharing options</w:t>
+      </w:r>
+      <w:r>
+        <w:t xml:space="preserve"> integrated into the profile page</w:t>
+      </w:r>
+      <w:r>
+        <w:t xml:space="preserve"> to LinkedIn and Twitter.</w:t>
+      </w:r>
     </w:p>
     <w:p/>
     <w:p>
@@ -7304,6 +7506,9 @@
       </w:r>
       <w:r>
         <w:t>. This module forms one of the core academic interaction layers of the platform.</w:t>
+      </w:r>
+      <w:r>
+        <w:t xml:space="preserve"> </w:t>
       </w:r>
     </w:p>
     <w:p/>
@@ -7734,19 +7939,16 @@
         <w:t xml:space="preserve"> a framework for defining </w:t>
       </w:r>
       <w:r>
-        <w:t>representational state transfer (</w:t>
-      </w:r>
-      <w:r>
-        <w:t>REST</w:t>
-      </w:r>
-      <w:r>
-        <w:t>)*</w:t>
-      </w:r>
-      <w:r>
-        <w:t xml:space="preserve"> AP</w:t>
+        <w:t xml:space="preserve">representational state transfer </w:t>
+      </w:r>
+      <w:r>
+        <w:t>REST AP</w:t>
       </w:r>
       <w:r>
         <w:t>I</w:t>
+      </w:r>
+      <w:r>
+        <w:t>*</w:t>
       </w:r>
       <w:r>
         <w:t xml:space="preserve"> endpoints</w:t>
@@ -7925,6 +8127,9 @@
         <w:lastRenderedPageBreak/>
         <w:t>Web Token which the client stores and includes in the corresponding header for protected requests. The middleware verifies the token on protected routes and extracts the user ID to enforce access control. This approach ensures that only authenticated users can access restricted resources such as messaging, meeting scheduling, profile updates.</w:t>
       </w:r>
+      <w:r>
+        <w:t xml:space="preserve"> Authenticated users can also log out securely, which clears the session token and prevents further access to protected routes until the user logs in again.</w:t>
+      </w:r>
     </w:p>
     <w:p>
       <w:pPr>
@@ -8022,7 +8227,16 @@
     </w:p>
     <w:p>
       <w:r>
-        <w:t xml:space="preserve">The post module allows students to create tutoring-related requests and academic support posts. Posts are stored in the post collection with references to the author, content, timestamps, image attachments where applicable, and engagement statistics. Comments are stored in a separate comment collection and linked to both the relevant post and the user who created the comment. Likes are tracked by storing the identifiers of users who have liked a particular post, which prevents duplicate likes from the same user. This module forms one of the main academic </w:t>
+        <w:t xml:space="preserve">The post module allows students to create tutoring-related requests and academic support posts. </w:t>
+      </w:r>
+      <w:r>
+        <w:t>The module supports updating and deleting posts, which allows users to manage their studying related content after publication.</w:t>
+      </w:r>
+      <w:r>
+        <w:t xml:space="preserve"> </w:t>
+      </w:r>
+      <w:r>
+        <w:t xml:space="preserve">Posts are stored in the post collection with references to the author, content, timestamps, image attachments where applicable, and engagement statistics. Comments are stored in a separate comment collection and linked to both the relevant post and the user who created the comment. Likes are tracked by storing the identifiers of users who have liked a particular post, which prevents duplicate likes from the same user. This module forms one of the main academic </w:t>
       </w:r>
       <w:r>
         <w:t>interaction mechanisms of the platform.</w:t>
@@ -8203,7 +8417,6 @@
           <w:sz w:val="32"/>
           <w:szCs w:val="32"/>
         </w:rPr>
-        <w:lastRenderedPageBreak/>
         <w:t>Reports</w:t>
       </w:r>
       <w:bookmarkEnd w:id="21"/>
@@ -8492,6 +8705,7 @@
           <w:sz w:val="32"/>
           <w:szCs w:val="32"/>
         </w:rPr>
+        <w:lastRenderedPageBreak/>
         <w:t>Notification and Report Collections</w:t>
       </w:r>
       <w:bookmarkEnd w:id="27"/>
@@ -8504,11 +8718,7 @@
         <w:t xml:space="preserve">The notification collection stores system events directed from one user to another including friend request, comments, meeting events and points transfer. The report </w:t>
       </w:r>
       <w:r>
-        <w:t xml:space="preserve">collection stores moderation </w:t>
-      </w:r>
-      <w:r>
-        <w:lastRenderedPageBreak/>
-        <w:t>reports submitted by users against posts, messages, or other users. These reports include report type, target identifier, reason, status, and a snapshot of the reported content.</w:t>
+        <w:t>collection stores moderation reports submitted by users against posts, messages, or other users. These reports include report type, target identifier, reason, status, and a snapshot of the reported content.</w:t>
       </w:r>
     </w:p>
     <w:p>
@@ -8552,10 +8762,7 @@
         <w:t xml:space="preserve">There are several </w:t>
       </w:r>
       <w:r>
-        <w:t>important</w:t>
-      </w:r>
-      <w:r>
-        <w:t xml:space="preserve"> schema relationships </w:t>
+        <w:t xml:space="preserve">important schema relationships </w:t>
       </w:r>
       <w:r>
         <w:t xml:space="preserve">that </w:t>
@@ -8650,6 +8857,7 @@
         <w:jc w:val="both"/>
       </w:pPr>
       <w:r>
+        <w:lastRenderedPageBreak/>
         <w:t xml:space="preserve">Meetings and administration functionalities are handled through /api/meeting, /api/report and /api/admin as well. Meeting routes allow already authenticated users to do </w:t>
       </w:r>
       <w:r>
@@ -8668,7 +8876,6 @@
         <w:t xml:space="preserve"> Administrative routes provide moderation over the </w:t>
       </w:r>
       <w:r>
-        <w:lastRenderedPageBreak/>
         <w:t>platform with the following controls: viewing statistics, retrieving users and posts, deleting posts, reviewing reports and freezing user accounts. Worth to note that administrative endpoints are protected through an admin authorization middleware to ensure that only privileged users can access them.</w:t>
       </w:r>
     </w:p>
@@ -8792,7 +8999,7 @@
         <w:t xml:space="preserve">The frontend uses </w:t>
       </w:r>
       <w:r>
-        <w:t>(Axios)*</w:t>
+        <w:t>Axios*</w:t>
       </w:r>
       <w:r>
         <w:t xml:space="preserve"> tool to communicate with the backend API. </w:t>
@@ -8820,7 +9027,11 @@
         <w:jc w:val="both"/>
       </w:pPr>
       <w:r>
-        <w:t>The Feeds page represents the primary activity hub of the system. It loads the authenticated user profile, all corresponding posts and personal post statistics through API requests. The page forms reusable components such as profile cards, content cards, post displays and modal dialogs. Users can open interfaces to complete creating posts while the feed dynamically renders all retrieved content. This page therefore acts as the main interaction layer of the application.</w:t>
+        <w:t xml:space="preserve">The Feeds page represents the primary activity hub of the system. It loads the authenticated user profile, all corresponding posts and personal post statistics through API requests. The page forms reusable components such as profile cards, content cards, post displays and modal dialogs. Users </w:t>
+      </w:r>
+      <w:r>
+        <w:lastRenderedPageBreak/>
+        <w:t>can open interfaces to complete creating posts while the feed dynamically renders all retrieved content. This page therefore acts as the main interaction layer of the application.</w:t>
       </w:r>
     </w:p>
     <w:p>
@@ -8846,11 +9057,7 @@
         <w:t xml:space="preserve"> </w:t>
       </w:r>
       <w:r>
-        <w:t xml:space="preserve">Up pages provide the users with authentication interface for both email and Google login. Client-side validation is used before the API request is submitted, checking that </w:t>
-      </w:r>
-      <w:r>
-        <w:lastRenderedPageBreak/>
-        <w:t xml:space="preserve">fields are populated and that the email and password meet the expected format. Only after successful user authentication, the frontend side </w:t>
+        <w:t xml:space="preserve">Up pages provide the users with authentication interface for both email and Google login. Client-side validation is used before the API request is submitted, checking that fields are populated and that the email and password meet the expected format. Only after successful user authentication, the frontend side </w:t>
       </w:r>
       <w:r>
         <w:t>stores the login flag and user data then redirects the user to either the feed or the admin dashboard depending on the role.</w:t>
@@ -8895,6 +9102,14 @@
       </w:r>
       <w:r>
         <w:t xml:space="preserve"> to handle such case. It allows clients to do both self-management and peer discovery within the same page architecture.</w:t>
+      </w:r>
+    </w:p>
+    <w:p>
+      <w:pPr>
+        <w:jc w:val="both"/>
+      </w:pPr>
+      <w:r>
+        <w:t>In addition, the page also supports a non-core feature achievement sharing through external social platforms. Users can share their achievements through LinkedIn and Twitter buttons, which opens the corresponding platform with already filled sharing content.</w:t>
       </w:r>
     </w:p>
     <w:p>
@@ -8979,7 +9194,11 @@
         <w:t>)*</w:t>
       </w:r>
       <w:r>
-        <w:t xml:space="preserve"> containing the authenticated user identifier and sends it to the client in an HTTP only cookie. It is worth to mention that protected routes use authentication middleware that extracts the token form the request cookie, compares against using the private signing key and respectively loads the associated user record from the database. If the token is missing, the request is rejected with an unauthorized status. This security pattern prevents unauthenticated users from accessing protected resources such as messaging, meeting sessions and profile update operations.</w:t>
+        <w:t xml:space="preserve"> containing the authenticated user identifier and sends it to the client in an HTTP only cookie. It is worth to mention that protected routes use authentication middleware that extracts the token form the request cookie, compares against using the private signing key and respectively </w:t>
+      </w:r>
+      <w:r>
+        <w:lastRenderedPageBreak/>
+        <w:t>loads the associated user record from the database. If the token is missing, the request is rejected with an unauthorized status. This security pattern prevents unauthenticated users from accessing protected resources such as messaging, meeting sessions and profile update operations.</w:t>
       </w:r>
     </w:p>
     <w:p>
@@ -9001,17 +9220,10 @@
         <w:jc w:val="both"/>
       </w:pPr>
       <w:r>
-        <w:lastRenderedPageBreak/>
-        <w:t xml:space="preserve">Password security in this project is managed during registration and login using </w:t>
-      </w:r>
-      <w:r>
-        <w:t>(</w:t>
-      </w:r>
-      <w:r>
-        <w:t>bcryptjs</w:t>
-      </w:r>
-      <w:r>
-        <w:t>)*</w:t>
+        <w:t>Password security in this project is managed during registration and login using bcryptjs</w:t>
+      </w:r>
+      <w:r>
+        <w:t>*</w:t>
       </w:r>
       <w:r>
         <w:t xml:space="preserve"> tool. Whenever a user registers through the standard email flow, the password gets hashed before being stored in the database. During the login process, the submitted password is checked against the stored hash rather than being compared in plaintext. Therefore, user passwords are not persisted in a directly readable form which ensures password security.</w:t>
@@ -9034,16 +9246,13 @@
         <w:t>usage with the help of</w:t>
       </w:r>
       <w:r>
-        <w:t xml:space="preserve"> Google </w:t>
-      </w:r>
-      <w:r>
-        <w:t>(</w:t>
-      </w:r>
-      <w:r>
-        <w:t>OAuth</w:t>
-      </w:r>
-      <w:r>
-        <w:t>)*</w:t>
+        <w:t xml:space="preserve"> Google OAuth</w:t>
+      </w:r>
+      <w:r>
+        <w:t xml:space="preserve"> 2.0</w:t>
+      </w:r>
+      <w:r>
+        <w:t>*</w:t>
       </w:r>
       <w:r>
         <w:t xml:space="preserve"> library. In this flow the submitted Google identity token is verified against the configured client identifier before the user is either registered or logged in. </w:t>
@@ -9110,16 +9319,10 @@
         <w:t>presigned</w:t>
       </w:r>
       <w:r>
-        <w:t xml:space="preserve"> </w:t>
-      </w:r>
-      <w:r>
-        <w:t>(</w:t>
-      </w:r>
-      <w:r>
-        <w:t>AWS S3</w:t>
-      </w:r>
-      <w:r>
-        <w:t>)*</w:t>
+        <w:t xml:space="preserve"> AWS S3</w:t>
+      </w:r>
+      <w:r>
+        <w:t>*</w:t>
       </w:r>
       <w:r>
         <w:t xml:space="preserve"> upload flow where the upload endpoint requires authentication and only returns a </w:t>
@@ -9139,7 +9342,11 @@
         <w:t xml:space="preserve">Client-side validation is also implemented in the frontend to improve usability. The signup page </w:t>
       </w:r>
       <w:r>
-        <w:t xml:space="preserve">checks that required fields are all filled, the name matches the expected format, the email is valid and that the password meets a minimum length, while the meeting scheduling modal validates title, data, time and points before sending the request to the server. </w:t>
+        <w:t xml:space="preserve">checks that required fields are all filled, the name matches the expected format, the email is valid </w:t>
+      </w:r>
+      <w:r>
+        <w:lastRenderedPageBreak/>
+        <w:t xml:space="preserve">and that the password meets a minimum length, while the meeting scheduling modal validates title, data, time and points before sending the request to the server. </w:t>
       </w:r>
     </w:p>
     <w:p>
@@ -9177,7 +9384,6 @@
           <w:sz w:val="32"/>
           <w:szCs w:val="32"/>
         </w:rPr>
-        <w:lastRenderedPageBreak/>
         <w:t>Testing and Evaluation</w:t>
       </w:r>
       <w:bookmarkEnd w:id="32"/>
@@ -9348,7 +9554,11 @@
         <w:jc w:val="both"/>
       </w:pPr>
       <w:r>
-        <w:t xml:space="preserve">The frontend tests focus on signing up, navigation to the feed, creating profiles, updating user profile description text, visiting friend list, opening meeting session pages and accessing reporting related entry points. The tests validate not only API correctness but also routing, page rendering, form </w:t>
+        <w:t xml:space="preserve">The frontend tests focus on signing up, navigation to the feed, creating profiles, updating user profile description text, visiting friend list, opening meeting session pages and accessing reporting </w:t>
+      </w:r>
+      <w:r>
+        <w:lastRenderedPageBreak/>
+        <w:t xml:space="preserve">related entry points. The tests validate not only API correctness but also routing, page rendering, form </w:t>
       </w:r>
       <w:r>
         <w:t>behaviour</w:t>
@@ -9388,7 +9598,6 @@
           <w:bCs/>
           <w:color w:val="000000" w:themeColor="text1"/>
         </w:rPr>
-        <w:lastRenderedPageBreak/>
         <w:t>Continuous Integration Testing</w:t>
       </w:r>
       <w:bookmarkEnd w:id="36"/>
@@ -9537,6 +9746,7 @@
           <w:bCs/>
           <w:color w:val="000000" w:themeColor="text1"/>
         </w:rPr>
+        <w:lastRenderedPageBreak/>
         <w:t xml:space="preserve">Problems </w:t>
       </w:r>
       <w:r>
@@ -9583,14 +9793,7 @@
         <w:rPr>
           <w:rFonts w:ascii="Times New Roman" w:hAnsi="Times New Roman" w:cs="Times New Roman"/>
         </w:rPr>
-        <w:t xml:space="preserve">. Each problem required either a technical resolution or a design change. One of the major challenges was to implement secure authentication and maintaining user sessions </w:t>
-      </w:r>
-      <w:r>
-        <w:rPr>
-          <w:rFonts w:ascii="Times New Roman" w:hAnsi="Times New Roman" w:cs="Times New Roman"/>
-        </w:rPr>
-        <w:lastRenderedPageBreak/>
-        <w:t xml:space="preserve">across secured routes. At an early stage, there were problems where authenticated users were not always identified after page refreshes. This </w:t>
+        <w:t xml:space="preserve">. Each problem required either a technical resolution or a design change. One of the major challenges was to implement secure authentication and maintaining user sessions across secured routes. At an early stage, there were problems where authenticated users were not always identified after page refreshes. This </w:t>
       </w:r>
       <w:r>
         <w:rPr>
@@ -9969,6 +10172,7 @@
         <w:jc w:val="both"/>
       </w:pPr>
       <w:r>
+        <w:lastRenderedPageBreak/>
         <w:t xml:space="preserve">A real-time messaging feature was </w:t>
       </w:r>
       <w:r>
@@ -10016,11 +10220,7 @@
         <w:t>, points allocation</w:t>
       </w:r>
       <w:r>
-        <w:t xml:space="preserve">. Notifications connected to this feature were </w:t>
-      </w:r>
-      <w:r>
-        <w:lastRenderedPageBreak/>
-        <w:t>developed so that users could receive updates relating to new activity and follow-up actions such as rating sessions.</w:t>
+        <w:t>. Notifications connected to this feature were developed so that users could receive updates relating to new activity and follow-up actions such as rating sessions.</w:t>
       </w:r>
     </w:p>
     <w:p>
@@ -10301,7 +10501,11 @@
         <w:t>challenging</w:t>
       </w:r>
       <w:r>
-        <w:t xml:space="preserve"> part of the project was ensuring that all parts of the application worked together well across all layers</w:t>
+        <w:t xml:space="preserve"> part of the project was ensuring that all parts of the </w:t>
+      </w:r>
+      <w:r>
+        <w:lastRenderedPageBreak/>
+        <w:t>application worked together well across all layers</w:t>
       </w:r>
       <w:r>
         <w:t>,</w:t>
@@ -10361,9 +10565,6 @@
       </w:r>
       <w:r>
         <w:br/>
-      </w:r>
-      <w:r>
-        <w:lastRenderedPageBreak/>
         <w:t xml:space="preserve">Another </w:t>
       </w:r>
       <w:r>
@@ -10564,7 +10765,11 @@
       </w:r>
       <w:r>
         <w:br/>
-        <w:t xml:space="preserve">To start with, handling of real-time communication was noticeably different compared to the initial plan. Messaging and notifications were planned as simple request-response features handled only through standard </w:t>
+        <w:t xml:space="preserve">To start with, handling of real-time communication was noticeably different compared to the initial plan. Messaging and notifications were planned as simple request-response features </w:t>
+      </w:r>
+      <w:r>
+        <w:lastRenderedPageBreak/>
+        <w:t xml:space="preserve">handled only through standard </w:t>
       </w:r>
       <w:r>
         <w:t>API</w:t>
@@ -10590,11 +10795,7 @@
         <w:t>logic</w:t>
       </w:r>
       <w:r>
-        <w:t xml:space="preserve"> during this project. Compared to its original design, ratings were mainly planned to act as simple feedback after a tutoring session. During </w:t>
-      </w:r>
-      <w:r>
-        <w:lastRenderedPageBreak/>
-        <w:t>implementation stage, the feature was expanded into a broader gamification algorithm in w</w:t>
+        <w:t xml:space="preserve"> during this project. Compared to its original design, ratings were mainly planned to act as simple feedback after a tutoring session. During implementation stage, the feature was expanded into a broader gamification algorithm in w</w:t>
       </w:r>
       <w:r>
         <w:t>hich ratings impact on the calculation of the points given to users after each successful session completion. The change made the rating feature more central to the overall system design.</w:t>
@@ -10890,24 +11091,14 @@
       <w:r>
         <w:t xml:space="preserve">Table </w:t>
       </w:r>
-      <w:r>
-        <w:fldChar w:fldCharType="begin"/>
-      </w:r>
-      <w:r>
-        <w:instrText xml:space="preserve"> SEQ Table \* ARABIC </w:instrText>
-      </w:r>
-      <w:r>
-        <w:fldChar w:fldCharType="separate"/>
-      </w:r>
-      <w:r>
-        <w:rPr>
-          <w:noProof/>
-        </w:rPr>
-        <w:t>1</w:t>
-      </w:r>
-      <w:r>
-        <w:fldChar w:fldCharType="end"/>
-      </w:r>
+      <w:fldSimple w:instr=" SEQ Table \* ARABIC ">
+        <w:r>
+          <w:rPr>
+            <w:noProof/>
+          </w:rPr>
+          <w:t>1</w:t>
+        </w:r>
+      </w:fldSimple>
       <w:r>
         <w:t>: Frontend Functional Test Cases</w:t>
       </w:r>
@@ -11087,6 +11278,7 @@
               <w:jc w:val="both"/>
             </w:pPr>
             <w:r>
+              <w:lastRenderedPageBreak/>
               <w:t>FE01</w:t>
             </w:r>
           </w:p>
@@ -11172,7 +11364,6 @@
               <w:rPr>
                 <w:lang w:val="en-US"/>
               </w:rPr>
-              <w:lastRenderedPageBreak/>
               <w:t>Click on create account</w:t>
             </w:r>
           </w:p>
@@ -11186,7 +11377,6 @@
               <w:rPr>
                 <w:lang w:val="en-US"/>
               </w:rPr>
-              <w:lastRenderedPageBreak/>
               <w:t>Account is created and user is redirected to /feeds</w:t>
             </w:r>
           </w:p>
@@ -11908,24 +12098,14 @@
       <w:r>
         <w:t xml:space="preserve">Table </w:t>
       </w:r>
-      <w:r>
-        <w:fldChar w:fldCharType="begin"/>
-      </w:r>
-      <w:r>
-        <w:instrText xml:space="preserve"> SEQ Table \* ARABIC </w:instrText>
-      </w:r>
-      <w:r>
-        <w:fldChar w:fldCharType="separate"/>
-      </w:r>
-      <w:r>
-        <w:rPr>
-          <w:noProof/>
-        </w:rPr>
-        <w:t>2</w:t>
-      </w:r>
-      <w:r>
-        <w:fldChar w:fldCharType="end"/>
-      </w:r>
+      <w:fldSimple w:instr=" SEQ Table \* ARABIC ">
+        <w:r>
+          <w:rPr>
+            <w:noProof/>
+          </w:rPr>
+          <w:t>2</w:t>
+        </w:r>
+      </w:fldSimple>
       <w:r>
         <w:t>: Backend Functional Test Cases</w:t>
       </w:r>
@@ -12169,6 +12349,7 @@
               </w:numPr>
             </w:pPr>
             <w:r>
+              <w:lastRenderedPageBreak/>
               <w:t>Check database</w:t>
             </w:r>
           </w:p>
@@ -12182,6 +12363,7 @@
               <w:rPr>
                 <w:lang w:val="en-US"/>
               </w:rPr>
+              <w:lastRenderedPageBreak/>
               <w:t>New user record is created</w:t>
             </w:r>
           </w:p>
@@ -12223,10 +12405,7 @@
               <w:jc w:val="both"/>
             </w:pPr>
             <w:r>
-              <w:t>B</w:t>
-            </w:r>
-            <w:r>
-              <w:t>E02</w:t>
+              <w:t>BE02</w:t>
             </w:r>
           </w:p>
         </w:tc>
@@ -12278,7 +12457,6 @@
               </w:numPr>
             </w:pPr>
             <w:r>
-              <w:lastRenderedPageBreak/>
               <w:t>Send create post request</w:t>
             </w:r>
           </w:p>
@@ -12289,7 +12467,6 @@
           </w:tcPr>
           <w:p>
             <w:r>
-              <w:lastRenderedPageBreak/>
               <w:t>Post is stored successfully</w:t>
             </w:r>
           </w:p>
@@ -12328,10 +12505,7 @@
               <w:jc w:val="both"/>
             </w:pPr>
             <w:r>
-              <w:t>B</w:t>
-            </w:r>
-            <w:r>
-              <w:t>E03</w:t>
+              <w:t>BE03</w:t>
             </w:r>
           </w:p>
         </w:tc>
@@ -12354,10 +12528,7 @@
           </w:tcPr>
           <w:p>
             <w:r>
-              <w:t>User</w:t>
-            </w:r>
-            <w:r>
-              <w:t>s can like posts</w:t>
+              <w:t>Users can like posts</w:t>
             </w:r>
           </w:p>
         </w:tc>
@@ -12434,10 +12605,7 @@
               <w:jc w:val="both"/>
             </w:pPr>
             <w:r>
-              <w:t>B</w:t>
-            </w:r>
-            <w:r>
-              <w:t>E04</w:t>
+              <w:t>BE04</w:t>
             </w:r>
           </w:p>
         </w:tc>
@@ -12537,10 +12705,7 @@
               <w:jc w:val="both"/>
             </w:pPr>
             <w:r>
-              <w:t>B</w:t>
-            </w:r>
-            <w:r>
-              <w:t>E05</w:t>
+              <w:t>BE05</w:t>
             </w:r>
           </w:p>
         </w:tc>
@@ -12643,10 +12808,7 @@
               <w:jc w:val="both"/>
             </w:pPr>
             <w:r>
-              <w:t>B</w:t>
-            </w:r>
-            <w:r>
-              <w:t>E06</w:t>
+              <w:t>BE06</w:t>
             </w:r>
           </w:p>
         </w:tc>
@@ -12746,10 +12908,7 @@
               <w:jc w:val="both"/>
             </w:pPr>
             <w:r>
-              <w:t>B</w:t>
-            </w:r>
-            <w:r>
-              <w:t>E07</w:t>
+              <w:t>BE07</w:t>
             </w:r>
           </w:p>
         </w:tc>
@@ -13249,6 +13408,7 @@
               <w:jc w:val="both"/>
             </w:pPr>
             <w:r>
+              <w:lastRenderedPageBreak/>
               <w:t>BE12</w:t>
             </w:r>
           </w:p>
@@ -13349,7 +13509,6 @@
               <w:jc w:val="both"/>
             </w:pPr>
             <w:r>
-              <w:lastRenderedPageBreak/>
               <w:t>BE13</w:t>
             </w:r>
           </w:p>
@@ -13561,24 +13720,14 @@
       <w:r>
         <w:t xml:space="preserve">Table </w:t>
       </w:r>
-      <w:r>
-        <w:fldChar w:fldCharType="begin"/>
-      </w:r>
-      <w:r>
-        <w:instrText xml:space="preserve"> SEQ Table \* ARABIC </w:instrText>
-      </w:r>
-      <w:r>
-        <w:fldChar w:fldCharType="separate"/>
-      </w:r>
-      <w:r>
-        <w:rPr>
-          <w:noProof/>
-        </w:rPr>
-        <w:t>3</w:t>
-      </w:r>
-      <w:r>
-        <w:fldChar w:fldCharType="end"/>
-      </w:r>
+      <w:fldSimple w:instr=" SEQ Table \* ARABIC ">
+        <w:r>
+          <w:rPr>
+            <w:noProof/>
+          </w:rPr>
+          <w:t>3</w:t>
+        </w:r>
+      </w:fldSimple>
       <w:r>
         <w:t>: Security and Access Control Test Cases</w:t>
       </w:r>
@@ -14126,10 +14275,7 @@
           </w:tcPr>
           <w:p>
             <w:r>
-              <w:t>Authentic</w:t>
-            </w:r>
-            <w:r>
-              <w:t>ated request is accepted and meeting rating completes successfully</w:t>
+              <w:t>Authenticated request is accepted and meeting rating completes successfully</w:t>
             </w:r>
           </w:p>
         </w:tc>
@@ -14229,10 +14375,7 @@
           </w:tcPr>
           <w:p>
             <w:r>
-              <w:t xml:space="preserve">Authenticated </w:t>
-            </w:r>
-            <w:r>
-              <w:t>request is accepted and content reporting completes successfully</w:t>
+              <w:t>Authenticated request is accepted and content reporting completes successfully</w:t>
             </w:r>
           </w:p>
         </w:tc>
@@ -14442,24 +14585,14 @@
       <w:r>
         <w:t xml:space="preserve">Table </w:t>
       </w:r>
-      <w:r>
-        <w:fldChar w:fldCharType="begin"/>
-      </w:r>
-      <w:r>
-        <w:instrText xml:space="preserve"> SEQ Table \* ARABIC </w:instrText>
-      </w:r>
-      <w:r>
-        <w:fldChar w:fldCharType="separate"/>
-      </w:r>
-      <w:r>
-        <w:rPr>
-          <w:noProof/>
-        </w:rPr>
-        <w:t>4</w:t>
-      </w:r>
-      <w:r>
-        <w:fldChar w:fldCharType="end"/>
-      </w:r>
+      <w:fldSimple w:instr=" SEQ Table \* ARABIC ">
+        <w:r>
+          <w:rPr>
+            <w:noProof/>
+          </w:rPr>
+          <w:t>4</w:t>
+        </w:r>
+      </w:fldSimple>
       <w:r>
         <w:t>: Reliability and Validation Test Cases</w:t>
       </w:r>
@@ -15451,10 +15584,7 @@
         <w:t>Irish Educational Studies</w:t>
       </w:r>
       <w:r>
-        <w:t>, 44(1), pp. 183–200. doi: 10.1080/03323315.2023.2256552.</w:t>
-      </w:r>
-      <w:r>
-        <w:t xml:space="preserve"> </w:t>
+        <w:t xml:space="preserve">, 44(1), pp. 183–200. doi: 10.1080/03323315.2023.2256552. </w:t>
       </w:r>
     </w:p>
     <w:p>
@@ -15773,7 +15903,14 @@
                 <w:sz w:val="20"/>
                 <w:szCs w:val="20"/>
               </w:rPr>
-              <w:t>Bcryptjs</w:t>
+              <w:t>b</w:t>
+            </w:r>
+            <w:r>
+              <w:rPr>
+                <w:sz w:val="20"/>
+                <w:szCs w:val="20"/>
+              </w:rPr>
+              <w:t>cryptjs</w:t>
             </w:r>
           </w:p>
         </w:tc>
@@ -15793,7 +15930,21 @@
                 <w:sz w:val="20"/>
                 <w:szCs w:val="20"/>
               </w:rPr>
-              <w:t>A Javascript library used in this project to hash user passwords during registration and verify submitted passwords securely during login.</w:t>
+              <w:t xml:space="preserve">A </w:t>
+            </w:r>
+            <w:r>
+              <w:rPr>
+                <w:sz w:val="20"/>
+                <w:szCs w:val="20"/>
+              </w:rPr>
+              <w:t>JavaScript</w:t>
+            </w:r>
+            <w:r>
+              <w:rPr>
+                <w:sz w:val="20"/>
+                <w:szCs w:val="20"/>
+              </w:rPr>
+              <w:t xml:space="preserve"> library used in this project to hash user passwords during registration and verify submitted passwords securely during login.</w:t>
             </w:r>
           </w:p>
         </w:tc>
@@ -15981,7 +16132,14 @@
                 <w:sz w:val="20"/>
                 <w:szCs w:val="20"/>
               </w:rPr>
-              <w:t>Github Actions</w:t>
+              <w:t>GitHub</w:t>
+            </w:r>
+            <w:r>
+              <w:rPr>
+                <w:sz w:val="20"/>
+                <w:szCs w:val="20"/>
+              </w:rPr>
+              <w:t xml:space="preserve"> Actions</w:t>
             </w:r>
           </w:p>
         </w:tc>
@@ -16173,7 +16331,21 @@
                 <w:sz w:val="20"/>
                 <w:szCs w:val="20"/>
               </w:rPr>
-              <w:t>A Javascript testing framework used in this project to execute automated backend tests and verify that application logic and API behaviour worked as expected.</w:t>
+              <w:t xml:space="preserve">A </w:t>
+            </w:r>
+            <w:r>
+              <w:rPr>
+                <w:sz w:val="20"/>
+                <w:szCs w:val="20"/>
+              </w:rPr>
+              <w:t>JavaScript</w:t>
+            </w:r>
+            <w:r>
+              <w:rPr>
+                <w:sz w:val="20"/>
+                <w:szCs w:val="20"/>
+              </w:rPr>
+              <w:t xml:space="preserve"> testing framework used in this project to execute automated backend tests and verify that application logic and API behaviour worked as expected.</w:t>
             </w:r>
           </w:p>
         </w:tc>
@@ -16316,7 +16488,6 @@
               <w:rPr>
                 <w:sz w:val="20"/>
                 <w:szCs w:val="20"/>
-                <w:lang w:val="en-US"/>
               </w:rPr>
             </w:pPr>
             <w:r>
@@ -16325,7 +16496,7 @@
                 <w:szCs w:val="20"/>
                 <w:lang w:val="en-US"/>
               </w:rPr>
-              <w:t>OAuth</w:t>
+              <w:t>Node.js</w:t>
             </w:r>
           </w:p>
         </w:tc>
@@ -16344,8 +16515,9 @@
               <w:rPr>
                 <w:sz w:val="20"/>
                 <w:szCs w:val="20"/>
-              </w:rPr>
-              <w:t>An authenticated protocol used in the project for Google sign in</w:t>
+                <w:lang w:val="en-US"/>
+              </w:rPr>
+              <w:t>A JavaScript runtime environment used to execute backend application code.</w:t>
             </w:r>
           </w:p>
         </w:tc>
@@ -16369,7 +16541,23 @@
                 <w:szCs w:val="20"/>
                 <w:lang w:val="en-US"/>
               </w:rPr>
-              <w:t xml:space="preserve">Playwright </w:t>
+              <w:t xml:space="preserve">Google </w:t>
+            </w:r>
+            <w:r>
+              <w:rPr>
+                <w:sz w:val="20"/>
+                <w:szCs w:val="20"/>
+                <w:lang w:val="en-US"/>
+              </w:rPr>
+              <w:t>OAuth</w:t>
+            </w:r>
+            <w:r>
+              <w:rPr>
+                <w:sz w:val="20"/>
+                <w:szCs w:val="20"/>
+                <w:lang w:val="en-US"/>
+              </w:rPr>
+              <w:t xml:space="preserve"> 2.0</w:t>
             </w:r>
           </w:p>
         </w:tc>
@@ -16389,7 +16577,7 @@
                 <w:sz w:val="20"/>
                 <w:szCs w:val="20"/>
               </w:rPr>
-              <w:t>A browser automation testing framework used for frontend end-to-end tests.</w:t>
+              <w:t>An authenticated protocol used in the project for Google sign in</w:t>
             </w:r>
           </w:p>
         </w:tc>
@@ -16404,14 +16592,16 @@
               <w:rPr>
                 <w:sz w:val="20"/>
                 <w:szCs w:val="20"/>
+                <w:lang w:val="en-US"/>
               </w:rPr>
             </w:pPr>
             <w:r>
               <w:rPr>
                 <w:sz w:val="20"/>
                 <w:szCs w:val="20"/>
-              </w:rPr>
-              <w:t xml:space="preserve">REST API </w:t>
+                <w:lang w:val="en-US"/>
+              </w:rPr>
+              <w:t xml:space="preserve">Playwright </w:t>
             </w:r>
           </w:p>
         </w:tc>
@@ -16431,7 +16621,7 @@
                 <w:sz w:val="20"/>
                 <w:szCs w:val="20"/>
               </w:rPr>
-              <w:t>An API style based on HTTP methods used for backend communication.</w:t>
+              <w:t>A browser automation testing framework used for frontend end-to-end tests.</w:t>
             </w:r>
           </w:p>
         </w:tc>
@@ -16446,7 +16636,6 @@
               <w:rPr>
                 <w:sz w:val="20"/>
                 <w:szCs w:val="20"/>
-                <w:lang w:val="en-US"/>
               </w:rPr>
             </w:pPr>
             <w:r>
@@ -16455,7 +16644,7 @@
                 <w:szCs w:val="20"/>
                 <w:lang w:val="en-US"/>
               </w:rPr>
-              <w:t>Socket.io</w:t>
+              <w:t>React.js</w:t>
             </w:r>
           </w:p>
         </w:tc>
@@ -16474,8 +16663,9 @@
               <w:rPr>
                 <w:sz w:val="20"/>
                 <w:szCs w:val="20"/>
-              </w:rPr>
-              <w:t>A library used to support live communication between connected users.</w:t>
+                <w:lang w:val="en-US"/>
+              </w:rPr>
+              <w:t>A JavaScript library used to build the frontend user interface.</w:t>
             </w:r>
           </w:p>
         </w:tc>
@@ -16490,16 +16680,15 @@
               <w:rPr>
                 <w:sz w:val="20"/>
                 <w:szCs w:val="20"/>
-                <w:lang w:val="en-US"/>
               </w:rPr>
             </w:pPr>
             <w:r>
               <w:rPr>
                 <w:sz w:val="20"/>
                 <w:szCs w:val="20"/>
-                <w:lang w:val="en-US"/>
-              </w:rPr>
-              <w:t>Supertest</w:t>
+              </w:rPr>
+              <w:lastRenderedPageBreak/>
+              <w:t xml:space="preserve">REST API </w:t>
             </w:r>
           </w:p>
         </w:tc>
@@ -16519,7 +16708,7 @@
                 <w:sz w:val="20"/>
                 <w:szCs w:val="20"/>
               </w:rPr>
-              <w:t>A testing library used to test backend HTTP endpoints.</w:t>
+              <w:t>An API style based on HTTP methods used for backend communication.</w:t>
             </w:r>
           </w:p>
         </w:tc>
@@ -16543,7 +16732,94 @@
                 <w:szCs w:val="20"/>
                 <w:lang w:val="en-US"/>
               </w:rPr>
-              <w:lastRenderedPageBreak/>
+              <w:t>Socket.io</w:t>
+            </w:r>
+          </w:p>
+        </w:tc>
+        <w:tc>
+          <w:tcPr>
+            <w:tcW w:w="4675" w:type="dxa"/>
+          </w:tcPr>
+          <w:p>
+            <w:pPr>
+              <w:rPr>
+                <w:sz w:val="20"/>
+                <w:szCs w:val="20"/>
+              </w:rPr>
+            </w:pPr>
+            <w:r>
+              <w:rPr>
+                <w:sz w:val="20"/>
+                <w:szCs w:val="20"/>
+              </w:rPr>
+              <w:t>A library used to support live communication between connected users.</w:t>
+            </w:r>
+          </w:p>
+        </w:tc>
+      </w:tr>
+      <w:tr>
+        <w:tc>
+          <w:tcPr>
+            <w:tcW w:w="4675" w:type="dxa"/>
+          </w:tcPr>
+          <w:p>
+            <w:pPr>
+              <w:rPr>
+                <w:sz w:val="20"/>
+                <w:szCs w:val="20"/>
+                <w:lang w:val="en-US"/>
+              </w:rPr>
+            </w:pPr>
+            <w:r>
+              <w:rPr>
+                <w:sz w:val="20"/>
+                <w:szCs w:val="20"/>
+                <w:lang w:val="en-US"/>
+              </w:rPr>
+              <w:t>Supertest</w:t>
+            </w:r>
+          </w:p>
+        </w:tc>
+        <w:tc>
+          <w:tcPr>
+            <w:tcW w:w="4675" w:type="dxa"/>
+          </w:tcPr>
+          <w:p>
+            <w:pPr>
+              <w:rPr>
+                <w:sz w:val="20"/>
+                <w:szCs w:val="20"/>
+              </w:rPr>
+            </w:pPr>
+            <w:r>
+              <w:rPr>
+                <w:sz w:val="20"/>
+                <w:szCs w:val="20"/>
+              </w:rPr>
+              <w:t>A testing library used to test backend HTTP endpoints.</w:t>
+            </w:r>
+          </w:p>
+        </w:tc>
+      </w:tr>
+      <w:tr>
+        <w:tc>
+          <w:tcPr>
+            <w:tcW w:w="4675" w:type="dxa"/>
+          </w:tcPr>
+          <w:p>
+            <w:pPr>
+              <w:rPr>
+                <w:sz w:val="20"/>
+                <w:szCs w:val="20"/>
+                <w:lang w:val="en-US"/>
+              </w:rPr>
+            </w:pPr>
+            <w:r>
+              <w:rPr>
+                <w:sz w:val="20"/>
+                <w:szCs w:val="20"/>
+                <w:lang w:val="en-US"/>
+              </w:rPr>
               <w:t>WebSocket</w:t>
             </w:r>
           </w:p>
@@ -16628,6 +16904,9 @@
         <w:keepNext/>
       </w:pPr>
       <w:r>
+        <w:rPr>
+          <w:noProof/>
+        </w:rPr>
         <w:drawing>
           <wp:inline distT="0" distB="0" distL="0" distR="0" wp14:anchorId="52DBC9F4" wp14:editId="3EB59E18">
             <wp:extent cx="5943600" cy="3152775"/>
@@ -16674,34 +16953,27 @@
       <w:r>
         <w:t>Figure A.</w:t>
       </w:r>
-      <w:r>
-        <w:fldChar w:fldCharType="begin"/>
-      </w:r>
-      <w:r>
-        <w:instrText xml:space="preserve"> SEQ Figure \* ARABIC </w:instrText>
-      </w:r>
-      <w:r>
-        <w:fldChar w:fldCharType="separate"/>
-      </w:r>
+      <w:fldSimple w:instr=" SEQ Figure \* ARABIC ">
+        <w:r>
+          <w:rPr>
+            <w:noProof/>
+          </w:rPr>
+          <w:t>1</w:t>
+        </w:r>
+      </w:fldSimple>
+      <w:r>
+        <w:t>: Github Actions running frontend Playwright tests successfully</w:t>
+      </w:r>
+      <w:bookmarkEnd w:id="63"/>
+    </w:p>
+    <w:p>
+      <w:pPr>
+        <w:keepNext/>
+      </w:pPr>
       <w:r>
         <w:rPr>
           <w:noProof/>
         </w:rPr>
-        <w:t>1</w:t>
-      </w:r>
-      <w:r>
-        <w:fldChar w:fldCharType="end"/>
-      </w:r>
-      <w:r>
-        <w:t>: Github Actions running frontend Playwright tests successfully</w:t>
-      </w:r>
-      <w:bookmarkEnd w:id="63"/>
-    </w:p>
-    <w:p>
-      <w:pPr>
-        <w:keepNext/>
-      </w:pPr>
-      <w:r>
         <w:lastRenderedPageBreak/>
         <w:drawing>
           <wp:inline distT="0" distB="0" distL="0" distR="0" wp14:anchorId="7730EED4" wp14:editId="2FD95B5C">
@@ -16749,24 +17021,14 @@
       <w:r>
         <w:t>Figure A.</w:t>
       </w:r>
-      <w:r>
-        <w:fldChar w:fldCharType="begin"/>
-      </w:r>
-      <w:r>
-        <w:instrText xml:space="preserve"> SEQ Figure \* ARABIC </w:instrText>
-      </w:r>
-      <w:r>
-        <w:fldChar w:fldCharType="separate"/>
-      </w:r>
-      <w:r>
-        <w:rPr>
-          <w:noProof/>
-        </w:rPr>
-        <w:t>2</w:t>
-      </w:r>
-      <w:r>
-        <w:fldChar w:fldCharType="end"/>
-      </w:r>
+      <w:fldSimple w:instr=" SEQ Figure \* ARABIC ">
+        <w:r>
+          <w:rPr>
+            <w:noProof/>
+          </w:rPr>
+          <w:t>2</w:t>
+        </w:r>
+      </w:fldSimple>
       <w:r>
         <w:t>: Playwright HTML report overview</w:t>
       </w:r>
@@ -16799,6 +17061,9 @@
         <w:keepNext/>
       </w:pPr>
       <w:r>
+        <w:rPr>
+          <w:noProof/>
+        </w:rPr>
         <w:drawing>
           <wp:inline distT="0" distB="0" distL="0" distR="0" wp14:anchorId="1C202CC3" wp14:editId="1296868B">
             <wp:extent cx="5943600" cy="3718560"/>
@@ -16845,24 +17110,14 @@
       <w:r>
         <w:t>Figure B.</w:t>
       </w:r>
-      <w:r>
-        <w:fldChar w:fldCharType="begin"/>
-      </w:r>
-      <w:r>
-        <w:instrText xml:space="preserve"> SEQ Figure \* ARABIC </w:instrText>
-      </w:r>
-      <w:r>
-        <w:fldChar w:fldCharType="separate"/>
-      </w:r>
-      <w:r>
-        <w:rPr>
-          <w:noProof/>
-        </w:rPr>
-        <w:t>3</w:t>
-      </w:r>
-      <w:r>
-        <w:fldChar w:fldCharType="end"/>
-      </w:r>
+      <w:fldSimple w:instr=" SEQ Figure \* ARABIC ">
+        <w:r>
+          <w:rPr>
+            <w:noProof/>
+          </w:rPr>
+          <w:t>3</w:t>
+        </w:r>
+      </w:fldSimple>
       <w:r>
         <w:t>: Github Actions running backend Jest tests successfully</w:t>
       </w:r>
@@ -16907,6 +17162,9 @@
         <w:jc w:val="center"/>
       </w:pPr>
       <w:r>
+        <w:rPr>
+          <w:noProof/>
+        </w:rPr>
         <w:drawing>
           <wp:inline distT="0" distB="0" distL="0" distR="0" wp14:anchorId="39DEA091" wp14:editId="21CF0B50">
             <wp:extent cx="5502755" cy="2496457"/>
@@ -16953,24 +17211,14 @@
       <w:r>
         <w:t>Figure C.</w:t>
       </w:r>
-      <w:r>
-        <w:fldChar w:fldCharType="begin"/>
-      </w:r>
-      <w:r>
-        <w:instrText xml:space="preserve"> SEQ Figure \* ARABIC </w:instrText>
-      </w:r>
-      <w:r>
-        <w:fldChar w:fldCharType="separate"/>
-      </w:r>
-      <w:r>
-        <w:rPr>
-          <w:noProof/>
-        </w:rPr>
-        <w:t>4</w:t>
-      </w:r>
-      <w:r>
-        <w:fldChar w:fldCharType="end"/>
-      </w:r>
+      <w:fldSimple w:instr=" SEQ Figure \* ARABIC ">
+        <w:r>
+          <w:rPr>
+            <w:noProof/>
+          </w:rPr>
+          <w:t>4</w:t>
+        </w:r>
+      </w:fldSimple>
       <w:r>
         <w:t>: Github Actions workflow showing all checks including Backend Tests, Deployment to AWS EC2 and Frontend tests have passed after a commit to main branch</w:t>
       </w:r>
@@ -16986,6 +17234,9 @@
         <w:br w:type="page"/>
       </w:r>
       <w:r>
+        <w:rPr>
+          <w:noProof/>
+        </w:rPr>
         <w:lastRenderedPageBreak/>
         <w:drawing>
           <wp:inline distT="0" distB="0" distL="0" distR="0" wp14:anchorId="7BE1CFDA" wp14:editId="04ACEBB6">
@@ -17033,39 +17284,32 @@
       <w:r>
         <w:t>Figure C.</w:t>
       </w:r>
-      <w:r>
-        <w:fldChar w:fldCharType="begin"/>
-      </w:r>
-      <w:r>
-        <w:instrText xml:space="preserve"> SEQ Figure \* ARABIC </w:instrText>
-      </w:r>
-      <w:r>
-        <w:fldChar w:fldCharType="separate"/>
-      </w:r>
+      <w:fldSimple w:instr=" SEQ Figure \* ARABIC ">
+        <w:r>
+          <w:rPr>
+            <w:noProof/>
+          </w:rPr>
+          <w:t>5</w:t>
+        </w:r>
+      </w:fldSimple>
+      <w:r>
+        <w:t>: Github Actions workflow showing that Frontend Tests were executed successfully</w:t>
+      </w:r>
+      <w:bookmarkEnd w:id="69"/>
+      <w:r>
+        <w:t xml:space="preserve"> </w:t>
+      </w:r>
+    </w:p>
+    <w:p/>
+    <w:p>
+      <w:pPr>
+        <w:keepNext/>
+        <w:jc w:val="center"/>
+      </w:pPr>
       <w:r>
         <w:rPr>
           <w:noProof/>
         </w:rPr>
-        <w:t>5</w:t>
-      </w:r>
-      <w:r>
-        <w:fldChar w:fldCharType="end"/>
-      </w:r>
-      <w:r>
-        <w:t>: Github Actions workflow showing that Frontend Tests were executed successfully</w:t>
-      </w:r>
-      <w:bookmarkEnd w:id="69"/>
-      <w:r>
-        <w:t xml:space="preserve"> </w:t>
-      </w:r>
-    </w:p>
-    <w:p/>
-    <w:p>
-      <w:pPr>
-        <w:keepNext/>
-        <w:jc w:val="center"/>
-      </w:pPr>
-      <w:r>
         <w:lastRenderedPageBreak/>
         <w:drawing>
           <wp:inline distT="0" distB="0" distL="0" distR="0" wp14:anchorId="1353D6FA" wp14:editId="126AEAC6">
@@ -17113,35 +17357,28 @@
       <w:r>
         <w:t>Figure C.</w:t>
       </w:r>
-      <w:r>
-        <w:fldChar w:fldCharType="begin"/>
-      </w:r>
-      <w:r>
-        <w:instrText xml:space="preserve"> SEQ Figure \* ARABIC </w:instrText>
-      </w:r>
-      <w:r>
-        <w:fldChar w:fldCharType="separate"/>
-      </w:r>
+      <w:fldSimple w:instr=" SEQ Figure \* ARABIC ">
+        <w:r>
+          <w:rPr>
+            <w:noProof/>
+          </w:rPr>
+          <w:t>6</w:t>
+        </w:r>
+      </w:fldSimple>
+      <w:r>
+        <w:t>: Github Actions workflow showing that Backend Tests were executed successfully</w:t>
+      </w:r>
+      <w:bookmarkEnd w:id="70"/>
+    </w:p>
+    <w:p>
+      <w:pPr>
+        <w:keepNext/>
+        <w:jc w:val="center"/>
+      </w:pPr>
       <w:r>
         <w:rPr>
           <w:noProof/>
         </w:rPr>
-        <w:t>6</w:t>
-      </w:r>
-      <w:r>
-        <w:fldChar w:fldCharType="end"/>
-      </w:r>
-      <w:r>
-        <w:t>: Github Actions workflow showing that Backend Tests were executed successfully</w:t>
-      </w:r>
-      <w:bookmarkEnd w:id="70"/>
-    </w:p>
-    <w:p>
-      <w:pPr>
-        <w:keepNext/>
-        <w:jc w:val="center"/>
-      </w:pPr>
-      <w:r>
         <w:lastRenderedPageBreak/>
         <w:drawing>
           <wp:inline distT="0" distB="0" distL="0" distR="0" wp14:anchorId="3033183B" wp14:editId="33356142">
@@ -17189,24 +17426,14 @@
       <w:r>
         <w:t>Figure C.</w:t>
       </w:r>
-      <w:r>
-        <w:fldChar w:fldCharType="begin"/>
-      </w:r>
-      <w:r>
-        <w:instrText xml:space="preserve"> SEQ Figure \* ARABIC </w:instrText>
-      </w:r>
-      <w:r>
-        <w:fldChar w:fldCharType="separate"/>
-      </w:r>
-      <w:r>
-        <w:rPr>
-          <w:noProof/>
-        </w:rPr>
-        <w:t>7</w:t>
-      </w:r>
-      <w:r>
-        <w:fldChar w:fldCharType="end"/>
-      </w:r>
+      <w:fldSimple w:instr=" SEQ Figure \* ARABIC ">
+        <w:r>
+          <w:rPr>
+            <w:noProof/>
+          </w:rPr>
+          <w:t>7</w:t>
+        </w:r>
+      </w:fldSimple>
       <w:r>
         <w:t>: Github Actions workflow showing that AWS EC2 Deployment was executed successfully</w:t>
       </w:r>

--- a/docs/Rustamov Temur C00280204 Final Report.docx
+++ b/docs/Rustamov Temur C00280204 Final Report.docx
@@ -77,7 +77,7 @@
         <w:jc w:val="center"/>
       </w:pPr>
       <w:r>
-        <w:pict w14:anchorId="1AA6C015">
+        <w:pict w14:anchorId="5FAEFB5A">
           <v:rect id="Rectangle 75" o:spid="_x0000_s2051" alt="" style="width:468pt;height:.05pt;visibility:visible;mso-wrap-style:square;mso-width-percent:0;mso-height-percent:0;mso-left-percent:-10001;mso-top-percent:-10001;mso-position-horizontal:absolute;mso-position-horizontal-relative:char;mso-position-vertical:absolute;mso-position-vertical-relative:line;mso-width-percent:0;mso-height-percent:0;mso-left-percent:-10001;mso-top-percent:-10001;v-text-anchor:top" filled="f">
             <o:lock v:ext="edit" aspectratio="t"/>
             <w10:anchorlock/>
@@ -134,7 +134,7 @@
         <w:jc w:val="center"/>
       </w:pPr>
       <w:r>
-        <w:pict w14:anchorId="2D975B5B">
+        <w:pict w14:anchorId="6E96F4D8">
           <v:rect id="Rectangle 73" o:spid="_x0000_s2050" alt="" style="width:468pt;height:.05pt;visibility:visible;mso-wrap-style:square;mso-width-percent:0;mso-height-percent:0;mso-left-percent:-10001;mso-top-percent:-10001;mso-position-horizontal:absolute;mso-position-horizontal-relative:char;mso-position-vertical:absolute;mso-position-vertical-relative:line;mso-width-percent:0;mso-height-percent:0;mso-left-percent:-10001;mso-top-percent:-10001;v-text-anchor:top" filled="f">
             <o:lock v:ext="edit" aspectratio="t"/>
             <w10:anchorlock/>
@@ -360,9 +360,6 @@
         <w:pStyle w:val="BodyText"/>
         <w:spacing w:before="0" w:after="0"/>
         <w:jc w:val="center"/>
-        <w:rPr>
-          <w:rFonts w:ascii="Times New Roman" w:hAnsi="Times New Roman" w:cs="Times New Roman"/>
-        </w:rPr>
       </w:pPr>
       <w:r>
         <w:rPr>
@@ -379,6 +376,144 @@
           <w:t>Jamal.Tauseef@setu.ie</w:t>
         </w:r>
       </w:hyperlink>
+    </w:p>
+    <w:p>
+      <w:pPr>
+        <w:pStyle w:val="BodyText"/>
+        <w:spacing w:before="0" w:after="0"/>
+        <w:jc w:val="center"/>
+        <w:rPr>
+          <w:rFonts w:ascii="Times New Roman" w:hAnsi="Times New Roman" w:cs="Times New Roman"/>
+        </w:rPr>
+      </w:pPr>
+    </w:p>
+    <w:p>
+      <w:pPr>
+        <w:rPr>
+          <w:rFonts w:eastAsiaTheme="minorHAnsi"/>
+        </w:rPr>
+      </w:pPr>
+      <w:r>
+        <w:br w:type="page"/>
+      </w:r>
+    </w:p>
+    <w:p>
+      <w:pPr>
+        <w:pStyle w:val="Heading1"/>
+        <w:spacing w:after="0"/>
+        <w:rPr>
+          <w:rFonts w:ascii="Times New Roman" w:hAnsi="Times New Roman" w:cs="Times New Roman"/>
+          <w:b/>
+          <w:bCs/>
+          <w:color w:val="000000" w:themeColor="text1"/>
+          <w:sz w:val="32"/>
+          <w:szCs w:val="32"/>
+        </w:rPr>
+      </w:pPr>
+      <w:bookmarkStart w:id="0" w:name="_Toc227708987"/>
+      <w:r>
+        <w:rPr>
+          <w:rFonts w:ascii="Times New Roman" w:hAnsi="Times New Roman" w:cs="Times New Roman"/>
+          <w:b/>
+          <w:bCs/>
+          <w:color w:val="000000" w:themeColor="text1"/>
+          <w:sz w:val="32"/>
+          <w:szCs w:val="32"/>
+        </w:rPr>
+        <w:lastRenderedPageBreak/>
+        <w:t>Acknowledgements</w:t>
+      </w:r>
+      <w:bookmarkEnd w:id="0"/>
+      <w:r>
+        <w:rPr>
+          <w:rFonts w:ascii="Times New Roman" w:hAnsi="Times New Roman" w:cs="Times New Roman"/>
+          <w:b/>
+          <w:bCs/>
+          <w:color w:val="000000" w:themeColor="text1"/>
+          <w:sz w:val="32"/>
+          <w:szCs w:val="32"/>
+        </w:rPr>
+        <w:t xml:space="preserve"> </w:t>
+      </w:r>
+    </w:p>
+    <w:p>
+      <w:pPr>
+        <w:pStyle w:val="BodyText"/>
+        <w:rPr>
+          <w:rFonts w:ascii="Times New Roman" w:hAnsi="Times New Roman" w:cs="Times New Roman"/>
+        </w:rPr>
+      </w:pPr>
+      <w:r>
+        <w:rPr>
+          <w:rFonts w:ascii="Times New Roman" w:hAnsi="Times New Roman" w:cs="Times New Roman"/>
+        </w:rPr>
+        <w:t>I wish to acknowledge my supervisor</w:t>
+      </w:r>
+      <w:r>
+        <w:rPr>
+          <w:rFonts w:ascii="Times New Roman" w:hAnsi="Times New Roman" w:cs="Times New Roman"/>
+        </w:rPr>
+        <w:t xml:space="preserve"> Jamal Tauseef and Joseph Kehoe</w:t>
+      </w:r>
+      <w:r>
+        <w:rPr>
+          <w:rFonts w:ascii="Times New Roman" w:hAnsi="Times New Roman" w:cs="Times New Roman"/>
+        </w:rPr>
+        <w:t xml:space="preserve">, whose continuous guidance and support </w:t>
+      </w:r>
+      <w:r>
+        <w:rPr>
+          <w:rFonts w:ascii="Times New Roman" w:hAnsi="Times New Roman" w:cs="Times New Roman"/>
+        </w:rPr>
+        <w:t>were</w:t>
+      </w:r>
+      <w:r>
+        <w:rPr>
+          <w:rFonts w:ascii="Times New Roman" w:hAnsi="Times New Roman" w:cs="Times New Roman"/>
+        </w:rPr>
+        <w:t xml:space="preserve"> </w:t>
+      </w:r>
+      <w:r>
+        <w:rPr>
+          <w:rFonts w:ascii="Times New Roman" w:hAnsi="Times New Roman" w:cs="Times New Roman"/>
+        </w:rPr>
+        <w:t>instrumental</w:t>
+      </w:r>
+      <w:r>
+        <w:rPr>
+          <w:rFonts w:ascii="Times New Roman" w:hAnsi="Times New Roman" w:cs="Times New Roman"/>
+        </w:rPr>
+        <w:t xml:space="preserve"> in helping me complete this project. Their </w:t>
+      </w:r>
+      <w:r>
+        <w:rPr>
+          <w:rFonts w:ascii="Times New Roman" w:hAnsi="Times New Roman" w:cs="Times New Roman"/>
+        </w:rPr>
+        <w:t>assistance</w:t>
+      </w:r>
+      <w:r>
+        <w:rPr>
+          <w:rFonts w:ascii="Times New Roman" w:hAnsi="Times New Roman" w:cs="Times New Roman"/>
+        </w:rPr>
+        <w:t xml:space="preserve"> was crucial in navigating the challenges encountered throughout the development process and providing me with the motivation needed to pursue and complete this </w:t>
+      </w:r>
+      <w:r>
+        <w:rPr>
+          <w:rFonts w:ascii="Times New Roman" w:hAnsi="Times New Roman" w:cs="Times New Roman"/>
+        </w:rPr>
+        <w:t>project</w:t>
+      </w:r>
+      <w:r>
+        <w:rPr>
+          <w:rFonts w:ascii="Times New Roman" w:hAnsi="Times New Roman" w:cs="Times New Roman"/>
+        </w:rPr>
+        <w:t>. Without their ongoing advice and encouragement at every stage of the project, the successful completion of this work would not have been possible.</w:t>
+      </w:r>
+    </w:p>
+    <w:p>
+      <w:pPr>
+        <w:pStyle w:val="BodyText"/>
+      </w:pPr>
     </w:p>
     <w:p>
       <w:pPr>
@@ -442,11 +577,10 @@
           <w:pPr>
             <w:pStyle w:val="TOC1"/>
             <w:tabs>
-              <w:tab w:val="left" w:pos="480"/>
               <w:tab w:val="right" w:leader="dot" w:pos="9350"/>
             </w:tabs>
             <w:rPr>
-              <w:rFonts w:eastAsiaTheme="minorEastAsia" w:cstheme="minorBidi"/>
+              <w:rFonts w:ascii="Times New Roman" w:eastAsiaTheme="minorEastAsia" w:hAnsi="Times New Roman"/>
               <w:b w:val="0"/>
               <w:bCs w:val="0"/>
               <w:i w:val="0"/>
@@ -458,6 +592,7 @@
           </w:pPr>
           <w:r>
             <w:rPr>
+              <w:rFonts w:ascii="Times New Roman" w:hAnsi="Times New Roman"/>
               <w:i w:val="0"/>
               <w:iCs w:val="0"/>
             </w:rPr>
@@ -465,6 +600,7 @@
           </w:r>
           <w:r>
             <w:rPr>
+              <w:rFonts w:ascii="Times New Roman" w:hAnsi="Times New Roman"/>
               <w:i w:val="0"/>
               <w:iCs w:val="0"/>
             </w:rPr>
@@ -472,12 +608,13 @@
           </w:r>
           <w:r>
             <w:rPr>
+              <w:rFonts w:ascii="Times New Roman" w:hAnsi="Times New Roman"/>
               <w:i w:val="0"/>
               <w:iCs w:val="0"/>
             </w:rPr>
             <w:fldChar w:fldCharType="separate"/>
           </w:r>
-          <w:hyperlink w:anchor="_Toc227193109" w:history="1">
+          <w:hyperlink w:anchor="_Toc227708987" w:history="1">
             <w:r>
               <w:rPr>
                 <w:rStyle w:val="Hyperlink"/>
@@ -486,86 +623,70 @@
                 <w:iCs w:val="0"/>
                 <w:noProof/>
               </w:rPr>
-              <w:t>1.</w:t>
-            </w:r>
-            <w:r>
-              <w:rPr>
-                <w:rFonts w:eastAsiaTheme="minorEastAsia" w:cstheme="minorBidi"/>
-                <w:b w:val="0"/>
-                <w:bCs w:val="0"/>
-                <w:i w:val="0"/>
-                <w:iCs w:val="0"/>
-                <w:noProof/>
-                <w:kern w:val="2"/>
-                <w14:ligatures w14:val="standardContextual"/>
-              </w:rPr>
-              <w:tab/>
-            </w:r>
-            <w:r>
-              <w:rPr>
-                <w:rStyle w:val="Hyperlink"/>
+              <w:t>Acknowledgements</w:t>
+            </w:r>
+            <w:r>
+              <w:rPr>
                 <w:rFonts w:ascii="Times New Roman" w:hAnsi="Times New Roman"/>
                 <w:i w:val="0"/>
                 <w:iCs w:val="0"/>
                 <w:noProof/>
-              </w:rPr>
-              <w:t>Abstract</w:t>
-            </w:r>
-            <w:r>
-              <w:rPr>
+                <w:webHidden/>
+              </w:rPr>
+              <w:tab/>
+            </w:r>
+            <w:r>
+              <w:rPr>
+                <w:rFonts w:ascii="Times New Roman" w:hAnsi="Times New Roman"/>
                 <w:i w:val="0"/>
                 <w:iCs w:val="0"/>
                 <w:noProof/>
                 <w:webHidden/>
               </w:rPr>
-              <w:tab/>
-            </w:r>
-            <w:r>
-              <w:rPr>
+              <w:fldChar w:fldCharType="begin"/>
+            </w:r>
+            <w:r>
+              <w:rPr>
+                <w:rFonts w:ascii="Times New Roman" w:hAnsi="Times New Roman"/>
                 <w:i w:val="0"/>
                 <w:iCs w:val="0"/>
                 <w:noProof/>
                 <w:webHidden/>
               </w:rPr>
-              <w:fldChar w:fldCharType="begin"/>
-            </w:r>
-            <w:r>
-              <w:rPr>
+              <w:instrText xml:space="preserve"> PAGEREF _Toc227708987 \h </w:instrText>
+            </w:r>
+            <w:r>
+              <w:rPr>
+                <w:rFonts w:ascii="Times New Roman" w:hAnsi="Times New Roman"/>
                 <w:i w:val="0"/>
                 <w:iCs w:val="0"/>
                 <w:noProof/>
                 <w:webHidden/>
               </w:rPr>
-              <w:instrText xml:space="preserve"> PAGEREF _Toc227193109 \h </w:instrText>
-            </w:r>
-            <w:r>
-              <w:rPr>
+            </w:r>
+            <w:r>
+              <w:rPr>
+                <w:rFonts w:ascii="Times New Roman" w:hAnsi="Times New Roman"/>
                 <w:i w:val="0"/>
                 <w:iCs w:val="0"/>
                 <w:noProof/>
                 <w:webHidden/>
               </w:rPr>
-            </w:r>
-            <w:r>
-              <w:rPr>
+              <w:fldChar w:fldCharType="separate"/>
+            </w:r>
+            <w:r>
+              <w:rPr>
+                <w:rFonts w:ascii="Times New Roman" w:hAnsi="Times New Roman"/>
                 <w:i w:val="0"/>
                 <w:iCs w:val="0"/>
                 <w:noProof/>
                 <w:webHidden/>
               </w:rPr>
-              <w:fldChar w:fldCharType="separate"/>
-            </w:r>
-            <w:r>
-              <w:rPr>
-                <w:i w:val="0"/>
-                <w:iCs w:val="0"/>
-                <w:noProof/>
-                <w:webHidden/>
-              </w:rPr>
-              <w:t>5</w:t>
-            </w:r>
-            <w:r>
-              <w:rPr>
+              <w:t>2</w:t>
+            </w:r>
+            <w:r>
+              <w:rPr>
+                <w:rFonts w:ascii="Times New Roman" w:hAnsi="Times New Roman"/>
                 <w:i w:val="0"/>
                 <w:iCs w:val="0"/>
                 <w:noProof/>
@@ -583,7 +704,7 @@
               <w:tab w:val="right" w:leader="dot" w:pos="9350"/>
             </w:tabs>
             <w:rPr>
-              <w:rFonts w:eastAsiaTheme="minorEastAsia" w:cstheme="minorBidi"/>
+              <w:rFonts w:ascii="Times New Roman" w:eastAsiaTheme="minorEastAsia" w:hAnsi="Times New Roman"/>
               <w:b w:val="0"/>
               <w:bCs w:val="0"/>
               <w:i w:val="0"/>
@@ -593,7 +714,7 @@
               <w14:ligatures w14:val="standardContextual"/>
             </w:rPr>
           </w:pPr>
-          <w:hyperlink w:anchor="_Toc227193110" w:history="1">
+          <w:hyperlink w:anchor="_Toc227708988" w:history="1">
             <w:r>
               <w:rPr>
                 <w:rStyle w:val="Hyperlink"/>
@@ -602,11 +723,11 @@
                 <w:iCs w:val="0"/>
                 <w:noProof/>
               </w:rPr>
-              <w:t>2.</w:t>
-            </w:r>
-            <w:r>
-              <w:rPr>
-                <w:rFonts w:eastAsiaTheme="minorEastAsia" w:cstheme="minorBidi"/>
+              <w:t>1.</w:t>
+            </w:r>
+            <w:r>
+              <w:rPr>
+                <w:rFonts w:ascii="Times New Roman" w:eastAsiaTheme="minorEastAsia" w:hAnsi="Times New Roman"/>
                 <w:b w:val="0"/>
                 <w:bCs w:val="0"/>
                 <w:i w:val="0"/>
@@ -625,10 +746,11 @@
                 <w:iCs w:val="0"/>
                 <w:noProof/>
               </w:rPr>
-              <w:t>Introduction</w:t>
-            </w:r>
-            <w:r>
-              <w:rPr>
+              <w:t>Abstract</w:t>
+            </w:r>
+            <w:r>
+              <w:rPr>
+                <w:rFonts w:ascii="Times New Roman" w:hAnsi="Times New Roman"/>
                 <w:i w:val="0"/>
                 <w:iCs w:val="0"/>
                 <w:noProof/>
@@ -638,6 +760,7 @@
             </w:r>
             <w:r>
               <w:rPr>
+                <w:rFonts w:ascii="Times New Roman" w:hAnsi="Times New Roman"/>
                 <w:i w:val="0"/>
                 <w:iCs w:val="0"/>
                 <w:noProof/>
@@ -647,15 +770,17 @@
             </w:r>
             <w:r>
               <w:rPr>
+                <w:rFonts w:ascii="Times New Roman" w:hAnsi="Times New Roman"/>
                 <w:i w:val="0"/>
                 <w:iCs w:val="0"/>
                 <w:noProof/>
                 <w:webHidden/>
               </w:rPr>
-              <w:instrText xml:space="preserve"> PAGEREF _Toc227193110 \h </w:instrText>
-            </w:r>
-            <w:r>
-              <w:rPr>
+              <w:instrText xml:space="preserve"> PAGEREF _Toc227708988 \h </w:instrText>
+            </w:r>
+            <w:r>
+              <w:rPr>
+                <w:rFonts w:ascii="Times New Roman" w:hAnsi="Times New Roman"/>
                 <w:i w:val="0"/>
                 <w:iCs w:val="0"/>
                 <w:noProof/>
@@ -664,6 +789,7 @@
             </w:r>
             <w:r>
               <w:rPr>
+                <w:rFonts w:ascii="Times New Roman" w:hAnsi="Times New Roman"/>
                 <w:i w:val="0"/>
                 <w:iCs w:val="0"/>
                 <w:noProof/>
@@ -673,15 +799,17 @@
             </w:r>
             <w:r>
               <w:rPr>
+                <w:rFonts w:ascii="Times New Roman" w:hAnsi="Times New Roman"/>
                 <w:i w:val="0"/>
                 <w:iCs w:val="0"/>
                 <w:noProof/>
                 <w:webHidden/>
               </w:rPr>
-              <w:t>5</w:t>
-            </w:r>
-            <w:r>
-              <w:rPr>
+              <w:t>6</w:t>
+            </w:r>
+            <w:r>
+              <w:rPr>
+                <w:rFonts w:ascii="Times New Roman" w:hAnsi="Times New Roman"/>
                 <w:i w:val="0"/>
                 <w:iCs w:val="0"/>
                 <w:noProof/>
@@ -699,7 +827,7 @@
               <w:tab w:val="right" w:leader="dot" w:pos="9350"/>
             </w:tabs>
             <w:rPr>
-              <w:rFonts w:eastAsiaTheme="minorEastAsia" w:cstheme="minorBidi"/>
+              <w:rFonts w:ascii="Times New Roman" w:eastAsiaTheme="minorEastAsia" w:hAnsi="Times New Roman"/>
               <w:b w:val="0"/>
               <w:bCs w:val="0"/>
               <w:i w:val="0"/>
@@ -709,7 +837,7 @@
               <w14:ligatures w14:val="standardContextual"/>
             </w:rPr>
           </w:pPr>
-          <w:hyperlink w:anchor="_Toc227193111" w:history="1">
+          <w:hyperlink w:anchor="_Toc227708989" w:history="1">
             <w:r>
               <w:rPr>
                 <w:rStyle w:val="Hyperlink"/>
@@ -718,11 +846,11 @@
                 <w:iCs w:val="0"/>
                 <w:noProof/>
               </w:rPr>
-              <w:t>3.</w:t>
-            </w:r>
-            <w:r>
-              <w:rPr>
-                <w:rFonts w:eastAsiaTheme="minorEastAsia" w:cstheme="minorBidi"/>
+              <w:t>2.</w:t>
+            </w:r>
+            <w:r>
+              <w:rPr>
+                <w:rFonts w:ascii="Times New Roman" w:eastAsiaTheme="minorEastAsia" w:hAnsi="Times New Roman"/>
                 <w:b w:val="0"/>
                 <w:bCs w:val="0"/>
                 <w:i w:val="0"/>
@@ -741,10 +869,11 @@
                 <w:iCs w:val="0"/>
                 <w:noProof/>
               </w:rPr>
-              <w:t>Final System Overview</w:t>
-            </w:r>
-            <w:r>
-              <w:rPr>
+              <w:t>Introduction</w:t>
+            </w:r>
+            <w:r>
+              <w:rPr>
+                <w:rFonts w:ascii="Times New Roman" w:hAnsi="Times New Roman"/>
                 <w:i w:val="0"/>
                 <w:iCs w:val="0"/>
                 <w:noProof/>
@@ -754,6 +883,7 @@
             </w:r>
             <w:r>
               <w:rPr>
+                <w:rFonts w:ascii="Times New Roman" w:hAnsi="Times New Roman"/>
                 <w:i w:val="0"/>
                 <w:iCs w:val="0"/>
                 <w:noProof/>
@@ -763,15 +893,17 @@
             </w:r>
             <w:r>
               <w:rPr>
+                <w:rFonts w:ascii="Times New Roman" w:hAnsi="Times New Roman"/>
                 <w:i w:val="0"/>
                 <w:iCs w:val="0"/>
                 <w:noProof/>
                 <w:webHidden/>
               </w:rPr>
-              <w:instrText xml:space="preserve"> PAGEREF _Toc227193111 \h </w:instrText>
-            </w:r>
-            <w:r>
-              <w:rPr>
+              <w:instrText xml:space="preserve"> PAGEREF _Toc227708989 \h </w:instrText>
+            </w:r>
+            <w:r>
+              <w:rPr>
+                <w:rFonts w:ascii="Times New Roman" w:hAnsi="Times New Roman"/>
                 <w:i w:val="0"/>
                 <w:iCs w:val="0"/>
                 <w:noProof/>
@@ -780,6 +912,7 @@
             </w:r>
             <w:r>
               <w:rPr>
+                <w:rFonts w:ascii="Times New Roman" w:hAnsi="Times New Roman"/>
                 <w:i w:val="0"/>
                 <w:iCs w:val="0"/>
                 <w:noProof/>
@@ -789,15 +922,140 @@
             </w:r>
             <w:r>
               <w:rPr>
+                <w:rFonts w:ascii="Times New Roman" w:hAnsi="Times New Roman"/>
                 <w:i w:val="0"/>
                 <w:iCs w:val="0"/>
                 <w:noProof/>
                 <w:webHidden/>
               </w:rPr>
-              <w:t>5</w:t>
-            </w:r>
-            <w:r>
-              <w:rPr>
+              <w:t>6</w:t>
+            </w:r>
+            <w:r>
+              <w:rPr>
+                <w:rFonts w:ascii="Times New Roman" w:hAnsi="Times New Roman"/>
+                <w:i w:val="0"/>
+                <w:iCs w:val="0"/>
+                <w:noProof/>
+                <w:webHidden/>
+              </w:rPr>
+              <w:fldChar w:fldCharType="end"/>
+            </w:r>
+          </w:hyperlink>
+        </w:p>
+        <w:p>
+          <w:pPr>
+            <w:pStyle w:val="TOC1"/>
+            <w:tabs>
+              <w:tab w:val="left" w:pos="480"/>
+              <w:tab w:val="right" w:leader="dot" w:pos="9350"/>
+            </w:tabs>
+            <w:rPr>
+              <w:rFonts w:ascii="Times New Roman" w:eastAsiaTheme="minorEastAsia" w:hAnsi="Times New Roman"/>
+              <w:b w:val="0"/>
+              <w:bCs w:val="0"/>
+              <w:i w:val="0"/>
+              <w:iCs w:val="0"/>
+              <w:noProof/>
+              <w:kern w:val="2"/>
+              <w14:ligatures w14:val="standardContextual"/>
+            </w:rPr>
+          </w:pPr>
+          <w:hyperlink w:anchor="_Toc227708990" w:history="1">
+            <w:r>
+              <w:rPr>
+                <w:rStyle w:val="Hyperlink"/>
+                <w:rFonts w:ascii="Times New Roman" w:hAnsi="Times New Roman"/>
+                <w:i w:val="0"/>
+                <w:iCs w:val="0"/>
+                <w:noProof/>
+              </w:rPr>
+              <w:t>3.</w:t>
+            </w:r>
+            <w:r>
+              <w:rPr>
+                <w:rFonts w:ascii="Times New Roman" w:eastAsiaTheme="minorEastAsia" w:hAnsi="Times New Roman"/>
+                <w:b w:val="0"/>
+                <w:bCs w:val="0"/>
+                <w:i w:val="0"/>
+                <w:iCs w:val="0"/>
+                <w:noProof/>
+                <w:kern w:val="2"/>
+                <w14:ligatures w14:val="standardContextual"/>
+              </w:rPr>
+              <w:tab/>
+            </w:r>
+            <w:r>
+              <w:rPr>
+                <w:rStyle w:val="Hyperlink"/>
+                <w:rFonts w:ascii="Times New Roman" w:hAnsi="Times New Roman"/>
+                <w:i w:val="0"/>
+                <w:iCs w:val="0"/>
+                <w:noProof/>
+              </w:rPr>
+              <w:t>Final System Overview</w:t>
+            </w:r>
+            <w:r>
+              <w:rPr>
+                <w:rFonts w:ascii="Times New Roman" w:hAnsi="Times New Roman"/>
+                <w:i w:val="0"/>
+                <w:iCs w:val="0"/>
+                <w:noProof/>
+                <w:webHidden/>
+              </w:rPr>
+              <w:tab/>
+            </w:r>
+            <w:r>
+              <w:rPr>
+                <w:rFonts w:ascii="Times New Roman" w:hAnsi="Times New Roman"/>
+                <w:i w:val="0"/>
+                <w:iCs w:val="0"/>
+                <w:noProof/>
+                <w:webHidden/>
+              </w:rPr>
+              <w:fldChar w:fldCharType="begin"/>
+            </w:r>
+            <w:r>
+              <w:rPr>
+                <w:rFonts w:ascii="Times New Roman" w:hAnsi="Times New Roman"/>
+                <w:i w:val="0"/>
+                <w:iCs w:val="0"/>
+                <w:noProof/>
+                <w:webHidden/>
+              </w:rPr>
+              <w:instrText xml:space="preserve"> PAGEREF _Toc227708990 \h </w:instrText>
+            </w:r>
+            <w:r>
+              <w:rPr>
+                <w:rFonts w:ascii="Times New Roman" w:hAnsi="Times New Roman"/>
+                <w:i w:val="0"/>
+                <w:iCs w:val="0"/>
+                <w:noProof/>
+                <w:webHidden/>
+              </w:rPr>
+            </w:r>
+            <w:r>
+              <w:rPr>
+                <w:rFonts w:ascii="Times New Roman" w:hAnsi="Times New Roman"/>
+                <w:i w:val="0"/>
+                <w:iCs w:val="0"/>
+                <w:noProof/>
+                <w:webHidden/>
+              </w:rPr>
+              <w:fldChar w:fldCharType="separate"/>
+            </w:r>
+            <w:r>
+              <w:rPr>
+                <w:rFonts w:ascii="Times New Roman" w:hAnsi="Times New Roman"/>
+                <w:i w:val="0"/>
+                <w:iCs w:val="0"/>
+                <w:noProof/>
+                <w:webHidden/>
+              </w:rPr>
+              <w:t>6</w:t>
+            </w:r>
+            <w:r>
+              <w:rPr>
+                <w:rFonts w:ascii="Times New Roman" w:hAnsi="Times New Roman"/>
                 <w:i w:val="0"/>
                 <w:iCs w:val="0"/>
                 <w:noProof/>
@@ -815,13 +1073,13 @@
               <w:tab w:val="right" w:leader="dot" w:pos="9350"/>
             </w:tabs>
             <w:rPr>
-              <w:rFonts w:asciiTheme="minorHAnsi" w:eastAsiaTheme="minorEastAsia" w:hAnsiTheme="minorHAnsi" w:cstheme="minorBidi"/>
+              <w:rFonts w:eastAsiaTheme="minorEastAsia"/>
               <w:noProof/>
               <w:kern w:val="2"/>
               <w14:ligatures w14:val="standardContextual"/>
             </w:rPr>
           </w:pPr>
-          <w:hyperlink w:anchor="_Toc227193112" w:history="1">
+          <w:hyperlink w:anchor="_Toc227708991" w:history="1">
             <w:r>
               <w:rPr>
                 <w:rStyle w:val="Hyperlink"/>
@@ -833,7 +1091,7 @@
             </w:r>
             <w:r>
               <w:rPr>
-                <w:rFonts w:asciiTheme="minorHAnsi" w:eastAsiaTheme="minorEastAsia" w:hAnsiTheme="minorHAnsi" w:cstheme="minorBidi"/>
+                <w:rFonts w:eastAsiaTheme="minorEastAsia"/>
                 <w:noProof/>
                 <w:kern w:val="2"/>
                 <w14:ligatures w14:val="standardContextual"/>
@@ -868,7 +1126,7 @@
                 <w:noProof/>
                 <w:webHidden/>
               </w:rPr>
-              <w:instrText xml:space="preserve"> PAGEREF _Toc227193112 \h </w:instrText>
+              <w:instrText xml:space="preserve"> PAGEREF _Toc227708991 \h </w:instrText>
             </w:r>
             <w:r>
               <w:rPr>
@@ -888,7 +1146,7 @@
                 <w:noProof/>
                 <w:webHidden/>
               </w:rPr>
-              <w:t>5</w:t>
+              <w:t>6</w:t>
             </w:r>
             <w:r>
               <w:rPr>
@@ -907,13 +1165,13 @@
               <w:tab w:val="right" w:leader="dot" w:pos="9350"/>
             </w:tabs>
             <w:rPr>
-              <w:rFonts w:asciiTheme="minorHAnsi" w:eastAsiaTheme="minorEastAsia" w:hAnsiTheme="minorHAnsi" w:cstheme="minorBidi"/>
+              <w:rFonts w:eastAsiaTheme="minorEastAsia"/>
               <w:noProof/>
               <w:kern w:val="2"/>
               <w14:ligatures w14:val="standardContextual"/>
             </w:rPr>
           </w:pPr>
-          <w:hyperlink w:anchor="_Toc227193113" w:history="1">
+          <w:hyperlink w:anchor="_Toc227708992" w:history="1">
             <w:r>
               <w:rPr>
                 <w:rStyle w:val="Hyperlink"/>
@@ -925,7 +1183,7 @@
             </w:r>
             <w:r>
               <w:rPr>
-                <w:rFonts w:asciiTheme="minorHAnsi" w:eastAsiaTheme="minorEastAsia" w:hAnsiTheme="minorHAnsi" w:cstheme="minorBidi"/>
+                <w:rFonts w:eastAsiaTheme="minorEastAsia"/>
                 <w:noProof/>
                 <w:kern w:val="2"/>
                 <w14:ligatures w14:val="standardContextual"/>
@@ -960,7 +1218,7 @@
                 <w:noProof/>
                 <w:webHidden/>
               </w:rPr>
-              <w:instrText xml:space="preserve"> PAGEREF _Toc227193113 \h </w:instrText>
+              <w:instrText xml:space="preserve"> PAGEREF _Toc227708992 \h </w:instrText>
             </w:r>
             <w:r>
               <w:rPr>
@@ -980,7 +1238,7 @@
                 <w:noProof/>
                 <w:webHidden/>
               </w:rPr>
-              <w:t>6</w:t>
+              <w:t>7</w:t>
             </w:r>
             <w:r>
               <w:rPr>
@@ -999,13 +1257,13 @@
               <w:tab w:val="right" w:leader="dot" w:pos="9350"/>
             </w:tabs>
             <w:rPr>
-              <w:rFonts w:asciiTheme="minorHAnsi" w:eastAsiaTheme="minorEastAsia" w:hAnsiTheme="minorHAnsi" w:cstheme="minorBidi"/>
+              <w:rFonts w:eastAsiaTheme="minorEastAsia"/>
               <w:noProof/>
               <w:kern w:val="2"/>
               <w14:ligatures w14:val="standardContextual"/>
             </w:rPr>
           </w:pPr>
-          <w:hyperlink w:anchor="_Toc227193114" w:history="1">
+          <w:hyperlink w:anchor="_Toc227708993" w:history="1">
             <w:r>
               <w:rPr>
                 <w:rStyle w:val="Hyperlink"/>
@@ -1017,7 +1275,7 @@
             </w:r>
             <w:r>
               <w:rPr>
-                <w:rFonts w:asciiTheme="minorHAnsi" w:eastAsiaTheme="minorEastAsia" w:hAnsiTheme="minorHAnsi" w:cstheme="minorBidi"/>
+                <w:rFonts w:eastAsiaTheme="minorEastAsia"/>
                 <w:noProof/>
                 <w:kern w:val="2"/>
                 <w14:ligatures w14:val="standardContextual"/>
@@ -1052,7 +1310,7 @@
                 <w:noProof/>
                 <w:webHidden/>
               </w:rPr>
-              <w:instrText xml:space="preserve"> PAGEREF _Toc227193114 \h </w:instrText>
+              <w:instrText xml:space="preserve"> PAGEREF _Toc227708993 \h </w:instrText>
             </w:r>
             <w:r>
               <w:rPr>
@@ -1072,7 +1330,7 @@
                 <w:noProof/>
                 <w:webHidden/>
               </w:rPr>
-              <w:t>6</w:t>
+              <w:t>7</w:t>
             </w:r>
             <w:r>
               <w:rPr>
@@ -1091,13 +1349,13 @@
               <w:tab w:val="right" w:leader="dot" w:pos="9350"/>
             </w:tabs>
             <w:rPr>
-              <w:rFonts w:asciiTheme="minorHAnsi" w:eastAsiaTheme="minorEastAsia" w:hAnsiTheme="minorHAnsi" w:cstheme="minorBidi"/>
+              <w:rFonts w:eastAsiaTheme="minorEastAsia"/>
               <w:noProof/>
               <w:kern w:val="2"/>
               <w14:ligatures w14:val="standardContextual"/>
             </w:rPr>
           </w:pPr>
-          <w:hyperlink w:anchor="_Toc227193115" w:history="1">
+          <w:hyperlink w:anchor="_Toc227708994" w:history="1">
             <w:r>
               <w:rPr>
                 <w:rStyle w:val="Hyperlink"/>
@@ -1109,7 +1367,7 @@
             </w:r>
             <w:r>
               <w:rPr>
-                <w:rFonts w:asciiTheme="minorHAnsi" w:eastAsiaTheme="minorEastAsia" w:hAnsiTheme="minorHAnsi" w:cstheme="minorBidi"/>
+                <w:rFonts w:eastAsiaTheme="minorEastAsia"/>
                 <w:noProof/>
                 <w:kern w:val="2"/>
                 <w14:ligatures w14:val="standardContextual"/>
@@ -1144,7 +1402,7 @@
                 <w:noProof/>
                 <w:webHidden/>
               </w:rPr>
-              <w:instrText xml:space="preserve"> PAGEREF _Toc227193115 \h </w:instrText>
+              <w:instrText xml:space="preserve"> PAGEREF _Toc227708994 \h </w:instrText>
             </w:r>
             <w:r>
               <w:rPr>
@@ -1164,7 +1422,7 @@
                 <w:noProof/>
                 <w:webHidden/>
               </w:rPr>
-              <w:t>6</w:t>
+              <w:t>7</w:t>
             </w:r>
             <w:r>
               <w:rPr>
@@ -1183,13 +1441,13 @@
               <w:tab w:val="right" w:leader="dot" w:pos="9350"/>
             </w:tabs>
             <w:rPr>
-              <w:rFonts w:asciiTheme="minorHAnsi" w:eastAsiaTheme="minorEastAsia" w:hAnsiTheme="minorHAnsi" w:cstheme="minorBidi"/>
+              <w:rFonts w:eastAsiaTheme="minorEastAsia"/>
               <w:noProof/>
               <w:kern w:val="2"/>
               <w14:ligatures w14:val="standardContextual"/>
             </w:rPr>
           </w:pPr>
-          <w:hyperlink w:anchor="_Toc227193116" w:history="1">
+          <w:hyperlink w:anchor="_Toc227708995" w:history="1">
             <w:r>
               <w:rPr>
                 <w:rStyle w:val="Hyperlink"/>
@@ -1201,7 +1459,7 @@
             </w:r>
             <w:r>
               <w:rPr>
-                <w:rFonts w:asciiTheme="minorHAnsi" w:eastAsiaTheme="minorEastAsia" w:hAnsiTheme="minorHAnsi" w:cstheme="minorBidi"/>
+                <w:rFonts w:eastAsiaTheme="minorEastAsia"/>
                 <w:noProof/>
                 <w:kern w:val="2"/>
                 <w14:ligatures w14:val="standardContextual"/>
@@ -1236,7 +1494,7 @@
                 <w:noProof/>
                 <w:webHidden/>
               </w:rPr>
-              <w:instrText xml:space="preserve"> PAGEREF _Toc227193116 \h </w:instrText>
+              <w:instrText xml:space="preserve"> PAGEREF _Toc227708995 \h </w:instrText>
             </w:r>
             <w:r>
               <w:rPr>
@@ -1256,7 +1514,7 @@
                 <w:noProof/>
                 <w:webHidden/>
               </w:rPr>
-              <w:t>6</w:t>
+              <w:t>7</w:t>
             </w:r>
             <w:r>
               <w:rPr>
@@ -1275,13 +1533,13 @@
               <w:tab w:val="right" w:leader="dot" w:pos="9350"/>
             </w:tabs>
             <w:rPr>
-              <w:rFonts w:asciiTheme="minorHAnsi" w:eastAsiaTheme="minorEastAsia" w:hAnsiTheme="minorHAnsi" w:cstheme="minorBidi"/>
+              <w:rFonts w:eastAsiaTheme="minorEastAsia"/>
               <w:noProof/>
               <w:kern w:val="2"/>
               <w14:ligatures w14:val="standardContextual"/>
             </w:rPr>
           </w:pPr>
-          <w:hyperlink w:anchor="_Toc227193117" w:history="1">
+          <w:hyperlink w:anchor="_Toc227708996" w:history="1">
             <w:r>
               <w:rPr>
                 <w:rStyle w:val="Hyperlink"/>
@@ -1293,7 +1551,7 @@
             </w:r>
             <w:r>
               <w:rPr>
-                <w:rFonts w:asciiTheme="minorHAnsi" w:eastAsiaTheme="minorEastAsia" w:hAnsiTheme="minorHAnsi" w:cstheme="minorBidi"/>
+                <w:rFonts w:eastAsiaTheme="minorEastAsia"/>
                 <w:noProof/>
                 <w:kern w:val="2"/>
                 <w14:ligatures w14:val="standardContextual"/>
@@ -1328,7 +1586,7 @@
                 <w:noProof/>
                 <w:webHidden/>
               </w:rPr>
-              <w:instrText xml:space="preserve"> PAGEREF _Toc227193117 \h </w:instrText>
+              <w:instrText xml:space="preserve"> PAGEREF _Toc227708996 \h </w:instrText>
             </w:r>
             <w:r>
               <w:rPr>
@@ -1348,7 +1606,7 @@
                 <w:noProof/>
                 <w:webHidden/>
               </w:rPr>
-              <w:t>6</w:t>
+              <w:t>7</w:t>
             </w:r>
             <w:r>
               <w:rPr>
@@ -1367,13 +1625,13 @@
               <w:tab w:val="right" w:leader="dot" w:pos="9350"/>
             </w:tabs>
             <w:rPr>
-              <w:rFonts w:asciiTheme="minorHAnsi" w:eastAsiaTheme="minorEastAsia" w:hAnsiTheme="minorHAnsi" w:cstheme="minorBidi"/>
+              <w:rFonts w:eastAsiaTheme="minorEastAsia"/>
               <w:noProof/>
               <w:kern w:val="2"/>
               <w14:ligatures w14:val="standardContextual"/>
             </w:rPr>
           </w:pPr>
-          <w:hyperlink w:anchor="_Toc227193118" w:history="1">
+          <w:hyperlink w:anchor="_Toc227708997" w:history="1">
             <w:r>
               <w:rPr>
                 <w:rStyle w:val="Hyperlink"/>
@@ -1385,7 +1643,7 @@
             </w:r>
             <w:r>
               <w:rPr>
-                <w:rFonts w:asciiTheme="minorHAnsi" w:eastAsiaTheme="minorEastAsia" w:hAnsiTheme="minorHAnsi" w:cstheme="minorBidi"/>
+                <w:rFonts w:eastAsiaTheme="minorEastAsia"/>
                 <w:noProof/>
                 <w:kern w:val="2"/>
                 <w14:ligatures w14:val="standardContextual"/>
@@ -1420,7 +1678,7 @@
                 <w:noProof/>
                 <w:webHidden/>
               </w:rPr>
-              <w:instrText xml:space="preserve"> PAGEREF _Toc227193118 \h </w:instrText>
+              <w:instrText xml:space="preserve"> PAGEREF _Toc227708997 \h </w:instrText>
             </w:r>
             <w:r>
               <w:rPr>
@@ -1440,7 +1698,7 @@
                 <w:noProof/>
                 <w:webHidden/>
               </w:rPr>
-              <w:t>6</w:t>
+              <w:t>7</w:t>
             </w:r>
             <w:r>
               <w:rPr>
@@ -1459,13 +1717,13 @@
               <w:tab w:val="right" w:leader="dot" w:pos="9350"/>
             </w:tabs>
             <w:rPr>
-              <w:rFonts w:asciiTheme="minorHAnsi" w:eastAsiaTheme="minorEastAsia" w:hAnsiTheme="minorHAnsi" w:cstheme="minorBidi"/>
+              <w:rFonts w:eastAsiaTheme="minorEastAsia"/>
               <w:noProof/>
               <w:kern w:val="2"/>
               <w14:ligatures w14:val="standardContextual"/>
             </w:rPr>
           </w:pPr>
-          <w:hyperlink w:anchor="_Toc227193119" w:history="1">
+          <w:hyperlink w:anchor="_Toc227708998" w:history="1">
             <w:r>
               <w:rPr>
                 <w:rStyle w:val="Hyperlink"/>
@@ -1477,7 +1735,7 @@
             </w:r>
             <w:r>
               <w:rPr>
-                <w:rFonts w:asciiTheme="minorHAnsi" w:eastAsiaTheme="minorEastAsia" w:hAnsiTheme="minorHAnsi" w:cstheme="minorBidi"/>
+                <w:rFonts w:eastAsiaTheme="minorEastAsia"/>
                 <w:noProof/>
                 <w:kern w:val="2"/>
                 <w14:ligatures w14:val="standardContextual"/>
@@ -1512,7 +1770,7 @@
                 <w:noProof/>
                 <w:webHidden/>
               </w:rPr>
-              <w:instrText xml:space="preserve"> PAGEREF _Toc227193119 \h </w:instrText>
+              <w:instrText xml:space="preserve"> PAGEREF _Toc227708998 \h </w:instrText>
             </w:r>
             <w:r>
               <w:rPr>
@@ -1532,7 +1790,7 @@
                 <w:noProof/>
                 <w:webHidden/>
               </w:rPr>
-              <w:t>6</w:t>
+              <w:t>7</w:t>
             </w:r>
             <w:r>
               <w:rPr>
@@ -1551,13 +1809,13 @@
               <w:tab w:val="right" w:leader="dot" w:pos="9350"/>
             </w:tabs>
             <w:rPr>
-              <w:rFonts w:asciiTheme="minorHAnsi" w:eastAsiaTheme="minorEastAsia" w:hAnsiTheme="minorHAnsi" w:cstheme="minorBidi"/>
+              <w:rFonts w:eastAsiaTheme="minorEastAsia"/>
               <w:noProof/>
               <w:kern w:val="2"/>
               <w14:ligatures w14:val="standardContextual"/>
             </w:rPr>
           </w:pPr>
-          <w:hyperlink w:anchor="_Toc227193120" w:history="1">
+          <w:hyperlink w:anchor="_Toc227708999" w:history="1">
             <w:r>
               <w:rPr>
                 <w:rStyle w:val="Hyperlink"/>
@@ -1569,7 +1827,7 @@
             </w:r>
             <w:r>
               <w:rPr>
-                <w:rFonts w:asciiTheme="minorHAnsi" w:eastAsiaTheme="minorEastAsia" w:hAnsiTheme="minorHAnsi" w:cstheme="minorBidi"/>
+                <w:rFonts w:eastAsiaTheme="minorEastAsia"/>
                 <w:noProof/>
                 <w:kern w:val="2"/>
                 <w14:ligatures w14:val="standardContextual"/>
@@ -1604,7 +1862,7 @@
                 <w:noProof/>
                 <w:webHidden/>
               </w:rPr>
-              <w:instrText xml:space="preserve"> PAGEREF _Toc227193120 \h </w:instrText>
+              <w:instrText xml:space="preserve"> PAGEREF _Toc227708999 \h </w:instrText>
             </w:r>
             <w:r>
               <w:rPr>
@@ -1624,7 +1882,7 @@
                 <w:noProof/>
                 <w:webHidden/>
               </w:rPr>
-              <w:t>7</w:t>
+              <w:t>8</w:t>
             </w:r>
             <w:r>
               <w:rPr>
@@ -1643,7 +1901,7 @@
               <w:tab w:val="right" w:leader="dot" w:pos="9350"/>
             </w:tabs>
             <w:rPr>
-              <w:rFonts w:eastAsiaTheme="minorEastAsia" w:cstheme="minorBidi"/>
+              <w:rFonts w:ascii="Times New Roman" w:eastAsiaTheme="minorEastAsia" w:hAnsi="Times New Roman"/>
               <w:b w:val="0"/>
               <w:bCs w:val="0"/>
               <w:i w:val="0"/>
@@ -1653,7 +1911,7 @@
               <w14:ligatures w14:val="standardContextual"/>
             </w:rPr>
           </w:pPr>
-          <w:hyperlink w:anchor="_Toc227193121" w:history="1">
+          <w:hyperlink w:anchor="_Toc227709000" w:history="1">
             <w:r>
               <w:rPr>
                 <w:rStyle w:val="Hyperlink"/>
@@ -1666,7 +1924,7 @@
             </w:r>
             <w:r>
               <w:rPr>
-                <w:rFonts w:eastAsiaTheme="minorEastAsia" w:cstheme="minorBidi"/>
+                <w:rFonts w:ascii="Times New Roman" w:eastAsiaTheme="minorEastAsia" w:hAnsi="Times New Roman"/>
                 <w:b w:val="0"/>
                 <w:bCs w:val="0"/>
                 <w:i w:val="0"/>
@@ -1689,6 +1947,7 @@
             </w:r>
             <w:r>
               <w:rPr>
+                <w:rFonts w:ascii="Times New Roman" w:hAnsi="Times New Roman"/>
                 <w:i w:val="0"/>
                 <w:iCs w:val="0"/>
                 <w:noProof/>
@@ -1698,6 +1957,7 @@
             </w:r>
             <w:r>
               <w:rPr>
+                <w:rFonts w:ascii="Times New Roman" w:hAnsi="Times New Roman"/>
                 <w:i w:val="0"/>
                 <w:iCs w:val="0"/>
                 <w:noProof/>
@@ -1707,15 +1967,17 @@
             </w:r>
             <w:r>
               <w:rPr>
+                <w:rFonts w:ascii="Times New Roman" w:hAnsi="Times New Roman"/>
                 <w:i w:val="0"/>
                 <w:iCs w:val="0"/>
                 <w:noProof/>
                 <w:webHidden/>
               </w:rPr>
-              <w:instrText xml:space="preserve"> PAGEREF _Toc227193121 \h </w:instrText>
-            </w:r>
-            <w:r>
-              <w:rPr>
+              <w:instrText xml:space="preserve"> PAGEREF _Toc227709000 \h </w:instrText>
+            </w:r>
+            <w:r>
+              <w:rPr>
+                <w:rFonts w:ascii="Times New Roman" w:hAnsi="Times New Roman"/>
                 <w:i w:val="0"/>
                 <w:iCs w:val="0"/>
                 <w:noProof/>
@@ -1724,6 +1986,7 @@
             </w:r>
             <w:r>
               <w:rPr>
+                <w:rFonts w:ascii="Times New Roman" w:hAnsi="Times New Roman"/>
                 <w:i w:val="0"/>
                 <w:iCs w:val="0"/>
                 <w:noProof/>
@@ -1733,15 +1996,17 @@
             </w:r>
             <w:r>
               <w:rPr>
+                <w:rFonts w:ascii="Times New Roman" w:hAnsi="Times New Roman"/>
                 <w:i w:val="0"/>
                 <w:iCs w:val="0"/>
                 <w:noProof/>
                 <w:webHidden/>
               </w:rPr>
-              <w:t>7</w:t>
-            </w:r>
-            <w:r>
-              <w:rPr>
+              <w:t>8</w:t>
+            </w:r>
+            <w:r>
+              <w:rPr>
+                <w:rFonts w:ascii="Times New Roman" w:hAnsi="Times New Roman"/>
                 <w:i w:val="0"/>
                 <w:iCs w:val="0"/>
                 <w:noProof/>
@@ -1759,13 +2024,13 @@
               <w:tab w:val="right" w:leader="dot" w:pos="9350"/>
             </w:tabs>
             <w:rPr>
-              <w:rFonts w:asciiTheme="minorHAnsi" w:eastAsiaTheme="minorEastAsia" w:hAnsiTheme="minorHAnsi" w:cstheme="minorBidi"/>
+              <w:rFonts w:eastAsiaTheme="minorEastAsia"/>
               <w:noProof/>
               <w:kern w:val="2"/>
               <w14:ligatures w14:val="standardContextual"/>
             </w:rPr>
           </w:pPr>
-          <w:hyperlink w:anchor="_Toc227193122" w:history="1">
+          <w:hyperlink w:anchor="_Toc227709001" w:history="1">
             <w:r>
               <w:rPr>
                 <w:rStyle w:val="Hyperlink"/>
@@ -1777,7 +2042,7 @@
             </w:r>
             <w:r>
               <w:rPr>
-                <w:rFonts w:asciiTheme="minorHAnsi" w:eastAsiaTheme="minorEastAsia" w:hAnsiTheme="minorHAnsi" w:cstheme="minorBidi"/>
+                <w:rFonts w:eastAsiaTheme="minorEastAsia"/>
                 <w:noProof/>
                 <w:kern w:val="2"/>
                 <w14:ligatures w14:val="standardContextual"/>
@@ -1812,7 +2077,7 @@
                 <w:noProof/>
                 <w:webHidden/>
               </w:rPr>
-              <w:instrText xml:space="preserve"> PAGEREF _Toc227193122 \h </w:instrText>
+              <w:instrText xml:space="preserve"> PAGEREF _Toc227709001 \h </w:instrText>
             </w:r>
             <w:r>
               <w:rPr>
@@ -1832,7 +2097,7 @@
                 <w:noProof/>
                 <w:webHidden/>
               </w:rPr>
-              <w:t>7</w:t>
+              <w:t>8</w:t>
             </w:r>
             <w:r>
               <w:rPr>
@@ -1851,13 +2116,13 @@
               <w:tab w:val="right" w:leader="dot" w:pos="9350"/>
             </w:tabs>
             <w:rPr>
-              <w:rFonts w:asciiTheme="minorHAnsi" w:eastAsiaTheme="minorEastAsia" w:hAnsiTheme="minorHAnsi" w:cstheme="minorBidi"/>
+              <w:rFonts w:eastAsiaTheme="minorEastAsia"/>
               <w:noProof/>
               <w:kern w:val="2"/>
               <w14:ligatures w14:val="standardContextual"/>
             </w:rPr>
           </w:pPr>
-          <w:hyperlink w:anchor="_Toc227193123" w:history="1">
+          <w:hyperlink w:anchor="_Toc227709002" w:history="1">
             <w:r>
               <w:rPr>
                 <w:rStyle w:val="Hyperlink"/>
@@ -1869,7 +2134,7 @@
             </w:r>
             <w:r>
               <w:rPr>
-                <w:rFonts w:asciiTheme="minorHAnsi" w:eastAsiaTheme="minorEastAsia" w:hAnsiTheme="minorHAnsi" w:cstheme="minorBidi"/>
+                <w:rFonts w:eastAsiaTheme="minorEastAsia"/>
                 <w:noProof/>
                 <w:kern w:val="2"/>
                 <w14:ligatures w14:val="standardContextual"/>
@@ -1904,7 +2169,7 @@
                 <w:noProof/>
                 <w:webHidden/>
               </w:rPr>
-              <w:instrText xml:space="preserve"> PAGEREF _Toc227193123 \h </w:instrText>
+              <w:instrText xml:space="preserve"> PAGEREF _Toc227709002 \h </w:instrText>
             </w:r>
             <w:r>
               <w:rPr>
@@ -1924,7 +2189,7 @@
                 <w:noProof/>
                 <w:webHidden/>
               </w:rPr>
-              <w:t>7</w:t>
+              <w:t>8</w:t>
             </w:r>
             <w:r>
               <w:rPr>
@@ -1943,13 +2208,13 @@
               <w:tab w:val="right" w:leader="dot" w:pos="9350"/>
             </w:tabs>
             <w:rPr>
-              <w:rFonts w:asciiTheme="minorHAnsi" w:eastAsiaTheme="minorEastAsia" w:hAnsiTheme="minorHAnsi" w:cstheme="minorBidi"/>
+              <w:rFonts w:eastAsiaTheme="minorEastAsia"/>
               <w:noProof/>
               <w:kern w:val="2"/>
               <w14:ligatures w14:val="standardContextual"/>
             </w:rPr>
           </w:pPr>
-          <w:hyperlink w:anchor="_Toc227193124" w:history="1">
+          <w:hyperlink w:anchor="_Toc227709003" w:history="1">
             <w:r>
               <w:rPr>
                 <w:rStyle w:val="Hyperlink"/>
@@ -1961,7 +2226,7 @@
             </w:r>
             <w:r>
               <w:rPr>
-                <w:rFonts w:asciiTheme="minorHAnsi" w:eastAsiaTheme="minorEastAsia" w:hAnsiTheme="minorHAnsi" w:cstheme="minorBidi"/>
+                <w:rFonts w:eastAsiaTheme="minorEastAsia"/>
                 <w:noProof/>
                 <w:kern w:val="2"/>
                 <w14:ligatures w14:val="standardContextual"/>
@@ -1996,7 +2261,7 @@
                 <w:noProof/>
                 <w:webHidden/>
               </w:rPr>
-              <w:instrText xml:space="preserve"> PAGEREF _Toc227193124 \h </w:instrText>
+              <w:instrText xml:space="preserve"> PAGEREF _Toc227709003 \h </w:instrText>
             </w:r>
             <w:r>
               <w:rPr>
@@ -2016,7 +2281,7 @@
                 <w:noProof/>
                 <w:webHidden/>
               </w:rPr>
-              <w:t>7</w:t>
+              <w:t>8</w:t>
             </w:r>
             <w:r>
               <w:rPr>
@@ -2035,13 +2300,13 @@
               <w:tab w:val="right" w:leader="dot" w:pos="9350"/>
             </w:tabs>
             <w:rPr>
-              <w:rFonts w:asciiTheme="minorHAnsi" w:eastAsiaTheme="minorEastAsia" w:hAnsiTheme="minorHAnsi" w:cstheme="minorBidi"/>
+              <w:rFonts w:eastAsiaTheme="minorEastAsia"/>
               <w:noProof/>
               <w:kern w:val="2"/>
               <w14:ligatures w14:val="standardContextual"/>
             </w:rPr>
           </w:pPr>
-          <w:hyperlink w:anchor="_Toc227193125" w:history="1">
+          <w:hyperlink w:anchor="_Toc227709004" w:history="1">
             <w:r>
               <w:rPr>
                 <w:rStyle w:val="Hyperlink"/>
@@ -2053,7 +2318,7 @@
             </w:r>
             <w:r>
               <w:rPr>
-                <w:rFonts w:asciiTheme="minorHAnsi" w:eastAsiaTheme="minorEastAsia" w:hAnsiTheme="minorHAnsi" w:cstheme="minorBidi"/>
+                <w:rFonts w:eastAsiaTheme="minorEastAsia"/>
                 <w:noProof/>
                 <w:kern w:val="2"/>
                 <w14:ligatures w14:val="standardContextual"/>
@@ -2088,7 +2353,7 @@
                 <w:noProof/>
                 <w:webHidden/>
               </w:rPr>
-              <w:instrText xml:space="preserve"> PAGEREF _Toc227193125 \h </w:instrText>
+              <w:instrText xml:space="preserve"> PAGEREF _Toc227709004 \h </w:instrText>
             </w:r>
             <w:r>
               <w:rPr>
@@ -2108,7 +2373,7 @@
                 <w:noProof/>
                 <w:webHidden/>
               </w:rPr>
-              <w:t>8</w:t>
+              <w:t>9</w:t>
             </w:r>
             <w:r>
               <w:rPr>
@@ -2127,13 +2392,13 @@
               <w:tab w:val="right" w:leader="dot" w:pos="9350"/>
             </w:tabs>
             <w:rPr>
-              <w:rFonts w:asciiTheme="minorHAnsi" w:eastAsiaTheme="minorEastAsia" w:hAnsiTheme="minorHAnsi" w:cstheme="minorBidi"/>
+              <w:rFonts w:eastAsiaTheme="minorEastAsia"/>
               <w:noProof/>
               <w:kern w:val="2"/>
               <w14:ligatures w14:val="standardContextual"/>
             </w:rPr>
           </w:pPr>
-          <w:hyperlink w:anchor="_Toc227193126" w:history="1">
+          <w:hyperlink w:anchor="_Toc227709005" w:history="1">
             <w:r>
               <w:rPr>
                 <w:rStyle w:val="Hyperlink"/>
@@ -2145,7 +2410,7 @@
             </w:r>
             <w:r>
               <w:rPr>
-                <w:rFonts w:asciiTheme="minorHAnsi" w:eastAsiaTheme="minorEastAsia" w:hAnsiTheme="minorHAnsi" w:cstheme="minorBidi"/>
+                <w:rFonts w:eastAsiaTheme="minorEastAsia"/>
                 <w:noProof/>
                 <w:kern w:val="2"/>
                 <w14:ligatures w14:val="standardContextual"/>
@@ -2180,7 +2445,7 @@
                 <w:noProof/>
                 <w:webHidden/>
               </w:rPr>
-              <w:instrText xml:space="preserve"> PAGEREF _Toc227193126 \h </w:instrText>
+              <w:instrText xml:space="preserve"> PAGEREF _Toc227709005 \h </w:instrText>
             </w:r>
             <w:r>
               <w:rPr>
@@ -2200,7 +2465,7 @@
                 <w:noProof/>
                 <w:webHidden/>
               </w:rPr>
-              <w:t>8</w:t>
+              <w:t>9</w:t>
             </w:r>
             <w:r>
               <w:rPr>
@@ -2219,13 +2484,13 @@
               <w:tab w:val="right" w:leader="dot" w:pos="9350"/>
             </w:tabs>
             <w:rPr>
-              <w:rFonts w:asciiTheme="minorHAnsi" w:eastAsiaTheme="minorEastAsia" w:hAnsiTheme="minorHAnsi" w:cstheme="minorBidi"/>
+              <w:rFonts w:eastAsiaTheme="minorEastAsia"/>
               <w:noProof/>
               <w:kern w:val="2"/>
               <w14:ligatures w14:val="standardContextual"/>
             </w:rPr>
           </w:pPr>
-          <w:hyperlink w:anchor="_Toc227193127" w:history="1">
+          <w:hyperlink w:anchor="_Toc227709006" w:history="1">
             <w:r>
               <w:rPr>
                 <w:rStyle w:val="Hyperlink"/>
@@ -2237,7 +2502,7 @@
             </w:r>
             <w:r>
               <w:rPr>
-                <w:rFonts w:asciiTheme="minorHAnsi" w:eastAsiaTheme="minorEastAsia" w:hAnsiTheme="minorHAnsi" w:cstheme="minorBidi"/>
+                <w:rFonts w:eastAsiaTheme="minorEastAsia"/>
                 <w:noProof/>
                 <w:kern w:val="2"/>
                 <w14:ligatures w14:val="standardContextual"/>
@@ -2272,7 +2537,7 @@
                 <w:noProof/>
                 <w:webHidden/>
               </w:rPr>
-              <w:instrText xml:space="preserve"> PAGEREF _Toc227193127 \h </w:instrText>
+              <w:instrText xml:space="preserve"> PAGEREF _Toc227709006 \h </w:instrText>
             </w:r>
             <w:r>
               <w:rPr>
@@ -2292,7 +2557,7 @@
                 <w:noProof/>
                 <w:webHidden/>
               </w:rPr>
-              <w:t>8</w:t>
+              <w:t>9</w:t>
             </w:r>
             <w:r>
               <w:rPr>
@@ -2311,13 +2576,13 @@
               <w:tab w:val="right" w:leader="dot" w:pos="9350"/>
             </w:tabs>
             <w:rPr>
-              <w:rFonts w:asciiTheme="minorHAnsi" w:eastAsiaTheme="minorEastAsia" w:hAnsiTheme="minorHAnsi" w:cstheme="minorBidi"/>
+              <w:rFonts w:eastAsiaTheme="minorEastAsia"/>
               <w:noProof/>
               <w:kern w:val="2"/>
               <w14:ligatures w14:val="standardContextual"/>
             </w:rPr>
           </w:pPr>
-          <w:hyperlink w:anchor="_Toc227193128" w:history="1">
+          <w:hyperlink w:anchor="_Toc227709007" w:history="1">
             <w:r>
               <w:rPr>
                 <w:rStyle w:val="Hyperlink"/>
@@ -2329,7 +2594,7 @@
             </w:r>
             <w:r>
               <w:rPr>
-                <w:rFonts w:asciiTheme="minorHAnsi" w:eastAsiaTheme="minorEastAsia" w:hAnsiTheme="minorHAnsi" w:cstheme="minorBidi"/>
+                <w:rFonts w:eastAsiaTheme="minorEastAsia"/>
                 <w:noProof/>
                 <w:kern w:val="2"/>
                 <w14:ligatures w14:val="standardContextual"/>
@@ -2364,7 +2629,7 @@
                 <w:noProof/>
                 <w:webHidden/>
               </w:rPr>
-              <w:instrText xml:space="preserve"> PAGEREF _Toc227193128 \h </w:instrText>
+              <w:instrText xml:space="preserve"> PAGEREF _Toc227709007 \h </w:instrText>
             </w:r>
             <w:r>
               <w:rPr>
@@ -2384,7 +2649,7 @@
                 <w:noProof/>
                 <w:webHidden/>
               </w:rPr>
-              <w:t>8</w:t>
+              <w:t>9</w:t>
             </w:r>
             <w:r>
               <w:rPr>
@@ -2403,13 +2668,13 @@
               <w:tab w:val="right" w:leader="dot" w:pos="9350"/>
             </w:tabs>
             <w:rPr>
-              <w:rFonts w:asciiTheme="minorHAnsi" w:eastAsiaTheme="minorEastAsia" w:hAnsiTheme="minorHAnsi" w:cstheme="minorBidi"/>
+              <w:rFonts w:eastAsiaTheme="minorEastAsia"/>
               <w:noProof/>
               <w:kern w:val="2"/>
               <w14:ligatures w14:val="standardContextual"/>
             </w:rPr>
           </w:pPr>
-          <w:hyperlink w:anchor="_Toc227193129" w:history="1">
+          <w:hyperlink w:anchor="_Toc227709008" w:history="1">
             <w:r>
               <w:rPr>
                 <w:rStyle w:val="Hyperlink"/>
@@ -2421,7 +2686,7 @@
             </w:r>
             <w:r>
               <w:rPr>
-                <w:rFonts w:asciiTheme="minorHAnsi" w:eastAsiaTheme="minorEastAsia" w:hAnsiTheme="minorHAnsi" w:cstheme="minorBidi"/>
+                <w:rFonts w:eastAsiaTheme="minorEastAsia"/>
                 <w:noProof/>
                 <w:kern w:val="2"/>
                 <w14:ligatures w14:val="standardContextual"/>
@@ -2456,7 +2721,7 @@
                 <w:noProof/>
                 <w:webHidden/>
               </w:rPr>
-              <w:instrText xml:space="preserve"> PAGEREF _Toc227193129 \h </w:instrText>
+              <w:instrText xml:space="preserve"> PAGEREF _Toc227709008 \h </w:instrText>
             </w:r>
             <w:r>
               <w:rPr>
@@ -2476,7 +2741,7 @@
                 <w:noProof/>
                 <w:webHidden/>
               </w:rPr>
-              <w:t>8</w:t>
+              <w:t>9</w:t>
             </w:r>
             <w:r>
               <w:rPr>
@@ -2495,13 +2760,13 @@
               <w:tab w:val="right" w:leader="dot" w:pos="9350"/>
             </w:tabs>
             <w:rPr>
-              <w:rFonts w:asciiTheme="minorHAnsi" w:eastAsiaTheme="minorEastAsia" w:hAnsiTheme="minorHAnsi" w:cstheme="minorBidi"/>
+              <w:rFonts w:eastAsiaTheme="minorEastAsia"/>
               <w:noProof/>
               <w:kern w:val="2"/>
               <w14:ligatures w14:val="standardContextual"/>
             </w:rPr>
           </w:pPr>
-          <w:hyperlink w:anchor="_Toc227193130" w:history="1">
+          <w:hyperlink w:anchor="_Toc227709009" w:history="1">
             <w:r>
               <w:rPr>
                 <w:rStyle w:val="Hyperlink"/>
@@ -2513,7 +2778,7 @@
             </w:r>
             <w:r>
               <w:rPr>
-                <w:rFonts w:asciiTheme="minorHAnsi" w:eastAsiaTheme="minorEastAsia" w:hAnsiTheme="minorHAnsi" w:cstheme="minorBidi"/>
+                <w:rFonts w:eastAsiaTheme="minorEastAsia"/>
                 <w:noProof/>
                 <w:kern w:val="2"/>
                 <w14:ligatures w14:val="standardContextual"/>
@@ -2548,7 +2813,7 @@
                 <w:noProof/>
                 <w:webHidden/>
               </w:rPr>
-              <w:instrText xml:space="preserve"> PAGEREF _Toc227193130 \h </w:instrText>
+              <w:instrText xml:space="preserve"> PAGEREF _Toc227709009 \h </w:instrText>
             </w:r>
             <w:r>
               <w:rPr>
@@ -2568,7 +2833,7 @@
                 <w:noProof/>
                 <w:webHidden/>
               </w:rPr>
-              <w:t>9</w:t>
+              <w:t>10</w:t>
             </w:r>
             <w:r>
               <w:rPr>
@@ -2587,13 +2852,13 @@
               <w:tab w:val="right" w:leader="dot" w:pos="9350"/>
             </w:tabs>
             <w:rPr>
-              <w:rFonts w:asciiTheme="minorHAnsi" w:eastAsiaTheme="minorEastAsia" w:hAnsiTheme="minorHAnsi" w:cstheme="minorBidi"/>
+              <w:rFonts w:eastAsiaTheme="minorEastAsia"/>
               <w:noProof/>
               <w:kern w:val="2"/>
               <w14:ligatures w14:val="standardContextual"/>
             </w:rPr>
           </w:pPr>
-          <w:hyperlink w:anchor="_Toc227193131" w:history="1">
+          <w:hyperlink w:anchor="_Toc227709010" w:history="1">
             <w:r>
               <w:rPr>
                 <w:rStyle w:val="Hyperlink"/>
@@ -2605,7 +2870,7 @@
             </w:r>
             <w:r>
               <w:rPr>
-                <w:rFonts w:asciiTheme="minorHAnsi" w:eastAsiaTheme="minorEastAsia" w:hAnsiTheme="minorHAnsi" w:cstheme="minorBidi"/>
+                <w:rFonts w:eastAsiaTheme="minorEastAsia"/>
                 <w:noProof/>
                 <w:kern w:val="2"/>
                 <w14:ligatures w14:val="standardContextual"/>
@@ -2640,7 +2905,7 @@
                 <w:noProof/>
                 <w:webHidden/>
               </w:rPr>
-              <w:instrText xml:space="preserve"> PAGEREF _Toc227193131 \h </w:instrText>
+              <w:instrText xml:space="preserve"> PAGEREF _Toc227709010 \h </w:instrText>
             </w:r>
             <w:r>
               <w:rPr>
@@ -2660,7 +2925,7 @@
                 <w:noProof/>
                 <w:webHidden/>
               </w:rPr>
-              <w:t>9</w:t>
+              <w:t>10</w:t>
             </w:r>
             <w:r>
               <w:rPr>
@@ -2679,13 +2944,13 @@
               <w:tab w:val="right" w:leader="dot" w:pos="9350"/>
             </w:tabs>
             <w:rPr>
-              <w:rFonts w:asciiTheme="minorHAnsi" w:eastAsiaTheme="minorEastAsia" w:hAnsiTheme="minorHAnsi" w:cstheme="minorBidi"/>
+              <w:rFonts w:eastAsiaTheme="minorEastAsia"/>
               <w:noProof/>
               <w:kern w:val="2"/>
               <w14:ligatures w14:val="standardContextual"/>
             </w:rPr>
           </w:pPr>
-          <w:hyperlink w:anchor="_Toc227193132" w:history="1">
+          <w:hyperlink w:anchor="_Toc227709011" w:history="1">
             <w:r>
               <w:rPr>
                 <w:rStyle w:val="Hyperlink"/>
@@ -2697,7 +2962,7 @@
             </w:r>
             <w:r>
               <w:rPr>
-                <w:rFonts w:asciiTheme="minorHAnsi" w:eastAsiaTheme="minorEastAsia" w:hAnsiTheme="minorHAnsi" w:cstheme="minorBidi"/>
+                <w:rFonts w:eastAsiaTheme="minorEastAsia"/>
                 <w:noProof/>
                 <w:kern w:val="2"/>
                 <w14:ligatures w14:val="standardContextual"/>
@@ -2732,7 +2997,7 @@
                 <w:noProof/>
                 <w:webHidden/>
               </w:rPr>
-              <w:instrText xml:space="preserve"> PAGEREF _Toc227193132 \h </w:instrText>
+              <w:instrText xml:space="preserve"> PAGEREF _Toc227709011 \h </w:instrText>
             </w:r>
             <w:r>
               <w:rPr>
@@ -2752,7 +3017,7 @@
                 <w:noProof/>
                 <w:webHidden/>
               </w:rPr>
-              <w:t>9</w:t>
+              <w:t>10</w:t>
             </w:r>
             <w:r>
               <w:rPr>
@@ -2771,13 +3036,13 @@
               <w:tab w:val="right" w:leader="dot" w:pos="9350"/>
             </w:tabs>
             <w:rPr>
-              <w:rFonts w:asciiTheme="minorHAnsi" w:eastAsiaTheme="minorEastAsia" w:hAnsiTheme="minorHAnsi" w:cstheme="minorBidi"/>
+              <w:rFonts w:eastAsiaTheme="minorEastAsia"/>
               <w:noProof/>
               <w:kern w:val="2"/>
               <w14:ligatures w14:val="standardContextual"/>
             </w:rPr>
           </w:pPr>
-          <w:hyperlink w:anchor="_Toc227193133" w:history="1">
+          <w:hyperlink w:anchor="_Toc227709012" w:history="1">
             <w:r>
               <w:rPr>
                 <w:rStyle w:val="Hyperlink"/>
@@ -2789,7 +3054,7 @@
             </w:r>
             <w:r>
               <w:rPr>
-                <w:rFonts w:asciiTheme="minorHAnsi" w:eastAsiaTheme="minorEastAsia" w:hAnsiTheme="minorHAnsi" w:cstheme="minorBidi"/>
+                <w:rFonts w:eastAsiaTheme="minorEastAsia"/>
                 <w:noProof/>
                 <w:kern w:val="2"/>
                 <w14:ligatures w14:val="standardContextual"/>
@@ -2824,7 +3089,7 @@
                 <w:noProof/>
                 <w:webHidden/>
               </w:rPr>
-              <w:instrText xml:space="preserve"> PAGEREF _Toc227193133 \h </w:instrText>
+              <w:instrText xml:space="preserve"> PAGEREF _Toc227709012 \h </w:instrText>
             </w:r>
             <w:r>
               <w:rPr>
@@ -2844,7 +3109,7 @@
                 <w:noProof/>
                 <w:webHidden/>
               </w:rPr>
-              <w:t>9</w:t>
+              <w:t>10</w:t>
             </w:r>
             <w:r>
               <w:rPr>
@@ -2863,13 +3128,13 @@
               <w:tab w:val="right" w:leader="dot" w:pos="9350"/>
             </w:tabs>
             <w:rPr>
-              <w:rFonts w:asciiTheme="minorHAnsi" w:eastAsiaTheme="minorEastAsia" w:hAnsiTheme="minorHAnsi" w:cstheme="minorBidi"/>
+              <w:rFonts w:eastAsiaTheme="minorEastAsia"/>
               <w:noProof/>
               <w:kern w:val="2"/>
               <w14:ligatures w14:val="standardContextual"/>
             </w:rPr>
           </w:pPr>
-          <w:hyperlink w:anchor="_Toc227193134" w:history="1">
+          <w:hyperlink w:anchor="_Toc227709013" w:history="1">
             <w:r>
               <w:rPr>
                 <w:rStyle w:val="Hyperlink"/>
@@ -2881,7 +3146,7 @@
             </w:r>
             <w:r>
               <w:rPr>
-                <w:rFonts w:asciiTheme="minorHAnsi" w:eastAsiaTheme="minorEastAsia" w:hAnsiTheme="minorHAnsi" w:cstheme="minorBidi"/>
+                <w:rFonts w:eastAsiaTheme="minorEastAsia"/>
                 <w:noProof/>
                 <w:kern w:val="2"/>
                 <w14:ligatures w14:val="standardContextual"/>
@@ -2916,7 +3181,7 @@
                 <w:noProof/>
                 <w:webHidden/>
               </w:rPr>
-              <w:instrText xml:space="preserve"> PAGEREF _Toc227193134 \h </w:instrText>
+              <w:instrText xml:space="preserve"> PAGEREF _Toc227709013 \h </w:instrText>
             </w:r>
             <w:r>
               <w:rPr>
@@ -2936,7 +3201,7 @@
                 <w:noProof/>
                 <w:webHidden/>
               </w:rPr>
-              <w:t>9</w:t>
+              <w:t>10</w:t>
             </w:r>
             <w:r>
               <w:rPr>
@@ -2955,13 +3220,13 @@
               <w:tab w:val="right" w:leader="dot" w:pos="9350"/>
             </w:tabs>
             <w:rPr>
-              <w:rFonts w:asciiTheme="minorHAnsi" w:eastAsiaTheme="minorEastAsia" w:hAnsiTheme="minorHAnsi" w:cstheme="minorBidi"/>
+              <w:rFonts w:eastAsiaTheme="minorEastAsia"/>
               <w:noProof/>
               <w:kern w:val="2"/>
               <w14:ligatures w14:val="standardContextual"/>
             </w:rPr>
           </w:pPr>
-          <w:hyperlink w:anchor="_Toc227193135" w:history="1">
+          <w:hyperlink w:anchor="_Toc227709014" w:history="1">
             <w:r>
               <w:rPr>
                 <w:rStyle w:val="Hyperlink"/>
@@ -2973,7 +3238,7 @@
             </w:r>
             <w:r>
               <w:rPr>
-                <w:rFonts w:asciiTheme="minorHAnsi" w:eastAsiaTheme="minorEastAsia" w:hAnsiTheme="minorHAnsi" w:cstheme="minorBidi"/>
+                <w:rFonts w:eastAsiaTheme="minorEastAsia"/>
                 <w:noProof/>
                 <w:kern w:val="2"/>
                 <w14:ligatures w14:val="standardContextual"/>
@@ -3008,7 +3273,7 @@
                 <w:noProof/>
                 <w:webHidden/>
               </w:rPr>
-              <w:instrText xml:space="preserve"> PAGEREF _Toc227193135 \h </w:instrText>
+              <w:instrText xml:space="preserve"> PAGEREF _Toc227709014 \h </w:instrText>
             </w:r>
             <w:r>
               <w:rPr>
@@ -3028,7 +3293,7 @@
                 <w:noProof/>
                 <w:webHidden/>
               </w:rPr>
-              <w:t>9</w:t>
+              <w:t>10</w:t>
             </w:r>
             <w:r>
               <w:rPr>
@@ -3047,13 +3312,13 @@
               <w:tab w:val="right" w:leader="dot" w:pos="9350"/>
             </w:tabs>
             <w:rPr>
-              <w:rFonts w:asciiTheme="minorHAnsi" w:eastAsiaTheme="minorEastAsia" w:hAnsiTheme="minorHAnsi" w:cstheme="minorBidi"/>
+              <w:rFonts w:eastAsiaTheme="minorEastAsia"/>
               <w:noProof/>
               <w:kern w:val="2"/>
               <w14:ligatures w14:val="standardContextual"/>
             </w:rPr>
           </w:pPr>
-          <w:hyperlink w:anchor="_Toc227193136" w:history="1">
+          <w:hyperlink w:anchor="_Toc227709015" w:history="1">
             <w:r>
               <w:rPr>
                 <w:rStyle w:val="Hyperlink"/>
@@ -3065,7 +3330,7 @@
             </w:r>
             <w:r>
               <w:rPr>
-                <w:rFonts w:asciiTheme="minorHAnsi" w:eastAsiaTheme="minorEastAsia" w:hAnsiTheme="minorHAnsi" w:cstheme="minorBidi"/>
+                <w:rFonts w:eastAsiaTheme="minorEastAsia"/>
                 <w:noProof/>
                 <w:kern w:val="2"/>
                 <w14:ligatures w14:val="standardContextual"/>
@@ -3100,7 +3365,7 @@
                 <w:noProof/>
                 <w:webHidden/>
               </w:rPr>
-              <w:instrText xml:space="preserve"> PAGEREF _Toc227193136 \h </w:instrText>
+              <w:instrText xml:space="preserve"> PAGEREF _Toc227709015 \h </w:instrText>
             </w:r>
             <w:r>
               <w:rPr>
@@ -3120,7 +3385,7 @@
                 <w:noProof/>
                 <w:webHidden/>
               </w:rPr>
-              <w:t>9</w:t>
+              <w:t>11</w:t>
             </w:r>
             <w:r>
               <w:rPr>
@@ -3139,13 +3404,13 @@
               <w:tab w:val="right" w:leader="dot" w:pos="9350"/>
             </w:tabs>
             <w:rPr>
-              <w:rFonts w:asciiTheme="minorHAnsi" w:eastAsiaTheme="minorEastAsia" w:hAnsiTheme="minorHAnsi" w:cstheme="minorBidi"/>
+              <w:rFonts w:eastAsiaTheme="minorEastAsia"/>
               <w:noProof/>
               <w:kern w:val="2"/>
               <w14:ligatures w14:val="standardContextual"/>
             </w:rPr>
           </w:pPr>
-          <w:hyperlink w:anchor="_Toc227193137" w:history="1">
+          <w:hyperlink w:anchor="_Toc227709016" w:history="1">
             <w:r>
               <w:rPr>
                 <w:rStyle w:val="Hyperlink"/>
@@ -3157,7 +3422,7 @@
             </w:r>
             <w:r>
               <w:rPr>
-                <w:rFonts w:asciiTheme="minorHAnsi" w:eastAsiaTheme="minorEastAsia" w:hAnsiTheme="minorHAnsi" w:cstheme="minorBidi"/>
+                <w:rFonts w:eastAsiaTheme="minorEastAsia"/>
                 <w:noProof/>
                 <w:kern w:val="2"/>
                 <w14:ligatures w14:val="standardContextual"/>
@@ -3192,7 +3457,7 @@
                 <w:noProof/>
                 <w:webHidden/>
               </w:rPr>
-              <w:instrText xml:space="preserve"> PAGEREF _Toc227193137 \h </w:instrText>
+              <w:instrText xml:space="preserve"> PAGEREF _Toc227709016 \h </w:instrText>
             </w:r>
             <w:r>
               <w:rPr>
@@ -3212,7 +3477,7 @@
                 <w:noProof/>
                 <w:webHidden/>
               </w:rPr>
-              <w:t>10</w:t>
+              <w:t>11</w:t>
             </w:r>
             <w:r>
               <w:rPr>
@@ -3231,13 +3496,13 @@
               <w:tab w:val="right" w:leader="dot" w:pos="9350"/>
             </w:tabs>
             <w:rPr>
-              <w:rFonts w:asciiTheme="minorHAnsi" w:eastAsiaTheme="minorEastAsia" w:hAnsiTheme="minorHAnsi" w:cstheme="minorBidi"/>
+              <w:rFonts w:eastAsiaTheme="minorEastAsia"/>
               <w:noProof/>
               <w:kern w:val="2"/>
               <w14:ligatures w14:val="standardContextual"/>
             </w:rPr>
           </w:pPr>
-          <w:hyperlink w:anchor="_Toc227193138" w:history="1">
+          <w:hyperlink w:anchor="_Toc227709017" w:history="1">
             <w:r>
               <w:rPr>
                 <w:rStyle w:val="Hyperlink"/>
@@ -3249,7 +3514,7 @@
             </w:r>
             <w:r>
               <w:rPr>
-                <w:rFonts w:asciiTheme="minorHAnsi" w:eastAsiaTheme="minorEastAsia" w:hAnsiTheme="minorHAnsi" w:cstheme="minorBidi"/>
+                <w:rFonts w:eastAsiaTheme="minorEastAsia"/>
                 <w:noProof/>
                 <w:kern w:val="2"/>
                 <w14:ligatures w14:val="standardContextual"/>
@@ -3284,7 +3549,7 @@
                 <w:noProof/>
                 <w:webHidden/>
               </w:rPr>
-              <w:instrText xml:space="preserve"> PAGEREF _Toc227193138 \h </w:instrText>
+              <w:instrText xml:space="preserve"> PAGEREF _Toc227709017 \h </w:instrText>
             </w:r>
             <w:r>
               <w:rPr>
@@ -3304,7 +3569,7 @@
                 <w:noProof/>
                 <w:webHidden/>
               </w:rPr>
-              <w:t>10</w:t>
+              <w:t>11</w:t>
             </w:r>
             <w:r>
               <w:rPr>
@@ -3323,13 +3588,13 @@
               <w:tab w:val="right" w:leader="dot" w:pos="9350"/>
             </w:tabs>
             <w:rPr>
-              <w:rFonts w:asciiTheme="minorHAnsi" w:eastAsiaTheme="minorEastAsia" w:hAnsiTheme="minorHAnsi" w:cstheme="minorBidi"/>
+              <w:rFonts w:eastAsiaTheme="minorEastAsia"/>
               <w:noProof/>
               <w:kern w:val="2"/>
               <w14:ligatures w14:val="standardContextual"/>
             </w:rPr>
           </w:pPr>
-          <w:hyperlink w:anchor="_Toc227193139" w:history="1">
+          <w:hyperlink w:anchor="_Toc227709018" w:history="1">
             <w:r>
               <w:rPr>
                 <w:rStyle w:val="Hyperlink"/>
@@ -3341,7 +3606,7 @@
             </w:r>
             <w:r>
               <w:rPr>
-                <w:rFonts w:asciiTheme="minorHAnsi" w:eastAsiaTheme="minorEastAsia" w:hAnsiTheme="minorHAnsi" w:cstheme="minorBidi"/>
+                <w:rFonts w:eastAsiaTheme="minorEastAsia"/>
                 <w:noProof/>
                 <w:kern w:val="2"/>
                 <w14:ligatures w14:val="standardContextual"/>
@@ -3376,7 +3641,7 @@
                 <w:noProof/>
                 <w:webHidden/>
               </w:rPr>
-              <w:instrText xml:space="preserve"> PAGEREF _Toc227193139 \h </w:instrText>
+              <w:instrText xml:space="preserve"> PAGEREF _Toc227709018 \h </w:instrText>
             </w:r>
             <w:r>
               <w:rPr>
@@ -3396,7 +3661,7 @@
                 <w:noProof/>
                 <w:webHidden/>
               </w:rPr>
-              <w:t>11</w:t>
+              <w:t>12</w:t>
             </w:r>
             <w:r>
               <w:rPr>
@@ -3415,13 +3680,13 @@
               <w:tab w:val="right" w:leader="dot" w:pos="9350"/>
             </w:tabs>
             <w:rPr>
-              <w:rFonts w:asciiTheme="minorHAnsi" w:eastAsiaTheme="minorEastAsia" w:hAnsiTheme="minorHAnsi" w:cstheme="minorBidi"/>
+              <w:rFonts w:eastAsiaTheme="minorEastAsia"/>
               <w:noProof/>
               <w:kern w:val="2"/>
               <w14:ligatures w14:val="standardContextual"/>
             </w:rPr>
           </w:pPr>
-          <w:hyperlink w:anchor="_Toc227193140" w:history="1">
+          <w:hyperlink w:anchor="_Toc227709019" w:history="1">
             <w:r>
               <w:rPr>
                 <w:rStyle w:val="Hyperlink"/>
@@ -3433,7 +3698,7 @@
             </w:r>
             <w:r>
               <w:rPr>
-                <w:rFonts w:asciiTheme="minorHAnsi" w:eastAsiaTheme="minorEastAsia" w:hAnsiTheme="minorHAnsi" w:cstheme="minorBidi"/>
+                <w:rFonts w:eastAsiaTheme="minorEastAsia"/>
                 <w:noProof/>
                 <w:kern w:val="2"/>
                 <w14:ligatures w14:val="standardContextual"/>
@@ -3468,7 +3733,7 @@
                 <w:noProof/>
                 <w:webHidden/>
               </w:rPr>
-              <w:instrText xml:space="preserve"> PAGEREF _Toc227193140 \h </w:instrText>
+              <w:instrText xml:space="preserve"> PAGEREF _Toc227709019 \h </w:instrText>
             </w:r>
             <w:r>
               <w:rPr>
@@ -3488,7 +3753,7 @@
                 <w:noProof/>
                 <w:webHidden/>
               </w:rPr>
-              <w:t>12</w:t>
+              <w:t>13</w:t>
             </w:r>
             <w:r>
               <w:rPr>
@@ -3507,7 +3772,7 @@
               <w:tab w:val="right" w:leader="dot" w:pos="9350"/>
             </w:tabs>
             <w:rPr>
-              <w:rFonts w:eastAsiaTheme="minorEastAsia" w:cstheme="minorBidi"/>
+              <w:rFonts w:ascii="Times New Roman" w:eastAsiaTheme="minorEastAsia" w:hAnsi="Times New Roman"/>
               <w:b w:val="0"/>
               <w:bCs w:val="0"/>
               <w:i w:val="0"/>
@@ -3517,7 +3782,7 @@
               <w14:ligatures w14:val="standardContextual"/>
             </w:rPr>
           </w:pPr>
-          <w:hyperlink w:anchor="_Toc227193141" w:history="1">
+          <w:hyperlink w:anchor="_Toc227709020" w:history="1">
             <w:r>
               <w:rPr>
                 <w:rStyle w:val="Hyperlink"/>
@@ -3530,7 +3795,7 @@
             </w:r>
             <w:r>
               <w:rPr>
-                <w:rFonts w:eastAsiaTheme="minorEastAsia" w:cstheme="minorBidi"/>
+                <w:rFonts w:ascii="Times New Roman" w:eastAsiaTheme="minorEastAsia" w:hAnsi="Times New Roman"/>
                 <w:b w:val="0"/>
                 <w:bCs w:val="0"/>
                 <w:i w:val="0"/>
@@ -3553,6 +3818,7 @@
             </w:r>
             <w:r>
               <w:rPr>
+                <w:rFonts w:ascii="Times New Roman" w:hAnsi="Times New Roman"/>
                 <w:i w:val="0"/>
                 <w:iCs w:val="0"/>
                 <w:noProof/>
@@ -3562,6 +3828,7 @@
             </w:r>
             <w:r>
               <w:rPr>
+                <w:rFonts w:ascii="Times New Roman" w:hAnsi="Times New Roman"/>
                 <w:i w:val="0"/>
                 <w:iCs w:val="0"/>
                 <w:noProof/>
@@ -3571,15 +3838,17 @@
             </w:r>
             <w:r>
               <w:rPr>
+                <w:rFonts w:ascii="Times New Roman" w:hAnsi="Times New Roman"/>
                 <w:i w:val="0"/>
                 <w:iCs w:val="0"/>
                 <w:noProof/>
                 <w:webHidden/>
               </w:rPr>
-              <w:instrText xml:space="preserve"> PAGEREF _Toc227193141 \h </w:instrText>
-            </w:r>
-            <w:r>
-              <w:rPr>
+              <w:instrText xml:space="preserve"> PAGEREF _Toc227709020 \h </w:instrText>
+            </w:r>
+            <w:r>
+              <w:rPr>
+                <w:rFonts w:ascii="Times New Roman" w:hAnsi="Times New Roman"/>
                 <w:i w:val="0"/>
                 <w:iCs w:val="0"/>
                 <w:noProof/>
@@ -3588,6 +3857,7 @@
             </w:r>
             <w:r>
               <w:rPr>
+                <w:rFonts w:ascii="Times New Roman" w:hAnsi="Times New Roman"/>
                 <w:i w:val="0"/>
                 <w:iCs w:val="0"/>
                 <w:noProof/>
@@ -3597,15 +3867,17 @@
             </w:r>
             <w:r>
               <w:rPr>
+                <w:rFonts w:ascii="Times New Roman" w:hAnsi="Times New Roman"/>
                 <w:i w:val="0"/>
                 <w:iCs w:val="0"/>
                 <w:noProof/>
                 <w:webHidden/>
               </w:rPr>
-              <w:t>14</w:t>
-            </w:r>
-            <w:r>
-              <w:rPr>
+              <w:t>15</w:t>
+            </w:r>
+            <w:r>
+              <w:rPr>
+                <w:rFonts w:ascii="Times New Roman" w:hAnsi="Times New Roman"/>
                 <w:i w:val="0"/>
                 <w:iCs w:val="0"/>
                 <w:noProof/>
@@ -3623,13 +3895,13 @@
               <w:tab w:val="right" w:leader="dot" w:pos="9350"/>
             </w:tabs>
             <w:rPr>
-              <w:rFonts w:asciiTheme="minorHAnsi" w:eastAsiaTheme="minorEastAsia" w:hAnsiTheme="minorHAnsi" w:cstheme="minorBidi"/>
+              <w:rFonts w:eastAsiaTheme="minorEastAsia"/>
               <w:noProof/>
               <w:kern w:val="2"/>
               <w14:ligatures w14:val="standardContextual"/>
             </w:rPr>
           </w:pPr>
-          <w:hyperlink w:anchor="_Toc227193142" w:history="1">
+          <w:hyperlink w:anchor="_Toc227709021" w:history="1">
             <w:r>
               <w:rPr>
                 <w:rStyle w:val="Hyperlink"/>
@@ -3641,7 +3913,7 @@
             </w:r>
             <w:r>
               <w:rPr>
-                <w:rFonts w:asciiTheme="minorHAnsi" w:eastAsiaTheme="minorEastAsia" w:hAnsiTheme="minorHAnsi" w:cstheme="minorBidi"/>
+                <w:rFonts w:eastAsiaTheme="minorEastAsia"/>
                 <w:noProof/>
                 <w:kern w:val="2"/>
                 <w14:ligatures w14:val="standardContextual"/>
@@ -3676,7 +3948,7 @@
                 <w:noProof/>
                 <w:webHidden/>
               </w:rPr>
-              <w:instrText xml:space="preserve"> PAGEREF _Toc227193142 \h </w:instrText>
+              <w:instrText xml:space="preserve"> PAGEREF _Toc227709021 \h </w:instrText>
             </w:r>
             <w:r>
               <w:rPr>
@@ -3696,7 +3968,7 @@
                 <w:noProof/>
                 <w:webHidden/>
               </w:rPr>
-              <w:t>14</w:t>
+              <w:t>15</w:t>
             </w:r>
             <w:r>
               <w:rPr>
@@ -3715,13 +3987,13 @@
               <w:tab w:val="right" w:leader="dot" w:pos="9350"/>
             </w:tabs>
             <w:rPr>
-              <w:rFonts w:asciiTheme="minorHAnsi" w:eastAsiaTheme="minorEastAsia" w:hAnsiTheme="minorHAnsi" w:cstheme="minorBidi"/>
+              <w:rFonts w:eastAsiaTheme="minorEastAsia"/>
               <w:noProof/>
               <w:kern w:val="2"/>
               <w14:ligatures w14:val="standardContextual"/>
             </w:rPr>
           </w:pPr>
-          <w:hyperlink w:anchor="_Toc227193143" w:history="1">
+          <w:hyperlink w:anchor="_Toc227709022" w:history="1">
             <w:r>
               <w:rPr>
                 <w:rStyle w:val="Hyperlink"/>
@@ -3733,7 +4005,7 @@
             </w:r>
             <w:r>
               <w:rPr>
-                <w:rFonts w:asciiTheme="minorHAnsi" w:eastAsiaTheme="minorEastAsia" w:hAnsiTheme="minorHAnsi" w:cstheme="minorBidi"/>
+                <w:rFonts w:eastAsiaTheme="minorEastAsia"/>
                 <w:noProof/>
                 <w:kern w:val="2"/>
                 <w14:ligatures w14:val="standardContextual"/>
@@ -3768,7 +4040,7 @@
                 <w:noProof/>
                 <w:webHidden/>
               </w:rPr>
-              <w:instrText xml:space="preserve"> PAGEREF _Toc227193143 \h </w:instrText>
+              <w:instrText xml:space="preserve"> PAGEREF _Toc227709022 \h </w:instrText>
             </w:r>
             <w:r>
               <w:rPr>
@@ -3788,7 +4060,7 @@
                 <w:noProof/>
                 <w:webHidden/>
               </w:rPr>
-              <w:t>14</w:t>
+              <w:t>15</w:t>
             </w:r>
             <w:r>
               <w:rPr>
@@ -3807,13 +4079,13 @@
               <w:tab w:val="right" w:leader="dot" w:pos="9350"/>
             </w:tabs>
             <w:rPr>
-              <w:rFonts w:asciiTheme="minorHAnsi" w:eastAsiaTheme="minorEastAsia" w:hAnsiTheme="minorHAnsi" w:cstheme="minorBidi"/>
+              <w:rFonts w:eastAsiaTheme="minorEastAsia"/>
               <w:noProof/>
               <w:kern w:val="2"/>
               <w14:ligatures w14:val="standardContextual"/>
             </w:rPr>
           </w:pPr>
-          <w:hyperlink w:anchor="_Toc227193144" w:history="1">
+          <w:hyperlink w:anchor="_Toc227709023" w:history="1">
             <w:r>
               <w:rPr>
                 <w:rStyle w:val="Hyperlink"/>
@@ -3825,7 +4097,7 @@
             </w:r>
             <w:r>
               <w:rPr>
-                <w:rFonts w:asciiTheme="minorHAnsi" w:eastAsiaTheme="minorEastAsia" w:hAnsiTheme="minorHAnsi" w:cstheme="minorBidi"/>
+                <w:rFonts w:eastAsiaTheme="minorEastAsia"/>
                 <w:noProof/>
                 <w:kern w:val="2"/>
                 <w14:ligatures w14:val="standardContextual"/>
@@ -3839,7 +4111,7 @@
                 <w:bCs/>
                 <w:noProof/>
               </w:rPr>
-              <w:t>Front End-to-End Testing</w:t>
+              <w:t>Frontend End-to-End Testing</w:t>
             </w:r>
             <w:r>
               <w:rPr>
@@ -3860,7 +4132,7 @@
                 <w:noProof/>
                 <w:webHidden/>
               </w:rPr>
-              <w:instrText xml:space="preserve"> PAGEREF _Toc227193144 \h </w:instrText>
+              <w:instrText xml:space="preserve"> PAGEREF _Toc227709023 \h </w:instrText>
             </w:r>
             <w:r>
               <w:rPr>
@@ -3880,7 +4152,7 @@
                 <w:noProof/>
                 <w:webHidden/>
               </w:rPr>
-              <w:t>14</w:t>
+              <w:t>15</w:t>
             </w:r>
             <w:r>
               <w:rPr>
@@ -3899,13 +4171,13 @@
               <w:tab w:val="right" w:leader="dot" w:pos="9350"/>
             </w:tabs>
             <w:rPr>
-              <w:rFonts w:asciiTheme="minorHAnsi" w:eastAsiaTheme="minorEastAsia" w:hAnsiTheme="minorHAnsi" w:cstheme="minorBidi"/>
+              <w:rFonts w:eastAsiaTheme="minorEastAsia"/>
               <w:noProof/>
               <w:kern w:val="2"/>
               <w14:ligatures w14:val="standardContextual"/>
             </w:rPr>
           </w:pPr>
-          <w:hyperlink w:anchor="_Toc227193145" w:history="1">
+          <w:hyperlink w:anchor="_Toc227709024" w:history="1">
             <w:r>
               <w:rPr>
                 <w:rStyle w:val="Hyperlink"/>
@@ -3917,7 +4189,7 @@
             </w:r>
             <w:r>
               <w:rPr>
-                <w:rFonts w:asciiTheme="minorHAnsi" w:eastAsiaTheme="minorEastAsia" w:hAnsiTheme="minorHAnsi" w:cstheme="minorBidi"/>
+                <w:rFonts w:eastAsiaTheme="minorEastAsia"/>
                 <w:noProof/>
                 <w:kern w:val="2"/>
                 <w14:ligatures w14:val="standardContextual"/>
@@ -3952,7 +4224,7 @@
                 <w:noProof/>
                 <w:webHidden/>
               </w:rPr>
-              <w:instrText xml:space="preserve"> PAGEREF _Toc227193145 \h </w:instrText>
+              <w:instrText xml:space="preserve"> PAGEREF _Toc227709024 \h </w:instrText>
             </w:r>
             <w:r>
               <w:rPr>
@@ -3972,7 +4244,7 @@
                 <w:noProof/>
                 <w:webHidden/>
               </w:rPr>
-              <w:t>15</w:t>
+              <w:t>16</w:t>
             </w:r>
             <w:r>
               <w:rPr>
@@ -3991,13 +4263,13 @@
               <w:tab w:val="right" w:leader="dot" w:pos="9350"/>
             </w:tabs>
             <w:rPr>
-              <w:rFonts w:asciiTheme="minorHAnsi" w:eastAsiaTheme="minorEastAsia" w:hAnsiTheme="minorHAnsi" w:cstheme="minorBidi"/>
+              <w:rFonts w:eastAsiaTheme="minorEastAsia"/>
               <w:noProof/>
               <w:kern w:val="2"/>
               <w14:ligatures w14:val="standardContextual"/>
             </w:rPr>
           </w:pPr>
-          <w:hyperlink w:anchor="_Toc227193146" w:history="1">
+          <w:hyperlink w:anchor="_Toc227709025" w:history="1">
             <w:r>
               <w:rPr>
                 <w:rStyle w:val="Hyperlink"/>
@@ -4009,7 +4281,7 @@
             </w:r>
             <w:r>
               <w:rPr>
-                <w:rFonts w:asciiTheme="minorHAnsi" w:eastAsiaTheme="minorEastAsia" w:hAnsiTheme="minorHAnsi" w:cstheme="minorBidi"/>
+                <w:rFonts w:eastAsiaTheme="minorEastAsia"/>
                 <w:noProof/>
                 <w:kern w:val="2"/>
                 <w14:ligatures w14:val="standardContextual"/>
@@ -4044,7 +4316,7 @@
                 <w:noProof/>
                 <w:webHidden/>
               </w:rPr>
-              <w:instrText xml:space="preserve"> PAGEREF _Toc227193146 \h </w:instrText>
+              <w:instrText xml:space="preserve"> PAGEREF _Toc227709025 \h </w:instrText>
             </w:r>
             <w:r>
               <w:rPr>
@@ -4064,7 +4336,7 @@
                 <w:noProof/>
                 <w:webHidden/>
               </w:rPr>
-              <w:t>15</w:t>
+              <w:t>16</w:t>
             </w:r>
             <w:r>
               <w:rPr>
@@ -4083,7 +4355,7 @@
               <w:tab w:val="right" w:leader="dot" w:pos="9350"/>
             </w:tabs>
             <w:rPr>
-              <w:rFonts w:eastAsiaTheme="minorEastAsia" w:cstheme="minorBidi"/>
+              <w:rFonts w:ascii="Times New Roman" w:eastAsiaTheme="minorEastAsia" w:hAnsi="Times New Roman"/>
               <w:b w:val="0"/>
               <w:bCs w:val="0"/>
               <w:i w:val="0"/>
@@ -4093,7 +4365,7 @@
               <w14:ligatures w14:val="standardContextual"/>
             </w:rPr>
           </w:pPr>
-          <w:hyperlink w:anchor="_Toc227193147" w:history="1">
+          <w:hyperlink w:anchor="_Toc227709026" w:history="1">
             <w:r>
               <w:rPr>
                 <w:rStyle w:val="Hyperlink"/>
@@ -4106,7 +4378,7 @@
             </w:r>
             <w:r>
               <w:rPr>
-                <w:rFonts w:eastAsiaTheme="minorEastAsia" w:cstheme="minorBidi"/>
+                <w:rFonts w:ascii="Times New Roman" w:eastAsiaTheme="minorEastAsia" w:hAnsi="Times New Roman"/>
                 <w:b w:val="0"/>
                 <w:bCs w:val="0"/>
                 <w:i w:val="0"/>
@@ -4129,6 +4401,7 @@
             </w:r>
             <w:r>
               <w:rPr>
+                <w:rFonts w:ascii="Times New Roman" w:hAnsi="Times New Roman"/>
                 <w:i w:val="0"/>
                 <w:iCs w:val="0"/>
                 <w:noProof/>
@@ -4138,6 +4411,7 @@
             </w:r>
             <w:r>
               <w:rPr>
+                <w:rFonts w:ascii="Times New Roman" w:hAnsi="Times New Roman"/>
                 <w:i w:val="0"/>
                 <w:iCs w:val="0"/>
                 <w:noProof/>
@@ -4147,15 +4421,17 @@
             </w:r>
             <w:r>
               <w:rPr>
+                <w:rFonts w:ascii="Times New Roman" w:hAnsi="Times New Roman"/>
                 <w:i w:val="0"/>
                 <w:iCs w:val="0"/>
                 <w:noProof/>
                 <w:webHidden/>
               </w:rPr>
-              <w:instrText xml:space="preserve"> PAGEREF _Toc227193147 \h </w:instrText>
-            </w:r>
-            <w:r>
-              <w:rPr>
+              <w:instrText xml:space="preserve"> PAGEREF _Toc227709026 \h </w:instrText>
+            </w:r>
+            <w:r>
+              <w:rPr>
+                <w:rFonts w:ascii="Times New Roman" w:hAnsi="Times New Roman"/>
                 <w:i w:val="0"/>
                 <w:iCs w:val="0"/>
                 <w:noProof/>
@@ -4164,6 +4440,7 @@
             </w:r>
             <w:r>
               <w:rPr>
+                <w:rFonts w:ascii="Times New Roman" w:hAnsi="Times New Roman"/>
                 <w:i w:val="0"/>
                 <w:iCs w:val="0"/>
                 <w:noProof/>
@@ -4173,15 +4450,17 @@
             </w:r>
             <w:r>
               <w:rPr>
+                <w:rFonts w:ascii="Times New Roman" w:hAnsi="Times New Roman"/>
                 <w:i w:val="0"/>
                 <w:iCs w:val="0"/>
                 <w:noProof/>
                 <w:webHidden/>
               </w:rPr>
-              <w:t>15</w:t>
-            </w:r>
-            <w:r>
-              <w:rPr>
+              <w:t>16</w:t>
+            </w:r>
+            <w:r>
+              <w:rPr>
+                <w:rFonts w:ascii="Times New Roman" w:hAnsi="Times New Roman"/>
                 <w:i w:val="0"/>
                 <w:iCs w:val="0"/>
                 <w:noProof/>
@@ -4199,13 +4478,13 @@
               <w:tab w:val="right" w:leader="dot" w:pos="9350"/>
             </w:tabs>
             <w:rPr>
-              <w:rFonts w:asciiTheme="minorHAnsi" w:eastAsiaTheme="minorEastAsia" w:hAnsiTheme="minorHAnsi" w:cstheme="minorBidi"/>
+              <w:rFonts w:eastAsiaTheme="minorEastAsia"/>
               <w:noProof/>
               <w:kern w:val="2"/>
               <w14:ligatures w14:val="standardContextual"/>
             </w:rPr>
           </w:pPr>
-          <w:hyperlink w:anchor="_Toc227193148" w:history="1">
+          <w:hyperlink w:anchor="_Toc227709027" w:history="1">
             <w:r>
               <w:rPr>
                 <w:rStyle w:val="Hyperlink"/>
@@ -4217,7 +4496,7 @@
             </w:r>
             <w:r>
               <w:rPr>
-                <w:rFonts w:asciiTheme="minorHAnsi" w:eastAsiaTheme="minorEastAsia" w:hAnsiTheme="minorHAnsi" w:cstheme="minorBidi"/>
+                <w:rFonts w:eastAsiaTheme="minorEastAsia"/>
                 <w:noProof/>
                 <w:kern w:val="2"/>
                 <w14:ligatures w14:val="standardContextual"/>
@@ -4252,7 +4531,7 @@
                 <w:noProof/>
                 <w:webHidden/>
               </w:rPr>
-              <w:instrText xml:space="preserve"> PAGEREF _Toc227193148 \h </w:instrText>
+              <w:instrText xml:space="preserve"> PAGEREF _Toc227709027 \h </w:instrText>
             </w:r>
             <w:r>
               <w:rPr>
@@ -4272,7 +4551,7 @@
                 <w:noProof/>
                 <w:webHidden/>
               </w:rPr>
-              <w:t>15</w:t>
+              <w:t>17</w:t>
             </w:r>
             <w:r>
               <w:rPr>
@@ -4291,13 +4570,13 @@
               <w:tab w:val="right" w:leader="dot" w:pos="9350"/>
             </w:tabs>
             <w:rPr>
-              <w:rFonts w:asciiTheme="minorHAnsi" w:eastAsiaTheme="minorEastAsia" w:hAnsiTheme="minorHAnsi" w:cstheme="minorBidi"/>
+              <w:rFonts w:eastAsiaTheme="minorEastAsia"/>
               <w:noProof/>
               <w:kern w:val="2"/>
               <w14:ligatures w14:val="standardContextual"/>
             </w:rPr>
           </w:pPr>
-          <w:hyperlink w:anchor="_Toc227193149" w:history="1">
+          <w:hyperlink w:anchor="_Toc227709028" w:history="1">
             <w:r>
               <w:rPr>
                 <w:rStyle w:val="Hyperlink"/>
@@ -4309,7 +4588,7 @@
             </w:r>
             <w:r>
               <w:rPr>
-                <w:rFonts w:asciiTheme="minorHAnsi" w:eastAsiaTheme="minorEastAsia" w:hAnsiTheme="minorHAnsi" w:cstheme="minorBidi"/>
+                <w:rFonts w:eastAsiaTheme="minorEastAsia"/>
                 <w:noProof/>
                 <w:kern w:val="2"/>
                 <w14:ligatures w14:val="standardContextual"/>
@@ -4344,7 +4623,7 @@
                 <w:noProof/>
                 <w:webHidden/>
               </w:rPr>
-              <w:instrText xml:space="preserve"> PAGEREF _Toc227193149 \h </w:instrText>
+              <w:instrText xml:space="preserve"> PAGEREF _Toc227709028 \h </w:instrText>
             </w:r>
             <w:r>
               <w:rPr>
@@ -4364,7 +4643,7 @@
                 <w:noProof/>
                 <w:webHidden/>
               </w:rPr>
-              <w:t>16</w:t>
+              <w:t>17</w:t>
             </w:r>
             <w:r>
               <w:rPr>
@@ -4383,13 +4662,13 @@
               <w:tab w:val="right" w:leader="dot" w:pos="9350"/>
             </w:tabs>
             <w:rPr>
-              <w:rFonts w:asciiTheme="minorHAnsi" w:eastAsiaTheme="minorEastAsia" w:hAnsiTheme="minorHAnsi" w:cstheme="minorBidi"/>
+              <w:rFonts w:eastAsiaTheme="minorEastAsia"/>
               <w:noProof/>
               <w:kern w:val="2"/>
               <w14:ligatures w14:val="standardContextual"/>
             </w:rPr>
           </w:pPr>
-          <w:hyperlink w:anchor="_Toc227193150" w:history="1">
+          <w:hyperlink w:anchor="_Toc227709029" w:history="1">
             <w:r>
               <w:rPr>
                 <w:rStyle w:val="Hyperlink"/>
@@ -4401,7 +4680,7 @@
             </w:r>
             <w:r>
               <w:rPr>
-                <w:rFonts w:asciiTheme="minorHAnsi" w:eastAsiaTheme="minorEastAsia" w:hAnsiTheme="minorHAnsi" w:cstheme="minorBidi"/>
+                <w:rFonts w:eastAsiaTheme="minorEastAsia"/>
                 <w:noProof/>
                 <w:kern w:val="2"/>
                 <w14:ligatures w14:val="standardContextual"/>
@@ -4436,7 +4715,7 @@
                 <w:noProof/>
                 <w:webHidden/>
               </w:rPr>
-              <w:instrText xml:space="preserve"> PAGEREF _Toc227193150 \h </w:instrText>
+              <w:instrText xml:space="preserve"> PAGEREF _Toc227709029 \h </w:instrText>
             </w:r>
             <w:r>
               <w:rPr>
@@ -4456,7 +4735,7 @@
                 <w:noProof/>
                 <w:webHidden/>
               </w:rPr>
-              <w:t>17</w:t>
+              <w:t>18</w:t>
             </w:r>
             <w:r>
               <w:rPr>
@@ -4475,13 +4754,13 @@
               <w:tab w:val="right" w:leader="dot" w:pos="9350"/>
             </w:tabs>
             <w:rPr>
-              <w:rFonts w:asciiTheme="minorHAnsi" w:eastAsiaTheme="minorEastAsia" w:hAnsiTheme="minorHAnsi" w:cstheme="minorBidi"/>
+              <w:rFonts w:eastAsiaTheme="minorEastAsia"/>
               <w:noProof/>
               <w:kern w:val="2"/>
               <w14:ligatures w14:val="standardContextual"/>
             </w:rPr>
           </w:pPr>
-          <w:hyperlink w:anchor="_Toc227193151" w:history="1">
+          <w:hyperlink w:anchor="_Toc227709030" w:history="1">
             <w:r>
               <w:rPr>
                 <w:rStyle w:val="Hyperlink"/>
@@ -4493,7 +4772,7 @@
             </w:r>
             <w:r>
               <w:rPr>
-                <w:rFonts w:asciiTheme="minorHAnsi" w:eastAsiaTheme="minorEastAsia" w:hAnsiTheme="minorHAnsi" w:cstheme="minorBidi"/>
+                <w:rFonts w:eastAsiaTheme="minorEastAsia"/>
                 <w:noProof/>
                 <w:kern w:val="2"/>
                 <w14:ligatures w14:val="standardContextual"/>
@@ -4507,7 +4786,7 @@
                 <w:bCs/>
                 <w:noProof/>
               </w:rPr>
-              <w:t>What was Learned</w:t>
+              <w:t>What was learned</w:t>
             </w:r>
             <w:r>
               <w:rPr>
@@ -4528,7 +4807,7 @@
                 <w:noProof/>
                 <w:webHidden/>
               </w:rPr>
-              <w:instrText xml:space="preserve"> PAGEREF _Toc227193151 \h </w:instrText>
+              <w:instrText xml:space="preserve"> PAGEREF _Toc227709030 \h </w:instrText>
             </w:r>
             <w:r>
               <w:rPr>
@@ -4548,126 +4827,10 @@
                 <w:noProof/>
                 <w:webHidden/>
               </w:rPr>
-              <w:t>17</w:t>
-            </w:r>
-            <w:r>
-              <w:rPr>
-                <w:noProof/>
-                <w:webHidden/>
-              </w:rPr>
-              <w:fldChar w:fldCharType="end"/>
-            </w:r>
-          </w:hyperlink>
-        </w:p>
-        <w:p>
-          <w:pPr>
-            <w:pStyle w:val="TOC1"/>
-            <w:tabs>
-              <w:tab w:val="left" w:pos="720"/>
-              <w:tab w:val="right" w:leader="dot" w:pos="9350"/>
-            </w:tabs>
-            <w:rPr>
-              <w:rFonts w:eastAsiaTheme="minorEastAsia" w:cstheme="minorBidi"/>
-              <w:b w:val="0"/>
-              <w:bCs w:val="0"/>
-              <w:i w:val="0"/>
-              <w:iCs w:val="0"/>
-              <w:noProof/>
-              <w:kern w:val="2"/>
-              <w14:ligatures w14:val="standardContextual"/>
-            </w:rPr>
-          </w:pPr>
-          <w:hyperlink w:anchor="_Toc227193152" w:history="1">
-            <w:r>
-              <w:rPr>
-                <w:rStyle w:val="Hyperlink"/>
-                <w:rFonts w:ascii="Times New Roman" w:hAnsi="Times New Roman"/>
-                <w:i w:val="0"/>
-                <w:iCs w:val="0"/>
-                <w:noProof/>
-              </w:rPr>
-              <w:t>6.5</w:t>
-            </w:r>
-            <w:r>
-              <w:rPr>
-                <w:rFonts w:eastAsiaTheme="minorEastAsia" w:cstheme="minorBidi"/>
-                <w:b w:val="0"/>
-                <w:bCs w:val="0"/>
-                <w:i w:val="0"/>
-                <w:iCs w:val="0"/>
-                <w:noProof/>
-                <w:kern w:val="2"/>
-                <w14:ligatures w14:val="standardContextual"/>
-              </w:rPr>
-              <w:tab/>
-            </w:r>
-            <w:r>
-              <w:rPr>
-                <w:rStyle w:val="Hyperlink"/>
-                <w:rFonts w:ascii="Times New Roman" w:hAnsi="Times New Roman"/>
-                <w:i w:val="0"/>
-                <w:iCs w:val="0"/>
-                <w:noProof/>
-              </w:rPr>
-              <w:t>What would be done differently</w:t>
-            </w:r>
-            <w:r>
-              <w:rPr>
-                <w:i w:val="0"/>
-                <w:iCs w:val="0"/>
-                <w:noProof/>
-                <w:webHidden/>
-              </w:rPr>
-              <w:tab/>
-            </w:r>
-            <w:r>
-              <w:rPr>
-                <w:i w:val="0"/>
-                <w:iCs w:val="0"/>
-                <w:noProof/>
-                <w:webHidden/>
-              </w:rPr>
-              <w:fldChar w:fldCharType="begin"/>
-            </w:r>
-            <w:r>
-              <w:rPr>
-                <w:i w:val="0"/>
-                <w:iCs w:val="0"/>
-                <w:noProof/>
-                <w:webHidden/>
-              </w:rPr>
-              <w:instrText xml:space="preserve"> PAGEREF _Toc227193152 \h </w:instrText>
-            </w:r>
-            <w:r>
-              <w:rPr>
-                <w:i w:val="0"/>
-                <w:iCs w:val="0"/>
-                <w:noProof/>
-                <w:webHidden/>
-              </w:rPr>
-            </w:r>
-            <w:r>
-              <w:rPr>
-                <w:i w:val="0"/>
-                <w:iCs w:val="0"/>
-                <w:noProof/>
-                <w:webHidden/>
-              </w:rPr>
-              <w:fldChar w:fldCharType="separate"/>
-            </w:r>
-            <w:r>
-              <w:rPr>
-                <w:i w:val="0"/>
-                <w:iCs w:val="0"/>
-                <w:noProof/>
-                <w:webHidden/>
-              </w:rPr>
               <w:t>18</w:t>
             </w:r>
             <w:r>
               <w:rPr>
-                <w:i w:val="0"/>
-                <w:iCs w:val="0"/>
                 <w:noProof/>
                 <w:webHidden/>
               </w:rPr>
@@ -4683,13 +4846,13 @@
               <w:tab w:val="right" w:leader="dot" w:pos="9350"/>
             </w:tabs>
             <w:rPr>
-              <w:rFonts w:asciiTheme="minorHAnsi" w:eastAsiaTheme="minorEastAsia" w:hAnsiTheme="minorHAnsi" w:cstheme="minorBidi"/>
+              <w:rFonts w:eastAsiaTheme="minorEastAsia"/>
               <w:noProof/>
               <w:kern w:val="2"/>
               <w14:ligatures w14:val="standardContextual"/>
             </w:rPr>
           </w:pPr>
-          <w:hyperlink w:anchor="_Toc227193153" w:history="1">
+          <w:hyperlink w:anchor="_Toc227709031" w:history="1">
             <w:r>
               <w:rPr>
                 <w:rStyle w:val="Hyperlink"/>
@@ -4697,11 +4860,11 @@
                 <w:bCs/>
                 <w:noProof/>
               </w:rPr>
-              <w:t>6.6</w:t>
-            </w:r>
-            <w:r>
-              <w:rPr>
-                <w:rFonts w:asciiTheme="minorHAnsi" w:eastAsiaTheme="minorEastAsia" w:hAnsiTheme="minorHAnsi" w:cstheme="minorBidi"/>
+              <w:t>6.5</w:t>
+            </w:r>
+            <w:r>
+              <w:rPr>
+                <w:rFonts w:eastAsiaTheme="minorEastAsia"/>
                 <w:noProof/>
                 <w:kern w:val="2"/>
                 <w14:ligatures w14:val="standardContextual"/>
@@ -4715,7 +4878,7 @@
                 <w:bCs/>
                 <w:noProof/>
               </w:rPr>
-              <w:t>Differences from earlier design</w:t>
+              <w:t>What would be done differently</w:t>
             </w:r>
             <w:r>
               <w:rPr>
@@ -4736,7 +4899,7 @@
                 <w:noProof/>
                 <w:webHidden/>
               </w:rPr>
-              <w:instrText xml:space="preserve"> PAGEREF _Toc227193153 \h </w:instrText>
+              <w:instrText xml:space="preserve"> PAGEREF _Toc227709031 \h </w:instrText>
             </w:r>
             <w:r>
               <w:rPr>
@@ -4756,7 +4919,7 @@
                 <w:noProof/>
                 <w:webHidden/>
               </w:rPr>
-              <w:t>18</w:t>
+              <w:t>19</w:t>
             </w:r>
             <w:r>
               <w:rPr>
@@ -4769,40 +4932,31 @@
         </w:p>
         <w:p>
           <w:pPr>
-            <w:pStyle w:val="TOC1"/>
+            <w:pStyle w:val="TOC2"/>
             <w:tabs>
-              <w:tab w:val="left" w:pos="720"/>
+              <w:tab w:val="left" w:pos="960"/>
               <w:tab w:val="right" w:leader="dot" w:pos="9350"/>
             </w:tabs>
             <w:rPr>
-              <w:rFonts w:eastAsiaTheme="minorEastAsia" w:cstheme="minorBidi"/>
-              <w:b w:val="0"/>
-              <w:bCs w:val="0"/>
-              <w:i w:val="0"/>
-              <w:iCs w:val="0"/>
+              <w:rFonts w:eastAsiaTheme="minorEastAsia"/>
               <w:noProof/>
               <w:kern w:val="2"/>
               <w14:ligatures w14:val="standardContextual"/>
             </w:rPr>
           </w:pPr>
-          <w:hyperlink w:anchor="_Toc227193154" w:history="1">
+          <w:hyperlink w:anchor="_Toc227709032" w:history="1">
             <w:r>
               <w:rPr>
                 <w:rStyle w:val="Hyperlink"/>
-                <w:rFonts w:ascii="Times New Roman" w:hAnsi="Times New Roman"/>
-                <w:i w:val="0"/>
-                <w:iCs w:val="0"/>
-                <w:noProof/>
-              </w:rPr>
-              <w:t>6.7</w:t>
-            </w:r>
-            <w:r>
-              <w:rPr>
-                <w:rFonts w:eastAsiaTheme="minorEastAsia" w:cstheme="minorBidi"/>
-                <w:b w:val="0"/>
-                <w:bCs w:val="0"/>
-                <w:i w:val="0"/>
-                <w:iCs w:val="0"/>
+                <w:b/>
+                <w:bCs/>
+                <w:noProof/>
+              </w:rPr>
+              <w:t>6.6</w:t>
+            </w:r>
+            <w:r>
+              <w:rPr>
+                <w:rFonts w:eastAsiaTheme="minorEastAsia"/>
                 <w:noProof/>
                 <w:kern w:val="2"/>
                 <w14:ligatures w14:val="standardContextual"/>
@@ -4812,17 +4966,106 @@
             <w:r>
               <w:rPr>
                 <w:rStyle w:val="Hyperlink"/>
-                <w:rFonts w:ascii="Times New Roman" w:hAnsi="Times New Roman"/>
-                <w:i w:val="0"/>
-                <w:iCs w:val="0"/>
+                <w:b/>
+                <w:bCs/>
+                <w:noProof/>
+              </w:rPr>
+              <w:t>Differences from earlier design</w:t>
+            </w:r>
+            <w:r>
+              <w:rPr>
+                <w:noProof/>
+                <w:webHidden/>
+              </w:rPr>
+              <w:tab/>
+            </w:r>
+            <w:r>
+              <w:rPr>
+                <w:noProof/>
+                <w:webHidden/>
+              </w:rPr>
+              <w:fldChar w:fldCharType="begin"/>
+            </w:r>
+            <w:r>
+              <w:rPr>
+                <w:noProof/>
+                <w:webHidden/>
+              </w:rPr>
+              <w:instrText xml:space="preserve"> PAGEREF _Toc227709032 \h </w:instrText>
+            </w:r>
+            <w:r>
+              <w:rPr>
+                <w:noProof/>
+                <w:webHidden/>
+              </w:rPr>
+            </w:r>
+            <w:r>
+              <w:rPr>
+                <w:noProof/>
+                <w:webHidden/>
+              </w:rPr>
+              <w:fldChar w:fldCharType="separate"/>
+            </w:r>
+            <w:r>
+              <w:rPr>
+                <w:noProof/>
+                <w:webHidden/>
+              </w:rPr>
+              <w:t>19</w:t>
+            </w:r>
+            <w:r>
+              <w:rPr>
+                <w:noProof/>
+                <w:webHidden/>
+              </w:rPr>
+              <w:fldChar w:fldCharType="end"/>
+            </w:r>
+          </w:hyperlink>
+        </w:p>
+        <w:p>
+          <w:pPr>
+            <w:pStyle w:val="TOC2"/>
+            <w:tabs>
+              <w:tab w:val="left" w:pos="960"/>
+              <w:tab w:val="right" w:leader="dot" w:pos="9350"/>
+            </w:tabs>
+            <w:rPr>
+              <w:rFonts w:eastAsiaTheme="minorEastAsia"/>
+              <w:noProof/>
+              <w:kern w:val="2"/>
+              <w14:ligatures w14:val="standardContextual"/>
+            </w:rPr>
+          </w:pPr>
+          <w:hyperlink w:anchor="_Toc227709033" w:history="1">
+            <w:r>
+              <w:rPr>
+                <w:rStyle w:val="Hyperlink"/>
+                <w:b/>
+                <w:bCs/>
+                <w:noProof/>
+              </w:rPr>
+              <w:t>6.7</w:t>
+            </w:r>
+            <w:r>
+              <w:rPr>
+                <w:rFonts w:eastAsiaTheme="minorEastAsia"/>
+                <w:noProof/>
+                <w:kern w:val="2"/>
+                <w14:ligatures w14:val="standardContextual"/>
+              </w:rPr>
+              <w:tab/>
+            </w:r>
+            <w:r>
+              <w:rPr>
+                <w:rStyle w:val="Hyperlink"/>
+                <w:b/>
+                <w:bCs/>
                 <w:noProof/>
               </w:rPr>
               <w:t>Testing Used to Assess the Reliability of the Project</w:t>
             </w:r>
             <w:r>
               <w:rPr>
-                <w:i w:val="0"/>
-                <w:iCs w:val="0"/>
                 <w:noProof/>
                 <w:webHidden/>
               </w:rPr>
@@ -4830,8 +5073,6 @@
             </w:r>
             <w:r>
               <w:rPr>
-                <w:i w:val="0"/>
-                <w:iCs w:val="0"/>
                 <w:noProof/>
                 <w:webHidden/>
               </w:rPr>
@@ -4839,25 +5080,19 @@
             </w:r>
             <w:r>
               <w:rPr>
-                <w:i w:val="0"/>
-                <w:iCs w:val="0"/>
-                <w:noProof/>
-                <w:webHidden/>
-              </w:rPr>
-              <w:instrText xml:space="preserve"> PAGEREF _Toc227193154 \h </w:instrText>
-            </w:r>
-            <w:r>
-              <w:rPr>
-                <w:i w:val="0"/>
-                <w:iCs w:val="0"/>
-                <w:noProof/>
-                <w:webHidden/>
-              </w:rPr>
-            </w:r>
-            <w:r>
-              <w:rPr>
-                <w:i w:val="0"/>
-                <w:iCs w:val="0"/>
+                <w:noProof/>
+                <w:webHidden/>
+              </w:rPr>
+              <w:instrText xml:space="preserve"> PAGEREF _Toc227709033 \h </w:instrText>
+            </w:r>
+            <w:r>
+              <w:rPr>
+                <w:noProof/>
+                <w:webHidden/>
+              </w:rPr>
+            </w:r>
+            <w:r>
+              <w:rPr>
                 <w:noProof/>
                 <w:webHidden/>
               </w:rPr>
@@ -4865,17 +5100,13 @@
             </w:r>
             <w:r>
               <w:rPr>
-                <w:i w:val="0"/>
-                <w:iCs w:val="0"/>
-                <w:noProof/>
-                <w:webHidden/>
-              </w:rPr>
-              <w:t>19</w:t>
-            </w:r>
-            <w:r>
-              <w:rPr>
-                <w:i w:val="0"/>
-                <w:iCs w:val="0"/>
+                <w:noProof/>
+                <w:webHidden/>
+              </w:rPr>
+              <w:t>20</w:t>
+            </w:r>
+            <w:r>
+              <w:rPr>
                 <w:noProof/>
                 <w:webHidden/>
               </w:rPr>
@@ -4891,13 +5122,13 @@
               <w:tab w:val="right" w:leader="dot" w:pos="9350"/>
             </w:tabs>
             <w:rPr>
-              <w:rFonts w:asciiTheme="minorHAnsi" w:eastAsiaTheme="minorEastAsia" w:hAnsiTheme="minorHAnsi" w:cstheme="minorBidi"/>
+              <w:rFonts w:eastAsiaTheme="minorEastAsia"/>
               <w:noProof/>
               <w:kern w:val="2"/>
               <w14:ligatures w14:val="standardContextual"/>
             </w:rPr>
           </w:pPr>
-          <w:hyperlink w:anchor="_Toc227193155" w:history="1">
+          <w:hyperlink w:anchor="_Toc227709034" w:history="1">
             <w:r>
               <w:rPr>
                 <w:rStyle w:val="Hyperlink"/>
@@ -4909,7 +5140,7 @@
             </w:r>
             <w:r>
               <w:rPr>
-                <w:rFonts w:asciiTheme="minorHAnsi" w:eastAsiaTheme="minorEastAsia" w:hAnsiTheme="minorHAnsi" w:cstheme="minorBidi"/>
+                <w:rFonts w:eastAsiaTheme="minorEastAsia"/>
                 <w:noProof/>
                 <w:kern w:val="2"/>
                 <w14:ligatures w14:val="standardContextual"/>
@@ -4944,7 +5175,7 @@
                 <w:noProof/>
                 <w:webHidden/>
               </w:rPr>
-              <w:instrText xml:space="preserve"> PAGEREF _Toc227193155 \h </w:instrText>
+              <w:instrText xml:space="preserve"> PAGEREF _Toc227709034 \h </w:instrText>
             </w:r>
             <w:r>
               <w:rPr>
@@ -4964,7 +5195,7 @@
                 <w:noProof/>
                 <w:webHidden/>
               </w:rPr>
-              <w:t>19</w:t>
+              <w:t>20</w:t>
             </w:r>
             <w:r>
               <w:rPr>
@@ -4983,13 +5214,13 @@
               <w:tab w:val="right" w:leader="dot" w:pos="9350"/>
             </w:tabs>
             <w:rPr>
-              <w:rFonts w:asciiTheme="minorHAnsi" w:eastAsiaTheme="minorEastAsia" w:hAnsiTheme="minorHAnsi" w:cstheme="minorBidi"/>
+              <w:rFonts w:eastAsiaTheme="minorEastAsia"/>
               <w:noProof/>
               <w:kern w:val="2"/>
               <w14:ligatures w14:val="standardContextual"/>
             </w:rPr>
           </w:pPr>
-          <w:hyperlink w:anchor="_Toc227193156" w:history="1">
+          <w:hyperlink w:anchor="_Toc227709035" w:history="1">
             <w:r>
               <w:rPr>
                 <w:rStyle w:val="Hyperlink"/>
@@ -5001,7 +5232,7 @@
             </w:r>
             <w:r>
               <w:rPr>
-                <w:rFonts w:asciiTheme="minorHAnsi" w:eastAsiaTheme="minorEastAsia" w:hAnsiTheme="minorHAnsi" w:cstheme="minorBidi"/>
+                <w:rFonts w:eastAsiaTheme="minorEastAsia"/>
                 <w:noProof/>
                 <w:kern w:val="2"/>
                 <w14:ligatures w14:val="standardContextual"/>
@@ -5036,7 +5267,7 @@
                 <w:noProof/>
                 <w:webHidden/>
               </w:rPr>
-              <w:instrText xml:space="preserve"> PAGEREF _Toc227193156 \h </w:instrText>
+              <w:instrText xml:space="preserve"> PAGEREF _Toc227709035 \h </w:instrText>
             </w:r>
             <w:r>
               <w:rPr>
@@ -5056,7 +5287,7 @@
                 <w:noProof/>
                 <w:webHidden/>
               </w:rPr>
-              <w:t>23</w:t>
+              <w:t>24</w:t>
             </w:r>
             <w:r>
               <w:rPr>
@@ -5075,13 +5306,13 @@
               <w:tab w:val="right" w:leader="dot" w:pos="9350"/>
             </w:tabs>
             <w:rPr>
-              <w:rFonts w:asciiTheme="minorHAnsi" w:eastAsiaTheme="minorEastAsia" w:hAnsiTheme="minorHAnsi" w:cstheme="minorBidi"/>
+              <w:rFonts w:eastAsiaTheme="minorEastAsia"/>
               <w:noProof/>
               <w:kern w:val="2"/>
               <w14:ligatures w14:val="standardContextual"/>
             </w:rPr>
           </w:pPr>
-          <w:hyperlink w:anchor="_Toc227193157" w:history="1">
+          <w:hyperlink w:anchor="_Toc227709036" w:history="1">
             <w:r>
               <w:rPr>
                 <w:rStyle w:val="Hyperlink"/>
@@ -5093,7 +5324,7 @@
             </w:r>
             <w:r>
               <w:rPr>
-                <w:rFonts w:asciiTheme="minorHAnsi" w:eastAsiaTheme="minorEastAsia" w:hAnsiTheme="minorHAnsi" w:cstheme="minorBidi"/>
+                <w:rFonts w:eastAsiaTheme="minorEastAsia"/>
                 <w:noProof/>
                 <w:kern w:val="2"/>
                 <w14:ligatures w14:val="standardContextual"/>
@@ -5128,7 +5359,7 @@
                 <w:noProof/>
                 <w:webHidden/>
               </w:rPr>
-              <w:instrText xml:space="preserve"> PAGEREF _Toc227193157 \h </w:instrText>
+              <w:instrText xml:space="preserve"> PAGEREF _Toc227709036 \h </w:instrText>
             </w:r>
             <w:r>
               <w:rPr>
@@ -5148,7 +5379,7 @@
                 <w:noProof/>
                 <w:webHidden/>
               </w:rPr>
-              <w:t>24</w:t>
+              <w:t>25</w:t>
             </w:r>
             <w:r>
               <w:rPr>
@@ -5167,13 +5398,13 @@
               <w:tab w:val="right" w:leader="dot" w:pos="9350"/>
             </w:tabs>
             <w:rPr>
-              <w:rFonts w:asciiTheme="minorHAnsi" w:eastAsiaTheme="minorEastAsia" w:hAnsiTheme="minorHAnsi" w:cstheme="minorBidi"/>
+              <w:rFonts w:eastAsiaTheme="minorEastAsia"/>
               <w:noProof/>
               <w:kern w:val="2"/>
               <w14:ligatures w14:val="standardContextual"/>
             </w:rPr>
           </w:pPr>
-          <w:hyperlink w:anchor="_Toc227193158" w:history="1">
+          <w:hyperlink w:anchor="_Toc227709037" w:history="1">
             <w:r>
               <w:rPr>
                 <w:rStyle w:val="Hyperlink"/>
@@ -5185,7 +5416,7 @@
             </w:r>
             <w:r>
               <w:rPr>
-                <w:rFonts w:asciiTheme="minorHAnsi" w:eastAsiaTheme="minorEastAsia" w:hAnsiTheme="minorHAnsi" w:cstheme="minorBidi"/>
+                <w:rFonts w:eastAsiaTheme="minorEastAsia"/>
                 <w:noProof/>
                 <w:kern w:val="2"/>
                 <w14:ligatures w14:val="standardContextual"/>
@@ -5220,7 +5451,7 @@
                 <w:noProof/>
                 <w:webHidden/>
               </w:rPr>
-              <w:instrText xml:space="preserve"> PAGEREF _Toc227193158 \h </w:instrText>
+              <w:instrText xml:space="preserve"> PAGEREF _Toc227709037 \h </w:instrText>
             </w:r>
             <w:r>
               <w:rPr>
@@ -5240,7 +5471,7 @@
                 <w:noProof/>
                 <w:webHidden/>
               </w:rPr>
-              <w:t>25</w:t>
+              <w:t>26</w:t>
             </w:r>
             <w:r>
               <w:rPr>
@@ -5259,13 +5490,13 @@
               <w:tab w:val="right" w:leader="dot" w:pos="9350"/>
             </w:tabs>
             <w:rPr>
-              <w:rFonts w:asciiTheme="minorHAnsi" w:eastAsiaTheme="minorEastAsia" w:hAnsiTheme="minorHAnsi" w:cstheme="minorBidi"/>
+              <w:rFonts w:eastAsiaTheme="minorEastAsia"/>
               <w:noProof/>
               <w:kern w:val="2"/>
               <w14:ligatures w14:val="standardContextual"/>
             </w:rPr>
           </w:pPr>
-          <w:hyperlink w:anchor="_Toc227193159" w:history="1">
+          <w:hyperlink w:anchor="_Toc227709038" w:history="1">
             <w:r>
               <w:rPr>
                 <w:rStyle w:val="Hyperlink"/>
@@ -5277,7 +5508,7 @@
             </w:r>
             <w:r>
               <w:rPr>
-                <w:rFonts w:asciiTheme="minorHAnsi" w:eastAsiaTheme="minorEastAsia" w:hAnsiTheme="minorHAnsi" w:cstheme="minorBidi"/>
+                <w:rFonts w:eastAsiaTheme="minorEastAsia"/>
                 <w:noProof/>
                 <w:kern w:val="2"/>
                 <w14:ligatures w14:val="standardContextual"/>
@@ -5312,7 +5543,7 @@
                 <w:noProof/>
                 <w:webHidden/>
               </w:rPr>
-              <w:instrText xml:space="preserve"> PAGEREF _Toc227193159 \h </w:instrText>
+              <w:instrText xml:space="preserve"> PAGEREF _Toc227709038 \h </w:instrText>
             </w:r>
             <w:r>
               <w:rPr>
@@ -5332,7 +5563,7 @@
                 <w:noProof/>
                 <w:webHidden/>
               </w:rPr>
-              <w:t>25</w:t>
+              <w:t>26</w:t>
             </w:r>
             <w:r>
               <w:rPr>
@@ -5351,7 +5582,7 @@
               <w:tab w:val="right" w:leader="dot" w:pos="9350"/>
             </w:tabs>
             <w:rPr>
-              <w:rFonts w:eastAsiaTheme="minorEastAsia" w:cstheme="minorBidi"/>
+              <w:rFonts w:ascii="Times New Roman" w:eastAsiaTheme="minorEastAsia" w:hAnsi="Times New Roman"/>
               <w:b w:val="0"/>
               <w:bCs w:val="0"/>
               <w:i w:val="0"/>
@@ -5361,7 +5592,7 @@
               <w14:ligatures w14:val="standardContextual"/>
             </w:rPr>
           </w:pPr>
-          <w:hyperlink w:anchor="_Toc227193160" w:history="1">
+          <w:hyperlink w:anchor="_Toc227709039" w:history="1">
             <w:r>
               <w:rPr>
                 <w:rStyle w:val="Hyperlink"/>
@@ -5374,7 +5605,7 @@
             </w:r>
             <w:r>
               <w:rPr>
-                <w:rFonts w:eastAsiaTheme="minorEastAsia" w:cstheme="minorBidi"/>
+                <w:rFonts w:ascii="Times New Roman" w:eastAsiaTheme="minorEastAsia" w:hAnsi="Times New Roman"/>
                 <w:b w:val="0"/>
                 <w:bCs w:val="0"/>
                 <w:i w:val="0"/>
@@ -5397,6 +5628,7 @@
             </w:r>
             <w:r>
               <w:rPr>
+                <w:rFonts w:ascii="Times New Roman" w:hAnsi="Times New Roman"/>
                 <w:i w:val="0"/>
                 <w:iCs w:val="0"/>
                 <w:noProof/>
@@ -5406,6 +5638,7 @@
             </w:r>
             <w:r>
               <w:rPr>
+                <w:rFonts w:ascii="Times New Roman" w:hAnsi="Times New Roman"/>
                 <w:i w:val="0"/>
                 <w:iCs w:val="0"/>
                 <w:noProof/>
@@ -5415,15 +5648,17 @@
             </w:r>
             <w:r>
               <w:rPr>
+                <w:rFonts w:ascii="Times New Roman" w:hAnsi="Times New Roman"/>
                 <w:i w:val="0"/>
                 <w:iCs w:val="0"/>
                 <w:noProof/>
                 <w:webHidden/>
               </w:rPr>
-              <w:instrText xml:space="preserve"> PAGEREF _Toc227193160 \h </w:instrText>
-            </w:r>
-            <w:r>
-              <w:rPr>
+              <w:instrText xml:space="preserve"> PAGEREF _Toc227709039 \h </w:instrText>
+            </w:r>
+            <w:r>
+              <w:rPr>
+                <w:rFonts w:ascii="Times New Roman" w:hAnsi="Times New Roman"/>
                 <w:i w:val="0"/>
                 <w:iCs w:val="0"/>
                 <w:noProof/>
@@ -5432,6 +5667,7 @@
             </w:r>
             <w:r>
               <w:rPr>
+                <w:rFonts w:ascii="Times New Roman" w:hAnsi="Times New Roman"/>
                 <w:i w:val="0"/>
                 <w:iCs w:val="0"/>
                 <w:noProof/>
@@ -5441,15 +5677,17 @@
             </w:r>
             <w:r>
               <w:rPr>
+                <w:rFonts w:ascii="Times New Roman" w:hAnsi="Times New Roman"/>
                 <w:i w:val="0"/>
                 <w:iCs w:val="0"/>
                 <w:noProof/>
                 <w:webHidden/>
               </w:rPr>
-              <w:t>25</w:t>
-            </w:r>
-            <w:r>
-              <w:rPr>
+              <w:t>26</w:t>
+            </w:r>
+            <w:r>
+              <w:rPr>
+                <w:rFonts w:ascii="Times New Roman" w:hAnsi="Times New Roman"/>
                 <w:i w:val="0"/>
                 <w:iCs w:val="0"/>
                 <w:noProof/>
@@ -5467,7 +5705,7 @@
               <w:tab w:val="right" w:leader="dot" w:pos="9350"/>
             </w:tabs>
             <w:rPr>
-              <w:rFonts w:eastAsiaTheme="minorEastAsia" w:cstheme="minorBidi"/>
+              <w:rFonts w:ascii="Times New Roman" w:eastAsiaTheme="minorEastAsia" w:hAnsi="Times New Roman"/>
               <w:b w:val="0"/>
               <w:bCs w:val="0"/>
               <w:i w:val="0"/>
@@ -5477,7 +5715,7 @@
               <w14:ligatures w14:val="standardContextual"/>
             </w:rPr>
           </w:pPr>
-          <w:hyperlink w:anchor="_Toc227193161" w:history="1">
+          <w:hyperlink w:anchor="_Toc227709040" w:history="1">
             <w:r>
               <w:rPr>
                 <w:rStyle w:val="Hyperlink"/>
@@ -5490,7 +5728,7 @@
             </w:r>
             <w:r>
               <w:rPr>
-                <w:rFonts w:eastAsiaTheme="minorEastAsia" w:cstheme="minorBidi"/>
+                <w:rFonts w:ascii="Times New Roman" w:eastAsiaTheme="minorEastAsia" w:hAnsi="Times New Roman"/>
                 <w:b w:val="0"/>
                 <w:bCs w:val="0"/>
                 <w:i w:val="0"/>
@@ -5513,6 +5751,7 @@
             </w:r>
             <w:r>
               <w:rPr>
+                <w:rFonts w:ascii="Times New Roman" w:hAnsi="Times New Roman"/>
                 <w:i w:val="0"/>
                 <w:iCs w:val="0"/>
                 <w:noProof/>
@@ -5522,6 +5761,7 @@
             </w:r>
             <w:r>
               <w:rPr>
+                <w:rFonts w:ascii="Times New Roman" w:hAnsi="Times New Roman"/>
                 <w:i w:val="0"/>
                 <w:iCs w:val="0"/>
                 <w:noProof/>
@@ -5531,15 +5771,17 @@
             </w:r>
             <w:r>
               <w:rPr>
+                <w:rFonts w:ascii="Times New Roman" w:hAnsi="Times New Roman"/>
                 <w:i w:val="0"/>
                 <w:iCs w:val="0"/>
                 <w:noProof/>
                 <w:webHidden/>
               </w:rPr>
-              <w:instrText xml:space="preserve"> PAGEREF _Toc227193161 \h </w:instrText>
-            </w:r>
-            <w:r>
-              <w:rPr>
+              <w:instrText xml:space="preserve"> PAGEREF _Toc227709040 \h </w:instrText>
+            </w:r>
+            <w:r>
+              <w:rPr>
+                <w:rFonts w:ascii="Times New Roman" w:hAnsi="Times New Roman"/>
                 <w:i w:val="0"/>
                 <w:iCs w:val="0"/>
                 <w:noProof/>
@@ -5548,6 +5790,7 @@
             </w:r>
             <w:r>
               <w:rPr>
+                <w:rFonts w:ascii="Times New Roman" w:hAnsi="Times New Roman"/>
                 <w:i w:val="0"/>
                 <w:iCs w:val="0"/>
                 <w:noProof/>
@@ -5557,15 +5800,17 @@
             </w:r>
             <w:r>
               <w:rPr>
+                <w:rFonts w:ascii="Times New Roman" w:hAnsi="Times New Roman"/>
                 <w:i w:val="0"/>
                 <w:iCs w:val="0"/>
                 <w:noProof/>
                 <w:webHidden/>
               </w:rPr>
-              <w:t>26</w:t>
-            </w:r>
-            <w:r>
-              <w:rPr>
+              <w:t>27</w:t>
+            </w:r>
+            <w:r>
+              <w:rPr>
+                <w:rFonts w:ascii="Times New Roman" w:hAnsi="Times New Roman"/>
                 <w:i w:val="0"/>
                 <w:iCs w:val="0"/>
                 <w:noProof/>
@@ -5583,7 +5828,7 @@
               <w:tab w:val="right" w:leader="dot" w:pos="9350"/>
             </w:tabs>
             <w:rPr>
-              <w:rFonts w:eastAsiaTheme="minorEastAsia" w:cstheme="minorBidi"/>
+              <w:rFonts w:ascii="Times New Roman" w:eastAsiaTheme="minorEastAsia" w:hAnsi="Times New Roman"/>
               <w:b w:val="0"/>
               <w:bCs w:val="0"/>
               <w:i w:val="0"/>
@@ -5593,7 +5838,7 @@
               <w14:ligatures w14:val="standardContextual"/>
             </w:rPr>
           </w:pPr>
-          <w:hyperlink w:anchor="_Toc227193162" w:history="1">
+          <w:hyperlink w:anchor="_Toc227709041" w:history="1">
             <w:r>
               <w:rPr>
                 <w:rStyle w:val="Hyperlink"/>
@@ -5606,7 +5851,7 @@
             </w:r>
             <w:r>
               <w:rPr>
-                <w:rFonts w:eastAsiaTheme="minorEastAsia" w:cstheme="minorBidi"/>
+                <w:rFonts w:ascii="Times New Roman" w:eastAsiaTheme="minorEastAsia" w:hAnsi="Times New Roman"/>
                 <w:b w:val="0"/>
                 <w:bCs w:val="0"/>
                 <w:i w:val="0"/>
@@ -5629,6 +5874,7 @@
             </w:r>
             <w:r>
               <w:rPr>
+                <w:rFonts w:ascii="Times New Roman" w:hAnsi="Times New Roman"/>
                 <w:i w:val="0"/>
                 <w:iCs w:val="0"/>
                 <w:noProof/>
@@ -5638,6 +5884,7 @@
             </w:r>
             <w:r>
               <w:rPr>
+                <w:rFonts w:ascii="Times New Roman" w:hAnsi="Times New Roman"/>
                 <w:i w:val="0"/>
                 <w:iCs w:val="0"/>
                 <w:noProof/>
@@ -5647,15 +5894,17 @@
             </w:r>
             <w:r>
               <w:rPr>
+                <w:rFonts w:ascii="Times New Roman" w:hAnsi="Times New Roman"/>
                 <w:i w:val="0"/>
                 <w:iCs w:val="0"/>
                 <w:noProof/>
                 <w:webHidden/>
               </w:rPr>
-              <w:instrText xml:space="preserve"> PAGEREF _Toc227193162 \h </w:instrText>
-            </w:r>
-            <w:r>
-              <w:rPr>
+              <w:instrText xml:space="preserve"> PAGEREF _Toc227709041 \h </w:instrText>
+            </w:r>
+            <w:r>
+              <w:rPr>
+                <w:rFonts w:ascii="Times New Roman" w:hAnsi="Times New Roman"/>
                 <w:i w:val="0"/>
                 <w:iCs w:val="0"/>
                 <w:noProof/>
@@ -5664,6 +5913,7 @@
             </w:r>
             <w:r>
               <w:rPr>
+                <w:rFonts w:ascii="Times New Roman" w:hAnsi="Times New Roman"/>
                 <w:i w:val="0"/>
                 <w:iCs w:val="0"/>
                 <w:noProof/>
@@ -5673,15 +5923,17 @@
             </w:r>
             <w:r>
               <w:rPr>
+                <w:rFonts w:ascii="Times New Roman" w:hAnsi="Times New Roman"/>
                 <w:i w:val="0"/>
                 <w:iCs w:val="0"/>
                 <w:noProof/>
                 <w:webHidden/>
               </w:rPr>
-              <w:t>27</w:t>
-            </w:r>
-            <w:r>
-              <w:rPr>
+              <w:t>28</w:t>
+            </w:r>
+            <w:r>
+              <w:rPr>
+                <w:rFonts w:ascii="Times New Roman" w:hAnsi="Times New Roman"/>
                 <w:i w:val="0"/>
                 <w:iCs w:val="0"/>
                 <w:noProof/>
@@ -5698,13 +5950,13 @@
               <w:tab w:val="right" w:leader="dot" w:pos="9350"/>
             </w:tabs>
             <w:rPr>
-              <w:rFonts w:asciiTheme="minorHAnsi" w:eastAsiaTheme="minorEastAsia" w:hAnsiTheme="minorHAnsi" w:cstheme="minorBidi"/>
+              <w:rFonts w:eastAsiaTheme="minorEastAsia"/>
               <w:noProof/>
               <w:kern w:val="2"/>
               <w14:ligatures w14:val="standardContextual"/>
             </w:rPr>
           </w:pPr>
-          <w:hyperlink w:anchor="_Toc227193163" w:history="1">
+          <w:hyperlink w:anchor="_Toc227709042" w:history="1">
             <w:r>
               <w:rPr>
                 <w:rStyle w:val="Hyperlink"/>
@@ -5733,7 +5985,7 @@
                 <w:noProof/>
                 <w:webHidden/>
               </w:rPr>
-              <w:instrText xml:space="preserve"> PAGEREF _Toc227193163 \h </w:instrText>
+              <w:instrText xml:space="preserve"> PAGEREF _Toc227709042 \h </w:instrText>
             </w:r>
             <w:r>
               <w:rPr>
@@ -5753,7 +6005,7 @@
                 <w:noProof/>
                 <w:webHidden/>
               </w:rPr>
-              <w:t>27</w:t>
+              <w:t>28</w:t>
             </w:r>
             <w:r>
               <w:rPr>
@@ -5771,13 +6023,13 @@
               <w:tab w:val="right" w:leader="dot" w:pos="9350"/>
             </w:tabs>
             <w:rPr>
-              <w:rFonts w:asciiTheme="minorHAnsi" w:eastAsiaTheme="minorEastAsia" w:hAnsiTheme="minorHAnsi" w:cstheme="minorBidi"/>
+              <w:rFonts w:eastAsiaTheme="minorEastAsia"/>
               <w:noProof/>
               <w:kern w:val="2"/>
               <w14:ligatures w14:val="standardContextual"/>
             </w:rPr>
           </w:pPr>
-          <w:hyperlink w:anchor="_Toc227193164" w:history="1">
+          <w:hyperlink w:anchor="_Toc227709043" w:history="1">
             <w:r>
               <w:rPr>
                 <w:rStyle w:val="Hyperlink"/>
@@ -5806,7 +6058,7 @@
                 <w:noProof/>
                 <w:webHidden/>
               </w:rPr>
-              <w:instrText xml:space="preserve"> PAGEREF _Toc227193164 \h </w:instrText>
+              <w:instrText xml:space="preserve"> PAGEREF _Toc227709043 \h </w:instrText>
             </w:r>
             <w:r>
               <w:rPr>
@@ -5826,7 +6078,7 @@
                 <w:noProof/>
                 <w:webHidden/>
               </w:rPr>
-              <w:t>28</w:t>
+              <w:t>29</w:t>
             </w:r>
             <w:r>
               <w:rPr>
@@ -5844,13 +6096,13 @@
               <w:tab w:val="right" w:leader="dot" w:pos="9350"/>
             </w:tabs>
             <w:rPr>
-              <w:rFonts w:asciiTheme="minorHAnsi" w:eastAsiaTheme="minorEastAsia" w:hAnsiTheme="minorHAnsi" w:cstheme="minorBidi"/>
+              <w:rFonts w:eastAsiaTheme="minorEastAsia"/>
               <w:noProof/>
               <w:kern w:val="2"/>
               <w14:ligatures w14:val="standardContextual"/>
             </w:rPr>
           </w:pPr>
-          <w:hyperlink w:anchor="_Toc227193165" w:history="1">
+          <w:hyperlink w:anchor="_Toc227709044" w:history="1">
             <w:r>
               <w:rPr>
                 <w:rStyle w:val="Hyperlink"/>
@@ -5879,7 +6131,7 @@
                 <w:noProof/>
                 <w:webHidden/>
               </w:rPr>
-              <w:instrText xml:space="preserve"> PAGEREF _Toc227193165 \h </w:instrText>
+              <w:instrText xml:space="preserve"> PAGEREF _Toc227709044 \h </w:instrText>
             </w:r>
             <w:r>
               <w:rPr>
@@ -5899,7 +6151,7 @@
                 <w:noProof/>
                 <w:webHidden/>
               </w:rPr>
-              <w:t>29</w:t>
+              <w:t>30</w:t>
             </w:r>
             <w:r>
               <w:rPr>
@@ -6031,7 +6283,7 @@
             <w:noProof/>
             <w:webHidden/>
           </w:rPr>
-          <w:t>18</w:t>
+          <w:t>19</w:t>
         </w:r>
         <w:r>
           <w:rPr>
@@ -6103,7 +6355,7 @@
             <w:noProof/>
             <w:webHidden/>
           </w:rPr>
-          <w:t>19</w:t>
+          <w:t>20</w:t>
         </w:r>
         <w:r>
           <w:rPr>
@@ -6175,7 +6427,7 @@
             <w:noProof/>
             <w:webHidden/>
           </w:rPr>
-          <w:t>21</w:t>
+          <w:t>23</w:t>
         </w:r>
         <w:r>
           <w:rPr>
@@ -6247,7 +6499,7 @@
             <w:noProof/>
             <w:webHidden/>
           </w:rPr>
-          <w:t>22</w:t>
+          <w:t>24</w:t>
         </w:r>
         <w:r>
           <w:rPr>
@@ -6373,7 +6625,7 @@
             <w:noProof/>
             <w:webHidden/>
           </w:rPr>
-          <w:t>25</w:t>
+          <w:t>27</w:t>
         </w:r>
         <w:r>
           <w:rPr>
@@ -6446,7 +6698,7 @@
             <w:noProof/>
             <w:webHidden/>
           </w:rPr>
-          <w:t>25</w:t>
+          <w:t>28</w:t>
         </w:r>
         <w:r>
           <w:rPr>
@@ -6519,7 +6771,7 @@
             <w:noProof/>
             <w:webHidden/>
           </w:rPr>
-          <w:t>26</w:t>
+          <w:t>28</w:t>
         </w:r>
         <w:r>
           <w:rPr>
@@ -6592,7 +6844,7 @@
             <w:noProof/>
             <w:webHidden/>
           </w:rPr>
-          <w:t>27</w:t>
+          <w:t>29</w:t>
         </w:r>
         <w:r>
           <w:rPr>
@@ -6665,7 +6917,7 @@
             <w:noProof/>
             <w:webHidden/>
           </w:rPr>
-          <w:t>28</w:t>
+          <w:t>30</w:t>
         </w:r>
         <w:r>
           <w:rPr>
@@ -6738,7 +6990,7 @@
             <w:noProof/>
             <w:webHidden/>
           </w:rPr>
-          <w:t>29</w:t>
+          <w:t>31</w:t>
         </w:r>
         <w:r>
           <w:rPr>
@@ -6811,7 +7063,7 @@
             <w:noProof/>
             <w:webHidden/>
           </w:rPr>
-          <w:t>30</w:t>
+          <w:t>32</w:t>
         </w:r>
         <w:r>
           <w:rPr>
@@ -6867,7 +7119,7 @@
           <w:szCs w:val="32"/>
         </w:rPr>
       </w:pPr>
-      <w:bookmarkStart w:id="0" w:name="_Toc227193109"/>
+      <w:bookmarkStart w:id="1" w:name="_Toc227708988"/>
       <w:r>
         <w:rPr>
           <w:rFonts w:ascii="Times New Roman" w:hAnsi="Times New Roman" w:cs="Times New Roman"/>
@@ -6879,7 +7131,7 @@
         </w:rPr>
         <w:t>Abstract</w:t>
       </w:r>
-      <w:bookmarkEnd w:id="0"/>
+      <w:bookmarkEnd w:id="1"/>
     </w:p>
     <w:p>
       <w:pPr>
@@ -6983,7 +7235,7 @@
           <w:szCs w:val="32"/>
         </w:rPr>
       </w:pPr>
-      <w:bookmarkStart w:id="1" w:name="_Toc227193110"/>
+      <w:bookmarkStart w:id="2" w:name="_Toc227708989"/>
       <w:r>
         <w:rPr>
           <w:rFonts w:ascii="Times New Roman" w:hAnsi="Times New Roman" w:cs="Times New Roman"/>
@@ -6995,7 +7247,7 @@
         </w:rPr>
         <w:t>Introduction</w:t>
       </w:r>
-      <w:bookmarkEnd w:id="1"/>
+      <w:bookmarkEnd w:id="2"/>
       <w:r>
         <w:rPr>
           <w:rFonts w:ascii="Times New Roman" w:hAnsi="Times New Roman" w:cs="Times New Roman"/>
@@ -7124,7 +7376,7 @@
           <w:szCs w:val="32"/>
         </w:rPr>
       </w:pPr>
-      <w:bookmarkStart w:id="2" w:name="_Toc227193111"/>
+      <w:bookmarkStart w:id="3" w:name="_Toc227708990"/>
       <w:r>
         <w:rPr>
           <w:rFonts w:ascii="Times New Roman" w:hAnsi="Times New Roman" w:cs="Times New Roman"/>
@@ -7136,7 +7388,7 @@
         </w:rPr>
         <w:t>Final System Overview</w:t>
       </w:r>
-      <w:bookmarkEnd w:id="2"/>
+      <w:bookmarkEnd w:id="3"/>
     </w:p>
     <w:p>
       <w:pPr>
@@ -7174,7 +7426,7 @@
           <w:color w:val="000000" w:themeColor="text1"/>
         </w:rPr>
       </w:pPr>
-      <w:bookmarkStart w:id="3" w:name="_Toc227193112"/>
+      <w:bookmarkStart w:id="4" w:name="_Toc227708991"/>
       <w:r>
         <w:rPr>
           <w:rFonts w:ascii="Times New Roman" w:hAnsi="Times New Roman" w:cs="Times New Roman"/>
@@ -7184,7 +7436,7 @@
         </w:rPr>
         <w:t>System Architecture</w:t>
       </w:r>
-      <w:bookmarkEnd w:id="3"/>
+      <w:bookmarkEnd w:id="4"/>
       <w:r>
         <w:rPr>
           <w:rFonts w:ascii="Times New Roman" w:hAnsi="Times New Roman" w:cs="Times New Roman"/>
@@ -7356,7 +7608,7 @@
           <w:color w:val="000000" w:themeColor="text1"/>
         </w:rPr>
       </w:pPr>
-      <w:bookmarkStart w:id="4" w:name="_Toc227193113"/>
+      <w:bookmarkStart w:id="5" w:name="_Toc227708992"/>
       <w:r>
         <w:rPr>
           <w:rFonts w:ascii="Times New Roman" w:hAnsi="Times New Roman" w:cs="Times New Roman"/>
@@ -7366,7 +7618,7 @@
         </w:rPr>
         <w:t>Core Functional Components</w:t>
       </w:r>
-      <w:bookmarkEnd w:id="4"/>
+      <w:bookmarkEnd w:id="5"/>
     </w:p>
     <w:p>
       <w:r>
@@ -7396,7 +7648,7 @@
           <w:szCs w:val="32"/>
         </w:rPr>
       </w:pPr>
-      <w:bookmarkStart w:id="5" w:name="_Toc227193114"/>
+      <w:bookmarkStart w:id="6" w:name="_Toc227708993"/>
       <w:r>
         <w:rPr>
           <w:b/>
@@ -7407,7 +7659,7 @@
         </w:rPr>
         <w:t>Authentication and User Management</w:t>
       </w:r>
-      <w:bookmarkEnd w:id="5"/>
+      <w:bookmarkEnd w:id="6"/>
       <w:r>
         <w:rPr>
           <w:b/>
@@ -7459,7 +7711,7 @@
           <w:szCs w:val="32"/>
         </w:rPr>
       </w:pPr>
-      <w:bookmarkStart w:id="6" w:name="_Toc227193115"/>
+      <w:bookmarkStart w:id="7" w:name="_Toc227708994"/>
       <w:r>
         <w:rPr>
           <w:b/>
@@ -7470,7 +7722,7 @@
         </w:rPr>
         <w:t>Post and Collaboration Module</w:t>
       </w:r>
-      <w:bookmarkEnd w:id="6"/>
+      <w:bookmarkEnd w:id="7"/>
       <w:r>
         <w:rPr>
           <w:b/>
@@ -7528,7 +7780,7 @@
           <w:szCs w:val="32"/>
         </w:rPr>
       </w:pPr>
-      <w:bookmarkStart w:id="7" w:name="_Toc227193116"/>
+      <w:bookmarkStart w:id="8" w:name="_Toc227708995"/>
       <w:r>
         <w:rPr>
           <w:b/>
@@ -7539,7 +7791,7 @@
         </w:rPr>
         <w:t>Messaging System</w:t>
       </w:r>
-      <w:bookmarkEnd w:id="7"/>
+      <w:bookmarkEnd w:id="8"/>
     </w:p>
     <w:p>
       <w:pPr>
@@ -7578,7 +7830,7 @@
           <w:szCs w:val="32"/>
         </w:rPr>
       </w:pPr>
-      <w:bookmarkStart w:id="8" w:name="_Toc227193117"/>
+      <w:bookmarkStart w:id="9" w:name="_Toc227708996"/>
       <w:r>
         <w:rPr>
           <w:b/>
@@ -7589,7 +7841,7 @@
         </w:rPr>
         <w:t>Scheduling and Meetings</w:t>
       </w:r>
-      <w:bookmarkEnd w:id="8"/>
+      <w:bookmarkEnd w:id="9"/>
     </w:p>
     <w:p>
       <w:pPr>
@@ -7622,7 +7874,7 @@
           <w:szCs w:val="32"/>
         </w:rPr>
       </w:pPr>
-      <w:bookmarkStart w:id="9" w:name="_Toc227193118"/>
+      <w:bookmarkStart w:id="10" w:name="_Toc227708997"/>
       <w:r>
         <w:rPr>
           <w:b/>
@@ -7633,7 +7885,7 @@
         </w:rPr>
         <w:t>Rating and Gamification</w:t>
       </w:r>
-      <w:bookmarkEnd w:id="9"/>
+      <w:bookmarkEnd w:id="10"/>
       <w:r>
         <w:rPr>
           <w:b/>
@@ -7682,7 +7934,7 @@
           <w:szCs w:val="32"/>
         </w:rPr>
       </w:pPr>
-      <w:bookmarkStart w:id="10" w:name="_Toc227193119"/>
+      <w:bookmarkStart w:id="11" w:name="_Toc227708998"/>
       <w:r>
         <w:rPr>
           <w:b/>
@@ -7693,7 +7945,7 @@
         </w:rPr>
         <w:t>Administration</w:t>
       </w:r>
-      <w:bookmarkEnd w:id="10"/>
+      <w:bookmarkEnd w:id="11"/>
     </w:p>
     <w:p>
       <w:pPr>
@@ -7736,7 +7988,7 @@
           <w:color w:val="000000" w:themeColor="text1"/>
         </w:rPr>
       </w:pPr>
-      <w:bookmarkStart w:id="11" w:name="_Toc227193120"/>
+      <w:bookmarkStart w:id="12" w:name="_Toc227708999"/>
       <w:r>
         <w:rPr>
           <w:rFonts w:ascii="Times New Roman" w:hAnsi="Times New Roman" w:cs="Times New Roman"/>
@@ -7746,7 +7998,7 @@
         </w:rPr>
         <w:t>System Deployment Overview</w:t>
       </w:r>
-      <w:bookmarkEnd w:id="11"/>
+      <w:bookmarkEnd w:id="12"/>
     </w:p>
     <w:p>
       <w:pPr>
@@ -7795,7 +8047,7 @@
           <w:szCs w:val="32"/>
         </w:rPr>
       </w:pPr>
-      <w:bookmarkStart w:id="12" w:name="_Toc227193121"/>
+      <w:bookmarkStart w:id="13" w:name="_Toc227709000"/>
       <w:r>
         <w:rPr>
           <w:rFonts w:ascii="Times New Roman" w:hAnsi="Times New Roman" w:cs="Times New Roman"/>
@@ -7807,7 +8059,7 @@
         </w:rPr>
         <w:t>Technical Implementation</w:t>
       </w:r>
-      <w:bookmarkEnd w:id="12"/>
+      <w:bookmarkEnd w:id="13"/>
     </w:p>
     <w:p>
       <w:pPr>
@@ -7839,7 +8091,7 @@
           <w:color w:val="000000" w:themeColor="text1"/>
         </w:rPr>
       </w:pPr>
-      <w:bookmarkStart w:id="13" w:name="_Toc227193122"/>
+      <w:bookmarkStart w:id="14" w:name="_Toc227709001"/>
       <w:r>
         <w:rPr>
           <w:rFonts w:ascii="Times New Roman" w:hAnsi="Times New Roman" w:cs="Times New Roman"/>
@@ -7849,7 +8101,7 @@
         </w:rPr>
         <w:t>Architecture and Design Decisions</w:t>
       </w:r>
-      <w:bookmarkEnd w:id="13"/>
+      <w:bookmarkEnd w:id="14"/>
     </w:p>
     <w:p>
       <w:pPr>
@@ -8021,7 +8273,7 @@
           <w:color w:val="000000" w:themeColor="text1"/>
         </w:rPr>
       </w:pPr>
-      <w:bookmarkStart w:id="14" w:name="_Toc227193123"/>
+      <w:bookmarkStart w:id="15" w:name="_Toc227709002"/>
       <w:r>
         <w:rPr>
           <w:rFonts w:ascii="Times New Roman" w:hAnsi="Times New Roman" w:cs="Times New Roman"/>
@@ -8031,7 +8283,7 @@
         </w:rPr>
         <w:t>Module Implementation</w:t>
       </w:r>
-      <w:bookmarkEnd w:id="14"/>
+      <w:bookmarkEnd w:id="15"/>
       <w:r>
         <w:rPr>
           <w:rFonts w:ascii="Times New Roman" w:hAnsi="Times New Roman" w:cs="Times New Roman"/>
@@ -8070,7 +8322,7 @@
           <w:szCs w:val="32"/>
         </w:rPr>
       </w:pPr>
-      <w:bookmarkStart w:id="15" w:name="_Toc227193124"/>
+      <w:bookmarkStart w:id="16" w:name="_Toc227709003"/>
       <w:r>
         <w:rPr>
           <w:b/>
@@ -8081,7 +8333,7 @@
         </w:rPr>
         <w:t>Authentication and Authorization</w:t>
       </w:r>
-      <w:bookmarkEnd w:id="15"/>
+      <w:bookmarkEnd w:id="16"/>
     </w:p>
     <w:p>
       <w:pPr>
@@ -8153,7 +8405,7 @@
           <w:szCs w:val="32"/>
         </w:rPr>
       </w:pPr>
-      <w:bookmarkStart w:id="16" w:name="_Toc227193125"/>
+      <w:bookmarkStart w:id="17" w:name="_Toc227709004"/>
       <w:r>
         <w:rPr>
           <w:b/>
@@ -8164,7 +8416,7 @@
         </w:rPr>
         <w:t>User Profiles and Points System</w:t>
       </w:r>
-      <w:bookmarkEnd w:id="16"/>
+      <w:bookmarkEnd w:id="17"/>
     </w:p>
     <w:p>
       <w:pPr>
@@ -8212,7 +8464,7 @@
           <w:szCs w:val="32"/>
         </w:rPr>
       </w:pPr>
-      <w:bookmarkStart w:id="17" w:name="_Toc227193126"/>
+      <w:bookmarkStart w:id="18" w:name="_Toc227709005"/>
       <w:r>
         <w:rPr>
           <w:b/>
@@ -8223,7 +8475,7 @@
         </w:rPr>
         <w:t>Posts, Comments, Likes</w:t>
       </w:r>
-      <w:bookmarkEnd w:id="17"/>
+      <w:bookmarkEnd w:id="18"/>
     </w:p>
     <w:p>
       <w:r>
@@ -8259,7 +8511,7 @@
           <w:szCs w:val="32"/>
         </w:rPr>
       </w:pPr>
-      <w:bookmarkStart w:id="18" w:name="_Toc227193127"/>
+      <w:bookmarkStart w:id="19" w:name="_Toc227709006"/>
       <w:r>
         <w:rPr>
           <w:b/>
@@ -8270,7 +8522,7 @@
         </w:rPr>
         <w:t>Real-Time Messaging</w:t>
       </w:r>
-      <w:bookmarkEnd w:id="18"/>
+      <w:bookmarkEnd w:id="19"/>
     </w:p>
     <w:p>
       <w:pPr>
@@ -8317,7 +8569,7 @@
           <w:szCs w:val="32"/>
         </w:rPr>
       </w:pPr>
-      <w:bookmarkStart w:id="19" w:name="_Toc227193128"/>
+      <w:bookmarkStart w:id="20" w:name="_Toc227709007"/>
       <w:r>
         <w:rPr>
           <w:b/>
@@ -8328,7 +8580,7 @@
         </w:rPr>
         <w:t>Scheduling and Meetings</w:t>
       </w:r>
-      <w:bookmarkEnd w:id="19"/>
+      <w:bookmarkEnd w:id="20"/>
     </w:p>
     <w:p>
       <w:pPr>
@@ -8361,7 +8613,7 @@
           <w:szCs w:val="32"/>
         </w:rPr>
       </w:pPr>
-      <w:bookmarkStart w:id="20" w:name="_Toc227193129"/>
+      <w:bookmarkStart w:id="21" w:name="_Toc227709008"/>
       <w:r>
         <w:rPr>
           <w:b/>
@@ -8372,7 +8624,7 @@
         </w:rPr>
         <w:t>Notifications</w:t>
       </w:r>
-      <w:bookmarkEnd w:id="20"/>
+      <w:bookmarkEnd w:id="21"/>
     </w:p>
     <w:p>
       <w:pPr>
@@ -8408,7 +8660,7 @@
           <w:szCs w:val="32"/>
         </w:rPr>
       </w:pPr>
-      <w:bookmarkStart w:id="21" w:name="_Toc227193130"/>
+      <w:bookmarkStart w:id="22" w:name="_Toc227709009"/>
       <w:r>
         <w:rPr>
           <w:b/>
@@ -8419,7 +8671,7 @@
         </w:rPr>
         <w:t>Reports</w:t>
       </w:r>
-      <w:bookmarkEnd w:id="21"/>
+      <w:bookmarkEnd w:id="22"/>
     </w:p>
     <w:p>
       <w:pPr>
@@ -8452,7 +8704,7 @@
           <w:color w:val="000000" w:themeColor="text1"/>
         </w:rPr>
       </w:pPr>
-      <w:bookmarkStart w:id="22" w:name="_Toc227193131"/>
+      <w:bookmarkStart w:id="23" w:name="_Toc227709010"/>
       <w:r>
         <w:rPr>
           <w:rFonts w:ascii="Times New Roman" w:hAnsi="Times New Roman" w:cs="Times New Roman"/>
@@ -8462,7 +8714,7 @@
         </w:rPr>
         <w:t>Data Structures and Database Design</w:t>
       </w:r>
-      <w:bookmarkEnd w:id="22"/>
+      <w:bookmarkEnd w:id="23"/>
     </w:p>
     <w:p>
       <w:pPr>
@@ -8491,7 +8743,7 @@
           <w:szCs w:val="32"/>
         </w:rPr>
       </w:pPr>
-      <w:bookmarkStart w:id="23" w:name="_Toc227193132"/>
+      <w:bookmarkStart w:id="24" w:name="_Toc227709011"/>
       <w:r>
         <w:rPr>
           <w:b/>
@@ -8502,7 +8754,7 @@
         </w:rPr>
         <w:t>User Collection</w:t>
       </w:r>
-      <w:bookmarkEnd w:id="23"/>
+      <w:bookmarkEnd w:id="24"/>
     </w:p>
     <w:p>
       <w:pPr>
@@ -8528,7 +8780,7 @@
           <w:szCs w:val="32"/>
         </w:rPr>
       </w:pPr>
-      <w:bookmarkStart w:id="24" w:name="_Toc227193133"/>
+      <w:bookmarkStart w:id="25" w:name="_Toc227709012"/>
       <w:r>
         <w:rPr>
           <w:b/>
@@ -8539,7 +8791,7 @@
         </w:rPr>
         <w:t>Post and Comment Collections</w:t>
       </w:r>
-      <w:bookmarkEnd w:id="24"/>
+      <w:bookmarkEnd w:id="25"/>
     </w:p>
     <w:p>
       <w:pPr>
@@ -8578,7 +8830,7 @@
           <w:szCs w:val="32"/>
         </w:rPr>
       </w:pPr>
-      <w:bookmarkStart w:id="25" w:name="_Toc227193134"/>
+      <w:bookmarkStart w:id="26" w:name="_Toc227709013"/>
       <w:r>
         <w:rPr>
           <w:rFonts w:cs="Times New Roman"/>
@@ -8590,7 +8842,7 @@
         </w:rPr>
         <w:t>Conversation and Message Collection</w:t>
       </w:r>
-      <w:bookmarkEnd w:id="25"/>
+      <w:bookmarkEnd w:id="26"/>
     </w:p>
     <w:p>
       <w:pPr>
@@ -8641,7 +8893,7 @@
           <w:szCs w:val="32"/>
         </w:rPr>
       </w:pPr>
-      <w:bookmarkStart w:id="26" w:name="_Toc227193135"/>
+      <w:bookmarkStart w:id="27" w:name="_Toc227709014"/>
       <w:r>
         <w:rPr>
           <w:b/>
@@ -8652,7 +8904,7 @@
         </w:rPr>
         <w:t>Meeting Collection</w:t>
       </w:r>
-      <w:bookmarkEnd w:id="26"/>
+      <w:bookmarkEnd w:id="27"/>
     </w:p>
     <w:p>
       <w:r>
@@ -8696,7 +8948,7 @@
           <w:szCs w:val="32"/>
         </w:rPr>
       </w:pPr>
-      <w:bookmarkStart w:id="27" w:name="_Toc227193136"/>
+      <w:bookmarkStart w:id="28" w:name="_Toc227709015"/>
       <w:r>
         <w:rPr>
           <w:b/>
@@ -8708,7 +8960,7 @@
         <w:lastRenderedPageBreak/>
         <w:t>Notification and Report Collections</w:t>
       </w:r>
-      <w:bookmarkEnd w:id="27"/>
+      <w:bookmarkEnd w:id="28"/>
     </w:p>
     <w:p>
       <w:pPr>
@@ -8741,7 +8993,7 @@
           <w:szCs w:val="32"/>
         </w:rPr>
       </w:pPr>
-      <w:bookmarkStart w:id="28" w:name="_Toc227193137"/>
+      <w:bookmarkStart w:id="29" w:name="_Toc227709016"/>
       <w:r>
         <w:rPr>
           <w:b/>
@@ -8752,7 +9004,7 @@
         </w:rPr>
         <w:t>Key Schema Relationships</w:t>
       </w:r>
-      <w:bookmarkEnd w:id="28"/>
+      <w:bookmarkEnd w:id="29"/>
     </w:p>
     <w:p>
       <w:pPr>
@@ -8797,7 +9049,7 @@
           <w:color w:val="000000" w:themeColor="text1"/>
         </w:rPr>
       </w:pPr>
-      <w:bookmarkStart w:id="29" w:name="_Toc227193138"/>
+      <w:bookmarkStart w:id="30" w:name="_Toc227709017"/>
       <w:r>
         <w:rPr>
           <w:rFonts w:ascii="Times New Roman" w:hAnsi="Times New Roman" w:cs="Times New Roman"/>
@@ -8807,7 +9059,7 @@
         </w:rPr>
         <w:t>API and Backend Route Design</w:t>
       </w:r>
-      <w:bookmarkEnd w:id="29"/>
+      <w:bookmarkEnd w:id="30"/>
     </w:p>
     <w:p>
       <w:pPr>
@@ -8951,7 +9203,7 @@
           <w:color w:val="000000" w:themeColor="text1"/>
         </w:rPr>
       </w:pPr>
-      <w:bookmarkStart w:id="30" w:name="_Toc227193139"/>
+      <w:bookmarkStart w:id="31" w:name="_Toc227709018"/>
       <w:r>
         <w:rPr>
           <w:rFonts w:ascii="Times New Roman" w:hAnsi="Times New Roman" w:cs="Times New Roman"/>
@@ -8961,7 +9213,7 @@
         </w:rPr>
         <w:t>Frontend Implementation</w:t>
       </w:r>
-      <w:bookmarkEnd w:id="30"/>
+      <w:bookmarkEnd w:id="31"/>
       <w:r>
         <w:rPr>
           <w:rFonts w:ascii="Times New Roman" w:hAnsi="Times New Roman" w:cs="Times New Roman"/>
@@ -9157,7 +9409,7 @@
           <w:color w:val="000000" w:themeColor="text1"/>
         </w:rPr>
       </w:pPr>
-      <w:bookmarkStart w:id="31" w:name="_Toc227193140"/>
+      <w:bookmarkStart w:id="32" w:name="_Toc227709019"/>
       <w:r>
         <w:rPr>
           <w:rFonts w:ascii="Times New Roman" w:hAnsi="Times New Roman" w:cs="Times New Roman"/>
@@ -9167,7 +9419,7 @@
         </w:rPr>
         <w:t>Security and Validation</w:t>
       </w:r>
-      <w:bookmarkEnd w:id="31"/>
+      <w:bookmarkEnd w:id="32"/>
     </w:p>
     <w:p>
       <w:pPr>
@@ -9374,7 +9626,7 @@
           <w:szCs w:val="32"/>
         </w:rPr>
       </w:pPr>
-      <w:bookmarkStart w:id="32" w:name="_Toc227193141"/>
+      <w:bookmarkStart w:id="33" w:name="_Toc227709020"/>
       <w:r>
         <w:rPr>
           <w:rFonts w:ascii="Times New Roman" w:hAnsi="Times New Roman" w:cs="Times New Roman"/>
@@ -9386,7 +9638,7 @@
         </w:rPr>
         <w:t>Testing and Evaluation</w:t>
       </w:r>
-      <w:bookmarkEnd w:id="32"/>
+      <w:bookmarkEnd w:id="33"/>
     </w:p>
     <w:p>
       <w:pPr>
@@ -9416,7 +9668,7 @@
           <w:color w:val="000000" w:themeColor="text1"/>
         </w:rPr>
       </w:pPr>
-      <w:bookmarkStart w:id="33" w:name="_Toc227193142"/>
+      <w:bookmarkStart w:id="34" w:name="_Toc227709021"/>
       <w:r>
         <w:rPr>
           <w:rFonts w:ascii="Times New Roman" w:hAnsi="Times New Roman" w:cs="Times New Roman"/>
@@ -9426,7 +9678,7 @@
         </w:rPr>
         <w:t>Overview of Testing Strategy</w:t>
       </w:r>
-      <w:bookmarkEnd w:id="33"/>
+      <w:bookmarkEnd w:id="34"/>
       <w:r>
         <w:rPr>
           <w:rFonts w:ascii="Times New Roman" w:hAnsi="Times New Roman" w:cs="Times New Roman"/>
@@ -9477,7 +9729,7 @@
           <w:color w:val="000000" w:themeColor="text1"/>
         </w:rPr>
       </w:pPr>
-      <w:bookmarkStart w:id="34" w:name="_Toc227193143"/>
+      <w:bookmarkStart w:id="35" w:name="_Toc227709022"/>
       <w:r>
         <w:rPr>
           <w:rFonts w:ascii="Times New Roman" w:hAnsi="Times New Roman" w:cs="Times New Roman"/>
@@ -9487,7 +9739,7 @@
         </w:rPr>
         <w:t>Backend Functional and Integration Testing</w:t>
       </w:r>
-      <w:bookmarkEnd w:id="34"/>
+      <w:bookmarkEnd w:id="35"/>
     </w:p>
     <w:p>
       <w:pPr>
@@ -9526,7 +9778,7 @@
           <w:color w:val="000000" w:themeColor="text1"/>
         </w:rPr>
       </w:pPr>
-      <w:bookmarkStart w:id="35" w:name="_Toc227193144"/>
+      <w:bookmarkStart w:id="36" w:name="_Toc227709023"/>
       <w:r>
         <w:rPr>
           <w:rFonts w:ascii="Times New Roman" w:hAnsi="Times New Roman" w:cs="Times New Roman"/>
@@ -9534,9 +9786,27 @@
           <w:bCs/>
           <w:color w:val="000000" w:themeColor="text1"/>
         </w:rPr>
-        <w:t>Front End-to-End Testing</w:t>
-      </w:r>
-      <w:bookmarkEnd w:id="35"/>
+        <w:t>Front</w:t>
+      </w:r>
+      <w:r>
+        <w:rPr>
+          <w:rFonts w:ascii="Times New Roman" w:hAnsi="Times New Roman" w:cs="Times New Roman"/>
+          <w:b/>
+          <w:bCs/>
+          <w:color w:val="000000" w:themeColor="text1"/>
+        </w:rPr>
+        <w:t>end</w:t>
+      </w:r>
+      <w:r>
+        <w:rPr>
+          <w:rFonts w:ascii="Times New Roman" w:hAnsi="Times New Roman" w:cs="Times New Roman"/>
+          <w:b/>
+          <w:bCs/>
+          <w:color w:val="000000" w:themeColor="text1"/>
+        </w:rPr>
+        <w:t xml:space="preserve"> End-to-End Testing</w:t>
+      </w:r>
+      <w:bookmarkEnd w:id="36"/>
     </w:p>
     <w:p>
       <w:pPr>
@@ -9590,7 +9860,7 @@
           <w:color w:val="000000" w:themeColor="text1"/>
         </w:rPr>
       </w:pPr>
-      <w:bookmarkStart w:id="36" w:name="_Toc227193145"/>
+      <w:bookmarkStart w:id="37" w:name="_Toc227709024"/>
       <w:r>
         <w:rPr>
           <w:rFonts w:ascii="Times New Roman" w:hAnsi="Times New Roman" w:cs="Times New Roman"/>
@@ -9600,7 +9870,7 @@
         </w:rPr>
         <w:t>Continuous Integration Testing</w:t>
       </w:r>
-      <w:bookmarkEnd w:id="36"/>
+      <w:bookmarkEnd w:id="37"/>
     </w:p>
     <w:p>
       <w:pPr>
@@ -9633,7 +9903,7 @@
           <w:color w:val="000000" w:themeColor="text1"/>
         </w:rPr>
       </w:pPr>
-      <w:bookmarkStart w:id="37" w:name="_Toc227193146"/>
+      <w:bookmarkStart w:id="38" w:name="_Toc227709025"/>
       <w:r>
         <w:rPr>
           <w:rFonts w:ascii="Times New Roman" w:hAnsi="Times New Roman" w:cs="Times New Roman"/>
@@ -9643,7 +9913,7 @@
         </w:rPr>
         <w:t>Reliability Evaluation</w:t>
       </w:r>
-      <w:bookmarkEnd w:id="37"/>
+      <w:bookmarkEnd w:id="38"/>
     </w:p>
     <w:p>
       <w:pPr>
@@ -9690,7 +9960,7 @@
           <w:szCs w:val="32"/>
         </w:rPr>
       </w:pPr>
-      <w:bookmarkStart w:id="38" w:name="_Toc227193147"/>
+      <w:bookmarkStart w:id="39" w:name="_Toc227709026"/>
       <w:r>
         <w:rPr>
           <w:rFonts w:ascii="Times New Roman" w:hAnsi="Times New Roman" w:cs="Times New Roman"/>
@@ -9713,7 +9983,7 @@
         </w:rPr>
         <w:t>ject Reflection and Evaluation</w:t>
       </w:r>
-      <w:bookmarkEnd w:id="38"/>
+      <w:bookmarkEnd w:id="39"/>
     </w:p>
     <w:p>
       <w:pPr>
@@ -9738,7 +10008,7 @@
           <w:color w:val="000000" w:themeColor="text1"/>
         </w:rPr>
       </w:pPr>
-      <w:bookmarkStart w:id="39" w:name="_Toc227193148"/>
+      <w:bookmarkStart w:id="40" w:name="_Toc227709027"/>
       <w:r>
         <w:rPr>
           <w:rFonts w:ascii="Times New Roman" w:hAnsi="Times New Roman" w:cs="Times New Roman"/>
@@ -9767,7 +10037,7 @@
         </w:rPr>
         <w:t>ncountered and Resolutions</w:t>
       </w:r>
-      <w:bookmarkEnd w:id="39"/>
+      <w:bookmarkEnd w:id="40"/>
     </w:p>
     <w:p>
       <w:pPr>
@@ -10127,7 +10397,7 @@
           <w:color w:val="000000" w:themeColor="text1"/>
         </w:rPr>
       </w:pPr>
-      <w:bookmarkStart w:id="40" w:name="_Toc227193149"/>
+      <w:bookmarkStart w:id="41" w:name="_Toc227709028"/>
       <w:r>
         <w:rPr>
           <w:rFonts w:ascii="Times New Roman" w:hAnsi="Times New Roman" w:cs="Times New Roman"/>
@@ -10137,7 +10407,7 @@
         </w:rPr>
         <w:t>What was achieved</w:t>
       </w:r>
-      <w:bookmarkEnd w:id="40"/>
+      <w:bookmarkEnd w:id="41"/>
     </w:p>
     <w:p>
       <w:pPr>
@@ -10319,7 +10589,7 @@
           <w:bCs/>
         </w:rPr>
       </w:pPr>
-      <w:bookmarkStart w:id="41" w:name="_Toc227193150"/>
+      <w:bookmarkStart w:id="42" w:name="_Toc227709029"/>
       <w:r>
         <w:rPr>
           <w:rFonts w:ascii="Times New Roman" w:hAnsi="Times New Roman" w:cs="Times New Roman"/>
@@ -10329,7 +10599,7 @@
         </w:rPr>
         <w:t>What was not achieved</w:t>
       </w:r>
-      <w:bookmarkEnd w:id="41"/>
+      <w:bookmarkEnd w:id="42"/>
     </w:p>
     <w:p>
       <w:r>
@@ -10415,7 +10685,7 @@
           <w:color w:val="000000" w:themeColor="text1"/>
         </w:rPr>
       </w:pPr>
-      <w:bookmarkStart w:id="42" w:name="_Toc227193151"/>
+      <w:bookmarkStart w:id="43" w:name="_Toc227709030"/>
       <w:r>
         <w:rPr>
           <w:rFonts w:ascii="Times New Roman" w:hAnsi="Times New Roman" w:cs="Times New Roman"/>
@@ -10432,7 +10702,7 @@
           <w:bCs/>
           <w:color w:val="000000" w:themeColor="text1"/>
         </w:rPr>
-        <w:t>L</w:t>
+        <w:t>l</w:t>
       </w:r>
       <w:r>
         <w:rPr>
@@ -10443,7 +10713,7 @@
         </w:rPr>
         <w:t>earned</w:t>
       </w:r>
-      <w:bookmarkEnd w:id="42"/>
+      <w:bookmarkEnd w:id="43"/>
     </w:p>
     <w:p>
       <w:pPr>
@@ -10641,98 +10911,6 @@
         <w:jc w:val="both"/>
       </w:pPr>
     </w:p>
-    <w:p>
-      <w:pPr>
-        <w:pStyle w:val="Heading1"/>
-        <w:numPr>
-          <w:ilvl w:val="1"/>
-          <w:numId w:val="48"/>
-        </w:numPr>
-        <w:spacing w:line="276" w:lineRule="auto"/>
-        <w:rPr>
-          <w:rFonts w:ascii="Times New Roman" w:hAnsi="Times New Roman" w:cs="Times New Roman"/>
-          <w:b/>
-          <w:bCs/>
-          <w:color w:val="000000" w:themeColor="text1"/>
-          <w:sz w:val="32"/>
-          <w:szCs w:val="32"/>
-        </w:rPr>
-      </w:pPr>
-      <w:bookmarkStart w:id="43" w:name="_Toc227193152"/>
-      <w:r>
-        <w:rPr>
-          <w:rFonts w:ascii="Times New Roman" w:hAnsi="Times New Roman" w:cs="Times New Roman"/>
-          <w:b/>
-          <w:bCs/>
-          <w:color w:val="000000" w:themeColor="text1"/>
-          <w:sz w:val="32"/>
-          <w:szCs w:val="32"/>
-        </w:rPr>
-        <w:t>What would be done differently</w:t>
-      </w:r>
-      <w:bookmarkEnd w:id="43"/>
-      <w:r>
-        <w:rPr>
-          <w:rFonts w:ascii="Times New Roman" w:hAnsi="Times New Roman" w:cs="Times New Roman"/>
-          <w:b/>
-          <w:bCs/>
-          <w:color w:val="000000" w:themeColor="text1"/>
-          <w:sz w:val="32"/>
-          <w:szCs w:val="32"/>
-        </w:rPr>
-        <w:t xml:space="preserve"> </w:t>
-      </w:r>
-    </w:p>
-    <w:p>
-      <w:pPr>
-        <w:jc w:val="both"/>
-      </w:pPr>
-      <w:r>
-        <w:t>There are several parts of the development process that could be approached differently. While the final system achieved the core goals, the development process demonstrated that there are some problems that could have been reduced through better planning and earlier technical decisions.</w:t>
-      </w:r>
-    </w:p>
-    <w:p>
-      <w:pPr>
-        <w:jc w:val="both"/>
-      </w:pPr>
-      <w:r>
-        <w:t>Firstly, the definition of the database schema and API response structures earlier in the project could significantly simplify and improve the development stage. There were integrations issues faced during development due to the fact that the layers such as frontend, backend and database were not always fully aligned from the beginning. If the project was restarted, then more time would be wisely spent designing the data relationships and standardizing response formats before implementation.</w:t>
-      </w:r>
-    </w:p>
-    <w:p>
-      <w:pPr>
-        <w:jc w:val="both"/>
-      </w:pPr>
-      <w:r>
-        <w:t>Secondly, introduction of a more formal testing strategy would boost the experience as well. In practice, much of the debugging happened during integration of the features rather than through planned testing from the start. Test cases for authentication, meetings, ratings and messaging would be prepared earlier and used continuously throughout development.</w:t>
-      </w:r>
-    </w:p>
-    <w:p>
-      <w:pPr>
-        <w:jc w:val="both"/>
-      </w:pPr>
-      <w:r>
-        <w:t xml:space="preserve">In addition, frontend planning would also show improvement during all stages. There are screens and workflows that were adjusted several times during implementation stage. Crafting more complete </w:t>
-      </w:r>
-      <w:r>
-        <w:t>UI</w:t>
-      </w:r>
-      <w:r>
-        <w:t xml:space="preserve"> sketches and navigation flows earlier would make the frontend modules more consistent that could reduce redesigning the layer.</w:t>
-      </w:r>
-    </w:p>
-    <w:p>
-      <w:pPr>
-        <w:jc w:val="both"/>
-      </w:pPr>
-      <w:r>
-        <w:t xml:space="preserve">Finally, a greater emphasis on smaller iterative releases would be placed if there was a chance. </w:t>
-      </w:r>
-      <w:r>
-        <w:t>There are features that became complex due to its nature of implementing multiple concerns at the same time. A more incremental approach such that where each module is completed, tested, stabilized before extension would make the development process smoother.</w:t>
-      </w:r>
-    </w:p>
-    <w:p/>
     <w:p>
       <w:pPr>
         <w:pStyle w:val="Heading2"/>
@@ -10747,7 +10925,7 @@
           <w:color w:val="000000" w:themeColor="text1"/>
         </w:rPr>
       </w:pPr>
-      <w:bookmarkStart w:id="44" w:name="_Toc227193153"/>
+      <w:bookmarkStart w:id="44" w:name="_Toc227709031"/>
       <w:r>
         <w:rPr>
           <w:rFonts w:ascii="Times New Roman" w:hAnsi="Times New Roman" w:cs="Times New Roman"/>
@@ -10755,33 +10933,25 @@
           <w:bCs/>
           <w:color w:val="000000" w:themeColor="text1"/>
         </w:rPr>
-        <w:t>Differences from earlier design</w:t>
+        <w:t>What would be done differently</w:t>
       </w:r>
       <w:bookmarkEnd w:id="44"/>
+      <w:r>
+        <w:rPr>
+          <w:rFonts w:ascii="Times New Roman" w:hAnsi="Times New Roman" w:cs="Times New Roman"/>
+          <w:b/>
+          <w:bCs/>
+          <w:color w:val="000000" w:themeColor="text1"/>
+        </w:rPr>
+        <w:t xml:space="preserve"> </w:t>
+      </w:r>
     </w:p>
     <w:p>
-      <w:r>
-        <w:t>The intended design of Peer Tutoring Platform was more straightforward than the final implemented solution during the early stages of the project. As time went by, several design decisions were reviewed in response to integration difficulties.</w:t>
-      </w:r>
-      <w:r>
-        <w:br/>
-        <w:t xml:space="preserve">To start with, handling of real-time communication was noticeably different compared to the initial plan. Messaging and notifications were planned as simple request-response features </w:t>
-      </w:r>
-      <w:r>
-        <w:lastRenderedPageBreak/>
-        <w:t xml:space="preserve">handled only through standard </w:t>
-      </w:r>
-      <w:r>
-        <w:t>API</w:t>
-      </w:r>
-      <w:r>
-        <w:t xml:space="preserve"> calls, however, the approach was not suitable for instant peer interaction. As a result, the design was chosen to be extended to include Socket.io and WebSocket </w:t>
-      </w:r>
-      <w:r>
-        <w:t>frameworks</w:t>
-      </w:r>
-      <w:r>
-        <w:t>. This improved the communication layer of the final product and introduced a more responsive user experience compared to the original design.</w:t>
+      <w:pPr>
+        <w:jc w:val="both"/>
+      </w:pPr>
+      <w:r>
+        <w:t>There are several parts of the development process that could be approached differently. While the final system achieved the core goals, the development process demonstrated that there are some problems that could have been reduced through better planning and earlier technical decisions.</w:t>
       </w:r>
     </w:p>
     <w:p>
@@ -10789,20 +10959,7 @@
         <w:jc w:val="both"/>
       </w:pPr>
       <w:r>
-        <w:t xml:space="preserve">Another change concerned the rating and points </w:t>
-      </w:r>
-      <w:r>
-        <w:t>logic</w:t>
-      </w:r>
-      <w:r>
-        <w:t xml:space="preserve"> during this project. Compared to its original design, ratings were mainly planned to act as simple feedback after a tutoring session. During implementation stage, the feature was expanded into a broader gamification algorithm in w</w:t>
-      </w:r>
-      <w:r>
-        <w:t>hich ratings impact on the calculation of the points given to users after each successful session completion. The change made the rating feature more central to the overall system design.</w:t>
-      </w:r>
-      <w:r>
-        <w:br/>
-        <w:t>The administration module was altered compared to the plan at the beginning of the project. At first, it was intended to have administration serving for basic user oversight. It became clear as development continued that moderation of posts, messages and reported content would be more important for a university-focused platform to align with regulations.</w:t>
+        <w:t>Firstly, the definition of the database schema and API response structures earlier in the project could significantly simplify and improve the development stage. There were integrations issues faced during development due to the fact that the layers such as frontend, backend and database were not always fully aligned from the beginning. If the project was restarted, then more time would be wisely spent designing the data relationships and standardizing response formats before implementation.</w:t>
       </w:r>
     </w:p>
     <w:p>
@@ -10810,13 +10967,7 @@
         <w:jc w:val="both"/>
       </w:pPr>
       <w:r>
-        <w:t xml:space="preserve">There were slight changes in the structure of a few number of backend modules. It was designed initially to treat features as independent functions, however, the implementation showed that closer relationships existed between posts, meetings, notifications, ratings and user profiles. </w:t>
-      </w:r>
-      <w:r>
-        <w:t>Consequently</w:t>
-      </w:r>
-      <w:r>
-        <w:t>, a more connected backed design than originally expected with stronger validation logic and more carefully linked database collections was implemented later on.</w:t>
+        <w:t>Secondly, introduction of a more formal testing strategy would boost the experience as well. In practice, much of the debugging happened during integration of the features rather than through planned testing from the start. Test cases for authentication, meetings, ratings and messaging would be prepared earlier and used continuously throughout development.</w:t>
       </w:r>
     </w:p>
     <w:p>
@@ -10824,29 +10975,30 @@
         <w:jc w:val="both"/>
       </w:pPr>
       <w:r>
-        <w:t xml:space="preserve">To conclude, the final implemented solution remained aligned with the original goal of supporting peer tutoring through a platform, however, the detailed design evolved significantly during the development process. The changes resulted in experiencing less </w:t>
-      </w:r>
-      <w:r>
-        <w:t xml:space="preserve">bugs during development, </w:t>
-      </w:r>
-      <w:r>
-        <w:t xml:space="preserve">improved </w:t>
-      </w:r>
-      <w:r>
-        <w:t>UX</w:t>
-      </w:r>
-      <w:r>
-        <w:t xml:space="preserve"> of the final product and reflected a more realistic understanding of how the platform operates in practice. </w:t>
+        <w:t xml:space="preserve">In addition, frontend planning would also show improvement during all stages. There are screens and workflows that were adjusted several times during implementation stage. Crafting more complete </w:t>
+      </w:r>
+      <w:r>
+        <w:t>UI</w:t>
+      </w:r>
+      <w:r>
+        <w:t xml:space="preserve"> sketches and navigation flows earlier would make the frontend modules more consistent that could reduce redesigning the layer.</w:t>
       </w:r>
     </w:p>
     <w:p>
       <w:pPr>
         <w:jc w:val="both"/>
       </w:pPr>
+      <w:r>
+        <w:t xml:space="preserve">Finally, a greater emphasis on smaller iterative releases would be placed if there was a chance. </w:t>
+      </w:r>
+      <w:r>
+        <w:t>There are features that became complex due to its nature of implementing multiple concerns at the same time. A more incremental approach such that where each module is completed, tested, stabilized before extension would make the development process smoother.</w:t>
+      </w:r>
     </w:p>
+    <w:p/>
     <w:p>
       <w:pPr>
-        <w:pStyle w:val="Heading1"/>
+        <w:pStyle w:val="Heading2"/>
         <w:numPr>
           <w:ilvl w:val="1"/>
           <w:numId w:val="48"/>
@@ -10856,43 +11008,128 @@
           <w:b/>
           <w:bCs/>
           <w:color w:val="000000" w:themeColor="text1"/>
-          <w:sz w:val="32"/>
-          <w:szCs w:val="32"/>
         </w:rPr>
       </w:pPr>
-      <w:bookmarkStart w:id="45" w:name="_Toc227193154"/>
+      <w:bookmarkStart w:id="45" w:name="_Toc227709032"/>
       <w:r>
         <w:rPr>
           <w:rFonts w:ascii="Times New Roman" w:hAnsi="Times New Roman" w:cs="Times New Roman"/>
           <w:b/>
           <w:bCs/>
           <w:color w:val="000000" w:themeColor="text1"/>
-          <w:sz w:val="32"/>
-          <w:szCs w:val="32"/>
         </w:rPr>
-        <w:t xml:space="preserve">Testing Used to </w:t>
-      </w:r>
-      <w:r>
+        <w:t>Differences from earlier design</w:t>
+      </w:r>
+      <w:bookmarkEnd w:id="45"/>
+    </w:p>
+    <w:p>
+      <w:r>
+        <w:t>The intended design of Peer Tutoring Platform was more straightforward than the final implemented solution during the early stages of the project. As time went by, several design decisions were reviewed in response to integration difficulties.</w:t>
+      </w:r>
+      <w:r>
+        <w:br/>
+        <w:t xml:space="preserve">To start with, handling of real-time communication was noticeably different compared to the initial plan. Messaging and notifications were planned as simple request-response features handled only through standard </w:t>
+      </w:r>
+      <w:r>
+        <w:t>API</w:t>
+      </w:r>
+      <w:r>
+        <w:t xml:space="preserve"> calls, however, the approach was not suitable for instant peer </w:t>
+      </w:r>
+      <w:r>
+        <w:lastRenderedPageBreak/>
+        <w:t xml:space="preserve">interaction. As a result, the design was chosen to be extended to include Socket.io and WebSocket </w:t>
+      </w:r>
+      <w:r>
+        <w:t>frameworks</w:t>
+      </w:r>
+      <w:r>
+        <w:t>. This improved the communication layer of the final product and introduced a more responsive user experience compared to the original design.</w:t>
+      </w:r>
+    </w:p>
+    <w:p>
+      <w:pPr>
+        <w:jc w:val="both"/>
+      </w:pPr>
+      <w:r>
+        <w:t xml:space="preserve">Another change concerned the rating and points </w:t>
+      </w:r>
+      <w:r>
+        <w:t>logic</w:t>
+      </w:r>
+      <w:r>
+        <w:t xml:space="preserve"> during this project. Compared to its original design, ratings were mainly planned to act as simple feedback after a tutoring session. During implementation stage, the feature was expanded into a broader gamification algorithm in w</w:t>
+      </w:r>
+      <w:r>
+        <w:t>hich ratings impact on the calculation of the points given to users after each successful session completion. The change made the rating feature more central to the overall system design.</w:t>
+      </w:r>
+      <w:r>
+        <w:br/>
+        <w:t>The administration module was altered compared to the plan at the beginning of the project. At first, it was intended to have administration serving for basic user oversight. It became clear as development continued that moderation of posts, messages and reported content would be more important for a university-focused platform to align with regulations.</w:t>
+      </w:r>
+    </w:p>
+    <w:p>
+      <w:pPr>
+        <w:jc w:val="both"/>
+      </w:pPr>
+      <w:r>
+        <w:t xml:space="preserve">There were slight changes in the structure of a few number of backend modules. It was designed initially to treat features as independent functions, however, the implementation showed that closer relationships existed between posts, meetings, notifications, ratings and user profiles. </w:t>
+      </w:r>
+      <w:r>
+        <w:t>Consequently</w:t>
+      </w:r>
+      <w:r>
+        <w:t>, a more connected backed design than originally expected with stronger validation logic and more carefully linked database collections was implemented later on.</w:t>
+      </w:r>
+    </w:p>
+    <w:p>
+      <w:pPr>
+        <w:jc w:val="both"/>
+      </w:pPr>
+      <w:r>
+        <w:t xml:space="preserve">To conclude, the final implemented solution remained aligned with the original goal of supporting peer tutoring through a platform, however, the detailed design evolved significantly during the development process. The changes resulted in experiencing less </w:t>
+      </w:r>
+      <w:r>
+        <w:t xml:space="preserve">bugs during development, </w:t>
+      </w:r>
+      <w:r>
+        <w:t xml:space="preserve">improved </w:t>
+      </w:r>
+      <w:r>
+        <w:t>UX</w:t>
+      </w:r>
+      <w:r>
+        <w:t xml:space="preserve"> of the final product and reflected a more realistic understanding of how the platform operates in practice. </w:t>
+      </w:r>
+    </w:p>
+    <w:p>
+      <w:pPr>
+        <w:jc w:val="both"/>
+      </w:pPr>
+    </w:p>
+    <w:p>
+      <w:pPr>
+        <w:pStyle w:val="Heading2"/>
+        <w:numPr>
+          <w:ilvl w:val="1"/>
+          <w:numId w:val="48"/>
+        </w:numPr>
         <w:rPr>
           <w:rFonts w:ascii="Times New Roman" w:hAnsi="Times New Roman" w:cs="Times New Roman"/>
           <w:b/>
           <w:bCs/>
           <w:color w:val="000000" w:themeColor="text1"/>
-          <w:sz w:val="32"/>
-          <w:szCs w:val="32"/>
         </w:rPr>
-        <w:t>Assess</w:t>
-      </w:r>
+      </w:pPr>
+      <w:bookmarkStart w:id="46" w:name="_Toc227709033"/>
       <w:r>
         <w:rPr>
           <w:rFonts w:ascii="Times New Roman" w:hAnsi="Times New Roman" w:cs="Times New Roman"/>
           <w:b/>
           <w:bCs/>
           <w:color w:val="000000" w:themeColor="text1"/>
-          <w:sz w:val="32"/>
-          <w:szCs w:val="32"/>
         </w:rPr>
-        <w:t xml:space="preserve"> </w:t>
+        <w:t xml:space="preserve">Testing Used to </w:t>
       </w:r>
       <w:r>
         <w:rPr>
@@ -10900,10 +11137,8 @@
           <w:b/>
           <w:bCs/>
           <w:color w:val="000000" w:themeColor="text1"/>
-          <w:sz w:val="32"/>
-          <w:szCs w:val="32"/>
         </w:rPr>
-        <w:t xml:space="preserve">the </w:t>
+        <w:t>Assess</w:t>
       </w:r>
       <w:r>
         <w:rPr>
@@ -10911,10 +11146,8 @@
           <w:b/>
           <w:bCs/>
           <w:color w:val="000000" w:themeColor="text1"/>
-          <w:sz w:val="32"/>
-          <w:szCs w:val="32"/>
         </w:rPr>
-        <w:t xml:space="preserve">Reliability of the </w:t>
+        <w:t xml:space="preserve"> </w:t>
       </w:r>
       <w:r>
         <w:rPr>
@@ -10922,12 +11155,28 @@
           <w:b/>
           <w:bCs/>
           <w:color w:val="000000" w:themeColor="text1"/>
-          <w:sz w:val="32"/>
-          <w:szCs w:val="32"/>
+        </w:rPr>
+        <w:t xml:space="preserve">the </w:t>
+      </w:r>
+      <w:r>
+        <w:rPr>
+          <w:rFonts w:ascii="Times New Roman" w:hAnsi="Times New Roman" w:cs="Times New Roman"/>
+          <w:b/>
+          <w:bCs/>
+          <w:color w:val="000000" w:themeColor="text1"/>
+        </w:rPr>
+        <w:t xml:space="preserve">Reliability of the </w:t>
+      </w:r>
+      <w:r>
+        <w:rPr>
+          <w:rFonts w:ascii="Times New Roman" w:hAnsi="Times New Roman" w:cs="Times New Roman"/>
+          <w:b/>
+          <w:bCs/>
+          <w:color w:val="000000" w:themeColor="text1"/>
         </w:rPr>
         <w:t>Project</w:t>
       </w:r>
-      <w:bookmarkEnd w:id="45"/>
+      <w:bookmarkEnd w:id="46"/>
     </w:p>
     <w:p>
       <w:pPr>
@@ -10999,7 +11248,7 @@
           <w:szCs w:val="32"/>
         </w:rPr>
       </w:pPr>
-      <w:bookmarkStart w:id="46" w:name="_Toc227193155"/>
+      <w:bookmarkStart w:id="47" w:name="_Toc227709034"/>
       <w:r>
         <w:rPr>
           <w:b/>
@@ -11010,7 +11259,7 @@
         </w:rPr>
         <w:t>Functional Testing</w:t>
       </w:r>
-      <w:bookmarkEnd w:id="46"/>
+      <w:bookmarkEnd w:id="47"/>
     </w:p>
     <w:p>
       <w:pPr>
@@ -11086,24 +11335,37 @@
         <w:pStyle w:val="Caption"/>
         <w:keepNext/>
       </w:pPr>
-      <w:bookmarkStart w:id="47" w:name="_Toc227190209"/>
-      <w:bookmarkStart w:id="48" w:name="_Toc227190299"/>
+      <w:bookmarkStart w:id="48" w:name="_Toc227190209"/>
+      <w:bookmarkStart w:id="49" w:name="_Toc227190299"/>
       <w:r>
         <w:t xml:space="preserve">Table </w:t>
       </w:r>
-      <w:fldSimple w:instr=" SEQ Table \* ARABIC ">
-        <w:r>
-          <w:rPr>
-            <w:noProof/>
-          </w:rPr>
-          <w:t>1</w:t>
-        </w:r>
-      </w:fldSimple>
+      <w:r>
+        <w:fldChar w:fldCharType="begin"/>
+      </w:r>
+      <w:r>
+        <w:instrText xml:space="preserve"> SEQ Table \* ARABIC </w:instrText>
+      </w:r>
+      <w:r>
+        <w:fldChar w:fldCharType="separate"/>
+      </w:r>
+      <w:r>
+        <w:rPr>
+          <w:noProof/>
+        </w:rPr>
+        <w:t>1</w:t>
+      </w:r>
+      <w:r>
+        <w:rPr>
+          <w:noProof/>
+        </w:rPr>
+        <w:fldChar w:fldCharType="end"/>
+      </w:r>
       <w:r>
         <w:t>: Frontend Functional Test Cases</w:t>
       </w:r>
-      <w:bookmarkEnd w:id="47"/>
       <w:bookmarkEnd w:id="48"/>
+      <w:bookmarkEnd w:id="49"/>
     </w:p>
     <w:tbl>
       <w:tblPr>
@@ -11278,7 +11540,6 @@
               <w:jc w:val="both"/>
             </w:pPr>
             <w:r>
-              <w:lastRenderedPageBreak/>
               <w:t>FE01</w:t>
             </w:r>
           </w:p>
@@ -11305,7 +11566,14 @@
               <w:rPr>
                 <w:lang w:val="en-US"/>
               </w:rPr>
-              <w:t>User can register and be redirected to the feed page</w:t>
+              <w:t xml:space="preserve">User can register and </w:t>
+            </w:r>
+            <w:r>
+              <w:rPr>
+                <w:lang w:val="en-US"/>
+              </w:rPr>
+              <w:lastRenderedPageBreak/>
+              <w:t>be redirected to the feed page</w:t>
             </w:r>
           </w:p>
         </w:tc>
@@ -11328,6 +11596,7 @@
               <w:rPr>
                 <w:lang w:val="en-US"/>
               </w:rPr>
+              <w:lastRenderedPageBreak/>
               <w:t>Open sign up page</w:t>
             </w:r>
           </w:p>
@@ -11346,6 +11615,7 @@
               <w:rPr>
                 <w:lang w:val="en-US"/>
               </w:rPr>
+              <w:lastRenderedPageBreak/>
               <w:t>Enter name, email and password</w:t>
             </w:r>
           </w:p>
@@ -11377,7 +11647,15 @@
               <w:rPr>
                 <w:lang w:val="en-US"/>
               </w:rPr>
-              <w:t>Account is created and user is redirected to /feeds</w:t>
+              <w:lastRenderedPageBreak/>
+              <w:t xml:space="preserve">Account is created and </w:t>
+            </w:r>
+            <w:r>
+              <w:rPr>
+                <w:lang w:val="en-US"/>
+              </w:rPr>
+              <w:lastRenderedPageBreak/>
+              <w:t>user is redirected to /feeds</w:t>
             </w:r>
           </w:p>
         </w:tc>
@@ -11390,7 +11668,15 @@
               <w:rPr>
                 <w:lang w:val="en-US"/>
               </w:rPr>
-              <w:t>User was successfully redirected to /feeds</w:t>
+              <w:lastRenderedPageBreak/>
+              <w:t xml:space="preserve">User was successfully </w:t>
+            </w:r>
+            <w:r>
+              <w:rPr>
+                <w:lang w:val="en-US"/>
+              </w:rPr>
+              <w:lastRenderedPageBreak/>
+              <w:t>redirected to /feeds</w:t>
             </w:r>
           </w:p>
         </w:tc>
@@ -11403,6 +11689,7 @@
               <w:jc w:val="both"/>
             </w:pPr>
             <w:r>
+              <w:lastRenderedPageBreak/>
               <w:t>Pass</w:t>
             </w:r>
           </w:p>
@@ -12093,24 +12380,37 @@
         <w:pStyle w:val="Caption"/>
         <w:keepNext/>
       </w:pPr>
-      <w:bookmarkStart w:id="49" w:name="_Toc227190210"/>
-      <w:bookmarkStart w:id="50" w:name="_Toc227190300"/>
+      <w:bookmarkStart w:id="50" w:name="_Toc227190210"/>
+      <w:bookmarkStart w:id="51" w:name="_Toc227190300"/>
       <w:r>
         <w:t xml:space="preserve">Table </w:t>
       </w:r>
-      <w:fldSimple w:instr=" SEQ Table \* ARABIC ">
-        <w:r>
-          <w:rPr>
-            <w:noProof/>
-          </w:rPr>
-          <w:t>2</w:t>
-        </w:r>
-      </w:fldSimple>
+      <w:r>
+        <w:fldChar w:fldCharType="begin"/>
+      </w:r>
+      <w:r>
+        <w:instrText xml:space="preserve"> SEQ Table \* ARABIC </w:instrText>
+      </w:r>
+      <w:r>
+        <w:fldChar w:fldCharType="separate"/>
+      </w:r>
+      <w:r>
+        <w:rPr>
+          <w:noProof/>
+        </w:rPr>
+        <w:t>2</w:t>
+      </w:r>
+      <w:r>
+        <w:rPr>
+          <w:noProof/>
+        </w:rPr>
+        <w:fldChar w:fldCharType="end"/>
+      </w:r>
       <w:r>
         <w:t>: Backend Functional Test Cases</w:t>
       </w:r>
-      <w:bookmarkEnd w:id="49"/>
       <w:bookmarkEnd w:id="50"/>
+      <w:bookmarkEnd w:id="51"/>
     </w:p>
     <w:tbl>
       <w:tblPr>
@@ -12349,7 +12649,6 @@
               </w:numPr>
             </w:pPr>
             <w:r>
-              <w:lastRenderedPageBreak/>
               <w:t>Check database</w:t>
             </w:r>
           </w:p>
@@ -12363,7 +12662,6 @@
               <w:rPr>
                 <w:lang w:val="en-US"/>
               </w:rPr>
-              <w:lastRenderedPageBreak/>
               <w:t>New user record is created</w:t>
             </w:r>
           </w:p>
@@ -12405,6 +12703,7 @@
               <w:jc w:val="both"/>
             </w:pPr>
             <w:r>
+              <w:lastRenderedPageBreak/>
               <w:t>BE02</w:t>
             </w:r>
           </w:p>
@@ -13666,7 +13965,7 @@
           <w:szCs w:val="32"/>
         </w:rPr>
       </w:pPr>
-      <w:bookmarkStart w:id="51" w:name="_Toc227193156"/>
+      <w:bookmarkStart w:id="52" w:name="_Toc227709035"/>
       <w:r>
         <w:rPr>
           <w:b/>
@@ -13677,7 +13976,7 @@
         </w:rPr>
         <w:t>Security and Access Control Testing</w:t>
       </w:r>
-      <w:bookmarkEnd w:id="51"/>
+      <w:bookmarkEnd w:id="52"/>
     </w:p>
     <w:p>
       <w:pPr>
@@ -13715,24 +14014,37 @@
         <w:pStyle w:val="Caption"/>
         <w:keepNext/>
       </w:pPr>
-      <w:bookmarkStart w:id="52" w:name="_Toc227190211"/>
-      <w:bookmarkStart w:id="53" w:name="_Toc227190301"/>
+      <w:bookmarkStart w:id="53" w:name="_Toc227190211"/>
+      <w:bookmarkStart w:id="54" w:name="_Toc227190301"/>
       <w:r>
         <w:t xml:space="preserve">Table </w:t>
       </w:r>
-      <w:fldSimple w:instr=" SEQ Table \* ARABIC ">
-        <w:r>
-          <w:rPr>
-            <w:noProof/>
-          </w:rPr>
-          <w:t>3</w:t>
-        </w:r>
-      </w:fldSimple>
+      <w:r>
+        <w:fldChar w:fldCharType="begin"/>
+      </w:r>
+      <w:r>
+        <w:instrText xml:space="preserve"> SEQ Table \* ARABIC </w:instrText>
+      </w:r>
+      <w:r>
+        <w:fldChar w:fldCharType="separate"/>
+      </w:r>
+      <w:r>
+        <w:rPr>
+          <w:noProof/>
+        </w:rPr>
+        <w:t>3</w:t>
+      </w:r>
+      <w:r>
+        <w:rPr>
+          <w:noProof/>
+        </w:rPr>
+        <w:fldChar w:fldCharType="end"/>
+      </w:r>
       <w:r>
         <w:t>: Security and Access Control Test Cases</w:t>
       </w:r>
-      <w:bookmarkEnd w:id="52"/>
       <w:bookmarkEnd w:id="53"/>
+      <w:bookmarkEnd w:id="54"/>
     </w:p>
     <w:tbl>
       <w:tblPr>
@@ -14530,7 +14842,7 @@
           <w:szCs w:val="32"/>
         </w:rPr>
       </w:pPr>
-      <w:bookmarkStart w:id="54" w:name="_Toc227193157"/>
+      <w:bookmarkStart w:id="55" w:name="_Toc227709036"/>
       <w:r>
         <w:rPr>
           <w:b/>
@@ -14551,7 +14863,7 @@
         </w:rPr>
         <w:t>liability and Validation Testing</w:t>
       </w:r>
-      <w:bookmarkEnd w:id="54"/>
+      <w:bookmarkEnd w:id="55"/>
     </w:p>
     <w:p>
       <w:pPr>
@@ -14580,24 +14892,37 @@
         <w:pStyle w:val="Caption"/>
         <w:keepNext/>
       </w:pPr>
-      <w:bookmarkStart w:id="55" w:name="_Toc227190212"/>
-      <w:bookmarkStart w:id="56" w:name="_Toc227190302"/>
+      <w:bookmarkStart w:id="56" w:name="_Toc227190212"/>
+      <w:bookmarkStart w:id="57" w:name="_Toc227190302"/>
       <w:r>
         <w:t xml:space="preserve">Table </w:t>
       </w:r>
-      <w:fldSimple w:instr=" SEQ Table \* ARABIC ">
-        <w:r>
-          <w:rPr>
-            <w:noProof/>
-          </w:rPr>
-          <w:t>4</w:t>
-        </w:r>
-      </w:fldSimple>
+      <w:r>
+        <w:fldChar w:fldCharType="begin"/>
+      </w:r>
+      <w:r>
+        <w:instrText xml:space="preserve"> SEQ Table \* ARABIC </w:instrText>
+      </w:r>
+      <w:r>
+        <w:fldChar w:fldCharType="separate"/>
+      </w:r>
+      <w:r>
+        <w:rPr>
+          <w:noProof/>
+        </w:rPr>
+        <w:t>4</w:t>
+      </w:r>
+      <w:r>
+        <w:rPr>
+          <w:noProof/>
+        </w:rPr>
+        <w:fldChar w:fldCharType="end"/>
+      </w:r>
       <w:r>
         <w:t>: Reliability and Validation Test Cases</w:t>
       </w:r>
-      <w:bookmarkEnd w:id="55"/>
       <w:bookmarkEnd w:id="56"/>
+      <w:bookmarkEnd w:id="57"/>
     </w:p>
     <w:tbl>
       <w:tblPr>
@@ -15430,7 +15755,7 @@
           <w:szCs w:val="32"/>
         </w:rPr>
       </w:pPr>
-      <w:bookmarkStart w:id="57" w:name="_Toc227193158"/>
+      <w:bookmarkStart w:id="58" w:name="_Toc227709037"/>
       <w:r>
         <w:rPr>
           <w:b/>
@@ -15441,7 +15766,7 @@
         </w:rPr>
         <w:t>Usability and Performance Observations</w:t>
       </w:r>
-      <w:bookmarkEnd w:id="57"/>
+      <w:bookmarkEnd w:id="58"/>
     </w:p>
     <w:p>
       <w:pPr>
@@ -15477,7 +15802,7 @@
           <w:szCs w:val="32"/>
         </w:rPr>
       </w:pPr>
-      <w:bookmarkStart w:id="58" w:name="_Toc227193159"/>
+      <w:bookmarkStart w:id="59" w:name="_Toc227709038"/>
       <w:r>
         <w:rPr>
           <w:b/>
@@ -15488,7 +15813,7 @@
         </w:rPr>
         <w:t>Reliability of the Final System</w:t>
       </w:r>
-      <w:bookmarkEnd w:id="58"/>
+      <w:bookmarkEnd w:id="59"/>
     </w:p>
     <w:p>
       <w:pPr>
@@ -15555,7 +15880,7 @@
           <w:szCs w:val="32"/>
         </w:rPr>
       </w:pPr>
-      <w:bookmarkStart w:id="59" w:name="_Toc227193160"/>
+      <w:bookmarkStart w:id="60" w:name="_Toc227709039"/>
       <w:r>
         <w:rPr>
           <w:rFonts w:ascii="Times New Roman" w:hAnsi="Times New Roman" w:cs="Times New Roman"/>
@@ -15567,7 +15892,7 @@
         </w:rPr>
         <w:t>Reference List</w:t>
       </w:r>
-      <w:bookmarkEnd w:id="59"/>
+      <w:bookmarkEnd w:id="60"/>
     </w:p>
     <w:p>
       <w:pPr>
@@ -15676,7 +16001,7 @@
           <w:szCs w:val="32"/>
         </w:rPr>
       </w:pPr>
-      <w:bookmarkStart w:id="60" w:name="_Toc227193161"/>
+      <w:bookmarkStart w:id="61" w:name="_Toc227709040"/>
       <w:r>
         <w:rPr>
           <w:rFonts w:ascii="Times New Roman" w:hAnsi="Times New Roman" w:cs="Times New Roman"/>
@@ -15688,7 +16013,7 @@
         </w:rPr>
         <w:t>Glossary</w:t>
       </w:r>
-      <w:bookmarkEnd w:id="60"/>
+      <w:bookmarkEnd w:id="61"/>
       <w:r>
         <w:rPr>
           <w:rFonts w:ascii="Times New Roman" w:hAnsi="Times New Roman" w:cs="Times New Roman"/>
@@ -16863,7 +17188,7 @@
           <w:szCs w:val="32"/>
         </w:rPr>
       </w:pPr>
-      <w:bookmarkStart w:id="61" w:name="_Toc227193162"/>
+      <w:bookmarkStart w:id="62" w:name="_Toc227709041"/>
       <w:r>
         <w:rPr>
           <w:rFonts w:ascii="Times New Roman" w:hAnsi="Times New Roman" w:cs="Times New Roman"/>
@@ -16875,7 +17200,7 @@
         </w:rPr>
         <w:t>Appendix</w:t>
       </w:r>
-      <w:bookmarkEnd w:id="61"/>
+      <w:bookmarkEnd w:id="62"/>
     </w:p>
     <w:p>
       <w:pPr>
@@ -16887,7 +17212,7 @@
           <w:color w:val="000000" w:themeColor="text1"/>
         </w:rPr>
       </w:pPr>
-      <w:bookmarkStart w:id="62" w:name="_Toc227193163"/>
+      <w:bookmarkStart w:id="63" w:name="_Toc227709042"/>
       <w:r>
         <w:rPr>
           <w:rFonts w:ascii="Times New Roman" w:hAnsi="Times New Roman" w:cs="Times New Roman"/>
@@ -16897,7 +17222,7 @@
         </w:rPr>
         <w:t>Appendix A: Frontend Playwright Test Evidence</w:t>
       </w:r>
-      <w:bookmarkEnd w:id="62"/>
+      <w:bookmarkEnd w:id="63"/>
     </w:p>
     <w:p>
       <w:pPr>
@@ -16949,22 +17274,35 @@
         <w:pStyle w:val="Caption"/>
         <w:jc w:val="center"/>
       </w:pPr>
-      <w:bookmarkStart w:id="63" w:name="_Toc227190596"/>
+      <w:bookmarkStart w:id="64" w:name="_Toc227190596"/>
       <w:r>
         <w:t>Figure A.</w:t>
       </w:r>
-      <w:fldSimple w:instr=" SEQ Figure \* ARABIC ">
-        <w:r>
-          <w:rPr>
-            <w:noProof/>
-          </w:rPr>
-          <w:t>1</w:t>
-        </w:r>
-      </w:fldSimple>
+      <w:r>
+        <w:fldChar w:fldCharType="begin"/>
+      </w:r>
+      <w:r>
+        <w:instrText xml:space="preserve"> SEQ Figure \* ARABIC </w:instrText>
+      </w:r>
+      <w:r>
+        <w:fldChar w:fldCharType="separate"/>
+      </w:r>
+      <w:r>
+        <w:rPr>
+          <w:noProof/>
+        </w:rPr>
+        <w:t>1</w:t>
+      </w:r>
+      <w:r>
+        <w:rPr>
+          <w:noProof/>
+        </w:rPr>
+        <w:fldChar w:fldCharType="end"/>
+      </w:r>
       <w:r>
         <w:t>: Github Actions running frontend Playwright tests successfully</w:t>
       </w:r>
-      <w:bookmarkEnd w:id="63"/>
+      <w:bookmarkEnd w:id="64"/>
     </w:p>
     <w:p>
       <w:pPr>
@@ -17017,22 +17355,35 @@
         <w:pStyle w:val="Caption"/>
         <w:jc w:val="center"/>
       </w:pPr>
-      <w:bookmarkStart w:id="64" w:name="_Toc227190597"/>
+      <w:bookmarkStart w:id="65" w:name="_Toc227190597"/>
       <w:r>
         <w:t>Figure A.</w:t>
       </w:r>
-      <w:fldSimple w:instr=" SEQ Figure \* ARABIC ">
-        <w:r>
-          <w:rPr>
-            <w:noProof/>
-          </w:rPr>
-          <w:t>2</w:t>
-        </w:r>
-      </w:fldSimple>
+      <w:r>
+        <w:fldChar w:fldCharType="begin"/>
+      </w:r>
+      <w:r>
+        <w:instrText xml:space="preserve"> SEQ Figure \* ARABIC </w:instrText>
+      </w:r>
+      <w:r>
+        <w:fldChar w:fldCharType="separate"/>
+      </w:r>
+      <w:r>
+        <w:rPr>
+          <w:noProof/>
+        </w:rPr>
+        <w:t>2</w:t>
+      </w:r>
+      <w:r>
+        <w:rPr>
+          <w:noProof/>
+        </w:rPr>
+        <w:fldChar w:fldCharType="end"/>
+      </w:r>
       <w:r>
         <w:t>: Playwright HTML report overview</w:t>
       </w:r>
-      <w:bookmarkEnd w:id="64"/>
+      <w:bookmarkEnd w:id="65"/>
     </w:p>
     <w:p>
       <w:pPr>
@@ -17044,7 +17395,7 @@
           <w:color w:val="000000" w:themeColor="text1"/>
         </w:rPr>
       </w:pPr>
-      <w:bookmarkStart w:id="65" w:name="_Toc227193164"/>
+      <w:bookmarkStart w:id="66" w:name="_Toc227709043"/>
       <w:r>
         <w:rPr>
           <w:rFonts w:ascii="Times New Roman" w:hAnsi="Times New Roman" w:cs="Times New Roman"/>
@@ -17054,7 +17405,7 @@
         </w:rPr>
         <w:t>Appendix B: Backend Jest Test Evidence</w:t>
       </w:r>
-      <w:bookmarkEnd w:id="65"/>
+      <w:bookmarkEnd w:id="66"/>
     </w:p>
     <w:p>
       <w:pPr>
@@ -17106,22 +17457,35 @@
         <w:pStyle w:val="Caption"/>
         <w:jc w:val="center"/>
       </w:pPr>
-      <w:bookmarkStart w:id="66" w:name="_Toc227190598"/>
+      <w:bookmarkStart w:id="67" w:name="_Toc227190598"/>
       <w:r>
         <w:t>Figure B.</w:t>
       </w:r>
-      <w:fldSimple w:instr=" SEQ Figure \* ARABIC ">
-        <w:r>
-          <w:rPr>
-            <w:noProof/>
-          </w:rPr>
-          <w:t>3</w:t>
-        </w:r>
-      </w:fldSimple>
+      <w:r>
+        <w:fldChar w:fldCharType="begin"/>
+      </w:r>
+      <w:r>
+        <w:instrText xml:space="preserve"> SEQ Figure \* ARABIC </w:instrText>
+      </w:r>
+      <w:r>
+        <w:fldChar w:fldCharType="separate"/>
+      </w:r>
+      <w:r>
+        <w:rPr>
+          <w:noProof/>
+        </w:rPr>
+        <w:t>3</w:t>
+      </w:r>
+      <w:r>
+        <w:rPr>
+          <w:noProof/>
+        </w:rPr>
+        <w:fldChar w:fldCharType="end"/>
+      </w:r>
       <w:r>
         <w:t>: Github Actions running backend Jest tests successfully</w:t>
       </w:r>
-      <w:bookmarkEnd w:id="66"/>
+      <w:bookmarkEnd w:id="67"/>
     </w:p>
     <w:p/>
     <w:p/>
@@ -17134,7 +17498,7 @@
           <w:bCs/>
         </w:rPr>
       </w:pPr>
-      <w:bookmarkStart w:id="67" w:name="_Toc227193165"/>
+      <w:bookmarkStart w:id="68" w:name="_Toc227709044"/>
       <w:r>
         <w:rPr>
           <w:rFonts w:ascii="Times New Roman" w:hAnsi="Times New Roman" w:cs="Times New Roman"/>
@@ -17153,7 +17517,7 @@
         </w:rPr>
         <w:t>Github Actions CI/CD Workflow</w:t>
       </w:r>
-      <w:bookmarkEnd w:id="67"/>
+      <w:bookmarkEnd w:id="68"/>
     </w:p>
     <w:p/>
     <w:p>
@@ -17207,22 +17571,35 @@
         <w:pStyle w:val="Caption"/>
         <w:jc w:val="center"/>
       </w:pPr>
-      <w:bookmarkStart w:id="68" w:name="_Toc227190599"/>
+      <w:bookmarkStart w:id="69" w:name="_Toc227190599"/>
       <w:r>
         <w:t>Figure C.</w:t>
       </w:r>
-      <w:fldSimple w:instr=" SEQ Figure \* ARABIC ">
-        <w:r>
-          <w:rPr>
-            <w:noProof/>
-          </w:rPr>
-          <w:t>4</w:t>
-        </w:r>
-      </w:fldSimple>
+      <w:r>
+        <w:fldChar w:fldCharType="begin"/>
+      </w:r>
+      <w:r>
+        <w:instrText xml:space="preserve"> SEQ Figure \* ARABIC </w:instrText>
+      </w:r>
+      <w:r>
+        <w:fldChar w:fldCharType="separate"/>
+      </w:r>
+      <w:r>
+        <w:rPr>
+          <w:noProof/>
+        </w:rPr>
+        <w:t>4</w:t>
+      </w:r>
+      <w:r>
+        <w:rPr>
+          <w:noProof/>
+        </w:rPr>
+        <w:fldChar w:fldCharType="end"/>
+      </w:r>
       <w:r>
         <w:t>: Github Actions workflow showing all checks including Backend Tests, Deployment to AWS EC2 and Frontend tests have passed after a commit to main branch</w:t>
       </w:r>
-      <w:bookmarkEnd w:id="68"/>
+      <w:bookmarkEnd w:id="69"/>
     </w:p>
     <w:p/>
     <w:p>
@@ -17280,22 +17657,35 @@
         <w:pStyle w:val="Caption"/>
         <w:jc w:val="center"/>
       </w:pPr>
-      <w:bookmarkStart w:id="69" w:name="_Toc227190600"/>
+      <w:bookmarkStart w:id="70" w:name="_Toc227190600"/>
       <w:r>
         <w:t>Figure C.</w:t>
       </w:r>
-      <w:fldSimple w:instr=" SEQ Figure \* ARABIC ">
-        <w:r>
-          <w:rPr>
-            <w:noProof/>
-          </w:rPr>
-          <w:t>5</w:t>
-        </w:r>
-      </w:fldSimple>
+      <w:r>
+        <w:fldChar w:fldCharType="begin"/>
+      </w:r>
+      <w:r>
+        <w:instrText xml:space="preserve"> SEQ Figure \* ARABIC </w:instrText>
+      </w:r>
+      <w:r>
+        <w:fldChar w:fldCharType="separate"/>
+      </w:r>
+      <w:r>
+        <w:rPr>
+          <w:noProof/>
+        </w:rPr>
+        <w:t>5</w:t>
+      </w:r>
+      <w:r>
+        <w:rPr>
+          <w:noProof/>
+        </w:rPr>
+        <w:fldChar w:fldCharType="end"/>
+      </w:r>
       <w:r>
         <w:t>: Github Actions workflow showing that Frontend Tests were executed successfully</w:t>
       </w:r>
-      <w:bookmarkEnd w:id="69"/>
+      <w:bookmarkEnd w:id="70"/>
       <w:r>
         <w:t xml:space="preserve"> </w:t>
       </w:r>
@@ -17353,22 +17743,35 @@
         <w:pStyle w:val="Caption"/>
         <w:jc w:val="center"/>
       </w:pPr>
-      <w:bookmarkStart w:id="70" w:name="_Toc227190601"/>
+      <w:bookmarkStart w:id="71" w:name="_Toc227190601"/>
       <w:r>
         <w:t>Figure C.</w:t>
       </w:r>
-      <w:fldSimple w:instr=" SEQ Figure \* ARABIC ">
-        <w:r>
-          <w:rPr>
-            <w:noProof/>
-          </w:rPr>
-          <w:t>6</w:t>
-        </w:r>
-      </w:fldSimple>
+      <w:r>
+        <w:fldChar w:fldCharType="begin"/>
+      </w:r>
+      <w:r>
+        <w:instrText xml:space="preserve"> SEQ Figure \* ARABIC </w:instrText>
+      </w:r>
+      <w:r>
+        <w:fldChar w:fldCharType="separate"/>
+      </w:r>
+      <w:r>
+        <w:rPr>
+          <w:noProof/>
+        </w:rPr>
+        <w:t>6</w:t>
+      </w:r>
+      <w:r>
+        <w:rPr>
+          <w:noProof/>
+        </w:rPr>
+        <w:fldChar w:fldCharType="end"/>
+      </w:r>
       <w:r>
         <w:t>: Github Actions workflow showing that Backend Tests were executed successfully</w:t>
       </w:r>
-      <w:bookmarkEnd w:id="70"/>
+      <w:bookmarkEnd w:id="71"/>
     </w:p>
     <w:p>
       <w:pPr>
@@ -17422,22 +17825,35 @@
         <w:pStyle w:val="Caption"/>
         <w:jc w:val="center"/>
       </w:pPr>
-      <w:bookmarkStart w:id="71" w:name="_Toc227190602"/>
+      <w:bookmarkStart w:id="72" w:name="_Toc227190602"/>
       <w:r>
         <w:t>Figure C.</w:t>
       </w:r>
-      <w:fldSimple w:instr=" SEQ Figure \* ARABIC ">
-        <w:r>
-          <w:rPr>
-            <w:noProof/>
-          </w:rPr>
-          <w:t>7</w:t>
-        </w:r>
-      </w:fldSimple>
+      <w:r>
+        <w:fldChar w:fldCharType="begin"/>
+      </w:r>
+      <w:r>
+        <w:instrText xml:space="preserve"> SEQ Figure \* ARABIC </w:instrText>
+      </w:r>
+      <w:r>
+        <w:fldChar w:fldCharType="separate"/>
+      </w:r>
+      <w:r>
+        <w:rPr>
+          <w:noProof/>
+        </w:rPr>
+        <w:t>7</w:t>
+      </w:r>
+      <w:r>
+        <w:rPr>
+          <w:noProof/>
+        </w:rPr>
+        <w:fldChar w:fldCharType="end"/>
+      </w:r>
       <w:r>
         <w:t>: Github Actions workflow showing that AWS EC2 Deployment was executed successfully</w:t>
       </w:r>
-      <w:bookmarkEnd w:id="71"/>
+      <w:bookmarkEnd w:id="72"/>
     </w:p>
     <w:p/>
     <w:p/>
@@ -23670,6 +24086,92 @@
     </w:lvl>
   </w:abstractNum>
   <w:abstractNum w:abstractNumId="58" w15:restartNumberingAfterBreak="0">
+    <w:nsid w:val="325475BB"/>
+    <w:multiLevelType w:val="hybridMultilevel"/>
+    <w:tmpl w:val="B3CE9650"/>
+    <w:lvl w:ilvl="0" w:tplc="0409000F">
+      <w:start w:val="1"/>
+      <w:numFmt w:val="decimal"/>
+      <w:lvlText w:val="%1."/>
+      <w:lvlJc w:val="left"/>
+      <w:pPr>
+        <w:ind w:left="720" w:hanging="360"/>
+      </w:pPr>
+    </w:lvl>
+    <w:lvl w:ilvl="1" w:tplc="04090019" w:tentative="1">
+      <w:start w:val="1"/>
+      <w:numFmt w:val="lowerLetter"/>
+      <w:lvlText w:val="%2."/>
+      <w:lvlJc w:val="left"/>
+      <w:pPr>
+        <w:ind w:left="1440" w:hanging="360"/>
+      </w:pPr>
+    </w:lvl>
+    <w:lvl w:ilvl="2" w:tplc="0409001B" w:tentative="1">
+      <w:start w:val="1"/>
+      <w:numFmt w:val="lowerRoman"/>
+      <w:lvlText w:val="%3."/>
+      <w:lvlJc w:val="right"/>
+      <w:pPr>
+        <w:ind w:left="2160" w:hanging="180"/>
+      </w:pPr>
+    </w:lvl>
+    <w:lvl w:ilvl="3" w:tplc="0409000F" w:tentative="1">
+      <w:start w:val="1"/>
+      <w:numFmt w:val="decimal"/>
+      <w:lvlText w:val="%4."/>
+      <w:lvlJc w:val="left"/>
+      <w:pPr>
+        <w:ind w:left="2880" w:hanging="360"/>
+      </w:pPr>
+    </w:lvl>
+    <w:lvl w:ilvl="4" w:tplc="04090019" w:tentative="1">
+      <w:start w:val="1"/>
+      <w:numFmt w:val="lowerLetter"/>
+      <w:lvlText w:val="%5."/>
+      <w:lvlJc w:val="left"/>
+      <w:pPr>
+        <w:ind w:left="3600" w:hanging="360"/>
+      </w:pPr>
+    </w:lvl>
+    <w:lvl w:ilvl="5" w:tplc="0409001B" w:tentative="1">
+      <w:start w:val="1"/>
+      <w:numFmt w:val="lowerRoman"/>
+      <w:lvlText w:val="%6."/>
+      <w:lvlJc w:val="right"/>
+      <w:pPr>
+        <w:ind w:left="4320" w:hanging="180"/>
+      </w:pPr>
+    </w:lvl>
+    <w:lvl w:ilvl="6" w:tplc="0409000F" w:tentative="1">
+      <w:start w:val="1"/>
+      <w:numFmt w:val="decimal"/>
+      <w:lvlText w:val="%7."/>
+      <w:lvlJc w:val="left"/>
+      <w:pPr>
+        <w:ind w:left="5040" w:hanging="360"/>
+      </w:pPr>
+    </w:lvl>
+    <w:lvl w:ilvl="7" w:tplc="04090019" w:tentative="1">
+      <w:start w:val="1"/>
+      <w:numFmt w:val="lowerLetter"/>
+      <w:lvlText w:val="%8."/>
+      <w:lvlJc w:val="left"/>
+      <w:pPr>
+        <w:ind w:left="5760" w:hanging="360"/>
+      </w:pPr>
+    </w:lvl>
+    <w:lvl w:ilvl="8" w:tplc="0409001B" w:tentative="1">
+      <w:start w:val="1"/>
+      <w:numFmt w:val="lowerRoman"/>
+      <w:lvlText w:val="%9."/>
+      <w:lvlJc w:val="right"/>
+      <w:pPr>
+        <w:ind w:left="6480" w:hanging="180"/>
+      </w:pPr>
+    </w:lvl>
+  </w:abstractNum>
+  <w:abstractNum w:abstractNumId="59" w15:restartNumberingAfterBreak="0">
     <w:nsid w:val="33921B89"/>
     <w:multiLevelType w:val="hybridMultilevel"/>
     <w:tmpl w:val="F30810B6"/>
@@ -23755,7 +24257,7 @@
       </w:pPr>
     </w:lvl>
   </w:abstractNum>
-  <w:abstractNum w:abstractNumId="59" w15:restartNumberingAfterBreak="0">
+  <w:abstractNum w:abstractNumId="60" w15:restartNumberingAfterBreak="0">
     <w:nsid w:val="35664F58"/>
     <w:multiLevelType w:val="hybridMultilevel"/>
     <w:tmpl w:val="6FF6886E"/>
@@ -23868,7 +24370,7 @@
       </w:rPr>
     </w:lvl>
   </w:abstractNum>
-  <w:abstractNum w:abstractNumId="60" w15:restartNumberingAfterBreak="0">
+  <w:abstractNum w:abstractNumId="61" w15:restartNumberingAfterBreak="0">
     <w:nsid w:val="36DA7BF5"/>
     <w:multiLevelType w:val="multilevel"/>
     <w:tmpl w:val="57CA5176"/>
@@ -23981,7 +24483,7 @@
       </w:rPr>
     </w:lvl>
   </w:abstractNum>
-  <w:abstractNum w:abstractNumId="61" w15:restartNumberingAfterBreak="0">
+  <w:abstractNum w:abstractNumId="62" w15:restartNumberingAfterBreak="0">
     <w:nsid w:val="37211FC9"/>
     <w:multiLevelType w:val="multilevel"/>
     <w:tmpl w:val="DF6A7F3C"/>
@@ -24127,7 +24629,7 @@
       </w:rPr>
     </w:lvl>
   </w:abstractNum>
-  <w:abstractNum w:abstractNumId="62" w15:restartNumberingAfterBreak="0">
+  <w:abstractNum w:abstractNumId="63" w15:restartNumberingAfterBreak="0">
     <w:nsid w:val="38641764"/>
     <w:multiLevelType w:val="multilevel"/>
     <w:tmpl w:val="68842356"/>
@@ -24273,7 +24775,7 @@
       </w:rPr>
     </w:lvl>
   </w:abstractNum>
-  <w:abstractNum w:abstractNumId="63" w15:restartNumberingAfterBreak="0">
+  <w:abstractNum w:abstractNumId="64" w15:restartNumberingAfterBreak="0">
     <w:nsid w:val="391D3DEC"/>
     <w:multiLevelType w:val="hybridMultilevel"/>
     <w:tmpl w:val="9C2A9F28"/>
@@ -24359,7 +24861,7 @@
       </w:pPr>
     </w:lvl>
   </w:abstractNum>
-  <w:abstractNum w:abstractNumId="64" w15:restartNumberingAfterBreak="0">
+  <w:abstractNum w:abstractNumId="65" w15:restartNumberingAfterBreak="0">
     <w:nsid w:val="39692ACA"/>
     <w:multiLevelType w:val="hybridMultilevel"/>
     <w:tmpl w:val="8E9456A4"/>
@@ -24445,7 +24947,7 @@
       </w:pPr>
     </w:lvl>
   </w:abstractNum>
-  <w:abstractNum w:abstractNumId="65" w15:restartNumberingAfterBreak="0">
+  <w:abstractNum w:abstractNumId="66" w15:restartNumberingAfterBreak="0">
     <w:nsid w:val="3A231A58"/>
     <w:multiLevelType w:val="hybridMultilevel"/>
     <w:tmpl w:val="BF721A8E"/>
@@ -24531,7 +25033,7 @@
       </w:pPr>
     </w:lvl>
   </w:abstractNum>
-  <w:abstractNum w:abstractNumId="66" w15:restartNumberingAfterBreak="0">
+  <w:abstractNum w:abstractNumId="67" w15:restartNumberingAfterBreak="0">
     <w:nsid w:val="3B235FD7"/>
     <w:multiLevelType w:val="hybridMultilevel"/>
     <w:tmpl w:val="E75AFDB2"/>
@@ -24620,7 +25122,7 @@
       </w:pPr>
     </w:lvl>
   </w:abstractNum>
-  <w:abstractNum w:abstractNumId="67" w15:restartNumberingAfterBreak="0">
+  <w:abstractNum w:abstractNumId="68" w15:restartNumberingAfterBreak="0">
     <w:nsid w:val="3B8E6682"/>
     <w:multiLevelType w:val="multilevel"/>
     <w:tmpl w:val="0409001F"/>
@@ -24706,7 +25208,7 @@
       </w:pPr>
     </w:lvl>
   </w:abstractNum>
-  <w:abstractNum w:abstractNumId="68" w15:restartNumberingAfterBreak="0">
+  <w:abstractNum w:abstractNumId="69" w15:restartNumberingAfterBreak="0">
     <w:nsid w:val="3BC24E04"/>
     <w:multiLevelType w:val="hybridMultilevel"/>
     <w:tmpl w:val="8958937C"/>
@@ -24792,7 +25294,7 @@
       </w:pPr>
     </w:lvl>
   </w:abstractNum>
-  <w:abstractNum w:abstractNumId="69" w15:restartNumberingAfterBreak="0">
+  <w:abstractNum w:abstractNumId="70" w15:restartNumberingAfterBreak="0">
     <w:nsid w:val="3DA22A6E"/>
     <w:multiLevelType w:val="hybridMultilevel"/>
     <w:tmpl w:val="B4B2B4EC"/>
@@ -24881,7 +25383,7 @@
       </w:pPr>
     </w:lvl>
   </w:abstractNum>
-  <w:abstractNum w:abstractNumId="70" w15:restartNumberingAfterBreak="0">
+  <w:abstractNum w:abstractNumId="71" w15:restartNumberingAfterBreak="0">
     <w:nsid w:val="40AB2F4E"/>
     <w:multiLevelType w:val="hybridMultilevel"/>
     <w:tmpl w:val="0876E230"/>
@@ -24970,7 +25472,7 @@
       </w:pPr>
     </w:lvl>
   </w:abstractNum>
-  <w:abstractNum w:abstractNumId="71" w15:restartNumberingAfterBreak="0">
+  <w:abstractNum w:abstractNumId="72" w15:restartNumberingAfterBreak="0">
     <w:nsid w:val="443D26A3"/>
     <w:multiLevelType w:val="hybridMultilevel"/>
     <w:tmpl w:val="DF685DF4"/>
@@ -25059,7 +25561,7 @@
       </w:pPr>
     </w:lvl>
   </w:abstractNum>
-  <w:abstractNum w:abstractNumId="72" w15:restartNumberingAfterBreak="0">
+  <w:abstractNum w:abstractNumId="73" w15:restartNumberingAfterBreak="0">
     <w:nsid w:val="44A236C0"/>
     <w:multiLevelType w:val="multilevel"/>
     <w:tmpl w:val="1CE860BA"/>
@@ -25172,7 +25674,7 @@
       </w:rPr>
     </w:lvl>
   </w:abstractNum>
-  <w:abstractNum w:abstractNumId="73" w15:restartNumberingAfterBreak="0">
+  <w:abstractNum w:abstractNumId="74" w15:restartNumberingAfterBreak="0">
     <w:nsid w:val="477F143E"/>
     <w:multiLevelType w:val="multilevel"/>
     <w:tmpl w:val="68842356"/>
@@ -25318,7 +25820,7 @@
       </w:rPr>
     </w:lvl>
   </w:abstractNum>
-  <w:abstractNum w:abstractNumId="74" w15:restartNumberingAfterBreak="0">
+  <w:abstractNum w:abstractNumId="75" w15:restartNumberingAfterBreak="0">
     <w:nsid w:val="47AC60B7"/>
     <w:multiLevelType w:val="hybridMultilevel"/>
     <w:tmpl w:val="19DEBC98"/>
@@ -25407,7 +25909,7 @@
       </w:pPr>
     </w:lvl>
   </w:abstractNum>
-  <w:abstractNum w:abstractNumId="75" w15:restartNumberingAfterBreak="0">
+  <w:abstractNum w:abstractNumId="76" w15:restartNumberingAfterBreak="0">
     <w:nsid w:val="4A09051D"/>
     <w:multiLevelType w:val="hybridMultilevel"/>
     <w:tmpl w:val="B6CAE400"/>
@@ -25496,7 +25998,7 @@
       </w:pPr>
     </w:lvl>
   </w:abstractNum>
-  <w:abstractNum w:abstractNumId="76" w15:restartNumberingAfterBreak="0">
+  <w:abstractNum w:abstractNumId="77" w15:restartNumberingAfterBreak="0">
     <w:nsid w:val="4A253C16"/>
     <w:multiLevelType w:val="multilevel"/>
     <w:tmpl w:val="FDFC4E2E"/>
@@ -25642,7 +26144,7 @@
       </w:rPr>
     </w:lvl>
   </w:abstractNum>
-  <w:abstractNum w:abstractNumId="77" w15:restartNumberingAfterBreak="0">
+  <w:abstractNum w:abstractNumId="78" w15:restartNumberingAfterBreak="0">
     <w:nsid w:val="4AAB458E"/>
     <w:multiLevelType w:val="multilevel"/>
     <w:tmpl w:val="68842356"/>
@@ -25788,7 +26290,7 @@
       </w:rPr>
     </w:lvl>
   </w:abstractNum>
-  <w:abstractNum w:abstractNumId="78" w15:restartNumberingAfterBreak="0">
+  <w:abstractNum w:abstractNumId="79" w15:restartNumberingAfterBreak="0">
     <w:nsid w:val="4BA95700"/>
     <w:multiLevelType w:val="hybridMultilevel"/>
     <w:tmpl w:val="595A5256"/>
@@ -25877,7 +26379,7 @@
       </w:pPr>
     </w:lvl>
   </w:abstractNum>
-  <w:abstractNum w:abstractNumId="79" w15:restartNumberingAfterBreak="0">
+  <w:abstractNum w:abstractNumId="80" w15:restartNumberingAfterBreak="0">
     <w:nsid w:val="4BD90110"/>
     <w:multiLevelType w:val="hybridMultilevel"/>
     <w:tmpl w:val="EEE8F6D2"/>
@@ -25963,7 +26465,7 @@
       </w:pPr>
     </w:lvl>
   </w:abstractNum>
-  <w:abstractNum w:abstractNumId="80" w15:restartNumberingAfterBreak="0">
+  <w:abstractNum w:abstractNumId="81" w15:restartNumberingAfterBreak="0">
     <w:nsid w:val="4C756D3C"/>
     <w:multiLevelType w:val="hybridMultilevel"/>
     <w:tmpl w:val="B478EC7E"/>
@@ -26049,7 +26551,7 @@
       </w:pPr>
     </w:lvl>
   </w:abstractNum>
-  <w:abstractNum w:abstractNumId="81" w15:restartNumberingAfterBreak="0">
+  <w:abstractNum w:abstractNumId="82" w15:restartNumberingAfterBreak="0">
     <w:nsid w:val="4CC43C89"/>
     <w:multiLevelType w:val="hybridMultilevel"/>
     <w:tmpl w:val="7F6003D2"/>
@@ -26138,7 +26640,7 @@
       </w:pPr>
     </w:lvl>
   </w:abstractNum>
-  <w:abstractNum w:abstractNumId="82" w15:restartNumberingAfterBreak="0">
+  <w:abstractNum w:abstractNumId="83" w15:restartNumberingAfterBreak="0">
     <w:nsid w:val="4D0B75CF"/>
     <w:multiLevelType w:val="hybridMultilevel"/>
     <w:tmpl w:val="A61C0C2C"/>
@@ -26227,7 +26729,7 @@
       </w:pPr>
     </w:lvl>
   </w:abstractNum>
-  <w:abstractNum w:abstractNumId="83" w15:restartNumberingAfterBreak="0">
+  <w:abstractNum w:abstractNumId="84" w15:restartNumberingAfterBreak="0">
     <w:nsid w:val="4D6F6AB5"/>
     <w:multiLevelType w:val="hybridMultilevel"/>
     <w:tmpl w:val="8CE846EA"/>
@@ -26316,7 +26818,7 @@
       </w:pPr>
     </w:lvl>
   </w:abstractNum>
-  <w:abstractNum w:abstractNumId="84" w15:restartNumberingAfterBreak="0">
+  <w:abstractNum w:abstractNumId="85" w15:restartNumberingAfterBreak="0">
     <w:nsid w:val="4D7676E0"/>
     <w:multiLevelType w:val="hybridMultilevel"/>
     <w:tmpl w:val="75C8DD4C"/>
@@ -26402,7 +26904,7 @@
       </w:pPr>
     </w:lvl>
   </w:abstractNum>
-  <w:abstractNum w:abstractNumId="85" w15:restartNumberingAfterBreak="0">
+  <w:abstractNum w:abstractNumId="86" w15:restartNumberingAfterBreak="0">
     <w:nsid w:val="4E886D8A"/>
     <w:multiLevelType w:val="multilevel"/>
     <w:tmpl w:val="FDFC4E2E"/>
@@ -26548,7 +27050,7 @@
       </w:rPr>
     </w:lvl>
   </w:abstractNum>
-  <w:abstractNum w:abstractNumId="86" w15:restartNumberingAfterBreak="0">
+  <w:abstractNum w:abstractNumId="87" w15:restartNumberingAfterBreak="0">
     <w:nsid w:val="4F17791F"/>
     <w:multiLevelType w:val="hybridMultilevel"/>
     <w:tmpl w:val="5C8CEF74"/>
@@ -26637,7 +27139,7 @@
       </w:pPr>
     </w:lvl>
   </w:abstractNum>
-  <w:abstractNum w:abstractNumId="87" w15:restartNumberingAfterBreak="0">
+  <w:abstractNum w:abstractNumId="88" w15:restartNumberingAfterBreak="0">
     <w:nsid w:val="4F192D30"/>
     <w:multiLevelType w:val="hybridMultilevel"/>
     <w:tmpl w:val="D21ABFA8"/>
@@ -26726,7 +27228,7 @@
       </w:pPr>
     </w:lvl>
   </w:abstractNum>
-  <w:abstractNum w:abstractNumId="88" w15:restartNumberingAfterBreak="0">
+  <w:abstractNum w:abstractNumId="89" w15:restartNumberingAfterBreak="0">
     <w:nsid w:val="51487641"/>
     <w:multiLevelType w:val="hybridMultilevel"/>
     <w:tmpl w:val="8BDCDD9E"/>
@@ -26815,7 +27317,7 @@
       </w:pPr>
     </w:lvl>
   </w:abstractNum>
-  <w:abstractNum w:abstractNumId="89" w15:restartNumberingAfterBreak="0">
+  <w:abstractNum w:abstractNumId="90" w15:restartNumberingAfterBreak="0">
     <w:nsid w:val="521A65CD"/>
     <w:multiLevelType w:val="multilevel"/>
     <w:tmpl w:val="6E2CEAE0"/>
@@ -26964,7 +27466,7 @@
       </w:rPr>
     </w:lvl>
   </w:abstractNum>
-  <w:abstractNum w:abstractNumId="90" w15:restartNumberingAfterBreak="0">
+  <w:abstractNum w:abstractNumId="91" w15:restartNumberingAfterBreak="0">
     <w:nsid w:val="545915D6"/>
     <w:multiLevelType w:val="multilevel"/>
     <w:tmpl w:val="DF6A7F3C"/>
@@ -27110,7 +27612,7 @@
       </w:rPr>
     </w:lvl>
   </w:abstractNum>
-  <w:abstractNum w:abstractNumId="91" w15:restartNumberingAfterBreak="0">
+  <w:abstractNum w:abstractNumId="92" w15:restartNumberingAfterBreak="0">
     <w:nsid w:val="556B2296"/>
     <w:multiLevelType w:val="hybridMultilevel"/>
     <w:tmpl w:val="1BF4C862"/>
@@ -27196,7 +27698,7 @@
       </w:pPr>
     </w:lvl>
   </w:abstractNum>
-  <w:abstractNum w:abstractNumId="92" w15:restartNumberingAfterBreak="0">
+  <w:abstractNum w:abstractNumId="93" w15:restartNumberingAfterBreak="0">
     <w:nsid w:val="55BD0436"/>
     <w:multiLevelType w:val="hybridMultilevel"/>
     <w:tmpl w:val="7C3A328C"/>
@@ -27282,7 +27784,7 @@
       </w:pPr>
     </w:lvl>
   </w:abstractNum>
-  <w:abstractNum w:abstractNumId="93" w15:restartNumberingAfterBreak="0">
+  <w:abstractNum w:abstractNumId="94" w15:restartNumberingAfterBreak="0">
     <w:nsid w:val="56280CC0"/>
     <w:multiLevelType w:val="hybridMultilevel"/>
     <w:tmpl w:val="C2FEFEDC"/>
@@ -27368,7 +27870,7 @@
       </w:pPr>
     </w:lvl>
   </w:abstractNum>
-  <w:abstractNum w:abstractNumId="94" w15:restartNumberingAfterBreak="0">
+  <w:abstractNum w:abstractNumId="95" w15:restartNumberingAfterBreak="0">
     <w:nsid w:val="572A2A2D"/>
     <w:multiLevelType w:val="multilevel"/>
     <w:tmpl w:val="9BC685AA"/>
@@ -27481,7 +27983,7 @@
       </w:rPr>
     </w:lvl>
   </w:abstractNum>
-  <w:abstractNum w:abstractNumId="95" w15:restartNumberingAfterBreak="0">
+  <w:abstractNum w:abstractNumId="96" w15:restartNumberingAfterBreak="0">
     <w:nsid w:val="576912A5"/>
     <w:multiLevelType w:val="hybridMultilevel"/>
     <w:tmpl w:val="F7A8857E"/>
@@ -27570,7 +28072,7 @@
       </w:pPr>
     </w:lvl>
   </w:abstractNum>
-  <w:abstractNum w:abstractNumId="96" w15:restartNumberingAfterBreak="0">
+  <w:abstractNum w:abstractNumId="97" w15:restartNumberingAfterBreak="0">
     <w:nsid w:val="5A7B6B30"/>
     <w:multiLevelType w:val="multilevel"/>
     <w:tmpl w:val="DF7AD022"/>
@@ -27719,7 +28221,7 @@
       </w:rPr>
     </w:lvl>
   </w:abstractNum>
-  <w:abstractNum w:abstractNumId="97" w15:restartNumberingAfterBreak="0">
+  <w:abstractNum w:abstractNumId="98" w15:restartNumberingAfterBreak="0">
     <w:nsid w:val="5AAA78E3"/>
     <w:multiLevelType w:val="hybridMultilevel"/>
     <w:tmpl w:val="67BE4A0A"/>
@@ -27808,7 +28310,7 @@
       </w:pPr>
     </w:lvl>
   </w:abstractNum>
-  <w:abstractNum w:abstractNumId="98" w15:restartNumberingAfterBreak="0">
+  <w:abstractNum w:abstractNumId="99" w15:restartNumberingAfterBreak="0">
     <w:nsid w:val="5B36645E"/>
     <w:multiLevelType w:val="hybridMultilevel"/>
     <w:tmpl w:val="7BA875C2"/>
@@ -27894,7 +28396,7 @@
       </w:pPr>
     </w:lvl>
   </w:abstractNum>
-  <w:abstractNum w:abstractNumId="99" w15:restartNumberingAfterBreak="0">
+  <w:abstractNum w:abstractNumId="100" w15:restartNumberingAfterBreak="0">
     <w:nsid w:val="5B7607E4"/>
     <w:multiLevelType w:val="hybridMultilevel"/>
     <w:tmpl w:val="9A24FB4E"/>
@@ -27983,7 +28485,7 @@
       </w:pPr>
     </w:lvl>
   </w:abstractNum>
-  <w:abstractNum w:abstractNumId="100" w15:restartNumberingAfterBreak="0">
+  <w:abstractNum w:abstractNumId="101" w15:restartNumberingAfterBreak="0">
     <w:nsid w:val="5C015D54"/>
     <w:multiLevelType w:val="multilevel"/>
     <w:tmpl w:val="66D208DC"/>
@@ -28096,7 +28598,7 @@
       </w:pPr>
     </w:lvl>
   </w:abstractNum>
-  <w:abstractNum w:abstractNumId="101" w15:restartNumberingAfterBreak="0">
+  <w:abstractNum w:abstractNumId="102" w15:restartNumberingAfterBreak="0">
     <w:nsid w:val="5C5454BC"/>
     <w:multiLevelType w:val="multilevel"/>
     <w:tmpl w:val="68842356"/>
@@ -28242,7 +28744,7 @@
       </w:rPr>
     </w:lvl>
   </w:abstractNum>
-  <w:abstractNum w:abstractNumId="102" w15:restartNumberingAfterBreak="0">
+  <w:abstractNum w:abstractNumId="103" w15:restartNumberingAfterBreak="0">
     <w:nsid w:val="5FBE3460"/>
     <w:multiLevelType w:val="hybridMultilevel"/>
     <w:tmpl w:val="E6363D74"/>
@@ -28328,7 +28830,7 @@
       </w:pPr>
     </w:lvl>
   </w:abstractNum>
-  <w:abstractNum w:abstractNumId="103" w15:restartNumberingAfterBreak="0">
+  <w:abstractNum w:abstractNumId="104" w15:restartNumberingAfterBreak="0">
     <w:nsid w:val="606D7492"/>
     <w:multiLevelType w:val="multilevel"/>
     <w:tmpl w:val="FDFC4E2E"/>
@@ -28474,7 +28976,7 @@
       </w:rPr>
     </w:lvl>
   </w:abstractNum>
-  <w:abstractNum w:abstractNumId="104" w15:restartNumberingAfterBreak="0">
+  <w:abstractNum w:abstractNumId="105" w15:restartNumberingAfterBreak="0">
     <w:nsid w:val="60D21A7A"/>
     <w:multiLevelType w:val="hybridMultilevel"/>
     <w:tmpl w:val="D4F8C738"/>
@@ -28560,7 +29062,7 @@
       </w:pPr>
     </w:lvl>
   </w:abstractNum>
-  <w:abstractNum w:abstractNumId="105" w15:restartNumberingAfterBreak="0">
+  <w:abstractNum w:abstractNumId="106" w15:restartNumberingAfterBreak="0">
     <w:nsid w:val="611E1155"/>
     <w:multiLevelType w:val="hybridMultilevel"/>
     <w:tmpl w:val="459CDAFE"/>
@@ -28646,7 +29148,7 @@
       </w:pPr>
     </w:lvl>
   </w:abstractNum>
-  <w:abstractNum w:abstractNumId="106" w15:restartNumberingAfterBreak="0">
+  <w:abstractNum w:abstractNumId="107" w15:restartNumberingAfterBreak="0">
     <w:nsid w:val="62465259"/>
     <w:multiLevelType w:val="multilevel"/>
     <w:tmpl w:val="FDFC4E2E"/>
@@ -28792,7 +29294,7 @@
       </w:rPr>
     </w:lvl>
   </w:abstractNum>
-  <w:abstractNum w:abstractNumId="107" w15:restartNumberingAfterBreak="0">
+  <w:abstractNum w:abstractNumId="108" w15:restartNumberingAfterBreak="0">
     <w:nsid w:val="643B098A"/>
     <w:multiLevelType w:val="hybridMultilevel"/>
     <w:tmpl w:val="672092BC"/>
@@ -28878,7 +29380,7 @@
       </w:pPr>
     </w:lvl>
   </w:abstractNum>
-  <w:abstractNum w:abstractNumId="108" w15:restartNumberingAfterBreak="0">
+  <w:abstractNum w:abstractNumId="109" w15:restartNumberingAfterBreak="0">
     <w:nsid w:val="64A96324"/>
     <w:multiLevelType w:val="multilevel"/>
     <w:tmpl w:val="68842356"/>
@@ -29024,7 +29526,7 @@
       </w:rPr>
     </w:lvl>
   </w:abstractNum>
-  <w:abstractNum w:abstractNumId="109" w15:restartNumberingAfterBreak="0">
+  <w:abstractNum w:abstractNumId="110" w15:restartNumberingAfterBreak="0">
     <w:nsid w:val="65000405"/>
     <w:multiLevelType w:val="hybridMultilevel"/>
     <w:tmpl w:val="575275B0"/>
@@ -29113,7 +29615,7 @@
       </w:pPr>
     </w:lvl>
   </w:abstractNum>
-  <w:abstractNum w:abstractNumId="110" w15:restartNumberingAfterBreak="0">
+  <w:abstractNum w:abstractNumId="111" w15:restartNumberingAfterBreak="0">
     <w:nsid w:val="67CD673A"/>
     <w:multiLevelType w:val="hybridMultilevel"/>
     <w:tmpl w:val="B1963558"/>
@@ -29202,7 +29704,7 @@
       </w:pPr>
     </w:lvl>
   </w:abstractNum>
-  <w:abstractNum w:abstractNumId="111" w15:restartNumberingAfterBreak="0">
+  <w:abstractNum w:abstractNumId="112" w15:restartNumberingAfterBreak="0">
     <w:nsid w:val="689C7874"/>
     <w:multiLevelType w:val="hybridMultilevel"/>
     <w:tmpl w:val="49B6426C"/>
@@ -29291,7 +29793,7 @@
       </w:pPr>
     </w:lvl>
   </w:abstractNum>
-  <w:abstractNum w:abstractNumId="112" w15:restartNumberingAfterBreak="0">
+  <w:abstractNum w:abstractNumId="113" w15:restartNumberingAfterBreak="0">
     <w:nsid w:val="699D7F53"/>
     <w:multiLevelType w:val="multilevel"/>
     <w:tmpl w:val="DF6A7F3C"/>
@@ -29437,7 +29939,7 @@
       </w:rPr>
     </w:lvl>
   </w:abstractNum>
-  <w:abstractNum w:abstractNumId="113" w15:restartNumberingAfterBreak="0">
+  <w:abstractNum w:abstractNumId="114" w15:restartNumberingAfterBreak="0">
     <w:nsid w:val="6A54596D"/>
     <w:multiLevelType w:val="hybridMultilevel"/>
     <w:tmpl w:val="E69A21DE"/>
@@ -29526,7 +30028,7 @@
       </w:pPr>
     </w:lvl>
   </w:abstractNum>
-  <w:abstractNum w:abstractNumId="114" w15:restartNumberingAfterBreak="0">
+  <w:abstractNum w:abstractNumId="115" w15:restartNumberingAfterBreak="0">
     <w:nsid w:val="6A8F4E40"/>
     <w:multiLevelType w:val="hybridMultilevel"/>
     <w:tmpl w:val="8B2A5FE4"/>
@@ -29612,7 +30114,7 @@
       </w:pPr>
     </w:lvl>
   </w:abstractNum>
-  <w:abstractNum w:abstractNumId="115" w15:restartNumberingAfterBreak="0">
+  <w:abstractNum w:abstractNumId="116" w15:restartNumberingAfterBreak="0">
     <w:nsid w:val="6B07430E"/>
     <w:multiLevelType w:val="multilevel"/>
     <w:tmpl w:val="BBD2E56E"/>
@@ -29733,7 +30235,7 @@
       </w:rPr>
     </w:lvl>
   </w:abstractNum>
-  <w:abstractNum w:abstractNumId="116" w15:restartNumberingAfterBreak="0">
+  <w:abstractNum w:abstractNumId="117" w15:restartNumberingAfterBreak="0">
     <w:nsid w:val="6B474896"/>
     <w:multiLevelType w:val="hybridMultilevel"/>
     <w:tmpl w:val="D4BEF6A4"/>
@@ -29822,7 +30324,7 @@
       </w:pPr>
     </w:lvl>
   </w:abstractNum>
-  <w:abstractNum w:abstractNumId="117" w15:restartNumberingAfterBreak="0">
+  <w:abstractNum w:abstractNumId="118" w15:restartNumberingAfterBreak="0">
     <w:nsid w:val="6D0364A0"/>
     <w:multiLevelType w:val="multilevel"/>
     <w:tmpl w:val="68842356"/>
@@ -29968,7 +30470,7 @@
       </w:rPr>
     </w:lvl>
   </w:abstractNum>
-  <w:abstractNum w:abstractNumId="118" w15:restartNumberingAfterBreak="0">
+  <w:abstractNum w:abstractNumId="119" w15:restartNumberingAfterBreak="0">
     <w:nsid w:val="6D7273D8"/>
     <w:multiLevelType w:val="multilevel"/>
     <w:tmpl w:val="DC706630"/>
@@ -30117,7 +30619,7 @@
       </w:rPr>
     </w:lvl>
   </w:abstractNum>
-  <w:abstractNum w:abstractNumId="119" w15:restartNumberingAfterBreak="0">
+  <w:abstractNum w:abstractNumId="120" w15:restartNumberingAfterBreak="0">
     <w:nsid w:val="6DD30A0F"/>
     <w:multiLevelType w:val="hybridMultilevel"/>
     <w:tmpl w:val="0E786850"/>
@@ -30203,7 +30705,7 @@
       </w:pPr>
     </w:lvl>
   </w:abstractNum>
-  <w:abstractNum w:abstractNumId="120" w15:restartNumberingAfterBreak="0">
+  <w:abstractNum w:abstractNumId="121" w15:restartNumberingAfterBreak="0">
     <w:nsid w:val="71534EC5"/>
     <w:multiLevelType w:val="hybridMultilevel"/>
     <w:tmpl w:val="2E68CC2C"/>
@@ -30289,7 +30791,7 @@
       </w:pPr>
     </w:lvl>
   </w:abstractNum>
-  <w:abstractNum w:abstractNumId="121" w15:restartNumberingAfterBreak="0">
+  <w:abstractNum w:abstractNumId="122" w15:restartNumberingAfterBreak="0">
     <w:nsid w:val="72D82175"/>
     <w:multiLevelType w:val="hybridMultilevel"/>
     <w:tmpl w:val="6D6090C2"/>
@@ -30378,7 +30880,7 @@
       </w:pPr>
     </w:lvl>
   </w:abstractNum>
-  <w:abstractNum w:abstractNumId="122" w15:restartNumberingAfterBreak="0">
+  <w:abstractNum w:abstractNumId="123" w15:restartNumberingAfterBreak="0">
     <w:nsid w:val="75DE0EA4"/>
     <w:multiLevelType w:val="hybridMultilevel"/>
     <w:tmpl w:val="0764EF5E"/>
@@ -30467,7 +30969,7 @@
       </w:pPr>
     </w:lvl>
   </w:abstractNum>
-  <w:abstractNum w:abstractNumId="123" w15:restartNumberingAfterBreak="0">
+  <w:abstractNum w:abstractNumId="124" w15:restartNumberingAfterBreak="0">
     <w:nsid w:val="763D62DC"/>
     <w:multiLevelType w:val="hybridMultilevel"/>
     <w:tmpl w:val="D326DCC0"/>
@@ -30556,7 +31058,7 @@
       </w:pPr>
     </w:lvl>
   </w:abstractNum>
-  <w:abstractNum w:abstractNumId="124" w15:restartNumberingAfterBreak="0">
+  <w:abstractNum w:abstractNumId="125" w15:restartNumberingAfterBreak="0">
     <w:nsid w:val="77302C33"/>
     <w:multiLevelType w:val="hybridMultilevel"/>
     <w:tmpl w:val="DEC24914"/>
@@ -30645,7 +31147,7 @@
       </w:pPr>
     </w:lvl>
   </w:abstractNum>
-  <w:abstractNum w:abstractNumId="125" w15:restartNumberingAfterBreak="0">
+  <w:abstractNum w:abstractNumId="126" w15:restartNumberingAfterBreak="0">
     <w:nsid w:val="77B24933"/>
     <w:multiLevelType w:val="hybridMultilevel"/>
     <w:tmpl w:val="0A2A4952"/>
@@ -30734,7 +31236,7 @@
       </w:pPr>
     </w:lvl>
   </w:abstractNum>
-  <w:abstractNum w:abstractNumId="126" w15:restartNumberingAfterBreak="0">
+  <w:abstractNum w:abstractNumId="127" w15:restartNumberingAfterBreak="0">
     <w:nsid w:val="783E2CBC"/>
     <w:multiLevelType w:val="multilevel"/>
     <w:tmpl w:val="E94A3B26"/>
@@ -30847,7 +31349,7 @@
       </w:pPr>
     </w:lvl>
   </w:abstractNum>
-  <w:abstractNum w:abstractNumId="127" w15:restartNumberingAfterBreak="0">
+  <w:abstractNum w:abstractNumId="128" w15:restartNumberingAfterBreak="0">
     <w:nsid w:val="789F4CE1"/>
     <w:multiLevelType w:val="multilevel"/>
     <w:tmpl w:val="1CE860BA"/>
@@ -30960,7 +31462,7 @@
       </w:rPr>
     </w:lvl>
   </w:abstractNum>
-  <w:abstractNum w:abstractNumId="128" w15:restartNumberingAfterBreak="0">
+  <w:abstractNum w:abstractNumId="129" w15:restartNumberingAfterBreak="0">
     <w:nsid w:val="78C620D8"/>
     <w:multiLevelType w:val="hybridMultilevel"/>
     <w:tmpl w:val="BD54AE82"/>
@@ -31049,7 +31551,7 @@
       </w:pPr>
     </w:lvl>
   </w:abstractNum>
-  <w:abstractNum w:abstractNumId="129" w15:restartNumberingAfterBreak="0">
+  <w:abstractNum w:abstractNumId="130" w15:restartNumberingAfterBreak="0">
     <w:nsid w:val="79730313"/>
     <w:multiLevelType w:val="multilevel"/>
     <w:tmpl w:val="68842356"/>
@@ -31195,7 +31697,7 @@
       </w:rPr>
     </w:lvl>
   </w:abstractNum>
-  <w:abstractNum w:abstractNumId="130" w15:restartNumberingAfterBreak="0">
+  <w:abstractNum w:abstractNumId="131" w15:restartNumberingAfterBreak="0">
     <w:nsid w:val="799807AF"/>
     <w:multiLevelType w:val="hybridMultilevel"/>
     <w:tmpl w:val="EF24C848"/>
@@ -31281,7 +31783,7 @@
       </w:pPr>
     </w:lvl>
   </w:abstractNum>
-  <w:abstractNum w:abstractNumId="131" w15:restartNumberingAfterBreak="0">
+  <w:abstractNum w:abstractNumId="132" w15:restartNumberingAfterBreak="0">
     <w:nsid w:val="7A2F2E41"/>
     <w:multiLevelType w:val="hybridMultilevel"/>
     <w:tmpl w:val="66B47E58"/>
@@ -31370,7 +31872,7 @@
       </w:pPr>
     </w:lvl>
   </w:abstractNum>
-  <w:abstractNum w:abstractNumId="132" w15:restartNumberingAfterBreak="0">
+  <w:abstractNum w:abstractNumId="133" w15:restartNumberingAfterBreak="0">
     <w:nsid w:val="7A9B5389"/>
     <w:multiLevelType w:val="hybridMultilevel"/>
     <w:tmpl w:val="0912629C"/>
@@ -31456,7 +31958,7 @@
       </w:pPr>
     </w:lvl>
   </w:abstractNum>
-  <w:abstractNum w:abstractNumId="133" w15:restartNumberingAfterBreak="0">
+  <w:abstractNum w:abstractNumId="134" w15:restartNumberingAfterBreak="0">
     <w:nsid w:val="7AEC76B6"/>
     <w:multiLevelType w:val="multilevel"/>
     <w:tmpl w:val="FDFC4E2E"/>
@@ -31602,7 +32104,7 @@
       </w:rPr>
     </w:lvl>
   </w:abstractNum>
-  <w:abstractNum w:abstractNumId="134" w15:restartNumberingAfterBreak="0">
+  <w:abstractNum w:abstractNumId="135" w15:restartNumberingAfterBreak="0">
     <w:nsid w:val="7C2A1A77"/>
     <w:multiLevelType w:val="hybridMultilevel"/>
     <w:tmpl w:val="1CFEC05E"/>
@@ -31688,7 +32190,7 @@
       </w:pPr>
     </w:lvl>
   </w:abstractNum>
-  <w:abstractNum w:abstractNumId="135" w15:restartNumberingAfterBreak="0">
+  <w:abstractNum w:abstractNumId="136" w15:restartNumberingAfterBreak="0">
     <w:nsid w:val="7FA521A4"/>
     <w:multiLevelType w:val="hybridMultilevel"/>
     <w:tmpl w:val="F59E68D8"/>
@@ -31781,7 +32283,7 @@
     <w:abstractNumId w:val="5"/>
   </w:num>
   <w:num w:numId="2" w16cid:durableId="1521433076">
-    <w:abstractNumId w:val="60"/>
+    <w:abstractNumId w:val="61"/>
   </w:num>
   <w:num w:numId="3" w16cid:durableId="1169172737">
     <w:abstractNumId w:val="35"/>
@@ -31790,37 +32292,37 @@
     <w:abstractNumId w:val="29"/>
   </w:num>
   <w:num w:numId="5" w16cid:durableId="320277980">
+    <w:abstractNumId w:val="128"/>
+  </w:num>
+  <w:num w:numId="6" w16cid:durableId="480125140">
+    <w:abstractNumId w:val="90"/>
+  </w:num>
+  <w:num w:numId="7" w16cid:durableId="1312128570">
     <w:abstractNumId w:val="127"/>
   </w:num>
-  <w:num w:numId="6" w16cid:durableId="480125140">
-    <w:abstractNumId w:val="89"/>
-  </w:num>
-  <w:num w:numId="7" w16cid:durableId="1312128570">
-    <w:abstractNumId w:val="126"/>
-  </w:num>
   <w:num w:numId="8" w16cid:durableId="721293094">
-    <w:abstractNumId w:val="100"/>
+    <w:abstractNumId w:val="101"/>
   </w:num>
   <w:num w:numId="9" w16cid:durableId="623655124">
-    <w:abstractNumId w:val="101"/>
+    <w:abstractNumId w:val="102"/>
   </w:num>
   <w:num w:numId="10" w16cid:durableId="433673490">
-    <w:abstractNumId w:val="77"/>
+    <w:abstractNumId w:val="78"/>
   </w:num>
   <w:num w:numId="11" w16cid:durableId="666246274">
-    <w:abstractNumId w:val="117"/>
+    <w:abstractNumId w:val="118"/>
   </w:num>
   <w:num w:numId="12" w16cid:durableId="1583947328">
-    <w:abstractNumId w:val="108"/>
+    <w:abstractNumId w:val="109"/>
   </w:num>
   <w:num w:numId="13" w16cid:durableId="1561015977">
-    <w:abstractNumId w:val="73"/>
+    <w:abstractNumId w:val="74"/>
   </w:num>
   <w:num w:numId="14" w16cid:durableId="1813788044">
-    <w:abstractNumId w:val="62"/>
+    <w:abstractNumId w:val="63"/>
   </w:num>
   <w:num w:numId="15" w16cid:durableId="1516311903">
-    <w:abstractNumId w:val="129"/>
+    <w:abstractNumId w:val="130"/>
   </w:num>
   <w:num w:numId="16" w16cid:durableId="700788812">
     <w:abstractNumId w:val="38"/>
@@ -31829,7 +32331,7 @@
     <w:abstractNumId w:val="21"/>
   </w:num>
   <w:num w:numId="18" w16cid:durableId="506284840">
-    <w:abstractNumId w:val="72"/>
+    <w:abstractNumId w:val="73"/>
   </w:num>
   <w:num w:numId="19" w16cid:durableId="281688829">
     <w:abstractNumId w:val="46"/>
@@ -31844,34 +32346,34 @@
     <w:abstractNumId w:val="7"/>
   </w:num>
   <w:num w:numId="23" w16cid:durableId="1576740101">
-    <w:abstractNumId w:val="118"/>
+    <w:abstractNumId w:val="119"/>
   </w:num>
   <w:num w:numId="24" w16cid:durableId="524516724">
-    <w:abstractNumId w:val="96"/>
+    <w:abstractNumId w:val="97"/>
   </w:num>
   <w:num w:numId="25" w16cid:durableId="1680624365">
     <w:abstractNumId w:val="15"/>
   </w:num>
   <w:num w:numId="26" w16cid:durableId="16082667">
-    <w:abstractNumId w:val="85"/>
+    <w:abstractNumId w:val="86"/>
   </w:num>
   <w:num w:numId="27" w16cid:durableId="691566847">
     <w:abstractNumId w:val="52"/>
   </w:num>
   <w:num w:numId="28" w16cid:durableId="2094620173">
-    <w:abstractNumId w:val="103"/>
+    <w:abstractNumId w:val="104"/>
   </w:num>
   <w:num w:numId="29" w16cid:durableId="906111721">
     <w:abstractNumId w:val="18"/>
   </w:num>
   <w:num w:numId="30" w16cid:durableId="508177387">
-    <w:abstractNumId w:val="76"/>
+    <w:abstractNumId w:val="77"/>
   </w:num>
   <w:num w:numId="31" w16cid:durableId="913011401">
-    <w:abstractNumId w:val="133"/>
+    <w:abstractNumId w:val="134"/>
   </w:num>
   <w:num w:numId="32" w16cid:durableId="1644390964">
-    <w:abstractNumId w:val="106"/>
+    <w:abstractNumId w:val="107"/>
   </w:num>
   <w:num w:numId="33" w16cid:durableId="778261706">
     <w:abstractNumId w:val="6"/>
@@ -31880,10 +32382,10 @@
     <w:abstractNumId w:val="12"/>
   </w:num>
   <w:num w:numId="35" w16cid:durableId="531498289">
-    <w:abstractNumId w:val="93"/>
+    <w:abstractNumId w:val="94"/>
   </w:num>
   <w:num w:numId="36" w16cid:durableId="1777824409">
-    <w:abstractNumId w:val="58"/>
+    <w:abstractNumId w:val="59"/>
   </w:num>
   <w:num w:numId="37" w16cid:durableId="1510942739">
     <w:abstractNumId w:val="4"/>
@@ -31892,28 +32394,28 @@
     <w:abstractNumId w:val="19"/>
   </w:num>
   <w:num w:numId="39" w16cid:durableId="579490765">
-    <w:abstractNumId w:val="59"/>
+    <w:abstractNumId w:val="60"/>
   </w:num>
   <w:num w:numId="40" w16cid:durableId="160776597">
-    <w:abstractNumId w:val="112"/>
+    <w:abstractNumId w:val="113"/>
   </w:num>
   <w:num w:numId="41" w16cid:durableId="1975864769">
     <w:abstractNumId w:val="56"/>
   </w:num>
   <w:num w:numId="42" w16cid:durableId="2089038878">
-    <w:abstractNumId w:val="61"/>
+    <w:abstractNumId w:val="62"/>
   </w:num>
   <w:num w:numId="43" w16cid:durableId="1084838402">
     <w:abstractNumId w:val="50"/>
   </w:num>
   <w:num w:numId="44" w16cid:durableId="2133208309">
-    <w:abstractNumId w:val="90"/>
+    <w:abstractNumId w:val="91"/>
   </w:num>
   <w:num w:numId="45" w16cid:durableId="1696272327">
     <w:abstractNumId w:val="26"/>
   </w:num>
   <w:num w:numId="46" w16cid:durableId="952831626">
-    <w:abstractNumId w:val="94"/>
+    <w:abstractNumId w:val="95"/>
   </w:num>
   <w:num w:numId="47" w16cid:durableId="506284221">
     <w:abstractNumId w:val="36"/>
@@ -31925,7 +32427,7 @@
     <w:abstractNumId w:val="3"/>
   </w:num>
   <w:num w:numId="50" w16cid:durableId="1155948849">
-    <w:abstractNumId w:val="115"/>
+    <w:abstractNumId w:val="116"/>
   </w:num>
   <w:num w:numId="51" w16cid:durableId="1018897390">
     <w:abstractNumId w:val="34"/>
@@ -31934,22 +32436,22 @@
     <w:abstractNumId w:val="17"/>
   </w:num>
   <w:num w:numId="53" w16cid:durableId="209266241">
-    <w:abstractNumId w:val="92"/>
+    <w:abstractNumId w:val="93"/>
   </w:num>
   <w:num w:numId="54" w16cid:durableId="1107307833">
     <w:abstractNumId w:val="55"/>
   </w:num>
   <w:num w:numId="55" w16cid:durableId="732049722">
-    <w:abstractNumId w:val="65"/>
+    <w:abstractNumId w:val="66"/>
   </w:num>
   <w:num w:numId="56" w16cid:durableId="620645840">
-    <w:abstractNumId w:val="134"/>
+    <w:abstractNumId w:val="135"/>
   </w:num>
   <w:num w:numId="57" w16cid:durableId="1037123086">
-    <w:abstractNumId w:val="105"/>
+    <w:abstractNumId w:val="106"/>
   </w:num>
   <w:num w:numId="58" w16cid:durableId="529415563">
-    <w:abstractNumId w:val="63"/>
+    <w:abstractNumId w:val="64"/>
   </w:num>
   <w:num w:numId="59" w16cid:durableId="443574163">
     <w:abstractNumId w:val="49"/>
@@ -31958,13 +32460,13 @@
     <w:abstractNumId w:val="0"/>
   </w:num>
   <w:num w:numId="61" w16cid:durableId="298078375">
-    <w:abstractNumId w:val="104"/>
+    <w:abstractNumId w:val="105"/>
   </w:num>
   <w:num w:numId="62" w16cid:durableId="1759524910">
-    <w:abstractNumId w:val="114"/>
+    <w:abstractNumId w:val="115"/>
   </w:num>
   <w:num w:numId="63" w16cid:durableId="328562634">
-    <w:abstractNumId w:val="98"/>
+    <w:abstractNumId w:val="99"/>
   </w:num>
   <w:num w:numId="64" w16cid:durableId="1926844191">
     <w:abstractNumId w:val="27"/>
@@ -31973,19 +32475,19 @@
     <w:abstractNumId w:val="31"/>
   </w:num>
   <w:num w:numId="66" w16cid:durableId="1922833492">
-    <w:abstractNumId w:val="119"/>
+    <w:abstractNumId w:val="120"/>
   </w:num>
   <w:num w:numId="67" w16cid:durableId="312099731">
     <w:abstractNumId w:val="47"/>
   </w:num>
   <w:num w:numId="68" w16cid:durableId="1465464951">
-    <w:abstractNumId w:val="107"/>
+    <w:abstractNumId w:val="108"/>
   </w:num>
   <w:num w:numId="69" w16cid:durableId="2120486911">
-    <w:abstractNumId w:val="80"/>
+    <w:abstractNumId w:val="81"/>
   </w:num>
   <w:num w:numId="70" w16cid:durableId="1020357403">
-    <w:abstractNumId w:val="79"/>
+    <w:abstractNumId w:val="80"/>
   </w:num>
   <w:num w:numId="71" w16cid:durableId="881285303">
     <w:abstractNumId w:val="51"/>
@@ -31994,16 +32496,16 @@
     <w:abstractNumId w:val="23"/>
   </w:num>
   <w:num w:numId="73" w16cid:durableId="1129400013">
-    <w:abstractNumId w:val="132"/>
+    <w:abstractNumId w:val="133"/>
   </w:num>
   <w:num w:numId="74" w16cid:durableId="463356695">
     <w:abstractNumId w:val="8"/>
   </w:num>
   <w:num w:numId="75" w16cid:durableId="1833176036">
-    <w:abstractNumId w:val="84"/>
+    <w:abstractNumId w:val="85"/>
   </w:num>
   <w:num w:numId="76" w16cid:durableId="1358582527">
-    <w:abstractNumId w:val="91"/>
+    <w:abstractNumId w:val="92"/>
   </w:num>
   <w:num w:numId="77" w16cid:durableId="1392076817">
     <w:abstractNumId w:val="24"/>
@@ -32012,22 +32514,22 @@
     <w:abstractNumId w:val="25"/>
   </w:num>
   <w:num w:numId="79" w16cid:durableId="1408528616">
-    <w:abstractNumId w:val="68"/>
+    <w:abstractNumId w:val="69"/>
   </w:num>
   <w:num w:numId="80" w16cid:durableId="1705012468">
     <w:abstractNumId w:val="20"/>
   </w:num>
   <w:num w:numId="81" w16cid:durableId="2102411000">
-    <w:abstractNumId w:val="130"/>
+    <w:abstractNumId w:val="131"/>
   </w:num>
   <w:num w:numId="82" w16cid:durableId="825170266">
-    <w:abstractNumId w:val="71"/>
+    <w:abstractNumId w:val="72"/>
   </w:num>
   <w:num w:numId="83" w16cid:durableId="1181967512">
-    <w:abstractNumId w:val="123"/>
+    <w:abstractNumId w:val="124"/>
   </w:num>
   <w:num w:numId="84" w16cid:durableId="1295451658">
-    <w:abstractNumId w:val="110"/>
+    <w:abstractNumId w:val="111"/>
   </w:num>
   <w:num w:numId="85" w16cid:durableId="1714690150">
     <w:abstractNumId w:val="44"/>
@@ -32036,28 +32538,28 @@
     <w:abstractNumId w:val="33"/>
   </w:num>
   <w:num w:numId="87" w16cid:durableId="141511840">
-    <w:abstractNumId w:val="82"/>
+    <w:abstractNumId w:val="83"/>
   </w:num>
   <w:num w:numId="88" w16cid:durableId="678313922">
     <w:abstractNumId w:val="43"/>
   </w:num>
   <w:num w:numId="89" w16cid:durableId="532428392">
-    <w:abstractNumId w:val="131"/>
+    <w:abstractNumId w:val="132"/>
   </w:num>
   <w:num w:numId="90" w16cid:durableId="971131377">
-    <w:abstractNumId w:val="95"/>
+    <w:abstractNumId w:val="96"/>
   </w:num>
   <w:num w:numId="91" w16cid:durableId="125859356">
-    <w:abstractNumId w:val="121"/>
+    <w:abstractNumId w:val="122"/>
   </w:num>
   <w:num w:numId="92" w16cid:durableId="561327452">
-    <w:abstractNumId w:val="116"/>
+    <w:abstractNumId w:val="117"/>
   </w:num>
   <w:num w:numId="93" w16cid:durableId="2092850504">
-    <w:abstractNumId w:val="102"/>
+    <w:abstractNumId w:val="103"/>
   </w:num>
   <w:num w:numId="94" w16cid:durableId="1765030421">
-    <w:abstractNumId w:val="120"/>
+    <w:abstractNumId w:val="121"/>
   </w:num>
   <w:num w:numId="95" w16cid:durableId="1941714124">
     <w:abstractNumId w:val="40"/>
@@ -32078,7 +32580,7 @@
     <w:abstractNumId w:val="42"/>
   </w:num>
   <w:num w:numId="101" w16cid:durableId="1603538339">
-    <w:abstractNumId w:val="99"/>
+    <w:abstractNumId w:val="100"/>
   </w:num>
   <w:num w:numId="102" w16cid:durableId="564874542">
     <w:abstractNumId w:val="48"/>
@@ -32087,10 +32589,10 @@
     <w:abstractNumId w:val="1"/>
   </w:num>
   <w:num w:numId="104" w16cid:durableId="816410053">
-    <w:abstractNumId w:val="135"/>
+    <w:abstractNumId w:val="136"/>
   </w:num>
   <w:num w:numId="105" w16cid:durableId="1072628928">
-    <w:abstractNumId w:val="128"/>
+    <w:abstractNumId w:val="129"/>
   </w:num>
   <w:num w:numId="106" w16cid:durableId="760758214">
     <w:abstractNumId w:val="22"/>
@@ -32102,10 +32604,10 @@
     <w:abstractNumId w:val="11"/>
   </w:num>
   <w:num w:numId="109" w16cid:durableId="2043361959">
-    <w:abstractNumId w:val="83"/>
+    <w:abstractNumId w:val="84"/>
   </w:num>
   <w:num w:numId="110" w16cid:durableId="1387870943">
-    <w:abstractNumId w:val="88"/>
+    <w:abstractNumId w:val="89"/>
   </w:num>
   <w:num w:numId="111" w16cid:durableId="1354263905">
     <w:abstractNumId w:val="37"/>
@@ -32114,22 +32616,22 @@
     <w:abstractNumId w:val="9"/>
   </w:num>
   <w:num w:numId="113" w16cid:durableId="1566993602">
-    <w:abstractNumId w:val="111"/>
+    <w:abstractNumId w:val="112"/>
   </w:num>
   <w:num w:numId="114" w16cid:durableId="541747396">
-    <w:abstractNumId w:val="87"/>
+    <w:abstractNumId w:val="88"/>
   </w:num>
   <w:num w:numId="115" w16cid:durableId="1530989637">
     <w:abstractNumId w:val="45"/>
   </w:num>
   <w:num w:numId="116" w16cid:durableId="1701860239">
-    <w:abstractNumId w:val="124"/>
+    <w:abstractNumId w:val="125"/>
   </w:num>
   <w:num w:numId="117" w16cid:durableId="232276259">
-    <w:abstractNumId w:val="109"/>
+    <w:abstractNumId w:val="110"/>
   </w:num>
   <w:num w:numId="118" w16cid:durableId="365524050">
-    <w:abstractNumId w:val="81"/>
+    <w:abstractNumId w:val="82"/>
   </w:num>
   <w:num w:numId="119" w16cid:durableId="901990235">
     <w:abstractNumId w:val="57"/>
@@ -32138,52 +32640,55 @@
     <w:abstractNumId w:val="54"/>
   </w:num>
   <w:num w:numId="121" w16cid:durableId="1995331330">
+    <w:abstractNumId w:val="76"/>
+  </w:num>
+  <w:num w:numId="122" w16cid:durableId="151214577">
+    <w:abstractNumId w:val="98"/>
+  </w:num>
+  <w:num w:numId="123" w16cid:durableId="1711956719">
     <w:abstractNumId w:val="75"/>
   </w:num>
-  <w:num w:numId="122" w16cid:durableId="151214577">
-    <w:abstractNumId w:val="97"/>
-  </w:num>
-  <w:num w:numId="123" w16cid:durableId="1711956719">
-    <w:abstractNumId w:val="74"/>
-  </w:num>
   <w:num w:numId="124" w16cid:durableId="1167747242">
-    <w:abstractNumId w:val="122"/>
+    <w:abstractNumId w:val="123"/>
   </w:num>
   <w:num w:numId="125" w16cid:durableId="1140419754">
     <w:abstractNumId w:val="28"/>
   </w:num>
   <w:num w:numId="126" w16cid:durableId="2125735565">
-    <w:abstractNumId w:val="86"/>
+    <w:abstractNumId w:val="87"/>
   </w:num>
   <w:num w:numId="127" w16cid:durableId="1918858216">
     <w:abstractNumId w:val="39"/>
   </w:num>
   <w:num w:numId="128" w16cid:durableId="983896279">
-    <w:abstractNumId w:val="78"/>
+    <w:abstractNumId w:val="79"/>
   </w:num>
   <w:num w:numId="129" w16cid:durableId="1364214443">
-    <w:abstractNumId w:val="113"/>
+    <w:abstractNumId w:val="114"/>
   </w:num>
   <w:num w:numId="130" w16cid:durableId="2132311714">
-    <w:abstractNumId w:val="69"/>
+    <w:abstractNumId w:val="70"/>
   </w:num>
   <w:num w:numId="131" w16cid:durableId="1831361953">
+    <w:abstractNumId w:val="68"/>
+  </w:num>
+  <w:num w:numId="132" w16cid:durableId="1306281667">
+    <w:abstractNumId w:val="126"/>
+  </w:num>
+  <w:num w:numId="133" w16cid:durableId="278462885">
     <w:abstractNumId w:val="67"/>
   </w:num>
-  <w:num w:numId="132" w16cid:durableId="1306281667">
-    <w:abstractNumId w:val="125"/>
-  </w:num>
-  <w:num w:numId="133" w16cid:durableId="278462885">
-    <w:abstractNumId w:val="66"/>
-  </w:num>
   <w:num w:numId="134" w16cid:durableId="1188830054">
-    <w:abstractNumId w:val="70"/>
+    <w:abstractNumId w:val="71"/>
   </w:num>
   <w:num w:numId="135" w16cid:durableId="987591618">
     <w:abstractNumId w:val="32"/>
   </w:num>
   <w:num w:numId="136" w16cid:durableId="790707825">
-    <w:abstractNumId w:val="64"/>
+    <w:abstractNumId w:val="65"/>
+  </w:num>
+  <w:num w:numId="137" w16cid:durableId="502202982">
+    <w:abstractNumId w:val="58"/>
   </w:num>
 </w:numbering>
 </file>
